--- a/docs/eosc-basic-compliance-testsuite.docx
+++ b/docs/eosc-basic-compliance-testsuite.docx
@@ -23,7 +23,7 @@
         <w:pStyle w:val="Author"/>
       </w:pPr>
       <w:r>
-        <w:t xml:space="preserve">Clean clone, 25 September 2026 — documentation commit fc841cc, 329 test cases</w:t>
+        <w:t xml:space="preserve">Clean clone, 26 September 2026 — documentation commit 0cc33c2, 333 test cases</w:t>
       </w:r>
     </w:p>
     <w:p>
@@ -120,7 +120,25 @@
         <w:t xml:space="preserve">ada1b4a</w:t>
       </w:r>
       <w:r>
-        <w:t xml:space="preserve">):</w:t>
+        <w:t xml:space="preserve">). The test count was re-checked on 26 September 2026 against a</w:t>
+      </w:r>
+      <w:r>
+        <w:t xml:space="preserve"> </w:t>
+      </w:r>
+      <w:r>
+        <w:t xml:space="preserve">clean clone of commit</w:t>
+      </w:r>
+      <w:r>
+        <w:t xml:space="preserve"> </w:t>
+      </w:r>
+      <w:r>
+        <w:rPr>
+          <w:rStyle w:val="VerbatimChar"/>
+        </w:rPr>
+        <w:t xml:space="preserve">0cc33c2</w:t>
+      </w:r>
+      <w:r>
+        <w:t xml:space="preserve">, which added the command-line help tests:</w:t>
       </w:r>
       <w:r>
         <w:t xml:space="preserve"> </w:t>
@@ -130,16 +148,16 @@
           <w:b/>
           <w:bCs/>
         </w:rPr>
-        <w:t xml:space="preserve">329 test cases, all passing in CI</w:t>
-      </w:r>
-      <w:r>
-        <w:t xml:space="preserve">. No node website was</w:t>
-      </w:r>
-      <w:r>
-        <w:t xml:space="preserve"> </w:t>
-      </w:r>
-      <w:r>
-        <w:t xml:space="preserve">contacted to prepare this edition.</w:t>
+        <w:t xml:space="preserve">333 test cases, all passing in CI</w:t>
+      </w:r>
+      <w:r>
+        <w:t xml:space="preserve">. No node website was contacted to prepare</w:t>
+      </w:r>
+      <w:r>
+        <w:t xml:space="preserve"> </w:t>
+      </w:r>
+      <w:r>
+        <w:t xml:space="preserve">this edition.</w:t>
       </w:r>
     </w:p>
     <w:p>
@@ -242,7 +260,7 @@
         <w:t xml:space="preserve">Node Landing Page Verification Checklist v3.0</w:t>
       </w:r>
       <w:r>
-        <w:t xml:space="preserve">, with a pytest suite of 329 hermetic test cases that never touch a node's website, and at most two bounded hops of link following.</w:t>
+        <w:t xml:space="preserve">, with a pytest suite of 333 hermetic test cases that never touch a node's website, and at most two bounded hops of link following.</w:t>
       </w:r>
     </w:p>
     <w:p>
@@ -318,7 +336,7 @@
           <w:b/>
           <w:bCs/>
         </w:rPr>
-        <w:t xml:space="preserve">329 cases</w:t>
+        <w:t xml:space="preserve">333 cases</w:t>
       </w:r>
       <w:r>
         <w:t xml:space="preserve"> </w:t>
@@ -679,7 +697,7 @@
         <w:t xml:space="preserve"> </w:t>
       </w:r>
       <w:r>
-        <w:t xml:space="preserve">address on 25 September, and the published run was collected from the old one, so rebuilding it needs the old node list (section 5). The suite grew from 326 to 329 cases for these changes.</w:t>
+        <w:t xml:space="preserve">address on 25 September, and the published run was collected from the old one, so rebuilding it needs the old node list (section 5). The suite grew from 326 to 329 cases for these changes, and to 333 with four tests that keep the command-line help complete.</w:t>
       </w:r>
     </w:p>
     <w:p>
@@ -771,7 +789,7 @@
           <w:b/>
           <w:bCs/>
         </w:rPr>
-        <w:t xml:space="preserve">4,331 lines across seven modules</w:t>
+        <w:t xml:space="preserve">4,426 lines across seven modules</w:t>
       </w:r>
       <w:r>
         <w:t xml:space="preserve"> </w:t>
@@ -813,6 +831,21 @@
         <w:rPr>
           <w:rStyle w:val="VerbatimChar"/>
         </w:rPr>
+        <w:t xml:space="preserve">cli.py</w:t>
+      </w:r>
+      <w:r>
+        <w:t xml:space="preserve"> </w:t>
+      </w:r>
+      <w:r>
+        <w:t xml:space="preserve">784,</w:t>
+      </w:r>
+      <w:r>
+        <w:t xml:space="preserve"> </w:t>
+      </w:r>
+      <w:r>
+        <w:rPr>
+          <w:rStyle w:val="VerbatimChar"/>
+        </w:rPr>
         <w:t xml:space="preserve">fetch.py</w:t>
       </w:r>
       <w:r>
@@ -820,21 +853,6 @@
       </w:r>
       <w:r>
         <w:t xml:space="preserve">712,</w:t>
-      </w:r>
-      <w:r>
-        <w:t xml:space="preserve"> </w:t>
-      </w:r>
-      <w:r>
-        <w:rPr>
-          <w:rStyle w:val="VerbatimChar"/>
-        </w:rPr>
-        <w:t xml:space="preserve">cli.py</w:t>
-      </w:r>
-      <w:r>
-        <w:t xml:space="preserve"> </w:t>
-      </w:r>
-      <w:r>
-        <w:t xml:space="preserve">689,</w:t>
       </w:r>
       <w:r>
         <w:t xml:space="preserve"> </w:t>
@@ -889,7 +907,7 @@
           <w:b/>
           <w:bCs/>
         </w:rPr>
-        <w:t xml:space="preserve">3,298 lines of tests</w:t>
+        <w:t xml:space="preserve">3,344 lines of tests</w:t>
       </w:r>
       <w:r>
         <w:t xml:space="preserve">. Tests are now about three quarters the size of the code they exercise.</w:t>
@@ -1351,7 +1369,7 @@
           <w:b/>
           <w:bCs/>
         </w:rPr>
-        <w:t xml:space="preserve">267 test functions, expanding to 329 executed cases</w:t>
+        <w:t xml:space="preserve">271 test functions, expanding to 333 executed cases</w:t>
       </w:r>
       <w:r>
         <w:t xml:space="preserve"> </w:t>
@@ -1411,7 +1429,7 @@
         <w:t xml:space="preserve"> </w:t>
       </w:r>
       <w:r>
-        <w:t xml:space="preserve">pointed at an empty directory still yields 329 passed, while</w:t>
+        <w:t xml:space="preserve">pointed at an empty directory still yields 333 passed, while</w:t>
       </w:r>
       <w:r>
         <w:t xml:space="preserve"> </w:t>
@@ -1669,7 +1687,7 @@
               <w:pStyle w:val="Compact"/>
             </w:pPr>
             <w:r>
-              <w:t xml:space="preserve">44</w:t>
+              <w:t xml:space="preserve">48</w:t>
             </w:r>
           </w:p>
         </w:tc>
@@ -1692,7 +1710,22 @@
               <w:t xml:space="preserve">--skip</w:t>
             </w:r>
             <w:r>
-              <w:t xml:space="preserve">, command wiring</w:t>
+              <w:t xml:space="preserve">, command wiring, and that every option has help text, shared options are described alike, and</w:t>
+            </w:r>
+            <w:r>
+              <w:t xml:space="preserve"> </w:t>
+            </w:r>
+            <w:r>
+              <w:rPr>
+                <w:rStyle w:val="VerbatimChar"/>
+              </w:rPr>
+              <w:t xml:space="preserve">--help</w:t>
+            </w:r>
+            <w:r>
+              <w:t xml:space="preserve"> </w:t>
+            </w:r>
+            <w:r>
+              <w:t xml:space="preserve">lists the node ids</w:t>
             </w:r>
           </w:p>
         </w:tc>
@@ -1850,7 +1883,7 @@
                 <w:b/>
                 <w:bCs/>
               </w:rPr>
-              <w:t xml:space="preserve">329</w:t>
+              <w:t xml:space="preserve">333</w:t>
             </w:r>
           </w:p>
         </w:tc>
@@ -9531,7 +9564,7 @@
         <w:t xml:space="preserve"> </w:t>
       </w:r>
       <w:r>
-        <w:t xml:space="preserve">A green tick means "nothing objected", not "everything was verified". A suite that collects zero tests also passes. The test count in the CI log is the thing to read — it currently says "329 passed".</w:t>
+        <w:t xml:space="preserve">A green tick means "nothing objected", not "everything was verified". A suite that collects zero tests also passes. The test count in the CI log is the thing to read — it currently says "333 passed".</w:t>
       </w:r>
     </w:p>
     <w:bookmarkStart w:id="31" w:name="X9147ea61514241ec40f9866105a7361b2c3a349"/>
@@ -11852,7 +11885,7 @@
         <w:rPr>
           <w:rStyle w:val="CommentTok"/>
         </w:rPr>
-        <w:t xml:space="preserve"># 329 cases, ~5-6 s, no network, no browser</w:t>
+        <w:t xml:space="preserve"># 333 cases, ~5-6 s, no network, no browser</w:t>
       </w:r>
       <w:r>
         <w:br/>
@@ -13319,7 +13352,7 @@
         <w:rPr>
           <w:rStyle w:val="CommentTok"/>
         </w:rPr>
-        <w:t xml:space="preserve"># 6 - run the suite: 329 cases, ~5-6 s, no network, no browser</w:t>
+        <w:t xml:space="preserve"># 6 - run the suite: 333 cases, ~5-6 s, no network, no browser</w:t>
       </w:r>
       <w:r>
         <w:br/>
@@ -16803,7 +16836,19 @@
         </w:numPr>
       </w:pPr>
       <w:r>
-        <w:t xml:space="preserve">Test counts, line counts, runtimes, name-list results and command options in this document were measured on 25 September 2026 against a clean clone of the repository state it is committed with, not carried over from the previous edition</w:t>
+        <w:t xml:space="preserve">Test counts, line counts, runtimes, name-list results and command options in this document were measured on 25 September 2026 against a clean clone of the repository state it is committed with (the test count re-checked on 26 September at</w:t>
+      </w:r>
+      <w:r>
+        <w:t xml:space="preserve"> </w:t>
+      </w:r>
+      <w:r>
+        <w:rPr>
+          <w:rStyle w:val="VerbatimChar"/>
+        </w:rPr>
+        <w:t xml:space="preserve">0cc33c2</w:t>
+      </w:r>
+      <w:r>
+        <w:t xml:space="preserve">), not carried over from the previous edition</w:t>
       </w:r>
     </w:p>
     <w:bookmarkEnd w:id="48"/>

--- a/docs/eosc-basic-compliance-testsuite.docx
+++ b/docs/eosc-basic-compliance-testsuite.docx
@@ -23,7 +23,7 @@
         <w:pStyle w:val="Author"/>
       </w:pPr>
       <w:r>
-        <w:t xml:space="preserve">Clean clone, 26 September 2026 — documentation commit 0cc33c2, 333 test cases</w:t>
+        <w:t xml:space="preserve">Clean clone, 26 September 2026 — documentation commit 2326950, 339 test cases</w:t>
       </w:r>
     </w:p>
     <w:p>
@@ -75,7 +75,7 @@
         <w:t xml:space="preserve"> </w:t>
       </w:r>
       <w:r>
-        <w:t xml:space="preserve">9. Setting it up on macOS · 10. The published figures · Sources</w:t>
+        <w:t xml:space="preserve">9. Setting it up on macOS · 10. The published figures · 11. Worked examples · Sources</w:t>
       </w:r>
     </w:p>
     <w:p>
@@ -148,7 +148,7 @@
           <w:b/>
           <w:bCs/>
         </w:rPr>
-        <w:t xml:space="preserve">333 test cases, all passing in CI</w:t>
+        <w:t xml:space="preserve">339 test cases, all passing in CI</w:t>
       </w:r>
       <w:r>
         <w:t xml:space="preserve">. No node website was contacted to prepare</w:t>
@@ -260,7 +260,7 @@
         <w:t xml:space="preserve">Node Landing Page Verification Checklist v3.0</w:t>
       </w:r>
       <w:r>
-        <w:t xml:space="preserve">, with a pytest suite of 333 hermetic test cases that never touch a node's website, and at most two bounded hops of link following.</w:t>
+        <w:t xml:space="preserve">, with a pytest suite of 339 hermetic test cases that never touch a node's website, and at most two bounded hops of link following.</w:t>
       </w:r>
     </w:p>
     <w:p>
@@ -336,7 +336,7 @@
           <w:b/>
           <w:bCs/>
         </w:rPr>
-        <w:t xml:space="preserve">333 cases</w:t>
+        <w:t xml:space="preserve">339 cases</w:t>
       </w:r>
       <w:r>
         <w:t xml:space="preserve"> </w:t>
@@ -697,7 +697,7 @@
         <w:t xml:space="preserve"> </w:t>
       </w:r>
       <w:r>
-        <w:t xml:space="preserve">address on 25 September, and the published run was collected from the old one, so rebuilding it needs the old node list (section 5). The suite grew from 326 to 329 cases for these changes, and to 333 with four tests that keep the command-line help complete.</w:t>
+        <w:t xml:space="preserve">address on 25 September, and the published run was collected from the old one, so rebuilding it needs the old node list (section 5). The suite grew from 326 to 329 cases for these changes, to 333 with four tests that keep the command-line help complete, and to 339 with the tests for the URL-mismatch warning and for switching the default checklist revision (section 11).</w:t>
       </w:r>
     </w:p>
     <w:p>
@@ -789,7 +789,7 @@
           <w:b/>
           <w:bCs/>
         </w:rPr>
-        <w:t xml:space="preserve">4,426 lines across seven modules</w:t>
+        <w:t xml:space="preserve">4,498 lines across seven modules</w:t>
       </w:r>
       <w:r>
         <w:t xml:space="preserve"> </w:t>
@@ -822,7 +822,7 @@
         <w:t xml:space="preserve"> </w:t>
       </w:r>
       <w:r>
-        <w:t xml:space="preserve">982,</w:t>
+        <w:t xml:space="preserve">1019,</w:t>
       </w:r>
       <w:r>
         <w:t xml:space="preserve"> </w:t>
@@ -837,7 +837,7 @@
         <w:t xml:space="preserve"> </w:t>
       </w:r>
       <w:r>
-        <w:t xml:space="preserve">784,</w:t>
+        <w:t xml:space="preserve">819,</w:t>
       </w:r>
       <w:r>
         <w:t xml:space="preserve"> </w:t>
@@ -907,7 +907,7 @@
           <w:b/>
           <w:bCs/>
         </w:rPr>
-        <w:t xml:space="preserve">3,344 lines of tests</w:t>
+        <w:t xml:space="preserve">3,460 lines of tests</w:t>
       </w:r>
       <w:r>
         <w:t xml:space="preserve">. Tests are now about three quarters the size of the code they exercise.</w:t>
@@ -1369,13 +1369,13 @@
           <w:b/>
           <w:bCs/>
         </w:rPr>
-        <w:t xml:space="preserve">271 test functions, expanding to 333 executed cases</w:t>
-      </w:r>
-      <w:r>
-        <w:t xml:space="preserve"> </w:t>
-      </w:r>
-      <w:r>
-        <w:t xml:space="preserve">(twelve tests are parametrized).</w:t>
+        <w:t xml:space="preserve">277 test functions, expanding to 339 executed cases</w:t>
+      </w:r>
+      <w:r>
+        <w:t xml:space="preserve"> </w:t>
+      </w:r>
+      <w:r>
+        <w:t xml:space="preserve">(thirteen tests are parametrized).</w:t>
       </w:r>
       <w:r>
         <w:t xml:space="preserve"> </w:t>
@@ -1429,7 +1429,7 @@
         <w:t xml:space="preserve"> </w:t>
       </w:r>
       <w:r>
-        <w:t xml:space="preserve">pointed at an empty directory still yields 333 passed, while</w:t>
+        <w:t xml:space="preserve">pointed at an empty directory still yields 339 passed, while</w:t>
       </w:r>
       <w:r>
         <w:t xml:space="preserve"> </w:t>
@@ -1605,7 +1605,7 @@
               <w:pStyle w:val="Compact"/>
             </w:pPr>
             <w:r>
-              <w:t xml:space="preserve">35</w:t>
+              <w:t xml:space="preserve">36</w:t>
             </w:r>
           </w:p>
         </w:tc>
@@ -1687,7 +1687,7 @@
               <w:pStyle w:val="Compact"/>
             </w:pPr>
             <w:r>
-              <w:t xml:space="preserve">48</w:t>
+              <w:t xml:space="preserve">50</w:t>
             </w:r>
           </w:p>
         </w:tc>
@@ -1725,7 +1725,7 @@
               <w:t xml:space="preserve"> </w:t>
             </w:r>
             <w:r>
-              <w:t xml:space="preserve">lists the node ids</w:t>
+              <w:t xml:space="preserve">lists the node ids; that evidence from a URL other than the configured one is flagged in every report</w:t>
             </w:r>
           </w:p>
         </w:tc>
@@ -1755,18 +1755,33 @@
               <w:pStyle w:val="Compact"/>
             </w:pPr>
             <w:r>
-              <w:t xml:space="preserve">12</w:t>
-            </w:r>
-          </w:p>
-        </w:tc>
-        <w:tc>
-          <w:tcPr/>
-          <w:p>
-            <w:pPr>
-              <w:pStyle w:val="Compact"/>
-            </w:pPr>
-            <w:r>
-              <w:t xml:space="preserve">Provenance of the checklist: source document hash, point-to-rule mapping, version/filename convention</w:t>
+              <w:t xml:space="preserve">15</w:t>
+            </w:r>
+          </w:p>
+        </w:tc>
+        <w:tc>
+          <w:tcPr/>
+          <w:p>
+            <w:pPr>
+              <w:pStyle w:val="Compact"/>
+            </w:pPr>
+            <w:r>
+              <w:t xml:space="preserve">Provenance of the checklist: source document hash for every committed revision, point-to-rule mapping, version/filename convention, and that the default revision is one line that</w:t>
+            </w:r>
+            <w:r>
+              <w:t xml:space="preserve"> </w:t>
+            </w:r>
+            <w:r>
+              <w:rPr>
+                <w:rStyle w:val="VerbatimChar"/>
+              </w:rPr>
+              <w:t xml:space="preserve">--help</w:t>
+            </w:r>
+            <w:r>
+              <w:t xml:space="preserve"> </w:t>
+            </w:r>
+            <w:r>
+              <w:t xml:space="preserve">follows</w:t>
             </w:r>
           </w:p>
         </w:tc>
@@ -1883,7 +1898,7 @@
                 <w:b/>
                 <w:bCs/>
               </w:rPr>
-              <w:t xml:space="preserve">333</w:t>
+              <w:t xml:space="preserve">339</w:t>
             </w:r>
           </w:p>
         </w:tc>
@@ -4698,7 +4713,92 @@
         <w:t xml:space="preserve"> </w:t>
       </w:r>
       <w:r>
-        <w:t xml:space="preserve">now would head BBMRI-ERIC's row with the new address above verdicts taken from the old page. Until the published run is replaced by a new reviewed one, rebuild it with the node list it was collected with. This reproduces the committed</w:t>
+        <w:t xml:space="preserve">now heads BBMRI-ERIC's row with the new address above verdicts taken from the old page. It says so: it compares the configured URL with the</w:t>
+      </w:r>
+      <w:r>
+        <w:t xml:space="preserve"> </w:t>
+      </w:r>
+      <w:r>
+        <w:rPr>
+          <w:rStyle w:val="VerbatimChar"/>
+        </w:rPr>
+        <w:t xml:space="preserve">requested_url</w:t>
+      </w:r>
+      <w:r>
+        <w:t xml:space="preserve"> </w:t>
+      </w:r>
+      <w:r>
+        <w:t xml:space="preserve">in the evidence, prints a warning, puts an</w:t>
+      </w:r>
+      <w:r>
+        <w:t xml:space="preserve"> </w:t>
+      </w:r>
+      <w:r>
+        <w:rPr>
+          <w:b/>
+          <w:bCs/>
+        </w:rPr>
+        <w:t xml:space="preserve">Evidence from a different URL</w:t>
+      </w:r>
+      <w:r>
+        <w:t xml:space="preserve"> </w:t>
+      </w:r>
+      <w:r>
+        <w:t xml:space="preserve">banner in</w:t>
+      </w:r>
+      <w:r>
+        <w:t xml:space="preserve"> </w:t>
+      </w:r>
+      <w:r>
+        <w:rPr>
+          <w:rStyle w:val="VerbatimChar"/>
+        </w:rPr>
+        <w:t xml:space="preserve">results.md</w:t>
+      </w:r>
+      <w:r>
+        <w:t xml:space="preserve"> </w:t>
+      </w:r>
+      <w:r>
+        <w:t xml:space="preserve">and</w:t>
+      </w:r>
+      <w:r>
+        <w:t xml:space="preserve"> </w:t>
+      </w:r>
+      <w:r>
+        <w:rPr>
+          <w:rStyle w:val="VerbatimChar"/>
+        </w:rPr>
+        <w:t xml:space="preserve">index.html</w:t>
+      </w:r>
+      <w:r>
+        <w:t xml:space="preserve">, and records the pair under</w:t>
+      </w:r>
+      <w:r>
+        <w:t xml:space="preserve"> </w:t>
+      </w:r>
+      <w:r>
+        <w:rPr>
+          <w:rStyle w:val="VerbatimChar"/>
+        </w:rPr>
+        <w:t xml:space="preserve">url_mismatch</w:t>
+      </w:r>
+      <w:r>
+        <w:t xml:space="preserve"> </w:t>
+      </w:r>
+      <w:r>
+        <w:t xml:space="preserve">in</w:t>
+      </w:r>
+      <w:r>
+        <w:t xml:space="preserve"> </w:t>
+      </w:r>
+      <w:r>
+        <w:rPr>
+          <w:rStyle w:val="VerbatimChar"/>
+        </w:rPr>
+        <w:t xml:space="preserve">results.json</w:t>
+      </w:r>
+      <w:r>
+        <w:t xml:space="preserve">. Until the published run is replaced by a new reviewed one, rebuild it with the node list it was collected with. That gives no warning, and reproduces the committed</w:t>
       </w:r>
       <w:r>
         <w:t xml:space="preserve"> </w:t>
@@ -4887,7 +4987,7 @@
         <w:t xml:space="preserve"> </w:t>
       </w:r>
       <w:r>
-        <w:t xml:space="preserve">does and does not mean.</w:t>
+        <w:t xml:space="preserve">does and does not mean. The step-by-step procedure for a URL change, through to new published results, is example 2 in section 11.</w:t>
       </w:r>
     </w:p>
     <w:bookmarkEnd w:id="18"/>
@@ -5333,7 +5433,7 @@
         <w:t xml:space="preserve"> </w:t>
       </w:r>
       <w:r>
-        <w:t xml:space="preserve">rewrites it.</w:t>
+        <w:t xml:space="preserve">rewrites it. Example 1 in section 11 goes from these edits to a published run that includes the new node.</w:t>
       </w:r>
     </w:p>
     <w:bookmarkEnd w:id="19"/>
@@ -8032,7 +8132,22 @@
         <w:t xml:space="preserve"> </w:t>
       </w:r>
       <w:r>
-        <w:t xml:space="preserve">is data, not code, and it is the one place the reference checklist is configured. It is selected with</w:t>
+        <w:t xml:space="preserve">is data, not code, and it is the one place the reference checklist is configured. The tool never downloads the checklist document, so there is no URL to change when it is revised: the document is committed next to the YAML. One line in</w:t>
+      </w:r>
+      <w:r>
+        <w:t xml:space="preserve"> </w:t>
+      </w:r>
+      <w:r>
+        <w:rPr>
+          <w:rStyle w:val="VerbatimChar"/>
+        </w:rPr>
+        <w:t xml:space="preserve">src/basic_check/cli.py</w:t>
+      </w:r>
+      <w:r>
+        <w:t xml:space="preserve"> </w:t>
+      </w:r>
+      <w:r>
+        <w:t xml:space="preserve">selects the default revision, and</w:t>
       </w:r>
       <w:r>
         <w:t xml:space="preserve"> </w:t>
@@ -8101,7 +8216,113 @@
         <w:t xml:space="preserve">points</w:t>
       </w:r>
       <w:r>
-        <w:t xml:space="preserve">. Nothing else in the codebase hardcodes a path to it.</w:t>
+        <w:t xml:space="preserve"> </w:t>
+      </w:r>
+      <w:r>
+        <w:t xml:space="preserve">overrides it for one run:</w:t>
+      </w:r>
+    </w:p>
+    <w:p>
+      <w:pPr>
+        <w:pStyle w:val="SourceCode"/>
+      </w:pPr>
+      <w:r>
+        <w:rPr>
+          <w:rStyle w:val="NormalTok"/>
+        </w:rPr>
+        <w:t xml:space="preserve">DEFAULT_CHECKLIST </w:t>
+      </w:r>
+      <w:r>
+        <w:rPr>
+          <w:rStyle w:val="OperatorTok"/>
+        </w:rPr>
+        <w:t xml:space="preserve">=</w:t>
+      </w:r>
+      <w:r>
+        <w:rPr>
+          <w:rStyle w:val="NormalTok"/>
+        </w:rPr>
+        <w:t xml:space="preserve"> ROOT </w:t>
+      </w:r>
+      <w:r>
+        <w:rPr>
+          <w:rStyle w:val="OperatorTok"/>
+        </w:rPr>
+        <w:t xml:space="preserve">/</w:t>
+      </w:r>
+      <w:r>
+        <w:rPr>
+          <w:rStyle w:val="NormalTok"/>
+        </w:rPr>
+        <w:t xml:space="preserve"> </w:t>
+      </w:r>
+      <w:r>
+        <w:rPr>
+          <w:rStyle w:val="StringTok"/>
+        </w:rPr>
+        <w:t xml:space="preserve">"checklist"</w:t>
+      </w:r>
+      <w:r>
+        <w:rPr>
+          <w:rStyle w:val="NormalTok"/>
+        </w:rPr>
+        <w:t xml:space="preserve"> </w:t>
+      </w:r>
+      <w:r>
+        <w:rPr>
+          <w:rStyle w:val="OperatorTok"/>
+        </w:rPr>
+        <w:t xml:space="preserve">/</w:t>
+      </w:r>
+      <w:r>
+        <w:rPr>
+          <w:rStyle w:val="NormalTok"/>
+        </w:rPr>
+        <w:t xml:space="preserve"> </w:t>
+      </w:r>
+      <w:r>
+        <w:rPr>
+          <w:rStyle w:val="StringTok"/>
+        </w:rPr>
+        <w:t xml:space="preserve">"v3.0.yaml"</w:t>
+      </w:r>
+    </w:p>
+    <w:p>
+      <w:pPr>
+        <w:pStyle w:val="FirstParagraph"/>
+      </w:pPr>
+      <w:r>
+        <w:t xml:space="preserve">Nothing else in the codebase names the file. The help texts, the name of the generated</w:t>
+      </w:r>
+      <w:r>
+        <w:t xml:space="preserve"> </w:t>
+      </w:r>
+      <w:r>
+        <w:rPr>
+          <w:rStyle w:val="VerbatimChar"/>
+        </w:rPr>
+        <w:t xml:space="preserve">checklist-v3.0.html</w:t>
+      </w:r>
+      <w:r>
+        <w:t xml:space="preserve"> </w:t>
+      </w:r>
+      <w:r>
+        <w:t xml:space="preserve">and the tests in</w:t>
+      </w:r>
+      <w:r>
+        <w:t xml:space="preserve"> </w:t>
+      </w:r>
+      <w:r>
+        <w:rPr>
+          <w:rStyle w:val="VerbatimChar"/>
+        </w:rPr>
+        <w:t xml:space="preserve">test_checklist.py</w:t>
+      </w:r>
+      <w:r>
+        <w:t xml:space="preserve"> </w:t>
+      </w:r>
+      <w:r>
+        <w:t xml:space="preserve">all derive from that line.</w:t>
       </w:r>
     </w:p>
     <w:p>
@@ -8701,6 +8922,12 @@
         <w:br/>
       </w:r>
       <w:r>
+        <w:rPr>
+          <w:rStyle w:val="CommentTok"/>
+        </w:rPr>
+        <w:t xml:space="preserve"># 5 - try it offline against the saved evidence, before switching</w:t>
+      </w:r>
+      <w:r>
         <w:br/>
       </w:r>
       <w:r>
@@ -8713,6 +8940,72 @@
         <w:rPr>
           <w:rStyle w:val="NormalTok"/>
         </w:rPr>
+        <w:t xml:space="preserve"> run basic-check assess </w:t>
+      </w:r>
+      <w:r>
+        <w:rPr>
+          <w:rStyle w:val="AttributeTok"/>
+        </w:rPr>
+        <w:t xml:space="preserve">-c</w:t>
+      </w:r>
+      <w:r>
+        <w:rPr>
+          <w:rStyle w:val="NormalTok"/>
+        </w:rPr>
+        <w:t xml:space="preserve"> checklist/v3.1.yaml </w:t>
+      </w:r>
+      <w:r>
+        <w:rPr>
+          <w:rStyle w:val="AttributeTok"/>
+        </w:rPr>
+        <w:t xml:space="preserve">--results</w:t>
+      </w:r>
+      <w:r>
+        <w:rPr>
+          <w:rStyle w:val="NormalTok"/>
+        </w:rPr>
+        <w:t xml:space="preserve"> /tmp/v31   </w:t>
+      </w:r>
+      <w:r>
+        <w:rPr>
+          <w:rStyle w:val="CommentTok"/>
+        </w:rPr>
+        <w:t xml:space="preserve"># after copying results/evidence there</w:t>
+      </w:r>
+      <w:r>
+        <w:br/>
+      </w:r>
+      <w:r>
+        <w:rPr>
+          <w:rStyle w:val="CommentTok"/>
+        </w:rPr>
+        <w:t xml:space="preserve"># 6 - make it the default: in src/basic_check/cli.py</w:t>
+      </w:r>
+      <w:r>
+        <w:br/>
+      </w:r>
+      <w:r>
+        <w:rPr>
+          <w:rStyle w:val="CommentTok"/>
+        </w:rPr>
+        <w:t xml:space="preserve">#     DEFAULT_CHECKLIST = ROOT / "checklist" / "v3.1.yaml"</w:t>
+      </w:r>
+      <w:r>
+        <w:br/>
+      </w:r>
+      <w:r>
+        <w:br/>
+      </w:r>
+      <w:r>
+        <w:rPr>
+          <w:rStyle w:val="ExtensionTok"/>
+        </w:rPr>
+        <w:t xml:space="preserve">uv</w:t>
+      </w:r>
+      <w:r>
+        <w:rPr>
+          <w:rStyle w:val="NormalTok"/>
+        </w:rPr>
         <w:t xml:space="preserve"> run pytest </w:t>
       </w:r>
       <w:r>
@@ -8752,13 +9045,19 @@
         <w:rPr>
           <w:rStyle w:val="AttributeTok"/>
         </w:rPr>
-        <w:t xml:space="preserve">-c</w:t>
+        <w:t xml:space="preserve">--results</w:t>
       </w:r>
       <w:r>
         <w:rPr>
           <w:rStyle w:val="NormalTok"/>
         </w:rPr>
-        <w:t xml:space="preserve"> checklist/v3.1.yaml</w:t>
+        <w:t xml:space="preserve"> /tmp/new-run    </w:t>
+      </w:r>
+      <w:r>
+        <w:rPr>
+          <w:rStyle w:val="CommentTok"/>
+        </w:rPr>
+        <w:t xml:space="preserve"># then review and publish</w:t>
       </w:r>
     </w:p>
     <w:p>
@@ -8766,7 +9065,19 @@
         <w:pStyle w:val="FirstParagraph"/>
       </w:pPr>
       <w:r>
-        <w:t xml:space="preserve">Step 4 is the one the tooling cannot do for you. The tests confirm that the checklist and the code agree about</w:t>
+        <w:t xml:space="preserve">Example 3 in section 11 gives every command, including publication and the removal of the old</w:t>
+      </w:r>
+      <w:r>
+        <w:t xml:space="preserve"> </w:t>
+      </w:r>
+      <w:r>
+        <w:rPr>
+          <w:rStyle w:val="VerbatimChar"/>
+        </w:rPr>
+        <w:t xml:space="preserve">results/checklist-v3.0.html</w:t>
+      </w:r>
+      <w:r>
+        <w:t xml:space="preserve">. Step 4 is the one the tooling cannot do for you. The tests confirm that the checklist and the code agree about</w:t>
       </w:r>
       <w:r>
         <w:t xml:space="preserve"> </w:t>
@@ -9564,7 +9875,7 @@
         <w:t xml:space="preserve"> </w:t>
       </w:r>
       <w:r>
-        <w:t xml:space="preserve">A green tick means "nothing objected", not "everything was verified". A suite that collects zero tests also passes. The test count in the CI log is the thing to read — it currently says "333 passed".</w:t>
+        <w:t xml:space="preserve">A green tick means "nothing objected", not "everything was verified". A suite that collects zero tests also passes. The test count in the CI log is the thing to read — it currently says "339 passed".</w:t>
       </w:r>
     </w:p>
     <w:bookmarkStart w:id="31" w:name="X9147ea61514241ec40f9866105a7361b2c3a349"/>
@@ -10636,7 +10947,7 @@
     </w:p>
     <w:bookmarkEnd w:id="31"/>
     <w:bookmarkEnd w:id="32"/>
-    <w:bookmarkStart w:id="35" w:name="tests-that-exist-because-of-real-defects"/>
+    <w:bookmarkStart w:id="36" w:name="tests-that-exist-because-of-real-defects"/>
     <w:p>
       <w:pPr>
         <w:pStyle w:val="Heading2"/>
@@ -11229,7 +11540,196 @@
       </w:r>
     </w:p>
     <w:bookmarkEnd w:id="33"/>
-    <w:bookmarkStart w:id="34" w:name="X19a7f1404bc71bb349c89973e8e9f2f70bc58ed"/>
+    <w:bookmarkStart w:id="34" w:name="Xfb9c52fe2570cea8341c5691288515399f40c9d"/>
+    <w:p>
+      <w:pPr>
+        <w:pStyle w:val="Heading3"/>
+      </w:pPr>
+      <w:r>
+        <w:t xml:space="preserve">A URL change relabelled old evidence, silently — fixed on 26 September 2026</w:t>
+      </w:r>
+    </w:p>
+    <w:p>
+      <w:pPr>
+        <w:pStyle w:val="FirstParagraph"/>
+      </w:pPr>
+      <w:r>
+        <w:rPr>
+          <w:rStyle w:val="VerbatimChar"/>
+        </w:rPr>
+        <w:t xml:space="preserve">assess</w:t>
+      </w:r>
+      <w:r>
+        <w:t xml:space="preserve"> </w:t>
+      </w:r>
+      <w:r>
+        <w:t xml:space="preserve">heads each row with the URL in</w:t>
+      </w:r>
+      <w:r>
+        <w:t xml:space="preserve"> </w:t>
+      </w:r>
+      <w:r>
+        <w:rPr>
+          <w:rStyle w:val="VerbatimChar"/>
+        </w:rPr>
+        <w:t xml:space="preserve">nodes.yaml</w:t>
+      </w:r>
+      <w:r>
+        <w:t xml:space="preserve"> </w:t>
+      </w:r>
+      <w:r>
+        <w:t xml:space="preserve">and takes the verdicts from the evidence on disk. After BBMRI-ERIC's URL changed on 25 September, a bare</w:t>
+      </w:r>
+      <w:r>
+        <w:t xml:space="preserve"> </w:t>
+      </w:r>
+      <w:r>
+        <w:rPr>
+          <w:rStyle w:val="VerbatimChar"/>
+        </w:rPr>
+        <w:t xml:space="preserve">assess</w:t>
+      </w:r>
+      <w:r>
+        <w:t xml:space="preserve"> </w:t>
+      </w:r>
+      <w:r>
+        <w:t xml:space="preserve">would have printed the new</w:t>
+      </w:r>
+      <w:r>
+        <w:t xml:space="preserve"> </w:t>
+      </w:r>
+      <w:r>
+        <w:rPr>
+          <w:rStyle w:val="VerbatimChar"/>
+        </w:rPr>
+        <w:t xml:space="preserve">dev3.</w:t>
+      </w:r>
+      <w:r>
+        <w:t xml:space="preserve"> </w:t>
+      </w:r>
+      <w:r>
+        <w:t xml:space="preserve">address above verdicts about the old page, and nothing in the output said so. The address really fetched was only in the evidence file.</w:t>
+      </w:r>
+    </w:p>
+    <w:p>
+      <w:pPr>
+        <w:pStyle w:val="BodyText"/>
+      </w:pPr>
+      <w:r>
+        <w:rPr>
+          <w:rStyle w:val="VerbatimChar"/>
+        </w:rPr>
+        <w:t xml:space="preserve">assess</w:t>
+      </w:r>
+      <w:r>
+        <w:t xml:space="preserve"> </w:t>
+      </w:r>
+      <w:r>
+        <w:t xml:space="preserve">now compares each node's configured URL with the</w:t>
+      </w:r>
+      <w:r>
+        <w:t xml:space="preserve"> </w:t>
+      </w:r>
+      <w:r>
+        <w:rPr>
+          <w:rStyle w:val="VerbatimChar"/>
+        </w:rPr>
+        <w:t xml:space="preserve">requested_url</w:t>
+      </w:r>
+      <w:r>
+        <w:t xml:space="preserve"> </w:t>
+      </w:r>
+      <w:r>
+        <w:t xml:space="preserve">its evidence records. A difference produces a warning on the terminal, an</w:t>
+      </w:r>
+      <w:r>
+        <w:t xml:space="preserve"> </w:t>
+      </w:r>
+      <w:r>
+        <w:rPr>
+          <w:b/>
+          <w:bCs/>
+        </w:rPr>
+        <w:t xml:space="preserve">Evidence from a different URL</w:t>
+      </w:r>
+      <w:r>
+        <w:t xml:space="preserve"> </w:t>
+      </w:r>
+      <w:r>
+        <w:t xml:space="preserve">banner in</w:t>
+      </w:r>
+      <w:r>
+        <w:t xml:space="preserve"> </w:t>
+      </w:r>
+      <w:r>
+        <w:rPr>
+          <w:rStyle w:val="VerbatimChar"/>
+        </w:rPr>
+        <w:t xml:space="preserve">results.md</w:t>
+      </w:r>
+      <w:r>
+        <w:t xml:space="preserve"> </w:t>
+      </w:r>
+      <w:r>
+        <w:t xml:space="preserve">and</w:t>
+      </w:r>
+      <w:r>
+        <w:t xml:space="preserve"> </w:t>
+      </w:r>
+      <w:r>
+        <w:rPr>
+          <w:rStyle w:val="VerbatimChar"/>
+        </w:rPr>
+        <w:t xml:space="preserve">index.html</w:t>
+      </w:r>
+      <w:r>
+        <w:t xml:space="preserve">, and a</w:t>
+      </w:r>
+      <w:r>
+        <w:t xml:space="preserve"> </w:t>
+      </w:r>
+      <w:r>
+        <w:rPr>
+          <w:rStyle w:val="VerbatimChar"/>
+        </w:rPr>
+        <w:t xml:space="preserve">url_mismatch</w:t>
+      </w:r>
+      <w:r>
+        <w:t xml:space="preserve"> </w:t>
+      </w:r>
+      <w:r>
+        <w:t xml:space="preserve">list in</w:t>
+      </w:r>
+      <w:r>
+        <w:t xml:space="preserve"> </w:t>
+      </w:r>
+      <w:r>
+        <w:rPr>
+          <w:rStyle w:val="VerbatimChar"/>
+        </w:rPr>
+        <w:t xml:space="preserve">results.json</w:t>
+      </w:r>
+      <w:r>
+        <w:t xml:space="preserve">. Two tests in</w:t>
+      </w:r>
+      <w:r>
+        <w:t xml:space="preserve"> </w:t>
+      </w:r>
+      <w:r>
+        <w:rPr>
+          <w:rStyle w:val="VerbatimChar"/>
+        </w:rPr>
+        <w:t xml:space="preserve">test_cli.py</w:t>
+      </w:r>
+      <w:r>
+        <w:t xml:space="preserve"> </w:t>
+      </w:r>
+      <w:r>
+        <w:t xml:space="preserve">pin both directions: a changed URL is flagged in all three places, and the published run rebuilt with the node list it was collected with gains no banner and no new key. The exit code is unchanged, because the table is complete. Example 2 in section 11 shows how to clear the warning.</w:t>
+      </w:r>
+    </w:p>
+    <w:bookmarkEnd w:id="34"/>
+    <w:bookmarkStart w:id="35" w:name="X19a7f1404bc71bb349c89973e8e9f2f70bc58ed"/>
     <w:p>
       <w:pPr>
         <w:pStyle w:val="Heading3"/>
@@ -11695,9 +12195,9 @@
         </w:pict>
       </w:r>
     </w:p>
-    <w:bookmarkEnd w:id="34"/>
     <w:bookmarkEnd w:id="35"/>
-    <w:bookmarkStart w:id="36" w:name="running-it"/>
+    <w:bookmarkEnd w:id="36"/>
+    <w:bookmarkStart w:id="37" w:name="running-it"/>
     <w:p>
       <w:pPr>
         <w:pStyle w:val="Heading2"/>
@@ -11885,7 +12385,7 @@
         <w:rPr>
           <w:rStyle w:val="CommentTok"/>
         </w:rPr>
-        <w:t xml:space="preserve"># 333 cases, ~5-6 s, no network, no browser</w:t>
+        <w:t xml:space="preserve"># 339 cases, ~5-6 s, no network, no browser</w:t>
       </w:r>
       <w:r>
         <w:br/>
@@ -12636,8 +13136,8 @@
         </w:pict>
       </w:r>
     </w:p>
-    <w:bookmarkEnd w:id="36"/>
-    <w:bookmarkStart w:id="39" w:name="setting-it-up-on-macos"/>
+    <w:bookmarkEnd w:id="37"/>
+    <w:bookmarkStart w:id="40" w:name="setting-it-up-on-macos"/>
     <w:p>
       <w:pPr>
         <w:pStyle w:val="Heading2"/>
@@ -13024,7 +13524,7 @@
         <w:t xml:space="preserve">step, which visits real node pages. If you only want to run the suite, skip it — exactly as the CI job does, which never installs a browser.</w:t>
       </w:r>
     </w:p>
-    <w:bookmarkStart w:id="37" w:name="the-exact-command-sequence"/>
+    <w:bookmarkStart w:id="38" w:name="the-exact-command-sequence"/>
     <w:p>
       <w:pPr>
         <w:pStyle w:val="Heading3"/>
@@ -13352,7 +13852,7 @@
         <w:rPr>
           <w:rStyle w:val="CommentTok"/>
         </w:rPr>
-        <w:t xml:space="preserve"># 6 - run the suite: 333 cases, ~5-6 s, no network, no browser</w:t>
+        <w:t xml:space="preserve"># 6 - run the suite: 339 cases, ~5-6 s, no network, no browser</w:t>
       </w:r>
       <w:r>
         <w:br/>
@@ -13533,8 +14033,8 @@
         <w:t xml:space="preserve"> results/index.html</w:t>
       </w:r>
     </w:p>
-    <w:bookmarkEnd w:id="37"/>
-    <w:bookmarkStart w:id="38" w:name="X74aedf24cc00c314e220a528a1fbac73ef23aad"/>
+    <w:bookmarkEnd w:id="38"/>
+    <w:bookmarkStart w:id="39" w:name="X74aedf24cc00c314e220a528a1fbac73ef23aad"/>
     <w:p>
       <w:pPr>
         <w:pStyle w:val="Heading3"/>
@@ -13822,9 +14322,9 @@
         </w:pict>
       </w:r>
     </w:p>
-    <w:bookmarkEnd w:id="38"/>
     <w:bookmarkEnd w:id="39"/>
-    <w:bookmarkStart w:id="45" w:name="the-published-figures"/>
+    <w:bookmarkEnd w:id="40"/>
+    <w:bookmarkStart w:id="46" w:name="the-published-figures"/>
     <w:p>
       <w:pPr>
         <w:pStyle w:val="Heading2"/>
@@ -13833,7 +14333,7 @@
         <w:t xml:space="preserve">10. The published figures</w:t>
       </w:r>
     </w:p>
-    <w:bookmarkStart w:id="40" w:name="current-run-24-september-2026"/>
+    <w:bookmarkStart w:id="41" w:name="current-run-24-september-2026"/>
     <w:p>
       <w:pPr>
         <w:pStyle w:val="Heading3"/>
@@ -14350,8 +14850,8 @@
         <w:t xml:space="preserve">finds none of the twelve, because every one of the five writes the name with a different separator from the official list.</w:t>
       </w:r>
     </w:p>
-    <w:bookmarkEnd w:id="40"/>
-    <w:bookmarkStart w:id="41" w:name="since-the-published-run"/>
+    <w:bookmarkEnd w:id="41"/>
+    <w:bookmarkStart w:id="42" w:name="since-the-published-run"/>
     <w:p>
       <w:pPr>
         <w:pStyle w:val="Heading3"/>
@@ -14447,8 +14947,8 @@
         <w:t xml:space="preserve">GÉANT answered HTTP 403 with the Cloudflare challenge again, and its decided cells moved to review, as on 21 September.</w:t>
       </w:r>
     </w:p>
-    <w:bookmarkEnd w:id="41"/>
-    <w:bookmarkStart w:id="42" w:name="point-6-and-5b5c-after-the-review"/>
+    <w:bookmarkEnd w:id="42"/>
+    <w:bookmarkStart w:id="43" w:name="point-6-and-5b5c-after-the-review"/>
     <w:p>
       <w:pPr>
         <w:pStyle w:val="Heading3"/>
@@ -14923,8 +15423,8 @@
         <w:t xml:space="preserve">. It was revised to "met" on this evidence.</w:t>
       </w:r>
     </w:p>
-    <w:bookmarkEnd w:id="42"/>
-    <w:bookmarkStart w:id="43" w:name="previous-run-21-september-2026"/>
+    <w:bookmarkEnd w:id="43"/>
+    <w:bookmarkStart w:id="44" w:name="previous-run-21-september-2026"/>
     <w:p>
       <w:pPr>
         <w:pStyle w:val="Heading3"/>
@@ -16184,8 +16684,8 @@
         </w:tc>
       </w:tr>
     </w:tbl>
-    <w:bookmarkEnd w:id="43"/>
-    <w:bookmarkStart w:id="44" w:name="Xe6edc575ba7b23d729b3729d56dd235c2fb2a27"/>
+    <w:bookmarkEnd w:id="44"/>
+    <w:bookmarkStart w:id="45" w:name="Xe6edc575ba7b23d729b3729d56dd235c2fb2a27"/>
     <w:p>
       <w:pPr>
         <w:pStyle w:val="Heading3"/>
@@ -16561,22 +17061,64 @@
         <w:t xml:space="preserve">for all twelve of its nodes, for the same reason.</w:t>
       </w:r>
     </w:p>
-    <w:p>
-      <w:r>
-        <w:pict>
-          <v:rect style="width:0;height:1.5pt" o:hralign="center" o:hrstd="t" o:hr="t"/>
-        </w:pict>
-      </w:r>
-    </w:p>
-    <w:bookmarkEnd w:id="44"/>
     <w:bookmarkEnd w:id="45"/>
-    <w:bookmarkStart w:id="48" w:name="sources"/>
+    <w:bookmarkEnd w:id="46"/>
+    <w:bookmarkStart w:id="51" w:name="worked-examples"/>
     <w:p>
       <w:pPr>
         <w:pStyle w:val="Heading2"/>
       </w:pPr>
       <w:r>
-        <w:t xml:space="preserve">Sources</w:t>
+        <w:t xml:space="preserve">11. Worked examples</w:t>
+      </w:r>
+    </w:p>
+    <w:p>
+      <w:pPr>
+        <w:pStyle w:val="FirstParagraph"/>
+      </w:pPr>
+      <w:r>
+        <w:t xml:space="preserve">Three step-by-step procedures, one for each change that comes up most often:</w:t>
+      </w:r>
+      <w:r>
+        <w:t xml:space="preserve"> </w:t>
+      </w:r>
+      <w:r>
+        <w:t xml:space="preserve">adding a node, changing a node's URL, and adopting a new revision of the</w:t>
+      </w:r>
+      <w:r>
+        <w:t xml:space="preserve"> </w:t>
+      </w:r>
+      <w:r>
+        <w:t xml:space="preserve">checklist. Each lists which files to edit, the exact commands, and how to put</w:t>
+      </w:r>
+      <w:r>
+        <w:t xml:space="preserve"> </w:t>
+      </w:r>
+      <w:r>
+        <w:t xml:space="preserve">the result into the published</w:t>
+      </w:r>
+      <w:r>
+        <w:t xml:space="preserve"> </w:t>
+      </w:r>
+      <w:r>
+        <w:rPr>
+          <w:rStyle w:val="VerbatimChar"/>
+        </w:rPr>
+        <w:t xml:space="preserve">results/</w:t>
+      </w:r>
+      <w:r>
+        <w:t xml:space="preserve"> </w:t>
+      </w:r>
+      <w:r>
+        <w:t xml:space="preserve">directory.</w:t>
+      </w:r>
+    </w:p>
+    <w:p>
+      <w:pPr>
+        <w:pStyle w:val="BodyText"/>
+      </w:pPr>
+      <w:r>
+        <w:t xml:space="preserve">Four rules apply to all three:</w:t>
       </w:r>
     </w:p>
     <w:p>
@@ -16588,50 +17130,44 @@
         </w:numPr>
       </w:pPr>
       <w:r>
-        <w:t xml:space="preserve">Checklist:</w:t>
-      </w:r>
-      <w:r>
-        <w:t xml:space="preserve"> </w:t>
-      </w:r>
-      <w:r>
-        <w:rPr>
-          <w:i/>
-          <w:iCs/>
-        </w:rPr>
-        <w:t xml:space="preserve">Node Landing Page Verification Checklist v3.0</w:t>
-      </w:r>
-      <w:r>
-        <w:t xml:space="preserve">, 15 September 2026, committed as</w:t>
-      </w:r>
-      <w:r>
-        <w:t xml:space="preserve"> </w:t>
-      </w:r>
-      <w:r>
-        <w:rPr>
-          <w:rStyle w:val="VerbatimChar"/>
-        </w:rPr>
-        <w:t xml:space="preserve">checklist/20260910_Node_Landing_Page_Verification_Checklist_v3.0.pdf</w:t>
-      </w:r>
-      <w:r>
-        <w:t xml:space="preserve"> </w:t>
-      </w:r>
-      <w:r>
-        <w:t xml:space="preserve">and transcribed to</w:t>
-      </w:r>
-      <w:r>
-        <w:t xml:space="preserve"> </w:t>
-      </w:r>
-      <w:r>
-        <w:rPr>
-          <w:rStyle w:val="VerbatimChar"/>
-        </w:rPr>
-        <w:t xml:space="preserve">checklist/v3.0.yaml</w:t>
-      </w:r>
-      <w:r>
-        <w:t xml:space="preserve"> </w:t>
-      </w:r>
-      <w:r>
-        <w:t xml:space="preserve">with its SHA-256 pinned</w:t>
+        <w:rPr>
+          <w:b/>
+          <w:bCs/>
+        </w:rPr>
+        <w:t xml:space="preserve">Try it in a scratch folder first.</w:t>
+      </w:r>
+      <w:r>
+        <w:t xml:space="preserve"> </w:t>
+      </w:r>
+      <w:r>
+        <w:rPr>
+          <w:rStyle w:val="VerbatimChar"/>
+        </w:rPr>
+        <w:t xml:space="preserve">--results /tmp/trial</w:t>
+      </w:r>
+      <w:r>
+        <w:t xml:space="preserve"> </w:t>
+      </w:r>
+      <w:r>
+        <w:t xml:space="preserve">writes nowhere</w:t>
+      </w:r>
+      <w:r>
+        <w:t xml:space="preserve"> </w:t>
+      </w:r>
+      <w:r>
+        <w:t xml:space="preserve">near</w:t>
+      </w:r>
+      <w:r>
+        <w:t xml:space="preserve"> </w:t>
+      </w:r>
+      <w:r>
+        <w:rPr>
+          <w:rStyle w:val="VerbatimChar"/>
+        </w:rPr>
+        <w:t xml:space="preserve">results/</w:t>
+      </w:r>
+      <w:r>
+        <w:t xml:space="preserve">, so nothing published changes until you decide it should.</w:t>
       </w:r>
     </w:p>
     <w:p>
@@ -16643,12 +17179,5034 @@
         </w:numPr>
       </w:pPr>
       <w:r>
+        <w:rPr>
+          <w:b/>
+          <w:bCs/>
+        </w:rPr>
+        <w:t xml:space="preserve">Run</w:t>
+      </w:r>
+      <w:r>
+        <w:rPr>
+          <w:b/>
+          <w:bCs/>
+        </w:rPr>
+        <w:t xml:space="preserve"> </w:t>
+      </w:r>
+      <w:r>
+        <w:rPr>
+          <w:rStyle w:val="VerbatimChar"/>
+          <w:b/>
+          <w:bCs/>
+        </w:rPr>
+        <w:t xml:space="preserve">uv run pytest -q</w:t>
+      </w:r>
+      <w:r>
+        <w:rPr>
+          <w:b/>
+          <w:bCs/>
+        </w:rPr>
+        <w:t xml:space="preserve"> </w:t>
+      </w:r>
+      <w:r>
+        <w:rPr>
+          <w:b/>
+          <w:bCs/>
+        </w:rPr>
+        <w:t xml:space="preserve">after every edit.</w:t>
+      </w:r>
+      <w:r>
+        <w:t xml:space="preserve"> </w:t>
+      </w:r>
+      <w:r>
+        <w:t xml:space="preserve">It needs no network, takes a few</w:t>
+      </w:r>
+      <w:r>
+        <w:t xml:space="preserve"> </w:t>
+      </w:r>
+      <w:r>
+        <w:t xml:space="preserve">seconds, and names the file you got wrong.</w:t>
+      </w:r>
+    </w:p>
+    <w:p>
+      <w:pPr>
+        <w:pStyle w:val="Compact"/>
+        <w:numPr>
+          <w:ilvl w:val="0"/>
+          <w:numId w:val="1010"/>
+        </w:numPr>
+      </w:pPr>
+      <w:r>
+        <w:rPr>
+          <w:b/>
+          <w:bCs/>
+        </w:rPr>
+        <w:t xml:space="preserve">Contact as few sites as possible.</w:t>
+      </w:r>
+      <w:r>
+        <w:t xml:space="preserve"> </w:t>
+      </w:r>
+      <w:r>
+        <w:t xml:space="preserve">Only</w:t>
+      </w:r>
+      <w:r>
+        <w:t xml:space="preserve"> </w:t>
+      </w:r>
+      <w:r>
+        <w:rPr>
+          <w:rStyle w:val="VerbatimChar"/>
+        </w:rPr>
+        <w:t xml:space="preserve">collect</w:t>
+      </w:r>
+      <w:r>
+        <w:t xml:space="preserve"> </w:t>
+      </w:r>
+      <w:r>
+        <w:t xml:space="preserve">and</w:t>
+      </w:r>
+      <w:r>
+        <w:t xml:space="preserve"> </w:t>
+      </w:r>
+      <w:r>
+        <w:rPr>
+          <w:rStyle w:val="VerbatimChar"/>
+        </w:rPr>
+        <w:t xml:space="preserve">run</w:t>
+      </w:r>
+      <w:r>
+        <w:t xml:space="preserve"> </w:t>
+      </w:r>
+      <w:r>
+        <w:t xml:space="preserve">send requests.</w:t>
+      </w:r>
+      <w:r>
+        <w:t xml:space="preserve"> </w:t>
+      </w:r>
+      <w:r>
+        <w:rPr>
+          <w:rStyle w:val="VerbatimChar"/>
+        </w:rPr>
+        <w:t xml:space="preserve">assess</w:t>
+      </w:r>
+      <w:r>
+        <w:t xml:space="preserve"> </w:t>
+      </w:r>
+      <w:r>
+        <w:t xml:space="preserve">works on saved evidence, so it can be repeated as often as you like.</w:t>
+      </w:r>
+    </w:p>
+    <w:p>
+      <w:pPr>
+        <w:pStyle w:val="Compact"/>
+        <w:numPr>
+          <w:ilvl w:val="0"/>
+          <w:numId w:val="1010"/>
+        </w:numPr>
+      </w:pPr>
+      <w:r>
+        <w:rPr>
+          <w:b/>
+          <w:bCs/>
+        </w:rPr>
+        <w:t xml:space="preserve">A new published run needs a human review before it is committed.</w:t>
+      </w:r>
+      <w:r>
+        <w:t xml:space="preserve"> </w:t>
+      </w:r>
+      <w:r>
+        <w:t xml:space="preserve">The</w:t>
+      </w:r>
+      <w:r>
+        <w:t xml:space="preserve"> </w:t>
+      </w:r>
+      <w:r>
+        <w:t xml:space="preserve">tool's verdicts are not a compliance statement (see "Reading the output" in</w:t>
+      </w:r>
+      <w:r>
+        <w:t xml:space="preserve"> </w:t>
+      </w:r>
+      <w:r>
+        <w:t xml:space="preserve">the</w:t>
+      </w:r>
+      <w:r>
+        <w:t xml:space="preserve"> </w:t>
+      </w:r>
+      <w:hyperlink r:id="rId9">
+        <w:r>
+          <w:rPr>
+            <w:rStyle w:val="Hyperlink"/>
+          </w:rPr>
+          <w:t xml:space="preserve">run guide</w:t>
+        </w:r>
+      </w:hyperlink>
+      <w:r>
+        <w:t xml:space="preserve">). Write the review down, as</w:t>
+      </w:r>
+      <w:r>
+        <w:t xml:space="preserve"> </w:t>
+      </w:r>
+      <w:r>
+        <w:rPr>
+          <w:rStyle w:val="VerbatimChar"/>
+        </w:rPr>
+        <w:t xml:space="preserve">results/REVIEW-2026-09-24.md</w:t>
+      </w:r>
+      <w:r>
+        <w:t xml:space="preserve"> </w:t>
+      </w:r>
+      <w:r>
+        <w:t xml:space="preserve">does for the current run, and commit only then.</w:t>
+      </w:r>
+    </w:p>
+    <w:p>
+      <w:pPr>
+        <w:pStyle w:val="FirstParagraph"/>
+      </w:pPr>
+      <w:r>
+        <w:t xml:space="preserve">The run labels below (</w:t>
+      </w:r>
+      <w:r>
+        <w:rPr>
+          <w:rStyle w:val="VerbatimChar"/>
+        </w:rPr>
+        <w:t xml:space="preserve">live-2026-10-01-…</w:t>
+      </w:r>
+      <w:r>
+        <w:t xml:space="preserve">) are examples. Use the date of your</w:t>
+      </w:r>
+      <w:r>
+        <w:t xml:space="preserve"> </w:t>
+      </w:r>
+      <w:r>
+        <w:t xml:space="preserve">own run.</w:t>
+      </w:r>
+    </w:p>
+    <w:bookmarkStart w:id="48" w:name="X6b9c9d2e59e13da41f347184ca67a475fa8b7ce"/>
+    <w:p>
+      <w:pPr>
+        <w:pStyle w:val="Heading3"/>
+      </w:pPr>
+      <w:r>
+        <w:t xml:space="preserve">Example 1 — adding a node and publishing it</w:t>
+      </w:r>
+    </w:p>
+    <w:p>
+      <w:pPr>
+        <w:pStyle w:val="FirstParagraph"/>
+      </w:pPr>
+      <w:r>
+        <w:t xml:space="preserve">The example adds a node with the placeholder id</w:t>
+      </w:r>
+      <w:r>
+        <w:t xml:space="preserve"> </w:t>
+      </w:r>
+      <w:r>
+        <w:rPr>
+          <w:rStyle w:val="VerbatimChar"/>
+        </w:rPr>
+        <w:t xml:space="preserve">eosc-example</w:t>
+      </w:r>
+      <w:r>
+        <w:t xml:space="preserve">. Replace every</w:t>
+      </w:r>
+      <w:r>
+        <w:t xml:space="preserve"> </w:t>
+      </w:r>
+      <w:r>
+        <w:t xml:space="preserve">value with the real ones.</w:t>
+      </w:r>
+    </w:p>
+    <w:p>
+      <w:pPr>
+        <w:pStyle w:val="BodyText"/>
+      </w:pPr>
+      <w:r>
+        <w:rPr>
+          <w:b/>
+          <w:bCs/>
+        </w:rPr>
+        <w:t xml:space="preserve">Step 1: edit three files.</w:t>
+      </w:r>
+      <w:r>
+        <w:t xml:space="preserve"> </w:t>
+      </w:r>
+      <w:r>
+        <w:t xml:space="preserve">All three are at the repository root or in</w:t>
+      </w:r>
+      <w:r>
+        <w:t xml:space="preserve"> </w:t>
+      </w:r>
+      <w:r>
+        <w:rPr>
+          <w:rStyle w:val="VerbatimChar"/>
+        </w:rPr>
+        <w:t xml:space="preserve">checklist/</w:t>
+      </w:r>
+      <w:r>
+        <w:t xml:space="preserve">, and all are edited by hand.</w:t>
+      </w:r>
+    </w:p>
+    <w:p>
+      <w:pPr>
+        <w:pStyle w:val="BodyText"/>
+      </w:pPr>
+      <w:r>
+        <w:rPr>
+          <w:rStyle w:val="VerbatimChar"/>
+        </w:rPr>
+        <w:t xml:space="preserve">nodes.yaml</w:t>
+      </w:r>
+      <w:r>
+        <w:t xml:space="preserve">: add the entry.</w:t>
+      </w:r>
+      <w:r>
+        <w:t xml:space="preserve"> </w:t>
+      </w:r>
+      <w:r>
+        <w:rPr>
+          <w:rStyle w:val="VerbatimChar"/>
+        </w:rPr>
+        <w:t xml:space="preserve">url</w:t>
+      </w:r>
+      <w:r>
+        <w:t xml:space="preserve"> </w:t>
+      </w:r>
+      <w:r>
+        <w:t xml:space="preserve">is the landing page as registered in the</w:t>
+      </w:r>
+      <w:r>
+        <w:t xml:space="preserve"> </w:t>
+      </w:r>
+      <w:r>
+        <w:t xml:space="preserve">EOSC EU Node Contributors Dashboard ("Website address", section 1.2, field 6).</w:t>
+      </w:r>
+      <w:r>
+        <w:t xml:space="preserve"> </w:t>
+      </w:r>
+      <w:r>
+        <w:t xml:space="preserve">Copy</w:t>
+      </w:r>
+      <w:r>
+        <w:t xml:space="preserve"> </w:t>
+      </w:r>
+      <w:r>
+        <w:rPr>
+          <w:rStyle w:val="VerbatimChar"/>
+        </w:rPr>
+        <w:t xml:space="preserve">eosc_page</w:t>
+      </w:r>
+      <w:r>
+        <w:t xml:space="preserve"> </w:t>
+      </w:r>
+      <w:r>
+        <w:t xml:space="preserve">from the</w:t>
+      </w:r>
+      <w:r>
+        <w:t xml:space="preserve"> </w:t>
+      </w:r>
+      <w:hyperlink r:id="rId47">
+        <w:r>
+          <w:rPr>
+            <w:rStyle w:val="Hyperlink"/>
+          </w:rPr>
+          <w:t xml:space="preserve">federation index</w:t>
+        </w:r>
+      </w:hyperlink>
+      <w:r>
+        <w:t xml:space="preserve">; do not guess it.</w:t>
+      </w:r>
+    </w:p>
+    <w:p>
+      <w:pPr>
+        <w:pStyle w:val="SourceCode"/>
+      </w:pPr>
+      <w:r>
+        <w:rPr>
+          <w:rStyle w:val="AttributeTok"/>
+        </w:rPr>
+        <w:t xml:space="preserve">  </w:t>
+      </w:r>
+      <w:r>
+        <w:rPr>
+          <w:rStyle w:val="KeywordTok"/>
+        </w:rPr>
+        <w:t xml:space="preserve">-</w:t>
+      </w:r>
+      <w:r>
+        <w:rPr>
+          <w:rStyle w:val="AttributeTok"/>
+        </w:rPr>
+        <w:t xml:space="preserve"> </w:t>
+      </w:r>
+      <w:r>
+        <w:rPr>
+          <w:rStyle w:val="FunctionTok"/>
+        </w:rPr>
+        <w:t xml:space="preserve">id</w:t>
+      </w:r>
+      <w:r>
+        <w:rPr>
+          <w:rStyle w:val="KeywordTok"/>
+        </w:rPr>
+        <w:t xml:space="preserve">:</w:t>
+      </w:r>
+      <w:r>
+        <w:rPr>
+          <w:rStyle w:val="AttributeTok"/>
+        </w:rPr>
+        <w:t xml:space="preserve"> eosc-example</w:t>
+      </w:r>
+      <w:r>
+        <w:br/>
+      </w:r>
+      <w:r>
+        <w:rPr>
+          <w:rStyle w:val="AttributeTok"/>
+        </w:rPr>
+        <w:t xml:space="preserve">    </w:t>
+      </w:r>
+      <w:r>
+        <w:rPr>
+          <w:rStyle w:val="FunctionTok"/>
+        </w:rPr>
+        <w:t xml:space="preserve">name</w:t>
+      </w:r>
+      <w:r>
+        <w:rPr>
+          <w:rStyle w:val="KeywordTok"/>
+        </w:rPr>
+        <w:t xml:space="preserve">:</w:t>
+      </w:r>
+      <w:r>
+        <w:rPr>
+          <w:rStyle w:val="AttributeTok"/>
+        </w:rPr>
+        <w:t xml:space="preserve"> EOSC Node Example</w:t>
+      </w:r>
+      <w:r>
+        <w:br/>
+      </w:r>
+      <w:r>
+        <w:rPr>
+          <w:rStyle w:val="AttributeTok"/>
+        </w:rPr>
+        <w:t xml:space="preserve">    </w:t>
+      </w:r>
+      <w:r>
+        <w:rPr>
+          <w:rStyle w:val="FunctionTok"/>
+        </w:rPr>
+        <w:t xml:space="preserve">url</w:t>
+      </w:r>
+      <w:r>
+        <w:rPr>
+          <w:rStyle w:val="KeywordTok"/>
+        </w:rPr>
+        <w:t xml:space="preserve">:</w:t>
+      </w:r>
+      <w:r>
+        <w:rPr>
+          <w:rStyle w:val="AttributeTok"/>
+        </w:rPr>
+        <w:t xml:space="preserve"> https://eosc-node.example.org/</w:t>
+      </w:r>
+      <w:r>
+        <w:br/>
+      </w:r>
+      <w:r>
+        <w:rPr>
+          <w:rStyle w:val="AttributeTok"/>
+        </w:rPr>
+        <w:t xml:space="preserve">    </w:t>
+      </w:r>
+      <w:r>
+        <w:rPr>
+          <w:rStyle w:val="FunctionTok"/>
+        </w:rPr>
+        <w:t xml:space="preserve">eosc_page</w:t>
+      </w:r>
+      <w:r>
+        <w:rPr>
+          <w:rStyle w:val="KeywordTok"/>
+        </w:rPr>
+        <w:t xml:space="preserve">:</w:t>
+      </w:r>
+      <w:r>
+        <w:rPr>
+          <w:rStyle w:val="AttributeTok"/>
+        </w:rPr>
+        <w:t xml:space="preserve"> https://eosc.eu/building-the-eosc-federation/eosc-node-example/</w:t>
+      </w:r>
+    </w:p>
+    <w:p>
+      <w:pPr>
+        <w:pStyle w:val="FirstParagraph"/>
+      </w:pPr>
+      <w:r>
+        <w:rPr>
+          <w:rStyle w:val="VerbatimChar"/>
+        </w:rPr>
+        <w:t xml:space="preserve">checklist/approved-names.txt</w:t>
+      </w:r>
+      <w:r>
+        <w:t xml:space="preserve">: add the approved name exactly as the Tripartite</w:t>
+      </w:r>
+      <w:r>
+        <w:t xml:space="preserve"> </w:t>
+      </w:r>
+      <w:r>
+        <w:t xml:space="preserve">list writes it:</w:t>
+      </w:r>
+    </w:p>
+    <w:p>
+      <w:pPr>
+        <w:pStyle w:val="SourceCode"/>
+      </w:pPr>
+      <w:r>
+        <w:rPr>
+          <w:rStyle w:val="VerbatimChar"/>
+        </w:rPr>
+        <w:t xml:space="preserve">EOSC Node | Example</w:t>
+      </w:r>
+    </w:p>
+    <w:p>
+      <w:pPr>
+        <w:pStyle w:val="FirstParagraph"/>
+      </w:pPr>
+      <w:r>
+        <w:rPr>
+          <w:rStyle w:val="VerbatimChar"/>
+        </w:rPr>
+        <w:t xml:space="preserve">checklist/approved-names-scoped.txt</w:t>
+      </w:r>
+      <w:r>
+        <w:t xml:space="preserve">: add the same name, with the node id in</w:t>
+      </w:r>
+      <w:r>
+        <w:t xml:space="preserve"> </w:t>
+      </w:r>
+      <w:r>
+        <w:t xml:space="preserve">front:</w:t>
+      </w:r>
+    </w:p>
+    <w:p>
+      <w:pPr>
+        <w:pStyle w:val="SourceCode"/>
+      </w:pPr>
+      <w:r>
+        <w:rPr>
+          <w:rStyle w:val="VerbatimChar"/>
+        </w:rPr>
+        <w:t xml:space="preserve">eosc-example: EOSC Node | Example</w:t>
+      </w:r>
+    </w:p>
+    <w:p>
+      <w:pPr>
+        <w:pStyle w:val="FirstParagraph"/>
+      </w:pPr>
+      <w:r>
+        <w:t xml:space="preserve">If the Tripartite list does not include the node yet, do not make a name up.</w:t>
+      </w:r>
+      <w:r>
+        <w:t xml:space="preserve"> </w:t>
+      </w:r>
+      <w:r>
+        <w:t xml:space="preserve">Leave both name files alone.</w:t>
+      </w:r>
+      <w:r>
+        <w:t xml:space="preserve"> </w:t>
+      </w:r>
+      <w:r>
+        <w:rPr>
+          <w:rStyle w:val="VerbatimChar"/>
+        </w:rPr>
+        <w:t xml:space="preserve">test_nodes.py::test_every_node_has_a_scoped_approved_name</w:t>
+      </w:r>
+      <w:r>
+        <w:t xml:space="preserve"> </w:t>
+      </w:r>
+      <w:r>
+        <w:t xml:space="preserve">then fails and names the node, which is intended: the node is not ready to be</w:t>
+      </w:r>
+      <w:r>
+        <w:t xml:space="preserve"> </w:t>
+      </w:r>
+      <w:r>
+        <w:t xml:space="preserve">published. In the meantime, check it in a scratch folder with</w:t>
+      </w:r>
+      <w:r>
+        <w:t xml:space="preserve"> </w:t>
+      </w:r>
+      <w:r>
+        <w:rPr>
+          <w:rStyle w:val="VerbatimChar"/>
+        </w:rPr>
+        <w:t xml:space="preserve">--url https://eosc-node.example.org/</w:t>
+      </w:r>
+      <w:r>
+        <w:t xml:space="preserve"> </w:t>
+      </w:r>
+      <w:r>
+        <w:t xml:space="preserve">(see "Ad hoc URLs" in section 5), which needs no configuration.</w:t>
+      </w:r>
+    </w:p>
+    <w:p>
+      <w:pPr>
+        <w:pStyle w:val="BodyText"/>
+      </w:pPr>
+      <w:r>
+        <w:rPr>
+          <w:b/>
+          <w:bCs/>
+        </w:rPr>
+        <w:t xml:space="preserve">Step 2: check the configuration, offline.</w:t>
+      </w:r>
+    </w:p>
+    <w:p>
+      <w:pPr>
+        <w:pStyle w:val="SourceCode"/>
+      </w:pPr>
+      <w:r>
+        <w:rPr>
+          <w:rStyle w:val="ExtensionTok"/>
+        </w:rPr>
+        <w:t xml:space="preserve">uv</w:t>
+      </w:r>
+      <w:r>
+        <w:rPr>
+          <w:rStyle w:val="NormalTok"/>
+        </w:rPr>
+        <w:t xml:space="preserve"> run pytest </w:t>
+      </w:r>
+      <w:r>
+        <w:rPr>
+          <w:rStyle w:val="AttributeTok"/>
+        </w:rPr>
+        <w:t xml:space="preserve">-q</w:t>
+      </w:r>
+    </w:p>
+    <w:p>
+      <w:pPr>
+        <w:pStyle w:val="FirstParagraph"/>
+      </w:pPr>
+      <w:r>
+        <w:t xml:space="preserve">A missing scoped name, an id that is not a valid filename, a URL that is not</w:t>
+      </w:r>
+      <w:r>
+        <w:t xml:space="preserve"> </w:t>
+      </w:r>
+      <w:r>
+        <w:rPr>
+          <w:rStyle w:val="VerbatimChar"/>
+        </w:rPr>
+        <w:t xml:space="preserve">https</w:t>
+      </w:r>
+      <w:r>
+        <w:t xml:space="preserve">, an</w:t>
+      </w:r>
+      <w:r>
+        <w:t xml:space="preserve"> </w:t>
+      </w:r>
+      <w:r>
+        <w:rPr>
+          <w:rStyle w:val="VerbatimChar"/>
+        </w:rPr>
+        <w:t xml:space="preserve">eosc_page</w:t>
+      </w:r>
+      <w:r>
+        <w:t xml:space="preserve"> </w:t>
+      </w:r>
+      <w:r>
+        <w:t xml:space="preserve">outside</w:t>
+      </w:r>
+      <w:r>
+        <w:t xml:space="preserve"> </w:t>
+      </w:r>
+      <w:r>
+        <w:rPr>
+          <w:rStyle w:val="VerbatimChar"/>
+        </w:rPr>
+        <w:t xml:space="preserve">eosc.eu</w:t>
+      </w:r>
+      <w:r>
+        <w:t xml:space="preserve">, or a landing page already used by</w:t>
+      </w:r>
+      <w:r>
+        <w:t xml:space="preserve"> </w:t>
+      </w:r>
+      <w:r>
+        <w:t xml:space="preserve">another node each fail with a message naming the problem.</w:t>
+      </w:r>
+    </w:p>
+    <w:p>
+      <w:pPr>
+        <w:pStyle w:val="BodyText"/>
+      </w:pPr>
+      <w:r>
+        <w:rPr>
+          <w:b/>
+          <w:bCs/>
+        </w:rPr>
+        <w:t xml:space="preserve">Step 3: trial run for the new node only.</w:t>
+      </w:r>
+      <w:r>
+        <w:t xml:space="preserve"> </w:t>
+      </w:r>
+      <w:r>
+        <w:t xml:space="preserve">This contacts one site.</w:t>
+      </w:r>
+    </w:p>
+    <w:p>
+      <w:pPr>
+        <w:pStyle w:val="SourceCode"/>
+      </w:pPr>
+      <w:r>
+        <w:rPr>
+          <w:rStyle w:val="ExtensionTok"/>
+        </w:rPr>
+        <w:t xml:space="preserve">uv</w:t>
+      </w:r>
+      <w:r>
+        <w:rPr>
+          <w:rStyle w:val="NormalTok"/>
+        </w:rPr>
+        <w:t xml:space="preserve"> run basic-check collect </w:t>
+      </w:r>
+      <w:r>
+        <w:rPr>
+          <w:rStyle w:val="AttributeTok"/>
+        </w:rPr>
+        <w:t xml:space="preserve">--only</w:t>
+      </w:r>
+      <w:r>
+        <w:rPr>
+          <w:rStyle w:val="NormalTok"/>
+        </w:rPr>
+        <w:t xml:space="preserve"> eosc-example </w:t>
+      </w:r>
+      <w:r>
+        <w:rPr>
+          <w:rStyle w:val="AttributeTok"/>
+        </w:rPr>
+        <w:t xml:space="preserve">--results</w:t>
+      </w:r>
+      <w:r>
+        <w:rPr>
+          <w:rStyle w:val="NormalTok"/>
+        </w:rPr>
+        <w:t xml:space="preserve"> /tmp/trial</w:t>
+      </w:r>
+      <w:r>
+        <w:br/>
+      </w:r>
+      <w:r>
+        <w:rPr>
+          <w:rStyle w:val="ExtensionTok"/>
+        </w:rPr>
+        <w:t xml:space="preserve">uv</w:t>
+      </w:r>
+      <w:r>
+        <w:rPr>
+          <w:rStyle w:val="NormalTok"/>
+        </w:rPr>
+        <w:t xml:space="preserve"> run basic-check assess  </w:t>
+      </w:r>
+      <w:r>
+        <w:rPr>
+          <w:rStyle w:val="AttributeTok"/>
+        </w:rPr>
+        <w:t xml:space="preserve">--only</w:t>
+      </w:r>
+      <w:r>
+        <w:rPr>
+          <w:rStyle w:val="NormalTok"/>
+        </w:rPr>
+        <w:t xml:space="preserve"> eosc-example </w:t>
+      </w:r>
+      <w:r>
+        <w:rPr>
+          <w:rStyle w:val="AttributeTok"/>
+        </w:rPr>
+        <w:t xml:space="preserve">--results</w:t>
+      </w:r>
+      <w:r>
+        <w:rPr>
+          <w:rStyle w:val="NormalTok"/>
+        </w:rPr>
+        <w:t xml:space="preserve"> /tmp/trial</w:t>
+      </w:r>
+      <w:r>
+        <w:br/>
+      </w:r>
+      <w:r>
+        <w:rPr>
+          <w:rStyle w:val="ExtensionTok"/>
+        </w:rPr>
+        <w:t xml:space="preserve">uv</w:t>
+      </w:r>
+      <w:r>
+        <w:rPr>
+          <w:rStyle w:val="NormalTok"/>
+        </w:rPr>
+        <w:t xml:space="preserve"> run basic-check show eosc-example </w:t>
+      </w:r>
+      <w:r>
+        <w:rPr>
+          <w:rStyle w:val="AttributeTok"/>
+        </w:rPr>
+        <w:t xml:space="preserve">--results</w:t>
+      </w:r>
+      <w:r>
+        <w:rPr>
+          <w:rStyle w:val="NormalTok"/>
+        </w:rPr>
+        <w:t xml:space="preserve"> /tmp/trial</w:t>
+      </w:r>
+    </w:p>
+    <w:p>
+      <w:pPr>
+        <w:pStyle w:val="FirstParagraph"/>
+      </w:pPr>
+      <w:r>
+        <w:t xml:space="preserve">Open</w:t>
+      </w:r>
+      <w:r>
+        <w:t xml:space="preserve"> </w:t>
+      </w:r>
+      <w:r>
+        <w:rPr>
+          <w:rStyle w:val="VerbatimChar"/>
+        </w:rPr>
+        <w:t xml:space="preserve">/tmp/trial/index.html</w:t>
+      </w:r>
+      <w:r>
+        <w:t xml:space="preserve"> </w:t>
+      </w:r>
+      <w:r>
+        <w:t xml:space="preserve">or</w:t>
+      </w:r>
+      <w:r>
+        <w:t xml:space="preserve"> </w:t>
+      </w:r>
+      <w:r>
+        <w:rPr>
+          <w:rStyle w:val="VerbatimChar"/>
+        </w:rPr>
+        <w:t xml:space="preserve">/tmp/trial/results.md</w:t>
+      </w:r>
+      <w:r>
+        <w:t xml:space="preserve"> </w:t>
+      </w:r>
+      <w:r>
+        <w:t xml:space="preserve">and read the new row.</w:t>
+      </w:r>
+      <w:r>
+        <w:t xml:space="preserve"> </w:t>
+      </w:r>
+      <w:r>
+        <w:t xml:space="preserve">If the page returned</w:t>
+      </w:r>
+      <w:r>
+        <w:t xml:space="preserve"> </w:t>
+      </w:r>
+      <w:r>
+        <w:rPr>
+          <w:rStyle w:val="VerbatimChar"/>
+        </w:rPr>
+        <w:t xml:space="preserve">ERROR</w:t>
+      </w:r>
+      <w:r>
+        <w:t xml:space="preserve"> </w:t>
+      </w:r>
+      <w:r>
+        <w:t xml:space="preserve">(robots.txt, a 403, a DNS failure), stop there. An</w:t>
+      </w:r>
+      <w:r>
+        <w:t xml:space="preserve"> </w:t>
+      </w:r>
+      <w:r>
+        <w:rPr>
+          <w:rStyle w:val="VerbatimChar"/>
+        </w:rPr>
+        <w:t xml:space="preserve">ERROR</w:t>
+      </w:r>
+      <w:r>
+        <w:t xml:space="preserve"> </w:t>
+      </w:r>
+      <w:r>
+        <w:t xml:space="preserve">row is not a result worth publishing.</w:t>
+      </w:r>
+    </w:p>
+    <w:p>
+      <w:pPr>
+        <w:pStyle w:val="BodyText"/>
+      </w:pPr>
+      <w:r>
+        <w:rPr>
+          <w:b/>
+          <w:bCs/>
+        </w:rPr>
+        <w:t xml:space="preserve">Step 4: put the node into the published run.</w:t>
+      </w:r>
+      <w:r>
+        <w:t xml:space="preserve"> </w:t>
+      </w:r>
+      <w:r>
+        <w:t xml:space="preserve">There are two ways.</w:t>
+      </w:r>
+    </w:p>
+    <w:p>
+      <w:pPr>
+        <w:pStyle w:val="BodyText"/>
+      </w:pPr>
+      <w:r>
+        <w:rPr>
+          <w:i/>
+          <w:iCs/>
+        </w:rPr>
+        <w:t xml:space="preserve">A — add the one node to the current run (one site contacted, and already</w:t>
+      </w:r>
+      <w:r>
+        <w:rPr>
+          <w:i/>
+          <w:iCs/>
+        </w:rPr>
+        <w:t xml:space="preserve"> </w:t>
+      </w:r>
+      <w:r>
+        <w:rPr>
+          <w:i/>
+          <w:iCs/>
+        </w:rPr>
+        <w:t xml:space="preserve">done).</w:t>
+      </w:r>
+      <w:r>
+        <w:t xml:space="preserve"> </w:t>
+      </w:r>
+      <w:r>
+        <w:t xml:space="preserve">Reuse the evidence from step 3 rather than fetching the page again:</w:t>
+      </w:r>
+    </w:p>
+    <w:p>
+      <w:pPr>
+        <w:pStyle w:val="SourceCode"/>
+      </w:pPr>
+      <w:r>
+        <w:rPr>
+          <w:rStyle w:val="FunctionTok"/>
+        </w:rPr>
+        <w:t xml:space="preserve">cp</w:t>
+      </w:r>
+      <w:r>
+        <w:rPr>
+          <w:rStyle w:val="NormalTok"/>
+        </w:rPr>
+        <w:t xml:space="preserve"> /tmp/trial/evidence/eosc-example.json results/evidence/</w:t>
+      </w:r>
+      <w:r>
+        <w:br/>
+      </w:r>
+      <w:r>
+        <w:rPr>
+          <w:rStyle w:val="FunctionTok"/>
+        </w:rPr>
+        <w:t xml:space="preserve">cp</w:t>
+      </w:r>
+      <w:r>
+        <w:rPr>
+          <w:rStyle w:val="NormalTok"/>
+        </w:rPr>
+        <w:t xml:space="preserve"> /tmp/trial/evidence/screenshots/eosc-example.png results/evidence/screenshots/</w:t>
+      </w:r>
+      <w:r>
+        <w:br/>
+      </w:r>
+      <w:r>
+        <w:rPr>
+          <w:rStyle w:val="ExtensionTok"/>
+        </w:rPr>
+        <w:t xml:space="preserve">uv</w:t>
+      </w:r>
+      <w:r>
+        <w:rPr>
+          <w:rStyle w:val="NormalTok"/>
+        </w:rPr>
+        <w:t xml:space="preserve"> run basic-check assess </w:t>
+      </w:r>
+      <w:r>
+        <w:rPr>
+          <w:rStyle w:val="AttributeTok"/>
+        </w:rPr>
+        <w:t xml:space="preserve">--only</w:t>
+      </w:r>
+      <w:r>
+        <w:rPr>
+          <w:rStyle w:val="NormalTok"/>
+        </w:rPr>
+        <w:t xml:space="preserve"> eosc-example </w:t>
+      </w:r>
+      <w:r>
+        <w:rPr>
+          <w:rStyle w:val="AttributeTok"/>
+        </w:rPr>
+        <w:t xml:space="preserve">--skip</w:t>
+      </w:r>
+      <w:r>
+        <w:rPr>
+          <w:rStyle w:val="NormalTok"/>
+        </w:rPr>
+        <w:t xml:space="preserve"> Italy </w:t>
+      </w:r>
+      <w:r>
+        <w:rPr>
+          <w:rStyle w:val="DataTypeTok"/>
+        </w:rPr>
+        <w:t xml:space="preserve">\</w:t>
+      </w:r>
+      <w:r>
+        <w:br/>
+      </w:r>
+      <w:r>
+        <w:rPr>
+          <w:rStyle w:val="NormalTok"/>
+        </w:rPr>
+        <w:t xml:space="preserve">    </w:t>
+      </w:r>
+      <w:r>
+        <w:rPr>
+          <w:rStyle w:val="AttributeTok"/>
+        </w:rPr>
+        <w:t xml:space="preserve">--run</w:t>
+      </w:r>
+      <w:r>
+        <w:rPr>
+          <w:rStyle w:val="NormalTok"/>
+        </w:rPr>
+        <w:t xml:space="preserve"> live-2026-10-01-plus-eosc-example</w:t>
+      </w:r>
+    </w:p>
+    <w:p>
+      <w:pPr>
+        <w:pStyle w:val="FirstParagraph"/>
+      </w:pPr>
+      <w:r>
+        <w:t xml:space="preserve">The report covers every node. A</w:t>
+      </w:r>
+      <w:r>
+        <w:t xml:space="preserve"> </w:t>
+      </w:r>
+      <w:r>
+        <w:rPr>
+          <w:b/>
+          <w:bCs/>
+        </w:rPr>
+        <w:t xml:space="preserve">Mixed freshness</w:t>
+      </w:r>
+      <w:r>
+        <w:t xml:space="preserve"> </w:t>
+      </w:r>
+      <w:r>
+        <w:t xml:space="preserve">banner says that only</w:t>
+      </w:r>
+      <w:r>
+        <w:t xml:space="preserve"> </w:t>
+      </w:r>
+      <w:r>
+        <w:rPr>
+          <w:rStyle w:val="VerbatimChar"/>
+        </w:rPr>
+        <w:t xml:space="preserve">eosc-example</w:t>
+      </w:r>
+      <w:r>
+        <w:t xml:space="preserve"> </w:t>
+      </w:r>
+      <w:r>
+        <w:t xml:space="preserve">is new and that the other rows are reused from the earlier</w:t>
+      </w:r>
+      <w:r>
+        <w:t xml:space="preserve"> </w:t>
+      </w:r>
+      <w:r>
+        <w:t xml:space="preserve">capture, with its date.</w:t>
+      </w:r>
+      <w:r>
+        <w:t xml:space="preserve"> </w:t>
+      </w:r>
+      <w:r>
+        <w:rPr>
+          <w:rStyle w:val="VerbatimChar"/>
+        </w:rPr>
+        <w:t xml:space="preserve">--skip Italy</w:t>
+      </w:r>
+      <w:r>
+        <w:t xml:space="preserve"> </w:t>
+      </w:r>
+      <w:r>
+        <w:t xml:space="preserve">keeps the same scope as the published</w:t>
+      </w:r>
+      <w:r>
+        <w:t xml:space="preserve"> </w:t>
+      </w:r>
+      <w:r>
+        <w:t xml:space="preserve">run; drop it once Italy's page can be collected.</w:t>
+      </w:r>
+    </w:p>
+    <w:p>
+      <w:pPr>
+        <w:pStyle w:val="BodyText"/>
+      </w:pPr>
+      <w:r>
+        <w:rPr>
+          <w:i/>
+          <w:iCs/>
+        </w:rPr>
+        <w:t xml:space="preserve">B — a complete new run (every node contacted once).</w:t>
+      </w:r>
+      <w:r>
+        <w:t xml:space="preserve"> </w:t>
+      </w:r>
+      <w:r>
+        <w:t xml:space="preserve">Use this when the</w:t>
+      </w:r>
+      <w:r>
+        <w:t xml:space="preserve"> </w:t>
+      </w:r>
+      <w:r>
+        <w:t xml:space="preserve">existing evidence is old enough that a single timestamp is worth more than</w:t>
+      </w:r>
+      <w:r>
+        <w:t xml:space="preserve"> </w:t>
+      </w:r>
+      <w:r>
+        <w:t xml:space="preserve">leaving the other sites alone:</w:t>
+      </w:r>
+    </w:p>
+    <w:p>
+      <w:pPr>
+        <w:pStyle w:val="SourceCode"/>
+      </w:pPr>
+      <w:r>
+        <w:rPr>
+          <w:rStyle w:val="ExtensionTok"/>
+        </w:rPr>
+        <w:t xml:space="preserve">uv</w:t>
+      </w:r>
+      <w:r>
+        <w:rPr>
+          <w:rStyle w:val="NormalTok"/>
+        </w:rPr>
+        <w:t xml:space="preserve"> run basic-check run </w:t>
+      </w:r>
+      <w:r>
+        <w:rPr>
+          <w:rStyle w:val="AttributeTok"/>
+        </w:rPr>
+        <w:t xml:space="preserve">--skip</w:t>
+      </w:r>
+      <w:r>
+        <w:rPr>
+          <w:rStyle w:val="NormalTok"/>
+        </w:rPr>
+        <w:t xml:space="preserve"> Italy </w:t>
+      </w:r>
+      <w:r>
+        <w:rPr>
+          <w:rStyle w:val="AttributeTok"/>
+        </w:rPr>
+        <w:t xml:space="preserve">--results</w:t>
+      </w:r>
+      <w:r>
+        <w:rPr>
+          <w:rStyle w:val="NormalTok"/>
+        </w:rPr>
+        <w:t xml:space="preserve"> /tmp/new-run </w:t>
+      </w:r>
+      <w:r>
+        <w:rPr>
+          <w:rStyle w:val="AttributeTok"/>
+        </w:rPr>
+        <w:t xml:space="preserve">--run</w:t>
+      </w:r>
+      <w:r>
+        <w:rPr>
+          <w:rStyle w:val="NormalTok"/>
+        </w:rPr>
+        <w:t xml:space="preserve"> live-2026-10-01</w:t>
+      </w:r>
+      <w:r>
+        <w:br/>
+      </w:r>
+      <w:r>
+        <w:rPr>
+          <w:rStyle w:val="CommentTok"/>
+        </w:rPr>
+        <w:t xml:space="preserve"># review /tmp/new-run/results.md and index.html, then:</w:t>
+      </w:r>
+      <w:r>
+        <w:br/>
+      </w:r>
+      <w:r>
+        <w:rPr>
+          <w:rStyle w:val="FunctionTok"/>
+        </w:rPr>
+        <w:t xml:space="preserve">rm</w:t>
+      </w:r>
+      <w:r>
+        <w:rPr>
+          <w:rStyle w:val="NormalTok"/>
+        </w:rPr>
+        <w:t xml:space="preserve"> </w:t>
+      </w:r>
+      <w:r>
+        <w:rPr>
+          <w:rStyle w:val="AttributeTok"/>
+        </w:rPr>
+        <w:t xml:space="preserve">-rf</w:t>
+      </w:r>
+      <w:r>
+        <w:rPr>
+          <w:rStyle w:val="NormalTok"/>
+        </w:rPr>
+        <w:t xml:space="preserve"> results/evidence</w:t>
+      </w:r>
+      <w:r>
+        <w:br/>
+      </w:r>
+      <w:r>
+        <w:rPr>
+          <w:rStyle w:val="FunctionTok"/>
+        </w:rPr>
+        <w:t xml:space="preserve">cp</w:t>
+      </w:r>
+      <w:r>
+        <w:rPr>
+          <w:rStyle w:val="NormalTok"/>
+        </w:rPr>
+        <w:t xml:space="preserve"> </w:t>
+      </w:r>
+      <w:r>
+        <w:rPr>
+          <w:rStyle w:val="AttributeTok"/>
+        </w:rPr>
+        <w:t xml:space="preserve">-r</w:t>
+      </w:r>
+      <w:r>
+        <w:rPr>
+          <w:rStyle w:val="NormalTok"/>
+        </w:rPr>
+        <w:t xml:space="preserve"> /tmp/new-run/evidence results/evidence</w:t>
+      </w:r>
+      <w:r>
+        <w:br/>
+      </w:r>
+      <w:r>
+        <w:rPr>
+          <w:rStyle w:val="ExtensionTok"/>
+        </w:rPr>
+        <w:t xml:space="preserve">uv</w:t>
+      </w:r>
+      <w:r>
+        <w:rPr>
+          <w:rStyle w:val="NormalTok"/>
+        </w:rPr>
+        <w:t xml:space="preserve"> run basic-check assess </w:t>
+      </w:r>
+      <w:r>
+        <w:rPr>
+          <w:rStyle w:val="AttributeTok"/>
+        </w:rPr>
+        <w:t xml:space="preserve">--skip</w:t>
+      </w:r>
+      <w:r>
+        <w:rPr>
+          <w:rStyle w:val="NormalTok"/>
+        </w:rPr>
+        <w:t xml:space="preserve"> Italy </w:t>
+      </w:r>
+      <w:r>
+        <w:rPr>
+          <w:rStyle w:val="AttributeTok"/>
+        </w:rPr>
+        <w:t xml:space="preserve">--run</w:t>
+      </w:r>
+      <w:r>
+        <w:rPr>
+          <w:rStyle w:val="NormalTok"/>
+        </w:rPr>
+        <w:t xml:space="preserve"> live-2026-10-01</w:t>
+      </w:r>
+    </w:p>
+    <w:p>
+      <w:pPr>
+        <w:pStyle w:val="FirstParagraph"/>
+      </w:pPr>
+      <w:r>
+        <w:t xml:space="preserve">The last command re-renders the reports in</w:t>
+      </w:r>
+      <w:r>
+        <w:t xml:space="preserve"> </w:t>
+      </w:r>
+      <w:r>
+        <w:rPr>
+          <w:rStyle w:val="VerbatimChar"/>
+        </w:rPr>
+        <w:t xml:space="preserve">results/</w:t>
+      </w:r>
+      <w:r>
+        <w:t xml:space="preserve"> </w:t>
+      </w:r>
+      <w:r>
+        <w:t xml:space="preserve">from the evidence you</w:t>
+      </w:r>
+      <w:r>
+        <w:t xml:space="preserve"> </w:t>
+      </w:r>
+      <w:r>
+        <w:t xml:space="preserve">reviewed. It makes no requests.</w:t>
+      </w:r>
+    </w:p>
+    <w:p>
+      <w:pPr>
+        <w:pStyle w:val="BodyText"/>
+      </w:pPr>
+      <w:r>
+        <w:t xml:space="preserve">Either way,</w:t>
+      </w:r>
+      <w:r>
+        <w:t xml:space="preserve"> </w:t>
+      </w:r>
+      <w:r>
+        <w:rPr>
+          <w:rStyle w:val="VerbatimChar"/>
+        </w:rPr>
+        <w:t xml:space="preserve">assess</w:t>
+      </w:r>
+      <w:r>
+        <w:t xml:space="preserve"> </w:t>
+      </w:r>
+      <w:r>
+        <w:t xml:space="preserve">must end with</w:t>
+      </w:r>
+      <w:r>
+        <w:t xml:space="preserve"> </w:t>
+      </w:r>
+      <w:r>
+        <w:rPr>
+          <w:b/>
+          <w:bCs/>
+        </w:rPr>
+        <w:t xml:space="preserve">exit code 0</w:t>
+      </w:r>
+      <w:r>
+        <w:t xml:space="preserve">. Exit 2 means a configured</w:t>
+      </w:r>
+      <w:r>
+        <w:t xml:space="preserve"> </w:t>
+      </w:r>
+      <w:r>
+        <w:t xml:space="preserve">node has no evidence, so the table is incomplete.</w:t>
+      </w:r>
+    </w:p>
+    <w:p>
+      <w:pPr>
+        <w:pStyle w:val="BlockText"/>
+      </w:pPr>
+      <w:r>
+        <w:rPr>
+          <w:b/>
+          <w:bCs/>
+        </w:rPr>
+        <w:t xml:space="preserve">If</w:t>
+      </w:r>
+      <w:r>
+        <w:rPr>
+          <w:b/>
+          <w:bCs/>
+        </w:rPr>
+        <w:t xml:space="preserve"> </w:t>
+      </w:r>
+      <w:r>
+        <w:rPr>
+          <w:rStyle w:val="VerbatimChar"/>
+          <w:b/>
+          <w:bCs/>
+        </w:rPr>
+        <w:t xml:space="preserve">assess</w:t>
+      </w:r>
+      <w:r>
+        <w:rPr>
+          <w:b/>
+          <w:bCs/>
+        </w:rPr>
+        <w:t xml:space="preserve"> </w:t>
+      </w:r>
+      <w:r>
+        <w:rPr>
+          <w:b/>
+          <w:bCs/>
+        </w:rPr>
+        <w:t xml:space="preserve">warns "Evidence from a different URL".</w:t>
+      </w:r>
+      <w:r>
+        <w:t xml:space="preserve"> </w:t>
+      </w:r>
+      <w:r>
+        <w:t xml:space="preserve">It means a node's URL</w:t>
+      </w:r>
+      <w:r>
+        <w:t xml:space="preserve"> </w:t>
+      </w:r>
+      <w:r>
+        <w:t xml:space="preserve">in</w:t>
+      </w:r>
+      <w:r>
+        <w:t xml:space="preserve"> </w:t>
+      </w:r>
+      <w:r>
+        <w:rPr>
+          <w:rStyle w:val="VerbatimChar"/>
+        </w:rPr>
+        <w:t xml:space="preserve">nodes.yaml</w:t>
+      </w:r>
+      <w:r>
+        <w:t xml:space="preserve"> </w:t>
+      </w:r>
+      <w:r>
+        <w:t xml:space="preserve">is not the page its evidence was collected from. That is the</w:t>
+      </w:r>
+      <w:r>
+        <w:t xml:space="preserve"> </w:t>
+      </w:r>
+      <w:r>
+        <w:t xml:space="preserve">case for BBMRI-ERIC as of 25 September 2026:</w:t>
+      </w:r>
+      <w:r>
+        <w:t xml:space="preserve"> </w:t>
+      </w:r>
+      <w:r>
+        <w:rPr>
+          <w:rStyle w:val="VerbatimChar"/>
+        </w:rPr>
+        <w:t xml:space="preserve">nodes.yaml</w:t>
+      </w:r>
+      <w:r>
+        <w:t xml:space="preserve"> </w:t>
+      </w:r>
+      <w:r>
+        <w:t xml:space="preserve">has the</w:t>
+      </w:r>
+      <w:r>
+        <w:t xml:space="preserve"> </w:t>
+      </w:r>
+      <w:r>
+        <w:rPr>
+          <w:rStyle w:val="VerbatimChar"/>
+        </w:rPr>
+        <w:t xml:space="preserve">dev3.</w:t>
+      </w:r>
+      <w:r>
+        <w:t xml:space="preserve"> </w:t>
+      </w:r>
+      <w:r>
+        <w:t xml:space="preserve">address, but the published evidence is from the old one. The warning also</w:t>
+      </w:r>
+      <w:r>
+        <w:t xml:space="preserve"> </w:t>
+      </w:r>
+      <w:r>
+        <w:t xml:space="preserve">appears as a banner in both reports. Either collect that node again first</w:t>
+      </w:r>
+      <w:r>
+        <w:t xml:space="preserve"> </w:t>
+      </w:r>
+      <w:r>
+        <w:t xml:space="preserve">(example 2), or assess with the node list the evidence was collected with,</w:t>
+      </w:r>
+      <w:r>
+        <w:t xml:space="preserve"> </w:t>
+      </w:r>
+      <w:r>
+        <w:t xml:space="preserve">plus the new entry:</w:t>
+      </w:r>
+    </w:p>
+    <w:p>
+      <w:pPr>
+        <w:pStyle w:val="SourceCode"/>
+      </w:pPr>
+      <w:r>
+        <w:rPr>
+          <w:rStyle w:val="FunctionTok"/>
+        </w:rPr>
+        <w:t xml:space="preserve">git</w:t>
+      </w:r>
+      <w:r>
+        <w:rPr>
+          <w:rStyle w:val="NormalTok"/>
+        </w:rPr>
+        <w:t xml:space="preserve"> show 53081f6:nodes.yaml </w:t>
+      </w:r>
+      <w:r>
+        <w:rPr>
+          <w:rStyle w:val="OperatorTok"/>
+        </w:rPr>
+        <w:t xml:space="preserve">&gt;</w:t>
+      </w:r>
+      <w:r>
+        <w:rPr>
+          <w:rStyle w:val="NormalTok"/>
+        </w:rPr>
+        <w:t xml:space="preserve"> /tmp/nodes-published.yaml</w:t>
+      </w:r>
+      <w:r>
+        <w:br/>
+      </w:r>
+      <w:r>
+        <w:rPr>
+          <w:rStyle w:val="CommentTok"/>
+        </w:rPr>
+        <w:t xml:space="preserve"># append the eosc-example entry from step 1 to /tmp/nodes-published.yaml</w:t>
+      </w:r>
+      <w:r>
+        <w:br/>
+      </w:r>
+      <w:r>
+        <w:rPr>
+          <w:rStyle w:val="ExtensionTok"/>
+        </w:rPr>
+        <w:t xml:space="preserve">uv</w:t>
+      </w:r>
+      <w:r>
+        <w:rPr>
+          <w:rStyle w:val="NormalTok"/>
+        </w:rPr>
+        <w:t xml:space="preserve"> run basic-check assess </w:t>
+      </w:r>
+      <w:r>
+        <w:rPr>
+          <w:rStyle w:val="AttributeTok"/>
+        </w:rPr>
+        <w:t xml:space="preserve">--nodes</w:t>
+      </w:r>
+      <w:r>
+        <w:rPr>
+          <w:rStyle w:val="NormalTok"/>
+        </w:rPr>
+        <w:t xml:space="preserve"> /tmp/nodes-published.yaml </w:t>
+      </w:r>
+      <w:r>
+        <w:rPr>
+          <w:rStyle w:val="AttributeTok"/>
+        </w:rPr>
+        <w:t xml:space="preserve">--only</w:t>
+      </w:r>
+      <w:r>
+        <w:rPr>
+          <w:rStyle w:val="NormalTok"/>
+        </w:rPr>
+        <w:t xml:space="preserve"> eosc-example </w:t>
+      </w:r>
+      <w:r>
+        <w:rPr>
+          <w:rStyle w:val="DataTypeTok"/>
+        </w:rPr>
+        <w:t xml:space="preserve">\</w:t>
+      </w:r>
+      <w:r>
+        <w:br/>
+      </w:r>
+      <w:r>
+        <w:rPr>
+          <w:rStyle w:val="NormalTok"/>
+        </w:rPr>
+        <w:t xml:space="preserve">    </w:t>
+      </w:r>
+      <w:r>
+        <w:rPr>
+          <w:rStyle w:val="AttributeTok"/>
+        </w:rPr>
+        <w:t xml:space="preserve">--skip</w:t>
+      </w:r>
+      <w:r>
+        <w:rPr>
+          <w:rStyle w:val="NormalTok"/>
+        </w:rPr>
+        <w:t xml:space="preserve"> Italy </w:t>
+      </w:r>
+      <w:r>
+        <w:rPr>
+          <w:rStyle w:val="AttributeTok"/>
+        </w:rPr>
+        <w:t xml:space="preserve">--run</w:t>
+      </w:r>
+      <w:r>
+        <w:rPr>
+          <w:rStyle w:val="NormalTok"/>
+        </w:rPr>
+        <w:t xml:space="preserve"> live-2026-10-01-plus-eosc-example</w:t>
+      </w:r>
+    </w:p>
+    <w:p>
+      <w:pPr>
+        <w:pStyle w:val="FirstParagraph"/>
+      </w:pPr>
+      <w:r>
+        <w:rPr>
+          <w:b/>
+          <w:bCs/>
+        </w:rPr>
+        <w:t xml:space="preserve">Step 5: re-run the tests against the new published run.</w:t>
+      </w:r>
+    </w:p>
+    <w:p>
+      <w:pPr>
+        <w:pStyle w:val="SourceCode"/>
+      </w:pPr>
+      <w:r>
+        <w:rPr>
+          <w:rStyle w:val="ExtensionTok"/>
+        </w:rPr>
+        <w:t xml:space="preserve">uv</w:t>
+      </w:r>
+      <w:r>
+        <w:rPr>
+          <w:rStyle w:val="NormalTok"/>
+        </w:rPr>
+        <w:t xml:space="preserve"> run pytest </w:t>
+      </w:r>
+      <w:r>
+        <w:rPr>
+          <w:rStyle w:val="AttributeTok"/>
+        </w:rPr>
+        <w:t xml:space="preserve">-q</w:t>
+      </w:r>
+    </w:p>
+    <w:p>
+      <w:pPr>
+        <w:pStyle w:val="FirstParagraph"/>
+      </w:pPr>
+      <w:r>
+        <w:t xml:space="preserve">Two tests read the committed evidence. Each exists to make a change visible,</w:t>
+      </w:r>
+      <w:r>
+        <w:t xml:space="preserve"> </w:t>
+      </w:r>
+      <w:r>
+        <w:t xml:space="preserve">not to be satisfied mechanically:</w:t>
+      </w:r>
+    </w:p>
+    <w:p>
+      <w:pPr>
+        <w:pStyle w:val="Compact"/>
+        <w:numPr>
+          <w:ilvl w:val="0"/>
+          <w:numId w:val="1011"/>
+        </w:numPr>
+      </w:pPr>
+      <w:r>
+        <w:rPr>
+          <w:rStyle w:val="VerbatimChar"/>
+        </w:rPr>
+        <w:t xml:space="preserve">test_privacy.py::test_the_committed_evidence_publishes_no_personal_address_or_phone</w:t>
+      </w:r>
+      <w:r>
+        <w:t xml:space="preserve"> </w:t>
+      </w:r>
+      <w:r>
+        <w:t xml:space="preserve">must pass as it stands. If it fails, personal data is about to be published.</w:t>
+      </w:r>
+      <w:r>
+        <w:t xml:space="preserve"> </w:t>
+      </w:r>
+      <w:r>
+        <w:t xml:space="preserve">Stop and find out why; never change the test to let it through.</w:t>
+      </w:r>
+    </w:p>
+    <w:p>
+      <w:pPr>
+        <w:pStyle w:val="Compact"/>
+        <w:numPr>
+          <w:ilvl w:val="0"/>
+          <w:numId w:val="1011"/>
+        </w:numPr>
+      </w:pPr>
+      <w:r>
+        <w:rPr>
+          <w:rStyle w:val="VerbatimChar"/>
+        </w:rPr>
+        <w:t xml:space="preserve">test_names.py::test_the_official_names_match_the_nodes_that_show_them</w:t>
+      </w:r>
+      <w:r>
+        <w:t xml:space="preserve"> </w:t>
+      </w:r>
+      <w:r>
+        <w:t xml:space="preserve">pins</w:t>
+      </w:r>
+      <w:r>
+        <w:t xml:space="preserve"> </w:t>
+      </w:r>
+      <w:r>
+        <w:t xml:space="preserve">which nodes display their approved name (five, for the 24 September run). If</w:t>
+      </w:r>
+      <w:r>
+        <w:t xml:space="preserve"> </w:t>
+      </w:r>
+      <w:r>
+        <w:t xml:space="preserve">the new page shows its name, add its id to the expected set and update the</w:t>
+      </w:r>
+      <w:r>
+        <w:t xml:space="preserve"> </w:t>
+      </w:r>
+      <w:r>
+        <w:t xml:space="preserve">docstring to say why.</w:t>
+      </w:r>
+    </w:p>
+    <w:p>
+      <w:pPr>
+        <w:pStyle w:val="FirstParagraph"/>
+      </w:pPr>
+      <w:r>
+        <w:rPr>
+          <w:b/>
+          <w:bCs/>
+        </w:rPr>
+        <w:t xml:space="preserve">Step 6: update what quotes the published figures, then commit.</w:t>
+      </w:r>
+      <w:r>
+        <w:t xml:space="preserve"> </w:t>
+      </w:r>
+      <w:r>
+        <w:rPr>
+          <w:rStyle w:val="VerbatimChar"/>
+        </w:rPr>
+        <w:t xml:space="preserve">results/</w:t>
+      </w:r>
+      <w:r>
+        <w:t xml:space="preserve"> </w:t>
+      </w:r>
+      <w:r>
+        <w:t xml:space="preserve">is regenerated, but these are written by hand:</w:t>
+      </w:r>
+    </w:p>
+    <w:p>
+      <w:pPr>
+        <w:pStyle w:val="Compact"/>
+        <w:numPr>
+          <w:ilvl w:val="0"/>
+          <w:numId w:val="1012"/>
+        </w:numPr>
+      </w:pPr>
+      <w:r>
+        <w:t xml:space="preserve">a review document for the new run, like</w:t>
+      </w:r>
+      <w:r>
+        <w:t xml:space="preserve"> </w:t>
+      </w:r>
+      <w:r>
+        <w:rPr>
+          <w:rStyle w:val="VerbatimChar"/>
+        </w:rPr>
+        <w:t xml:space="preserve">results/REVIEW-2026-09-24.md</w:t>
+      </w:r>
+      <w:r>
+        <w:t xml:space="preserve">;</w:t>
+      </w:r>
+    </w:p>
+    <w:p>
+      <w:pPr>
+        <w:pStyle w:val="Compact"/>
+        <w:numPr>
+          <w:ilvl w:val="0"/>
+          <w:numId w:val="1012"/>
+        </w:numPr>
+      </w:pPr>
+      <w:r>
+        <w:t xml:space="preserve">the headline tally in</w:t>
+      </w:r>
+      <w:r>
+        <w:t xml:space="preserve"> </w:t>
+      </w:r>
+      <w:r>
+        <w:rPr>
+          <w:rStyle w:val="VerbatimChar"/>
+        </w:rPr>
+        <w:t xml:space="preserve">README.md</w:t>
+      </w:r>
+      <w:r>
+        <w:t xml:space="preserve"> </w:t>
+      </w:r>
+      <w:r>
+        <w:t xml:space="preserve">("120 cells: 44 PASS · 6 FAIL · 70 review");</w:t>
+      </w:r>
+    </w:p>
+    <w:p>
+      <w:pPr>
+        <w:pStyle w:val="Compact"/>
+        <w:numPr>
+          <w:ilvl w:val="0"/>
+          <w:numId w:val="1012"/>
+        </w:numPr>
+      </w:pPr>
+      <w:r>
+        <w:t xml:space="preserve">section 10 of this document ("The published figures"), and the node list</w:t>
+      </w:r>
+      <w:r>
+        <w:t xml:space="preserve"> </w:t>
+      </w:r>
+      <w:r>
+        <w:t xml:space="preserve">in section 5 ("The node list — a YAML file").</w:t>
+      </w:r>
+    </w:p>
+    <w:p>
+      <w:pPr>
+        <w:pStyle w:val="SourceCode"/>
+      </w:pPr>
+      <w:r>
+        <w:rPr>
+          <w:rStyle w:val="FunctionTok"/>
+        </w:rPr>
+        <w:t xml:space="preserve">git</w:t>
+      </w:r>
+      <w:r>
+        <w:rPr>
+          <w:rStyle w:val="NormalTok"/>
+        </w:rPr>
+        <w:t xml:space="preserve"> status</w:t>
+      </w:r>
+      <w:r>
+        <w:br/>
+      </w:r>
+      <w:r>
+        <w:rPr>
+          <w:rStyle w:val="FunctionTok"/>
+        </w:rPr>
+        <w:t xml:space="preserve">git</w:t>
+      </w:r>
+      <w:r>
+        <w:rPr>
+          <w:rStyle w:val="NormalTok"/>
+        </w:rPr>
+        <w:t xml:space="preserve"> add nodes.yaml checklist/approved-names.txt checklist/approved-names-scoped.txt </w:t>
+      </w:r>
+      <w:r>
+        <w:rPr>
+          <w:rStyle w:val="DataTypeTok"/>
+        </w:rPr>
+        <w:t xml:space="preserve">\</w:t>
+      </w:r>
+      <w:r>
+        <w:br/>
+      </w:r>
+      <w:r>
+        <w:rPr>
+          <w:rStyle w:val="NormalTok"/>
+        </w:rPr>
+        <w:t xml:space="preserve">        results README.md docs tests</w:t>
+      </w:r>
+      <w:r>
+        <w:br/>
+      </w:r>
+      <w:r>
+        <w:rPr>
+          <w:rStyle w:val="FunctionTok"/>
+        </w:rPr>
+        <w:t xml:space="preserve">git</w:t>
+      </w:r>
+      <w:r>
+        <w:rPr>
+          <w:rStyle w:val="NormalTok"/>
+        </w:rPr>
+        <w:t xml:space="preserve"> commit </w:t>
+      </w:r>
+      <w:r>
+        <w:rPr>
+          <w:rStyle w:val="AttributeTok"/>
+        </w:rPr>
+        <w:t xml:space="preserve">-m</w:t>
+      </w:r>
+      <w:r>
+        <w:rPr>
+          <w:rStyle w:val="NormalTok"/>
+        </w:rPr>
+        <w:t xml:space="preserve"> </w:t>
+      </w:r>
+      <w:r>
+        <w:rPr>
+          <w:rStyle w:val="StringTok"/>
+        </w:rPr>
+        <w:t xml:space="preserve">"Add eosc-example; publish run live-2026-10-01-plus-eosc-example"</w:t>
+      </w:r>
+      <w:r>
+        <w:br/>
+      </w:r>
+      <w:r>
+        <w:rPr>
+          <w:rStyle w:val="FunctionTok"/>
+        </w:rPr>
+        <w:t xml:space="preserve">git</w:t>
+      </w:r>
+      <w:r>
+        <w:rPr>
+          <w:rStyle w:val="NormalTok"/>
+        </w:rPr>
+        <w:t xml:space="preserve"> push</w:t>
+      </w:r>
+    </w:p>
+    <w:bookmarkEnd w:id="48"/>
+    <w:bookmarkStart w:id="49" w:name="X5431a82e20a06edfb102374e037ce7ea9ce6896"/>
+    <w:p>
+      <w:pPr>
+        <w:pStyle w:val="Heading3"/>
+      </w:pPr>
+      <w:r>
+        <w:t xml:space="preserve">Example 2 — changing a node's landing page URL</w:t>
+      </w:r>
+    </w:p>
+    <w:p>
+      <w:pPr>
+        <w:pStyle w:val="FirstParagraph"/>
+      </w:pPr>
+      <w:r>
+        <w:t xml:space="preserve">The example is the change actually made on 25 September 2026: BBMRI-ERIC moved</w:t>
+      </w:r>
+      <w:r>
+        <w:t xml:space="preserve"> </w:t>
+      </w:r>
+      <w:r>
+        <w:t xml:space="preserve">from</w:t>
+      </w:r>
+      <w:r>
+        <w:t xml:space="preserve"> </w:t>
+      </w:r>
+      <w:r>
+        <w:rPr>
+          <w:rStyle w:val="VerbatimChar"/>
+        </w:rPr>
+        <w:t xml:space="preserve">https://www.bbmri-eric.eu/eosc-node-bbmri-eric/</w:t>
+      </w:r>
+      <w:r>
+        <w:t xml:space="preserve"> </w:t>
+      </w:r>
+      <w:r>
+        <w:t xml:space="preserve">to</w:t>
+      </w:r>
+      <w:r>
+        <w:t xml:space="preserve"> </w:t>
+      </w:r>
+      <w:r>
+        <w:rPr>
+          <w:rStyle w:val="VerbatimChar"/>
+        </w:rPr>
+        <w:t xml:space="preserve">https://dev3.bbmri-eric.eu/eosc-node-bbmri-eric/</w:t>
+      </w:r>
+      <w:r>
+        <w:t xml:space="preserve">.</w:t>
+      </w:r>
+    </w:p>
+    <w:p>
+      <w:pPr>
+        <w:pStyle w:val="BodyText"/>
+      </w:pPr>
+      <w:r>
+        <w:rPr>
+          <w:b/>
+          <w:bCs/>
+        </w:rPr>
+        <w:t xml:space="preserve">Which files change.</w:t>
+      </w:r>
+      <w:r>
+        <w:t xml:space="preserve"> </w:t>
+      </w:r>
+      <w:r>
+        <w:t xml:space="preserve">One line in one file:</w:t>
+      </w:r>
+      <w:r>
+        <w:t xml:space="preserve"> </w:t>
+      </w:r>
+      <w:r>
+        <w:rPr>
+          <w:rStyle w:val="VerbatimChar"/>
+        </w:rPr>
+        <w:t xml:space="preserve">url</w:t>
+      </w:r>
+      <w:r>
+        <w:t xml:space="preserve"> </w:t>
+      </w:r>
+      <w:r>
+        <w:t xml:space="preserve">for that node in</w:t>
+      </w:r>
+      <w:r>
+        <w:t xml:space="preserve"> </w:t>
+      </w:r>
+      <w:r>
+        <w:rPr>
+          <w:rStyle w:val="VerbatimChar"/>
+        </w:rPr>
+        <w:t xml:space="preserve">nodes.yaml</w:t>
+      </w:r>
+      <w:r>
+        <w:t xml:space="preserve">. Nothing else in the repository stores a node's URL. Add a comment</w:t>
+      </w:r>
+      <w:r>
+        <w:t xml:space="preserve"> </w:t>
+      </w:r>
+      <w:r>
+        <w:t xml:space="preserve">recording the old address and the date, so the published evidence can still be</w:t>
+      </w:r>
+      <w:r>
+        <w:t xml:space="preserve"> </w:t>
+      </w:r>
+      <w:r>
+        <w:t xml:space="preserve">traced:</w:t>
+      </w:r>
+    </w:p>
+    <w:p>
+      <w:pPr>
+        <w:pStyle w:val="SourceCode"/>
+      </w:pPr>
+      <w:r>
+        <w:rPr>
+          <w:rStyle w:val="AttributeTok"/>
+        </w:rPr>
+        <w:t xml:space="preserve">  </w:t>
+      </w:r>
+      <w:r>
+        <w:rPr>
+          <w:rStyle w:val="KeywordTok"/>
+        </w:rPr>
+        <w:t xml:space="preserve">-</w:t>
+      </w:r>
+      <w:r>
+        <w:rPr>
+          <w:rStyle w:val="AttributeTok"/>
+        </w:rPr>
+        <w:t xml:space="preserve"> </w:t>
+      </w:r>
+      <w:r>
+        <w:rPr>
+          <w:rStyle w:val="FunctionTok"/>
+        </w:rPr>
+        <w:t xml:space="preserve">id</w:t>
+      </w:r>
+      <w:r>
+        <w:rPr>
+          <w:rStyle w:val="KeywordTok"/>
+        </w:rPr>
+        <w:t xml:space="preserve">:</w:t>
+      </w:r>
+      <w:r>
+        <w:rPr>
+          <w:rStyle w:val="AttributeTok"/>
+        </w:rPr>
+        <w:t xml:space="preserve"> bbmri-eric</w:t>
+      </w:r>
+      <w:r>
+        <w:br/>
+      </w:r>
+      <w:r>
+        <w:rPr>
+          <w:rStyle w:val="AttributeTok"/>
+        </w:rPr>
+        <w:t xml:space="preserve">    </w:t>
+      </w:r>
+      <w:r>
+        <w:rPr>
+          <w:rStyle w:val="FunctionTok"/>
+        </w:rPr>
+        <w:t xml:space="preserve">name</w:t>
+      </w:r>
+      <w:r>
+        <w:rPr>
+          <w:rStyle w:val="KeywordTok"/>
+        </w:rPr>
+        <w:t xml:space="preserve">:</w:t>
+      </w:r>
+      <w:r>
+        <w:rPr>
+          <w:rStyle w:val="AttributeTok"/>
+        </w:rPr>
+        <w:t xml:space="preserve"> BBMRI-ERIC</w:t>
+      </w:r>
+      <w:r>
+        <w:br/>
+      </w:r>
+      <w:r>
+        <w:rPr>
+          <w:rStyle w:val="CommentTok"/>
+        </w:rPr>
+        <w:t xml:space="preserve">    # URL changed on 25 September 2026, from</w:t>
+      </w:r>
+      <w:r>
+        <w:br/>
+      </w:r>
+      <w:r>
+        <w:rPr>
+          <w:rStyle w:val="CommentTok"/>
+        </w:rPr>
+        <w:t xml:space="preserve">    # https://www.bbmri-eric.eu/eosc-node-bbmri-eric/</w:t>
+      </w:r>
+      <w:r>
+        <w:br/>
+      </w:r>
+      <w:r>
+        <w:rPr>
+          <w:rStyle w:val="AttributeTok"/>
+        </w:rPr>
+        <w:t xml:space="preserve">    </w:t>
+      </w:r>
+      <w:r>
+        <w:rPr>
+          <w:rStyle w:val="FunctionTok"/>
+        </w:rPr>
+        <w:t xml:space="preserve">url</w:t>
+      </w:r>
+      <w:r>
+        <w:rPr>
+          <w:rStyle w:val="KeywordTok"/>
+        </w:rPr>
+        <w:t xml:space="preserve">:</w:t>
+      </w:r>
+      <w:r>
+        <w:rPr>
+          <w:rStyle w:val="AttributeTok"/>
+        </w:rPr>
+        <w:t xml:space="preserve"> https://dev3.bbmri-eric.eu/eosc-node-bbmri-eric/</w:t>
+      </w:r>
+      <w:r>
+        <w:br/>
+      </w:r>
+      <w:r>
+        <w:rPr>
+          <w:rStyle w:val="AttributeTok"/>
+        </w:rPr>
+        <w:t xml:space="preserve">    </w:t>
+      </w:r>
+      <w:r>
+        <w:rPr>
+          <w:rStyle w:val="FunctionTok"/>
+        </w:rPr>
+        <w:t xml:space="preserve">eosc_page</w:t>
+      </w:r>
+      <w:r>
+        <w:rPr>
+          <w:rStyle w:val="KeywordTok"/>
+        </w:rPr>
+        <w:t xml:space="preserve">:</w:t>
+      </w:r>
+      <w:r>
+        <w:rPr>
+          <w:rStyle w:val="AttributeTok"/>
+        </w:rPr>
+        <w:t xml:space="preserve"> https://eosc.eu/building-the-eosc-federation/eosc-node-bbmri-eric/</w:t>
+      </w:r>
+    </w:p>
+    <w:p>
+      <w:pPr>
+        <w:pStyle w:val="FirstParagraph"/>
+      </w:pPr>
+      <w:r>
+        <w:t xml:space="preserve">Change</w:t>
+      </w:r>
+      <w:r>
+        <w:t xml:space="preserve"> </w:t>
+      </w:r>
+      <w:r>
+        <w:rPr>
+          <w:rStyle w:val="VerbatimChar"/>
+        </w:rPr>
+        <w:t xml:space="preserve">eosc_page</w:t>
+      </w:r>
+      <w:r>
+        <w:t xml:space="preserve"> </w:t>
+      </w:r>
+      <w:r>
+        <w:t xml:space="preserve">as well only if the node's own entry on</w:t>
+      </w:r>
+      <w:r>
+        <w:t xml:space="preserve"> </w:t>
+      </w:r>
+      <w:r>
+        <w:rPr>
+          <w:rStyle w:val="VerbatimChar"/>
+        </w:rPr>
+        <w:t xml:space="preserve">eosc.eu</w:t>
+      </w:r>
+      <w:r>
+        <w:t xml:space="preserve"> </w:t>
+      </w:r>
+      <w:r>
+        <w:t xml:space="preserve">moved; a</w:t>
+      </w:r>
+      <w:r>
+        <w:t xml:space="preserve"> </w:t>
+      </w:r>
+      <w:r>
+        <w:t xml:space="preserve">new landing page does not usually mean a new</w:t>
+      </w:r>
+      <w:r>
+        <w:t xml:space="preserve"> </w:t>
+      </w:r>
+      <w:r>
+        <w:rPr>
+          <w:rStyle w:val="VerbatimChar"/>
+        </w:rPr>
+        <w:t xml:space="preserve">eosc.eu</w:t>
+      </w:r>
+      <w:r>
+        <w:t xml:space="preserve"> </w:t>
+      </w:r>
+      <w:r>
+        <w:t xml:space="preserve">entry. The name files</w:t>
+      </w:r>
+      <w:r>
+        <w:t xml:space="preserve"> </w:t>
+      </w:r>
+      <w:r>
+        <w:t xml:space="preserve">change only if the node's approved name changed. Keep the</w:t>
+      </w:r>
+      <w:r>
+        <w:t xml:space="preserve"> </w:t>
+      </w:r>
+      <w:r>
+        <w:rPr>
+          <w:rStyle w:val="VerbatimChar"/>
+        </w:rPr>
+        <w:t xml:space="preserve">id</w:t>
+      </w:r>
+      <w:r>
+        <w:t xml:space="preserve">: it names the</w:t>
+      </w:r>
+      <w:r>
+        <w:t xml:space="preserve"> </w:t>
+      </w:r>
+      <w:r>
+        <w:t xml:space="preserve">evidence file, and changing it would make the node look new.</w:t>
+      </w:r>
+    </w:p>
+    <w:p>
+      <w:pPr>
+        <w:pStyle w:val="BodyText"/>
+      </w:pPr>
+      <w:r>
+        <w:rPr>
+          <w:b/>
+          <w:bCs/>
+        </w:rPr>
+        <w:t xml:space="preserve">Step 1: check the configuration.</w:t>
+      </w:r>
+    </w:p>
+    <w:p>
+      <w:pPr>
+        <w:pStyle w:val="SourceCode"/>
+      </w:pPr>
+      <w:r>
+        <w:rPr>
+          <w:rStyle w:val="ExtensionTok"/>
+        </w:rPr>
+        <w:t xml:space="preserve">uv</w:t>
+      </w:r>
+      <w:r>
+        <w:rPr>
+          <w:rStyle w:val="NormalTok"/>
+        </w:rPr>
+        <w:t xml:space="preserve"> run pytest </w:t>
+      </w:r>
+      <w:r>
+        <w:rPr>
+          <w:rStyle w:val="AttributeTok"/>
+        </w:rPr>
+        <w:t xml:space="preserve">-q</w:t>
+      </w:r>
+    </w:p>
+    <w:p>
+      <w:pPr>
+        <w:pStyle w:val="FirstParagraph"/>
+      </w:pPr>
+      <w:r>
+        <w:rPr>
+          <w:b/>
+          <w:bCs/>
+        </w:rPr>
+        <w:t xml:space="preserve">Step 2: trial run for that node only.</w:t>
+      </w:r>
+      <w:r>
+        <w:t xml:space="preserve"> </w:t>
+      </w:r>
+      <w:r>
+        <w:t xml:space="preserve">This contacts one site.</w:t>
+      </w:r>
+    </w:p>
+    <w:p>
+      <w:pPr>
+        <w:pStyle w:val="SourceCode"/>
+      </w:pPr>
+      <w:r>
+        <w:rPr>
+          <w:rStyle w:val="ExtensionTok"/>
+        </w:rPr>
+        <w:t xml:space="preserve">uv</w:t>
+      </w:r>
+      <w:r>
+        <w:rPr>
+          <w:rStyle w:val="NormalTok"/>
+        </w:rPr>
+        <w:t xml:space="preserve"> run basic-check collect </w:t>
+      </w:r>
+      <w:r>
+        <w:rPr>
+          <w:rStyle w:val="AttributeTok"/>
+        </w:rPr>
+        <w:t xml:space="preserve">--only</w:t>
+      </w:r>
+      <w:r>
+        <w:rPr>
+          <w:rStyle w:val="NormalTok"/>
+        </w:rPr>
+        <w:t xml:space="preserve"> bbmri-eric </w:t>
+      </w:r>
+      <w:r>
+        <w:rPr>
+          <w:rStyle w:val="AttributeTok"/>
+        </w:rPr>
+        <w:t xml:space="preserve">--results</w:t>
+      </w:r>
+      <w:r>
+        <w:rPr>
+          <w:rStyle w:val="NormalTok"/>
+        </w:rPr>
+        <w:t xml:space="preserve"> /tmp/trial</w:t>
+      </w:r>
+      <w:r>
+        <w:br/>
+      </w:r>
+      <w:r>
+        <w:rPr>
+          <w:rStyle w:val="ExtensionTok"/>
+        </w:rPr>
+        <w:t xml:space="preserve">uv</w:t>
+      </w:r>
+      <w:r>
+        <w:rPr>
+          <w:rStyle w:val="NormalTok"/>
+        </w:rPr>
+        <w:t xml:space="preserve"> run basic-check assess  </w:t>
+      </w:r>
+      <w:r>
+        <w:rPr>
+          <w:rStyle w:val="AttributeTok"/>
+        </w:rPr>
+        <w:t xml:space="preserve">--only</w:t>
+      </w:r>
+      <w:r>
+        <w:rPr>
+          <w:rStyle w:val="NormalTok"/>
+        </w:rPr>
+        <w:t xml:space="preserve"> bbmri-eric </w:t>
+      </w:r>
+      <w:r>
+        <w:rPr>
+          <w:rStyle w:val="AttributeTok"/>
+        </w:rPr>
+        <w:t xml:space="preserve">--results</w:t>
+      </w:r>
+      <w:r>
+        <w:rPr>
+          <w:rStyle w:val="NormalTok"/>
+        </w:rPr>
+        <w:t xml:space="preserve"> /tmp/trial</w:t>
+      </w:r>
+      <w:r>
+        <w:br/>
+      </w:r>
+      <w:r>
+        <w:rPr>
+          <w:rStyle w:val="ExtensionTok"/>
+        </w:rPr>
+        <w:t xml:space="preserve">uv</w:t>
+      </w:r>
+      <w:r>
+        <w:rPr>
+          <w:rStyle w:val="NormalTok"/>
+        </w:rPr>
+        <w:t xml:space="preserve"> run basic-check show bbmri-eric </w:t>
+      </w:r>
+      <w:r>
+        <w:rPr>
+          <w:rStyle w:val="AttributeTok"/>
+        </w:rPr>
+        <w:t xml:space="preserve">--results</w:t>
+      </w:r>
+      <w:r>
+        <w:rPr>
+          <w:rStyle w:val="NormalTok"/>
+        </w:rPr>
+        <w:t xml:space="preserve"> /tmp/trial</w:t>
+      </w:r>
+    </w:p>
+    <w:p>
+      <w:pPr>
+        <w:pStyle w:val="FirstParagraph"/>
+      </w:pPr>
+      <w:r>
+        <w:t xml:space="preserve">Check that the page actually loaded before going further. On 25 September the</w:t>
+      </w:r>
+      <w:r>
+        <w:t xml:space="preserve"> </w:t>
+      </w:r>
+      <w:r>
+        <w:rPr>
+          <w:rStyle w:val="VerbatimChar"/>
+        </w:rPr>
+        <w:t xml:space="preserve">dev3.</w:t>
+      </w:r>
+      <w:r>
+        <w:t xml:space="preserve"> </w:t>
+      </w:r>
+      <w:r>
+        <w:t xml:space="preserve">host's</w:t>
+      </w:r>
+      <w:r>
+        <w:t xml:space="preserve"> </w:t>
+      </w:r>
+      <w:r>
+        <w:rPr>
+          <w:rStyle w:val="VerbatimChar"/>
+        </w:rPr>
+        <w:t xml:space="preserve">robots.txt</w:t>
+      </w:r>
+      <w:r>
+        <w:t xml:space="preserve"> </w:t>
+      </w:r>
+      <w:r>
+        <w:t xml:space="preserve">disallowed every path, the tool honoured it, and all</w:t>
+      </w:r>
+      <w:r>
+        <w:t xml:space="preserve"> </w:t>
+      </w:r>
+      <w:r>
+        <w:t xml:space="preserve">ten points were</w:t>
+      </w:r>
+      <w:r>
+        <w:t xml:space="preserve"> </w:t>
+      </w:r>
+      <w:r>
+        <w:rPr>
+          <w:rStyle w:val="VerbatimChar"/>
+        </w:rPr>
+        <w:t xml:space="preserve">ERROR</w:t>
+      </w:r>
+      <w:r>
+        <w:t xml:space="preserve">. A result like that is not worth publishing: ask the</w:t>
+      </w:r>
+      <w:r>
+        <w:t xml:space="preserve"> </w:t>
+      </w:r>
+      <w:r>
+        <w:t xml:space="preserve">node for its public address, or for the checker to be allowed, and stop there.</w:t>
+      </w:r>
+    </w:p>
+    <w:p>
+      <w:pPr>
+        <w:pStyle w:val="BodyText"/>
+      </w:pPr>
+      <w:r>
+        <w:rPr>
+          <w:b/>
+          <w:bCs/>
+        </w:rPr>
+        <w:t xml:space="preserve">Step 3: replace that node's evidence in the published run.</w:t>
+      </w:r>
+      <w:r>
+        <w:t xml:space="preserve"> </w:t>
+      </w:r>
+      <w:r>
+        <w:t xml:space="preserve">Reuse the trial</w:t>
+      </w:r>
+      <w:r>
+        <w:t xml:space="preserve"> </w:t>
+      </w:r>
+      <w:r>
+        <w:t xml:space="preserve">evidence rather than fetching the page again:</w:t>
+      </w:r>
+    </w:p>
+    <w:p>
+      <w:pPr>
+        <w:pStyle w:val="SourceCode"/>
+      </w:pPr>
+      <w:r>
+        <w:rPr>
+          <w:rStyle w:val="FunctionTok"/>
+        </w:rPr>
+        <w:t xml:space="preserve">cp</w:t>
+      </w:r>
+      <w:r>
+        <w:rPr>
+          <w:rStyle w:val="NormalTok"/>
+        </w:rPr>
+        <w:t xml:space="preserve"> /tmp/trial/evidence/bbmri-eric.json results/evidence/</w:t>
+      </w:r>
+      <w:r>
+        <w:br/>
+      </w:r>
+      <w:r>
+        <w:rPr>
+          <w:rStyle w:val="FunctionTok"/>
+        </w:rPr>
+        <w:t xml:space="preserve">cp</w:t>
+      </w:r>
+      <w:r>
+        <w:rPr>
+          <w:rStyle w:val="NormalTok"/>
+        </w:rPr>
+        <w:t xml:space="preserve"> /tmp/trial/evidence/screenshots/bbmri-eric.png results/evidence/screenshots/</w:t>
+      </w:r>
+      <w:r>
+        <w:br/>
+      </w:r>
+      <w:r>
+        <w:rPr>
+          <w:rStyle w:val="ExtensionTok"/>
+        </w:rPr>
+        <w:t xml:space="preserve">uv</w:t>
+      </w:r>
+      <w:r>
+        <w:rPr>
+          <w:rStyle w:val="NormalTok"/>
+        </w:rPr>
+        <w:t xml:space="preserve"> run basic-check assess </w:t>
+      </w:r>
+      <w:r>
+        <w:rPr>
+          <w:rStyle w:val="AttributeTok"/>
+        </w:rPr>
+        <w:t xml:space="preserve">--only</w:t>
+      </w:r>
+      <w:r>
+        <w:rPr>
+          <w:rStyle w:val="NormalTok"/>
+        </w:rPr>
+        <w:t xml:space="preserve"> bbmri-eric </w:t>
+      </w:r>
+      <w:r>
+        <w:rPr>
+          <w:rStyle w:val="AttributeTok"/>
+        </w:rPr>
+        <w:t xml:space="preserve">--skip</w:t>
+      </w:r>
+      <w:r>
+        <w:rPr>
+          <w:rStyle w:val="NormalTok"/>
+        </w:rPr>
+        <w:t xml:space="preserve"> Italy </w:t>
+      </w:r>
+      <w:r>
+        <w:rPr>
+          <w:rStyle w:val="DataTypeTok"/>
+        </w:rPr>
+        <w:t xml:space="preserve">\</w:t>
+      </w:r>
+      <w:r>
+        <w:br/>
+      </w:r>
+      <w:r>
+        <w:rPr>
+          <w:rStyle w:val="NormalTok"/>
+        </w:rPr>
+        <w:t xml:space="preserve">    </w:t>
+      </w:r>
+      <w:r>
+        <w:rPr>
+          <w:rStyle w:val="AttributeTok"/>
+        </w:rPr>
+        <w:t xml:space="preserve">--run</w:t>
+      </w:r>
+      <w:r>
+        <w:rPr>
+          <w:rStyle w:val="NormalTok"/>
+        </w:rPr>
+        <w:t xml:space="preserve"> live-2026-10-01-new-bbmri-url</w:t>
+      </w:r>
+    </w:p>
+    <w:p>
+      <w:pPr>
+        <w:pStyle w:val="FirstParagraph"/>
+      </w:pPr>
+      <w:r>
+        <w:t xml:space="preserve">If the new capture has no screenshot, because the page could not be rendered,</w:t>
+      </w:r>
+      <w:r>
+        <w:t xml:space="preserve"> </w:t>
+      </w:r>
+      <w:r>
+        <w:t xml:space="preserve">delete</w:t>
+      </w:r>
+      <w:r>
+        <w:t xml:space="preserve"> </w:t>
+      </w:r>
+      <w:r>
+        <w:rPr>
+          <w:rStyle w:val="VerbatimChar"/>
+        </w:rPr>
+        <w:t xml:space="preserve">results/evidence/screenshots/bbmri-eric.png</w:t>
+      </w:r>
+      <w:r>
+        <w:t xml:space="preserve"> </w:t>
+      </w:r>
+      <w:r>
+        <w:t xml:space="preserve">rather than keep the old</w:t>
+      </w:r>
+      <w:r>
+        <w:t xml:space="preserve"> </w:t>
+      </w:r>
+      <w:r>
+        <w:t xml:space="preserve">page's image. The report covers every node, with a</w:t>
+      </w:r>
+      <w:r>
+        <w:t xml:space="preserve"> </w:t>
+      </w:r>
+      <w:r>
+        <w:rPr>
+          <w:b/>
+          <w:bCs/>
+        </w:rPr>
+        <w:t xml:space="preserve">Mixed freshness</w:t>
+      </w:r>
+      <w:r>
+        <w:t xml:space="preserve"> </w:t>
+      </w:r>
+      <w:r>
+        <w:t xml:space="preserve">banner</w:t>
+      </w:r>
+      <w:r>
+        <w:t xml:space="preserve"> </w:t>
+      </w:r>
+      <w:r>
+        <w:t xml:space="preserve">naming</w:t>
+      </w:r>
+      <w:r>
+        <w:t xml:space="preserve"> </w:t>
+      </w:r>
+      <w:r>
+        <w:rPr>
+          <w:rStyle w:val="VerbatimChar"/>
+        </w:rPr>
+        <w:t xml:space="preserve">bbmri-eric</w:t>
+      </w:r>
+      <w:r>
+        <w:t xml:space="preserve"> </w:t>
+      </w:r>
+      <w:r>
+        <w:t xml:space="preserve">as the only row fetched again. For a completely fresh table</w:t>
+      </w:r>
+      <w:r>
+        <w:t xml:space="preserve"> </w:t>
+      </w:r>
+      <w:r>
+        <w:t xml:space="preserve">instead, follow path B of example 1 step 4.</w:t>
+      </w:r>
+    </w:p>
+    <w:p>
+      <w:pPr>
+        <w:pStyle w:val="BodyText"/>
+      </w:pPr>
+      <w:r>
+        <w:rPr>
+          <w:b/>
+          <w:bCs/>
+        </w:rPr>
+        <w:t xml:space="preserve">Why the order matters.</w:t>
+      </w:r>
+      <w:r>
+        <w:t xml:space="preserve"> </w:t>
+      </w:r>
+      <w:r>
+        <w:rPr>
+          <w:rStyle w:val="VerbatimChar"/>
+        </w:rPr>
+        <w:t xml:space="preserve">assess</w:t>
+      </w:r>
+      <w:r>
+        <w:t xml:space="preserve"> </w:t>
+      </w:r>
+      <w:r>
+        <w:t xml:space="preserve">labels each row with the URL in</w:t>
+      </w:r>
+      <w:r>
+        <w:t xml:space="preserve"> </w:t>
+      </w:r>
+      <w:r>
+        <w:rPr>
+          <w:rStyle w:val="VerbatimChar"/>
+        </w:rPr>
+        <w:t xml:space="preserve">nodes.yaml</w:t>
+      </w:r>
+      <w:r>
+        <w:t xml:space="preserve">, but takes the verdicts from the evidence on disk. Between step 1</w:t>
+      </w:r>
+      <w:r>
+        <w:t xml:space="preserve"> </w:t>
+      </w:r>
+      <w:r>
+        <w:t xml:space="preserve">and step 3, the two describe different pages.</w:t>
+      </w:r>
+      <w:r>
+        <w:t xml:space="preserve"> </w:t>
+      </w:r>
+      <w:r>
+        <w:rPr>
+          <w:rStyle w:val="VerbatimChar"/>
+        </w:rPr>
+        <w:t xml:space="preserve">assess</w:t>
+      </w:r>
+      <w:r>
+        <w:t xml:space="preserve"> </w:t>
+      </w:r>
+      <w:r>
+        <w:t xml:space="preserve">now detects this. It</w:t>
+      </w:r>
+      <w:r>
+        <w:t xml:space="preserve"> </w:t>
+      </w:r>
+      <w:r>
+        <w:t xml:space="preserve">prints a warning naming the node and both URLs, puts an</w:t>
+      </w:r>
+      <w:r>
+        <w:t xml:space="preserve"> </w:t>
+      </w:r>
+      <w:r>
+        <w:rPr>
+          <w:b/>
+          <w:bCs/>
+        </w:rPr>
+        <w:t xml:space="preserve">Evidence from a</w:t>
+      </w:r>
+      <w:r>
+        <w:rPr>
+          <w:b/>
+          <w:bCs/>
+        </w:rPr>
+        <w:t xml:space="preserve"> </w:t>
+      </w:r>
+      <w:r>
+        <w:rPr>
+          <w:b/>
+          <w:bCs/>
+        </w:rPr>
+        <w:t xml:space="preserve">different URL</w:t>
+      </w:r>
+      <w:r>
+        <w:t xml:space="preserve"> </w:t>
+      </w:r>
+      <w:r>
+        <w:t xml:space="preserve">banner in</w:t>
+      </w:r>
+      <w:r>
+        <w:t xml:space="preserve"> </w:t>
+      </w:r>
+      <w:r>
+        <w:rPr>
+          <w:rStyle w:val="VerbatimChar"/>
+        </w:rPr>
+        <w:t xml:space="preserve">results.md</w:t>
+      </w:r>
+      <w:r>
+        <w:t xml:space="preserve"> </w:t>
+      </w:r>
+      <w:r>
+        <w:t xml:space="preserve">and</w:t>
+      </w:r>
+      <w:r>
+        <w:t xml:space="preserve"> </w:t>
+      </w:r>
+      <w:r>
+        <w:rPr>
+          <w:rStyle w:val="VerbatimChar"/>
+        </w:rPr>
+        <w:t xml:space="preserve">index.html</w:t>
+      </w:r>
+      <w:r>
+        <w:t xml:space="preserve">, and records the pair</w:t>
+      </w:r>
+      <w:r>
+        <w:t xml:space="preserve"> </w:t>
+      </w:r>
+      <w:r>
+        <w:t xml:space="preserve">under</w:t>
+      </w:r>
+      <w:r>
+        <w:t xml:space="preserve"> </w:t>
+      </w:r>
+      <w:r>
+        <w:rPr>
+          <w:rStyle w:val="VerbatimChar"/>
+        </w:rPr>
+        <w:t xml:space="preserve">url_mismatch</w:t>
+      </w:r>
+      <w:r>
+        <w:t xml:space="preserve"> </w:t>
+      </w:r>
+      <w:r>
+        <w:t xml:space="preserve">in</w:t>
+      </w:r>
+      <w:r>
+        <w:t xml:space="preserve"> </w:t>
+      </w:r>
+      <w:r>
+        <w:rPr>
+          <w:rStyle w:val="VerbatimChar"/>
+        </w:rPr>
+        <w:t xml:space="preserve">results.json</w:t>
+      </w:r>
+      <w:r>
+        <w:t xml:space="preserve">. Step 3 clears it, because the evidence</w:t>
+      </w:r>
+      <w:r>
+        <w:t xml:space="preserve"> </w:t>
+      </w:r>
+      <w:r>
+        <w:t xml:space="preserve">now comes from the configured URL.</w:t>
+      </w:r>
+    </w:p>
+    <w:p>
+      <w:pPr>
+        <w:pStyle w:val="BodyText"/>
+      </w:pPr>
+      <w:r>
+        <w:t xml:space="preserve">To rebuild the old published run instead, without the warning, use the node</w:t>
+      </w:r>
+      <w:r>
+        <w:t xml:space="preserve"> </w:t>
+      </w:r>
+      <w:r>
+        <w:t xml:space="preserve">list it was collected with. This reproduces the committed</w:t>
+      </w:r>
+      <w:r>
+        <w:t xml:space="preserve"> </w:t>
+      </w:r>
+      <w:r>
+        <w:rPr>
+          <w:rStyle w:val="VerbatimChar"/>
+        </w:rPr>
+        <w:t xml:space="preserve">results/</w:t>
+      </w:r>
+      <w:r>
+        <w:t xml:space="preserve"> </w:t>
+      </w:r>
+      <w:r>
+        <w:t xml:space="preserve">exactly,</w:t>
+      </w:r>
+      <w:r>
+        <w:t xml:space="preserve"> </w:t>
+      </w:r>
+      <w:r>
+        <w:t xml:space="preserve">apart from the generation time:</w:t>
+      </w:r>
+    </w:p>
+    <w:p>
+      <w:pPr>
+        <w:pStyle w:val="SourceCode"/>
+      </w:pPr>
+      <w:r>
+        <w:rPr>
+          <w:rStyle w:val="FunctionTok"/>
+        </w:rPr>
+        <w:t xml:space="preserve">git</w:t>
+      </w:r>
+      <w:r>
+        <w:rPr>
+          <w:rStyle w:val="NormalTok"/>
+        </w:rPr>
+        <w:t xml:space="preserve"> show 53081f6:nodes.yaml </w:t>
+      </w:r>
+      <w:r>
+        <w:rPr>
+          <w:rStyle w:val="OperatorTok"/>
+        </w:rPr>
+        <w:t xml:space="preserve">&gt;</w:t>
+      </w:r>
+      <w:r>
+        <w:rPr>
+          <w:rStyle w:val="NormalTok"/>
+        </w:rPr>
+        <w:t xml:space="preserve"> /tmp/nodes-2026-09-24.yaml</w:t>
+      </w:r>
+      <w:r>
+        <w:br/>
+      </w:r>
+      <w:r>
+        <w:rPr>
+          <w:rStyle w:val="ExtensionTok"/>
+        </w:rPr>
+        <w:t xml:space="preserve">uv</w:t>
+      </w:r>
+      <w:r>
+        <w:rPr>
+          <w:rStyle w:val="NormalTok"/>
+        </w:rPr>
+        <w:t xml:space="preserve"> run basic-check assess </w:t>
+      </w:r>
+      <w:r>
+        <w:rPr>
+          <w:rStyle w:val="AttributeTok"/>
+        </w:rPr>
+        <w:t xml:space="preserve">--run</w:t>
+      </w:r>
+      <w:r>
+        <w:rPr>
+          <w:rStyle w:val="NormalTok"/>
+        </w:rPr>
+        <w:t xml:space="preserve"> live-2026-09-24-no-italy </w:t>
+      </w:r>
+      <w:r>
+        <w:rPr>
+          <w:rStyle w:val="AttributeTok"/>
+        </w:rPr>
+        <w:t xml:space="preserve">--skip</w:t>
+      </w:r>
+      <w:r>
+        <w:rPr>
+          <w:rStyle w:val="NormalTok"/>
+        </w:rPr>
+        <w:t xml:space="preserve"> Italy </w:t>
+      </w:r>
+      <w:r>
+        <w:rPr>
+          <w:rStyle w:val="DataTypeTok"/>
+        </w:rPr>
+        <w:t xml:space="preserve">\</w:t>
+      </w:r>
+      <w:r>
+        <w:br/>
+      </w:r>
+      <w:r>
+        <w:rPr>
+          <w:rStyle w:val="NormalTok"/>
+        </w:rPr>
+        <w:t xml:space="preserve">    </w:t>
+      </w:r>
+      <w:r>
+        <w:rPr>
+          <w:rStyle w:val="AttributeTok"/>
+        </w:rPr>
+        <w:t xml:space="preserve">--nodes</w:t>
+      </w:r>
+      <w:r>
+        <w:rPr>
+          <w:rStyle w:val="NormalTok"/>
+        </w:rPr>
+        <w:t xml:space="preserve"> /tmp/nodes-2026-09-24.yaml</w:t>
+      </w:r>
+    </w:p>
+    <w:p>
+      <w:pPr>
+        <w:pStyle w:val="FirstParagraph"/>
+      </w:pPr>
+      <w:r>
+        <w:rPr>
+          <w:b/>
+          <w:bCs/>
+        </w:rPr>
+        <w:t xml:space="preserve">Step 4: tests, review, commit.</w:t>
+      </w:r>
+      <w:r>
+        <w:t xml:space="preserve"> </w:t>
+      </w:r>
+      <w:r>
+        <w:t xml:space="preserve">As in example 1, steps 5 and 6: run</w:t>
+      </w:r>
+      <w:r>
+        <w:t xml:space="preserve"> </w:t>
+      </w:r>
+      <w:r>
+        <w:rPr>
+          <w:rStyle w:val="VerbatimChar"/>
+        </w:rPr>
+        <w:t xml:space="preserve">uv run pytest -q</w:t>
+      </w:r>
+      <w:r>
+        <w:t xml:space="preserve">, check the two tests that read the committed evidence, write</w:t>
+      </w:r>
+      <w:r>
+        <w:t xml:space="preserve"> </w:t>
+      </w:r>
+      <w:r>
+        <w:t xml:space="preserve">the review, update the quoted figures, and commit</w:t>
+      </w:r>
+      <w:r>
+        <w:t xml:space="preserve"> </w:t>
+      </w:r>
+      <w:r>
+        <w:rPr>
+          <w:rStyle w:val="VerbatimChar"/>
+        </w:rPr>
+        <w:t xml:space="preserve">nodes.yaml</w:t>
+      </w:r>
+      <w:r>
+        <w:t xml:space="preserve">,</w:t>
+      </w:r>
+      <w:r>
+        <w:t xml:space="preserve"> </w:t>
+      </w:r>
+      <w:r>
+        <w:rPr>
+          <w:rStyle w:val="VerbatimChar"/>
+        </w:rPr>
+        <w:t xml:space="preserve">results/</w:t>
+      </w:r>
+      <w:r>
+        <w:t xml:space="preserve"> </w:t>
+      </w:r>
+      <w:r>
+        <w:t xml:space="preserve">and</w:t>
+      </w:r>
+      <w:r>
+        <w:t xml:space="preserve"> </w:t>
+      </w:r>
+      <w:r>
+        <w:t xml:space="preserve">the documents together.</w:t>
+      </w:r>
+    </w:p>
+    <w:bookmarkEnd w:id="49"/>
+    <w:bookmarkStart w:id="50" w:name="Xbb3e2d317a0d811066009804bfa0a222a6197de"/>
+    <w:p>
+      <w:pPr>
+        <w:pStyle w:val="Heading3"/>
+      </w:pPr>
+      <w:r>
+        <w:t xml:space="preserve">Example 3 — moving to a new revision of the checklist</w:t>
+      </w:r>
+    </w:p>
+    <w:p>
+      <w:pPr>
+        <w:pStyle w:val="FirstParagraph"/>
+      </w:pPr>
+      <w:r>
+        <w:rPr>
+          <w:b/>
+          <w:bCs/>
+        </w:rPr>
+        <w:t xml:space="preserve">There is no URL to change.</w:t>
+      </w:r>
+      <w:r>
+        <w:t xml:space="preserve"> </w:t>
+      </w:r>
+      <w:r>
+        <w:t xml:space="preserve">The tool never downloads the checklist document.</w:t>
+      </w:r>
+      <w:r>
+        <w:t xml:space="preserve"> </w:t>
+      </w:r>
+      <w:r>
+        <w:t xml:space="preserve">A copy of it is committed in</w:t>
+      </w:r>
+      <w:r>
+        <w:t xml:space="preserve"> </w:t>
+      </w:r>
+      <w:r>
+        <w:rPr>
+          <w:rStyle w:val="VerbatimChar"/>
+        </w:rPr>
+        <w:t xml:space="preserve">checklist/</w:t>
+      </w:r>
+      <w:r>
+        <w:t xml:space="preserve">, and three things connect the tool to</w:t>
+      </w:r>
+      <w:r>
+        <w:t xml:space="preserve"> </w:t>
+      </w:r>
+      <w:r>
+        <w:t xml:space="preserve">it:</w:t>
+      </w:r>
+    </w:p>
+    <w:tbl>
+      <w:tblPr>
+        <w:tblStyle w:val="Table"/>
+        <w:tblW w:type="pct" w:w="5000"/>
+        <w:tblLayout w:type="fixed"/>
+        <w:tblLook w:firstRow="1" w:lastRow="0" w:firstColumn="0" w:lastColumn="0" w:noHBand="0" w:noVBand="0" w:val="0020"/>
+      </w:tblPr>
+      <w:tblGrid>
+        <w:gridCol w:w="3960"/>
+        <w:gridCol w:w="3960"/>
+      </w:tblGrid>
+      <w:tr>
+        <w:trPr>
+          <w:cantSplit/>
+          <w:tblHeader w:val="on"/>
+        </w:trPr>
+        <w:tc>
+          <w:tcPr/>
+          <w:p>
+            <w:pPr>
+              <w:pStyle w:val="Compact"/>
+            </w:pPr>
+            <w:r>
+              <w:t xml:space="preserve">Where</w:t>
+            </w:r>
+          </w:p>
+        </w:tc>
+        <w:tc>
+          <w:tcPr/>
+          <w:p>
+            <w:pPr>
+              <w:pStyle w:val="Compact"/>
+            </w:pPr>
+            <w:r>
+              <w:t xml:space="preserve">What it says</w:t>
+            </w:r>
+          </w:p>
+        </w:tc>
+      </w:tr>
+      <w:tr>
+        <w:trPr>
+          <w:cantSplit/>
+        </w:trPr>
+        <w:tc>
+          <w:tcPr/>
+          <w:p>
+            <w:pPr>
+              <w:pStyle w:val="Compact"/>
+            </w:pPr>
+            <w:r>
+              <w:rPr>
+                <w:rStyle w:val="VerbatimChar"/>
+              </w:rPr>
+              <w:t xml:space="preserve">src/basic_check/cli.py</w:t>
+            </w:r>
+            <w:r>
+              <w:t xml:space="preserve">, the line</w:t>
+            </w:r>
+            <w:r>
+              <w:t xml:space="preserve"> </w:t>
+            </w:r>
+            <w:r>
+              <w:rPr>
+                <w:rStyle w:val="VerbatimChar"/>
+              </w:rPr>
+              <w:t xml:space="preserve">DEFAULT_CHECKLIST = ROOT / "checklist" / "v3.0.yaml"</w:t>
+            </w:r>
+          </w:p>
+        </w:tc>
+        <w:tc>
+          <w:tcPr/>
+          <w:p>
+            <w:pPr>
+              <w:pStyle w:val="Compact"/>
+            </w:pPr>
+            <w:r>
+              <w:t xml:space="preserve">Which checklist revision is used when</w:t>
+            </w:r>
+            <w:r>
+              <w:t xml:space="preserve"> </w:t>
+            </w:r>
+            <w:r>
+              <w:rPr>
+                <w:rStyle w:val="VerbatimChar"/>
+              </w:rPr>
+              <w:t xml:space="preserve">--checklist</w:t>
+            </w:r>
+            <w:r>
+              <w:t xml:space="preserve"> </w:t>
+            </w:r>
+            <w:r>
+              <w:t xml:space="preserve">is not given.</w:t>
+            </w:r>
+            <w:r>
+              <w:t xml:space="preserve"> </w:t>
+            </w:r>
+            <w:r>
+              <w:rPr>
+                <w:b/>
+                <w:bCs/>
+              </w:rPr>
+              <w:t xml:space="preserve">This is the one line to change</w:t>
+            </w:r>
+            <w:r>
+              <w:t xml:space="preserve"> </w:t>
+            </w:r>
+            <w:r>
+              <w:t xml:space="preserve">to make a new revision the default. The help texts, the tests and the reports all follow it.</w:t>
+            </w:r>
+          </w:p>
+        </w:tc>
+      </w:tr>
+      <w:tr>
+        <w:trPr>
+          <w:cantSplit/>
+        </w:trPr>
+        <w:tc>
+          <w:tcPr/>
+          <w:p>
+            <w:pPr>
+              <w:pStyle w:val="Compact"/>
+            </w:pPr>
+            <w:r>
+              <w:rPr>
+                <w:rStyle w:val="VerbatimChar"/>
+              </w:rPr>
+              <w:t xml:space="preserve">checklist/vX.Y.yaml</w:t>
+            </w:r>
+            <w:r>
+              <w:t xml:space="preserve">:</w:t>
+            </w:r>
+            <w:r>
+              <w:t xml:space="preserve"> </w:t>
+            </w:r>
+            <w:r>
+              <w:rPr>
+                <w:rStyle w:val="VerbatimChar"/>
+              </w:rPr>
+              <w:t xml:space="preserve">checklist_version</w:t>
+            </w:r>
+            <w:r>
+              <w:t xml:space="preserve">,</w:t>
+            </w:r>
+            <w:r>
+              <w:t xml:space="preserve"> </w:t>
+            </w:r>
+            <w:r>
+              <w:rPr>
+                <w:rStyle w:val="VerbatimChar"/>
+              </w:rPr>
+              <w:t xml:space="preserve">checklist_date</w:t>
+            </w:r>
+            <w:r>
+              <w:t xml:space="preserve">,</w:t>
+            </w:r>
+            <w:r>
+              <w:t xml:space="preserve"> </w:t>
+            </w:r>
+            <w:r>
+              <w:rPr>
+                <w:rStyle w:val="VerbatimChar"/>
+              </w:rPr>
+              <w:t xml:space="preserve">source_document</w:t>
+            </w:r>
+            <w:r>
+              <w:t xml:space="preserve">,</w:t>
+            </w:r>
+            <w:r>
+              <w:t xml:space="preserve"> </w:t>
+            </w:r>
+            <w:r>
+              <w:rPr>
+                <w:rStyle w:val="VerbatimChar"/>
+              </w:rPr>
+              <w:t xml:space="preserve">source_file</w:t>
+            </w:r>
+            <w:r>
+              <w:t xml:space="preserve">,</w:t>
+            </w:r>
+            <w:r>
+              <w:t xml:space="preserve"> </w:t>
+            </w:r>
+            <w:r>
+              <w:rPr>
+                <w:rStyle w:val="VerbatimChar"/>
+              </w:rPr>
+              <w:t xml:space="preserve">source_sha256</w:t>
+            </w:r>
+          </w:p>
+        </w:tc>
+        <w:tc>
+          <w:tcPr/>
+          <w:p>
+            <w:pPr>
+              <w:pStyle w:val="Compact"/>
+            </w:pPr>
+            <w:r>
+              <w:t xml:space="preserve">Which document that revision was transcribed from, and its SHA-256 hash.</w:t>
+            </w:r>
+          </w:p>
+        </w:tc>
+      </w:tr>
+      <w:tr>
+        <w:trPr>
+          <w:cantSplit/>
+        </w:trPr>
+        <w:tc>
+          <w:tcPr/>
+          <w:p>
+            <w:pPr>
+              <w:pStyle w:val="Compact"/>
+            </w:pPr>
+            <w:r>
+              <w:rPr>
+                <w:rStyle w:val="VerbatimChar"/>
+              </w:rPr>
+              <w:t xml:space="preserve">--checklist</w:t>
+            </w:r>
+            <w:r>
+              <w:t xml:space="preserve"> </w:t>
+            </w:r>
+            <w:r>
+              <w:t xml:space="preserve">/</w:t>
+            </w:r>
+            <w:r>
+              <w:t xml:space="preserve"> </w:t>
+            </w:r>
+            <w:r>
+              <w:rPr>
+                <w:rStyle w:val="VerbatimChar"/>
+              </w:rPr>
+              <w:t xml:space="preserve">-c &lt;file&gt;</w:t>
+            </w:r>
+            <w:r>
+              <w:t xml:space="preserve"> </w:t>
+            </w:r>
+            <w:r>
+              <w:t xml:space="preserve">on</w:t>
+            </w:r>
+            <w:r>
+              <w:t xml:space="preserve"> </w:t>
+            </w:r>
+            <w:r>
+              <w:rPr>
+                <w:rStyle w:val="VerbatimChar"/>
+              </w:rPr>
+              <w:t xml:space="preserve">assess</w:t>
+            </w:r>
+            <w:r>
+              <w:t xml:space="preserve">,</w:t>
+            </w:r>
+            <w:r>
+              <w:t xml:space="preserve"> </w:t>
+            </w:r>
+            <w:r>
+              <w:rPr>
+                <w:rStyle w:val="VerbatimChar"/>
+              </w:rPr>
+              <w:t xml:space="preserve">run</w:t>
+            </w:r>
+            <w:r>
+              <w:t xml:space="preserve"> </w:t>
+            </w:r>
+            <w:r>
+              <w:t xml:space="preserve">and</w:t>
+            </w:r>
+            <w:r>
+              <w:t xml:space="preserve"> </w:t>
+            </w:r>
+            <w:r>
+              <w:rPr>
+                <w:rStyle w:val="VerbatimChar"/>
+              </w:rPr>
+              <w:t xml:space="preserve">points</w:t>
+            </w:r>
+          </w:p>
+        </w:tc>
+        <w:tc>
+          <w:tcPr/>
+          <w:p>
+            <w:pPr>
+              <w:pStyle w:val="Compact"/>
+            </w:pPr>
+            <w:r>
+              <w:t xml:space="preserve">A different revision for a single run, without changing the default.</w:t>
+            </w:r>
+          </w:p>
+        </w:tc>
+      </w:tr>
+    </w:tbl>
+    <w:p>
+      <w:pPr>
+        <w:pStyle w:val="BodyText"/>
+      </w:pPr>
+      <w:r>
+        <w:t xml:space="preserve">When the originating document changes, you therefore add a new file for the new</w:t>
+      </w:r>
+      <w:r>
+        <w:t xml:space="preserve"> </w:t>
+      </w:r>
+      <w:r>
+        <w:t xml:space="preserve">revision and point the default at it.</w:t>
+      </w:r>
+      <w:r>
+        <w:t xml:space="preserve"> </w:t>
+      </w:r>
+      <w:r>
+        <w:rPr>
+          <w:rStyle w:val="VerbatimChar"/>
+        </w:rPr>
+        <w:t xml:space="preserve">v3.0.yaml</w:t>
+      </w:r>
+      <w:r>
+        <w:t xml:space="preserve"> </w:t>
+      </w:r>
+      <w:r>
+        <w:t xml:space="preserve">is never edited: the</w:t>
+      </w:r>
+      <w:r>
+        <w:t xml:space="preserve"> </w:t>
+      </w:r>
+      <w:r>
+        <w:t xml:space="preserve">published reports name the file they were produced from.</w:t>
+      </w:r>
+    </w:p>
+    <w:p>
+      <w:pPr>
+        <w:pStyle w:val="BodyText"/>
+      </w:pPr>
+      <w:r>
+        <w:t xml:space="preserve">The example assumes a v3.1 dated 15 October 2026. Use the real version, date</w:t>
+      </w:r>
+      <w:r>
+        <w:t xml:space="preserve"> </w:t>
+      </w:r>
+      <w:r>
+        <w:t xml:space="preserve">and filenames.</w:t>
+      </w:r>
+    </w:p>
+    <w:p>
+      <w:pPr>
+        <w:pStyle w:val="BodyText"/>
+      </w:pPr>
+      <w:r>
+        <w:rPr>
+          <w:b/>
+          <w:bCs/>
+        </w:rPr>
+        <w:t xml:space="preserve">Step 1: commit the new document next to the old one.</w:t>
+      </w:r>
+    </w:p>
+    <w:p>
+      <w:pPr>
+        <w:pStyle w:val="SourceCode"/>
+      </w:pPr>
+      <w:r>
+        <w:rPr>
+          <w:rStyle w:val="FunctionTok"/>
+        </w:rPr>
+        <w:t xml:space="preserve">cp</w:t>
+      </w:r>
+      <w:r>
+        <w:rPr>
+          <w:rStyle w:val="NormalTok"/>
+        </w:rPr>
+        <w:t xml:space="preserve"> ~/Downloads/20261015_Node_Landing_Page_Verification_Checklist_v3.1.pdf checklist/</w:t>
+      </w:r>
+      <w:r>
+        <w:br/>
+      </w:r>
+      <w:r>
+        <w:rPr>
+          <w:rStyle w:val="FunctionTok"/>
+        </w:rPr>
+        <w:t xml:space="preserve">sha256sum</w:t>
+      </w:r>
+      <w:r>
+        <w:rPr>
+          <w:rStyle w:val="NormalTok"/>
+        </w:rPr>
+        <w:t xml:space="preserve"> checklist/20261015_Node_Landing_Page_Verification_Checklist_v3.1.pdf</w:t>
+      </w:r>
+      <w:r>
+        <w:br/>
+      </w:r>
+      <w:r>
+        <w:rPr>
+          <w:rStyle w:val="CommentTok"/>
+        </w:rPr>
+        <w:t xml:space="preserve"># on macOS: shasum -a 256 checklist/20261015_Node_Landing_Page_Verification_Checklist_v3.1.pdf</w:t>
+      </w:r>
+    </w:p>
+    <w:p>
+      <w:pPr>
+        <w:pStyle w:val="FirstParagraph"/>
+      </w:pPr>
+      <w:r>
+        <w:t xml:space="preserve">The committed v3.0 file is a PDF rendering of the circulated</w:t>
+      </w:r>
+      <w:r>
+        <w:t xml:space="preserve"> </w:t>
+      </w:r>
+      <w:r>
+        <w:rPr>
+          <w:rStyle w:val="VerbatimChar"/>
+        </w:rPr>
+        <w:t xml:space="preserve">.docx</w:t>
+      </w:r>
+      <w:r>
+        <w:t xml:space="preserve">. Commit</w:t>
+      </w:r>
+      <w:r>
+        <w:t xml:space="preserve"> </w:t>
+      </w:r>
+      <w:r>
+        <w:t xml:space="preserve">the</w:t>
+      </w:r>
+      <w:r>
+        <w:t xml:space="preserve"> </w:t>
+      </w:r>
+      <w:r>
+        <w:rPr>
+          <w:rStyle w:val="VerbatimChar"/>
+        </w:rPr>
+        <w:t xml:space="preserve">.docx</w:t>
+      </w:r>
+      <w:r>
+        <w:t xml:space="preserve"> </w:t>
+      </w:r>
+      <w:r>
+        <w:t xml:space="preserve">itself if you prefer:</w:t>
+      </w:r>
+      <w:r>
+        <w:t xml:space="preserve"> </w:t>
+      </w:r>
+      <w:r>
+        <w:rPr>
+          <w:rStyle w:val="VerbatimChar"/>
+        </w:rPr>
+        <w:t xml:space="preserve">source_file</w:t>
+      </w:r>
+      <w:r>
+        <w:t xml:space="preserve"> </w:t>
+      </w:r>
+      <w:r>
+        <w:t xml:space="preserve">may name either.</w:t>
+      </w:r>
+    </w:p>
+    <w:p>
+      <w:pPr>
+        <w:pStyle w:val="BodyText"/>
+      </w:pPr>
+      <w:r>
+        <w:rPr>
+          <w:b/>
+          <w:bCs/>
+        </w:rPr>
+        <w:t xml:space="preserve">Step 2: create the new revision's file from the old one.</w:t>
+      </w:r>
+    </w:p>
+    <w:p>
+      <w:pPr>
+        <w:pStyle w:val="SourceCode"/>
+      </w:pPr>
+      <w:r>
+        <w:rPr>
+          <w:rStyle w:val="FunctionTok"/>
+        </w:rPr>
+        <w:t xml:space="preserve">cp</w:t>
+      </w:r>
+      <w:r>
+        <w:rPr>
+          <w:rStyle w:val="NormalTok"/>
+        </w:rPr>
+        <w:t xml:space="preserve"> checklist/v3.0.yaml checklist/v3.1.yaml</w:t>
+      </w:r>
+    </w:p>
+    <w:p>
+      <w:pPr>
+        <w:pStyle w:val="FirstParagraph"/>
+      </w:pPr>
+      <w:r>
+        <w:t xml:space="preserve">In</w:t>
+      </w:r>
+      <w:r>
+        <w:t xml:space="preserve"> </w:t>
+      </w:r>
+      <w:r>
+        <w:rPr>
+          <w:rStyle w:val="VerbatimChar"/>
+        </w:rPr>
+        <w:t xml:space="preserve">checklist/v3.1.yaml</w:t>
+      </w:r>
+      <w:r>
+        <w:t xml:space="preserve">, change the header:</w:t>
+      </w:r>
+    </w:p>
+    <w:p>
+      <w:pPr>
+        <w:pStyle w:val="SourceCode"/>
+      </w:pPr>
+      <w:r>
+        <w:rPr>
+          <w:rStyle w:val="FunctionTok"/>
+        </w:rPr>
+        <w:t xml:space="preserve">checklist_version</w:t>
+      </w:r>
+      <w:r>
+        <w:rPr>
+          <w:rStyle w:val="KeywordTok"/>
+        </w:rPr>
+        <w:t xml:space="preserve">:</w:t>
+      </w:r>
+      <w:r>
+        <w:rPr>
+          <w:rStyle w:val="AttributeTok"/>
+        </w:rPr>
+        <w:t xml:space="preserve"> </w:t>
+      </w:r>
+      <w:r>
+        <w:rPr>
+          <w:rStyle w:val="StringTok"/>
+        </w:rPr>
+        <w:t xml:space="preserve">"3.1"</w:t>
+      </w:r>
+      <w:r>
+        <w:br/>
+      </w:r>
+      <w:r>
+        <w:rPr>
+          <w:rStyle w:val="FunctionTok"/>
+        </w:rPr>
+        <w:t xml:space="preserve">checklist_date</w:t>
+      </w:r>
+      <w:r>
+        <w:rPr>
+          <w:rStyle w:val="KeywordTok"/>
+        </w:rPr>
+        <w:t xml:space="preserve">:</w:t>
+      </w:r>
+      <w:r>
+        <w:rPr>
+          <w:rStyle w:val="AttributeTok"/>
+        </w:rPr>
+        <w:t xml:space="preserve"> </w:t>
+      </w:r>
+      <w:r>
+        <w:rPr>
+          <w:rStyle w:val="StringTok"/>
+        </w:rPr>
+        <w:t xml:space="preserve">"2026-10-15"</w:t>
+      </w:r>
+      <w:r>
+        <w:br/>
+      </w:r>
+      <w:r>
+        <w:rPr>
+          <w:rStyle w:val="FunctionTok"/>
+        </w:rPr>
+        <w:t xml:space="preserve">source_document</w:t>
+      </w:r>
+      <w:r>
+        <w:rPr>
+          <w:rStyle w:val="KeywordTok"/>
+        </w:rPr>
+        <w:t xml:space="preserve">:</w:t>
+      </w:r>
+      <w:r>
+        <w:rPr>
+          <w:rStyle w:val="AttributeTok"/>
+        </w:rPr>
+        <w:t xml:space="preserve"> 20261015_Node_Landing_Page_Verification_Checklist_v3.1.docx</w:t>
+      </w:r>
+      <w:r>
+        <w:br/>
+      </w:r>
+      <w:r>
+        <w:rPr>
+          <w:rStyle w:val="FunctionTok"/>
+        </w:rPr>
+        <w:t xml:space="preserve">source_file</w:t>
+      </w:r>
+      <w:r>
+        <w:rPr>
+          <w:rStyle w:val="KeywordTok"/>
+        </w:rPr>
+        <w:t xml:space="preserve">:</w:t>
+      </w:r>
+      <w:r>
+        <w:rPr>
+          <w:rStyle w:val="AttributeTok"/>
+        </w:rPr>
+        <w:t xml:space="preserve"> 20261015_Node_Landing_Page_Verification_Checklist_v3.1.pdf</w:t>
+      </w:r>
+      <w:r>
+        <w:br/>
+      </w:r>
+      <w:r>
+        <w:rPr>
+          <w:rStyle w:val="FunctionTok"/>
+        </w:rPr>
+        <w:t xml:space="preserve">source_sha256</w:t>
+      </w:r>
+      <w:r>
+        <w:rPr>
+          <w:rStyle w:val="KeywordTok"/>
+        </w:rPr>
+        <w:t xml:space="preserve">:</w:t>
+      </w:r>
+      <w:r>
+        <w:rPr>
+          <w:rStyle w:val="AttributeTok"/>
+        </w:rPr>
+        <w:t xml:space="preserve"> &lt;the hash printed in step 1&gt;</w:t>
+      </w:r>
+    </w:p>
+    <w:p>
+      <w:pPr>
+        <w:pStyle w:val="FirstParagraph"/>
+      </w:pPr>
+      <w:r>
+        <w:t xml:space="preserve">The version must match the filename (</w:t>
+      </w:r>
+      <w:r>
+        <w:rPr>
+          <w:rStyle w:val="VerbatimChar"/>
+        </w:rPr>
+        <w:t xml:space="preserve">v3.1.yaml</w:t>
+      </w:r>
+      <w:r>
+        <w:t xml:space="preserve"> </w:t>
+      </w:r>
+      <w:r>
+        <w:t xml:space="preserve">declares</w:t>
+      </w:r>
+      <w:r>
+        <w:t xml:space="preserve"> </w:t>
+      </w:r>
+      <w:r>
+        <w:rPr>
+          <w:rStyle w:val="VerbatimChar"/>
+        </w:rPr>
+        <w:t xml:space="preserve">"3.1"</w:t>
+      </w:r>
+      <w:r>
+        <w:t xml:space="preserve">); a test</w:t>
+      </w:r>
+      <w:r>
+        <w:t xml:space="preserve"> </w:t>
+      </w:r>
+      <w:r>
+        <w:t xml:space="preserve">enforces this.</w:t>
+      </w:r>
+    </w:p>
+    <w:p>
+      <w:pPr>
+        <w:pStyle w:val="BodyText"/>
+      </w:pPr>
+      <w:r>
+        <w:rPr>
+          <w:b/>
+          <w:bCs/>
+        </w:rPr>
+        <w:t xml:space="preserve">Step 3: compare every point with the new document.</w:t>
+      </w:r>
+      <w:r>
+        <w:t xml:space="preserve"> </w:t>
+      </w:r>
+      <w:r>
+        <w:t xml:space="preserve">No tool can do this step</w:t>
+      </w:r>
+      <w:r>
+        <w:t xml:space="preserve"> </w:t>
+      </w:r>
+      <w:r>
+        <w:t xml:space="preserve">for you. For each point in</w:t>
+      </w:r>
+      <w:r>
+        <w:t xml:space="preserve"> </w:t>
+      </w:r>
+      <w:r>
+        <w:rPr>
+          <w:rStyle w:val="VerbatimChar"/>
+        </w:rPr>
+        <w:t xml:space="preserve">v3.1.yaml</w:t>
+      </w:r>
+      <w:r>
+        <w:t xml:space="preserve">:</w:t>
+      </w:r>
+    </w:p>
+    <w:p>
+      <w:pPr>
+        <w:pStyle w:val="Compact"/>
+        <w:numPr>
+          <w:ilvl w:val="0"/>
+          <w:numId w:val="1013"/>
+        </w:numPr>
+      </w:pPr>
+      <w:r>
+        <w:t xml:space="preserve">If the wording changed, update</w:t>
+      </w:r>
+      <w:r>
+        <w:t xml:space="preserve"> </w:t>
+      </w:r>
+      <w:r>
+        <w:rPr>
+          <w:rStyle w:val="VerbatimChar"/>
+        </w:rPr>
+        <w:t xml:space="preserve">title</w:t>
+      </w:r>
+      <w:r>
+        <w:t xml:space="preserve"> </w:t>
+      </w:r>
+      <w:r>
+        <w:t xml:space="preserve">and</w:t>
+      </w:r>
+      <w:r>
+        <w:t xml:space="preserve"> </w:t>
+      </w:r>
+      <w:r>
+        <w:rPr>
+          <w:rStyle w:val="VerbatimChar"/>
+        </w:rPr>
+        <w:t xml:space="preserve">requirement</w:t>
+      </w:r>
+      <w:r>
+        <w:t xml:space="preserve">, which are quoted</w:t>
+      </w:r>
+      <w:r>
+        <w:t xml:space="preserve"> </w:t>
+      </w:r>
+      <w:r>
+        <w:t xml:space="preserve">word for word. Then read the</w:t>
+      </w:r>
+      <w:r>
+        <w:t xml:space="preserve"> </w:t>
+      </w:r>
+      <w:r>
+        <w:rPr>
+          <w:rStyle w:val="VerbatimChar"/>
+        </w:rPr>
+        <w:t xml:space="preserve">check_*</w:t>
+      </w:r>
+      <w:r>
+        <w:t xml:space="preserve"> </w:t>
+      </w:r>
+      <w:r>
+        <w:t xml:space="preserve">function named in</w:t>
+      </w:r>
+      <w:r>
+        <w:t xml:space="preserve"> </w:t>
+      </w:r>
+      <w:r>
+        <w:rPr>
+          <w:rStyle w:val="VerbatimChar"/>
+        </w:rPr>
+        <w:t xml:space="preserve">implemented_by</w:t>
+      </w:r>
+      <w:r>
+        <w:t xml:space="preserve">, in</w:t>
+      </w:r>
+      <w:r>
+        <w:t xml:space="preserve"> </w:t>
+      </w:r>
+      <w:r>
+        <w:rPr>
+          <w:rStyle w:val="VerbatimChar"/>
+        </w:rPr>
+        <w:t xml:space="preserve">src/basic_check/checks.py</w:t>
+      </w:r>
+      <w:r>
+        <w:t xml:space="preserve">, and change it if it no longer applies the new</w:t>
+      </w:r>
+      <w:r>
+        <w:t xml:space="preserve"> </w:t>
+      </w:r>
+      <w:r>
+        <w:t xml:space="preserve">wording.</w:t>
+      </w:r>
+    </w:p>
+    <w:p>
+      <w:pPr>
+        <w:pStyle w:val="Compact"/>
+        <w:numPr>
+          <w:ilvl w:val="0"/>
+          <w:numId w:val="1013"/>
+        </w:numPr>
+      </w:pPr>
+      <w:r>
+        <w:t xml:space="preserve">If what a script can decide changed, update</w:t>
+      </w:r>
+      <w:r>
+        <w:t xml:space="preserve"> </w:t>
+      </w:r>
+      <w:r>
+        <w:rPr>
+          <w:rStyle w:val="VerbatimChar"/>
+        </w:rPr>
+        <w:t xml:space="preserve">decidable</w:t>
+      </w:r>
+      <w:r>
+        <w:t xml:space="preserve"> </w:t>
+      </w:r>
+      <w:r>
+        <w:t xml:space="preserve">and</w:t>
+      </w:r>
+      <w:r>
+        <w:t xml:space="preserve"> </w:t>
+      </w:r>
+      <w:r>
+        <w:rPr>
+          <w:rStyle w:val="VerbatimChar"/>
+        </w:rPr>
+        <w:t xml:space="preserve">decidable_note</w:t>
+      </w:r>
+      <w:r>
+        <w:t xml:space="preserve">.</w:t>
+      </w:r>
+    </w:p>
+    <w:p>
+      <w:pPr>
+        <w:pStyle w:val="Compact"/>
+        <w:numPr>
+          <w:ilvl w:val="0"/>
+          <w:numId w:val="1013"/>
+        </w:numPr>
+      </w:pPr>
+      <w:r>
+        <w:t xml:space="preserve">If a point was</w:t>
+      </w:r>
+      <w:r>
+        <w:t xml:space="preserve"> </w:t>
+      </w:r>
+      <w:r>
+        <w:rPr>
+          <w:b/>
+          <w:bCs/>
+        </w:rPr>
+        <w:t xml:space="preserve">added</w:t>
+      </w:r>
+      <w:r>
+        <w:t xml:space="preserve">, write a new</w:t>
+      </w:r>
+      <w:r>
+        <w:t xml:space="preserve"> </w:t>
+      </w:r>
+      <w:r>
+        <w:rPr>
+          <w:rStyle w:val="VerbatimChar"/>
+        </w:rPr>
+        <w:t xml:space="preserve">check_&lt;id&gt;</w:t>
+      </w:r>
+      <w:r>
+        <w:t xml:space="preserve"> </w:t>
+      </w:r>
+      <w:r>
+        <w:t xml:space="preserve">function in</w:t>
+      </w:r>
+      <w:r>
+        <w:t xml:space="preserve"> </w:t>
+      </w:r>
+      <w:r>
+        <w:rPr>
+          <w:rStyle w:val="VerbatimChar"/>
+        </w:rPr>
+        <w:t xml:space="preserve">checks.py</w:t>
+      </w:r>
+      <w:r>
+        <w:t xml:space="preserve">,</w:t>
+      </w:r>
+      <w:r>
+        <w:t xml:space="preserve"> </w:t>
+      </w:r>
+      <w:r>
+        <w:t xml:space="preserve">call it from</w:t>
+      </w:r>
+      <w:r>
+        <w:t xml:space="preserve"> </w:t>
+      </w:r>
+      <w:r>
+        <w:rPr>
+          <w:rStyle w:val="VerbatimChar"/>
+        </w:rPr>
+        <w:t xml:space="preserve">run_all()</w:t>
+      </w:r>
+      <w:r>
+        <w:t xml:space="preserve"> </w:t>
+      </w:r>
+      <w:r>
+        <w:t xml:space="preserve">in checklist order, name it in the point's</w:t>
+      </w:r>
+      <w:r>
+        <w:t xml:space="preserve"> </w:t>
+      </w:r>
+      <w:r>
+        <w:rPr>
+          <w:rStyle w:val="VerbatimChar"/>
+        </w:rPr>
+        <w:t xml:space="preserve">implemented_by</w:t>
+      </w:r>
+      <w:r>
+        <w:t xml:space="preserve">, and add tests for it to</w:t>
+      </w:r>
+      <w:r>
+        <w:t xml:space="preserve"> </w:t>
+      </w:r>
+      <w:r>
+        <w:rPr>
+          <w:rStyle w:val="VerbatimChar"/>
+        </w:rPr>
+        <w:t xml:space="preserve">tests/test_checks.py</w:t>
+      </w:r>
+      <w:r>
+        <w:t xml:space="preserve">.</w:t>
+      </w:r>
+    </w:p>
+    <w:p>
+      <w:pPr>
+        <w:pStyle w:val="Compact"/>
+        <w:numPr>
+          <w:ilvl w:val="0"/>
+          <w:numId w:val="1013"/>
+        </w:numPr>
+      </w:pPr>
+      <w:r>
+        <w:t xml:space="preserve">If a point was</w:t>
+      </w:r>
+      <w:r>
+        <w:t xml:space="preserve"> </w:t>
+      </w:r>
+      <w:r>
+        <w:rPr>
+          <w:b/>
+          <w:bCs/>
+        </w:rPr>
+        <w:t xml:space="preserve">removed</w:t>
+      </w:r>
+      <w:r>
+        <w:t xml:space="preserve">, delete its entry, its function and its tests.</w:t>
+      </w:r>
+    </w:p>
+    <w:p>
+      <w:pPr>
+        <w:pStyle w:val="FirstParagraph"/>
+      </w:pPr>
+      <w:r>
+        <w:rPr>
+          <w:b/>
+          <w:bCs/>
+        </w:rPr>
+        <w:t xml:space="preserve">Step 4: try the new revision offline, before switching.</w:t>
+      </w:r>
+      <w:r>
+        <w:t xml:space="preserve"> </w:t>
+      </w:r>
+      <w:r>
+        <w:rPr>
+          <w:rStyle w:val="VerbatimChar"/>
+        </w:rPr>
+        <w:t xml:space="preserve">-c</w:t>
+      </w:r>
+      <w:r>
+        <w:t xml:space="preserve"> </w:t>
+      </w:r>
+      <w:r>
+        <w:t xml:space="preserve">applies it to</w:t>
+      </w:r>
+      <w:r>
+        <w:t xml:space="preserve"> </w:t>
+      </w:r>
+      <w:r>
+        <w:t xml:space="preserve">one run only. Re-scoring saved evidence contacts no one:</w:t>
+      </w:r>
+    </w:p>
+    <w:p>
+      <w:pPr>
+        <w:pStyle w:val="SourceCode"/>
+      </w:pPr>
+      <w:r>
+        <w:rPr>
+          <w:rStyle w:val="ExtensionTok"/>
+        </w:rPr>
+        <w:t xml:space="preserve">uv</w:t>
+      </w:r>
+      <w:r>
+        <w:rPr>
+          <w:rStyle w:val="NormalTok"/>
+        </w:rPr>
+        <w:t xml:space="preserve"> run basic-check points </w:t>
+      </w:r>
+      <w:r>
+        <w:rPr>
+          <w:rStyle w:val="AttributeTok"/>
+        </w:rPr>
+        <w:t xml:space="preserve">-c</w:t>
+      </w:r>
+      <w:r>
+        <w:rPr>
+          <w:rStyle w:val="NormalTok"/>
+        </w:rPr>
+        <w:t xml:space="preserve"> checklist/v3.1.yaml</w:t>
+      </w:r>
+      <w:r>
+        <w:br/>
+      </w:r>
+      <w:r>
+        <w:rPr>
+          <w:rStyle w:val="FunctionTok"/>
+        </w:rPr>
+        <w:t xml:space="preserve">mkdir</w:t>
+      </w:r>
+      <w:r>
+        <w:rPr>
+          <w:rStyle w:val="NormalTok"/>
+        </w:rPr>
+        <w:t xml:space="preserve"> </w:t>
+      </w:r>
+      <w:r>
+        <w:rPr>
+          <w:rStyle w:val="AttributeTok"/>
+        </w:rPr>
+        <w:t xml:space="preserve">-p</w:t>
+      </w:r>
+      <w:r>
+        <w:rPr>
+          <w:rStyle w:val="NormalTok"/>
+        </w:rPr>
+        <w:t xml:space="preserve"> /tmp/v31 </w:t>
+      </w:r>
+      <w:r>
+        <w:rPr>
+          <w:rStyle w:val="KeywordTok"/>
+        </w:rPr>
+        <w:t xml:space="preserve">&amp;&amp;</w:t>
+      </w:r>
+      <w:r>
+        <w:rPr>
+          <w:rStyle w:val="NormalTok"/>
+        </w:rPr>
+        <w:t xml:space="preserve"> </w:t>
+      </w:r>
+      <w:r>
+        <w:rPr>
+          <w:rStyle w:val="FunctionTok"/>
+        </w:rPr>
+        <w:t xml:space="preserve">cp</w:t>
+      </w:r>
+      <w:r>
+        <w:rPr>
+          <w:rStyle w:val="NormalTok"/>
+        </w:rPr>
+        <w:t xml:space="preserve"> </w:t>
+      </w:r>
+      <w:r>
+        <w:rPr>
+          <w:rStyle w:val="AttributeTok"/>
+        </w:rPr>
+        <w:t xml:space="preserve">-r</w:t>
+      </w:r>
+      <w:r>
+        <w:rPr>
+          <w:rStyle w:val="NormalTok"/>
+        </w:rPr>
+        <w:t xml:space="preserve"> results/evidence /tmp/v31/</w:t>
+      </w:r>
+      <w:r>
+        <w:br/>
+      </w:r>
+      <w:r>
+        <w:rPr>
+          <w:rStyle w:val="FunctionTok"/>
+        </w:rPr>
+        <w:t xml:space="preserve">git</w:t>
+      </w:r>
+      <w:r>
+        <w:rPr>
+          <w:rStyle w:val="NormalTok"/>
+        </w:rPr>
+        <w:t xml:space="preserve"> show 53081f6:nodes.yaml </w:t>
+      </w:r>
+      <w:r>
+        <w:rPr>
+          <w:rStyle w:val="OperatorTok"/>
+        </w:rPr>
+        <w:t xml:space="preserve">&gt;</w:t>
+      </w:r>
+      <w:r>
+        <w:rPr>
+          <w:rStyle w:val="NormalTok"/>
+        </w:rPr>
+        <w:t xml:space="preserve"> /tmp/nodes-2026-09-24.yaml</w:t>
+      </w:r>
+      <w:r>
+        <w:br/>
+      </w:r>
+      <w:r>
+        <w:rPr>
+          <w:rStyle w:val="ExtensionTok"/>
+        </w:rPr>
+        <w:t xml:space="preserve">uv</w:t>
+      </w:r>
+      <w:r>
+        <w:rPr>
+          <w:rStyle w:val="NormalTok"/>
+        </w:rPr>
+        <w:t xml:space="preserve"> run basic-check assess </w:t>
+      </w:r>
+      <w:r>
+        <w:rPr>
+          <w:rStyle w:val="AttributeTok"/>
+        </w:rPr>
+        <w:t xml:space="preserve">-c</w:t>
+      </w:r>
+      <w:r>
+        <w:rPr>
+          <w:rStyle w:val="NormalTok"/>
+        </w:rPr>
+        <w:t xml:space="preserve"> checklist/v3.1.yaml </w:t>
+      </w:r>
+      <w:r>
+        <w:rPr>
+          <w:rStyle w:val="AttributeTok"/>
+        </w:rPr>
+        <w:t xml:space="preserve">--results</w:t>
+      </w:r>
+      <w:r>
+        <w:rPr>
+          <w:rStyle w:val="NormalTok"/>
+        </w:rPr>
+        <w:t xml:space="preserve"> /tmp/v31 </w:t>
+      </w:r>
+      <w:r>
+        <w:rPr>
+          <w:rStyle w:val="DataTypeTok"/>
+        </w:rPr>
+        <w:t xml:space="preserve">\</w:t>
+      </w:r>
+      <w:r>
+        <w:br/>
+      </w:r>
+      <w:r>
+        <w:rPr>
+          <w:rStyle w:val="NormalTok"/>
+        </w:rPr>
+        <w:t xml:space="preserve">    </w:t>
+      </w:r>
+      <w:r>
+        <w:rPr>
+          <w:rStyle w:val="AttributeTok"/>
+        </w:rPr>
+        <w:t xml:space="preserve">--nodes</w:t>
+      </w:r>
+      <w:r>
+        <w:rPr>
+          <w:rStyle w:val="NormalTok"/>
+        </w:rPr>
+        <w:t xml:space="preserve"> /tmp/nodes-2026-09-24.yaml </w:t>
+      </w:r>
+      <w:r>
+        <w:rPr>
+          <w:rStyle w:val="AttributeTok"/>
+        </w:rPr>
+        <w:t xml:space="preserve">--skip</w:t>
+      </w:r>
+      <w:r>
+        <w:rPr>
+          <w:rStyle w:val="NormalTok"/>
+        </w:rPr>
+        <w:t xml:space="preserve"> Italy </w:t>
+      </w:r>
+      <w:r>
+        <w:rPr>
+          <w:rStyle w:val="AttributeTok"/>
+        </w:rPr>
+        <w:t xml:space="preserve">--run</w:t>
+      </w:r>
+      <w:r>
+        <w:rPr>
+          <w:rStyle w:val="NormalTok"/>
+        </w:rPr>
+        <w:t xml:space="preserve"> trial-v3.1</w:t>
+      </w:r>
+    </w:p>
+    <w:p>
+      <w:pPr>
+        <w:pStyle w:val="FirstParagraph"/>
+      </w:pPr>
+      <w:r>
+        <w:t xml:space="preserve">Compare</w:t>
+      </w:r>
+      <w:r>
+        <w:t xml:space="preserve"> </w:t>
+      </w:r>
+      <w:r>
+        <w:rPr>
+          <w:rStyle w:val="VerbatimChar"/>
+        </w:rPr>
+        <w:t xml:space="preserve">/tmp/v31/results.md</w:t>
+      </w:r>
+      <w:r>
+        <w:t xml:space="preserve"> </w:t>
+      </w:r>
+      <w:r>
+        <w:t xml:space="preserve">with</w:t>
+      </w:r>
+      <w:r>
+        <w:t xml:space="preserve"> </w:t>
+      </w:r>
+      <w:r>
+        <w:rPr>
+          <w:rStyle w:val="VerbatimChar"/>
+        </w:rPr>
+        <w:t xml:space="preserve">results/results.md</w:t>
+      </w:r>
+      <w:r>
+        <w:t xml:space="preserve">. Any difference comes</w:t>
+      </w:r>
+      <w:r>
+        <w:t xml:space="preserve"> </w:t>
+      </w:r>
+      <w:r>
+        <w:t xml:space="preserve">from the new rules alone, since the evidence is the same.</w:t>
+      </w:r>
+    </w:p>
+    <w:p>
+      <w:pPr>
+        <w:pStyle w:val="BodyText"/>
+      </w:pPr>
+      <w:r>
+        <w:rPr>
+          <w:b/>
+          <w:bCs/>
+        </w:rPr>
+        <w:t xml:space="preserve">Step 5: make it the default, and run the tests.</w:t>
+      </w:r>
+      <w:r>
+        <w:t xml:space="preserve"> </w:t>
+      </w:r>
+      <w:r>
+        <w:t xml:space="preserve">In</w:t>
+      </w:r>
+      <w:r>
+        <w:t xml:space="preserve"> </w:t>
+      </w:r>
+      <w:r>
+        <w:rPr>
+          <w:rStyle w:val="VerbatimChar"/>
+        </w:rPr>
+        <w:t xml:space="preserve">src/basic_check/cli.py</w:t>
+      </w:r>
+      <w:r>
+        <w:t xml:space="preserve">:</w:t>
+      </w:r>
+    </w:p>
+    <w:p>
+      <w:pPr>
+        <w:pStyle w:val="SourceCode"/>
+      </w:pPr>
+      <w:r>
+        <w:rPr>
+          <w:rStyle w:val="NormalTok"/>
+        </w:rPr>
+        <w:t xml:space="preserve">DEFAULT_CHECKLIST </w:t>
+      </w:r>
+      <w:r>
+        <w:rPr>
+          <w:rStyle w:val="OperatorTok"/>
+        </w:rPr>
+        <w:t xml:space="preserve">=</w:t>
+      </w:r>
+      <w:r>
+        <w:rPr>
+          <w:rStyle w:val="NormalTok"/>
+        </w:rPr>
+        <w:t xml:space="preserve"> ROOT </w:t>
+      </w:r>
+      <w:r>
+        <w:rPr>
+          <w:rStyle w:val="OperatorTok"/>
+        </w:rPr>
+        <w:t xml:space="preserve">/</w:t>
+      </w:r>
+      <w:r>
+        <w:rPr>
+          <w:rStyle w:val="NormalTok"/>
+        </w:rPr>
+        <w:t xml:space="preserve"> </w:t>
+      </w:r>
+      <w:r>
+        <w:rPr>
+          <w:rStyle w:val="StringTok"/>
+        </w:rPr>
+        <w:t xml:space="preserve">"checklist"</w:t>
+      </w:r>
+      <w:r>
+        <w:rPr>
+          <w:rStyle w:val="NormalTok"/>
+        </w:rPr>
+        <w:t xml:space="preserve"> </w:t>
+      </w:r>
+      <w:r>
+        <w:rPr>
+          <w:rStyle w:val="OperatorTok"/>
+        </w:rPr>
+        <w:t xml:space="preserve">/</w:t>
+      </w:r>
+      <w:r>
+        <w:rPr>
+          <w:rStyle w:val="NormalTok"/>
+        </w:rPr>
+        <w:t xml:space="preserve"> </w:t>
+      </w:r>
+      <w:r>
+        <w:rPr>
+          <w:rStyle w:val="StringTok"/>
+        </w:rPr>
+        <w:t xml:space="preserve">"v3.1.yaml"</w:t>
+      </w:r>
+    </w:p>
+    <w:p>
+      <w:pPr>
+        <w:pStyle w:val="SourceCode"/>
+      </w:pPr>
+      <w:r>
+        <w:rPr>
+          <w:rStyle w:val="ExtensionTok"/>
+        </w:rPr>
+        <w:t xml:space="preserve">uv</w:t>
+      </w:r>
+      <w:r>
+        <w:rPr>
+          <w:rStyle w:val="NormalTok"/>
+        </w:rPr>
+        <w:t xml:space="preserve"> run pytest </w:t>
+      </w:r>
+      <w:r>
+        <w:rPr>
+          <w:rStyle w:val="AttributeTok"/>
+        </w:rPr>
+        <w:t xml:space="preserve">-q</w:t>
+      </w:r>
+      <w:r>
+        <w:br/>
+      </w:r>
+      <w:r>
+        <w:rPr>
+          <w:rStyle w:val="ExtensionTok"/>
+        </w:rPr>
+        <w:t xml:space="preserve">uv</w:t>
+      </w:r>
+      <w:r>
+        <w:rPr>
+          <w:rStyle w:val="NormalTok"/>
+        </w:rPr>
+        <w:t xml:space="preserve"> run basic-check </w:t>
+      </w:r>
+      <w:r>
+        <w:rPr>
+          <w:rStyle w:val="AttributeTok"/>
+        </w:rPr>
+        <w:t xml:space="preserve">--help</w:t>
+      </w:r>
+      <w:r>
+        <w:rPr>
+          <w:rStyle w:val="NormalTok"/>
+        </w:rPr>
+        <w:t xml:space="preserve">     </w:t>
+      </w:r>
+      <w:r>
+        <w:rPr>
+          <w:rStyle w:val="CommentTok"/>
+        </w:rPr>
+        <w:t xml:space="preserve"># now says "against checklist v3.1"</w:t>
+      </w:r>
+    </w:p>
+    <w:p>
+      <w:pPr>
+        <w:pStyle w:val="FirstParagraph"/>
+      </w:pPr>
+      <w:r>
+        <w:t xml:space="preserve">The tests check the new file's hash, that its version matches its filename,</w:t>
+      </w:r>
+      <w:r>
+        <w:t xml:space="preserve"> </w:t>
+      </w:r>
+      <w:r>
+        <w:t xml:space="preserve">and that every point maps to exactly one</w:t>
+      </w:r>
+      <w:r>
+        <w:t xml:space="preserve"> </w:t>
+      </w:r>
+      <w:r>
+        <w:rPr>
+          <w:rStyle w:val="VerbatimChar"/>
+        </w:rPr>
+        <w:t xml:space="preserve">check_*</w:t>
+      </w:r>
+      <w:r>
+        <w:t xml:space="preserve"> </w:t>
+      </w:r>
+      <w:r>
+        <w:t xml:space="preserve">function and every function</w:t>
+      </w:r>
+      <w:r>
+        <w:t xml:space="preserve"> </w:t>
+      </w:r>
+      <w:r>
+        <w:t xml:space="preserve">to one point. They also check that</w:t>
+      </w:r>
+      <w:r>
+        <w:t xml:space="preserve"> </w:t>
+      </w:r>
+      <w:r>
+        <w:rPr>
+          <w:rStyle w:val="VerbatimChar"/>
+        </w:rPr>
+        <w:t xml:space="preserve">v3.0.yaml</w:t>
+      </w:r>
+      <w:r>
+        <w:t xml:space="preserve"> </w:t>
+      </w:r>
+      <w:r>
+        <w:t xml:space="preserve">and its document are still</w:t>
+      </w:r>
+      <w:r>
+        <w:t xml:space="preserve"> </w:t>
+      </w:r>
+      <w:r>
+        <w:t xml:space="preserve">intact, so older runs can still be rebuilt with</w:t>
+      </w:r>
+      <w:r>
+        <w:t xml:space="preserve"> </w:t>
+      </w:r>
+      <w:r>
+        <w:rPr>
+          <w:rStyle w:val="VerbatimChar"/>
+        </w:rPr>
+        <w:t xml:space="preserve">-c checklist/v3.0.yaml</w:t>
+      </w:r>
+      <w:r>
+        <w:t xml:space="preserve">. What</w:t>
+      </w:r>
+      <w:r>
+        <w:t xml:space="preserve"> </w:t>
+      </w:r>
+      <w:r>
+        <w:t xml:space="preserve">they cannot check is whether a rule is right: that is step 3.</w:t>
+      </w:r>
+    </w:p>
+    <w:p>
+      <w:pPr>
+        <w:pStyle w:val="BodyText"/>
+      </w:pPr>
+      <w:r>
+        <w:rPr>
+          <w:b/>
+          <w:bCs/>
+        </w:rPr>
+        <w:t xml:space="preserve">Step 6: produce and publish the results.</w:t>
+      </w:r>
+      <w:r>
+        <w:t xml:space="preserve"> </w:t>
+      </w:r>
+      <w:r>
+        <w:t xml:space="preserve">The default revision is now</w:t>
+      </w:r>
+      <w:r>
+        <w:t xml:space="preserve"> </w:t>
+      </w:r>
+      <w:r>
+        <w:t xml:space="preserve">v3.1, so no</w:t>
+      </w:r>
+      <w:r>
+        <w:t xml:space="preserve"> </w:t>
+      </w:r>
+      <w:r>
+        <w:rPr>
+          <w:rStyle w:val="VerbatimChar"/>
+        </w:rPr>
+        <w:t xml:space="preserve">-c</w:t>
+      </w:r>
+      <w:r>
+        <w:t xml:space="preserve"> </w:t>
+      </w:r>
+      <w:r>
+        <w:t xml:space="preserve">is needed. Choose between the same two paths as in example 1:</w:t>
+      </w:r>
+    </w:p>
+    <w:p>
+      <w:pPr>
+        <w:pStyle w:val="SourceCode"/>
+      </w:pPr>
+      <w:r>
+        <w:rPr>
+          <w:rStyle w:val="CommentTok"/>
+        </w:rPr>
+        <w:t xml:space="preserve"># fresh evidence from every node:</w:t>
+      </w:r>
+      <w:r>
+        <w:br/>
+      </w:r>
+      <w:r>
+        <w:rPr>
+          <w:rStyle w:val="ExtensionTok"/>
+        </w:rPr>
+        <w:t xml:space="preserve">uv</w:t>
+      </w:r>
+      <w:r>
+        <w:rPr>
+          <w:rStyle w:val="NormalTok"/>
+        </w:rPr>
+        <w:t xml:space="preserve"> run basic-check run </w:t>
+      </w:r>
+      <w:r>
+        <w:rPr>
+          <w:rStyle w:val="AttributeTok"/>
+        </w:rPr>
+        <w:t xml:space="preserve">--skip</w:t>
+      </w:r>
+      <w:r>
+        <w:rPr>
+          <w:rStyle w:val="NormalTok"/>
+        </w:rPr>
+        <w:t xml:space="preserve"> Italy </w:t>
+      </w:r>
+      <w:r>
+        <w:rPr>
+          <w:rStyle w:val="AttributeTok"/>
+        </w:rPr>
+        <w:t xml:space="preserve">--results</w:t>
+      </w:r>
+      <w:r>
+        <w:rPr>
+          <w:rStyle w:val="NormalTok"/>
+        </w:rPr>
+        <w:t xml:space="preserve"> /tmp/new-run </w:t>
+      </w:r>
+      <w:r>
+        <w:rPr>
+          <w:rStyle w:val="AttributeTok"/>
+        </w:rPr>
+        <w:t xml:space="preserve">--run</w:t>
+      </w:r>
+      <w:r>
+        <w:rPr>
+          <w:rStyle w:val="NormalTok"/>
+        </w:rPr>
+        <w:t xml:space="preserve"> live-2026-10-20-v3.1</w:t>
+      </w:r>
+      <w:r>
+        <w:br/>
+      </w:r>
+      <w:r>
+        <w:rPr>
+          <w:rStyle w:val="CommentTok"/>
+        </w:rPr>
+        <w:t xml:space="preserve"># review, then:</w:t>
+      </w:r>
+      <w:r>
+        <w:br/>
+      </w:r>
+      <w:r>
+        <w:rPr>
+          <w:rStyle w:val="FunctionTok"/>
+        </w:rPr>
+        <w:t xml:space="preserve">rm</w:t>
+      </w:r>
+      <w:r>
+        <w:rPr>
+          <w:rStyle w:val="NormalTok"/>
+        </w:rPr>
+        <w:t xml:space="preserve"> </w:t>
+      </w:r>
+      <w:r>
+        <w:rPr>
+          <w:rStyle w:val="AttributeTok"/>
+        </w:rPr>
+        <w:t xml:space="preserve">-rf</w:t>
+      </w:r>
+      <w:r>
+        <w:rPr>
+          <w:rStyle w:val="NormalTok"/>
+        </w:rPr>
+        <w:t xml:space="preserve"> results/evidence </w:t>
+      </w:r>
+      <w:r>
+        <w:rPr>
+          <w:rStyle w:val="KeywordTok"/>
+        </w:rPr>
+        <w:t xml:space="preserve">&amp;&amp;</w:t>
+      </w:r>
+      <w:r>
+        <w:rPr>
+          <w:rStyle w:val="NormalTok"/>
+        </w:rPr>
+        <w:t xml:space="preserve"> </w:t>
+      </w:r>
+      <w:r>
+        <w:rPr>
+          <w:rStyle w:val="FunctionTok"/>
+        </w:rPr>
+        <w:t xml:space="preserve">cp</w:t>
+      </w:r>
+      <w:r>
+        <w:rPr>
+          <w:rStyle w:val="NormalTok"/>
+        </w:rPr>
+        <w:t xml:space="preserve"> </w:t>
+      </w:r>
+      <w:r>
+        <w:rPr>
+          <w:rStyle w:val="AttributeTok"/>
+        </w:rPr>
+        <w:t xml:space="preserve">-r</w:t>
+      </w:r>
+      <w:r>
+        <w:rPr>
+          <w:rStyle w:val="NormalTok"/>
+        </w:rPr>
+        <w:t xml:space="preserve"> /tmp/new-run/evidence results/evidence</w:t>
+      </w:r>
+      <w:r>
+        <w:br/>
+      </w:r>
+      <w:r>
+        <w:rPr>
+          <w:rStyle w:val="ExtensionTok"/>
+        </w:rPr>
+        <w:t xml:space="preserve">uv</w:t>
+      </w:r>
+      <w:r>
+        <w:rPr>
+          <w:rStyle w:val="NormalTok"/>
+        </w:rPr>
+        <w:t xml:space="preserve"> run basic-check assess </w:t>
+      </w:r>
+      <w:r>
+        <w:rPr>
+          <w:rStyle w:val="AttributeTok"/>
+        </w:rPr>
+        <w:t xml:space="preserve">--skip</w:t>
+      </w:r>
+      <w:r>
+        <w:rPr>
+          <w:rStyle w:val="NormalTok"/>
+        </w:rPr>
+        <w:t xml:space="preserve"> Italy </w:t>
+      </w:r>
+      <w:r>
+        <w:rPr>
+          <w:rStyle w:val="AttributeTok"/>
+        </w:rPr>
+        <w:t xml:space="preserve">--run</w:t>
+      </w:r>
+      <w:r>
+        <w:rPr>
+          <w:rStyle w:val="NormalTok"/>
+        </w:rPr>
+        <w:t xml:space="preserve"> live-2026-10-20-v3.1</w:t>
+      </w:r>
+    </w:p>
+    <w:p>
+      <w:pPr>
+        <w:pStyle w:val="FirstParagraph"/>
+      </w:pPr>
+      <w:r>
+        <w:t xml:space="preserve">Alternatively, re-score the published evidence against v3.1 without contacting</w:t>
+      </w:r>
+      <w:r>
+        <w:t xml:space="preserve"> </w:t>
+      </w:r>
+      <w:r>
+        <w:t xml:space="preserve">anyone, as in step 4 but writing to</w:t>
+      </w:r>
+      <w:r>
+        <w:t xml:space="preserve"> </w:t>
+      </w:r>
+      <w:r>
+        <w:rPr>
+          <w:rStyle w:val="VerbatimChar"/>
+        </w:rPr>
+        <w:t xml:space="preserve">results/</w:t>
+      </w:r>
+      <w:r>
+        <w:t xml:space="preserve">. The report then says v3.1,</w:t>
+      </w:r>
+      <w:r>
+        <w:t xml:space="preserve"> </w:t>
+      </w:r>
+      <w:r>
+        <w:t xml:space="preserve">while the capture date is still that of the evidence.</w:t>
+      </w:r>
+    </w:p>
+    <w:p>
+      <w:pPr>
+        <w:pStyle w:val="BodyText"/>
+      </w:pPr>
+      <w:r>
+        <w:t xml:space="preserve">The reports now link to</w:t>
+      </w:r>
+      <w:r>
+        <w:t xml:space="preserve"> </w:t>
+      </w:r>
+      <w:r>
+        <w:rPr>
+          <w:rStyle w:val="VerbatimChar"/>
+        </w:rPr>
+        <w:t xml:space="preserve">results/checklist-v3.1.html</w:t>
+      </w:r>
+      <w:r>
+        <w:t xml:space="preserve">. The old</w:t>
+      </w:r>
+      <w:r>
+        <w:t xml:space="preserve"> </w:t>
+      </w:r>
+      <w:r>
+        <w:rPr>
+          <w:rStyle w:val="VerbatimChar"/>
+        </w:rPr>
+        <w:t xml:space="preserve">results/checklist-v3.0.html</w:t>
+      </w:r>
+      <w:r>
+        <w:t xml:space="preserve"> </w:t>
+      </w:r>
+      <w:r>
+        <w:t xml:space="preserve">stays behind; remove it, and update the places</w:t>
+      </w:r>
+      <w:r>
+        <w:t xml:space="preserve"> </w:t>
+      </w:r>
+      <w:r>
+        <w:t xml:space="preserve">that name v3.0 in prose or links:</w:t>
+      </w:r>
+    </w:p>
+    <w:p>
+      <w:pPr>
+        <w:pStyle w:val="SourceCode"/>
+      </w:pPr>
+      <w:r>
+        <w:rPr>
+          <w:rStyle w:val="FunctionTok"/>
+        </w:rPr>
+        <w:t xml:space="preserve">git</w:t>
+      </w:r>
+      <w:r>
+        <w:rPr>
+          <w:rStyle w:val="NormalTok"/>
+        </w:rPr>
+        <w:t xml:space="preserve"> rm results/checklist-v3.0.html</w:t>
+      </w:r>
+      <w:r>
+        <w:br/>
+      </w:r>
+      <w:r>
+        <w:rPr>
+          <w:rStyle w:val="ExtensionTok"/>
+        </w:rPr>
+        <w:t xml:space="preserve">rg</w:t>
+      </w:r>
+      <w:r>
+        <w:rPr>
+          <w:rStyle w:val="NormalTok"/>
+        </w:rPr>
+        <w:t xml:space="preserve"> </w:t>
+      </w:r>
+      <w:r>
+        <w:rPr>
+          <w:rStyle w:val="AttributeTok"/>
+        </w:rPr>
+        <w:t xml:space="preserve">-n</w:t>
+      </w:r>
+      <w:r>
+        <w:rPr>
+          <w:rStyle w:val="NormalTok"/>
+        </w:rPr>
+        <w:t xml:space="preserve"> </w:t>
+      </w:r>
+      <w:r>
+        <w:rPr>
+          <w:rStyle w:val="StringTok"/>
+        </w:rPr>
+        <w:t xml:space="preserve">"v3\.0"</w:t>
+      </w:r>
+      <w:r>
+        <w:rPr>
+          <w:rStyle w:val="NormalTok"/>
+        </w:rPr>
+        <w:t xml:space="preserve"> README.md docs checklist/README.md .github</w:t>
+      </w:r>
+    </w:p>
+    <w:p>
+      <w:pPr>
+        <w:pStyle w:val="FirstParagraph"/>
+      </w:pPr>
+      <w:r>
+        <w:t xml:space="preserve">In</w:t>
+      </w:r>
+      <w:r>
+        <w:t xml:space="preserve"> </w:t>
+      </w:r>
+      <w:r>
+        <w:rPr>
+          <w:rStyle w:val="VerbatimChar"/>
+        </w:rPr>
+        <w:t xml:space="preserve">README.md</w:t>
+      </w:r>
+      <w:r>
+        <w:t xml:space="preserve">, the table of checklist points links each point to</w:t>
+      </w:r>
+      <w:r>
+        <w:t xml:space="preserve"> </w:t>
+      </w:r>
+      <w:r>
+        <w:rPr>
+          <w:rStyle w:val="VerbatimChar"/>
+        </w:rPr>
+        <w:t xml:space="preserve">results/checklist-v3.0.html#p…</w:t>
+      </w:r>
+      <w:r>
+        <w:t xml:space="preserve">. Those links break once the file is removed,</w:t>
+      </w:r>
+      <w:r>
+        <w:t xml:space="preserve"> </w:t>
+      </w:r>
+      <w:r>
+        <w:t xml:space="preserve">so change them to</w:t>
+      </w:r>
+      <w:r>
+        <w:t xml:space="preserve"> </w:t>
+      </w:r>
+      <w:r>
+        <w:rPr>
+          <w:rStyle w:val="VerbatimChar"/>
+        </w:rPr>
+        <w:t xml:space="preserve">v3.1</w:t>
+      </w:r>
+      <w:r>
+        <w:t xml:space="preserve">.</w:t>
+      </w:r>
+    </w:p>
+    <w:p>
+      <w:pPr>
+        <w:pStyle w:val="BodyText"/>
+      </w:pPr>
+      <w:r>
+        <w:rPr>
+          <w:b/>
+          <w:bCs/>
+        </w:rPr>
+        <w:t xml:space="preserve">Step 7: tests, review, commit.</w:t>
+      </w:r>
+      <w:r>
+        <w:t xml:space="preserve"> </w:t>
+      </w:r>
+      <w:r>
+        <w:t xml:space="preserve">As in example 1, steps 5 and 6. Commit the</w:t>
+      </w:r>
+      <w:r>
+        <w:t xml:space="preserve"> </w:t>
+      </w:r>
+      <w:r>
+        <w:t xml:space="preserve">new document,</w:t>
+      </w:r>
+      <w:r>
+        <w:t xml:space="preserve"> </w:t>
+      </w:r>
+      <w:r>
+        <w:rPr>
+          <w:rStyle w:val="VerbatimChar"/>
+        </w:rPr>
+        <w:t xml:space="preserve">checklist/v3.1.yaml</w:t>
+      </w:r>
+      <w:r>
+        <w:t xml:space="preserve">,</w:t>
+      </w:r>
+      <w:r>
+        <w:t xml:space="preserve"> </w:t>
+      </w:r>
+      <w:r>
+        <w:rPr>
+          <w:rStyle w:val="VerbatimChar"/>
+        </w:rPr>
+        <w:t xml:space="preserve">cli.py</w:t>
+      </w:r>
+      <w:r>
+        <w:t xml:space="preserve">, any changed checks and tests,</w:t>
+      </w:r>
+      <w:r>
+        <w:t xml:space="preserve"> </w:t>
+      </w:r>
+      <w:r>
+        <w:rPr>
+          <w:rStyle w:val="VerbatimChar"/>
+        </w:rPr>
+        <w:t xml:space="preserve">results/</w:t>
+      </w:r>
+      <w:r>
+        <w:t xml:space="preserve"> </w:t>
+      </w:r>
+      <w:r>
+        <w:t xml:space="preserve">and the documents together, so the commit shows the whole change.</w:t>
+      </w:r>
+    </w:p>
+    <w:p>
+      <w:r>
+        <w:pict>
+          <v:rect style="width:0;height:1.5pt" o:hralign="center" o:hrstd="t" o:hr="t"/>
+        </w:pict>
+      </w:r>
+    </w:p>
+    <w:bookmarkEnd w:id="50"/>
+    <w:bookmarkEnd w:id="51"/>
+    <w:bookmarkStart w:id="53" w:name="sources"/>
+    <w:p>
+      <w:pPr>
+        <w:pStyle w:val="Heading2"/>
+      </w:pPr>
+      <w:r>
+        <w:t xml:space="preserve">Sources</w:t>
+      </w:r>
+    </w:p>
+    <w:p>
+      <w:pPr>
+        <w:pStyle w:val="Compact"/>
+        <w:numPr>
+          <w:ilvl w:val="0"/>
+          <w:numId w:val="1014"/>
+        </w:numPr>
+      </w:pPr>
+      <w:r>
+        <w:t xml:space="preserve">Checklist:</w:t>
+      </w:r>
+      <w:r>
+        <w:t xml:space="preserve"> </w:t>
+      </w:r>
+      <w:r>
+        <w:rPr>
+          <w:i/>
+          <w:iCs/>
+        </w:rPr>
+        <w:t xml:space="preserve">Node Landing Page Verification Checklist v3.0</w:t>
+      </w:r>
+      <w:r>
+        <w:t xml:space="preserve">, 15 September 2026, committed as</w:t>
+      </w:r>
+      <w:r>
+        <w:t xml:space="preserve"> </w:t>
+      </w:r>
+      <w:r>
+        <w:rPr>
+          <w:rStyle w:val="VerbatimChar"/>
+        </w:rPr>
+        <w:t xml:space="preserve">checklist/20260910_Node_Landing_Page_Verification_Checklist_v3.0.pdf</w:t>
+      </w:r>
+      <w:r>
+        <w:t xml:space="preserve"> </w:t>
+      </w:r>
+      <w:r>
+        <w:t xml:space="preserve">and transcribed to</w:t>
+      </w:r>
+      <w:r>
+        <w:t xml:space="preserve"> </w:t>
+      </w:r>
+      <w:r>
+        <w:rPr>
+          <w:rStyle w:val="VerbatimChar"/>
+        </w:rPr>
+        <w:t xml:space="preserve">checklist/v3.0.yaml</w:t>
+      </w:r>
+      <w:r>
+        <w:t xml:space="preserve"> </w:t>
+      </w:r>
+      <w:r>
+        <w:t xml:space="preserve">with its SHA-256 pinned</w:t>
+      </w:r>
+    </w:p>
+    <w:p>
+      <w:pPr>
+        <w:pStyle w:val="Compact"/>
+        <w:numPr>
+          <w:ilvl w:val="0"/>
+          <w:numId w:val="1014"/>
+        </w:numPr>
+      </w:pPr>
+      <w:r>
         <w:t xml:space="preserve">EOSC Federation node index:</w:t>
       </w:r>
       <w:r>
         <w:t xml:space="preserve"> </w:t>
       </w:r>
-      <w:hyperlink r:id="rId46">
+      <w:hyperlink r:id="rId47">
         <w:r>
           <w:rPr>
             <w:rStyle w:val="Hyperlink"/>
@@ -16662,7 +22220,7 @@
         <w:pStyle w:val="Compact"/>
         <w:numPr>
           <w:ilvl w:val="0"/>
-          <w:numId w:val="1010"/>
+          <w:numId w:val="1014"/>
         </w:numPr>
       </w:pPr>
       <w:r>
@@ -16671,7 +22229,7 @@
       <w:r>
         <w:t xml:space="preserve"> </w:t>
       </w:r>
-      <w:hyperlink r:id="rId47">
+      <w:hyperlink r:id="rId52">
         <w:r>
           <w:rPr>
             <w:rStyle w:val="Hyperlink"/>
@@ -16685,7 +22243,7 @@
         <w:pStyle w:val="Compact"/>
         <w:numPr>
           <w:ilvl w:val="0"/>
-          <w:numId w:val="1010"/>
+          <w:numId w:val="1014"/>
         </w:numPr>
       </w:pPr>
       <w:r>
@@ -16730,7 +22288,7 @@
         <w:pStyle w:val="Compact"/>
         <w:numPr>
           <w:ilvl w:val="0"/>
-          <w:numId w:val="1010"/>
+          <w:numId w:val="1014"/>
         </w:numPr>
       </w:pPr>
       <w:r>
@@ -16784,7 +22342,7 @@
         <w:pStyle w:val="Compact"/>
         <w:numPr>
           <w:ilvl w:val="0"/>
-          <w:numId w:val="1010"/>
+          <w:numId w:val="1014"/>
         </w:numPr>
       </w:pPr>
       <w:r>
@@ -16832,7 +22390,7 @@
         <w:pStyle w:val="Compact"/>
         <w:numPr>
           <w:ilvl w:val="0"/>
-          <w:numId w:val="1010"/>
+          <w:numId w:val="1014"/>
         </w:numPr>
       </w:pPr>
       <w:r>
@@ -16851,7 +22409,7 @@
         <w:t xml:space="preserve">), not carried over from the previous edition</w:t>
       </w:r>
     </w:p>
-    <w:bookmarkEnd w:id="48"/>
+    <w:bookmarkEnd w:id="53"/>
     <w:sectPr>
       <w:footnotePr>
         <w:numRestart w:val="eachSect"/>
@@ -17096,6 +22654,18 @@
     <w:abstractNumId w:val="991"/>
   </w:num>
   <w:num w:numId="1010">
+    <w:abstractNumId w:val="991"/>
+  </w:num>
+  <w:num w:numId="1011">
+    <w:abstractNumId w:val="991"/>
+  </w:num>
+  <w:num w:numId="1012">
+    <w:abstractNumId w:val="991"/>
+  </w:num>
+  <w:num w:numId="1013">
+    <w:abstractNumId w:val="991"/>
+  </w:num>
+  <w:num w:numId="1014">
     <w:abstractNumId w:val="991"/>
   </w:num>
 </w:numbering>

--- a/docs/eosc-basic-compliance-testsuite.docx
+++ b/docs/eosc-basic-compliance-testsuite.docx
@@ -23,7 +23,7 @@
         <w:pStyle w:val="Author"/>
       </w:pPr>
       <w:r>
-        <w:t xml:space="preserve">Clean clone, 26 September 2026 — documentation commit 2326950, 339 test cases</w:t>
+        <w:t xml:space="preserve">Clean clone, 26 September 2026 — documentation commit a0be8d9, 339 test cases</w:t>
       </w:r>
     </w:p>
     <w:p>
@@ -22071,13 +22071,48 @@
         <w:t xml:space="preserve"> </w:t>
       </w:r>
       <w:r>
-        <w:t xml:space="preserve">As in example 1, steps 5 and 6. Commit the</w:t>
-      </w:r>
-      <w:r>
-        <w:t xml:space="preserve"> </w:t>
-      </w:r>
-      <w:r>
-        <w:t xml:space="preserve">new document,</w:t>
+        <w:t xml:space="preserve">As in example 1, steps 5 and 6. If any</w:t>
+      </w:r>
+      <w:r>
+        <w:t xml:space="preserve"> </w:t>
+      </w:r>
+      <w:r>
+        <w:rPr>
+          <w:rStyle w:val="VerbatimChar"/>
+        </w:rPr>
+        <w:t xml:space="preserve">check_*</w:t>
+      </w:r>
+      <w:r>
+        <w:t xml:space="preserve"> </w:t>
+      </w:r>
+      <w:r>
+        <w:t xml:space="preserve">function changed in step 3, also update its decision procedure in</w:t>
+      </w:r>
+      <w:r>
+        <w:t xml:space="preserve"> </w:t>
+      </w:r>
+      <w:r>
+        <w:t xml:space="preserve">section 5 of</w:t>
+      </w:r>
+      <w:r>
+        <w:t xml:space="preserve"> </w:t>
+      </w:r>
+      <w:hyperlink r:id="rId10">
+        <w:r>
+          <w:rPr>
+            <w:rStyle w:val="VerbatimChar"/>
+          </w:rPr>
+          <w:t xml:space="preserve">ANALYSIS-WORKFLOW.md</w:t>
+        </w:r>
+      </w:hyperlink>
+      <w:r>
+        <w:t xml:space="preserve">, which describes</w:t>
+      </w:r>
+      <w:r>
+        <w:t xml:space="preserve"> </w:t>
+      </w:r>
+      <w:r>
+        <w:t xml:space="preserve">each point's rule branch by branch. Commit the new document,</w:t>
       </w:r>
       <w:r>
         <w:t xml:space="preserve"> </w:t>
@@ -22116,7 +22151,13 @@
         <w:t xml:space="preserve"> </w:t>
       </w:r>
       <w:r>
-        <w:t xml:space="preserve">and the documents together, so the commit shows the whole change.</w:t>
+        <w:t xml:space="preserve">and</w:t>
+      </w:r>
+      <w:r>
+        <w:t xml:space="preserve"> </w:t>
+      </w:r>
+      <w:r>
+        <w:t xml:space="preserve">the documents together, so the commit shows the whole change.</w:t>
       </w:r>
     </w:p>
     <w:p>

--- a/docs/eosc-basic-compliance-testsuite.docx
+++ b/docs/eosc-basic-compliance-testsuite.docx
@@ -23,7 +23,7 @@
         <w:pStyle w:val="Author"/>
       </w:pPr>
       <w:r>
-        <w:t xml:space="preserve">Clean clone, 26 September 2026 — documentation commit a0be8d9, 339 test cases</w:t>
+        <w:t xml:space="preserve">Clean clone, 26 September 2026 — documentation commit b2fb946, 339 test cases</w:t>
       </w:r>
     </w:p>
     <w:p>
@@ -2453,7 +2453,7 @@
         <w:t xml:space="preserve"> </w:t>
       </w:r>
       <w:r>
-        <w:t xml:space="preserve">Twelve tests assert that the checklist YAML and the rules stay in step: the source document is committed and still hashes to what was transcribed, every point names the function that decides it, every function is claimed by exactly one point, and a revision must arrive as a new file. See section 5.</w:t>
+        <w:t xml:space="preserve">Fifteen tests assert that the checklist YAML and the rules stay in step: the source document is committed and still hashes to what was transcribed, every point names the function that decides it, every function is claimed by exactly one point, a revision must arrive as a new file, and the default revision is selected by one line that the help texts follow. See section 5.</w:t>
       </w:r>
     </w:p>
     <w:p>

--- a/docs/eosc-basic-compliance-testsuite.docx
+++ b/docs/eosc-basic-compliance-testsuite.docx
@@ -23,7 +23,7 @@
         <w:pStyle w:val="Author"/>
       </w:pPr>
       <w:r>
-        <w:t xml:space="preserve">Clean clone, 26 September 2026 — documentation commit b2fb946, 339 test cases</w:t>
+        <w:t xml:space="preserve">Clean clone, 26 September 2026 — documentation commit 5701f9e, 357 test cases</w:t>
       </w:r>
     </w:p>
     <w:p>
@@ -135,10 +135,25 @@
         <w:rPr>
           <w:rStyle w:val="VerbatimChar"/>
         </w:rPr>
-        <w:t xml:space="preserve">0cc33c2</w:t>
-      </w:r>
-      <w:r>
-        <w:t xml:space="preserve">, which added the command-line help tests:</w:t>
+        <w:t xml:space="preserve">5701f9e</w:t>
+      </w:r>
+      <w:r>
+        <w:t xml:space="preserve">, which added the</w:t>
+      </w:r>
+      <w:r>
+        <w:t xml:space="preserve"> </w:t>
+      </w:r>
+      <w:r>
+        <w:rPr>
+          <w:rStyle w:val="VerbatimChar"/>
+        </w:rPr>
+        <w:t xml:space="preserve">--node</w:t>
+      </w:r>
+      <w:r>
+        <w:t xml:space="preserve"> </w:t>
+      </w:r>
+      <w:r>
+        <w:t xml:space="preserve">option:</w:t>
       </w:r>
       <w:r>
         <w:t xml:space="preserve"> </w:t>
@@ -148,7 +163,7 @@
           <w:b/>
           <w:bCs/>
         </w:rPr>
-        <w:t xml:space="preserve">339 test cases, all passing in CI</w:t>
+        <w:t xml:space="preserve">357 test cases, all passing in CI</w:t>
       </w:r>
       <w:r>
         <w:t xml:space="preserve">. No node website was contacted to prepare</w:t>
@@ -260,7 +275,7 @@
         <w:t xml:space="preserve">Node Landing Page Verification Checklist v3.0</w:t>
       </w:r>
       <w:r>
-        <w:t xml:space="preserve">, with a pytest suite of 339 hermetic test cases that never touch a node's website, and at most two bounded hops of link following.</w:t>
+        <w:t xml:space="preserve">, with a pytest suite of 357 hermetic test cases that never touch a node's website, and at most two bounded hops of link following.</w:t>
       </w:r>
     </w:p>
     <w:p>
@@ -336,7 +351,7 @@
           <w:b/>
           <w:bCs/>
         </w:rPr>
-        <w:t xml:space="preserve">339 cases</w:t>
+        <w:t xml:space="preserve">357 cases</w:t>
       </w:r>
       <w:r>
         <w:t xml:space="preserve"> </w:t>
@@ -697,7 +712,22 @@
         <w:t xml:space="preserve"> </w:t>
       </w:r>
       <w:r>
-        <w:t xml:space="preserve">address on 25 September, and the published run was collected from the old one, so rebuilding it needs the old node list (section 5). The suite grew from 326 to 329 cases for these changes, to 333 with four tests that keep the command-line help complete, and to 339 with the tests for the URL-mismatch warning and for switching the default checklist revision (section 11).</w:t>
+        <w:t xml:space="preserve">address on 25 September, and the published run was collected from the old one, so rebuilding it needs the old node list (section 5). The suite grew from 326 to 329 cases for these changes, to 333 with four tests that keep the command-line help complete, and to 339 with the tests for the URL-mismatch warning and for switching the default checklist revision (section 11). It is now 357, with eighteen cases for</w:t>
+      </w:r>
+      <w:r>
+        <w:t xml:space="preserve"> </w:t>
+      </w:r>
+      <w:r>
+        <w:rPr>
+          <w:rStyle w:val="VerbatimChar"/>
+        </w:rPr>
+        <w:t xml:space="preserve">--node</w:t>
+      </w:r>
+      <w:r>
+        <w:t xml:space="preserve"> </w:t>
+      </w:r>
+      <w:r>
+        <w:t xml:space="preserve">(section 5).</w:t>
       </w:r>
     </w:p>
     <w:p>
@@ -1369,13 +1399,13 @@
           <w:b/>
           <w:bCs/>
         </w:rPr>
-        <w:t xml:space="preserve">277 test functions, expanding to 339 executed cases</w:t>
-      </w:r>
-      <w:r>
-        <w:t xml:space="preserve"> </w:t>
-      </w:r>
-      <w:r>
-        <w:t xml:space="preserve">(thirteen tests are parametrized).</w:t>
+        <w:t xml:space="preserve">288 test functions, expanding to 357 executed cases</w:t>
+      </w:r>
+      <w:r>
+        <w:t xml:space="preserve"> </w:t>
+      </w:r>
+      <w:r>
+        <w:t xml:space="preserve">(sixteen tests are parametrized).</w:t>
       </w:r>
       <w:r>
         <w:t xml:space="preserve"> </w:t>
@@ -1429,7 +1459,7 @@
         <w:t xml:space="preserve"> </w:t>
       </w:r>
       <w:r>
-        <w:t xml:space="preserve">pointed at an empty directory still yields 339 passed, while</w:t>
+        <w:t xml:space="preserve">pointed at an empty directory still yields 357 passed, while</w:t>
       </w:r>
       <w:r>
         <w:t xml:space="preserve"> </w:t>
@@ -1687,7 +1717,7 @@
               <w:pStyle w:val="Compact"/>
             </w:pPr>
             <w:r>
-              <w:t xml:space="preserve">50</w:t>
+              <w:t xml:space="preserve">68</w:t>
             </w:r>
           </w:p>
         </w:tc>
@@ -1725,7 +1755,31 @@
               <w:t xml:space="preserve"> </w:t>
             </w:r>
             <w:r>
-              <w:t xml:space="preserve">lists the node ids; that evidence from a URL other than the configured one is flagged in every report</w:t>
+              <w:t xml:space="preserve">lists the node ids; that evidence from a URL other than the configured one is flagged in every report;</w:t>
+            </w:r>
+            <w:r>
+              <w:t xml:space="preserve"> </w:t>
+            </w:r>
+            <w:r>
+              <w:rPr>
+                <w:rStyle w:val="VerbatimChar"/>
+              </w:rPr>
+              <w:t xml:space="preserve">--node</w:t>
+            </w:r>
+            <w:r>
+              <w:t xml:space="preserve"> </w:t>
+            </w:r>
+            <w:r>
+              <w:t xml:space="preserve">with an alternative</w:t>
+            </w:r>
+            <w:r>
+              <w:t xml:space="preserve"> </w:t>
+            </w:r>
+            <w:r>
+              <w:rPr>
+                <w:rStyle w:val="VerbatimChar"/>
+              </w:rPr>
+              <w:t xml:space="preserve">--url</w:t>
             </w:r>
           </w:p>
         </w:tc>
@@ -1898,7 +1952,7 @@
                 <w:b/>
                 <w:bCs/>
               </w:rPr>
-              <w:t xml:space="preserve">339</w:t>
+              <w:t xml:space="preserve">357</w:t>
             </w:r>
           </w:p>
         </w:tc>
@@ -6618,6 +6672,438 @@
         <w:t xml:space="preserve">Before the commit, nine deliberate bugs were introduced into the new code one at a time, and the suite caught all nine.</w:t>
       </w:r>
     </w:p>
+    <w:p>
+      <w:pPr>
+        <w:pStyle w:val="BodyText"/>
+      </w:pPr>
+      <w:r>
+        <w:rPr>
+          <w:rStyle w:val="VerbatimChar"/>
+          <w:b/>
+          <w:bCs/>
+        </w:rPr>
+        <w:t xml:space="preserve">--node</w:t>
+      </w:r>
+      <w:r>
+        <w:rPr>
+          <w:b/>
+          <w:bCs/>
+        </w:rPr>
+        <w:t xml:space="preserve"> </w:t>
+      </w:r>
+      <w:r>
+        <w:rPr>
+          <w:b/>
+          <w:bCs/>
+        </w:rPr>
+        <w:t xml:space="preserve">checks one configured node at an alternative URL.</w:t>
+      </w:r>
+      <w:r>
+        <w:t xml:space="preserve"> </w:t>
+      </w:r>
+      <w:r>
+        <w:rPr>
+          <w:rStyle w:val="VerbatimChar"/>
+        </w:rPr>
+        <w:t xml:space="preserve">--node bbmri-eric --url https://alt.example.org/…</w:t>
+      </w:r>
+      <w:r>
+        <w:t xml:space="preserve"> </w:t>
+      </w:r>
+      <w:r>
+        <w:t xml:space="preserve">runs every point against that page while keeping the node's id, name and</w:t>
+      </w:r>
+      <w:r>
+        <w:t xml:space="preserve"> </w:t>
+      </w:r>
+      <w:r>
+        <w:rPr>
+          <w:rStyle w:val="VerbatimChar"/>
+        </w:rPr>
+        <w:t xml:space="preserve">eosc_page</w:t>
+      </w:r>
+      <w:r>
+        <w:t xml:space="preserve">, so its scoped approved name and its own</w:t>
+      </w:r>
+      <w:r>
+        <w:t xml:space="preserve"> </w:t>
+      </w:r>
+      <w:r>
+        <w:rPr>
+          <w:rStyle w:val="VerbatimChar"/>
+        </w:rPr>
+        <w:t xml:space="preserve">eosc.eu</w:t>
+      </w:r>
+      <w:r>
+        <w:t xml:space="preserve"> </w:t>
+      </w:r>
+      <w:r>
+        <w:t xml:space="preserve">link still apply;</w:t>
+      </w:r>
+      <w:r>
+        <w:t xml:space="preserve"> </w:t>
+      </w:r>
+      <w:r>
+        <w:rPr>
+          <w:rStyle w:val="VerbatimChar"/>
+        </w:rPr>
+        <w:t xml:space="preserve">nodes.yaml</w:t>
+      </w:r>
+      <w:r>
+        <w:t xml:space="preserve"> </w:t>
+      </w:r>
+      <w:r>
+        <w:t xml:space="preserve">is not changed. The run writes to</w:t>
+      </w:r>
+      <w:r>
+        <w:t xml:space="preserve"> </w:t>
+      </w:r>
+      <w:r>
+        <w:rPr>
+          <w:rStyle w:val="VerbatimChar"/>
+        </w:rPr>
+        <w:t xml:space="preserve">results/one-off/</w:t>
+      </w:r>
+      <w:r>
+        <w:t xml:space="preserve"> </w:t>
+      </w:r>
+      <w:r>
+        <w:t xml:space="preserve">(</w:t>
+      </w:r>
+      <w:r>
+        <w:rPr>
+          <w:rStyle w:val="VerbatimChar"/>
+        </w:rPr>
+        <w:t xml:space="preserve">--results results/</w:t>
+      </w:r>
+      <w:r>
+        <w:t xml:space="preserve"> </w:t>
+      </w:r>
+      <w:r>
+        <w:t xml:space="preserve">is refused, since the evidence file is named after the node), the reports are titled "Alternative URL check (not a federation run)" with a banner naming both addresses, and</w:t>
+      </w:r>
+      <w:r>
+        <w:t xml:space="preserve"> </w:t>
+      </w:r>
+      <w:r>
+        <w:rPr>
+          <w:rStyle w:val="VerbatimChar"/>
+        </w:rPr>
+        <w:t xml:space="preserve">results.json</w:t>
+      </w:r>
+      <w:r>
+        <w:t xml:space="preserve"> </w:t>
+      </w:r>
+      <w:r>
+        <w:t xml:space="preserve">records the pair under</w:t>
+      </w:r>
+      <w:r>
+        <w:t xml:space="preserve"> </w:t>
+      </w:r>
+      <w:r>
+        <w:rPr>
+          <w:rStyle w:val="VerbatimChar"/>
+        </w:rPr>
+        <w:t xml:space="preserve">alternative_url</w:t>
+      </w:r>
+      <w:r>
+        <w:t xml:space="preserve">. Eighteen cases in</w:t>
+      </w:r>
+      <w:r>
+        <w:t xml:space="preserve"> </w:t>
+      </w:r>
+      <w:r>
+        <w:rPr>
+          <w:rStyle w:val="VerbatimChar"/>
+        </w:rPr>
+        <w:t xml:space="preserve">test_cli.py</w:t>
+      </w:r>
+      <w:r>
+        <w:t xml:space="preserve"> </w:t>
+      </w:r>
+      <w:r>
+        <w:t xml:space="preserve">cover it, offline:</w:t>
+      </w:r>
+    </w:p>
+    <w:p>
+      <w:pPr>
+        <w:pStyle w:val="Compact"/>
+        <w:numPr>
+          <w:ilvl w:val="0"/>
+          <w:numId w:val="1004"/>
+        </w:numPr>
+      </w:pPr>
+      <w:r>
+        <w:t xml:space="preserve">the record keeps id, name and</w:t>
+      </w:r>
+      <w:r>
+        <w:t xml:space="preserve"> </w:t>
+      </w:r>
+      <w:r>
+        <w:rPr>
+          <w:rStyle w:val="VerbatimChar"/>
+        </w:rPr>
+        <w:t xml:space="preserve">eosc_page</w:t>
+      </w:r>
+      <w:r>
+        <w:t xml:space="preserve">, fetches the new URL and records</w:t>
+      </w:r>
+      <w:r>
+        <w:t xml:space="preserve"> </w:t>
+      </w:r>
+      <w:r>
+        <w:rPr>
+          <w:rStyle w:val="VerbatimChar"/>
+        </w:rPr>
+        <w:t xml:space="preserve">configured_url</w:t>
+      </w:r>
+      <w:r>
+        <w:t xml:space="preserve">; id or name in any case;</w:t>
+      </w:r>
+      <w:r>
+        <w:t xml:space="preserve"> </w:t>
+      </w:r>
+      <w:r>
+        <w:rPr>
+          <w:rStyle w:val="VerbatimChar"/>
+        </w:rPr>
+        <w:t xml:space="preserve">--eosc-page</w:t>
+      </w:r>
+      <w:r>
+        <w:t xml:space="preserve"> </w:t>
+      </w:r>
+      <w:r>
+        <w:t xml:space="preserve">replaces the configured page;</w:t>
+      </w:r>
+    </w:p>
+    <w:p>
+      <w:pPr>
+        <w:pStyle w:val="Compact"/>
+        <w:numPr>
+          <w:ilvl w:val="0"/>
+          <w:numId w:val="1004"/>
+        </w:numPr>
+      </w:pPr>
+      <w:r>
+        <w:t xml:space="preserve">the output folder:</w:t>
+      </w:r>
+      <w:r>
+        <w:t xml:space="preserve"> </w:t>
+      </w:r>
+      <w:r>
+        <w:rPr>
+          <w:rStyle w:val="VerbatimChar"/>
+        </w:rPr>
+        <w:t xml:space="preserve">results/one-off/</w:t>
+      </w:r>
+      <w:r>
+        <w:t xml:space="preserve"> </w:t>
+      </w:r>
+      <w:r>
+        <w:t xml:space="preserve">by default, another</w:t>
+      </w:r>
+      <w:r>
+        <w:t xml:space="preserve"> </w:t>
+      </w:r>
+      <w:r>
+        <w:rPr>
+          <w:rStyle w:val="VerbatimChar"/>
+        </w:rPr>
+        <w:t xml:space="preserve">--results</w:t>
+      </w:r>
+      <w:r>
+        <w:t xml:space="preserve"> </w:t>
+      </w:r>
+      <w:r>
+        <w:t xml:space="preserve">folder honoured,</w:t>
+      </w:r>
+      <w:r>
+        <w:t xml:space="preserve"> </w:t>
+      </w:r>
+      <w:r>
+        <w:rPr>
+          <w:rStyle w:val="VerbatimChar"/>
+        </w:rPr>
+        <w:t xml:space="preserve">results/</w:t>
+      </w:r>
+      <w:r>
+        <w:t xml:space="preserve"> </w:t>
+      </w:r>
+      <w:r>
+        <w:t xml:space="preserve">refused;</w:t>
+      </w:r>
+    </w:p>
+    <w:p>
+      <w:pPr>
+        <w:pStyle w:val="Compact"/>
+        <w:numPr>
+          <w:ilvl w:val="0"/>
+          <w:numId w:val="1004"/>
+        </w:numPr>
+      </w:pPr>
+      <w:r>
+        <w:t xml:space="preserve">rejected: no</w:t>
+      </w:r>
+      <w:r>
+        <w:t xml:space="preserve"> </w:t>
+      </w:r>
+      <w:r>
+        <w:rPr>
+          <w:rStyle w:val="VerbatimChar"/>
+        </w:rPr>
+        <w:t xml:space="preserve">--url</w:t>
+      </w:r>
+      <w:r>
+        <w:t xml:space="preserve">, two</w:t>
+      </w:r>
+      <w:r>
+        <w:t xml:space="preserve"> </w:t>
+      </w:r>
+      <w:r>
+        <w:rPr>
+          <w:rStyle w:val="VerbatimChar"/>
+        </w:rPr>
+        <w:t xml:space="preserve">--url</w:t>
+      </w:r>
+      <w:r>
+        <w:t xml:space="preserve">, a non-http URL,</w:t>
+      </w:r>
+      <w:r>
+        <w:t xml:space="preserve"> </w:t>
+      </w:r>
+      <w:r>
+        <w:rPr>
+          <w:rStyle w:val="VerbatimChar"/>
+        </w:rPr>
+        <w:t xml:space="preserve">--only</w:t>
+      </w:r>
+      <w:r>
+        <w:t xml:space="preserve">,</w:t>
+      </w:r>
+      <w:r>
+        <w:t xml:space="preserve"> </w:t>
+      </w:r>
+      <w:r>
+        <w:rPr>
+          <w:rStyle w:val="VerbatimChar"/>
+        </w:rPr>
+        <w:t xml:space="preserve">--skip</w:t>
+      </w:r>
+      <w:r>
+        <w:t xml:space="preserve">, an unknown node and an ambiguous one;</w:t>
+      </w:r>
+    </w:p>
+    <w:p>
+      <w:pPr>
+        <w:pStyle w:val="Compact"/>
+        <w:numPr>
+          <w:ilvl w:val="0"/>
+          <w:numId w:val="1004"/>
+        </w:numPr>
+      </w:pPr>
+      <w:r>
+        <w:rPr>
+          <w:rStyle w:val="VerbatimChar"/>
+        </w:rPr>
+        <w:t xml:space="preserve">collect</w:t>
+      </w:r>
+      <w:r>
+        <w:t xml:space="preserve"> </w:t>
+      </w:r>
+      <w:r>
+        <w:t xml:space="preserve">and</w:t>
+      </w:r>
+      <w:r>
+        <w:t xml:space="preserve"> </w:t>
+      </w:r>
+      <w:r>
+        <w:rPr>
+          <w:rStyle w:val="VerbatimChar"/>
+        </w:rPr>
+        <w:t xml:space="preserve">run</w:t>
+      </w:r>
+      <w:r>
+        <w:t xml:space="preserve"> </w:t>
+      </w:r>
+      <w:r>
+        <w:t xml:space="preserve">send nothing to the configured URL or to any other node;</w:t>
+      </w:r>
+    </w:p>
+    <w:p>
+      <w:pPr>
+        <w:pStyle w:val="Compact"/>
+        <w:numPr>
+          <w:ilvl w:val="0"/>
+          <w:numId w:val="1004"/>
+        </w:numPr>
+      </w:pPr>
+      <w:r>
+        <w:rPr>
+          <w:rStyle w:val="VerbatimChar"/>
+        </w:rPr>
+        <w:t xml:space="preserve">results.json</w:t>
+      </w:r>
+      <w:r>
+        <w:t xml:space="preserve">,</w:t>
+      </w:r>
+      <w:r>
+        <w:t xml:space="preserve"> </w:t>
+      </w:r>
+      <w:r>
+        <w:rPr>
+          <w:rStyle w:val="VerbatimChar"/>
+        </w:rPr>
+        <w:t xml:space="preserve">results.md</w:t>
+      </w:r>
+      <w:r>
+        <w:t xml:space="preserve">,</w:t>
+      </w:r>
+      <w:r>
+        <w:t xml:space="preserve"> </w:t>
+      </w:r>
+      <w:r>
+        <w:rPr>
+          <w:rStyle w:val="VerbatimChar"/>
+        </w:rPr>
+        <w:t xml:space="preserve">index.html</w:t>
+      </w:r>
+      <w:r>
+        <w:t xml:space="preserve"> </w:t>
+      </w:r>
+      <w:r>
+        <w:t xml:space="preserve">and</w:t>
+      </w:r>
+      <w:r>
+        <w:t xml:space="preserve"> </w:t>
+      </w:r>
+      <w:r>
+        <w:rPr>
+          <w:rStyle w:val="VerbatimChar"/>
+        </w:rPr>
+        <w:t xml:space="preserve">show</w:t>
+      </w:r>
+      <w:r>
+        <w:t xml:space="preserve"> </w:t>
+      </w:r>
+      <w:r>
+        <w:t xml:space="preserve">all say the URL is not the configured one, and the same evidence assessed without</w:t>
+      </w:r>
+      <w:r>
+        <w:t xml:space="preserve"> </w:t>
+      </w:r>
+      <w:r>
+        <w:rPr>
+          <w:rStyle w:val="VerbatimChar"/>
+        </w:rPr>
+        <w:t xml:space="preserve">--node</w:t>
+      </w:r>
+      <w:r>
+        <w:t xml:space="preserve"> </w:t>
+      </w:r>
+      <w:r>
+        <w:t xml:space="preserve">raises the URL-mismatch warning.</w:t>
+      </w:r>
+    </w:p>
     <w:bookmarkEnd w:id="21"/>
     <w:bookmarkStart w:id="22" w:name="the-five-commands"/>
     <w:p>
@@ -7103,7 +7589,19 @@
               <w:pStyle w:val="Compact"/>
             </w:pPr>
             <w:r>
-              <w:t xml:space="preserve">Check this URL directly, without configuration. Repeatable</w:t>
+              <w:t xml:space="preserve">Check this URL directly, without configuration. Repeatable. With</w:t>
+            </w:r>
+            <w:r>
+              <w:t xml:space="preserve"> </w:t>
+            </w:r>
+            <w:r>
+              <w:rPr>
+                <w:rStyle w:val="VerbatimChar"/>
+              </w:rPr>
+              <w:t xml:space="preserve">--node</w:t>
+            </w:r>
+            <w:r>
+              <w:t xml:space="preserve">, that node's alternative page</w:t>
             </w:r>
           </w:p>
         </w:tc>
@@ -7122,7 +7620,7 @@
               <w:rPr>
                 <w:rStyle w:val="VerbatimChar"/>
               </w:rPr>
-              <w:t xml:space="preserve">--eosc-page</w:t>
+              <w:t xml:space="preserve">--node</w:t>
             </w:r>
           </w:p>
         </w:tc>
@@ -7155,7 +7653,7 @@
               <w:pStyle w:val="Compact"/>
             </w:pPr>
             <w:r>
-              <w:t xml:space="preserve">With a single</w:t>
+              <w:t xml:space="preserve">One configured node (id or name) at the alternative landing page given with</w:t>
             </w:r>
             <w:r>
               <w:t xml:space="preserve"> </w:t>
@@ -7167,7 +7665,7 @@
               <w:t xml:space="preserve">--url</w:t>
             </w:r>
             <w:r>
-              <w:t xml:space="preserve">: the node's own</w:t>
+              <w:t xml:space="preserve">; keeps its id, name and</w:t>
             </w:r>
             <w:r>
               <w:t xml:space="preserve"> </w:t>
@@ -7176,13 +7674,7 @@
               <w:rPr>
                 <w:rStyle w:val="VerbatimChar"/>
               </w:rPr>
-              <w:t xml:space="preserve">eosc.eu</w:t>
-            </w:r>
-            <w:r>
-              <w:t xml:space="preserve"> </w:t>
-            </w:r>
-            <w:r>
-              <w:t xml:space="preserve">page, for point 4</w:t>
+              <w:t xml:space="preserve">eosc_page</w:t>
             </w:r>
           </w:p>
         </w:tc>
@@ -7201,6 +7693,97 @@
               <w:rPr>
                 <w:rStyle w:val="VerbatimChar"/>
               </w:rPr>
+              <w:t xml:space="preserve">--eosc-page</w:t>
+            </w:r>
+          </w:p>
+        </w:tc>
+        <w:tc>
+          <w:tcPr/>
+          <w:p>
+            <w:pPr>
+              <w:pStyle w:val="Compact"/>
+            </w:pPr>
+            <w:r>
+              <w:t xml:space="preserve">collect assess run</w:t>
+            </w:r>
+          </w:p>
+        </w:tc>
+        <w:tc>
+          <w:tcPr/>
+          <w:p>
+            <w:pPr>
+              <w:pStyle w:val="Compact"/>
+            </w:pPr>
+            <w:r>
+              <w:t xml:space="preserve">—</w:t>
+            </w:r>
+          </w:p>
+        </w:tc>
+        <w:tc>
+          <w:tcPr/>
+          <w:p>
+            <w:pPr>
+              <w:pStyle w:val="Compact"/>
+            </w:pPr>
+            <w:r>
+              <w:t xml:space="preserve">With a single</w:t>
+            </w:r>
+            <w:r>
+              <w:t xml:space="preserve"> </w:t>
+            </w:r>
+            <w:r>
+              <w:rPr>
+                <w:rStyle w:val="VerbatimChar"/>
+              </w:rPr>
+              <w:t xml:space="preserve">--url</w:t>
+            </w:r>
+            <w:r>
+              <w:t xml:space="preserve">: the node's own</w:t>
+            </w:r>
+            <w:r>
+              <w:t xml:space="preserve"> </w:t>
+            </w:r>
+            <w:r>
+              <w:rPr>
+                <w:rStyle w:val="VerbatimChar"/>
+              </w:rPr>
+              <w:t xml:space="preserve">eosc.eu</w:t>
+            </w:r>
+            <w:r>
+              <w:t xml:space="preserve"> </w:t>
+            </w:r>
+            <w:r>
+              <w:t xml:space="preserve">page, for point 4. With</w:t>
+            </w:r>
+            <w:r>
+              <w:t xml:space="preserve"> </w:t>
+            </w:r>
+            <w:r>
+              <w:rPr>
+                <w:rStyle w:val="VerbatimChar"/>
+              </w:rPr>
+              <w:t xml:space="preserve">--node</w:t>
+            </w:r>
+            <w:r>
+              <w:t xml:space="preserve">, replaces the configured one</w:t>
+            </w:r>
+          </w:p>
+        </w:tc>
+      </w:tr>
+      <w:tr>
+        <w:trPr>
+          <w:cantSplit/>
+        </w:trPr>
+        <w:tc>
+          <w:tcPr/>
+          <w:p>
+            <w:pPr>
+              <w:pStyle w:val="Compact"/>
+            </w:pPr>
+            <w:r>
+              <w:rPr>
+                <w:rStyle w:val="VerbatimChar"/>
+              </w:rPr>
               <w:t xml:space="preserve">--results</w:t>
             </w:r>
           </w:p>
@@ -7264,7 +7847,49 @@
               <w:t xml:space="preserve"> </w:t>
             </w:r>
             <w:r>
-              <w:t xml:space="preserve">runs)</w:t>
+              <w:t xml:space="preserve">and</w:t>
+            </w:r>
+            <w:r>
+              <w:t xml:space="preserve"> </w:t>
+            </w:r>
+            <w:r>
+              <w:rPr>
+                <w:rStyle w:val="VerbatimChar"/>
+              </w:rPr>
+              <w:t xml:space="preserve">--node</w:t>
+            </w:r>
+            <w:r>
+              <w:t xml:space="preserve"> </w:t>
+            </w:r>
+            <w:r>
+              <w:t xml:space="preserve">runs;</w:t>
+            </w:r>
+            <w:r>
+              <w:t xml:space="preserve"> </w:t>
+            </w:r>
+            <w:r>
+              <w:rPr>
+                <w:rStyle w:val="VerbatimChar"/>
+              </w:rPr>
+              <w:t xml:space="preserve">--node</w:t>
+            </w:r>
+            <w:r>
+              <w:t xml:space="preserve"> </w:t>
+            </w:r>
+            <w:r>
+              <w:t xml:space="preserve">refuses</w:t>
+            </w:r>
+            <w:r>
+              <w:t xml:space="preserve"> </w:t>
+            </w:r>
+            <w:r>
+              <w:rPr>
+                <w:rStyle w:val="VerbatimChar"/>
+              </w:rPr>
+              <w:t xml:space="preserve">results/</w:t>
+            </w:r>
+            <w:r>
+              <w:t xml:space="preserve">)</w:t>
             </w:r>
           </w:p>
         </w:tc>
@@ -8548,7 +9173,7 @@
         <w:pStyle w:val="Compact"/>
         <w:numPr>
           <w:ilvl w:val="0"/>
-          <w:numId w:val="1004"/>
+          <w:numId w:val="1005"/>
         </w:numPr>
       </w:pPr>
       <w:r>
@@ -8570,7 +9195,7 @@
         <w:pStyle w:val="Compact"/>
         <w:numPr>
           <w:ilvl w:val="0"/>
-          <w:numId w:val="1004"/>
+          <w:numId w:val="1005"/>
         </w:numPr>
       </w:pPr>
       <w:r>
@@ -8592,7 +9217,7 @@
         <w:pStyle w:val="Compact"/>
         <w:numPr>
           <w:ilvl w:val="0"/>
-          <w:numId w:val="1004"/>
+          <w:numId w:val="1005"/>
         </w:numPr>
       </w:pPr>
       <w:r>
@@ -9900,7 +10525,7 @@
         <w:pStyle w:val="Compact"/>
         <w:numPr>
           <w:ilvl w:val="0"/>
-          <w:numId w:val="1005"/>
+          <w:numId w:val="1006"/>
         </w:numPr>
       </w:pPr>
       <w:r>
@@ -9928,7 +10553,7 @@
         <w:pStyle w:val="Compact"/>
         <w:numPr>
           <w:ilvl w:val="0"/>
-          <w:numId w:val="1005"/>
+          <w:numId w:val="1006"/>
         </w:numPr>
       </w:pPr>
       <w:r>
@@ -9956,7 +10581,7 @@
         <w:pStyle w:val="Compact"/>
         <w:numPr>
           <w:ilvl w:val="0"/>
-          <w:numId w:val="1005"/>
+          <w:numId w:val="1006"/>
         </w:numPr>
       </w:pPr>
       <w:r>
@@ -9984,7 +10609,7 @@
         <w:pStyle w:val="Compact"/>
         <w:numPr>
           <w:ilvl w:val="0"/>
-          <w:numId w:val="1005"/>
+          <w:numId w:val="1006"/>
         </w:numPr>
       </w:pPr>
       <w:r>
@@ -9996,7 +10621,7 @@
         <w:pStyle w:val="Compact"/>
         <w:numPr>
           <w:ilvl w:val="0"/>
-          <w:numId w:val="1005"/>
+          <w:numId w:val="1006"/>
         </w:numPr>
       </w:pPr>
       <w:r>
@@ -10024,7 +10649,7 @@
         <w:pStyle w:val="Compact"/>
         <w:numPr>
           <w:ilvl w:val="0"/>
-          <w:numId w:val="1005"/>
+          <w:numId w:val="1006"/>
         </w:numPr>
       </w:pPr>
       <w:r>
@@ -11429,7 +12054,7 @@
         <w:pStyle w:val="Compact"/>
         <w:numPr>
           <w:ilvl w:val="0"/>
-          <w:numId w:val="1006"/>
+          <w:numId w:val="1007"/>
         </w:numPr>
       </w:pPr>
       <w:r>
@@ -11473,7 +12098,7 @@
         <w:pStyle w:val="Compact"/>
         <w:numPr>
           <w:ilvl w:val="0"/>
-          <w:numId w:val="1006"/>
+          <w:numId w:val="1007"/>
         </w:numPr>
       </w:pPr>
       <w:r>
@@ -12385,7 +13010,7 @@
         <w:rPr>
           <w:rStyle w:val="CommentTok"/>
         </w:rPr>
-        <w:t xml:space="preserve"># 339 cases, ~5-6 s, no network, no browser</w:t>
+        <w:t xml:space="preserve"># 357 cases, ~5-6 s, no network, no browser</w:t>
       </w:r>
       <w:r>
         <w:br/>
@@ -13852,7 +14477,7 @@
         <w:rPr>
           <w:rStyle w:val="CommentTok"/>
         </w:rPr>
-        <w:t xml:space="preserve"># 6 - run the suite: 339 cases, ~5-6 s, no network, no browser</w:t>
+        <w:t xml:space="preserve"># 6 - run the suite: 357 cases, ~5-6 s, no network, no browser</w:t>
       </w:r>
       <w:r>
         <w:br/>
@@ -14889,7 +15514,7 @@
         <w:pStyle w:val="Compact"/>
         <w:numPr>
           <w:ilvl w:val="0"/>
-          <w:numId w:val="1007"/>
+          <w:numId w:val="1008"/>
         </w:numPr>
       </w:pPr>
       <w:r>
@@ -14933,36 +15558,6 @@
       </w:r>
       <w:r>
         <w:t xml:space="preserve">. The next published run needs either the public address or an exception for the checker.</w:t>
-      </w:r>
-    </w:p>
-    <w:p>
-      <w:pPr>
-        <w:pStyle w:val="Compact"/>
-        <w:numPr>
-          <w:ilvl w:val="0"/>
-          <w:numId w:val="1007"/>
-        </w:numPr>
-      </w:pPr>
-      <w:r>
-        <w:t xml:space="preserve">GÉANT answered HTTP 403 with the Cloudflare challenge again, and its decided cells moved to review, as on 21 September.</w:t>
-      </w:r>
-    </w:p>
-    <w:bookmarkEnd w:id="42"/>
-    <w:bookmarkStart w:id="43" w:name="point-6-and-5b5c-after-the-review"/>
-    <w:p>
-      <w:pPr>
-        <w:pStyle w:val="Heading3"/>
-      </w:pPr>
-      <w:r>
-        <w:t xml:space="preserve">Point 6 and 5b/5c after the review</w:t>
-      </w:r>
-    </w:p>
-    <w:p>
-      <w:pPr>
-        <w:pStyle w:val="FirstParagraph"/>
-      </w:pPr>
-      <w:r>
-        <w:t xml:space="preserve">The review of the 24 September run found four tool issues. The three below are fixed in the checks. The fourth, noting the accepted name separators next to each point 3 match, is still open. The fixes change the assessment only, so the committed evidence was re-assessed offline and no node was contacted again.</w:t>
       </w:r>
     </w:p>
     <w:p>
@@ -14974,71 +15569,25 @@
         </w:numPr>
       </w:pPr>
       <w:r>
-        <w:rPr>
-          <w:b/>
-          <w:bCs/>
-        </w:rPr>
-        <w:t xml:space="preserve">Point 6 passed on link text alone.</w:t>
-      </w:r>
-      <w:r>
-        <w:t xml:space="preserve"> </w:t>
-      </w:r>
-      <w:r>
-        <w:t xml:space="preserve">Any link whose label contained "support" was a PASS. Now a bare "support" link is still followed but settles nothing. A PASS needs one of three things: a label or address that names a helpdesk, service desk, ticket system, support team or request; a helpdesk host (</w:t>
-      </w:r>
-      <w:r>
-        <w:rPr>
-          <w:rStyle w:val="VerbatimChar"/>
-        </w:rPr>
-        <w:t xml:space="preserve">hd.</w:t>
-      </w:r>
-      <w:r>
-        <w:t xml:space="preserve">,</w:t>
-      </w:r>
-      <w:r>
-        <w:t xml:space="preserve"> </w:t>
-      </w:r>
-      <w:r>
-        <w:rPr>
-          <w:rStyle w:val="VerbatimChar"/>
-        </w:rPr>
-        <w:t xml:space="preserve">support.</w:t>
-      </w:r>
-      <w:r>
-        <w:t xml:space="preserve">,</w:t>
-      </w:r>
-      <w:r>
-        <w:t xml:space="preserve"> </w:t>
-      </w:r>
-      <w:r>
-        <w:rPr>
-          <w:rStyle w:val="VerbatimChar"/>
-        </w:rPr>
-        <w:t xml:space="preserve">helpdesk.</w:t>
-      </w:r>
-      <w:r>
-        <w:t xml:space="preserve">) or mailbox (</w:t>
-      </w:r>
-      <w:r>
-        <w:rPr>
-          <w:rStyle w:val="VerbatimChar"/>
-        </w:rPr>
-        <w:t xml:space="preserve">support@</w:t>
-      </w:r>
-      <w:r>
-        <w:t xml:space="preserve">,</w:t>
-      </w:r>
-      <w:r>
-        <w:t xml:space="preserve"> </w:t>
-      </w:r>
-      <w:r>
-        <w:rPr>
-          <w:rStyle w:val="VerbatimChar"/>
-        </w:rPr>
-        <w:t xml:space="preserve">it@helpdesk.…</w:t>
-      </w:r>
-      <w:r>
-        <w:t xml:space="preserve">); or a followed page that names a helpdesk, service desk or ticket system, or gives such an address. Page prose about "support" no longer counts, because EBRAINS's EuroHPC proposal page says "Technical Support" and "Application Support team". Every followed page is now read, where before only the first was. BBMRI-ERIC's helpdesk mailboxes are on the second.</w:t>
+        <w:t xml:space="preserve">GÉANT answered HTTP 403 with the Cloudflare challenge again, and its decided cells moved to review, as on 21 September.</w:t>
+      </w:r>
+    </w:p>
+    <w:bookmarkEnd w:id="42"/>
+    <w:bookmarkStart w:id="43" w:name="point-6-and-5b5c-after-the-review"/>
+    <w:p>
+      <w:pPr>
+        <w:pStyle w:val="Heading3"/>
+      </w:pPr>
+      <w:r>
+        <w:t xml:space="preserve">Point 6 and 5b/5c after the review</w:t>
+      </w:r>
+    </w:p>
+    <w:p>
+      <w:pPr>
+        <w:pStyle w:val="FirstParagraph"/>
+      </w:pPr>
+      <w:r>
+        <w:t xml:space="preserve">The review of the 24 September run found four tool issues. The three below are fixed in the checks. The fourth, noting the accepted name separators next to each point 3 match, is still open. The fixes change the assessment only, so the committed evidence was re-assessed offline and no node was contacted again.</w:t>
       </w:r>
     </w:p>
     <w:p>
@@ -15046,7 +15595,7 @@
         <w:pStyle w:val="Compact"/>
         <w:numPr>
           <w:ilvl w:val="0"/>
-          <w:numId w:val="1008"/>
+          <w:numId w:val="1009"/>
         </w:numPr>
       </w:pPr>
       <w:r>
@@ -15054,34 +15603,67 @@
           <w:b/>
           <w:bCs/>
         </w:rPr>
-        <w:t xml:space="preserve">5b/5c ignored words spelled with hyphens in the address.</w:t>
-      </w:r>
-      <w:r>
-        <w:t xml:space="preserve"> </w:t>
-      </w:r>
-      <w:r>
-        <w:t xml:space="preserve">GÉANT links its AUP with a sentence as the label, and the words appear only in</w:t>
-      </w:r>
-      <w:r>
-        <w:t xml:space="preserve"> </w:t>
-      </w:r>
-      <w:r>
-        <w:rPr>
-          <w:rStyle w:val="VerbatimChar"/>
-        </w:rPr>
-        <w:t xml:space="preserve">/geant-node-acceptable-use-policy/</w:t>
-      </w:r>
-      <w:r>
-        <w:t xml:space="preserve">. Link matching now also reads the address with its separators turned into spaces. The crawler and the checks share that matcher (</w:t>
-      </w:r>
-      <w:r>
-        <w:rPr>
-          <w:rStyle w:val="VerbatimChar"/>
-        </w:rPr>
-        <w:t xml:space="preserve">patterns.link_haystack</w:t>
-      </w:r>
-      <w:r>
-        <w:t xml:space="preserve">), so a future collection will fetch the page as well.</w:t>
+        <w:t xml:space="preserve">Point 6 passed on link text alone.</w:t>
+      </w:r>
+      <w:r>
+        <w:t xml:space="preserve"> </w:t>
+      </w:r>
+      <w:r>
+        <w:t xml:space="preserve">Any link whose label contained "support" was a PASS. Now a bare "support" link is still followed but settles nothing. A PASS needs one of three things: a label or address that names a helpdesk, service desk, ticket system, support team or request; a helpdesk host (</w:t>
+      </w:r>
+      <w:r>
+        <w:rPr>
+          <w:rStyle w:val="VerbatimChar"/>
+        </w:rPr>
+        <w:t xml:space="preserve">hd.</w:t>
+      </w:r>
+      <w:r>
+        <w:t xml:space="preserve">,</w:t>
+      </w:r>
+      <w:r>
+        <w:t xml:space="preserve"> </w:t>
+      </w:r>
+      <w:r>
+        <w:rPr>
+          <w:rStyle w:val="VerbatimChar"/>
+        </w:rPr>
+        <w:t xml:space="preserve">support.</w:t>
+      </w:r>
+      <w:r>
+        <w:t xml:space="preserve">,</w:t>
+      </w:r>
+      <w:r>
+        <w:t xml:space="preserve"> </w:t>
+      </w:r>
+      <w:r>
+        <w:rPr>
+          <w:rStyle w:val="VerbatimChar"/>
+        </w:rPr>
+        <w:t xml:space="preserve">helpdesk.</w:t>
+      </w:r>
+      <w:r>
+        <w:t xml:space="preserve">) or mailbox (</w:t>
+      </w:r>
+      <w:r>
+        <w:rPr>
+          <w:rStyle w:val="VerbatimChar"/>
+        </w:rPr>
+        <w:t xml:space="preserve">support@</w:t>
+      </w:r>
+      <w:r>
+        <w:t xml:space="preserve">,</w:t>
+      </w:r>
+      <w:r>
+        <w:t xml:space="preserve"> </w:t>
+      </w:r>
+      <w:r>
+        <w:rPr>
+          <w:rStyle w:val="VerbatimChar"/>
+        </w:rPr>
+        <w:t xml:space="preserve">it@helpdesk.…</w:t>
+      </w:r>
+      <w:r>
+        <w:t xml:space="preserve">); or a followed page that names a helpdesk, service desk or ticket system, or gives such an address. Page prose about "support" no longer counts, because EBRAINS's EuroHPC proposal page says "Technical Support" and "Application Support team". Every followed page is now read, where before only the first was. BBMRI-ERIC's helpdesk mailboxes are on the second.</w:t>
       </w:r>
     </w:p>
     <w:p>
@@ -15089,7 +15671,50 @@
         <w:pStyle w:val="Compact"/>
         <w:numPr>
           <w:ilvl w:val="0"/>
-          <w:numId w:val="1008"/>
+          <w:numId w:val="1009"/>
+        </w:numPr>
+      </w:pPr>
+      <w:r>
+        <w:rPr>
+          <w:b/>
+          <w:bCs/>
+        </w:rPr>
+        <w:t xml:space="preserve">5b/5c ignored words spelled with hyphens in the address.</w:t>
+      </w:r>
+      <w:r>
+        <w:t xml:space="preserve"> </w:t>
+      </w:r>
+      <w:r>
+        <w:t xml:space="preserve">GÉANT links its AUP with a sentence as the label, and the words appear only in</w:t>
+      </w:r>
+      <w:r>
+        <w:t xml:space="preserve"> </w:t>
+      </w:r>
+      <w:r>
+        <w:rPr>
+          <w:rStyle w:val="VerbatimChar"/>
+        </w:rPr>
+        <w:t xml:space="preserve">/geant-node-acceptable-use-policy/</w:t>
+      </w:r>
+      <w:r>
+        <w:t xml:space="preserve">. Link matching now also reads the address with its separators turned into spaces. The crawler and the checks share that matcher (</w:t>
+      </w:r>
+      <w:r>
+        <w:rPr>
+          <w:rStyle w:val="VerbatimChar"/>
+        </w:rPr>
+        <w:t xml:space="preserve">patterns.link_haystack</w:t>
+      </w:r>
+      <w:r>
+        <w:t xml:space="preserve">), so a future collection will fetch the page as well.</w:t>
+      </w:r>
+    </w:p>
+    <w:p>
+      <w:pPr>
+        <w:pStyle w:val="Compact"/>
+        <w:numPr>
+          <w:ilvl w:val="0"/>
+          <w:numId w:val="1009"/>
         </w:numPr>
       </w:pPr>
       <w:r>
@@ -16944,7 +17569,7 @@
         <w:pStyle w:val="Compact"/>
         <w:numPr>
           <w:ilvl w:val="0"/>
-          <w:numId w:val="1009"/>
+          <w:numId w:val="1010"/>
         </w:numPr>
       </w:pPr>
       <w:r>
@@ -16965,160 +17590,6 @@
       </w:r>
       <w:r>
         <w:t xml:space="preserve">approved name appears — not that it is this node's own name.</w:t>
-      </w:r>
-    </w:p>
-    <w:p>
-      <w:pPr>
-        <w:pStyle w:val="Compact"/>
-        <w:numPr>
-          <w:ilvl w:val="0"/>
-          <w:numId w:val="1009"/>
-        </w:numPr>
-      </w:pPr>
-      <w:r>
-        <w:t xml:space="preserve">The</w:t>
-      </w:r>
-      <w:r>
-        <w:t xml:space="preserve"> </w:t>
-      </w:r>
-      <w:r>
-        <w:rPr>
-          <w:rStyle w:val="VerbatimChar"/>
-        </w:rPr>
-        <w:t xml:space="preserve">&lt;title&gt;</w:t>
-      </w:r>
-      <w:r>
-        <w:t xml:space="preserve"> </w:t>
-      </w:r>
-      <w:r>
-        <w:t xml:space="preserve">element is not searched, only the page body. Several of the six "not found" results say so explicitly.</w:t>
-      </w:r>
-    </w:p>
-    <w:p>
-      <w:pPr>
-        <w:pStyle w:val="Compact"/>
-        <w:numPr>
-          <w:ilvl w:val="0"/>
-          <w:numId w:val="1009"/>
-        </w:numPr>
-      </w:pPr>
-      <w:r>
-        <w:t xml:space="preserve">Most of those six pages</w:t>
-      </w:r>
-      <w:r>
-        <w:t xml:space="preserve"> </w:t>
-      </w:r>
-      <w:r>
-        <w:rPr>
-          <w:i/>
-          <w:iCs/>
-        </w:rPr>
-        <w:t xml:space="preserve">do</w:t>
-      </w:r>
-      <w:r>
-        <w:t xml:space="preserve"> </w:t>
-      </w:r>
-      <w:r>
-        <w:t xml:space="preserve">contain the phrase "EOSC Node"; what is absent is the full approved form.</w:t>
-      </w:r>
-    </w:p>
-    <w:p>
-      <w:pPr>
-        <w:pStyle w:val="FirstParagraph"/>
-      </w:pPr>
-      <w:r>
-        <w:t xml:space="preserve">The current default list carries</w:t>
-      </w:r>
-      <w:r>
-        <w:t xml:space="preserve"> </w:t>
-      </w:r>
-      <w:r>
-        <w:rPr>
-          <w:b/>
-          <w:bCs/>
-        </w:rPr>
-        <w:t xml:space="preserve">thirteen</w:t>
-      </w:r>
-      <w:r>
-        <w:t xml:space="preserve"> </w:t>
-      </w:r>
-      <w:r>
-        <w:t xml:space="preserve">names, one per configured node, with a scoped variant that binds each name to its node id. The 21 September run predates that and used the nine-name version. The published run of 24 September used the thirteen-name list, and point 3 is</w:t>
-      </w:r>
-      <w:r>
-        <w:t xml:space="preserve"> </w:t>
-      </w:r>
-      <w:r>
-        <w:rPr>
-          <w:rStyle w:val="VerbatimChar"/>
-        </w:rPr>
-        <w:t xml:space="preserve">MANUAL_REVIEW</w:t>
-      </w:r>
-      <w:r>
-        <w:t xml:space="preserve"> </w:t>
-      </w:r>
-      <w:r>
-        <w:t xml:space="preserve">for all twelve of its nodes, for the same reason.</w:t>
-      </w:r>
-    </w:p>
-    <w:bookmarkEnd w:id="45"/>
-    <w:bookmarkEnd w:id="46"/>
-    <w:bookmarkStart w:id="51" w:name="worked-examples"/>
-    <w:p>
-      <w:pPr>
-        <w:pStyle w:val="Heading2"/>
-      </w:pPr>
-      <w:r>
-        <w:t xml:space="preserve">11. Worked examples</w:t>
-      </w:r>
-    </w:p>
-    <w:p>
-      <w:pPr>
-        <w:pStyle w:val="FirstParagraph"/>
-      </w:pPr>
-      <w:r>
-        <w:t xml:space="preserve">Three step-by-step procedures, one for each change that comes up most often:</w:t>
-      </w:r>
-      <w:r>
-        <w:t xml:space="preserve"> </w:t>
-      </w:r>
-      <w:r>
-        <w:t xml:space="preserve">adding a node, changing a node's URL, and adopting a new revision of the</w:t>
-      </w:r>
-      <w:r>
-        <w:t xml:space="preserve"> </w:t>
-      </w:r>
-      <w:r>
-        <w:t xml:space="preserve">checklist. Each lists which files to edit, the exact commands, and how to put</w:t>
-      </w:r>
-      <w:r>
-        <w:t xml:space="preserve"> </w:t>
-      </w:r>
-      <w:r>
-        <w:t xml:space="preserve">the result into the published</w:t>
-      </w:r>
-      <w:r>
-        <w:t xml:space="preserve"> </w:t>
-      </w:r>
-      <w:r>
-        <w:rPr>
-          <w:rStyle w:val="VerbatimChar"/>
-        </w:rPr>
-        <w:t xml:space="preserve">results/</w:t>
-      </w:r>
-      <w:r>
-        <w:t xml:space="preserve"> </w:t>
-      </w:r>
-      <w:r>
-        <w:t xml:space="preserve">directory.</w:t>
-      </w:r>
-    </w:p>
-    <w:p>
-      <w:pPr>
-        <w:pStyle w:val="BodyText"/>
-      </w:pPr>
-      <w:r>
-        <w:t xml:space="preserve">Four rules apply to all three:</w:t>
       </w:r>
     </w:p>
     <w:p>
@@ -17130,44 +17601,22 @@
         </w:numPr>
       </w:pPr>
       <w:r>
-        <w:rPr>
-          <w:b/>
-          <w:bCs/>
-        </w:rPr>
-        <w:t xml:space="preserve">Try it in a scratch folder first.</w:t>
-      </w:r>
-      <w:r>
-        <w:t xml:space="preserve"> </w:t>
-      </w:r>
-      <w:r>
-        <w:rPr>
-          <w:rStyle w:val="VerbatimChar"/>
-        </w:rPr>
-        <w:t xml:space="preserve">--results /tmp/trial</w:t>
-      </w:r>
-      <w:r>
-        <w:t xml:space="preserve"> </w:t>
-      </w:r>
-      <w:r>
-        <w:t xml:space="preserve">writes nowhere</w:t>
-      </w:r>
-      <w:r>
-        <w:t xml:space="preserve"> </w:t>
-      </w:r>
-      <w:r>
-        <w:t xml:space="preserve">near</w:t>
-      </w:r>
-      <w:r>
-        <w:t xml:space="preserve"> </w:t>
-      </w:r>
-      <w:r>
-        <w:rPr>
-          <w:rStyle w:val="VerbatimChar"/>
-        </w:rPr>
-        <w:t xml:space="preserve">results/</w:t>
-      </w:r>
-      <w:r>
-        <w:t xml:space="preserve">, so nothing published changes until you decide it should.</w:t>
+        <w:t xml:space="preserve">The</w:t>
+      </w:r>
+      <w:r>
+        <w:t xml:space="preserve"> </w:t>
+      </w:r>
+      <w:r>
+        <w:rPr>
+          <w:rStyle w:val="VerbatimChar"/>
+        </w:rPr>
+        <w:t xml:space="preserve">&lt;title&gt;</w:t>
+      </w:r>
+      <w:r>
+        <w:t xml:space="preserve"> </w:t>
+      </w:r>
+      <w:r>
+        <w:t xml:space="preserve">element is not searched, only the page body. Several of the six "not found" results say so explicitly.</w:t>
       </w:r>
     </w:p>
     <w:p>
@@ -17179,52 +17628,122 @@
         </w:numPr>
       </w:pPr>
       <w:r>
+        <w:t xml:space="preserve">Most of those six pages</w:t>
+      </w:r>
+      <w:r>
+        <w:t xml:space="preserve"> </w:t>
+      </w:r>
+      <w:r>
+        <w:rPr>
+          <w:i/>
+          <w:iCs/>
+        </w:rPr>
+        <w:t xml:space="preserve">do</w:t>
+      </w:r>
+      <w:r>
+        <w:t xml:space="preserve"> </w:t>
+      </w:r>
+      <w:r>
+        <w:t xml:space="preserve">contain the phrase "EOSC Node"; what is absent is the full approved form.</w:t>
+      </w:r>
+    </w:p>
+    <w:p>
+      <w:pPr>
+        <w:pStyle w:val="FirstParagraph"/>
+      </w:pPr>
+      <w:r>
+        <w:t xml:space="preserve">The current default list carries</w:t>
+      </w:r>
+      <w:r>
+        <w:t xml:space="preserve"> </w:t>
+      </w:r>
+      <w:r>
         <w:rPr>
           <w:b/>
           <w:bCs/>
         </w:rPr>
-        <w:t xml:space="preserve">Run</w:t>
-      </w:r>
-      <w:r>
-        <w:rPr>
-          <w:b/>
-          <w:bCs/>
-        </w:rPr>
-        <w:t xml:space="preserve"> </w:t>
-      </w:r>
-      <w:r>
-        <w:rPr>
-          <w:rStyle w:val="VerbatimChar"/>
-          <w:b/>
-          <w:bCs/>
-        </w:rPr>
-        <w:t xml:space="preserve">uv run pytest -q</w:t>
-      </w:r>
-      <w:r>
-        <w:rPr>
-          <w:b/>
-          <w:bCs/>
-        </w:rPr>
-        <w:t xml:space="preserve"> </w:t>
-      </w:r>
-      <w:r>
-        <w:rPr>
-          <w:b/>
-          <w:bCs/>
-        </w:rPr>
-        <w:t xml:space="preserve">after every edit.</w:t>
-      </w:r>
-      <w:r>
-        <w:t xml:space="preserve"> </w:t>
-      </w:r>
-      <w:r>
-        <w:t xml:space="preserve">It needs no network, takes a few</w:t>
-      </w:r>
-      <w:r>
-        <w:t xml:space="preserve"> </w:t>
-      </w:r>
-      <w:r>
-        <w:t xml:space="preserve">seconds, and names the file you got wrong.</w:t>
+        <w:t xml:space="preserve">thirteen</w:t>
+      </w:r>
+      <w:r>
+        <w:t xml:space="preserve"> </w:t>
+      </w:r>
+      <w:r>
+        <w:t xml:space="preserve">names, one per configured node, with a scoped variant that binds each name to its node id. The 21 September run predates that and used the nine-name version. The published run of 24 September used the thirteen-name list, and point 3 is</w:t>
+      </w:r>
+      <w:r>
+        <w:t xml:space="preserve"> </w:t>
+      </w:r>
+      <w:r>
+        <w:rPr>
+          <w:rStyle w:val="VerbatimChar"/>
+        </w:rPr>
+        <w:t xml:space="preserve">MANUAL_REVIEW</w:t>
+      </w:r>
+      <w:r>
+        <w:t xml:space="preserve"> </w:t>
+      </w:r>
+      <w:r>
+        <w:t xml:space="preserve">for all twelve of its nodes, for the same reason.</w:t>
+      </w:r>
+    </w:p>
+    <w:bookmarkEnd w:id="45"/>
+    <w:bookmarkEnd w:id="46"/>
+    <w:bookmarkStart w:id="51" w:name="worked-examples"/>
+    <w:p>
+      <w:pPr>
+        <w:pStyle w:val="Heading2"/>
+      </w:pPr>
+      <w:r>
+        <w:t xml:space="preserve">11. Worked examples</w:t>
+      </w:r>
+    </w:p>
+    <w:p>
+      <w:pPr>
+        <w:pStyle w:val="FirstParagraph"/>
+      </w:pPr>
+      <w:r>
+        <w:t xml:space="preserve">Three step-by-step procedures, one for each change that comes up most often:</w:t>
+      </w:r>
+      <w:r>
+        <w:t xml:space="preserve"> </w:t>
+      </w:r>
+      <w:r>
+        <w:t xml:space="preserve">adding a node, changing a node's URL, and adopting a new revision of the</w:t>
+      </w:r>
+      <w:r>
+        <w:t xml:space="preserve"> </w:t>
+      </w:r>
+      <w:r>
+        <w:t xml:space="preserve">checklist. Each lists which files to edit, the exact commands, and how to put</w:t>
+      </w:r>
+      <w:r>
+        <w:t xml:space="preserve"> </w:t>
+      </w:r>
+      <w:r>
+        <w:t xml:space="preserve">the result into the published</w:t>
+      </w:r>
+      <w:r>
+        <w:t xml:space="preserve"> </w:t>
+      </w:r>
+      <w:r>
+        <w:rPr>
+          <w:rStyle w:val="VerbatimChar"/>
+        </w:rPr>
+        <w:t xml:space="preserve">results/</w:t>
+      </w:r>
+      <w:r>
+        <w:t xml:space="preserve"> </w:t>
+      </w:r>
+      <w:r>
+        <w:t xml:space="preserve">directory.</w:t>
+      </w:r>
+    </w:p>
+    <w:p>
+      <w:pPr>
+        <w:pStyle w:val="BodyText"/>
+      </w:pPr>
+      <w:r>
+        <w:t xml:space="preserve">Four rules apply to all three:</w:t>
       </w:r>
     </w:p>
     <w:p>
@@ -17232,7 +17751,7 @@
         <w:pStyle w:val="Compact"/>
         <w:numPr>
           <w:ilvl w:val="0"/>
-          <w:numId w:val="1010"/>
+          <w:numId w:val="1011"/>
         </w:numPr>
       </w:pPr>
       <w:r>
@@ -17240,58 +17759,40 @@
           <w:b/>
           <w:bCs/>
         </w:rPr>
-        <w:t xml:space="preserve">Contact as few sites as possible.</w:t>
-      </w:r>
-      <w:r>
-        <w:t xml:space="preserve"> </w:t>
-      </w:r>
-      <w:r>
-        <w:t xml:space="preserve">Only</w:t>
-      </w:r>
-      <w:r>
-        <w:t xml:space="preserve"> </w:t>
-      </w:r>
-      <w:r>
-        <w:rPr>
-          <w:rStyle w:val="VerbatimChar"/>
-        </w:rPr>
-        <w:t xml:space="preserve">collect</w:t>
-      </w:r>
-      <w:r>
-        <w:t xml:space="preserve"> </w:t>
-      </w:r>
-      <w:r>
-        <w:t xml:space="preserve">and</w:t>
-      </w:r>
-      <w:r>
-        <w:t xml:space="preserve"> </w:t>
-      </w:r>
-      <w:r>
-        <w:rPr>
-          <w:rStyle w:val="VerbatimChar"/>
-        </w:rPr>
-        <w:t xml:space="preserve">run</w:t>
-      </w:r>
-      <w:r>
-        <w:t xml:space="preserve"> </w:t>
-      </w:r>
-      <w:r>
-        <w:t xml:space="preserve">send requests.</w:t>
-      </w:r>
-      <w:r>
-        <w:t xml:space="preserve"> </w:t>
-      </w:r>
-      <w:r>
-        <w:rPr>
-          <w:rStyle w:val="VerbatimChar"/>
-        </w:rPr>
-        <w:t xml:space="preserve">assess</w:t>
-      </w:r>
-      <w:r>
-        <w:t xml:space="preserve"> </w:t>
-      </w:r>
-      <w:r>
-        <w:t xml:space="preserve">works on saved evidence, so it can be repeated as often as you like.</w:t>
+        <w:t xml:space="preserve">Try it in a scratch folder first.</w:t>
+      </w:r>
+      <w:r>
+        <w:t xml:space="preserve"> </w:t>
+      </w:r>
+      <w:r>
+        <w:rPr>
+          <w:rStyle w:val="VerbatimChar"/>
+        </w:rPr>
+        <w:t xml:space="preserve">--results /tmp/trial</w:t>
+      </w:r>
+      <w:r>
+        <w:t xml:space="preserve"> </w:t>
+      </w:r>
+      <w:r>
+        <w:t xml:space="preserve">writes nowhere</w:t>
+      </w:r>
+      <w:r>
+        <w:t xml:space="preserve"> </w:t>
+      </w:r>
+      <w:r>
+        <w:t xml:space="preserve">near</w:t>
+      </w:r>
+      <w:r>
+        <w:t xml:space="preserve"> </w:t>
+      </w:r>
+      <w:r>
+        <w:rPr>
+          <w:rStyle w:val="VerbatimChar"/>
+        </w:rPr>
+        <w:t xml:space="preserve">results/</w:t>
+      </w:r>
+      <w:r>
+        <w:t xml:space="preserve">, so nothing published changes until you decide it should.</w:t>
       </w:r>
     </w:p>
     <w:p>
@@ -17299,7 +17800,131 @@
         <w:pStyle w:val="Compact"/>
         <w:numPr>
           <w:ilvl w:val="0"/>
-          <w:numId w:val="1010"/>
+          <w:numId w:val="1011"/>
+        </w:numPr>
+      </w:pPr>
+      <w:r>
+        <w:rPr>
+          <w:b/>
+          <w:bCs/>
+        </w:rPr>
+        <w:t xml:space="preserve">Run</w:t>
+      </w:r>
+      <w:r>
+        <w:rPr>
+          <w:b/>
+          <w:bCs/>
+        </w:rPr>
+        <w:t xml:space="preserve"> </w:t>
+      </w:r>
+      <w:r>
+        <w:rPr>
+          <w:rStyle w:val="VerbatimChar"/>
+          <w:b/>
+          <w:bCs/>
+        </w:rPr>
+        <w:t xml:space="preserve">uv run pytest -q</w:t>
+      </w:r>
+      <w:r>
+        <w:rPr>
+          <w:b/>
+          <w:bCs/>
+        </w:rPr>
+        <w:t xml:space="preserve"> </w:t>
+      </w:r>
+      <w:r>
+        <w:rPr>
+          <w:b/>
+          <w:bCs/>
+        </w:rPr>
+        <w:t xml:space="preserve">after every edit.</w:t>
+      </w:r>
+      <w:r>
+        <w:t xml:space="preserve"> </w:t>
+      </w:r>
+      <w:r>
+        <w:t xml:space="preserve">It needs no network, takes a few</w:t>
+      </w:r>
+      <w:r>
+        <w:t xml:space="preserve"> </w:t>
+      </w:r>
+      <w:r>
+        <w:t xml:space="preserve">seconds, and names the file you got wrong.</w:t>
+      </w:r>
+    </w:p>
+    <w:p>
+      <w:pPr>
+        <w:pStyle w:val="Compact"/>
+        <w:numPr>
+          <w:ilvl w:val="0"/>
+          <w:numId w:val="1011"/>
+        </w:numPr>
+      </w:pPr>
+      <w:r>
+        <w:rPr>
+          <w:b/>
+          <w:bCs/>
+        </w:rPr>
+        <w:t xml:space="preserve">Contact as few sites as possible.</w:t>
+      </w:r>
+      <w:r>
+        <w:t xml:space="preserve"> </w:t>
+      </w:r>
+      <w:r>
+        <w:t xml:space="preserve">Only</w:t>
+      </w:r>
+      <w:r>
+        <w:t xml:space="preserve"> </w:t>
+      </w:r>
+      <w:r>
+        <w:rPr>
+          <w:rStyle w:val="VerbatimChar"/>
+        </w:rPr>
+        <w:t xml:space="preserve">collect</w:t>
+      </w:r>
+      <w:r>
+        <w:t xml:space="preserve"> </w:t>
+      </w:r>
+      <w:r>
+        <w:t xml:space="preserve">and</w:t>
+      </w:r>
+      <w:r>
+        <w:t xml:space="preserve"> </w:t>
+      </w:r>
+      <w:r>
+        <w:rPr>
+          <w:rStyle w:val="VerbatimChar"/>
+        </w:rPr>
+        <w:t xml:space="preserve">run</w:t>
+      </w:r>
+      <w:r>
+        <w:t xml:space="preserve"> </w:t>
+      </w:r>
+      <w:r>
+        <w:t xml:space="preserve">send requests.</w:t>
+      </w:r>
+      <w:r>
+        <w:t xml:space="preserve"> </w:t>
+      </w:r>
+      <w:r>
+        <w:rPr>
+          <w:rStyle w:val="VerbatimChar"/>
+        </w:rPr>
+        <w:t xml:space="preserve">assess</w:t>
+      </w:r>
+      <w:r>
+        <w:t xml:space="preserve"> </w:t>
+      </w:r>
+      <w:r>
+        <w:t xml:space="preserve">works on saved evidence, so it can be repeated as often as you like.</w:t>
+      </w:r>
+    </w:p>
+    <w:p>
+      <w:pPr>
+        <w:pStyle w:val="Compact"/>
+        <w:numPr>
+          <w:ilvl w:val="0"/>
+          <w:numId w:val="1011"/>
         </w:numPr>
       </w:pPr>
       <w:r>
@@ -18798,7 +19423,7 @@
         <w:pStyle w:val="Compact"/>
         <w:numPr>
           <w:ilvl w:val="0"/>
-          <w:numId w:val="1011"/>
+          <w:numId w:val="1012"/>
         </w:numPr>
       </w:pPr>
       <w:r>
@@ -18818,72 +19443,6 @@
       </w:r>
       <w:r>
         <w:t xml:space="preserve">Stop and find out why; never change the test to let it through.</w:t>
-      </w:r>
-    </w:p>
-    <w:p>
-      <w:pPr>
-        <w:pStyle w:val="Compact"/>
-        <w:numPr>
-          <w:ilvl w:val="0"/>
-          <w:numId w:val="1011"/>
-        </w:numPr>
-      </w:pPr>
-      <w:r>
-        <w:rPr>
-          <w:rStyle w:val="VerbatimChar"/>
-        </w:rPr>
-        <w:t xml:space="preserve">test_names.py::test_the_official_names_match_the_nodes_that_show_them</w:t>
-      </w:r>
-      <w:r>
-        <w:t xml:space="preserve"> </w:t>
-      </w:r>
-      <w:r>
-        <w:t xml:space="preserve">pins</w:t>
-      </w:r>
-      <w:r>
-        <w:t xml:space="preserve"> </w:t>
-      </w:r>
-      <w:r>
-        <w:t xml:space="preserve">which nodes display their approved name (five, for the 24 September run). If</w:t>
-      </w:r>
-      <w:r>
-        <w:t xml:space="preserve"> </w:t>
-      </w:r>
-      <w:r>
-        <w:t xml:space="preserve">the new page shows its name, add its id to the expected set and update the</w:t>
-      </w:r>
-      <w:r>
-        <w:t xml:space="preserve"> </w:t>
-      </w:r>
-      <w:r>
-        <w:t xml:space="preserve">docstring to say why.</w:t>
-      </w:r>
-    </w:p>
-    <w:p>
-      <w:pPr>
-        <w:pStyle w:val="FirstParagraph"/>
-      </w:pPr>
-      <w:r>
-        <w:rPr>
-          <w:b/>
-          <w:bCs/>
-        </w:rPr>
-        <w:t xml:space="preserve">Step 6: update what quotes the published figures, then commit.</w:t>
-      </w:r>
-      <w:r>
-        <w:t xml:space="preserve"> </w:t>
-      </w:r>
-      <w:r>
-        <w:rPr>
-          <w:rStyle w:val="VerbatimChar"/>
-        </w:rPr>
-        <w:t xml:space="preserve">results/</w:t>
-      </w:r>
-      <w:r>
-        <w:t xml:space="preserve"> </w:t>
-      </w:r>
-      <w:r>
-        <w:t xml:space="preserve">is regenerated, but these are written by hand:</w:t>
       </w:r>
     </w:p>
     <w:p>
@@ -18895,19 +19454,61 @@
         </w:numPr>
       </w:pPr>
       <w:r>
-        <w:t xml:space="preserve">a review document for the new run, like</w:t>
-      </w:r>
-      <w:r>
-        <w:t xml:space="preserve"> </w:t>
-      </w:r>
-      <w:r>
-        <w:rPr>
-          <w:rStyle w:val="VerbatimChar"/>
-        </w:rPr>
-        <w:t xml:space="preserve">results/REVIEW-2026-09-24.md</w:t>
-      </w:r>
-      <w:r>
-        <w:t xml:space="preserve">;</w:t>
+        <w:rPr>
+          <w:rStyle w:val="VerbatimChar"/>
+        </w:rPr>
+        <w:t xml:space="preserve">test_names.py::test_the_official_names_match_the_nodes_that_show_them</w:t>
+      </w:r>
+      <w:r>
+        <w:t xml:space="preserve"> </w:t>
+      </w:r>
+      <w:r>
+        <w:t xml:space="preserve">pins</w:t>
+      </w:r>
+      <w:r>
+        <w:t xml:space="preserve"> </w:t>
+      </w:r>
+      <w:r>
+        <w:t xml:space="preserve">which nodes display their approved name (five, for the 24 September run). If</w:t>
+      </w:r>
+      <w:r>
+        <w:t xml:space="preserve"> </w:t>
+      </w:r>
+      <w:r>
+        <w:t xml:space="preserve">the new page shows its name, add its id to the expected set and update the</w:t>
+      </w:r>
+      <w:r>
+        <w:t xml:space="preserve"> </w:t>
+      </w:r>
+      <w:r>
+        <w:t xml:space="preserve">docstring to say why.</w:t>
+      </w:r>
+    </w:p>
+    <w:p>
+      <w:pPr>
+        <w:pStyle w:val="FirstParagraph"/>
+      </w:pPr>
+      <w:r>
+        <w:rPr>
+          <w:b/>
+          <w:bCs/>
+        </w:rPr>
+        <w:t xml:space="preserve">Step 6: update what quotes the published figures, then commit.</w:t>
+      </w:r>
+      <w:r>
+        <w:t xml:space="preserve"> </w:t>
+      </w:r>
+      <w:r>
+        <w:rPr>
+          <w:rStyle w:val="VerbatimChar"/>
+        </w:rPr>
+        <w:t xml:space="preserve">results/</w:t>
+      </w:r>
+      <w:r>
+        <w:t xml:space="preserve"> </w:t>
+      </w:r>
+      <w:r>
+        <w:t xml:space="preserve">is regenerated, but these are written by hand:</w:t>
       </w:r>
     </w:p>
     <w:p>
@@ -18915,26 +19516,23 @@
         <w:pStyle w:val="Compact"/>
         <w:numPr>
           <w:ilvl w:val="0"/>
-          <w:numId w:val="1012"/>
+          <w:numId w:val="1013"/>
         </w:numPr>
       </w:pPr>
       <w:r>
-        <w:t xml:space="preserve">the headline tally in</w:t>
-      </w:r>
-      <w:r>
-        <w:t xml:space="preserve"> </w:t>
-      </w:r>
-      <w:r>
-        <w:rPr>
-          <w:rStyle w:val="VerbatimChar"/>
-        </w:rPr>
-        <w:t xml:space="preserve">README.md</w:t>
-      </w:r>
-      <w:r>
-        <w:t xml:space="preserve"> </w:t>
-      </w:r>
-      <w:r>
-        <w:t xml:space="preserve">("120 cells: 44 PASS · 6 FAIL · 70 review");</w:t>
+        <w:t xml:space="preserve">a review document for the new run, like</w:t>
+      </w:r>
+      <w:r>
+        <w:t xml:space="preserve"> </w:t>
+      </w:r>
+      <w:r>
+        <w:rPr>
+          <w:rStyle w:val="VerbatimChar"/>
+        </w:rPr>
+        <w:t xml:space="preserve">results/REVIEW-2026-09-24.md</w:t>
+      </w:r>
+      <w:r>
+        <w:t xml:space="preserve">;</w:t>
       </w:r>
     </w:p>
     <w:p>
@@ -18942,7 +19540,34 @@
         <w:pStyle w:val="Compact"/>
         <w:numPr>
           <w:ilvl w:val="0"/>
-          <w:numId w:val="1012"/>
+          <w:numId w:val="1013"/>
+        </w:numPr>
+      </w:pPr>
+      <w:r>
+        <w:t xml:space="preserve">the headline tally in</w:t>
+      </w:r>
+      <w:r>
+        <w:t xml:space="preserve"> </w:t>
+      </w:r>
+      <w:r>
+        <w:rPr>
+          <w:rStyle w:val="VerbatimChar"/>
+        </w:rPr>
+        <w:t xml:space="preserve">README.md</w:t>
+      </w:r>
+      <w:r>
+        <w:t xml:space="preserve"> </w:t>
+      </w:r>
+      <w:r>
+        <w:t xml:space="preserve">("120 cells: 44 PASS · 6 FAIL · 70 review");</w:t>
+      </w:r>
+    </w:p>
+    <w:p>
+      <w:pPr>
+        <w:pStyle w:val="Compact"/>
+        <w:numPr>
+          <w:ilvl w:val="0"/>
+          <w:numId w:val="1013"/>
         </w:numPr>
       </w:pPr>
       <w:r>
@@ -20911,7 +21536,7 @@
         <w:pStyle w:val="Compact"/>
         <w:numPr>
           <w:ilvl w:val="0"/>
-          <w:numId w:val="1013"/>
+          <w:numId w:val="1014"/>
         </w:numPr>
       </w:pPr>
       <w:r>
@@ -21001,7 +21626,7 @@
         <w:pStyle w:val="Compact"/>
         <w:numPr>
           <w:ilvl w:val="0"/>
-          <w:numId w:val="1013"/>
+          <w:numId w:val="1014"/>
         </w:numPr>
       </w:pPr>
       <w:r>
@@ -21040,7 +21665,7 @@
         <w:pStyle w:val="Compact"/>
         <w:numPr>
           <w:ilvl w:val="0"/>
-          <w:numId w:val="1013"/>
+          <w:numId w:val="1014"/>
         </w:numPr>
       </w:pPr>
       <w:r>
@@ -21137,7 +21762,7 @@
         <w:pStyle w:val="Compact"/>
         <w:numPr>
           <w:ilvl w:val="0"/>
-          <w:numId w:val="1013"/>
+          <w:numId w:val="1014"/>
         </w:numPr>
       </w:pPr>
       <w:r>
@@ -22183,7 +22808,7 @@
         <w:pStyle w:val="Compact"/>
         <w:numPr>
           <w:ilvl w:val="0"/>
-          <w:numId w:val="1014"/>
+          <w:numId w:val="1015"/>
         </w:numPr>
       </w:pPr>
       <w:r>
@@ -22238,7 +22863,7 @@
         <w:pStyle w:val="Compact"/>
         <w:numPr>
           <w:ilvl w:val="0"/>
-          <w:numId w:val="1014"/>
+          <w:numId w:val="1015"/>
         </w:numPr>
       </w:pPr>
       <w:r>
@@ -22261,7 +22886,7 @@
         <w:pStyle w:val="Compact"/>
         <w:numPr>
           <w:ilvl w:val="0"/>
-          <w:numId w:val="1014"/>
+          <w:numId w:val="1015"/>
         </w:numPr>
       </w:pPr>
       <w:r>
@@ -22284,7 +22909,7 @@
         <w:pStyle w:val="Compact"/>
         <w:numPr>
           <w:ilvl w:val="0"/>
-          <w:numId w:val="1014"/>
+          <w:numId w:val="1015"/>
         </w:numPr>
       </w:pPr>
       <w:r>
@@ -22329,7 +22954,7 @@
         <w:pStyle w:val="Compact"/>
         <w:numPr>
           <w:ilvl w:val="0"/>
-          <w:numId w:val="1014"/>
+          <w:numId w:val="1015"/>
         </w:numPr>
       </w:pPr>
       <w:r>
@@ -22383,7 +23008,7 @@
         <w:pStyle w:val="Compact"/>
         <w:numPr>
           <w:ilvl w:val="0"/>
-          <w:numId w:val="1014"/>
+          <w:numId w:val="1015"/>
         </w:numPr>
       </w:pPr>
       <w:r>
@@ -22431,7 +23056,7 @@
         <w:pStyle w:val="Compact"/>
         <w:numPr>
           <w:ilvl w:val="0"/>
-          <w:numId w:val="1014"/>
+          <w:numId w:val="1015"/>
         </w:numPr>
       </w:pPr>
       <w:r>
@@ -22444,7 +23069,7 @@
         <w:rPr>
           <w:rStyle w:val="VerbatimChar"/>
         </w:rPr>
-        <w:t xml:space="preserve">0cc33c2</w:t>
+        <w:t xml:space="preserve">5701f9e</w:t>
       </w:r>
       <w:r>
         <w:t xml:space="preserve">), not carried over from the previous edition</w:t>
@@ -22707,6 +23332,9 @@
     <w:abstractNumId w:val="991"/>
   </w:num>
   <w:num w:numId="1014">
+    <w:abstractNumId w:val="991"/>
+  </w:num>
+  <w:num w:numId="1015">
     <w:abstractNumId w:val="991"/>
   </w:num>
 </w:numbering>

--- a/docs/eosc-basic-compliance-testsuite.docx
+++ b/docs/eosc-basic-compliance-testsuite.docx
@@ -23,7 +23,7 @@
         <w:pStyle w:val="Author"/>
       </w:pPr>
       <w:r>
-        <w:t xml:space="preserve">Clean clone, 26 September 2026 — documentation commit 5701f9e, 357 test cases</w:t>
+        <w:t xml:space="preserve">Clean clone, 26 September 2026 — documentation commit 51a5332, 369 test cases</w:t>
       </w:r>
     </w:p>
     <w:p>
@@ -135,25 +135,10 @@
         <w:rPr>
           <w:rStyle w:val="VerbatimChar"/>
         </w:rPr>
-        <w:t xml:space="preserve">5701f9e</w:t>
-      </w:r>
-      <w:r>
-        <w:t xml:space="preserve">, which added the</w:t>
-      </w:r>
-      <w:r>
-        <w:t xml:space="preserve"> </w:t>
-      </w:r>
-      <w:r>
-        <w:rPr>
-          <w:rStyle w:val="VerbatimChar"/>
-        </w:rPr>
-        <w:t xml:space="preserve">--node</w:t>
-      </w:r>
-      <w:r>
-        <w:t xml:space="preserve"> </w:t>
-      </w:r>
-      <w:r>
-        <w:t xml:space="preserve">option:</w:t>
+        <w:t xml:space="preserve">51a5332</w:t>
+      </w:r>
+      <w:r>
+        <w:t xml:space="preserve">, which added the configuration listings:</w:t>
       </w:r>
       <w:r>
         <w:t xml:space="preserve"> </w:t>
@@ -163,7 +148,7 @@
           <w:b/>
           <w:bCs/>
         </w:rPr>
-        <w:t xml:space="preserve">357 test cases, all passing in CI</w:t>
+        <w:t xml:space="preserve">369 test cases, all passing in CI</w:t>
       </w:r>
       <w:r>
         <w:t xml:space="preserve">. No node website was contacted to prepare</w:t>
@@ -275,7 +260,7 @@
         <w:t xml:space="preserve">Node Landing Page Verification Checklist v3.0</w:t>
       </w:r>
       <w:r>
-        <w:t xml:space="preserve">, with a pytest suite of 357 hermetic test cases that never touch a node's website, and at most two bounded hops of link following.</w:t>
+        <w:t xml:space="preserve">, with a pytest suite of 369 hermetic test cases that never touch a node's website, and at most two bounded hops of link following.</w:t>
       </w:r>
     </w:p>
     <w:p>
@@ -351,7 +336,7 @@
           <w:b/>
           <w:bCs/>
         </w:rPr>
-        <w:t xml:space="preserve">357 cases</w:t>
+        <w:t xml:space="preserve">369 cases</w:t>
       </w:r>
       <w:r>
         <w:t xml:space="preserve"> </w:t>
@@ -712,7 +697,7 @@
         <w:t xml:space="preserve"> </w:t>
       </w:r>
       <w:r>
-        <w:t xml:space="preserve">address on 25 September, and the published run was collected from the old one, so rebuilding it needs the old node list (section 5). The suite grew from 326 to 329 cases for these changes, to 333 with four tests that keep the command-line help complete, and to 339 with the tests for the URL-mismatch warning and for switching the default checklist revision (section 11). It is now 357, with eighteen cases for</w:t>
+        <w:t xml:space="preserve">address on 25 September, and the published run was collected from the old one, so rebuilding it needs the old node list (section 5). The suite grew from 326 to 329 cases for these changes, to 333 with four tests that keep the command-line help complete, and to 339 with the tests for the URL-mismatch warning and for switching the default checklist revision (section 11). It is 357 with eighteen cases for</w:t>
       </w:r>
       <w:r>
         <w:t xml:space="preserve"> </w:t>
@@ -724,10 +709,7 @@
         <w:t xml:space="preserve">--node</w:t>
       </w:r>
       <w:r>
-        <w:t xml:space="preserve"> </w:t>
-      </w:r>
-      <w:r>
-        <w:t xml:space="preserve">(section 5).</w:t>
+        <w:t xml:space="preserve">, and 369 with twelve for the configuration listings (section 5).</w:t>
       </w:r>
     </w:p>
     <w:p>
@@ -1399,7 +1381,7 @@
           <w:b/>
           <w:bCs/>
         </w:rPr>
-        <w:t xml:space="preserve">288 test functions, expanding to 357 executed cases</w:t>
+        <w:t xml:space="preserve">300 test functions, expanding to 369 executed cases</w:t>
       </w:r>
       <w:r>
         <w:t xml:space="preserve"> </w:t>
@@ -1459,7 +1441,7 @@
         <w:t xml:space="preserve"> </w:t>
       </w:r>
       <w:r>
-        <w:t xml:space="preserve">pointed at an empty directory still yields 357 passed, while</w:t>
+        <w:t xml:space="preserve">pointed at an empty directory still yields 369 passed, while</w:t>
       </w:r>
       <w:r>
         <w:t xml:space="preserve"> </w:t>
@@ -1717,7 +1699,7 @@
               <w:pStyle w:val="Compact"/>
             </w:pPr>
             <w:r>
-              <w:t xml:space="preserve">68</w:t>
+              <w:t xml:space="preserve">80</w:t>
             </w:r>
           </w:p>
         </w:tc>
@@ -1780,6 +1762,54 @@
                 <w:rStyle w:val="VerbatimChar"/>
               </w:rPr>
               <w:t xml:space="preserve">--url</w:t>
+            </w:r>
+            <w:r>
+              <w:t xml:space="preserve">; the configuration listings (</w:t>
+            </w:r>
+            <w:r>
+              <w:rPr>
+                <w:rStyle w:val="VerbatimChar"/>
+              </w:rPr>
+              <w:t xml:space="preserve">--list-nodes</w:t>
+            </w:r>
+            <w:r>
+              <w:t xml:space="preserve">,</w:t>
+            </w:r>
+            <w:r>
+              <w:t xml:space="preserve"> </w:t>
+            </w:r>
+            <w:r>
+              <w:rPr>
+                <w:rStyle w:val="VerbatimChar"/>
+              </w:rPr>
+              <w:t xml:space="preserve">--list-nlps</w:t>
+            </w:r>
+            <w:r>
+              <w:t xml:space="preserve">,</w:t>
+            </w:r>
+            <w:r>
+              <w:t xml:space="preserve"> </w:t>
+            </w:r>
+            <w:r>
+              <w:rPr>
+                <w:rStyle w:val="VerbatimChar"/>
+              </w:rPr>
+              <w:t xml:space="preserve">--list-approved-names</w:t>
+            </w:r>
+            <w:r>
+              <w:t xml:space="preserve">,</w:t>
+            </w:r>
+            <w:r>
+              <w:t xml:space="preserve"> </w:t>
+            </w:r>
+            <w:r>
+              <w:rPr>
+                <w:rStyle w:val="VerbatimChar"/>
+              </w:rPr>
+              <w:t xml:space="preserve">--print-config</w:t>
+            </w:r>
+            <w:r>
+              <w:t xml:space="preserve">)</w:t>
             </w:r>
           </w:p>
         </w:tc>
@@ -1952,7 +1982,7 @@
                 <w:b/>
                 <w:bCs/>
               </w:rPr>
-              <w:t xml:space="preserve">357</w:t>
+              <w:t xml:space="preserve">369</w:t>
             </w:r>
           </w:p>
         </w:tc>
@@ -8560,6 +8590,271 @@
           </w:p>
         </w:tc>
       </w:tr>
+      <w:tr>
+        <w:trPr>
+          <w:cantSplit/>
+        </w:trPr>
+        <w:tc>
+          <w:tcPr/>
+          <w:p>
+            <w:pPr>
+              <w:pStyle w:val="Compact"/>
+            </w:pPr>
+            <w:r>
+              <w:rPr>
+                <w:rStyle w:val="VerbatimChar"/>
+              </w:rPr>
+              <w:t xml:space="preserve">--list-nodes</w:t>
+            </w:r>
+          </w:p>
+        </w:tc>
+        <w:tc>
+          <w:tcPr/>
+          <w:p>
+            <w:pPr>
+              <w:pStyle w:val="Compact"/>
+            </w:pPr>
+            <w:r>
+              <w:rPr>
+                <w:rStyle w:val="VerbatimChar"/>
+              </w:rPr>
+              <w:t xml:space="preserve">basic-check</w:t>
+            </w:r>
+            <w:r>
+              <w:t xml:space="preserve"> </w:t>
+            </w:r>
+            <w:r>
+              <w:t xml:space="preserve">alone</w:t>
+            </w:r>
+          </w:p>
+        </w:tc>
+        <w:tc>
+          <w:tcPr/>
+          <w:p>
+            <w:pPr>
+              <w:pStyle w:val="Compact"/>
+            </w:pPr>
+            <w:r>
+              <w:t xml:space="preserve">—</w:t>
+            </w:r>
+          </w:p>
+        </w:tc>
+        <w:tc>
+          <w:tcPr/>
+          <w:p>
+            <w:pPr>
+              <w:pStyle w:val="Compact"/>
+            </w:pPr>
+            <w:r>
+              <w:t xml:space="preserve">Node ids in</w:t>
+            </w:r>
+            <w:r>
+              <w:t xml:space="preserve"> </w:t>
+            </w:r>
+            <w:r>
+              <w:rPr>
+                <w:rStyle w:val="VerbatimChar"/>
+              </w:rPr>
+              <w:t xml:space="preserve">nodes.yaml</w:t>
+            </w:r>
+            <w:r>
+              <w:t xml:space="preserve">, one per line</w:t>
+            </w:r>
+          </w:p>
+        </w:tc>
+      </w:tr>
+      <w:tr>
+        <w:trPr>
+          <w:cantSplit/>
+        </w:trPr>
+        <w:tc>
+          <w:tcPr/>
+          <w:p>
+            <w:pPr>
+              <w:pStyle w:val="Compact"/>
+            </w:pPr>
+            <w:r>
+              <w:rPr>
+                <w:rStyle w:val="VerbatimChar"/>
+              </w:rPr>
+              <w:t xml:space="preserve">--list-nlps</w:t>
+            </w:r>
+          </w:p>
+        </w:tc>
+        <w:tc>
+          <w:tcPr/>
+          <w:p>
+            <w:pPr>
+              <w:pStyle w:val="Compact"/>
+            </w:pPr>
+            <w:r>
+              <w:rPr>
+                <w:rStyle w:val="VerbatimChar"/>
+              </w:rPr>
+              <w:t xml:space="preserve">basic-check</w:t>
+            </w:r>
+            <w:r>
+              <w:t xml:space="preserve"> </w:t>
+            </w:r>
+            <w:r>
+              <w:t xml:space="preserve">alone</w:t>
+            </w:r>
+          </w:p>
+        </w:tc>
+        <w:tc>
+          <w:tcPr/>
+          <w:p>
+            <w:pPr>
+              <w:pStyle w:val="Compact"/>
+            </w:pPr>
+            <w:r>
+              <w:t xml:space="preserve">—</w:t>
+            </w:r>
+          </w:p>
+        </w:tc>
+        <w:tc>
+          <w:tcPr/>
+          <w:p>
+            <w:pPr>
+              <w:pStyle w:val="Compact"/>
+            </w:pPr>
+            <w:r>
+              <w:t xml:space="preserve">Each node id with its Node Landing Page URL</w:t>
+            </w:r>
+          </w:p>
+        </w:tc>
+      </w:tr>
+      <w:tr>
+        <w:trPr>
+          <w:cantSplit/>
+        </w:trPr>
+        <w:tc>
+          <w:tcPr/>
+          <w:p>
+            <w:pPr>
+              <w:pStyle w:val="Compact"/>
+            </w:pPr>
+            <w:r>
+              <w:rPr>
+                <w:rStyle w:val="VerbatimChar"/>
+              </w:rPr>
+              <w:t xml:space="preserve">--list-approved-names</w:t>
+            </w:r>
+          </w:p>
+        </w:tc>
+        <w:tc>
+          <w:tcPr/>
+          <w:p>
+            <w:pPr>
+              <w:pStyle w:val="Compact"/>
+            </w:pPr>
+            <w:r>
+              <w:rPr>
+                <w:rStyle w:val="VerbatimChar"/>
+              </w:rPr>
+              <w:t xml:space="preserve">basic-check</w:t>
+            </w:r>
+            <w:r>
+              <w:t xml:space="preserve"> </w:t>
+            </w:r>
+            <w:r>
+              <w:t xml:space="preserve">alone</w:t>
+            </w:r>
+          </w:p>
+        </w:tc>
+        <w:tc>
+          <w:tcPr/>
+          <w:p>
+            <w:pPr>
+              <w:pStyle w:val="Compact"/>
+            </w:pPr>
+            <w:r>
+              <w:t xml:space="preserve">—</w:t>
+            </w:r>
+          </w:p>
+        </w:tc>
+        <w:tc>
+          <w:tcPr/>
+          <w:p>
+            <w:pPr>
+              <w:pStyle w:val="Compact"/>
+            </w:pPr>
+            <w:r>
+              <w:t xml:space="preserve">Each node id with its approved name, from</w:t>
+            </w:r>
+            <w:r>
+              <w:t xml:space="preserve"> </w:t>
+            </w:r>
+            <w:r>
+              <w:rPr>
+                <w:rStyle w:val="VerbatimChar"/>
+              </w:rPr>
+              <w:t xml:space="preserve">approved-names-scoped.txt</w:t>
+            </w:r>
+          </w:p>
+        </w:tc>
+      </w:tr>
+      <w:tr>
+        <w:trPr>
+          <w:cantSplit/>
+        </w:trPr>
+        <w:tc>
+          <w:tcPr/>
+          <w:p>
+            <w:pPr>
+              <w:pStyle w:val="Compact"/>
+            </w:pPr>
+            <w:r>
+              <w:rPr>
+                <w:rStyle w:val="VerbatimChar"/>
+              </w:rPr>
+              <w:t xml:space="preserve">--print-config</w:t>
+            </w:r>
+          </w:p>
+        </w:tc>
+        <w:tc>
+          <w:tcPr/>
+          <w:p>
+            <w:pPr>
+              <w:pStyle w:val="Compact"/>
+            </w:pPr>
+            <w:r>
+              <w:rPr>
+                <w:rStyle w:val="VerbatimChar"/>
+              </w:rPr>
+              <w:t xml:space="preserve">basic-check</w:t>
+            </w:r>
+            <w:r>
+              <w:t xml:space="preserve"> </w:t>
+            </w:r>
+            <w:r>
+              <w:t xml:space="preserve">alone</w:t>
+            </w:r>
+          </w:p>
+        </w:tc>
+        <w:tc>
+          <w:tcPr/>
+          <w:p>
+            <w:pPr>
+              <w:pStyle w:val="Compact"/>
+            </w:pPr>
+            <w:r>
+              <w:t xml:space="preserve">—</w:t>
+            </w:r>
+          </w:p>
+        </w:tc>
+        <w:tc>
+          <w:tcPr/>
+          <w:p>
+            <w:pPr>
+              <w:pStyle w:val="Compact"/>
+            </w:pPr>
+            <w:r>
+              <w:t xml:space="preserve">Table of id, Node Landing Page URL and approved name, one row per node, with the source files</w:t>
+            </w:r>
+          </w:p>
+        </w:tc>
+      </w:tr>
     </w:tbl>
     <w:p>
       <w:pPr>
@@ -8609,6 +8904,171 @@
       </w:r>
       <w:r>
         <w:t xml:space="preserve">, so a combined run uses the default cap of 8. Use the two commands separately if you need to change it.</w:t>
+      </w:r>
+    </w:p>
+    <w:p>
+      <w:pPr>
+        <w:pStyle w:val="BodyText"/>
+      </w:pPr>
+      <w:r>
+        <w:rPr>
+          <w:b/>
+          <w:bCs/>
+        </w:rPr>
+        <w:t xml:space="preserve">Listing the configuration.</w:t>
+      </w:r>
+      <w:r>
+        <w:t xml:space="preserve"> </w:t>
+      </w:r>
+      <w:r>
+        <w:rPr>
+          <w:rStyle w:val="VerbatimChar"/>
+        </w:rPr>
+        <w:t xml:space="preserve">basic-check --list-nodes</w:t>
+      </w:r>
+      <w:r>
+        <w:t xml:space="preserve">,</w:t>
+      </w:r>
+      <w:r>
+        <w:t xml:space="preserve"> </w:t>
+      </w:r>
+      <w:r>
+        <w:rPr>
+          <w:rStyle w:val="VerbatimChar"/>
+        </w:rPr>
+        <w:t xml:space="preserve">--list-nlps</w:t>
+      </w:r>
+      <w:r>
+        <w:t xml:space="preserve">,</w:t>
+      </w:r>
+      <w:r>
+        <w:t xml:space="preserve"> </w:t>
+      </w:r>
+      <w:r>
+        <w:rPr>
+          <w:rStyle w:val="VerbatimChar"/>
+        </w:rPr>
+        <w:t xml:space="preserve">--list-approved-names</w:t>
+      </w:r>
+      <w:r>
+        <w:t xml:space="preserve"> </w:t>
+      </w:r>
+      <w:r>
+        <w:t xml:space="preserve">and</w:t>
+      </w:r>
+      <w:r>
+        <w:t xml:space="preserve"> </w:t>
+      </w:r>
+      <w:r>
+        <w:rPr>
+          <w:rStyle w:val="VerbatimChar"/>
+        </w:rPr>
+        <w:t xml:space="preserve">--print-config</w:t>
+      </w:r>
+      <w:r>
+        <w:t xml:space="preserve"> </w:t>
+      </w:r>
+      <w:r>
+        <w:t xml:space="preserve">print what is configured and exit, without contacting any node: the ids, each id with its landing page URL, each id with its approved name, or all three in one table. Approved names come from</w:t>
+      </w:r>
+      <w:r>
+        <w:t xml:space="preserve"> </w:t>
+      </w:r>
+      <w:r>
+        <w:rPr>
+          <w:rStyle w:val="VerbatimChar"/>
+        </w:rPr>
+        <w:t xml:space="preserve">checklist/approved-names-scoped.txt</w:t>
+      </w:r>
+      <w:r>
+        <w:t xml:space="preserve">, the copy that ties each name to a node; the table notes that</w:t>
+      </w:r>
+      <w:r>
+        <w:t xml:space="preserve"> </w:t>
+      </w:r>
+      <w:r>
+        <w:rPr>
+          <w:rStyle w:val="VerbatimChar"/>
+        </w:rPr>
+        <w:t xml:space="preserve">assess</w:t>
+      </w:r>
+      <w:r>
+        <w:t xml:space="preserve"> </w:t>
+      </w:r>
+      <w:r>
+        <w:t xml:space="preserve">uses the unscoped</w:t>
+      </w:r>
+      <w:r>
+        <w:t xml:space="preserve"> </w:t>
+      </w:r>
+      <w:r>
+        <w:rPr>
+          <w:rStyle w:val="VerbatimChar"/>
+        </w:rPr>
+        <w:t xml:space="preserve">approved-names.txt</w:t>
+      </w:r>
+      <w:r>
+        <w:t xml:space="preserve"> </w:t>
+      </w:r>
+      <w:r>
+        <w:t xml:space="preserve">by default. Output is plain columns, never wrapped. Twelve cases in</w:t>
+      </w:r>
+      <w:r>
+        <w:t xml:space="preserve"> </w:t>
+      </w:r>
+      <w:r>
+        <w:rPr>
+          <w:rStyle w:val="VerbatimChar"/>
+        </w:rPr>
+        <w:t xml:space="preserve">test_cli.py</w:t>
+      </w:r>
+      <w:r>
+        <w:t xml:space="preserve"> </w:t>
+      </w:r>
+      <w:r>
+        <w:t xml:space="preserve">check each listing against</w:t>
+      </w:r>
+      <w:r>
+        <w:t xml:space="preserve"> </w:t>
+      </w:r>
+      <w:r>
+        <w:rPr>
+          <w:rStyle w:val="VerbatimChar"/>
+        </w:rPr>
+        <w:t xml:space="preserve">nodes.yaml</w:t>
+      </w:r>
+      <w:r>
+        <w:t xml:space="preserve"> </w:t>
+      </w:r>
+      <w:r>
+        <w:t xml:space="preserve">and the scoped file row by row, that flags combine, that a long URL stays on one line at 40 columns, that a node with no name shows</w:t>
+      </w:r>
+      <w:r>
+        <w:t xml:space="preserve"> </w:t>
+      </w:r>
+      <w:r>
+        <w:rPr>
+          <w:rStyle w:val="VerbatimChar"/>
+        </w:rPr>
+        <w:t xml:space="preserve">(none)</w:t>
+      </w:r>
+      <w:r>
+        <w:t xml:space="preserve">, that an unreadable node list is a clear error, that the flags are refused with a command, that a bare</w:t>
+      </w:r>
+      <w:r>
+        <w:t xml:space="preserve"> </w:t>
+      </w:r>
+      <w:r>
+        <w:rPr>
+          <w:rStyle w:val="VerbatimChar"/>
+        </w:rPr>
+        <w:t xml:space="preserve">basic-check</w:t>
+      </w:r>
+      <w:r>
+        <w:t xml:space="preserve"> </w:t>
+      </w:r>
+      <w:r>
+        <w:t xml:space="preserve">still asks for one, and that no listing fetches anything.</w:t>
       </w:r>
     </w:p>
     <w:bookmarkEnd w:id="23"/>
@@ -13010,7 +13470,7 @@
         <w:rPr>
           <w:rStyle w:val="CommentTok"/>
         </w:rPr>
-        <w:t xml:space="preserve"># 357 cases, ~5-6 s, no network, no browser</w:t>
+        <w:t xml:space="preserve"># 369 cases, ~5-6 s, no network, no browser</w:t>
       </w:r>
       <w:r>
         <w:br/>
@@ -14477,7 +14937,7 @@
         <w:rPr>
           <w:rStyle w:val="CommentTok"/>
         </w:rPr>
-        <w:t xml:space="preserve"># 6 - run the suite: 357 cases, ~5-6 s, no network, no browser</w:t>
+        <w:t xml:space="preserve"># 6 - run the suite: 369 cases, ~5-6 s, no network, no browser</w:t>
       </w:r>
       <w:r>
         <w:br/>
@@ -23069,7 +23529,7 @@
         <w:rPr>
           <w:rStyle w:val="VerbatimChar"/>
         </w:rPr>
-        <w:t xml:space="preserve">5701f9e</w:t>
+        <w:t xml:space="preserve">51a5332</w:t>
       </w:r>
       <w:r>
         <w:t xml:space="preserve">), not carried over from the previous edition</w:t>

--- a/docs/eosc-basic-compliance-testsuite.docx
+++ b/docs/eosc-basic-compliance-testsuite.docx
@@ -23,7 +23,7 @@
         <w:pStyle w:val="Author"/>
       </w:pPr>
       <w:r>
-        <w:t xml:space="preserve">Clean clone, 26 September 2026 — documentation commit 51a5332, 369 test cases</w:t>
+        <w:t xml:space="preserve">Clean clone, 26 September 2026 — documentation commit 44261dd, 379 test cases</w:t>
       </w:r>
     </w:p>
     <w:p>
@@ -135,10 +135,22 @@
         <w:rPr>
           <w:rStyle w:val="VerbatimChar"/>
         </w:rPr>
-        <w:t xml:space="preserve">51a5332</w:t>
-      </w:r>
-      <w:r>
-        <w:t xml:space="preserve">, which added the configuration listings:</w:t>
+        <w:t xml:space="preserve">44261dd</w:t>
+      </w:r>
+      <w:r>
+        <w:t xml:space="preserve">, which added</w:t>
+      </w:r>
+      <w:r>
+        <w:t xml:space="preserve"> </w:t>
+      </w:r>
+      <w:r>
+        <w:rPr>
+          <w:rStyle w:val="VerbatimChar"/>
+        </w:rPr>
+        <w:t xml:space="preserve">--show-node</w:t>
+      </w:r>
+      <w:r>
+        <w:t xml:space="preserve">:</w:t>
       </w:r>
       <w:r>
         <w:t xml:space="preserve"> </w:t>
@@ -148,7 +160,7 @@
           <w:b/>
           <w:bCs/>
         </w:rPr>
-        <w:t xml:space="preserve">369 test cases, all passing in CI</w:t>
+        <w:t xml:space="preserve">379 test cases, all passing in CI</w:t>
       </w:r>
       <w:r>
         <w:t xml:space="preserve">. No node website was contacted to prepare</w:t>
@@ -260,7 +272,7 @@
         <w:t xml:space="preserve">Node Landing Page Verification Checklist v3.0</w:t>
       </w:r>
       <w:r>
-        <w:t xml:space="preserve">, with a pytest suite of 369 hermetic test cases that never touch a node's website, and at most two bounded hops of link following.</w:t>
+        <w:t xml:space="preserve">, with a pytest suite of 379 hermetic test cases that never touch a node's website, and at most two bounded hops of link following.</w:t>
       </w:r>
     </w:p>
     <w:p>
@@ -336,7 +348,7 @@
           <w:b/>
           <w:bCs/>
         </w:rPr>
-        <w:t xml:space="preserve">369 cases</w:t>
+        <w:t xml:space="preserve">379 cases</w:t>
       </w:r>
       <w:r>
         <w:t xml:space="preserve"> </w:t>
@@ -709,7 +721,37 @@
         <w:t xml:space="preserve">--node</w:t>
       </w:r>
       <w:r>
-        <w:t xml:space="preserve">, and 369 with twelve for the configuration listings (section 5).</w:t>
+        <w:t xml:space="preserve">, 369 with twelve for the configuration listings, and 379 with ten for</w:t>
+      </w:r>
+      <w:r>
+        <w:t xml:space="preserve"> </w:t>
+      </w:r>
+      <w:r>
+        <w:rPr>
+          <w:rStyle w:val="VerbatimChar"/>
+        </w:rPr>
+        <w:t xml:space="preserve">--list-nodes-ids</w:t>
+      </w:r>
+      <w:r>
+        <w:t xml:space="preserve"> </w:t>
+      </w:r>
+      <w:r>
+        <w:t xml:space="preserve">and</w:t>
+      </w:r>
+      <w:r>
+        <w:t xml:space="preserve"> </w:t>
+      </w:r>
+      <w:r>
+        <w:rPr>
+          <w:rStyle w:val="VerbatimChar"/>
+        </w:rPr>
+        <w:t xml:space="preserve">--show-node</w:t>
+      </w:r>
+      <w:r>
+        <w:t xml:space="preserve"> </w:t>
+      </w:r>
+      <w:r>
+        <w:t xml:space="preserve">(section 5).</w:t>
       </w:r>
     </w:p>
     <w:p>
@@ -1381,13 +1423,13 @@
           <w:b/>
           <w:bCs/>
         </w:rPr>
-        <w:t xml:space="preserve">300 test functions, expanding to 369 executed cases</w:t>
-      </w:r>
-      <w:r>
-        <w:t xml:space="preserve"> </w:t>
-      </w:r>
-      <w:r>
-        <w:t xml:space="preserve">(sixteen tests are parametrized).</w:t>
+        <w:t xml:space="preserve">306 test functions, expanding to 379 executed cases</w:t>
+      </w:r>
+      <w:r>
+        <w:t xml:space="preserve"> </w:t>
+      </w:r>
+      <w:r>
+        <w:t xml:space="preserve">(seventeen tests are parametrized).</w:t>
       </w:r>
       <w:r>
         <w:t xml:space="preserve"> </w:t>
@@ -1441,7 +1483,7 @@
         <w:t xml:space="preserve"> </w:t>
       </w:r>
       <w:r>
-        <w:t xml:space="preserve">pointed at an empty directory still yields 369 passed, while</w:t>
+        <w:t xml:space="preserve">pointed at an empty directory still yields 379 passed, while</w:t>
       </w:r>
       <w:r>
         <w:t xml:space="preserve"> </w:t>
@@ -1699,7 +1741,7 @@
               <w:pStyle w:val="Compact"/>
             </w:pPr>
             <w:r>
-              <w:t xml:space="preserve">80</w:t>
+              <w:t xml:space="preserve">90</w:t>
             </w:r>
           </w:p>
         </w:tc>
@@ -1773,6 +1815,15 @@
               <w:t xml:space="preserve">--list-nodes</w:t>
             </w:r>
             <w:r>
+              <w:t xml:space="preserve">/</w:t>
+            </w:r>
+            <w:r>
+              <w:rPr>
+                <w:rStyle w:val="VerbatimChar"/>
+              </w:rPr>
+              <w:t xml:space="preserve">--list-nodes-ids</w:t>
+            </w:r>
+            <w:r>
               <w:t xml:space="preserve">,</w:t>
             </w:r>
             <w:r>
@@ -1807,6 +1858,18 @@
                 <w:rStyle w:val="VerbatimChar"/>
               </w:rPr>
               <w:t xml:space="preserve">--print-config</w:t>
+            </w:r>
+            <w:r>
+              <w:t xml:space="preserve">,</w:t>
+            </w:r>
+            <w:r>
+              <w:t xml:space="preserve"> </w:t>
+            </w:r>
+            <w:r>
+              <w:rPr>
+                <w:rStyle w:val="VerbatimChar"/>
+              </w:rPr>
+              <w:t xml:space="preserve">--show-node</w:t>
             </w:r>
             <w:r>
               <w:t xml:space="preserve">)</w:t>
@@ -1982,7 +2045,7 @@
                 <w:b/>
                 <w:bCs/>
               </w:rPr>
-              <w:t xml:space="preserve">369</w:t>
+              <w:t xml:space="preserve">379</w:t>
             </w:r>
           </w:p>
         </w:tc>
@@ -8606,6 +8669,18 @@
               </w:rPr>
               <w:t xml:space="preserve">--list-nodes</w:t>
             </w:r>
+            <w:r>
+              <w:t xml:space="preserve">,</w:t>
+            </w:r>
+            <w:r>
+              <w:t xml:space="preserve"> </w:t>
+            </w:r>
+            <w:r>
+              <w:rPr>
+                <w:rStyle w:val="VerbatimChar"/>
+              </w:rPr>
+              <w:t xml:space="preserve">--list-nodes-ids</w:t>
+            </w:r>
           </w:p>
         </w:tc>
         <w:tc>
@@ -8658,7 +8733,7 @@
               <w:t xml:space="preserve">nodes.yaml</w:t>
             </w:r>
             <w:r>
-              <w:t xml:space="preserve">, one per line</w:t>
+              <w:t xml:space="preserve">, one per line; two names for one option</w:t>
             </w:r>
           </w:p>
         </w:tc>
@@ -8855,6 +8930,67 @@
           </w:p>
         </w:tc>
       </w:tr>
+      <w:tr>
+        <w:trPr>
+          <w:cantSplit/>
+        </w:trPr>
+        <w:tc>
+          <w:tcPr/>
+          <w:p>
+            <w:pPr>
+              <w:pStyle w:val="Compact"/>
+            </w:pPr>
+            <w:r>
+              <w:rPr>
+                <w:rStyle w:val="VerbatimChar"/>
+              </w:rPr>
+              <w:t xml:space="preserve">--show-node</w:t>
+            </w:r>
+          </w:p>
+        </w:tc>
+        <w:tc>
+          <w:tcPr/>
+          <w:p>
+            <w:pPr>
+              <w:pStyle w:val="Compact"/>
+            </w:pPr>
+            <w:r>
+              <w:rPr>
+                <w:rStyle w:val="VerbatimChar"/>
+              </w:rPr>
+              <w:t xml:space="preserve">basic-check</w:t>
+            </w:r>
+            <w:r>
+              <w:t xml:space="preserve"> </w:t>
+            </w:r>
+            <w:r>
+              <w:t xml:space="preserve">alone</w:t>
+            </w:r>
+          </w:p>
+        </w:tc>
+        <w:tc>
+          <w:tcPr/>
+          <w:p>
+            <w:pPr>
+              <w:pStyle w:val="Compact"/>
+            </w:pPr>
+            <w:r>
+              <w:t xml:space="preserve">—</w:t>
+            </w:r>
+          </w:p>
+        </w:tc>
+        <w:tc>
+          <w:tcPr/>
+          <w:p>
+            <w:pPr>
+              <w:pStyle w:val="Compact"/>
+            </w:pPr>
+            <w:r>
+              <w:t xml:space="preserve">One node's row of that table; id or name, in any case</w:t>
+            </w:r>
+          </w:p>
+        </w:tc>
+      </w:tr>
     </w:tbl>
     <w:p>
       <w:pPr>
@@ -9069,6 +9205,167 @@
       </w:r>
       <w:r>
         <w:t xml:space="preserve">still asks for one, and that no listing fetches anything.</w:t>
+      </w:r>
+    </w:p>
+    <w:p>
+      <w:pPr>
+        <w:pStyle w:val="BodyText"/>
+      </w:pPr>
+      <w:r>
+        <w:rPr>
+          <w:rStyle w:val="VerbatimChar"/>
+        </w:rPr>
+        <w:t xml:space="preserve">--list-nodes-ids</w:t>
+      </w:r>
+      <w:r>
+        <w:t xml:space="preserve"> </w:t>
+      </w:r>
+      <w:r>
+        <w:t xml:space="preserve">is a second name for</w:t>
+      </w:r>
+      <w:r>
+        <w:t xml:space="preserve"> </w:t>
+      </w:r>
+      <w:r>
+        <w:rPr>
+          <w:rStyle w:val="VerbatimChar"/>
+        </w:rPr>
+        <w:t xml:space="preserve">--list-nodes</w:t>
+      </w:r>
+      <w:r>
+        <w:t xml:space="preserve">.</w:t>
+      </w:r>
+      <w:r>
+        <w:t xml:space="preserve"> </w:t>
+      </w:r>
+      <w:r>
+        <w:rPr>
+          <w:rStyle w:val="VerbatimChar"/>
+        </w:rPr>
+        <w:t xml:space="preserve">--show-node NODE</w:t>
+      </w:r>
+      <w:r>
+        <w:t xml:space="preserve"> </w:t>
+      </w:r>
+      <w:r>
+        <w:t xml:space="preserve">prints one node's</w:t>
+      </w:r>
+      <w:r>
+        <w:t xml:space="preserve"> </w:t>
+      </w:r>
+      <w:r>
+        <w:rPr>
+          <w:rStyle w:val="VerbatimChar"/>
+        </w:rPr>
+        <w:t xml:space="preserve">--print-config</w:t>
+      </w:r>
+      <w:r>
+        <w:t xml:space="preserve"> </w:t>
+      </w:r>
+      <w:r>
+        <w:t xml:space="preserve">row under the same header, taking an id or a name in any case, as</w:t>
+      </w:r>
+      <w:r>
+        <w:t xml:space="preserve"> </w:t>
+      </w:r>
+      <w:r>
+        <w:rPr>
+          <w:rStyle w:val="VerbatimChar"/>
+        </w:rPr>
+        <w:t xml:space="preserve">--skip</w:t>
+      </w:r>
+      <w:r>
+        <w:t xml:space="preserve"> </w:t>
+      </w:r>
+      <w:r>
+        <w:t xml:space="preserve">does. Ten more cases cover them: that the two listing names print identical output; that</w:t>
+      </w:r>
+      <w:r>
+        <w:t xml:space="preserve"> </w:t>
+      </w:r>
+      <w:r>
+        <w:rPr>
+          <w:rStyle w:val="VerbatimChar"/>
+        </w:rPr>
+        <w:t xml:space="preserve">--show-node</w:t>
+      </w:r>
+      <w:r>
+        <w:t xml:space="preserve"> </w:t>
+      </w:r>
+      <w:r>
+        <w:t xml:space="preserve">prints exactly each configured node's row, and nothing else; five spellings of one node (</w:t>
+      </w:r>
+      <w:r>
+        <w:rPr>
+          <w:rStyle w:val="VerbatimChar"/>
+        </w:rPr>
+        <w:t xml:space="preserve">eosc-it</w:t>
+      </w:r>
+      <w:r>
+        <w:t xml:space="preserve">,</w:t>
+      </w:r>
+      <w:r>
+        <w:t xml:space="preserve"> </w:t>
+      </w:r>
+      <w:r>
+        <w:rPr>
+          <w:rStyle w:val="VerbatimChar"/>
+        </w:rPr>
+        <w:t xml:space="preserve">EOSC-IT</w:t>
+      </w:r>
+      <w:r>
+        <w:t xml:space="preserve">,</w:t>
+      </w:r>
+      <w:r>
+        <w:t xml:space="preserve"> </w:t>
+      </w:r>
+      <w:r>
+        <w:rPr>
+          <w:rStyle w:val="VerbatimChar"/>
+        </w:rPr>
+        <w:t xml:space="preserve">Italy</w:t>
+      </w:r>
+      <w:r>
+        <w:t xml:space="preserve">,</w:t>
+      </w:r>
+      <w:r>
+        <w:t xml:space="preserve"> </w:t>
+      </w:r>
+      <w:r>
+        <w:rPr>
+          <w:rStyle w:val="VerbatimChar"/>
+        </w:rPr>
+        <w:t xml:space="preserve">EOSC Node Italy</w:t>
+      </w:r>
+      <w:r>
+        <w:t xml:space="preserve">,</w:t>
+      </w:r>
+      <w:r>
+        <w:t xml:space="preserve"> </w:t>
+      </w:r>
+      <w:r>
+        <w:rPr>
+          <w:rStyle w:val="VerbatimChar"/>
+        </w:rPr>
+        <w:t xml:space="preserve">italy</w:t>
+      </w:r>
+      <w:r>
+        <w:t xml:space="preserve">); that an unknown value is an error listing the ids and an ambiguous one an error; and that</w:t>
+      </w:r>
+      <w:r>
+        <w:t xml:space="preserve"> </w:t>
+      </w:r>
+      <w:r>
+        <w:rPr>
+          <w:rStyle w:val="VerbatimChar"/>
+        </w:rPr>
+        <w:t xml:space="preserve">--show-node</w:t>
+      </w:r>
+      <w:r>
+        <w:t xml:space="preserve"> </w:t>
+      </w:r>
+      <w:r>
+        <w:t xml:space="preserve">is refused together with a command.</w:t>
       </w:r>
     </w:p>
     <w:bookmarkEnd w:id="23"/>
@@ -13470,7 +13767,7 @@
         <w:rPr>
           <w:rStyle w:val="CommentTok"/>
         </w:rPr>
-        <w:t xml:space="preserve"># 369 cases, ~5-6 s, no network, no browser</w:t>
+        <w:t xml:space="preserve"># 379 cases, ~5-6 s, no network, no browser</w:t>
       </w:r>
       <w:r>
         <w:br/>
@@ -14937,7 +15234,7 @@
         <w:rPr>
           <w:rStyle w:val="CommentTok"/>
         </w:rPr>
-        <w:t xml:space="preserve"># 6 - run the suite: 369 cases, ~5-6 s, no network, no browser</w:t>
+        <w:t xml:space="preserve"># 6 - run the suite: 379 cases, ~5-6 s, no network, no browser</w:t>
       </w:r>
       <w:r>
         <w:br/>
@@ -23529,7 +23826,7 @@
         <w:rPr>
           <w:rStyle w:val="VerbatimChar"/>
         </w:rPr>
-        <w:t xml:space="preserve">51a5332</w:t>
+        <w:t xml:space="preserve">44261dd</w:t>
       </w:r>
       <w:r>
         <w:t xml:space="preserve">), not carried over from the previous edition</w:t>

--- a/docs/eosc-basic-compliance-testsuite.docx
+++ b/docs/eosc-basic-compliance-testsuite.docx
@@ -23,7 +23,7 @@
         <w:pStyle w:val="Author"/>
       </w:pPr>
       <w:r>
-        <w:t xml:space="preserve">Clean clone, 26 September 2026 — documentation commit 44261dd, 379 test cases</w:t>
+        <w:t xml:space="preserve">Clean clone, 26 September 2026 — documentation commit 4c5dea7, 390 test cases</w:t>
       </w:r>
     </w:p>
     <w:p>
@@ -135,7 +135,7 @@
         <w:rPr>
           <w:rStyle w:val="VerbatimChar"/>
         </w:rPr>
-        <w:t xml:space="preserve">44261dd</w:t>
+        <w:t xml:space="preserve">4c5dea7</w:t>
       </w:r>
       <w:r>
         <w:t xml:space="preserve">, which added</w:t>
@@ -147,7 +147,7 @@
         <w:rPr>
           <w:rStyle w:val="VerbatimChar"/>
         </w:rPr>
-        <w:t xml:space="preserve">--show-node</w:t>
+        <w:t xml:space="preserve">--update-nlp</w:t>
       </w:r>
       <w:r>
         <w:t xml:space="preserve">:</w:t>
@@ -160,7 +160,7 @@
           <w:b/>
           <w:bCs/>
         </w:rPr>
-        <w:t xml:space="preserve">379 test cases, all passing in CI</w:t>
+        <w:t xml:space="preserve">390 test cases, all passing in CI</w:t>
       </w:r>
       <w:r>
         <w:t xml:space="preserve">. No node website was contacted to prepare</w:t>
@@ -272,7 +272,7 @@
         <w:t xml:space="preserve">Node Landing Page Verification Checklist v3.0</w:t>
       </w:r>
       <w:r>
-        <w:t xml:space="preserve">, with a pytest suite of 379 hermetic test cases that never touch a node's website, and at most two bounded hops of link following.</w:t>
+        <w:t xml:space="preserve">, with a pytest suite of 390 hermetic test cases that never touch a node's website, and at most two bounded hops of link following.</w:t>
       </w:r>
     </w:p>
     <w:p>
@@ -348,7 +348,7 @@
           <w:b/>
           <w:bCs/>
         </w:rPr>
-        <w:t xml:space="preserve">379 cases</w:t>
+        <w:t xml:space="preserve">390 cases</w:t>
       </w:r>
       <w:r>
         <w:t xml:space="preserve"> </w:t>
@@ -721,7 +721,7 @@
         <w:t xml:space="preserve">--node</w:t>
       </w:r>
       <w:r>
-        <w:t xml:space="preserve">, 369 with twelve for the configuration listings, and 379 with ten for</w:t>
+        <w:t xml:space="preserve">, 369 with twelve for the configuration listings, 379 with ten for</w:t>
       </w:r>
       <w:r>
         <w:t xml:space="preserve"> </w:t>
@@ -746,6 +746,18 @@
           <w:rStyle w:val="VerbatimChar"/>
         </w:rPr>
         <w:t xml:space="preserve">--show-node</w:t>
+      </w:r>
+      <w:r>
+        <w:t xml:space="preserve">, and 390 with eleven for</w:t>
+      </w:r>
+      <w:r>
+        <w:t xml:space="preserve"> </w:t>
+      </w:r>
+      <w:r>
+        <w:rPr>
+          <w:rStyle w:val="VerbatimChar"/>
+        </w:rPr>
+        <w:t xml:space="preserve">--update-nlp</w:t>
       </w:r>
       <w:r>
         <w:t xml:space="preserve"> </w:t>
@@ -1423,13 +1435,13 @@
           <w:b/>
           <w:bCs/>
         </w:rPr>
-        <w:t xml:space="preserve">306 test functions, expanding to 379 executed cases</w:t>
-      </w:r>
-      <w:r>
-        <w:t xml:space="preserve"> </w:t>
-      </w:r>
-      <w:r>
-        <w:t xml:space="preserve">(seventeen tests are parametrized).</w:t>
+        <w:t xml:space="preserve">312 test functions, expanding to 390 executed cases</w:t>
+      </w:r>
+      <w:r>
+        <w:t xml:space="preserve"> </w:t>
+      </w:r>
+      <w:r>
+        <w:t xml:space="preserve">(eighteen tests are parametrized).</w:t>
       </w:r>
       <w:r>
         <w:t xml:space="preserve"> </w:t>
@@ -1483,7 +1495,7 @@
         <w:t xml:space="preserve"> </w:t>
       </w:r>
       <w:r>
-        <w:t xml:space="preserve">pointed at an empty directory still yields 379 passed, while</w:t>
+        <w:t xml:space="preserve">pointed at an empty directory still yields 390 passed, while</w:t>
       </w:r>
       <w:r>
         <w:t xml:space="preserve"> </w:t>
@@ -1741,7 +1753,7 @@
               <w:pStyle w:val="Compact"/>
             </w:pPr>
             <w:r>
-              <w:t xml:space="preserve">90</w:t>
+              <w:t xml:space="preserve">101</w:t>
             </w:r>
           </w:p>
         </w:tc>
@@ -1872,7 +1884,16 @@
               <w:t xml:space="preserve">--show-node</w:t>
             </w:r>
             <w:r>
-              <w:t xml:space="preserve">)</w:t>
+              <w:t xml:space="preserve">) and</w:t>
+            </w:r>
+            <w:r>
+              <w:t xml:space="preserve"> </w:t>
+            </w:r>
+            <w:r>
+              <w:rPr>
+                <w:rStyle w:val="VerbatimChar"/>
+              </w:rPr>
+              <w:t xml:space="preserve">--update-nlp</w:t>
             </w:r>
           </w:p>
         </w:tc>
@@ -2045,7 +2066,7 @@
                 <w:b/>
                 <w:bCs/>
               </w:rPr>
-              <w:t xml:space="preserve">379</w:t>
+              <w:t xml:space="preserve">390</w:t>
             </w:r>
           </w:p>
         </w:tc>
@@ -8991,6 +9012,94 @@
           </w:p>
         </w:tc>
       </w:tr>
+      <w:tr>
+        <w:trPr>
+          <w:cantSplit/>
+        </w:trPr>
+        <w:tc>
+          <w:tcPr/>
+          <w:p>
+            <w:pPr>
+              <w:pStyle w:val="Compact"/>
+            </w:pPr>
+            <w:r>
+              <w:rPr>
+                <w:rStyle w:val="VerbatimChar"/>
+              </w:rPr>
+              <w:t xml:space="preserve">--update-nlp</w:t>
+            </w:r>
+          </w:p>
+        </w:tc>
+        <w:tc>
+          <w:tcPr/>
+          <w:p>
+            <w:pPr>
+              <w:pStyle w:val="Compact"/>
+            </w:pPr>
+            <w:r>
+              <w:rPr>
+                <w:rStyle w:val="VerbatimChar"/>
+              </w:rPr>
+              <w:t xml:space="preserve">basic-check</w:t>
+            </w:r>
+            <w:r>
+              <w:t xml:space="preserve"> </w:t>
+            </w:r>
+            <w:r>
+              <w:t xml:space="preserve">alone</w:t>
+            </w:r>
+          </w:p>
+        </w:tc>
+        <w:tc>
+          <w:tcPr/>
+          <w:p>
+            <w:pPr>
+              <w:pStyle w:val="Compact"/>
+            </w:pPr>
+            <w:r>
+              <w:t xml:space="preserve">—</w:t>
+            </w:r>
+          </w:p>
+        </w:tc>
+        <w:tc>
+          <w:tcPr/>
+          <w:p>
+            <w:pPr>
+              <w:pStyle w:val="Compact"/>
+            </w:pPr>
+            <w:r>
+              <w:t xml:space="preserve">Takes a node id and a new https URL; rewrites that node's</w:t>
+            </w:r>
+            <w:r>
+              <w:t xml:space="preserve"> </w:t>
+            </w:r>
+            <w:r>
+              <w:rPr>
+                <w:rStyle w:val="VerbatimChar"/>
+              </w:rPr>
+              <w:t xml:space="preserve">url:</w:t>
+            </w:r>
+            <w:r>
+              <w:t xml:space="preserve"> </w:t>
+            </w:r>
+            <w:r>
+              <w:t xml:space="preserve">line in</w:t>
+            </w:r>
+            <w:r>
+              <w:t xml:space="preserve"> </w:t>
+            </w:r>
+            <w:r>
+              <w:rPr>
+                <w:rStyle w:val="VerbatimChar"/>
+              </w:rPr>
+              <w:t xml:space="preserve">nodes.yaml</w:t>
+            </w:r>
+            <w:r>
+              <w:t xml:space="preserve">, with a dated comment giving the old URL</w:t>
+            </w:r>
+          </w:p>
+        </w:tc>
+      </w:tr>
     </w:tbl>
     <w:p>
       <w:pPr>
@@ -9366,6 +9475,110 @@
       </w:r>
       <w:r>
         <w:t xml:space="preserve">is refused together with a command.</w:t>
+      </w:r>
+    </w:p>
+    <w:p>
+      <w:pPr>
+        <w:pStyle w:val="BodyText"/>
+      </w:pPr>
+      <w:r>
+        <w:rPr>
+          <w:rStyle w:val="VerbatimChar"/>
+        </w:rPr>
+        <w:t xml:space="preserve">--update-nlp NODE_ID URL</w:t>
+      </w:r>
+      <w:r>
+        <w:t xml:space="preserve"> </w:t>
+      </w:r>
+      <w:r>
+        <w:t xml:space="preserve">is the one option that writes: it changes a node's</w:t>
+      </w:r>
+      <w:r>
+        <w:t xml:space="preserve"> </w:t>
+      </w:r>
+      <w:r>
+        <w:rPr>
+          <w:rStyle w:val="VerbatimChar"/>
+        </w:rPr>
+        <w:t xml:space="preserve">url:</w:t>
+      </w:r>
+      <w:r>
+        <w:t xml:space="preserve"> </w:t>
+      </w:r>
+      <w:r>
+        <w:t xml:space="preserve">line in</w:t>
+      </w:r>
+      <w:r>
+        <w:t xml:space="preserve"> </w:t>
+      </w:r>
+      <w:r>
+        <w:rPr>
+          <w:rStyle w:val="VerbatimChar"/>
+        </w:rPr>
+        <w:t xml:space="preserve">nodes.yaml</w:t>
+      </w:r>
+      <w:r>
+        <w:t xml:space="preserve">. Its eleven cases each work on a copy of</w:t>
+      </w:r>
+      <w:r>
+        <w:t xml:space="preserve"> </w:t>
+      </w:r>
+      <w:r>
+        <w:rPr>
+          <w:rStyle w:val="VerbatimChar"/>
+        </w:rPr>
+        <w:t xml:space="preserve">nodes.yaml</w:t>
+      </w:r>
+      <w:r>
+        <w:t xml:space="preserve"> </w:t>
+      </w:r>
+      <w:r>
+        <w:t xml:space="preserve">in a temporary directory, so the suite never edits the real file. They check that only that node's</w:t>
+      </w:r>
+      <w:r>
+        <w:t xml:space="preserve"> </w:t>
+      </w:r>
+      <w:r>
+        <w:rPr>
+          <w:rStyle w:val="VerbatimChar"/>
+        </w:rPr>
+        <w:t xml:space="preserve">url</w:t>
+      </w:r>
+      <w:r>
+        <w:t xml:space="preserve"> </w:t>
+      </w:r>
+      <w:r>
+        <w:t xml:space="preserve">changes, with every other field and comment kept and one dated comment added; that</w:t>
+      </w:r>
+      <w:r>
+        <w:t xml:space="preserve"> </w:t>
+      </w:r>
+      <w:r>
+        <w:rPr>
+          <w:rStyle w:val="VerbatimChar"/>
+        </w:rPr>
+        <w:t xml:space="preserve">--show-node</w:t>
+      </w:r>
+      <w:r>
+        <w:t xml:space="preserve"> </w:t>
+      </w:r>
+      <w:r>
+        <w:t xml:space="preserve">then shows the new URL; that giving the current URL changes nothing; that a name instead of an id, a non-https, relative or space-containing URL, and another node's URL are all refused with the file unchanged; that both values are required and a command is refused; and that a</w:t>
+      </w:r>
+      <w:r>
+        <w:t xml:space="preserve"> </w:t>
+      </w:r>
+      <w:r>
+        <w:rPr>
+          <w:rStyle w:val="VerbatimChar"/>
+        </w:rPr>
+        <w:t xml:space="preserve">url:</w:t>
+      </w:r>
+      <w:r>
+        <w:t xml:space="preserve"> </w:t>
+      </w:r>
+      <w:r>
+        <w:t xml:space="preserve">value split over two lines is refused rather than edited.</w:t>
       </w:r>
     </w:p>
     <w:bookmarkEnd w:id="23"/>
@@ -13767,7 +13980,7 @@
         <w:rPr>
           <w:rStyle w:val="CommentTok"/>
         </w:rPr>
-        <w:t xml:space="preserve"># 379 cases, ~5-6 s, no network, no browser</w:t>
+        <w:t xml:space="preserve"># 390 cases, ~5-6 s, no network, no browser</w:t>
       </w:r>
       <w:r>
         <w:br/>
@@ -15234,7 +15447,7 @@
         <w:rPr>
           <w:rStyle w:val="CommentTok"/>
         </w:rPr>
-        <w:t xml:space="preserve"># 6 - run the suite: 379 cases, ~5-6 s, no network, no browser</w:t>
+        <w:t xml:space="preserve"># 6 - run the suite: 390 cases, ~5-6 s, no network, no browser</w:t>
       </w:r>
       <w:r>
         <w:br/>
@@ -23826,7 +24039,7 @@
         <w:rPr>
           <w:rStyle w:val="VerbatimChar"/>
         </w:rPr>
-        <w:t xml:space="preserve">44261dd</w:t>
+        <w:t xml:space="preserve">4c5dea7</w:t>
       </w:r>
       <w:r>
         <w:t xml:space="preserve">), not carried over from the previous edition</w:t>

--- a/docs/eosc-basic-compliance-testsuite.docx
+++ b/docs/eosc-basic-compliance-testsuite.docx
@@ -23,7 +23,7 @@
         <w:pStyle w:val="Author"/>
       </w:pPr>
       <w:r>
-        <w:t xml:space="preserve">Clean clone, 26 September 2026 — documentation commit 4c5dea7, 390 test cases</w:t>
+        <w:t xml:space="preserve">Clean clone, 26 September 2026 — documentation commit 7ed46dd, 412 test cases</w:t>
       </w:r>
     </w:p>
     <w:p>
@@ -135,7 +135,7 @@
         <w:rPr>
           <w:rStyle w:val="VerbatimChar"/>
         </w:rPr>
-        <w:t xml:space="preserve">4c5dea7</w:t>
+        <w:t xml:space="preserve">7ed46dd</w:t>
       </w:r>
       <w:r>
         <w:t xml:space="preserve">, which added</w:t>
@@ -147,7 +147,7 @@
         <w:rPr>
           <w:rStyle w:val="VerbatimChar"/>
         </w:rPr>
-        <w:t xml:space="preserve">--update-nlp</w:t>
+        <w:t xml:space="preserve">--update-results-for-node</w:t>
       </w:r>
       <w:r>
         <w:t xml:space="preserve">:</w:t>
@@ -160,7 +160,7 @@
           <w:b/>
           <w:bCs/>
         </w:rPr>
-        <w:t xml:space="preserve">390 test cases, all passing in CI</w:t>
+        <w:t xml:space="preserve">412 test cases, all passing in CI</w:t>
       </w:r>
       <w:r>
         <w:t xml:space="preserve">. No node website was contacted to prepare</w:t>
@@ -272,7 +272,7 @@
         <w:t xml:space="preserve">Node Landing Page Verification Checklist v3.0</w:t>
       </w:r>
       <w:r>
-        <w:t xml:space="preserve">, with a pytest suite of 390 hermetic test cases that never touch a node's website, and at most two bounded hops of link following.</w:t>
+        <w:t xml:space="preserve">, with a pytest suite of 412 hermetic test cases that never touch a node's website, and at most two bounded hops of link following.</w:t>
       </w:r>
     </w:p>
     <w:p>
@@ -348,13 +348,13 @@
           <w:b/>
           <w:bCs/>
         </w:rPr>
-        <w:t xml:space="preserve">390 cases</w:t>
-      </w:r>
-      <w:r>
-        <w:t xml:space="preserve"> </w:t>
-      </w:r>
-      <w:r>
-        <w:t xml:space="preserve">and gained three files:</w:t>
+        <w:t xml:space="preserve">412 cases</w:t>
+      </w:r>
+      <w:r>
+        <w:t xml:space="preserve"> </w:t>
+      </w:r>
+      <w:r>
+        <w:t xml:space="preserve">and gained four files:</w:t>
       </w:r>
       <w:r>
         <w:t xml:space="preserve"> </w:t>
@@ -399,7 +399,22 @@
         <w:t xml:space="preserve"> </w:t>
       </w:r>
       <w:r>
-        <w:t xml:space="preserve">(51 cases, personal-data masking). Four things the previous edition described as true are no longer true, and each is corrected in place below rather than quietly dropped:</w:t>
+        <w:t xml:space="preserve">(51 cases, personal-data masking) and</w:t>
+      </w:r>
+      <w:r>
+        <w:t xml:space="preserve"> </w:t>
+      </w:r>
+      <w:r>
+        <w:rPr>
+          <w:rStyle w:val="VerbatimChar"/>
+        </w:rPr>
+        <w:t xml:space="preserve">tests/test_update_row.py</w:t>
+      </w:r>
+      <w:r>
+        <w:t xml:space="preserve"> </w:t>
+      </w:r>
+      <w:r>
+        <w:t xml:space="preserve">(22 cases, updating one node's row). Four things the previous edition described as true are no longer true, and each is corrected in place below rather than quietly dropped:</w:t>
       </w:r>
     </w:p>
     <w:tbl>
@@ -1435,13 +1450,13 @@
           <w:b/>
           <w:bCs/>
         </w:rPr>
-        <w:t xml:space="preserve">312 test functions, expanding to 390 executed cases</w:t>
-      </w:r>
-      <w:r>
-        <w:t xml:space="preserve"> </w:t>
-      </w:r>
-      <w:r>
-        <w:t xml:space="preserve">(eighteen tests are parametrized).</w:t>
+        <w:t xml:space="preserve">328 test functions, expanding to 412 executed cases</w:t>
+      </w:r>
+      <w:r>
+        <w:t xml:space="preserve"> </w:t>
+      </w:r>
+      <w:r>
+        <w:t xml:space="preserve">(twenty tests are parametrized).</w:t>
       </w:r>
       <w:r>
         <w:t xml:space="preserve"> </w:t>
@@ -1495,7 +1510,7 @@
         <w:t xml:space="preserve"> </w:t>
       </w:r>
       <w:r>
-        <w:t xml:space="preserve">pointed at an empty directory still yields 390 passed, while</w:t>
+        <w:t xml:space="preserve">pointed at an empty directory still yields 412 passed, while</w:t>
       </w:r>
       <w:r>
         <w:t xml:space="preserve"> </w:t>
@@ -2048,6 +2063,53 @@
             </w:pPr>
             <w:r>
               <w:rPr>
+                <w:rStyle w:val="VerbatimChar"/>
+              </w:rPr>
+              <w:t xml:space="preserve">test_update_row.py</w:t>
+            </w:r>
+          </w:p>
+        </w:tc>
+        <w:tc>
+          <w:tcPr/>
+          <w:p>
+            <w:pPr>
+              <w:pStyle w:val="Compact"/>
+            </w:pPr>
+            <w:r>
+              <w:t xml:space="preserve">22</w:t>
+            </w:r>
+          </w:p>
+        </w:tc>
+        <w:tc>
+          <w:tcPr/>
+          <w:p>
+            <w:pPr>
+              <w:pStyle w:val="Compact"/>
+            </w:pPr>
+            <w:r>
+              <w:rPr>
+                <w:rStyle w:val="VerbatimChar"/>
+              </w:rPr>
+              <w:t xml:space="preserve">--update-results-for-node</w:t>
+            </w:r>
+            <w:r>
+              <w:t xml:space="preserve">: only the named row of the stored results changes, the reports gain one banner, one node is collected, a failed fetch changes nothing, a skipped node is inserted in order, and the refusals</w:t>
+            </w:r>
+          </w:p>
+        </w:tc>
+      </w:tr>
+      <w:tr>
+        <w:trPr>
+          <w:cantSplit/>
+        </w:trPr>
+        <w:tc>
+          <w:tcPr/>
+          <w:p>
+            <w:pPr>
+              <w:pStyle w:val="Compact"/>
+            </w:pPr>
+            <w:r>
+              <w:rPr>
                 <w:b/>
                 <w:bCs/>
               </w:rPr>
@@ -2066,7 +2128,7 @@
                 <w:b/>
                 <w:bCs/>
               </w:rPr>
-              <w:t xml:space="preserve">390</w:t>
+              <w:t xml:space="preserve">412</w:t>
             </w:r>
           </w:p>
         </w:tc>
@@ -8612,40 +8674,40 @@
               <w:rPr>
                 <w:rStyle w:val="VerbatimChar"/>
               </w:rPr>
-              <w:t xml:space="preserve">--one-off</w:t>
-            </w:r>
-          </w:p>
-        </w:tc>
-        <w:tc>
-          <w:tcPr/>
-          <w:p>
-            <w:pPr>
-              <w:pStyle w:val="Compact"/>
-            </w:pPr>
-            <w:r>
-              <w:t xml:space="preserve">show</w:t>
-            </w:r>
-          </w:p>
-        </w:tc>
-        <w:tc>
-          <w:tcPr/>
-          <w:p>
-            <w:pPr>
-              <w:pStyle w:val="Compact"/>
-            </w:pPr>
-            <w:r>
-              <w:t xml:space="preserve">false</w:t>
-            </w:r>
-          </w:p>
-        </w:tc>
-        <w:tc>
-          <w:tcPr/>
-          <w:p>
-            <w:pPr>
-              <w:pStyle w:val="Compact"/>
-            </w:pPr>
-            <w:r>
-              <w:t xml:space="preserve">Read</w:t>
+              <w:t xml:space="preserve">--update-results-for-node</w:t>
+            </w:r>
+          </w:p>
+        </w:tc>
+        <w:tc>
+          <w:tcPr/>
+          <w:p>
+            <w:pPr>
+              <w:pStyle w:val="Compact"/>
+            </w:pPr>
+            <w:r>
+              <w:t xml:space="preserve">assess run</w:t>
+            </w:r>
+          </w:p>
+        </w:tc>
+        <w:tc>
+          <w:tcPr/>
+          <w:p>
+            <w:pPr>
+              <w:pStyle w:val="Compact"/>
+            </w:pPr>
+            <w:r>
+              <w:t xml:space="preserve">—</w:t>
+            </w:r>
+          </w:p>
+        </w:tc>
+        <w:tc>
+          <w:tcPr/>
+          <w:p>
+            <w:pPr>
+              <w:pStyle w:val="Compact"/>
+            </w:pPr>
+            <w:r>
+              <w:t xml:space="preserve">One node (id or name): re-check it and replace only its row in the stored</w:t>
             </w:r>
             <w:r>
               <w:t xml:space="preserve"> </w:t>
@@ -8654,13 +8716,10 @@
               <w:rPr>
                 <w:rStyle w:val="VerbatimChar"/>
               </w:rPr>
-              <w:t xml:space="preserve">results/one-off/</w:t>
-            </w:r>
-            <w:r>
-              <w:t xml:space="preserve"> </w:t>
-            </w:r>
-            <w:r>
-              <w:t xml:space="preserve">instead of</w:t>
+              <w:t xml:space="preserve">results.json</w:t>
+            </w:r>
+            <w:r>
+              <w:t xml:space="preserve">, keeping every other row;</w:t>
             </w:r>
             <w:r>
               <w:t xml:space="preserve"> </w:t>
@@ -8669,7 +8728,28 @@
               <w:rPr>
                 <w:rStyle w:val="VerbatimChar"/>
               </w:rPr>
-              <w:t xml:space="preserve">results/</w:t>
+              <w:t xml:space="preserve">run</w:t>
+            </w:r>
+            <w:r>
+              <w:t xml:space="preserve"> </w:t>
+            </w:r>
+            <w:r>
+              <w:t xml:space="preserve">fetches that page again,</w:t>
+            </w:r>
+            <w:r>
+              <w:t xml:space="preserve"> </w:t>
+            </w:r>
+            <w:r>
+              <w:rPr>
+                <w:rStyle w:val="VerbatimChar"/>
+              </w:rPr>
+              <w:t xml:space="preserve">assess</w:t>
+            </w:r>
+            <w:r>
+              <w:t xml:space="preserve"> </w:t>
+            </w:r>
+            <w:r>
+              <w:t xml:space="preserve">re-judges saved evidence offline</w:t>
             </w:r>
           </w:p>
         </w:tc>
@@ -8688,10 +8768,40 @@
               <w:rPr>
                 <w:rStyle w:val="VerbatimChar"/>
               </w:rPr>
-              <w:t xml:space="preserve">--list-nodes</w:t>
-            </w:r>
-            <w:r>
-              <w:t xml:space="preserve">,</w:t>
+              <w:t xml:space="preserve">--accept-error</w:t>
+            </w:r>
+          </w:p>
+        </w:tc>
+        <w:tc>
+          <w:tcPr/>
+          <w:p>
+            <w:pPr>
+              <w:pStyle w:val="Compact"/>
+            </w:pPr>
+            <w:r>
+              <w:t xml:space="preserve">run</w:t>
+            </w:r>
+          </w:p>
+        </w:tc>
+        <w:tc>
+          <w:tcPr/>
+          <w:p>
+            <w:pPr>
+              <w:pStyle w:val="Compact"/>
+            </w:pPr>
+            <w:r>
+              <w:t xml:space="preserve">false</w:t>
+            </w:r>
+          </w:p>
+        </w:tc>
+        <w:tc>
+          <w:tcPr/>
+          <w:p>
+            <w:pPr>
+              <w:pStyle w:val="Compact"/>
+            </w:pPr>
+            <w:r>
+              <w:t xml:space="preserve">With</w:t>
             </w:r>
             <w:r>
               <w:t xml:space="preserve"> </w:t>
@@ -8700,61 +8810,10 @@
               <w:rPr>
                 <w:rStyle w:val="VerbatimChar"/>
               </w:rPr>
-              <w:t xml:space="preserve">--list-nodes-ids</w:t>
-            </w:r>
-          </w:p>
-        </w:tc>
-        <w:tc>
-          <w:tcPr/>
-          <w:p>
-            <w:pPr>
-              <w:pStyle w:val="Compact"/>
-            </w:pPr>
-            <w:r>
-              <w:rPr>
-                <w:rStyle w:val="VerbatimChar"/>
-              </w:rPr>
-              <w:t xml:space="preserve">basic-check</w:t>
-            </w:r>
-            <w:r>
-              <w:t xml:space="preserve"> </w:t>
-            </w:r>
-            <w:r>
-              <w:t xml:space="preserve">alone</w:t>
-            </w:r>
-          </w:p>
-        </w:tc>
-        <w:tc>
-          <w:tcPr/>
-          <w:p>
-            <w:pPr>
-              <w:pStyle w:val="Compact"/>
-            </w:pPr>
-            <w:r>
-              <w:t xml:space="preserve">—</w:t>
-            </w:r>
-          </w:p>
-        </w:tc>
-        <w:tc>
-          <w:tcPr/>
-          <w:p>
-            <w:pPr>
-              <w:pStyle w:val="Compact"/>
-            </w:pPr>
-            <w:r>
-              <w:t xml:space="preserve">Node ids in</w:t>
-            </w:r>
-            <w:r>
-              <w:t xml:space="preserve"> </w:t>
-            </w:r>
-            <w:r>
-              <w:rPr>
-                <w:rStyle w:val="VerbatimChar"/>
-              </w:rPr>
-              <w:t xml:space="preserve">nodes.yaml</w:t>
-            </w:r>
-            <w:r>
-              <w:t xml:space="preserve">, one per line; two names for one option</w:t>
+              <w:t xml:space="preserve">--update-results-for-node</w:t>
+            </w:r>
+            <w:r>
+              <w:t xml:space="preserve">: merge the row even if the page could not be fetched</w:t>
             </w:r>
           </w:p>
         </w:tc>
@@ -8773,49 +8832,64 @@
               <w:rPr>
                 <w:rStyle w:val="VerbatimChar"/>
               </w:rPr>
-              <w:t xml:space="preserve">--list-nlps</w:t>
-            </w:r>
-          </w:p>
-        </w:tc>
-        <w:tc>
-          <w:tcPr/>
-          <w:p>
-            <w:pPr>
-              <w:pStyle w:val="Compact"/>
-            </w:pPr>
+              <w:t xml:space="preserve">--one-off</w:t>
+            </w:r>
+          </w:p>
+        </w:tc>
+        <w:tc>
+          <w:tcPr/>
+          <w:p>
+            <w:pPr>
+              <w:pStyle w:val="Compact"/>
+            </w:pPr>
+            <w:r>
+              <w:t xml:space="preserve">show</w:t>
+            </w:r>
+          </w:p>
+        </w:tc>
+        <w:tc>
+          <w:tcPr/>
+          <w:p>
+            <w:pPr>
+              <w:pStyle w:val="Compact"/>
+            </w:pPr>
+            <w:r>
+              <w:t xml:space="preserve">false</w:t>
+            </w:r>
+          </w:p>
+        </w:tc>
+        <w:tc>
+          <w:tcPr/>
+          <w:p>
+            <w:pPr>
+              <w:pStyle w:val="Compact"/>
+            </w:pPr>
+            <w:r>
+              <w:t xml:space="preserve">Read</w:t>
+            </w:r>
+            <w:r>
+              <w:t xml:space="preserve"> </w:t>
+            </w:r>
             <w:r>
               <w:rPr>
                 <w:rStyle w:val="VerbatimChar"/>
               </w:rPr>
-              <w:t xml:space="preserve">basic-check</w:t>
+              <w:t xml:space="preserve">results/one-off/</w:t>
             </w:r>
             <w:r>
               <w:t xml:space="preserve"> </w:t>
             </w:r>
             <w:r>
-              <w:t xml:space="preserve">alone</w:t>
-            </w:r>
-          </w:p>
-        </w:tc>
-        <w:tc>
-          <w:tcPr/>
-          <w:p>
-            <w:pPr>
-              <w:pStyle w:val="Compact"/>
-            </w:pPr>
-            <w:r>
-              <w:t xml:space="preserve">—</w:t>
-            </w:r>
-          </w:p>
-        </w:tc>
-        <w:tc>
-          <w:tcPr/>
-          <w:p>
-            <w:pPr>
-              <w:pStyle w:val="Compact"/>
-            </w:pPr>
-            <w:r>
-              <w:t xml:space="preserve">Each node id with its Node Landing Page URL</w:t>
+              <w:t xml:space="preserve">instead of</w:t>
+            </w:r>
+            <w:r>
+              <w:t xml:space="preserve"> </w:t>
+            </w:r>
+            <w:r>
+              <w:rPr>
+                <w:rStyle w:val="VerbatimChar"/>
+              </w:rPr>
+              <w:t xml:space="preserve">results/</w:t>
             </w:r>
           </w:p>
         </w:tc>
@@ -8834,7 +8908,19 @@
               <w:rPr>
                 <w:rStyle w:val="VerbatimChar"/>
               </w:rPr>
-              <w:t xml:space="preserve">--list-approved-names</w:t>
+              <w:t xml:space="preserve">--list-nodes</w:t>
+            </w:r>
+            <w:r>
+              <w:t xml:space="preserve">,</w:t>
+            </w:r>
+            <w:r>
+              <w:t xml:space="preserve"> </w:t>
+            </w:r>
+            <w:r>
+              <w:rPr>
+                <w:rStyle w:val="VerbatimChar"/>
+              </w:rPr>
+              <w:t xml:space="preserve">--list-nodes-ids</w:t>
             </w:r>
           </w:p>
         </w:tc>
@@ -8876,7 +8962,7 @@
               <w:pStyle w:val="Compact"/>
             </w:pPr>
             <w:r>
-              <w:t xml:space="preserve">Each node id with its approved name, from</w:t>
+              <w:t xml:space="preserve">Node ids in</w:t>
             </w:r>
             <w:r>
               <w:t xml:space="preserve"> </w:t>
@@ -8885,7 +8971,10 @@
               <w:rPr>
                 <w:rStyle w:val="VerbatimChar"/>
               </w:rPr>
-              <w:t xml:space="preserve">approved-names-scoped.txt</w:t>
+              <w:t xml:space="preserve">nodes.yaml</w:t>
+            </w:r>
+            <w:r>
+              <w:t xml:space="preserve">, one per line; two names for one option</w:t>
             </w:r>
           </w:p>
         </w:tc>
@@ -8904,7 +8993,7 @@
               <w:rPr>
                 <w:rStyle w:val="VerbatimChar"/>
               </w:rPr>
-              <w:t xml:space="preserve">--print-config</w:t>
+              <w:t xml:space="preserve">--list-nlps</w:t>
             </w:r>
           </w:p>
         </w:tc>
@@ -8946,7 +9035,7 @@
               <w:pStyle w:val="Compact"/>
             </w:pPr>
             <w:r>
-              <w:t xml:space="preserve">Table of id, Node Landing Page URL and approved name, one row per node, with the source files</w:t>
+              <w:t xml:space="preserve">Each node id with its Node Landing Page URL</w:t>
             </w:r>
           </w:p>
         </w:tc>
@@ -8965,7 +9054,7 @@
               <w:rPr>
                 <w:rStyle w:val="VerbatimChar"/>
               </w:rPr>
-              <w:t xml:space="preserve">--show-node</w:t>
+              <w:t xml:space="preserve">--list-approved-names</w:t>
             </w:r>
           </w:p>
         </w:tc>
@@ -9007,7 +9096,16 @@
               <w:pStyle w:val="Compact"/>
             </w:pPr>
             <w:r>
-              <w:t xml:space="preserve">One node's row of that table; id or name, in any case</w:t>
+              <w:t xml:space="preserve">Each node id with its approved name, from</w:t>
+            </w:r>
+            <w:r>
+              <w:t xml:space="preserve"> </w:t>
+            </w:r>
+            <w:r>
+              <w:rPr>
+                <w:rStyle w:val="VerbatimChar"/>
+              </w:rPr>
+              <w:t xml:space="preserve">approved-names-scoped.txt</w:t>
             </w:r>
           </w:p>
         </w:tc>
@@ -9026,7 +9124,7 @@
               <w:rPr>
                 <w:rStyle w:val="VerbatimChar"/>
               </w:rPr>
-              <w:t xml:space="preserve">--update-nlp</w:t>
+              <w:t xml:space="preserve">--print-config</w:t>
             </w:r>
           </w:p>
         </w:tc>
@@ -9068,6 +9166,128 @@
               <w:pStyle w:val="Compact"/>
             </w:pPr>
             <w:r>
+              <w:t xml:space="preserve">Table of id, Node Landing Page URL and approved name, one row per node, with the source files</w:t>
+            </w:r>
+          </w:p>
+        </w:tc>
+      </w:tr>
+      <w:tr>
+        <w:trPr>
+          <w:cantSplit/>
+        </w:trPr>
+        <w:tc>
+          <w:tcPr/>
+          <w:p>
+            <w:pPr>
+              <w:pStyle w:val="Compact"/>
+            </w:pPr>
+            <w:r>
+              <w:rPr>
+                <w:rStyle w:val="VerbatimChar"/>
+              </w:rPr>
+              <w:t xml:space="preserve">--show-node</w:t>
+            </w:r>
+          </w:p>
+        </w:tc>
+        <w:tc>
+          <w:tcPr/>
+          <w:p>
+            <w:pPr>
+              <w:pStyle w:val="Compact"/>
+            </w:pPr>
+            <w:r>
+              <w:rPr>
+                <w:rStyle w:val="VerbatimChar"/>
+              </w:rPr>
+              <w:t xml:space="preserve">basic-check</w:t>
+            </w:r>
+            <w:r>
+              <w:t xml:space="preserve"> </w:t>
+            </w:r>
+            <w:r>
+              <w:t xml:space="preserve">alone</w:t>
+            </w:r>
+          </w:p>
+        </w:tc>
+        <w:tc>
+          <w:tcPr/>
+          <w:p>
+            <w:pPr>
+              <w:pStyle w:val="Compact"/>
+            </w:pPr>
+            <w:r>
+              <w:t xml:space="preserve">—</w:t>
+            </w:r>
+          </w:p>
+        </w:tc>
+        <w:tc>
+          <w:tcPr/>
+          <w:p>
+            <w:pPr>
+              <w:pStyle w:val="Compact"/>
+            </w:pPr>
+            <w:r>
+              <w:t xml:space="preserve">One node's row of that table; id or name, in any case</w:t>
+            </w:r>
+          </w:p>
+        </w:tc>
+      </w:tr>
+      <w:tr>
+        <w:trPr>
+          <w:cantSplit/>
+        </w:trPr>
+        <w:tc>
+          <w:tcPr/>
+          <w:p>
+            <w:pPr>
+              <w:pStyle w:val="Compact"/>
+            </w:pPr>
+            <w:r>
+              <w:rPr>
+                <w:rStyle w:val="VerbatimChar"/>
+              </w:rPr>
+              <w:t xml:space="preserve">--update-nlp</w:t>
+            </w:r>
+          </w:p>
+        </w:tc>
+        <w:tc>
+          <w:tcPr/>
+          <w:p>
+            <w:pPr>
+              <w:pStyle w:val="Compact"/>
+            </w:pPr>
+            <w:r>
+              <w:rPr>
+                <w:rStyle w:val="VerbatimChar"/>
+              </w:rPr>
+              <w:t xml:space="preserve">basic-check</w:t>
+            </w:r>
+            <w:r>
+              <w:t xml:space="preserve"> </w:t>
+            </w:r>
+            <w:r>
+              <w:t xml:space="preserve">alone</w:t>
+            </w:r>
+          </w:p>
+        </w:tc>
+        <w:tc>
+          <w:tcPr/>
+          <w:p>
+            <w:pPr>
+              <w:pStyle w:val="Compact"/>
+            </w:pPr>
+            <w:r>
+              <w:t xml:space="preserve">—</w:t>
+            </w:r>
+          </w:p>
+        </w:tc>
+        <w:tc>
+          <w:tcPr/>
+          <w:p>
+            <w:pPr>
+              <w:pStyle w:val="Compact"/>
+            </w:pPr>
+            <w:r>
               <w:t xml:space="preserve">Takes a node id and a new https URL; rewrites that node's</w:t>
             </w:r>
             <w:r>
@@ -9579,6 +9799,126 @@
       </w:r>
       <w:r>
         <w:t xml:space="preserve">value split over two lines is refused rather than edited.</w:t>
+      </w:r>
+    </w:p>
+    <w:p>
+      <w:pPr>
+        <w:pStyle w:val="BodyText"/>
+      </w:pPr>
+      <w:r>
+        <w:rPr>
+          <w:rStyle w:val="VerbatimChar"/>
+        </w:rPr>
+        <w:t xml:space="preserve">--update-results-for-node NODE</w:t>
+      </w:r>
+      <w:r>
+        <w:t xml:space="preserve"> </w:t>
+      </w:r>
+      <w:r>
+        <w:t xml:space="preserve">is covered by the twenty-two cases of</w:t>
+      </w:r>
+      <w:r>
+        <w:t xml:space="preserve"> </w:t>
+      </w:r>
+      <w:r>
+        <w:rPr>
+          <w:rStyle w:val="VerbatimChar"/>
+        </w:rPr>
+        <w:t xml:space="preserve">tests/test_update_row.py</w:t>
+      </w:r>
+      <w:r>
+        <w:t xml:space="preserve">, all on a copy of the committed</w:t>
+      </w:r>
+      <w:r>
+        <w:t xml:space="preserve"> </w:t>
+      </w:r>
+      <w:r>
+        <w:rPr>
+          <w:rStyle w:val="VerbatimChar"/>
+        </w:rPr>
+        <w:t xml:space="preserve">results/</w:t>
+      </w:r>
+      <w:r>
+        <w:t xml:space="preserve"> </w:t>
+      </w:r>
+      <w:r>
+        <w:t xml:space="preserve">in a temporary directory, with the collector replaced by a stand-in, so no site is contacted and</w:t>
+      </w:r>
+      <w:r>
+        <w:t xml:space="preserve"> </w:t>
+      </w:r>
+      <w:r>
+        <w:rPr>
+          <w:rStyle w:val="VerbatimChar"/>
+        </w:rPr>
+        <w:t xml:space="preserve">results/</w:t>
+      </w:r>
+      <w:r>
+        <w:t xml:space="preserve"> </w:t>
+      </w:r>
+      <w:r>
+        <w:t xml:space="preserve">is never written. They check that only the named row changes and every other row stays identical, that the reports gain one</w:t>
+      </w:r>
+      <w:r>
+        <w:t xml:space="preserve"> </w:t>
+      </w:r>
+      <w:r>
+        <w:rPr>
+          <w:b/>
+          <w:bCs/>
+        </w:rPr>
+        <w:t xml:space="preserve">Updated rows</w:t>
+      </w:r>
+      <w:r>
+        <w:t xml:space="preserve"> </w:t>
+      </w:r>
+      <w:r>
+        <w:t xml:space="preserve">line and nothing else, that</w:t>
+      </w:r>
+      <w:r>
+        <w:t xml:space="preserve"> </w:t>
+      </w:r>
+      <w:r>
+        <w:rPr>
+          <w:rStyle w:val="VerbatimChar"/>
+        </w:rPr>
+        <w:t xml:space="preserve">run</w:t>
+      </w:r>
+      <w:r>
+        <w:t xml:space="preserve"> </w:t>
+      </w:r>
+      <w:r>
+        <w:t xml:space="preserve">collects exactly one node into a scratch directory and replaces its evidence and screenshot, that a failed fetch leaves the directory byte-identical unless</w:t>
+      </w:r>
+      <w:r>
+        <w:t xml:space="preserve"> </w:t>
+      </w:r>
+      <w:r>
+        <w:rPr>
+          <w:rStyle w:val="VerbatimChar"/>
+        </w:rPr>
+        <w:t xml:space="preserve">--accept-error</w:t>
+      </w:r>
+      <w:r>
+        <w:t xml:space="preserve"> </w:t>
+      </w:r>
+      <w:r>
+        <w:t xml:space="preserve">is given, that a node the stored run skipped is inserted in</w:t>
+      </w:r>
+      <w:r>
+        <w:t xml:space="preserve"> </w:t>
+      </w:r>
+      <w:r>
+        <w:rPr>
+          <w:rStyle w:val="VerbatimChar"/>
+        </w:rPr>
+        <w:t xml:space="preserve">nodes.yaml</w:t>
+      </w:r>
+      <w:r>
+        <w:t xml:space="preserve"> </w:t>
+      </w:r>
+      <w:r>
+        <w:t xml:space="preserve">order, that stale evidence from another URL is still flagged, and the refusals: no stored results, a different checklist, three different approved-name settings, an unknown node, an alternative-URL trial, and five conflicting options on both commands.</w:t>
       </w:r>
     </w:p>
     <w:bookmarkEnd w:id="23"/>
@@ -13980,7 +14320,7 @@
         <w:rPr>
           <w:rStyle w:val="CommentTok"/>
         </w:rPr>
-        <w:t xml:space="preserve"># 390 cases, ~5-6 s, no network, no browser</w:t>
+        <w:t xml:space="preserve"># 412 cases, ~5-6 s, no network, no browser</w:t>
       </w:r>
       <w:r>
         <w:br/>
@@ -15447,7 +15787,7 @@
         <w:rPr>
           <w:rStyle w:val="CommentTok"/>
         </w:rPr>
-        <w:t xml:space="preserve"># 6 - run the suite: 390 cases, ~5-6 s, no network, no browser</w:t>
+        <w:t xml:space="preserve"># 6 - run the suite: 412 cases, ~5-6 s, no network, no browser</w:t>
       </w:r>
       <w:r>
         <w:br/>
@@ -21207,19 +21547,40 @@
           <w:b/>
           <w:bCs/>
         </w:rPr>
-        <w:t xml:space="preserve">Step 3: replace that node's evidence in the published run.</w:t>
-      </w:r>
-      <w:r>
-        <w:t xml:space="preserve"> </w:t>
-      </w:r>
-      <w:r>
-        <w:t xml:space="preserve">Reuse the trial</w:t>
-      </w:r>
-      <w:r>
-        <w:t xml:space="preserve"> </w:t>
-      </w:r>
-      <w:r>
-        <w:t xml:space="preserve">evidence rather than fetching the page again:</w:t>
+        <w:t xml:space="preserve">Step 3: update that node's row in the published run.</w:t>
+      </w:r>
+      <w:r>
+        <w:t xml:space="preserve"> </w:t>
+      </w:r>
+      <w:r>
+        <w:t xml:space="preserve">Only BBMRI-ERIC is</w:t>
+      </w:r>
+      <w:r>
+        <w:t xml:space="preserve"> </w:t>
+      </w:r>
+      <w:r>
+        <w:t xml:space="preserve">fetched again; the other rows are copied from</w:t>
+      </w:r>
+      <w:r>
+        <w:t xml:space="preserve"> </w:t>
+      </w:r>
+      <w:r>
+        <w:rPr>
+          <w:rStyle w:val="VerbatimChar"/>
+        </w:rPr>
+        <w:t xml:space="preserve">results/results.json</w:t>
+      </w:r>
+      <w:r>
+        <w:t xml:space="preserve"> </w:t>
+      </w:r>
+      <w:r>
+        <w:t xml:space="preserve">as they</w:t>
+      </w:r>
+      <w:r>
+        <w:t xml:space="preserve"> </w:t>
+      </w:r>
+      <w:r>
+        <w:t xml:space="preserve">are, neither re-fetched nor re-judged:</w:t>
       </w:r>
     </w:p>
     <w:p>
@@ -21228,96 +21589,27 @@
       </w:pPr>
       <w:r>
         <w:rPr>
-          <w:rStyle w:val="FunctionTok"/>
-        </w:rPr>
-        <w:t xml:space="preserve">cp</w:t>
+          <w:rStyle w:val="ExtensionTok"/>
+        </w:rPr>
+        <w:t xml:space="preserve">uv</w:t>
       </w:r>
       <w:r>
         <w:rPr>
           <w:rStyle w:val="NormalTok"/>
         </w:rPr>
-        <w:t xml:space="preserve"> /tmp/trial/evidence/bbmri-eric.json results/evidence/</w:t>
-      </w:r>
-      <w:r>
-        <w:br/>
-      </w:r>
-      <w:r>
-        <w:rPr>
-          <w:rStyle w:val="FunctionTok"/>
-        </w:rPr>
-        <w:t xml:space="preserve">cp</w:t>
+        <w:t xml:space="preserve"> run basic-check run </w:t>
+      </w:r>
+      <w:r>
+        <w:rPr>
+          <w:rStyle w:val="AttributeTok"/>
+        </w:rPr>
+        <w:t xml:space="preserve">--update-results-for-node</w:t>
       </w:r>
       <w:r>
         <w:rPr>
           <w:rStyle w:val="NormalTok"/>
         </w:rPr>
-        <w:t xml:space="preserve"> /tmp/trial/evidence/screenshots/bbmri-eric.png results/evidence/screenshots/</w:t>
-      </w:r>
-      <w:r>
-        <w:br/>
-      </w:r>
-      <w:r>
-        <w:rPr>
-          <w:rStyle w:val="ExtensionTok"/>
-        </w:rPr>
-        <w:t xml:space="preserve">uv</w:t>
-      </w:r>
-      <w:r>
-        <w:rPr>
-          <w:rStyle w:val="NormalTok"/>
-        </w:rPr>
-        <w:t xml:space="preserve"> run basic-check assess </w:t>
-      </w:r>
-      <w:r>
-        <w:rPr>
-          <w:rStyle w:val="AttributeTok"/>
-        </w:rPr>
-        <w:t xml:space="preserve">--only</w:t>
-      </w:r>
-      <w:r>
-        <w:rPr>
-          <w:rStyle w:val="NormalTok"/>
-        </w:rPr>
-        <w:t xml:space="preserve"> bbmri-eric </w:t>
-      </w:r>
-      <w:r>
-        <w:rPr>
-          <w:rStyle w:val="AttributeTok"/>
-        </w:rPr>
-        <w:t xml:space="preserve">--skip</w:t>
-      </w:r>
-      <w:r>
-        <w:rPr>
-          <w:rStyle w:val="NormalTok"/>
-        </w:rPr>
-        <w:t xml:space="preserve"> Italy </w:t>
-      </w:r>
-      <w:r>
-        <w:rPr>
-          <w:rStyle w:val="DataTypeTok"/>
-        </w:rPr>
-        <w:t xml:space="preserve">\</w:t>
-      </w:r>
-      <w:r>
-        <w:br/>
-      </w:r>
-      <w:r>
-        <w:rPr>
-          <w:rStyle w:val="NormalTok"/>
-        </w:rPr>
-        <w:t xml:space="preserve">    </w:t>
-      </w:r>
-      <w:r>
-        <w:rPr>
-          <w:rStyle w:val="AttributeTok"/>
-        </w:rPr>
-        <w:t xml:space="preserve">--run</w:t>
-      </w:r>
-      <w:r>
-        <w:rPr>
-          <w:rStyle w:val="NormalTok"/>
-        </w:rPr>
-        <w:t xml:space="preserve"> live-2026-10-01-new-bbmri-url</w:t>
+        <w:t xml:space="preserve"> bbmri-eric</w:t>
       </w:r>
     </w:p>
     <w:p>
@@ -21325,34 +21617,94 @@
         <w:pStyle w:val="FirstParagraph"/>
       </w:pPr>
       <w:r>
-        <w:t xml:space="preserve">If the new capture has no screenshot, because the page could not be rendered,</w:t>
-      </w:r>
-      <w:r>
-        <w:t xml:space="preserve"> </w:t>
-      </w:r>
-      <w:r>
-        <w:t xml:space="preserve">delete</w:t>
-      </w:r>
-      <w:r>
-        <w:t xml:space="preserve"> </w:t>
-      </w:r>
-      <w:r>
-        <w:rPr>
-          <w:rStyle w:val="VerbatimChar"/>
-        </w:rPr>
-        <w:t xml:space="preserve">results/evidence/screenshots/bbmri-eric.png</w:t>
-      </w:r>
-      <w:r>
-        <w:t xml:space="preserve"> </w:t>
-      </w:r>
-      <w:r>
-        <w:t xml:space="preserve">rather than keep the old</w:t>
-      </w:r>
-      <w:r>
-        <w:t xml:space="preserve"> </w:t>
-      </w:r>
-      <w:r>
-        <w:t xml:space="preserve">page's image. The report covers every node, with a</w:t>
+        <w:t xml:space="preserve">That fetches the one page into a scratch directory, and only if the page loaded</w:t>
+      </w:r>
+      <w:r>
+        <w:t xml:space="preserve"> </w:t>
+      </w:r>
+      <w:r>
+        <w:t xml:space="preserve">does it replace</w:t>
+      </w:r>
+      <w:r>
+        <w:t xml:space="preserve"> </w:t>
+      </w:r>
+      <w:r>
+        <w:rPr>
+          <w:rStyle w:val="VerbatimChar"/>
+        </w:rPr>
+        <w:t xml:space="preserve">bbmri-eric</w:t>
+      </w:r>
+      <w:r>
+        <w:t xml:space="preserve">'s evidence, screenshot and row, then rebuild</w:t>
+      </w:r>
+      <w:r>
+        <w:t xml:space="preserve"> </w:t>
+      </w:r>
+      <w:r>
+        <w:rPr>
+          <w:rStyle w:val="VerbatimChar"/>
+        </w:rPr>
+        <w:t xml:space="preserve">results.md</w:t>
+      </w:r>
+      <w:r>
+        <w:t xml:space="preserve">,</w:t>
+      </w:r>
+      <w:r>
+        <w:t xml:space="preserve"> </w:t>
+      </w:r>
+      <w:r>
+        <w:rPr>
+          <w:rStyle w:val="VerbatimChar"/>
+        </w:rPr>
+        <w:t xml:space="preserve">index.html</w:t>
+      </w:r>
+      <w:r>
+        <w:t xml:space="preserve"> </w:t>
+      </w:r>
+      <w:r>
+        <w:t xml:space="preserve">and</w:t>
+      </w:r>
+      <w:r>
+        <w:t xml:space="preserve"> </w:t>
+      </w:r>
+      <w:r>
+        <w:rPr>
+          <w:rStyle w:val="VerbatimChar"/>
+        </w:rPr>
+        <w:t xml:space="preserve">results.csv</w:t>
+      </w:r>
+      <w:r>
+        <w:t xml:space="preserve"> </w:t>
+      </w:r>
+      <w:r>
+        <w:t xml:space="preserve">from the stored rows. A failed</w:t>
+      </w:r>
+      <w:r>
+        <w:t xml:space="preserve"> </w:t>
+      </w:r>
+      <w:r>
+        <w:t xml:space="preserve">fetch changes nothing (add</w:t>
+      </w:r>
+      <w:r>
+        <w:t xml:space="preserve"> </w:t>
+      </w:r>
+      <w:r>
+        <w:rPr>
+          <w:rStyle w:val="VerbatimChar"/>
+        </w:rPr>
+        <w:t xml:space="preserve">--accept-error</w:t>
+      </w:r>
+      <w:r>
+        <w:t xml:space="preserve"> </w:t>
+      </w:r>
+      <w:r>
+        <w:t xml:space="preserve">to record it anyway). It prints each</w:t>
+      </w:r>
+      <w:r>
+        <w:t xml:space="preserve"> </w:t>
+      </w:r>
+      <w:r>
+        <w:t xml:space="preserve">point's old and new verdict, and both reports gain an</w:t>
       </w:r>
       <w:r>
         <w:t xml:space="preserve"> </w:t>
@@ -21362,7 +21714,7 @@
           <w:b/>
           <w:bCs/>
         </w:rPr>
-        <w:t xml:space="preserve">Mixed freshness</w:t>
+        <w:t xml:space="preserve">Updated rows</w:t>
       </w:r>
       <w:r>
         <w:t xml:space="preserve"> </w:t>
@@ -21374,28 +21726,91 @@
         <w:t xml:space="preserve"> </w:t>
       </w:r>
       <w:r>
-        <w:t xml:space="preserve">naming</w:t>
-      </w:r>
-      <w:r>
-        <w:t xml:space="preserve"> </w:t>
-      </w:r>
-      <w:r>
-        <w:rPr>
-          <w:rStyle w:val="VerbatimChar"/>
-        </w:rPr>
-        <w:t xml:space="preserve">bbmri-eric</w:t>
-      </w:r>
-      <w:r>
-        <w:t xml:space="preserve"> </w:t>
-      </w:r>
-      <w:r>
-        <w:t xml:space="preserve">as the only row fetched again. For a completely fresh table</w:t>
-      </w:r>
-      <w:r>
-        <w:t xml:space="preserve"> </w:t>
-      </w:r>
-      <w:r>
-        <w:t xml:space="preserve">instead, follow path B of example 1 step 4.</w:t>
+        <w:t xml:space="preserve">naming the node, the date and the previous URL. The run id and time in the</w:t>
+      </w:r>
+      <w:r>
+        <w:t xml:space="preserve"> </w:t>
+      </w:r>
+      <w:r>
+        <w:t xml:space="preserve">header stay those of the original run. To reuse the evidence from step 2</w:t>
+      </w:r>
+      <w:r>
+        <w:t xml:space="preserve"> </w:t>
+      </w:r>
+      <w:r>
+        <w:t xml:space="preserve">instead of fetching again, copy it into</w:t>
+      </w:r>
+      <w:r>
+        <w:t xml:space="preserve"> </w:t>
+      </w:r>
+      <w:r>
+        <w:rPr>
+          <w:rStyle w:val="VerbatimChar"/>
+        </w:rPr>
+        <w:t xml:space="preserve">results/evidence/</w:t>
+      </w:r>
+      <w:r>
+        <w:t xml:space="preserve"> </w:t>
+      </w:r>
+      <w:r>
+        <w:t xml:space="preserve">and run</w:t>
+      </w:r>
+      <w:r>
+        <w:t xml:space="preserve"> </w:t>
+      </w:r>
+      <w:r>
+        <w:rPr>
+          <w:rStyle w:val="VerbatimChar"/>
+        </w:rPr>
+        <w:t xml:space="preserve">uv run basic-check assess --update-results-for-node bbmri-eric</w:t>
+      </w:r>
+      <w:r>
+        <w:t xml:space="preserve">, which is</w:t>
+      </w:r>
+      <w:r>
+        <w:t xml:space="preserve"> </w:t>
+      </w:r>
+      <w:r>
+        <w:t xml:space="preserve">offline. To see the outcome before touching the reviewed run, try it on a copy</w:t>
+      </w:r>
+      <w:r>
+        <w:t xml:space="preserve"> </w:t>
+      </w:r>
+      <w:r>
+        <w:t xml:space="preserve">first:</w:t>
+      </w:r>
+      <w:r>
+        <w:t xml:space="preserve"> </w:t>
+      </w:r>
+      <w:r>
+        <w:rPr>
+          <w:rStyle w:val="VerbatimChar"/>
+        </w:rPr>
+        <w:t xml:space="preserve">cp -r results /tmp/copy</w:t>
+      </w:r>
+      <w:r>
+        <w:t xml:space="preserve"> </w:t>
+      </w:r>
+      <w:r>
+        <w:t xml:space="preserve">and add</w:t>
+      </w:r>
+      <w:r>
+        <w:t xml:space="preserve"> </w:t>
+      </w:r>
+      <w:r>
+        <w:rPr>
+          <w:rStyle w:val="VerbatimChar"/>
+        </w:rPr>
+        <w:t xml:space="preserve">--results /tmp/copy</w:t>
+      </w:r>
+      <w:r>
+        <w:t xml:space="preserve">. For a completely</w:t>
+      </w:r>
+      <w:r>
+        <w:t xml:space="preserve"> </w:t>
+      </w:r>
+      <w:r>
+        <w:t xml:space="preserve">fresh table instead, follow path B of example 1 step 4.</w:t>
       </w:r>
     </w:p>
     <w:p>

--- a/docs/eosc-basic-compliance-testsuite.docx
+++ b/docs/eosc-basic-compliance-testsuite.docx
@@ -23,7 +23,7 @@
         <w:pStyle w:val="Author"/>
       </w:pPr>
       <w:r>
-        <w:t xml:space="preserve">Clean clone, 26 September 2026 — documentation commit 7ed46dd, 412 test cases</w:t>
+        <w:t xml:space="preserve">Clean clone, 26 September 2026 — documentation commit 616262f, 412 test cases</w:t>
       </w:r>
     </w:p>
     <w:p>
@@ -4327,7 +4327,7 @@
     </w:p>
     <w:bookmarkEnd w:id="16"/>
     <w:bookmarkEnd w:id="17"/>
-    <w:bookmarkStart w:id="30" w:name="configuration-and-customisation"/>
+    <w:bookmarkStart w:id="34" w:name="configuration-and-customisation"/>
     <w:p>
       <w:pPr>
         <w:pStyle w:val="Heading2"/>
@@ -7281,7 +7281,2617 @@
       </w:r>
     </w:p>
     <w:bookmarkEnd w:id="21"/>
-    <w:bookmarkStart w:id="22" w:name="the-five-commands"/>
+    <w:bookmarkStart w:id="25" w:name="Xfc66290f0c5177f1908cc0639df18c8282368f6"/>
+    <w:p>
+      <w:pPr>
+        <w:pStyle w:val="Heading3"/>
+      </w:pPr>
+      <w:r>
+        <w:t xml:space="preserve">The phases in time, their options, and what to re-run</w:t>
+      </w:r>
+    </w:p>
+    <w:p>
+      <w:pPr>
+        <w:pStyle w:val="CaptionedFigure"/>
+      </w:pPr>
+      <w:r>
+        <w:drawing>
+          <wp:inline>
+            <wp:extent cx="4846320" cy="6057899"/>
+            <wp:effectExtent b="0" l="0" r="0" t="0"/>
+            <wp:docPr descr="Figure 1. The three phases in execution order: collect contacts the nodes, assess and report work offline, and run performs all three." title="" id="23" name="Picture"/>
+            <a:graphic>
+              <a:graphicData uri="http://schemas.openxmlformats.org/drawingml/2006/picture">
+                <pic:pic>
+                  <pic:nvPicPr>
+                    <pic:cNvPr descr="/home/user/workspace/eosc-basic-compliance/docs/img/phases.png" id="24" name="Picture"/>
+                    <pic:cNvPicPr>
+                      <a:picLocks noChangeArrowheads="1" noChangeAspect="1"/>
+                    </pic:cNvPicPr>
+                  </pic:nvPicPr>
+                  <pic:blipFill>
+                    <a:blip r:embed="rId22"/>
+                    <a:stretch>
+                      <a:fillRect/>
+                    </a:stretch>
+                  </pic:blipFill>
+                  <pic:spPr bwMode="auto">
+                    <a:xfrm>
+                      <a:off x="0" y="0"/>
+                      <a:ext cx="4846320" cy="6057899"/>
+                    </a:xfrm>
+                    <a:prstGeom prst="rect">
+                      <a:avLst/>
+                    </a:prstGeom>
+                    <a:noFill/>
+                    <a:ln w="9525">
+                      <a:noFill/>
+                      <a:headEnd/>
+                      <a:tailEnd/>
+                    </a:ln>
+                  </pic:spPr>
+                </pic:pic>
+              </a:graphicData>
+            </a:graphic>
+          </wp:inline>
+        </w:drawing>
+      </w:r>
+    </w:p>
+    <w:p>
+      <w:pPr>
+        <w:pStyle w:val="ImageCaption"/>
+      </w:pPr>
+      <w:r>
+        <w:t xml:space="preserve">Figure 1. The three phases in execution order: collect contacts the nodes, assess and report work offline, and run performs all three.</w:t>
+      </w:r>
+    </w:p>
+    <w:p>
+      <w:pPr>
+        <w:pStyle w:val="BodyText"/>
+      </w:pPr>
+      <w:r>
+        <w:t xml:space="preserve">The phases run strictly in this order, and each one reads only what the one</w:t>
+      </w:r>
+      <w:r>
+        <w:t xml:space="preserve"> </w:t>
+      </w:r>
+      <w:r>
+        <w:t xml:space="preserve">before it wrote to disk.</w:t>
+      </w:r>
+      <w:r>
+        <w:t xml:space="preserve"> </w:t>
+      </w:r>
+      <w:r>
+        <w:rPr>
+          <w:b/>
+          <w:bCs/>
+        </w:rPr>
+        <w:t xml:space="preserve">Collect</w:t>
+      </w:r>
+      <w:r>
+        <w:t xml:space="preserve"> </w:t>
+      </w:r>
+      <w:r>
+        <w:t xml:space="preserve">is the only phase that contacts the nodes.</w:t>
+      </w:r>
+      <w:r>
+        <w:t xml:space="preserve"> </w:t>
+      </w:r>
+      <w:r>
+        <w:t xml:space="preserve">It reads</w:t>
+      </w:r>
+      <w:r>
+        <w:t xml:space="preserve"> </w:t>
+      </w:r>
+      <w:r>
+        <w:rPr>
+          <w:rStyle w:val="VerbatimChar"/>
+        </w:rPr>
+        <w:t xml:space="preserve">nodes.yaml</w:t>
+      </w:r>
+      <w:r>
+        <w:t xml:space="preserve"> </w:t>
+      </w:r>
+      <w:r>
+        <w:t xml:space="preserve">and writes</w:t>
+      </w:r>
+      <w:r>
+        <w:t xml:space="preserve"> </w:t>
+      </w:r>
+      <w:r>
+        <w:rPr>
+          <w:rStyle w:val="VerbatimChar"/>
+        </w:rPr>
+        <w:t xml:space="preserve">evidence/&lt;node&gt;.json</w:t>
+      </w:r>
+      <w:r>
+        <w:t xml:space="preserve"> </w:t>
+      </w:r>
+      <w:r>
+        <w:t xml:space="preserve">and a screenshot per</w:t>
+      </w:r>
+      <w:r>
+        <w:t xml:space="preserve"> </w:t>
+      </w:r>
+      <w:r>
+        <w:t xml:space="preserve">node.</w:t>
+      </w:r>
+      <w:r>
+        <w:t xml:space="preserve"> </w:t>
+      </w:r>
+      <w:r>
+        <w:rPr>
+          <w:b/>
+          <w:bCs/>
+        </w:rPr>
+        <w:t xml:space="preserve">Assess</w:t>
+      </w:r>
+      <w:r>
+        <w:t xml:space="preserve"> </w:t>
+      </w:r>
+      <w:r>
+        <w:t xml:space="preserve">reads that evidence, the checklist and the approved-name list,</w:t>
+      </w:r>
+      <w:r>
+        <w:t xml:space="preserve"> </w:t>
+      </w:r>
+      <w:r>
+        <w:t xml:space="preserve">and sends no request.</w:t>
+      </w:r>
+      <w:r>
+        <w:t xml:space="preserve"> </w:t>
+      </w:r>
+      <w:r>
+        <w:rPr>
+          <w:b/>
+          <w:bCs/>
+        </w:rPr>
+        <w:t xml:space="preserve">Report</w:t>
+      </w:r>
+      <w:r>
+        <w:t xml:space="preserve"> </w:t>
+      </w:r>
+      <w:r>
+        <w:t xml:space="preserve">is the last step of</w:t>
+      </w:r>
+      <w:r>
+        <w:t xml:space="preserve"> </w:t>
+      </w:r>
+      <w:r>
+        <w:rPr>
+          <w:rStyle w:val="VerbatimChar"/>
+        </w:rPr>
+        <w:t xml:space="preserve">assess</w:t>
+      </w:r>
+      <w:r>
+        <w:t xml:space="preserve">: it writes</w:t>
+      </w:r>
+      <w:r>
+        <w:t xml:space="preserve"> </w:t>
+      </w:r>
+      <w:r>
+        <w:rPr>
+          <w:rStyle w:val="VerbatimChar"/>
+        </w:rPr>
+        <w:t xml:space="preserve">results.json</w:t>
+      </w:r>
+      <w:r>
+        <w:t xml:space="preserve">,</w:t>
+      </w:r>
+      <w:r>
+        <w:t xml:space="preserve"> </w:t>
+      </w:r>
+      <w:r>
+        <w:rPr>
+          <w:rStyle w:val="VerbatimChar"/>
+        </w:rPr>
+        <w:t xml:space="preserve">results.md</w:t>
+      </w:r>
+      <w:r>
+        <w:t xml:space="preserve">,</w:t>
+      </w:r>
+      <w:r>
+        <w:t xml:space="preserve"> </w:t>
+      </w:r>
+      <w:r>
+        <w:rPr>
+          <w:rStyle w:val="VerbatimChar"/>
+        </w:rPr>
+        <w:t xml:space="preserve">index.html</w:t>
+      </w:r>
+      <w:r>
+        <w:t xml:space="preserve">,</w:t>
+      </w:r>
+      <w:r>
+        <w:t xml:space="preserve"> </w:t>
+      </w:r>
+      <w:r>
+        <w:rPr>
+          <w:rStyle w:val="VerbatimChar"/>
+        </w:rPr>
+        <w:t xml:space="preserve">results.csv</w:t>
+      </w:r>
+      <w:r>
+        <w:t xml:space="preserve"> </w:t>
+      </w:r>
+      <w:r>
+        <w:t xml:space="preserve">and</w:t>
+      </w:r>
+      <w:r>
+        <w:t xml:space="preserve"> </w:t>
+      </w:r>
+      <w:r>
+        <w:rPr>
+          <w:rStyle w:val="VerbatimChar"/>
+        </w:rPr>
+        <w:t xml:space="preserve">checklist-v3.0.html</w:t>
+      </w:r>
+      <w:r>
+        <w:t xml:space="preserve">.</w:t>
+      </w:r>
+      <w:r>
+        <w:t xml:space="preserve"> </w:t>
+      </w:r>
+      <w:r>
+        <w:rPr>
+          <w:rStyle w:val="VerbatimChar"/>
+        </w:rPr>
+        <w:t xml:space="preserve">run</w:t>
+      </w:r>
+      <w:r>
+        <w:t xml:space="preserve"> </w:t>
+      </w:r>
+      <w:r>
+        <w:t xml:space="preserve">performs the three in one invocation. With</w:t>
+      </w:r>
+      <w:r>
+        <w:t xml:space="preserve"> </w:t>
+      </w:r>
+      <w:r>
+        <w:rPr>
+          <w:rStyle w:val="VerbatimChar"/>
+        </w:rPr>
+        <w:t xml:space="preserve">--update-results-for-node</w:t>
+      </w:r>
+      <w:r>
+        <w:t xml:space="preserve">,</w:t>
+      </w:r>
+      <w:r>
+        <w:t xml:space="preserve"> </w:t>
+      </w:r>
+      <w:r>
+        <w:rPr>
+          <w:rStyle w:val="VerbatimChar"/>
+        </w:rPr>
+        <w:t xml:space="preserve">run</w:t>
+      </w:r>
+      <w:r>
+        <w:t xml:space="preserve"> </w:t>
+      </w:r>
+      <w:r>
+        <w:t xml:space="preserve">does the same for one node only, and</w:t>
+      </w:r>
+      <w:r>
+        <w:t xml:space="preserve"> </w:t>
+      </w:r>
+      <w:r>
+        <w:rPr>
+          <w:rStyle w:val="VerbatimChar"/>
+        </w:rPr>
+        <w:t xml:space="preserve">results.json</w:t>
+      </w:r>
+      <w:r>
+        <w:t xml:space="preserve"> </w:t>
+      </w:r>
+      <w:r>
+        <w:t xml:space="preserve">supplies every other row unchanged.</w:t>
+      </w:r>
+      <w:r>
+        <w:t xml:space="preserve"> </w:t>
+      </w:r>
+      <w:r>
+        <w:rPr>
+          <w:rStyle w:val="VerbatimChar"/>
+        </w:rPr>
+        <w:t xml:space="preserve">points</w:t>
+      </w:r>
+      <w:r>
+        <w:t xml:space="preserve"> </w:t>
+      </w:r>
+      <w:r>
+        <w:t xml:space="preserve">and</w:t>
+      </w:r>
+      <w:r>
+        <w:t xml:space="preserve"> </w:t>
+      </w:r>
+      <w:r>
+        <w:rPr>
+          <w:rStyle w:val="VerbatimChar"/>
+        </w:rPr>
+        <w:t xml:space="preserve">show</w:t>
+      </w:r>
+      <w:r>
+        <w:t xml:space="preserve"> </w:t>
+      </w:r>
+      <w:r>
+        <w:t xml:space="preserve">only</w:t>
+      </w:r>
+      <w:r>
+        <w:t xml:space="preserve"> </w:t>
+      </w:r>
+      <w:r>
+        <w:t xml:space="preserve">read, so they never need re-running.</w:t>
+      </w:r>
+    </w:p>
+    <w:p>
+      <w:pPr>
+        <w:pStyle w:val="BodyText"/>
+      </w:pPr>
+      <w:r>
+        <w:rPr>
+          <w:b/>
+          <w:bCs/>
+        </w:rPr>
+        <w:t xml:space="preserve">Options of each phase.</w:t>
+      </w:r>
+      <w:r>
+        <w:t xml:space="preserve"> </w:t>
+      </w:r>
+      <w:r>
+        <w:t xml:space="preserve">✓ means the command accepts the option. Every</w:t>
+      </w:r>
+      <w:r>
+        <w:t xml:space="preserve"> </w:t>
+      </w:r>
+      <w:r>
+        <w:t xml:space="preserve">command also takes</w:t>
+      </w:r>
+      <w:r>
+        <w:t xml:space="preserve"> </w:t>
+      </w:r>
+      <w:r>
+        <w:rPr>
+          <w:rStyle w:val="VerbatimChar"/>
+        </w:rPr>
+        <w:t xml:space="preserve">--help</w:t>
+      </w:r>
+      <w:r>
+        <w:t xml:space="preserve">.</w:t>
+      </w:r>
+    </w:p>
+    <w:tbl>
+      <w:tblPr>
+        <w:tblStyle w:val="Table"/>
+        <w:tblW w:type="pct" w:w="5000"/>
+        <w:tblLayout w:type="fixed"/>
+        <w:tblLook w:firstRow="1" w:lastRow="0" w:firstColumn="0" w:lastColumn="0" w:noHBand="0" w:noVBand="0" w:val="0020"/>
+      </w:tblPr>
+      <w:tblGrid>
+        <w:gridCol w:w="2026"/>
+        <w:gridCol w:w="736"/>
+        <w:gridCol w:w="736"/>
+        <w:gridCol w:w="736"/>
+        <w:gridCol w:w="3683"/>
+      </w:tblGrid>
+      <w:tr>
+        <w:trPr>
+          <w:cantSplit/>
+          <w:tblHeader w:val="on"/>
+        </w:trPr>
+        <w:tc>
+          <w:tcPr/>
+          <w:p>
+            <w:pPr>
+              <w:pStyle w:val="Compact"/>
+            </w:pPr>
+            <w:r>
+              <w:t xml:space="preserve">Option</w:t>
+            </w:r>
+          </w:p>
+        </w:tc>
+        <w:tc>
+          <w:tcPr/>
+          <w:p>
+            <w:pPr>
+              <w:pStyle w:val="Compact"/>
+              <w:jc w:val="center"/>
+            </w:pPr>
+            <w:r>
+              <w:rPr>
+                <w:rStyle w:val="VerbatimChar"/>
+              </w:rPr>
+              <w:t xml:space="preserve">collect</w:t>
+            </w:r>
+          </w:p>
+        </w:tc>
+        <w:tc>
+          <w:tcPr/>
+          <w:p>
+            <w:pPr>
+              <w:pStyle w:val="Compact"/>
+              <w:jc w:val="center"/>
+            </w:pPr>
+            <w:r>
+              <w:rPr>
+                <w:rStyle w:val="VerbatimChar"/>
+              </w:rPr>
+              <w:t xml:space="preserve">assess</w:t>
+            </w:r>
+          </w:p>
+        </w:tc>
+        <w:tc>
+          <w:tcPr/>
+          <w:p>
+            <w:pPr>
+              <w:pStyle w:val="Compact"/>
+              <w:jc w:val="center"/>
+            </w:pPr>
+            <w:r>
+              <w:rPr>
+                <w:rStyle w:val="VerbatimChar"/>
+              </w:rPr>
+              <w:t xml:space="preserve">run</w:t>
+            </w:r>
+          </w:p>
+        </w:tc>
+        <w:tc>
+          <w:tcPr/>
+          <w:p>
+            <w:pPr>
+              <w:pStyle w:val="Compact"/>
+            </w:pPr>
+            <w:r>
+              <w:t xml:space="preserve">What it does</w:t>
+            </w:r>
+          </w:p>
+        </w:tc>
+      </w:tr>
+      <w:tr>
+        <w:trPr>
+          <w:cantSplit/>
+        </w:trPr>
+        <w:tc>
+          <w:tcPr/>
+          <w:p>
+            <w:pPr>
+              <w:pStyle w:val="Compact"/>
+            </w:pPr>
+            <w:r>
+              <w:rPr>
+                <w:rStyle w:val="VerbatimChar"/>
+              </w:rPr>
+              <w:t xml:space="preserve">--nodes</w:t>
+            </w:r>
+            <w:r>
+              <w:t xml:space="preserve">,</w:t>
+            </w:r>
+            <w:r>
+              <w:t xml:space="preserve"> </w:t>
+            </w:r>
+            <w:r>
+              <w:rPr>
+                <w:rStyle w:val="VerbatimChar"/>
+              </w:rPr>
+              <w:t xml:space="preserve">-n &lt;file&gt;</w:t>
+            </w:r>
+          </w:p>
+        </w:tc>
+        <w:tc>
+          <w:tcPr/>
+          <w:p>
+            <w:pPr>
+              <w:pStyle w:val="Compact"/>
+              <w:jc w:val="center"/>
+            </w:pPr>
+            <w:r>
+              <w:t xml:space="preserve">✓</w:t>
+            </w:r>
+          </w:p>
+        </w:tc>
+        <w:tc>
+          <w:tcPr/>
+          <w:p>
+            <w:pPr>
+              <w:pStyle w:val="Compact"/>
+              <w:jc w:val="center"/>
+            </w:pPr>
+            <w:r>
+              <w:t xml:space="preserve">✓</w:t>
+            </w:r>
+          </w:p>
+        </w:tc>
+        <w:tc>
+          <w:tcPr/>
+          <w:p>
+            <w:pPr>
+              <w:pStyle w:val="Compact"/>
+              <w:jc w:val="center"/>
+            </w:pPr>
+            <w:r>
+              <w:t xml:space="preserve">✓</w:t>
+            </w:r>
+          </w:p>
+        </w:tc>
+        <w:tc>
+          <w:tcPr/>
+          <w:p>
+            <w:pPr>
+              <w:pStyle w:val="Compact"/>
+            </w:pPr>
+            <w:r>
+              <w:t xml:space="preserve">Node list to use instead of</w:t>
+            </w:r>
+            <w:r>
+              <w:t xml:space="preserve"> </w:t>
+            </w:r>
+            <w:r>
+              <w:rPr>
+                <w:rStyle w:val="VerbatimChar"/>
+              </w:rPr>
+              <w:t xml:space="preserve">nodes.yaml</w:t>
+            </w:r>
+          </w:p>
+        </w:tc>
+      </w:tr>
+      <w:tr>
+        <w:trPr>
+          <w:cantSplit/>
+        </w:trPr>
+        <w:tc>
+          <w:tcPr/>
+          <w:p>
+            <w:pPr>
+              <w:pStyle w:val="Compact"/>
+            </w:pPr>
+            <w:r>
+              <w:rPr>
+                <w:rStyle w:val="VerbatimChar"/>
+              </w:rPr>
+              <w:t xml:space="preserve">--results &lt;dir&gt;</w:t>
+            </w:r>
+          </w:p>
+        </w:tc>
+        <w:tc>
+          <w:tcPr/>
+          <w:p>
+            <w:pPr>
+              <w:pStyle w:val="Compact"/>
+              <w:jc w:val="center"/>
+            </w:pPr>
+            <w:r>
+              <w:t xml:space="preserve">✓</w:t>
+            </w:r>
+          </w:p>
+        </w:tc>
+        <w:tc>
+          <w:tcPr/>
+          <w:p>
+            <w:pPr>
+              <w:pStyle w:val="Compact"/>
+              <w:jc w:val="center"/>
+            </w:pPr>
+            <w:r>
+              <w:t xml:space="preserve">✓</w:t>
+            </w:r>
+          </w:p>
+        </w:tc>
+        <w:tc>
+          <w:tcPr/>
+          <w:p>
+            <w:pPr>
+              <w:pStyle w:val="Compact"/>
+              <w:jc w:val="center"/>
+            </w:pPr>
+            <w:r>
+              <w:t xml:space="preserve">✓</w:t>
+            </w:r>
+          </w:p>
+        </w:tc>
+        <w:tc>
+          <w:tcPr/>
+          <w:p>
+            <w:pPr>
+              <w:pStyle w:val="Compact"/>
+            </w:pPr>
+            <w:r>
+              <w:t xml:space="preserve">Folder to write to or read from instead of</w:t>
+            </w:r>
+            <w:r>
+              <w:t xml:space="preserve"> </w:t>
+            </w:r>
+            <w:r>
+              <w:rPr>
+                <w:rStyle w:val="VerbatimChar"/>
+              </w:rPr>
+              <w:t xml:space="preserve">results/</w:t>
+            </w:r>
+          </w:p>
+        </w:tc>
+      </w:tr>
+      <w:tr>
+        <w:trPr>
+          <w:cantSplit/>
+        </w:trPr>
+        <w:tc>
+          <w:tcPr/>
+          <w:p>
+            <w:pPr>
+              <w:pStyle w:val="Compact"/>
+            </w:pPr>
+            <w:r>
+              <w:rPr>
+                <w:rStyle w:val="VerbatimChar"/>
+              </w:rPr>
+              <w:t xml:space="preserve">--only &lt;ids&gt;</w:t>
+            </w:r>
+          </w:p>
+        </w:tc>
+        <w:tc>
+          <w:tcPr/>
+          <w:p>
+            <w:pPr>
+              <w:pStyle w:val="Compact"/>
+              <w:jc w:val="center"/>
+            </w:pPr>
+            <w:r>
+              <w:t xml:space="preserve">✓</w:t>
+            </w:r>
+          </w:p>
+        </w:tc>
+        <w:tc>
+          <w:tcPr/>
+          <w:p>
+            <w:pPr>
+              <w:pStyle w:val="Compact"/>
+              <w:jc w:val="center"/>
+            </w:pPr>
+            <w:r>
+              <w:t xml:space="preserve">✓</w:t>
+            </w:r>
+          </w:p>
+        </w:tc>
+        <w:tc>
+          <w:tcPr/>
+          <w:p>
+            <w:pPr>
+              <w:pStyle w:val="Compact"/>
+              <w:jc w:val="center"/>
+            </w:pPr>
+            <w:r>
+              <w:t xml:space="preserve">✓</w:t>
+            </w:r>
+          </w:p>
+        </w:tc>
+        <w:tc>
+          <w:tcPr/>
+          <w:p>
+            <w:pPr>
+              <w:pStyle w:val="Compact"/>
+            </w:pPr>
+            <w:r>
+              <w:t xml:space="preserve">Fetch only these node ids</w:t>
+            </w:r>
+          </w:p>
+        </w:tc>
+      </w:tr>
+      <w:tr>
+        <w:trPr>
+          <w:cantSplit/>
+        </w:trPr>
+        <w:tc>
+          <w:tcPr/>
+          <w:p>
+            <w:pPr>
+              <w:pStyle w:val="Compact"/>
+            </w:pPr>
+            <w:r>
+              <w:rPr>
+                <w:rStyle w:val="VerbatimChar"/>
+              </w:rPr>
+              <w:t xml:space="preserve">--skip &lt;ids or names&gt;</w:t>
+            </w:r>
+          </w:p>
+        </w:tc>
+        <w:tc>
+          <w:tcPr/>
+          <w:p>
+            <w:pPr>
+              <w:pStyle w:val="Compact"/>
+              <w:jc w:val="center"/>
+            </w:pPr>
+            <w:r>
+              <w:t xml:space="preserve">✓</w:t>
+            </w:r>
+          </w:p>
+        </w:tc>
+        <w:tc>
+          <w:tcPr/>
+          <w:p>
+            <w:pPr>
+              <w:pStyle w:val="Compact"/>
+              <w:jc w:val="center"/>
+            </w:pPr>
+            <w:r>
+              <w:t xml:space="preserve">✓</w:t>
+            </w:r>
+          </w:p>
+        </w:tc>
+        <w:tc>
+          <w:tcPr/>
+          <w:p>
+            <w:pPr>
+              <w:pStyle w:val="Compact"/>
+              <w:jc w:val="center"/>
+            </w:pPr>
+            <w:r>
+              <w:t xml:space="preserve">✓</w:t>
+            </w:r>
+          </w:p>
+        </w:tc>
+        <w:tc>
+          <w:tcPr/>
+          <w:p>
+            <w:pPr>
+              <w:pStyle w:val="Compact"/>
+            </w:pPr>
+            <w:r>
+              <w:t xml:space="preserve">Leave these nodes out entirely; the report says so</w:t>
+            </w:r>
+          </w:p>
+        </w:tc>
+      </w:tr>
+      <w:tr>
+        <w:trPr>
+          <w:cantSplit/>
+        </w:trPr>
+        <w:tc>
+          <w:tcPr/>
+          <w:p>
+            <w:pPr>
+              <w:pStyle w:val="Compact"/>
+            </w:pPr>
+            <w:r>
+              <w:rPr>
+                <w:rStyle w:val="VerbatimChar"/>
+              </w:rPr>
+              <w:t xml:space="preserve">--url &lt;url&gt;</w:t>
+            </w:r>
+          </w:p>
+        </w:tc>
+        <w:tc>
+          <w:tcPr/>
+          <w:p>
+            <w:pPr>
+              <w:pStyle w:val="Compact"/>
+              <w:jc w:val="center"/>
+            </w:pPr>
+            <w:r>
+              <w:t xml:space="preserve">✓</w:t>
+            </w:r>
+          </w:p>
+        </w:tc>
+        <w:tc>
+          <w:tcPr/>
+          <w:p>
+            <w:pPr>
+              <w:pStyle w:val="Compact"/>
+              <w:jc w:val="center"/>
+            </w:pPr>
+            <w:r>
+              <w:t xml:space="preserve">✓</w:t>
+            </w:r>
+          </w:p>
+        </w:tc>
+        <w:tc>
+          <w:tcPr/>
+          <w:p>
+            <w:pPr>
+              <w:pStyle w:val="Compact"/>
+              <w:jc w:val="center"/>
+            </w:pPr>
+            <w:r>
+              <w:t xml:space="preserve">✓</w:t>
+            </w:r>
+          </w:p>
+        </w:tc>
+        <w:tc>
+          <w:tcPr/>
+          <w:p>
+            <w:pPr>
+              <w:pStyle w:val="Compact"/>
+            </w:pPr>
+            <w:r>
+              <w:t xml:space="preserve">Check a page not in</w:t>
+            </w:r>
+            <w:r>
+              <w:t xml:space="preserve"> </w:t>
+            </w:r>
+            <w:r>
+              <w:rPr>
+                <w:rStyle w:val="VerbatimChar"/>
+              </w:rPr>
+              <w:t xml:space="preserve">nodes.yaml</w:t>
+            </w:r>
+            <w:r>
+              <w:t xml:space="preserve"> </w:t>
+            </w:r>
+            <w:r>
+              <w:t xml:space="preserve">(writes to</w:t>
+            </w:r>
+            <w:r>
+              <w:t xml:space="preserve"> </w:t>
+            </w:r>
+            <w:r>
+              <w:rPr>
+                <w:rStyle w:val="VerbatimChar"/>
+              </w:rPr>
+              <w:t xml:space="preserve">results/one-off/</w:t>
+            </w:r>
+            <w:r>
+              <w:t xml:space="preserve">)</w:t>
+            </w:r>
+          </w:p>
+        </w:tc>
+      </w:tr>
+      <w:tr>
+        <w:trPr>
+          <w:cantSplit/>
+        </w:trPr>
+        <w:tc>
+          <w:tcPr/>
+          <w:p>
+            <w:pPr>
+              <w:pStyle w:val="Compact"/>
+            </w:pPr>
+            <w:r>
+              <w:rPr>
+                <w:rStyle w:val="VerbatimChar"/>
+              </w:rPr>
+              <w:t xml:space="preserve">--eosc-page &lt;url&gt;</w:t>
+            </w:r>
+          </w:p>
+        </w:tc>
+        <w:tc>
+          <w:tcPr/>
+          <w:p>
+            <w:pPr>
+              <w:pStyle w:val="Compact"/>
+              <w:jc w:val="center"/>
+            </w:pPr>
+            <w:r>
+              <w:t xml:space="preserve">✓</w:t>
+            </w:r>
+          </w:p>
+        </w:tc>
+        <w:tc>
+          <w:tcPr/>
+          <w:p>
+            <w:pPr>
+              <w:pStyle w:val="Compact"/>
+              <w:jc w:val="center"/>
+            </w:pPr>
+            <w:r>
+              <w:t xml:space="preserve">✓</w:t>
+            </w:r>
+          </w:p>
+        </w:tc>
+        <w:tc>
+          <w:tcPr/>
+          <w:p>
+            <w:pPr>
+              <w:pStyle w:val="Compact"/>
+              <w:jc w:val="center"/>
+            </w:pPr>
+            <w:r>
+              <w:t xml:space="preserve">✓</w:t>
+            </w:r>
+          </w:p>
+        </w:tc>
+        <w:tc>
+          <w:tcPr/>
+          <w:p>
+            <w:pPr>
+              <w:pStyle w:val="Compact"/>
+            </w:pPr>
+            <w:r>
+              <w:t xml:space="preserve">With one</w:t>
+            </w:r>
+            <w:r>
+              <w:t xml:space="preserve"> </w:t>
+            </w:r>
+            <w:r>
+              <w:rPr>
+                <w:rStyle w:val="VerbatimChar"/>
+              </w:rPr>
+              <w:t xml:space="preserve">--url</w:t>
+            </w:r>
+            <w:r>
+              <w:t xml:space="preserve">: that node's own</w:t>
+            </w:r>
+            <w:r>
+              <w:t xml:space="preserve"> </w:t>
+            </w:r>
+            <w:r>
+              <w:rPr>
+                <w:rStyle w:val="VerbatimChar"/>
+              </w:rPr>
+              <w:t xml:space="preserve">eosc.eu</w:t>
+            </w:r>
+            <w:r>
+              <w:t xml:space="preserve"> </w:t>
+            </w:r>
+            <w:r>
+              <w:t xml:space="preserve">page, for point 4</w:t>
+            </w:r>
+          </w:p>
+        </w:tc>
+      </w:tr>
+      <w:tr>
+        <w:trPr>
+          <w:cantSplit/>
+        </w:trPr>
+        <w:tc>
+          <w:tcPr/>
+          <w:p>
+            <w:pPr>
+              <w:pStyle w:val="Compact"/>
+            </w:pPr>
+            <w:r>
+              <w:rPr>
+                <w:rStyle w:val="VerbatimChar"/>
+              </w:rPr>
+              <w:t xml:space="preserve">--node &lt;id or name&gt;</w:t>
+            </w:r>
+          </w:p>
+        </w:tc>
+        <w:tc>
+          <w:tcPr/>
+          <w:p>
+            <w:pPr>
+              <w:pStyle w:val="Compact"/>
+              <w:jc w:val="center"/>
+            </w:pPr>
+            <w:r>
+              <w:t xml:space="preserve">✓</w:t>
+            </w:r>
+          </w:p>
+        </w:tc>
+        <w:tc>
+          <w:tcPr/>
+          <w:p>
+            <w:pPr>
+              <w:pStyle w:val="Compact"/>
+              <w:jc w:val="center"/>
+            </w:pPr>
+            <w:r>
+              <w:t xml:space="preserve">✓</w:t>
+            </w:r>
+          </w:p>
+        </w:tc>
+        <w:tc>
+          <w:tcPr/>
+          <w:p>
+            <w:pPr>
+              <w:pStyle w:val="Compact"/>
+              <w:jc w:val="center"/>
+            </w:pPr>
+            <w:r>
+              <w:t xml:space="preserve">✓</w:t>
+            </w:r>
+          </w:p>
+        </w:tc>
+        <w:tc>
+          <w:tcPr/>
+          <w:p>
+            <w:pPr>
+              <w:pStyle w:val="Compact"/>
+            </w:pPr>
+            <w:r>
+              <w:t xml:space="preserve">One configured node at the alternative page given with</w:t>
+            </w:r>
+            <w:r>
+              <w:t xml:space="preserve"> </w:t>
+            </w:r>
+            <w:r>
+              <w:rPr>
+                <w:rStyle w:val="VerbatimChar"/>
+              </w:rPr>
+              <w:t xml:space="preserve">--url</w:t>
+            </w:r>
+          </w:p>
+        </w:tc>
+      </w:tr>
+      <w:tr>
+        <w:trPr>
+          <w:cantSplit/>
+        </w:trPr>
+        <w:tc>
+          <w:tcPr/>
+          <w:p>
+            <w:pPr>
+              <w:pStyle w:val="Compact"/>
+            </w:pPr>
+            <w:r>
+              <w:rPr>
+                <w:rStyle w:val="VerbatimChar"/>
+              </w:rPr>
+              <w:t xml:space="preserve">--delay &lt;s&gt;</w:t>
+            </w:r>
+          </w:p>
+        </w:tc>
+        <w:tc>
+          <w:tcPr/>
+          <w:p>
+            <w:pPr>
+              <w:pStyle w:val="Compact"/>
+              <w:jc w:val="center"/>
+            </w:pPr>
+            <w:r>
+              <w:t xml:space="preserve">✓</w:t>
+            </w:r>
+          </w:p>
+        </w:tc>
+        <w:tc>
+          <w:tcPr/>
+          <w:p>
+            <w:pPr>
+              <w:pStyle w:val="Compact"/>
+              <w:jc w:val="center"/>
+            </w:pPr>
+            <w:r>
+              <w:t xml:space="preserve">—</w:t>
+            </w:r>
+          </w:p>
+        </w:tc>
+        <w:tc>
+          <w:tcPr/>
+          <w:p>
+            <w:pPr>
+              <w:pStyle w:val="Compact"/>
+              <w:jc w:val="center"/>
+            </w:pPr>
+            <w:r>
+              <w:t xml:space="preserve">✓</w:t>
+            </w:r>
+          </w:p>
+        </w:tc>
+        <w:tc>
+          <w:tcPr/>
+          <w:p>
+            <w:pPr>
+              <w:pStyle w:val="Compact"/>
+            </w:pPr>
+            <w:r>
+              <w:t xml:space="preserve">Seconds between hosts (default 2.0)</w:t>
+            </w:r>
+          </w:p>
+        </w:tc>
+      </w:tr>
+      <w:tr>
+        <w:trPr>
+          <w:cantSplit/>
+        </w:trPr>
+        <w:tc>
+          <w:tcPr/>
+          <w:p>
+            <w:pPr>
+              <w:pStyle w:val="Compact"/>
+            </w:pPr>
+            <w:r>
+              <w:rPr>
+                <w:rStyle w:val="VerbatimChar"/>
+              </w:rPr>
+              <w:t xml:space="preserve">--depth 0/1/2</w:t>
+            </w:r>
+          </w:p>
+        </w:tc>
+        <w:tc>
+          <w:tcPr/>
+          <w:p>
+            <w:pPr>
+              <w:pStyle w:val="Compact"/>
+              <w:jc w:val="center"/>
+            </w:pPr>
+            <w:r>
+              <w:t xml:space="preserve">✓</w:t>
+            </w:r>
+          </w:p>
+        </w:tc>
+        <w:tc>
+          <w:tcPr/>
+          <w:p>
+            <w:pPr>
+              <w:pStyle w:val="Compact"/>
+              <w:jc w:val="center"/>
+            </w:pPr>
+            <w:r>
+              <w:t xml:space="preserve">—</w:t>
+            </w:r>
+          </w:p>
+        </w:tc>
+        <w:tc>
+          <w:tcPr/>
+          <w:p>
+            <w:pPr>
+              <w:pStyle w:val="Compact"/>
+              <w:jc w:val="center"/>
+            </w:pPr>
+            <w:r>
+              <w:t xml:space="preserve">✓</w:t>
+            </w:r>
+          </w:p>
+        </w:tc>
+        <w:tc>
+          <w:tcPr/>
+          <w:p>
+            <w:pPr>
+              <w:pStyle w:val="Compact"/>
+            </w:pPr>
+            <w:r>
+              <w:t xml:space="preserve">How far to follow links (default 1)</w:t>
+            </w:r>
+          </w:p>
+        </w:tc>
+      </w:tr>
+      <w:tr>
+        <w:trPr>
+          <w:cantSplit/>
+        </w:trPr>
+        <w:tc>
+          <w:tcPr/>
+          <w:p>
+            <w:pPr>
+              <w:pStyle w:val="Compact"/>
+            </w:pPr>
+            <w:r>
+              <w:rPr>
+                <w:rStyle w:val="VerbatimChar"/>
+              </w:rPr>
+              <w:t xml:space="preserve">--max-children &lt;n&gt;</w:t>
+            </w:r>
+          </w:p>
+        </w:tc>
+        <w:tc>
+          <w:tcPr/>
+          <w:p>
+            <w:pPr>
+              <w:pStyle w:val="Compact"/>
+              <w:jc w:val="center"/>
+            </w:pPr>
+            <w:r>
+              <w:t xml:space="preserve">✓</w:t>
+            </w:r>
+          </w:p>
+        </w:tc>
+        <w:tc>
+          <w:tcPr/>
+          <w:p>
+            <w:pPr>
+              <w:pStyle w:val="Compact"/>
+              <w:jc w:val="center"/>
+            </w:pPr>
+            <w:r>
+              <w:t xml:space="preserve">—</w:t>
+            </w:r>
+          </w:p>
+        </w:tc>
+        <w:tc>
+          <w:tcPr/>
+          <w:p>
+            <w:pPr>
+              <w:pStyle w:val="Compact"/>
+              <w:jc w:val="center"/>
+            </w:pPr>
+            <w:r>
+              <w:t xml:space="preserve">—</w:t>
+            </w:r>
+          </w:p>
+        </w:tc>
+        <w:tc>
+          <w:tcPr/>
+          <w:p>
+            <w:pPr>
+              <w:pStyle w:val="Compact"/>
+            </w:pPr>
+            <w:r>
+              <w:t xml:space="preserve">Linked pages followed per node at depth 1 (default 8;</w:t>
+            </w:r>
+            <w:r>
+              <w:t xml:space="preserve"> </w:t>
+            </w:r>
+            <w:r>
+              <w:rPr>
+                <w:rStyle w:val="VerbatimChar"/>
+              </w:rPr>
+              <w:t xml:space="preserve">run</w:t>
+            </w:r>
+            <w:r>
+              <w:t xml:space="preserve"> </w:t>
+            </w:r>
+            <w:r>
+              <w:t xml:space="preserve">always uses 8)</w:t>
+            </w:r>
+          </w:p>
+        </w:tc>
+      </w:tr>
+      <w:tr>
+        <w:trPr>
+          <w:cantSplit/>
+        </w:trPr>
+        <w:tc>
+          <w:tcPr/>
+          <w:p>
+            <w:pPr>
+              <w:pStyle w:val="Compact"/>
+            </w:pPr>
+            <w:r>
+              <w:rPr>
+                <w:rStyle w:val="VerbatimChar"/>
+              </w:rPr>
+              <w:t xml:space="preserve">--fetch-budget &lt;n&gt;</w:t>
+            </w:r>
+          </w:p>
+        </w:tc>
+        <w:tc>
+          <w:tcPr/>
+          <w:p>
+            <w:pPr>
+              <w:pStyle w:val="Compact"/>
+              <w:jc w:val="center"/>
+            </w:pPr>
+            <w:r>
+              <w:t xml:space="preserve">✓</w:t>
+            </w:r>
+          </w:p>
+        </w:tc>
+        <w:tc>
+          <w:tcPr/>
+          <w:p>
+            <w:pPr>
+              <w:pStyle w:val="Compact"/>
+              <w:jc w:val="center"/>
+            </w:pPr>
+            <w:r>
+              <w:t xml:space="preserve">—</w:t>
+            </w:r>
+          </w:p>
+        </w:tc>
+        <w:tc>
+          <w:tcPr/>
+          <w:p>
+            <w:pPr>
+              <w:pStyle w:val="Compact"/>
+              <w:jc w:val="center"/>
+            </w:pPr>
+            <w:r>
+              <w:t xml:space="preserve">✓</w:t>
+            </w:r>
+          </w:p>
+        </w:tc>
+        <w:tc>
+          <w:tcPr/>
+          <w:p>
+            <w:pPr>
+              <w:pStyle w:val="Compact"/>
+            </w:pPr>
+            <w:r>
+              <w:t xml:space="preserve">Depth 2 only: ceiling on second-hop requests (default 60)</w:t>
+            </w:r>
+          </w:p>
+        </w:tc>
+      </w:tr>
+      <w:tr>
+        <w:trPr>
+          <w:cantSplit/>
+        </w:trPr>
+        <w:tc>
+          <w:tcPr/>
+          <w:p>
+            <w:pPr>
+              <w:pStyle w:val="Compact"/>
+            </w:pPr>
+            <w:r>
+              <w:rPr>
+                <w:rStyle w:val="VerbatimChar"/>
+              </w:rPr>
+              <w:t xml:space="preserve">--checklist</w:t>
+            </w:r>
+            <w:r>
+              <w:t xml:space="preserve">,</w:t>
+            </w:r>
+            <w:r>
+              <w:t xml:space="preserve"> </w:t>
+            </w:r>
+            <w:r>
+              <w:rPr>
+                <w:rStyle w:val="VerbatimChar"/>
+              </w:rPr>
+              <w:t xml:space="preserve">-c &lt;file&gt;</w:t>
+            </w:r>
+          </w:p>
+        </w:tc>
+        <w:tc>
+          <w:tcPr/>
+          <w:p>
+            <w:pPr>
+              <w:pStyle w:val="Compact"/>
+              <w:jc w:val="center"/>
+            </w:pPr>
+            <w:r>
+              <w:t xml:space="preserve">—</w:t>
+            </w:r>
+          </w:p>
+        </w:tc>
+        <w:tc>
+          <w:tcPr/>
+          <w:p>
+            <w:pPr>
+              <w:pStyle w:val="Compact"/>
+              <w:jc w:val="center"/>
+            </w:pPr>
+            <w:r>
+              <w:t xml:space="preserve">✓</w:t>
+            </w:r>
+          </w:p>
+        </w:tc>
+        <w:tc>
+          <w:tcPr/>
+          <w:p>
+            <w:pPr>
+              <w:pStyle w:val="Compact"/>
+              <w:jc w:val="center"/>
+            </w:pPr>
+            <w:r>
+              <w:t xml:space="preserve">✓</w:t>
+            </w:r>
+          </w:p>
+        </w:tc>
+        <w:tc>
+          <w:tcPr/>
+          <w:p>
+            <w:pPr>
+              <w:pStyle w:val="Compact"/>
+            </w:pPr>
+            <w:r>
+              <w:t xml:space="preserve">Checklist revision to apply (default</w:t>
+            </w:r>
+            <w:r>
+              <w:t xml:space="preserve"> </w:t>
+            </w:r>
+            <w:r>
+              <w:rPr>
+                <w:rStyle w:val="VerbatimChar"/>
+              </w:rPr>
+              <w:t xml:space="preserve">checklist/v3.0.yaml</w:t>
+            </w:r>
+            <w:r>
+              <w:t xml:space="preserve">)</w:t>
+            </w:r>
+          </w:p>
+        </w:tc>
+      </w:tr>
+      <w:tr>
+        <w:trPr>
+          <w:cantSplit/>
+        </w:trPr>
+        <w:tc>
+          <w:tcPr/>
+          <w:p>
+            <w:pPr>
+              <w:pStyle w:val="Compact"/>
+            </w:pPr>
+            <w:r>
+              <w:rPr>
+                <w:rStyle w:val="VerbatimChar"/>
+              </w:rPr>
+              <w:t xml:space="preserve">--approved-names &lt;file&gt;</w:t>
+            </w:r>
+          </w:p>
+        </w:tc>
+        <w:tc>
+          <w:tcPr/>
+          <w:p>
+            <w:pPr>
+              <w:pStyle w:val="Compact"/>
+              <w:jc w:val="center"/>
+            </w:pPr>
+            <w:r>
+              <w:t xml:space="preserve">—</w:t>
+            </w:r>
+          </w:p>
+        </w:tc>
+        <w:tc>
+          <w:tcPr/>
+          <w:p>
+            <w:pPr>
+              <w:pStyle w:val="Compact"/>
+              <w:jc w:val="center"/>
+            </w:pPr>
+            <w:r>
+              <w:t xml:space="preserve">✓</w:t>
+            </w:r>
+          </w:p>
+        </w:tc>
+        <w:tc>
+          <w:tcPr/>
+          <w:p>
+            <w:pPr>
+              <w:pStyle w:val="Compact"/>
+              <w:jc w:val="center"/>
+            </w:pPr>
+            <w:r>
+              <w:t xml:space="preserve">✓</w:t>
+            </w:r>
+          </w:p>
+        </w:tc>
+        <w:tc>
+          <w:tcPr/>
+          <w:p>
+            <w:pPr>
+              <w:pStyle w:val="Compact"/>
+            </w:pPr>
+            <w:r>
+              <w:t xml:space="preserve">Approved-name list for point 3 (default</w:t>
+            </w:r>
+            <w:r>
+              <w:t xml:space="preserve"> </w:t>
+            </w:r>
+            <w:r>
+              <w:rPr>
+                <w:rStyle w:val="VerbatimChar"/>
+              </w:rPr>
+              <w:t xml:space="preserve">checklist/approved-names.txt</w:t>
+            </w:r>
+            <w:r>
+              <w:t xml:space="preserve">)</w:t>
+            </w:r>
+          </w:p>
+        </w:tc>
+      </w:tr>
+      <w:tr>
+        <w:trPr>
+          <w:cantSplit/>
+        </w:trPr>
+        <w:tc>
+          <w:tcPr/>
+          <w:p>
+            <w:pPr>
+              <w:pStyle w:val="Compact"/>
+            </w:pPr>
+            <w:r>
+              <w:rPr>
+                <w:rStyle w:val="VerbatimChar"/>
+              </w:rPr>
+              <w:t xml:space="preserve">--no-approved-names</w:t>
+            </w:r>
+          </w:p>
+        </w:tc>
+        <w:tc>
+          <w:tcPr/>
+          <w:p>
+            <w:pPr>
+              <w:pStyle w:val="Compact"/>
+              <w:jc w:val="center"/>
+            </w:pPr>
+            <w:r>
+              <w:t xml:space="preserve">—</w:t>
+            </w:r>
+          </w:p>
+        </w:tc>
+        <w:tc>
+          <w:tcPr/>
+          <w:p>
+            <w:pPr>
+              <w:pStyle w:val="Compact"/>
+              <w:jc w:val="center"/>
+            </w:pPr>
+            <w:r>
+              <w:t xml:space="preserve">✓</w:t>
+            </w:r>
+          </w:p>
+        </w:tc>
+        <w:tc>
+          <w:tcPr/>
+          <w:p>
+            <w:pPr>
+              <w:pStyle w:val="Compact"/>
+              <w:jc w:val="center"/>
+            </w:pPr>
+            <w:r>
+              <w:t xml:space="preserve">✓</w:t>
+            </w:r>
+          </w:p>
+        </w:tc>
+        <w:tc>
+          <w:tcPr/>
+          <w:p>
+            <w:pPr>
+              <w:pStyle w:val="Compact"/>
+            </w:pPr>
+            <w:r>
+              <w:t xml:space="preserve">Use no name list at all</w:t>
+            </w:r>
+          </w:p>
+        </w:tc>
+      </w:tr>
+      <w:tr>
+        <w:trPr>
+          <w:cantSplit/>
+        </w:trPr>
+        <w:tc>
+          <w:tcPr/>
+          <w:p>
+            <w:pPr>
+              <w:pStyle w:val="Compact"/>
+            </w:pPr>
+            <w:r>
+              <w:rPr>
+                <w:rStyle w:val="VerbatimChar"/>
+              </w:rPr>
+              <w:t xml:space="preserve">--strict-separators</w:t>
+            </w:r>
+          </w:p>
+        </w:tc>
+        <w:tc>
+          <w:tcPr/>
+          <w:p>
+            <w:pPr>
+              <w:pStyle w:val="Compact"/>
+              <w:jc w:val="center"/>
+            </w:pPr>
+            <w:r>
+              <w:t xml:space="preserve">—</w:t>
+            </w:r>
+          </w:p>
+        </w:tc>
+        <w:tc>
+          <w:tcPr/>
+          <w:p>
+            <w:pPr>
+              <w:pStyle w:val="Compact"/>
+              <w:jc w:val="center"/>
+            </w:pPr>
+            <w:r>
+              <w:t xml:space="preserve">✓</w:t>
+            </w:r>
+          </w:p>
+        </w:tc>
+        <w:tc>
+          <w:tcPr/>
+          <w:p>
+            <w:pPr>
+              <w:pStyle w:val="Compact"/>
+              <w:jc w:val="center"/>
+            </w:pPr>
+            <w:r>
+              <w:t xml:space="preserve">✓</w:t>
+            </w:r>
+          </w:p>
+        </w:tc>
+        <w:tc>
+          <w:tcPr/>
+          <w:p>
+            <w:pPr>
+              <w:pStyle w:val="Compact"/>
+            </w:pPr>
+            <w:r>
+              <w:t xml:space="preserve">Match separators in approved names literally</w:t>
+            </w:r>
+          </w:p>
+        </w:tc>
+      </w:tr>
+      <w:tr>
+        <w:trPr>
+          <w:cantSplit/>
+        </w:trPr>
+        <w:tc>
+          <w:tcPr/>
+          <w:p>
+            <w:pPr>
+              <w:pStyle w:val="Compact"/>
+            </w:pPr>
+            <w:r>
+              <w:rPr>
+                <w:rStyle w:val="VerbatimChar"/>
+              </w:rPr>
+              <w:t xml:space="preserve">--run &lt;label&gt;</w:t>
+            </w:r>
+          </w:p>
+        </w:tc>
+        <w:tc>
+          <w:tcPr/>
+          <w:p>
+            <w:pPr>
+              <w:pStyle w:val="Compact"/>
+              <w:jc w:val="center"/>
+            </w:pPr>
+            <w:r>
+              <w:t xml:space="preserve">—</w:t>
+            </w:r>
+          </w:p>
+        </w:tc>
+        <w:tc>
+          <w:tcPr/>
+          <w:p>
+            <w:pPr>
+              <w:pStyle w:val="Compact"/>
+              <w:jc w:val="center"/>
+            </w:pPr>
+            <w:r>
+              <w:t xml:space="preserve">✓</w:t>
+            </w:r>
+          </w:p>
+        </w:tc>
+        <w:tc>
+          <w:tcPr/>
+          <w:p>
+            <w:pPr>
+              <w:pStyle w:val="Compact"/>
+              <w:jc w:val="center"/>
+            </w:pPr>
+            <w:r>
+              <w:t xml:space="preserve">✓</w:t>
+            </w:r>
+          </w:p>
+        </w:tc>
+        <w:tc>
+          <w:tcPr/>
+          <w:p>
+            <w:pPr>
+              <w:pStyle w:val="Compact"/>
+            </w:pPr>
+            <w:r>
+              <w:t xml:space="preserve">Label recorded in every report (default: UTC time)</w:t>
+            </w:r>
+          </w:p>
+        </w:tc>
+      </w:tr>
+      <w:tr>
+        <w:trPr>
+          <w:cantSplit/>
+        </w:trPr>
+        <w:tc>
+          <w:tcPr/>
+          <w:p>
+            <w:pPr>
+              <w:pStyle w:val="Compact"/>
+            </w:pPr>
+            <w:r>
+              <w:rPr>
+                <w:rStyle w:val="VerbatimChar"/>
+              </w:rPr>
+              <w:t xml:space="preserve">--update-results-for-node &lt;node&gt;</w:t>
+            </w:r>
+          </w:p>
+        </w:tc>
+        <w:tc>
+          <w:tcPr/>
+          <w:p>
+            <w:pPr>
+              <w:pStyle w:val="Compact"/>
+              <w:jc w:val="center"/>
+            </w:pPr>
+            <w:r>
+              <w:t xml:space="preserve">—</w:t>
+            </w:r>
+          </w:p>
+        </w:tc>
+        <w:tc>
+          <w:tcPr/>
+          <w:p>
+            <w:pPr>
+              <w:pStyle w:val="Compact"/>
+              <w:jc w:val="center"/>
+            </w:pPr>
+            <w:r>
+              <w:t xml:space="preserve">✓</w:t>
+            </w:r>
+          </w:p>
+        </w:tc>
+        <w:tc>
+          <w:tcPr/>
+          <w:p>
+            <w:pPr>
+              <w:pStyle w:val="Compact"/>
+              <w:jc w:val="center"/>
+            </w:pPr>
+            <w:r>
+              <w:t xml:space="preserve">✓</w:t>
+            </w:r>
+          </w:p>
+        </w:tc>
+        <w:tc>
+          <w:tcPr/>
+          <w:p>
+            <w:pPr>
+              <w:pStyle w:val="Compact"/>
+            </w:pPr>
+            <w:r>
+              <w:t xml:space="preserve">Update only that node's row in the stored results;</w:t>
+            </w:r>
+            <w:r>
+              <w:t xml:space="preserve"> </w:t>
+            </w:r>
+            <w:r>
+              <w:rPr>
+                <w:rStyle w:val="VerbatimChar"/>
+              </w:rPr>
+              <w:t xml:space="preserve">assess</w:t>
+            </w:r>
+            <w:r>
+              <w:t xml:space="preserve"> </w:t>
+            </w:r>
+            <w:r>
+              <w:t xml:space="preserve">re-judges its saved evidence,</w:t>
+            </w:r>
+            <w:r>
+              <w:t xml:space="preserve"> </w:t>
+            </w:r>
+            <w:r>
+              <w:rPr>
+                <w:rStyle w:val="VerbatimChar"/>
+              </w:rPr>
+              <w:t xml:space="preserve">run</w:t>
+            </w:r>
+            <w:r>
+              <w:t xml:space="preserve"> </w:t>
+            </w:r>
+            <w:r>
+              <w:t xml:space="preserve">fetches it again</w:t>
+            </w:r>
+          </w:p>
+        </w:tc>
+      </w:tr>
+      <w:tr>
+        <w:trPr>
+          <w:cantSplit/>
+        </w:trPr>
+        <w:tc>
+          <w:tcPr/>
+          <w:p>
+            <w:pPr>
+              <w:pStyle w:val="Compact"/>
+            </w:pPr>
+            <w:r>
+              <w:rPr>
+                <w:rStyle w:val="VerbatimChar"/>
+              </w:rPr>
+              <w:t xml:space="preserve">--accept-error</w:t>
+            </w:r>
+          </w:p>
+        </w:tc>
+        <w:tc>
+          <w:tcPr/>
+          <w:p>
+            <w:pPr>
+              <w:pStyle w:val="Compact"/>
+              <w:jc w:val="center"/>
+            </w:pPr>
+            <w:r>
+              <w:t xml:space="preserve">—</w:t>
+            </w:r>
+          </w:p>
+        </w:tc>
+        <w:tc>
+          <w:tcPr/>
+          <w:p>
+            <w:pPr>
+              <w:pStyle w:val="Compact"/>
+              <w:jc w:val="center"/>
+            </w:pPr>
+            <w:r>
+              <w:t xml:space="preserve">—</w:t>
+            </w:r>
+          </w:p>
+        </w:tc>
+        <w:tc>
+          <w:tcPr/>
+          <w:p>
+            <w:pPr>
+              <w:pStyle w:val="Compact"/>
+              <w:jc w:val="center"/>
+            </w:pPr>
+            <w:r>
+              <w:t xml:space="preserve">✓</w:t>
+            </w:r>
+          </w:p>
+        </w:tc>
+        <w:tc>
+          <w:tcPr/>
+          <w:p>
+            <w:pPr>
+              <w:pStyle w:val="Compact"/>
+            </w:pPr>
+            <w:r>
+              <w:t xml:space="preserve">With</w:t>
+            </w:r>
+            <w:r>
+              <w:t xml:space="preserve"> </w:t>
+            </w:r>
+            <w:r>
+              <w:rPr>
+                <w:rStyle w:val="VerbatimChar"/>
+              </w:rPr>
+              <w:t xml:space="preserve">--update-results-for-node</w:t>
+            </w:r>
+            <w:r>
+              <w:t xml:space="preserve">: merge the row even if the fetch failed</w:t>
+            </w:r>
+          </w:p>
+        </w:tc>
+      </w:tr>
+    </w:tbl>
+    <w:p>
+      <w:pPr>
+        <w:pStyle w:val="BodyText"/>
+      </w:pPr>
+      <w:r>
+        <w:rPr>
+          <w:b/>
+          <w:bCs/>
+        </w:rPr>
+        <w:t xml:space="preserve">What to launch again after a change.</w:t>
+      </w:r>
+      <w:r>
+        <w:t xml:space="preserve"> </w:t>
+      </w:r>
+      <w:r>
+        <w:t xml:space="preserve">Which phase has to be repeated depends</w:t>
+      </w:r>
+      <w:r>
+        <w:t xml:space="preserve"> </w:t>
+      </w:r>
+      <w:r>
+        <w:t xml:space="preserve">on which input changed. A change to</w:t>
+      </w:r>
+      <w:r>
+        <w:t xml:space="preserve"> </w:t>
+      </w:r>
+      <w:r>
+        <w:rPr>
+          <w:rStyle w:val="VerbatimChar"/>
+        </w:rPr>
+        <w:t xml:space="preserve">nodes.yaml</w:t>
+      </w:r>
+      <w:r>
+        <w:t xml:space="preserve"> </w:t>
+      </w:r>
+      <w:r>
+        <w:t xml:space="preserve">needs a new collection for the</w:t>
+      </w:r>
+      <w:r>
+        <w:t xml:space="preserve"> </w:t>
+      </w:r>
+      <w:r>
+        <w:t xml:space="preserve">nodes concerned. A change to the checklist or to the name list needs only a new</w:t>
+      </w:r>
+      <w:r>
+        <w:t xml:space="preserve"> </w:t>
+      </w:r>
+      <w:r>
+        <w:t xml:space="preserve">assessment, which is offline.</w:t>
+      </w:r>
+      <w:r>
+        <w:t xml:space="preserve"> </w:t>
+      </w:r>
+      <w:r>
+        <w:rPr>
+          <w:rStyle w:val="VerbatimChar"/>
+        </w:rPr>
+        <w:t xml:space="preserve">--update-results-for-node</w:t>
+      </w:r>
+      <w:r>
+        <w:t xml:space="preserve"> </w:t>
+      </w:r>
+      <w:r>
+        <w:t xml:space="preserve">refuses when the</w:t>
+      </w:r>
+      <w:r>
+        <w:t xml:space="preserve"> </w:t>
+      </w:r>
+      <w:r>
+        <w:t xml:space="preserve">checklist or the approved-name list differs from the stored results', because</w:t>
+      </w:r>
+      <w:r>
+        <w:t xml:space="preserve"> </w:t>
+      </w:r>
+      <w:r>
+        <w:t xml:space="preserve">a row judged by other rules would not be comparable with the others. In those</w:t>
+      </w:r>
+      <w:r>
+        <w:t xml:space="preserve"> </w:t>
+      </w:r>
+      <w:r>
+        <w:t xml:space="preserve">cases, every row is assessed again from its stored evidence.</w:t>
+      </w:r>
+    </w:p>
+    <w:tbl>
+      <w:tblPr>
+        <w:tblStyle w:val="Table"/>
+        <w:tblW w:type="pct" w:w="5000"/>
+        <w:tblLayout w:type="fixed"/>
+        <w:tblLook w:firstRow="1" w:lastRow="0" w:firstColumn="0" w:lastColumn="0" w:noHBand="0" w:noVBand="0" w:val="0020"/>
+      </w:tblPr>
+      <w:tblGrid>
+        <w:gridCol w:w="2262"/>
+        <w:gridCol w:w="2262"/>
+        <w:gridCol w:w="1131"/>
+        <w:gridCol w:w="2262"/>
+      </w:tblGrid>
+      <w:tr>
+        <w:trPr>
+          <w:cantSplit/>
+          <w:tblHeader w:val="on"/>
+        </w:trPr>
+        <w:tc>
+          <w:tcPr/>
+          <w:p>
+            <w:pPr>
+              <w:pStyle w:val="Compact"/>
+            </w:pPr>
+            <w:r>
+              <w:t xml:space="preserve">You change</w:t>
+            </w:r>
+          </w:p>
+        </w:tc>
+        <w:tc>
+          <w:tcPr/>
+          <w:p>
+            <w:pPr>
+              <w:pStyle w:val="Compact"/>
+            </w:pPr>
+            <w:r>
+              <w:t xml:space="preserve">Launch again</w:t>
+            </w:r>
+          </w:p>
+        </w:tc>
+        <w:tc>
+          <w:tcPr/>
+          <w:p>
+            <w:pPr>
+              <w:pStyle w:val="Compact"/>
+            </w:pPr>
+            <w:r>
+              <w:t xml:space="preserve">Sites contacted</w:t>
+            </w:r>
+          </w:p>
+        </w:tc>
+        <w:tc>
+          <w:tcPr/>
+          <w:p>
+            <w:pPr>
+              <w:pStyle w:val="Compact"/>
+            </w:pPr>
+            <w:r>
+              <w:t xml:space="preserve">The other nodes' rows</w:t>
+            </w:r>
+          </w:p>
+        </w:tc>
+      </w:tr>
+      <w:tr>
+        <w:trPr>
+          <w:cantSplit/>
+        </w:trPr>
+        <w:tc>
+          <w:tcPr/>
+          <w:p>
+            <w:pPr>
+              <w:pStyle w:val="Compact"/>
+            </w:pPr>
+            <w:r>
+              <w:rPr>
+                <w:b/>
+                <w:bCs/>
+              </w:rPr>
+              <w:t xml:space="preserve">Add a node</w:t>
+            </w:r>
+            <w:r>
+              <w:t xml:space="preserve">: an entry in</w:t>
+            </w:r>
+            <w:r>
+              <w:t xml:space="preserve"> </w:t>
+            </w:r>
+            <w:r>
+              <w:rPr>
+                <w:rStyle w:val="VerbatimChar"/>
+              </w:rPr>
+              <w:t xml:space="preserve">nodes.yaml</w:t>
+            </w:r>
+            <w:r>
+              <w:t xml:space="preserve"> </w:t>
+            </w:r>
+            <w:r>
+              <w:t xml:space="preserve">and its approved name in</w:t>
+            </w:r>
+            <w:r>
+              <w:t xml:space="preserve"> </w:t>
+            </w:r>
+            <w:r>
+              <w:rPr>
+                <w:rStyle w:val="VerbatimChar"/>
+              </w:rPr>
+              <w:t xml:space="preserve">checklist/approved-names.txt</w:t>
+            </w:r>
+            <w:r>
+              <w:t xml:space="preserve"> </w:t>
+            </w:r>
+            <w:r>
+              <w:t xml:space="preserve">(and</w:t>
+            </w:r>
+            <w:r>
+              <w:t xml:space="preserve"> </w:t>
+            </w:r>
+            <w:r>
+              <w:rPr>
+                <w:rStyle w:val="VerbatimChar"/>
+              </w:rPr>
+              <w:t xml:space="preserve">-scoped.txt</w:t>
+            </w:r>
+            <w:r>
+              <w:t xml:space="preserve">)</w:t>
+            </w:r>
+          </w:p>
+        </w:tc>
+        <w:tc>
+          <w:tcPr/>
+          <w:p>
+            <w:pPr>
+              <w:pStyle w:val="Compact"/>
+            </w:pPr>
+            <w:r>
+              <w:rPr>
+                <w:rStyle w:val="VerbatimChar"/>
+              </w:rPr>
+              <w:t xml:space="preserve">collect --only &lt;new id&gt;</w:t>
+            </w:r>
+            <w:r>
+              <w:t xml:space="preserve">, then</w:t>
+            </w:r>
+            <w:r>
+              <w:t xml:space="preserve"> </w:t>
+            </w:r>
+            <w:r>
+              <w:rPr>
+                <w:rStyle w:val="VerbatimChar"/>
+              </w:rPr>
+              <w:t xml:space="preserve">assess</w:t>
+            </w:r>
+            <w:r>
+              <w:t xml:space="preserve"> </w:t>
+            </w:r>
+            <w:r>
+              <w:t xml:space="preserve">without</w:t>
+            </w:r>
+            <w:r>
+              <w:t xml:space="preserve"> </w:t>
+            </w:r>
+            <w:r>
+              <w:rPr>
+                <w:rStyle w:val="VerbatimChar"/>
+              </w:rPr>
+              <w:t xml:space="preserve">--only</w:t>
+            </w:r>
+          </w:p>
+        </w:tc>
+        <w:tc>
+          <w:tcPr/>
+          <w:p>
+            <w:pPr>
+              <w:pStyle w:val="Compact"/>
+            </w:pPr>
+            <w:r>
+              <w:t xml:space="preserve">the new node only</w:t>
+            </w:r>
+          </w:p>
+        </w:tc>
+        <w:tc>
+          <w:tcPr/>
+          <w:p>
+            <w:pPr>
+              <w:pStyle w:val="Compact"/>
+            </w:pPr>
+            <w:r>
+              <w:t xml:space="preserve">Re-judged, offline, from their stored evidence, because the approved-name list used for point 3 changed</w:t>
+            </w:r>
+          </w:p>
+        </w:tc>
+      </w:tr>
+      <w:tr>
+        <w:trPr>
+          <w:cantSplit/>
+        </w:trPr>
+        <w:tc>
+          <w:tcPr/>
+          <w:p>
+            <w:pPr>
+              <w:pStyle w:val="Compact"/>
+            </w:pPr>
+            <w:r>
+              <w:rPr>
+                <w:b/>
+                <w:bCs/>
+              </w:rPr>
+              <w:t xml:space="preserve">Add a node</w:t>
+            </w:r>
+            <w:r>
+              <w:t xml:space="preserve"> </w:t>
+            </w:r>
+            <w:r>
+              <w:t xml:space="preserve">whose approved name is already in</w:t>
+            </w:r>
+            <w:r>
+              <w:t xml:space="preserve"> </w:t>
+            </w:r>
+            <w:r>
+              <w:rPr>
+                <w:rStyle w:val="VerbatimChar"/>
+              </w:rPr>
+              <w:t xml:space="preserve">checklist/approved-names.txt</w:t>
+            </w:r>
+          </w:p>
+        </w:tc>
+        <w:tc>
+          <w:tcPr/>
+          <w:p>
+            <w:pPr>
+              <w:pStyle w:val="Compact"/>
+            </w:pPr>
+            <w:r>
+              <w:rPr>
+                <w:rStyle w:val="VerbatimChar"/>
+              </w:rPr>
+              <w:t xml:space="preserve">run --update-results-for-node &lt;new id&gt;</w:t>
+            </w:r>
+          </w:p>
+        </w:tc>
+        <w:tc>
+          <w:tcPr/>
+          <w:p>
+            <w:pPr>
+              <w:pStyle w:val="Compact"/>
+            </w:pPr>
+            <w:r>
+              <w:t xml:space="preserve">the new node only</w:t>
+            </w:r>
+          </w:p>
+        </w:tc>
+        <w:tc>
+          <w:tcPr/>
+          <w:p>
+            <w:pPr>
+              <w:pStyle w:val="Compact"/>
+            </w:pPr>
+            <w:r>
+              <w:t xml:space="preserve">Kept unchanged; the new row is inserted in</w:t>
+            </w:r>
+            <w:r>
+              <w:t xml:space="preserve"> </w:t>
+            </w:r>
+            <w:r>
+              <w:rPr>
+                <w:rStyle w:val="VerbatimChar"/>
+              </w:rPr>
+              <w:t xml:space="preserve">nodes.yaml</w:t>
+            </w:r>
+            <w:r>
+              <w:t xml:space="preserve"> </w:t>
+            </w:r>
+            <w:r>
+              <w:t xml:space="preserve">order</w:t>
+            </w:r>
+          </w:p>
+        </w:tc>
+      </w:tr>
+      <w:tr>
+        <w:trPr>
+          <w:cantSplit/>
+        </w:trPr>
+        <w:tc>
+          <w:tcPr/>
+          <w:p>
+            <w:pPr>
+              <w:pStyle w:val="Compact"/>
+            </w:pPr>
+            <w:r>
+              <w:rPr>
+                <w:b/>
+                <w:bCs/>
+              </w:rPr>
+              <w:t xml:space="preserve">Change a node's landing page URL</w:t>
+            </w:r>
+            <w:r>
+              <w:t xml:space="preserve"> </w:t>
+            </w:r>
+            <w:r>
+              <w:t xml:space="preserve">(</w:t>
+            </w:r>
+            <w:r>
+              <w:rPr>
+                <w:rStyle w:val="VerbatimChar"/>
+              </w:rPr>
+              <w:t xml:space="preserve">basic-check --update-nlp &lt;id&gt; &lt;URL&gt;</w:t>
+            </w:r>
+            <w:r>
+              <w:t xml:space="preserve">, or by hand)</w:t>
+            </w:r>
+          </w:p>
+        </w:tc>
+        <w:tc>
+          <w:tcPr/>
+          <w:p>
+            <w:pPr>
+              <w:pStyle w:val="Compact"/>
+            </w:pPr>
+            <w:r>
+              <w:rPr>
+                <w:rStyle w:val="VerbatimChar"/>
+              </w:rPr>
+              <w:t xml:space="preserve">run --update-results-for-node &lt;id&gt;</w:t>
+            </w:r>
+          </w:p>
+        </w:tc>
+        <w:tc>
+          <w:tcPr/>
+          <w:p>
+            <w:pPr>
+              <w:pStyle w:val="Compact"/>
+            </w:pPr>
+            <w:r>
+              <w:t xml:space="preserve">that node only</w:t>
+            </w:r>
+          </w:p>
+        </w:tc>
+        <w:tc>
+          <w:tcPr/>
+          <w:p>
+            <w:pPr>
+              <w:pStyle w:val="Compact"/>
+            </w:pPr>
+            <w:r>
+              <w:t xml:space="preserve">Kept unchanged</w:t>
+            </w:r>
+          </w:p>
+        </w:tc>
+      </w:tr>
+      <w:tr>
+        <w:trPr>
+          <w:cantSplit/>
+        </w:trPr>
+        <w:tc>
+          <w:tcPr/>
+          <w:p>
+            <w:pPr>
+              <w:pStyle w:val="Compact"/>
+            </w:pPr>
+            <w:r>
+              <w:rPr>
+                <w:b/>
+                <w:bCs/>
+              </w:rPr>
+              <w:t xml:space="preserve">Change the reference checklist</w:t>
+            </w:r>
+            <w:r>
+              <w:t xml:space="preserve"> </w:t>
+            </w:r>
+            <w:r>
+              <w:t xml:space="preserve">(a new</w:t>
+            </w:r>
+            <w:r>
+              <w:t xml:space="preserve"> </w:t>
+            </w:r>
+            <w:r>
+              <w:rPr>
+                <w:rStyle w:val="VerbatimChar"/>
+              </w:rPr>
+              <w:t xml:space="preserve">checklist/vX.Y.yaml</w:t>
+            </w:r>
+            <w:r>
+              <w:t xml:space="preserve">, made the default in</w:t>
+            </w:r>
+            <w:r>
+              <w:t xml:space="preserve"> </w:t>
+            </w:r>
+            <w:r>
+              <w:rPr>
+                <w:rStyle w:val="VerbatimChar"/>
+              </w:rPr>
+              <w:t xml:space="preserve">DEFAULT_CHECKLIST</w:t>
+            </w:r>
+            <w:r>
+              <w:t xml:space="preserve"> </w:t>
+            </w:r>
+            <w:r>
+              <w:t xml:space="preserve">or passed with</w:t>
+            </w:r>
+            <w:r>
+              <w:t xml:space="preserve"> </w:t>
+            </w:r>
+            <w:r>
+              <w:rPr>
+                <w:rStyle w:val="VerbatimChar"/>
+              </w:rPr>
+              <w:t xml:space="preserve">-c</w:t>
+            </w:r>
+            <w:r>
+              <w:t xml:space="preserve">)</w:t>
+            </w:r>
+          </w:p>
+        </w:tc>
+        <w:tc>
+          <w:tcPr/>
+          <w:p>
+            <w:pPr>
+              <w:pStyle w:val="Compact"/>
+            </w:pPr>
+            <w:r>
+              <w:rPr>
+                <w:rStyle w:val="VerbatimChar"/>
+              </w:rPr>
+              <w:t xml:space="preserve">assess</w:t>
+            </w:r>
+          </w:p>
+        </w:tc>
+        <w:tc>
+          <w:tcPr/>
+          <w:p>
+            <w:pPr>
+              <w:pStyle w:val="Compact"/>
+            </w:pPr>
+            <w:r>
+              <w:t xml:space="preserve">none</w:t>
+            </w:r>
+          </w:p>
+        </w:tc>
+        <w:tc>
+          <w:tcPr/>
+          <w:p>
+            <w:pPr>
+              <w:pStyle w:val="Compact"/>
+            </w:pPr>
+            <w:r>
+              <w:t xml:space="preserve">All re-judged, offline, from the stored evidence</w:t>
+            </w:r>
+          </w:p>
+        </w:tc>
+      </w:tr>
+    </w:tbl>
+    <w:p>
+      <w:pPr>
+        <w:pStyle w:val="BodyText"/>
+      </w:pPr>
+      <w:r>
+        <w:rPr>
+          <w:rStyle w:val="VerbatimChar"/>
+        </w:rPr>
+        <w:t xml:space="preserve">assess</w:t>
+      </w:r>
+      <w:r>
+        <w:t xml:space="preserve"> </w:t>
+      </w:r>
+      <w:r>
+        <w:t xml:space="preserve">alone is not enough after a URL change. The node's evidence still</w:t>
+      </w:r>
+      <w:r>
+        <w:t xml:space="preserve"> </w:t>
+      </w:r>
+      <w:r>
+        <w:t xml:space="preserve">comes from the old page, so</w:t>
+      </w:r>
+      <w:r>
+        <w:t xml:space="preserve"> </w:t>
+      </w:r>
+      <w:r>
+        <w:rPr>
+          <w:rStyle w:val="VerbatimChar"/>
+        </w:rPr>
+        <w:t xml:space="preserve">assess</w:t>
+      </w:r>
+      <w:r>
+        <w:t xml:space="preserve"> </w:t>
+      </w:r>
+      <w:r>
+        <w:t xml:space="preserve">warns and both reports carry an</w:t>
+      </w:r>
+      <w:r>
+        <w:t xml:space="preserve"> </w:t>
+      </w:r>
+      <w:r>
+        <w:rPr>
+          <w:b/>
+          <w:bCs/>
+        </w:rPr>
+        <w:t xml:space="preserve">Evidence</w:t>
+      </w:r>
+      <w:r>
+        <w:rPr>
+          <w:b/>
+          <w:bCs/>
+        </w:rPr>
+        <w:t xml:space="preserve"> </w:t>
+      </w:r>
+      <w:r>
+        <w:rPr>
+          <w:b/>
+          <w:bCs/>
+        </w:rPr>
+        <w:t xml:space="preserve">from a different URL</w:t>
+      </w:r>
+      <w:r>
+        <w:t xml:space="preserve"> </w:t>
+      </w:r>
+      <w:r>
+        <w:t xml:space="preserve">banner. After a checklist change, a new</w:t>
+      </w:r>
+      <w:r>
+        <w:t xml:space="preserve"> </w:t>
+      </w:r>
+      <w:r>
+        <w:rPr>
+          <w:rStyle w:val="VerbatimChar"/>
+        </w:rPr>
+        <w:t xml:space="preserve">collect</w:t>
+      </w:r>
+      <w:r>
+        <w:t xml:space="preserve"> </w:t>
+      </w:r>
+      <w:r>
+        <w:t xml:space="preserve">(or a</w:t>
+      </w:r>
+      <w:r>
+        <w:t xml:space="preserve"> </w:t>
+      </w:r>
+      <w:r>
+        <w:t xml:space="preserve">full</w:t>
+      </w:r>
+      <w:r>
+        <w:t xml:space="preserve"> </w:t>
+      </w:r>
+      <w:r>
+        <w:rPr>
+          <w:rStyle w:val="VerbatimChar"/>
+        </w:rPr>
+        <w:t xml:space="preserve">run</w:t>
+      </w:r>
+      <w:r>
+        <w:t xml:space="preserve">) is needed only if the new revision asks for something the collector</w:t>
+      </w:r>
+      <w:r>
+        <w:t xml:space="preserve"> </w:t>
+      </w:r>
+      <w:r>
+        <w:t xml:space="preserve">does not record (section 3 of</w:t>
+      </w:r>
+      <w:r>
+        <w:t xml:space="preserve"> </w:t>
+      </w:r>
+      <w:hyperlink r:id="rId10">
+        <w:r>
+          <w:rPr>
+            <w:rStyle w:val="Hyperlink"/>
+          </w:rPr>
+          <w:t xml:space="preserve">the analysis workflow</w:t>
+        </w:r>
+      </w:hyperlink>
+      <w:r>
+        <w:t xml:space="preserve">), or if you want a fresh</w:t>
+      </w:r>
+      <w:r>
+        <w:t xml:space="preserve"> </w:t>
+      </w:r>
+      <w:r>
+        <w:t xml:space="preserve">capture date. For the full procedure of each case, with every file and</w:t>
+      </w:r>
+      <w:r>
+        <w:t xml:space="preserve"> </w:t>
+      </w:r>
+      <w:r>
+        <w:t xml:space="preserve">command, see the worked examples in section 11. Each command writes to</w:t>
+      </w:r>
+      <w:r>
+        <w:t xml:space="preserve"> </w:t>
+      </w:r>
+      <w:r>
+        <w:rPr>
+          <w:rStyle w:val="VerbatimChar"/>
+        </w:rPr>
+        <w:t xml:space="preserve">results/</w:t>
+      </w:r>
+      <w:r>
+        <w:t xml:space="preserve">, the reviewed run, by default. Add</w:t>
+      </w:r>
+      <w:r>
+        <w:t xml:space="preserve"> </w:t>
+      </w:r>
+      <w:r>
+        <w:rPr>
+          <w:rStyle w:val="VerbatimChar"/>
+        </w:rPr>
+        <w:t xml:space="preserve">--results /tmp/copy</w:t>
+      </w:r>
+      <w:r>
+        <w:t xml:space="preserve"> </w:t>
+      </w:r>
+      <w:r>
+        <w:t xml:space="preserve">to work on</w:t>
+      </w:r>
+      <w:r>
+        <w:t xml:space="preserve"> </w:t>
+      </w:r>
+      <w:r>
+        <w:t xml:space="preserve">a copy first, and keep</w:t>
+      </w:r>
+      <w:r>
+        <w:t xml:space="preserve"> </w:t>
+      </w:r>
+      <w:r>
+        <w:rPr>
+          <w:rStyle w:val="VerbatimChar"/>
+        </w:rPr>
+        <w:t xml:space="preserve">--skip Italy</w:t>
+      </w:r>
+      <w:r>
+        <w:t xml:space="preserve"> </w:t>
+      </w:r>
+      <w:r>
+        <w:t xml:space="preserve">for the same scope as the published run.</w:t>
+      </w:r>
+      <w:r>
+        <w:t xml:space="preserve"> </w:t>
+      </w:r>
+      <w:r>
+        <w:t xml:space="preserve">With an explicit</w:t>
+      </w:r>
+      <w:r>
+        <w:t xml:space="preserve"> </w:t>
+      </w:r>
+      <w:r>
+        <w:rPr>
+          <w:rStyle w:val="VerbatimChar"/>
+        </w:rPr>
+        <w:t xml:space="preserve">--results</w:t>
+      </w:r>
+      <w:r>
+        <w:t xml:space="preserve">,</w:t>
+      </w:r>
+      <w:r>
+        <w:t xml:space="preserve"> </w:t>
+      </w:r>
+      <w:r>
+        <w:rPr>
+          <w:rStyle w:val="VerbatimChar"/>
+        </w:rPr>
+        <w:t xml:space="preserve">--only</w:t>
+      </w:r>
+      <w:r>
+        <w:t xml:space="preserve"> </w:t>
+      </w:r>
+      <w:r>
+        <w:t xml:space="preserve">also narrows the report to those nodes,</w:t>
+      </w:r>
+      <w:r>
+        <w:t xml:space="preserve"> </w:t>
+      </w:r>
+      <w:r>
+        <w:t xml:space="preserve">which is why the table runs</w:t>
+      </w:r>
+      <w:r>
+        <w:t xml:space="preserve"> </w:t>
+      </w:r>
+      <w:r>
+        <w:rPr>
+          <w:rStyle w:val="VerbatimChar"/>
+        </w:rPr>
+        <w:t xml:space="preserve">assess</w:t>
+      </w:r>
+      <w:r>
+        <w:t xml:space="preserve"> </w:t>
+      </w:r>
+      <w:r>
+        <w:t xml:space="preserve">without it.</w:t>
+      </w:r>
+    </w:p>
+    <w:bookmarkEnd w:id="25"/>
+    <w:bookmarkStart w:id="26" w:name="the-five-commands"/>
     <w:p>
       <w:pPr>
         <w:pStyle w:val="Heading3"/>
@@ -7575,8 +10185,8 @@
         <w:t xml:space="preserve">and the whole test suite need neither.</w:t>
       </w:r>
     </w:p>
-    <w:bookmarkEnd w:id="22"/>
-    <w:bookmarkStart w:id="23" w:name="command-line-options"/>
+    <w:bookmarkEnd w:id="26"/>
+    <w:bookmarkStart w:id="27" w:name="command-line-options"/>
     <w:p>
       <w:pPr>
         <w:pStyle w:val="Heading3"/>
@@ -9921,8 +12531,8 @@
         <w:t xml:space="preserve">order, that stale evidence from another URL is still flagged, and the refusals: no stored results, a different checklist, three different approved-name settings, an unknown node, an alternative-URL trial, and five conflicting options on both commands.</w:t>
       </w:r>
     </w:p>
-    <w:bookmarkEnd w:id="23"/>
-    <w:bookmarkStart w:id="24" w:name="exit-codes"/>
+    <w:bookmarkEnd w:id="27"/>
+    <w:bookmarkStart w:id="28" w:name="exit-codes"/>
     <w:p>
       <w:pPr>
         <w:pStyle w:val="Heading3"/>
@@ -10043,8 +12653,8 @@
         <w:t xml:space="preserve">The only non-zero exit from a completed assessment is missing evidence. A node that violates six checklist points still exits 0, because a compliance finding is the output, not an error. So in CI a red cross means something broke; it never means "a node is non-compliant". Read the matrix, not the exit status.</w:t>
       </w:r>
     </w:p>
-    <w:bookmarkEnd w:id="24"/>
-    <w:bookmarkStart w:id="25" w:name="X2ee3c380b754e8acfecb05754855b11885a2bf4"/>
+    <w:bookmarkEnd w:id="28"/>
+    <w:bookmarkStart w:id="29" w:name="X2ee3c380b754e8acfecb05754855b11885a2bf4"/>
     <w:p>
       <w:pPr>
         <w:pStyle w:val="Heading3"/>
@@ -10713,8 +13323,8 @@
         <w:t xml:space="preserve">and its tests exist.</w:t>
       </w:r>
     </w:p>
-    <w:bookmarkEnd w:id="25"/>
-    <w:bookmarkStart w:id="26" w:name="adding-a-newer-checklist-revision"/>
+    <w:bookmarkEnd w:id="29"/>
+    <w:bookmarkStart w:id="30" w:name="adding-a-newer-checklist-revision"/>
     <w:p>
       <w:pPr>
         <w:pStyle w:val="Heading3"/>
@@ -11046,8 +13656,8 @@
         <w:t xml:space="preserve">repeats this procedure inside the repository.</w:t>
       </w:r>
     </w:p>
-    <w:bookmarkEnd w:id="26"/>
-    <w:bookmarkStart w:id="27" w:name="X2e7edefe5c8feef14b6d301ecd03f4d1a396e7b"/>
+    <w:bookmarkEnd w:id="30"/>
+    <w:bookmarkStart w:id="31" w:name="X2e7edefe5c8feef14b6d301ecd03f4d1a396e7b"/>
     <w:p>
       <w:pPr>
         <w:pStyle w:val="Heading3"/>
@@ -11312,8 +13922,8 @@
         <w:t xml:space="preserve">file makes it fail.</w:t>
       </w:r>
     </w:p>
-    <w:bookmarkEnd w:id="27"/>
-    <w:bookmarkStart w:id="28" w:name="constants-that-are-not-yet-flags"/>
+    <w:bookmarkEnd w:id="31"/>
+    <w:bookmarkStart w:id="32" w:name="constants-that-are-not-yet-flags"/>
     <w:p>
       <w:pPr>
         <w:pStyle w:val="Heading3"/>
@@ -11432,8 +14042,8 @@
         <w:t xml:space="preserve">. They can be promoted to CLI options if you need to vary them per run.</w:t>
       </w:r>
     </w:p>
-    <w:bookmarkEnd w:id="28"/>
-    <w:bookmarkStart w:id="29" w:name="two-commands-on-purpose"/>
+    <w:bookmarkEnd w:id="32"/>
+    <w:bookmarkStart w:id="33" w:name="two-commands-on-purpose"/>
     <w:p>
       <w:pPr>
         <w:pStyle w:val="Heading3"/>
@@ -11508,9 +14118,9 @@
         </w:pict>
       </w:r>
     </w:p>
-    <w:bookmarkEnd w:id="29"/>
-    <w:bookmarkEnd w:id="30"/>
-    <w:bookmarkStart w:id="32" w:name="Xe821b4f450fb7f02e20eda145a277a40061b7c0"/>
+    <w:bookmarkEnd w:id="33"/>
+    <w:bookmarkEnd w:id="34"/>
+    <w:bookmarkStart w:id="36" w:name="Xe821b4f450fb7f02e20eda145a277a40061b7c0"/>
     <w:p>
       <w:pPr>
         <w:pStyle w:val="Heading2"/>
@@ -11813,7 +14423,7 @@
         <w:t xml:space="preserve">A green tick means "nothing objected", not "everything was verified". A suite that collects zero tests also passes. The test count in the CI log is the thing to read — it currently says "339 passed".</w:t>
       </w:r>
     </w:p>
-    <w:bookmarkStart w:id="31" w:name="X9147ea61514241ec40f9866105a7361b2c3a349"/>
+    <w:bookmarkStart w:id="35" w:name="X9147ea61514241ec40f9866105a7361b2c3a349"/>
     <w:p>
       <w:pPr>
         <w:pStyle w:val="Heading3"/>
@@ -12880,9 +15490,9 @@
         </w:pict>
       </w:r>
     </w:p>
-    <w:bookmarkEnd w:id="31"/>
-    <w:bookmarkEnd w:id="32"/>
-    <w:bookmarkStart w:id="36" w:name="tests-that-exist-because-of-real-defects"/>
+    <w:bookmarkEnd w:id="35"/>
+    <w:bookmarkEnd w:id="36"/>
+    <w:bookmarkStart w:id="40" w:name="tests-that-exist-because-of-real-defects"/>
     <w:p>
       <w:pPr>
         <w:pStyle w:val="Heading2"/>
@@ -13082,7 +15692,7 @@
         <w:t xml:space="preserve">: output that reads as verified when the underlying collection was incomplete.</w:t>
       </w:r>
     </w:p>
-    <w:bookmarkStart w:id="33" w:name="X15e4e250594de3a1586fd3fcce06a01bcc958c2"/>
+    <w:bookmarkStart w:id="37" w:name="X15e4e250594de3a1586fd3fcce06a01bcc958c2"/>
     <w:p>
       <w:pPr>
         <w:pStyle w:val="Heading3"/>
@@ -13474,8 +16084,8 @@
         <w:t xml:space="preserve">helper, and the escaped output was additionally checked against GitHub's own Markdown renderer rather than trusted to local reasoning.</w:t>
       </w:r>
     </w:p>
-    <w:bookmarkEnd w:id="33"/>
-    <w:bookmarkStart w:id="34" w:name="Xfb9c52fe2570cea8341c5691288515399f40c9d"/>
+    <w:bookmarkEnd w:id="37"/>
+    <w:bookmarkStart w:id="38" w:name="Xfb9c52fe2570cea8341c5691288515399f40c9d"/>
     <w:p>
       <w:pPr>
         <w:pStyle w:val="Heading3"/>
@@ -13663,8 +16273,8 @@
         <w:t xml:space="preserve">pin both directions: a changed URL is flagged in all three places, and the published run rebuilt with the node list it was collected with gains no banner and no new key. The exit code is unchanged, because the table is complete. Example 2 in section 11 shows how to clear the warning.</w:t>
       </w:r>
     </w:p>
-    <w:bookmarkEnd w:id="34"/>
-    <w:bookmarkStart w:id="35" w:name="X19a7f1404bc71bb349c89973e8e9f2f70bc58ed"/>
+    <w:bookmarkEnd w:id="38"/>
+    <w:bookmarkStart w:id="39" w:name="X19a7f1404bc71bb349c89973e8e9f2f70bc58ed"/>
     <w:p>
       <w:pPr>
         <w:pStyle w:val="Heading3"/>
@@ -14130,9 +16740,9 @@
         </w:pict>
       </w:r>
     </w:p>
-    <w:bookmarkEnd w:id="35"/>
-    <w:bookmarkEnd w:id="36"/>
-    <w:bookmarkStart w:id="37" w:name="running-it"/>
+    <w:bookmarkEnd w:id="39"/>
+    <w:bookmarkEnd w:id="40"/>
+    <w:bookmarkStart w:id="41" w:name="running-it"/>
     <w:p>
       <w:pPr>
         <w:pStyle w:val="Heading2"/>
@@ -15071,8 +17681,8 @@
         </w:pict>
       </w:r>
     </w:p>
-    <w:bookmarkEnd w:id="37"/>
-    <w:bookmarkStart w:id="40" w:name="setting-it-up-on-macos"/>
+    <w:bookmarkEnd w:id="41"/>
+    <w:bookmarkStart w:id="44" w:name="setting-it-up-on-macos"/>
     <w:p>
       <w:pPr>
         <w:pStyle w:val="Heading2"/>
@@ -15459,7 +18069,7 @@
         <w:t xml:space="preserve">step, which visits real node pages. If you only want to run the suite, skip it — exactly as the CI job does, which never installs a browser.</w:t>
       </w:r>
     </w:p>
-    <w:bookmarkStart w:id="38" w:name="the-exact-command-sequence"/>
+    <w:bookmarkStart w:id="42" w:name="the-exact-command-sequence"/>
     <w:p>
       <w:pPr>
         <w:pStyle w:val="Heading3"/>
@@ -15968,8 +18578,8 @@
         <w:t xml:space="preserve"> results/index.html</w:t>
       </w:r>
     </w:p>
-    <w:bookmarkEnd w:id="38"/>
-    <w:bookmarkStart w:id="39" w:name="X74aedf24cc00c314e220a528a1fbac73ef23aad"/>
+    <w:bookmarkEnd w:id="42"/>
+    <w:bookmarkStart w:id="43" w:name="X74aedf24cc00c314e220a528a1fbac73ef23aad"/>
     <w:p>
       <w:pPr>
         <w:pStyle w:val="Heading3"/>
@@ -16257,9 +18867,9 @@
         </w:pict>
       </w:r>
     </w:p>
-    <w:bookmarkEnd w:id="39"/>
-    <w:bookmarkEnd w:id="40"/>
-    <w:bookmarkStart w:id="46" w:name="the-published-figures"/>
+    <w:bookmarkEnd w:id="43"/>
+    <w:bookmarkEnd w:id="44"/>
+    <w:bookmarkStart w:id="50" w:name="the-published-figures"/>
     <w:p>
       <w:pPr>
         <w:pStyle w:val="Heading2"/>
@@ -16268,7 +18878,7 @@
         <w:t xml:space="preserve">10. The published figures</w:t>
       </w:r>
     </w:p>
-    <w:bookmarkStart w:id="41" w:name="current-run-24-september-2026"/>
+    <w:bookmarkStart w:id="45" w:name="current-run-24-september-2026"/>
     <w:p>
       <w:pPr>
         <w:pStyle w:val="Heading3"/>
@@ -16785,8 +19395,8 @@
         <w:t xml:space="preserve">finds none of the twelve, because every one of the five writes the name with a different separator from the official list.</w:t>
       </w:r>
     </w:p>
-    <w:bookmarkEnd w:id="41"/>
-    <w:bookmarkStart w:id="42" w:name="since-the-published-run"/>
+    <w:bookmarkEnd w:id="45"/>
+    <w:bookmarkStart w:id="46" w:name="since-the-published-run"/>
     <w:p>
       <w:pPr>
         <w:pStyle w:val="Heading3"/>
@@ -16882,8 +19492,8 @@
         <w:t xml:space="preserve">GÉANT answered HTTP 403 with the Cloudflare challenge again, and its decided cells moved to review, as on 21 September.</w:t>
       </w:r>
     </w:p>
-    <w:bookmarkEnd w:id="42"/>
-    <w:bookmarkStart w:id="43" w:name="point-6-and-5b5c-after-the-review"/>
+    <w:bookmarkEnd w:id="46"/>
+    <w:bookmarkStart w:id="47" w:name="point-6-and-5b5c-after-the-review"/>
     <w:p>
       <w:pPr>
         <w:pStyle w:val="Heading3"/>
@@ -17358,8 +19968,8 @@
         <w:t xml:space="preserve">. It was revised to "met" on this evidence.</w:t>
       </w:r>
     </w:p>
-    <w:bookmarkEnd w:id="43"/>
-    <w:bookmarkStart w:id="44" w:name="previous-run-21-september-2026"/>
+    <w:bookmarkEnd w:id="47"/>
+    <w:bookmarkStart w:id="48" w:name="previous-run-21-september-2026"/>
     <w:p>
       <w:pPr>
         <w:pStyle w:val="Heading3"/>
@@ -18619,8 +21229,8 @@
         </w:tc>
       </w:tr>
     </w:tbl>
-    <w:bookmarkEnd w:id="44"/>
-    <w:bookmarkStart w:id="45" w:name="Xe6edc575ba7b23d729b3729d56dd235c2fb2a27"/>
+    <w:bookmarkEnd w:id="48"/>
+    <w:bookmarkStart w:id="49" w:name="Xe6edc575ba7b23d729b3729d56dd235c2fb2a27"/>
     <w:p>
       <w:pPr>
         <w:pStyle w:val="Heading3"/>
@@ -18996,9 +21606,9 @@
         <w:t xml:space="preserve">for all twelve of its nodes, for the same reason.</w:t>
       </w:r>
     </w:p>
-    <w:bookmarkEnd w:id="45"/>
-    <w:bookmarkEnd w:id="46"/>
-    <w:bookmarkStart w:id="51" w:name="worked-examples"/>
+    <w:bookmarkEnd w:id="49"/>
+    <w:bookmarkEnd w:id="50"/>
+    <w:bookmarkStart w:id="55" w:name="worked-examples"/>
     <w:p>
       <w:pPr>
         <w:pStyle w:val="Heading2"/>
@@ -19315,7 +21925,7 @@
         <w:t xml:space="preserve">own run.</w:t>
       </w:r>
     </w:p>
-    <w:bookmarkStart w:id="48" w:name="X6b9c9d2e59e13da41f347184ca67a475fa8b7ce"/>
+    <w:bookmarkStart w:id="52" w:name="X6b9c9d2e59e13da41f347184ca67a475fa8b7ce"/>
     <w:p>
       <w:pPr>
         <w:pStyle w:val="Heading3"/>
@@ -19438,7 +22048,7 @@
       <w:r>
         <w:t xml:space="preserve"> </w:t>
       </w:r>
-      <w:hyperlink r:id="rId47">
+      <w:hyperlink r:id="rId51">
         <w:r>
           <w:rPr>
             <w:rStyle w:val="Hyperlink"/>
@@ -20985,8 +23595,8 @@
         <w:t xml:space="preserve"> push</w:t>
       </w:r>
     </w:p>
-    <w:bookmarkEnd w:id="48"/>
-    <w:bookmarkStart w:id="49" w:name="X5431a82e20a06edfb102374e037ce7ea9ce6896"/>
+    <w:bookmarkEnd w:id="52"/>
+    <w:bookmarkStart w:id="53" w:name="X5431a82e20a06edfb102374e037ce7ea9ce6896"/>
     <w:p>
       <w:pPr>
         <w:pStyle w:val="Heading3"/>
@@ -22174,8 +24784,8 @@
         <w:t xml:space="preserve">the documents together.</w:t>
       </w:r>
     </w:p>
-    <w:bookmarkEnd w:id="49"/>
-    <w:bookmarkStart w:id="50" w:name="Xbb3e2d317a0d811066009804bfa0a222a6197de"/>
+    <w:bookmarkEnd w:id="53"/>
+    <w:bookmarkStart w:id="54" w:name="Xbb3e2d317a0d811066009804bfa0a222a6197de"/>
     <w:p>
       <w:pPr>
         <w:pStyle w:val="Heading3"/>
@@ -24177,9 +26787,9 @@
         </w:pict>
       </w:r>
     </w:p>
-    <w:bookmarkEnd w:id="50"/>
-    <w:bookmarkEnd w:id="51"/>
-    <w:bookmarkStart w:id="53" w:name="sources"/>
+    <w:bookmarkEnd w:id="54"/>
+    <w:bookmarkEnd w:id="55"/>
+    <w:bookmarkStart w:id="57" w:name="sources"/>
     <w:p>
       <w:pPr>
         <w:pStyle w:val="Heading2"/>
@@ -24257,7 +26867,7 @@
       <w:r>
         <w:t xml:space="preserve"> </w:t>
       </w:r>
-      <w:hyperlink r:id="rId47">
+      <w:hyperlink r:id="rId51">
         <w:r>
           <w:rPr>
             <w:rStyle w:val="Hyperlink"/>
@@ -24280,7 +26890,7 @@
       <w:r>
         <w:t xml:space="preserve"> </w:t>
       </w:r>
-      <w:hyperlink r:id="rId52">
+      <w:hyperlink r:id="rId56">
         <w:r>
           <w:rPr>
             <w:rStyle w:val="Hyperlink"/>
@@ -24460,7 +27070,7 @@
         <w:t xml:space="preserve">), not carried over from the previous edition</w:t>
       </w:r>
     </w:p>
-    <w:bookmarkEnd w:id="53"/>
+    <w:bookmarkEnd w:id="57"/>
     <w:sectPr>
       <w:footnotePr>
         <w:numRestart w:val="eachSect"/>

--- a/docs/eosc-basic-compliance-testsuite.docx
+++ b/docs/eosc-basic-compliance-testsuite.docx
@@ -23,7 +23,7 @@
         <w:pStyle w:val="Author"/>
       </w:pPr>
       <w:r>
-        <w:t xml:space="preserve">Clean clone, 26 September 2026 — documentation commit 616262f, 412 test cases</w:t>
+        <w:t xml:space="preserve">Clean clone, 26 September 2026 — documentation commit 3003661, 425 test cases</w:t>
       </w:r>
     </w:p>
     <w:p>
@@ -126,28 +126,16 @@
         <w:t xml:space="preserve"> </w:t>
       </w:r>
       <w:r>
-        <w:t xml:space="preserve">clean clone of commit</w:t>
-      </w:r>
-      <w:r>
-        <w:t xml:space="preserve"> </w:t>
-      </w:r>
-      <w:r>
-        <w:rPr>
-          <w:rStyle w:val="VerbatimChar"/>
-        </w:rPr>
-        <w:t xml:space="preserve">7ed46dd</w:t>
-      </w:r>
-      <w:r>
-        <w:t xml:space="preserve">, which added</w:t>
-      </w:r>
-      <w:r>
-        <w:t xml:space="preserve"> </w:t>
-      </w:r>
-      <w:r>
-        <w:rPr>
-          <w:rStyle w:val="VerbatimChar"/>
-        </w:rPr>
-        <w:t xml:space="preserve">--update-results-for-node</w:t>
+        <w:t xml:space="preserve">clean clone of the commit that added</w:t>
+      </w:r>
+      <w:r>
+        <w:t xml:space="preserve"> </w:t>
+      </w:r>
+      <w:r>
+        <w:rPr>
+          <w:rStyle w:val="VerbatimChar"/>
+        </w:rPr>
+        <w:t xml:space="preserve">--restore-default-config</w:t>
       </w:r>
       <w:r>
         <w:t xml:space="preserve">:</w:t>
@@ -160,7 +148,7 @@
           <w:b/>
           <w:bCs/>
         </w:rPr>
-        <w:t xml:space="preserve">412 test cases, all passing in CI</w:t>
+        <w:t xml:space="preserve">425 test cases, all passing in CI</w:t>
       </w:r>
       <w:r>
         <w:t xml:space="preserve">. No node website was contacted to prepare</w:t>
@@ -272,7 +260,7 @@
         <w:t xml:space="preserve">Node Landing Page Verification Checklist v3.0</w:t>
       </w:r>
       <w:r>
-        <w:t xml:space="preserve">, with a pytest suite of 412 hermetic test cases that never touch a node's website, and at most two bounded hops of link following.</w:t>
+        <w:t xml:space="preserve">, with a pytest suite of 425 hermetic test cases that never touch a node's website, and at most two bounded hops of link following.</w:t>
       </w:r>
     </w:p>
     <w:p>
@@ -348,7 +336,7 @@
           <w:b/>
           <w:bCs/>
         </w:rPr>
-        <w:t xml:space="preserve">412 cases</w:t>
+        <w:t xml:space="preserve">425 cases</w:t>
       </w:r>
       <w:r>
         <w:t xml:space="preserve"> </w:t>
@@ -384,7 +372,7 @@
         <w:t xml:space="preserve"> </w:t>
       </w:r>
       <w:r>
-        <w:t xml:space="preserve">(13 cases, guarding the node configuration) and</w:t>
+        <w:t xml:space="preserve">(14 cases, guarding the node configuration) and</w:t>
       </w:r>
       <w:r>
         <w:t xml:space="preserve"> </w:t>
@@ -1450,13 +1438,13 @@
           <w:b/>
           <w:bCs/>
         </w:rPr>
-        <w:t xml:space="preserve">328 test functions, expanding to 412 executed cases</w:t>
-      </w:r>
-      <w:r>
-        <w:t xml:space="preserve"> </w:t>
-      </w:r>
-      <w:r>
-        <w:t xml:space="preserve">(twenty tests are parametrized).</w:t>
+        <w:t xml:space="preserve">338 test functions, expanding to 425 executed cases</w:t>
+      </w:r>
+      <w:r>
+        <w:t xml:space="preserve"> </w:t>
+      </w:r>
+      <w:r>
+        <w:t xml:space="preserve">(twenty-two tests are parametrized).</w:t>
       </w:r>
       <w:r>
         <w:t xml:space="preserve"> </w:t>
@@ -1510,7 +1498,7 @@
         <w:t xml:space="preserve"> </w:t>
       </w:r>
       <w:r>
-        <w:t xml:space="preserve">pointed at an empty directory still yields 412 passed, while</w:t>
+        <w:t xml:space="preserve">pointed at an empty directory still yields 425 passed, while</w:t>
       </w:r>
       <w:r>
         <w:t xml:space="preserve"> </w:t>
@@ -1768,7 +1756,7 @@
               <w:pStyle w:val="Compact"/>
             </w:pPr>
             <w:r>
-              <w:t xml:space="preserve">101</w:t>
+              <w:t xml:space="preserve">113</w:t>
             </w:r>
           </w:p>
         </w:tc>
@@ -2005,7 +1993,31 @@
               <w:pStyle w:val="Compact"/>
             </w:pPr>
             <w:r>
-              <w:t xml:space="preserve">The node configuration itself: required fields, unique ids, well-formed URLs, no two nodes sharing an eosc.eu entry, every node's name covered by the scoped list</w:t>
+              <w:t xml:space="preserve">The node configuration itself: required fields, unique ids, well-formed URLs, no two nodes sharing an eosc.eu entry, every node's name covered by the scoped list, and the default copy for</w:t>
+            </w:r>
+            <w:r>
+              <w:t xml:space="preserve"> </w:t>
+            </w:r>
+            <w:r>
+              <w:rPr>
+                <w:rStyle w:val="VerbatimChar"/>
+              </w:rPr>
+              <w:t xml:space="preserve">--restore-default-config</w:t>
+            </w:r>
+            <w:r>
+              <w:t xml:space="preserve"> </w:t>
+            </w:r>
+            <w:r>
+              <w:t xml:space="preserve">identical to the committed</w:t>
+            </w:r>
+            <w:r>
+              <w:t xml:space="preserve"> </w:t>
+            </w:r>
+            <w:r>
+              <w:rPr>
+                <w:rStyle w:val="VerbatimChar"/>
+              </w:rPr>
+              <w:t xml:space="preserve">nodes.yaml</w:t>
             </w:r>
           </w:p>
         </w:tc>
@@ -2128,7 +2140,7 @@
                 <w:b/>
                 <w:bCs/>
               </w:rPr>
-              <w:t xml:space="preserve">412</w:t>
+              <w:t xml:space="preserve">425</w:t>
             </w:r>
           </w:p>
         </w:tc>
@@ -9568,6 +9580,107 @@
                 <w:b/>
                 <w:bCs/>
               </w:rPr>
+              <w:t xml:space="preserve">Go back to the node list as downloaded</w:t>
+            </w:r>
+            <w:r>
+              <w:t xml:space="preserve"> </w:t>
+            </w:r>
+            <w:r>
+              <w:t xml:space="preserve">(</w:t>
+            </w:r>
+            <w:r>
+              <w:rPr>
+                <w:rStyle w:val="VerbatimChar"/>
+              </w:rPr>
+              <w:t xml:space="preserve">basic-check --restore-default-config</w:t>
+            </w:r>
+            <w:r>
+              <w:t xml:space="preserve">)</w:t>
+            </w:r>
+          </w:p>
+        </w:tc>
+        <w:tc>
+          <w:tcPr/>
+          <w:p>
+            <w:pPr>
+              <w:pStyle w:val="Compact"/>
+            </w:pPr>
+            <w:r>
+              <w:t xml:space="preserve">For each node it lists as</w:t>
+            </w:r>
+            <w:r>
+              <w:t xml:space="preserve"> </w:t>
+            </w:r>
+            <w:r>
+              <w:rPr>
+                <w:rStyle w:val="VerbatimChar"/>
+              </w:rPr>
+              <w:t xml:space="preserve">URL restored</w:t>
+            </w:r>
+            <w:r>
+              <w:t xml:space="preserve">:</w:t>
+            </w:r>
+            <w:r>
+              <w:t xml:space="preserve"> </w:t>
+            </w:r>
+            <w:r>
+              <w:rPr>
+                <w:rStyle w:val="VerbatimChar"/>
+              </w:rPr>
+              <w:t xml:space="preserve">run --update-results-for-node &lt;id&gt;</w:t>
+            </w:r>
+            <w:r>
+              <w:t xml:space="preserve">. If it lists nodes added back or removed:</w:t>
+            </w:r>
+            <w:r>
+              <w:t xml:space="preserve"> </w:t>
+            </w:r>
+            <w:r>
+              <w:rPr>
+                <w:rStyle w:val="VerbatimChar"/>
+              </w:rPr>
+              <w:t xml:space="preserve">assess</w:t>
+            </w:r>
+          </w:p>
+        </w:tc>
+        <w:tc>
+          <w:tcPr/>
+          <w:p>
+            <w:pPr>
+              <w:pStyle w:val="Compact"/>
+            </w:pPr>
+            <w:r>
+              <w:t xml:space="preserve">the restored nodes only</w:t>
+            </w:r>
+          </w:p>
+        </w:tc>
+        <w:tc>
+          <w:tcPr/>
+          <w:p>
+            <w:pPr>
+              <w:pStyle w:val="Compact"/>
+            </w:pPr>
+            <w:r>
+              <w:t xml:space="preserve">Kept unchanged; re-judged offline if nodes were added back or removed</w:t>
+            </w:r>
+          </w:p>
+        </w:tc>
+      </w:tr>
+      <w:tr>
+        <w:trPr>
+          <w:cantSplit/>
+        </w:trPr>
+        <w:tc>
+          <w:tcPr/>
+          <w:p>
+            <w:pPr>
+              <w:pStyle w:val="Compact"/>
+            </w:pPr>
+            <w:r>
+              <w:rPr>
+                <w:b/>
+                <w:bCs/>
+              </w:rPr>
               <w:t xml:space="preserve">Change the reference checklist</w:t>
             </w:r>
             <w:r>
@@ -11930,6 +12043,91 @@
           </w:p>
         </w:tc>
       </w:tr>
+      <w:tr>
+        <w:trPr>
+          <w:cantSplit/>
+        </w:trPr>
+        <w:tc>
+          <w:tcPr/>
+          <w:p>
+            <w:pPr>
+              <w:pStyle w:val="Compact"/>
+            </w:pPr>
+            <w:r>
+              <w:rPr>
+                <w:rStyle w:val="VerbatimChar"/>
+              </w:rPr>
+              <w:t xml:space="preserve">--restore-default-config</w:t>
+            </w:r>
+          </w:p>
+        </w:tc>
+        <w:tc>
+          <w:tcPr/>
+          <w:p>
+            <w:pPr>
+              <w:pStyle w:val="Compact"/>
+            </w:pPr>
+            <w:r>
+              <w:rPr>
+                <w:rStyle w:val="VerbatimChar"/>
+              </w:rPr>
+              <w:t xml:space="preserve">basic-check</w:t>
+            </w:r>
+            <w:r>
+              <w:t xml:space="preserve"> </w:t>
+            </w:r>
+            <w:r>
+              <w:t xml:space="preserve">alone</w:t>
+            </w:r>
+          </w:p>
+        </w:tc>
+        <w:tc>
+          <w:tcPr/>
+          <w:p>
+            <w:pPr>
+              <w:pStyle w:val="Compact"/>
+            </w:pPr>
+            <w:r>
+              <w:t xml:space="preserve">—</w:t>
+            </w:r>
+          </w:p>
+        </w:tc>
+        <w:tc>
+          <w:tcPr/>
+          <w:p>
+            <w:pPr>
+              <w:pStyle w:val="Compact"/>
+            </w:pPr>
+            <w:r>
+              <w:t xml:space="preserve">Puts</w:t>
+            </w:r>
+            <w:r>
+              <w:t xml:space="preserve"> </w:t>
+            </w:r>
+            <w:r>
+              <w:rPr>
+                <w:rStyle w:val="VerbatimChar"/>
+              </w:rPr>
+              <w:t xml:space="preserve">nodes.yaml</w:t>
+            </w:r>
+            <w:r>
+              <w:t xml:space="preserve"> </w:t>
+            </w:r>
+            <w:r>
+              <w:t xml:space="preserve">back as downloaded from GitHub (a copy shipped in the package), keeping the replaced file as</w:t>
+            </w:r>
+            <w:r>
+              <w:t xml:space="preserve"> </w:t>
+            </w:r>
+            <w:r>
+              <w:rPr>
+                <w:rStyle w:val="VerbatimChar"/>
+              </w:rPr>
+              <w:t xml:space="preserve">nodes.yaml.&lt;date-time&gt;.bak</w:t>
+            </w:r>
+          </w:p>
+        </w:tc>
+      </w:tr>
     </w:tbl>
     <w:p>
       <w:pPr>
@@ -12321,7 +12519,49 @@
         <w:t xml:space="preserve"> </w:t>
       </w:r>
       <w:r>
-        <w:t xml:space="preserve">is the one option that writes: it changes a node's</w:t>
+        <w:t xml:space="preserve">and</w:t>
+      </w:r>
+      <w:r>
+        <w:t xml:space="preserve"> </w:t>
+      </w:r>
+      <w:r>
+        <w:rPr>
+          <w:rStyle w:val="VerbatimChar"/>
+        </w:rPr>
+        <w:t xml:space="preserve">--restore-default-config</w:t>
+      </w:r>
+      <w:r>
+        <w:t xml:space="preserve"> </w:t>
+      </w:r>
+      <w:r>
+        <w:t xml:space="preserve">are the two options that write, and both write only</w:t>
+      </w:r>
+      <w:r>
+        <w:t xml:space="preserve"> </w:t>
+      </w:r>
+      <w:r>
+        <w:rPr>
+          <w:rStyle w:val="VerbatimChar"/>
+        </w:rPr>
+        <w:t xml:space="preserve">nodes.yaml</w:t>
+      </w:r>
+      <w:r>
+        <w:t xml:space="preserve">.</w:t>
+      </w:r>
+      <w:r>
+        <w:t xml:space="preserve"> </w:t>
+      </w:r>
+      <w:r>
+        <w:rPr>
+          <w:rStyle w:val="VerbatimChar"/>
+        </w:rPr>
+        <w:t xml:space="preserve">--update-nlp</w:t>
+      </w:r>
+      <w:r>
+        <w:t xml:space="preserve"> </w:t>
+      </w:r>
+      <w:r>
+        <w:t xml:space="preserve">changes a node's</w:t>
       </w:r>
       <w:r>
         <w:t xml:space="preserve"> </w:t>
@@ -12336,7 +12576,7 @@
         <w:t xml:space="preserve"> </w:t>
       </w:r>
       <w:r>
-        <w:t xml:space="preserve">line in</w:t>
+        <w:t xml:space="preserve">line. Its eleven cases each work on a copy of</w:t>
       </w:r>
       <w:r>
         <w:t xml:space="preserve"> </w:t>
@@ -12348,7 +12588,84 @@
         <w:t xml:space="preserve">nodes.yaml</w:t>
       </w:r>
       <w:r>
-        <w:t xml:space="preserve">. Its eleven cases each work on a copy of</w:t>
+        <w:t xml:space="preserve"> </w:t>
+      </w:r>
+      <w:r>
+        <w:t xml:space="preserve">in a temporary directory, so the suite never edits the real file. They check that only that node's</w:t>
+      </w:r>
+      <w:r>
+        <w:t xml:space="preserve"> </w:t>
+      </w:r>
+      <w:r>
+        <w:rPr>
+          <w:rStyle w:val="VerbatimChar"/>
+        </w:rPr>
+        <w:t xml:space="preserve">url</w:t>
+      </w:r>
+      <w:r>
+        <w:t xml:space="preserve"> </w:t>
+      </w:r>
+      <w:r>
+        <w:t xml:space="preserve">changes, with every other field and comment kept and one dated comment added; that</w:t>
+      </w:r>
+      <w:r>
+        <w:t xml:space="preserve"> </w:t>
+      </w:r>
+      <w:r>
+        <w:rPr>
+          <w:rStyle w:val="VerbatimChar"/>
+        </w:rPr>
+        <w:t xml:space="preserve">--show-node</w:t>
+      </w:r>
+      <w:r>
+        <w:t xml:space="preserve"> </w:t>
+      </w:r>
+      <w:r>
+        <w:t xml:space="preserve">then shows the new URL; that giving the current URL changes nothing; that a name instead of an id, a non-https, relative or space-containing URL, and another node's URL are all refused with the file unchanged; that both values are required and a command is refused; and that a</w:t>
+      </w:r>
+      <w:r>
+        <w:t xml:space="preserve"> </w:t>
+      </w:r>
+      <w:r>
+        <w:rPr>
+          <w:rStyle w:val="VerbatimChar"/>
+        </w:rPr>
+        <w:t xml:space="preserve">url:</w:t>
+      </w:r>
+      <w:r>
+        <w:t xml:space="preserve"> </w:t>
+      </w:r>
+      <w:r>
+        <w:t xml:space="preserve">value split over two lines is refused rather than edited.</w:t>
+      </w:r>
+    </w:p>
+    <w:p>
+      <w:pPr>
+        <w:pStyle w:val="BodyText"/>
+      </w:pPr>
+      <w:r>
+        <w:rPr>
+          <w:rStyle w:val="VerbatimChar"/>
+        </w:rPr>
+        <w:t xml:space="preserve">--restore-default-config</w:t>
+      </w:r>
+      <w:r>
+        <w:t xml:space="preserve"> </w:t>
+      </w:r>
+      <w:r>
+        <w:t xml:space="preserve">has twelve cases in</w:t>
+      </w:r>
+      <w:r>
+        <w:t xml:space="preserve"> </w:t>
+      </w:r>
+      <w:r>
+        <w:rPr>
+          <w:rStyle w:val="VerbatimChar"/>
+        </w:rPr>
+        <w:t xml:space="preserve">test_cli.py</w:t>
+      </w:r>
+      <w:r>
+        <w:t xml:space="preserve">, also on a copy of</w:t>
       </w:r>
       <w:r>
         <w:t xml:space="preserve"> </w:t>
@@ -12363,52 +12680,106 @@
         <w:t xml:space="preserve"> </w:t>
       </w:r>
       <w:r>
-        <w:t xml:space="preserve">in a temporary directory, so the suite never edits the real file. They check that only that node's</w:t>
-      </w:r>
-      <w:r>
-        <w:t xml:space="preserve"> </w:t>
-      </w:r>
-      <w:r>
-        <w:rPr>
-          <w:rStyle w:val="VerbatimChar"/>
-        </w:rPr>
-        <w:t xml:space="preserve">url</w:t>
-      </w:r>
-      <w:r>
-        <w:t xml:space="preserve"> </w:t>
-      </w:r>
-      <w:r>
-        <w:t xml:space="preserve">changes, with every other field and comment kept and one dated comment added; that</w:t>
-      </w:r>
-      <w:r>
-        <w:t xml:space="preserve"> </w:t>
-      </w:r>
-      <w:r>
-        <w:rPr>
-          <w:rStyle w:val="VerbatimChar"/>
-        </w:rPr>
-        <w:t xml:space="preserve">--show-node</w:t>
-      </w:r>
-      <w:r>
-        <w:t xml:space="preserve"> </w:t>
-      </w:r>
-      <w:r>
-        <w:t xml:space="preserve">then shows the new URL; that giving the current URL changes nothing; that a name instead of an id, a non-https, relative or space-containing URL, and another node's URL are all refused with the file unchanged; that both values are required and a command is refused; and that a</w:t>
-      </w:r>
-      <w:r>
-        <w:t xml:space="preserve"> </w:t>
-      </w:r>
-      <w:r>
-        <w:rPr>
-          <w:rStyle w:val="VerbatimChar"/>
-        </w:rPr>
-        <w:t xml:space="preserve">url:</w:t>
-      </w:r>
-      <w:r>
-        <w:t xml:space="preserve"> </w:t>
-      </w:r>
-      <w:r>
-        <w:t xml:space="preserve">value split over two lines is refused rather than edited.</w:t>
+        <w:t xml:space="preserve">in a temporary directory: that an unchanged file is left alone with no backup; that it undoes</w:t>
+      </w:r>
+      <w:r>
+        <w:t xml:space="preserve"> </w:t>
+      </w:r>
+      <w:r>
+        <w:rPr>
+          <w:rStyle w:val="VerbatimChar"/>
+        </w:rPr>
+        <w:t xml:space="preserve">--update-nlp</w:t>
+      </w:r>
+      <w:r>
+        <w:t xml:space="preserve">, keeps the edited file as the</w:t>
+      </w:r>
+      <w:r>
+        <w:t xml:space="preserve"> </w:t>
+      </w:r>
+      <w:r>
+        <w:rPr>
+          <w:rStyle w:val="VerbatimChar"/>
+        </w:rPr>
+        <w:t xml:space="preserve">.bak</w:t>
+      </w:r>
+      <w:r>
+        <w:t xml:space="preserve"> </w:t>
+      </w:r>
+      <w:r>
+        <w:t xml:space="preserve">and names the restored URL; that it reports nodes added back and removed; that a comment-only difference is restored and said to be one; that a missing file, a malformed file and a file that is not a node list are all restored; that a second restore changes nothing; that</w:t>
+      </w:r>
+      <w:r>
+        <w:t xml:space="preserve"> </w:t>
+      </w:r>
+      <w:r>
+        <w:rPr>
+          <w:rStyle w:val="VerbatimChar"/>
+        </w:rPr>
+        <w:t xml:space="preserve">--list-nlps</w:t>
+      </w:r>
+      <w:r>
+        <w:t xml:space="preserve"> </w:t>
+      </w:r>
+      <w:r>
+        <w:t xml:space="preserve">after it shows the default URLs; that a command, or</w:t>
+      </w:r>
+      <w:r>
+        <w:t xml:space="preserve"> </w:t>
+      </w:r>
+      <w:r>
+        <w:rPr>
+          <w:rStyle w:val="VerbatimChar"/>
+        </w:rPr>
+        <w:t xml:space="preserve">--update-nlp</w:t>
+      </w:r>
+      <w:r>
+        <w:t xml:space="preserve"> </w:t>
+      </w:r>
+      <w:r>
+        <w:t xml:space="preserve">in the same call, is refused with the file untouched; and that it contacts no site.</w:t>
+      </w:r>
+      <w:r>
+        <w:t xml:space="preserve"> </w:t>
+      </w:r>
+      <w:r>
+        <w:rPr>
+          <w:rStyle w:val="VerbatimChar"/>
+        </w:rPr>
+        <w:t xml:space="preserve">test_nodes.py</w:t>
+      </w:r>
+      <w:r>
+        <w:t xml:space="preserve"> </w:t>
+      </w:r>
+      <w:r>
+        <w:t xml:space="preserve">checks that the shipped default,</w:t>
+      </w:r>
+      <w:r>
+        <w:t xml:space="preserve"> </w:t>
+      </w:r>
+      <w:r>
+        <w:rPr>
+          <w:rStyle w:val="VerbatimChar"/>
+        </w:rPr>
+        <w:t xml:space="preserve">src/basic_check/defaults/nodes.yaml</w:t>
+      </w:r>
+      <w:r>
+        <w:t xml:space="preserve">, is byte-identical to the</w:t>
+      </w:r>
+      <w:r>
+        <w:t xml:space="preserve"> </w:t>
+      </w:r>
+      <w:r>
+        <w:rPr>
+          <w:rStyle w:val="VerbatimChar"/>
+        </w:rPr>
+        <w:t xml:space="preserve">nodes.yaml</w:t>
+      </w:r>
+      <w:r>
+        <w:t xml:space="preserve"> </w:t>
+      </w:r>
+      <w:r>
+        <w:t xml:space="preserve">committed at git HEAD, so a commit that changes one without the other fails CI.</w:t>
       </w:r>
     </w:p>
     <w:p>
@@ -16930,7 +17301,7 @@
         <w:rPr>
           <w:rStyle w:val="CommentTok"/>
         </w:rPr>
-        <w:t xml:space="preserve"># 412 cases, ~5-6 s, no network, no browser</w:t>
+        <w:t xml:space="preserve"># 425 cases, ~5-6 s, no network, no browser</w:t>
       </w:r>
       <w:r>
         <w:br/>
@@ -18397,7 +18768,7 @@
         <w:rPr>
           <w:rStyle w:val="CommentTok"/>
         </w:rPr>
-        <w:t xml:space="preserve"># 6 - run the suite: 412 cases, ~5-6 s, no network, no browser</w:t>
+        <w:t xml:space="preserve"># 6 - run the suite: 425 cases, ~5-6 s, no network, no browser</w:t>
       </w:r>
       <w:r>
         <w:br/>

--- a/docs/eosc-basic-compliance-testsuite.docx
+++ b/docs/eosc-basic-compliance-testsuite.docx
@@ -23,7 +23,7 @@
         <w:pStyle w:val="Author"/>
       </w:pPr>
       <w:r>
-        <w:t xml:space="preserve">Clean clone, 26 September 2026 — documentation commit 3003661, 425 test cases</w:t>
+        <w:t xml:space="preserve">Clean clone, 26 September 2026 — documentation commit 778709e, 425 test cases</w:t>
       </w:r>
     </w:p>
     <w:p>
@@ -4659,7 +4659,7 @@
         <w:rPr>
           <w:rStyle w:val="AttributeTok"/>
         </w:rPr>
-        <w:t xml:space="preserve"> https://dev3.bbmri-eric.eu/eosc-node-bbmri-eric/</w:t>
+        <w:t xml:space="preserve"> https://www.bbmri-eric.eu/eosc-node-bbmri-eric/</w:t>
       </w:r>
       <w:r>
         <w:br/>
@@ -4910,7 +4910,22 @@
         <w:t xml:space="preserve">https://dev3.bbmri-eric.eu/eosc-node-bbmri-eric/</w:t>
       </w:r>
       <w:r>
-        <w:t xml:space="preserve">, and the entry carries a comment saying so.</w:t>
+        <w:t xml:space="preserve">, and was set back to the</w:t>
+      </w:r>
+      <w:r>
+        <w:t xml:space="preserve"> </w:t>
+      </w:r>
+      <w:r>
+        <w:rPr>
+          <w:rStyle w:val="VerbatimChar"/>
+        </w:rPr>
+        <w:t xml:space="preserve">www.</w:t>
+      </w:r>
+      <w:r>
+        <w:t xml:space="preserve"> </w:t>
+      </w:r>
+      <w:r>
+        <w:t xml:space="preserve">address on 26 September; the entry carries a comment saying so.</w:t>
       </w:r>
       <w:r>
         <w:t xml:space="preserve"> </w:t>
@@ -4940,7 +4955,22 @@
         <w:t xml:space="preserve"> </w:t>
       </w:r>
       <w:r>
-        <w:t xml:space="preserve">and its verdicts from the evidence on disk. So a bare</w:t>
+        <w:t xml:space="preserve">and its verdicts from the evidence on disk. So while the</w:t>
+      </w:r>
+      <w:r>
+        <w:t xml:space="preserve"> </w:t>
+      </w:r>
+      <w:r>
+        <w:rPr>
+          <w:rStyle w:val="VerbatimChar"/>
+        </w:rPr>
+        <w:t xml:space="preserve">dev3.</w:t>
+      </w:r>
+      <w:r>
+        <w:t xml:space="preserve"> </w:t>
+      </w:r>
+      <w:r>
+        <w:t xml:space="preserve">address was configured, a bare</w:t>
       </w:r>
       <w:r>
         <w:t xml:space="preserve"> </w:t>
@@ -4955,7 +4985,7 @@
         <w:t xml:space="preserve"> </w:t>
       </w:r>
       <w:r>
-        <w:t xml:space="preserve">now heads BBMRI-ERIC's row with the new address above verdicts taken from the old page. It says so: it compares the configured URL with the</w:t>
+        <w:t xml:space="preserve">headed BBMRI-ERIC's row with it, above verdicts taken from the old page. It says so: it compares the configured URL with the</w:t>
       </w:r>
       <w:r>
         <w:t xml:space="preserve"> </w:t>
@@ -5040,7 +5070,34 @@
         <w:t xml:space="preserve">results.json</w:t>
       </w:r>
       <w:r>
-        <w:t xml:space="preserve">. Until the published run is replaced by a new reviewed one, rebuild it with the node list it was collected with. That gives no warning, and reproduces the committed</w:t>
+        <w:t xml:space="preserve">. To rebuild the published run, assess it with the node list it was collected with; since 26 September that is again the committed</w:t>
+      </w:r>
+      <w:r>
+        <w:t xml:space="preserve"> </w:t>
+      </w:r>
+      <w:r>
+        <w:rPr>
+          <w:rStyle w:val="VerbatimChar"/>
+        </w:rPr>
+        <w:t xml:space="preserve">nodes.yaml</w:t>
+      </w:r>
+      <w:r>
+        <w:t xml:space="preserve">. The command below names that list explicitly and stays right if</w:t>
+      </w:r>
+      <w:r>
+        <w:t xml:space="preserve"> </w:t>
+      </w:r>
+      <w:r>
+        <w:rPr>
+          <w:rStyle w:val="VerbatimChar"/>
+        </w:rPr>
+        <w:t xml:space="preserve">nodes.yaml</w:t>
+      </w:r>
+      <w:r>
+        <w:t xml:space="preserve"> </w:t>
+      </w:r>
+      <w:r>
+        <w:t xml:space="preserve">changes again. It gives no warning, and reproduces the committed</w:t>
       </w:r>
       <w:r>
         <w:t xml:space="preserve"> </w:t>
@@ -19848,7 +19905,37 @@
         <w:t xml:space="preserve">ERROR</w:t>
       </w:r>
       <w:r>
-        <w:t xml:space="preserve">. The next published run needs either the public address or an exception for the checker.</w:t>
+        <w:t xml:space="preserve">. The next published run needs either the public address or an exception for the checker. On 26 September</w:t>
+      </w:r>
+      <w:r>
+        <w:t xml:space="preserve"> </w:t>
+      </w:r>
+      <w:r>
+        <w:rPr>
+          <w:rStyle w:val="VerbatimChar"/>
+        </w:rPr>
+        <w:t xml:space="preserve">nodes.yaml</w:t>
+      </w:r>
+      <w:r>
+        <w:t xml:space="preserve"> </w:t>
+      </w:r>
+      <w:r>
+        <w:t xml:space="preserve">was set back to the public</w:t>
+      </w:r>
+      <w:r>
+        <w:t xml:space="preserve"> </w:t>
+      </w:r>
+      <w:r>
+        <w:rPr>
+          <w:rStyle w:val="VerbatimChar"/>
+        </w:rPr>
+        <w:t xml:space="preserve">www.</w:t>
+      </w:r>
+      <w:r>
+        <w:t xml:space="preserve"> </w:t>
+      </w:r>
+      <w:r>
+        <w:t xml:space="preserve">address.</w:t>
       </w:r>
     </w:p>
     <w:p>
@@ -23493,7 +23580,7 @@
         <w:t xml:space="preserve"> </w:t>
       </w:r>
       <w:r>
-        <w:t xml:space="preserve">case for BBMRI-ERIC as of 25 September 2026:</w:t>
+        <w:t xml:space="preserve">case for BBMRI-ERIC from 25 to 26 September 2026, when</w:t>
       </w:r>
       <w:r>
         <w:t xml:space="preserve"> </w:t>
@@ -23508,7 +23595,7 @@
         <w:t xml:space="preserve"> </w:t>
       </w:r>
       <w:r>
-        <w:t xml:space="preserve">has the</w:t>
+        <w:t xml:space="preserve">had the</w:t>
       </w:r>
       <w:r>
         <w:t xml:space="preserve"> </w:t>
@@ -23523,7 +23610,22 @@
         <w:t xml:space="preserve"> </w:t>
       </w:r>
       <w:r>
-        <w:t xml:space="preserve">address, but the published evidence is from the old one. The warning also</w:t>
+        <w:t xml:space="preserve">address but the published evidence was from the</w:t>
+      </w:r>
+      <w:r>
+        <w:t xml:space="preserve"> </w:t>
+      </w:r>
+      <w:r>
+        <w:rPr>
+          <w:rStyle w:val="VerbatimChar"/>
+        </w:rPr>
+        <w:t xml:space="preserve">www.</w:t>
+      </w:r>
+      <w:r>
+        <w:t xml:space="preserve"> </w:t>
+      </w:r>
+      <w:r>
+        <w:t xml:space="preserve">one. The warning also</w:t>
       </w:r>
       <w:r>
         <w:t xml:space="preserve"> </w:t>
@@ -24014,7 +24116,73 @@
         <w:t xml:space="preserve">https://dev3.bbmri-eric.eu/eosc-node-bbmri-eric/</w:t>
       </w:r>
       <w:r>
-        <w:t xml:space="preserve">.</w:t>
+        <w:t xml:space="preserve">. It was set back on 26</w:t>
+      </w:r>
+      <w:r>
+        <w:t xml:space="preserve"> </w:t>
+      </w:r>
+      <w:r>
+        <w:t xml:space="preserve">September, because the</w:t>
+      </w:r>
+      <w:r>
+        <w:t xml:space="preserve"> </w:t>
+      </w:r>
+      <w:r>
+        <w:rPr>
+          <w:rStyle w:val="VerbatimChar"/>
+        </w:rPr>
+        <w:t xml:space="preserve">dev3.</w:t>
+      </w:r>
+      <w:r>
+        <w:t xml:space="preserve"> </w:t>
+      </w:r>
+      <w:r>
+        <w:t xml:space="preserve">host's</w:t>
+      </w:r>
+      <w:r>
+        <w:t xml:space="preserve"> </w:t>
+      </w:r>
+      <w:r>
+        <w:rPr>
+          <w:rStyle w:val="VerbatimChar"/>
+        </w:rPr>
+        <w:t xml:space="preserve">robots.txt</w:t>
+      </w:r>
+      <w:r>
+        <w:t xml:space="preserve"> </w:t>
+      </w:r>
+      <w:r>
+        <w:t xml:space="preserve">excludes the checker, so</w:t>
+      </w:r>
+      <w:r>
+        <w:t xml:space="preserve"> </w:t>
+      </w:r>
+      <w:r>
+        <w:rPr>
+          <w:rStyle w:val="VerbatimChar"/>
+        </w:rPr>
+        <w:t xml:space="preserve">nodes.yaml</w:t>
+      </w:r>
+      <w:r>
+        <w:t xml:space="preserve"> </w:t>
+      </w:r>
+      <w:r>
+        <w:t xml:space="preserve">has the</w:t>
+      </w:r>
+      <w:r>
+        <w:t xml:space="preserve"> </w:t>
+      </w:r>
+      <w:r>
+        <w:rPr>
+          <w:rStyle w:val="VerbatimChar"/>
+        </w:rPr>
+        <w:t xml:space="preserve">www.</w:t>
+      </w:r>
+      <w:r>
+        <w:t xml:space="preserve"> </w:t>
+      </w:r>
+      <w:r>
+        <w:t xml:space="preserve">address again.</w:t>
       </w:r>
     </w:p>
     <w:p>

--- a/docs/eosc-basic-compliance-testsuite.docx
+++ b/docs/eosc-basic-compliance-testsuite.docx
@@ -23,7 +23,7 @@
         <w:pStyle w:val="Author"/>
       </w:pPr>
       <w:r>
-        <w:t xml:space="preserve">Clean clone, 26 September 2026 — documentation commit 778709e, 425 test cases</w:t>
+        <w:t xml:space="preserve">Clean clone, 26 September 2026 — documentation commit 141cebd, 425 test cases</w:t>
       </w:r>
     </w:p>
     <w:p>
@@ -5070,7 +5070,7 @@
         <w:t xml:space="preserve">results.json</w:t>
       </w:r>
       <w:r>
-        <w:t xml:space="preserve">. To rebuild the published run, assess it with the node list it was collected with; since 26 September that is again the committed</w:t>
+        <w:t xml:space="preserve">. To rebuild the published run, assess it with the node list it was collected with; since 26 September the committed</w:t>
       </w:r>
       <w:r>
         <w:t xml:space="preserve"> </w:t>
@@ -5082,7 +5082,10 @@
         <w:t xml:space="preserve">nodes.yaml</w:t>
       </w:r>
       <w:r>
-        <w:t xml:space="preserve">. The command below names that list explicitly and stays right if</w:t>
+        <w:t xml:space="preserve"> </w:t>
+      </w:r>
+      <w:r>
+        <w:t xml:space="preserve">differs from it only in Italy's URL, which the skipped Italy row never uses. The command below names that list explicitly and stays right if</w:t>
       </w:r>
       <w:r>
         <w:t xml:space="preserve"> </w:t>
@@ -5287,6 +5290,71 @@
       </w:r>
       <w:r>
         <w:t xml:space="preserve">does and does not mean. The step-by-step procedure for a URL change, through to new published results, is example 2 in section 11.</w:t>
+      </w:r>
+    </w:p>
+    <w:p>
+      <w:pPr>
+        <w:pStyle w:val="BodyText"/>
+      </w:pPr>
+      <w:r>
+        <w:t xml:space="preserve">EOSC Node Italy's</w:t>
+      </w:r>
+      <w:r>
+        <w:t xml:space="preserve"> </w:t>
+      </w:r>
+      <w:r>
+        <w:rPr>
+          <w:rStyle w:val="VerbatimChar"/>
+        </w:rPr>
+        <w:t xml:space="preserve">url</w:t>
+      </w:r>
+      <w:r>
+        <w:t xml:space="preserve"> </w:t>
+      </w:r>
+      <w:r>
+        <w:t xml:space="preserve">changed on 26 September 2026, from</w:t>
+      </w:r>
+      <w:r>
+        <w:t xml:space="preserve"> </w:t>
+      </w:r>
+      <w:r>
+        <w:rPr>
+          <w:rStyle w:val="VerbatimChar"/>
+        </w:rPr>
+        <w:t xml:space="preserve">https://eosc.it/</w:t>
+      </w:r>
+      <w:r>
+        <w:t xml:space="preserve"> </w:t>
+      </w:r>
+      <w:r>
+        <w:t xml:space="preserve">to</w:t>
+      </w:r>
+      <w:r>
+        <w:t xml:space="preserve"> </w:t>
+      </w:r>
+      <w:r>
+        <w:rPr>
+          <w:rStyle w:val="VerbatimChar"/>
+        </w:rPr>
+        <w:t xml:space="preserve">https://eoscnode-it.d4science.org/</w:t>
+      </w:r>
+      <w:r>
+        <w:t xml:space="preserve">, and the entry carries a comment saying so. The published run skipped Italy, because</w:t>
+      </w:r>
+      <w:r>
+        <w:t xml:space="preserve"> </w:t>
+      </w:r>
+      <w:r>
+        <w:rPr>
+          <w:rStyle w:val="VerbatimChar"/>
+        </w:rPr>
+        <w:t xml:space="preserve">eosc.it</w:t>
+      </w:r>
+      <w:r>
+        <w:t xml:space="preserve"> </w:t>
+      </w:r>
+      <w:r>
+        <w:t xml:space="preserve">had no address record on 24 September, so it holds no evidence for Italy and no published row depends on the old address.</w:t>
       </w:r>
     </w:p>
     <w:bookmarkEnd w:id="18"/>
@@ -23250,7 +23318,49 @@
         <w:t xml:space="preserve"> </w:t>
       </w:r>
       <w:r>
-        <w:t xml:space="preserve">run; drop it once Italy's page can be collected.</w:t>
+        <w:t xml:space="preserve">run. Italy's URL changed on 26 September to</w:t>
+      </w:r>
+      <w:r>
+        <w:t xml:space="preserve"> </w:t>
+      </w:r>
+      <w:r>
+        <w:rPr>
+          <w:rStyle w:val="VerbatimChar"/>
+        </w:rPr>
+        <w:t xml:space="preserve">https://eoscnode-it.d4science.org/</w:t>
+      </w:r>
+      <w:r>
+        <w:t xml:space="preserve">; drop</w:t>
+      </w:r>
+      <w:r>
+        <w:t xml:space="preserve"> </w:t>
+      </w:r>
+      <w:r>
+        <w:rPr>
+          <w:rStyle w:val="VerbatimChar"/>
+        </w:rPr>
+        <w:t xml:space="preserve">--skip Italy</w:t>
+      </w:r>
+      <w:r>
+        <w:t xml:space="preserve"> </w:t>
+      </w:r>
+      <w:r>
+        <w:t xml:space="preserve">once a trial</w:t>
+      </w:r>
+      <w:r>
+        <w:t xml:space="preserve"> </w:t>
+      </w:r>
+      <w:r>
+        <w:t xml:space="preserve">collection (</w:t>
+      </w:r>
+      <w:r>
+        <w:rPr>
+          <w:rStyle w:val="VerbatimChar"/>
+        </w:rPr>
+        <w:t xml:space="preserve">collect --only eosc-it --results /tmp/trial</w:t>
+      </w:r>
+      <w:r>
+        <w:t xml:space="preserve">) shows the page loads.</w:t>
       </w:r>
     </w:p>
     <w:p>

--- a/docs/eosc-basic-compliance-testsuite.docx
+++ b/docs/eosc-basic-compliance-testsuite.docx
@@ -23,7 +23,7 @@
         <w:pStyle w:val="Author"/>
       </w:pPr>
       <w:r>
-        <w:t xml:space="preserve">Clean clone, 26 September 2026 — documentation commit 141cebd, 425 test cases</w:t>
+        <w:t xml:space="preserve">Clean clone, 26 September 2026 — documentation commit 3769a3e, 425 test cases</w:t>
       </w:r>
     </w:p>
     <w:p>
@@ -676,105 +676,34 @@
           <w:b/>
           <w:bCs/>
         </w:rPr>
-        <w:t xml:space="preserve">Since the 24 September edition.</w:t>
-      </w:r>
-      <w:r>
-        <w:t xml:space="preserve"> </w:t>
-      </w:r>
-      <w:r>
-        <w:t xml:space="preserve">Personal data is now masked in the evidence and in every report (section 5), and the published run was masked at commit</w:t>
-      </w:r>
-      <w:r>
-        <w:t xml:space="preserve"> </w:t>
-      </w:r>
-      <w:r>
-        <w:rPr>
-          <w:rStyle w:val="VerbatimChar"/>
-        </w:rPr>
-        <w:t xml:space="preserve">ada1b4a</w:t>
-      </w:r>
-      <w:r>
-        <w:t xml:space="preserve"> </w:t>
-      </w:r>
-      <w:r>
-        <w:t xml:space="preserve">with every verdict unchanged (section 10). BBMRI-ERIC's configured URL changed to a</w:t>
-      </w:r>
-      <w:r>
-        <w:t xml:space="preserve"> </w:t>
-      </w:r>
-      <w:r>
-        <w:rPr>
-          <w:rStyle w:val="VerbatimChar"/>
-        </w:rPr>
-        <w:t xml:space="preserve">dev3.</w:t>
-      </w:r>
-      <w:r>
-        <w:t xml:space="preserve"> </w:t>
-      </w:r>
-      <w:r>
-        <w:t xml:space="preserve">address on 25 September, and the published run was collected from the old one, so rebuilding it needs the old node list (section 5). The suite grew from 326 to 329 cases for these changes, to 333 with four tests that keep the command-line help complete, and to 339 with the tests for the URL-mismatch warning and for switching the default checklist revision (section 11). It is 357 with eighteen cases for</w:t>
-      </w:r>
-      <w:r>
-        <w:t xml:space="preserve"> </w:t>
-      </w:r>
-      <w:r>
-        <w:rPr>
-          <w:rStyle w:val="VerbatimChar"/>
-        </w:rPr>
-        <w:t xml:space="preserve">--node</w:t>
-      </w:r>
-      <w:r>
-        <w:t xml:space="preserve">, 369 with twelve for the configuration listings, 379 with ten for</w:t>
-      </w:r>
-      <w:r>
-        <w:t xml:space="preserve"> </w:t>
-      </w:r>
-      <w:r>
-        <w:rPr>
-          <w:rStyle w:val="VerbatimChar"/>
-        </w:rPr>
-        <w:t xml:space="preserve">--list-nodes-ids</w:t>
-      </w:r>
-      <w:r>
-        <w:t xml:space="preserve"> </w:t>
-      </w:r>
-      <w:r>
-        <w:t xml:space="preserve">and</w:t>
-      </w:r>
-      <w:r>
-        <w:t xml:space="preserve"> </w:t>
-      </w:r>
-      <w:r>
-        <w:rPr>
-          <w:rStyle w:val="VerbatimChar"/>
-        </w:rPr>
-        <w:t xml:space="preserve">--show-node</w:t>
-      </w:r>
-      <w:r>
-        <w:t xml:space="preserve">, and 390 with eleven for</w:t>
-      </w:r>
-      <w:r>
-        <w:t xml:space="preserve"> </w:t>
-      </w:r>
-      <w:r>
-        <w:rPr>
-          <w:rStyle w:val="VerbatimChar"/>
-        </w:rPr>
-        <w:t xml:space="preserve">--update-nlp</w:t>
-      </w:r>
-      <w:r>
-        <w:t xml:space="preserve"> </w:t>
-      </w:r>
-      <w:r>
-        <w:t xml:space="preserve">(section 5).</w:t>
-      </w:r>
-    </w:p>
-    <w:p>
-      <w:pPr>
-        <w:pStyle w:val="BlockText"/>
-      </w:pPr>
-      <w:r>
-        <w:t xml:space="preserve">The node list also grew from nine to</w:t>
+        <w:t xml:space="preserve">Since 26 September 2026: a new published run.</w:t>
+      </w:r>
+      <w:r>
+        <w:t xml:space="preserve"> </w:t>
+      </w:r>
+      <w:r>
+        <w:rPr>
+          <w:rStyle w:val="VerbatimChar"/>
+        </w:rPr>
+        <w:t xml:space="preserve">results/</w:t>
+      </w:r>
+      <w:r>
+        <w:t xml:space="preserve"> </w:t>
+      </w:r>
+      <w:r>
+        <w:t xml:space="preserve">now holds run</w:t>
+      </w:r>
+      <w:r>
+        <w:t xml:space="preserve"> </w:t>
+      </w:r>
+      <w:r>
+        <w:rPr>
+          <w:rStyle w:val="VerbatimChar"/>
+        </w:rPr>
+        <w:t xml:space="preserve">web-4</w:t>
+      </w:r>
+      <w:r>
+        <w:t xml:space="preserve">, collected by the GitHub workflow from all thirteen nodes, Italy included at its new address: 45 PASS, 8 FAIL, 77 MANUAL_REVIEW. It replaced the reviewed run of 24 September by decision of the maintainer and has</w:t>
       </w:r>
       <w:r>
         <w:t xml:space="preserve"> </w:t>
@@ -784,28 +713,139 @@
           <w:b/>
           <w:bCs/>
         </w:rPr>
+        <w:t xml:space="preserve">not</w:t>
+      </w:r>
+      <w:r>
+        <w:t xml:space="preserve"> </w:t>
+      </w:r>
+      <w:r>
+        <w:t xml:space="preserve">been reviewed by hand; section 10 has the figures. Four tests pinned to the old run were updated to the new one (section 10), and the count stays 425.</w:t>
+      </w:r>
+    </w:p>
+    <w:p>
+      <w:pPr>
+        <w:pStyle w:val="BlockText"/>
+      </w:pPr>
+      <w:r>
+        <w:rPr>
+          <w:b/>
+          <w:bCs/>
+        </w:rPr>
+        <w:t xml:space="preserve">Since the 24 September edition.</w:t>
+      </w:r>
+      <w:r>
+        <w:t xml:space="preserve"> </w:t>
+      </w:r>
+      <w:r>
+        <w:t xml:space="preserve">Personal data is now masked in the evidence and in every report (section 5), and the published run was masked at commit</w:t>
+      </w:r>
+      <w:r>
+        <w:t xml:space="preserve"> </w:t>
+      </w:r>
+      <w:r>
+        <w:rPr>
+          <w:rStyle w:val="VerbatimChar"/>
+        </w:rPr>
+        <w:t xml:space="preserve">ada1b4a</w:t>
+      </w:r>
+      <w:r>
+        <w:t xml:space="preserve"> </w:t>
+      </w:r>
+      <w:r>
+        <w:t xml:space="preserve">with every verdict unchanged (section 10). BBMRI-ERIC's configured URL changed to a</w:t>
+      </w:r>
+      <w:r>
+        <w:t xml:space="preserve"> </w:t>
+      </w:r>
+      <w:r>
+        <w:rPr>
+          <w:rStyle w:val="VerbatimChar"/>
+        </w:rPr>
+        <w:t xml:space="preserve">dev3.</w:t>
+      </w:r>
+      <w:r>
+        <w:t xml:space="preserve"> </w:t>
+      </w:r>
+      <w:r>
+        <w:t xml:space="preserve">address on 25 September, and the published run was collected from the old one, so rebuilding it needs the old node list (section 5). The suite grew from 326 to 329 cases for these changes, to 333 with four tests that keep the command-line help complete, and to 339 with the tests for the URL-mismatch warning and for switching the default checklist revision (section 11). It is 357 with eighteen cases for</w:t>
+      </w:r>
+      <w:r>
+        <w:t xml:space="preserve"> </w:t>
+      </w:r>
+      <w:r>
+        <w:rPr>
+          <w:rStyle w:val="VerbatimChar"/>
+        </w:rPr>
+        <w:t xml:space="preserve">--node</w:t>
+      </w:r>
+      <w:r>
+        <w:t xml:space="preserve">, 369 with twelve for the configuration listings, 379 with ten for</w:t>
+      </w:r>
+      <w:r>
+        <w:t xml:space="preserve"> </w:t>
+      </w:r>
+      <w:r>
+        <w:rPr>
+          <w:rStyle w:val="VerbatimChar"/>
+        </w:rPr>
+        <w:t xml:space="preserve">--list-nodes-ids</w:t>
+      </w:r>
+      <w:r>
+        <w:t xml:space="preserve"> </w:t>
+      </w:r>
+      <w:r>
+        <w:t xml:space="preserve">and</w:t>
+      </w:r>
+      <w:r>
+        <w:t xml:space="preserve"> </w:t>
+      </w:r>
+      <w:r>
+        <w:rPr>
+          <w:rStyle w:val="VerbatimChar"/>
+        </w:rPr>
+        <w:t xml:space="preserve">--show-node</w:t>
+      </w:r>
+      <w:r>
+        <w:t xml:space="preserve">, and 390 with eleven for</w:t>
+      </w:r>
+      <w:r>
+        <w:t xml:space="preserve"> </w:t>
+      </w:r>
+      <w:r>
+        <w:rPr>
+          <w:rStyle w:val="VerbatimChar"/>
+        </w:rPr>
+        <w:t xml:space="preserve">--update-nlp</w:t>
+      </w:r>
+      <w:r>
+        <w:t xml:space="preserve"> </w:t>
+      </w:r>
+      <w:r>
+        <w:t xml:space="preserve">(section 5).</w:t>
+      </w:r>
+    </w:p>
+    <w:p>
+      <w:pPr>
+        <w:pStyle w:val="BlockText"/>
+      </w:pPr>
+      <w:r>
+        <w:t xml:space="preserve">The node list also grew from nine to</w:t>
+      </w:r>
+      <w:r>
+        <w:t xml:space="preserve"> </w:t>
+      </w:r>
+      <w:r>
+        <w:rPr>
+          <w:b/>
+          <w:bCs/>
+        </w:rPr>
         <w:t xml:space="preserve">thirteen</w:t>
       </w:r>
       <w:r>
         <w:t xml:space="preserve"> </w:t>
       </w:r>
       <w:r>
-        <w:t xml:space="preserve">(CERN and EOSC Node Czechia on 21 September, Italy and Slovakia on 24 September), and the published report in</w:t>
-      </w:r>
-      <w:r>
-        <w:t xml:space="preserve"> </w:t>
-      </w:r>
-      <w:r>
-        <w:rPr>
-          <w:rStyle w:val="VerbatimChar"/>
-        </w:rPr>
-        <w:t xml:space="preserve">results/</w:t>
-      </w:r>
-      <w:r>
-        <w:t xml:space="preserve"> </w:t>
-      </w:r>
-      <w:r>
-        <w:t xml:space="preserve">now covers twelve of them. Italy was skipped because its domain did not resolve on 24 September; section 10 has the details. The suite's runtime rose from ~0.2 s to ~5.9 s for a reason worth knowing (section 2). Every figure below was re-measured rather than carried over, and section 7 records a further defect found while preparing this edition, since fixed.</w:t>
+        <w:t xml:space="preserve">(CERN and EOSC Node Czechia on 21 September, Italy and Slovakia on 24 September), and the reviewed report of 24 September covered twelve of them. Italy was skipped because its domain did not resolve that day; section 10 has the details. The suite's runtime rose from ~0.2 s to ~5.9 s for a reason worth knowing (section 2). Every figure below was re-measured rather than carried over, and section 7 records a further defect found while preparing this edition, since fixed.</w:t>
       </w:r>
     </w:p>
     <w:p>
@@ -5201,6 +5241,68 @@
     <w:p>
       <w:pPr>
         <w:pStyle w:val="FirstParagraph"/>
+      </w:pPr>
+      <w:r>
+        <w:t xml:space="preserve">That command applies to the 24 September run, which is now in the git history at</w:t>
+      </w:r>
+      <w:r>
+        <w:t xml:space="preserve"> </w:t>
+      </w:r>
+      <w:r>
+        <w:rPr>
+          <w:rStyle w:val="VerbatimChar"/>
+        </w:rPr>
+        <w:t xml:space="preserve">800d632</w:t>
+      </w:r>
+      <w:r>
+        <w:t xml:space="preserve">. The published run</w:t>
+      </w:r>
+      <w:r>
+        <w:t xml:space="preserve"> </w:t>
+      </w:r>
+      <w:r>
+        <w:rPr>
+          <w:rStyle w:val="VerbatimChar"/>
+        </w:rPr>
+        <w:t xml:space="preserve">web-4</w:t>
+      </w:r>
+      <w:r>
+        <w:t xml:space="preserve"> </w:t>
+      </w:r>
+      <w:r>
+        <w:t xml:space="preserve">was collected from the committed</w:t>
+      </w:r>
+      <w:r>
+        <w:t xml:space="preserve"> </w:t>
+      </w:r>
+      <w:r>
+        <w:rPr>
+          <w:rStyle w:val="VerbatimChar"/>
+        </w:rPr>
+        <w:t xml:space="preserve">nodes.yaml</w:t>
+      </w:r>
+      <w:r>
+        <w:t xml:space="preserve">, so</w:t>
+      </w:r>
+      <w:r>
+        <w:t xml:space="preserve"> </w:t>
+      </w:r>
+      <w:r>
+        <w:rPr>
+          <w:rStyle w:val="VerbatimChar"/>
+        </w:rPr>
+        <w:t xml:space="preserve">uv run basic-check assess --run web-4</w:t>
+      </w:r>
+      <w:r>
+        <w:t xml:space="preserve"> </w:t>
+      </w:r>
+      <w:r>
+        <w:t xml:space="preserve">rebuilds it exactly, apart from the generation time, with no URL warning (verified 26 September 2026).</w:t>
+      </w:r>
+    </w:p>
+    <w:p>
+      <w:pPr>
+        <w:pStyle w:val="BodyText"/>
       </w:pPr>
       <w:r>
         <w:t xml:space="preserve">The new address also behaves differently. On a trial run on 25 September its</w:t>
@@ -10035,7 +10137,7 @@
         <w:t xml:space="preserve">results/</w:t>
       </w:r>
       <w:r>
-        <w:t xml:space="preserve">, the reviewed run, by default. Add</w:t>
+        <w:t xml:space="preserve">, the published run, by default. Add</w:t>
       </w:r>
       <w:r>
         <w:t xml:space="preserve"> </w:t>
@@ -10056,22 +10158,28 @@
         <w:t xml:space="preserve"> </w:t>
       </w:r>
       <w:r>
-        <w:t xml:space="preserve">a copy first, and keep</w:t>
-      </w:r>
-      <w:r>
-        <w:t xml:space="preserve"> </w:t>
-      </w:r>
-      <w:r>
-        <w:rPr>
-          <w:rStyle w:val="VerbatimChar"/>
-        </w:rPr>
-        <w:t xml:space="preserve">--skip Italy</w:t>
-      </w:r>
-      <w:r>
-        <w:t xml:space="preserve"> </w:t>
-      </w:r>
-      <w:r>
-        <w:t xml:space="preserve">for the same scope as the published run.</w:t>
+        <w:t xml:space="preserve">a copy first. The published run covers all thirteen nodes, so no</w:t>
+      </w:r>
+      <w:r>
+        <w:t xml:space="preserve"> </w:t>
+      </w:r>
+      <w:r>
+        <w:rPr>
+          <w:rStyle w:val="VerbatimChar"/>
+        </w:rPr>
+        <w:t xml:space="preserve">--skip</w:t>
+      </w:r>
+      <w:r>
+        <w:t xml:space="preserve"> </w:t>
+      </w:r>
+      <w:r>
+        <w:t xml:space="preserve">is</w:t>
+      </w:r>
+      <w:r>
+        <w:t xml:space="preserve"> </w:t>
+      </w:r>
+      <w:r>
+        <w:t xml:space="preserve">needed for the same scope.</w:t>
       </w:r>
       <w:r>
         <w:t xml:space="preserve"> </w:t>
@@ -18113,7 +18221,7 @@
         <w:t xml:space="preserve"> </w:t>
       </w:r>
       <w:r>
-        <w:t xml:space="preserve">holds the reviewed run that the published report is built from. Pass</w:t>
+        <w:t xml:space="preserve">holds the run that the published report is built from. Pass</w:t>
       </w:r>
       <w:r>
         <w:t xml:space="preserve"> </w:t>
@@ -19365,7 +19473,7 @@
     </w:p>
     <w:bookmarkEnd w:id="43"/>
     <w:bookmarkEnd w:id="44"/>
-    <w:bookmarkStart w:id="50" w:name="the-published-figures"/>
+    <w:bookmarkStart w:id="52" w:name="the-published-figures"/>
     <w:p>
       <w:pPr>
         <w:pStyle w:val="Heading2"/>
@@ -19374,13 +19482,13 @@
         <w:t xml:space="preserve">10. The published figures</w:t>
       </w:r>
     </w:p>
-    <w:bookmarkStart w:id="45" w:name="current-run-24-september-2026"/>
+    <w:bookmarkStart w:id="46" w:name="current-run-26-september-2026-unreviewed"/>
     <w:p>
       <w:pPr>
         <w:pStyle w:val="Heading3"/>
       </w:pPr>
       <w:r>
-        <w:t xml:space="preserve">Current run: 24 September 2026</w:t>
+        <w:t xml:space="preserve">Current run: 26 September 2026 (unreviewed)</w:t>
       </w:r>
     </w:p>
     <w:p>
@@ -19409,10 +19517,33 @@
         <w:rPr>
           <w:rStyle w:val="VerbatimChar"/>
         </w:rPr>
-        <w:t xml:space="preserve">live-2026-09-24-no-italy</w:t>
-      </w:r>
-      <w:r>
-        <w:t xml:space="preserve">, collected live on 24 September 2026 at</w:t>
+        <w:t xml:space="preserve">web-4</w:t>
+      </w:r>
+      <w:r>
+        <w:t xml:space="preserve">, collected on 26 September 2026 by the GitHub workflow (</w:t>
+      </w:r>
+      <w:hyperlink r:id="rId45">
+        <w:r>
+          <w:rPr>
+            <w:rStyle w:val="Hyperlink"/>
+          </w:rPr>
+          <w:t xml:space="preserve">run 36235183476</w:t>
+        </w:r>
+      </w:hyperlink>
+      <w:r>
+        <w:t xml:space="preserve">, commit</w:t>
+      </w:r>
+      <w:r>
+        <w:t xml:space="preserve"> </w:t>
+      </w:r>
+      <w:r>
+        <w:rPr>
+          <w:rStyle w:val="VerbatimChar"/>
+        </w:rPr>
+        <w:t xml:space="preserve">800d632</w:t>
+      </w:r>
+      <w:r>
+        <w:t xml:space="preserve">, unit tests passing first) at</w:t>
       </w:r>
       <w:r>
         <w:t xml:space="preserve"> </w:t>
@@ -19439,124 +19570,22 @@
         <w:t xml:space="preserve">871161a5…</w:t>
       </w:r>
       <w:r>
-        <w:t xml:space="preserve">). Twelve nodes were assessed, and EOSC Node Italy was skipped with</w:t>
-      </w:r>
-      <w:r>
-        <w:t xml:space="preserve"> </w:t>
-      </w:r>
-      <w:r>
-        <w:rPr>
-          <w:rStyle w:val="VerbatimChar"/>
-        </w:rPr>
-        <w:t xml:space="preserve">--skip Italy</w:t>
-      </w:r>
-      <w:r>
-        <w:t xml:space="preserve"> </w:t>
-      </w:r>
-      <w:r>
-        <w:t xml:space="preserve">because</w:t>
-      </w:r>
-      <w:r>
-        <w:t xml:space="preserve"> </w:t>
-      </w:r>
-      <w:r>
-        <w:rPr>
-          <w:rStyle w:val="VerbatimChar"/>
-        </w:rPr>
-        <w:t xml:space="preserve">eosc.it</w:t>
-      </w:r>
-      <w:r>
-        <w:t xml:space="preserve"> </w:t>
-      </w:r>
-      <w:r>
-        <w:t xml:space="preserve">had no address record. The run made 44 requests (12 landing pages and 32 child pages), and all 12 landing pages returned HTTP 200. The figures below are from the re-assessment at commit</w:t>
-      </w:r>
-      <w:r>
-        <w:t xml:space="preserve"> </w:t>
-      </w:r>
-      <w:r>
-        <w:rPr>
-          <w:rStyle w:val="VerbatimChar"/>
-        </w:rPr>
-        <w:t xml:space="preserve">29dead8</w:t>
-      </w:r>
-      <w:r>
-        <w:t xml:space="preserve">, made from the same evidence after the point 6 and 5b/5c fixes. The first assessment gave 45 / 6 / 69.</w:t>
-      </w:r>
-    </w:p>
-    <w:p>
-      <w:pPr>
-        <w:pStyle w:val="BlockText"/>
-      </w:pPr>
-      <w:r>
-        <w:rPr>
-          <w:b/>
-          <w:bCs/>
-        </w:rPr>
-        <w:t xml:space="preserve">Masked on 25 September 2026.</w:t>
-      </w:r>
-      <w:r>
-        <w:t xml:space="preserve"> </w:t>
-      </w:r>
-      <w:r>
-        <w:t xml:space="preserve">Commit</w:t>
-      </w:r>
-      <w:r>
-        <w:t xml:space="preserve"> </w:t>
-      </w:r>
-      <w:r>
-        <w:rPr>
-          <w:rStyle w:val="VerbatimChar"/>
-        </w:rPr>
-        <w:t xml:space="preserve">ada1b4a</w:t>
-      </w:r>
-      <w:r>
-        <w:t xml:space="preserve"> </w:t>
-      </w:r>
-      <w:r>
-        <w:t xml:space="preserve">masked the personal data in</w:t>
-      </w:r>
-      <w:r>
-        <w:t xml:space="preserve"> </w:t>
-      </w:r>
-      <w:r>
-        <w:rPr>
-          <w:rStyle w:val="VerbatimChar"/>
-        </w:rPr>
-        <w:t xml:space="preserve">results/evidence/</w:t>
-      </w:r>
-      <w:r>
-        <w:t xml:space="preserve"> </w:t>
-      </w:r>
-      <w:r>
-        <w:t xml:space="preserve">and rebuilt the reports offline, with the node list the run was collected with (from commit</w:t>
-      </w:r>
-      <w:r>
-        <w:t xml:space="preserve"> </w:t>
-      </w:r>
-      <w:r>
-        <w:rPr>
-          <w:rStyle w:val="VerbatimChar"/>
-        </w:rPr>
-        <w:t xml:space="preserve">53081f6</w:t>
-      </w:r>
-      <w:r>
-        <w:t xml:space="preserve">), so BBMRI-ERIC is still shown against the</w:t>
-      </w:r>
-      <w:r>
-        <w:t xml:space="preserve"> </w:t>
-      </w:r>
-      <w:r>
-        <w:rPr>
-          <w:rStyle w:val="VerbatimChar"/>
-        </w:rPr>
-        <w:t xml:space="preserve">www.</w:t>
-      </w:r>
-      <w:r>
-        <w:t xml:space="preserve"> </w:t>
-      </w:r>
-      <w:r>
-        <w:t xml:space="preserve">address its evidence came from. All 120 verdicts and the tally below are unchanged. The only other differences are the generation time and a few character counts, which drop by the length of the masked text. The unmasked versions remain in the git history.</w:t>
+        <w:t xml:space="preserve">). All thirteen nodes were assessed and none was skipped. The run made 44 requests (13 landing pages and 31 child pages). Twelve landing pages returned HTTP 200. GÉANT returned HTTP 403 with the Cloudflare challenge. The evidence was masked as it was collected, and a search of every evidence file and report found no personal address or phone number. Offline,</w:t>
+      </w:r>
+      <w:r>
+        <w:t xml:space="preserve"> </w:t>
+      </w:r>
+      <w:r>
+        <w:rPr>
+          <w:rStyle w:val="VerbatimChar"/>
+        </w:rPr>
+        <w:t xml:space="preserve">uv run basic-check assess --run web-4</w:t>
+      </w:r>
+      <w:r>
+        <w:t xml:space="preserve"> </w:t>
+      </w:r>
+      <w:r>
+        <w:t xml:space="preserve">reproduces it exactly, apart from the generation time.</w:t>
       </w:r>
     </w:p>
     <w:tbl>
@@ -19619,7 +19648,7 @@
               <w:pStyle w:val="Compact"/>
             </w:pPr>
             <w:r>
-              <w:t xml:space="preserve">44</w:t>
+              <w:t xml:space="preserve">45</w:t>
             </w:r>
           </w:p>
         </w:tc>
@@ -19646,7 +19675,7 @@
               <w:pStyle w:val="Compact"/>
             </w:pPr>
             <w:r>
-              <w:t xml:space="preserve">6</w:t>
+              <w:t xml:space="preserve">8</w:t>
             </w:r>
           </w:p>
         </w:tc>
@@ -19673,7 +19702,7 @@
               <w:pStyle w:val="Compact"/>
             </w:pPr>
             <w:r>
-              <w:t xml:space="preserve">70</w:t>
+              <w:t xml:space="preserve">77</w:t>
             </w:r>
           </w:p>
         </w:tc>
@@ -19689,6 +19718,33 @@
               <w:pStyle w:val="Compact"/>
             </w:pPr>
             <w:r>
+              <w:t xml:space="preserve">🟣 ERROR</w:t>
+            </w:r>
+          </w:p>
+        </w:tc>
+        <w:tc>
+          <w:tcPr/>
+          <w:p>
+            <w:pPr>
+              <w:pStyle w:val="Compact"/>
+            </w:pPr>
+            <w:r>
+              <w:t xml:space="preserve">0</w:t>
+            </w:r>
+          </w:p>
+        </w:tc>
+      </w:tr>
+      <w:tr>
+        <w:trPr>
+          <w:cantSplit/>
+        </w:trPr>
+        <w:tc>
+          <w:tcPr/>
+          <w:p>
+            <w:pPr>
+              <w:pStyle w:val="Compact"/>
+            </w:pPr>
+            <w:r>
               <w:rPr>
                 <w:b/>
                 <w:bCs/>
@@ -19708,13 +19764,13 @@
                 <w:b/>
                 <w:bCs/>
               </w:rPr>
-              <w:t xml:space="preserve">120</w:t>
+              <w:t xml:space="preserve">130</w:t>
             </w:r>
             <w:r>
               <w:t xml:space="preserve"> </w:t>
             </w:r>
             <w:r>
-              <w:t xml:space="preserve">(12 nodes × 10 points)</w:t>
+              <w:t xml:space="preserve">(13 nodes × 10 points)</w:t>
             </w:r>
           </w:p>
         </w:tc>
@@ -19725,7 +19781,7 @@
         <w:pStyle w:val="BodyText"/>
       </w:pPr>
       <w:r>
-        <w:t xml:space="preserve">All six FAILs are point 4. Four landing pages have no</w:t>
+        <w:t xml:space="preserve">Seven FAILs are point 4. Five landing pages have no</w:t>
       </w:r>
       <w:r>
         <w:t xml:space="preserve"> </w:t>
@@ -19740,88 +19796,7 @@
         <w:t xml:space="preserve"> </w:t>
       </w:r>
       <w:r>
-        <w:t xml:space="preserve">link at all (Data Terra, EOSC Finland, EGI, EBRAINS), and two link only to the federation index (PaNOSC, GÉANT). Compared with the run below, EOSC DTO moved from</w:t>
-      </w:r>
-      <w:r>
-        <w:t xml:space="preserve"> </w:t>
-      </w:r>
-      <w:r>
-        <w:rPr>
-          <w:rStyle w:val="VerbatimChar"/>
-        </w:rPr>
-        <w:t xml:space="preserve">FAIL</w:t>
-      </w:r>
-      <w:r>
-        <w:t xml:space="preserve"> </w:t>
-      </w:r>
-      <w:r>
-        <w:t xml:space="preserve">to</w:t>
-      </w:r>
-      <w:r>
-        <w:t xml:space="preserve"> </w:t>
-      </w:r>
-      <w:r>
-        <w:rPr>
-          <w:rStyle w:val="VerbatimChar"/>
-        </w:rPr>
-        <w:t xml:space="preserve">PASS</w:t>
-      </w:r>
-      <w:r>
-        <w:t xml:space="preserve"> </w:t>
-      </w:r>
-      <w:r>
-        <w:t xml:space="preserve">on points 4 and 6. GÉANT was served this time, which settled points 1, 6 and 7 as</w:t>
-      </w:r>
-      <w:r>
-        <w:t xml:space="preserve"> </w:t>
-      </w:r>
-      <w:r>
-        <w:rPr>
-          <w:rStyle w:val="VerbatimChar"/>
-        </w:rPr>
-        <w:t xml:space="preserve">PASS</w:t>
-      </w:r>
-      <w:r>
-        <w:t xml:space="preserve"> </w:t>
-      </w:r>
-      <w:r>
-        <w:t xml:space="preserve">and point 4 as</w:t>
-      </w:r>
-      <w:r>
-        <w:t xml:space="preserve"> </w:t>
-      </w:r>
-      <w:r>
-        <w:rPr>
-          <w:rStyle w:val="VerbatimChar"/>
-        </w:rPr>
-        <w:t xml:space="preserve">FAIL</w:t>
-      </w:r>
-      <w:r>
-        <w:t xml:space="preserve">. CERN, Czechia and Slovakia appear for the first time. The point 6 and 5b/5c fixes account for the other two differences: GÉANT 5b is now</w:t>
-      </w:r>
-      <w:r>
-        <w:t xml:space="preserve"> </w:t>
-      </w:r>
-      <w:r>
-        <w:rPr>
-          <w:rStyle w:val="VerbatimChar"/>
-        </w:rPr>
-        <w:t xml:space="preserve">PASS</w:t>
-      </w:r>
-      <w:r>
-        <w:t xml:space="preserve">, and EBRAINS 6, which passed on 21 September, is now</w:t>
-      </w:r>
-      <w:r>
-        <w:t xml:space="preserve"> </w:t>
-      </w:r>
-      <w:r>
-        <w:rPr>
-          <w:rStyle w:val="VerbatimChar"/>
-        </w:rPr>
-        <w:t xml:space="preserve">MANUAL_REVIEW</w:t>
-      </w:r>
-      <w:r>
-        <w:t xml:space="preserve">. No other cell changed.</w:t>
+        <w:t xml:space="preserve">link at all (Data Terra, EOSC Finland, EGI, EBRAINS, Italy), and two link only to the federation index (PaNOSC, Czechia). The eighth is Italy's point 6: none of its links is a contact route. Italy's page rendered with 15 links, but its main text is short, so both of its FAILs should be looked at by hand.</w:t>
       </w:r>
     </w:p>
     <w:p>
@@ -19829,360 +19804,7 @@
         <w:pStyle w:val="BodyText"/>
       </w:pPr>
       <w:r>
-        <w:t xml:space="preserve">The run was reviewed by hand before publication. The review is in</w:t>
-      </w:r>
-      <w:r>
-        <w:t xml:space="preserve"> </w:t>
-      </w:r>
-      <w:r>
-        <w:rPr>
-          <w:rStyle w:val="VerbatimChar"/>
-        </w:rPr>
-        <w:t xml:space="preserve">results/REVIEW-2026-09-24.md</w:t>
-      </w:r>
-      <w:r>
-        <w:t xml:space="preserve">, and it leaves the tool's output untouched. It found three point 6 PASSes that rest on link text alone: Czechia's "National Support" is a funding page, EBRAINS's is a EuroHPC proposal service, and BBMRI-ERIC's is a service overview. BBMRI-ERIC's PASS was later upheld, because its contact page lists helpdesk mailboxes. It also found one AUP link the tool missed, on GÉANT, whose link text is prose. Those limitations were recorded there and have since been fixed in the checks; see "Point 6 and 5b/5c after the review" below. The committed</w:t>
-      </w:r>
-      <w:r>
-        <w:t xml:space="preserve"> </w:t>
-      </w:r>
-      <w:r>
-        <w:rPr>
-          <w:rStyle w:val="VerbatimChar"/>
-        </w:rPr>
-        <w:t xml:space="preserve">results/</w:t>
-      </w:r>
-      <w:r>
-        <w:t xml:space="preserve"> </w:t>
-      </w:r>
-      <w:r>
-        <w:t xml:space="preserve">was then re-assessed with the fixed checks from the same evidence. The review also records that the configured URLs for CERN (a sign-in form) and EBRAINS (the general homepage) are not descriptive landing pages, and both rows are published with that caveat.</w:t>
-      </w:r>
-    </w:p>
-    <w:p>
-      <w:pPr>
-        <w:pStyle w:val="BodyText"/>
-      </w:pPr>
-      <w:r>
-        <w:rPr>
-          <w:rStyle w:val="VerbatimChar"/>
-        </w:rPr>
-        <w:t xml:space="preserve">test_names.py::test_the_official_names_match_the_nodes_that_show_them</w:t>
-      </w:r>
-      <w:r>
-        <w:t xml:space="preserve"> </w:t>
-      </w:r>
-      <w:r>
-        <w:t xml:space="preserve">is pinned to the committed evidence. It now expects five matching nodes (BBMRI-ERIC, Czechia, EUDAT, GÉANT, Slovakia) in place of two. Re-measured on 25 September against the masked evidence: the node-scoped list finds the same five, and</w:t>
-      </w:r>
-      <w:r>
-        <w:t xml:space="preserve"> </w:t>
-      </w:r>
-      <w:r>
-        <w:rPr>
-          <w:rStyle w:val="VerbatimChar"/>
-        </w:rPr>
-        <w:t xml:space="preserve">--strict-separators</w:t>
-      </w:r>
-      <w:r>
-        <w:t xml:space="preserve"> </w:t>
-      </w:r>
-      <w:r>
-        <w:t xml:space="preserve">finds none of the twelve, because every one of the five writes the name with a different separator from the official list.</w:t>
-      </w:r>
-    </w:p>
-    <w:bookmarkEnd w:id="45"/>
-    <w:bookmarkStart w:id="46" w:name="since-the-published-run"/>
-    <w:p>
-      <w:pPr>
-        <w:pStyle w:val="Heading3"/>
-      </w:pPr>
-      <w:r>
-        <w:t xml:space="preserve">Since the published run</w:t>
-      </w:r>
-    </w:p>
-    <w:p>
-      <w:pPr>
-        <w:pStyle w:val="FirstParagraph"/>
-      </w:pPr>
-      <w:r>
-        <w:t xml:space="preserve">A trial run on 25 September 2026, with BBMRI-ERIC's new URL, is</w:t>
-      </w:r>
-      <w:r>
-        <w:t xml:space="preserve"> </w:t>
-      </w:r>
-      <w:r>
-        <w:rPr>
-          <w:b/>
-          <w:bCs/>
-        </w:rPr>
-        <w:t xml:space="preserve">not published</w:t>
-      </w:r>
-      <w:r>
-        <w:t xml:space="preserve"> </w:t>
-      </w:r>
-      <w:r>
-        <w:t xml:space="preserve">and has not been reviewed. Two things it showed concern the tool rather than the nodes, and are recorded here for whoever runs the next collection:</w:t>
-      </w:r>
-    </w:p>
-    <w:p>
-      <w:pPr>
-        <w:pStyle w:val="Compact"/>
-        <w:numPr>
-          <w:ilvl w:val="0"/>
-          <w:numId w:val="1008"/>
-        </w:numPr>
-      </w:pPr>
-      <w:r>
-        <w:t xml:space="preserve">BBMRI-ERIC's</w:t>
-      </w:r>
-      <w:r>
-        <w:t xml:space="preserve"> </w:t>
-      </w:r>
-      <w:r>
-        <w:rPr>
-          <w:rStyle w:val="VerbatimChar"/>
-        </w:rPr>
-        <w:t xml:space="preserve">dev3.</w:t>
-      </w:r>
-      <w:r>
-        <w:t xml:space="preserve"> </w:t>
-      </w:r>
-      <w:r>
-        <w:t xml:space="preserve">address disallows every path in</w:t>
-      </w:r>
-      <w:r>
-        <w:t xml:space="preserve"> </w:t>
-      </w:r>
-      <w:r>
-        <w:rPr>
-          <w:rStyle w:val="VerbatimChar"/>
-        </w:rPr>
-        <w:t xml:space="preserve">robots.txt</w:t>
-      </w:r>
-      <w:r>
-        <w:t xml:space="preserve">, so all ten of its points were</w:t>
-      </w:r>
-      <w:r>
-        <w:t xml:space="preserve"> </w:t>
-      </w:r>
-      <w:r>
-        <w:rPr>
-          <w:rStyle w:val="VerbatimChar"/>
-        </w:rPr>
-        <w:t xml:space="preserve">ERROR</w:t>
-      </w:r>
-      <w:r>
-        <w:t xml:space="preserve">. The next published run needs either the public address or an exception for the checker. On 26 September</w:t>
-      </w:r>
-      <w:r>
-        <w:t xml:space="preserve"> </w:t>
-      </w:r>
-      <w:r>
-        <w:rPr>
-          <w:rStyle w:val="VerbatimChar"/>
-        </w:rPr>
-        <w:t xml:space="preserve">nodes.yaml</w:t>
-      </w:r>
-      <w:r>
-        <w:t xml:space="preserve"> </w:t>
-      </w:r>
-      <w:r>
-        <w:t xml:space="preserve">was set back to the public</w:t>
-      </w:r>
-      <w:r>
-        <w:t xml:space="preserve"> </w:t>
-      </w:r>
-      <w:r>
-        <w:rPr>
-          <w:rStyle w:val="VerbatimChar"/>
-        </w:rPr>
-        <w:t xml:space="preserve">www.</w:t>
-      </w:r>
-      <w:r>
-        <w:t xml:space="preserve"> </w:t>
-      </w:r>
-      <w:r>
-        <w:t xml:space="preserve">address.</w:t>
-      </w:r>
-    </w:p>
-    <w:p>
-      <w:pPr>
-        <w:pStyle w:val="Compact"/>
-        <w:numPr>
-          <w:ilvl w:val="0"/>
-          <w:numId w:val="1008"/>
-        </w:numPr>
-      </w:pPr>
-      <w:r>
-        <w:t xml:space="preserve">GÉANT answered HTTP 403 with the Cloudflare challenge again, and its decided cells moved to review, as on 21 September.</w:t>
-      </w:r>
-    </w:p>
-    <w:bookmarkEnd w:id="46"/>
-    <w:bookmarkStart w:id="47" w:name="point-6-and-5b5c-after-the-review"/>
-    <w:p>
-      <w:pPr>
-        <w:pStyle w:val="Heading3"/>
-      </w:pPr>
-      <w:r>
-        <w:t xml:space="preserve">Point 6 and 5b/5c after the review</w:t>
-      </w:r>
-    </w:p>
-    <w:p>
-      <w:pPr>
-        <w:pStyle w:val="FirstParagraph"/>
-      </w:pPr>
-      <w:r>
-        <w:t xml:space="preserve">The review of the 24 September run found four tool issues. The three below are fixed in the checks. The fourth, noting the accepted name separators next to each point 3 match, is still open. The fixes change the assessment only, so the committed evidence was re-assessed offline and no node was contacted again.</w:t>
-      </w:r>
-    </w:p>
-    <w:p>
-      <w:pPr>
-        <w:pStyle w:val="Compact"/>
-        <w:numPr>
-          <w:ilvl w:val="0"/>
-          <w:numId w:val="1009"/>
-        </w:numPr>
-      </w:pPr>
-      <w:r>
-        <w:rPr>
-          <w:b/>
-          <w:bCs/>
-        </w:rPr>
-        <w:t xml:space="preserve">Point 6 passed on link text alone.</w:t>
-      </w:r>
-      <w:r>
-        <w:t xml:space="preserve"> </w:t>
-      </w:r>
-      <w:r>
-        <w:t xml:space="preserve">Any link whose label contained "support" was a PASS. Now a bare "support" link is still followed but settles nothing. A PASS needs one of three things: a label or address that names a helpdesk, service desk, ticket system, support team or request; a helpdesk host (</w:t>
-      </w:r>
-      <w:r>
-        <w:rPr>
-          <w:rStyle w:val="VerbatimChar"/>
-        </w:rPr>
-        <w:t xml:space="preserve">hd.</w:t>
-      </w:r>
-      <w:r>
-        <w:t xml:space="preserve">,</w:t>
-      </w:r>
-      <w:r>
-        <w:t xml:space="preserve"> </w:t>
-      </w:r>
-      <w:r>
-        <w:rPr>
-          <w:rStyle w:val="VerbatimChar"/>
-        </w:rPr>
-        <w:t xml:space="preserve">support.</w:t>
-      </w:r>
-      <w:r>
-        <w:t xml:space="preserve">,</w:t>
-      </w:r>
-      <w:r>
-        <w:t xml:space="preserve"> </w:t>
-      </w:r>
-      <w:r>
-        <w:rPr>
-          <w:rStyle w:val="VerbatimChar"/>
-        </w:rPr>
-        <w:t xml:space="preserve">helpdesk.</w:t>
-      </w:r>
-      <w:r>
-        <w:t xml:space="preserve">) or mailbox (</w:t>
-      </w:r>
-      <w:r>
-        <w:rPr>
-          <w:rStyle w:val="VerbatimChar"/>
-        </w:rPr>
-        <w:t xml:space="preserve">support@</w:t>
-      </w:r>
-      <w:r>
-        <w:t xml:space="preserve">,</w:t>
-      </w:r>
-      <w:r>
-        <w:t xml:space="preserve"> </w:t>
-      </w:r>
-      <w:r>
-        <w:rPr>
-          <w:rStyle w:val="VerbatimChar"/>
-        </w:rPr>
-        <w:t xml:space="preserve">it@helpdesk.…</w:t>
-      </w:r>
-      <w:r>
-        <w:t xml:space="preserve">); or a followed page that names a helpdesk, service desk or ticket system, or gives such an address. Page prose about "support" no longer counts, because EBRAINS's EuroHPC proposal page says "Technical Support" and "Application Support team". Every followed page is now read, where before only the first was. BBMRI-ERIC's helpdesk mailboxes are on the second.</w:t>
-      </w:r>
-    </w:p>
-    <w:p>
-      <w:pPr>
-        <w:pStyle w:val="Compact"/>
-        <w:numPr>
-          <w:ilvl w:val="0"/>
-          <w:numId w:val="1009"/>
-        </w:numPr>
-      </w:pPr>
-      <w:r>
-        <w:rPr>
-          <w:b/>
-          <w:bCs/>
-        </w:rPr>
-        <w:t xml:space="preserve">5b/5c ignored words spelled with hyphens in the address.</w:t>
-      </w:r>
-      <w:r>
-        <w:t xml:space="preserve"> </w:t>
-      </w:r>
-      <w:r>
-        <w:t xml:space="preserve">GÉANT links its AUP with a sentence as the label, and the words appear only in</w:t>
-      </w:r>
-      <w:r>
-        <w:t xml:space="preserve"> </w:t>
-      </w:r>
-      <w:r>
-        <w:rPr>
-          <w:rStyle w:val="VerbatimChar"/>
-        </w:rPr>
-        <w:t xml:space="preserve">/geant-node-acceptable-use-policy/</w:t>
-      </w:r>
-      <w:r>
-        <w:t xml:space="preserve">. Link matching now also reads the address with its separators turned into spaces. The crawler and the checks share that matcher (</w:t>
-      </w:r>
-      <w:r>
-        <w:rPr>
-          <w:rStyle w:val="VerbatimChar"/>
-        </w:rPr>
-        <w:t xml:space="preserve">patterns.link_haystack</w:t>
-      </w:r>
-      <w:r>
-        <w:t xml:space="preserve">), so a future collection will fetch the page as well.</w:t>
-      </w:r>
-    </w:p>
-    <w:p>
-      <w:pPr>
-        <w:pStyle w:val="Compact"/>
-        <w:numPr>
-          <w:ilvl w:val="0"/>
-          <w:numId w:val="1009"/>
-        </w:numPr>
-      </w:pPr>
-      <w:r>
-        <w:rPr>
-          <w:b/>
-          <w:bCs/>
-        </w:rPr>
-        <w:t xml:space="preserve">The 5b/5c hint said "re-run with --depth 1" in every case.</w:t>
-      </w:r>
-      <w:r>
-        <w:t xml:space="preserve"> </w:t>
-      </w:r>
-      <w:r>
-        <w:t xml:space="preserve">Now it gives the actual reason the target was not fetched: the run did not follow links, the target is a PDF, a cap was reached, the target is on another site, or it was not selected when the evidence was collected. It suggests a re-run only when one would help.</w:t>
-      </w:r>
-    </w:p>
-    <w:p>
-      <w:pPr>
-        <w:pStyle w:val="FirstParagraph"/>
-      </w:pPr>
-      <w:r>
-        <w:t xml:space="preserve">Re-assessing the committed evidence with the fixed checks gives 44 PASS, 6 FAIL and 70 MANUAL_REVIEW, against 45/6/69 as first published. Exactly three cells change:</w:t>
+        <w:t xml:space="preserve">Compared with the run below:</w:t>
       </w:r>
     </w:p>
     <w:tbl>
@@ -20233,29 +19855,29 @@
               <w:pStyle w:val="Compact"/>
             </w:pPr>
             <w:r>
-              <w:t xml:space="preserve">First assessment</w:t>
-            </w:r>
-          </w:p>
-        </w:tc>
-        <w:tc>
-          <w:tcPr/>
-          <w:p>
-            <w:pPr>
-              <w:pStyle w:val="Compact"/>
-            </w:pPr>
-            <w:r>
-              <w:t xml:space="preserve">Re-assessment (published)</w:t>
-            </w:r>
-          </w:p>
-        </w:tc>
-        <w:tc>
-          <w:tcPr/>
-          <w:p>
-            <w:pPr>
-              <w:pStyle w:val="Compact"/>
-            </w:pPr>
-            <w:r>
-              <w:t xml:space="preserve">Review determination</w:t>
+              <w:t xml:space="preserve">24 September</w:t>
+            </w:r>
+          </w:p>
+        </w:tc>
+        <w:tc>
+          <w:tcPr/>
+          <w:p>
+            <w:pPr>
+              <w:pStyle w:val="Compact"/>
+            </w:pPr>
+            <w:r>
+              <w:t xml:space="preserve">26 September</w:t>
+            </w:r>
+          </w:p>
+        </w:tc>
+        <w:tc>
+          <w:tcPr/>
+          <w:p>
+            <w:pPr>
+              <w:pStyle w:val="Compact"/>
+            </w:pPr>
+            <w:r>
+              <w:t xml:space="preserve">Why</w:t>
             </w:r>
           </w:p>
         </w:tc>
@@ -20282,7 +19904,7 @@
               <w:pStyle w:val="Compact"/>
             </w:pPr>
             <w:r>
-              <w:t xml:space="preserve">6</w:t>
+              <w:t xml:space="preserve">4</w:t>
             </w:r>
           </w:p>
         </w:tc>
@@ -20304,18 +19926,18 @@
               <w:pStyle w:val="Compact"/>
             </w:pPr>
             <w:r>
-              <w:t xml:space="preserve">MANUAL_REVIEW</w:t>
-            </w:r>
-          </w:p>
-        </w:tc>
-        <w:tc>
-          <w:tcPr/>
-          <w:p>
-            <w:pPr>
-              <w:pStyle w:val="Compact"/>
-            </w:pPr>
-            <w:r>
-              <w:t xml:space="preserve">not met</w:t>
+              <w:t xml:space="preserve">FAIL</w:t>
+            </w:r>
+          </w:p>
+        </w:tc>
+        <w:tc>
+          <w:tcPr/>
+          <w:p>
+            <w:pPr>
+              <w:pStyle w:val="Compact"/>
+            </w:pPr>
+            <w:r>
+              <w:t xml:space="preserve">links only to the federation index now</w:t>
             </w:r>
           </w:p>
         </w:tc>
@@ -20331,18 +19953,29 @@
               <w:pStyle w:val="Compact"/>
             </w:pPr>
             <w:r>
-              <w:t xml:space="preserve">EBRAINS</w:t>
-            </w:r>
-          </w:p>
-        </w:tc>
-        <w:tc>
-          <w:tcPr/>
-          <w:p>
-            <w:pPr>
-              <w:pStyle w:val="Compact"/>
-            </w:pPr>
-            <w:r>
-              <w:t xml:space="preserve">6</w:t>
+              <w:t xml:space="preserve">EOSC Node Czechia</w:t>
+            </w:r>
+          </w:p>
+        </w:tc>
+        <w:tc>
+          <w:tcPr/>
+          <w:p>
+            <w:pPr>
+              <w:pStyle w:val="Compact"/>
+            </w:pPr>
+            <w:r>
+              <w:t xml:space="preserve">5b</w:t>
+            </w:r>
+          </w:p>
+        </w:tc>
+        <w:tc>
+          <w:tcPr/>
+          <w:p>
+            <w:pPr>
+              <w:pStyle w:val="Compact"/>
+            </w:pPr>
+            <w:r>
+              <w:t xml:space="preserve">MANUAL_REVIEW</w:t>
             </w:r>
           </w:p>
         </w:tc>
@@ -20363,20 +19996,6 @@
             <w:pPr>
               <w:pStyle w:val="Compact"/>
             </w:pPr>
-            <w:r>
-              <w:t xml:space="preserve">MANUAL_REVIEW</w:t>
-            </w:r>
-          </w:p>
-        </w:tc>
-        <w:tc>
-          <w:tcPr/>
-          <w:p>
-            <w:pPr>
-              <w:pStyle w:val="Compact"/>
-            </w:pPr>
-            <w:r>
-              <w:t xml:space="preserve">review</w:t>
-            </w:r>
           </w:p>
         </w:tc>
       </w:tr>
@@ -20391,6 +20010,63 @@
               <w:pStyle w:val="Compact"/>
             </w:pPr>
             <w:r>
+              <w:t xml:space="preserve">EOSC Node Czechia</w:t>
+            </w:r>
+          </w:p>
+        </w:tc>
+        <w:tc>
+          <w:tcPr/>
+          <w:p>
+            <w:pPr>
+              <w:pStyle w:val="Compact"/>
+            </w:pPr>
+            <w:r>
+              <w:t xml:space="preserve">6</w:t>
+            </w:r>
+          </w:p>
+        </w:tc>
+        <w:tc>
+          <w:tcPr/>
+          <w:p>
+            <w:pPr>
+              <w:pStyle w:val="Compact"/>
+            </w:pPr>
+            <w:r>
+              <w:t xml:space="preserve">MANUAL_REVIEW</w:t>
+            </w:r>
+          </w:p>
+        </w:tc>
+        <w:tc>
+          <w:tcPr/>
+          <w:p>
+            <w:pPr>
+              <w:pStyle w:val="Compact"/>
+            </w:pPr>
+            <w:r>
+              <w:t xml:space="preserve">PASS</w:t>
+            </w:r>
+          </w:p>
+        </w:tc>
+        <w:tc>
+          <w:tcPr/>
+          <w:p>
+            <w:pPr>
+              <w:pStyle w:val="Compact"/>
+            </w:pPr>
+          </w:p>
+        </w:tc>
+      </w:tr>
+      <w:tr>
+        <w:trPr>
+          <w:cantSplit/>
+        </w:trPr>
+        <w:tc>
+          <w:tcPr/>
+          <w:p>
+            <w:pPr>
+              <w:pStyle w:val="Compact"/>
+            </w:pPr>
+            <w:r>
               <w:t xml:space="preserve">GÉANT</w:t>
             </w:r>
           </w:p>
@@ -20402,7 +20078,18 @@
               <w:pStyle w:val="Compact"/>
             </w:pPr>
             <w:r>
-              <w:t xml:space="preserve">5b</w:t>
+              <w:t xml:space="preserve">1, 5b, 6</w:t>
+            </w:r>
+          </w:p>
+        </w:tc>
+        <w:tc>
+          <w:tcPr/>
+          <w:p>
+            <w:pPr>
+              <w:pStyle w:val="Compact"/>
+            </w:pPr>
+            <w:r>
+              <w:t xml:space="preserve">PASS</w:t>
             </w:r>
           </w:p>
         </w:tc>
@@ -20424,18 +20111,127 @@
               <w:pStyle w:val="Compact"/>
             </w:pPr>
             <w:r>
-              <w:t xml:space="preserve">PASS (pointer)</w:t>
-            </w:r>
-          </w:p>
-        </w:tc>
-        <w:tc>
-          <w:tcPr/>
-          <w:p>
-            <w:pPr>
-              <w:pStyle w:val="Compact"/>
-            </w:pPr>
-            <w:r>
-              <w:t xml:space="preserve">met as a pointer</w:t>
+              <w:t xml:space="preserve">HTTP 403, Cloudflare challenge</w:t>
+            </w:r>
+          </w:p>
+        </w:tc>
+      </w:tr>
+      <w:tr>
+        <w:trPr>
+          <w:cantSplit/>
+        </w:trPr>
+        <w:tc>
+          <w:tcPr/>
+          <w:p>
+            <w:pPr>
+              <w:pStyle w:val="Compact"/>
+            </w:pPr>
+            <w:r>
+              <w:t xml:space="preserve">GÉANT</w:t>
+            </w:r>
+          </w:p>
+        </w:tc>
+        <w:tc>
+          <w:tcPr/>
+          <w:p>
+            <w:pPr>
+              <w:pStyle w:val="Compact"/>
+            </w:pPr>
+            <w:r>
+              <w:t xml:space="preserve">4</w:t>
+            </w:r>
+          </w:p>
+        </w:tc>
+        <w:tc>
+          <w:tcPr/>
+          <w:p>
+            <w:pPr>
+              <w:pStyle w:val="Compact"/>
+            </w:pPr>
+            <w:r>
+              <w:t xml:space="preserve">FAIL</w:t>
+            </w:r>
+          </w:p>
+        </w:tc>
+        <w:tc>
+          <w:tcPr/>
+          <w:p>
+            <w:pPr>
+              <w:pStyle w:val="Compact"/>
+            </w:pPr>
+            <w:r>
+              <w:t xml:space="preserve">MANUAL_REVIEW</w:t>
+            </w:r>
+          </w:p>
+        </w:tc>
+        <w:tc>
+          <w:tcPr/>
+          <w:p>
+            <w:pPr>
+              <w:pStyle w:val="Compact"/>
+            </w:pPr>
+            <w:r>
+              <w:t xml:space="preserve">HTTP 403, Cloudflare challenge</w:t>
+            </w:r>
+          </w:p>
+        </w:tc>
+      </w:tr>
+      <w:tr>
+        <w:trPr>
+          <w:cantSplit/>
+        </w:trPr>
+        <w:tc>
+          <w:tcPr/>
+          <w:p>
+            <w:pPr>
+              <w:pStyle w:val="Compact"/>
+            </w:pPr>
+            <w:r>
+              <w:t xml:space="preserve">EOSC Node Italy</w:t>
+            </w:r>
+          </w:p>
+        </w:tc>
+        <w:tc>
+          <w:tcPr/>
+          <w:p>
+            <w:pPr>
+              <w:pStyle w:val="Compact"/>
+            </w:pPr>
+            <w:r>
+              <w:t xml:space="preserve">all</w:t>
+            </w:r>
+          </w:p>
+        </w:tc>
+        <w:tc>
+          <w:tcPr/>
+          <w:p>
+            <w:pPr>
+              <w:pStyle w:val="Compact"/>
+            </w:pPr>
+            <w:r>
+              <w:t xml:space="preserve">skipped</w:t>
+            </w:r>
+          </w:p>
+        </w:tc>
+        <w:tc>
+          <w:tcPr/>
+          <w:p>
+            <w:pPr>
+              <w:pStyle w:val="Compact"/>
+            </w:pPr>
+            <w:r>
+              <w:t xml:space="preserve">3 PASS, 2 FAIL, 5 review</w:t>
+            </w:r>
+          </w:p>
+        </w:tc>
+        <w:tc>
+          <w:tcPr/>
+          <w:p>
+            <w:pPr>
+              <w:pStyle w:val="Compact"/>
+            </w:pPr>
+            <w:r>
+              <w:t xml:space="preserve">first assessment</w:t>
             </w:r>
           </w:p>
         </w:tc>
@@ -20446,6 +20242,1270 @@
         <w:pStyle w:val="BodyText"/>
       </w:pPr>
       <w:r>
+        <w:t xml:space="preserve">No other cell changed. BBMRI-ERIC was collected again from its</w:t>
+      </w:r>
+      <w:r>
+        <w:t xml:space="preserve"> </w:t>
+      </w:r>
+      <w:r>
+        <w:rPr>
+          <w:rStyle w:val="VerbatimChar"/>
+        </w:rPr>
+        <w:t xml:space="preserve">www.</w:t>
+      </w:r>
+      <w:r>
+        <w:t xml:space="preserve"> </w:t>
+      </w:r>
+      <w:r>
+        <w:t xml:space="preserve">address with the same verdicts.</w:t>
+      </w:r>
+    </w:p>
+    <w:p>
+      <w:pPr>
+        <w:pStyle w:val="BodyText"/>
+      </w:pPr>
+      <w:r>
+        <w:rPr>
+          <w:b/>
+          <w:bCs/>
+        </w:rPr>
+        <w:t xml:space="preserve">Not reviewed.</w:t>
+      </w:r>
+      <w:r>
+        <w:t xml:space="preserve"> </w:t>
+      </w:r>
+      <w:r>
+        <w:t xml:space="preserve">Unlike the run below, this one was published without a hand review, by decision of the maintainer.</w:t>
+      </w:r>
+      <w:r>
+        <w:t xml:space="preserve"> </w:t>
+      </w:r>
+      <w:r>
+        <w:rPr>
+          <w:rStyle w:val="VerbatimChar"/>
+        </w:rPr>
+        <w:t xml:space="preserve">results/REVIEW-2026-09-24.md</w:t>
+      </w:r>
+      <w:r>
+        <w:t xml:space="preserve"> </w:t>
+      </w:r>
+      <w:r>
+        <w:t xml:space="preserve">is kept as history: its determinations apply where a page has not changed, but not to Italy, to Czechia's changed cells or to GÉANT.</w:t>
+      </w:r>
+    </w:p>
+    <w:p>
+      <w:pPr>
+        <w:pStyle w:val="BodyText"/>
+      </w:pPr>
+      <w:r>
+        <w:rPr>
+          <w:b/>
+          <w:bCs/>
+        </w:rPr>
+        <w:t xml:space="preserve">Tests pinned to the published run.</w:t>
+      </w:r>
+      <w:r>
+        <w:t xml:space="preserve"> </w:t>
+      </w:r>
+      <w:r>
+        <w:t xml:space="preserve">Four tests were updated in the same commit.</w:t>
+      </w:r>
+      <w:r>
+        <w:t xml:space="preserve"> </w:t>
+      </w:r>
+      <w:r>
+        <w:rPr>
+          <w:rStyle w:val="VerbatimChar"/>
+        </w:rPr>
+        <w:t xml:space="preserve">test_names.py::test_the_official_names_match_the_nodes_that_show_them</w:t>
+      </w:r>
+      <w:r>
+        <w:t xml:space="preserve"> </w:t>
+      </w:r>
+      <w:r>
+        <w:t xml:space="preserve">now expects four matching nodes (BBMRI-ERIC, Czechia, EUDAT, Slovakia): GÉANT's page was not served, so there was no body to match. The node-scoped list finds the same four, and</w:t>
+      </w:r>
+      <w:r>
+        <w:t xml:space="preserve"> </w:t>
+      </w:r>
+      <w:r>
+        <w:rPr>
+          <w:rStyle w:val="VerbatimChar"/>
+        </w:rPr>
+        <w:t xml:space="preserve">--strict-separators</w:t>
+      </w:r>
+      <w:r>
+        <w:t xml:space="preserve"> </w:t>
+      </w:r>
+      <w:r>
+        <w:t xml:space="preserve">finds none.</w:t>
+      </w:r>
+      <w:r>
+        <w:t xml:space="preserve"> </w:t>
+      </w:r>
+      <w:r>
+        <w:rPr>
+          <w:rStyle w:val="VerbatimChar"/>
+        </w:rPr>
+        <w:t xml:space="preserve">test_update_row.py::test_published_results_are_the_run_these_tests_copy</w:t>
+      </w:r>
+      <w:r>
+        <w:t xml:space="preserve"> </w:t>
+      </w:r>
+      <w:r>
+        <w:t xml:space="preserve">expects 13 nodes and no skip. Two tests that need a node without evidence, one in</w:t>
+      </w:r>
+      <w:r>
+        <w:t xml:space="preserve"> </w:t>
+      </w:r>
+      <w:r>
+        <w:rPr>
+          <w:rStyle w:val="VerbatimChar"/>
+        </w:rPr>
+        <w:t xml:space="preserve">test_cli.py</w:t>
+      </w:r>
+      <w:r>
+        <w:t xml:space="preserve"> </w:t>
+      </w:r>
+      <w:r>
+        <w:t xml:space="preserve">and one in</w:t>
+      </w:r>
+      <w:r>
+        <w:t xml:space="preserve"> </w:t>
+      </w:r>
+      <w:r>
+        <w:rPr>
+          <w:rStyle w:val="VerbatimChar"/>
+        </w:rPr>
+        <w:t xml:space="preserve">test_update_row.py</w:t>
+      </w:r>
+      <w:r>
+        <w:t xml:space="preserve">, now remove Italy from their copy of the run instead of relying on the published run to lack it.</w:t>
+      </w:r>
+    </w:p>
+    <w:bookmarkEnd w:id="46"/>
+    <w:bookmarkStart w:id="47" w:name="previous-run-24-september-2026-reviewed"/>
+    <w:p>
+      <w:pPr>
+        <w:pStyle w:val="Heading3"/>
+      </w:pPr>
+      <w:r>
+        <w:t xml:space="preserve">Previous run: 24 September 2026 (reviewed)</w:t>
+      </w:r>
+    </w:p>
+    <w:p>
+      <w:pPr>
+        <w:pStyle w:val="FirstParagraph"/>
+      </w:pPr>
+      <w:r>
+        <w:t xml:space="preserve">This subsection is kept as the record of the reviewed run that</w:t>
+      </w:r>
+      <w:r>
+        <w:t xml:space="preserve"> </w:t>
+      </w:r>
+      <w:r>
+        <w:rPr>
+          <w:rStyle w:val="VerbatimChar"/>
+        </w:rPr>
+        <w:t xml:space="preserve">web-4</w:t>
+      </w:r>
+      <w:r>
+        <w:t xml:space="preserve"> </w:t>
+      </w:r>
+      <w:r>
+        <w:t xml:space="preserve">replaced. Its files are in the git history at</w:t>
+      </w:r>
+      <w:r>
+        <w:t xml:space="preserve"> </w:t>
+      </w:r>
+      <w:r>
+        <w:rPr>
+          <w:rStyle w:val="VerbatimChar"/>
+        </w:rPr>
+        <w:t xml:space="preserve">800d632</w:t>
+      </w:r>
+      <w:r>
+        <w:t xml:space="preserve">.</w:t>
+      </w:r>
+    </w:p>
+    <w:p>
+      <w:pPr>
+        <w:pStyle w:val="BodyText"/>
+      </w:pPr>
+      <w:r>
+        <w:t xml:space="preserve">From</w:t>
+      </w:r>
+      <w:r>
+        <w:t xml:space="preserve"> </w:t>
+      </w:r>
+      <w:r>
+        <w:rPr>
+          <w:rStyle w:val="VerbatimChar"/>
+        </w:rPr>
+        <w:t xml:space="preserve">results/results.json</w:t>
+      </w:r>
+      <w:r>
+        <w:t xml:space="preserve"> </w:t>
+      </w:r>
+      <w:r>
+        <w:t xml:space="preserve">as it stood at</w:t>
+      </w:r>
+      <w:r>
+        <w:t xml:space="preserve"> </w:t>
+      </w:r>
+      <w:r>
+        <w:rPr>
+          <w:rStyle w:val="VerbatimChar"/>
+        </w:rPr>
+        <w:t xml:space="preserve">800d632</w:t>
+      </w:r>
+      <w:r>
+        <w:t xml:space="preserve">, run</w:t>
+      </w:r>
+      <w:r>
+        <w:t xml:space="preserve"> </w:t>
+      </w:r>
+      <w:r>
+        <w:rPr>
+          <w:rStyle w:val="VerbatimChar"/>
+        </w:rPr>
+        <w:t xml:space="preserve">live-2026-09-24-no-italy</w:t>
+      </w:r>
+      <w:r>
+        <w:t xml:space="preserve">, collected live on 24 September 2026 at</w:t>
+      </w:r>
+      <w:r>
+        <w:t xml:space="preserve"> </w:t>
+      </w:r>
+      <w:r>
+        <w:rPr>
+          <w:rStyle w:val="VerbatimChar"/>
+        </w:rPr>
+        <w:t xml:space="preserve">--depth 1</w:t>
+      </w:r>
+      <w:r>
+        <w:t xml:space="preserve"> </w:t>
+      </w:r>
+      <w:r>
+        <w:t xml:space="preserve">and assessed against the official unscoped names list (13 names, SHA-256</w:t>
+      </w:r>
+      <w:r>
+        <w:t xml:space="preserve"> </w:t>
+      </w:r>
+      <w:r>
+        <w:rPr>
+          <w:rStyle w:val="VerbatimChar"/>
+        </w:rPr>
+        <w:t xml:space="preserve">871161a5…</w:t>
+      </w:r>
+      <w:r>
+        <w:t xml:space="preserve">). Twelve nodes were assessed, and EOSC Node Italy was skipped with</w:t>
+      </w:r>
+      <w:r>
+        <w:t xml:space="preserve"> </w:t>
+      </w:r>
+      <w:r>
+        <w:rPr>
+          <w:rStyle w:val="VerbatimChar"/>
+        </w:rPr>
+        <w:t xml:space="preserve">--skip Italy</w:t>
+      </w:r>
+      <w:r>
+        <w:t xml:space="preserve"> </w:t>
+      </w:r>
+      <w:r>
+        <w:t xml:space="preserve">because</w:t>
+      </w:r>
+      <w:r>
+        <w:t xml:space="preserve"> </w:t>
+      </w:r>
+      <w:r>
+        <w:rPr>
+          <w:rStyle w:val="VerbatimChar"/>
+        </w:rPr>
+        <w:t xml:space="preserve">eosc.it</w:t>
+      </w:r>
+      <w:r>
+        <w:t xml:space="preserve"> </w:t>
+      </w:r>
+      <w:r>
+        <w:t xml:space="preserve">had no address record. The run made 44 requests (12 landing pages and 32 child pages), and all 12 landing pages returned HTTP 200. The figures below are from the re-assessment at commit</w:t>
+      </w:r>
+      <w:r>
+        <w:t xml:space="preserve"> </w:t>
+      </w:r>
+      <w:r>
+        <w:rPr>
+          <w:rStyle w:val="VerbatimChar"/>
+        </w:rPr>
+        <w:t xml:space="preserve">29dead8</w:t>
+      </w:r>
+      <w:r>
+        <w:t xml:space="preserve">, made from the same evidence after the point 6 and 5b/5c fixes. The first assessment gave 45 / 6 / 69.</w:t>
+      </w:r>
+    </w:p>
+    <w:p>
+      <w:pPr>
+        <w:pStyle w:val="BlockText"/>
+      </w:pPr>
+      <w:r>
+        <w:rPr>
+          <w:b/>
+          <w:bCs/>
+        </w:rPr>
+        <w:t xml:space="preserve">Masked on 25 September 2026.</w:t>
+      </w:r>
+      <w:r>
+        <w:t xml:space="preserve"> </w:t>
+      </w:r>
+      <w:r>
+        <w:t xml:space="preserve">Commit</w:t>
+      </w:r>
+      <w:r>
+        <w:t xml:space="preserve"> </w:t>
+      </w:r>
+      <w:r>
+        <w:rPr>
+          <w:rStyle w:val="VerbatimChar"/>
+        </w:rPr>
+        <w:t xml:space="preserve">ada1b4a</w:t>
+      </w:r>
+      <w:r>
+        <w:t xml:space="preserve"> </w:t>
+      </w:r>
+      <w:r>
+        <w:t xml:space="preserve">masked the personal data in</w:t>
+      </w:r>
+      <w:r>
+        <w:t xml:space="preserve"> </w:t>
+      </w:r>
+      <w:r>
+        <w:rPr>
+          <w:rStyle w:val="VerbatimChar"/>
+        </w:rPr>
+        <w:t xml:space="preserve">results/evidence/</w:t>
+      </w:r>
+      <w:r>
+        <w:t xml:space="preserve"> </w:t>
+      </w:r>
+      <w:r>
+        <w:t xml:space="preserve">and rebuilt the reports offline, with the node list the run was collected with (from commit</w:t>
+      </w:r>
+      <w:r>
+        <w:t xml:space="preserve"> </w:t>
+      </w:r>
+      <w:r>
+        <w:rPr>
+          <w:rStyle w:val="VerbatimChar"/>
+        </w:rPr>
+        <w:t xml:space="preserve">53081f6</w:t>
+      </w:r>
+      <w:r>
+        <w:t xml:space="preserve">), so BBMRI-ERIC is still shown against the</w:t>
+      </w:r>
+      <w:r>
+        <w:t xml:space="preserve"> </w:t>
+      </w:r>
+      <w:r>
+        <w:rPr>
+          <w:rStyle w:val="VerbatimChar"/>
+        </w:rPr>
+        <w:t xml:space="preserve">www.</w:t>
+      </w:r>
+      <w:r>
+        <w:t xml:space="preserve"> </w:t>
+      </w:r>
+      <w:r>
+        <w:t xml:space="preserve">address its evidence came from. All 120 verdicts and the tally below are unchanged. The only other differences are the generation time and a few character counts, which drop by the length of the masked text. The unmasked versions remain in the git history.</w:t>
+      </w:r>
+    </w:p>
+    <w:tbl>
+      <w:tblPr>
+        <w:tblStyle w:val="Table"/>
+        <w:tblW w:type="auto" w:w="0"/>
+        <w:tblLook w:firstRow="1" w:lastRow="0" w:firstColumn="0" w:lastColumn="0" w:noHBand="0" w:noVBand="0" w:val="0020"/>
+      </w:tblPr>
+      <w:tblGrid>
+        <w:gridCol w:w="3960"/>
+        <w:gridCol w:w="3960"/>
+      </w:tblGrid>
+      <w:tr>
+        <w:trPr>
+          <w:cantSplit/>
+          <w:tblHeader w:val="on"/>
+        </w:trPr>
+        <w:tc>
+          <w:tcPr/>
+          <w:p>
+            <w:pPr>
+              <w:pStyle w:val="Compact"/>
+            </w:pPr>
+            <w:r>
+              <w:t xml:space="preserve">Verdict</w:t>
+            </w:r>
+          </w:p>
+        </w:tc>
+        <w:tc>
+          <w:tcPr/>
+          <w:p>
+            <w:pPr>
+              <w:pStyle w:val="Compact"/>
+            </w:pPr>
+            <w:r>
+              <w:t xml:space="preserve">Cells</w:t>
+            </w:r>
+          </w:p>
+        </w:tc>
+      </w:tr>
+      <w:tr>
+        <w:trPr>
+          <w:cantSplit/>
+        </w:trPr>
+        <w:tc>
+          <w:tcPr/>
+          <w:p>
+            <w:pPr>
+              <w:pStyle w:val="Compact"/>
+            </w:pPr>
+            <w:r>
+              <w:t xml:space="preserve">🟢 PASS</w:t>
+            </w:r>
+          </w:p>
+        </w:tc>
+        <w:tc>
+          <w:tcPr/>
+          <w:p>
+            <w:pPr>
+              <w:pStyle w:val="Compact"/>
+            </w:pPr>
+            <w:r>
+              <w:t xml:space="preserve">44</w:t>
+            </w:r>
+          </w:p>
+        </w:tc>
+      </w:tr>
+      <w:tr>
+        <w:trPr>
+          <w:cantSplit/>
+        </w:trPr>
+        <w:tc>
+          <w:tcPr/>
+          <w:p>
+            <w:pPr>
+              <w:pStyle w:val="Compact"/>
+            </w:pPr>
+            <w:r>
+              <w:t xml:space="preserve">🔴 FAIL</w:t>
+            </w:r>
+          </w:p>
+        </w:tc>
+        <w:tc>
+          <w:tcPr/>
+          <w:p>
+            <w:pPr>
+              <w:pStyle w:val="Compact"/>
+            </w:pPr>
+            <w:r>
+              <w:t xml:space="preserve">6</w:t>
+            </w:r>
+          </w:p>
+        </w:tc>
+      </w:tr>
+      <w:tr>
+        <w:trPr>
+          <w:cantSplit/>
+        </w:trPr>
+        <w:tc>
+          <w:tcPr/>
+          <w:p>
+            <w:pPr>
+              <w:pStyle w:val="Compact"/>
+            </w:pPr>
+            <w:r>
+              <w:t xml:space="preserve">🟠 MANUAL_REVIEW</w:t>
+            </w:r>
+          </w:p>
+        </w:tc>
+        <w:tc>
+          <w:tcPr/>
+          <w:p>
+            <w:pPr>
+              <w:pStyle w:val="Compact"/>
+            </w:pPr>
+            <w:r>
+              <w:t xml:space="preserve">70</w:t>
+            </w:r>
+          </w:p>
+        </w:tc>
+      </w:tr>
+      <w:tr>
+        <w:trPr>
+          <w:cantSplit/>
+        </w:trPr>
+        <w:tc>
+          <w:tcPr/>
+          <w:p>
+            <w:pPr>
+              <w:pStyle w:val="Compact"/>
+            </w:pPr>
+            <w:r>
+              <w:rPr>
+                <w:b/>
+                <w:bCs/>
+              </w:rPr>
+              <w:t xml:space="preserve">Total</w:t>
+            </w:r>
+          </w:p>
+        </w:tc>
+        <w:tc>
+          <w:tcPr/>
+          <w:p>
+            <w:pPr>
+              <w:pStyle w:val="Compact"/>
+            </w:pPr>
+            <w:r>
+              <w:rPr>
+                <w:b/>
+                <w:bCs/>
+              </w:rPr>
+              <w:t xml:space="preserve">120</w:t>
+            </w:r>
+            <w:r>
+              <w:t xml:space="preserve"> </w:t>
+            </w:r>
+            <w:r>
+              <w:t xml:space="preserve">(12 nodes × 10 points)</w:t>
+            </w:r>
+          </w:p>
+        </w:tc>
+      </w:tr>
+    </w:tbl>
+    <w:p>
+      <w:pPr>
+        <w:pStyle w:val="BodyText"/>
+      </w:pPr>
+      <w:r>
+        <w:t xml:space="preserve">All six FAILs are point 4. Four landing pages have no</w:t>
+      </w:r>
+      <w:r>
+        <w:t xml:space="preserve"> </w:t>
+      </w:r>
+      <w:r>
+        <w:rPr>
+          <w:rStyle w:val="VerbatimChar"/>
+        </w:rPr>
+        <w:t xml:space="preserve">eosc.eu</w:t>
+      </w:r>
+      <w:r>
+        <w:t xml:space="preserve"> </w:t>
+      </w:r>
+      <w:r>
+        <w:t xml:space="preserve">link at all (Data Terra, EOSC Finland, EGI, EBRAINS), and two link only to the federation index (PaNOSC, GÉANT). Compared with the run below, EOSC DTO moved from</w:t>
+      </w:r>
+      <w:r>
+        <w:t xml:space="preserve"> </w:t>
+      </w:r>
+      <w:r>
+        <w:rPr>
+          <w:rStyle w:val="VerbatimChar"/>
+        </w:rPr>
+        <w:t xml:space="preserve">FAIL</w:t>
+      </w:r>
+      <w:r>
+        <w:t xml:space="preserve"> </w:t>
+      </w:r>
+      <w:r>
+        <w:t xml:space="preserve">to</w:t>
+      </w:r>
+      <w:r>
+        <w:t xml:space="preserve"> </w:t>
+      </w:r>
+      <w:r>
+        <w:rPr>
+          <w:rStyle w:val="VerbatimChar"/>
+        </w:rPr>
+        <w:t xml:space="preserve">PASS</w:t>
+      </w:r>
+      <w:r>
+        <w:t xml:space="preserve"> </w:t>
+      </w:r>
+      <w:r>
+        <w:t xml:space="preserve">on points 4 and 6. GÉANT was served this time, which settled points 1, 6 and 7 as</w:t>
+      </w:r>
+      <w:r>
+        <w:t xml:space="preserve"> </w:t>
+      </w:r>
+      <w:r>
+        <w:rPr>
+          <w:rStyle w:val="VerbatimChar"/>
+        </w:rPr>
+        <w:t xml:space="preserve">PASS</w:t>
+      </w:r>
+      <w:r>
+        <w:t xml:space="preserve"> </w:t>
+      </w:r>
+      <w:r>
+        <w:t xml:space="preserve">and point 4 as</w:t>
+      </w:r>
+      <w:r>
+        <w:t xml:space="preserve"> </w:t>
+      </w:r>
+      <w:r>
+        <w:rPr>
+          <w:rStyle w:val="VerbatimChar"/>
+        </w:rPr>
+        <w:t xml:space="preserve">FAIL</w:t>
+      </w:r>
+      <w:r>
+        <w:t xml:space="preserve">. CERN, Czechia and Slovakia appear for the first time. The point 6 and 5b/5c fixes account for the other two differences: GÉANT 5b is now</w:t>
+      </w:r>
+      <w:r>
+        <w:t xml:space="preserve"> </w:t>
+      </w:r>
+      <w:r>
+        <w:rPr>
+          <w:rStyle w:val="VerbatimChar"/>
+        </w:rPr>
+        <w:t xml:space="preserve">PASS</w:t>
+      </w:r>
+      <w:r>
+        <w:t xml:space="preserve">, and EBRAINS 6, which passed on 21 September, is now</w:t>
+      </w:r>
+      <w:r>
+        <w:t xml:space="preserve"> </w:t>
+      </w:r>
+      <w:r>
+        <w:rPr>
+          <w:rStyle w:val="VerbatimChar"/>
+        </w:rPr>
+        <w:t xml:space="preserve">MANUAL_REVIEW</w:t>
+      </w:r>
+      <w:r>
+        <w:t xml:space="preserve">. No other cell changed.</w:t>
+      </w:r>
+    </w:p>
+    <w:p>
+      <w:pPr>
+        <w:pStyle w:val="BodyText"/>
+      </w:pPr>
+      <w:r>
+        <w:t xml:space="preserve">The run was reviewed by hand before publication. The review is in</w:t>
+      </w:r>
+      <w:r>
+        <w:t xml:space="preserve"> </w:t>
+      </w:r>
+      <w:r>
+        <w:rPr>
+          <w:rStyle w:val="VerbatimChar"/>
+        </w:rPr>
+        <w:t xml:space="preserve">results/REVIEW-2026-09-24.md</w:t>
+      </w:r>
+      <w:r>
+        <w:t xml:space="preserve">, and it leaves the tool's output untouched. It found three point 6 PASSes that rest on link text alone: Czechia's "National Support" is a funding page, EBRAINS's is a EuroHPC proposal service, and BBMRI-ERIC's is a service overview. BBMRI-ERIC's PASS was later upheld, because its contact page lists helpdesk mailboxes. It also found one AUP link the tool missed, on GÉANT, whose link text is prose. Those limitations were recorded there and have since been fixed in the checks; see "Point 6 and 5b/5c after the review" below. The committed</w:t>
+      </w:r>
+      <w:r>
+        <w:t xml:space="preserve"> </w:t>
+      </w:r>
+      <w:r>
+        <w:rPr>
+          <w:rStyle w:val="VerbatimChar"/>
+        </w:rPr>
+        <w:t xml:space="preserve">results/</w:t>
+      </w:r>
+      <w:r>
+        <w:t xml:space="preserve"> </w:t>
+      </w:r>
+      <w:r>
+        <w:t xml:space="preserve">was then re-assessed with the fixed checks from the same evidence. The review also records that the configured URLs for CERN (a sign-in form) and EBRAINS (the general homepage) are not descriptive landing pages, and both rows are published with that caveat.</w:t>
+      </w:r>
+    </w:p>
+    <w:p>
+      <w:pPr>
+        <w:pStyle w:val="BodyText"/>
+      </w:pPr>
+      <w:r>
+        <w:rPr>
+          <w:rStyle w:val="VerbatimChar"/>
+        </w:rPr>
+        <w:t xml:space="preserve">test_names.py::test_the_official_names_match_the_nodes_that_show_them</w:t>
+      </w:r>
+      <w:r>
+        <w:t xml:space="preserve"> </w:t>
+      </w:r>
+      <w:r>
+        <w:t xml:space="preserve">was pinned to that evidence. It then expected five matching nodes (BBMRI-ERIC, Czechia, EUDAT, GÉANT, Slovakia) in place of two. Re-measured on 25 September against the masked evidence: the node-scoped list finds the same five, and</w:t>
+      </w:r>
+      <w:r>
+        <w:t xml:space="preserve"> </w:t>
+      </w:r>
+      <w:r>
+        <w:rPr>
+          <w:rStyle w:val="VerbatimChar"/>
+        </w:rPr>
+        <w:t xml:space="preserve">--strict-separators</w:t>
+      </w:r>
+      <w:r>
+        <w:t xml:space="preserve"> </w:t>
+      </w:r>
+      <w:r>
+        <w:t xml:space="preserve">finds none of the twelve, because every one of the five writes the name with a different separator from the official list.</w:t>
+      </w:r>
+    </w:p>
+    <w:bookmarkEnd w:id="47"/>
+    <w:bookmarkStart w:id="48" w:name="since-the-published-run"/>
+    <w:p>
+      <w:pPr>
+        <w:pStyle w:val="Heading3"/>
+      </w:pPr>
+      <w:r>
+        <w:t xml:space="preserve">Since the published run</w:t>
+      </w:r>
+    </w:p>
+    <w:p>
+      <w:pPr>
+        <w:pStyle w:val="FirstParagraph"/>
+      </w:pPr>
+      <w:r>
+        <w:t xml:space="preserve">A trial run on 25 September 2026, with BBMRI-ERIC's new URL, is</w:t>
+      </w:r>
+      <w:r>
+        <w:t xml:space="preserve"> </w:t>
+      </w:r>
+      <w:r>
+        <w:rPr>
+          <w:b/>
+          <w:bCs/>
+        </w:rPr>
+        <w:t xml:space="preserve">not published</w:t>
+      </w:r>
+      <w:r>
+        <w:t xml:space="preserve"> </w:t>
+      </w:r>
+      <w:r>
+        <w:t xml:space="preserve">and has not been reviewed. Two things it showed concern the tool rather than the nodes, and are recorded here for whoever runs the next collection:</w:t>
+      </w:r>
+    </w:p>
+    <w:p>
+      <w:pPr>
+        <w:pStyle w:val="Compact"/>
+        <w:numPr>
+          <w:ilvl w:val="0"/>
+          <w:numId w:val="1008"/>
+        </w:numPr>
+      </w:pPr>
+      <w:r>
+        <w:t xml:space="preserve">BBMRI-ERIC's</w:t>
+      </w:r>
+      <w:r>
+        <w:t xml:space="preserve"> </w:t>
+      </w:r>
+      <w:r>
+        <w:rPr>
+          <w:rStyle w:val="VerbatimChar"/>
+        </w:rPr>
+        <w:t xml:space="preserve">dev3.</w:t>
+      </w:r>
+      <w:r>
+        <w:t xml:space="preserve"> </w:t>
+      </w:r>
+      <w:r>
+        <w:t xml:space="preserve">address disallows every path in</w:t>
+      </w:r>
+      <w:r>
+        <w:t xml:space="preserve"> </w:t>
+      </w:r>
+      <w:r>
+        <w:rPr>
+          <w:rStyle w:val="VerbatimChar"/>
+        </w:rPr>
+        <w:t xml:space="preserve">robots.txt</w:t>
+      </w:r>
+      <w:r>
+        <w:t xml:space="preserve">, so all ten of its points were</w:t>
+      </w:r>
+      <w:r>
+        <w:t xml:space="preserve"> </w:t>
+      </w:r>
+      <w:r>
+        <w:rPr>
+          <w:rStyle w:val="VerbatimChar"/>
+        </w:rPr>
+        <w:t xml:space="preserve">ERROR</w:t>
+      </w:r>
+      <w:r>
+        <w:t xml:space="preserve">. The next published run needs either the public address or an exception for the checker. On 26 September</w:t>
+      </w:r>
+      <w:r>
+        <w:t xml:space="preserve"> </w:t>
+      </w:r>
+      <w:r>
+        <w:rPr>
+          <w:rStyle w:val="VerbatimChar"/>
+        </w:rPr>
+        <w:t xml:space="preserve">nodes.yaml</w:t>
+      </w:r>
+      <w:r>
+        <w:t xml:space="preserve"> </w:t>
+      </w:r>
+      <w:r>
+        <w:t xml:space="preserve">was set back to the public</w:t>
+      </w:r>
+      <w:r>
+        <w:t xml:space="preserve"> </w:t>
+      </w:r>
+      <w:r>
+        <w:rPr>
+          <w:rStyle w:val="VerbatimChar"/>
+        </w:rPr>
+        <w:t xml:space="preserve">www.</w:t>
+      </w:r>
+      <w:r>
+        <w:t xml:space="preserve"> </w:t>
+      </w:r>
+      <w:r>
+        <w:t xml:space="preserve">address.</w:t>
+      </w:r>
+    </w:p>
+    <w:p>
+      <w:pPr>
+        <w:pStyle w:val="Compact"/>
+        <w:numPr>
+          <w:ilvl w:val="0"/>
+          <w:numId w:val="1008"/>
+        </w:numPr>
+      </w:pPr>
+      <w:r>
+        <w:t xml:space="preserve">GÉANT answered HTTP 403 with the Cloudflare challenge again, and its decided cells moved to review, as on 21 September.</w:t>
+      </w:r>
+    </w:p>
+    <w:bookmarkEnd w:id="48"/>
+    <w:bookmarkStart w:id="49" w:name="point-6-and-5b5c-after-the-review"/>
+    <w:p>
+      <w:pPr>
+        <w:pStyle w:val="Heading3"/>
+      </w:pPr>
+      <w:r>
+        <w:t xml:space="preserve">Point 6 and 5b/5c after the review</w:t>
+      </w:r>
+    </w:p>
+    <w:p>
+      <w:pPr>
+        <w:pStyle w:val="FirstParagraph"/>
+      </w:pPr>
+      <w:r>
+        <w:t xml:space="preserve">The review of the 24 September run found four tool issues. The three below are fixed in the checks. The fourth, noting the accepted name separators next to each point 3 match, is still open. The fixes change the assessment only, so the committed evidence was re-assessed offline and no node was contacted again.</w:t>
+      </w:r>
+    </w:p>
+    <w:p>
+      <w:pPr>
+        <w:pStyle w:val="Compact"/>
+        <w:numPr>
+          <w:ilvl w:val="0"/>
+          <w:numId w:val="1009"/>
+        </w:numPr>
+      </w:pPr>
+      <w:r>
+        <w:rPr>
+          <w:b/>
+          <w:bCs/>
+        </w:rPr>
+        <w:t xml:space="preserve">Point 6 passed on link text alone.</w:t>
+      </w:r>
+      <w:r>
+        <w:t xml:space="preserve"> </w:t>
+      </w:r>
+      <w:r>
+        <w:t xml:space="preserve">Any link whose label contained "support" was a PASS. Now a bare "support" link is still followed but settles nothing. A PASS needs one of three things: a label or address that names a helpdesk, service desk, ticket system, support team or request; a helpdesk host (</w:t>
+      </w:r>
+      <w:r>
+        <w:rPr>
+          <w:rStyle w:val="VerbatimChar"/>
+        </w:rPr>
+        <w:t xml:space="preserve">hd.</w:t>
+      </w:r>
+      <w:r>
+        <w:t xml:space="preserve">,</w:t>
+      </w:r>
+      <w:r>
+        <w:t xml:space="preserve"> </w:t>
+      </w:r>
+      <w:r>
+        <w:rPr>
+          <w:rStyle w:val="VerbatimChar"/>
+        </w:rPr>
+        <w:t xml:space="preserve">support.</w:t>
+      </w:r>
+      <w:r>
+        <w:t xml:space="preserve">,</w:t>
+      </w:r>
+      <w:r>
+        <w:t xml:space="preserve"> </w:t>
+      </w:r>
+      <w:r>
+        <w:rPr>
+          <w:rStyle w:val="VerbatimChar"/>
+        </w:rPr>
+        <w:t xml:space="preserve">helpdesk.</w:t>
+      </w:r>
+      <w:r>
+        <w:t xml:space="preserve">) or mailbox (</w:t>
+      </w:r>
+      <w:r>
+        <w:rPr>
+          <w:rStyle w:val="VerbatimChar"/>
+        </w:rPr>
+        <w:t xml:space="preserve">support@</w:t>
+      </w:r>
+      <w:r>
+        <w:t xml:space="preserve">,</w:t>
+      </w:r>
+      <w:r>
+        <w:t xml:space="preserve"> </w:t>
+      </w:r>
+      <w:r>
+        <w:rPr>
+          <w:rStyle w:val="VerbatimChar"/>
+        </w:rPr>
+        <w:t xml:space="preserve">it@helpdesk.…</w:t>
+      </w:r>
+      <w:r>
+        <w:t xml:space="preserve">); or a followed page that names a helpdesk, service desk or ticket system, or gives such an address. Page prose about "support" no longer counts, because EBRAINS's EuroHPC proposal page says "Technical Support" and "Application Support team". Every followed page is now read, where before only the first was. BBMRI-ERIC's helpdesk mailboxes are on the second.</w:t>
+      </w:r>
+    </w:p>
+    <w:p>
+      <w:pPr>
+        <w:pStyle w:val="Compact"/>
+        <w:numPr>
+          <w:ilvl w:val="0"/>
+          <w:numId w:val="1009"/>
+        </w:numPr>
+      </w:pPr>
+      <w:r>
+        <w:rPr>
+          <w:b/>
+          <w:bCs/>
+        </w:rPr>
+        <w:t xml:space="preserve">5b/5c ignored words spelled with hyphens in the address.</w:t>
+      </w:r>
+      <w:r>
+        <w:t xml:space="preserve"> </w:t>
+      </w:r>
+      <w:r>
+        <w:t xml:space="preserve">GÉANT links its AUP with a sentence as the label, and the words appear only in</w:t>
+      </w:r>
+      <w:r>
+        <w:t xml:space="preserve"> </w:t>
+      </w:r>
+      <w:r>
+        <w:rPr>
+          <w:rStyle w:val="VerbatimChar"/>
+        </w:rPr>
+        <w:t xml:space="preserve">/geant-node-acceptable-use-policy/</w:t>
+      </w:r>
+      <w:r>
+        <w:t xml:space="preserve">. Link matching now also reads the address with its separators turned into spaces. The crawler and the checks share that matcher (</w:t>
+      </w:r>
+      <w:r>
+        <w:rPr>
+          <w:rStyle w:val="VerbatimChar"/>
+        </w:rPr>
+        <w:t xml:space="preserve">patterns.link_haystack</w:t>
+      </w:r>
+      <w:r>
+        <w:t xml:space="preserve">), so a future collection will fetch the page as well.</w:t>
+      </w:r>
+    </w:p>
+    <w:p>
+      <w:pPr>
+        <w:pStyle w:val="Compact"/>
+        <w:numPr>
+          <w:ilvl w:val="0"/>
+          <w:numId w:val="1009"/>
+        </w:numPr>
+      </w:pPr>
+      <w:r>
+        <w:rPr>
+          <w:b/>
+          <w:bCs/>
+        </w:rPr>
+        <w:t xml:space="preserve">The 5b/5c hint said "re-run with --depth 1" in every case.</w:t>
+      </w:r>
+      <w:r>
+        <w:t xml:space="preserve"> </w:t>
+      </w:r>
+      <w:r>
+        <w:t xml:space="preserve">Now it gives the actual reason the target was not fetched: the run did not follow links, the target is a PDF, a cap was reached, the target is on another site, or it was not selected when the evidence was collected. It suggests a re-run only when one would help.</w:t>
+      </w:r>
+    </w:p>
+    <w:p>
+      <w:pPr>
+        <w:pStyle w:val="FirstParagraph"/>
+      </w:pPr>
+      <w:r>
+        <w:t xml:space="preserve">Re-assessing the committed evidence with the fixed checks gives 44 PASS, 6 FAIL and 70 MANUAL_REVIEW, against 45/6/69 as first published. Exactly three cells change:</w:t>
+      </w:r>
+    </w:p>
+    <w:tbl>
+      <w:tblPr>
+        <w:tblStyle w:val="Table"/>
+        <w:tblW w:type="pct" w:w="5000"/>
+        <w:tblLayout w:type="fixed"/>
+        <w:tblLook w:firstRow="1" w:lastRow="0" w:firstColumn="0" w:lastColumn="0" w:noHBand="0" w:noVBand="0" w:val="0020"/>
+      </w:tblPr>
+      <w:tblGrid>
+        <w:gridCol w:w="1584"/>
+        <w:gridCol w:w="1584"/>
+        <w:gridCol w:w="1584"/>
+        <w:gridCol w:w="1584"/>
+        <w:gridCol w:w="1584"/>
+      </w:tblGrid>
+      <w:tr>
+        <w:trPr>
+          <w:cantSplit/>
+          <w:tblHeader w:val="on"/>
+        </w:trPr>
+        <w:tc>
+          <w:tcPr/>
+          <w:p>
+            <w:pPr>
+              <w:pStyle w:val="Compact"/>
+            </w:pPr>
+            <w:r>
+              <w:t xml:space="preserve">Node</w:t>
+            </w:r>
+          </w:p>
+        </w:tc>
+        <w:tc>
+          <w:tcPr/>
+          <w:p>
+            <w:pPr>
+              <w:pStyle w:val="Compact"/>
+            </w:pPr>
+            <w:r>
+              <w:t xml:space="preserve">Point</w:t>
+            </w:r>
+          </w:p>
+        </w:tc>
+        <w:tc>
+          <w:tcPr/>
+          <w:p>
+            <w:pPr>
+              <w:pStyle w:val="Compact"/>
+            </w:pPr>
+            <w:r>
+              <w:t xml:space="preserve">First assessment</w:t>
+            </w:r>
+          </w:p>
+        </w:tc>
+        <w:tc>
+          <w:tcPr/>
+          <w:p>
+            <w:pPr>
+              <w:pStyle w:val="Compact"/>
+            </w:pPr>
+            <w:r>
+              <w:t xml:space="preserve">Re-assessment (published)</w:t>
+            </w:r>
+          </w:p>
+        </w:tc>
+        <w:tc>
+          <w:tcPr/>
+          <w:p>
+            <w:pPr>
+              <w:pStyle w:val="Compact"/>
+            </w:pPr>
+            <w:r>
+              <w:t xml:space="preserve">Review determination</w:t>
+            </w:r>
+          </w:p>
+        </w:tc>
+      </w:tr>
+      <w:tr>
+        <w:trPr>
+          <w:cantSplit/>
+        </w:trPr>
+        <w:tc>
+          <w:tcPr/>
+          <w:p>
+            <w:pPr>
+              <w:pStyle w:val="Compact"/>
+            </w:pPr>
+            <w:r>
+              <w:t xml:space="preserve">EOSC Node Czechia</w:t>
+            </w:r>
+          </w:p>
+        </w:tc>
+        <w:tc>
+          <w:tcPr/>
+          <w:p>
+            <w:pPr>
+              <w:pStyle w:val="Compact"/>
+            </w:pPr>
+            <w:r>
+              <w:t xml:space="preserve">6</w:t>
+            </w:r>
+          </w:p>
+        </w:tc>
+        <w:tc>
+          <w:tcPr/>
+          <w:p>
+            <w:pPr>
+              <w:pStyle w:val="Compact"/>
+            </w:pPr>
+            <w:r>
+              <w:t xml:space="preserve">PASS</w:t>
+            </w:r>
+          </w:p>
+        </w:tc>
+        <w:tc>
+          <w:tcPr/>
+          <w:p>
+            <w:pPr>
+              <w:pStyle w:val="Compact"/>
+            </w:pPr>
+            <w:r>
+              <w:t xml:space="preserve">MANUAL_REVIEW</w:t>
+            </w:r>
+          </w:p>
+        </w:tc>
+        <w:tc>
+          <w:tcPr/>
+          <w:p>
+            <w:pPr>
+              <w:pStyle w:val="Compact"/>
+            </w:pPr>
+            <w:r>
+              <w:t xml:space="preserve">not met</w:t>
+            </w:r>
+          </w:p>
+        </w:tc>
+      </w:tr>
+      <w:tr>
+        <w:trPr>
+          <w:cantSplit/>
+        </w:trPr>
+        <w:tc>
+          <w:tcPr/>
+          <w:p>
+            <w:pPr>
+              <w:pStyle w:val="Compact"/>
+            </w:pPr>
+            <w:r>
+              <w:t xml:space="preserve">EBRAINS</w:t>
+            </w:r>
+          </w:p>
+        </w:tc>
+        <w:tc>
+          <w:tcPr/>
+          <w:p>
+            <w:pPr>
+              <w:pStyle w:val="Compact"/>
+            </w:pPr>
+            <w:r>
+              <w:t xml:space="preserve">6</w:t>
+            </w:r>
+          </w:p>
+        </w:tc>
+        <w:tc>
+          <w:tcPr/>
+          <w:p>
+            <w:pPr>
+              <w:pStyle w:val="Compact"/>
+            </w:pPr>
+            <w:r>
+              <w:t xml:space="preserve">PASS</w:t>
+            </w:r>
+          </w:p>
+        </w:tc>
+        <w:tc>
+          <w:tcPr/>
+          <w:p>
+            <w:pPr>
+              <w:pStyle w:val="Compact"/>
+            </w:pPr>
+            <w:r>
+              <w:t xml:space="preserve">MANUAL_REVIEW</w:t>
+            </w:r>
+          </w:p>
+        </w:tc>
+        <w:tc>
+          <w:tcPr/>
+          <w:p>
+            <w:pPr>
+              <w:pStyle w:val="Compact"/>
+            </w:pPr>
+            <w:r>
+              <w:t xml:space="preserve">review</w:t>
+            </w:r>
+          </w:p>
+        </w:tc>
+      </w:tr>
+      <w:tr>
+        <w:trPr>
+          <w:cantSplit/>
+        </w:trPr>
+        <w:tc>
+          <w:tcPr/>
+          <w:p>
+            <w:pPr>
+              <w:pStyle w:val="Compact"/>
+            </w:pPr>
+            <w:r>
+              <w:t xml:space="preserve">GÉANT</w:t>
+            </w:r>
+          </w:p>
+        </w:tc>
+        <w:tc>
+          <w:tcPr/>
+          <w:p>
+            <w:pPr>
+              <w:pStyle w:val="Compact"/>
+            </w:pPr>
+            <w:r>
+              <w:t xml:space="preserve">5b</w:t>
+            </w:r>
+          </w:p>
+        </w:tc>
+        <w:tc>
+          <w:tcPr/>
+          <w:p>
+            <w:pPr>
+              <w:pStyle w:val="Compact"/>
+            </w:pPr>
+            <w:r>
+              <w:t xml:space="preserve">MANUAL_REVIEW</w:t>
+            </w:r>
+          </w:p>
+        </w:tc>
+        <w:tc>
+          <w:tcPr/>
+          <w:p>
+            <w:pPr>
+              <w:pStyle w:val="Compact"/>
+            </w:pPr>
+            <w:r>
+              <w:t xml:space="preserve">PASS (pointer)</w:t>
+            </w:r>
+          </w:p>
+        </w:tc>
+        <w:tc>
+          <w:tcPr/>
+          <w:p>
+            <w:pPr>
+              <w:pStyle w:val="Compact"/>
+            </w:pPr>
+            <w:r>
+              <w:t xml:space="preserve">met as a pointer</w:t>
+            </w:r>
+          </w:p>
+        </w:tc>
+      </w:tr>
+    </w:tbl>
+    <w:p>
+      <w:pPr>
+        <w:pStyle w:val="BodyText"/>
+      </w:pPr>
+      <w:r>
         <w:t xml:space="preserve">BBMRI-ERIC's point 6 stays PASS, now on the helpdesk mailboxes its contact page lists (</w:t>
       </w:r>
       <w:r>
@@ -20494,8 +21554,8 @@
         <w:t xml:space="preserve">. It was revised to "met" on this evidence.</w:t>
       </w:r>
     </w:p>
-    <w:bookmarkEnd w:id="47"/>
-    <w:bookmarkStart w:id="48" w:name="previous-run-21-september-2026"/>
+    <w:bookmarkEnd w:id="49"/>
+    <w:bookmarkStart w:id="50" w:name="previous-run-21-september-2026"/>
     <w:p>
       <w:pPr>
         <w:pStyle w:val="Heading3"/>
@@ -20521,7 +21581,7 @@
         <w:t xml:space="preserve">results/</w:t>
       </w:r>
       <w:r>
-        <w:t xml:space="preserve">, which the run above replaced; that run's files are in the git history at</w:t>
+        <w:t xml:space="preserve">, which the runs above replaced; that run's files are in the git history at</w:t>
       </w:r>
       <w:r>
         <w:t xml:space="preserve"> </w:t>
@@ -21755,8 +22815,8 @@
         </w:tc>
       </w:tr>
     </w:tbl>
-    <w:bookmarkEnd w:id="48"/>
-    <w:bookmarkStart w:id="49" w:name="Xe6edc575ba7b23d729b3729d56dd235c2fb2a27"/>
+    <w:bookmarkEnd w:id="50"/>
+    <w:bookmarkStart w:id="51" w:name="Xe6edc575ba7b23d729b3729d56dd235c2fb2a27"/>
     <w:p>
       <w:pPr>
         <w:pStyle w:val="Heading3"/>
@@ -22132,9 +23192,9 @@
         <w:t xml:space="preserve">for all twelve of its nodes, for the same reason.</w:t>
       </w:r>
     </w:p>
-    <w:bookmarkEnd w:id="49"/>
-    <w:bookmarkEnd w:id="50"/>
-    <w:bookmarkStart w:id="55" w:name="worked-examples"/>
+    <w:bookmarkEnd w:id="51"/>
+    <w:bookmarkEnd w:id="52"/>
+    <w:bookmarkStart w:id="57" w:name="worked-examples"/>
     <w:p>
       <w:pPr>
         <w:pStyle w:val="Heading2"/>
@@ -22425,7 +23485,7 @@
         <w:t xml:space="preserve"> </w:t>
       </w:r>
       <w:r>
-        <w:t xml:space="preserve">does for the current run, and commit only then.</w:t>
+        <w:t xml:space="preserve">does for the 24 September run, and commit only then.</w:t>
       </w:r>
     </w:p>
     <w:p>
@@ -22451,7 +23511,7 @@
         <w:t xml:space="preserve">own run.</w:t>
       </w:r>
     </w:p>
-    <w:bookmarkStart w:id="52" w:name="X6b9c9d2e59e13da41f347184ca67a475fa8b7ce"/>
+    <w:bookmarkStart w:id="54" w:name="X6b9c9d2e59e13da41f347184ca67a475fa8b7ce"/>
     <w:p>
       <w:pPr>
         <w:pStyle w:val="Heading3"/>
@@ -22574,7 +23634,7 @@
       <w:r>
         <w:t xml:space="preserve"> </w:t>
       </w:r>
-      <w:hyperlink r:id="rId51">
+      <w:hyperlink r:id="rId53">
         <w:r>
           <w:rPr>
             <w:rStyle w:val="Hyperlink"/>
@@ -23972,19 +25032,58 @@
         <w:t xml:space="preserve"> </w:t>
       </w:r>
       <w:r>
-        <w:t xml:space="preserve">which nodes display their approved name (five, for the 24 September run). If</w:t>
-      </w:r>
-      <w:r>
-        <w:t xml:space="preserve"> </w:t>
-      </w:r>
-      <w:r>
-        <w:t xml:space="preserve">the new page shows its name, add its id to the expected set and update the</w:t>
-      </w:r>
-      <w:r>
-        <w:t xml:space="preserve"> </w:t>
-      </w:r>
-      <w:r>
-        <w:t xml:space="preserve">docstring to say why.</w:t>
+        <w:t xml:space="preserve">which nodes display their approved name (four for the 26 September run; five</w:t>
+      </w:r>
+      <w:r>
+        <w:t xml:space="preserve"> </w:t>
+      </w:r>
+      <w:r>
+        <w:t xml:space="preserve">on 24 September, when GÉANT's page was served). If the new page shows its</w:t>
+      </w:r>
+      <w:r>
+        <w:t xml:space="preserve"> </w:t>
+      </w:r>
+      <w:r>
+        <w:t xml:space="preserve">name, add its id to the expected set and update the docstring to say why.</w:t>
+      </w:r>
+    </w:p>
+    <w:p>
+      <w:pPr>
+        <w:pStyle w:val="Compact"/>
+        <w:numPr>
+          <w:ilvl w:val="0"/>
+          <w:numId w:val="1012"/>
+        </w:numPr>
+      </w:pPr>
+      <w:r>
+        <w:rPr>
+          <w:rStyle w:val="VerbatimChar"/>
+        </w:rPr>
+        <w:t xml:space="preserve">test_update_row.py::test_published_results_are_the_run_these_tests_copy</w:t>
+      </w:r>
+      <w:r>
+        <w:t xml:space="preserve"> </w:t>
+      </w:r>
+      <w:r>
+        <w:t xml:space="preserve">pins how many nodes the run has and which were skipped (13 and none, for</w:t>
+      </w:r>
+      <w:r>
+        <w:t xml:space="preserve"> </w:t>
+      </w:r>
+      <w:r>
+        <w:t xml:space="preserve">run</w:t>
+      </w:r>
+      <w:r>
+        <w:t xml:space="preserve"> </w:t>
+      </w:r>
+      <w:r>
+        <w:rPr>
+          <w:rStyle w:val="VerbatimChar"/>
+        </w:rPr>
+        <w:t xml:space="preserve">web-4</w:t>
+      </w:r>
+      <w:r>
+        <w:t xml:space="preserve">). Update it to the new run's shape.</w:t>
       </w:r>
     </w:p>
     <w:p>
@@ -24062,7 +25161,7 @@
         <w:t xml:space="preserve"> </w:t>
       </w:r>
       <w:r>
-        <w:t xml:space="preserve">("120 cells: 44 PASS · 6 FAIL · 70 review");</w:t>
+        <w:t xml:space="preserve">("130 cells: 45 PASS · 8 FAIL · 77 review");</w:t>
       </w:r>
     </w:p>
     <w:p>
@@ -24178,8 +25277,8 @@
         <w:t xml:space="preserve"> push</w:t>
       </w:r>
     </w:p>
-    <w:bookmarkEnd w:id="52"/>
-    <w:bookmarkStart w:id="53" w:name="X5431a82e20a06edfb102374e037ce7ea9ce6896"/>
+    <w:bookmarkEnd w:id="54"/>
+    <w:bookmarkStart w:id="55" w:name="X5431a82e20a06edfb102374e037ce7ea9ce6896"/>
     <w:p>
       <w:pPr>
         <w:pStyle w:val="Heading3"/>
@@ -25030,7 +26129,7 @@
         <w:t xml:space="preserve"> </w:t>
       </w:r>
       <w:r>
-        <w:t xml:space="preserve">offline. To see the outcome before touching the reviewed run, try it on a copy</w:t>
+        <w:t xml:space="preserve">offline. To see the outcome before touching the published run, try it on a copy</w:t>
       </w:r>
       <w:r>
         <w:t xml:space="preserve"> </w:t>
@@ -25239,13 +26338,25 @@
         <w:pStyle w:val="BodyText"/>
       </w:pPr>
       <w:r>
-        <w:t xml:space="preserve">To rebuild the old published run instead, without the warning, use the node</w:t>
-      </w:r>
-      <w:r>
-        <w:t xml:space="preserve"> </w:t>
-      </w:r>
-      <w:r>
-        <w:t xml:space="preserve">list it was collected with. This reproduces the committed</w:t>
+        <w:t xml:space="preserve">To rebuild a run collected with an older node list, without the warning, use</w:t>
+      </w:r>
+      <w:r>
+        <w:t xml:space="preserve"> </w:t>
+      </w:r>
+      <w:r>
+        <w:t xml:space="preserve">that list. For the reviewed run of 24 September (in the git history at</w:t>
+      </w:r>
+      <w:r>
+        <w:t xml:space="preserve"> </w:t>
+      </w:r>
+      <w:r>
+        <w:rPr>
+          <w:rStyle w:val="VerbatimChar"/>
+        </w:rPr>
+        <w:t xml:space="preserve">800d632</w:t>
+      </w:r>
+      <w:r>
+        <w:t xml:space="preserve">), assessed in a scratch copy of its</w:t>
       </w:r>
       <w:r>
         <w:t xml:space="preserve"> </w:t>
@@ -25257,16 +26368,7 @@
         <w:t xml:space="preserve">results/</w:t>
       </w:r>
       <w:r>
-        <w:t xml:space="preserve"> </w:t>
-      </w:r>
-      <w:r>
-        <w:t xml:space="preserve">exactly,</w:t>
-      </w:r>
-      <w:r>
-        <w:t xml:space="preserve"> </w:t>
-      </w:r>
-      <w:r>
-        <w:t xml:space="preserve">apart from the generation time:</w:t>
+        <w:t xml:space="preserve">:</w:t>
       </w:r>
     </w:p>
     <w:p>
@@ -25433,8 +26535,8 @@
         <w:t xml:space="preserve">the documents together.</w:t>
       </w:r>
     </w:p>
-    <w:bookmarkEnd w:id="53"/>
-    <w:bookmarkStart w:id="54" w:name="Xbb3e2d317a0d811066009804bfa0a222a6197de"/>
+    <w:bookmarkEnd w:id="55"/>
+    <w:bookmarkStart w:id="56" w:name="Xbb3e2d317a0d811066009804bfa0a222a6197de"/>
     <w:p>
       <w:pPr>
         <w:pStyle w:val="Heading3"/>
@@ -27436,9 +28538,9 @@
         </w:pict>
       </w:r>
     </w:p>
-    <w:bookmarkEnd w:id="54"/>
-    <w:bookmarkEnd w:id="55"/>
-    <w:bookmarkStart w:id="57" w:name="sources"/>
+    <w:bookmarkEnd w:id="56"/>
+    <w:bookmarkEnd w:id="57"/>
+    <w:bookmarkStart w:id="59" w:name="sources"/>
     <w:p>
       <w:pPr>
         <w:pStyle w:val="Heading2"/>
@@ -27516,7 +28618,7 @@
       <w:r>
         <w:t xml:space="preserve"> </w:t>
       </w:r>
-      <w:hyperlink r:id="rId51">
+      <w:hyperlink r:id="rId53">
         <w:r>
           <w:rPr>
             <w:rStyle w:val="Hyperlink"/>
@@ -27539,7 +28641,7 @@
       <w:r>
         <w:t xml:space="preserve"> </w:t>
       </w:r>
-      <w:hyperlink r:id="rId56">
+      <w:hyperlink r:id="rId58">
         <w:r>
           <w:rPr>
             <w:rStyle w:val="Hyperlink"/>
@@ -27578,19 +28680,24 @@
         <w:rPr>
           <w:rStyle w:val="VerbatimChar"/>
         </w:rPr>
-        <w:t xml:space="preserve">live-2026-09-24-no-italy</w:t>
-      </w:r>
-      <w:r>
-        <w:t xml:space="preserve">, collected 24 September 2026, reviewed in</w:t>
-      </w:r>
-      <w:r>
-        <w:t xml:space="preserve"> </w:t>
-      </w:r>
-      <w:r>
-        <w:rPr>
-          <w:rStyle w:val="VerbatimChar"/>
-        </w:rPr>
-        <w:t xml:space="preserve">results/REVIEW-2026-09-24.md</w:t>
+        <w:t xml:space="preserve">web-4</w:t>
+      </w:r>
+      <w:r>
+        <w:t xml:space="preserve">, collected 26 September 2026 by</w:t>
+      </w:r>
+      <w:r>
+        <w:t xml:space="preserve"> </w:t>
+      </w:r>
+      <w:hyperlink r:id="rId45">
+        <w:r>
+          <w:rPr>
+            <w:rStyle w:val="Hyperlink"/>
+          </w:rPr>
+          <w:t xml:space="preserve">workflow run 36235183476</w:t>
+        </w:r>
+      </w:hyperlink>
+      <w:r>
+        <w:t xml:space="preserve">, not reviewed</w:t>
       </w:r>
     </w:p>
     <w:p>
@@ -27602,7 +28709,7 @@
         </w:numPr>
       </w:pPr>
       <w:r>
-        <w:t xml:space="preserve">Figures in section 10, previous run:</w:t>
+        <w:t xml:space="preserve">Figures in section 10, 24 September run:</w:t>
       </w:r>
       <w:r>
         <w:t xml:space="preserve"> </w:t>
@@ -27626,25 +28733,31 @@
         <w:rPr>
           <w:rStyle w:val="VerbatimChar"/>
         </w:rPr>
-        <w:t xml:space="preserve">47f08af</w:t>
-      </w:r>
-      <w:r>
-        <w:t xml:space="preserve"> </w:t>
-      </w:r>
-      <w:r>
-        <w:t xml:space="preserve">(unchanged since</w:t>
-      </w:r>
-      <w:r>
-        <w:t xml:space="preserve"> </w:t>
-      </w:r>
-      <w:r>
-        <w:rPr>
-          <w:rStyle w:val="VerbatimChar"/>
-        </w:rPr>
-        <w:t xml:space="preserve">014682c</w:t>
-      </w:r>
-      <w:r>
-        <w:t xml:space="preserve">) — evidence collected 21 September 2026 13:04–13:07 UTC, report regenerated 17:38 UTC</w:t>
+        <w:t xml:space="preserve">800d632</w:t>
+      </w:r>
+      <w:r>
+        <w:t xml:space="preserve">, run</w:t>
+      </w:r>
+      <w:r>
+        <w:t xml:space="preserve"> </w:t>
+      </w:r>
+      <w:r>
+        <w:rPr>
+          <w:rStyle w:val="VerbatimChar"/>
+        </w:rPr>
+        <w:t xml:space="preserve">live-2026-09-24-no-italy</w:t>
+      </w:r>
+      <w:r>
+        <w:t xml:space="preserve">, reviewed in</w:t>
+      </w:r>
+      <w:r>
+        <w:t xml:space="preserve"> </w:t>
+      </w:r>
+      <w:r>
+        <w:rPr>
+          <w:rStyle w:val="VerbatimChar"/>
+        </w:rPr>
+        <w:t xml:space="preserve">results/REVIEW-2026-09-24.md</w:t>
       </w:r>
     </w:p>
     <w:p>
@@ -27656,43 +28769,49 @@
         </w:numPr>
       </w:pPr>
       <w:r>
-        <w:t xml:space="preserve">Approved node names:</w:t>
-      </w:r>
-      <w:r>
-        <w:t xml:space="preserve"> </w:t>
-      </w:r>
-      <w:r>
-        <w:rPr>
-          <w:rStyle w:val="VerbatimChar"/>
-        </w:rPr>
-        <w:t xml:space="preserve">checklist/approved-names.txt</w:t>
-      </w:r>
-      <w:r>
-        <w:t xml:space="preserve"> </w:t>
-      </w:r>
-      <w:r>
-        <w:t xml:space="preserve">(thirteen names, SHA-256</w:t>
-      </w:r>
-      <w:r>
-        <w:t xml:space="preserve"> </w:t>
-      </w:r>
-      <w:r>
-        <w:rPr>
-          <w:rStyle w:val="VerbatimChar"/>
-        </w:rPr>
-        <w:t xml:space="preserve">871161a5…</w:t>
-      </w:r>
-      <w:r>
-        <w:t xml:space="preserve">) and the node-scoped variant</w:t>
-      </w:r>
-      <w:r>
-        <w:t xml:space="preserve"> </w:t>
-      </w:r>
-      <w:r>
-        <w:rPr>
-          <w:rStyle w:val="VerbatimChar"/>
-        </w:rPr>
-        <w:t xml:space="preserve">checklist/approved-names-scoped.txt</w:t>
+        <w:t xml:space="preserve">Figures in section 10, previous run:</w:t>
+      </w:r>
+      <w:r>
+        <w:t xml:space="preserve"> </w:t>
+      </w:r>
+      <w:r>
+        <w:rPr>
+          <w:rStyle w:val="VerbatimChar"/>
+        </w:rPr>
+        <w:t xml:space="preserve">results/results.json</w:t>
+      </w:r>
+      <w:r>
+        <w:t xml:space="preserve"> </w:t>
+      </w:r>
+      <w:r>
+        <w:t xml:space="preserve">at commit</w:t>
+      </w:r>
+      <w:r>
+        <w:t xml:space="preserve"> </w:t>
+      </w:r>
+      <w:r>
+        <w:rPr>
+          <w:rStyle w:val="VerbatimChar"/>
+        </w:rPr>
+        <w:t xml:space="preserve">47f08af</w:t>
+      </w:r>
+      <w:r>
+        <w:t xml:space="preserve"> </w:t>
+      </w:r>
+      <w:r>
+        <w:t xml:space="preserve">(unchanged since</w:t>
+      </w:r>
+      <w:r>
+        <w:t xml:space="preserve"> </w:t>
+      </w:r>
+      <w:r>
+        <w:rPr>
+          <w:rStyle w:val="VerbatimChar"/>
+        </w:rPr>
+        <w:t xml:space="preserve">014682c</w:t>
+      </w:r>
+      <w:r>
+        <w:t xml:space="preserve">) — evidence collected 21 September 2026 13:04–13:07 UTC, report regenerated 17:38 UTC</w:t>
       </w:r>
     </w:p>
     <w:p>
@@ -27704,6 +28823,54 @@
         </w:numPr>
       </w:pPr>
       <w:r>
+        <w:t xml:space="preserve">Approved node names:</w:t>
+      </w:r>
+      <w:r>
+        <w:t xml:space="preserve"> </w:t>
+      </w:r>
+      <w:r>
+        <w:rPr>
+          <w:rStyle w:val="VerbatimChar"/>
+        </w:rPr>
+        <w:t xml:space="preserve">checklist/approved-names.txt</w:t>
+      </w:r>
+      <w:r>
+        <w:t xml:space="preserve"> </w:t>
+      </w:r>
+      <w:r>
+        <w:t xml:space="preserve">(thirteen names, SHA-256</w:t>
+      </w:r>
+      <w:r>
+        <w:t xml:space="preserve"> </w:t>
+      </w:r>
+      <w:r>
+        <w:rPr>
+          <w:rStyle w:val="VerbatimChar"/>
+        </w:rPr>
+        <w:t xml:space="preserve">871161a5…</w:t>
+      </w:r>
+      <w:r>
+        <w:t xml:space="preserve">) and the node-scoped variant</w:t>
+      </w:r>
+      <w:r>
+        <w:t xml:space="preserve"> </w:t>
+      </w:r>
+      <w:r>
+        <w:rPr>
+          <w:rStyle w:val="VerbatimChar"/>
+        </w:rPr>
+        <w:t xml:space="preserve">checklist/approved-names-scoped.txt</w:t>
+      </w:r>
+    </w:p>
+    <w:p>
+      <w:pPr>
+        <w:pStyle w:val="Compact"/>
+        <w:numPr>
+          <w:ilvl w:val="0"/>
+          <w:numId w:val="1015"/>
+        </w:numPr>
+      </w:pPr>
+      <w:r>
         <w:t xml:space="preserve">Test counts, line counts, runtimes, name-list results and command options in this document were measured on 25 September 2026 against a clean clone of the repository state it is committed with (the test count re-checked on 26 September at</w:t>
       </w:r>
       <w:r>
@@ -27719,7 +28886,7 @@
         <w:t xml:space="preserve">), not carried over from the previous edition</w:t>
       </w:r>
     </w:p>
-    <w:bookmarkEnd w:id="57"/>
+    <w:bookmarkEnd w:id="59"/>
     <w:sectPr>
       <w:footnotePr>
         <w:numRestart w:val="eachSect"/>

--- a/docs/eosc-basic-compliance-testsuite.docx
+++ b/docs/eosc-basic-compliance-testsuite.docx
@@ -23,7 +23,7 @@
         <w:pStyle w:val="Author"/>
       </w:pPr>
       <w:r>
-        <w:t xml:space="preserve">Clean clone, 26 September 2026 — documentation commit 3769a3e, 425 test cases</w:t>
+        <w:t xml:space="preserve">Clean clone, 26 September 2026 — documentation commit ee12687, 426 test cases</w:t>
       </w:r>
     </w:p>
     <w:p>
@@ -126,19 +126,37 @@
         <w:t xml:space="preserve"> </w:t>
       </w:r>
       <w:r>
-        <w:t xml:space="preserve">clean clone of the commit that added</w:t>
-      </w:r>
-      <w:r>
-        <w:t xml:space="preserve"> </w:t>
-      </w:r>
-      <w:r>
-        <w:rPr>
-          <w:rStyle w:val="VerbatimChar"/>
-        </w:rPr>
-        <w:t xml:space="preserve">--restore-default-config</w:t>
-      </w:r>
-      <w:r>
-        <w:t xml:space="preserve">:</w:t>
+        <w:t xml:space="preserve">clean clone of commit</w:t>
+      </w:r>
+      <w:r>
+        <w:t xml:space="preserve"> </w:t>
+      </w:r>
+      <w:r>
+        <w:rPr>
+          <w:rStyle w:val="VerbatimChar"/>
+        </w:rPr>
+        <w:t xml:space="preserve">ee12687</w:t>
+      </w:r>
+      <w:r>
+        <w:t xml:space="preserve"> </w:t>
+      </w:r>
+      <w:r>
+        <w:t xml:space="preserve">(checklist v3.1, run</w:t>
+      </w:r>
+      <w:r>
+        <w:t xml:space="preserve"> </w:t>
+      </w:r>
+      <w:r>
+        <w:rPr>
+          <w:rStyle w:val="VerbatimChar"/>
+        </w:rPr>
+        <w:t xml:space="preserve">web-5</w:t>
+      </w:r>
+      <w:r>
+        <w:t xml:space="preserve"> </w:t>
+      </w:r>
+      <w:r>
+        <w:t xml:space="preserve">published):</w:t>
       </w:r>
       <w:r>
         <w:t xml:space="preserve"> </w:t>
@@ -148,7 +166,7 @@
           <w:b/>
           <w:bCs/>
         </w:rPr>
-        <w:t xml:space="preserve">425 test cases, all passing in CI</w:t>
+        <w:t xml:space="preserve">426 test cases, all passing in CI</w:t>
       </w:r>
       <w:r>
         <w:t xml:space="preserve">. No node website was contacted to prepare</w:t>
@@ -257,10 +275,10 @@
           <w:i/>
           <w:iCs/>
         </w:rPr>
-        <w:t xml:space="preserve">Node Landing Page Verification Checklist v3.0</w:t>
-      </w:r>
-      <w:r>
-        <w:t xml:space="preserve">, with a pytest suite of 425 hermetic test cases that never touch a node's website, and at most two bounded hops of link following.</w:t>
+        <w:t xml:space="preserve">Node Landing Page Verification Checklist v3.1</w:t>
+      </w:r>
+      <w:r>
+        <w:t xml:space="preserve">, with a pytest suite of 426 hermetic test cases that never touch a node's website, and at most two bounded hops of link following.</w:t>
       </w:r>
     </w:p>
     <w:p>
@@ -336,7 +354,7 @@
           <w:b/>
           <w:bCs/>
         </w:rPr>
-        <w:t xml:space="preserve">425 cases</w:t>
+        <w:t xml:space="preserve">426 cases</w:t>
       </w:r>
       <w:r>
         <w:t xml:space="preserve"> </w:t>
@@ -691,7 +709,7 @@
         <w:t xml:space="preserve"> </w:t>
       </w:r>
       <w:r>
-        <w:t xml:space="preserve">now holds run</w:t>
+        <w:t xml:space="preserve">held run</w:t>
       </w:r>
       <w:r>
         <w:t xml:space="preserve"> </w:t>
@@ -719,7 +737,114 @@
         <w:t xml:space="preserve"> </w:t>
       </w:r>
       <w:r>
-        <w:t xml:space="preserve">been reviewed by hand; section 10 has the figures. Four tests pinned to the old run were updated to the new one (section 10), and the count stays 425.</w:t>
+        <w:t xml:space="preserve">been reviewed by hand; section 10 has the figures. Four tests pinned to the old run were updated to the new one (section 10), and the count stayed 425.</w:t>
+      </w:r>
+    </w:p>
+    <w:p>
+      <w:pPr>
+        <w:pStyle w:val="BlockText"/>
+      </w:pPr>
+      <w:r>
+        <w:rPr>
+          <w:b/>
+          <w:bCs/>
+        </w:rPr>
+        <w:t xml:space="preserve">Since 26 September 2026: checklist v3.1.</w:t>
+      </w:r>
+      <w:r>
+        <w:t xml:space="preserve"> </w:t>
+      </w:r>
+      <w:r>
+        <w:t xml:space="preserve">The reference document is now</w:t>
+      </w:r>
+      <w:r>
+        <w:t xml:space="preserve"> </w:t>
+      </w:r>
+      <w:r>
+        <w:rPr>
+          <w:i/>
+          <w:iCs/>
+        </w:rPr>
+        <w:t xml:space="preserve">Node Landing Page Verification Checklist v3.1</w:t>
+      </w:r>
+      <w:r>
+        <w:t xml:space="preserve"> </w:t>
+      </w:r>
+      <w:r>
+        <w:t xml:space="preserve">(24 September 2026), transcribed to</w:t>
+      </w:r>
+      <w:r>
+        <w:t xml:space="preserve"> </w:t>
+      </w:r>
+      <w:r>
+        <w:rPr>
+          <w:rStyle w:val="VerbatimChar"/>
+        </w:rPr>
+        <w:t xml:space="preserve">checklist/v3.1.yaml</w:t>
+      </w:r>
+      <w:r>
+        <w:t xml:space="preserve"> </w:t>
+      </w:r>
+      <w:r>
+        <w:t xml:space="preserve">and made the default;</w:t>
+      </w:r>
+      <w:r>
+        <w:t xml:space="preserve"> </w:t>
+      </w:r>
+      <w:r>
+        <w:rPr>
+          <w:rStyle w:val="VerbatimChar"/>
+        </w:rPr>
+        <w:t xml:space="preserve">v3.0.yaml</w:t>
+      </w:r>
+      <w:r>
+        <w:t xml:space="preserve"> </w:t>
+      </w:r>
+      <w:r>
+        <w:t xml:space="preserve">is kept so older runs can be rebuilt. The rules did not change: v3.1 rewords points 1, 2, 4, 6 and 7, narrows 1R and 5a–5c to</w:t>
+      </w:r>
+      <w:r>
+        <w:t xml:space="preserve"> </w:t>
+      </w:r>
+      <w:r>
+        <w:rPr>
+          <w:i/>
+          <w:iCs/>
+        </w:rPr>
+        <w:t xml:space="preserve">Node Exchange</w:t>
+      </w:r>
+      <w:r>
+        <w:t xml:space="preserve"> </w:t>
+      </w:r>
+      <w:r>
+        <w:t xml:space="preserve">resources, and defines EOSC AAI login by requirement [P.2] of the Production 1.0 Checklist v1.4, so only titles, quoted text and review messages were updated. The evidence of run</w:t>
+      </w:r>
+      <w:r>
+        <w:t xml:space="preserve"> </w:t>
+      </w:r>
+      <w:r>
+        <w:rPr>
+          <w:rStyle w:val="VerbatimChar"/>
+        </w:rPr>
+        <w:t xml:space="preserve">web-4</w:t>
+      </w:r>
+      <w:r>
+        <w:t xml:space="preserve"> </w:t>
+      </w:r>
+      <w:r>
+        <w:t xml:space="preserve">was first re-scored against v3.1 without contacting any node, and every one of the 130 verdicts was unchanged; run</w:t>
+      </w:r>
+      <w:r>
+        <w:t xml:space="preserve"> </w:t>
+      </w:r>
+      <w:r>
+        <w:rPr>
+          <w:rStyle w:val="VerbatimChar"/>
+        </w:rPr>
+        <w:t xml:space="preserve">web-5</w:t>
+      </w:r>
+      <w:r>
+        <w:t xml:space="preserve">, collected under v3.1 by the workflow, then replaced it with the same verdicts. The suite now has 426 cases: the per-revision provenance test also runs on v3.1, and the stored-results update test no longer assumes version 3.0.</w:t>
       </w:r>
     </w:p>
     <w:p>
@@ -1478,7 +1603,7 @@
           <w:b/>
           <w:bCs/>
         </w:rPr>
-        <w:t xml:space="preserve">338 test functions, expanding to 425 executed cases</w:t>
+        <w:t xml:space="preserve">338 test functions, expanding to 426 executed cases</w:t>
       </w:r>
       <w:r>
         <w:t xml:space="preserve"> </w:t>
@@ -1966,7 +2091,7 @@
               <w:pStyle w:val="Compact"/>
             </w:pPr>
             <w:r>
-              <w:t xml:space="preserve">15</w:t>
+              <w:t xml:space="preserve">16</w:t>
             </w:r>
           </w:p>
         </w:tc>
@@ -2180,7 +2305,7 @@
                 <w:b/>
                 <w:bCs/>
               </w:rPr>
-              <w:t xml:space="preserve">425</w:t>
+              <w:t xml:space="preserve">426</w:t>
             </w:r>
           </w:p>
         </w:tc>
@@ -2853,7 +2978,22 @@
         <w:pStyle w:val="FirstParagraph"/>
       </w:pPr>
       <w:r>
-        <w:t xml:space="preserve">Checklist v3.0, dated 15 September 2026. The tool scores ten columns, because point 1 contains two separate requirements and is split into 1 and 1R.</w:t>
+        <w:t xml:space="preserve">Checklist v3.1, dated 24 September 2026, which replaced v3.0 of 15 September 2026 (the header of</w:t>
+      </w:r>
+      <w:r>
+        <w:t xml:space="preserve"> </w:t>
+      </w:r>
+      <w:r>
+        <w:rPr>
+          <w:rStyle w:val="VerbatimChar"/>
+        </w:rPr>
+        <w:t xml:space="preserve">checklist/v3.1.yaml</w:t>
+      </w:r>
+      <w:r>
+        <w:t xml:space="preserve"> </w:t>
+      </w:r>
+      <w:r>
+        <w:t xml:space="preserve">lists the differences point by point). The tool scores ten columns, because point 1 covers two things, the page and every Node Exchange resource it links to, and is split into 1 and 1R.</w:t>
       </w:r>
     </w:p>
     <w:tbl>
@@ -5264,7 +5404,7 @@
         <w:rPr>
           <w:rStyle w:val="VerbatimChar"/>
         </w:rPr>
-        <w:t xml:space="preserve">web-4</w:t>
+        <w:t xml:space="preserve">web-5</w:t>
       </w:r>
       <w:r>
         <w:t xml:space="preserve"> </w:t>
@@ -5291,7 +5431,7 @@
         <w:rPr>
           <w:rStyle w:val="VerbatimChar"/>
         </w:rPr>
-        <w:t xml:space="preserve">uv run basic-check assess --run web-4</w:t>
+        <w:t xml:space="preserve">uv run basic-check assess --run web-5</w:t>
       </w:r>
       <w:r>
         <w:t xml:space="preserve"> </w:t>
@@ -7763,7 +7903,7 @@
         <w:rPr>
           <w:rStyle w:val="VerbatimChar"/>
         </w:rPr>
-        <w:t xml:space="preserve">checklist-v3.0.html</w:t>
+        <w:t xml:space="preserve">checklist-v3.1.html</w:t>
       </w:r>
       <w:r>
         <w:t xml:space="preserve">.</w:t>
@@ -8901,7 +9041,7 @@
               <w:rPr>
                 <w:rStyle w:val="VerbatimChar"/>
               </w:rPr>
-              <w:t xml:space="preserve">checklist/v3.0.yaml</w:t>
+              <w:t xml:space="preserve">checklist/v3.1.yaml</w:t>
             </w:r>
             <w:r>
               <w:t xml:space="preserve">)</w:t>
@@ -11392,7 +11532,7 @@
               <w:rPr>
                 <w:rStyle w:val="VerbatimChar"/>
               </w:rPr>
-              <w:t xml:space="preserve">checklist/v3.0.yaml</w:t>
+              <w:t xml:space="preserve">checklist/v3.1.yaml</w:t>
             </w:r>
           </w:p>
         </w:tc>
@@ -13275,7 +13415,7 @@
         <w:rPr>
           <w:rStyle w:val="VerbatimChar"/>
         </w:rPr>
-        <w:t xml:space="preserve">checklist/v3.0.yaml</w:t>
+        <w:t xml:space="preserve">checklist/v3.1.yaml</w:t>
       </w:r>
       <w:r>
         <w:t xml:space="preserve"> </w:t>
@@ -13433,7 +13573,7 @@
         <w:rPr>
           <w:rStyle w:val="StringTok"/>
         </w:rPr>
-        <w:t xml:space="preserve">"v3.0.yaml"</w:t>
+        <w:t xml:space="preserve">"v3.1.yaml"</w:t>
       </w:r>
     </w:p>
     <w:p>
@@ -13450,7 +13590,7 @@
         <w:rPr>
           <w:rStyle w:val="VerbatimChar"/>
         </w:rPr>
-        <w:t xml:space="preserve">checklist-v3.0.html</w:t>
+        <w:t xml:space="preserve">checklist-v3.1.html</w:t>
       </w:r>
       <w:r>
         <w:t xml:space="preserve"> </w:t>
@@ -13491,7 +13631,7 @@
         <w:rPr>
           <w:rStyle w:val="VerbatimChar"/>
         </w:rPr>
-        <w:t xml:space="preserve">  v3.0.yaml                                  # the checklist as data</w:t>
+        <w:t xml:space="preserve">  v3.1.yaml                                  # the checklist as data</w:t>
       </w:r>
       <w:r>
         <w:br/>
@@ -13500,7 +13640,7 @@
         <w:rPr>
           <w:rStyle w:val="VerbatimChar"/>
         </w:rPr>
-        <w:t xml:space="preserve">  20260910_Node_Landing_Page_..._v3.0.pdf    # the document it came from</w:t>
+        <w:t xml:space="preserve">  20260910_Node_Landing_Page_..._v3.1.pdf    # the document it came from</w:t>
       </w:r>
       <w:r>
         <w:br/>
@@ -13591,7 +13731,7 @@
         <w:rPr>
           <w:rStyle w:val="StringTok"/>
         </w:rPr>
-        <w:t xml:space="preserve">"3.0"</w:t>
+        <w:t xml:space="preserve">"3.1"</w:t>
       </w:r>
       <w:r>
         <w:br/>
@@ -13618,7 +13758,7 @@
         <w:rPr>
           <w:rStyle w:val="StringTok"/>
         </w:rPr>
-        <w:t xml:space="preserve">"2026-09-15"</w:t>
+        <w:t xml:space="preserve">"2026-09-24"</w:t>
       </w:r>
       <w:r>
         <w:br/>
@@ -13639,7 +13779,7 @@
         <w:rPr>
           <w:rStyle w:val="AttributeTok"/>
         </w:rPr>
-        <w:t xml:space="preserve"> 20260910_Node_Landing_Page_Verification_Checklist_v3.0.docx</w:t>
+        <w:t xml:space="preserve"> 20260910_Node_Landing_Page_Verification_Checklist_v3.1.docx</w:t>
       </w:r>
       <w:r>
         <w:br/>
@@ -13660,7 +13800,7 @@
         <w:rPr>
           <w:rStyle w:val="AttributeTok"/>
         </w:rPr>
-        <w:t xml:space="preserve"> 20260910_Node_Landing_Page_Verification_Checklist_v3.0.pdf</w:t>
+        <w:t xml:space="preserve"> 20260910_Node_Landing_Page_Verification_Checklist_v3.1.pdf</w:t>
       </w:r>
       <w:r>
         <w:br/>
@@ -13681,7 +13821,7 @@
         <w:rPr>
           <w:rStyle w:val="AttributeTok"/>
         </w:rPr>
-        <w:t xml:space="preserve"> 31e0acbc0c40eee271213ac6f2dcc1ef634c7b067119f515ddb06ddbc0145b59</w:t>
+        <w:t xml:space="preserve"> 65ca61a12a38f61a65e0b419b48d817be0792f6886beaecdbf8592bfab58709e</w:t>
       </w:r>
     </w:p>
     <w:p>
@@ -13770,16 +13910,16 @@
         <w:t xml:space="preserve"> </w:t>
       </w:r>
       <w:r>
-        <w:t xml:space="preserve">must match the filename, so v3.1 cannot be edited into</w:t>
-      </w:r>
-      <w:r>
-        <w:t xml:space="preserve"> </w:t>
-      </w:r>
-      <w:r>
-        <w:rPr>
-          <w:rStyle w:val="VerbatimChar"/>
-        </w:rPr>
-        <w:t xml:space="preserve">v3.0.yaml</w:t>
+        <w:t xml:space="preserve">must match the filename, so v3.2 cannot be edited into</w:t>
+      </w:r>
+      <w:r>
+        <w:t xml:space="preserve"> </w:t>
+      </w:r>
+      <w:r>
+        <w:rPr>
+          <w:rStyle w:val="VerbatimChar"/>
+        </w:rPr>
+        <w:t xml:space="preserve">v3.1.yaml</w:t>
       </w:r>
       <w:r>
         <w:t xml:space="preserve">. Reports name the file they were generated from, so editing in place would retroactively invalidate every past run.</w:t>
@@ -13969,7 +14109,7 @@
         <w:rPr>
           <w:rStyle w:val="NormalTok"/>
         </w:rPr>
-        <w:t xml:space="preserve"> checklist/v3.0.yaml checklist/v3.1.yaml</w:t>
+        <w:t xml:space="preserve"> checklist/v3.1.yaml checklist/v3.2.yaml</w:t>
       </w:r>
       <w:r>
         <w:br/>
@@ -14047,7 +14187,7 @@
         <w:rPr>
           <w:rStyle w:val="CommentTok"/>
         </w:rPr>
-        <w:t xml:space="preserve">#     source_file and source_sha256 in checklist/v3.1.yaml</w:t>
+        <w:t xml:space="preserve">#     source_file and source_sha256 in checklist/v3.2.yaml</w:t>
       </w:r>
       <w:r>
         <w:br/>
@@ -14101,7 +14241,7 @@
         <w:rPr>
           <w:rStyle w:val="NormalTok"/>
         </w:rPr>
-        <w:t xml:space="preserve"> checklist/v3.1.yaml </w:t>
+        <w:t xml:space="preserve"> checklist/v3.2.yaml </w:t>
       </w:r>
       <w:r>
         <w:rPr>
@@ -14113,7 +14253,7 @@
         <w:rPr>
           <w:rStyle w:val="NormalTok"/>
         </w:rPr>
-        <w:t xml:space="preserve"> /tmp/v31   </w:t>
+        <w:t xml:space="preserve"> /tmp/v32   </w:t>
       </w:r>
       <w:r>
         <w:rPr>
@@ -14137,7 +14277,7 @@
         <w:rPr>
           <w:rStyle w:val="CommentTok"/>
         </w:rPr>
-        <w:t xml:space="preserve">#     DEFAULT_CHECKLIST = ROOT / "checklist" / "v3.1.yaml"</w:t>
+        <w:t xml:space="preserve">#     DEFAULT_CHECKLIST = ROOT / "checklist" / "v3.2.yaml"</w:t>
       </w:r>
       <w:r>
         <w:br/>
@@ -14223,7 +14363,7 @@
         <w:rPr>
           <w:rStyle w:val="VerbatimChar"/>
         </w:rPr>
-        <w:t xml:space="preserve">results/checklist-v3.0.html</w:t>
+        <w:t xml:space="preserve">results/checklist-v3.1.html</w:t>
       </w:r>
       <w:r>
         <w:t xml:space="preserve">. Step 4 is the one the tooling cannot do for you. The tests confirm that the checklist and the code agree about</w:t>
@@ -17534,7 +17674,7 @@
         <w:rPr>
           <w:rStyle w:val="CommentTok"/>
         </w:rPr>
-        <w:t xml:space="preserve"># 425 cases, ~5-6 s, no network, no browser</w:t>
+        <w:t xml:space="preserve"># 426 cases, ~5-6 s, no network, no browser</w:t>
       </w:r>
       <w:r>
         <w:br/>
@@ -17808,7 +17948,7 @@
         <w:rPr>
           <w:rStyle w:val="CommentTok"/>
         </w:rPr>
-        <w:t xml:space="preserve"># apply a different checklist revision</w:t>
+        <w:t xml:space="preserve"># apply a different checklist revision, e.g. rebuild an older run</w:t>
       </w:r>
       <w:r>
         <w:br/>
@@ -17835,7 +17975,7 @@
         <w:rPr>
           <w:rStyle w:val="NormalTok"/>
         </w:rPr>
-        <w:t xml:space="preserve"> checklist/v3.1.yaml</w:t>
+        <w:t xml:space="preserve"> checklist/v3.0.yaml</w:t>
       </w:r>
       <w:r>
         <w:br/>
@@ -18125,7 +18265,7 @@
         <w:rPr>
           <w:rStyle w:val="VerbatimChar"/>
         </w:rPr>
-        <w:t xml:space="preserve">checklist-v3.0.html</w:t>
+        <w:t xml:space="preserve">checklist-v3.1.html</w:t>
       </w:r>
       <w:r>
         <w:t xml:space="preserve">,</w:t>
@@ -19001,7 +19141,7 @@
         <w:rPr>
           <w:rStyle w:val="CommentTok"/>
         </w:rPr>
-        <w:t xml:space="preserve"># 6 - run the suite: 425 cases, ~5-6 s, no network, no browser</w:t>
+        <w:t xml:space="preserve"># 6 - run the suite: 426 cases, ~5-6 s, no network, no browser</w:t>
       </w:r>
       <w:r>
         <w:br/>
@@ -19473,7 +19613,7 @@
     </w:p>
     <w:bookmarkEnd w:id="43"/>
     <w:bookmarkEnd w:id="44"/>
-    <w:bookmarkStart w:id="52" w:name="the-published-figures"/>
+    <w:bookmarkStart w:id="53" w:name="the-published-figures"/>
     <w:p>
       <w:pPr>
         <w:pStyle w:val="Heading2"/>
@@ -19482,7 +19622,7 @@
         <w:t xml:space="preserve">10. The published figures</w:t>
       </w:r>
     </w:p>
-    <w:bookmarkStart w:id="46" w:name="current-run-26-september-2026-unreviewed"/>
+    <w:bookmarkStart w:id="47" w:name="current-run-26-september-2026-unreviewed"/>
     <w:p>
       <w:pPr>
         <w:pStyle w:val="Heading3"/>
@@ -19517,12 +19657,92 @@
         <w:rPr>
           <w:rStyle w:val="VerbatimChar"/>
         </w:rPr>
+        <w:t xml:space="preserve">web-5</w:t>
+      </w:r>
+      <w:r>
+        <w:t xml:space="preserve">, collected on 26 September 2026 by the GitHub workflow (</w:t>
+      </w:r>
+      <w:hyperlink r:id="rId45">
+        <w:r>
+          <w:rPr>
+            <w:rStyle w:val="Hyperlink"/>
+          </w:rPr>
+          <w:t xml:space="preserve">run 36236603533</w:t>
+        </w:r>
+      </w:hyperlink>
+      <w:r>
+        <w:t xml:space="preserve">, commit</w:t>
+      </w:r>
+      <w:r>
+        <w:t xml:space="preserve"> </w:t>
+      </w:r>
+      <w:r>
+        <w:rPr>
+          <w:rStyle w:val="VerbatimChar"/>
+        </w:rPr>
+        <w:t xml:space="preserve">6e54e9f</w:t>
+      </w:r>
+      <w:r>
+        <w:t xml:space="preserve">, unit tests passing first) against checklist v3.1 at</w:t>
+      </w:r>
+      <w:r>
+        <w:t xml:space="preserve"> </w:t>
+      </w:r>
+      <w:r>
+        <w:rPr>
+          <w:rStyle w:val="VerbatimChar"/>
+        </w:rPr>
+        <w:t xml:space="preserve">--depth 1</w:t>
+      </w:r>
+      <w:r>
+        <w:t xml:space="preserve"> </w:t>
+      </w:r>
+      <w:r>
+        <w:t xml:space="preserve">and assessed against the official unscoped names list (13 names, SHA-256</w:t>
+      </w:r>
+      <w:r>
+        <w:t xml:space="preserve"> </w:t>
+      </w:r>
+      <w:r>
+        <w:rPr>
+          <w:rStyle w:val="VerbatimChar"/>
+        </w:rPr>
+        <w:t xml:space="preserve">871161a5…</w:t>
+      </w:r>
+      <w:r>
+        <w:t xml:space="preserve">). All thirteen nodes were assessed and none was skipped. The run made 44 requests (13 landing pages and 31 child pages). Twelve landing pages returned HTTP 200. GÉANT returned HTTP 403 with the Cloudflare challenge. The evidence was masked as it was collected, and a search of every evidence file and report found no personal address or phone number. Offline,</w:t>
+      </w:r>
+      <w:r>
+        <w:t xml:space="preserve"> </w:t>
+      </w:r>
+      <w:r>
+        <w:rPr>
+          <w:rStyle w:val="VerbatimChar"/>
+        </w:rPr>
+        <w:t xml:space="preserve">uv run basic-check assess --run web-5</w:t>
+      </w:r>
+      <w:r>
+        <w:t xml:space="preserve"> </w:t>
+      </w:r>
+      <w:r>
+        <w:t xml:space="preserve">reproduces it exactly, apart from the generation time. Every verdict is the same as in run</w:t>
+      </w:r>
+      <w:r>
+        <w:t xml:space="preserve"> </w:t>
+      </w:r>
+      <w:r>
+        <w:rPr>
+          <w:rStyle w:val="VerbatimChar"/>
+        </w:rPr>
         <w:t xml:space="preserve">web-4</w:t>
       </w:r>
       <w:r>
-        <w:t xml:space="preserve">, collected on 26 September 2026 by the GitHub workflow (</w:t>
-      </w:r>
-      <w:hyperlink r:id="rId45">
+        <w:t xml:space="preserve"> </w:t>
+      </w:r>
+      <w:r>
+        <w:t xml:space="preserve">(</w:t>
+      </w:r>
+      <w:hyperlink r:id="rId46">
         <w:r>
           <w:rPr>
             <w:rStyle w:val="Hyperlink"/>
@@ -19543,49 +19763,7 @@
         <w:t xml:space="preserve">800d632</w:t>
       </w:r>
       <w:r>
-        <w:t xml:space="preserve">, unit tests passing first) at</w:t>
-      </w:r>
-      <w:r>
-        <w:t xml:space="preserve"> </w:t>
-      </w:r>
-      <w:r>
-        <w:rPr>
-          <w:rStyle w:val="VerbatimChar"/>
-        </w:rPr>
-        <w:t xml:space="preserve">--depth 1</w:t>
-      </w:r>
-      <w:r>
-        <w:t xml:space="preserve"> </w:t>
-      </w:r>
-      <w:r>
-        <w:t xml:space="preserve">and assessed against the official unscoped names list (13 names, SHA-256</w:t>
-      </w:r>
-      <w:r>
-        <w:t xml:space="preserve"> </w:t>
-      </w:r>
-      <w:r>
-        <w:rPr>
-          <w:rStyle w:val="VerbatimChar"/>
-        </w:rPr>
-        <w:t xml:space="preserve">871161a5…</w:t>
-      </w:r>
-      <w:r>
-        <w:t xml:space="preserve">). All thirteen nodes were assessed and none was skipped. The run made 44 requests (13 landing pages and 31 child pages). Twelve landing pages returned HTTP 200. GÉANT returned HTTP 403 with the Cloudflare challenge. The evidence was masked as it was collected, and a search of every evidence file and report found no personal address or phone number. Offline,</w:t>
-      </w:r>
-      <w:r>
-        <w:t xml:space="preserve"> </w:t>
-      </w:r>
-      <w:r>
-        <w:rPr>
-          <w:rStyle w:val="VerbatimChar"/>
-        </w:rPr>
-        <w:t xml:space="preserve">uv run basic-check assess --run web-4</w:t>
-      </w:r>
-      <w:r>
-        <w:t xml:space="preserve"> </w:t>
-      </w:r>
-      <w:r>
-        <w:t xml:space="preserve">reproduces it exactly, apart from the generation time.</w:t>
+        <w:t xml:space="preserve">), collected under v3.0 earlier the same day.</w:t>
       </w:r>
     </w:p>
     <w:tbl>
@@ -20383,8 +20561,8 @@
         <w:t xml:space="preserve">, now remove Italy from their copy of the run instead of relying on the published run to lack it.</w:t>
       </w:r>
     </w:p>
-    <w:bookmarkEnd w:id="46"/>
-    <w:bookmarkStart w:id="47" w:name="previous-run-24-september-2026-reviewed"/>
+    <w:bookmarkEnd w:id="47"/>
+    <w:bookmarkStart w:id="48" w:name="previous-run-24-september-2026-reviewed"/>
     <w:p>
       <w:pPr>
         <w:pStyle w:val="Heading3"/>
@@ -20413,7 +20591,19 @@
         <w:t xml:space="preserve"> </w:t>
       </w:r>
       <w:r>
-        <w:t xml:space="preserve">replaced. Its files are in the git history at</w:t>
+        <w:t xml:space="preserve">(and then</w:t>
+      </w:r>
+      <w:r>
+        <w:t xml:space="preserve"> </w:t>
+      </w:r>
+      <w:r>
+        <w:rPr>
+          <w:rStyle w:val="VerbatimChar"/>
+        </w:rPr>
+        <w:t xml:space="preserve">web-5</w:t>
+      </w:r>
+      <w:r>
+        <w:t xml:space="preserve">) replaced. Its files are in the git history at</w:t>
       </w:r>
       <w:r>
         <w:t xml:space="preserve"> </w:t>
@@ -20951,8 +21141,8 @@
         <w:t xml:space="preserve">finds none of the twelve, because every one of the five writes the name with a different separator from the official list.</w:t>
       </w:r>
     </w:p>
-    <w:bookmarkEnd w:id="47"/>
-    <w:bookmarkStart w:id="48" w:name="since-the-published-run"/>
+    <w:bookmarkEnd w:id="48"/>
+    <w:bookmarkStart w:id="49" w:name="since-the-published-run"/>
     <w:p>
       <w:pPr>
         <w:pStyle w:val="Heading3"/>
@@ -21078,8 +21268,8 @@
         <w:t xml:space="preserve">GÉANT answered HTTP 403 with the Cloudflare challenge again, and its decided cells moved to review, as on 21 September.</w:t>
       </w:r>
     </w:p>
-    <w:bookmarkEnd w:id="48"/>
-    <w:bookmarkStart w:id="49" w:name="point-6-and-5b5c-after-the-review"/>
+    <w:bookmarkEnd w:id="49"/>
+    <w:bookmarkStart w:id="50" w:name="point-6-and-5b5c-after-the-review"/>
     <w:p>
       <w:pPr>
         <w:pStyle w:val="Heading3"/>
@@ -21554,8 +21744,8 @@
         <w:t xml:space="preserve">. It was revised to "met" on this evidence.</w:t>
       </w:r>
     </w:p>
-    <w:bookmarkEnd w:id="49"/>
-    <w:bookmarkStart w:id="50" w:name="previous-run-21-september-2026"/>
+    <w:bookmarkEnd w:id="50"/>
+    <w:bookmarkStart w:id="51" w:name="previous-run-21-september-2026"/>
     <w:p>
       <w:pPr>
         <w:pStyle w:val="Heading3"/>
@@ -22815,8 +23005,8 @@
         </w:tc>
       </w:tr>
     </w:tbl>
-    <w:bookmarkEnd w:id="50"/>
-    <w:bookmarkStart w:id="51" w:name="Xe6edc575ba7b23d729b3729d56dd235c2fb2a27"/>
+    <w:bookmarkEnd w:id="51"/>
+    <w:bookmarkStart w:id="52" w:name="Xe6edc575ba7b23d729b3729d56dd235c2fb2a27"/>
     <w:p>
       <w:pPr>
         <w:pStyle w:val="Heading3"/>
@@ -23192,9 +23382,9 @@
         <w:t xml:space="preserve">for all twelve of its nodes, for the same reason.</w:t>
       </w:r>
     </w:p>
-    <w:bookmarkEnd w:id="51"/>
     <w:bookmarkEnd w:id="52"/>
-    <w:bookmarkStart w:id="57" w:name="worked-examples"/>
+    <w:bookmarkEnd w:id="53"/>
+    <w:bookmarkStart w:id="58" w:name="worked-examples"/>
     <w:p>
       <w:pPr>
         <w:pStyle w:val="Heading2"/>
@@ -23511,7 +23701,7 @@
         <w:t xml:space="preserve">own run.</w:t>
       </w:r>
     </w:p>
-    <w:bookmarkStart w:id="54" w:name="X6b9c9d2e59e13da41f347184ca67a475fa8b7ce"/>
+    <w:bookmarkStart w:id="55" w:name="X6b9c9d2e59e13da41f347184ca67a475fa8b7ce"/>
     <w:p>
       <w:pPr>
         <w:pStyle w:val="Heading3"/>
@@ -23634,7 +23824,7 @@
       <w:r>
         <w:t xml:space="preserve"> </w:t>
       </w:r>
-      <w:hyperlink r:id="rId53">
+      <w:hyperlink r:id="rId54">
         <w:r>
           <w:rPr>
             <w:rStyle w:val="Hyperlink"/>
@@ -25080,7 +25270,7 @@
         <w:rPr>
           <w:rStyle w:val="VerbatimChar"/>
         </w:rPr>
-        <w:t xml:space="preserve">web-4</w:t>
+        <w:t xml:space="preserve">web-5</w:t>
       </w:r>
       <w:r>
         <w:t xml:space="preserve">). Update it to the new run's shape.</w:t>
@@ -25277,8 +25467,8 @@
         <w:t xml:space="preserve"> push</w:t>
       </w:r>
     </w:p>
-    <w:bookmarkEnd w:id="54"/>
-    <w:bookmarkStart w:id="55" w:name="X5431a82e20a06edfb102374e037ce7ea9ce6896"/>
+    <w:bookmarkEnd w:id="55"/>
+    <w:bookmarkStart w:id="56" w:name="X5431a82e20a06edfb102374e037ce7ea9ce6896"/>
     <w:p>
       <w:pPr>
         <w:pStyle w:val="Heading3"/>
@@ -26535,8 +26725,8 @@
         <w:t xml:space="preserve">the documents together.</w:t>
       </w:r>
     </w:p>
-    <w:bookmarkEnd w:id="55"/>
-    <w:bookmarkStart w:id="56" w:name="Xbb3e2d317a0d811066009804bfa0a222a6197de"/>
+    <w:bookmarkEnd w:id="56"/>
+    <w:bookmarkStart w:id="57" w:name="Xbb3e2d317a0d811066009804bfa0a222a6197de"/>
     <w:p>
       <w:pPr>
         <w:pStyle w:val="Heading3"/>
@@ -26652,7 +26842,7 @@
               <w:rPr>
                 <w:rStyle w:val="VerbatimChar"/>
               </w:rPr>
-              <w:t xml:space="preserve">DEFAULT_CHECKLIST = ROOT / "checklist" / "v3.0.yaml"</w:t>
+              <w:t xml:space="preserve">DEFAULT_CHECKLIST = ROOT / "checklist" / "v3.1.yaml"</w:t>
             </w:r>
           </w:p>
         </w:tc>
@@ -26897,7 +27087,7 @@
         <w:rPr>
           <w:rStyle w:val="VerbatimChar"/>
         </w:rPr>
-        <w:t xml:space="preserve">v3.0.yaml</w:t>
+        <w:t xml:space="preserve">v3.1.yaml</w:t>
       </w:r>
       <w:r>
         <w:t xml:space="preserve"> </w:t>
@@ -26917,13 +27107,40 @@
         <w:pStyle w:val="BodyText"/>
       </w:pPr>
       <w:r>
-        <w:t xml:space="preserve">The example assumes a v3.1 dated 15 October 2026. Use the real version, date</w:t>
-      </w:r>
-      <w:r>
-        <w:t xml:space="preserve"> </w:t>
-      </w:r>
-      <w:r>
-        <w:t xml:space="preserve">and filenames.</w:t>
+        <w:t xml:space="preserve">The example assumes a v3.2 dated 15 October 2026. Use the real version, date</w:t>
+      </w:r>
+      <w:r>
+        <w:t xml:space="preserve"> </w:t>
+      </w:r>
+      <w:r>
+        <w:t xml:space="preserve">and filenames. This procedure was last applied on 26 September 2026, to move</w:t>
+      </w:r>
+      <w:r>
+        <w:t xml:space="preserve"> </w:t>
+      </w:r>
+      <w:r>
+        <w:t xml:space="preserve">from v3.0 to v3.1; the header of</w:t>
+      </w:r>
+      <w:r>
+        <w:t xml:space="preserve"> </w:t>
+      </w:r>
+      <w:r>
+        <w:rPr>
+          <w:rStyle w:val="VerbatimChar"/>
+        </w:rPr>
+        <w:t xml:space="preserve">checklist/v3.1.yaml</w:t>
+      </w:r>
+      <w:r>
+        <w:t xml:space="preserve"> </w:t>
+      </w:r>
+      <w:r>
+        <w:t xml:space="preserve">records what changed,</w:t>
+      </w:r>
+      <w:r>
+        <w:t xml:space="preserve"> </w:t>
+      </w:r>
+      <w:r>
+        <w:t xml:space="preserve">point by point.</w:t>
       </w:r>
     </w:p>
     <w:p>
@@ -26952,7 +27169,7 @@
         <w:rPr>
           <w:rStyle w:val="NormalTok"/>
         </w:rPr>
-        <w:t xml:space="preserve"> ~/Downloads/20261015_Node_Landing_Page_Verification_Checklist_v3.1.pdf checklist/</w:t>
+        <w:t xml:space="preserve"> ~/Downloads/20261015_Node_Landing_Page_Verification_Checklist_v3.2.pdf checklist/</w:t>
       </w:r>
       <w:r>
         <w:br/>
@@ -26967,7 +27184,7 @@
         <w:rPr>
           <w:rStyle w:val="NormalTok"/>
         </w:rPr>
-        <w:t xml:space="preserve"> checklist/20261015_Node_Landing_Page_Verification_Checklist_v3.1.pdf</w:t>
+        <w:t xml:space="preserve"> checklist/20261015_Node_Landing_Page_Verification_Checklist_v3.2.pdf</w:t>
       </w:r>
       <w:r>
         <w:br/>
@@ -26976,7 +27193,7 @@
         <w:rPr>
           <w:rStyle w:val="CommentTok"/>
         </w:rPr>
-        <w:t xml:space="preserve"># on macOS: shasum -a 256 checklist/20261015_Node_Landing_Page_Verification_Checklist_v3.1.pdf</w:t>
+        <w:t xml:space="preserve"># on macOS: shasum -a 256 checklist/20261015_Node_Landing_Page_Verification_Checklist_v3.2.pdf</w:t>
       </w:r>
     </w:p>
     <w:p>
@@ -26984,7 +27201,7 @@
         <w:pStyle w:val="FirstParagraph"/>
       </w:pPr>
       <w:r>
-        <w:t xml:space="preserve">The committed v3.0 file is a PDF rendering of the circulated</w:t>
+        <w:t xml:space="preserve">The committed v3.1 file is a PDF rendering of the circulated</w:t>
       </w:r>
       <w:r>
         <w:t xml:space="preserve"> </w:t>
@@ -27061,7 +27278,7 @@
         <w:rPr>
           <w:rStyle w:val="NormalTok"/>
         </w:rPr>
-        <w:t xml:space="preserve"> checklist/v3.0.yaml checklist/v3.1.yaml</w:t>
+        <w:t xml:space="preserve"> checklist/v3.1.yaml checklist/v3.2.yaml</w:t>
       </w:r>
     </w:p>
     <w:p>
@@ -27078,7 +27295,7 @@
         <w:rPr>
           <w:rStyle w:val="VerbatimChar"/>
         </w:rPr>
-        <w:t xml:space="preserve">checklist/v3.1.yaml</w:t>
+        <w:t xml:space="preserve">checklist/v3.2.yaml</w:t>
       </w:r>
       <w:r>
         <w:t xml:space="preserve">, change the header:</w:t>
@@ -27110,7 +27327,7 @@
         <w:rPr>
           <w:rStyle w:val="StringTok"/>
         </w:rPr>
-        <w:t xml:space="preserve">"3.1"</w:t>
+        <w:t xml:space="preserve">"3.2"</w:t>
       </w:r>
       <w:r>
         <w:br/>
@@ -27158,7 +27375,7 @@
         <w:rPr>
           <w:rStyle w:val="AttributeTok"/>
         </w:rPr>
-        <w:t xml:space="preserve"> 20261015_Node_Landing_Page_Verification_Checklist_v3.1.docx</w:t>
+        <w:t xml:space="preserve"> 20261015_Node_Landing_Page_Verification_Checklist_v3.2.docx</w:t>
       </w:r>
       <w:r>
         <w:br/>
@@ -27179,7 +27396,7 @@
         <w:rPr>
           <w:rStyle w:val="AttributeTok"/>
         </w:rPr>
-        <w:t xml:space="preserve"> 20261015_Node_Landing_Page_Verification_Checklist_v3.1.pdf</w:t>
+        <w:t xml:space="preserve"> 20261015_Node_Landing_Page_Verification_Checklist_v3.2.pdf</w:t>
       </w:r>
       <w:r>
         <w:br/>
@@ -27214,7 +27431,7 @@
         <w:rPr>
           <w:rStyle w:val="VerbatimChar"/>
         </w:rPr>
-        <w:t xml:space="preserve">v3.1.yaml</w:t>
+        <w:t xml:space="preserve">v3.2.yaml</w:t>
       </w:r>
       <w:r>
         <w:t xml:space="preserve"> </w:t>
@@ -27229,7 +27446,7 @@
         <w:rPr>
           <w:rStyle w:val="VerbatimChar"/>
         </w:rPr>
-        <w:t xml:space="preserve">"3.1"</w:t>
+        <w:t xml:space="preserve">"3.2"</w:t>
       </w:r>
       <w:r>
         <w:t xml:space="preserve">); a test</w:t>
@@ -27271,7 +27488,7 @@
         <w:rPr>
           <w:rStyle w:val="VerbatimChar"/>
         </w:rPr>
-        <w:t xml:space="preserve">v3.1.yaml</w:t>
+        <w:t xml:space="preserve">v3.2.yaml</w:t>
       </w:r>
       <w:r>
         <w:t xml:space="preserve">:</w:t>
@@ -27587,7 +27804,7 @@
         <w:rPr>
           <w:rStyle w:val="NormalTok"/>
         </w:rPr>
-        <w:t xml:space="preserve"> checklist/v3.1.yaml</w:t>
+        <w:t xml:space="preserve"> checklist/v3.2.yaml</w:t>
       </w:r>
       <w:r>
         <w:br/>
@@ -27614,7 +27831,7 @@
         <w:rPr>
           <w:rStyle w:val="NormalTok"/>
         </w:rPr>
-        <w:t xml:space="preserve"> /tmp/v31 </w:t>
+        <w:t xml:space="preserve"> /tmp/v32 </w:t>
       </w:r>
       <w:r>
         <w:rPr>
@@ -27650,165 +27867,147 @@
         <w:rPr>
           <w:rStyle w:val="NormalTok"/>
         </w:rPr>
-        <w:t xml:space="preserve"> results/evidence /tmp/v31/</w:t>
+        <w:t xml:space="preserve"> results/evidence /tmp/v32/</w:t>
       </w:r>
       <w:r>
         <w:br/>
       </w:r>
       <w:r>
         <w:rPr>
-          <w:rStyle w:val="FunctionTok"/>
-        </w:rPr>
-        <w:t xml:space="preserve">git</w:t>
+          <w:rStyle w:val="ExtensionTok"/>
+        </w:rPr>
+        <w:t xml:space="preserve">uv</w:t>
       </w:r>
       <w:r>
         <w:rPr>
           <w:rStyle w:val="NormalTok"/>
         </w:rPr>
-        <w:t xml:space="preserve"> show 53081f6:nodes.yaml </w:t>
-      </w:r>
-      <w:r>
-        <w:rPr>
-          <w:rStyle w:val="OperatorTok"/>
-        </w:rPr>
-        <w:t xml:space="preserve">&gt;</w:t>
+        <w:t xml:space="preserve"> run basic-check assess </w:t>
+      </w:r>
+      <w:r>
+        <w:rPr>
+          <w:rStyle w:val="AttributeTok"/>
+        </w:rPr>
+        <w:t xml:space="preserve">-c</w:t>
       </w:r>
       <w:r>
         <w:rPr>
           <w:rStyle w:val="NormalTok"/>
         </w:rPr>
-        <w:t xml:space="preserve"> /tmp/nodes-2026-09-24.yaml</w:t>
-      </w:r>
-      <w:r>
-        <w:br/>
-      </w:r>
-      <w:r>
-        <w:rPr>
-          <w:rStyle w:val="ExtensionTok"/>
-        </w:rPr>
-        <w:t xml:space="preserve">uv</w:t>
+        <w:t xml:space="preserve"> checklist/v3.2.yaml </w:t>
+      </w:r>
+      <w:r>
+        <w:rPr>
+          <w:rStyle w:val="AttributeTok"/>
+        </w:rPr>
+        <w:t xml:space="preserve">--results</w:t>
       </w:r>
       <w:r>
         <w:rPr>
           <w:rStyle w:val="NormalTok"/>
         </w:rPr>
-        <w:t xml:space="preserve"> run basic-check assess </w:t>
+        <w:t xml:space="preserve"> /tmp/v32 </w:t>
       </w:r>
       <w:r>
         <w:rPr>
           <w:rStyle w:val="AttributeTok"/>
         </w:rPr>
-        <w:t xml:space="preserve">-c</w:t>
+        <w:t xml:space="preserve">--run</w:t>
       </w:r>
       <w:r>
         <w:rPr>
           <w:rStyle w:val="NormalTok"/>
         </w:rPr>
-        <w:t xml:space="preserve"> checklist/v3.1.yaml </w:t>
-      </w:r>
-      <w:r>
-        <w:rPr>
-          <w:rStyle w:val="AttributeTok"/>
-        </w:rPr>
-        <w:t xml:space="preserve">--results</w:t>
-      </w:r>
-      <w:r>
-        <w:rPr>
-          <w:rStyle w:val="NormalTok"/>
-        </w:rPr>
-        <w:t xml:space="preserve"> /tmp/v31 </w:t>
-      </w:r>
-      <w:r>
-        <w:rPr>
-          <w:rStyle w:val="DataTypeTok"/>
-        </w:rPr>
-        <w:t xml:space="preserve">\</w:t>
-      </w:r>
-      <w:r>
-        <w:br/>
-      </w:r>
-      <w:r>
-        <w:rPr>
-          <w:rStyle w:val="NormalTok"/>
-        </w:rPr>
-        <w:t xml:space="preserve">    </w:t>
-      </w:r>
-      <w:r>
-        <w:rPr>
-          <w:rStyle w:val="AttributeTok"/>
+        <w:t xml:space="preserve"> trial-v3.2</w:t>
+      </w:r>
+    </w:p>
+    <w:p>
+      <w:pPr>
+        <w:pStyle w:val="FirstParagraph"/>
+      </w:pPr>
+      <w:r>
+        <w:t xml:space="preserve">Compare</w:t>
+      </w:r>
+      <w:r>
+        <w:t xml:space="preserve"> </w:t>
+      </w:r>
+      <w:r>
+        <w:rPr>
+          <w:rStyle w:val="VerbatimChar"/>
+        </w:rPr>
+        <w:t xml:space="preserve">/tmp/v32/results.md</w:t>
+      </w:r>
+      <w:r>
+        <w:t xml:space="preserve"> </w:t>
+      </w:r>
+      <w:r>
+        <w:t xml:space="preserve">with</w:t>
+      </w:r>
+      <w:r>
+        <w:t xml:space="preserve"> </w:t>
+      </w:r>
+      <w:r>
+        <w:rPr>
+          <w:rStyle w:val="VerbatimChar"/>
+        </w:rPr>
+        <w:t xml:space="preserve">results/results.md</w:t>
+      </w:r>
+      <w:r>
+        <w:t xml:space="preserve">. Any difference comes</w:t>
+      </w:r>
+      <w:r>
+        <w:t xml:space="preserve"> </w:t>
+      </w:r>
+      <w:r>
+        <w:t xml:space="preserve">from the new rules alone, since the evidence is the same. If the published run</w:t>
+      </w:r>
+      <w:r>
+        <w:t xml:space="preserve"> </w:t>
+      </w:r>
+      <w:r>
+        <w:t xml:space="preserve">skipped a node or used an older</w:t>
+      </w:r>
+      <w:r>
+        <w:t xml:space="preserve"> </w:t>
+      </w:r>
+      <w:r>
+        <w:rPr>
+          <w:rStyle w:val="VerbatimChar"/>
+        </w:rPr>
+        <w:t xml:space="preserve">nodes.yaml</w:t>
+      </w:r>
+      <w:r>
+        <w:t xml:space="preserve">, pass the same</w:t>
+      </w:r>
+      <w:r>
+        <w:t xml:space="preserve"> </w:t>
+      </w:r>
+      <w:r>
+        <w:rPr>
+          <w:rStyle w:val="VerbatimChar"/>
+        </w:rPr>
+        <w:t xml:space="preserve">--skip</w:t>
+      </w:r>
+      <w:r>
+        <w:t xml:space="preserve"> </w:t>
+      </w:r>
+      <w:r>
+        <w:t xml:space="preserve">and</w:t>
+      </w:r>
+      <w:r>
+        <w:t xml:space="preserve"> </w:t>
+      </w:r>
+      <w:r>
+        <w:rPr>
+          <w:rStyle w:val="VerbatimChar"/>
         </w:rPr>
         <w:t xml:space="preserve">--nodes</w:t>
       </w:r>
       <w:r>
-        <w:rPr>
-          <w:rStyle w:val="NormalTok"/>
-        </w:rPr>
-        <w:t xml:space="preserve"> /tmp/nodes-2026-09-24.yaml </w:t>
-      </w:r>
-      <w:r>
-        <w:rPr>
-          <w:rStyle w:val="AttributeTok"/>
-        </w:rPr>
-        <w:t xml:space="preserve">--skip</w:t>
-      </w:r>
-      <w:r>
-        <w:rPr>
-          <w:rStyle w:val="NormalTok"/>
-        </w:rPr>
-        <w:t xml:space="preserve"> Italy </w:t>
-      </w:r>
-      <w:r>
-        <w:rPr>
-          <w:rStyle w:val="AttributeTok"/>
-        </w:rPr>
-        <w:t xml:space="preserve">--run</w:t>
-      </w:r>
-      <w:r>
-        <w:rPr>
-          <w:rStyle w:val="NormalTok"/>
-        </w:rPr>
-        <w:t xml:space="preserve"> trial-v3.1</w:t>
-      </w:r>
-    </w:p>
-    <w:p>
-      <w:pPr>
-        <w:pStyle w:val="FirstParagraph"/>
-      </w:pPr>
-      <w:r>
-        <w:t xml:space="preserve">Compare</w:t>
-      </w:r>
-      <w:r>
-        <w:t xml:space="preserve"> </w:t>
-      </w:r>
-      <w:r>
-        <w:rPr>
-          <w:rStyle w:val="VerbatimChar"/>
-        </w:rPr>
-        <w:t xml:space="preserve">/tmp/v31/results.md</w:t>
-      </w:r>
-      <w:r>
-        <w:t xml:space="preserve"> </w:t>
-      </w:r>
-      <w:r>
-        <w:t xml:space="preserve">with</w:t>
-      </w:r>
-      <w:r>
-        <w:t xml:space="preserve"> </w:t>
-      </w:r>
-      <w:r>
-        <w:rPr>
-          <w:rStyle w:val="VerbatimChar"/>
-        </w:rPr>
-        <w:t xml:space="preserve">results/results.md</w:t>
-      </w:r>
-      <w:r>
-        <w:t xml:space="preserve">. Any difference comes</w:t>
-      </w:r>
-      <w:r>
-        <w:t xml:space="preserve"> </w:t>
-      </w:r>
-      <w:r>
-        <w:t xml:space="preserve">from the new rules alone, since the evidence is the same.</w:t>
+        <w:t xml:space="preserve"> </w:t>
+      </w:r>
+      <w:r>
+        <w:t xml:space="preserve">here.</w:t>
       </w:r>
     </w:p>
     <w:p>
@@ -27903,7 +28102,7 @@
         <w:rPr>
           <w:rStyle w:val="StringTok"/>
         </w:rPr>
-        <w:t xml:space="preserve">"v3.1.yaml"</w:t>
+        <w:t xml:space="preserve">"v3.2.yaml"</w:t>
       </w:r>
     </w:p>
     <w:p>
@@ -27959,7 +28158,7 @@
         <w:rPr>
           <w:rStyle w:val="CommentTok"/>
         </w:rPr>
-        <w:t xml:space="preserve"># now says "against checklist v3.1"</w:t>
+        <w:t xml:space="preserve"># now says "against checklist v3.2"</w:t>
       </w:r>
     </w:p>
     <w:p>
@@ -28003,7 +28202,7 @@
         <w:rPr>
           <w:rStyle w:val="VerbatimChar"/>
         </w:rPr>
-        <w:t xml:space="preserve">v3.0.yaml</w:t>
+        <w:t xml:space="preserve">v3.1.yaml</w:t>
       </w:r>
       <w:r>
         <w:t xml:space="preserve"> </w:t>
@@ -28024,7 +28223,7 @@
         <w:rPr>
           <w:rStyle w:val="VerbatimChar"/>
         </w:rPr>
-        <w:t xml:space="preserve">-c checklist/v3.0.yaml</w:t>
+        <w:t xml:space="preserve">-c checklist/v3.1.yaml</w:t>
       </w:r>
       <w:r>
         <w:t xml:space="preserve">. What</w:t>
@@ -28057,7 +28256,7 @@
         <w:t xml:space="preserve"> </w:t>
       </w:r>
       <w:r>
-        <w:t xml:space="preserve">v3.1, so no</w:t>
+        <w:t xml:space="preserve">v3.2, so no</w:t>
       </w:r>
       <w:r>
         <w:t xml:space="preserve"> </w:t>
@@ -28104,55 +28303,223 @@
         <w:rPr>
           <w:rStyle w:val="AttributeTok"/>
         </w:rPr>
-        <w:t xml:space="preserve">--skip</w:t>
+        <w:t xml:space="preserve">--results</w:t>
       </w:r>
       <w:r>
         <w:rPr>
           <w:rStyle w:val="NormalTok"/>
         </w:rPr>
-        <w:t xml:space="preserve"> Italy </w:t>
+        <w:t xml:space="preserve"> /tmp/new-run </w:t>
       </w:r>
       <w:r>
         <w:rPr>
           <w:rStyle w:val="AttributeTok"/>
         </w:rPr>
-        <w:t xml:space="preserve">--results</w:t>
+        <w:t xml:space="preserve">--run</w:t>
       </w:r>
       <w:r>
         <w:rPr>
           <w:rStyle w:val="NormalTok"/>
         </w:rPr>
-        <w:t xml:space="preserve"> /tmp/new-run </w:t>
+        <w:t xml:space="preserve"> live-2026-10-20-v3.2</w:t>
+      </w:r>
+      <w:r>
+        <w:br/>
+      </w:r>
+      <w:r>
+        <w:rPr>
+          <w:rStyle w:val="CommentTok"/>
+        </w:rPr>
+        <w:t xml:space="preserve"># review, then:</w:t>
+      </w:r>
+      <w:r>
+        <w:br/>
+      </w:r>
+      <w:r>
+        <w:rPr>
+          <w:rStyle w:val="FunctionTok"/>
+        </w:rPr>
+        <w:t xml:space="preserve">rm</w:t>
+      </w:r>
+      <w:r>
+        <w:rPr>
+          <w:rStyle w:val="NormalTok"/>
+        </w:rPr>
+        <w:t xml:space="preserve"> </w:t>
       </w:r>
       <w:r>
         <w:rPr>
           <w:rStyle w:val="AttributeTok"/>
         </w:rPr>
+        <w:t xml:space="preserve">-rf</w:t>
+      </w:r>
+      <w:r>
+        <w:rPr>
+          <w:rStyle w:val="NormalTok"/>
+        </w:rPr>
+        <w:t xml:space="preserve"> results/evidence </w:t>
+      </w:r>
+      <w:r>
+        <w:rPr>
+          <w:rStyle w:val="KeywordTok"/>
+        </w:rPr>
+        <w:t xml:space="preserve">&amp;&amp;</w:t>
+      </w:r>
+      <w:r>
+        <w:rPr>
+          <w:rStyle w:val="NormalTok"/>
+        </w:rPr>
+        <w:t xml:space="preserve"> </w:t>
+      </w:r>
+      <w:r>
+        <w:rPr>
+          <w:rStyle w:val="FunctionTok"/>
+        </w:rPr>
+        <w:t xml:space="preserve">cp</w:t>
+      </w:r>
+      <w:r>
+        <w:rPr>
+          <w:rStyle w:val="NormalTok"/>
+        </w:rPr>
+        <w:t xml:space="preserve"> </w:t>
+      </w:r>
+      <w:r>
+        <w:rPr>
+          <w:rStyle w:val="AttributeTok"/>
+        </w:rPr>
+        <w:t xml:space="preserve">-r</w:t>
+      </w:r>
+      <w:r>
+        <w:rPr>
+          <w:rStyle w:val="NormalTok"/>
+        </w:rPr>
+        <w:t xml:space="preserve"> /tmp/new-run/evidence results/evidence</w:t>
+      </w:r>
+      <w:r>
+        <w:br/>
+      </w:r>
+      <w:r>
+        <w:rPr>
+          <w:rStyle w:val="ExtensionTok"/>
+        </w:rPr>
+        <w:t xml:space="preserve">uv</w:t>
+      </w:r>
+      <w:r>
+        <w:rPr>
+          <w:rStyle w:val="NormalTok"/>
+        </w:rPr>
+        <w:t xml:space="preserve"> run basic-check assess </w:t>
+      </w:r>
+      <w:r>
+        <w:rPr>
+          <w:rStyle w:val="AttributeTok"/>
+        </w:rPr>
         <w:t xml:space="preserve">--run</w:t>
       </w:r>
       <w:r>
         <w:rPr>
           <w:rStyle w:val="NormalTok"/>
         </w:rPr>
-        <w:t xml:space="preserve"> live-2026-10-20-v3.1</w:t>
+        <w:t xml:space="preserve"> live-2026-10-20-v3.2</w:t>
+      </w:r>
+    </w:p>
+    <w:p>
+      <w:pPr>
+        <w:pStyle w:val="FirstParagraph"/>
+      </w:pPr>
+      <w:r>
+        <w:t xml:space="preserve">Alternatively, re-score the published evidence against v3.2 without contacting</w:t>
+      </w:r>
+      <w:r>
+        <w:t xml:space="preserve"> </w:t>
+      </w:r>
+      <w:r>
+        <w:t xml:space="preserve">anyone, as in step 4 but writing to</w:t>
+      </w:r>
+      <w:r>
+        <w:t xml:space="preserve"> </w:t>
+      </w:r>
+      <w:r>
+        <w:rPr>
+          <w:rStyle w:val="VerbatimChar"/>
+        </w:rPr>
+        <w:t xml:space="preserve">results/</w:t>
+      </w:r>
+      <w:r>
+        <w:t xml:space="preserve">. The report then says v3.2,</w:t>
+      </w:r>
+      <w:r>
+        <w:t xml:space="preserve"> </w:t>
+      </w:r>
+      <w:r>
+        <w:t xml:space="preserve">while the capture date is still that of the evidence.</w:t>
+      </w:r>
+    </w:p>
+    <w:p>
+      <w:pPr>
+        <w:pStyle w:val="BodyText"/>
+      </w:pPr>
+      <w:r>
+        <w:t xml:space="preserve">The reports now link to</w:t>
+      </w:r>
+      <w:r>
+        <w:t xml:space="preserve"> </w:t>
+      </w:r>
+      <w:r>
+        <w:rPr>
+          <w:rStyle w:val="VerbatimChar"/>
+        </w:rPr>
+        <w:t xml:space="preserve">results/checklist-v3.2.html</w:t>
+      </w:r>
+      <w:r>
+        <w:t xml:space="preserve">. The old</w:t>
+      </w:r>
+      <w:r>
+        <w:t xml:space="preserve"> </w:t>
+      </w:r>
+      <w:r>
+        <w:rPr>
+          <w:rStyle w:val="VerbatimChar"/>
+        </w:rPr>
+        <w:t xml:space="preserve">results/checklist-v3.1.html</w:t>
+      </w:r>
+      <w:r>
+        <w:t xml:space="preserve"> </w:t>
+      </w:r>
+      <w:r>
+        <w:t xml:space="preserve">stays behind; remove it, and update the places</w:t>
+      </w:r>
+      <w:r>
+        <w:t xml:space="preserve"> </w:t>
+      </w:r>
+      <w:r>
+        <w:t xml:space="preserve">that name v3.1 in prose or links:</w:t>
+      </w:r>
+    </w:p>
+    <w:p>
+      <w:pPr>
+        <w:pStyle w:val="SourceCode"/>
+      </w:pPr>
+      <w:r>
+        <w:rPr>
+          <w:rStyle w:val="FunctionTok"/>
+        </w:rPr>
+        <w:t xml:space="preserve">git</w:t>
+      </w:r>
+      <w:r>
+        <w:rPr>
+          <w:rStyle w:val="NormalTok"/>
+        </w:rPr>
+        <w:t xml:space="preserve"> rm results/checklist-v3.1.html</w:t>
       </w:r>
       <w:r>
         <w:br/>
       </w:r>
       <w:r>
         <w:rPr>
-          <w:rStyle w:val="CommentTok"/>
-        </w:rPr>
-        <w:t xml:space="preserve"># review, then:</w:t>
-      </w:r>
-      <w:r>
-        <w:br/>
-      </w:r>
-      <w:r>
-        <w:rPr>
-          <w:rStyle w:val="FunctionTok"/>
-        </w:rPr>
-        <w:t xml:space="preserve">rm</w:t>
+          <w:rStyle w:val="ExtensionTok"/>
+        </w:rPr>
+        <w:t xml:space="preserve">rg</w:t>
       </w:r>
       <w:r>
         <w:rPr>
@@ -28164,88 +28531,25 @@
         <w:rPr>
           <w:rStyle w:val="AttributeTok"/>
         </w:rPr>
-        <w:t xml:space="preserve">-rf</w:t>
+        <w:t xml:space="preserve">-n</w:t>
       </w:r>
       <w:r>
         <w:rPr>
           <w:rStyle w:val="NormalTok"/>
         </w:rPr>
-        <w:t xml:space="preserve"> results/evidence </w:t>
-      </w:r>
-      <w:r>
-        <w:rPr>
-          <w:rStyle w:val="KeywordTok"/>
-        </w:rPr>
-        <w:t xml:space="preserve">&amp;&amp;</w:t>
+        <w:t xml:space="preserve"> </w:t>
+      </w:r>
+      <w:r>
+        <w:rPr>
+          <w:rStyle w:val="StringTok"/>
+        </w:rPr>
+        <w:t xml:space="preserve">"v3\.1"</w:t>
       </w:r>
       <w:r>
         <w:rPr>
           <w:rStyle w:val="NormalTok"/>
         </w:rPr>
-        <w:t xml:space="preserve"> </w:t>
-      </w:r>
-      <w:r>
-        <w:rPr>
-          <w:rStyle w:val="FunctionTok"/>
-        </w:rPr>
-        <w:t xml:space="preserve">cp</w:t>
-      </w:r>
-      <w:r>
-        <w:rPr>
-          <w:rStyle w:val="NormalTok"/>
-        </w:rPr>
-        <w:t xml:space="preserve"> </w:t>
-      </w:r>
-      <w:r>
-        <w:rPr>
-          <w:rStyle w:val="AttributeTok"/>
-        </w:rPr>
-        <w:t xml:space="preserve">-r</w:t>
-      </w:r>
-      <w:r>
-        <w:rPr>
-          <w:rStyle w:val="NormalTok"/>
-        </w:rPr>
-        <w:t xml:space="preserve"> /tmp/new-run/evidence results/evidence</w:t>
-      </w:r>
-      <w:r>
-        <w:br/>
-      </w:r>
-      <w:r>
-        <w:rPr>
-          <w:rStyle w:val="ExtensionTok"/>
-        </w:rPr>
-        <w:t xml:space="preserve">uv</w:t>
-      </w:r>
-      <w:r>
-        <w:rPr>
-          <w:rStyle w:val="NormalTok"/>
-        </w:rPr>
-        <w:t xml:space="preserve"> run basic-check assess </w:t>
-      </w:r>
-      <w:r>
-        <w:rPr>
-          <w:rStyle w:val="AttributeTok"/>
-        </w:rPr>
-        <w:t xml:space="preserve">--skip</w:t>
-      </w:r>
-      <w:r>
-        <w:rPr>
-          <w:rStyle w:val="NormalTok"/>
-        </w:rPr>
-        <w:t xml:space="preserve"> Italy </w:t>
-      </w:r>
-      <w:r>
-        <w:rPr>
-          <w:rStyle w:val="AttributeTok"/>
-        </w:rPr>
-        <w:t xml:space="preserve">--run</w:t>
-      </w:r>
-      <w:r>
-        <w:rPr>
-          <w:rStyle w:val="NormalTok"/>
-        </w:rPr>
-        <w:t xml:space="preserve"> live-2026-10-20-v3.1</w:t>
+        <w:t xml:space="preserve"> README.md docs checklist/README.md .github</w:t>
       </w:r>
     </w:p>
     <w:p>
@@ -28253,135 +28557,6 @@
         <w:pStyle w:val="FirstParagraph"/>
       </w:pPr>
       <w:r>
-        <w:t xml:space="preserve">Alternatively, re-score the published evidence against v3.1 without contacting</w:t>
-      </w:r>
-      <w:r>
-        <w:t xml:space="preserve"> </w:t>
-      </w:r>
-      <w:r>
-        <w:t xml:space="preserve">anyone, as in step 4 but writing to</w:t>
-      </w:r>
-      <w:r>
-        <w:t xml:space="preserve"> </w:t>
-      </w:r>
-      <w:r>
-        <w:rPr>
-          <w:rStyle w:val="VerbatimChar"/>
-        </w:rPr>
-        <w:t xml:space="preserve">results/</w:t>
-      </w:r>
-      <w:r>
-        <w:t xml:space="preserve">. The report then says v3.1,</w:t>
-      </w:r>
-      <w:r>
-        <w:t xml:space="preserve"> </w:t>
-      </w:r>
-      <w:r>
-        <w:t xml:space="preserve">while the capture date is still that of the evidence.</w:t>
-      </w:r>
-    </w:p>
-    <w:p>
-      <w:pPr>
-        <w:pStyle w:val="BodyText"/>
-      </w:pPr>
-      <w:r>
-        <w:t xml:space="preserve">The reports now link to</w:t>
-      </w:r>
-      <w:r>
-        <w:t xml:space="preserve"> </w:t>
-      </w:r>
-      <w:r>
-        <w:rPr>
-          <w:rStyle w:val="VerbatimChar"/>
-        </w:rPr>
-        <w:t xml:space="preserve">results/checklist-v3.1.html</w:t>
-      </w:r>
-      <w:r>
-        <w:t xml:space="preserve">. The old</w:t>
-      </w:r>
-      <w:r>
-        <w:t xml:space="preserve"> </w:t>
-      </w:r>
-      <w:r>
-        <w:rPr>
-          <w:rStyle w:val="VerbatimChar"/>
-        </w:rPr>
-        <w:t xml:space="preserve">results/checklist-v3.0.html</w:t>
-      </w:r>
-      <w:r>
-        <w:t xml:space="preserve"> </w:t>
-      </w:r>
-      <w:r>
-        <w:t xml:space="preserve">stays behind; remove it, and update the places</w:t>
-      </w:r>
-      <w:r>
-        <w:t xml:space="preserve"> </w:t>
-      </w:r>
-      <w:r>
-        <w:t xml:space="preserve">that name v3.0 in prose or links:</w:t>
-      </w:r>
-    </w:p>
-    <w:p>
-      <w:pPr>
-        <w:pStyle w:val="SourceCode"/>
-      </w:pPr>
-      <w:r>
-        <w:rPr>
-          <w:rStyle w:val="FunctionTok"/>
-        </w:rPr>
-        <w:t xml:space="preserve">git</w:t>
-      </w:r>
-      <w:r>
-        <w:rPr>
-          <w:rStyle w:val="NormalTok"/>
-        </w:rPr>
-        <w:t xml:space="preserve"> rm results/checklist-v3.0.html</w:t>
-      </w:r>
-      <w:r>
-        <w:br/>
-      </w:r>
-      <w:r>
-        <w:rPr>
-          <w:rStyle w:val="ExtensionTok"/>
-        </w:rPr>
-        <w:t xml:space="preserve">rg</w:t>
-      </w:r>
-      <w:r>
-        <w:rPr>
-          <w:rStyle w:val="NormalTok"/>
-        </w:rPr>
-        <w:t xml:space="preserve"> </w:t>
-      </w:r>
-      <w:r>
-        <w:rPr>
-          <w:rStyle w:val="AttributeTok"/>
-        </w:rPr>
-        <w:t xml:space="preserve">-n</w:t>
-      </w:r>
-      <w:r>
-        <w:rPr>
-          <w:rStyle w:val="NormalTok"/>
-        </w:rPr>
-        <w:t xml:space="preserve"> </w:t>
-      </w:r>
-      <w:r>
-        <w:rPr>
-          <w:rStyle w:val="StringTok"/>
-        </w:rPr>
-        <w:t xml:space="preserve">"v3\.0"</w:t>
-      </w:r>
-      <w:r>
-        <w:rPr>
-          <w:rStyle w:val="NormalTok"/>
-        </w:rPr>
-        <w:t xml:space="preserve"> README.md docs checklist/README.md .github</w:t>
-      </w:r>
-    </w:p>
-    <w:p>
-      <w:pPr>
-        <w:pStyle w:val="FirstParagraph"/>
-      </w:pPr>
-      <w:r>
         <w:t xml:space="preserve">In</w:t>
       </w:r>
       <w:r>
@@ -28403,7 +28578,7 @@
         <w:rPr>
           <w:rStyle w:val="VerbatimChar"/>
         </w:rPr>
-        <w:t xml:space="preserve">results/checklist-v3.0.html#p…</w:t>
+        <w:t xml:space="preserve">results/checklist-v3.1.html#p…</w:t>
       </w:r>
       <w:r>
         <w:t xml:space="preserve">. Those links break once the file is removed,</w:t>
@@ -28421,7 +28596,7 @@
         <w:rPr>
           <w:rStyle w:val="VerbatimChar"/>
         </w:rPr>
-        <w:t xml:space="preserve">v3.1</w:t>
+        <w:t xml:space="preserve">v3.2</w:t>
       </w:r>
       <w:r>
         <w:t xml:space="preserve">.</w:t>
@@ -28492,7 +28667,7 @@
         <w:rPr>
           <w:rStyle w:val="VerbatimChar"/>
         </w:rPr>
-        <w:t xml:space="preserve">checklist/v3.1.yaml</w:t>
+        <w:t xml:space="preserve">checklist/v3.2.yaml</w:t>
       </w:r>
       <w:r>
         <w:t xml:space="preserve">,</w:t>
@@ -28538,9 +28713,9 @@
         </w:pict>
       </w:r>
     </w:p>
-    <w:bookmarkEnd w:id="56"/>
     <w:bookmarkEnd w:id="57"/>
-    <w:bookmarkStart w:id="59" w:name="sources"/>
+    <w:bookmarkEnd w:id="58"/>
+    <w:bookmarkStart w:id="60" w:name="sources"/>
     <w:p>
       <w:pPr>
         <w:pStyle w:val="Heading2"/>
@@ -28568,19 +28743,19 @@
           <w:i/>
           <w:iCs/>
         </w:rPr>
-        <w:t xml:space="preserve">Node Landing Page Verification Checklist v3.0</w:t>
-      </w:r>
-      <w:r>
-        <w:t xml:space="preserve">, 15 September 2026, committed as</w:t>
-      </w:r>
-      <w:r>
-        <w:t xml:space="preserve"> </w:t>
-      </w:r>
-      <w:r>
-        <w:rPr>
-          <w:rStyle w:val="VerbatimChar"/>
-        </w:rPr>
-        <w:t xml:space="preserve">checklist/20260910_Node_Landing_Page_Verification_Checklist_v3.0.pdf</w:t>
+        <w:t xml:space="preserve">Node Landing Page Verification Checklist v3.1</w:t>
+      </w:r>
+      <w:r>
+        <w:t xml:space="preserve">, 24 September 2026, committed as</w:t>
+      </w:r>
+      <w:r>
+        <w:t xml:space="preserve"> </w:t>
+      </w:r>
+      <w:r>
+        <w:rPr>
+          <w:rStyle w:val="VerbatimChar"/>
+        </w:rPr>
+        <w:t xml:space="preserve">checklist/20260910_Node_Landing_Page_Verification_Checklist_v3.1.pdf</w:t>
       </w:r>
       <w:r>
         <w:t xml:space="preserve"> </w:t>
@@ -28595,7 +28770,7 @@
         <w:rPr>
           <w:rStyle w:val="VerbatimChar"/>
         </w:rPr>
-        <w:t xml:space="preserve">checklist/v3.0.yaml</w:t>
+        <w:t xml:space="preserve">checklist/v3.1.yaml</w:t>
       </w:r>
       <w:r>
         <w:t xml:space="preserve"> </w:t>
@@ -28618,7 +28793,7 @@
       <w:r>
         <w:t xml:space="preserve"> </w:t>
       </w:r>
-      <w:hyperlink r:id="rId53">
+      <w:hyperlink r:id="rId54">
         <w:r>
           <w:rPr>
             <w:rStyle w:val="Hyperlink"/>
@@ -28641,7 +28816,7 @@
       <w:r>
         <w:t xml:space="preserve"> </w:t>
       </w:r>
-      <w:hyperlink r:id="rId58">
+      <w:hyperlink r:id="rId59">
         <w:r>
           <w:rPr>
             <w:rStyle w:val="Hyperlink"/>
@@ -28680,7 +28855,7 @@
         <w:rPr>
           <w:rStyle w:val="VerbatimChar"/>
         </w:rPr>
-        <w:t xml:space="preserve">web-4</w:t>
+        <w:t xml:space="preserve">web-5</w:t>
       </w:r>
       <w:r>
         <w:t xml:space="preserve">, collected 26 September 2026 by</w:t>
@@ -28693,11 +28868,14 @@
           <w:rPr>
             <w:rStyle w:val="Hyperlink"/>
           </w:rPr>
-          <w:t xml:space="preserve">workflow run 36235183476</w:t>
+          <w:t xml:space="preserve">workflow run 36236603533</w:t>
         </w:r>
       </w:hyperlink>
       <w:r>
-        <w:t xml:space="preserve">, not reviewed</w:t>
+        <w:t xml:space="preserve"> </w:t>
+      </w:r>
+      <w:r>
+        <w:t xml:space="preserve">under checklist v3.1, not reviewed</w:t>
       </w:r>
     </w:p>
     <w:p>
@@ -28886,7 +29064,7 @@
         <w:t xml:space="preserve">), not carried over from the previous edition</w:t>
       </w:r>
     </w:p>
-    <w:bookmarkEnd w:id="59"/>
+    <w:bookmarkEnd w:id="60"/>
     <w:sectPr>
       <w:footnotePr>
         <w:numRestart w:val="eachSect"/>

--- a/docs/eosc-basic-compliance-testsuite.docx
+++ b/docs/eosc-basic-compliance-testsuite.docx
@@ -23,7 +23,7 @@
         <w:pStyle w:val="Author"/>
       </w:pPr>
       <w:r>
-        <w:t xml:space="preserve">Clean clone, 26 September 2026 — documentation commit ee12687, 426 test cases</w:t>
+        <w:t xml:space="preserve">Clean clone, 26 September 2026 — documentation commit 678b75e, 426 test cases</w:t>
       </w:r>
     </w:p>
     <w:p>
@@ -135,7 +135,7 @@
         <w:rPr>
           <w:rStyle w:val="VerbatimChar"/>
         </w:rPr>
-        <w:t xml:space="preserve">ee12687</w:t>
+        <w:t xml:space="preserve">678b75e</w:t>
       </w:r>
       <w:r>
         <w:t xml:space="preserve"> </w:t>
@@ -150,7 +150,7 @@
         <w:rPr>
           <w:rStyle w:val="VerbatimChar"/>
         </w:rPr>
-        <w:t xml:space="preserve">web-5</w:t>
+        <w:t xml:space="preserve">web-8</w:t>
       </w:r>
       <w:r>
         <w:t xml:space="preserve"> </w:t>
@@ -832,7 +832,7 @@
         <w:t xml:space="preserve"> </w:t>
       </w:r>
       <w:r>
-        <w:t xml:space="preserve">was first re-scored against v3.1 without contacting any node, and every one of the 130 verdicts was unchanged; run</w:t>
+        <w:t xml:space="preserve">was first re-scored against v3.1 without contacting any node, and every one of the 130 verdicts was unchanged; runs</w:t>
       </w:r>
       <w:r>
         <w:t xml:space="preserve"> </w:t>
@@ -844,7 +844,49 @@
         <w:t xml:space="preserve">web-5</w:t>
       </w:r>
       <w:r>
-        <w:t xml:space="preserve">, collected under v3.1 by the workflow, then replaced it with the same verdicts. The suite now has 426 cases: the per-revision provenance test also runs on v3.1, and the stored-results update test no longer assumes version 3.0.</w:t>
+        <w:t xml:space="preserve">,</w:t>
+      </w:r>
+      <w:r>
+        <w:t xml:space="preserve"> </w:t>
+      </w:r>
+      <w:r>
+        <w:rPr>
+          <w:rStyle w:val="VerbatimChar"/>
+        </w:rPr>
+        <w:t xml:space="preserve">web-6</w:t>
+      </w:r>
+      <w:r>
+        <w:t xml:space="preserve"> </w:t>
+      </w:r>
+      <w:r>
+        <w:t xml:space="preserve">and</w:t>
+      </w:r>
+      <w:r>
+        <w:t xml:space="preserve"> </w:t>
+      </w:r>
+      <w:r>
+        <w:rPr>
+          <w:rStyle w:val="VerbatimChar"/>
+        </w:rPr>
+        <w:t xml:space="preserve">web-8</w:t>
+      </w:r>
+      <w:r>
+        <w:t xml:space="preserve">, collected under v3.1 by the workflow, then replaced it with the same verdicts;</w:t>
+      </w:r>
+      <w:r>
+        <w:t xml:space="preserve"> </w:t>
+      </w:r>
+      <w:r>
+        <w:rPr>
+          <w:rStyle w:val="VerbatimChar"/>
+        </w:rPr>
+        <w:t xml:space="preserve">web-8</w:t>
+      </w:r>
+      <w:r>
+        <w:t xml:space="preserve"> </w:t>
+      </w:r>
+      <w:r>
+        <w:t xml:space="preserve">is the published one. The suite now has 426 cases: the per-revision provenance test also runs on v3.1, and the stored-results update test no longer assumes version 3.0.</w:t>
       </w:r>
     </w:p>
     <w:p>
@@ -5404,7 +5446,7 @@
         <w:rPr>
           <w:rStyle w:val="VerbatimChar"/>
         </w:rPr>
-        <w:t xml:space="preserve">web-5</w:t>
+        <w:t xml:space="preserve">web-8</w:t>
       </w:r>
       <w:r>
         <w:t xml:space="preserve"> </w:t>
@@ -5431,7 +5473,7 @@
         <w:rPr>
           <w:rStyle w:val="VerbatimChar"/>
         </w:rPr>
-        <w:t xml:space="preserve">uv run basic-check assess --run web-5</w:t>
+        <w:t xml:space="preserve">uv run basic-check assess --run web-8</w:t>
       </w:r>
       <w:r>
         <w:t xml:space="preserve"> </w:t>
@@ -19613,7 +19655,7 @@
     </w:p>
     <w:bookmarkEnd w:id="43"/>
     <w:bookmarkEnd w:id="44"/>
-    <w:bookmarkStart w:id="53" w:name="the-published-figures"/>
+    <w:bookmarkStart w:id="55" w:name="the-published-figures"/>
     <w:p>
       <w:pPr>
         <w:pStyle w:val="Heading2"/>
@@ -19622,7 +19664,7 @@
         <w:t xml:space="preserve">10. The published figures</w:t>
       </w:r>
     </w:p>
-    <w:bookmarkStart w:id="47" w:name="current-run-26-september-2026-unreviewed"/>
+    <w:bookmarkStart w:id="49" w:name="current-run-26-september-2026-unreviewed"/>
     <w:p>
       <w:pPr>
         <w:pStyle w:val="Heading3"/>
@@ -19657,12 +19699,130 @@
         <w:rPr>
           <w:rStyle w:val="VerbatimChar"/>
         </w:rPr>
+        <w:t xml:space="preserve">web-8</w:t>
+      </w:r>
+      <w:r>
+        <w:t xml:space="preserve">, collected on 26 September 2026 by the GitHub workflow (</w:t>
+      </w:r>
+      <w:hyperlink r:id="rId45">
+        <w:r>
+          <w:rPr>
+            <w:rStyle w:val="Hyperlink"/>
+          </w:rPr>
+          <w:t xml:space="preserve">run 36248633788</w:t>
+        </w:r>
+      </w:hyperlink>
+      <w:r>
+        <w:t xml:space="preserve">, commit</w:t>
+      </w:r>
+      <w:r>
+        <w:t xml:space="preserve"> </w:t>
+      </w:r>
+      <w:r>
+        <w:rPr>
+          <w:rStyle w:val="VerbatimChar"/>
+        </w:rPr>
+        <w:t xml:space="preserve">fd78b52</w:t>
+      </w:r>
+      <w:r>
+        <w:t xml:space="preserve">, unit tests passing first) against checklist v3.1 at</w:t>
+      </w:r>
+      <w:r>
+        <w:t xml:space="preserve"> </w:t>
+      </w:r>
+      <w:r>
+        <w:rPr>
+          <w:rStyle w:val="VerbatimChar"/>
+        </w:rPr>
+        <w:t xml:space="preserve">--depth 1</w:t>
+      </w:r>
+      <w:r>
+        <w:t xml:space="preserve"> </w:t>
+      </w:r>
+      <w:r>
+        <w:t xml:space="preserve">and assessed against the official unscoped names list (13 names, SHA-256</w:t>
+      </w:r>
+      <w:r>
+        <w:t xml:space="preserve"> </w:t>
+      </w:r>
+      <w:r>
+        <w:rPr>
+          <w:rStyle w:val="VerbatimChar"/>
+        </w:rPr>
+        <w:t xml:space="preserve">871161a5…</w:t>
+      </w:r>
+      <w:r>
+        <w:t xml:space="preserve">). All thirteen nodes were assessed and none was skipped. The run made 44 requests (13 landing pages and 31 child pages). Twelve landing pages returned HTTP 200. GÉANT returned HTTP 403 with the Cloudflare challenge. The evidence was masked as it was collected, and a search of every evidence file and report found no personal address or phone number. Offline,</w:t>
+      </w:r>
+      <w:r>
+        <w:t xml:space="preserve"> </w:t>
+      </w:r>
+      <w:r>
+        <w:rPr>
+          <w:rStyle w:val="VerbatimChar"/>
+        </w:rPr>
+        <w:t xml:space="preserve">uv run basic-check assess --run web-8</w:t>
+      </w:r>
+      <w:r>
+        <w:t xml:space="preserve"> </w:t>
+      </w:r>
+      <w:r>
+        <w:t xml:space="preserve">reproduces it exactly, apart from the generation time. Every verdict is the same as in run</w:t>
+      </w:r>
+      <w:r>
+        <w:t xml:space="preserve"> </w:t>
+      </w:r>
+      <w:r>
+        <w:rPr>
+          <w:rStyle w:val="VerbatimChar"/>
+        </w:rPr>
+        <w:t xml:space="preserve">web-6</w:t>
+      </w:r>
+      <w:r>
+        <w:t xml:space="preserve"> </w:t>
+      </w:r>
+      <w:r>
+        <w:t xml:space="preserve">(</w:t>
+      </w:r>
+      <w:hyperlink r:id="rId46">
+        <w:r>
+          <w:rPr>
+            <w:rStyle w:val="Hyperlink"/>
+          </w:rPr>
+          <w:t xml:space="preserve">run 36241719419</w:t>
+        </w:r>
+      </w:hyperlink>
+      <w:r>
+        <w:t xml:space="preserve">, commit</w:t>
+      </w:r>
+      <w:r>
+        <w:t xml:space="preserve"> </w:t>
+      </w:r>
+      <w:r>
+        <w:rPr>
+          <w:rStyle w:val="VerbatimChar"/>
+        </w:rPr>
+        <w:t xml:space="preserve">08f38b0</w:t>
+      </w:r>
+      <w:r>
+        <w:t xml:space="preserve">), in run</w:t>
+      </w:r>
+      <w:r>
+        <w:t xml:space="preserve"> </w:t>
+      </w:r>
+      <w:r>
+        <w:rPr>
+          <w:rStyle w:val="VerbatimChar"/>
+        </w:rPr>
         <w:t xml:space="preserve">web-5</w:t>
       </w:r>
       <w:r>
-        <w:t xml:space="preserve">, collected on 26 September 2026 by the GitHub workflow (</w:t>
-      </w:r>
-      <w:hyperlink r:id="rId45">
+        <w:t xml:space="preserve"> </w:t>
+      </w:r>
+      <w:r>
+        <w:t xml:space="preserve">(</w:t>
+      </w:r>
+      <w:hyperlink r:id="rId47">
         <w:r>
           <w:rPr>
             <w:rStyle w:val="Hyperlink"/>
@@ -19683,49 +19843,7 @@
         <w:t xml:space="preserve">6e54e9f</w:t>
       </w:r>
       <w:r>
-        <w:t xml:space="preserve">, unit tests passing first) against checklist v3.1 at</w:t>
-      </w:r>
-      <w:r>
-        <w:t xml:space="preserve"> </w:t>
-      </w:r>
-      <w:r>
-        <w:rPr>
-          <w:rStyle w:val="VerbatimChar"/>
-        </w:rPr>
-        <w:t xml:space="preserve">--depth 1</w:t>
-      </w:r>
-      <w:r>
-        <w:t xml:space="preserve"> </w:t>
-      </w:r>
-      <w:r>
-        <w:t xml:space="preserve">and assessed against the official unscoped names list (13 names, SHA-256</w:t>
-      </w:r>
-      <w:r>
-        <w:t xml:space="preserve"> </w:t>
-      </w:r>
-      <w:r>
-        <w:rPr>
-          <w:rStyle w:val="VerbatimChar"/>
-        </w:rPr>
-        <w:t xml:space="preserve">871161a5…</w:t>
-      </w:r>
-      <w:r>
-        <w:t xml:space="preserve">). All thirteen nodes were assessed and none was skipped. The run made 44 requests (13 landing pages and 31 child pages). Twelve landing pages returned HTTP 200. GÉANT returned HTTP 403 with the Cloudflare challenge. The evidence was masked as it was collected, and a search of every evidence file and report found no personal address or phone number. Offline,</w:t>
-      </w:r>
-      <w:r>
-        <w:t xml:space="preserve"> </w:t>
-      </w:r>
-      <w:r>
-        <w:rPr>
-          <w:rStyle w:val="VerbatimChar"/>
-        </w:rPr>
-        <w:t xml:space="preserve">uv run basic-check assess --run web-5</w:t>
-      </w:r>
-      <w:r>
-        <w:t xml:space="preserve"> </w:t>
-      </w:r>
-      <w:r>
-        <w:t xml:space="preserve">reproduces it exactly, apart from the generation time. Every verdict is the same as in run</w:t>
+        <w:t xml:space="preserve">) and in run</w:t>
       </w:r>
       <w:r>
         <w:t xml:space="preserve"> </w:t>
@@ -19742,7 +19860,7 @@
       <w:r>
         <w:t xml:space="preserve">(</w:t>
       </w:r>
-      <w:hyperlink r:id="rId46">
+      <w:hyperlink r:id="rId48">
         <w:r>
           <w:rPr>
             <w:rStyle w:val="Hyperlink"/>
@@ -20561,8 +20679,8 @@
         <w:t xml:space="preserve">, now remove Italy from their copy of the run instead of relying on the published run to lack it.</w:t>
       </w:r>
     </w:p>
-    <w:bookmarkEnd w:id="47"/>
-    <w:bookmarkStart w:id="48" w:name="previous-run-24-september-2026-reviewed"/>
+    <w:bookmarkEnd w:id="49"/>
+    <w:bookmarkStart w:id="50" w:name="previous-run-24-september-2026-reviewed"/>
     <w:p>
       <w:pPr>
         <w:pStyle w:val="Heading3"/>
@@ -20601,6 +20719,33 @@
           <w:rStyle w:val="VerbatimChar"/>
         </w:rPr>
         <w:t xml:space="preserve">web-5</w:t>
+      </w:r>
+      <w:r>
+        <w:t xml:space="preserve">,</w:t>
+      </w:r>
+      <w:r>
+        <w:t xml:space="preserve"> </w:t>
+      </w:r>
+      <w:r>
+        <w:rPr>
+          <w:rStyle w:val="VerbatimChar"/>
+        </w:rPr>
+        <w:t xml:space="preserve">web-6</w:t>
+      </w:r>
+      <w:r>
+        <w:t xml:space="preserve"> </w:t>
+      </w:r>
+      <w:r>
+        <w:t xml:space="preserve">and</w:t>
+      </w:r>
+      <w:r>
+        <w:t xml:space="preserve"> </w:t>
+      </w:r>
+      <w:r>
+        <w:rPr>
+          <w:rStyle w:val="VerbatimChar"/>
+        </w:rPr>
+        <w:t xml:space="preserve">web-8</w:t>
       </w:r>
       <w:r>
         <w:t xml:space="preserve">) replaced. Its files are in the git history at</w:t>
@@ -21141,8 +21286,8 @@
         <w:t xml:space="preserve">finds none of the twelve, because every one of the five writes the name with a different separator from the official list.</w:t>
       </w:r>
     </w:p>
-    <w:bookmarkEnd w:id="48"/>
-    <w:bookmarkStart w:id="49" w:name="since-the-published-run"/>
+    <w:bookmarkEnd w:id="50"/>
+    <w:bookmarkStart w:id="51" w:name="since-the-published-run"/>
     <w:p>
       <w:pPr>
         <w:pStyle w:val="Heading3"/>
@@ -21268,8 +21413,8 @@
         <w:t xml:space="preserve">GÉANT answered HTTP 403 with the Cloudflare challenge again, and its decided cells moved to review, as on 21 September.</w:t>
       </w:r>
     </w:p>
-    <w:bookmarkEnd w:id="49"/>
-    <w:bookmarkStart w:id="50" w:name="point-6-and-5b5c-after-the-review"/>
+    <w:bookmarkEnd w:id="51"/>
+    <w:bookmarkStart w:id="52" w:name="point-6-and-5b5c-after-the-review"/>
     <w:p>
       <w:pPr>
         <w:pStyle w:val="Heading3"/>
@@ -21744,8 +21889,8 @@
         <w:t xml:space="preserve">. It was revised to "met" on this evidence.</w:t>
       </w:r>
     </w:p>
-    <w:bookmarkEnd w:id="50"/>
-    <w:bookmarkStart w:id="51" w:name="previous-run-21-september-2026"/>
+    <w:bookmarkEnd w:id="52"/>
+    <w:bookmarkStart w:id="53" w:name="previous-run-21-september-2026"/>
     <w:p>
       <w:pPr>
         <w:pStyle w:val="Heading3"/>
@@ -23005,8 +23150,8 @@
         </w:tc>
       </w:tr>
     </w:tbl>
-    <w:bookmarkEnd w:id="51"/>
-    <w:bookmarkStart w:id="52" w:name="Xe6edc575ba7b23d729b3729d56dd235c2fb2a27"/>
+    <w:bookmarkEnd w:id="53"/>
+    <w:bookmarkStart w:id="54" w:name="Xe6edc575ba7b23d729b3729d56dd235c2fb2a27"/>
     <w:p>
       <w:pPr>
         <w:pStyle w:val="Heading3"/>
@@ -23382,9 +23527,9 @@
         <w:t xml:space="preserve">for all twelve of its nodes, for the same reason.</w:t>
       </w:r>
     </w:p>
-    <w:bookmarkEnd w:id="52"/>
-    <w:bookmarkEnd w:id="53"/>
-    <w:bookmarkStart w:id="58" w:name="worked-examples"/>
+    <w:bookmarkEnd w:id="54"/>
+    <w:bookmarkEnd w:id="55"/>
+    <w:bookmarkStart w:id="60" w:name="worked-examples"/>
     <w:p>
       <w:pPr>
         <w:pStyle w:val="Heading2"/>
@@ -23701,7 +23846,7 @@
         <w:t xml:space="preserve">own run.</w:t>
       </w:r>
     </w:p>
-    <w:bookmarkStart w:id="55" w:name="X6b9c9d2e59e13da41f347184ca67a475fa8b7ce"/>
+    <w:bookmarkStart w:id="57" w:name="X6b9c9d2e59e13da41f347184ca67a475fa8b7ce"/>
     <w:p>
       <w:pPr>
         <w:pStyle w:val="Heading3"/>
@@ -23824,7 +23969,7 @@
       <w:r>
         <w:t xml:space="preserve"> </w:t>
       </w:r>
-      <w:hyperlink r:id="rId54">
+      <w:hyperlink r:id="rId56">
         <w:r>
           <w:rPr>
             <w:rStyle w:val="Hyperlink"/>
@@ -25270,7 +25415,7 @@
         <w:rPr>
           <w:rStyle w:val="VerbatimChar"/>
         </w:rPr>
-        <w:t xml:space="preserve">web-5</w:t>
+        <w:t xml:space="preserve">web-8</w:t>
       </w:r>
       <w:r>
         <w:t xml:space="preserve">). Update it to the new run's shape.</w:t>
@@ -25467,8 +25612,8 @@
         <w:t xml:space="preserve"> push</w:t>
       </w:r>
     </w:p>
-    <w:bookmarkEnd w:id="55"/>
-    <w:bookmarkStart w:id="56" w:name="X5431a82e20a06edfb102374e037ce7ea9ce6896"/>
+    <w:bookmarkEnd w:id="57"/>
+    <w:bookmarkStart w:id="58" w:name="X5431a82e20a06edfb102374e037ce7ea9ce6896"/>
     <w:p>
       <w:pPr>
         <w:pStyle w:val="Heading3"/>
@@ -26725,8 +26870,8 @@
         <w:t xml:space="preserve">the documents together.</w:t>
       </w:r>
     </w:p>
-    <w:bookmarkEnd w:id="56"/>
-    <w:bookmarkStart w:id="57" w:name="Xbb3e2d317a0d811066009804bfa0a222a6197de"/>
+    <w:bookmarkEnd w:id="58"/>
+    <w:bookmarkStart w:id="59" w:name="Xbb3e2d317a0d811066009804bfa0a222a6197de"/>
     <w:p>
       <w:pPr>
         <w:pStyle w:val="Heading3"/>
@@ -28713,9 +28858,9 @@
         </w:pict>
       </w:r>
     </w:p>
-    <w:bookmarkEnd w:id="57"/>
-    <w:bookmarkEnd w:id="58"/>
-    <w:bookmarkStart w:id="60" w:name="sources"/>
+    <w:bookmarkEnd w:id="59"/>
+    <w:bookmarkEnd w:id="60"/>
+    <w:bookmarkStart w:id="62" w:name="sources"/>
     <w:p>
       <w:pPr>
         <w:pStyle w:val="Heading2"/>
@@ -28793,7 +28938,7 @@
       <w:r>
         <w:t xml:space="preserve"> </w:t>
       </w:r>
-      <w:hyperlink r:id="rId54">
+      <w:hyperlink r:id="rId56">
         <w:r>
           <w:rPr>
             <w:rStyle w:val="Hyperlink"/>
@@ -28816,7 +28961,7 @@
       <w:r>
         <w:t xml:space="preserve"> </w:t>
       </w:r>
-      <w:hyperlink r:id="rId59">
+      <w:hyperlink r:id="rId61">
         <w:r>
           <w:rPr>
             <w:rStyle w:val="Hyperlink"/>
@@ -28855,7 +29000,7 @@
         <w:rPr>
           <w:rStyle w:val="VerbatimChar"/>
         </w:rPr>
-        <w:t xml:space="preserve">web-5</w:t>
+        <w:t xml:space="preserve">web-8</w:t>
       </w:r>
       <w:r>
         <w:t xml:space="preserve">, collected 26 September 2026 by</w:t>
@@ -28868,7 +29013,7 @@
           <w:rPr>
             <w:rStyle w:val="Hyperlink"/>
           </w:rPr>
-          <w:t xml:space="preserve">workflow run 36236603533</w:t>
+          <w:t xml:space="preserve">workflow run 36248633788</w:t>
         </w:r>
       </w:hyperlink>
       <w:r>
@@ -29064,8 +29209,9 @@
         <w:t xml:space="preserve">), not carried over from the previous edition</w:t>
       </w:r>
     </w:p>
-    <w:bookmarkEnd w:id="60"/>
+    <w:bookmarkEnd w:id="62"/>
     <w:sectPr>
+      <w:footerReference w:type="default" r:id="rId11"/>
       <w:footnotePr>
         <w:numRestart w:val="eachSect"/>
       </w:footnotePr>
@@ -29076,6 +29222,104 @@
 
 <file path=word/comments.xml><?xml version="1.0" encoding="utf-8"?>
 <w:comments xmlns:w="http://schemas.openxmlformats.org/wordprocessingml/2006/main" xmlns:m="http://schemas.openxmlformats.org/officeDocument/2006/math" xmlns:r="http://schemas.openxmlformats.org/officeDocument/2006/relationships" xmlns:o="urn:schemas-microsoft-com:office:office" xmlns:v="urn:schemas-microsoft-com:vml" xmlns:w10="urn:schemas-microsoft-com:office:word" xmlns:a="http://schemas.openxmlformats.org/drawingml/2006/main" xmlns:pic="http://schemas.openxmlformats.org/drawingml/2006/picture" xmlns:wp="http://schemas.openxmlformats.org/drawingml/2006/wordprocessingDrawing"/>
+</file>
+
+<file path=word/footer1.xml><?xml version="1.0" encoding="utf-8"?>
+<w:ftr xmlns:m="http://schemas.openxmlformats.org/officeDocument/2006/math" xmlns:mc="http://schemas.openxmlformats.org/markup-compatibility/2006" xmlns:mo="http://schemas.microsoft.com/office/mac/office/2008/main" xmlns:mv="urn:schemas-microsoft-com:mac:vml" xmlns:o="urn:schemas-microsoft-com:office:office" xmlns:r="http://schemas.openxmlformats.org/officeDocument/2006/relationships" xmlns:v="urn:schemas-microsoft-com:vml" xmlns:w10="urn:schemas-microsoft-com:office:word" xmlns:w14="http://schemas.microsoft.com/office/word/2010/wordml" xmlns:w="http://schemas.openxmlformats.org/wordprocessingml/2006/main" xmlns:wne="http://schemas.microsoft.com/office/word/2006/wordml" xmlns:wp14="http://schemas.microsoft.com/office/word/2010/wordprocessingDrawing" xmlns:wp="http://schemas.openxmlformats.org/drawingml/2006/wordprocessingDrawing" xmlns:wpc="http://schemas.microsoft.com/office/word/2010/wordprocessingCanvas" xmlns:wpg="http://schemas.microsoft.com/office/word/2010/wordprocessingGroup" xmlns:wpi="http://schemas.microsoft.com/office/word/2010/wordprocessingInk" xmlns:wps="http://schemas.microsoft.com/office/word/2010/wordprocessingShape" mc:Ignorable="w14 wp14">
+  <w:p>
+    <w:pPr>
+      <w:pStyle w:val="Footer"/>
+      <w:jc w:val="center"/>
+    </w:pPr>
+    <w:r/>
+    <w:r>
+      <w:rPr>
+        <w:color w:val="7A7974"/>
+        <w:sz w:val="18"/>
+      </w:rPr>
+      <w:t xml:space="preserve">Page </w:t>
+    </w:r>
+    <w:r/>
+    <w:r>
+      <w:rPr>
+        <w:color w:val="7A7974"/>
+        <w:sz w:val="18"/>
+      </w:rPr>
+      <w:fldChar w:fldCharType="begin"/>
+    </w:r>
+    <w:r>
+      <w:rPr>
+        <w:color w:val="7A7974"/>
+        <w:sz w:val="18"/>
+      </w:rPr>
+      <w:instrText xml:space="preserve"> PAGE </w:instrText>
+    </w:r>
+    <w:r>
+      <w:rPr>
+        <w:color w:val="7A7974"/>
+        <w:sz w:val="18"/>
+      </w:rPr>
+      <w:fldChar w:fldCharType="separate"/>
+    </w:r>
+    <w:r>
+      <w:rPr>
+        <w:color w:val="7A7974"/>
+        <w:sz w:val="18"/>
+      </w:rPr>
+      <w:t>1</w:t>
+    </w:r>
+    <w:r>
+      <w:rPr>
+        <w:color w:val="7A7974"/>
+        <w:sz w:val="18"/>
+      </w:rPr>
+      <w:fldChar w:fldCharType="end"/>
+    </w:r>
+    <w:r>
+      <w:rPr>
+        <w:color w:val="7A7974"/>
+        <w:sz w:val="18"/>
+      </w:rPr>
+      <w:t xml:space="preserve"> of </w:t>
+    </w:r>
+    <w:r/>
+    <w:r>
+      <w:rPr>
+        <w:color w:val="7A7974"/>
+        <w:sz w:val="18"/>
+      </w:rPr>
+      <w:fldChar w:fldCharType="begin"/>
+    </w:r>
+    <w:r>
+      <w:rPr>
+        <w:color w:val="7A7974"/>
+        <w:sz w:val="18"/>
+      </w:rPr>
+      <w:instrText xml:space="preserve"> NUMPAGES </w:instrText>
+    </w:r>
+    <w:r>
+      <w:rPr>
+        <w:color w:val="7A7974"/>
+        <w:sz w:val="18"/>
+      </w:rPr>
+      <w:fldChar w:fldCharType="separate"/>
+    </w:r>
+    <w:r>
+      <w:rPr>
+        <w:color w:val="7A7974"/>
+        <w:sz w:val="18"/>
+      </w:rPr>
+      <w:t>1</w:t>
+    </w:r>
+    <w:r>
+      <w:rPr>
+        <w:color w:val="7A7974"/>
+        <w:sz w:val="18"/>
+      </w:rPr>
+      <w:fldChar w:fldCharType="end"/>
+    </w:r>
+  </w:p>
+</w:ftr>
 </file>
 
 <file path=word/footnotes.xml><?xml version="1.0" encoding="utf-8"?>

--- a/docs/eosc-basic-compliance-testsuite.docx
+++ b/docs/eosc-basic-compliance-testsuite.docx
@@ -23,7 +23,7 @@
         <w:pStyle w:val="Author"/>
       </w:pPr>
       <w:r>
-        <w:t xml:space="preserve">Clean clone, 26 September 2026 — documentation commit 678b75e, 426 test cases</w:t>
+        <w:t xml:space="preserve">Clean clone, 26 September 2026 — rebuilt 27 September 2026, 426 test cases</w:t>
       </w:r>
     </w:p>
     <w:p>
@@ -856,6 +856,18 @@
         <w:t xml:space="preserve">web-6</w:t>
       </w:r>
       <w:r>
+        <w:t xml:space="preserve">,</w:t>
+      </w:r>
+      <w:r>
+        <w:t xml:space="preserve"> </w:t>
+      </w:r>
+      <w:r>
+        <w:rPr>
+          <w:rStyle w:val="VerbatimChar"/>
+        </w:rPr>
+        <w:t xml:space="preserve">web-8</w:t>
+      </w:r>
+      <w:r>
         <w:t xml:space="preserve"> </w:t>
       </w:r>
       <w:r>
@@ -868,7 +880,7 @@
         <w:rPr>
           <w:rStyle w:val="VerbatimChar"/>
         </w:rPr>
-        <w:t xml:space="preserve">web-8</w:t>
+        <w:t xml:space="preserve">web-9</w:t>
       </w:r>
       <w:r>
         <w:t xml:space="preserve">, collected under v3.1 by the workflow, then replaced it with the same verdicts;</w:t>
@@ -880,7 +892,7 @@
         <w:rPr>
           <w:rStyle w:val="VerbatimChar"/>
         </w:rPr>
-        <w:t xml:space="preserve">web-8</w:t>
+        <w:t xml:space="preserve">web-9</w:t>
       </w:r>
       <w:r>
         <w:t xml:space="preserve"> </w:t>
@@ -5446,7 +5458,7 @@
         <w:rPr>
           <w:rStyle w:val="VerbatimChar"/>
         </w:rPr>
-        <w:t xml:space="preserve">web-8</w:t>
+        <w:t xml:space="preserve">web-9</w:t>
       </w:r>
       <w:r>
         <w:t xml:space="preserve"> </w:t>
@@ -5473,7 +5485,7 @@
         <w:rPr>
           <w:rStyle w:val="VerbatimChar"/>
         </w:rPr>
-        <w:t xml:space="preserve">uv run basic-check assess --run web-8</w:t>
+        <w:t xml:space="preserve">uv run basic-check assess --run web-9</w:t>
       </w:r>
       <w:r>
         <w:t xml:space="preserve"> </w:t>
@@ -14502,19 +14514,40 @@
         <w:rPr>
           <w:rStyle w:val="VerbatimChar"/>
         </w:rPr>
-        <w:t xml:space="preserve">+31 XXXXXX</w:t>
-      </w:r>
-      <w:r>
-        <w:t xml:space="preserve">). A labelled national number such as</w:t>
-      </w:r>
-      <w:r>
-        <w:t xml:space="preserve"> </w:t>
-      </w:r>
-      <w:r>
-        <w:rPr>
-          <w:rStyle w:val="VerbatimChar"/>
-        </w:rPr>
-        <w:t xml:space="preserve">tel. (09) 123 4567</w:t>
+        <w:t xml:space="preserve">+CC XXXXXX</w:t>
+      </w:r>
+      <w:r>
+        <w:t xml:space="preserve">, where</w:t>
+      </w:r>
+      <w:r>
+        <w:t xml:space="preserve"> </w:t>
+      </w:r>
+      <w:r>
+        <w:rPr>
+          <w:rStyle w:val="VerbatimChar"/>
+        </w:rPr>
+        <w:t xml:space="preserve">CC</w:t>
+      </w:r>
+      <w:r>
+        <w:t xml:space="preserve"> </w:t>
+      </w:r>
+      <w:r>
+        <w:t xml:space="preserve">is the country code). A labelled national number</w:t>
+      </w:r>
+      <w:r>
+        <w:t xml:space="preserve"> </w:t>
+      </w:r>
+      <w:r>
+        <w:t xml:space="preserve">of the form</w:t>
+      </w:r>
+      <w:r>
+        <w:t xml:space="preserve"> </w:t>
+      </w:r>
+      <w:r>
+        <w:rPr>
+          <w:rStyle w:val="VerbatimChar"/>
+        </w:rPr>
+        <w:t xml:space="preserve">tel. (NN) NNN NNNN</w:t>
       </w:r>
       <w:r>
         <w:t xml:space="preserve"> </w:t>
@@ -19655,7 +19688,7 @@
     </w:p>
     <w:bookmarkEnd w:id="43"/>
     <w:bookmarkEnd w:id="44"/>
-    <w:bookmarkStart w:id="55" w:name="the-published-figures"/>
+    <w:bookmarkStart w:id="56" w:name="the-published-figures"/>
     <w:p>
       <w:pPr>
         <w:pStyle w:val="Heading2"/>
@@ -19664,7 +19697,7 @@
         <w:t xml:space="preserve">10. The published figures</w:t>
       </w:r>
     </w:p>
-    <w:bookmarkStart w:id="49" w:name="current-run-26-september-2026-unreviewed"/>
+    <w:bookmarkStart w:id="50" w:name="current-run-26-september-2026-unreviewed"/>
     <w:p>
       <w:pPr>
         <w:pStyle w:val="Heading3"/>
@@ -19699,12 +19732,92 @@
         <w:rPr>
           <w:rStyle w:val="VerbatimChar"/>
         </w:rPr>
+        <w:t xml:space="preserve">web-9</w:t>
+      </w:r>
+      <w:r>
+        <w:t xml:space="preserve">, collected on 26 September 2026 at 22:19 UTC by the GitHub workflow (</w:t>
+      </w:r>
+      <w:hyperlink r:id="rId45">
+        <w:r>
+          <w:rPr>
+            <w:rStyle w:val="Hyperlink"/>
+          </w:rPr>
+          <w:t xml:space="preserve">run 36275685119</w:t>
+        </w:r>
+      </w:hyperlink>
+      <w:r>
+        <w:t xml:space="preserve">, commit</w:t>
+      </w:r>
+      <w:r>
+        <w:t xml:space="preserve"> </w:t>
+      </w:r>
+      <w:r>
+        <w:rPr>
+          <w:rStyle w:val="VerbatimChar"/>
+        </w:rPr>
+        <w:t xml:space="preserve">ca73161</w:t>
+      </w:r>
+      <w:r>
+        <w:t xml:space="preserve">, unit tests passing first) against checklist v3.1 at</w:t>
+      </w:r>
+      <w:r>
+        <w:t xml:space="preserve"> </w:t>
+      </w:r>
+      <w:r>
+        <w:rPr>
+          <w:rStyle w:val="VerbatimChar"/>
+        </w:rPr>
+        <w:t xml:space="preserve">--depth 1</w:t>
+      </w:r>
+      <w:r>
+        <w:t xml:space="preserve"> </w:t>
+      </w:r>
+      <w:r>
+        <w:t xml:space="preserve">and assessed against the official unscoped names list (13 names, SHA-256</w:t>
+      </w:r>
+      <w:r>
+        <w:t xml:space="preserve"> </w:t>
+      </w:r>
+      <w:r>
+        <w:rPr>
+          <w:rStyle w:val="VerbatimChar"/>
+        </w:rPr>
+        <w:t xml:space="preserve">871161a5…</w:t>
+      </w:r>
+      <w:r>
+        <w:t xml:space="preserve">). All thirteen nodes were assessed and none was skipped. The run made 44 requests (13 landing pages and 31 child pages). Twelve landing pages returned HTTP 200. GÉANT returned HTTP 403 with the Cloudflare challenge. The evidence was masked as it was collected, and a search of every evidence file and report found no personal address or phone number. Offline,</w:t>
+      </w:r>
+      <w:r>
+        <w:t xml:space="preserve"> </w:t>
+      </w:r>
+      <w:r>
+        <w:rPr>
+          <w:rStyle w:val="VerbatimChar"/>
+        </w:rPr>
+        <w:t xml:space="preserve">uv run basic-check assess --run web-9</w:t>
+      </w:r>
+      <w:r>
+        <w:t xml:space="preserve"> </w:t>
+      </w:r>
+      <w:r>
+        <w:t xml:space="preserve">reproduces it exactly, apart from the generation time. Every verdict is the same as in run</w:t>
+      </w:r>
+      <w:r>
+        <w:t xml:space="preserve"> </w:t>
+      </w:r>
+      <w:r>
+        <w:rPr>
+          <w:rStyle w:val="VerbatimChar"/>
+        </w:rPr>
         <w:t xml:space="preserve">web-8</w:t>
       </w:r>
       <w:r>
-        <w:t xml:space="preserve">, collected on 26 September 2026 by the GitHub workflow (</w:t>
-      </w:r>
-      <w:hyperlink r:id="rId45">
+        <w:t xml:space="preserve"> </w:t>
+      </w:r>
+      <w:r>
+        <w:t xml:space="preserve">(</w:t>
+      </w:r>
+      <w:hyperlink r:id="rId46">
         <w:r>
           <w:rPr>
             <w:rStyle w:val="Hyperlink"/>
@@ -19725,49 +19838,7 @@
         <w:t xml:space="preserve">fd78b52</w:t>
       </w:r>
       <w:r>
-        <w:t xml:space="preserve">, unit tests passing first) against checklist v3.1 at</w:t>
-      </w:r>
-      <w:r>
-        <w:t xml:space="preserve"> </w:t>
-      </w:r>
-      <w:r>
-        <w:rPr>
-          <w:rStyle w:val="VerbatimChar"/>
-        </w:rPr>
-        <w:t xml:space="preserve">--depth 1</w:t>
-      </w:r>
-      <w:r>
-        <w:t xml:space="preserve"> </w:t>
-      </w:r>
-      <w:r>
-        <w:t xml:space="preserve">and assessed against the official unscoped names list (13 names, SHA-256</w:t>
-      </w:r>
-      <w:r>
-        <w:t xml:space="preserve"> </w:t>
-      </w:r>
-      <w:r>
-        <w:rPr>
-          <w:rStyle w:val="VerbatimChar"/>
-        </w:rPr>
-        <w:t xml:space="preserve">871161a5…</w:t>
-      </w:r>
-      <w:r>
-        <w:t xml:space="preserve">). All thirteen nodes were assessed and none was skipped. The run made 44 requests (13 landing pages and 31 child pages). Twelve landing pages returned HTTP 200. GÉANT returned HTTP 403 with the Cloudflare challenge. The evidence was masked as it was collected, and a search of every evidence file and report found no personal address or phone number. Offline,</w:t>
-      </w:r>
-      <w:r>
-        <w:t xml:space="preserve"> </w:t>
-      </w:r>
-      <w:r>
-        <w:rPr>
-          <w:rStyle w:val="VerbatimChar"/>
-        </w:rPr>
-        <w:t xml:space="preserve">uv run basic-check assess --run web-8</w:t>
-      </w:r>
-      <w:r>
-        <w:t xml:space="preserve"> </w:t>
-      </w:r>
-      <w:r>
-        <w:t xml:space="preserve">reproduces it exactly, apart from the generation time. Every verdict is the same as in run</w:t>
+        <w:t xml:space="preserve">), in run</w:t>
       </w:r>
       <w:r>
         <w:t xml:space="preserve"> </w:t>
@@ -19784,7 +19855,7 @@
       <w:r>
         <w:t xml:space="preserve">(</w:t>
       </w:r>
-      <w:hyperlink r:id="rId46">
+      <w:hyperlink r:id="rId47">
         <w:r>
           <w:rPr>
             <w:rStyle w:val="Hyperlink"/>
@@ -19822,7 +19893,7 @@
       <w:r>
         <w:t xml:space="preserve">(</w:t>
       </w:r>
-      <w:hyperlink r:id="rId47">
+      <w:hyperlink r:id="rId48">
         <w:r>
           <w:rPr>
             <w:rStyle w:val="Hyperlink"/>
@@ -19860,7 +19931,7 @@
       <w:r>
         <w:t xml:space="preserve">(</w:t>
       </w:r>
-      <w:hyperlink r:id="rId48">
+      <w:hyperlink r:id="rId49">
         <w:r>
           <w:rPr>
             <w:rStyle w:val="Hyperlink"/>
@@ -20679,8 +20750,8 @@
         <w:t xml:space="preserve">, now remove Italy from their copy of the run instead of relying on the published run to lack it.</w:t>
       </w:r>
     </w:p>
-    <w:bookmarkEnd w:id="49"/>
-    <w:bookmarkStart w:id="50" w:name="previous-run-24-september-2026-reviewed"/>
+    <w:bookmarkEnd w:id="50"/>
+    <w:bookmarkStart w:id="51" w:name="previous-run-24-september-2026-reviewed"/>
     <w:p>
       <w:pPr>
         <w:pStyle w:val="Heading3"/>
@@ -20733,6 +20804,18 @@
         <w:t xml:space="preserve">web-6</w:t>
       </w:r>
       <w:r>
+        <w:t xml:space="preserve">,</w:t>
+      </w:r>
+      <w:r>
+        <w:t xml:space="preserve"> </w:t>
+      </w:r>
+      <w:r>
+        <w:rPr>
+          <w:rStyle w:val="VerbatimChar"/>
+        </w:rPr>
+        <w:t xml:space="preserve">web-8</w:t>
+      </w:r>
+      <w:r>
         <w:t xml:space="preserve"> </w:t>
       </w:r>
       <w:r>
@@ -20745,7 +20828,7 @@
         <w:rPr>
           <w:rStyle w:val="VerbatimChar"/>
         </w:rPr>
-        <w:t xml:space="preserve">web-8</w:t>
+        <w:t xml:space="preserve">web-9</w:t>
       </w:r>
       <w:r>
         <w:t xml:space="preserve">) replaced. Its files are in the git history at</w:t>
@@ -21286,8 +21369,8 @@
         <w:t xml:space="preserve">finds none of the twelve, because every one of the five writes the name with a different separator from the official list.</w:t>
       </w:r>
     </w:p>
-    <w:bookmarkEnd w:id="50"/>
-    <w:bookmarkStart w:id="51" w:name="since-the-published-run"/>
+    <w:bookmarkEnd w:id="51"/>
+    <w:bookmarkStart w:id="52" w:name="since-the-published-run"/>
     <w:p>
       <w:pPr>
         <w:pStyle w:val="Heading3"/>
@@ -21413,8 +21496,8 @@
         <w:t xml:space="preserve">GÉANT answered HTTP 403 with the Cloudflare challenge again, and its decided cells moved to review, as on 21 September.</w:t>
       </w:r>
     </w:p>
-    <w:bookmarkEnd w:id="51"/>
-    <w:bookmarkStart w:id="52" w:name="point-6-and-5b5c-after-the-review"/>
+    <w:bookmarkEnd w:id="52"/>
+    <w:bookmarkStart w:id="53" w:name="point-6-and-5b5c-after-the-review"/>
     <w:p>
       <w:pPr>
         <w:pStyle w:val="Heading3"/>
@@ -21889,8 +21972,8 @@
         <w:t xml:space="preserve">. It was revised to "met" on this evidence.</w:t>
       </w:r>
     </w:p>
-    <w:bookmarkEnd w:id="52"/>
-    <w:bookmarkStart w:id="53" w:name="previous-run-21-september-2026"/>
+    <w:bookmarkEnd w:id="53"/>
+    <w:bookmarkStart w:id="54" w:name="previous-run-21-september-2026"/>
     <w:p>
       <w:pPr>
         <w:pStyle w:val="Heading3"/>
@@ -23150,8 +23233,8 @@
         </w:tc>
       </w:tr>
     </w:tbl>
-    <w:bookmarkEnd w:id="53"/>
-    <w:bookmarkStart w:id="54" w:name="Xe6edc575ba7b23d729b3729d56dd235c2fb2a27"/>
+    <w:bookmarkEnd w:id="54"/>
+    <w:bookmarkStart w:id="55" w:name="Xe6edc575ba7b23d729b3729d56dd235c2fb2a27"/>
     <w:p>
       <w:pPr>
         <w:pStyle w:val="Heading3"/>
@@ -23527,9 +23610,9 @@
         <w:t xml:space="preserve">for all twelve of its nodes, for the same reason.</w:t>
       </w:r>
     </w:p>
-    <w:bookmarkEnd w:id="54"/>
     <w:bookmarkEnd w:id="55"/>
-    <w:bookmarkStart w:id="60" w:name="worked-examples"/>
+    <w:bookmarkEnd w:id="56"/>
+    <w:bookmarkStart w:id="61" w:name="worked-examples"/>
     <w:p>
       <w:pPr>
         <w:pStyle w:val="Heading2"/>
@@ -23846,7 +23929,7 @@
         <w:t xml:space="preserve">own run.</w:t>
       </w:r>
     </w:p>
-    <w:bookmarkStart w:id="57" w:name="X6b9c9d2e59e13da41f347184ca67a475fa8b7ce"/>
+    <w:bookmarkStart w:id="58" w:name="X6b9c9d2e59e13da41f347184ca67a475fa8b7ce"/>
     <w:p>
       <w:pPr>
         <w:pStyle w:val="Heading3"/>
@@ -23969,7 +24052,7 @@
       <w:r>
         <w:t xml:space="preserve"> </w:t>
       </w:r>
-      <w:hyperlink r:id="rId56">
+      <w:hyperlink r:id="rId57">
         <w:r>
           <w:rPr>
             <w:rStyle w:val="Hyperlink"/>
@@ -25415,7 +25498,7 @@
         <w:rPr>
           <w:rStyle w:val="VerbatimChar"/>
         </w:rPr>
-        <w:t xml:space="preserve">web-8</w:t>
+        <w:t xml:space="preserve">web-9</w:t>
       </w:r>
       <w:r>
         <w:t xml:space="preserve">). Update it to the new run's shape.</w:t>
@@ -25612,8 +25695,8 @@
         <w:t xml:space="preserve"> push</w:t>
       </w:r>
     </w:p>
-    <w:bookmarkEnd w:id="57"/>
-    <w:bookmarkStart w:id="58" w:name="X5431a82e20a06edfb102374e037ce7ea9ce6896"/>
+    <w:bookmarkEnd w:id="58"/>
+    <w:bookmarkStart w:id="59" w:name="X5431a82e20a06edfb102374e037ce7ea9ce6896"/>
     <w:p>
       <w:pPr>
         <w:pStyle w:val="Heading3"/>
@@ -26870,8 +26953,8 @@
         <w:t xml:space="preserve">the documents together.</w:t>
       </w:r>
     </w:p>
-    <w:bookmarkEnd w:id="58"/>
-    <w:bookmarkStart w:id="59" w:name="Xbb3e2d317a0d811066009804bfa0a222a6197de"/>
+    <w:bookmarkEnd w:id="59"/>
+    <w:bookmarkStart w:id="60" w:name="Xbb3e2d317a0d811066009804bfa0a222a6197de"/>
     <w:p>
       <w:pPr>
         <w:pStyle w:val="Heading3"/>
@@ -28858,9 +28941,9 @@
         </w:pict>
       </w:r>
     </w:p>
-    <w:bookmarkEnd w:id="59"/>
     <w:bookmarkEnd w:id="60"/>
-    <w:bookmarkStart w:id="62" w:name="sources"/>
+    <w:bookmarkEnd w:id="61"/>
+    <w:bookmarkStart w:id="63" w:name="sources"/>
     <w:p>
       <w:pPr>
         <w:pStyle w:val="Heading2"/>
@@ -28938,7 +29021,7 @@
       <w:r>
         <w:t xml:space="preserve"> </w:t>
       </w:r>
-      <w:hyperlink r:id="rId56">
+      <w:hyperlink r:id="rId57">
         <w:r>
           <w:rPr>
             <w:rStyle w:val="Hyperlink"/>
@@ -28961,7 +29044,7 @@
       <w:r>
         <w:t xml:space="preserve"> </w:t>
       </w:r>
-      <w:hyperlink r:id="rId61">
+      <w:hyperlink r:id="rId62">
         <w:r>
           <w:rPr>
             <w:rStyle w:val="Hyperlink"/>
@@ -29000,7 +29083,7 @@
         <w:rPr>
           <w:rStyle w:val="VerbatimChar"/>
         </w:rPr>
-        <w:t xml:space="preserve">web-8</w:t>
+        <w:t xml:space="preserve">web-9</w:t>
       </w:r>
       <w:r>
         <w:t xml:space="preserve">, collected 26 September 2026 by</w:t>
@@ -29013,7 +29096,7 @@
           <w:rPr>
             <w:rStyle w:val="Hyperlink"/>
           </w:rPr>
-          <w:t xml:space="preserve">workflow run 36248633788</w:t>
+          <w:t xml:space="preserve">workflow run 36275685119</w:t>
         </w:r>
       </w:hyperlink>
       <w:r>
@@ -29209,7 +29292,7 @@
         <w:t xml:space="preserve">), not carried over from the previous edition</w:t>
       </w:r>
     </w:p>
-    <w:bookmarkEnd w:id="62"/>
+    <w:bookmarkEnd w:id="63"/>
     <w:sectPr>
       <w:footerReference w:type="default" r:id="rId11"/>
       <w:footnotePr>

--- a/docs/eosc-basic-compliance-testsuite.docx
+++ b/docs/eosc-basic-compliance-testsuite.docx
@@ -23,7 +23,7 @@
         <w:pStyle w:val="Author"/>
       </w:pPr>
       <w:r>
-        <w:t xml:space="preserve">Clean clone, 26 September 2026 — rebuilt 27 September 2026, 426 test cases</w:t>
+        <w:t xml:space="preserve">Clean clone, 26 September 2026 — rebuilt 28 September 2026, 426 test cases</w:t>
       </w:r>
     </w:p>
     <w:p>
@@ -4756,7 +4756,7 @@
         <w:rPr>
           <w:rStyle w:val="VerbatimChar"/>
         </w:rPr>
-        <w:t xml:space="preserve">ebrains</w:t>
+        <w:t xml:space="preserve">eosc-pl</w:t>
       </w:r>
       <w:r>
         <w:t xml:space="preserve">,</w:t>
@@ -5458,7 +5458,7 @@
         <w:rPr>
           <w:rStyle w:val="VerbatimChar"/>
         </w:rPr>
-        <w:t xml:space="preserve">web-9</w:t>
+        <w:t xml:space="preserve">web-10</w:t>
       </w:r>
       <w:r>
         <w:t xml:space="preserve"> </w:t>
@@ -5485,13 +5485,37 @@
         <w:rPr>
           <w:rStyle w:val="VerbatimChar"/>
         </w:rPr>
-        <w:t xml:space="preserve">uv run basic-check assess --run web-9</w:t>
-      </w:r>
-      <w:r>
-        <w:t xml:space="preserve"> </w:t>
-      </w:r>
-      <w:r>
-        <w:t xml:space="preserve">rebuilds it exactly, apart from the generation time, with no URL warning (verified 26 September 2026).</w:t>
+        <w:t xml:space="preserve">uv run basic-check assess --run web-10</w:t>
+      </w:r>
+      <w:r>
+        <w:t xml:space="preserve"> </w:t>
+      </w:r>
+      <w:r>
+        <w:t xml:space="preserve">rebuilds it exactly, apart from the generation time, with no URL warning (verified 28 September 2026). Runs published before 28 September 2026 were also scored with the earlier name list, so pass it too:</w:t>
+      </w:r>
+      <w:r>
+        <w:t xml:space="preserve"> </w:t>
+      </w:r>
+      <w:r>
+        <w:rPr>
+          <w:rStyle w:val="VerbatimChar"/>
+        </w:rPr>
+        <w:t xml:space="preserve">git show e7da5a8:checklist/approved-names.txt &gt; /tmp/names-before-2026-09-28.txt</w:t>
+      </w:r>
+      <w:r>
+        <w:t xml:space="preserve">, then add</w:t>
+      </w:r>
+      <w:r>
+        <w:t xml:space="preserve"> </w:t>
+      </w:r>
+      <w:r>
+        <w:rPr>
+          <w:rStyle w:val="VerbatimChar"/>
+        </w:rPr>
+        <w:t xml:space="preserve">--approved-names /tmp/names-before-2026-09-28.txt</w:t>
+      </w:r>
+      <w:r>
+        <w:t xml:space="preserve">.</w:t>
       </w:r>
     </w:p>
     <w:p>
@@ -17549,7 +17573,7 @@
         <w:pStyle w:val="BodyText"/>
       </w:pPr>
       <w:r>
-        <w:t xml:space="preserve">One asymmetry is left deliberately. When no EOSC image asset is found, the summary discusses only the logo gap and says nothing about the name, while the evidence line still reports the name state. That summary makes no false claim, so it was not rewritten; EGI, GÉANT and EBRAINS take that branch in the published run.</w:t>
+        <w:t xml:space="preserve">One asymmetry is left deliberately. When no EOSC image asset is found, the summary discusses only the logo gap and says nothing about the name, while the evidence line still reports the name state. That summary makes no false claim, so it was not rewritten; EGI, GÉANT and the node listed by mistake take that branch in the published run.</w:t>
       </w:r>
     </w:p>
     <w:p>
@@ -19688,7 +19712,7 @@
     </w:p>
     <w:bookmarkEnd w:id="43"/>
     <w:bookmarkEnd w:id="44"/>
-    <w:bookmarkStart w:id="56" w:name="the-published-figures"/>
+    <w:bookmarkStart w:id="53" w:name="the-published-figures"/>
     <w:p>
       <w:pPr>
         <w:pStyle w:val="Heading2"/>
@@ -19697,13 +19721,13 @@
         <w:t xml:space="preserve">10. The published figures</w:t>
       </w:r>
     </w:p>
-    <w:bookmarkStart w:id="50" w:name="current-run-26-september-2026-unreviewed"/>
+    <w:bookmarkStart w:id="47" w:name="current-run-28-september-2026-unreviewed"/>
     <w:p>
       <w:pPr>
         <w:pStyle w:val="Heading3"/>
       </w:pPr>
       <w:r>
-        <w:t xml:space="preserve">Current run: 26 September 2026 (unreviewed)</w:t>
+        <w:t xml:space="preserve">Current run: 28 September 2026 (unreviewed)</w:t>
       </w:r>
     </w:p>
     <w:p>
@@ -19732,12 +19756,113 @@
         <w:rPr>
           <w:rStyle w:val="VerbatimChar"/>
         </w:rPr>
+        <w:t xml:space="preserve">web-10</w:t>
+      </w:r>
+      <w:r>
+        <w:t xml:space="preserve">, collected on 28 September 2026 at 13:36 UTC by the GitHub workflow (</w:t>
+      </w:r>
+      <w:hyperlink r:id="rId45">
+        <w:r>
+          <w:rPr>
+            <w:rStyle w:val="Hyperlink"/>
+          </w:rPr>
+          <w:t xml:space="preserve">run 36429362417</w:t>
+        </w:r>
+      </w:hyperlink>
+      <w:r>
+        <w:t xml:space="preserve">, commit</w:t>
+      </w:r>
+      <w:r>
+        <w:t xml:space="preserve"> </w:t>
+      </w:r>
+      <w:r>
+        <w:rPr>
+          <w:rStyle w:val="VerbatimChar"/>
+        </w:rPr>
+        <w:t xml:space="preserve">c90761b</w:t>
+      </w:r>
+      <w:r>
+        <w:t xml:space="preserve">, unit tests passing first) against checklist v3.1 at</w:t>
+      </w:r>
+      <w:r>
+        <w:t xml:space="preserve"> </w:t>
+      </w:r>
+      <w:r>
+        <w:rPr>
+          <w:rStyle w:val="VerbatimChar"/>
+        </w:rPr>
+        <w:t xml:space="preserve">--depth 1</w:t>
+      </w:r>
+      <w:r>
+        <w:t xml:space="preserve"> </w:t>
+      </w:r>
+      <w:r>
+        <w:t xml:space="preserve">and assessed against the official unscoped names list (13 names, SHA-256</w:t>
+      </w:r>
+      <w:r>
+        <w:t xml:space="preserve"> </w:t>
+      </w:r>
+      <w:r>
+        <w:rPr>
+          <w:rStyle w:val="VerbatimChar"/>
+        </w:rPr>
+        <w:t xml:space="preserve">46af586b…</w:t>
+      </w:r>
+      <w:r>
+        <w:t xml:space="preserve">). It is the first run with EOSC Node Poland (</w:t>
+      </w:r>
+      <w:r>
+        <w:rPr>
+          <w:rStyle w:val="VerbatimChar"/>
+        </w:rPr>
+        <w:t xml:space="preserve">eosc-pl</w:t>
+      </w:r>
+      <w:r>
+        <w:t xml:space="preserve">,</w:t>
+      </w:r>
+      <w:r>
+        <w:t xml:space="preserve"> </w:t>
+      </w:r>
+      <w:r>
+        <w:rPr>
+          <w:rStyle w:val="VerbatimChar"/>
+        </w:rPr>
+        <w:t xml:space="preserve">https://eosc.pl/</w:t>
+      </w:r>
+      <w:r>
+        <w:t xml:space="preserve">), which replaced a node listed by mistake on 28 September 2026; the name list changed in the same commit ("EOSC Node | Poland" in place of that node's name). All thirteen nodes were assessed and none was skipped. The run made 41 requests (13 landing pages and 28 child pages). Twelve landing pages returned HTTP 200. GÉANT returned HTTP 403 with the Cloudflare challenge. The evidence was masked as it was collected, and a search of every evidence file and report found no personal address or phone number. Offline,</w:t>
+      </w:r>
+      <w:r>
+        <w:t xml:space="preserve"> </w:t>
+      </w:r>
+      <w:r>
+        <w:rPr>
+          <w:rStyle w:val="VerbatimChar"/>
+        </w:rPr>
+        <w:t xml:space="preserve">uv run basic-check assess --run web-10</w:t>
+      </w:r>
+      <w:r>
+        <w:t xml:space="preserve"> </w:t>
+      </w:r>
+      <w:r>
+        <w:t xml:space="preserve">reproduces it exactly, apart from the generation time. The other twelve rows are the same, cell for cell, as in run</w:t>
+      </w:r>
+      <w:r>
+        <w:t xml:space="preserve"> </w:t>
+      </w:r>
+      <w:r>
+        <w:rPr>
+          <w:rStyle w:val="VerbatimChar"/>
+        </w:rPr>
         <w:t xml:space="preserve">web-9</w:t>
       </w:r>
       <w:r>
-        <w:t xml:space="preserve">, collected on 26 September 2026 at 22:19 UTC by the GitHub workflow (</w:t>
-      </w:r>
-      <w:hyperlink r:id="rId45">
+        <w:t xml:space="preserve"> </w:t>
+      </w:r>
+      <w:r>
+        <w:t xml:space="preserve">(</w:t>
+      </w:r>
+      <w:hyperlink r:id="rId46">
         <w:r>
           <w:rPr>
             <w:rStyle w:val="Hyperlink"/>
@@ -19758,49 +19883,7 @@
         <w:t xml:space="preserve">ca73161</w:t>
       </w:r>
       <w:r>
-        <w:t xml:space="preserve">, unit tests passing first) against checklist v3.1 at</w:t>
-      </w:r>
-      <w:r>
-        <w:t xml:space="preserve"> </w:t>
-      </w:r>
-      <w:r>
-        <w:rPr>
-          <w:rStyle w:val="VerbatimChar"/>
-        </w:rPr>
-        <w:t xml:space="preserve">--depth 1</w:t>
-      </w:r>
-      <w:r>
-        <w:t xml:space="preserve"> </w:t>
-      </w:r>
-      <w:r>
-        <w:t xml:space="preserve">and assessed against the official unscoped names list (13 names, SHA-256</w:t>
-      </w:r>
-      <w:r>
-        <w:t xml:space="preserve"> </w:t>
-      </w:r>
-      <w:r>
-        <w:rPr>
-          <w:rStyle w:val="VerbatimChar"/>
-        </w:rPr>
-        <w:t xml:space="preserve">871161a5…</w:t>
-      </w:r>
-      <w:r>
-        <w:t xml:space="preserve">). All thirteen nodes were assessed and none was skipped. The run made 44 requests (13 landing pages and 31 child pages). Twelve landing pages returned HTTP 200. GÉANT returned HTTP 403 with the Cloudflare challenge. The evidence was masked as it was collected, and a search of every evidence file and report found no personal address or phone number. Offline,</w:t>
-      </w:r>
-      <w:r>
-        <w:t xml:space="preserve"> </w:t>
-      </w:r>
-      <w:r>
-        <w:rPr>
-          <w:rStyle w:val="VerbatimChar"/>
-        </w:rPr>
-        <w:t xml:space="preserve">uv run basic-check assess --run web-9</w:t>
-      </w:r>
-      <w:r>
-        <w:t xml:space="preserve"> </w:t>
-      </w:r>
-      <w:r>
-        <w:t xml:space="preserve">reproduces it exactly, apart from the generation time. Every verdict is the same as in run</w:t>
+        <w:t xml:space="preserve">), which repeated runs</w:t>
       </w:r>
       <w:r>
         <w:t xml:space="preserve"> </w:t>
@@ -19812,33 +19895,7 @@
         <w:t xml:space="preserve">web-8</w:t>
       </w:r>
       <w:r>
-        <w:t xml:space="preserve"> </w:t>
-      </w:r>
-      <w:r>
-        <w:t xml:space="preserve">(</w:t>
-      </w:r>
-      <w:hyperlink r:id="rId46">
-        <w:r>
-          <w:rPr>
-            <w:rStyle w:val="Hyperlink"/>
-          </w:rPr>
-          <w:t xml:space="preserve">run 36248633788</w:t>
-        </w:r>
-      </w:hyperlink>
-      <w:r>
-        <w:t xml:space="preserve">, commit</w:t>
-      </w:r>
-      <w:r>
-        <w:t xml:space="preserve"> </w:t>
-      </w:r>
-      <w:r>
-        <w:rPr>
-          <w:rStyle w:val="VerbatimChar"/>
-        </w:rPr>
-        <w:t xml:space="preserve">fd78b52</w:t>
-      </w:r>
-      <w:r>
-        <w:t xml:space="preserve">), in run</w:t>
+        <w:t xml:space="preserve">,</w:t>
       </w:r>
       <w:r>
         <w:t xml:space="preserve"> </w:t>
@@ -19850,33 +19907,7 @@
         <w:t xml:space="preserve">web-6</w:t>
       </w:r>
       <w:r>
-        <w:t xml:space="preserve"> </w:t>
-      </w:r>
-      <w:r>
-        <w:t xml:space="preserve">(</w:t>
-      </w:r>
-      <w:hyperlink r:id="rId47">
-        <w:r>
-          <w:rPr>
-            <w:rStyle w:val="Hyperlink"/>
-          </w:rPr>
-          <w:t xml:space="preserve">run 36241719419</w:t>
-        </w:r>
-      </w:hyperlink>
-      <w:r>
-        <w:t xml:space="preserve">, commit</w:t>
-      </w:r>
-      <w:r>
-        <w:t xml:space="preserve"> </w:t>
-      </w:r>
-      <w:r>
-        <w:rPr>
-          <w:rStyle w:val="VerbatimChar"/>
-        </w:rPr>
-        <w:t xml:space="preserve">08f38b0</w:t>
-      </w:r>
-      <w:r>
-        <w:t xml:space="preserve">), in run</w:t>
+        <w:t xml:space="preserve">,</w:t>
       </w:r>
       <w:r>
         <w:t xml:space="preserve"> </w:t>
@@ -19891,30 +19922,7 @@
         <w:t xml:space="preserve"> </w:t>
       </w:r>
       <w:r>
-        <w:t xml:space="preserve">(</w:t>
-      </w:r>
-      <w:hyperlink r:id="rId48">
-        <w:r>
-          <w:rPr>
-            <w:rStyle w:val="Hyperlink"/>
-          </w:rPr>
-          <w:t xml:space="preserve">run 36236603533</w:t>
-        </w:r>
-      </w:hyperlink>
-      <w:r>
-        <w:t xml:space="preserve">, commit</w:t>
-      </w:r>
-      <w:r>
-        <w:t xml:space="preserve"> </w:t>
-      </w:r>
-      <w:r>
-        <w:rPr>
-          <w:rStyle w:val="VerbatimChar"/>
-        </w:rPr>
-        <w:t xml:space="preserve">6e54e9f</w:t>
-      </w:r>
-      <w:r>
-        <w:t xml:space="preserve">) and in run</w:t>
+        <w:t xml:space="preserve">and</w:t>
       </w:r>
       <w:r>
         <w:t xml:space="preserve"> </w:t>
@@ -19929,30 +19937,7 @@
         <w:t xml:space="preserve"> </w:t>
       </w:r>
       <w:r>
-        <w:t xml:space="preserve">(</w:t>
-      </w:r>
-      <w:hyperlink r:id="rId49">
-        <w:r>
-          <w:rPr>
-            <w:rStyle w:val="Hyperlink"/>
-          </w:rPr>
-          <w:t xml:space="preserve">run 36235183476</w:t>
-        </w:r>
-      </w:hyperlink>
-      <w:r>
-        <w:t xml:space="preserve">, commit</w:t>
-      </w:r>
-      <w:r>
-        <w:t xml:space="preserve"> </w:t>
-      </w:r>
-      <w:r>
-        <w:rPr>
-          <w:rStyle w:val="VerbatimChar"/>
-        </w:rPr>
-        <w:t xml:space="preserve">800d632</w:t>
-      </w:r>
-      <w:r>
-        <w:t xml:space="preserve">), collected under v3.0 earlier the same day.</w:t>
+        <w:t xml:space="preserve">of 26 September.</w:t>
       </w:r>
     </w:p>
     <w:tbl>
@@ -20015,7 +20000,7 @@
               <w:pStyle w:val="Compact"/>
             </w:pPr>
             <w:r>
-              <w:t xml:space="preserve">45</w:t>
+              <w:t xml:space="preserve">47</w:t>
             </w:r>
           </w:p>
         </w:tc>
@@ -20069,7 +20054,7 @@
               <w:pStyle w:val="Compact"/>
             </w:pPr>
             <w:r>
-              <w:t xml:space="preserve">77</w:t>
+              <w:t xml:space="preserve">75</w:t>
             </w:r>
           </w:p>
         </w:tc>
@@ -20148,7 +20133,7 @@
         <w:pStyle w:val="BodyText"/>
       </w:pPr>
       <w:r>
-        <w:t xml:space="preserve">Seven FAILs are point 4. Five landing pages have no</w:t>
+        <w:t xml:space="preserve">Seven FAILs are point 4. Four landing pages have no</w:t>
       </w:r>
       <w:r>
         <w:t xml:space="preserve"> </w:t>
@@ -20163,7 +20148,22 @@
         <w:t xml:space="preserve"> </w:t>
       </w:r>
       <w:r>
-        <w:t xml:space="preserve">link at all (Data Terra, EOSC Finland, EGI, EBRAINS, Italy), and two link only to the federation index (PaNOSC, Czechia). The eighth is Italy's point 6: none of its links is a contact route. Italy's page rendered with 15 links, but its main text is short, so both of its FAILs should be looked at by hand.</w:t>
+        <w:t xml:space="preserve">link at all (Data Terra, EOSC Finland, EGI, Italy), two link only to the federation index (PaNOSC, Czechia), and one only to the</w:t>
+      </w:r>
+      <w:r>
+        <w:t xml:space="preserve"> </w:t>
+      </w:r>
+      <w:r>
+        <w:rPr>
+          <w:rStyle w:val="VerbatimChar"/>
+        </w:rPr>
+        <w:t xml:space="preserve">eosc.eu</w:t>
+      </w:r>
+      <w:r>
+        <w:t xml:space="preserve"> </w:t>
+      </w:r>
+      <w:r>
+        <w:t xml:space="preserve">homepage (Poland). The eighth is Italy's point 6: none of its links is a contact route. Italy's page rendered with 15 links, but its main text is short, so both of its FAILs should be looked at by hand.</w:t>
       </w:r>
     </w:p>
     <w:p>
@@ -20171,7 +20171,37 @@
         <w:pStyle w:val="BodyText"/>
       </w:pPr>
       <w:r>
-        <w:t xml:space="preserve">Compared with the run below:</w:t>
+        <w:rPr>
+          <w:b/>
+          <w:bCs/>
+        </w:rPr>
+        <w:t xml:space="preserve">Poland, first assessment:</w:t>
+      </w:r>
+      <w:r>
+        <w:t xml:space="preserve"> </w:t>
+      </w:r>
+      <w:r>
+        <w:t xml:space="preserve">4 PASS (1, 5b on its Terms of use, 6 on</w:t>
+      </w:r>
+      <w:r>
+        <w:t xml:space="preserve"> </w:t>
+      </w:r>
+      <w:r>
+        <w:rPr>
+          <w:rStyle w:val="VerbatimChar"/>
+        </w:rPr>
+        <w:t xml:space="preserve">support@eosc.pl</w:t>
+      </w:r>
+      <w:r>
+        <w:t xml:space="preserve">, 7), 1 FAIL (4) and 5 review. Point 3 is review: the header logo reads "EOSC Node | Poland", but the approved name is not in the page text.</w:t>
+      </w:r>
+    </w:p>
+    <w:p>
+      <w:pPr>
+        <w:pStyle w:val="BodyText"/>
+      </w:pPr>
+      <w:r>
+        <w:t xml:space="preserve">Compared with the reviewed run below, the runs of 26 September found (Poland was not yet configured):</w:t>
       </w:r>
     </w:p>
     <w:tbl>
@@ -20750,8 +20780,8 @@
         <w:t xml:space="preserve">, now remove Italy from their copy of the run instead of relying on the published run to lack it.</w:t>
       </w:r>
     </w:p>
-    <w:bookmarkEnd w:id="50"/>
-    <w:bookmarkStart w:id="51" w:name="previous-run-24-september-2026-reviewed"/>
+    <w:bookmarkEnd w:id="47"/>
+    <w:bookmarkStart w:id="48" w:name="previous-run-24-september-2026-reviewed"/>
     <w:p>
       <w:pPr>
         <w:pStyle w:val="Heading3"/>
@@ -20792,43 +20822,19 @@
         <w:t xml:space="preserve">web-5</w:t>
       </w:r>
       <w:r>
-        <w:t xml:space="preserve">,</w:t>
-      </w:r>
-      <w:r>
-        <w:t xml:space="preserve"> </w:t>
-      </w:r>
-      <w:r>
-        <w:rPr>
-          <w:rStyle w:val="VerbatimChar"/>
-        </w:rPr>
-        <w:t xml:space="preserve">web-6</w:t>
-      </w:r>
-      <w:r>
-        <w:t xml:space="preserve">,</w:t>
-      </w:r>
-      <w:r>
-        <w:t xml:space="preserve"> </w:t>
-      </w:r>
-      <w:r>
-        <w:rPr>
-          <w:rStyle w:val="VerbatimChar"/>
-        </w:rPr>
-        <w:t xml:space="preserve">web-8</w:t>
-      </w:r>
-      <w:r>
-        <w:t xml:space="preserve"> </w:t>
-      </w:r>
-      <w:r>
-        <w:t xml:space="preserve">and</w:t>
-      </w:r>
-      <w:r>
-        <w:t xml:space="preserve"> </w:t>
-      </w:r>
-      <w:r>
-        <w:rPr>
-          <w:rStyle w:val="VerbatimChar"/>
-        </w:rPr>
-        <w:t xml:space="preserve">web-9</w:t>
+        <w:t xml:space="preserve"> </w:t>
+      </w:r>
+      <w:r>
+        <w:t xml:space="preserve">to</w:t>
+      </w:r>
+      <w:r>
+        <w:t xml:space="preserve"> </w:t>
+      </w:r>
+      <w:r>
+        <w:rPr>
+          <w:rStyle w:val="VerbatimChar"/>
+        </w:rPr>
+        <w:t xml:space="preserve">web-10</w:t>
       </w:r>
       <w:r>
         <w:t xml:space="preserve">) replaced. Its files are in the git history at</w:t>
@@ -21218,7 +21224,7 @@
         <w:t xml:space="preserve"> </w:t>
       </w:r>
       <w:r>
-        <w:t xml:space="preserve">link at all (Data Terra, EOSC Finland, EGI, EBRAINS), and two link only to the federation index (PaNOSC, GÉANT). Compared with the run below, EOSC DTO moved from</w:t>
+        <w:t xml:space="preserve">link at all (Data Terra, EOSC Finland, EGI, and a node that was listed by mistake and was replaced by EOSC Node Poland on 28 September 2026), and two link only to the federation index (PaNOSC, GÉANT). Compared with the run below, EOSC DTO moved from</w:t>
       </w:r>
       <w:r>
         <w:t xml:space="preserve"> </w:t>
@@ -21287,7 +21293,7 @@
         <w:t xml:space="preserve">PASS</w:t>
       </w:r>
       <w:r>
-        <w:t xml:space="preserve">, and EBRAINS 6, which passed on 21 September, is now</w:t>
+        <w:t xml:space="preserve">, and point 6 of the node listed by mistake, which passed on 21 September, is now</w:t>
       </w:r>
       <w:r>
         <w:t xml:space="preserve"> </w:t>
@@ -21319,7 +21325,7 @@
         <w:t xml:space="preserve">results/REVIEW-2026-09-24.md</w:t>
       </w:r>
       <w:r>
-        <w:t xml:space="preserve">, and it leaves the tool's output untouched. It found three point 6 PASSes that rest on link text alone: Czechia's "National Support" is a funding page, EBRAINS's is a EuroHPC proposal service, and BBMRI-ERIC's is a service overview. BBMRI-ERIC's PASS was later upheld, because its contact page lists helpdesk mailboxes. It also found one AUP link the tool missed, on GÉANT, whose link text is prose. Those limitations were recorded there and have since been fixed in the checks; see "Point 6 and 5b/5c after the review" below. The committed</w:t>
+        <w:t xml:space="preserve">, and it leaves the tool's output untouched. It found three point 6 PASSes that rest on link text alone: Czechia's "National Support" is a funding page, the node listed by mistake's is a EuroHPC proposal service, and BBMRI-ERIC's is a service overview. BBMRI-ERIC's PASS was later upheld, because its contact page lists helpdesk mailboxes. It also found one AUP link the tool missed, on GÉANT, whose link text is prose. Those limitations were recorded there and have since been fixed in the checks; see "Point 6 and 5b/5c after the review" below. The committed</w:t>
       </w:r>
       <w:r>
         <w:t xml:space="preserve"> </w:t>
@@ -21334,7 +21340,7 @@
         <w:t xml:space="preserve"> </w:t>
       </w:r>
       <w:r>
-        <w:t xml:space="preserve">was then re-assessed with the fixed checks from the same evidence. The review also records that the configured URLs for CERN (a sign-in form) and EBRAINS (the general homepage) are not descriptive landing pages, and both rows are published with that caveat.</w:t>
+        <w:t xml:space="preserve">was then re-assessed with the fixed checks from the same evidence. The review also records that the configured URLs for CERN (a sign-in form) and the node listed by mistake (a general homepage) are not descriptive landing pages, and both rows are published with that caveat.</w:t>
       </w:r>
     </w:p>
     <w:p>
@@ -21369,8 +21375,8 @@
         <w:t xml:space="preserve">finds none of the twelve, because every one of the five writes the name with a different separator from the official list.</w:t>
       </w:r>
     </w:p>
-    <w:bookmarkEnd w:id="51"/>
-    <w:bookmarkStart w:id="52" w:name="since-the-published-run"/>
+    <w:bookmarkEnd w:id="48"/>
+    <w:bookmarkStart w:id="49" w:name="since-the-published-run"/>
     <w:p>
       <w:pPr>
         <w:pStyle w:val="Heading3"/>
@@ -21496,8 +21502,8 @@
         <w:t xml:space="preserve">GÉANT answered HTTP 403 with the Cloudflare challenge again, and its decided cells moved to review, as on 21 September.</w:t>
       </w:r>
     </w:p>
-    <w:bookmarkEnd w:id="52"/>
-    <w:bookmarkStart w:id="53" w:name="point-6-and-5b5c-after-the-review"/>
+    <w:bookmarkEnd w:id="49"/>
+    <w:bookmarkStart w:id="50" w:name="point-6-and-5b5c-after-the-review"/>
     <w:p>
       <w:pPr>
         <w:pStyle w:val="Heading3"/>
@@ -21587,7 +21593,7 @@
         <w:t xml:space="preserve">it@helpdesk.…</w:t>
       </w:r>
       <w:r>
-        <w:t xml:space="preserve">); or a followed page that names a helpdesk, service desk or ticket system, or gives such an address. Page prose about "support" no longer counts, because EBRAINS's EuroHPC proposal page says "Technical Support" and "Application Support team". Every followed page is now read, where before only the first was. BBMRI-ERIC's helpdesk mailboxes are on the second.</w:t>
+        <w:t xml:space="preserve">); or a followed page that names a helpdesk, service desk or ticket system, or gives such an address. Page prose about "support" no longer counts, because the EuroHPC proposal page of the node listed by mistake says "Technical Support" and "Application Support team". Every followed page is now read, where before only the first was. BBMRI-ERIC's helpdesk mailboxes are on the second.</w:t>
       </w:r>
     </w:p>
     <w:p>
@@ -21809,7 +21815,7 @@
               <w:pStyle w:val="Compact"/>
             </w:pPr>
             <w:r>
-              <w:t xml:space="preserve">EBRAINS</w:t>
+              <w:t xml:space="preserve">Node listed by mistake</w:t>
             </w:r>
           </w:p>
         </w:tc>
@@ -21972,8 +21978,8 @@
         <w:t xml:space="preserve">. It was revised to "met" on this evidence.</w:t>
       </w:r>
     </w:p>
-    <w:bookmarkEnd w:id="53"/>
-    <w:bookmarkStart w:id="54" w:name="previous-run-21-september-2026"/>
+    <w:bookmarkEnd w:id="50"/>
+    <w:bookmarkStart w:id="51" w:name="previous-run-21-september-2026"/>
     <w:p>
       <w:pPr>
         <w:pStyle w:val="Heading3"/>
@@ -22674,7 +22680,7 @@
         <w:t xml:space="preserve"> </w:t>
       </w:r>
       <w:r>
-        <w:t xml:space="preserve">Individual verdicts move with network conditions; the point-4 column does not. Six nodes fail it outright in this run — EOSC DTO, Data Terra, EOSC Finland, PaNOSC, EGI and EBRAINS — and GÉANT failed it on index-only grounds at 12:09 before the block, leaving BBMRI-ERIC and EUDAT as the only two that link correctly to their own</w:t>
+        <w:t xml:space="preserve">Individual verdicts move with network conditions; the point-4 column does not. Six nodes fail it outright in this run — EOSC DTO, Data Terra, EOSC Finland, PaNOSC, EGI and the node listed by mistake — and GÉANT failed it on index-only grounds at 12:09 before the block, leaving BBMRI-ERIC and EUDAT as the only two that link correctly to their own</w:t>
       </w:r>
       <w:r>
         <w:t xml:space="preserve"> </w:t>
@@ -23194,7 +23200,7 @@
               <w:pStyle w:val="Compact"/>
             </w:pPr>
             <w:r>
-              <w:t xml:space="preserve">EBRAINS</w:t>
+              <w:t xml:space="preserve">Node listed by mistake</w:t>
             </w:r>
           </w:p>
         </w:tc>
@@ -23233,8 +23239,8 @@
         </w:tc>
       </w:tr>
     </w:tbl>
-    <w:bookmarkEnd w:id="54"/>
-    <w:bookmarkStart w:id="55" w:name="Xe6edc575ba7b23d729b3729d56dd235c2fb2a27"/>
+    <w:bookmarkEnd w:id="51"/>
+    <w:bookmarkStart w:id="52" w:name="Xe6edc575ba7b23d729b3729d56dd235c2fb2a27"/>
     <w:p>
       <w:pPr>
         <w:pStyle w:val="Heading3"/>
@@ -23447,7 +23453,7 @@
               <w:pStyle w:val="Compact"/>
             </w:pPr>
             <w:r>
-              <w:t xml:space="preserve">6 — EOSC DTO, Data Terra, EOSC Finland, PaNOSC, EGI, EBRAINS</w:t>
+              <w:t xml:space="preserve">6 — EOSC DTO, Data Terra, EOSC Finland, PaNOSC, EGI, the node listed by mistake</w:t>
             </w:r>
           </w:p>
         </w:tc>
@@ -23610,9 +23616,9 @@
         <w:t xml:space="preserve">for all twelve of its nodes, for the same reason.</w:t>
       </w:r>
     </w:p>
-    <w:bookmarkEnd w:id="55"/>
-    <w:bookmarkEnd w:id="56"/>
-    <w:bookmarkStart w:id="61" w:name="worked-examples"/>
+    <w:bookmarkEnd w:id="52"/>
+    <w:bookmarkEnd w:id="53"/>
+    <w:bookmarkStart w:id="58" w:name="worked-examples"/>
     <w:p>
       <w:pPr>
         <w:pStyle w:val="Heading2"/>
@@ -23929,7 +23935,7 @@
         <w:t xml:space="preserve">own run.</w:t>
       </w:r>
     </w:p>
-    <w:bookmarkStart w:id="58" w:name="X6b9c9d2e59e13da41f347184ca67a475fa8b7ce"/>
+    <w:bookmarkStart w:id="55" w:name="X6b9c9d2e59e13da41f347184ca67a475fa8b7ce"/>
     <w:p>
       <w:pPr>
         <w:pStyle w:val="Heading3"/>
@@ -24052,7 +24058,7 @@
       <w:r>
         <w:t xml:space="preserve"> </w:t>
       </w:r>
-      <w:hyperlink r:id="rId57">
+      <w:hyperlink r:id="rId54">
         <w:r>
           <w:rPr>
             <w:rStyle w:val="Hyperlink"/>
@@ -25498,7 +25504,7 @@
         <w:rPr>
           <w:rStyle w:val="VerbatimChar"/>
         </w:rPr>
-        <w:t xml:space="preserve">web-9</w:t>
+        <w:t xml:space="preserve">web-10</w:t>
       </w:r>
       <w:r>
         <w:t xml:space="preserve">). Update it to the new run's shape.</w:t>
@@ -25579,7 +25585,7 @@
         <w:t xml:space="preserve"> </w:t>
       </w:r>
       <w:r>
-        <w:t xml:space="preserve">("130 cells: 45 PASS · 8 FAIL · 77 review");</w:t>
+        <w:t xml:space="preserve">("130 cells: 47 PASS · 8 FAIL · 75 review");</w:t>
       </w:r>
     </w:p>
     <w:p>
@@ -25695,8 +25701,8 @@
         <w:t xml:space="preserve"> push</w:t>
       </w:r>
     </w:p>
-    <w:bookmarkEnd w:id="58"/>
-    <w:bookmarkStart w:id="59" w:name="X5431a82e20a06edfb102374e037ce7ea9ce6896"/>
+    <w:bookmarkEnd w:id="55"/>
+    <w:bookmarkStart w:id="56" w:name="X5431a82e20a06edfb102374e037ce7ea9ce6896"/>
     <w:p>
       <w:pPr>
         <w:pStyle w:val="Heading3"/>
@@ -26953,8 +26959,8 @@
         <w:t xml:space="preserve">the documents together.</w:t>
       </w:r>
     </w:p>
-    <w:bookmarkEnd w:id="59"/>
-    <w:bookmarkStart w:id="60" w:name="Xbb3e2d317a0d811066009804bfa0a222a6197de"/>
+    <w:bookmarkEnd w:id="56"/>
+    <w:bookmarkStart w:id="57" w:name="Xbb3e2d317a0d811066009804bfa0a222a6197de"/>
     <w:p>
       <w:pPr>
         <w:pStyle w:val="Heading3"/>
@@ -28941,9 +28947,9 @@
         </w:pict>
       </w:r>
     </w:p>
-    <w:bookmarkEnd w:id="60"/>
-    <w:bookmarkEnd w:id="61"/>
-    <w:bookmarkStart w:id="63" w:name="sources"/>
+    <w:bookmarkEnd w:id="57"/>
+    <w:bookmarkEnd w:id="58"/>
+    <w:bookmarkStart w:id="60" w:name="sources"/>
     <w:p>
       <w:pPr>
         <w:pStyle w:val="Heading2"/>
@@ -29021,7 +29027,7 @@
       <w:r>
         <w:t xml:space="preserve"> </w:t>
       </w:r>
-      <w:hyperlink r:id="rId57">
+      <w:hyperlink r:id="rId54">
         <w:r>
           <w:rPr>
             <w:rStyle w:val="Hyperlink"/>
@@ -29044,7 +29050,7 @@
       <w:r>
         <w:t xml:space="preserve"> </w:t>
       </w:r>
-      <w:hyperlink r:id="rId62">
+      <w:hyperlink r:id="rId59">
         <w:r>
           <w:rPr>
             <w:rStyle w:val="Hyperlink"/>
@@ -29083,10 +29089,10 @@
         <w:rPr>
           <w:rStyle w:val="VerbatimChar"/>
         </w:rPr>
-        <w:t xml:space="preserve">web-9</w:t>
-      </w:r>
-      <w:r>
-        <w:t xml:space="preserve">, collected 26 September 2026 by</w:t>
+        <w:t xml:space="preserve">web-10</w:t>
+      </w:r>
+      <w:r>
+        <w:t xml:space="preserve">, collected 28 September 2026 by</w:t>
       </w:r>
       <w:r>
         <w:t xml:space="preserve"> </w:t>
@@ -29096,7 +29102,7 @@
           <w:rPr>
             <w:rStyle w:val="Hyperlink"/>
           </w:rPr>
-          <w:t xml:space="preserve">workflow run 36275685119</w:t>
+          <w:t xml:space="preserve">workflow run 36429362417</w:t>
         </w:r>
       </w:hyperlink>
       <w:r>
@@ -29253,10 +29259,25 @@
         <w:rPr>
           <w:rStyle w:val="VerbatimChar"/>
         </w:rPr>
+        <w:t xml:space="preserve">46af586b…</w:t>
+      </w:r>
+      <w:r>
+        <w:t xml:space="preserve">, since 28 September 2026;</w:t>
+      </w:r>
+      <w:r>
+        <w:t xml:space="preserve"> </w:t>
+      </w:r>
+      <w:r>
+        <w:rPr>
+          <w:rStyle w:val="VerbatimChar"/>
+        </w:rPr>
         <w:t xml:space="preserve">871161a5…</w:t>
       </w:r>
       <w:r>
-        <w:t xml:space="preserve">) and the node-scoped variant</w:t>
+        <w:t xml:space="preserve"> </w:t>
+      </w:r>
+      <w:r>
+        <w:t xml:space="preserve">before, with the name of the node listed by mistake) and the node-scoped variant</w:t>
       </w:r>
       <w:r>
         <w:t xml:space="preserve"> </w:t>
@@ -29292,7 +29313,7 @@
         <w:t xml:space="preserve">), not carried over from the previous edition</w:t>
       </w:r>
     </w:p>
-    <w:bookmarkEnd w:id="63"/>
+    <w:bookmarkEnd w:id="60"/>
     <w:sectPr>
       <w:footerReference w:type="default" r:id="rId11"/>
       <w:footnotePr>

--- a/docs/eosc-basic-compliance-testsuite.docx
+++ b/docs/eosc-basic-compliance-testsuite.docx
@@ -5458,40 +5458,91 @@
         <w:rPr>
           <w:rStyle w:val="VerbatimChar"/>
         </w:rPr>
+        <w:t xml:space="preserve">web-11</w:t>
+      </w:r>
+      <w:r>
+        <w:t xml:space="preserve"> </w:t>
+      </w:r>
+      <w:r>
+        <w:t xml:space="preserve">was collected from the committed</w:t>
+      </w:r>
+      <w:r>
+        <w:t xml:space="preserve"> </w:t>
+      </w:r>
+      <w:r>
+        <w:rPr>
+          <w:rStyle w:val="VerbatimChar"/>
+        </w:rPr>
+        <w:t xml:space="preserve">nodes.yaml</w:t>
+      </w:r>
+      <w:r>
+        <w:t xml:space="preserve">, so</w:t>
+      </w:r>
+      <w:r>
+        <w:t xml:space="preserve"> </w:t>
+      </w:r>
+      <w:r>
+        <w:rPr>
+          <w:rStyle w:val="VerbatimChar"/>
+        </w:rPr>
+        <w:t xml:space="preserve">uv run basic-check assess --run web-11</w:t>
+      </w:r>
+      <w:r>
+        <w:t xml:space="preserve"> </w:t>
+      </w:r>
+      <w:r>
+        <w:t xml:space="preserve">rebuilds it exactly, apart from the generation time, with no URL warning (verified 28 September 2026). Run</w:t>
+      </w:r>
+      <w:r>
+        <w:t xml:space="preserve"> </w:t>
+      </w:r>
+      <w:r>
+        <w:rPr>
+          <w:rStyle w:val="VerbatimChar"/>
+        </w:rPr>
         <w:t xml:space="preserve">web-10</w:t>
       </w:r>
       <w:r>
         <w:t xml:space="preserve"> </w:t>
       </w:r>
       <w:r>
-        <w:t xml:space="preserve">was collected from the committed</w:t>
-      </w:r>
-      <w:r>
-        <w:t xml:space="preserve"> </w:t>
-      </w:r>
-      <w:r>
-        <w:rPr>
-          <w:rStyle w:val="VerbatimChar"/>
-        </w:rPr>
-        <w:t xml:space="preserve">nodes.yaml</w:t>
-      </w:r>
-      <w:r>
-        <w:t xml:space="preserve">, so</w:t>
-      </w:r>
-      <w:r>
-        <w:t xml:space="preserve"> </w:t>
-      </w:r>
-      <w:r>
-        <w:rPr>
-          <w:rStyle w:val="VerbatimChar"/>
-        </w:rPr>
-        <w:t xml:space="preserve">uv run basic-check assess --run web-10</w:t>
-      </w:r>
-      <w:r>
-        <w:t xml:space="preserve"> </w:t>
-      </w:r>
-      <w:r>
-        <w:t xml:space="preserve">rebuilds it exactly, apart from the generation time, with no URL warning (verified 28 September 2026). Runs published before 28 September 2026 were also scored with the earlier name list, so pass it too:</w:t>
+        <w:t xml:space="preserve">was collected before CERN's URL changed to</w:t>
+      </w:r>
+      <w:r>
+        <w:t xml:space="preserve"> </w:t>
+      </w:r>
+      <w:r>
+        <w:rPr>
+          <w:rStyle w:val="VerbatimChar"/>
+        </w:rPr>
+        <w:t xml:space="preserve">https://eosc.cern/</w:t>
+      </w:r>
+      <w:r>
+        <w:t xml:space="preserve">, so it needs its own node list:</w:t>
+      </w:r>
+      <w:r>
+        <w:t xml:space="preserve"> </w:t>
+      </w:r>
+      <w:r>
+        <w:rPr>
+          <w:rStyle w:val="VerbatimChar"/>
+        </w:rPr>
+        <w:t xml:space="preserve">git show 8126aee:nodes.yaml &gt; /tmp/nodes-web-10.yaml</w:t>
+      </w:r>
+      <w:r>
+        <w:t xml:space="preserve">, then add</w:t>
+      </w:r>
+      <w:r>
+        <w:t xml:space="preserve"> </w:t>
+      </w:r>
+      <w:r>
+        <w:rPr>
+          <w:rStyle w:val="VerbatimChar"/>
+        </w:rPr>
+        <w:t xml:space="preserve">--nodes /tmp/nodes-web-10.yaml</w:t>
+      </w:r>
+      <w:r>
+        <w:t xml:space="preserve">. Runs published before 28 September 2026 were also scored with the earlier name list, so pass it too:</w:t>
       </w:r>
       <w:r>
         <w:t xml:space="preserve"> </w:t>
@@ -19756,12 +19807,154 @@
         <w:rPr>
           <w:rStyle w:val="VerbatimChar"/>
         </w:rPr>
+        <w:t xml:space="preserve">web-11</w:t>
+      </w:r>
+      <w:r>
+        <w:t xml:space="preserve">, collected on 28 September 2026 at 13:48 UTC by the GitHub workflow (</w:t>
+      </w:r>
+      <w:hyperlink r:id="rId45">
+        <w:r>
+          <w:rPr>
+            <w:rStyle w:val="Hyperlink"/>
+          </w:rPr>
+          <w:t xml:space="preserve">run 36431202625</w:t>
+        </w:r>
+      </w:hyperlink>
+      <w:r>
+        <w:t xml:space="preserve">, commit</w:t>
+      </w:r>
+      <w:r>
+        <w:t xml:space="preserve"> </w:t>
+      </w:r>
+      <w:r>
+        <w:rPr>
+          <w:rStyle w:val="VerbatimChar"/>
+        </w:rPr>
+        <w:t xml:space="preserve">f4eaebd</w:t>
+      </w:r>
+      <w:r>
+        <w:t xml:space="preserve">, unit tests passing first) against checklist v3.1 at</w:t>
+      </w:r>
+      <w:r>
+        <w:t xml:space="preserve"> </w:t>
+      </w:r>
+      <w:r>
+        <w:rPr>
+          <w:rStyle w:val="VerbatimChar"/>
+        </w:rPr>
+        <w:t xml:space="preserve">--depth 1</w:t>
+      </w:r>
+      <w:r>
+        <w:t xml:space="preserve"> </w:t>
+      </w:r>
+      <w:r>
+        <w:t xml:space="preserve">and assessed against the official unscoped names list (13 names, SHA-256</w:t>
+      </w:r>
+      <w:r>
+        <w:t xml:space="preserve"> </w:t>
+      </w:r>
+      <w:r>
+        <w:rPr>
+          <w:rStyle w:val="VerbatimChar"/>
+        </w:rPr>
+        <w:t xml:space="preserve">46af586b…</w:t>
+      </w:r>
+      <w:r>
+        <w:t xml:space="preserve">). It is the first run with CERN's new Node Landing Page,</w:t>
+      </w:r>
+      <w:r>
+        <w:t xml:space="preserve"> </w:t>
+      </w:r>
+      <w:r>
+        <w:rPr>
+          <w:rStyle w:val="VerbatimChar"/>
+        </w:rPr>
+        <w:t xml:space="preserve">https://eosc.cern/</w:t>
+      </w:r>
+      <w:r>
+        <w:t xml:space="preserve">, which replaced the INDIGO IAM sign-in URL</w:t>
+      </w:r>
+      <w:r>
+        <w:t xml:space="preserve"> </w:t>
+      </w:r>
+      <w:r>
+        <w:rPr>
+          <w:rStyle w:val="VerbatimChar"/>
+        </w:rPr>
+        <w:t xml:space="preserve">https://eosc-auth.cern.ch/login</w:t>
+      </w:r>
+      <w:r>
+        <w:t xml:space="preserve"> </w:t>
+      </w:r>
+      <w:r>
+        <w:t xml:space="preserve">in the same commit. All thirteen nodes were assessed and none was skipped. The run made 44 requests (13 landing pages and 31 child pages). Twelve landing pages returned HTTP 200. GÉANT returned HTTP 403 with the Cloudflare challenge. The evidence was masked as it was collected, and a search of every evidence file and report found no personal address or phone number. Two personal names that the masking does not cover were then removed by hand from the evidence, each replaced by a placeholder of the same length so every character count and verdict stays as collected: a quotation attribution on CERN's page (in</w:t>
+      </w:r>
+      <w:r>
+        <w:t xml:space="preserve"> </w:t>
+      </w:r>
+      <w:r>
+        <w:rPr>
+          <w:rStyle w:val="VerbatimChar"/>
+        </w:rPr>
+        <w:t xml:space="preserve">cern.json</w:t>
+      </w:r>
+      <w:r>
+        <w:t xml:space="preserve"> </w:t>
+      </w:r>
+      <w:r>
+        <w:t xml:space="preserve">and in its screenshot) and the node coordinator named on EGI's page (in</w:t>
+      </w:r>
+      <w:r>
+        <w:t xml:space="preserve"> </w:t>
+      </w:r>
+      <w:r>
+        <w:rPr>
+          <w:rStyle w:val="VerbatimChar"/>
+        </w:rPr>
+        <w:t xml:space="preserve">egi.json</w:t>
+      </w:r>
+      <w:r>
+        <w:t xml:space="preserve">, where it had also been in earlier published runs). The masking handles addresses and phone numbers only, so a new run needs the same check for names. Offline,</w:t>
+      </w:r>
+      <w:r>
+        <w:t xml:space="preserve"> </w:t>
+      </w:r>
+      <w:r>
+        <w:rPr>
+          <w:rStyle w:val="VerbatimChar"/>
+        </w:rPr>
+        <w:t xml:space="preserve">uv run basic-check assess --run web-11</w:t>
+      </w:r>
+      <w:r>
+        <w:t xml:space="preserve"> </w:t>
+      </w:r>
+      <w:r>
+        <w:t xml:space="preserve">reproduces it exactly, apart from the generation time.</w:t>
+      </w:r>
+    </w:p>
+    <w:p>
+      <w:pPr>
+        <w:pStyle w:val="BodyText"/>
+      </w:pPr>
+      <w:r>
+        <w:t xml:space="preserve">The run before it,</w:t>
+      </w:r>
+      <w:r>
+        <w:t xml:space="preserve"> </w:t>
+      </w:r>
+      <w:r>
+        <w:rPr>
+          <w:rStyle w:val="VerbatimChar"/>
+        </w:rPr>
         <w:t xml:space="preserve">web-10</w:t>
       </w:r>
       <w:r>
-        <w:t xml:space="preserve">, collected on 28 September 2026 at 13:36 UTC by the GitHub workflow (</w:t>
-      </w:r>
-      <w:hyperlink r:id="rId45">
+        <w:t xml:space="preserve"> </w:t>
+      </w:r>
+      <w:r>
+        <w:t xml:space="preserve">(</w:t>
+      </w:r>
+      <w:hyperlink r:id="rId46">
         <w:r>
           <w:rPr>
             <w:rStyle w:val="Hyperlink"/>
@@ -19782,34 +19975,7 @@
         <w:t xml:space="preserve">c90761b</w:t>
       </w:r>
       <w:r>
-        <w:t xml:space="preserve">, unit tests passing first) against checklist v3.1 at</w:t>
-      </w:r>
-      <w:r>
-        <w:t xml:space="preserve"> </w:t>
-      </w:r>
-      <w:r>
-        <w:rPr>
-          <w:rStyle w:val="VerbatimChar"/>
-        </w:rPr>
-        <w:t xml:space="preserve">--depth 1</w:t>
-      </w:r>
-      <w:r>
-        <w:t xml:space="preserve"> </w:t>
-      </w:r>
-      <w:r>
-        <w:t xml:space="preserve">and assessed against the official unscoped names list (13 names, SHA-256</w:t>
-      </w:r>
-      <w:r>
-        <w:t xml:space="preserve"> </w:t>
-      </w:r>
-      <w:r>
-        <w:rPr>
-          <w:rStyle w:val="VerbatimChar"/>
-        </w:rPr>
-        <w:t xml:space="preserve">46af586b…</w:t>
-      </w:r>
-      <w:r>
-        <w:t xml:space="preserve">). It is the first run with EOSC Node Poland (</w:t>
+        <w:t xml:space="preserve">), was the first with EOSC Node Poland (</w:t>
       </w:r>
       <w:r>
         <w:rPr>
@@ -19830,22 +19996,7 @@
         <w:t xml:space="preserve">https://eosc.pl/</w:t>
       </w:r>
       <w:r>
-        <w:t xml:space="preserve">), which replaced a node listed by mistake on 28 September 2026; the name list changed in the same commit ("EOSC Node | Poland" in place of that node's name). All thirteen nodes were assessed and none was skipped. The run made 41 requests (13 landing pages and 28 child pages). Twelve landing pages returned HTTP 200. GÉANT returned HTTP 403 with the Cloudflare challenge. The evidence was masked as it was collected, and a search of every evidence file and report found no personal address or phone number. Offline,</w:t>
-      </w:r>
-      <w:r>
-        <w:t xml:space="preserve"> </w:t>
-      </w:r>
-      <w:r>
-        <w:rPr>
-          <w:rStyle w:val="VerbatimChar"/>
-        </w:rPr>
-        <w:t xml:space="preserve">uv run basic-check assess --run web-10</w:t>
-      </w:r>
-      <w:r>
-        <w:t xml:space="preserve"> </w:t>
-      </w:r>
-      <w:r>
-        <w:t xml:space="preserve">reproduces it exactly, apart from the generation time. The other twelve rows are the same, cell for cell, as in run</w:t>
+        <w:t xml:space="preserve">), which replaced a node listed by mistake on 28 September 2026; the name list changed in the same commit ("EOSC Node | Poland" in place of that node's name). Apart from Poland's new row, its verdicts repeated run</w:t>
       </w:r>
       <w:r>
         <w:t xml:space="preserve"> </w:t>
@@ -19860,84 +20011,37 @@
         <w:t xml:space="preserve"> </w:t>
       </w:r>
       <w:r>
-        <w:t xml:space="preserve">(</w:t>
-      </w:r>
-      <w:hyperlink r:id="rId46">
-        <w:r>
-          <w:rPr>
-            <w:rStyle w:val="Hyperlink"/>
-          </w:rPr>
-          <w:t xml:space="preserve">run 36275685119</w:t>
-        </w:r>
-      </w:hyperlink>
-      <w:r>
-        <w:t xml:space="preserve">, commit</w:t>
-      </w:r>
-      <w:r>
-        <w:t xml:space="preserve"> </w:t>
-      </w:r>
-      <w:r>
-        <w:rPr>
-          <w:rStyle w:val="VerbatimChar"/>
-        </w:rPr>
-        <w:t xml:space="preserve">ca73161</w:t>
-      </w:r>
-      <w:r>
-        <w:t xml:space="preserve">), which repeated runs</w:t>
-      </w:r>
-      <w:r>
-        <w:t xml:space="preserve"> </w:t>
-      </w:r>
-      <w:r>
-        <w:rPr>
-          <w:rStyle w:val="VerbatimChar"/>
-        </w:rPr>
-        <w:t xml:space="preserve">web-8</w:t>
-      </w:r>
-      <w:r>
-        <w:t xml:space="preserve">,</w:t>
-      </w:r>
-      <w:r>
-        <w:t xml:space="preserve"> </w:t>
-      </w:r>
-      <w:r>
-        <w:rPr>
-          <w:rStyle w:val="VerbatimChar"/>
-        </w:rPr>
-        <w:t xml:space="preserve">web-6</w:t>
-      </w:r>
-      <w:r>
-        <w:t xml:space="preserve">,</w:t>
-      </w:r>
-      <w:r>
-        <w:t xml:space="preserve"> </w:t>
-      </w:r>
-      <w:r>
-        <w:rPr>
-          <w:rStyle w:val="VerbatimChar"/>
-        </w:rPr>
-        <w:t xml:space="preserve">web-5</w:t>
-      </w:r>
-      <w:r>
-        <w:t xml:space="preserve"> </w:t>
-      </w:r>
-      <w:r>
-        <w:t xml:space="preserve">and</w:t>
-      </w:r>
-      <w:r>
-        <w:t xml:space="preserve"> </w:t>
-      </w:r>
-      <w:r>
-        <w:rPr>
-          <w:rStyle w:val="VerbatimChar"/>
-        </w:rPr>
-        <w:t xml:space="preserve">web-4</w:t>
-      </w:r>
-      <w:r>
-        <w:t xml:space="preserve"> </w:t>
-      </w:r>
-      <w:r>
-        <w:t xml:space="preserve">of 26 September.</w:t>
+        <w:t xml:space="preserve">of 26 September cell for cell, and</w:t>
+      </w:r>
+      <w:r>
+        <w:t xml:space="preserve"> </w:t>
+      </w:r>
+      <w:r>
+        <w:rPr>
+          <w:rStyle w:val="VerbatimChar"/>
+        </w:rPr>
+        <w:t xml:space="preserve">web-11</w:t>
+      </w:r>
+      <w:r>
+        <w:t xml:space="preserve"> </w:t>
+      </w:r>
+      <w:r>
+        <w:t xml:space="preserve">repeats</w:t>
+      </w:r>
+      <w:r>
+        <w:t xml:space="preserve"> </w:t>
+      </w:r>
+      <w:r>
+        <w:rPr>
+          <w:rStyle w:val="VerbatimChar"/>
+        </w:rPr>
+        <w:t xml:space="preserve">web-10</w:t>
+      </w:r>
+      <w:r>
+        <w:t xml:space="preserve"> </w:t>
+      </w:r>
+      <w:r>
+        <w:t xml:space="preserve">apart from CERN's row.</w:t>
       </w:r>
     </w:p>
     <w:tbl>
@@ -20000,7 +20104,7 @@
               <w:pStyle w:val="Compact"/>
             </w:pPr>
             <w:r>
-              <w:t xml:space="preserve">47</w:t>
+              <w:t xml:space="preserve">49</w:t>
             </w:r>
           </w:p>
         </w:tc>
@@ -20054,7 +20158,7 @@
               <w:pStyle w:val="Compact"/>
             </w:pPr>
             <w:r>
-              <w:t xml:space="preserve">75</w:t>
+              <w:t xml:space="preserve">73</w:t>
             </w:r>
           </w:p>
         </w:tc>
@@ -20175,7 +20279,86 @@
           <w:b/>
           <w:bCs/>
         </w:rPr>
-        <w:t xml:space="preserve">Poland, first assessment:</w:t>
+        <w:t xml:space="preserve">CERN, new landing page:</w:t>
+      </w:r>
+      <w:r>
+        <w:t xml:space="preserve"> </w:t>
+      </w:r>
+      <w:r>
+        <w:t xml:space="preserve">4 PASS (1, 4, 6 via its Contact page, 7) and 6 review. Points 1 and 4 moved from review to</w:t>
+      </w:r>
+      <w:r>
+        <w:t xml:space="preserve"> </w:t>
+      </w:r>
+      <w:r>
+        <w:rPr>
+          <w:rStyle w:val="VerbatimChar"/>
+        </w:rPr>
+        <w:t xml:space="preserve">PASS</w:t>
+      </w:r>
+      <w:r>
+        <w:t xml:space="preserve"> </w:t>
+      </w:r>
+      <w:r>
+        <w:t xml:space="preserve">against the sign-in URL of</w:t>
+      </w:r>
+      <w:r>
+        <w:t xml:space="preserve"> </w:t>
+      </w:r>
+      <w:r>
+        <w:rPr>
+          <w:rStyle w:val="VerbatimChar"/>
+        </w:rPr>
+        <w:t xml:space="preserve">web-10</w:t>
+      </w:r>
+      <w:r>
+        <w:t xml:space="preserve">: the page is public, renders about 6,000 characters, and links to</w:t>
+      </w:r>
+      <w:r>
+        <w:t xml:space="preserve"> </w:t>
+      </w:r>
+      <w:r>
+        <w:rPr>
+          <w:rStyle w:val="VerbatimChar"/>
+        </w:rPr>
+        <w:t xml:space="preserve">https://eosc.eu/building-the-eosc-federation/eosc-node-cern</w:t>
+      </w:r>
+      <w:r>
+        <w:t xml:space="preserve">. Point 3 is review: the logo reads "EOSC Node | CERN", but the approved name is not in the page text.</w:t>
+      </w:r>
+    </w:p>
+    <w:p>
+      <w:pPr>
+        <w:pStyle w:val="BodyText"/>
+      </w:pPr>
+      <w:r>
+        <w:rPr>
+          <w:b/>
+          <w:bCs/>
+        </w:rPr>
+        <w:t xml:space="preserve">Poland, first assessed in</w:t>
+      </w:r>
+      <w:r>
+        <w:rPr>
+          <w:b/>
+          <w:bCs/>
+        </w:rPr>
+        <w:t xml:space="preserve"> </w:t>
+      </w:r>
+      <w:r>
+        <w:rPr>
+          <w:rStyle w:val="VerbatimChar"/>
+          <w:b/>
+          <w:bCs/>
+        </w:rPr>
+        <w:t xml:space="preserve">web-10</w:t>
+      </w:r>
+      <w:r>
+        <w:rPr>
+          <w:b/>
+          <w:bCs/>
+        </w:rPr>
+        <w:t xml:space="preserve">:</w:t>
       </w:r>
       <w:r>
         <w:t xml:space="preserve"> </w:t>
@@ -20834,7 +21017,7 @@
         <w:rPr>
           <w:rStyle w:val="VerbatimChar"/>
         </w:rPr>
-        <w:t xml:space="preserve">web-10</w:t>
+        <w:t xml:space="preserve">web-11</w:t>
       </w:r>
       <w:r>
         <w:t xml:space="preserve">) replaced. Its files are in the git history at</w:t>
@@ -25504,7 +25687,7 @@
         <w:rPr>
           <w:rStyle w:val="VerbatimChar"/>
         </w:rPr>
-        <w:t xml:space="preserve">web-10</w:t>
+        <w:t xml:space="preserve">web-11</w:t>
       </w:r>
       <w:r>
         <w:t xml:space="preserve">). Update it to the new run's shape.</w:t>
@@ -25585,7 +25768,7 @@
         <w:t xml:space="preserve"> </w:t>
       </w:r>
       <w:r>
-        <w:t xml:space="preserve">("130 cells: 47 PASS · 8 FAIL · 75 review");</w:t>
+        <w:t xml:space="preserve">("130 cells: 49 PASS · 8 FAIL · 73 review");</w:t>
       </w:r>
     </w:p>
     <w:p>
@@ -29089,7 +29272,7 @@
         <w:rPr>
           <w:rStyle w:val="VerbatimChar"/>
         </w:rPr>
-        <w:t xml:space="preserve">web-10</w:t>
+        <w:t xml:space="preserve">web-11</w:t>
       </w:r>
       <w:r>
         <w:t xml:space="preserve">, collected 28 September 2026 by</w:t>
@@ -29102,7 +29285,7 @@
           <w:rPr>
             <w:rStyle w:val="Hyperlink"/>
           </w:rPr>
-          <w:t xml:space="preserve">workflow run 36429362417</w:t>
+          <w:t xml:space="preserve">workflow run 36431202625</w:t>
         </w:r>
       </w:hyperlink>
       <w:r>

--- a/docs/eosc-basic-compliance-testsuite.docx
+++ b/docs/eosc-basic-compliance-testsuite.docx
@@ -23,7 +23,7 @@
         <w:pStyle w:val="Author"/>
       </w:pPr>
       <w:r>
-        <w:t xml:space="preserve">Clean clone, 26 September 2026 — rebuilt 28 September 2026, 426 test cases</w:t>
+        <w:t xml:space="preserve">Clean clone, 26 September 2026 — rebuilt 29 September 2026 for checklist v3.2, 438 test cases</w:t>
       </w:r>
     </w:p>
     <w:p>
@@ -169,13 +169,32 @@
         <w:t xml:space="preserve">426 test cases, all passing in CI</w:t>
       </w:r>
       <w:r>
-        <w:t xml:space="preserve">. No node website was contacted to prepare</w:t>
-      </w:r>
-      <w:r>
-        <w:t xml:space="preserve"> </w:t>
-      </w:r>
-      <w:r>
-        <w:t xml:space="preserve">this edition.</w:t>
+        <w:t xml:space="preserve">. It was re-checked again on 29 September</w:t>
+      </w:r>
+      <w:r>
+        <w:t xml:space="preserve"> </w:t>
+      </w:r>
+      <w:r>
+        <w:t xml:space="preserve">2026 for checklist v3.2:</w:t>
+      </w:r>
+      <w:r>
+        <w:t xml:space="preserve"> </w:t>
+      </w:r>
+      <w:r>
+        <w:rPr>
+          <w:b/>
+          <w:bCs/>
+        </w:rPr>
+        <w:t xml:space="preserve">438 test cases</w:t>
+      </w:r>
+      <w:r>
+        <w:t xml:space="preserve">, all passing. No node website was</w:t>
+      </w:r>
+      <w:r>
+        <w:t xml:space="preserve"> </w:t>
+      </w:r>
+      <w:r>
+        <w:t xml:space="preserve">contacted to prepare this edition.</w:t>
       </w:r>
     </w:p>
     <w:p>
@@ -275,10 +294,10 @@
           <w:i/>
           <w:iCs/>
         </w:rPr>
-        <w:t xml:space="preserve">Node Landing Page Verification Checklist v3.1</w:t>
-      </w:r>
-      <w:r>
-        <w:t xml:space="preserve">, with a pytest suite of 426 hermetic test cases that never touch a node's website, and at most two bounded hops of link following.</w:t>
+        <w:t xml:space="preserve">Node Landing Page Verification Checklist v3.2</w:t>
+      </w:r>
+      <w:r>
+        <w:t xml:space="preserve">, with a pytest suite of 438 hermetic test cases that never touch a node's website, and at most two bounded hops of link following.</w:t>
       </w:r>
     </w:p>
     <w:p>
@@ -360,7 +379,7 @@
         <w:t xml:space="preserve"> </w:t>
       </w:r>
       <w:r>
-        <w:t xml:space="preserve">and gained four files:</w:t>
+        <w:t xml:space="preserve">(438 since checklist v3.2, below) and gained four files:</w:t>
       </w:r>
       <w:r>
         <w:t xml:space="preserve"> </w:t>
@@ -910,6 +929,276 @@
           <w:b/>
           <w:bCs/>
         </w:rPr>
+        <w:t xml:space="preserve">Since 29 September 2026: checklist v3.2.</w:t>
+      </w:r>
+      <w:r>
+        <w:t xml:space="preserve"> </w:t>
+      </w:r>
+      <w:r>
+        <w:t xml:space="preserve">The reference document is now</w:t>
+      </w:r>
+      <w:r>
+        <w:t xml:space="preserve"> </w:t>
+      </w:r>
+      <w:r>
+        <w:rPr>
+          <w:i/>
+          <w:iCs/>
+        </w:rPr>
+        <w:t xml:space="preserve">Node Landing Page Verification Checklist v3.2</w:t>
+      </w:r>
+      <w:r>
+        <w:t xml:space="preserve"> </w:t>
+      </w:r>
+      <w:r>
+        <w:t xml:space="preserve">(28 September 2026), transcribed to</w:t>
+      </w:r>
+      <w:r>
+        <w:t xml:space="preserve"> </w:t>
+      </w:r>
+      <w:r>
+        <w:rPr>
+          <w:rStyle w:val="VerbatimChar"/>
+        </w:rPr>
+        <w:t xml:space="preserve">checklist/v3.2.yaml</w:t>
+      </w:r>
+      <w:r>
+        <w:t xml:space="preserve"> </w:t>
+      </w:r>
+      <w:r>
+        <w:t xml:space="preserve">and made the default;</w:t>
+      </w:r>
+      <w:r>
+        <w:t xml:space="preserve"> </w:t>
+      </w:r>
+      <w:r>
+        <w:rPr>
+          <w:rStyle w:val="VerbatimChar"/>
+        </w:rPr>
+        <w:t xml:space="preserve">v3.1.yaml</w:t>
+      </w:r>
+      <w:r>
+        <w:t xml:space="preserve"> </w:t>
+      </w:r>
+      <w:r>
+        <w:t xml:space="preserve">and</w:t>
+      </w:r>
+      <w:r>
+        <w:t xml:space="preserve"> </w:t>
+      </w:r>
+      <w:r>
+        <w:rPr>
+          <w:rStyle w:val="VerbatimChar"/>
+        </w:rPr>
+        <w:t xml:space="preserve">v3.0.yaml</w:t>
+      </w:r>
+      <w:r>
+        <w:t xml:space="preserve"> </w:t>
+      </w:r>
+      <w:r>
+        <w:t xml:space="preserve">are kept. Unlike v3.1, this revision</w:t>
+      </w:r>
+      <w:r>
+        <w:t xml:space="preserve"> </w:t>
+      </w:r>
+      <w:r>
+        <w:rPr>
+          <w:b/>
+          <w:bCs/>
+        </w:rPr>
+        <w:t xml:space="preserve">changes a rule</w:t>
+      </w:r>
+      <w:r>
+        <w:t xml:space="preserve">. Item 5 now requires the purpose description, the AUP and the UAP of every Node Exchange resource to be available both directly on the NLP and in the resource's EOSC Catalogue metadata, where v3.1 accepted either. So a landing page that links to neither policy (nor to a licence, nor to the other policy, which the new notes allow) now gets</w:t>
+      </w:r>
+      <w:r>
+        <w:t xml:space="preserve"> </w:t>
+      </w:r>
+      <w:r>
+        <w:rPr>
+          <w:rStyle w:val="VerbatimChar"/>
+        </w:rPr>
+        <w:t xml:space="preserve">FAIL</w:t>
+      </w:r>
+      <w:r>
+        <w:t xml:space="preserve"> </w:t>
+      </w:r>
+      <w:r>
+        <w:t xml:space="preserve">on 5b or 5c instead of</w:t>
+      </w:r>
+      <w:r>
+        <w:t xml:space="preserve"> </w:t>
+      </w:r>
+      <w:r>
+        <w:rPr>
+          <w:rStyle w:val="VerbatimChar"/>
+        </w:rPr>
+        <w:t xml:space="preserve">MANUAL_REVIEW</w:t>
+      </w:r>
+      <w:r>
+        <w:t xml:space="preserve">. The rule is chosen by the checklist file (</w:t>
+      </w:r>
+      <w:r>
+        <w:rPr>
+          <w:rStyle w:val="VerbatimChar"/>
+        </w:rPr>
+        <w:t xml:space="preserve">item5_on_nlp: true</w:t>
+      </w:r>
+      <w:r>
+        <w:t xml:space="preserve"> </w:t>
+      </w:r>
+      <w:r>
+        <w:t xml:space="preserve">in</w:t>
+      </w:r>
+      <w:r>
+        <w:t xml:space="preserve"> </w:t>
+      </w:r>
+      <w:r>
+        <w:rPr>
+          <w:rStyle w:val="VerbatimChar"/>
+        </w:rPr>
+        <w:t xml:space="preserve">v3.2.yaml</w:t>
+      </w:r>
+      <w:r>
+        <w:t xml:space="preserve"> </w:t>
+      </w:r>
+      <w:r>
+        <w:t xml:space="preserve">only), so older runs still rebuild exactly under</w:t>
+      </w:r>
+      <w:r>
+        <w:t xml:space="preserve"> </w:t>
+      </w:r>
+      <w:r>
+        <w:rPr>
+          <w:rStyle w:val="VerbatimChar"/>
+        </w:rPr>
+        <w:t xml:space="preserve">-c checklist/v3.1.yaml</w:t>
+      </w:r>
+      <w:r>
+        <w:t xml:space="preserve">; this was verified on run</w:t>
+      </w:r>
+      <w:r>
+        <w:t xml:space="preserve"> </w:t>
+      </w:r>
+      <w:r>
+        <w:rPr>
+          <w:rStyle w:val="VerbatimChar"/>
+        </w:rPr>
+        <w:t xml:space="preserve">web-11</w:t>
+      </w:r>
+      <w:r>
+        <w:t xml:space="preserve">. The published evidence of</w:t>
+      </w:r>
+      <w:r>
+        <w:t xml:space="preserve"> </w:t>
+      </w:r>
+      <w:r>
+        <w:rPr>
+          <w:rStyle w:val="VerbatimChar"/>
+        </w:rPr>
+        <w:t xml:space="preserve">web-11</w:t>
+      </w:r>
+      <w:r>
+        <w:t xml:space="preserve"> </w:t>
+      </w:r>
+      <w:r>
+        <w:t xml:space="preserve">was re-scored against v3.2 without contacting any node and published as</w:t>
+      </w:r>
+      <w:r>
+        <w:t xml:space="preserve"> </w:t>
+      </w:r>
+      <w:r>
+        <w:rPr>
+          <w:rStyle w:val="VerbatimChar"/>
+        </w:rPr>
+        <w:t xml:space="preserve">web-11-v3.2</w:t>
+      </w:r>
+      <w:r>
+        <w:t xml:space="preserve">: six cells moved from review to</w:t>
+      </w:r>
+      <w:r>
+        <w:t xml:space="preserve"> </w:t>
+      </w:r>
+      <w:r>
+        <w:rPr>
+          <w:rStyle w:val="VerbatimChar"/>
+        </w:rPr>
+        <w:t xml:space="preserve">FAIL</w:t>
+      </w:r>
+      <w:r>
+        <w:t xml:space="preserve"> </w:t>
+      </w:r>
+      <w:r>
+        <w:t xml:space="preserve">(section 10). The suite grew from 426 to</w:t>
+      </w:r>
+      <w:r>
+        <w:t xml:space="preserve"> </w:t>
+      </w:r>
+      <w:r>
+        <w:rPr>
+          <w:b/>
+          <w:bCs/>
+        </w:rPr>
+        <w:t xml:space="preserve">438 cases</w:t>
+      </w:r>
+      <w:r>
+        <w:t xml:space="preserve">: eight in</w:t>
+      </w:r>
+      <w:r>
+        <w:t xml:space="preserve"> </w:t>
+      </w:r>
+      <w:r>
+        <w:rPr>
+          <w:rStyle w:val="VerbatimChar"/>
+        </w:rPr>
+        <w:t xml:space="preserve">test_checks.py</w:t>
+      </w:r>
+      <w:r>
+        <w:t xml:space="preserve"> </w:t>
+      </w:r>
+      <w:r>
+        <w:t xml:space="preserve">for the two item 5 rules, two in</w:t>
+      </w:r>
+      <w:r>
+        <w:t xml:space="preserve"> </w:t>
+      </w:r>
+      <w:r>
+        <w:rPr>
+          <w:rStyle w:val="VerbatimChar"/>
+        </w:rPr>
+        <w:t xml:space="preserve">test_checklist.py</w:t>
+      </w:r>
+      <w:r>
+        <w:t xml:space="preserve"> </w:t>
+      </w:r>
+      <w:r>
+        <w:t xml:space="preserve">(each revision selects its own rule; the default is v3.2 or later and strict) with one more provenance case for v3.2, and one in</w:t>
+      </w:r>
+      <w:r>
+        <w:t xml:space="preserve"> </w:t>
+      </w:r>
+      <w:r>
+        <w:rPr>
+          <w:rStyle w:val="VerbatimChar"/>
+        </w:rPr>
+        <w:t xml:space="preserve">test_report.py</w:t>
+      </w:r>
+      <w:r>
+        <w:t xml:space="preserve"> </w:t>
+      </w:r>
+      <w:r>
+        <w:t xml:space="preserve">for the column legend.</w:t>
+      </w:r>
+    </w:p>
+    <w:p>
+      <w:pPr>
+        <w:pStyle w:val="BlockText"/>
+      </w:pPr>
+      <w:r>
+        <w:rPr>
+          <w:b/>
+          <w:bCs/>
+        </w:rPr>
         <w:t xml:space="preserve">Since the 24 September edition.</w:t>
       </w:r>
       <w:r>
@@ -1657,7 +1946,7 @@
           <w:b/>
           <w:bCs/>
         </w:rPr>
-        <w:t xml:space="preserve">338 test functions, expanding to 426 executed cases</w:t>
+        <w:t xml:space="preserve">349 test functions, expanding to 438 executed cases</w:t>
       </w:r>
       <w:r>
         <w:t xml:space="preserve"> </w:t>
@@ -1852,18 +2141,18 @@
               <w:pStyle w:val="Compact"/>
             </w:pPr>
             <w:r>
-              <w:t xml:space="preserve">75</w:t>
-            </w:r>
-          </w:p>
-        </w:tc>
-        <w:tc>
-          <w:tcPr/>
-          <w:p>
-            <w:pPr>
-              <w:pStyle w:val="Compact"/>
-            </w:pPr>
-            <w:r>
-              <w:t xml:space="preserve">The checklist rules per point — 1, 3, 4, 5b, 5c, 6, 7 — plus cross-point invariants, that a point 3 summary never contradicts its own evidence, and the point 6 and 5b/5c cases found by the 24 September review</w:t>
+              <w:t xml:space="preserve">83</w:t>
+            </w:r>
+          </w:p>
+        </w:tc>
+        <w:tc>
+          <w:tcPr/>
+          <w:p>
+            <w:pPr>
+              <w:pStyle w:val="Compact"/>
+            </w:pPr>
+            <w:r>
+              <w:t xml:space="preserve">The checklist rules per point — 1, 3, 4, 5b, 5c, 6, 7 — with both item 5 rules (v3.1 and v3.2), plus cross-point invariants, that a point 3 summary never contradicts its own evidence, and the point 6 and 5b/5c cases found by the 24 September review</w:t>
             </w:r>
           </w:p>
         </w:tc>
@@ -1893,18 +2182,18 @@
               <w:pStyle w:val="Compact"/>
             </w:pPr>
             <w:r>
-              <w:t xml:space="preserve">36</w:t>
-            </w:r>
-          </w:p>
-        </w:tc>
-        <w:tc>
-          <w:tcPr/>
-          <w:p>
-            <w:pPr>
-              <w:pStyle w:val="Compact"/>
-            </w:pPr>
-            <w:r>
-              <w:t xml:space="preserve">Matrix rendering, the dual-depth tables, Markdown escaping, table-breaking input</w:t>
+              <w:t xml:space="preserve">37</w:t>
+            </w:r>
+          </w:p>
+        </w:tc>
+        <w:tc>
+          <w:tcPr/>
+          <w:p>
+            <w:pPr>
+              <w:pStyle w:val="Compact"/>
+            </w:pPr>
+            <w:r>
+              <w:t xml:space="preserve">Matrix rendering, the column legend under each item 5 rule, the dual-depth tables, Markdown escaping, table-breaking input</w:t>
             </w:r>
           </w:p>
         </w:tc>
@@ -2145,18 +2434,18 @@
               <w:pStyle w:val="Compact"/>
             </w:pPr>
             <w:r>
-              <w:t xml:space="preserve">16</w:t>
-            </w:r>
-          </w:p>
-        </w:tc>
-        <w:tc>
-          <w:tcPr/>
-          <w:p>
-            <w:pPr>
-              <w:pStyle w:val="Compact"/>
-            </w:pPr>
-            <w:r>
-              <w:t xml:space="preserve">Provenance of the checklist: source document hash for every committed revision, point-to-rule mapping, version/filename convention, and that the default revision is one line that</w:t>
+              <w:t xml:space="preserve">19</w:t>
+            </w:r>
+          </w:p>
+        </w:tc>
+        <w:tc>
+          <w:tcPr/>
+          <w:p>
+            <w:pPr>
+              <w:pStyle w:val="Compact"/>
+            </w:pPr>
+            <w:r>
+              <w:t xml:space="preserve">Provenance of the checklist: source document hash for every committed revision, point-to-rule mapping, version/filename convention, that the default revision is one line that</w:t>
             </w:r>
             <w:r>
               <w:t xml:space="preserve"> </w:t>
@@ -2171,7 +2460,7 @@
               <w:t xml:space="preserve"> </w:t>
             </w:r>
             <w:r>
-              <w:t xml:space="preserve">follows</w:t>
+              <w:t xml:space="preserve">follows, and that each revision selects its own item 5 rule</w:t>
             </w:r>
           </w:p>
         </w:tc>
@@ -2201,7 +2490,7 @@
               <w:pStyle w:val="Compact"/>
             </w:pPr>
             <w:r>
-              <w:t xml:space="preserve">13</w:t>
+              <w:t xml:space="preserve">14</w:t>
             </w:r>
           </w:p>
         </w:tc>
@@ -2359,7 +2648,7 @@
                 <w:b/>
                 <w:bCs/>
               </w:rPr>
-              <w:t xml:space="preserve">426</w:t>
+              <w:t xml:space="preserve">438</w:t>
             </w:r>
           </w:p>
         </w:tc>
@@ -2914,7 +3203,7 @@
         <w:t xml:space="preserve"> </w:t>
       </w:r>
       <w:r>
-        <w:t xml:space="preserve">Fifteen tests assert that the checklist YAML and the rules stay in step: the source document is committed and still hashes to what was transcribed, every point names the function that decides it, every function is claimed by exactly one point, a revision must arrive as a new file, and the default revision is selected by one line that the help texts follow. See section 5.</w:t>
+        <w:t xml:space="preserve">Nineteen tests assert that the checklist YAML and the rules stay in step: the source document is committed and still hashes to what was transcribed, every point names the function that decides it, every function is claimed by exactly one point, a revision must arrive as a new file, and the default revision is selected by one line that the help texts follow. See section 5.</w:t>
       </w:r>
     </w:p>
     <w:p>
@@ -3032,16 +3321,16 @@
         <w:pStyle w:val="FirstParagraph"/>
       </w:pPr>
       <w:r>
-        <w:t xml:space="preserve">Checklist v3.1, dated 24 September 2026, which replaced v3.0 of 15 September 2026 (the header of</w:t>
-      </w:r>
-      <w:r>
-        <w:t xml:space="preserve"> </w:t>
-      </w:r>
-      <w:r>
-        <w:rPr>
-          <w:rStyle w:val="VerbatimChar"/>
-        </w:rPr>
-        <w:t xml:space="preserve">checklist/v3.1.yaml</w:t>
+        <w:t xml:space="preserve">Checklist v3.2, dated 28 September 2026, which replaced v3.1 of 24 September 2026, itself the successor of v3.0 of 15 September 2026 (the header of</w:t>
+      </w:r>
+      <w:r>
+        <w:t xml:space="preserve"> </w:t>
+      </w:r>
+      <w:r>
+        <w:rPr>
+          <w:rStyle w:val="VerbatimChar"/>
+        </w:rPr>
+        <w:t xml:space="preserve">checklist/v3.2.yaml</w:t>
       </w:r>
       <w:r>
         <w:t xml:space="preserve"> </w:t>
@@ -3404,7 +3693,7 @@
               <w:pStyle w:val="Compact"/>
             </w:pPr>
             <w:r>
-              <w:t xml:space="preserve">Purpose description accessible in English for research resources</w:t>
+              <w:t xml:space="preserve">Purpose description in English for Node Exchange research resources, on the NLP and in the Catalogue</w:t>
             </w:r>
           </w:p>
         </w:tc>
@@ -3456,18 +3745,27 @@
               <w:pStyle w:val="Compact"/>
             </w:pPr>
             <w:r>
-              <w:t xml:space="preserve">Acceptable Use Policy (AUP) accessible</w:t>
-            </w:r>
-          </w:p>
-        </w:tc>
-        <w:tc>
-          <w:tcPr/>
-          <w:p>
-            <w:pPr>
-              <w:pStyle w:val="Compact"/>
-            </w:pPr>
-            <w:r>
-              <w:t xml:space="preserve">Partly</w:t>
+              <w:t xml:space="preserve">Acceptable Use Policy (AUP) linked from the NLP and in the Catalogue</w:t>
+            </w:r>
+          </w:p>
+        </w:tc>
+        <w:tc>
+          <w:tcPr/>
+          <w:p>
+            <w:pPr>
+              <w:pStyle w:val="Compact"/>
+            </w:pPr>
+            <w:r>
+              <w:t xml:space="preserve">Partly — the NLP half; no link at all is</w:t>
+            </w:r>
+            <w:r>
+              <w:t xml:space="preserve"> </w:t>
+            </w:r>
+            <w:r>
+              <w:rPr>
+                <w:rStyle w:val="VerbatimChar"/>
+              </w:rPr>
+              <w:t xml:space="preserve">FAIL</w:t>
             </w:r>
           </w:p>
         </w:tc>
@@ -3508,18 +3806,27 @@
               <w:pStyle w:val="Compact"/>
             </w:pPr>
             <w:r>
-              <w:t xml:space="preserve">User Access Policy (UAP) accessible</w:t>
-            </w:r>
-          </w:p>
-        </w:tc>
-        <w:tc>
-          <w:tcPr/>
-          <w:p>
-            <w:pPr>
-              <w:pStyle w:val="Compact"/>
-            </w:pPr>
-            <w:r>
-              <w:t xml:space="preserve">Partly</w:t>
+              <w:t xml:space="preserve">User Access Policy (UAP) linked from the NLP and in the Catalogue</w:t>
+            </w:r>
+          </w:p>
+        </w:tc>
+        <w:tc>
+          <w:tcPr/>
+          <w:p>
+            <w:pPr>
+              <w:pStyle w:val="Compact"/>
+            </w:pPr>
+            <w:r>
+              <w:t xml:space="preserve">Partly — the NLP half; no link at all is</w:t>
+            </w:r>
+            <w:r>
+              <w:t xml:space="preserve"> </w:t>
+            </w:r>
+            <w:r>
+              <w:rPr>
+                <w:rStyle w:val="VerbatimChar"/>
+              </w:rPr>
+              <w:t xml:space="preserve">FAIL</w:t>
             </w:r>
           </w:p>
         </w:tc>
@@ -3676,6 +3983,98 @@
       </w:r>
       <w:r>
         <w:t xml:space="preserve">to print this mapping from the file itself.</w:t>
+      </w:r>
+    </w:p>
+    <w:p>
+      <w:pPr>
+        <w:pStyle w:val="BodyText"/>
+      </w:pPr>
+      <w:r>
+        <w:rPr>
+          <w:b/>
+          <w:bCs/>
+        </w:rPr>
+        <w:t xml:space="preserve">Item 5 under v3.2.</w:t>
+      </w:r>
+      <w:r>
+        <w:t xml:space="preserve"> </w:t>
+      </w:r>
+      <w:r>
+        <w:t xml:space="preserve">The tool never reads the EOSC Catalogue, so for 5a–5c it checks the NLP half only, and every 5a–5c result says so. For 5b and 5c: a policy link that works is</w:t>
+      </w:r>
+      <w:r>
+        <w:t xml:space="preserve"> </w:t>
+      </w:r>
+      <w:r>
+        <w:rPr>
+          <w:rStyle w:val="VerbatimChar"/>
+        </w:rPr>
+        <w:t xml:space="preserve">PASS</w:t>
+      </w:r>
+      <w:r>
+        <w:t xml:space="preserve">, with a reviewer action to confirm the Catalogue half; a link to the other policy (one document may be both) or to a licence (allowed for datasets, archives and software) is</w:t>
+      </w:r>
+      <w:r>
+        <w:t xml:space="preserve"> </w:t>
+      </w:r>
+      <w:r>
+        <w:rPr>
+          <w:rStyle w:val="VerbatimChar"/>
+        </w:rPr>
+        <w:t xml:space="preserve">MANUAL_REVIEW</w:t>
+      </w:r>
+      <w:r>
+        <w:t xml:space="preserve">; a page whose links did not arrive is</w:t>
+      </w:r>
+      <w:r>
+        <w:t xml:space="preserve"> </w:t>
+      </w:r>
+      <w:r>
+        <w:rPr>
+          <w:rStyle w:val="VerbatimChar"/>
+        </w:rPr>
+        <w:t xml:space="preserve">MANUAL_REVIEW</w:t>
+      </w:r>
+      <w:r>
+        <w:t xml:space="preserve">; anything else is</w:t>
+      </w:r>
+      <w:r>
+        <w:t xml:space="preserve"> </w:t>
+      </w:r>
+      <w:r>
+        <w:rPr>
+          <w:rStyle w:val="VerbatimChar"/>
+        </w:rPr>
+        <w:t xml:space="preserve">FAIL</w:t>
+      </w:r>
+      <w:r>
+        <w:t xml:space="preserve">, including a policy named in the text without a link. Under v3.0 and v3.1 the same absence was</w:t>
+      </w:r>
+      <w:r>
+        <w:t xml:space="preserve"> </w:t>
+      </w:r>
+      <w:r>
+        <w:rPr>
+          <w:rStyle w:val="VerbatimChar"/>
+        </w:rPr>
+        <w:t xml:space="preserve">MANUAL_REVIEW</w:t>
+      </w:r>
+      <w:r>
+        <w:t xml:space="preserve">, because the policy could have been in the Catalogue alone. The decision procedure is in section 5 of the</w:t>
+      </w:r>
+      <w:r>
+        <w:t xml:space="preserve"> </w:t>
+      </w:r>
+      <w:hyperlink r:id="rId10">
+        <w:r>
+          <w:rPr>
+            <w:rStyle w:val="Hyperlink"/>
+          </w:rPr>
+          <w:t xml:space="preserve">analysis workflow</w:t>
+        </w:r>
+      </w:hyperlink>
+      <w:r>
+        <w:t xml:space="preserve">.</w:t>
       </w:r>
     </w:p>
     <w:p>
@@ -5458,13 +5857,25 @@
         <w:rPr>
           <w:rStyle w:val="VerbatimChar"/>
         </w:rPr>
+        <w:t xml:space="preserve">web-11-v3.2</w:t>
+      </w:r>
+      <w:r>
+        <w:t xml:space="preserve"> </w:t>
+      </w:r>
+      <w:r>
+        <w:t xml:space="preserve">is the evidence of</w:t>
+      </w:r>
+      <w:r>
+        <w:t xml:space="preserve"> </w:t>
+      </w:r>
+      <w:r>
+        <w:rPr>
+          <w:rStyle w:val="VerbatimChar"/>
+        </w:rPr>
         <w:t xml:space="preserve">web-11</w:t>
       </w:r>
       <w:r>
-        <w:t xml:space="preserve"> </w:t>
-      </w:r>
-      <w:r>
-        <w:t xml:space="preserve">was collected from the committed</w:t>
+        <w:t xml:space="preserve">, collected from the committed</w:t>
       </w:r>
       <w:r>
         <w:t xml:space="preserve"> </w:t>
@@ -5485,13 +5896,40 @@
         <w:rPr>
           <w:rStyle w:val="VerbatimChar"/>
         </w:rPr>
-        <w:t xml:space="preserve">uv run basic-check assess --run web-11</w:t>
-      </w:r>
-      <w:r>
-        <w:t xml:space="preserve"> </w:t>
-      </w:r>
-      <w:r>
-        <w:t xml:space="preserve">rebuilds it exactly, apart from the generation time, with no URL warning (verified 28 September 2026). Run</w:t>
+        <w:t xml:space="preserve">uv run basic-check assess --run web-11-v3.2</w:t>
+      </w:r>
+      <w:r>
+        <w:t xml:space="preserve"> </w:t>
+      </w:r>
+      <w:r>
+        <w:t xml:space="preserve">rebuilds it exactly, apart from the generation time, with no URL warning (verified 29 September 2026).</w:t>
+      </w:r>
+      <w:r>
+        <w:t xml:space="preserve"> </w:t>
+      </w:r>
+      <w:r>
+        <w:rPr>
+          <w:rStyle w:val="VerbatimChar"/>
+        </w:rPr>
+        <w:t xml:space="preserve">web-11</w:t>
+      </w:r>
+      <w:r>
+        <w:t xml:space="preserve"> </w:t>
+      </w:r>
+      <w:r>
+        <w:t xml:space="preserve">as published under v3.1 rebuilds with</w:t>
+      </w:r>
+      <w:r>
+        <w:t xml:space="preserve"> </w:t>
+      </w:r>
+      <w:r>
+        <w:rPr>
+          <w:rStyle w:val="VerbatimChar"/>
+        </w:rPr>
+        <w:t xml:space="preserve">-c checklist/v3.1.yaml --run web-11</w:t>
+      </w:r>
+      <w:r>
+        <w:t xml:space="preserve">, and so does every earlier run, together with the options below. Run</w:t>
       </w:r>
       <w:r>
         <w:t xml:space="preserve"> </w:t>
@@ -8032,7 +8470,7 @@
         <w:rPr>
           <w:rStyle w:val="VerbatimChar"/>
         </w:rPr>
-        <w:t xml:space="preserve">checklist-v3.1.html</w:t>
+        <w:t xml:space="preserve">checklist-v3.2.html</w:t>
       </w:r>
       <w:r>
         <w:t xml:space="preserve">.</w:t>
@@ -9170,7 +9608,7 @@
               <w:rPr>
                 <w:rStyle w:val="VerbatimChar"/>
               </w:rPr>
-              <w:t xml:space="preserve">checklist/v3.1.yaml</w:t>
+              <w:t xml:space="preserve">checklist/v3.2.yaml</w:t>
             </w:r>
             <w:r>
               <w:t xml:space="preserve">)</w:t>
@@ -11661,7 +12099,7 @@
               <w:rPr>
                 <w:rStyle w:val="VerbatimChar"/>
               </w:rPr>
-              <w:t xml:space="preserve">checklist/v3.1.yaml</w:t>
+              <w:t xml:space="preserve">checklist/v3.2.yaml</w:t>
             </w:r>
           </w:p>
         </w:tc>
@@ -13544,7 +13982,7 @@
         <w:rPr>
           <w:rStyle w:val="VerbatimChar"/>
         </w:rPr>
-        <w:t xml:space="preserve">checklist/v3.1.yaml</w:t>
+        <w:t xml:space="preserve">checklist/v3.2.yaml</w:t>
       </w:r>
       <w:r>
         <w:t xml:space="preserve"> </w:t>
@@ -13702,7 +14140,7 @@
         <w:rPr>
           <w:rStyle w:val="StringTok"/>
         </w:rPr>
-        <w:t xml:space="preserve">"v3.1.yaml"</w:t>
+        <w:t xml:space="preserve">"v3.2.yaml"</w:t>
       </w:r>
     </w:p>
     <w:p>
@@ -13719,7 +14157,7 @@
         <w:rPr>
           <w:rStyle w:val="VerbatimChar"/>
         </w:rPr>
-        <w:t xml:space="preserve">checklist-v3.1.html</w:t>
+        <w:t xml:space="preserve">checklist-v3.2.html</w:t>
       </w:r>
       <w:r>
         <w:t xml:space="preserve"> </w:t>
@@ -13760,7 +14198,7 @@
         <w:rPr>
           <w:rStyle w:val="VerbatimChar"/>
         </w:rPr>
-        <w:t xml:space="preserve">  v3.1.yaml                                  # the checklist as data</w:t>
+        <w:t xml:space="preserve">  v3.2.yaml                                  # the checklist as data (default)</w:t>
       </w:r>
       <w:r>
         <w:br/>
@@ -13769,7 +14207,7 @@
         <w:rPr>
           <w:rStyle w:val="VerbatimChar"/>
         </w:rPr>
-        <w:t xml:space="preserve">  20260910_Node_Landing_Page_..._v3.1.pdf    # the document it came from</w:t>
+        <w:t xml:space="preserve">  20260928_Node_Landing_Page_..._v3.2.pdf    # the document it came from</w:t>
       </w:r>
       <w:r>
         <w:br/>
@@ -13778,6 +14216,24 @@
         <w:rPr>
           <w:rStyle w:val="VerbatimChar"/>
         </w:rPr>
+        <w:t xml:space="preserve">  v3.1.yaml, v3.0.yaml                       # earlier revisions, kept to rebuild older runs</w:t>
+      </w:r>
+      <w:r>
+        <w:br/>
+      </w:r>
+      <w:r>
+        <w:rPr>
+          <w:rStyle w:val="VerbatimChar"/>
+        </w:rPr>
+        <w:t xml:space="preserve">  20260910_Node_Landing_Page_..._v3.1.pdf    # and their documents</w:t>
+      </w:r>
+      <w:r>
+        <w:br/>
+      </w:r>
+      <w:r>
+        <w:rPr>
+          <w:rStyle w:val="VerbatimChar"/>
+        </w:rPr>
         <w:t xml:space="preserve">  README.md                                  # the revision procedure</w:t>
       </w:r>
     </w:p>
@@ -13860,7 +14316,7 @@
         <w:rPr>
           <w:rStyle w:val="StringTok"/>
         </w:rPr>
-        <w:t xml:space="preserve">"3.1"</w:t>
+        <w:t xml:space="preserve">"3.2"</w:t>
       </w:r>
       <w:r>
         <w:br/>
@@ -13887,7 +14343,7 @@
         <w:rPr>
           <w:rStyle w:val="StringTok"/>
         </w:rPr>
-        <w:t xml:space="preserve">"2026-09-24"</w:t>
+        <w:t xml:space="preserve">"2026-09-28"</w:t>
       </w:r>
       <w:r>
         <w:br/>
@@ -13908,7 +14364,7 @@
         <w:rPr>
           <w:rStyle w:val="AttributeTok"/>
         </w:rPr>
-        <w:t xml:space="preserve"> 20260910_Node_Landing_Page_Verification_Checklist_v3.1.docx</w:t>
+        <w:t xml:space="preserve"> 20260928_Node_Landing_Page_Verification_Checklist_v3.2.docx</w:t>
       </w:r>
       <w:r>
         <w:br/>
@@ -13929,7 +14385,7 @@
         <w:rPr>
           <w:rStyle w:val="AttributeTok"/>
         </w:rPr>
-        <w:t xml:space="preserve"> 20260910_Node_Landing_Page_Verification_Checklist_v3.1.pdf</w:t>
+        <w:t xml:space="preserve"> 20260928_Node_Landing_Page_Verification_Checklist_v3.2.pdf</w:t>
       </w:r>
       <w:r>
         <w:br/>
@@ -13950,7 +14406,34 @@
         <w:rPr>
           <w:rStyle w:val="AttributeTok"/>
         </w:rPr>
-        <w:t xml:space="preserve"> 65ca61a12a38f61a65e0b419b48d817be0792f6886beaecdbf8592bfab58709e</w:t>
+        <w:t xml:space="preserve"> e7f3fdfff0d9e1be4aa1466591c6ca65695f1e471707ad226ff137f8da6f6a42</w:t>
+      </w:r>
+      <w:r>
+        <w:br/>
+      </w:r>
+      <w:r>
+        <w:rPr>
+          <w:rStyle w:val="FunctionTok"/>
+        </w:rPr>
+        <w:t xml:space="preserve">item5_on_nlp</w:t>
+      </w:r>
+      <w:r>
+        <w:rPr>
+          <w:rStyle w:val="KeywordTok"/>
+        </w:rPr>
+        <w:t xml:space="preserve">:</w:t>
+      </w:r>
+      <w:r>
+        <w:rPr>
+          <w:rStyle w:val="AttributeTok"/>
+        </w:rPr>
+        <w:t xml:space="preserve"> </w:t>
+      </w:r>
+      <w:r>
+        <w:rPr>
+          <w:rStyle w:val="CharTok"/>
+        </w:rPr>
+        <w:t xml:space="preserve">true</w:t>
       </w:r>
     </w:p>
     <w:p>
@@ -14039,16 +14522,16 @@
         <w:t xml:space="preserve"> </w:t>
       </w:r>
       <w:r>
-        <w:t xml:space="preserve">must match the filename, so v3.2 cannot be edited into</w:t>
-      </w:r>
-      <w:r>
-        <w:t xml:space="preserve"> </w:t>
-      </w:r>
-      <w:r>
-        <w:rPr>
-          <w:rStyle w:val="VerbatimChar"/>
-        </w:rPr>
-        <w:t xml:space="preserve">v3.1.yaml</w:t>
+        <w:t xml:space="preserve">must match the filename, so v3.3 cannot be edited into</w:t>
+      </w:r>
+      <w:r>
+        <w:t xml:space="preserve"> </w:t>
+      </w:r>
+      <w:r>
+        <w:rPr>
+          <w:rStyle w:val="VerbatimChar"/>
+        </w:rPr>
+        <w:t xml:space="preserve">v3.2.yaml</w:t>
       </w:r>
       <w:r>
         <w:t xml:space="preserve">. Reports name the file they were generated from, so editing in place would retroactively invalidate every past run.</w:t>
@@ -14178,7 +14661,46 @@
         <w:t xml:space="preserve"> </w:t>
       </w:r>
       <w:r>
-        <w:t xml:space="preserve">calls ten hardcoded functions and never reads the file. The YAML declares the checklist; the Python interprets it. That is precisely why</w:t>
+        <w:t xml:space="preserve">calls ten hardcoded functions and never reads the file. There is one deliberate exception:</w:t>
+      </w:r>
+      <w:r>
+        <w:t xml:space="preserve"> </w:t>
+      </w:r>
+      <w:r>
+        <w:rPr>
+          <w:rStyle w:val="VerbatimChar"/>
+        </w:rPr>
+        <w:t xml:space="preserve">item5_on_nlp</w:t>
+      </w:r>
+      <w:r>
+        <w:t xml:space="preserve">, which the CLI reads from the file and passes to</w:t>
+      </w:r>
+      <w:r>
+        <w:t xml:space="preserve"> </w:t>
+      </w:r>
+      <w:r>
+        <w:rPr>
+          <w:rStyle w:val="VerbatimChar"/>
+        </w:rPr>
+        <w:t xml:space="preserve">run_all()</w:t>
+      </w:r>
+      <w:r>
+        <w:t xml:space="preserve">, selects the item 5 rule. It is declared in</w:t>
+      </w:r>
+      <w:r>
+        <w:t xml:space="preserve"> </w:t>
+      </w:r>
+      <w:r>
+        <w:rPr>
+          <w:rStyle w:val="VerbatimChar"/>
+        </w:rPr>
+        <w:t xml:space="preserve">v3.2.yaml</w:t>
+      </w:r>
+      <w:r>
+        <w:t xml:space="preserve"> </w:t>
+      </w:r>
+      <w:r>
+        <w:t xml:space="preserve">only, so the older files keep the rule they were written for, and it is the pattern to follow whenever a revision changes a rule rather than a wording. The YAML declares the checklist; the Python interprets it. That is precisely why</w:t>
       </w:r>
       <w:r>
         <w:t xml:space="preserve"> </w:t>
@@ -14238,7 +14760,7 @@
         <w:rPr>
           <w:rStyle w:val="NormalTok"/>
         </w:rPr>
-        <w:t xml:space="preserve"> checklist/v3.1.yaml checklist/v3.2.yaml</w:t>
+        <w:t xml:space="preserve"> checklist/v3.2.yaml checklist/v3.3.yaml</w:t>
       </w:r>
       <w:r>
         <w:br/>
@@ -14316,7 +14838,7 @@
         <w:rPr>
           <w:rStyle w:val="CommentTok"/>
         </w:rPr>
-        <w:t xml:space="preserve">#     source_file and source_sha256 in checklist/v3.2.yaml</w:t>
+        <w:t xml:space="preserve">#     source_file and source_sha256 in checklist/v3.3.yaml</w:t>
       </w:r>
       <w:r>
         <w:br/>
@@ -14343,6 +14865,24 @@
         <w:rPr>
           <w:rStyle w:val="CommentTok"/>
         </w:rPr>
+        <w:t xml:space="preserve">#     (a changed rule gets a switch, like item5_on_nlp, so older</w:t>
+      </w:r>
+      <w:r>
+        <w:br/>
+      </w:r>
+      <w:r>
+        <w:rPr>
+          <w:rStyle w:val="CommentTok"/>
+        </w:rPr>
+        <w:t xml:space="preserve">#     revisions keep theirs)</w:t>
+      </w:r>
+      <w:r>
+        <w:br/>
+      </w:r>
+      <w:r>
+        <w:rPr>
+          <w:rStyle w:val="CommentTok"/>
+        </w:rPr>
         <w:t xml:space="preserve"># 5 - try it offline against the saved evidence, before switching</w:t>
       </w:r>
       <w:r>
@@ -14370,7 +14910,7 @@
         <w:rPr>
           <w:rStyle w:val="NormalTok"/>
         </w:rPr>
-        <w:t xml:space="preserve"> checklist/v3.2.yaml </w:t>
+        <w:t xml:space="preserve"> checklist/v3.3.yaml </w:t>
       </w:r>
       <w:r>
         <w:rPr>
@@ -14382,7 +14922,7 @@
         <w:rPr>
           <w:rStyle w:val="NormalTok"/>
         </w:rPr>
-        <w:t xml:space="preserve"> /tmp/v32   </w:t>
+        <w:t xml:space="preserve"> /tmp/v33   </w:t>
       </w:r>
       <w:r>
         <w:rPr>
@@ -14406,7 +14946,7 @@
         <w:rPr>
           <w:rStyle w:val="CommentTok"/>
         </w:rPr>
-        <w:t xml:space="preserve">#     DEFAULT_CHECKLIST = ROOT / "checklist" / "v3.2.yaml"</w:t>
+        <w:t xml:space="preserve">#     DEFAULT_CHECKLIST = ROOT / "checklist" / "v3.3.yaml"</w:t>
       </w:r>
       <w:r>
         <w:br/>
@@ -14492,7 +15032,7 @@
         <w:rPr>
           <w:rStyle w:val="VerbatimChar"/>
         </w:rPr>
-        <w:t xml:space="preserve">results/checklist-v3.1.html</w:t>
+        <w:t xml:space="preserve">results/checklist-v3.2.html</w:t>
       </w:r>
       <w:r>
         <w:t xml:space="preserve">. Step 4 is the one the tooling cannot do for you. The tests confirm that the checklist and the code agree about</w:t>
@@ -17824,7 +18364,7 @@
         <w:rPr>
           <w:rStyle w:val="CommentTok"/>
         </w:rPr>
-        <w:t xml:space="preserve"># 426 cases, ~5-6 s, no network, no browser</w:t>
+        <w:t xml:space="preserve"># 438 cases, ~5-6 s, no network, no browser</w:t>
       </w:r>
       <w:r>
         <w:br/>
@@ -18415,7 +18955,7 @@
         <w:rPr>
           <w:rStyle w:val="VerbatimChar"/>
         </w:rPr>
-        <w:t xml:space="preserve">checklist-v3.1.html</w:t>
+        <w:t xml:space="preserve">checklist-v3.2.html</w:t>
       </w:r>
       <w:r>
         <w:t xml:space="preserve">,</w:t>
@@ -19291,7 +19831,7 @@
         <w:rPr>
           <w:rStyle w:val="CommentTok"/>
         </w:rPr>
-        <w:t xml:space="preserve"># 6 - run the suite: 426 cases, ~5-6 s, no network, no browser</w:t>
+        <w:t xml:space="preserve"># 6 - run the suite: 438 cases, ~5-6 s, no network, no browser</w:t>
       </w:r>
       <w:r>
         <w:br/>
@@ -19772,13 +20312,13 @@
         <w:t xml:space="preserve">10. The published figures</w:t>
       </w:r>
     </w:p>
-    <w:bookmarkStart w:id="47" w:name="current-run-28-september-2026-unreviewed"/>
+    <w:bookmarkStart w:id="47" w:name="Xc08815736e9f82a890a19a40f2a35fb3ed16fb3"/>
     <w:p>
       <w:pPr>
         <w:pStyle w:val="Heading3"/>
       </w:pPr>
       <w:r>
-        <w:t xml:space="preserve">Current run: 28 September 2026 (unreviewed)</w:t>
+        <w:t xml:space="preserve">Current run: web-11 re-scored under v3.2, 29 September 2026 (unreviewed)</w:t>
       </w:r>
     </w:p>
     <w:p>
@@ -19807,10 +20347,72 @@
         <w:rPr>
           <w:rStyle w:val="VerbatimChar"/>
         </w:rPr>
+        <w:t xml:space="preserve">web-11-v3.2</w:t>
+      </w:r>
+      <w:r>
+        <w:t xml:space="preserve">. It is the evidence of run</w:t>
+      </w:r>
+      <w:r>
+        <w:t xml:space="preserve"> </w:t>
+      </w:r>
+      <w:r>
+        <w:rPr>
+          <w:rStyle w:val="VerbatimChar"/>
+        </w:rPr>
         <w:t xml:space="preserve">web-11</w:t>
       </w:r>
       <w:r>
-        <w:t xml:space="preserve">, collected on 28 September 2026 at 13:48 UTC by the GitHub workflow (</w:t>
+        <w:t xml:space="preserve">, described in the next paragraph, scored again on 29 September 2026 against checklist v3.2 without contacting any node. The evidence files are byte for byte those of</w:t>
+      </w:r>
+      <w:r>
+        <w:t xml:space="preserve"> </w:t>
+      </w:r>
+      <w:r>
+        <w:rPr>
+          <w:rStyle w:val="VerbatimChar"/>
+        </w:rPr>
+        <w:t xml:space="preserve">web-11</w:t>
+      </w:r>
+      <w:r>
+        <w:t xml:space="preserve">, so the masking and the name checks below still hold, and the capture date in the report is still 28 September. Offline,</w:t>
+      </w:r>
+      <w:r>
+        <w:t xml:space="preserve"> </w:t>
+      </w:r>
+      <w:r>
+        <w:rPr>
+          <w:rStyle w:val="VerbatimChar"/>
+        </w:rPr>
+        <w:t xml:space="preserve">uv run basic-check assess --run web-11-v3.2</w:t>
+      </w:r>
+      <w:r>
+        <w:t xml:space="preserve"> </w:t>
+      </w:r>
+      <w:r>
+        <w:t xml:space="preserve">reproduces it exactly, apart from the generation time.</w:t>
+      </w:r>
+    </w:p>
+    <w:p>
+      <w:pPr>
+        <w:pStyle w:val="BodyText"/>
+      </w:pPr>
+      <w:r>
+        <w:t xml:space="preserve">Run</w:t>
+      </w:r>
+      <w:r>
+        <w:t xml:space="preserve"> </w:t>
+      </w:r>
+      <w:r>
+        <w:rPr>
+          <w:rStyle w:val="VerbatimChar"/>
+        </w:rPr>
+        <w:t xml:space="preserve">web-11</w:t>
+      </w:r>
+      <w:r>
+        <w:t xml:space="preserve"> </w:t>
+      </w:r>
+      <w:r>
+        <w:t xml:space="preserve">was collected on 28 September 2026 at 13:48 UTC by the GitHub workflow (</w:t>
       </w:r>
       <w:hyperlink r:id="rId45">
         <w:r>
@@ -19923,13 +20525,13 @@
         <w:rPr>
           <w:rStyle w:val="VerbatimChar"/>
         </w:rPr>
-        <w:t xml:space="preserve">uv run basic-check assess --run web-11</w:t>
-      </w:r>
-      <w:r>
-        <w:t xml:space="preserve"> </w:t>
-      </w:r>
-      <w:r>
-        <w:t xml:space="preserve">reproduces it exactly, apart from the generation time.</w:t>
+        <w:t xml:space="preserve">uv run basic-check assess -c checklist/v3.1.yaml --run web-11</w:t>
+      </w:r>
+      <w:r>
+        <w:t xml:space="preserve"> </w:t>
+      </w:r>
+      <w:r>
+        <w:t xml:space="preserve">reproduces it as published on 28 September (49 PASS, 8 FAIL, 73 MANUAL_REVIEW), apart from the generation time.</w:t>
       </w:r>
     </w:p>
     <w:p>
@@ -20131,7 +20733,7 @@
               <w:pStyle w:val="Compact"/>
             </w:pPr>
             <w:r>
-              <w:t xml:space="preserve">8</w:t>
+              <w:t xml:space="preserve">14</w:t>
             </w:r>
           </w:p>
         </w:tc>
@@ -20158,7 +20760,7 @@
               <w:pStyle w:val="Compact"/>
             </w:pPr>
             <w:r>
-              <w:t xml:space="preserve">73</w:t>
+              <w:t xml:space="preserve">67</w:t>
             </w:r>
           </w:p>
         </w:tc>
@@ -20275,6 +20877,279 @@
         <w:pStyle w:val="BodyText"/>
       </w:pPr>
       <w:r>
+        <w:t xml:space="preserve">The other six FAILs are new with v3.2: points 5b and 5c for CERN, Data Terra and PaNOSC, whose landing pages link to no AUP, no UAP and no licence. Under v3.1 all six were review. No other cell changed. Per node, 5b and 5c under v3.2:</w:t>
+      </w:r>
+    </w:p>
+    <w:tbl>
+      <w:tblPr>
+        <w:tblStyle w:val="Table"/>
+        <w:tblW w:type="pct" w:w="5000"/>
+        <w:tblLayout w:type="fixed"/>
+        <w:tblLook w:firstRow="1" w:lastRow="0" w:firstColumn="0" w:lastColumn="0" w:noHBand="0" w:noVBand="0" w:val="0020"/>
+      </w:tblPr>
+      <w:tblGrid>
+        <w:gridCol w:w="2640"/>
+        <w:gridCol w:w="2640"/>
+        <w:gridCol w:w="2640"/>
+      </w:tblGrid>
+      <w:tr>
+        <w:trPr>
+          <w:cantSplit/>
+          <w:tblHeader w:val="on"/>
+        </w:trPr>
+        <w:tc>
+          <w:tcPr/>
+          <w:p>
+            <w:pPr>
+              <w:pStyle w:val="Compact"/>
+            </w:pPr>
+            <w:r>
+              <w:t xml:space="preserve">5b / 5c</w:t>
+            </w:r>
+          </w:p>
+        </w:tc>
+        <w:tc>
+          <w:tcPr/>
+          <w:p>
+            <w:pPr>
+              <w:pStyle w:val="Compact"/>
+            </w:pPr>
+            <w:r>
+              <w:t xml:space="preserve">Nodes</w:t>
+            </w:r>
+          </w:p>
+        </w:tc>
+        <w:tc>
+          <w:tcPr/>
+          <w:p>
+            <w:pPr>
+              <w:pStyle w:val="Compact"/>
+            </w:pPr>
+            <w:r>
+              <w:t xml:space="preserve">Why</w:t>
+            </w:r>
+          </w:p>
+        </w:tc>
+      </w:tr>
+      <w:tr>
+        <w:trPr>
+          <w:cantSplit/>
+        </w:trPr>
+        <w:tc>
+          <w:tcPr/>
+          <w:p>
+            <w:pPr>
+              <w:pStyle w:val="Compact"/>
+            </w:pPr>
+            <w:r>
+              <w:t xml:space="preserve">FAIL / FAIL</w:t>
+            </w:r>
+          </w:p>
+        </w:tc>
+        <w:tc>
+          <w:tcPr/>
+          <w:p>
+            <w:pPr>
+              <w:pStyle w:val="Compact"/>
+            </w:pPr>
+            <w:r>
+              <w:t xml:space="preserve">CERN, Data Terra, PaNOSC</w:t>
+            </w:r>
+          </w:p>
+        </w:tc>
+        <w:tc>
+          <w:tcPr/>
+          <w:p>
+            <w:pPr>
+              <w:pStyle w:val="Compact"/>
+            </w:pPr>
+            <w:r>
+              <w:t xml:space="preserve">no policy link on the NLP</w:t>
+            </w:r>
+          </w:p>
+        </w:tc>
+      </w:tr>
+      <w:tr>
+        <w:trPr>
+          <w:cantSplit/>
+        </w:trPr>
+        <w:tc>
+          <w:tcPr/>
+          <w:p>
+            <w:pPr>
+              <w:pStyle w:val="Compact"/>
+            </w:pPr>
+            <w:r>
+              <w:t xml:space="preserve">PASS / PASS</w:t>
+            </w:r>
+          </w:p>
+        </w:tc>
+        <w:tc>
+          <w:tcPr/>
+          <w:p>
+            <w:pPr>
+              <w:pStyle w:val="Compact"/>
+            </w:pPr>
+            <w:r>
+              <w:t xml:space="preserve">Slovakia</w:t>
+            </w:r>
+          </w:p>
+        </w:tc>
+        <w:tc>
+          <w:tcPr/>
+          <w:p>
+            <w:pPr>
+              <w:pStyle w:val="Compact"/>
+            </w:pPr>
+            <w:r>
+              <w:t xml:space="preserve">one "Terms of Use (incl. AUP and UAP)" document</w:t>
+            </w:r>
+          </w:p>
+        </w:tc>
+      </w:tr>
+      <w:tr>
+        <w:trPr>
+          <w:cantSplit/>
+        </w:trPr>
+        <w:tc>
+          <w:tcPr/>
+          <w:p>
+            <w:pPr>
+              <w:pStyle w:val="Compact"/>
+            </w:pPr>
+            <w:r>
+              <w:t xml:space="preserve">PASS / review</w:t>
+            </w:r>
+          </w:p>
+        </w:tc>
+        <w:tc>
+          <w:tcPr/>
+          <w:p>
+            <w:pPr>
+              <w:pStyle w:val="Compact"/>
+            </w:pPr>
+            <w:r>
+              <w:t xml:space="preserve">Czechia, EOSC DTO, EOSC Finland, EUDAT, EGI, Poland, Italy</w:t>
+            </w:r>
+          </w:p>
+        </w:tc>
+        <w:tc>
+          <w:tcPr/>
+          <w:p>
+            <w:pPr>
+              <w:pStyle w:val="Compact"/>
+            </w:pPr>
+            <w:r>
+              <w:t xml:space="preserve">an AUP or terms of use is linked; one document may be both, so the UAP is left to a reviewer</w:t>
+            </w:r>
+          </w:p>
+        </w:tc>
+      </w:tr>
+      <w:tr>
+        <w:trPr>
+          <w:cantSplit/>
+        </w:trPr>
+        <w:tc>
+          <w:tcPr/>
+          <w:p>
+            <w:pPr>
+              <w:pStyle w:val="Compact"/>
+            </w:pPr>
+            <w:r>
+              <w:t xml:space="preserve">review / PASS</w:t>
+            </w:r>
+          </w:p>
+        </w:tc>
+        <w:tc>
+          <w:tcPr/>
+          <w:p>
+            <w:pPr>
+              <w:pStyle w:val="Compact"/>
+            </w:pPr>
+            <w:r>
+              <w:t xml:space="preserve">BBMRI-ERIC</w:t>
+            </w:r>
+          </w:p>
+        </w:tc>
+        <w:tc>
+          <w:tcPr/>
+          <w:p>
+            <w:pPr>
+              <w:pStyle w:val="Compact"/>
+            </w:pPr>
+            <w:r>
+              <w:t xml:space="preserve">a UAP is linked, the AUP is left to a reviewer</w:t>
+            </w:r>
+          </w:p>
+        </w:tc>
+      </w:tr>
+      <w:tr>
+        <w:trPr>
+          <w:cantSplit/>
+        </w:trPr>
+        <w:tc>
+          <w:tcPr/>
+          <w:p>
+            <w:pPr>
+              <w:pStyle w:val="Compact"/>
+            </w:pPr>
+            <w:r>
+              <w:t xml:space="preserve">review / review</w:t>
+            </w:r>
+          </w:p>
+        </w:tc>
+        <w:tc>
+          <w:tcPr/>
+          <w:p>
+            <w:pPr>
+              <w:pStyle w:val="Compact"/>
+            </w:pPr>
+            <w:r>
+              <w:t xml:space="preserve">GÉANT</w:t>
+            </w:r>
+          </w:p>
+        </w:tc>
+        <w:tc>
+          <w:tcPr/>
+          <w:p>
+            <w:pPr>
+              <w:pStyle w:val="Compact"/>
+            </w:pPr>
+            <w:r>
+              <w:t xml:space="preserve">HTTP 403, the page was not served</w:t>
+            </w:r>
+          </w:p>
+        </w:tc>
+      </w:tr>
+    </w:tbl>
+    <w:p>
+      <w:pPr>
+        <w:pStyle w:val="BodyText"/>
+      </w:pPr>
+      <w:r>
+        <w:t xml:space="preserve">Every</w:t>
+      </w:r>
+      <w:r>
+        <w:t xml:space="preserve"> </w:t>
+      </w:r>
+      <w:r>
+        <w:rPr>
+          <w:rStyle w:val="VerbatimChar"/>
+        </w:rPr>
+        <w:t xml:space="preserve">PASS</w:t>
+      </w:r>
+      <w:r>
+        <w:t xml:space="preserve"> </w:t>
+      </w:r>
+      <w:r>
+        <w:t xml:space="preserve">here settles only the NLP half of item 5: the tool does not read the Catalogue metadata, and the reviewer action says so.</w:t>
+      </w:r>
+    </w:p>
+    <w:p>
+      <w:pPr>
+        <w:pStyle w:val="BodyText"/>
+      </w:pPr>
+      <w:r>
         <w:rPr>
           <w:b/>
           <w:bCs/>
@@ -20285,7 +21160,7 @@
         <w:t xml:space="preserve"> </w:t>
       </w:r>
       <w:r>
-        <w:t xml:space="preserve">4 PASS (1, 4, 6 via its Contact page, 7) and 6 review. Points 1 and 4 moved from review to</w:t>
+        <w:t xml:space="preserve">4 PASS (1, 4, 6 via its Contact page, 7), 2 FAIL (5b, 5c, under v3.2) and 4 review. Points 1 and 4 moved from review to</w:t>
       </w:r>
       <w:r>
         <w:t xml:space="preserve"> </w:t>
@@ -25687,7 +26562,7 @@
         <w:rPr>
           <w:rStyle w:val="VerbatimChar"/>
         </w:rPr>
-        <w:t xml:space="preserve">web-11</w:t>
+        <w:t xml:space="preserve">web-11-v3.2</w:t>
       </w:r>
       <w:r>
         <w:t xml:space="preserve">). Update it to the new run's shape.</w:t>
@@ -25768,7 +26643,7 @@
         <w:t xml:space="preserve"> </w:t>
       </w:r>
       <w:r>
-        <w:t xml:space="preserve">("130 cells: 49 PASS · 8 FAIL · 73 review");</w:t>
+        <w:t xml:space="preserve">("130 cells: 49 PASS · 14 FAIL · 67 review");</w:t>
       </w:r>
     </w:p>
     <w:p>
@@ -27259,7 +28134,7 @@
               <w:rPr>
                 <w:rStyle w:val="VerbatimChar"/>
               </w:rPr>
-              <w:t xml:space="preserve">DEFAULT_CHECKLIST = ROOT / "checklist" / "v3.1.yaml"</w:t>
+              <w:t xml:space="preserve">DEFAULT_CHECKLIST = ROOT / "checklist" / "v3.2.yaml"</w:t>
             </w:r>
           </w:p>
         </w:tc>
@@ -27504,7 +28379,7 @@
         <w:rPr>
           <w:rStyle w:val="VerbatimChar"/>
         </w:rPr>
-        <w:t xml:space="preserve">v3.1.yaml</w:t>
+        <w:t xml:space="preserve">v3.2.yaml</w:t>
       </w:r>
       <w:r>
         <w:t xml:space="preserve"> </w:t>
@@ -27524,28 +28399,34 @@
         <w:pStyle w:val="BodyText"/>
       </w:pPr>
       <w:r>
-        <w:t xml:space="preserve">The example assumes a v3.2 dated 15 October 2026. Use the real version, date</w:t>
-      </w:r>
-      <w:r>
-        <w:t xml:space="preserve"> </w:t>
-      </w:r>
-      <w:r>
-        <w:t xml:space="preserve">and filenames. This procedure was last applied on 26 September 2026, to move</w:t>
-      </w:r>
-      <w:r>
-        <w:t xml:space="preserve"> </w:t>
-      </w:r>
-      <w:r>
-        <w:t xml:space="preserve">from v3.0 to v3.1; the header of</w:t>
-      </w:r>
-      <w:r>
-        <w:t xml:space="preserve"> </w:t>
-      </w:r>
-      <w:r>
-        <w:rPr>
-          <w:rStyle w:val="VerbatimChar"/>
-        </w:rPr>
-        <w:t xml:space="preserve">checklist/v3.1.yaml</w:t>
+        <w:t xml:space="preserve">The example assumes a v3.3 dated 15 October 2026. Use the real version, date</w:t>
+      </w:r>
+      <w:r>
+        <w:t xml:space="preserve"> </w:t>
+      </w:r>
+      <w:r>
+        <w:t xml:space="preserve">and filenames. This procedure was last applied on 29 September 2026, to move</w:t>
+      </w:r>
+      <w:r>
+        <w:t xml:space="preserve"> </w:t>
+      </w:r>
+      <w:r>
+        <w:t xml:space="preserve">from v3.1 to v3.2 (and before that on 26 September, from v3.0 to v3.1);</w:t>
+      </w:r>
+      <w:r>
+        <w:t xml:space="preserve"> </w:t>
+      </w:r>
+      <w:r>
+        <w:t xml:space="preserve">the header of</w:t>
+      </w:r>
+      <w:r>
+        <w:t xml:space="preserve"> </w:t>
+      </w:r>
+      <w:r>
+        <w:rPr>
+          <w:rStyle w:val="VerbatimChar"/>
+        </w:rPr>
+        <w:t xml:space="preserve">checklist/v3.2.yaml</w:t>
       </w:r>
       <w:r>
         <w:t xml:space="preserve"> </w:t>
@@ -27586,7 +28467,7 @@
         <w:rPr>
           <w:rStyle w:val="NormalTok"/>
         </w:rPr>
-        <w:t xml:space="preserve"> ~/Downloads/20261015_Node_Landing_Page_Verification_Checklist_v3.2.pdf checklist/</w:t>
+        <w:t xml:space="preserve"> ~/Downloads/20261015_Node_Landing_Page_Verification_Checklist_v3.3.pdf checklist/</w:t>
       </w:r>
       <w:r>
         <w:br/>
@@ -27601,7 +28482,7 @@
         <w:rPr>
           <w:rStyle w:val="NormalTok"/>
         </w:rPr>
-        <w:t xml:space="preserve"> checklist/20261015_Node_Landing_Page_Verification_Checklist_v3.2.pdf</w:t>
+        <w:t xml:space="preserve"> checklist/20261015_Node_Landing_Page_Verification_Checklist_v3.3.pdf</w:t>
       </w:r>
       <w:r>
         <w:br/>
@@ -27610,7 +28491,7 @@
         <w:rPr>
           <w:rStyle w:val="CommentTok"/>
         </w:rPr>
-        <w:t xml:space="preserve"># on macOS: shasum -a 256 checklist/20261015_Node_Landing_Page_Verification_Checklist_v3.2.pdf</w:t>
+        <w:t xml:space="preserve"># on macOS: shasum -a 256 checklist/20261015_Node_Landing_Page_Verification_Checklist_v3.3.pdf</w:t>
       </w:r>
     </w:p>
     <w:p>
@@ -27618,7 +28499,7 @@
         <w:pStyle w:val="FirstParagraph"/>
       </w:pPr>
       <w:r>
-        <w:t xml:space="preserve">The committed v3.1 file is a PDF rendering of the circulated</w:t>
+        <w:t xml:space="preserve">The committed v3.2 file is a PDF rendering of the circulated</w:t>
       </w:r>
       <w:r>
         <w:t xml:space="preserve"> </w:t>
@@ -27695,7 +28576,7 @@
         <w:rPr>
           <w:rStyle w:val="NormalTok"/>
         </w:rPr>
-        <w:t xml:space="preserve"> checklist/v3.1.yaml checklist/v3.2.yaml</w:t>
+        <w:t xml:space="preserve"> checklist/v3.2.yaml checklist/v3.3.yaml</w:t>
       </w:r>
     </w:p>
     <w:p>
@@ -27712,7 +28593,7 @@
         <w:rPr>
           <w:rStyle w:val="VerbatimChar"/>
         </w:rPr>
-        <w:t xml:space="preserve">checklist/v3.2.yaml</w:t>
+        <w:t xml:space="preserve">checklist/v3.3.yaml</w:t>
       </w:r>
       <w:r>
         <w:t xml:space="preserve">, change the header:</w:t>
@@ -27744,7 +28625,7 @@
         <w:rPr>
           <w:rStyle w:val="StringTok"/>
         </w:rPr>
-        <w:t xml:space="preserve">"3.2"</w:t>
+        <w:t xml:space="preserve">"3.3"</w:t>
       </w:r>
       <w:r>
         <w:br/>
@@ -27792,7 +28673,7 @@
         <w:rPr>
           <w:rStyle w:val="AttributeTok"/>
         </w:rPr>
-        <w:t xml:space="preserve"> 20261015_Node_Landing_Page_Verification_Checklist_v3.2.docx</w:t>
+        <w:t xml:space="preserve"> 20261015_Node_Landing_Page_Verification_Checklist_v3.3.docx</w:t>
       </w:r>
       <w:r>
         <w:br/>
@@ -27813,7 +28694,7 @@
         <w:rPr>
           <w:rStyle w:val="AttributeTok"/>
         </w:rPr>
-        <w:t xml:space="preserve"> 20261015_Node_Landing_Page_Verification_Checklist_v3.2.pdf</w:t>
+        <w:t xml:space="preserve"> 20261015_Node_Landing_Page_Verification_Checklist_v3.3.pdf</w:t>
       </w:r>
       <w:r>
         <w:br/>
@@ -27848,7 +28729,7 @@
         <w:rPr>
           <w:rStyle w:val="VerbatimChar"/>
         </w:rPr>
-        <w:t xml:space="preserve">v3.2.yaml</w:t>
+        <w:t xml:space="preserve">v3.3.yaml</w:t>
       </w:r>
       <w:r>
         <w:t xml:space="preserve"> </w:t>
@@ -27863,7 +28744,7 @@
         <w:rPr>
           <w:rStyle w:val="VerbatimChar"/>
         </w:rPr>
-        <w:t xml:space="preserve">"3.2"</w:t>
+        <w:t xml:space="preserve">"3.3"</w:t>
       </w:r>
       <w:r>
         <w:t xml:space="preserve">); a test</w:t>
@@ -27905,7 +28786,7 @@
         <w:rPr>
           <w:rStyle w:val="VerbatimChar"/>
         </w:rPr>
-        <w:t xml:space="preserve">v3.2.yaml</w:t>
+        <w:t xml:space="preserve">v3.3.yaml</w:t>
       </w:r>
       <w:r>
         <w:t xml:space="preserve">:</w:t>
@@ -28164,297 +29045,183 @@
     </w:p>
     <w:p>
       <w:pPr>
-        <w:pStyle w:val="FirstParagraph"/>
-      </w:pPr>
+        <w:pStyle w:val="Compact"/>
+        <w:numPr>
+          <w:ilvl w:val="0"/>
+          <w:numId w:val="1014"/>
+        </w:numPr>
+      </w:pPr>
+      <w:r>
+        <w:t xml:space="preserve">If a rule became</w:t>
+      </w:r>
+      <w:r>
+        <w:t xml:space="preserve"> </w:t>
+      </w:r>
       <w:r>
         <w:rPr>
           <w:b/>
           <w:bCs/>
         </w:rPr>
-        <w:t xml:space="preserve">Step 4: try the new revision offline, before switching.</w:t>
-      </w:r>
-      <w:r>
-        <w:t xml:space="preserve"> </w:t>
-      </w:r>
-      <w:r>
-        <w:rPr>
-          <w:rStyle w:val="VerbatimChar"/>
-        </w:rPr>
-        <w:t xml:space="preserve">-c</w:t>
-      </w:r>
-      <w:r>
-        <w:t xml:space="preserve"> </w:t>
-      </w:r>
-      <w:r>
-        <w:t xml:space="preserve">applies it to</w:t>
-      </w:r>
-      <w:r>
-        <w:t xml:space="preserve"> </w:t>
-      </w:r>
-      <w:r>
-        <w:t xml:space="preserve">one run only. Re-scoring saved evidence contacts no one:</w:t>
-      </w:r>
-    </w:p>
-    <w:p>
-      <w:pPr>
-        <w:pStyle w:val="SourceCode"/>
-      </w:pPr>
-      <w:r>
-        <w:rPr>
-          <w:rStyle w:val="ExtensionTok"/>
-        </w:rPr>
-        <w:t xml:space="preserve">uv</w:t>
-      </w:r>
-      <w:r>
-        <w:rPr>
-          <w:rStyle w:val="NormalTok"/>
-        </w:rPr>
-        <w:t xml:space="preserve"> run basic-check points </w:t>
-      </w:r>
-      <w:r>
-        <w:rPr>
-          <w:rStyle w:val="AttributeTok"/>
-        </w:rPr>
-        <w:t xml:space="preserve">-c</w:t>
-      </w:r>
-      <w:r>
-        <w:rPr>
-          <w:rStyle w:val="NormalTok"/>
-        </w:rPr>
-        <w:t xml:space="preserve"> checklist/v3.2.yaml</w:t>
-      </w:r>
-      <w:r>
-        <w:br/>
-      </w:r>
-      <w:r>
-        <w:rPr>
-          <w:rStyle w:val="FunctionTok"/>
-        </w:rPr>
-        <w:t xml:space="preserve">mkdir</w:t>
-      </w:r>
-      <w:r>
-        <w:rPr>
-          <w:rStyle w:val="NormalTok"/>
-        </w:rPr>
-        <w:t xml:space="preserve"> </w:t>
-      </w:r>
-      <w:r>
-        <w:rPr>
-          <w:rStyle w:val="AttributeTok"/>
-        </w:rPr>
-        <w:t xml:space="preserve">-p</w:t>
-      </w:r>
-      <w:r>
-        <w:rPr>
-          <w:rStyle w:val="NormalTok"/>
-        </w:rPr>
-        <w:t xml:space="preserve"> /tmp/v32 </w:t>
-      </w:r>
-      <w:r>
-        <w:rPr>
-          <w:rStyle w:val="KeywordTok"/>
-        </w:rPr>
-        <w:t xml:space="preserve">&amp;&amp;</w:t>
-      </w:r>
-      <w:r>
-        <w:rPr>
-          <w:rStyle w:val="NormalTok"/>
-        </w:rPr>
-        <w:t xml:space="preserve"> </w:t>
-      </w:r>
-      <w:r>
-        <w:rPr>
-          <w:rStyle w:val="FunctionTok"/>
-        </w:rPr>
-        <w:t xml:space="preserve">cp</w:t>
-      </w:r>
-      <w:r>
-        <w:rPr>
-          <w:rStyle w:val="NormalTok"/>
-        </w:rPr>
-        <w:t xml:space="preserve"> </w:t>
-      </w:r>
-      <w:r>
-        <w:rPr>
-          <w:rStyle w:val="AttributeTok"/>
-        </w:rPr>
-        <w:t xml:space="preserve">-r</w:t>
-      </w:r>
-      <w:r>
-        <w:rPr>
-          <w:rStyle w:val="NormalTok"/>
-        </w:rPr>
-        <w:t xml:space="preserve"> results/evidence /tmp/v32/</w:t>
-      </w:r>
-      <w:r>
-        <w:br/>
-      </w:r>
-      <w:r>
-        <w:rPr>
-          <w:rStyle w:val="ExtensionTok"/>
-        </w:rPr>
-        <w:t xml:space="preserve">uv</w:t>
-      </w:r>
-      <w:r>
-        <w:rPr>
-          <w:rStyle w:val="NormalTok"/>
-        </w:rPr>
-        <w:t xml:space="preserve"> run basic-check assess </w:t>
-      </w:r>
-      <w:r>
-        <w:rPr>
-          <w:rStyle w:val="AttributeTok"/>
-        </w:rPr>
-        <w:t xml:space="preserve">-c</w:t>
-      </w:r>
-      <w:r>
-        <w:rPr>
-          <w:rStyle w:val="NormalTok"/>
-        </w:rPr>
-        <w:t xml:space="preserve"> checklist/v3.2.yaml </w:t>
-      </w:r>
-      <w:r>
-        <w:rPr>
-          <w:rStyle w:val="AttributeTok"/>
-        </w:rPr>
-        <w:t xml:space="preserve">--results</w:t>
-      </w:r>
-      <w:r>
-        <w:rPr>
-          <w:rStyle w:val="NormalTok"/>
-        </w:rPr>
-        <w:t xml:space="preserve"> /tmp/v32 </w:t>
-      </w:r>
-      <w:r>
-        <w:rPr>
-          <w:rStyle w:val="AttributeTok"/>
-        </w:rPr>
-        <w:t xml:space="preserve">--run</w:t>
-      </w:r>
-      <w:r>
-        <w:rPr>
-          <w:rStyle w:val="NormalTok"/>
-        </w:rPr>
-        <w:t xml:space="preserve"> trial-v3.2</w:t>
+        <w:t xml:space="preserve">stricter or looser</w:t>
+      </w:r>
+      <w:r>
+        <w:t xml:space="preserve">, older runs must keep the rule they</w:t>
+      </w:r>
+      <w:r>
+        <w:t xml:space="preserve"> </w:t>
+      </w:r>
+      <w:r>
+        <w:t xml:space="preserve">were made under. Do not simply change the function: give it a switch, pass</w:t>
+      </w:r>
+      <w:r>
+        <w:t xml:space="preserve"> </w:t>
+      </w:r>
+      <w:r>
+        <w:t xml:space="preserve">the switch from</w:t>
+      </w:r>
+      <w:r>
+        <w:t xml:space="preserve"> </w:t>
+      </w:r>
+      <w:r>
+        <w:rPr>
+          <w:rStyle w:val="VerbatimChar"/>
+        </w:rPr>
+        <w:t xml:space="preserve">run_all()</w:t>
+      </w:r>
+      <w:r>
+        <w:t xml:space="preserve">, and declare it in the new YAML only, so the older</w:t>
+      </w:r>
+      <w:r>
+        <w:t xml:space="preserve"> </w:t>
+      </w:r>
+      <w:r>
+        <w:t xml:space="preserve">files select the old rule by its absence. v3.2 did this for item 5:</w:t>
+      </w:r>
+      <w:r>
+        <w:t xml:space="preserve"> </w:t>
+      </w:r>
+      <w:r>
+        <w:rPr>
+          <w:rStyle w:val="VerbatimChar"/>
+        </w:rPr>
+        <w:t xml:space="preserve">item5_on_nlp: true</w:t>
+      </w:r>
+      <w:r>
+        <w:t xml:space="preserve"> </w:t>
+      </w:r>
+      <w:r>
+        <w:t xml:space="preserve">in</w:t>
+      </w:r>
+      <w:r>
+        <w:t xml:space="preserve"> </w:t>
+      </w:r>
+      <w:r>
+        <w:rPr>
+          <w:rStyle w:val="VerbatimChar"/>
+        </w:rPr>
+        <w:t xml:space="preserve">v3.2.yaml</w:t>
+      </w:r>
+      <w:r>
+        <w:t xml:space="preserve">, read by</w:t>
+      </w:r>
+      <w:r>
+        <w:t xml:space="preserve"> </w:t>
+      </w:r>
+      <w:r>
+        <w:rPr>
+          <w:rStyle w:val="VerbatimChar"/>
+        </w:rPr>
+        <w:t xml:space="preserve">_item5_on_nlp</w:t>
+      </w:r>
+      <w:r>
+        <w:t xml:space="preserve"> </w:t>
+      </w:r>
+      <w:r>
+        <w:t xml:space="preserve">in</w:t>
+      </w:r>
+      <w:r>
+        <w:t xml:space="preserve"> </w:t>
+      </w:r>
+      <w:r>
+        <w:rPr>
+          <w:rStyle w:val="VerbatimChar"/>
+        </w:rPr>
+        <w:t xml:space="preserve">cli.py</w:t>
+      </w:r>
+      <w:r>
+        <w:t xml:space="preserve">,</w:t>
+      </w:r>
+      <w:r>
+        <w:t xml:space="preserve"> </w:t>
+      </w:r>
+      <w:r>
+        <w:t xml:space="preserve">selects the rule that the AUP and UAP must be linked from the NLP, and</w:t>
+      </w:r>
+      <w:r>
+        <w:t xml:space="preserve"> </w:t>
+      </w:r>
+      <w:r>
+        <w:rPr>
+          <w:rStyle w:val="VerbatimChar"/>
+        </w:rPr>
+        <w:t xml:space="preserve">v3.0.yaml</w:t>
+      </w:r>
+      <w:r>
+        <w:t xml:space="preserve">/</w:t>
+      </w:r>
+      <w:r>
+        <w:rPr>
+          <w:rStyle w:val="VerbatimChar"/>
+        </w:rPr>
+        <w:t xml:space="preserve">v3.1.yaml</w:t>
+      </w:r>
+      <w:r>
+        <w:t xml:space="preserve">, which lack the key, keep "on the NLP or in the</w:t>
+      </w:r>
+      <w:r>
+        <w:t xml:space="preserve"> </w:t>
+      </w:r>
+      <w:r>
+        <w:t xml:space="preserve">Catalogue". Add tests for both rules, and rebuild the published run with the</w:t>
+      </w:r>
+      <w:r>
+        <w:t xml:space="preserve"> </w:t>
+      </w:r>
+      <w:r>
+        <w:t xml:space="preserve">old file to prove it is unchanged.</w:t>
       </w:r>
     </w:p>
     <w:p>
       <w:pPr>
         <w:pStyle w:val="FirstParagraph"/>
-      </w:pPr>
-      <w:r>
-        <w:t xml:space="preserve">Compare</w:t>
-      </w:r>
-      <w:r>
-        <w:t xml:space="preserve"> </w:t>
-      </w:r>
-      <w:r>
-        <w:rPr>
-          <w:rStyle w:val="VerbatimChar"/>
-        </w:rPr>
-        <w:t xml:space="preserve">/tmp/v32/results.md</w:t>
-      </w:r>
-      <w:r>
-        <w:t xml:space="preserve"> </w:t>
-      </w:r>
-      <w:r>
-        <w:t xml:space="preserve">with</w:t>
-      </w:r>
-      <w:r>
-        <w:t xml:space="preserve"> </w:t>
-      </w:r>
-      <w:r>
-        <w:rPr>
-          <w:rStyle w:val="VerbatimChar"/>
-        </w:rPr>
-        <w:t xml:space="preserve">results/results.md</w:t>
-      </w:r>
-      <w:r>
-        <w:t xml:space="preserve">. Any difference comes</w:t>
-      </w:r>
-      <w:r>
-        <w:t xml:space="preserve"> </w:t>
-      </w:r>
-      <w:r>
-        <w:t xml:space="preserve">from the new rules alone, since the evidence is the same. If the published run</w:t>
-      </w:r>
-      <w:r>
-        <w:t xml:space="preserve"> </w:t>
-      </w:r>
-      <w:r>
-        <w:t xml:space="preserve">skipped a node or used an older</w:t>
-      </w:r>
-      <w:r>
-        <w:t xml:space="preserve"> </w:t>
-      </w:r>
-      <w:r>
-        <w:rPr>
-          <w:rStyle w:val="VerbatimChar"/>
-        </w:rPr>
-        <w:t xml:space="preserve">nodes.yaml</w:t>
-      </w:r>
-      <w:r>
-        <w:t xml:space="preserve">, pass the same</w:t>
-      </w:r>
-      <w:r>
-        <w:t xml:space="preserve"> </w:t>
-      </w:r>
-      <w:r>
-        <w:rPr>
-          <w:rStyle w:val="VerbatimChar"/>
-        </w:rPr>
-        <w:t xml:space="preserve">--skip</w:t>
-      </w:r>
-      <w:r>
-        <w:t xml:space="preserve"> </w:t>
-      </w:r>
-      <w:r>
-        <w:t xml:space="preserve">and</w:t>
-      </w:r>
-      <w:r>
-        <w:t xml:space="preserve"> </w:t>
-      </w:r>
-      <w:r>
-        <w:rPr>
-          <w:rStyle w:val="VerbatimChar"/>
-        </w:rPr>
-        <w:t xml:space="preserve">--nodes</w:t>
-      </w:r>
-      <w:r>
-        <w:t xml:space="preserve"> </w:t>
-      </w:r>
-      <w:r>
-        <w:t xml:space="preserve">here.</w:t>
-      </w:r>
-    </w:p>
-    <w:p>
-      <w:pPr>
-        <w:pStyle w:val="BodyText"/>
       </w:pPr>
       <w:r>
         <w:rPr>
           <w:b/>
           <w:bCs/>
         </w:rPr>
-        <w:t xml:space="preserve">Step 5: make it the default, and run the tests.</w:t>
-      </w:r>
-      <w:r>
-        <w:t xml:space="preserve"> </w:t>
-      </w:r>
-      <w:r>
-        <w:t xml:space="preserve">In</w:t>
-      </w:r>
-      <w:r>
-        <w:t xml:space="preserve"> </w:t>
-      </w:r>
-      <w:r>
-        <w:rPr>
-          <w:rStyle w:val="VerbatimChar"/>
-        </w:rPr>
-        <w:t xml:space="preserve">src/basic_check/cli.py</w:t>
-      </w:r>
-      <w:r>
-        <w:t xml:space="preserve">:</w:t>
+        <w:t xml:space="preserve">Step 4: try the new revision offline, before switching.</w:t>
+      </w:r>
+      <w:r>
+        <w:t xml:space="preserve"> </w:t>
+      </w:r>
+      <w:r>
+        <w:rPr>
+          <w:rStyle w:val="VerbatimChar"/>
+        </w:rPr>
+        <w:t xml:space="preserve">-c</w:t>
+      </w:r>
+      <w:r>
+        <w:t xml:space="preserve"> </w:t>
+      </w:r>
+      <w:r>
+        <w:t xml:space="preserve">applies it to</w:t>
+      </w:r>
+      <w:r>
+        <w:t xml:space="preserve"> </w:t>
+      </w:r>
+      <w:r>
+        <w:t xml:space="preserve">one run only. Re-scoring saved evidence contacts no one:</w:t>
       </w:r>
     </w:p>
     <w:p>
@@ -28463,27 +29230,36 @@
       </w:pPr>
       <w:r>
         <w:rPr>
+          <w:rStyle w:val="ExtensionTok"/>
+        </w:rPr>
+        <w:t xml:space="preserve">uv</w:t>
+      </w:r>
+      <w:r>
+        <w:rPr>
           <w:rStyle w:val="NormalTok"/>
         </w:rPr>
-        <w:t xml:space="preserve">DEFAULT_CHECKLIST </w:t>
-      </w:r>
-      <w:r>
-        <w:rPr>
-          <w:rStyle w:val="OperatorTok"/>
-        </w:rPr>
-        <w:t xml:space="preserve">=</w:t>
+        <w:t xml:space="preserve"> run basic-check points </w:t>
+      </w:r>
+      <w:r>
+        <w:rPr>
+          <w:rStyle w:val="AttributeTok"/>
+        </w:rPr>
+        <w:t xml:space="preserve">-c</w:t>
       </w:r>
       <w:r>
         <w:rPr>
           <w:rStyle w:val="NormalTok"/>
         </w:rPr>
-        <w:t xml:space="preserve"> ROOT </w:t>
-      </w:r>
-      <w:r>
-        <w:rPr>
-          <w:rStyle w:val="OperatorTok"/>
-        </w:rPr>
-        <w:t xml:space="preserve">/</w:t>
+        <w:t xml:space="preserve"> checklist/v3.3.yaml</w:t>
+      </w:r>
+      <w:r>
+        <w:br/>
+      </w:r>
+      <w:r>
+        <w:rPr>
+          <w:rStyle w:val="FunctionTok"/>
+        </w:rPr>
+        <w:t xml:space="preserve">mkdir</w:t>
       </w:r>
       <w:r>
         <w:rPr>
@@ -28493,21 +29269,21 @@
       </w:r>
       <w:r>
         <w:rPr>
-          <w:rStyle w:val="StringTok"/>
-        </w:rPr>
-        <w:t xml:space="preserve">"checklist"</w:t>
+          <w:rStyle w:val="AttributeTok"/>
+        </w:rPr>
+        <w:t xml:space="preserve">-p</w:t>
       </w:r>
       <w:r>
         <w:rPr>
           <w:rStyle w:val="NormalTok"/>
         </w:rPr>
-        <w:t xml:space="preserve"> </w:t>
-      </w:r>
-      <w:r>
-        <w:rPr>
-          <w:rStyle w:val="OperatorTok"/>
-        </w:rPr>
-        <w:t xml:space="preserve">/</w:t>
+        <w:t xml:space="preserve"> /tmp/v33 </w:t>
+      </w:r>
+      <w:r>
+        <w:rPr>
+          <w:rStyle w:val="KeywordTok"/>
+        </w:rPr>
+        <w:t xml:space="preserve">&amp;&amp;</w:t>
       </w:r>
       <w:r>
         <w:rPr>
@@ -28517,15 +29293,31 @@
       </w:r>
       <w:r>
         <w:rPr>
-          <w:rStyle w:val="StringTok"/>
-        </w:rPr>
-        <w:t xml:space="preserve">"v3.2.yaml"</w:t>
-      </w:r>
-    </w:p>
-    <w:p>
-      <w:pPr>
-        <w:pStyle w:val="SourceCode"/>
-      </w:pPr>
+          <w:rStyle w:val="FunctionTok"/>
+        </w:rPr>
+        <w:t xml:space="preserve">cp</w:t>
+      </w:r>
+      <w:r>
+        <w:rPr>
+          <w:rStyle w:val="NormalTok"/>
+        </w:rPr>
+        <w:t xml:space="preserve"> </w:t>
+      </w:r>
+      <w:r>
+        <w:rPr>
+          <w:rStyle w:val="AttributeTok"/>
+        </w:rPr>
+        <w:t xml:space="preserve">-r</w:t>
+      </w:r>
+      <w:r>
+        <w:rPr>
+          <w:rStyle w:val="NormalTok"/>
+        </w:rPr>
+        <w:t xml:space="preserve"> results/evidence /tmp/v33/</w:t>
+      </w:r>
+      <w:r>
+        <w:br/>
+      </w:r>
       <w:r>
         <w:rPr>
           <w:rStyle w:val="ExtensionTok"/>
@@ -28536,46 +29328,43 @@
         <w:rPr>
           <w:rStyle w:val="NormalTok"/>
         </w:rPr>
-        <w:t xml:space="preserve"> run pytest </w:t>
+        <w:t xml:space="preserve"> run basic-check assess </w:t>
       </w:r>
       <w:r>
         <w:rPr>
           <w:rStyle w:val="AttributeTok"/>
         </w:rPr>
-        <w:t xml:space="preserve">-q</w:t>
-      </w:r>
-      <w:r>
-        <w:br/>
-      </w:r>
-      <w:r>
-        <w:rPr>
-          <w:rStyle w:val="ExtensionTok"/>
-        </w:rPr>
-        <w:t xml:space="preserve">uv</w:t>
+        <w:t xml:space="preserve">-c</w:t>
       </w:r>
       <w:r>
         <w:rPr>
           <w:rStyle w:val="NormalTok"/>
         </w:rPr>
-        <w:t xml:space="preserve"> run basic-check </w:t>
+        <w:t xml:space="preserve"> checklist/v3.3.yaml </w:t>
       </w:r>
       <w:r>
         <w:rPr>
           <w:rStyle w:val="AttributeTok"/>
         </w:rPr>
-        <w:t xml:space="preserve">--help</w:t>
+        <w:t xml:space="preserve">--results</w:t>
       </w:r>
       <w:r>
         <w:rPr>
           <w:rStyle w:val="NormalTok"/>
         </w:rPr>
-        <w:t xml:space="preserve">     </w:t>
-      </w:r>
-      <w:r>
-        <w:rPr>
-          <w:rStyle w:val="CommentTok"/>
-        </w:rPr>
-        <w:t xml:space="preserve"># now says "against checklist v3.2"</w:t>
+        <w:t xml:space="preserve"> /tmp/v33 </w:t>
+      </w:r>
+      <w:r>
+        <w:rPr>
+          <w:rStyle w:val="AttributeTok"/>
+        </w:rPr>
+        <w:t xml:space="preserve">--run</w:t>
+      </w:r>
+      <w:r>
+        <w:rPr>
+          <w:rStyle w:val="NormalTok"/>
+        </w:rPr>
+        <w:t xml:space="preserve"> trial-v3.3</w:t>
       </w:r>
     </w:p>
     <w:p>
@@ -28583,73 +29372,88 @@
         <w:pStyle w:val="FirstParagraph"/>
       </w:pPr>
       <w:r>
-        <w:t xml:space="preserve">The tests check the new file's hash, that its version matches its filename,</w:t>
-      </w:r>
-      <w:r>
-        <w:t xml:space="preserve"> </w:t>
-      </w:r>
-      <w:r>
-        <w:t xml:space="preserve">and that every point maps to exactly one</w:t>
-      </w:r>
-      <w:r>
-        <w:t xml:space="preserve"> </w:t>
-      </w:r>
-      <w:r>
-        <w:rPr>
-          <w:rStyle w:val="VerbatimChar"/>
-        </w:rPr>
-        <w:t xml:space="preserve">check_*</w:t>
-      </w:r>
-      <w:r>
-        <w:t xml:space="preserve"> </w:t>
-      </w:r>
-      <w:r>
-        <w:t xml:space="preserve">function and every function</w:t>
-      </w:r>
-      <w:r>
-        <w:t xml:space="preserve"> </w:t>
-      </w:r>
-      <w:r>
-        <w:t xml:space="preserve">to one point. They also check that</w:t>
-      </w:r>
-      <w:r>
-        <w:t xml:space="preserve"> </w:t>
-      </w:r>
-      <w:r>
-        <w:rPr>
-          <w:rStyle w:val="VerbatimChar"/>
-        </w:rPr>
-        <w:t xml:space="preserve">v3.1.yaml</w:t>
-      </w:r>
-      <w:r>
-        <w:t xml:space="preserve"> </w:t>
-      </w:r>
-      <w:r>
-        <w:t xml:space="preserve">and its document are still</w:t>
-      </w:r>
-      <w:r>
-        <w:t xml:space="preserve"> </w:t>
-      </w:r>
-      <w:r>
-        <w:t xml:space="preserve">intact, so older runs can still be rebuilt with</w:t>
-      </w:r>
-      <w:r>
-        <w:t xml:space="preserve"> </w:t>
-      </w:r>
-      <w:r>
-        <w:rPr>
-          <w:rStyle w:val="VerbatimChar"/>
-        </w:rPr>
-        <w:t xml:space="preserve">-c checklist/v3.1.yaml</w:t>
-      </w:r>
-      <w:r>
-        <w:t xml:space="preserve">. What</w:t>
-      </w:r>
-      <w:r>
-        <w:t xml:space="preserve"> </w:t>
-      </w:r>
-      <w:r>
-        <w:t xml:space="preserve">they cannot check is whether a rule is right: that is step 3.</w:t>
+        <w:t xml:space="preserve">Compare</w:t>
+      </w:r>
+      <w:r>
+        <w:t xml:space="preserve"> </w:t>
+      </w:r>
+      <w:r>
+        <w:rPr>
+          <w:rStyle w:val="VerbatimChar"/>
+        </w:rPr>
+        <w:t xml:space="preserve">/tmp/v33/results.md</w:t>
+      </w:r>
+      <w:r>
+        <w:t xml:space="preserve"> </w:t>
+      </w:r>
+      <w:r>
+        <w:t xml:space="preserve">with</w:t>
+      </w:r>
+      <w:r>
+        <w:t xml:space="preserve"> </w:t>
+      </w:r>
+      <w:r>
+        <w:rPr>
+          <w:rStyle w:val="VerbatimChar"/>
+        </w:rPr>
+        <w:t xml:space="preserve">results/results.md</w:t>
+      </w:r>
+      <w:r>
+        <w:t xml:space="preserve">. Any difference comes</w:t>
+      </w:r>
+      <w:r>
+        <w:t xml:space="preserve"> </w:t>
+      </w:r>
+      <w:r>
+        <w:t xml:space="preserve">from the new rules alone, since the evidence is the same. If the published run</w:t>
+      </w:r>
+      <w:r>
+        <w:t xml:space="preserve"> </w:t>
+      </w:r>
+      <w:r>
+        <w:t xml:space="preserve">skipped a node or used an older</w:t>
+      </w:r>
+      <w:r>
+        <w:t xml:space="preserve"> </w:t>
+      </w:r>
+      <w:r>
+        <w:rPr>
+          <w:rStyle w:val="VerbatimChar"/>
+        </w:rPr>
+        <w:t xml:space="preserve">nodes.yaml</w:t>
+      </w:r>
+      <w:r>
+        <w:t xml:space="preserve">, pass the same</w:t>
+      </w:r>
+      <w:r>
+        <w:t xml:space="preserve"> </w:t>
+      </w:r>
+      <w:r>
+        <w:rPr>
+          <w:rStyle w:val="VerbatimChar"/>
+        </w:rPr>
+        <w:t xml:space="preserve">--skip</w:t>
+      </w:r>
+      <w:r>
+        <w:t xml:space="preserve"> </w:t>
+      </w:r>
+      <w:r>
+        <w:t xml:space="preserve">and</w:t>
+      </w:r>
+      <w:r>
+        <w:t xml:space="preserve"> </w:t>
+      </w:r>
+      <w:r>
+        <w:rPr>
+          <w:rStyle w:val="VerbatimChar"/>
+        </w:rPr>
+        <w:t xml:space="preserve">--nodes</w:t>
+      </w:r>
+      <w:r>
+        <w:t xml:space="preserve"> </w:t>
+      </w:r>
+      <w:r>
+        <w:t xml:space="preserve">here.</w:t>
       </w:r>
     </w:p>
     <w:p>
@@ -28661,6 +29465,231 @@
           <w:b/>
           <w:bCs/>
         </w:rPr>
+        <w:t xml:space="preserve">Step 5: make it the default, and run the tests.</w:t>
+      </w:r>
+      <w:r>
+        <w:t xml:space="preserve"> </w:t>
+      </w:r>
+      <w:r>
+        <w:t xml:space="preserve">In</w:t>
+      </w:r>
+      <w:r>
+        <w:t xml:space="preserve"> </w:t>
+      </w:r>
+      <w:r>
+        <w:rPr>
+          <w:rStyle w:val="VerbatimChar"/>
+        </w:rPr>
+        <w:t xml:space="preserve">src/basic_check/cli.py</w:t>
+      </w:r>
+      <w:r>
+        <w:t xml:space="preserve">:</w:t>
+      </w:r>
+    </w:p>
+    <w:p>
+      <w:pPr>
+        <w:pStyle w:val="SourceCode"/>
+      </w:pPr>
+      <w:r>
+        <w:rPr>
+          <w:rStyle w:val="NormalTok"/>
+        </w:rPr>
+        <w:t xml:space="preserve">DEFAULT_CHECKLIST </w:t>
+      </w:r>
+      <w:r>
+        <w:rPr>
+          <w:rStyle w:val="OperatorTok"/>
+        </w:rPr>
+        <w:t xml:space="preserve">=</w:t>
+      </w:r>
+      <w:r>
+        <w:rPr>
+          <w:rStyle w:val="NormalTok"/>
+        </w:rPr>
+        <w:t xml:space="preserve"> ROOT </w:t>
+      </w:r>
+      <w:r>
+        <w:rPr>
+          <w:rStyle w:val="OperatorTok"/>
+        </w:rPr>
+        <w:t xml:space="preserve">/</w:t>
+      </w:r>
+      <w:r>
+        <w:rPr>
+          <w:rStyle w:val="NormalTok"/>
+        </w:rPr>
+        <w:t xml:space="preserve"> </w:t>
+      </w:r>
+      <w:r>
+        <w:rPr>
+          <w:rStyle w:val="StringTok"/>
+        </w:rPr>
+        <w:t xml:space="preserve">"checklist"</w:t>
+      </w:r>
+      <w:r>
+        <w:rPr>
+          <w:rStyle w:val="NormalTok"/>
+        </w:rPr>
+        <w:t xml:space="preserve"> </w:t>
+      </w:r>
+      <w:r>
+        <w:rPr>
+          <w:rStyle w:val="OperatorTok"/>
+        </w:rPr>
+        <w:t xml:space="preserve">/</w:t>
+      </w:r>
+      <w:r>
+        <w:rPr>
+          <w:rStyle w:val="NormalTok"/>
+        </w:rPr>
+        <w:t xml:space="preserve"> </w:t>
+      </w:r>
+      <w:r>
+        <w:rPr>
+          <w:rStyle w:val="StringTok"/>
+        </w:rPr>
+        <w:t xml:space="preserve">"v3.3.yaml"</w:t>
+      </w:r>
+    </w:p>
+    <w:p>
+      <w:pPr>
+        <w:pStyle w:val="SourceCode"/>
+      </w:pPr>
+      <w:r>
+        <w:rPr>
+          <w:rStyle w:val="ExtensionTok"/>
+        </w:rPr>
+        <w:t xml:space="preserve">uv</w:t>
+      </w:r>
+      <w:r>
+        <w:rPr>
+          <w:rStyle w:val="NormalTok"/>
+        </w:rPr>
+        <w:t xml:space="preserve"> run pytest </w:t>
+      </w:r>
+      <w:r>
+        <w:rPr>
+          <w:rStyle w:val="AttributeTok"/>
+        </w:rPr>
+        <w:t xml:space="preserve">-q</w:t>
+      </w:r>
+      <w:r>
+        <w:br/>
+      </w:r>
+      <w:r>
+        <w:rPr>
+          <w:rStyle w:val="ExtensionTok"/>
+        </w:rPr>
+        <w:t xml:space="preserve">uv</w:t>
+      </w:r>
+      <w:r>
+        <w:rPr>
+          <w:rStyle w:val="NormalTok"/>
+        </w:rPr>
+        <w:t xml:space="preserve"> run basic-check </w:t>
+      </w:r>
+      <w:r>
+        <w:rPr>
+          <w:rStyle w:val="AttributeTok"/>
+        </w:rPr>
+        <w:t xml:space="preserve">--help</w:t>
+      </w:r>
+      <w:r>
+        <w:rPr>
+          <w:rStyle w:val="NormalTok"/>
+        </w:rPr>
+        <w:t xml:space="preserve">     </w:t>
+      </w:r>
+      <w:r>
+        <w:rPr>
+          <w:rStyle w:val="CommentTok"/>
+        </w:rPr>
+        <w:t xml:space="preserve"># now says "against checklist v3.3"</w:t>
+      </w:r>
+    </w:p>
+    <w:p>
+      <w:pPr>
+        <w:pStyle w:val="FirstParagraph"/>
+      </w:pPr>
+      <w:r>
+        <w:t xml:space="preserve">The tests check the new file's hash, that its version matches its filename,</w:t>
+      </w:r>
+      <w:r>
+        <w:t xml:space="preserve"> </w:t>
+      </w:r>
+      <w:r>
+        <w:t xml:space="preserve">and that every point maps to exactly one</w:t>
+      </w:r>
+      <w:r>
+        <w:t xml:space="preserve"> </w:t>
+      </w:r>
+      <w:r>
+        <w:rPr>
+          <w:rStyle w:val="VerbatimChar"/>
+        </w:rPr>
+        <w:t xml:space="preserve">check_*</w:t>
+      </w:r>
+      <w:r>
+        <w:t xml:space="preserve"> </w:t>
+      </w:r>
+      <w:r>
+        <w:t xml:space="preserve">function and every function</w:t>
+      </w:r>
+      <w:r>
+        <w:t xml:space="preserve"> </w:t>
+      </w:r>
+      <w:r>
+        <w:t xml:space="preserve">to one point. They also check that</w:t>
+      </w:r>
+      <w:r>
+        <w:t xml:space="preserve"> </w:t>
+      </w:r>
+      <w:r>
+        <w:rPr>
+          <w:rStyle w:val="VerbatimChar"/>
+        </w:rPr>
+        <w:t xml:space="preserve">v3.2.yaml</w:t>
+      </w:r>
+      <w:r>
+        <w:t xml:space="preserve"> </w:t>
+      </w:r>
+      <w:r>
+        <w:t xml:space="preserve">and its document are still</w:t>
+      </w:r>
+      <w:r>
+        <w:t xml:space="preserve"> </w:t>
+      </w:r>
+      <w:r>
+        <w:t xml:space="preserve">intact, so older runs can still be rebuilt with</w:t>
+      </w:r>
+      <w:r>
+        <w:t xml:space="preserve"> </w:t>
+      </w:r>
+      <w:r>
+        <w:rPr>
+          <w:rStyle w:val="VerbatimChar"/>
+        </w:rPr>
+        <w:t xml:space="preserve">-c checklist/v3.2.yaml</w:t>
+      </w:r>
+      <w:r>
+        <w:t xml:space="preserve">. What</w:t>
+      </w:r>
+      <w:r>
+        <w:t xml:space="preserve"> </w:t>
+      </w:r>
+      <w:r>
+        <w:t xml:space="preserve">they cannot check is whether a rule is right: that is step 3.</w:t>
+      </w:r>
+    </w:p>
+    <w:p>
+      <w:pPr>
+        <w:pStyle w:val="BodyText"/>
+      </w:pPr>
+      <w:r>
+        <w:rPr>
+          <w:b/>
+          <w:bCs/>
+        </w:rPr>
         <w:t xml:space="preserve">Step 6: produce and publish the results.</w:t>
       </w:r>
       <w:r>
@@ -28673,7 +29702,7 @@
         <w:t xml:space="preserve"> </w:t>
       </w:r>
       <w:r>
-        <w:t xml:space="preserve">v3.2, so no</w:t>
+        <w:t xml:space="preserve">v3.3, so no</w:t>
       </w:r>
       <w:r>
         <w:t xml:space="preserve"> </w:t>
@@ -28738,7 +29767,7 @@
         <w:rPr>
           <w:rStyle w:val="NormalTok"/>
         </w:rPr>
-        <w:t xml:space="preserve"> live-2026-10-20-v3.2</w:t>
+        <w:t xml:space="preserve"> live-2026-10-20-v3.3</w:t>
       </w:r>
       <w:r>
         <w:br/>
@@ -28837,7 +29866,7 @@
         <w:rPr>
           <w:rStyle w:val="NormalTok"/>
         </w:rPr>
-        <w:t xml:space="preserve"> live-2026-10-20-v3.2</w:t>
+        <w:t xml:space="preserve"> live-2026-10-20-v3.3</w:t>
       </w:r>
     </w:p>
     <w:p>
@@ -28845,7 +29874,7 @@
         <w:pStyle w:val="FirstParagraph"/>
       </w:pPr>
       <w:r>
-        <w:t xml:space="preserve">Alternatively, re-score the published evidence against v3.2 without contacting</w:t>
+        <w:t xml:space="preserve">Alternatively, re-score the published evidence against v3.3 without contacting</w:t>
       </w:r>
       <w:r>
         <w:t xml:space="preserve"> </w:t>
@@ -28863,7 +29892,7 @@
         <w:t xml:space="preserve">results/</w:t>
       </w:r>
       <w:r>
-        <w:t xml:space="preserve">. The report then says v3.2,</w:t>
+        <w:t xml:space="preserve">. The report then says v3.3,</w:t>
       </w:r>
       <w:r>
         <w:t xml:space="preserve"> </w:t>
@@ -28886,21 +29915,21 @@
         <w:rPr>
           <w:rStyle w:val="VerbatimChar"/>
         </w:rPr>
+        <w:t xml:space="preserve">results/checklist-v3.3.html</w:t>
+      </w:r>
+      <w:r>
+        <w:t xml:space="preserve">. The old</w:t>
+      </w:r>
+      <w:r>
+        <w:t xml:space="preserve"> </w:t>
+      </w:r>
+      <w:r>
+        <w:rPr>
+          <w:rStyle w:val="VerbatimChar"/>
+        </w:rPr>
         <w:t xml:space="preserve">results/checklist-v3.2.html</w:t>
       </w:r>
       <w:r>
-        <w:t xml:space="preserve">. The old</w:t>
-      </w:r>
-      <w:r>
-        <w:t xml:space="preserve"> </w:t>
-      </w:r>
-      <w:r>
-        <w:rPr>
-          <w:rStyle w:val="VerbatimChar"/>
-        </w:rPr>
-        <w:t xml:space="preserve">results/checklist-v3.1.html</w:t>
-      </w:r>
-      <w:r>
         <w:t xml:space="preserve"> </w:t>
       </w:r>
       <w:r>
@@ -28910,7 +29939,7 @@
         <w:t xml:space="preserve"> </w:t>
       </w:r>
       <w:r>
-        <w:t xml:space="preserve">that name v3.1 in prose or links:</w:t>
+        <w:t xml:space="preserve">that name v3.2 in prose or links:</w:t>
       </w:r>
     </w:p>
     <w:p>
@@ -28927,7 +29956,7 @@
         <w:rPr>
           <w:rStyle w:val="NormalTok"/>
         </w:rPr>
-        <w:t xml:space="preserve"> rm results/checklist-v3.1.html</w:t>
+        <w:t xml:space="preserve"> rm results/checklist-v3.2.html</w:t>
       </w:r>
       <w:r>
         <w:br/>
@@ -28960,7 +29989,7 @@
         <w:rPr>
           <w:rStyle w:val="StringTok"/>
         </w:rPr>
-        <w:t xml:space="preserve">"v3\.1"</w:t>
+        <w:t xml:space="preserve">"v3\.2"</w:t>
       </w:r>
       <w:r>
         <w:rPr>
@@ -28995,7 +30024,7 @@
         <w:rPr>
           <w:rStyle w:val="VerbatimChar"/>
         </w:rPr>
-        <w:t xml:space="preserve">results/checklist-v3.1.html#p…</w:t>
+        <w:t xml:space="preserve">results/checklist-v3.2.html#p…</w:t>
       </w:r>
       <w:r>
         <w:t xml:space="preserve">. Those links break once the file is removed,</w:t>
@@ -29013,7 +30042,7 @@
         <w:rPr>
           <w:rStyle w:val="VerbatimChar"/>
         </w:rPr>
-        <w:t xml:space="preserve">v3.2</w:t>
+        <w:t xml:space="preserve">v3.3</w:t>
       </w:r>
       <w:r>
         <w:t xml:space="preserve">.</w:t>
@@ -29084,7 +30113,7 @@
         <w:rPr>
           <w:rStyle w:val="VerbatimChar"/>
         </w:rPr>
-        <w:t xml:space="preserve">checklist/v3.2.yaml</w:t>
+        <w:t xml:space="preserve">checklist/v3.3.yaml</w:t>
       </w:r>
       <w:r>
         <w:t xml:space="preserve">,</w:t>
@@ -29160,19 +30189,19 @@
           <w:i/>
           <w:iCs/>
         </w:rPr>
-        <w:t xml:space="preserve">Node Landing Page Verification Checklist v3.1</w:t>
-      </w:r>
-      <w:r>
-        <w:t xml:space="preserve">, 24 September 2026, committed as</w:t>
-      </w:r>
-      <w:r>
-        <w:t xml:space="preserve"> </w:t>
-      </w:r>
-      <w:r>
-        <w:rPr>
-          <w:rStyle w:val="VerbatimChar"/>
-        </w:rPr>
-        <w:t xml:space="preserve">checklist/20260910_Node_Landing_Page_Verification_Checklist_v3.1.pdf</w:t>
+        <w:t xml:space="preserve">Node Landing Page Verification Checklist v3.2</w:t>
+      </w:r>
+      <w:r>
+        <w:t xml:space="preserve">, 28 September 2026, committed as</w:t>
+      </w:r>
+      <w:r>
+        <w:t xml:space="preserve"> </w:t>
+      </w:r>
+      <w:r>
+        <w:rPr>
+          <w:rStyle w:val="VerbatimChar"/>
+        </w:rPr>
+        <w:t xml:space="preserve">checklist/20260928_Node_Landing_Page_Verification_Checklist_v3.2.pdf</w:t>
       </w:r>
       <w:r>
         <w:t xml:space="preserve"> </w:t>
@@ -29187,7 +30216,7 @@
         <w:rPr>
           <w:rStyle w:val="VerbatimChar"/>
         </w:rPr>
-        <w:t xml:space="preserve">checklist/v3.1.yaml</w:t>
+        <w:t xml:space="preserve">checklist/v3.2.yaml</w:t>
       </w:r>
       <w:r>
         <w:t xml:space="preserve"> </w:t>
@@ -29272,6 +30301,18 @@
         <w:rPr>
           <w:rStyle w:val="VerbatimChar"/>
         </w:rPr>
+        <w:t xml:space="preserve">web-11-v3.2</w:t>
+      </w:r>
+      <w:r>
+        <w:t xml:space="preserve">: the evidence of run</w:t>
+      </w:r>
+      <w:r>
+        <w:t xml:space="preserve"> </w:t>
+      </w:r>
+      <w:r>
+        <w:rPr>
+          <w:rStyle w:val="VerbatimChar"/>
+        </w:rPr>
         <w:t xml:space="preserve">web-11</w:t>
       </w:r>
       <w:r>
@@ -29292,7 +30333,7 @@
         <w:t xml:space="preserve"> </w:t>
       </w:r>
       <w:r>
-        <w:t xml:space="preserve">under checklist v3.1, not reviewed</w:t>
+        <w:t xml:space="preserve">under checklist v3.1, re-scored offline against v3.2 on 29 September 2026, not reviewed</w:t>
       </w:r>
     </w:p>
     <w:p>

--- a/docs/eosc-basic-compliance-testsuite.docx
+++ b/docs/eosc-basic-compliance-testsuite.docx
@@ -1129,7 +1129,19 @@
         <w:t xml:space="preserve"> </w:t>
       </w:r>
       <w:r>
-        <w:t xml:space="preserve">(section 10). The suite grew from 426 to</w:t>
+        <w:t xml:space="preserve">(section 10). Run</w:t>
+      </w:r>
+      <w:r>
+        <w:t xml:space="preserve"> </w:t>
+      </w:r>
+      <w:r>
+        <w:rPr>
+          <w:rStyle w:val="VerbatimChar"/>
+        </w:rPr>
+        <w:t xml:space="preserve">web-12</w:t>
+      </w:r>
+      <w:r>
+        <w:t xml:space="preserve">, the first collected under v3.2, then replaced it with the same 130 verdicts. The suite grew from 426 to</w:t>
       </w:r>
       <w:r>
         <w:t xml:space="preserve"> </w:t>
@@ -5857,25 +5869,13 @@
         <w:rPr>
           <w:rStyle w:val="VerbatimChar"/>
         </w:rPr>
-        <w:t xml:space="preserve">web-11-v3.2</w:t>
-      </w:r>
-      <w:r>
-        <w:t xml:space="preserve"> </w:t>
-      </w:r>
-      <w:r>
-        <w:t xml:space="preserve">is the evidence of</w:t>
-      </w:r>
-      <w:r>
-        <w:t xml:space="preserve"> </w:t>
-      </w:r>
-      <w:r>
-        <w:rPr>
-          <w:rStyle w:val="VerbatimChar"/>
-        </w:rPr>
-        <w:t xml:space="preserve">web-11</w:t>
-      </w:r>
-      <w:r>
-        <w:t xml:space="preserve">, collected from the committed</w:t>
+        <w:t xml:space="preserve">web-12</w:t>
+      </w:r>
+      <w:r>
+        <w:t xml:space="preserve"> </w:t>
+      </w:r>
+      <w:r>
+        <w:t xml:space="preserve">was collected from the committed</w:t>
       </w:r>
       <w:r>
         <w:t xml:space="preserve"> </w:t>
@@ -5896,40 +5896,55 @@
         <w:rPr>
           <w:rStyle w:val="VerbatimChar"/>
         </w:rPr>
-        <w:t xml:space="preserve">uv run basic-check assess --run web-11-v3.2</w:t>
-      </w:r>
-      <w:r>
-        <w:t xml:space="preserve"> </w:t>
-      </w:r>
-      <w:r>
-        <w:t xml:space="preserve">rebuilds it exactly, apart from the generation time, with no URL warning (verified 29 September 2026).</w:t>
-      </w:r>
-      <w:r>
-        <w:t xml:space="preserve"> </w:t>
-      </w:r>
-      <w:r>
-        <w:rPr>
-          <w:rStyle w:val="VerbatimChar"/>
-        </w:rPr>
-        <w:t xml:space="preserve">web-11</w:t>
-      </w:r>
-      <w:r>
-        <w:t xml:space="preserve"> </w:t>
-      </w:r>
-      <w:r>
-        <w:t xml:space="preserve">as published under v3.1 rebuilds with</w:t>
-      </w:r>
-      <w:r>
-        <w:t xml:space="preserve"> </w:t>
-      </w:r>
-      <w:r>
-        <w:rPr>
-          <w:rStyle w:val="VerbatimChar"/>
-        </w:rPr>
-        <w:t xml:space="preserve">-c checklist/v3.1.yaml --run web-11</w:t>
-      </w:r>
-      <w:r>
-        <w:t xml:space="preserve">, and so does every earlier run, together with the options below. Run</w:t>
+        <w:t xml:space="preserve">uv run basic-check assess --run web-12</w:t>
+      </w:r>
+      <w:r>
+        <w:t xml:space="preserve"> </w:t>
+      </w:r>
+      <w:r>
+        <w:t xml:space="preserve">rebuilds it exactly, apart from the generation time, with no URL warning (verified 29 September 2026). Earlier runs are in the git history: restore their</w:t>
+      </w:r>
+      <w:r>
+        <w:t xml:space="preserve"> </w:t>
+      </w:r>
+      <w:r>
+        <w:rPr>
+          <w:rStyle w:val="VerbatimChar"/>
+        </w:rPr>
+        <w:t xml:space="preserve">results/evidence</w:t>
+      </w:r>
+      <w:r>
+        <w:t xml:space="preserve"> </w:t>
+      </w:r>
+      <w:r>
+        <w:t xml:space="preserve">into a scratch directory and assess with</w:t>
+      </w:r>
+      <w:r>
+        <w:t xml:space="preserve"> </w:t>
+      </w:r>
+      <w:r>
+        <w:rPr>
+          <w:rStyle w:val="VerbatimChar"/>
+        </w:rPr>
+        <w:t xml:space="preserve">--results</w:t>
+      </w:r>
+      <w:r>
+        <w:t xml:space="preserve">. Runs collected before 29 September were published under v3.1, so add</w:t>
+      </w:r>
+      <w:r>
+        <w:t xml:space="preserve"> </w:t>
+      </w:r>
+      <w:r>
+        <w:rPr>
+          <w:rStyle w:val="VerbatimChar"/>
+        </w:rPr>
+        <w:t xml:space="preserve">-c checklist/v3.1.yaml</w:t>
+      </w:r>
+      <w:r>
+        <w:t xml:space="preserve"> </w:t>
+      </w:r>
+      <w:r>
+        <w:t xml:space="preserve">to rebuild them as published, together with the options below. Run</w:t>
       </w:r>
       <w:r>
         <w:t xml:space="preserve"> </w:t>
@@ -20303,7 +20318,7 @@
     </w:p>
     <w:bookmarkEnd w:id="43"/>
     <w:bookmarkEnd w:id="44"/>
-    <w:bookmarkStart w:id="53" w:name="the-published-figures"/>
+    <w:bookmarkStart w:id="54" w:name="the-published-figures"/>
     <w:p>
       <w:pPr>
         <w:pStyle w:val="Heading2"/>
@@ -20312,13 +20327,13 @@
         <w:t xml:space="preserve">10. The published figures</w:t>
       </w:r>
     </w:p>
-    <w:bookmarkStart w:id="47" w:name="Xc08815736e9f82a890a19a40f2a35fb3ed16fb3"/>
+    <w:bookmarkStart w:id="48" w:name="X4a5a1919b688831e14d75e7acd3cb777212dade"/>
     <w:p>
       <w:pPr>
         <w:pStyle w:val="Heading3"/>
       </w:pPr>
       <w:r>
-        <w:t xml:space="preserve">Current run: web-11 re-scored under v3.2, 29 September 2026 (unreviewed)</w:t>
+        <w:t xml:space="preserve">Current run: web-12, 28 September 2026 (unreviewed)</w:t>
       </w:r>
     </w:p>
     <w:p>
@@ -20347,10 +20362,134 @@
         <w:rPr>
           <w:rStyle w:val="VerbatimChar"/>
         </w:rPr>
+        <w:t xml:space="preserve">web-12</w:t>
+      </w:r>
+      <w:r>
+        <w:t xml:space="preserve">, collected on 28 September 2026 between 22:34 and 22:38 UTC by the GitHub workflow (</w:t>
+      </w:r>
+      <w:hyperlink r:id="rId45">
+        <w:r>
+          <w:rPr>
+            <w:rStyle w:val="Hyperlink"/>
+          </w:rPr>
+          <w:t xml:space="preserve">run 36493197701</w:t>
+        </w:r>
+      </w:hyperlink>
+      <w:r>
+        <w:t xml:space="preserve">, commit</w:t>
+      </w:r>
+      <w:r>
+        <w:t xml:space="preserve"> </w:t>
+      </w:r>
+      <w:r>
+        <w:rPr>
+          <w:rStyle w:val="VerbatimChar"/>
+        </w:rPr>
+        <w:t xml:space="preserve">d3de829</w:t>
+      </w:r>
+      <w:r>
+        <w:t xml:space="preserve">, unit tests passing first), the first under checklist v3.2, at</w:t>
+      </w:r>
+      <w:r>
+        <w:t xml:space="preserve"> </w:t>
+      </w:r>
+      <w:r>
+        <w:rPr>
+          <w:rStyle w:val="VerbatimChar"/>
+        </w:rPr>
+        <w:t xml:space="preserve">--depth 1</w:t>
+      </w:r>
+      <w:r>
+        <w:t xml:space="preserve"> </w:t>
+      </w:r>
+      <w:r>
+        <w:t xml:space="preserve">and against the official unscoped names list (13 names, SHA-256</w:t>
+      </w:r>
+      <w:r>
+        <w:t xml:space="preserve"> </w:t>
+      </w:r>
+      <w:r>
+        <w:rPr>
+          <w:rStyle w:val="VerbatimChar"/>
+        </w:rPr>
+        <w:t xml:space="preserve">46af586b…</w:t>
+      </w:r>
+      <w:r>
+        <w:t xml:space="preserve">). All thirteen nodes were assessed and none was skipped; twelve landing pages returned HTTP 200 and GÉANT returned HTTP 403 with the Cloudflare challenge; 31 links were followed. The evidence was masked as it was collected, and a search of every evidence file and report found no personal address or phone number; the only addresses left are EGI role mailboxes. The same two personal names as in</w:t>
+      </w:r>
+      <w:r>
+        <w:t xml:space="preserve"> </w:t>
+      </w:r>
+      <w:r>
+        <w:rPr>
+          <w:rStyle w:val="VerbatimChar"/>
+        </w:rPr>
+        <w:t xml:space="preserve">web-11</w:t>
+      </w:r>
+      <w:r>
+        <w:t xml:space="preserve"> </w:t>
+      </w:r>
+      <w:r>
+        <w:t xml:space="preserve">were then removed by hand with same-length placeholders: CERN's quotation attribution (in</w:t>
+      </w:r>
+      <w:r>
+        <w:t xml:space="preserve"> </w:t>
+      </w:r>
+      <w:r>
+        <w:rPr>
+          <w:rStyle w:val="VerbatimChar"/>
+        </w:rPr>
+        <w:t xml:space="preserve">cern.json</w:t>
+      </w:r>
+      <w:r>
+        <w:t xml:space="preserve"> </w:t>
+      </w:r>
+      <w:r>
+        <w:t xml:space="preserve">and its screenshot) and EGI's coordinator, whose name was also in the address of the link to their profile page (</w:t>
+      </w:r>
+      <w:r>
+        <w:rPr>
+          <w:rStyle w:val="VerbatimChar"/>
+        </w:rPr>
+        <w:t xml:space="preserve">/person/…/</w:t>
+      </w:r>
+      <w:r>
+        <w:t xml:space="preserve">), masked this time too. Re-assessing after the masking changed no verdict, message or evidence line. Offline,</w:t>
+      </w:r>
+      <w:r>
+        <w:t xml:space="preserve"> </w:t>
+      </w:r>
+      <w:r>
+        <w:rPr>
+          <w:rStyle w:val="VerbatimChar"/>
+        </w:rPr>
+        <w:t xml:space="preserve">uv run basic-check assess --run web-12</w:t>
+      </w:r>
+      <w:r>
+        <w:t xml:space="preserve"> </w:t>
+      </w:r>
+      <w:r>
+        <w:t xml:space="preserve">reproduces it exactly, apart from the generation time.</w:t>
+      </w:r>
+    </w:p>
+    <w:p>
+      <w:pPr>
+        <w:pStyle w:val="BodyText"/>
+      </w:pPr>
+      <w:r>
+        <w:t xml:space="preserve">Every one of its 130 cells equals</w:t>
+      </w:r>
+      <w:r>
+        <w:t xml:space="preserve"> </w:t>
+      </w:r>
+      <w:r>
+        <w:rPr>
+          <w:rStyle w:val="VerbatimChar"/>
+        </w:rPr>
         <w:t xml:space="preserve">web-11-v3.2</w:t>
       </w:r>
       <w:r>
-        <w:t xml:space="preserve">. It is the evidence of run</w:t>
+        <w:t xml:space="preserve">: the evidence of run</w:t>
       </w:r>
       <w:r>
         <w:t xml:space="preserve"> </w:t>
@@ -20362,7 +20501,34 @@
         <w:t xml:space="preserve">web-11</w:t>
       </w:r>
       <w:r>
-        <w:t xml:space="preserve">, described in the next paragraph, scored again on 29 September 2026 against checklist v3.2 without contacting any node. The evidence files are byte for byte those of</w:t>
+        <w:t xml:space="preserve">, described in the next paragraph, scored again on 29 September 2026 against v3.2 without contacting any node, and published briefly before</w:t>
+      </w:r>
+      <w:r>
+        <w:t xml:space="preserve"> </w:t>
+      </w:r>
+      <w:r>
+        <w:rPr>
+          <w:rStyle w:val="VerbatimChar"/>
+        </w:rPr>
+        <w:t xml:space="preserve">web-12</w:t>
+      </w:r>
+      <w:r>
+        <w:t xml:space="preserve"> </w:t>
+      </w:r>
+      <w:r>
+        <w:t xml:space="preserve">(commit</w:t>
+      </w:r>
+      <w:r>
+        <w:t xml:space="preserve"> </w:t>
+      </w:r>
+      <w:r>
+        <w:rPr>
+          <w:rStyle w:val="VerbatimChar"/>
+        </w:rPr>
+        <w:t xml:space="preserve">d3de829</w:t>
+      </w:r>
+      <w:r>
+        <w:t xml:space="preserve">). Compared with</w:t>
       </w:r>
       <w:r>
         <w:t xml:space="preserve"> </w:t>
@@ -20374,22 +20540,7 @@
         <w:t xml:space="preserve">web-11</w:t>
       </w:r>
       <w:r>
-        <w:t xml:space="preserve">, so the masking and the name checks below still hold, and the capture date in the report is still 28 September. Offline,</w:t>
-      </w:r>
-      <w:r>
-        <w:t xml:space="preserve"> </w:t>
-      </w:r>
-      <w:r>
-        <w:rPr>
-          <w:rStyle w:val="VerbatimChar"/>
-        </w:rPr>
-        <w:t xml:space="preserve">uv run basic-check assess --run web-11-v3.2</w:t>
-      </w:r>
-      <w:r>
-        <w:t xml:space="preserve"> </w:t>
-      </w:r>
-      <w:r>
-        <w:t xml:space="preserve">reproduces it exactly, apart from the generation time.</w:t>
+        <w:t xml:space="preserve">, the page text changed only in a script fragment on EOSC DTO's page and the Cloudflare ray identifier on GÉANT's.</w:t>
       </w:r>
     </w:p>
     <w:p>
@@ -20414,7 +20565,7 @@
       <w:r>
         <w:t xml:space="preserve">was collected on 28 September 2026 at 13:48 UTC by the GitHub workflow (</w:t>
       </w:r>
-      <w:hyperlink r:id="rId45">
+      <w:hyperlink r:id="rId46">
         <w:r>
           <w:rPr>
             <w:rStyle w:val="Hyperlink"/>
@@ -20516,22 +20667,34 @@
         <w:t xml:space="preserve">egi.json</w:t>
       </w:r>
       <w:r>
-        <w:t xml:space="preserve">, where it had also been in earlier published runs). The masking handles addresses and phone numbers only, so a new run needs the same check for names. Offline,</w:t>
-      </w:r>
-      <w:r>
-        <w:t xml:space="preserve"> </w:t>
-      </w:r>
-      <w:r>
-        <w:rPr>
-          <w:rStyle w:val="VerbatimChar"/>
-        </w:rPr>
-        <w:t xml:space="preserve">uv run basic-check assess -c checklist/v3.1.yaml --run web-11</w:t>
-      </w:r>
-      <w:r>
-        <w:t xml:space="preserve"> </w:t>
-      </w:r>
-      <w:r>
-        <w:t xml:space="preserve">reproduces it as published on 28 September (49 PASS, 8 FAIL, 73 MANUAL_REVIEW), apart from the generation time.</w:t>
+        <w:t xml:space="preserve">, where it had also been in earlier published runs). The masking handles addresses and phone numbers only, so a new run needs the same check for names. Its evidence, restored from commit</w:t>
+      </w:r>
+      <w:r>
+        <w:t xml:space="preserve"> </w:t>
+      </w:r>
+      <w:r>
+        <w:rPr>
+          <w:rStyle w:val="VerbatimChar"/>
+        </w:rPr>
+        <w:t xml:space="preserve">d3de829</w:t>
+      </w:r>
+      <w:r>
+        <w:t xml:space="preserve">, reproduces it with</w:t>
+      </w:r>
+      <w:r>
+        <w:t xml:space="preserve"> </w:t>
+      </w:r>
+      <w:r>
+        <w:rPr>
+          <w:rStyle w:val="VerbatimChar"/>
+        </w:rPr>
+        <w:t xml:space="preserve">-c checklist/v3.1.yaml --run web-11</w:t>
+      </w:r>
+      <w:r>
+        <w:t xml:space="preserve"> </w:t>
+      </w:r>
+      <w:r>
+        <w:t xml:space="preserve">as published on 28 September (49 PASS, 8 FAIL, 73 MANUAL_REVIEW), apart from the generation time.</w:t>
       </w:r>
     </w:p>
     <w:p>
@@ -20556,7 +20719,7 @@
       <w:r>
         <w:t xml:space="preserve">(</w:t>
       </w:r>
-      <w:hyperlink r:id="rId46">
+      <w:hyperlink r:id="rId47">
         <w:r>
           <w:rPr>
             <w:rStyle w:val="Hyperlink"/>
@@ -21838,8 +22001,8 @@
         <w:t xml:space="preserve">, now remove Italy from their copy of the run instead of relying on the published run to lack it.</w:t>
       </w:r>
     </w:p>
-    <w:bookmarkEnd w:id="47"/>
-    <w:bookmarkStart w:id="48" w:name="previous-run-24-september-2026-reviewed"/>
+    <w:bookmarkEnd w:id="48"/>
+    <w:bookmarkStart w:id="49" w:name="previous-run-24-september-2026-reviewed"/>
     <w:p>
       <w:pPr>
         <w:pStyle w:val="Heading3"/>
@@ -22433,8 +22596,8 @@
         <w:t xml:space="preserve">finds none of the twelve, because every one of the five writes the name with a different separator from the official list.</w:t>
       </w:r>
     </w:p>
-    <w:bookmarkEnd w:id="48"/>
-    <w:bookmarkStart w:id="49" w:name="since-the-published-run"/>
+    <w:bookmarkEnd w:id="49"/>
+    <w:bookmarkStart w:id="50" w:name="since-the-published-run"/>
     <w:p>
       <w:pPr>
         <w:pStyle w:val="Heading3"/>
@@ -22560,8 +22723,8 @@
         <w:t xml:space="preserve">GÉANT answered HTTP 403 with the Cloudflare challenge again, and its decided cells moved to review, as on 21 September.</w:t>
       </w:r>
     </w:p>
-    <w:bookmarkEnd w:id="49"/>
-    <w:bookmarkStart w:id="50" w:name="point-6-and-5b5c-after-the-review"/>
+    <w:bookmarkEnd w:id="50"/>
+    <w:bookmarkStart w:id="51" w:name="point-6-and-5b5c-after-the-review"/>
     <w:p>
       <w:pPr>
         <w:pStyle w:val="Heading3"/>
@@ -23036,8 +23199,8 @@
         <w:t xml:space="preserve">. It was revised to "met" on this evidence.</w:t>
       </w:r>
     </w:p>
-    <w:bookmarkEnd w:id="50"/>
-    <w:bookmarkStart w:id="51" w:name="previous-run-21-september-2026"/>
+    <w:bookmarkEnd w:id="51"/>
+    <w:bookmarkStart w:id="52" w:name="previous-run-21-september-2026"/>
     <w:p>
       <w:pPr>
         <w:pStyle w:val="Heading3"/>
@@ -24297,8 +24460,8 @@
         </w:tc>
       </w:tr>
     </w:tbl>
-    <w:bookmarkEnd w:id="51"/>
-    <w:bookmarkStart w:id="52" w:name="Xe6edc575ba7b23d729b3729d56dd235c2fb2a27"/>
+    <w:bookmarkEnd w:id="52"/>
+    <w:bookmarkStart w:id="53" w:name="Xe6edc575ba7b23d729b3729d56dd235c2fb2a27"/>
     <w:p>
       <w:pPr>
         <w:pStyle w:val="Heading3"/>
@@ -24674,9 +24837,9 @@
         <w:t xml:space="preserve">for all twelve of its nodes, for the same reason.</w:t>
       </w:r>
     </w:p>
-    <w:bookmarkEnd w:id="52"/>
     <w:bookmarkEnd w:id="53"/>
-    <w:bookmarkStart w:id="58" w:name="worked-examples"/>
+    <w:bookmarkEnd w:id="54"/>
+    <w:bookmarkStart w:id="59" w:name="worked-examples"/>
     <w:p>
       <w:pPr>
         <w:pStyle w:val="Heading2"/>
@@ -24993,7 +25156,7 @@
         <w:t xml:space="preserve">own run.</w:t>
       </w:r>
     </w:p>
-    <w:bookmarkStart w:id="55" w:name="X6b9c9d2e59e13da41f347184ca67a475fa8b7ce"/>
+    <w:bookmarkStart w:id="56" w:name="X6b9c9d2e59e13da41f347184ca67a475fa8b7ce"/>
     <w:p>
       <w:pPr>
         <w:pStyle w:val="Heading3"/>
@@ -25116,7 +25279,7 @@
       <w:r>
         <w:t xml:space="preserve"> </w:t>
       </w:r>
-      <w:hyperlink r:id="rId54">
+      <w:hyperlink r:id="rId55">
         <w:r>
           <w:rPr>
             <w:rStyle w:val="Hyperlink"/>
@@ -26562,7 +26725,7 @@
         <w:rPr>
           <w:rStyle w:val="VerbatimChar"/>
         </w:rPr>
-        <w:t xml:space="preserve">web-11-v3.2</w:t>
+        <w:t xml:space="preserve">web-12</w:t>
       </w:r>
       <w:r>
         <w:t xml:space="preserve">). Update it to the new run's shape.</w:t>
@@ -26759,8 +26922,8 @@
         <w:t xml:space="preserve"> push</w:t>
       </w:r>
     </w:p>
-    <w:bookmarkEnd w:id="55"/>
-    <w:bookmarkStart w:id="56" w:name="X5431a82e20a06edfb102374e037ce7ea9ce6896"/>
+    <w:bookmarkEnd w:id="56"/>
+    <w:bookmarkStart w:id="57" w:name="X5431a82e20a06edfb102374e037ce7ea9ce6896"/>
     <w:p>
       <w:pPr>
         <w:pStyle w:val="Heading3"/>
@@ -28017,8 +28180,8 @@
         <w:t xml:space="preserve">the documents together.</w:t>
       </w:r>
     </w:p>
-    <w:bookmarkEnd w:id="56"/>
-    <w:bookmarkStart w:id="57" w:name="Xbb3e2d317a0d811066009804bfa0a222a6197de"/>
+    <w:bookmarkEnd w:id="57"/>
+    <w:bookmarkStart w:id="58" w:name="Xbb3e2d317a0d811066009804bfa0a222a6197de"/>
     <w:p>
       <w:pPr>
         <w:pStyle w:val="Heading3"/>
@@ -30159,9 +30322,9 @@
         </w:pict>
       </w:r>
     </w:p>
-    <w:bookmarkEnd w:id="57"/>
     <w:bookmarkEnd w:id="58"/>
-    <w:bookmarkStart w:id="60" w:name="sources"/>
+    <w:bookmarkEnd w:id="59"/>
+    <w:bookmarkStart w:id="61" w:name="sources"/>
     <w:p>
       <w:pPr>
         <w:pStyle w:val="Heading2"/>
@@ -30239,7 +30402,7 @@
       <w:r>
         <w:t xml:space="preserve"> </w:t>
       </w:r>
-      <w:hyperlink r:id="rId54">
+      <w:hyperlink r:id="rId55">
         <w:r>
           <w:rPr>
             <w:rStyle w:val="Hyperlink"/>
@@ -30262,7 +30425,7 @@
       <w:r>
         <w:t xml:space="preserve"> </w:t>
       </w:r>
-      <w:hyperlink r:id="rId59">
+      <w:hyperlink r:id="rId60">
         <w:r>
           <w:rPr>
             <w:rStyle w:val="Hyperlink"/>
@@ -30301,10 +30464,27 @@
         <w:rPr>
           <w:rStyle w:val="VerbatimChar"/>
         </w:rPr>
-        <w:t xml:space="preserve">web-11-v3.2</w:t>
-      </w:r>
-      <w:r>
-        <w:t xml:space="preserve">: the evidence of run</w:t>
+        <w:t xml:space="preserve">web-12</w:t>
+      </w:r>
+      <w:r>
+        <w:t xml:space="preserve">, collected 28 September 2026 by</w:t>
+      </w:r>
+      <w:r>
+        <w:t xml:space="preserve"> </w:t>
+      </w:r>
+      <w:hyperlink r:id="rId45">
+        <w:r>
+          <w:rPr>
+            <w:rStyle w:val="Hyperlink"/>
+          </w:rPr>
+          <w:t xml:space="preserve">workflow run 36493197701</w:t>
+        </w:r>
+      </w:hyperlink>
+      <w:r>
+        <w:t xml:space="preserve"> </w:t>
+      </w:r>
+      <w:r>
+        <w:t xml:space="preserve">under checklist v3.2, not reviewed; the same verdicts as run</w:t>
       </w:r>
       <w:r>
         <w:t xml:space="preserve"> </w:t>
@@ -30316,12 +30496,12 @@
         <w:t xml:space="preserve">web-11</w:t>
       </w:r>
       <w:r>
-        <w:t xml:space="preserve">, collected 28 September 2026 by</w:t>
-      </w:r>
-      <w:r>
-        <w:t xml:space="preserve"> </w:t>
-      </w:r>
-      <w:hyperlink r:id="rId45">
+        <w:t xml:space="preserve"> </w:t>
+      </w:r>
+      <w:r>
+        <w:t xml:space="preserve">(</w:t>
+      </w:r>
+      <w:hyperlink r:id="rId46">
         <w:r>
           <w:rPr>
             <w:rStyle w:val="Hyperlink"/>
@@ -30330,10 +30510,7 @@
         </w:r>
       </w:hyperlink>
       <w:r>
-        <w:t xml:space="preserve"> </w:t>
-      </w:r>
-      <w:r>
-        <w:t xml:space="preserve">under checklist v3.1, re-scored offline against v3.2 on 29 September 2026, not reviewed</w:t>
+        <w:t xml:space="preserve">) re-scored offline against v3.2</w:t>
       </w:r>
     </w:p>
     <w:p>
@@ -30537,7 +30714,7 @@
         <w:t xml:space="preserve">), not carried over from the previous edition</w:t>
       </w:r>
     </w:p>
-    <w:bookmarkEnd w:id="60"/>
+    <w:bookmarkEnd w:id="61"/>
     <w:sectPr>
       <w:footerReference w:type="default" r:id="rId11"/>
       <w:footnotePr>

--- a/docs/eosc-basic-compliance-testsuite.docx
+++ b/docs/eosc-basic-compliance-testsuite.docx
@@ -1141,7 +1141,19 @@
         <w:t xml:space="preserve">web-12</w:t>
       </w:r>
       <w:r>
-        <w:t xml:space="preserve">, the first collected under v3.2, then replaced it with the same 130 verdicts. The suite grew from 426 to</w:t>
+        <w:t xml:space="preserve">, the first collected under v3.2, then replaced it with the same 130 verdicts, and</w:t>
+      </w:r>
+      <w:r>
+        <w:t xml:space="preserve"> </w:t>
+      </w:r>
+      <w:r>
+        <w:rPr>
+          <w:rStyle w:val="VerbatimChar"/>
+        </w:rPr>
+        <w:t xml:space="preserve">web-13</w:t>
+      </w:r>
+      <w:r>
+        <w:t xml:space="preserve">, at depth 2, confirmed them. The suite grew from 426 to</w:t>
       </w:r>
       <w:r>
         <w:t xml:space="preserve"> </w:t>
@@ -4972,7 +4984,61 @@
         <w:t xml:space="preserve"> </w:t>
       </w:r>
       <w:r>
-        <w:t xml:space="preserve">verdicts. That is a finding rather than a disappointment: the points still marked review turn on a judgement ("clearly state") or quantify over things no crawl enumerates ("all research resources offered by the Node"), and no amount of fetching settles either kind. It should not be assumed to hold for another federation or a later date.</w:t>
+        <w:t xml:space="preserve">verdicts. That is a finding rather than a disappointment: the points still marked review turn on a judgement ("clearly state") or quantify over things no crawl enumerates ("all research resources offered by the Node"), and no amount of fetching settles either kind.</w:t>
+      </w:r>
+      <w:r>
+        <w:t xml:space="preserve"> </w:t>
+      </w:r>
+      <w:r>
+        <w:rPr>
+          <w:b/>
+          <w:bCs/>
+        </w:rPr>
+        <w:t xml:space="preserve">Depth 2, 28 September 2026 (run</w:t>
+      </w:r>
+      <w:r>
+        <w:rPr>
+          <w:b/>
+          <w:bCs/>
+        </w:rPr>
+        <w:t xml:space="preserve"> </w:t>
+      </w:r>
+      <w:r>
+        <w:rPr>
+          <w:rStyle w:val="VerbatimChar"/>
+          <w:b/>
+          <w:bCs/>
+        </w:rPr>
+        <w:t xml:space="preserve">web-13</w:t>
+      </w:r>
+      <w:r>
+        <w:rPr>
+          <w:b/>
+          <w:bCs/>
+        </w:rPr>
+        <w:t xml:space="preserve">, checklist v3.2):</w:t>
+      </w:r>
+      <w:r>
+        <w:t xml:space="preserve"> </w:t>
+      </w:r>
+      <w:r>
+        <w:t xml:space="preserve">19 second-hop pages on top of the 31 depth-1 links, and again</w:t>
+      </w:r>
+      <w:r>
+        <w:t xml:space="preserve"> </w:t>
+      </w:r>
+      <w:r>
+        <w:rPr>
+          <w:b/>
+          <w:bCs/>
+        </w:rPr>
+        <w:t xml:space="preserve">zero</w:t>
+      </w:r>
+      <w:r>
+        <w:t xml:space="preserve"> </w:t>
+      </w:r>
+      <w:r>
+        <w:t xml:space="preserve">verdicts changed: 49 PASS, 14 FAIL and 67 review at both depths. The second hop reached governance, secretariat and news pages, which is also where it met a personal name that depth 1 had never collected (section 10). It should not be assumed to hold for another federation or a later date.</w:t>
       </w:r>
     </w:p>
     <w:p>
@@ -5869,7 +5935,7 @@
         <w:rPr>
           <w:rStyle w:val="VerbatimChar"/>
         </w:rPr>
-        <w:t xml:space="preserve">web-12</w:t>
+        <w:t xml:space="preserve">web-13</w:t>
       </w:r>
       <w:r>
         <w:t xml:space="preserve"> </w:t>
@@ -5896,13 +5962,13 @@
         <w:rPr>
           <w:rStyle w:val="VerbatimChar"/>
         </w:rPr>
-        <w:t xml:space="preserve">uv run basic-check assess --run web-12</w:t>
-      </w:r>
-      <w:r>
-        <w:t xml:space="preserve"> </w:t>
-      </w:r>
-      <w:r>
-        <w:t xml:space="preserve">rebuilds it exactly, apart from the generation time, with no URL warning (verified 29 September 2026). Earlier runs are in the git history: restore their</w:t>
+        <w:t xml:space="preserve">uv run basic-check assess --run web-13</w:t>
+      </w:r>
+      <w:r>
+        <w:t xml:space="preserve"> </w:t>
+      </w:r>
+      <w:r>
+        <w:t xml:space="preserve">rebuilds it exactly, both depths included, apart from the generation time, with no URL warning (verified 29 September 2026). Earlier runs are in the git history: restore their</w:t>
       </w:r>
       <w:r>
         <w:t xml:space="preserve"> </w:t>
@@ -20318,7 +20384,7 @@
     </w:p>
     <w:bookmarkEnd w:id="43"/>
     <w:bookmarkEnd w:id="44"/>
-    <w:bookmarkStart w:id="54" w:name="the-published-figures"/>
+    <w:bookmarkStart w:id="55" w:name="the-published-figures"/>
     <w:p>
       <w:pPr>
         <w:pStyle w:val="Heading2"/>
@@ -20327,13 +20393,13 @@
         <w:t xml:space="preserve">10. The published figures</w:t>
       </w:r>
     </w:p>
-    <w:bookmarkStart w:id="48" w:name="X4a5a1919b688831e14d75e7acd3cb777212dade"/>
+    <w:bookmarkStart w:id="49" w:name="X63239ef93668e28aa0ffdfe5319546ebea68ded"/>
     <w:p>
       <w:pPr>
         <w:pStyle w:val="Heading3"/>
       </w:pPr>
       <w:r>
-        <w:t xml:space="preserve">Current run: web-12, 28 September 2026 (unreviewed)</w:t>
+        <w:t xml:space="preserve">Current run: web-13 at depth 2, 28 September 2026 (unreviewed)</w:t>
       </w:r>
     </w:p>
     <w:p>
@@ -20362,12 +20428,166 @@
         <w:rPr>
           <w:rStyle w:val="VerbatimChar"/>
         </w:rPr>
+        <w:t xml:space="preserve">web-13</w:t>
+      </w:r>
+      <w:r>
+        <w:t xml:space="preserve">, collected on 28 September 2026 between 22:53 and 22:57 UTC by the GitHub workflow (</w:t>
+      </w:r>
+      <w:hyperlink r:id="rId45">
+        <w:r>
+          <w:rPr>
+            <w:rStyle w:val="Hyperlink"/>
+          </w:rPr>
+          <w:t xml:space="preserve">run 36494907672</w:t>
+        </w:r>
+      </w:hyperlink>
+      <w:r>
+        <w:t xml:space="preserve">, commit</w:t>
+      </w:r>
+      <w:r>
+        <w:t xml:space="preserve"> </w:t>
+      </w:r>
+      <w:r>
+        <w:rPr>
+          <w:rStyle w:val="VerbatimChar"/>
+        </w:rPr>
+        <w:t xml:space="preserve">b0ad261</w:t>
+      </w:r>
+      <w:r>
+        <w:t xml:space="preserve">) at</w:t>
+      </w:r>
+      <w:r>
+        <w:t xml:space="preserve"> </w:t>
+      </w:r>
+      <w:r>
+        <w:rPr>
+          <w:rStyle w:val="VerbatimChar"/>
+        </w:rPr>
+        <w:t xml:space="preserve">--depth 2</w:t>
+      </w:r>
+      <w:r>
+        <w:t xml:space="preserve">, under checklist v3.2 and the official unscoped names list. It made 63 page requests: 13 landing pages, 31 direct links and 19 second-hop pages (EOSC Node Czechia 4, EUDAT 4, EOSC DTO 3, EOSC Finland 3, BBMRI-ERIC 2, CERN 1, EGI 1, PaNOSC 1). The report has a table for each depth, and they are identical:</w:t>
+      </w:r>
+      <w:r>
+        <w:t xml:space="preserve"> </w:t>
+      </w:r>
+      <w:r>
+        <w:rPr>
+          <w:b/>
+          <w:bCs/>
+        </w:rPr>
+        <w:t xml:space="preserve">the second hop changed no verdict</w:t>
+      </w:r>
+      <w:r>
+        <w:t xml:space="preserve">, 49 PASS, 14 FAIL and 67 MANUAL_REVIEW in both. Every cell also equals run</w:t>
+      </w:r>
+      <w:r>
+        <w:t xml:space="preserve"> </w:t>
+      </w:r>
+      <w:r>
+        <w:rPr>
+          <w:rStyle w:val="VerbatimChar"/>
+        </w:rPr>
         <w:t xml:space="preserve">web-12</w:t>
       </w:r>
       <w:r>
-        <w:t xml:space="preserve">, collected on 28 September 2026 between 22:34 and 22:38 UTC by the GitHub workflow (</w:t>
-      </w:r>
-      <w:hyperlink r:id="rId45">
+        <w:t xml:space="preserve">, described next. The direct links returned the same text as in</w:t>
+      </w:r>
+      <w:r>
+        <w:t xml:space="preserve"> </w:t>
+      </w:r>
+      <w:r>
+        <w:rPr>
+          <w:rStyle w:val="VerbatimChar"/>
+        </w:rPr>
+        <w:t xml:space="preserve">web-12</w:t>
+      </w:r>
+      <w:r>
+        <w:t xml:space="preserve">, apart from a language menu on Data Terra's contact page and a search-box label on EUDAT's documentation.</w:t>
+      </w:r>
+    </w:p>
+    <w:p>
+      <w:pPr>
+        <w:pStyle w:val="BodyText"/>
+      </w:pPr>
+      <w:r>
+        <w:t xml:space="preserve">The privacy check found no personal address or phone number (the only addresses left are role mailboxes). By hand, the same two names as in</w:t>
+      </w:r>
+      <w:r>
+        <w:t xml:space="preserve"> </w:t>
+      </w:r>
+      <w:r>
+        <w:rPr>
+          <w:rStyle w:val="VerbatimChar"/>
+        </w:rPr>
+        <w:t xml:space="preserve">web-12</w:t>
+      </w:r>
+      <w:r>
+        <w:t xml:space="preserve"> </w:t>
+      </w:r>
+      <w:r>
+        <w:t xml:space="preserve">were removed, and one new one: a person quoted in a news item on the Czechia page</w:t>
+      </w:r>
+      <w:r>
+        <w:t xml:space="preserve"> </w:t>
+      </w:r>
+      <w:r>
+        <w:rPr>
+          <w:rStyle w:val="VerbatimChar"/>
+        </w:rPr>
+        <w:t xml:space="preserve">eosc-cz-in-data</w:t>
+      </w:r>
+      <w:r>
+        <w:t xml:space="preserve">, reached only at depth 2, whose name was in the quotation and, as a surname, in the address of the linked interview (</w:t>
+      </w:r>
+      <w:r>
+        <w:rPr>
+          <w:rStyle w:val="VerbatimChar"/>
+        </w:rPr>
+        <w:t xml:space="preserve">interview-…</w:t>
+      </w:r>
+      <w:r>
+        <w:t xml:space="preserve">). All were replaced by same-length placeholders, and re-assessing after the masking changed no verdict, message or evidence line. Offline,</w:t>
+      </w:r>
+      <w:r>
+        <w:t xml:space="preserve"> </w:t>
+      </w:r>
+      <w:r>
+        <w:rPr>
+          <w:rStyle w:val="VerbatimChar"/>
+        </w:rPr>
+        <w:t xml:space="preserve">uv run basic-check assess --run web-13</w:t>
+      </w:r>
+      <w:r>
+        <w:t xml:space="preserve"> </w:t>
+      </w:r>
+      <w:r>
+        <w:t xml:space="preserve">reproduces it exactly, both depths included, apart from the generation time.</w:t>
+      </w:r>
+    </w:p>
+    <w:p>
+      <w:pPr>
+        <w:pStyle w:val="BodyText"/>
+      </w:pPr>
+      <w:r>
+        <w:t xml:space="preserve">Run</w:t>
+      </w:r>
+      <w:r>
+        <w:t xml:space="preserve"> </w:t>
+      </w:r>
+      <w:r>
+        <w:rPr>
+          <w:rStyle w:val="VerbatimChar"/>
+        </w:rPr>
+        <w:t xml:space="preserve">web-12</w:t>
+      </w:r>
+      <w:r>
+        <w:t xml:space="preserve"> </w:t>
+      </w:r>
+      <w:r>
+        <w:t xml:space="preserve">was collected on 28 September 2026 between 22:34 and 22:38 UTC by the GitHub workflow (</w:t>
+      </w:r>
+      <w:hyperlink r:id="rId46">
         <w:r>
           <w:rPr>
             <w:rStyle w:val="Hyperlink"/>
@@ -20565,7 +20785,7 @@
       <w:r>
         <w:t xml:space="preserve">was collected on 28 September 2026 at 13:48 UTC by the GitHub workflow (</w:t>
       </w:r>
-      <w:hyperlink r:id="rId46">
+      <w:hyperlink r:id="rId47">
         <w:r>
           <w:rPr>
             <w:rStyle w:val="Hyperlink"/>
@@ -20719,7 +20939,7 @@
       <w:r>
         <w:t xml:space="preserve">(</w:t>
       </w:r>
-      <w:hyperlink r:id="rId47">
+      <w:hyperlink r:id="rId48">
         <w:r>
           <w:rPr>
             <w:rStyle w:val="Hyperlink"/>
@@ -22001,8 +22221,8 @@
         <w:t xml:space="preserve">, now remove Italy from their copy of the run instead of relying on the published run to lack it.</w:t>
       </w:r>
     </w:p>
-    <w:bookmarkEnd w:id="48"/>
-    <w:bookmarkStart w:id="49" w:name="previous-run-24-september-2026-reviewed"/>
+    <w:bookmarkEnd w:id="49"/>
+    <w:bookmarkStart w:id="50" w:name="previous-run-24-september-2026-reviewed"/>
     <w:p>
       <w:pPr>
         <w:pStyle w:val="Heading3"/>
@@ -22596,8 +22816,8 @@
         <w:t xml:space="preserve">finds none of the twelve, because every one of the five writes the name with a different separator from the official list.</w:t>
       </w:r>
     </w:p>
-    <w:bookmarkEnd w:id="49"/>
-    <w:bookmarkStart w:id="50" w:name="since-the-published-run"/>
+    <w:bookmarkEnd w:id="50"/>
+    <w:bookmarkStart w:id="51" w:name="since-the-published-run"/>
     <w:p>
       <w:pPr>
         <w:pStyle w:val="Heading3"/>
@@ -22723,8 +22943,8 @@
         <w:t xml:space="preserve">GÉANT answered HTTP 403 with the Cloudflare challenge again, and its decided cells moved to review, as on 21 September.</w:t>
       </w:r>
     </w:p>
-    <w:bookmarkEnd w:id="50"/>
-    <w:bookmarkStart w:id="51" w:name="point-6-and-5b5c-after-the-review"/>
+    <w:bookmarkEnd w:id="51"/>
+    <w:bookmarkStart w:id="52" w:name="point-6-and-5b5c-after-the-review"/>
     <w:p>
       <w:pPr>
         <w:pStyle w:val="Heading3"/>
@@ -23199,8 +23419,8 @@
         <w:t xml:space="preserve">. It was revised to "met" on this evidence.</w:t>
       </w:r>
     </w:p>
-    <w:bookmarkEnd w:id="51"/>
-    <w:bookmarkStart w:id="52" w:name="previous-run-21-september-2026"/>
+    <w:bookmarkEnd w:id="52"/>
+    <w:bookmarkStart w:id="53" w:name="previous-run-21-september-2026"/>
     <w:p>
       <w:pPr>
         <w:pStyle w:val="Heading3"/>
@@ -24460,8 +24680,8 @@
         </w:tc>
       </w:tr>
     </w:tbl>
-    <w:bookmarkEnd w:id="52"/>
-    <w:bookmarkStart w:id="53" w:name="Xe6edc575ba7b23d729b3729d56dd235c2fb2a27"/>
+    <w:bookmarkEnd w:id="53"/>
+    <w:bookmarkStart w:id="54" w:name="Xe6edc575ba7b23d729b3729d56dd235c2fb2a27"/>
     <w:p>
       <w:pPr>
         <w:pStyle w:val="Heading3"/>
@@ -24837,9 +25057,9 @@
         <w:t xml:space="preserve">for all twelve of its nodes, for the same reason.</w:t>
       </w:r>
     </w:p>
-    <w:bookmarkEnd w:id="53"/>
     <w:bookmarkEnd w:id="54"/>
-    <w:bookmarkStart w:id="59" w:name="worked-examples"/>
+    <w:bookmarkEnd w:id="55"/>
+    <w:bookmarkStart w:id="60" w:name="worked-examples"/>
     <w:p>
       <w:pPr>
         <w:pStyle w:val="Heading2"/>
@@ -25156,7 +25376,7 @@
         <w:t xml:space="preserve">own run.</w:t>
       </w:r>
     </w:p>
-    <w:bookmarkStart w:id="56" w:name="X6b9c9d2e59e13da41f347184ca67a475fa8b7ce"/>
+    <w:bookmarkStart w:id="57" w:name="X6b9c9d2e59e13da41f347184ca67a475fa8b7ce"/>
     <w:p>
       <w:pPr>
         <w:pStyle w:val="Heading3"/>
@@ -25279,7 +25499,7 @@
       <w:r>
         <w:t xml:space="preserve"> </w:t>
       </w:r>
-      <w:hyperlink r:id="rId55">
+      <w:hyperlink r:id="rId56">
         <w:r>
           <w:rPr>
             <w:rStyle w:val="Hyperlink"/>
@@ -26725,7 +26945,7 @@
         <w:rPr>
           <w:rStyle w:val="VerbatimChar"/>
         </w:rPr>
-        <w:t xml:space="preserve">web-12</w:t>
+        <w:t xml:space="preserve">web-13</w:t>
       </w:r>
       <w:r>
         <w:t xml:space="preserve">). Update it to the new run's shape.</w:t>
@@ -26922,8 +27142,8 @@
         <w:t xml:space="preserve"> push</w:t>
       </w:r>
     </w:p>
-    <w:bookmarkEnd w:id="56"/>
-    <w:bookmarkStart w:id="57" w:name="X5431a82e20a06edfb102374e037ce7ea9ce6896"/>
+    <w:bookmarkEnd w:id="57"/>
+    <w:bookmarkStart w:id="58" w:name="X5431a82e20a06edfb102374e037ce7ea9ce6896"/>
     <w:p>
       <w:pPr>
         <w:pStyle w:val="Heading3"/>
@@ -28180,8 +28400,8 @@
         <w:t xml:space="preserve">the documents together.</w:t>
       </w:r>
     </w:p>
-    <w:bookmarkEnd w:id="57"/>
-    <w:bookmarkStart w:id="58" w:name="Xbb3e2d317a0d811066009804bfa0a222a6197de"/>
+    <w:bookmarkEnd w:id="58"/>
+    <w:bookmarkStart w:id="59" w:name="Xbb3e2d317a0d811066009804bfa0a222a6197de"/>
     <w:p>
       <w:pPr>
         <w:pStyle w:val="Heading3"/>
@@ -30322,9 +30542,9 @@
         </w:pict>
       </w:r>
     </w:p>
-    <w:bookmarkEnd w:id="58"/>
     <w:bookmarkEnd w:id="59"/>
-    <w:bookmarkStart w:id="61" w:name="sources"/>
+    <w:bookmarkEnd w:id="60"/>
+    <w:bookmarkStart w:id="62" w:name="sources"/>
     <w:p>
       <w:pPr>
         <w:pStyle w:val="Heading2"/>
@@ -30402,7 +30622,7 @@
       <w:r>
         <w:t xml:space="preserve"> </w:t>
       </w:r>
-      <w:hyperlink r:id="rId55">
+      <w:hyperlink r:id="rId56">
         <w:r>
           <w:rPr>
             <w:rStyle w:val="Hyperlink"/>
@@ -30425,7 +30645,7 @@
       <w:r>
         <w:t xml:space="preserve"> </w:t>
       </w:r>
-      <w:hyperlink r:id="rId60">
+      <w:hyperlink r:id="rId61">
         <w:r>
           <w:rPr>
             <w:rStyle w:val="Hyperlink"/>
@@ -30464,15 +30684,44 @@
         <w:rPr>
           <w:rStyle w:val="VerbatimChar"/>
         </w:rPr>
+        <w:t xml:space="preserve">web-13</w:t>
+      </w:r>
+      <w:r>
+        <w:t xml:space="preserve">, collected 28 September 2026 at depth 2 by</w:t>
+      </w:r>
+      <w:r>
+        <w:t xml:space="preserve"> </w:t>
+      </w:r>
+      <w:hyperlink r:id="rId45">
+        <w:r>
+          <w:rPr>
+            <w:rStyle w:val="Hyperlink"/>
+          </w:rPr>
+          <w:t xml:space="preserve">workflow run 36494907672</w:t>
+        </w:r>
+      </w:hyperlink>
+      <w:r>
+        <w:t xml:space="preserve"> </w:t>
+      </w:r>
+      <w:r>
+        <w:t xml:space="preserve">under checklist v3.2, not reviewed; the same verdicts as run</w:t>
+      </w:r>
+      <w:r>
+        <w:t xml:space="preserve"> </w:t>
+      </w:r>
+      <w:r>
+        <w:rPr>
+          <w:rStyle w:val="VerbatimChar"/>
+        </w:rPr>
         <w:t xml:space="preserve">web-12</w:t>
       </w:r>
       <w:r>
-        <w:t xml:space="preserve">, collected 28 September 2026 by</w:t>
-      </w:r>
-      <w:r>
-        <w:t xml:space="preserve"> </w:t>
-      </w:r>
-      <w:hyperlink r:id="rId45">
+        <w:t xml:space="preserve"> </w:t>
+      </w:r>
+      <w:r>
+        <w:t xml:space="preserve">(</w:t>
+      </w:r>
+      <w:hyperlink r:id="rId46">
         <w:r>
           <w:rPr>
             <w:rStyle w:val="Hyperlink"/>
@@ -30481,10 +30730,7 @@
         </w:r>
       </w:hyperlink>
       <w:r>
-        <w:t xml:space="preserve"> </w:t>
-      </w:r>
-      <w:r>
-        <w:t xml:space="preserve">under checklist v3.2, not reviewed; the same verdicts as run</w:t>
+        <w:t xml:space="preserve">) and the same verdicts as run</w:t>
       </w:r>
       <w:r>
         <w:t xml:space="preserve"> </w:t>
@@ -30501,7 +30747,7 @@
       <w:r>
         <w:t xml:space="preserve">(</w:t>
       </w:r>
-      <w:hyperlink r:id="rId46">
+      <w:hyperlink r:id="rId47">
         <w:r>
           <w:rPr>
             <w:rStyle w:val="Hyperlink"/>
@@ -30714,7 +30960,7 @@
         <w:t xml:space="preserve">), not carried over from the previous edition</w:t>
       </w:r>
     </w:p>
-    <w:bookmarkEnd w:id="61"/>
+    <w:bookmarkEnd w:id="62"/>
     <w:sectPr>
       <w:footerReference w:type="default" r:id="rId11"/>
       <w:footnotePr>

--- a/docs/eosc-basic-compliance-testsuite.docx
+++ b/docs/eosc-basic-compliance-testsuite.docx
@@ -23,7 +23,7 @@
         <w:pStyle w:val="Author"/>
       </w:pPr>
       <w:r>
-        <w:t xml:space="preserve">Clean clone, 26 September 2026 — rebuilt 29 September 2026 for checklist v3.2, 438 test cases</w:t>
+        <w:t xml:space="preserve">Clean clone, 26 September 2026 — rebuilt 29 September 2026 for the re-issued checklist v3.2, 449 test cases</w:t>
       </w:r>
     </w:p>
     <w:p>
@@ -185,7 +185,7 @@
           <w:b/>
           <w:bCs/>
         </w:rPr>
-        <w:t xml:space="preserve">438 test cases</w:t>
+        <w:t xml:space="preserve">449 test cases</w:t>
       </w:r>
       <w:r>
         <w:t xml:space="preserve">, all passing. No node website was</w:t>
@@ -297,7 +297,7 @@
         <w:t xml:space="preserve">Node Landing Page Verification Checklist v3.2</w:t>
       </w:r>
       <w:r>
-        <w:t xml:space="preserve">, with a pytest suite of 438 hermetic test cases that never touch a node's website, and at most two bounded hops of link following.</w:t>
+        <w:t xml:space="preserve">, with a pytest suite of 449 hermetic test cases that never touch a node's website, and at most two bounded hops of link following.</w:t>
       </w:r>
     </w:p>
     <w:p>
@@ -379,7 +379,7 @@
         <w:t xml:space="preserve"> </w:t>
       </w:r>
       <w:r>
-        <w:t xml:space="preserve">(438 since checklist v3.2, below) and gained four files:</w:t>
+        <w:t xml:space="preserve">(449 since checklist v3.2, below) and gained four files:</w:t>
       </w:r>
       <w:r>
         <w:t xml:space="preserve"> </w:t>
@@ -1009,7 +1009,7 @@
         <w:t xml:space="preserve">changes a rule</w:t>
       </w:r>
       <w:r>
-        <w:t xml:space="preserve">. Item 5 now requires the purpose description, the AUP and the UAP of every Node Exchange resource to be available both directly on the NLP and in the resource's EOSC Catalogue metadata, where v3.1 accepted either. So a landing page that links to neither policy (nor to a licence, nor to the other policy, which the new notes allow) now gets</w:t>
+        <w:t xml:space="preserve">. Item 5 now requires the purpose description, the AUP and the UAP of every Node Exchange resource to be available both on the NLP (directly, or, since the re-issue, via pages it links to) and in the resource's EOSC Catalogue metadata, where v3.1 accepted either. So a landing page that links to neither policy (nor to a licence, nor to the other policy, which the new notes allow) now gets</w:t>
       </w:r>
       <w:r>
         <w:t xml:space="preserve"> </w:t>
@@ -1153,17 +1153,161 @@
         <w:t xml:space="preserve">web-13</w:t>
       </w:r>
       <w:r>
-        <w:t xml:space="preserve">, at depth 2, confirmed them. The suite grew from 426 to</w:t>
-      </w:r>
-      <w:r>
-        <w:t xml:space="preserve"> </w:t>
-      </w:r>
+        <w:t xml:space="preserve">, at depth 2, confirmed them. The suite grew from 426 to 438 cases: eight in</w:t>
+      </w:r>
+      <w:r>
+        <w:t xml:space="preserve"> </w:t>
+      </w:r>
+      <w:r>
+        <w:rPr>
+          <w:rStyle w:val="VerbatimChar"/>
+        </w:rPr>
+        <w:t xml:space="preserve">test_checks.py</w:t>
+      </w:r>
+      <w:r>
+        <w:t xml:space="preserve"> </w:t>
+      </w:r>
+      <w:r>
+        <w:t xml:space="preserve">for the two item 5 rules, two in</w:t>
+      </w:r>
+      <w:r>
+        <w:t xml:space="preserve"> </w:t>
+      </w:r>
+      <w:r>
+        <w:rPr>
+          <w:rStyle w:val="VerbatimChar"/>
+        </w:rPr>
+        <w:t xml:space="preserve">test_checklist.py</w:t>
+      </w:r>
+      <w:r>
+        <w:t xml:space="preserve"> </w:t>
+      </w:r>
+      <w:r>
+        <w:t xml:space="preserve">(each revision selects its own rule; the default is v3.2 or later and applies it) with one more provenance case for v3.2, and one in</w:t>
+      </w:r>
+      <w:r>
+        <w:t xml:space="preserve"> </w:t>
+      </w:r>
+      <w:r>
+        <w:rPr>
+          <w:rStyle w:val="VerbatimChar"/>
+        </w:rPr>
+        <w:t xml:space="preserve">test_report.py</w:t>
+      </w:r>
+      <w:r>
+        <w:t xml:space="preserve"> </w:t>
+      </w:r>
+      <w:r>
+        <w:t xml:space="preserve">for the column legend.</w:t>
+      </w:r>
+    </w:p>
+    <w:p>
+      <w:pPr>
+        <w:pStyle w:val="BlockText"/>
+      </w:pPr>
       <w:r>
         <w:rPr>
           <w:b/>
           <w:bCs/>
         </w:rPr>
-        <w:t xml:space="preserve">438 cases</w:t>
+        <w:t xml:space="preserve">Since 29 September 2026: v3.2 re-issued.</w:t>
+      </w:r>
+      <w:r>
+        <w:t xml:space="preserve"> </w:t>
+      </w:r>
+      <w:r>
+        <w:t xml:space="preserve">The v3.2 document was circulated again with a different item 5: the policies must be on the NLP "directly on the NLP itself or via intermediate web pages linked by the NLP", not only directly. The first copy is discarded:</w:t>
+      </w:r>
+      <w:r>
+        <w:t xml:space="preserve"> </w:t>
+      </w:r>
+      <w:r>
+        <w:rPr>
+          <w:rStyle w:val="VerbatimChar"/>
+        </w:rPr>
+        <w:t xml:space="preserve">checklist/v3.2.yaml</w:t>
+      </w:r>
+      <w:r>
+        <w:t xml:space="preserve"> </w:t>
+      </w:r>
+      <w:r>
+        <w:t xml:space="preserve">and the committed PDF were replaced, with the new hash. A pointer on a linked page the tool read now settles the NLP half, the crawler follows policies, legal, services and resources links for it (purposes</w:t>
+      </w:r>
+      <w:r>
+        <w:t xml:space="preserve"> </w:t>
+      </w:r>
+      <w:r>
+        <w:rPr>
+          <w:rStyle w:val="VerbatimChar"/>
+        </w:rPr>
+        <w:t xml:space="preserve">5p</w:t>
+      </w:r>
+      <w:r>
+        <w:t xml:space="preserve"> </w:t>
+      </w:r>
+      <w:r>
+        <w:t xml:space="preserve">and</w:t>
+      </w:r>
+      <w:r>
+        <w:t xml:space="preserve"> </w:t>
+      </w:r>
+      <w:r>
+        <w:rPr>
+          <w:rStyle w:val="VerbatimChar"/>
+        </w:rPr>
+        <w:t xml:space="preserve">5s</w:t>
+      </w:r>
+      <w:r>
+        <w:t xml:space="preserve">, after all others), and an unread page of that kind turns a missing policy into review instead of</w:t>
+      </w:r>
+      <w:r>
+        <w:t xml:space="preserve"> </w:t>
+      </w:r>
+      <w:r>
+        <w:rPr>
+          <w:rStyle w:val="VerbatimChar"/>
+        </w:rPr>
+        <w:t xml:space="preserve">FAIL</w:t>
+      </w:r>
+      <w:r>
+        <w:t xml:space="preserve">. The published evidence of</w:t>
+      </w:r>
+      <w:r>
+        <w:t xml:space="preserve"> </w:t>
+      </w:r>
+      <w:r>
+        <w:rPr>
+          <w:rStyle w:val="VerbatimChar"/>
+        </w:rPr>
+        <w:t xml:space="preserve">web-13</w:t>
+      </w:r>
+      <w:r>
+        <w:t xml:space="preserve"> </w:t>
+      </w:r>
+      <w:r>
+        <w:t xml:space="preserve">was re-scored without contacting any node as</w:t>
+      </w:r>
+      <w:r>
+        <w:t xml:space="preserve"> </w:t>
+      </w:r>
+      <w:r>
+        <w:rPr>
+          <w:rStyle w:val="VerbatimChar"/>
+        </w:rPr>
+        <w:t xml:space="preserve">web-13-rescored</w:t>
+      </w:r>
+      <w:r>
+        <w:t xml:space="preserve">: 50 PASS, 8 FAIL, 72 review, with no 5b/5c FAIL left (section 10). The suite grew to</w:t>
+      </w:r>
+      <w:r>
+        <w:t xml:space="preserve"> </w:t>
+      </w:r>
+      <w:r>
+        <w:rPr>
+          <w:b/>
+          <w:bCs/>
+        </w:rPr>
+        <w:t xml:space="preserve">449 cases</w:t>
       </w:r>
       <w:r>
         <w:t xml:space="preserve">: eight in</w:t>
@@ -1181,37 +1325,22 @@
         <w:t xml:space="preserve"> </w:t>
       </w:r>
       <w:r>
-        <w:t xml:space="preserve">for the two item 5 rules, two in</w:t>
-      </w:r>
-      <w:r>
-        <w:t xml:space="preserve"> </w:t>
-      </w:r>
-      <w:r>
-        <w:rPr>
-          <w:rStyle w:val="VerbatimChar"/>
-        </w:rPr>
-        <w:t xml:space="preserve">test_checklist.py</w:t>
-      </w:r>
-      <w:r>
-        <w:t xml:space="preserve"> </w:t>
-      </w:r>
-      <w:r>
-        <w:t xml:space="preserve">(each revision selects its own rule; the default is v3.2 or later and strict) with one more provenance case for v3.2, and one in</w:t>
-      </w:r>
-      <w:r>
-        <w:t xml:space="preserve"> </w:t>
-      </w:r>
-      <w:r>
-        <w:rPr>
-          <w:rStyle w:val="VerbatimChar"/>
-        </w:rPr>
-        <w:t xml:space="preserve">test_report.py</w:t>
-      </w:r>
-      <w:r>
-        <w:t xml:space="preserve"> </w:t>
-      </w:r>
-      <w:r>
-        <w:t xml:space="preserve">for the column legend.</w:t>
+        <w:t xml:space="preserve">for pointers on linked pages, and three in</w:t>
+      </w:r>
+      <w:r>
+        <w:t xml:space="preserve"> </w:t>
+      </w:r>
+      <w:r>
+        <w:rPr>
+          <w:rStyle w:val="VerbatimChar"/>
+        </w:rPr>
+        <w:t xml:space="preserve">test_crawl.py</w:t>
+      </w:r>
+      <w:r>
+        <w:t xml:space="preserve"> </w:t>
+      </w:r>
+      <w:r>
+        <w:t xml:space="preserve">for the new purposes.</w:t>
       </w:r>
     </w:p>
     <w:p>
@@ -1970,7 +2099,7 @@
           <w:b/>
           <w:bCs/>
         </w:rPr>
-        <w:t xml:space="preserve">349 test functions, expanding to 438 executed cases</w:t>
+        <w:t xml:space="preserve">360 test functions, expanding to 449 executed cases</w:t>
       </w:r>
       <w:r>
         <w:t xml:space="preserve"> </w:t>
@@ -2165,18 +2294,18 @@
               <w:pStyle w:val="Compact"/>
             </w:pPr>
             <w:r>
-              <w:t xml:space="preserve">83</w:t>
-            </w:r>
-          </w:p>
-        </w:tc>
-        <w:tc>
-          <w:tcPr/>
-          <w:p>
-            <w:pPr>
-              <w:pStyle w:val="Compact"/>
-            </w:pPr>
-            <w:r>
-              <w:t xml:space="preserve">The checklist rules per point — 1, 3, 4, 5b, 5c, 6, 7 — with both item 5 rules (v3.1 and v3.2), plus cross-point invariants, that a point 3 summary never contradicts its own evidence, and the point 6 and 5b/5c cases found by the 24 September review</w:t>
+              <w:t xml:space="preserve">91</w:t>
+            </w:r>
+          </w:p>
+        </w:tc>
+        <w:tc>
+          <w:tcPr/>
+          <w:p>
+            <w:pPr>
+              <w:pStyle w:val="Compact"/>
+            </w:pPr>
+            <w:r>
+              <w:t xml:space="preserve">The checklist rules per point — 1, 3, 4, 5b, 5c, 6, 7 — with both item 5 rules (v3.1 and v3.2) and policy pointers on linked pages, plus cross-point invariants, that a point 3 summary never contradicts its own evidence, and the point 6 and 5b/5c cases found by the 24 September review</w:t>
             </w:r>
           </w:p>
         </w:tc>
@@ -2247,18 +2376,18 @@
               <w:pStyle w:val="Compact"/>
             </w:pPr>
             <w:r>
-              <w:t xml:space="preserve">35</w:t>
-            </w:r>
-          </w:p>
-        </w:tc>
-        <w:tc>
-          <w:tcPr/>
-          <w:p>
-            <w:pPr>
-              <w:pStyle w:val="Compact"/>
-            </w:pPr>
-            <w:r>
-              <w:t xml:space="preserve">Link selection, host containment, whether following a link changes a verdict, the depth-2 budget, the depth-1 view</w:t>
+              <w:t xml:space="preserve">38</w:t>
+            </w:r>
+          </w:p>
+        </w:tc>
+        <w:tc>
+          <w:tcPr/>
+          <w:p>
+            <w:pPr>
+              <w:pStyle w:val="Compact"/>
+            </w:pPr>
+            <w:r>
+              <w:t xml:space="preserve">Link selection, the item 5 intermediate pages, host containment, whether following a link changes a verdict, the depth-2 budget, the depth-1 view</w:t>
             </w:r>
           </w:p>
         </w:tc>
@@ -2672,7 +2801,7 @@
                 <w:b/>
                 <w:bCs/>
               </w:rPr>
-              <w:t xml:space="preserve">438</w:t>
+              <w:t xml:space="preserve">449</w:t>
             </w:r>
           </w:p>
         </w:tc>
@@ -4183,7 +4312,25 @@
         <w:pStyle w:val="BodyText"/>
       </w:pPr>
       <w:r>
-        <w:t xml:space="preserve">A link is followed only when its target could settle a specific checklist point: an Acceptable Use Policy (5b), a User Access Policy (5c), a contact page (6), or an about page (2). Everything else is skipped, and every skip is recorded in the evidence so that a later "not found" is accountable rather than merely asserted.</w:t>
+        <w:t xml:space="preserve">A link is followed only when its target could settle a specific checklist point: an Acceptable Use Policy (5b), a User Access Policy (5c), a contact page (6), or an about page (2). Since checklist v3.2 accepts the policies on "intermediate web pages linked by the NLP", two more purposes follow a policies, legal or terms page (</w:t>
+      </w:r>
+      <w:r>
+        <w:rPr>
+          <w:rStyle w:val="VerbatimChar"/>
+        </w:rPr>
+        <w:t xml:space="preserve">5p</w:t>
+      </w:r>
+      <w:r>
+        <w:t xml:space="preserve">) and a services, catalogue or resources page (</w:t>
+      </w:r>
+      <w:r>
+        <w:rPr>
+          <w:rStyle w:val="VerbatimChar"/>
+        </w:rPr>
+        <w:t xml:space="preserve">5s</w:t>
+      </w:r>
+      <w:r>
+        <w:t xml:space="preserve">), last, so they never displace a link that settles a point; privacy and cookie policies are not followed. Everything else is skipped, and every skip is recorded in the evidence so that a later "not found" is accountable rather than merely asserted.</w:t>
       </w:r>
     </w:p>
     <w:tbl>
@@ -14487,7 +14634,7 @@
         <w:rPr>
           <w:rStyle w:val="AttributeTok"/>
         </w:rPr>
-        <w:t xml:space="preserve"> e7f3fdfff0d9e1be4aa1466591c6ca65695f1e471707ad226ff137f8da6f6a42</w:t>
+        <w:t xml:space="preserve"> 318c6b71186641273961d3f70f87a92b78f81ccc072f6f6392bf17830d7ad83c</w:t>
       </w:r>
       <w:r>
         <w:br/>
@@ -18445,7 +18592,7 @@
         <w:rPr>
           <w:rStyle w:val="CommentTok"/>
         </w:rPr>
-        <w:t xml:space="preserve"># 438 cases, ~5-6 s, no network, no browser</w:t>
+        <w:t xml:space="preserve"># 449 cases, ~5-6 s, no network, no browser</w:t>
       </w:r>
       <w:r>
         <w:br/>
@@ -19912,7 +20059,7 @@
         <w:rPr>
           <w:rStyle w:val="CommentTok"/>
         </w:rPr>
-        <w:t xml:space="preserve"># 6 - run the suite: 438 cases, ~5-6 s, no network, no browser</w:t>
+        <w:t xml:space="preserve"># 6 - run the suite: 449 cases, ~5-6 s, no network, no browser</w:t>
       </w:r>
       <w:r>
         <w:br/>
@@ -20384,7 +20531,7 @@
     </w:p>
     <w:bookmarkEnd w:id="43"/>
     <w:bookmarkEnd w:id="44"/>
-    <w:bookmarkStart w:id="55" w:name="the-published-figures"/>
+    <w:bookmarkStart w:id="56" w:name="the-published-figures"/>
     <w:p>
       <w:pPr>
         <w:pStyle w:val="Heading2"/>
@@ -20393,13 +20540,13 @@
         <w:t xml:space="preserve">10. The published figures</w:t>
       </w:r>
     </w:p>
-    <w:bookmarkStart w:id="49" w:name="X63239ef93668e28aa0ffdfe5319546ebea68ded"/>
+    <w:bookmarkStart w:id="45" w:name="X624757d63ec89443ee217a62e91e3fab56fc19e"/>
     <w:p>
       <w:pPr>
         <w:pStyle w:val="Heading3"/>
       </w:pPr>
       <w:r>
-        <w:t xml:space="preserve">Current run: web-13 at depth 2, 28 September 2026 (unreviewed)</w:t>
+        <w:t xml:space="preserve">Current run: web-13-rescored, 29 September 2026 (unreviewed)</w:t>
       </w:r>
     </w:p>
     <w:p>
@@ -20407,19 +20554,28 @@
         <w:pStyle w:val="FirstParagraph"/>
       </w:pPr>
       <w:r>
-        <w:t xml:space="preserve">From</w:t>
-      </w:r>
-      <w:r>
-        <w:t xml:space="preserve"> </w:t>
-      </w:r>
-      <w:r>
-        <w:rPr>
-          <w:rStyle w:val="VerbatimChar"/>
-        </w:rPr>
-        <w:t xml:space="preserve">results/results.json</w:t>
-      </w:r>
-      <w:r>
-        <w:t xml:space="preserve">, run</w:t>
+        <w:rPr>
+          <w:rStyle w:val="VerbatimChar"/>
+        </w:rPr>
+        <w:t xml:space="preserve">results/</w:t>
+      </w:r>
+      <w:r>
+        <w:t xml:space="preserve"> </w:t>
+      </w:r>
+      <w:r>
+        <w:t xml:space="preserve">holds</w:t>
+      </w:r>
+      <w:r>
+        <w:t xml:space="preserve"> </w:t>
+      </w:r>
+      <w:r>
+        <w:rPr>
+          <w:rStyle w:val="VerbatimChar"/>
+        </w:rPr>
+        <w:t xml:space="preserve">web-13-rescored</w:t>
+      </w:r>
+      <w:r>
+        <w:t xml:space="preserve">: the evidence of run</w:t>
       </w:r>
       <w:r>
         <w:t xml:space="preserve"> </w:t>
@@ -20431,602 +20587,34 @@
         <w:t xml:space="preserve">web-13</w:t>
       </w:r>
       <w:r>
-        <w:t xml:space="preserve">, collected on 28 September 2026 between 22:53 and 22:57 UTC by the GitHub workflow (</w:t>
-      </w:r>
-      <w:hyperlink r:id="rId45">
-        <w:r>
-          <w:rPr>
-            <w:rStyle w:val="Hyperlink"/>
-          </w:rPr>
-          <w:t xml:space="preserve">run 36494907672</w:t>
-        </w:r>
-      </w:hyperlink>
-      <w:r>
-        <w:t xml:space="preserve">, commit</w:t>
-      </w:r>
-      <w:r>
-        <w:t xml:space="preserve"> </w:t>
-      </w:r>
-      <w:r>
-        <w:rPr>
-          <w:rStyle w:val="VerbatimChar"/>
-        </w:rPr>
-        <w:t xml:space="preserve">b0ad261</w:t>
-      </w:r>
-      <w:r>
-        <w:t xml:space="preserve">) at</w:t>
-      </w:r>
-      <w:r>
-        <w:t xml:space="preserve"> </w:t>
-      </w:r>
-      <w:r>
-        <w:rPr>
-          <w:rStyle w:val="VerbatimChar"/>
-        </w:rPr>
-        <w:t xml:space="preserve">--depth 2</w:t>
-      </w:r>
-      <w:r>
-        <w:t xml:space="preserve">, under checklist v3.2 and the official unscoped names list. It made 63 page requests: 13 landing pages, 31 direct links and 19 second-hop pages (EOSC Node Czechia 4, EUDAT 4, EOSC DTO 3, EOSC Finland 3, BBMRI-ERIC 2, CERN 1, EGI 1, PaNOSC 1). The report has a table for each depth, and they are identical:</w:t>
-      </w:r>
-      <w:r>
-        <w:t xml:space="preserve"> </w:t>
-      </w:r>
-      <w:r>
-        <w:rPr>
-          <w:b/>
-          <w:bCs/>
-        </w:rPr>
-        <w:t xml:space="preserve">the second hop changed no verdict</w:t>
-      </w:r>
-      <w:r>
-        <w:t xml:space="preserve">, 49 PASS, 14 FAIL and 67 MANUAL_REVIEW in both. Every cell also equals run</w:t>
-      </w:r>
-      <w:r>
-        <w:t xml:space="preserve"> </w:t>
-      </w:r>
-      <w:r>
-        <w:rPr>
-          <w:rStyle w:val="VerbatimChar"/>
-        </w:rPr>
-        <w:t xml:space="preserve">web-12</w:t>
-      </w:r>
-      <w:r>
-        <w:t xml:space="preserve">, described next. The direct links returned the same text as in</w:t>
-      </w:r>
-      <w:r>
-        <w:t xml:space="preserve"> </w:t>
-      </w:r>
-      <w:r>
-        <w:rPr>
-          <w:rStyle w:val="VerbatimChar"/>
-        </w:rPr>
-        <w:t xml:space="preserve">web-12</w:t>
-      </w:r>
-      <w:r>
-        <w:t xml:space="preserve">, apart from a language menu on Data Terra's contact page and a search-box label on EUDAT's documentation.</w:t>
-      </w:r>
-    </w:p>
-    <w:p>
-      <w:pPr>
-        <w:pStyle w:val="BodyText"/>
-      </w:pPr>
-      <w:r>
-        <w:t xml:space="preserve">The privacy check found no personal address or phone number (the only addresses left are role mailboxes). By hand, the same two names as in</w:t>
-      </w:r>
-      <w:r>
-        <w:t xml:space="preserve"> </w:t>
-      </w:r>
-      <w:r>
-        <w:rPr>
-          <w:rStyle w:val="VerbatimChar"/>
-        </w:rPr>
-        <w:t xml:space="preserve">web-12</w:t>
-      </w:r>
-      <w:r>
-        <w:t xml:space="preserve"> </w:t>
-      </w:r>
-      <w:r>
-        <w:t xml:space="preserve">were removed, and one new one: a person quoted in a news item on the Czechia page</w:t>
-      </w:r>
-      <w:r>
-        <w:t xml:space="preserve"> </w:t>
-      </w:r>
-      <w:r>
-        <w:rPr>
-          <w:rStyle w:val="VerbatimChar"/>
-        </w:rPr>
-        <w:t xml:space="preserve">eosc-cz-in-data</w:t>
-      </w:r>
-      <w:r>
-        <w:t xml:space="preserve">, reached only at depth 2, whose name was in the quotation and, as a surname, in the address of the linked interview (</w:t>
-      </w:r>
-      <w:r>
-        <w:rPr>
-          <w:rStyle w:val="VerbatimChar"/>
-        </w:rPr>
-        <w:t xml:space="preserve">interview-…</w:t>
-      </w:r>
-      <w:r>
-        <w:t xml:space="preserve">). All were replaced by same-length placeholders, and re-assessing after the masking changed no verdict, message or evidence line. Offline,</w:t>
-      </w:r>
-      <w:r>
-        <w:t xml:space="preserve"> </w:t>
-      </w:r>
-      <w:r>
-        <w:rPr>
-          <w:rStyle w:val="VerbatimChar"/>
-        </w:rPr>
-        <w:t xml:space="preserve">uv run basic-check assess --run web-13</w:t>
-      </w:r>
-      <w:r>
-        <w:t xml:space="preserve"> </w:t>
-      </w:r>
-      <w:r>
-        <w:t xml:space="preserve">reproduces it exactly, both depths included, apart from the generation time.</w:t>
-      </w:r>
-    </w:p>
-    <w:p>
-      <w:pPr>
-        <w:pStyle w:val="BodyText"/>
-      </w:pPr>
-      <w:r>
-        <w:t xml:space="preserve">Run</w:t>
-      </w:r>
-      <w:r>
-        <w:t xml:space="preserve"> </w:t>
-      </w:r>
-      <w:r>
-        <w:rPr>
-          <w:rStyle w:val="VerbatimChar"/>
-        </w:rPr>
-        <w:t xml:space="preserve">web-12</w:t>
-      </w:r>
-      <w:r>
-        <w:t xml:space="preserve"> </w:t>
-      </w:r>
-      <w:r>
-        <w:t xml:space="preserve">was collected on 28 September 2026 between 22:34 and 22:38 UTC by the GitHub workflow (</w:t>
-      </w:r>
-      <w:hyperlink r:id="rId46">
-        <w:r>
-          <w:rPr>
-            <w:rStyle w:val="Hyperlink"/>
-          </w:rPr>
-          <w:t xml:space="preserve">run 36493197701</w:t>
-        </w:r>
-      </w:hyperlink>
-      <w:r>
-        <w:t xml:space="preserve">, commit</w:t>
-      </w:r>
-      <w:r>
-        <w:t xml:space="preserve"> </w:t>
-      </w:r>
-      <w:r>
-        <w:rPr>
-          <w:rStyle w:val="VerbatimChar"/>
-        </w:rPr>
-        <w:t xml:space="preserve">d3de829</w:t>
-      </w:r>
-      <w:r>
-        <w:t xml:space="preserve">, unit tests passing first), the first under checklist v3.2, at</w:t>
-      </w:r>
-      <w:r>
-        <w:t xml:space="preserve"> </w:t>
-      </w:r>
-      <w:r>
-        <w:rPr>
-          <w:rStyle w:val="VerbatimChar"/>
-        </w:rPr>
-        <w:t xml:space="preserve">--depth 1</w:t>
-      </w:r>
-      <w:r>
-        <w:t xml:space="preserve"> </w:t>
-      </w:r>
-      <w:r>
-        <w:t xml:space="preserve">and against the official unscoped names list (13 names, SHA-256</w:t>
-      </w:r>
-      <w:r>
-        <w:t xml:space="preserve"> </w:t>
-      </w:r>
-      <w:r>
-        <w:rPr>
-          <w:rStyle w:val="VerbatimChar"/>
-        </w:rPr>
-        <w:t xml:space="preserve">46af586b…</w:t>
-      </w:r>
-      <w:r>
-        <w:t xml:space="preserve">). All thirteen nodes were assessed and none was skipped; twelve landing pages returned HTTP 200 and GÉANT returned HTTP 403 with the Cloudflare challenge; 31 links were followed. The evidence was masked as it was collected, and a search of every evidence file and report found no personal address or phone number; the only addresses left are EGI role mailboxes. The same two personal names as in</w:t>
-      </w:r>
-      <w:r>
-        <w:t xml:space="preserve"> </w:t>
-      </w:r>
-      <w:r>
-        <w:rPr>
-          <w:rStyle w:val="VerbatimChar"/>
-        </w:rPr>
-        <w:t xml:space="preserve">web-11</w:t>
-      </w:r>
-      <w:r>
-        <w:t xml:space="preserve"> </w:t>
-      </w:r>
-      <w:r>
-        <w:t xml:space="preserve">were then removed by hand with same-length placeholders: CERN's quotation attribution (in</w:t>
-      </w:r>
-      <w:r>
-        <w:t xml:space="preserve"> </w:t>
-      </w:r>
-      <w:r>
-        <w:rPr>
-          <w:rStyle w:val="VerbatimChar"/>
-        </w:rPr>
-        <w:t xml:space="preserve">cern.json</w:t>
-      </w:r>
-      <w:r>
-        <w:t xml:space="preserve"> </w:t>
-      </w:r>
-      <w:r>
-        <w:t xml:space="preserve">and its screenshot) and EGI's coordinator, whose name was also in the address of the link to their profile page (</w:t>
-      </w:r>
-      <w:r>
-        <w:rPr>
-          <w:rStyle w:val="VerbatimChar"/>
-        </w:rPr>
-        <w:t xml:space="preserve">/person/…/</w:t>
-      </w:r>
-      <w:r>
-        <w:t xml:space="preserve">), masked this time too. Re-assessing after the masking changed no verdict, message or evidence line. Offline,</w:t>
-      </w:r>
-      <w:r>
-        <w:t xml:space="preserve"> </w:t>
-      </w:r>
-      <w:r>
-        <w:rPr>
-          <w:rStyle w:val="VerbatimChar"/>
-        </w:rPr>
-        <w:t xml:space="preserve">uv run basic-check assess --run web-12</w:t>
-      </w:r>
-      <w:r>
-        <w:t xml:space="preserve"> </w:t>
-      </w:r>
-      <w:r>
-        <w:t xml:space="preserve">reproduces it exactly, apart from the generation time.</w:t>
-      </w:r>
-    </w:p>
-    <w:p>
-      <w:pPr>
-        <w:pStyle w:val="BodyText"/>
-      </w:pPr>
-      <w:r>
-        <w:t xml:space="preserve">Every one of its 130 cells equals</w:t>
-      </w:r>
-      <w:r>
-        <w:t xml:space="preserve"> </w:t>
-      </w:r>
-      <w:r>
-        <w:rPr>
-          <w:rStyle w:val="VerbatimChar"/>
-        </w:rPr>
-        <w:t xml:space="preserve">web-11-v3.2</w:t>
-      </w:r>
-      <w:r>
-        <w:t xml:space="preserve">: the evidence of run</w:t>
-      </w:r>
-      <w:r>
-        <w:t xml:space="preserve"> </w:t>
-      </w:r>
-      <w:r>
-        <w:rPr>
-          <w:rStyle w:val="VerbatimChar"/>
-        </w:rPr>
-        <w:t xml:space="preserve">web-11</w:t>
-      </w:r>
-      <w:r>
-        <w:t xml:space="preserve">, described in the next paragraph, scored again on 29 September 2026 against v3.2 without contacting any node, and published briefly before</w:t>
-      </w:r>
-      <w:r>
-        <w:t xml:space="preserve"> </w:t>
-      </w:r>
-      <w:r>
-        <w:rPr>
-          <w:rStyle w:val="VerbatimChar"/>
-        </w:rPr>
-        <w:t xml:space="preserve">web-12</w:t>
-      </w:r>
-      <w:r>
-        <w:t xml:space="preserve"> </w:t>
-      </w:r>
-      <w:r>
-        <w:t xml:space="preserve">(commit</w:t>
-      </w:r>
-      <w:r>
-        <w:t xml:space="preserve"> </w:t>
-      </w:r>
-      <w:r>
-        <w:rPr>
-          <w:rStyle w:val="VerbatimChar"/>
-        </w:rPr>
-        <w:t xml:space="preserve">d3de829</w:t>
-      </w:r>
-      <w:r>
-        <w:t xml:space="preserve">). Compared with</w:t>
-      </w:r>
-      <w:r>
-        <w:t xml:space="preserve"> </w:t>
-      </w:r>
-      <w:r>
-        <w:rPr>
-          <w:rStyle w:val="VerbatimChar"/>
-        </w:rPr>
-        <w:t xml:space="preserve">web-11</w:t>
-      </w:r>
-      <w:r>
-        <w:t xml:space="preserve">, the page text changed only in a script fragment on EOSC DTO's page and the Cloudflare ray identifier on GÉANT's.</w:t>
-      </w:r>
-    </w:p>
-    <w:p>
-      <w:pPr>
-        <w:pStyle w:val="BodyText"/>
-      </w:pPr>
-      <w:r>
-        <w:t xml:space="preserve">Run</w:t>
-      </w:r>
-      <w:r>
-        <w:t xml:space="preserve"> </w:t>
-      </w:r>
-      <w:r>
-        <w:rPr>
-          <w:rStyle w:val="VerbatimChar"/>
-        </w:rPr>
-        <w:t xml:space="preserve">web-11</w:t>
-      </w:r>
-      <w:r>
-        <w:t xml:space="preserve"> </w:t>
-      </w:r>
-      <w:r>
-        <w:t xml:space="preserve">was collected on 28 September 2026 at 13:48 UTC by the GitHub workflow (</w:t>
-      </w:r>
-      <w:hyperlink r:id="rId47">
-        <w:r>
-          <w:rPr>
-            <w:rStyle w:val="Hyperlink"/>
-          </w:rPr>
-          <w:t xml:space="preserve">run 36431202625</w:t>
-        </w:r>
-      </w:hyperlink>
-      <w:r>
-        <w:t xml:space="preserve">, commit</w:t>
-      </w:r>
-      <w:r>
-        <w:t xml:space="preserve"> </w:t>
-      </w:r>
-      <w:r>
-        <w:rPr>
-          <w:rStyle w:val="VerbatimChar"/>
-        </w:rPr>
-        <w:t xml:space="preserve">f4eaebd</w:t>
-      </w:r>
-      <w:r>
-        <w:t xml:space="preserve">, unit tests passing first) against checklist v3.1 at</w:t>
-      </w:r>
-      <w:r>
-        <w:t xml:space="preserve"> </w:t>
-      </w:r>
-      <w:r>
-        <w:rPr>
-          <w:rStyle w:val="VerbatimChar"/>
-        </w:rPr>
-        <w:t xml:space="preserve">--depth 1</w:t>
-      </w:r>
-      <w:r>
-        <w:t xml:space="preserve"> </w:t>
-      </w:r>
-      <w:r>
-        <w:t xml:space="preserve">and assessed against the official unscoped names list (13 names, SHA-256</w:t>
-      </w:r>
-      <w:r>
-        <w:t xml:space="preserve"> </w:t>
-      </w:r>
-      <w:r>
-        <w:rPr>
-          <w:rStyle w:val="VerbatimChar"/>
-        </w:rPr>
-        <w:t xml:space="preserve">46af586b…</w:t>
-      </w:r>
-      <w:r>
-        <w:t xml:space="preserve">). It is the first run with CERN's new Node Landing Page,</w:t>
-      </w:r>
-      <w:r>
-        <w:t xml:space="preserve"> </w:t>
-      </w:r>
-      <w:r>
-        <w:rPr>
-          <w:rStyle w:val="VerbatimChar"/>
-        </w:rPr>
-        <w:t xml:space="preserve">https://eosc.cern/</w:t>
-      </w:r>
-      <w:r>
-        <w:t xml:space="preserve">, which replaced the INDIGO IAM sign-in URL</w:t>
-      </w:r>
-      <w:r>
-        <w:t xml:space="preserve"> </w:t>
-      </w:r>
-      <w:r>
-        <w:rPr>
-          <w:rStyle w:val="VerbatimChar"/>
-        </w:rPr>
-        <w:t xml:space="preserve">https://eosc-auth.cern.ch/login</w:t>
-      </w:r>
-      <w:r>
-        <w:t xml:space="preserve"> </w:t>
-      </w:r>
-      <w:r>
-        <w:t xml:space="preserve">in the same commit. All thirteen nodes were assessed and none was skipped. The run made 44 requests (13 landing pages and 31 child pages). Twelve landing pages returned HTTP 200. GÉANT returned HTTP 403 with the Cloudflare challenge. The evidence was masked as it was collected, and a search of every evidence file and report found no personal address or phone number. Two personal names that the masking does not cover were then removed by hand from the evidence, each replaced by a placeholder of the same length so every character count and verdict stays as collected: a quotation attribution on CERN's page (in</w:t>
-      </w:r>
-      <w:r>
-        <w:t xml:space="preserve"> </w:t>
-      </w:r>
-      <w:r>
-        <w:rPr>
-          <w:rStyle w:val="VerbatimChar"/>
-        </w:rPr>
-        <w:t xml:space="preserve">cern.json</w:t>
-      </w:r>
-      <w:r>
-        <w:t xml:space="preserve"> </w:t>
-      </w:r>
-      <w:r>
-        <w:t xml:space="preserve">and in its screenshot) and the node coordinator named on EGI's page (in</w:t>
-      </w:r>
-      <w:r>
-        <w:t xml:space="preserve"> </w:t>
-      </w:r>
-      <w:r>
-        <w:rPr>
-          <w:rStyle w:val="VerbatimChar"/>
-        </w:rPr>
-        <w:t xml:space="preserve">egi.json</w:t>
-      </w:r>
-      <w:r>
-        <w:t xml:space="preserve">, where it had also been in earlier published runs). The masking handles addresses and phone numbers only, so a new run needs the same check for names. Its evidence, restored from commit</w:t>
-      </w:r>
-      <w:r>
-        <w:t xml:space="preserve"> </w:t>
-      </w:r>
-      <w:r>
-        <w:rPr>
-          <w:rStyle w:val="VerbatimChar"/>
-        </w:rPr>
-        <w:t xml:space="preserve">d3de829</w:t>
-      </w:r>
-      <w:r>
-        <w:t xml:space="preserve">, reproduces it with</w:t>
-      </w:r>
-      <w:r>
-        <w:t xml:space="preserve"> </w:t>
-      </w:r>
-      <w:r>
-        <w:rPr>
-          <w:rStyle w:val="VerbatimChar"/>
-        </w:rPr>
-        <w:t xml:space="preserve">-c checklist/v3.1.yaml --run web-11</w:t>
-      </w:r>
-      <w:r>
-        <w:t xml:space="preserve"> </w:t>
-      </w:r>
-      <w:r>
-        <w:t xml:space="preserve">as published on 28 September (49 PASS, 8 FAIL, 73 MANUAL_REVIEW), apart from the generation time.</w:t>
-      </w:r>
-    </w:p>
-    <w:p>
-      <w:pPr>
-        <w:pStyle w:val="BodyText"/>
-      </w:pPr>
-      <w:r>
-        <w:t xml:space="preserve">The run before it,</w:t>
-      </w:r>
-      <w:r>
-        <w:t xml:space="preserve"> </w:t>
-      </w:r>
-      <w:r>
-        <w:rPr>
-          <w:rStyle w:val="VerbatimChar"/>
-        </w:rPr>
-        <w:t xml:space="preserve">web-10</w:t>
-      </w:r>
-      <w:r>
-        <w:t xml:space="preserve"> </w:t>
-      </w:r>
-      <w:r>
-        <w:t xml:space="preserve">(</w:t>
-      </w:r>
-      <w:hyperlink r:id="rId48">
-        <w:r>
-          <w:rPr>
-            <w:rStyle w:val="Hyperlink"/>
-          </w:rPr>
-          <w:t xml:space="preserve">run 36429362417</w:t>
-        </w:r>
-      </w:hyperlink>
-      <w:r>
-        <w:t xml:space="preserve">, commit</w:t>
-      </w:r>
-      <w:r>
-        <w:t xml:space="preserve"> </w:t>
-      </w:r>
-      <w:r>
-        <w:rPr>
-          <w:rStyle w:val="VerbatimChar"/>
-        </w:rPr>
-        <w:t xml:space="preserve">c90761b</w:t>
-      </w:r>
-      <w:r>
-        <w:t xml:space="preserve">), was the first with EOSC Node Poland (</w:t>
-      </w:r>
-      <w:r>
-        <w:rPr>
-          <w:rStyle w:val="VerbatimChar"/>
-        </w:rPr>
-        <w:t xml:space="preserve">eosc-pl</w:t>
-      </w:r>
-      <w:r>
-        <w:t xml:space="preserve">,</w:t>
-      </w:r>
-      <w:r>
-        <w:t xml:space="preserve"> </w:t>
-      </w:r>
-      <w:r>
-        <w:rPr>
-          <w:rStyle w:val="VerbatimChar"/>
-        </w:rPr>
-        <w:t xml:space="preserve">https://eosc.pl/</w:t>
-      </w:r>
-      <w:r>
-        <w:t xml:space="preserve">), which replaced a node listed by mistake on 28 September 2026; the name list changed in the same commit ("EOSC Node | Poland" in place of that node's name). Apart from Poland's new row, its verdicts repeated run</w:t>
-      </w:r>
-      <w:r>
-        <w:t xml:space="preserve"> </w:t>
-      </w:r>
-      <w:r>
-        <w:rPr>
-          <w:rStyle w:val="VerbatimChar"/>
-        </w:rPr>
-        <w:t xml:space="preserve">web-9</w:t>
-      </w:r>
-      <w:r>
-        <w:t xml:space="preserve"> </w:t>
-      </w:r>
-      <w:r>
-        <w:t xml:space="preserve">of 26 September cell for cell, and</w:t>
-      </w:r>
-      <w:r>
-        <w:t xml:space="preserve"> </w:t>
-      </w:r>
-      <w:r>
-        <w:rPr>
-          <w:rStyle w:val="VerbatimChar"/>
-        </w:rPr>
-        <w:t xml:space="preserve">web-11</w:t>
-      </w:r>
-      <w:r>
-        <w:t xml:space="preserve"> </w:t>
-      </w:r>
-      <w:r>
-        <w:t xml:space="preserve">repeats</w:t>
-      </w:r>
-      <w:r>
-        <w:t xml:space="preserve"> </w:t>
-      </w:r>
-      <w:r>
-        <w:rPr>
-          <w:rStyle w:val="VerbatimChar"/>
-        </w:rPr>
-        <w:t xml:space="preserve">web-10</w:t>
-      </w:r>
-      <w:r>
-        <w:t xml:space="preserve"> </w:t>
-      </w:r>
-      <w:r>
-        <w:t xml:space="preserve">apart from CERN's row.</w:t>
+        <w:t xml:space="preserve">, described next, scored again on 29 September 2026 against the re-issued checklist v3.2 without contacting any node.</w:t>
+      </w:r>
+      <w:r>
+        <w:t xml:space="preserve"> </w:t>
+      </w:r>
+      <w:r>
+        <w:rPr>
+          <w:rStyle w:val="VerbatimChar"/>
+        </w:rPr>
+        <w:t xml:space="preserve">uv run basic-check assess --run web-13-rescored</w:t>
+      </w:r>
+      <w:r>
+        <w:t xml:space="preserve"> </w:t>
+      </w:r>
+      <w:r>
+        <w:t xml:space="preserve">reproduces it exactly, apart from the generation time. The evidence files and screenshots are byte-identical to</w:t>
+      </w:r>
+      <w:r>
+        <w:t xml:space="preserve"> </w:t>
+      </w:r>
+      <w:r>
+        <w:rPr>
+          <w:rStyle w:val="VerbatimChar"/>
+        </w:rPr>
+        <w:t xml:space="preserve">web-13</w:t>
+      </w:r>
+      <w:r>
+        <w:t xml:space="preserve">, masking included; only the verdicts changed.</w:t>
       </w:r>
     </w:p>
     <w:tbl>
@@ -21089,7 +20677,7 @@
               <w:pStyle w:val="Compact"/>
             </w:pPr>
             <w:r>
-              <w:t xml:space="preserve">49</w:t>
+              <w:t xml:space="preserve">50</w:t>
             </w:r>
           </w:p>
         </w:tc>
@@ -21116,7 +20704,7 @@
               <w:pStyle w:val="Compact"/>
             </w:pPr>
             <w:r>
-              <w:t xml:space="preserve">14</w:t>
+              <w:t xml:space="preserve">8</w:t>
             </w:r>
           </w:p>
         </w:tc>
@@ -21143,7 +20731,7 @@
               <w:pStyle w:val="Compact"/>
             </w:pPr>
             <w:r>
-              <w:t xml:space="preserve">67</w:t>
+              <w:t xml:space="preserve">72</w:t>
             </w:r>
           </w:p>
         </w:tc>
@@ -21222,45 +20810,7 @@
         <w:pStyle w:val="BodyText"/>
       </w:pPr>
       <w:r>
-        <w:t xml:space="preserve">Seven FAILs are point 4. Four landing pages have no</w:t>
-      </w:r>
-      <w:r>
-        <w:t xml:space="preserve"> </w:t>
-      </w:r>
-      <w:r>
-        <w:rPr>
-          <w:rStyle w:val="VerbatimChar"/>
-        </w:rPr>
-        <w:t xml:space="preserve">eosc.eu</w:t>
-      </w:r>
-      <w:r>
-        <w:t xml:space="preserve"> </w:t>
-      </w:r>
-      <w:r>
-        <w:t xml:space="preserve">link at all (Data Terra, EOSC Finland, EGI, Italy), two link only to the federation index (PaNOSC, Czechia), and one only to the</w:t>
-      </w:r>
-      <w:r>
-        <w:t xml:space="preserve"> </w:t>
-      </w:r>
-      <w:r>
-        <w:rPr>
-          <w:rStyle w:val="VerbatimChar"/>
-        </w:rPr>
-        <w:t xml:space="preserve">eosc.eu</w:t>
-      </w:r>
-      <w:r>
-        <w:t xml:space="preserve"> </w:t>
-      </w:r>
-      <w:r>
-        <w:t xml:space="preserve">homepage (Poland). The eighth is Italy's point 6: none of its links is a contact route. Italy's page rendered with 15 links, but its main text is short, so both of its FAILs should be looked at by hand.</w:t>
-      </w:r>
-    </w:p>
-    <w:p>
-      <w:pPr>
-        <w:pStyle w:val="BodyText"/>
-      </w:pPr>
-      <w:r>
-        <w:t xml:space="preserve">The other six FAILs are new with v3.2: points 5b and 5c for CERN, Data Terra and PaNOSC, whose landing pages link to no AUP, no UAP and no licence. Under v3.1 all six were review. No other cell changed. Per node, 5b and 5c under v3.2:</w:t>
+        <w:t xml:space="preserve">Depth 1 and depth 2 agree. The eight FAILs are the seven point 4 FAILs and Italy's point 6, described below. Per node, 5b and 5c:</w:t>
       </w:r>
     </w:p>
     <w:tbl>
@@ -21325,29 +20875,29 @@
               <w:pStyle w:val="Compact"/>
             </w:pPr>
             <w:r>
-              <w:t xml:space="preserve">FAIL / FAIL</w:t>
-            </w:r>
-          </w:p>
-        </w:tc>
-        <w:tc>
-          <w:tcPr/>
-          <w:p>
-            <w:pPr>
-              <w:pStyle w:val="Compact"/>
-            </w:pPr>
-            <w:r>
-              <w:t xml:space="preserve">CERN, Data Terra, PaNOSC</w:t>
-            </w:r>
-          </w:p>
-        </w:tc>
-        <w:tc>
-          <w:tcPr/>
-          <w:p>
-            <w:pPr>
-              <w:pStyle w:val="Compact"/>
-            </w:pPr>
-            <w:r>
-              <w:t xml:space="preserve">no policy link on the NLP</w:t>
+              <w:t xml:space="preserve">PASS / PASS</w:t>
+            </w:r>
+          </w:p>
+        </w:tc>
+        <w:tc>
+          <w:tcPr/>
+          <w:p>
+            <w:pPr>
+              <w:pStyle w:val="Compact"/>
+            </w:pPr>
+            <w:r>
+              <w:t xml:space="preserve">Slovakia</w:t>
+            </w:r>
+          </w:p>
+        </w:tc>
+        <w:tc>
+          <w:tcPr/>
+          <w:p>
+            <w:pPr>
+              <w:pStyle w:val="Compact"/>
+            </w:pPr>
+            <w:r>
+              <w:t xml:space="preserve">one "Terms of Use (incl. AUP and UAP)" document</w:t>
             </w:r>
           </w:p>
         </w:tc>
@@ -21374,18 +20924,18 @@
               <w:pStyle w:val="Compact"/>
             </w:pPr>
             <w:r>
-              <w:t xml:space="preserve">Slovakia</w:t>
-            </w:r>
-          </w:p>
-        </w:tc>
-        <w:tc>
-          <w:tcPr/>
-          <w:p>
-            <w:pPr>
-              <w:pStyle w:val="Compact"/>
-            </w:pPr>
-            <w:r>
-              <w:t xml:space="preserve">one "Terms of Use (incl. AUP and UAP)" document</w:t>
+              <w:t xml:space="preserve">BBMRI-ERIC</w:t>
+            </w:r>
+          </w:p>
+        </w:tc>
+        <w:tc>
+          <w:tcPr/>
+          <w:p>
+            <w:pPr>
+              <w:pStyle w:val="Compact"/>
+            </w:pPr>
+            <w:r>
+              <w:t xml:space="preserve">its Access Policies page is the UAP and links the "Acceptable Use Policy of BBMRI-ERIC Services" (a PDF, not fetched)</w:t>
             </w:r>
           </w:p>
         </w:tc>
@@ -21439,29 +20989,92 @@
               <w:pStyle w:val="Compact"/>
             </w:pPr>
             <w:r>
-              <w:t xml:space="preserve">review / PASS</w:t>
-            </w:r>
-          </w:p>
-        </w:tc>
-        <w:tc>
-          <w:tcPr/>
-          <w:p>
-            <w:pPr>
-              <w:pStyle w:val="Compact"/>
-            </w:pPr>
-            <w:r>
-              <w:t xml:space="preserve">BBMRI-ERIC</w:t>
-            </w:r>
-          </w:p>
-        </w:tc>
-        <w:tc>
-          <w:tcPr/>
-          <w:p>
-            <w:pPr>
-              <w:pStyle w:val="Compact"/>
-            </w:pPr>
-            <w:r>
-              <w:t xml:space="preserve">a UAP is linked, the AUP is left to a reviewer</w:t>
+              <w:t xml:space="preserve">review / review</w:t>
+            </w:r>
+          </w:p>
+        </w:tc>
+        <w:tc>
+          <w:tcPr/>
+          <w:p>
+            <w:pPr>
+              <w:pStyle w:val="Compact"/>
+            </w:pPr>
+            <w:r>
+              <w:t xml:space="preserve">CERN, Data Terra, PaNOSC</w:t>
+            </w:r>
+          </w:p>
+        </w:tc>
+        <w:tc>
+          <w:tcPr/>
+          <w:p>
+            <w:pPr>
+              <w:pStyle w:val="Compact"/>
+            </w:pPr>
+            <w:r>
+              <w:t xml:space="preserve">no policy link on the pages read, but the landing page links to a services or policies page</w:t>
+            </w:r>
+            <w:r>
+              <w:t xml:space="preserve"> </w:t>
+            </w:r>
+            <w:r>
+              <w:rPr>
+                <w:rStyle w:val="VerbatimChar"/>
+              </w:rPr>
+              <w:t xml:space="preserve">web-13</w:t>
+            </w:r>
+            <w:r>
+              <w:t xml:space="preserve"> </w:t>
+            </w:r>
+            <w:r>
+              <w:t xml:space="preserve">did not read (CERN:</w:t>
+            </w:r>
+            <w:r>
+              <w:t xml:space="preserve"> </w:t>
+            </w:r>
+            <w:r>
+              <w:rPr>
+                <w:rStyle w:val="VerbatimChar"/>
+              </w:rPr>
+              <w:t xml:space="preserve">/services</w:t>
+            </w:r>
+            <w:r>
+              <w:t xml:space="preserve">,</w:t>
+            </w:r>
+            <w:r>
+              <w:t xml:space="preserve"> </w:t>
+            </w:r>
+            <w:r>
+              <w:rPr>
+                <w:rStyle w:val="VerbatimChar"/>
+              </w:rPr>
+              <w:t xml:space="preserve">/policies</w:t>
+            </w:r>
+            <w:r>
+              <w:t xml:space="preserve">; Data Terra:</w:t>
+            </w:r>
+            <w:r>
+              <w:t xml:space="preserve"> </w:t>
+            </w:r>
+            <w:r>
+              <w:rPr>
+                <w:rStyle w:val="VerbatimChar"/>
+              </w:rPr>
+              <w:t xml:space="preserve">/services/</w:t>
+            </w:r>
+            <w:r>
+              <w:t xml:space="preserve">; PaNOSC:</w:t>
+            </w:r>
+            <w:r>
+              <w:t xml:space="preserve"> </w:t>
+            </w:r>
+            <w:r>
+              <w:rPr>
+                <w:rStyle w:val="VerbatimChar"/>
+              </w:rPr>
+              <w:t xml:space="preserve">/services/</w:t>
+            </w:r>
+            <w:r>
+              <w:t xml:space="preserve">, the data policy framework)</w:t>
             </w:r>
           </w:p>
         </w:tc>
@@ -21510,40 +21123,1161 @@
         <w:pStyle w:val="BodyText"/>
       </w:pPr>
       <w:r>
-        <w:t xml:space="preserve">Every</w:t>
-      </w:r>
-      <w:r>
-        <w:t xml:space="preserve"> </w:t>
-      </w:r>
-      <w:r>
-        <w:rPr>
-          <w:rStyle w:val="VerbatimChar"/>
-        </w:rPr>
-        <w:t xml:space="preserve">PASS</w:t>
-      </w:r>
-      <w:r>
-        <w:t xml:space="preserve"> </w:t>
-      </w:r>
-      <w:r>
-        <w:t xml:space="preserve">here settles only the NLP half of item 5: the tool does not read the Catalogue metadata, and the reviewer action says so.</w:t>
-      </w:r>
-    </w:p>
-    <w:p>
-      <w:pPr>
-        <w:pStyle w:val="BodyText"/>
-      </w:pPr>
+        <w:t xml:space="preserve">A new collection at depth 1 would read those pages and settle CERN, Data Terra and PaNOSC one way or the other.</w:t>
+      </w:r>
+    </w:p>
+    <w:bookmarkEnd w:id="45"/>
+    <w:bookmarkStart w:id="50" w:name="run-web-13-at-depth-2-28-september-2026"/>
+    <w:p>
+      <w:pPr>
+        <w:pStyle w:val="Heading3"/>
+      </w:pPr>
+      <w:r>
+        <w:t xml:space="preserve">Run web-13 at depth 2, 28 September 2026</w:t>
+      </w:r>
+    </w:p>
+    <w:p>
+      <w:pPr>
+        <w:pStyle w:val="FirstParagraph"/>
+      </w:pPr>
+      <w:r>
+        <w:t xml:space="preserve">From</w:t>
+      </w:r>
+      <w:r>
+        <w:t xml:space="preserve"> </w:t>
+      </w:r>
+      <w:r>
+        <w:rPr>
+          <w:rStyle w:val="VerbatimChar"/>
+        </w:rPr>
+        <w:t xml:space="preserve">results/results.json</w:t>
+      </w:r>
+      <w:r>
+        <w:t xml:space="preserve"> </w:t>
+      </w:r>
+      <w:r>
+        <w:t xml:space="preserve">as committed at</w:t>
+      </w:r>
+      <w:r>
+        <w:t xml:space="preserve"> </w:t>
+      </w:r>
+      <w:r>
+        <w:rPr>
+          <w:rStyle w:val="VerbatimChar"/>
+        </w:rPr>
+        <w:t xml:space="preserve">8346079</w:t>
+      </w:r>
+      <w:r>
+        <w:t xml:space="preserve">, run</w:t>
+      </w:r>
+      <w:r>
+        <w:t xml:space="preserve"> </w:t>
+      </w:r>
+      <w:r>
+        <w:rPr>
+          <w:rStyle w:val="VerbatimChar"/>
+        </w:rPr>
+        <w:t xml:space="preserve">web-13</w:t>
+      </w:r>
+      <w:r>
+        <w:t xml:space="preserve">, collected on 28 September 2026 between 22:53 and 22:57 UTC by the GitHub workflow (</w:t>
+      </w:r>
+      <w:hyperlink r:id="rId46">
+        <w:r>
+          <w:rPr>
+            <w:rStyle w:val="Hyperlink"/>
+          </w:rPr>
+          <w:t xml:space="preserve">run 36494907672</w:t>
+        </w:r>
+      </w:hyperlink>
+      <w:r>
+        <w:t xml:space="preserve">, commit</w:t>
+      </w:r>
+      <w:r>
+        <w:t xml:space="preserve"> </w:t>
+      </w:r>
+      <w:r>
+        <w:rPr>
+          <w:rStyle w:val="VerbatimChar"/>
+        </w:rPr>
+        <w:t xml:space="preserve">b0ad261</w:t>
+      </w:r>
+      <w:r>
+        <w:t xml:space="preserve">) at</w:t>
+      </w:r>
+      <w:r>
+        <w:t xml:space="preserve"> </w:t>
+      </w:r>
+      <w:r>
+        <w:rPr>
+          <w:rStyle w:val="VerbatimChar"/>
+        </w:rPr>
+        <w:t xml:space="preserve">--depth 2</w:t>
+      </w:r>
+      <w:r>
+        <w:t xml:space="preserve">, under checklist v3.2 and the official unscoped names list. It made 63 page requests: 13 landing pages, 31 direct links and 19 second-hop pages (EOSC Node Czechia 4, EUDAT 4, EOSC DTO 3, EOSC Finland 3, BBMRI-ERIC 2, CERN 1, EGI 1, PaNOSC 1). The report has a table for each depth, and they are identical:</w:t>
+      </w:r>
+      <w:r>
+        <w:t xml:space="preserve"> </w:t>
+      </w:r>
       <w:r>
         <w:rPr>
           <w:b/>
           <w:bCs/>
         </w:rPr>
+        <w:t xml:space="preserve">the second hop changed no verdict</w:t>
+      </w:r>
+      <w:r>
+        <w:t xml:space="preserve">, 49 PASS, 14 FAIL and 67 MANUAL_REVIEW in both, under the first copy of v3.2. Every cell also equals run</w:t>
+      </w:r>
+      <w:r>
+        <w:t xml:space="preserve"> </w:t>
+      </w:r>
+      <w:r>
+        <w:rPr>
+          <w:rStyle w:val="VerbatimChar"/>
+        </w:rPr>
+        <w:t xml:space="preserve">web-12</w:t>
+      </w:r>
+      <w:r>
+        <w:t xml:space="preserve">, described next. The direct links returned the same text as in</w:t>
+      </w:r>
+      <w:r>
+        <w:t xml:space="preserve"> </w:t>
+      </w:r>
+      <w:r>
+        <w:rPr>
+          <w:rStyle w:val="VerbatimChar"/>
+        </w:rPr>
+        <w:t xml:space="preserve">web-12</w:t>
+      </w:r>
+      <w:r>
+        <w:t xml:space="preserve">, apart from a language menu on Data Terra's contact page and a search-box label on EUDAT's documentation.</w:t>
+      </w:r>
+    </w:p>
+    <w:p>
+      <w:pPr>
+        <w:pStyle w:val="BodyText"/>
+      </w:pPr>
+      <w:r>
+        <w:t xml:space="preserve">The privacy check found no personal address or phone number (the only addresses left are role mailboxes). By hand, the same two names as in</w:t>
+      </w:r>
+      <w:r>
+        <w:t xml:space="preserve"> </w:t>
+      </w:r>
+      <w:r>
+        <w:rPr>
+          <w:rStyle w:val="VerbatimChar"/>
+        </w:rPr>
+        <w:t xml:space="preserve">web-12</w:t>
+      </w:r>
+      <w:r>
+        <w:t xml:space="preserve"> </w:t>
+      </w:r>
+      <w:r>
+        <w:t xml:space="preserve">were removed, and one new one: a person quoted in a news item on the Czechia page</w:t>
+      </w:r>
+      <w:r>
+        <w:t xml:space="preserve"> </w:t>
+      </w:r>
+      <w:r>
+        <w:rPr>
+          <w:rStyle w:val="VerbatimChar"/>
+        </w:rPr>
+        <w:t xml:space="preserve">eosc-cz-in-data</w:t>
+      </w:r>
+      <w:r>
+        <w:t xml:space="preserve">, reached only at depth 2, whose name was in the quotation and, as a surname, in the address of the linked interview (</w:t>
+      </w:r>
+      <w:r>
+        <w:rPr>
+          <w:rStyle w:val="VerbatimChar"/>
+        </w:rPr>
+        <w:t xml:space="preserve">interview-…</w:t>
+      </w:r>
+      <w:r>
+        <w:t xml:space="preserve">). All were replaced by same-length placeholders, and re-assessing after the masking changed no verdict, message or evidence line. It was scored under the discarded first copy of v3.2, so it no longer rebuilds from the current checklist.</w:t>
+      </w:r>
+    </w:p>
+    <w:p>
+      <w:pPr>
+        <w:pStyle w:val="BodyText"/>
+      </w:pPr>
+      <w:r>
+        <w:t xml:space="preserve">Run</w:t>
+      </w:r>
+      <w:r>
+        <w:t xml:space="preserve"> </w:t>
+      </w:r>
+      <w:r>
+        <w:rPr>
+          <w:rStyle w:val="VerbatimChar"/>
+        </w:rPr>
+        <w:t xml:space="preserve">web-12</w:t>
+      </w:r>
+      <w:r>
+        <w:t xml:space="preserve"> </w:t>
+      </w:r>
+      <w:r>
+        <w:t xml:space="preserve">was collected on 28 September 2026 between 22:34 and 22:38 UTC by the GitHub workflow (</w:t>
+      </w:r>
+      <w:hyperlink r:id="rId47">
+        <w:r>
+          <w:rPr>
+            <w:rStyle w:val="Hyperlink"/>
+          </w:rPr>
+          <w:t xml:space="preserve">run 36493197701</w:t>
+        </w:r>
+      </w:hyperlink>
+      <w:r>
+        <w:t xml:space="preserve">, commit</w:t>
+      </w:r>
+      <w:r>
+        <w:t xml:space="preserve"> </w:t>
+      </w:r>
+      <w:r>
+        <w:rPr>
+          <w:rStyle w:val="VerbatimChar"/>
+        </w:rPr>
+        <w:t xml:space="preserve">d3de829</w:t>
+      </w:r>
+      <w:r>
+        <w:t xml:space="preserve">, unit tests passing first), the first under checklist v3.2, at</w:t>
+      </w:r>
+      <w:r>
+        <w:t xml:space="preserve"> </w:t>
+      </w:r>
+      <w:r>
+        <w:rPr>
+          <w:rStyle w:val="VerbatimChar"/>
+        </w:rPr>
+        <w:t xml:space="preserve">--depth 1</w:t>
+      </w:r>
+      <w:r>
+        <w:t xml:space="preserve"> </w:t>
+      </w:r>
+      <w:r>
+        <w:t xml:space="preserve">and against the official unscoped names list (13 names, SHA-256</w:t>
+      </w:r>
+      <w:r>
+        <w:t xml:space="preserve"> </w:t>
+      </w:r>
+      <w:r>
+        <w:rPr>
+          <w:rStyle w:val="VerbatimChar"/>
+        </w:rPr>
+        <w:t xml:space="preserve">46af586b…</w:t>
+      </w:r>
+      <w:r>
+        <w:t xml:space="preserve">). All thirteen nodes were assessed and none was skipped; twelve landing pages returned HTTP 200 and GÉANT returned HTTP 403 with the Cloudflare challenge; 31 links were followed. The evidence was masked as it was collected, and a search of every evidence file and report found no personal address or phone number; the only addresses left are EGI role mailboxes. The same two personal names as in</w:t>
+      </w:r>
+      <w:r>
+        <w:t xml:space="preserve"> </w:t>
+      </w:r>
+      <w:r>
+        <w:rPr>
+          <w:rStyle w:val="VerbatimChar"/>
+        </w:rPr>
+        <w:t xml:space="preserve">web-11</w:t>
+      </w:r>
+      <w:r>
+        <w:t xml:space="preserve"> </w:t>
+      </w:r>
+      <w:r>
+        <w:t xml:space="preserve">were then removed by hand with same-length placeholders: CERN's quotation attribution (in</w:t>
+      </w:r>
+      <w:r>
+        <w:t xml:space="preserve"> </w:t>
+      </w:r>
+      <w:r>
+        <w:rPr>
+          <w:rStyle w:val="VerbatimChar"/>
+        </w:rPr>
+        <w:t xml:space="preserve">cern.json</w:t>
+      </w:r>
+      <w:r>
+        <w:t xml:space="preserve"> </w:t>
+      </w:r>
+      <w:r>
+        <w:t xml:space="preserve">and its screenshot) and EGI's coordinator, whose name was also in the address of the link to their profile page (</w:t>
+      </w:r>
+      <w:r>
+        <w:rPr>
+          <w:rStyle w:val="VerbatimChar"/>
+        </w:rPr>
+        <w:t xml:space="preserve">/person/…/</w:t>
+      </w:r>
+      <w:r>
+        <w:t xml:space="preserve">), masked this time too. Re-assessing after the masking changed no verdict, message or evidence line. Offline,</w:t>
+      </w:r>
+      <w:r>
+        <w:t xml:space="preserve"> </w:t>
+      </w:r>
+      <w:r>
+        <w:rPr>
+          <w:rStyle w:val="VerbatimChar"/>
+        </w:rPr>
+        <w:t xml:space="preserve">uv run basic-check assess --run web-12</w:t>
+      </w:r>
+      <w:r>
+        <w:t xml:space="preserve"> </w:t>
+      </w:r>
+      <w:r>
+        <w:t xml:space="preserve">reproduces it exactly, apart from the generation time.</w:t>
+      </w:r>
+    </w:p>
+    <w:p>
+      <w:pPr>
+        <w:pStyle w:val="BodyText"/>
+      </w:pPr>
+      <w:r>
+        <w:t xml:space="preserve">Every one of its 130 cells equals</w:t>
+      </w:r>
+      <w:r>
+        <w:t xml:space="preserve"> </w:t>
+      </w:r>
+      <w:r>
+        <w:rPr>
+          <w:rStyle w:val="VerbatimChar"/>
+        </w:rPr>
+        <w:t xml:space="preserve">web-11-v3.2</w:t>
+      </w:r>
+      <w:r>
+        <w:t xml:space="preserve">: the evidence of run</w:t>
+      </w:r>
+      <w:r>
+        <w:t xml:space="preserve"> </w:t>
+      </w:r>
+      <w:r>
+        <w:rPr>
+          <w:rStyle w:val="VerbatimChar"/>
+        </w:rPr>
+        <w:t xml:space="preserve">web-11</w:t>
+      </w:r>
+      <w:r>
+        <w:t xml:space="preserve">, described in the next paragraph, scored again on 29 September 2026 against v3.2 without contacting any node, and published briefly before</w:t>
+      </w:r>
+      <w:r>
+        <w:t xml:space="preserve"> </w:t>
+      </w:r>
+      <w:r>
+        <w:rPr>
+          <w:rStyle w:val="VerbatimChar"/>
+        </w:rPr>
+        <w:t xml:space="preserve">web-12</w:t>
+      </w:r>
+      <w:r>
+        <w:t xml:space="preserve"> </w:t>
+      </w:r>
+      <w:r>
+        <w:t xml:space="preserve">(commit</w:t>
+      </w:r>
+      <w:r>
+        <w:t xml:space="preserve"> </w:t>
+      </w:r>
+      <w:r>
+        <w:rPr>
+          <w:rStyle w:val="VerbatimChar"/>
+        </w:rPr>
+        <w:t xml:space="preserve">d3de829</w:t>
+      </w:r>
+      <w:r>
+        <w:t xml:space="preserve">). Compared with</w:t>
+      </w:r>
+      <w:r>
+        <w:t xml:space="preserve"> </w:t>
+      </w:r>
+      <w:r>
+        <w:rPr>
+          <w:rStyle w:val="VerbatimChar"/>
+        </w:rPr>
+        <w:t xml:space="preserve">web-11</w:t>
+      </w:r>
+      <w:r>
+        <w:t xml:space="preserve">, the page text changed only in a script fragment on EOSC DTO's page and the Cloudflare ray identifier on GÉANT's.</w:t>
+      </w:r>
+    </w:p>
+    <w:p>
+      <w:pPr>
+        <w:pStyle w:val="BodyText"/>
+      </w:pPr>
+      <w:r>
+        <w:t xml:space="preserve">Run</w:t>
+      </w:r>
+      <w:r>
+        <w:t xml:space="preserve"> </w:t>
+      </w:r>
+      <w:r>
+        <w:rPr>
+          <w:rStyle w:val="VerbatimChar"/>
+        </w:rPr>
+        <w:t xml:space="preserve">web-11</w:t>
+      </w:r>
+      <w:r>
+        <w:t xml:space="preserve"> </w:t>
+      </w:r>
+      <w:r>
+        <w:t xml:space="preserve">was collected on 28 September 2026 at 13:48 UTC by the GitHub workflow (</w:t>
+      </w:r>
+      <w:hyperlink r:id="rId48">
+        <w:r>
+          <w:rPr>
+            <w:rStyle w:val="Hyperlink"/>
+          </w:rPr>
+          <w:t xml:space="preserve">run 36431202625</w:t>
+        </w:r>
+      </w:hyperlink>
+      <w:r>
+        <w:t xml:space="preserve">, commit</w:t>
+      </w:r>
+      <w:r>
+        <w:t xml:space="preserve"> </w:t>
+      </w:r>
+      <w:r>
+        <w:rPr>
+          <w:rStyle w:val="VerbatimChar"/>
+        </w:rPr>
+        <w:t xml:space="preserve">f4eaebd</w:t>
+      </w:r>
+      <w:r>
+        <w:t xml:space="preserve">, unit tests passing first) against checklist v3.1 at</w:t>
+      </w:r>
+      <w:r>
+        <w:t xml:space="preserve"> </w:t>
+      </w:r>
+      <w:r>
+        <w:rPr>
+          <w:rStyle w:val="VerbatimChar"/>
+        </w:rPr>
+        <w:t xml:space="preserve">--depth 1</w:t>
+      </w:r>
+      <w:r>
+        <w:t xml:space="preserve"> </w:t>
+      </w:r>
+      <w:r>
+        <w:t xml:space="preserve">and assessed against the official unscoped names list (13 names, SHA-256</w:t>
+      </w:r>
+      <w:r>
+        <w:t xml:space="preserve"> </w:t>
+      </w:r>
+      <w:r>
+        <w:rPr>
+          <w:rStyle w:val="VerbatimChar"/>
+        </w:rPr>
+        <w:t xml:space="preserve">46af586b…</w:t>
+      </w:r>
+      <w:r>
+        <w:t xml:space="preserve">). It is the first run with CERN's new Node Landing Page,</w:t>
+      </w:r>
+      <w:r>
+        <w:t xml:space="preserve"> </w:t>
+      </w:r>
+      <w:r>
+        <w:rPr>
+          <w:rStyle w:val="VerbatimChar"/>
+        </w:rPr>
+        <w:t xml:space="preserve">https://eosc.cern/</w:t>
+      </w:r>
+      <w:r>
+        <w:t xml:space="preserve">, which replaced the INDIGO IAM sign-in URL</w:t>
+      </w:r>
+      <w:r>
+        <w:t xml:space="preserve"> </w:t>
+      </w:r>
+      <w:r>
+        <w:rPr>
+          <w:rStyle w:val="VerbatimChar"/>
+        </w:rPr>
+        <w:t xml:space="preserve">https://eosc-auth.cern.ch/login</w:t>
+      </w:r>
+      <w:r>
+        <w:t xml:space="preserve"> </w:t>
+      </w:r>
+      <w:r>
+        <w:t xml:space="preserve">in the same commit. All thirteen nodes were assessed and none was skipped. The run made 44 requests (13 landing pages and 31 child pages). Twelve landing pages returned HTTP 200. GÉANT returned HTTP 403 with the Cloudflare challenge. The evidence was masked as it was collected, and a search of every evidence file and report found no personal address or phone number. Two personal names that the masking does not cover were then removed by hand from the evidence, each replaced by a placeholder of the same length so every character count and verdict stays as collected: a quotation attribution on CERN's page (in</w:t>
+      </w:r>
+      <w:r>
+        <w:t xml:space="preserve"> </w:t>
+      </w:r>
+      <w:r>
+        <w:rPr>
+          <w:rStyle w:val="VerbatimChar"/>
+        </w:rPr>
+        <w:t xml:space="preserve">cern.json</w:t>
+      </w:r>
+      <w:r>
+        <w:t xml:space="preserve"> </w:t>
+      </w:r>
+      <w:r>
+        <w:t xml:space="preserve">and in its screenshot) and the node coordinator named on EGI's page (in</w:t>
+      </w:r>
+      <w:r>
+        <w:t xml:space="preserve"> </w:t>
+      </w:r>
+      <w:r>
+        <w:rPr>
+          <w:rStyle w:val="VerbatimChar"/>
+        </w:rPr>
+        <w:t xml:space="preserve">egi.json</w:t>
+      </w:r>
+      <w:r>
+        <w:t xml:space="preserve">, where it had also been in earlier published runs). The masking handles addresses and phone numbers only, so a new run needs the same check for names. Its evidence, restored from commit</w:t>
+      </w:r>
+      <w:r>
+        <w:t xml:space="preserve"> </w:t>
+      </w:r>
+      <w:r>
+        <w:rPr>
+          <w:rStyle w:val="VerbatimChar"/>
+        </w:rPr>
+        <w:t xml:space="preserve">d3de829</w:t>
+      </w:r>
+      <w:r>
+        <w:t xml:space="preserve">, reproduces it with</w:t>
+      </w:r>
+      <w:r>
+        <w:t xml:space="preserve"> </w:t>
+      </w:r>
+      <w:r>
+        <w:rPr>
+          <w:rStyle w:val="VerbatimChar"/>
+        </w:rPr>
+        <w:t xml:space="preserve">-c checklist/v3.1.yaml --run web-11</w:t>
+      </w:r>
+      <w:r>
+        <w:t xml:space="preserve"> </w:t>
+      </w:r>
+      <w:r>
+        <w:t xml:space="preserve">as published on 28 September (49 PASS, 8 FAIL, 73 MANUAL_REVIEW), apart from the generation time.</w:t>
+      </w:r>
+    </w:p>
+    <w:p>
+      <w:pPr>
+        <w:pStyle w:val="BodyText"/>
+      </w:pPr>
+      <w:r>
+        <w:t xml:space="preserve">The run before it,</w:t>
+      </w:r>
+      <w:r>
+        <w:t xml:space="preserve"> </w:t>
+      </w:r>
+      <w:r>
+        <w:rPr>
+          <w:rStyle w:val="VerbatimChar"/>
+        </w:rPr>
+        <w:t xml:space="preserve">web-10</w:t>
+      </w:r>
+      <w:r>
+        <w:t xml:space="preserve"> </w:t>
+      </w:r>
+      <w:r>
+        <w:t xml:space="preserve">(</w:t>
+      </w:r>
+      <w:hyperlink r:id="rId49">
+        <w:r>
+          <w:rPr>
+            <w:rStyle w:val="Hyperlink"/>
+          </w:rPr>
+          <w:t xml:space="preserve">run 36429362417</w:t>
+        </w:r>
+      </w:hyperlink>
+      <w:r>
+        <w:t xml:space="preserve">, commit</w:t>
+      </w:r>
+      <w:r>
+        <w:t xml:space="preserve"> </w:t>
+      </w:r>
+      <w:r>
+        <w:rPr>
+          <w:rStyle w:val="VerbatimChar"/>
+        </w:rPr>
+        <w:t xml:space="preserve">c90761b</w:t>
+      </w:r>
+      <w:r>
+        <w:t xml:space="preserve">), was the first with EOSC Node Poland (</w:t>
+      </w:r>
+      <w:r>
+        <w:rPr>
+          <w:rStyle w:val="VerbatimChar"/>
+        </w:rPr>
+        <w:t xml:space="preserve">eosc-pl</w:t>
+      </w:r>
+      <w:r>
+        <w:t xml:space="preserve">,</w:t>
+      </w:r>
+      <w:r>
+        <w:t xml:space="preserve"> </w:t>
+      </w:r>
+      <w:r>
+        <w:rPr>
+          <w:rStyle w:val="VerbatimChar"/>
+        </w:rPr>
+        <w:t xml:space="preserve">https://eosc.pl/</w:t>
+      </w:r>
+      <w:r>
+        <w:t xml:space="preserve">), which replaced a node listed by mistake on 28 September 2026; the name list changed in the same commit ("EOSC Node | Poland" in place of that node's name). Apart from Poland's new row, its verdicts repeated run</w:t>
+      </w:r>
+      <w:r>
+        <w:t xml:space="preserve"> </w:t>
+      </w:r>
+      <w:r>
+        <w:rPr>
+          <w:rStyle w:val="VerbatimChar"/>
+        </w:rPr>
+        <w:t xml:space="preserve">web-9</w:t>
+      </w:r>
+      <w:r>
+        <w:t xml:space="preserve"> </w:t>
+      </w:r>
+      <w:r>
+        <w:t xml:space="preserve">of 26 September cell for cell, and</w:t>
+      </w:r>
+      <w:r>
+        <w:t xml:space="preserve"> </w:t>
+      </w:r>
+      <w:r>
+        <w:rPr>
+          <w:rStyle w:val="VerbatimChar"/>
+        </w:rPr>
+        <w:t xml:space="preserve">web-11</w:t>
+      </w:r>
+      <w:r>
+        <w:t xml:space="preserve"> </w:t>
+      </w:r>
+      <w:r>
+        <w:t xml:space="preserve">repeats</w:t>
+      </w:r>
+      <w:r>
+        <w:t xml:space="preserve"> </w:t>
+      </w:r>
+      <w:r>
+        <w:rPr>
+          <w:rStyle w:val="VerbatimChar"/>
+        </w:rPr>
+        <w:t xml:space="preserve">web-10</w:t>
+      </w:r>
+      <w:r>
+        <w:t xml:space="preserve"> </w:t>
+      </w:r>
+      <w:r>
+        <w:t xml:space="preserve">apart from CERN's row.</w:t>
+      </w:r>
+    </w:p>
+    <w:tbl>
+      <w:tblPr>
+        <w:tblStyle w:val="Table"/>
+        <w:tblW w:type="auto" w:w="0"/>
+        <w:tblLook w:firstRow="1" w:lastRow="0" w:firstColumn="0" w:lastColumn="0" w:noHBand="0" w:noVBand="0" w:val="0020"/>
+      </w:tblPr>
+      <w:tblGrid>
+        <w:gridCol w:w="3960"/>
+        <w:gridCol w:w="3960"/>
+      </w:tblGrid>
+      <w:tr>
+        <w:trPr>
+          <w:cantSplit/>
+          <w:tblHeader w:val="on"/>
+        </w:trPr>
+        <w:tc>
+          <w:tcPr/>
+          <w:p>
+            <w:pPr>
+              <w:pStyle w:val="Compact"/>
+            </w:pPr>
+            <w:r>
+              <w:t xml:space="preserve">Verdict</w:t>
+            </w:r>
+          </w:p>
+        </w:tc>
+        <w:tc>
+          <w:tcPr/>
+          <w:p>
+            <w:pPr>
+              <w:pStyle w:val="Compact"/>
+            </w:pPr>
+            <w:r>
+              <w:t xml:space="preserve">Cells</w:t>
+            </w:r>
+          </w:p>
+        </w:tc>
+      </w:tr>
+      <w:tr>
+        <w:trPr>
+          <w:cantSplit/>
+        </w:trPr>
+        <w:tc>
+          <w:tcPr/>
+          <w:p>
+            <w:pPr>
+              <w:pStyle w:val="Compact"/>
+            </w:pPr>
+            <w:r>
+              <w:t xml:space="preserve">🟢 PASS</w:t>
+            </w:r>
+          </w:p>
+        </w:tc>
+        <w:tc>
+          <w:tcPr/>
+          <w:p>
+            <w:pPr>
+              <w:pStyle w:val="Compact"/>
+            </w:pPr>
+            <w:r>
+              <w:t xml:space="preserve">49</w:t>
+            </w:r>
+          </w:p>
+        </w:tc>
+      </w:tr>
+      <w:tr>
+        <w:trPr>
+          <w:cantSplit/>
+        </w:trPr>
+        <w:tc>
+          <w:tcPr/>
+          <w:p>
+            <w:pPr>
+              <w:pStyle w:val="Compact"/>
+            </w:pPr>
+            <w:r>
+              <w:t xml:space="preserve">🔴 FAIL</w:t>
+            </w:r>
+          </w:p>
+        </w:tc>
+        <w:tc>
+          <w:tcPr/>
+          <w:p>
+            <w:pPr>
+              <w:pStyle w:val="Compact"/>
+            </w:pPr>
+            <w:r>
+              <w:t xml:space="preserve">14</w:t>
+            </w:r>
+          </w:p>
+        </w:tc>
+      </w:tr>
+      <w:tr>
+        <w:trPr>
+          <w:cantSplit/>
+        </w:trPr>
+        <w:tc>
+          <w:tcPr/>
+          <w:p>
+            <w:pPr>
+              <w:pStyle w:val="Compact"/>
+            </w:pPr>
+            <w:r>
+              <w:t xml:space="preserve">🟠 MANUAL_REVIEW</w:t>
+            </w:r>
+          </w:p>
+        </w:tc>
+        <w:tc>
+          <w:tcPr/>
+          <w:p>
+            <w:pPr>
+              <w:pStyle w:val="Compact"/>
+            </w:pPr>
+            <w:r>
+              <w:t xml:space="preserve">67</w:t>
+            </w:r>
+          </w:p>
+        </w:tc>
+      </w:tr>
+      <w:tr>
+        <w:trPr>
+          <w:cantSplit/>
+        </w:trPr>
+        <w:tc>
+          <w:tcPr/>
+          <w:p>
+            <w:pPr>
+              <w:pStyle w:val="Compact"/>
+            </w:pPr>
+            <w:r>
+              <w:t xml:space="preserve">🟣 ERROR</w:t>
+            </w:r>
+          </w:p>
+        </w:tc>
+        <w:tc>
+          <w:tcPr/>
+          <w:p>
+            <w:pPr>
+              <w:pStyle w:val="Compact"/>
+            </w:pPr>
+            <w:r>
+              <w:t xml:space="preserve">0</w:t>
+            </w:r>
+          </w:p>
+        </w:tc>
+      </w:tr>
+      <w:tr>
+        <w:trPr>
+          <w:cantSplit/>
+        </w:trPr>
+        <w:tc>
+          <w:tcPr/>
+          <w:p>
+            <w:pPr>
+              <w:pStyle w:val="Compact"/>
+            </w:pPr>
+            <w:r>
+              <w:rPr>
+                <w:b/>
+                <w:bCs/>
+              </w:rPr>
+              <w:t xml:space="preserve">Total</w:t>
+            </w:r>
+          </w:p>
+        </w:tc>
+        <w:tc>
+          <w:tcPr/>
+          <w:p>
+            <w:pPr>
+              <w:pStyle w:val="Compact"/>
+            </w:pPr>
+            <w:r>
+              <w:rPr>
+                <w:b/>
+                <w:bCs/>
+              </w:rPr>
+              <w:t xml:space="preserve">130</w:t>
+            </w:r>
+            <w:r>
+              <w:t xml:space="preserve"> </w:t>
+            </w:r>
+            <w:r>
+              <w:t xml:space="preserve">(13 nodes × 10 points)</w:t>
+            </w:r>
+          </w:p>
+        </w:tc>
+      </w:tr>
+    </w:tbl>
+    <w:p>
+      <w:pPr>
+        <w:pStyle w:val="BodyText"/>
+      </w:pPr>
+      <w:r>
+        <w:t xml:space="preserve">Seven FAILs are point 4. Four landing pages have no</w:t>
+      </w:r>
+      <w:r>
+        <w:t xml:space="preserve"> </w:t>
+      </w:r>
+      <w:r>
+        <w:rPr>
+          <w:rStyle w:val="VerbatimChar"/>
+        </w:rPr>
+        <w:t xml:space="preserve">eosc.eu</w:t>
+      </w:r>
+      <w:r>
+        <w:t xml:space="preserve"> </w:t>
+      </w:r>
+      <w:r>
+        <w:t xml:space="preserve">link at all (Data Terra, EOSC Finland, EGI, Italy), two link only to the federation index (PaNOSC, Czechia), and one only to the</w:t>
+      </w:r>
+      <w:r>
+        <w:t xml:space="preserve"> </w:t>
+      </w:r>
+      <w:r>
+        <w:rPr>
+          <w:rStyle w:val="VerbatimChar"/>
+        </w:rPr>
+        <w:t xml:space="preserve">eosc.eu</w:t>
+      </w:r>
+      <w:r>
+        <w:t xml:space="preserve"> </w:t>
+      </w:r>
+      <w:r>
+        <w:t xml:space="preserve">homepage (Poland). The eighth is Italy's point 6: none of its links is a contact route. Italy's page rendered with 15 links, but its main text is short, so both of its FAILs should be looked at by hand.</w:t>
+      </w:r>
+    </w:p>
+    <w:p>
+      <w:pPr>
+        <w:pStyle w:val="BodyText"/>
+      </w:pPr>
+      <w:r>
+        <w:t xml:space="preserve">The other six FAILs were new with the first copy of v3.2: points 5b and 5c for CERN, Data Terra and PaNOSC, whose landing pages link to no AUP, no UAP and no licence. Under v3.1 all six were review, and under the re-issued v3.2 they are review again (above). Per node, 5b and 5c under the first copy of v3.2:</w:t>
+      </w:r>
+    </w:p>
+    <w:tbl>
+      <w:tblPr>
+        <w:tblStyle w:val="Table"/>
+        <w:tblW w:type="pct" w:w="5000"/>
+        <w:tblLayout w:type="fixed"/>
+        <w:tblLook w:firstRow="1" w:lastRow="0" w:firstColumn="0" w:lastColumn="0" w:noHBand="0" w:noVBand="0" w:val="0020"/>
+      </w:tblPr>
+      <w:tblGrid>
+        <w:gridCol w:w="2640"/>
+        <w:gridCol w:w="2640"/>
+        <w:gridCol w:w="2640"/>
+      </w:tblGrid>
+      <w:tr>
+        <w:trPr>
+          <w:cantSplit/>
+          <w:tblHeader w:val="on"/>
+        </w:trPr>
+        <w:tc>
+          <w:tcPr/>
+          <w:p>
+            <w:pPr>
+              <w:pStyle w:val="Compact"/>
+            </w:pPr>
+            <w:r>
+              <w:t xml:space="preserve">5b / 5c</w:t>
+            </w:r>
+          </w:p>
+        </w:tc>
+        <w:tc>
+          <w:tcPr/>
+          <w:p>
+            <w:pPr>
+              <w:pStyle w:val="Compact"/>
+            </w:pPr>
+            <w:r>
+              <w:t xml:space="preserve">Nodes</w:t>
+            </w:r>
+          </w:p>
+        </w:tc>
+        <w:tc>
+          <w:tcPr/>
+          <w:p>
+            <w:pPr>
+              <w:pStyle w:val="Compact"/>
+            </w:pPr>
+            <w:r>
+              <w:t xml:space="preserve">Why</w:t>
+            </w:r>
+          </w:p>
+        </w:tc>
+      </w:tr>
+      <w:tr>
+        <w:trPr>
+          <w:cantSplit/>
+        </w:trPr>
+        <w:tc>
+          <w:tcPr/>
+          <w:p>
+            <w:pPr>
+              <w:pStyle w:val="Compact"/>
+            </w:pPr>
+            <w:r>
+              <w:t xml:space="preserve">FAIL / FAIL</w:t>
+            </w:r>
+          </w:p>
+        </w:tc>
+        <w:tc>
+          <w:tcPr/>
+          <w:p>
+            <w:pPr>
+              <w:pStyle w:val="Compact"/>
+            </w:pPr>
+            <w:r>
+              <w:t xml:space="preserve">CERN, Data Terra, PaNOSC</w:t>
+            </w:r>
+          </w:p>
+        </w:tc>
+        <w:tc>
+          <w:tcPr/>
+          <w:p>
+            <w:pPr>
+              <w:pStyle w:val="Compact"/>
+            </w:pPr>
+            <w:r>
+              <w:t xml:space="preserve">no policy link on the NLP</w:t>
+            </w:r>
+          </w:p>
+        </w:tc>
+      </w:tr>
+      <w:tr>
+        <w:trPr>
+          <w:cantSplit/>
+        </w:trPr>
+        <w:tc>
+          <w:tcPr/>
+          <w:p>
+            <w:pPr>
+              <w:pStyle w:val="Compact"/>
+            </w:pPr>
+            <w:r>
+              <w:t xml:space="preserve">PASS / PASS</w:t>
+            </w:r>
+          </w:p>
+        </w:tc>
+        <w:tc>
+          <w:tcPr/>
+          <w:p>
+            <w:pPr>
+              <w:pStyle w:val="Compact"/>
+            </w:pPr>
+            <w:r>
+              <w:t xml:space="preserve">Slovakia</w:t>
+            </w:r>
+          </w:p>
+        </w:tc>
+        <w:tc>
+          <w:tcPr/>
+          <w:p>
+            <w:pPr>
+              <w:pStyle w:val="Compact"/>
+            </w:pPr>
+            <w:r>
+              <w:t xml:space="preserve">one "Terms of Use (incl. AUP and UAP)" document</w:t>
+            </w:r>
+          </w:p>
+        </w:tc>
+      </w:tr>
+      <w:tr>
+        <w:trPr>
+          <w:cantSplit/>
+        </w:trPr>
+        <w:tc>
+          <w:tcPr/>
+          <w:p>
+            <w:pPr>
+              <w:pStyle w:val="Compact"/>
+            </w:pPr>
+            <w:r>
+              <w:t xml:space="preserve">PASS / review</w:t>
+            </w:r>
+          </w:p>
+        </w:tc>
+        <w:tc>
+          <w:tcPr/>
+          <w:p>
+            <w:pPr>
+              <w:pStyle w:val="Compact"/>
+            </w:pPr>
+            <w:r>
+              <w:t xml:space="preserve">Czechia, EOSC DTO, EOSC Finland, EUDAT, EGI, Poland, Italy</w:t>
+            </w:r>
+          </w:p>
+        </w:tc>
+        <w:tc>
+          <w:tcPr/>
+          <w:p>
+            <w:pPr>
+              <w:pStyle w:val="Compact"/>
+            </w:pPr>
+            <w:r>
+              <w:t xml:space="preserve">an AUP or terms of use is linked; one document may be both, so the UAP is left to a reviewer</w:t>
+            </w:r>
+          </w:p>
+        </w:tc>
+      </w:tr>
+      <w:tr>
+        <w:trPr>
+          <w:cantSplit/>
+        </w:trPr>
+        <w:tc>
+          <w:tcPr/>
+          <w:p>
+            <w:pPr>
+              <w:pStyle w:val="Compact"/>
+            </w:pPr>
+            <w:r>
+              <w:t xml:space="preserve">review / PASS</w:t>
+            </w:r>
+          </w:p>
+        </w:tc>
+        <w:tc>
+          <w:tcPr/>
+          <w:p>
+            <w:pPr>
+              <w:pStyle w:val="Compact"/>
+            </w:pPr>
+            <w:r>
+              <w:t xml:space="preserve">BBMRI-ERIC</w:t>
+            </w:r>
+          </w:p>
+        </w:tc>
+        <w:tc>
+          <w:tcPr/>
+          <w:p>
+            <w:pPr>
+              <w:pStyle w:val="Compact"/>
+            </w:pPr>
+            <w:r>
+              <w:t xml:space="preserve">a UAP is linked, the AUP is left to a reviewer</w:t>
+            </w:r>
+          </w:p>
+        </w:tc>
+      </w:tr>
+      <w:tr>
+        <w:trPr>
+          <w:cantSplit/>
+        </w:trPr>
+        <w:tc>
+          <w:tcPr/>
+          <w:p>
+            <w:pPr>
+              <w:pStyle w:val="Compact"/>
+            </w:pPr>
+            <w:r>
+              <w:t xml:space="preserve">review / review</w:t>
+            </w:r>
+          </w:p>
+        </w:tc>
+        <w:tc>
+          <w:tcPr/>
+          <w:p>
+            <w:pPr>
+              <w:pStyle w:val="Compact"/>
+            </w:pPr>
+            <w:r>
+              <w:t xml:space="preserve">GÉANT</w:t>
+            </w:r>
+          </w:p>
+        </w:tc>
+        <w:tc>
+          <w:tcPr/>
+          <w:p>
+            <w:pPr>
+              <w:pStyle w:val="Compact"/>
+            </w:pPr>
+            <w:r>
+              <w:t xml:space="preserve">HTTP 403, the page was not served</w:t>
+            </w:r>
+          </w:p>
+        </w:tc>
+      </w:tr>
+    </w:tbl>
+    <w:p>
+      <w:pPr>
+        <w:pStyle w:val="BodyText"/>
+      </w:pPr>
+      <w:r>
+        <w:t xml:space="preserve">Every</w:t>
+      </w:r>
+      <w:r>
+        <w:t xml:space="preserve"> </w:t>
+      </w:r>
+      <w:r>
+        <w:rPr>
+          <w:rStyle w:val="VerbatimChar"/>
+        </w:rPr>
+        <w:t xml:space="preserve">PASS</w:t>
+      </w:r>
+      <w:r>
+        <w:t xml:space="preserve"> </w:t>
+      </w:r>
+      <w:r>
+        <w:t xml:space="preserve">here settles only the NLP half of item 5: the tool does not read the Catalogue metadata, and the reviewer action says so.</w:t>
+      </w:r>
+    </w:p>
+    <w:p>
+      <w:pPr>
+        <w:pStyle w:val="BodyText"/>
+      </w:pPr>
+      <w:r>
+        <w:rPr>
+          <w:b/>
+          <w:bCs/>
+        </w:rPr>
         <w:t xml:space="preserve">CERN, new landing page:</w:t>
       </w:r>
       <w:r>
         <w:t xml:space="preserve"> </w:t>
       </w:r>
       <w:r>
-        <w:t xml:space="preserve">4 PASS (1, 4, 6 via its Contact page, 7), 2 FAIL (5b, 5c, under v3.2) and 4 review. Points 1 and 4 moved from review to</w:t>
+        <w:t xml:space="preserve">4 PASS (1, 4, 6 via its Contact page, 7), 2 FAIL (5b, 5c, under the first copy of v3.2; review under the re-issued one) and 4 review. Points 1 and 4 moved from review to</w:t>
       </w:r>
       <w:r>
         <w:t xml:space="preserve"> </w:t>
@@ -22221,8 +22955,8 @@
         <w:t xml:space="preserve">, now remove Italy from their copy of the run instead of relying on the published run to lack it.</w:t>
       </w:r>
     </w:p>
-    <w:bookmarkEnd w:id="49"/>
-    <w:bookmarkStart w:id="50" w:name="previous-run-24-september-2026-reviewed"/>
+    <w:bookmarkEnd w:id="50"/>
+    <w:bookmarkStart w:id="51" w:name="previous-run-24-september-2026-reviewed"/>
     <w:p>
       <w:pPr>
         <w:pStyle w:val="Heading3"/>
@@ -22816,8 +23550,8 @@
         <w:t xml:space="preserve">finds none of the twelve, because every one of the five writes the name with a different separator from the official list.</w:t>
       </w:r>
     </w:p>
-    <w:bookmarkEnd w:id="50"/>
-    <w:bookmarkStart w:id="51" w:name="since-the-published-run"/>
+    <w:bookmarkEnd w:id="51"/>
+    <w:bookmarkStart w:id="52" w:name="since-the-published-run"/>
     <w:p>
       <w:pPr>
         <w:pStyle w:val="Heading3"/>
@@ -22943,8 +23677,8 @@
         <w:t xml:space="preserve">GÉANT answered HTTP 403 with the Cloudflare challenge again, and its decided cells moved to review, as on 21 September.</w:t>
       </w:r>
     </w:p>
-    <w:bookmarkEnd w:id="51"/>
-    <w:bookmarkStart w:id="52" w:name="point-6-and-5b5c-after-the-review"/>
+    <w:bookmarkEnd w:id="52"/>
+    <w:bookmarkStart w:id="53" w:name="point-6-and-5b5c-after-the-review"/>
     <w:p>
       <w:pPr>
         <w:pStyle w:val="Heading3"/>
@@ -23419,8 +24153,8 @@
         <w:t xml:space="preserve">. It was revised to "met" on this evidence.</w:t>
       </w:r>
     </w:p>
-    <w:bookmarkEnd w:id="52"/>
-    <w:bookmarkStart w:id="53" w:name="previous-run-21-september-2026"/>
+    <w:bookmarkEnd w:id="53"/>
+    <w:bookmarkStart w:id="54" w:name="previous-run-21-september-2026"/>
     <w:p>
       <w:pPr>
         <w:pStyle w:val="Heading3"/>
@@ -24680,8 +25414,8 @@
         </w:tc>
       </w:tr>
     </w:tbl>
-    <w:bookmarkEnd w:id="53"/>
-    <w:bookmarkStart w:id="54" w:name="Xe6edc575ba7b23d729b3729d56dd235c2fb2a27"/>
+    <w:bookmarkEnd w:id="54"/>
+    <w:bookmarkStart w:id="55" w:name="Xe6edc575ba7b23d729b3729d56dd235c2fb2a27"/>
     <w:p>
       <w:pPr>
         <w:pStyle w:val="Heading3"/>
@@ -25057,9 +25791,9 @@
         <w:t xml:space="preserve">for all twelve of its nodes, for the same reason.</w:t>
       </w:r>
     </w:p>
-    <w:bookmarkEnd w:id="54"/>
     <w:bookmarkEnd w:id="55"/>
-    <w:bookmarkStart w:id="60" w:name="worked-examples"/>
+    <w:bookmarkEnd w:id="56"/>
+    <w:bookmarkStart w:id="61" w:name="worked-examples"/>
     <w:p>
       <w:pPr>
         <w:pStyle w:val="Heading2"/>
@@ -25376,7 +26110,7 @@
         <w:t xml:space="preserve">own run.</w:t>
       </w:r>
     </w:p>
-    <w:bookmarkStart w:id="57" w:name="X6b9c9d2e59e13da41f347184ca67a475fa8b7ce"/>
+    <w:bookmarkStart w:id="58" w:name="X6b9c9d2e59e13da41f347184ca67a475fa8b7ce"/>
     <w:p>
       <w:pPr>
         <w:pStyle w:val="Heading3"/>
@@ -25499,7 +26233,7 @@
       <w:r>
         <w:t xml:space="preserve"> </w:t>
       </w:r>
-      <w:hyperlink r:id="rId56">
+      <w:hyperlink r:id="rId57">
         <w:r>
           <w:rPr>
             <w:rStyle w:val="Hyperlink"/>
@@ -27026,7 +27760,7 @@
         <w:t xml:space="preserve"> </w:t>
       </w:r>
       <w:r>
-        <w:t xml:space="preserve">("130 cells: 49 PASS · 14 FAIL · 67 review");</w:t>
+        <w:t xml:space="preserve">("130 cells: 50 PASS · 8 FAIL · 72 review");</w:t>
       </w:r>
     </w:p>
     <w:p>
@@ -27142,8 +27876,8 @@
         <w:t xml:space="preserve"> push</w:t>
       </w:r>
     </w:p>
-    <w:bookmarkEnd w:id="57"/>
-    <w:bookmarkStart w:id="58" w:name="X5431a82e20a06edfb102374e037ce7ea9ce6896"/>
+    <w:bookmarkEnd w:id="58"/>
+    <w:bookmarkStart w:id="59" w:name="X5431a82e20a06edfb102374e037ce7ea9ce6896"/>
     <w:p>
       <w:pPr>
         <w:pStyle w:val="Heading3"/>
@@ -28400,8 +29134,8 @@
         <w:t xml:space="preserve">the documents together.</w:t>
       </w:r>
     </w:p>
-    <w:bookmarkEnd w:id="58"/>
-    <w:bookmarkStart w:id="59" w:name="Xbb3e2d317a0d811066009804bfa0a222a6197de"/>
+    <w:bookmarkEnd w:id="59"/>
+    <w:bookmarkStart w:id="60" w:name="Xbb3e2d317a0d811066009804bfa0a222a6197de"/>
     <w:p>
       <w:pPr>
         <w:pStyle w:val="Heading3"/>
@@ -30542,9 +31276,9 @@
         </w:pict>
       </w:r>
     </w:p>
-    <w:bookmarkEnd w:id="59"/>
     <w:bookmarkEnd w:id="60"/>
-    <w:bookmarkStart w:id="62" w:name="sources"/>
+    <w:bookmarkEnd w:id="61"/>
+    <w:bookmarkStart w:id="63" w:name="sources"/>
     <w:p>
       <w:pPr>
         <w:pStyle w:val="Heading2"/>
@@ -30622,7 +31356,7 @@
       <w:r>
         <w:t xml:space="preserve"> </w:t>
       </w:r>
-      <w:hyperlink r:id="rId56">
+      <w:hyperlink r:id="rId57">
         <w:r>
           <w:rPr>
             <w:rStyle w:val="Hyperlink"/>
@@ -30645,7 +31379,7 @@
       <w:r>
         <w:t xml:space="preserve"> </w:t>
       </w:r>
-      <w:hyperlink r:id="rId61">
+      <w:hyperlink r:id="rId62">
         <w:r>
           <w:rPr>
             <w:rStyle w:val="Hyperlink"/>
@@ -30692,7 +31426,7 @@
       <w:r>
         <w:t xml:space="preserve"> </w:t>
       </w:r>
-      <w:hyperlink r:id="rId45">
+      <w:hyperlink r:id="rId46">
         <w:r>
           <w:rPr>
             <w:rStyle w:val="Hyperlink"/>
@@ -30721,7 +31455,7 @@
       <w:r>
         <w:t xml:space="preserve">(</w:t>
       </w:r>
-      <w:hyperlink r:id="rId46">
+      <w:hyperlink r:id="rId47">
         <w:r>
           <w:rPr>
             <w:rStyle w:val="Hyperlink"/>
@@ -30747,7 +31481,7 @@
       <w:r>
         <w:t xml:space="preserve">(</w:t>
       </w:r>
-      <w:hyperlink r:id="rId47">
+      <w:hyperlink r:id="rId48">
         <w:r>
           <w:rPr>
             <w:rStyle w:val="Hyperlink"/>
@@ -30960,7 +31694,7 @@
         <w:t xml:space="preserve">), not carried over from the previous edition</w:t>
       </w:r>
     </w:p>
-    <w:bookmarkEnd w:id="62"/>
+    <w:bookmarkEnd w:id="63"/>
     <w:sectPr>
       <w:footerReference w:type="default" r:id="rId11"/>
       <w:footnotePr>

--- a/docs/eosc-basic-compliance-testsuite.docx
+++ b/docs/eosc-basic-compliance-testsuite.docx
@@ -23,7 +23,7 @@
         <w:pStyle w:val="Author"/>
       </w:pPr>
       <w:r>
-        <w:t xml:space="preserve">Clean clone, 26 September 2026 — rebuilt 29 September 2026 for the re-issued checklist v3.2, 449 test cases</w:t>
+        <w:t xml:space="preserve">Clean clone, 26 September 2026 — rebuilt 29 September 2026 for the re-issued checklist v3.2, 450 test cases</w:t>
       </w:r>
     </w:p>
     <w:p>
@@ -185,7 +185,7 @@
           <w:b/>
           <w:bCs/>
         </w:rPr>
-        <w:t xml:space="preserve">449 test cases</w:t>
+        <w:t xml:space="preserve">450 test cases</w:t>
       </w:r>
       <w:r>
         <w:t xml:space="preserve">, all passing. No node website was</w:t>
@@ -297,7 +297,7 @@
         <w:t xml:space="preserve">Node Landing Page Verification Checklist v3.2</w:t>
       </w:r>
       <w:r>
-        <w:t xml:space="preserve">, with a pytest suite of 449 hermetic test cases that never touch a node's website, and at most two bounded hops of link following.</w:t>
+        <w:t xml:space="preserve">, with a pytest suite of 450 hermetic test cases that never touch a node's website, and at most two bounded hops of link following.</w:t>
       </w:r>
     </w:p>
     <w:p>
@@ -379,7 +379,7 @@
         <w:t xml:space="preserve"> </w:t>
       </w:r>
       <w:r>
-        <w:t xml:space="preserve">(449 since checklist v3.2, below) and gained four files:</w:t>
+        <w:t xml:space="preserve">(450 since checklist v3.2, below) and gained four files:</w:t>
       </w:r>
       <w:r>
         <w:t xml:space="preserve"> </w:t>
@@ -1297,7 +1297,49 @@
         <w:t xml:space="preserve">web-13-rescored</w:t>
       </w:r>
       <w:r>
-        <w:t xml:space="preserve">: 50 PASS, 8 FAIL, 72 review, with no 5b/5c FAIL left (section 10). The suite grew to</w:t>
+        <w:t xml:space="preserve">: 50 PASS, 8 FAIL, 72 review, with no 5b/5c FAIL left (section 10). The suite grew to 449 cases: eight in</w:t>
+      </w:r>
+      <w:r>
+        <w:t xml:space="preserve"> </w:t>
+      </w:r>
+      <w:r>
+        <w:rPr>
+          <w:rStyle w:val="VerbatimChar"/>
+        </w:rPr>
+        <w:t xml:space="preserve">test_checks.py</w:t>
+      </w:r>
+      <w:r>
+        <w:t xml:space="preserve"> </w:t>
+      </w:r>
+      <w:r>
+        <w:t xml:space="preserve">for pointers on linked pages, and three in</w:t>
+      </w:r>
+      <w:r>
+        <w:t xml:space="preserve"> </w:t>
+      </w:r>
+      <w:r>
+        <w:rPr>
+          <w:rStyle w:val="VerbatimChar"/>
+        </w:rPr>
+        <w:t xml:space="preserve">test_crawl.py</w:t>
+      </w:r>
+      <w:r>
+        <w:t xml:space="preserve"> </w:t>
+      </w:r>
+      <w:r>
+        <w:t xml:space="preserve">for the new purposes. Run</w:t>
+      </w:r>
+      <w:r>
+        <w:t xml:space="preserve"> </w:t>
+      </w:r>
+      <w:r>
+        <w:rPr>
+          <w:rStyle w:val="VerbatimChar"/>
+        </w:rPr>
+        <w:t xml:space="preserve">web-14</w:t>
+      </w:r>
+      <w:r>
+        <w:t xml:space="preserve">, the first collection under the re-issued v3.2, showed that privacy and cookie policies spelled with a hyphen in the address were still followed, and that looking for services pages at the second hop too used the whole fetch budget. Both were fixed, with no verdict changed, and one more crawl test brings the suite to</w:t>
       </w:r>
       <w:r>
         <w:t xml:space="preserve"> </w:t>
@@ -1307,40 +1349,10 @@
           <w:b/>
           <w:bCs/>
         </w:rPr>
-        <w:t xml:space="preserve">449 cases</w:t>
-      </w:r>
-      <w:r>
-        <w:t xml:space="preserve">: eight in</w:t>
-      </w:r>
-      <w:r>
-        <w:t xml:space="preserve"> </w:t>
-      </w:r>
-      <w:r>
-        <w:rPr>
-          <w:rStyle w:val="VerbatimChar"/>
-        </w:rPr>
-        <w:t xml:space="preserve">test_checks.py</w:t>
-      </w:r>
-      <w:r>
-        <w:t xml:space="preserve"> </w:t>
-      </w:r>
-      <w:r>
-        <w:t xml:space="preserve">for pointers on linked pages, and three in</w:t>
-      </w:r>
-      <w:r>
-        <w:t xml:space="preserve"> </w:t>
-      </w:r>
-      <w:r>
-        <w:rPr>
-          <w:rStyle w:val="VerbatimChar"/>
-        </w:rPr>
-        <w:t xml:space="preserve">test_crawl.py</w:t>
-      </w:r>
-      <w:r>
-        <w:t xml:space="preserve"> </w:t>
-      </w:r>
-      <w:r>
-        <w:t xml:space="preserve">for the new purposes.</w:t>
+        <w:t xml:space="preserve">450 cases</w:t>
+      </w:r>
+      <w:r>
+        <w:t xml:space="preserve">.</w:t>
       </w:r>
     </w:p>
     <w:p>
@@ -2099,7 +2111,7 @@
           <w:b/>
           <w:bCs/>
         </w:rPr>
-        <w:t xml:space="preserve">360 test functions, expanding to 449 executed cases</w:t>
+        <w:t xml:space="preserve">361 test functions, expanding to 450 executed cases</w:t>
       </w:r>
       <w:r>
         <w:t xml:space="preserve"> </w:t>
@@ -2376,7 +2388,7 @@
               <w:pStyle w:val="Compact"/>
             </w:pPr>
             <w:r>
-              <w:t xml:space="preserve">38</w:t>
+              <w:t xml:space="preserve">39</w:t>
             </w:r>
           </w:p>
         </w:tc>
@@ -2801,7 +2813,7 @@
                 <w:b/>
                 <w:bCs/>
               </w:rPr>
-              <w:t xml:space="preserve">449</w:t>
+              <w:t xml:space="preserve">450</w:t>
             </w:r>
           </w:p>
         </w:tc>
@@ -4330,7 +4342,7 @@
         <w:t xml:space="preserve">5s</w:t>
       </w:r>
       <w:r>
-        <w:t xml:space="preserve">), last, so they never displace a link that settles a point; privacy and cookie policies are not followed. Everything else is skipped, and every skip is recorded in the evidence so that a later "not found" is accountable rather than merely asserted.</w:t>
+        <w:t xml:space="preserve">), last, so they never displace a link that settles a point; privacy and cookie policies are not followed. They are looked for on the landing page only: the second hop follows policy links, never another services page. Everything else is skipped, and every skip is recorded in the evidence so that a later "not found" is accountable rather than merely asserted.</w:t>
       </w:r>
     </w:p>
     <w:tbl>
@@ -18592,7 +18604,7 @@
         <w:rPr>
           <w:rStyle w:val="CommentTok"/>
         </w:rPr>
-        <w:t xml:space="preserve"># 449 cases, ~5-6 s, no network, no browser</w:t>
+        <w:t xml:space="preserve"># 450 cases, ~5-6 s, no network, no browser</w:t>
       </w:r>
       <w:r>
         <w:br/>
@@ -20059,7 +20071,7 @@
         <w:rPr>
           <w:rStyle w:val="CommentTok"/>
         </w:rPr>
-        <w:t xml:space="preserve"># 6 - run the suite: 449 cases, ~5-6 s, no network, no browser</w:t>
+        <w:t xml:space="preserve"># 6 - run the suite: 450 cases, ~5-6 s, no network, no browser</w:t>
       </w:r>
       <w:r>
         <w:br/>
@@ -20531,7 +20543,7 @@
     </w:p>
     <w:bookmarkEnd w:id="43"/>
     <w:bookmarkEnd w:id="44"/>
-    <w:bookmarkStart w:id="56" w:name="the-published-figures"/>
+    <w:bookmarkStart w:id="58" w:name="the-published-figures"/>
     <w:p>
       <w:pPr>
         <w:pStyle w:val="Heading2"/>
@@ -20540,13 +20552,13 @@
         <w:t xml:space="preserve">10. The published figures</w:t>
       </w:r>
     </w:p>
-    <w:bookmarkStart w:id="45" w:name="X624757d63ec89443ee217a62e91e3fab56fc19e"/>
+    <w:bookmarkStart w:id="46" w:name="X2c344cb78110c5b5d3294243e0f5bf7e3f6d71f"/>
     <w:p>
       <w:pPr>
         <w:pStyle w:val="Heading3"/>
       </w:pPr>
       <w:r>
-        <w:t xml:space="preserve">Current run: web-13-rescored, 29 September 2026 (unreviewed)</w:t>
+        <w:t xml:space="preserve">Current run: web-14 at depth 2, 28 September 2026 (unreviewed)</w:t>
       </w:r>
     </w:p>
     <w:p>
@@ -20554,67 +20566,81 @@
         <w:pStyle w:val="FirstParagraph"/>
       </w:pPr>
       <w:r>
-        <w:rPr>
-          <w:rStyle w:val="VerbatimChar"/>
-        </w:rPr>
-        <w:t xml:space="preserve">results/</w:t>
-      </w:r>
-      <w:r>
-        <w:t xml:space="preserve"> </w:t>
-      </w:r>
-      <w:r>
-        <w:t xml:space="preserve">holds</w:t>
-      </w:r>
-      <w:r>
-        <w:t xml:space="preserve"> </w:t>
-      </w:r>
-      <w:r>
-        <w:rPr>
-          <w:rStyle w:val="VerbatimChar"/>
-        </w:rPr>
-        <w:t xml:space="preserve">web-13-rescored</w:t>
-      </w:r>
-      <w:r>
-        <w:t xml:space="preserve">: the evidence of run</w:t>
-      </w:r>
-      <w:r>
-        <w:t xml:space="preserve"> </w:t>
-      </w:r>
-      <w:r>
-        <w:rPr>
-          <w:rStyle w:val="VerbatimChar"/>
-        </w:rPr>
-        <w:t xml:space="preserve">web-13</w:t>
-      </w:r>
-      <w:r>
-        <w:t xml:space="preserve">, described next, scored again on 29 September 2026 against the re-issued checklist v3.2 without contacting any node.</w:t>
-      </w:r>
-      <w:r>
-        <w:t xml:space="preserve"> </w:t>
-      </w:r>
-      <w:r>
-        <w:rPr>
-          <w:rStyle w:val="VerbatimChar"/>
-        </w:rPr>
-        <w:t xml:space="preserve">uv run basic-check assess --run web-13-rescored</w:t>
-      </w:r>
-      <w:r>
-        <w:t xml:space="preserve"> </w:t>
-      </w:r>
-      <w:r>
-        <w:t xml:space="preserve">reproduces it exactly, apart from the generation time. The evidence files and screenshots are byte-identical to</w:t>
-      </w:r>
-      <w:r>
-        <w:t xml:space="preserve"> </w:t>
-      </w:r>
-      <w:r>
-        <w:rPr>
-          <w:rStyle w:val="VerbatimChar"/>
-        </w:rPr>
-        <w:t xml:space="preserve">web-13</w:t>
-      </w:r>
-      <w:r>
-        <w:t xml:space="preserve">, masking included; only the verdicts changed.</w:t>
+        <w:t xml:space="preserve">From</w:t>
+      </w:r>
+      <w:r>
+        <w:t xml:space="preserve"> </w:t>
+      </w:r>
+      <w:r>
+        <w:rPr>
+          <w:rStyle w:val="VerbatimChar"/>
+        </w:rPr>
+        <w:t xml:space="preserve">results/results.json</w:t>
+      </w:r>
+      <w:r>
+        <w:t xml:space="preserve">, run</w:t>
+      </w:r>
+      <w:r>
+        <w:t xml:space="preserve"> </w:t>
+      </w:r>
+      <w:r>
+        <w:rPr>
+          <w:rStyle w:val="VerbatimChar"/>
+        </w:rPr>
+        <w:t xml:space="preserve">web-14</w:t>
+      </w:r>
+      <w:r>
+        <w:t xml:space="preserve">, collected on 28 September 2026 between 23:43 and 23:50 UTC by the GitHub workflow (</w:t>
+      </w:r>
+      <w:hyperlink r:id="rId45">
+        <w:r>
+          <w:rPr>
+            <w:rStyle w:val="Hyperlink"/>
+          </w:rPr>
+          <w:t xml:space="preserve">run 36499442323</w:t>
+        </w:r>
+      </w:hyperlink>
+      <w:r>
+        <w:t xml:space="preserve">, commit</w:t>
+      </w:r>
+      <w:r>
+        <w:t xml:space="preserve"> </w:t>
+      </w:r>
+      <w:r>
+        <w:rPr>
+          <w:rStyle w:val="VerbatimChar"/>
+        </w:rPr>
+        <w:t xml:space="preserve">9c291f9</w:t>
+      </w:r>
+      <w:r>
+        <w:t xml:space="preserve">, unit tests passing) at</w:t>
+      </w:r>
+      <w:r>
+        <w:t xml:space="preserve"> </w:t>
+      </w:r>
+      <w:r>
+        <w:rPr>
+          <w:rStyle w:val="VerbatimChar"/>
+        </w:rPr>
+        <w:t xml:space="preserve">--depth 2</w:t>
+      </w:r>
+      <w:r>
+        <w:t xml:space="preserve">, under the re-issued checklist v3.2 and the official unscoped names list. It made 136 page requests: 13 landing pages, 63 direct links and 60 second-hop pages, the whole run budget, so Italy and Slovakia got no second hop. Twelve landing pages returned HTTP 200 and GÉANT HTTP 403. Depth 1 and depth 2 agree in every cell. Offline,</w:t>
+      </w:r>
+      <w:r>
+        <w:t xml:space="preserve"> </w:t>
+      </w:r>
+      <w:r>
+        <w:rPr>
+          <w:rStyle w:val="VerbatimChar"/>
+        </w:rPr>
+        <w:t xml:space="preserve">uv run basic-check assess --run web-14</w:t>
+      </w:r>
+      <w:r>
+        <w:t xml:space="preserve"> </w:t>
+      </w:r>
+      <w:r>
+        <w:t xml:space="preserve">reproduces it exactly, apart from the generation time.</w:t>
       </w:r>
     </w:p>
     <w:tbl>
@@ -20677,7 +20703,7 @@
               <w:pStyle w:val="Compact"/>
             </w:pPr>
             <w:r>
-              <w:t xml:space="preserve">50</w:t>
+              <w:t xml:space="preserve">52</w:t>
             </w:r>
           </w:p>
         </w:tc>
@@ -20704,7 +20730,7 @@
               <w:pStyle w:val="Compact"/>
             </w:pPr>
             <w:r>
-              <w:t xml:space="preserve">8</w:t>
+              <w:t xml:space="preserve">10</w:t>
             </w:r>
           </w:p>
         </w:tc>
@@ -20731,7 +20757,7 @@
               <w:pStyle w:val="Compact"/>
             </w:pPr>
             <w:r>
-              <w:t xml:space="preserve">72</w:t>
+              <w:t xml:space="preserve">68</w:t>
             </w:r>
           </w:p>
         </w:tc>
@@ -20810,7 +20836,7 @@
         <w:pStyle w:val="BodyText"/>
       </w:pPr>
       <w:r>
-        <w:t xml:space="preserve">Depth 1 and depth 2 agree. The eight FAILs are the seven point 4 FAILs and Italy's point 6, described below. Per node, 5b and 5c:</w:t>
+        <w:t xml:space="preserve">Seven FAILs are point 4, as before, and one is Italy's point 6. The other two are Data Terra's 5b and 5c. Per node, 5b and 5c:</w:t>
       </w:r>
     </w:p>
     <w:tbl>
@@ -20886,18 +20912,45 @@
               <w:pStyle w:val="Compact"/>
             </w:pPr>
             <w:r>
-              <w:t xml:space="preserve">Slovakia</w:t>
-            </w:r>
-          </w:p>
-        </w:tc>
-        <w:tc>
-          <w:tcPr/>
-          <w:p>
-            <w:pPr>
-              <w:pStyle w:val="Compact"/>
-            </w:pPr>
-            <w:r>
-              <w:t xml:space="preserve">one "Terms of Use (incl. AUP and UAP)" document</w:t>
+              <w:t xml:space="preserve">CERN</w:t>
+            </w:r>
+          </w:p>
+        </w:tc>
+        <w:tc>
+          <w:tcPr/>
+          <w:p>
+            <w:pPr>
+              <w:pStyle w:val="Compact"/>
+            </w:pPr>
+            <w:r>
+              <w:t xml:space="preserve">its "Policies" page links</w:t>
+            </w:r>
+            <w:r>
+              <w:t xml:space="preserve"> </w:t>
+            </w:r>
+            <w:r>
+              <w:rPr>
+                <w:rStyle w:val="VerbatimChar"/>
+              </w:rPr>
+              <w:t xml:space="preserve">/policies/aup</w:t>
+            </w:r>
+            <w:r>
+              <w:t xml:space="preserve"> </w:t>
+            </w:r>
+            <w:r>
+              <w:t xml:space="preserve">and</w:t>
+            </w:r>
+            <w:r>
+              <w:t xml:space="preserve"> </w:t>
+            </w:r>
+            <w:r>
+              <w:rPr>
+                <w:rStyle w:val="VerbatimChar"/>
+              </w:rPr>
+              <w:t xml:space="preserve">/policies/uap</w:t>
+            </w:r>
+            <w:r>
+              <w:t xml:space="preserve">, both fetched and read as policies; its "Services" page links both too</w:t>
             </w:r>
           </w:p>
         </w:tc>
@@ -20951,29 +21004,29 @@
               <w:pStyle w:val="Compact"/>
             </w:pPr>
             <w:r>
-              <w:t xml:space="preserve">PASS / review</w:t>
-            </w:r>
-          </w:p>
-        </w:tc>
-        <w:tc>
-          <w:tcPr/>
-          <w:p>
-            <w:pPr>
-              <w:pStyle w:val="Compact"/>
-            </w:pPr>
-            <w:r>
-              <w:t xml:space="preserve">Czechia, EOSC DTO, EOSC Finland, EUDAT, EGI, Poland, Italy</w:t>
-            </w:r>
-          </w:p>
-        </w:tc>
-        <w:tc>
-          <w:tcPr/>
-          <w:p>
-            <w:pPr>
-              <w:pStyle w:val="Compact"/>
-            </w:pPr>
-            <w:r>
-              <w:t xml:space="preserve">an AUP or terms of use is linked; one document may be both, so the UAP is left to a reviewer</w:t>
+              <w:t xml:space="preserve">PASS / PASS</w:t>
+            </w:r>
+          </w:p>
+        </w:tc>
+        <w:tc>
+          <w:tcPr/>
+          <w:p>
+            <w:pPr>
+              <w:pStyle w:val="Compact"/>
+            </w:pPr>
+            <w:r>
+              <w:t xml:space="preserve">Slovakia</w:t>
+            </w:r>
+          </w:p>
+        </w:tc>
+        <w:tc>
+          <w:tcPr/>
+          <w:p>
+            <w:pPr>
+              <w:pStyle w:val="Compact"/>
+            </w:pPr>
+            <w:r>
+              <w:t xml:space="preserve">one "Terms of Use (incl. AUP and UAP)" document</w:t>
             </w:r>
           </w:p>
         </w:tc>
@@ -20989,92 +21042,29 @@
               <w:pStyle w:val="Compact"/>
             </w:pPr>
             <w:r>
-              <w:t xml:space="preserve">review / review</w:t>
-            </w:r>
-          </w:p>
-        </w:tc>
-        <w:tc>
-          <w:tcPr/>
-          <w:p>
-            <w:pPr>
-              <w:pStyle w:val="Compact"/>
-            </w:pPr>
-            <w:r>
-              <w:t xml:space="preserve">CERN, Data Terra, PaNOSC</w:t>
-            </w:r>
-          </w:p>
-        </w:tc>
-        <w:tc>
-          <w:tcPr/>
-          <w:p>
-            <w:pPr>
-              <w:pStyle w:val="Compact"/>
-            </w:pPr>
-            <w:r>
-              <w:t xml:space="preserve">no policy link on the pages read, but the landing page links to a services or policies page</w:t>
-            </w:r>
-            <w:r>
-              <w:t xml:space="preserve"> </w:t>
-            </w:r>
-            <w:r>
-              <w:rPr>
-                <w:rStyle w:val="VerbatimChar"/>
-              </w:rPr>
-              <w:t xml:space="preserve">web-13</w:t>
-            </w:r>
-            <w:r>
-              <w:t xml:space="preserve"> </w:t>
-            </w:r>
-            <w:r>
-              <w:t xml:space="preserve">did not read (CERN:</w:t>
-            </w:r>
-            <w:r>
-              <w:t xml:space="preserve"> </w:t>
-            </w:r>
-            <w:r>
-              <w:rPr>
-                <w:rStyle w:val="VerbatimChar"/>
-              </w:rPr>
-              <w:t xml:space="preserve">/services</w:t>
-            </w:r>
-            <w:r>
-              <w:t xml:space="preserve">,</w:t>
-            </w:r>
-            <w:r>
-              <w:t xml:space="preserve"> </w:t>
-            </w:r>
-            <w:r>
-              <w:rPr>
-                <w:rStyle w:val="VerbatimChar"/>
-              </w:rPr>
-              <w:t xml:space="preserve">/policies</w:t>
-            </w:r>
-            <w:r>
-              <w:t xml:space="preserve">; Data Terra:</w:t>
-            </w:r>
-            <w:r>
-              <w:t xml:space="preserve"> </w:t>
-            </w:r>
-            <w:r>
-              <w:rPr>
-                <w:rStyle w:val="VerbatimChar"/>
-              </w:rPr>
-              <w:t xml:space="preserve">/services/</w:t>
-            </w:r>
-            <w:r>
-              <w:t xml:space="preserve">; PaNOSC:</w:t>
-            </w:r>
-            <w:r>
-              <w:t xml:space="preserve"> </w:t>
-            </w:r>
-            <w:r>
-              <w:rPr>
-                <w:rStyle w:val="VerbatimChar"/>
-              </w:rPr>
-              <w:t xml:space="preserve">/services/</w:t>
-            </w:r>
-            <w:r>
-              <w:t xml:space="preserve">, the data policy framework)</w:t>
+              <w:t xml:space="preserve">PASS / review</w:t>
+            </w:r>
+          </w:p>
+        </w:tc>
+        <w:tc>
+          <w:tcPr/>
+          <w:p>
+            <w:pPr>
+              <w:pStyle w:val="Compact"/>
+            </w:pPr>
+            <w:r>
+              <w:t xml:space="preserve">Czechia, EOSC DTO, EOSC Finland, EUDAT, EGI, Poland, Italy</w:t>
+            </w:r>
+          </w:p>
+        </w:tc>
+        <w:tc>
+          <w:tcPr/>
+          <w:p>
+            <w:pPr>
+              <w:pStyle w:val="Compact"/>
+            </w:pPr>
+            <w:r>
+              <w:t xml:space="preserve">an AUP or terms of use is linked; one document may be both, so the UAP is left to a reviewer</w:t>
             </w:r>
           </w:p>
         </w:tc>
@@ -21090,6 +21080,118 @@
               <w:pStyle w:val="Compact"/>
             </w:pPr>
             <w:r>
+              <w:t xml:space="preserve">FAIL / FAIL</w:t>
+            </w:r>
+          </w:p>
+        </w:tc>
+        <w:tc>
+          <w:tcPr/>
+          <w:p>
+            <w:pPr>
+              <w:pStyle w:val="Compact"/>
+            </w:pPr>
+            <w:r>
+              <w:t xml:space="preserve">Data Terra</w:t>
+            </w:r>
+          </w:p>
+        </w:tc>
+        <w:tc>
+          <w:tcPr/>
+          <w:p>
+            <w:pPr>
+              <w:pStyle w:val="Compact"/>
+            </w:pPr>
+            <w:r>
+              <w:rPr>
+                <w:rStyle w:val="VerbatimChar"/>
+              </w:rPr>
+              <w:t xml:space="preserve">/services/</w:t>
+            </w:r>
+            <w:r>
+              <w:t xml:space="preserve"> </w:t>
+            </w:r>
+            <w:r>
+              <w:t xml:space="preserve">and</w:t>
+            </w:r>
+            <w:r>
+              <w:t xml:space="preserve"> </w:t>
+            </w:r>
+            <w:r>
+              <w:rPr>
+                <w:rStyle w:val="VerbatimChar"/>
+              </w:rPr>
+              <w:t xml:space="preserve">/offre-de-services/</w:t>
+            </w:r>
+            <w:r>
+              <w:t xml:space="preserve"> </w:t>
+            </w:r>
+            <w:r>
+              <w:t xml:space="preserve">were read and link no AUP or UAP. The pages are in French and the vocabulary is English, so check by hand</w:t>
+            </w:r>
+          </w:p>
+        </w:tc>
+      </w:tr>
+      <w:tr>
+        <w:trPr>
+          <w:cantSplit/>
+        </w:trPr>
+        <w:tc>
+          <w:tcPr/>
+          <w:p>
+            <w:pPr>
+              <w:pStyle w:val="Compact"/>
+            </w:pPr>
+            <w:r>
+              <w:t xml:space="preserve">review / review</w:t>
+            </w:r>
+          </w:p>
+        </w:tc>
+        <w:tc>
+          <w:tcPr/>
+          <w:p>
+            <w:pPr>
+              <w:pStyle w:val="Compact"/>
+            </w:pPr>
+            <w:r>
+              <w:t xml:space="preserve">PaNOSC</w:t>
+            </w:r>
+          </w:p>
+        </w:tc>
+        <w:tc>
+          <w:tcPr/>
+          <w:p>
+            <w:pPr>
+              <w:pStyle w:val="Compact"/>
+            </w:pPr>
+            <w:r>
+              <w:t xml:space="preserve">its services site,</w:t>
+            </w:r>
+            <w:r>
+              <w:t xml:space="preserve"> </w:t>
+            </w:r>
+            <w:r>
+              <w:rPr>
+                <w:rStyle w:val="VerbatimChar"/>
+              </w:rPr>
+              <w:t xml:space="preserve">services.panosc.eu</w:t>
+            </w:r>
+            <w:r>
+              <w:t xml:space="preserve">, was not read</w:t>
+            </w:r>
+          </w:p>
+        </w:tc>
+      </w:tr>
+      <w:tr>
+        <w:trPr>
+          <w:cantSplit/>
+        </w:trPr>
+        <w:tc>
+          <w:tcPr/>
+          <w:p>
+            <w:pPr>
+              <w:pStyle w:val="Compact"/>
+            </w:pPr>
+            <w:r>
               <w:t xml:space="preserve">review / review</w:t>
             </w:r>
           </w:p>
@@ -21123,16 +21225,223 @@
         <w:pStyle w:val="BodyText"/>
       </w:pPr>
       <w:r>
-        <w:t xml:space="preserve">A new collection at depth 1 would read those pages and settle CERN, Data Terra and PaNOSC one way or the other.</w:t>
-      </w:r>
-    </w:p>
-    <w:bookmarkEnd w:id="45"/>
-    <w:bookmarkStart w:id="50" w:name="run-web-13-at-depth-2-28-september-2026"/>
+        <w:t xml:space="preserve">Against</w:t>
+      </w:r>
+      <w:r>
+        <w:t xml:space="preserve"> </w:t>
+      </w:r>
+      <w:r>
+        <w:rPr>
+          <w:rStyle w:val="VerbatimChar"/>
+        </w:rPr>
+        <w:t xml:space="preserve">web-13-rescored</w:t>
+      </w:r>
+      <w:r>
+        <w:t xml:space="preserve">, only four cells changed: CERN's 5b and 5c (review to</w:t>
+      </w:r>
+      <w:r>
+        <w:t xml:space="preserve"> </w:t>
+      </w:r>
+      <w:r>
+        <w:rPr>
+          <w:rStyle w:val="VerbatimChar"/>
+        </w:rPr>
+        <w:t xml:space="preserve">PASS</w:t>
+      </w:r>
+      <w:r>
+        <w:t xml:space="preserve">) and Data Terra's (review to</w:t>
+      </w:r>
+      <w:r>
+        <w:t xml:space="preserve"> </w:t>
+      </w:r>
+      <w:r>
+        <w:rPr>
+          <w:rStyle w:val="VerbatimChar"/>
+        </w:rPr>
+        <w:t xml:space="preserve">FAIL</w:t>
+      </w:r>
+      <w:r>
+        <w:t xml:space="preserve">).</w:t>
+      </w:r>
+    </w:p>
+    <w:p>
+      <w:pPr>
+        <w:pStyle w:val="BodyText"/>
+      </w:pPr>
+      <w:r>
+        <w:rPr>
+          <w:b/>
+          <w:bCs/>
+        </w:rPr>
+        <w:t xml:space="preserve">Two crawl defects, fixed after the run.</w:t>
+      </w:r>
+      <w:r>
+        <w:t xml:space="preserve"> </w:t>
+      </w:r>
+      <w:r>
+        <w:t xml:space="preserve">Privacy and cookie policies whose address spells the words with a hyphen (</w:t>
+      </w:r>
+      <w:r>
+        <w:rPr>
+          <w:rStyle w:val="VerbatimChar"/>
+        </w:rPr>
+        <w:t xml:space="preserve">/privacy-policy</w:t>
+      </w:r>
+      <w:r>
+        <w:t xml:space="preserve">,</w:t>
+      </w:r>
+      <w:r>
+        <w:t xml:space="preserve"> </w:t>
+      </w:r>
+      <w:r>
+        <w:rPr>
+          <w:rStyle w:val="VerbatimChar"/>
+        </w:rPr>
+        <w:t xml:space="preserve">/cookie-policy</w:t>
+      </w:r>
+      <w:r>
+        <w:t xml:space="preserve">) were followed as policies pages, because the exclusion was written for the label. And the second hop also looked for services and policies pages, fetching up to 12 more pages per node (EOSC Finland). Now the exclusion reads the whole label and address, and the intermediate pages are looked for on the landing page only. Re-assessing</w:t>
+      </w:r>
+      <w:r>
+        <w:t xml:space="preserve"> </w:t>
+      </w:r>
+      <w:r>
+        <w:rPr>
+          <w:rStyle w:val="VerbatimChar"/>
+        </w:rPr>
+        <w:t xml:space="preserve">web-14</w:t>
+      </w:r>
+      <w:r>
+        <w:t xml:space="preserve"> </w:t>
+      </w:r>
+      <w:r>
+        <w:t xml:space="preserve">with the fix changes no verdict or evidence line; the next collection will make fewer requests.</w:t>
+      </w:r>
+    </w:p>
+    <w:p>
+      <w:pPr>
+        <w:pStyle w:val="BodyText"/>
+      </w:pPr>
+      <w:r>
+        <w:rPr>
+          <w:b/>
+          <w:bCs/>
+        </w:rPr>
+        <w:t xml:space="preserve">Masking.</w:t>
+      </w:r>
+      <w:r>
+        <w:t xml:space="preserve"> </w:t>
+      </w:r>
+      <w:r>
+        <w:t xml:space="preserve">The privacy check found only role mailboxes. Names that the automatic masking does not cover were removed by hand with same-length placeholders: CERN's quotation attribution (text and screenshot), EGI's coordinator (text and link address), a person quoted on a Czechia news page, about thirty staff, board and news-author names on BBMRI-ERIC's and EGI's service and federation pages, and the author lists of publication citations on Czechia's, D4Science's (EOSC DTO and Italy) and PaNOSC's pages. Masking changed no verdict, message or evidence line. Two of the citation lists (Czechia and D4Science) were already in the evidence published as</w:t>
+      </w:r>
+      <w:r>
+        <w:t xml:space="preserve"> </w:t>
+      </w:r>
+      <w:r>
+        <w:rPr>
+          <w:rStyle w:val="VerbatimChar"/>
+        </w:rPr>
+        <w:t xml:space="preserve">web-13</w:t>
+      </w:r>
+      <w:r>
+        <w:t xml:space="preserve"> </w:t>
+      </w:r>
+      <w:r>
+        <w:t xml:space="preserve">and were missed then; they remain in the git history.</w:t>
+      </w:r>
+    </w:p>
+    <w:bookmarkEnd w:id="46"/>
+    <w:bookmarkStart w:id="47" w:name="X3135ce6f5157adb7efb76232d4c1399599f7d3d"/>
     <w:p>
       <w:pPr>
         <w:pStyle w:val="Heading3"/>
       </w:pPr>
       <w:r>
+        <w:t xml:space="preserve">Previous run: web-13-rescored, 29 September 2026</w:t>
+      </w:r>
+    </w:p>
+    <w:p>
+      <w:pPr>
+        <w:pStyle w:val="FirstParagraph"/>
+      </w:pPr>
+      <w:r>
+        <w:rPr>
+          <w:rStyle w:val="VerbatimChar"/>
+        </w:rPr>
+        <w:t xml:space="preserve">results/</w:t>
+      </w:r>
+      <w:r>
+        <w:t xml:space="preserve"> </w:t>
+      </w:r>
+      <w:r>
+        <w:t xml:space="preserve">held</w:t>
+      </w:r>
+      <w:r>
+        <w:t xml:space="preserve"> </w:t>
+      </w:r>
+      <w:r>
+        <w:rPr>
+          <w:rStyle w:val="VerbatimChar"/>
+        </w:rPr>
+        <w:t xml:space="preserve">web-13-rescored</w:t>
+      </w:r>
+      <w:r>
+        <w:t xml:space="preserve"> </w:t>
+      </w:r>
+      <w:r>
+        <w:t xml:space="preserve">briefly: the evidence of run</w:t>
+      </w:r>
+      <w:r>
+        <w:t xml:space="preserve"> </w:t>
+      </w:r>
+      <w:r>
+        <w:rPr>
+          <w:rStyle w:val="VerbatimChar"/>
+        </w:rPr>
+        <w:t xml:space="preserve">web-13</w:t>
+      </w:r>
+      <w:r>
+        <w:t xml:space="preserve">, described next, scored again on 29 September 2026 against the re-issued checklist v3.2 without contacting any node, with 50 PASS, 8 FAIL and 72 MANUAL_REVIEW. CERN, Data Terra and PaNOSC were review on 5b and 5c, because each linked to a services or policies page that</w:t>
+      </w:r>
+      <w:r>
+        <w:t xml:space="preserve"> </w:t>
+      </w:r>
+      <w:r>
+        <w:rPr>
+          <w:rStyle w:val="VerbatimChar"/>
+        </w:rPr>
+        <w:t xml:space="preserve">web-13</w:t>
+      </w:r>
+      <w:r>
+        <w:t xml:space="preserve"> </w:t>
+      </w:r>
+      <w:r>
+        <w:t xml:space="preserve">had not read;</w:t>
+      </w:r>
+      <w:r>
+        <w:t xml:space="preserve"> </w:t>
+      </w:r>
+      <w:r>
+        <w:rPr>
+          <w:rStyle w:val="VerbatimChar"/>
+        </w:rPr>
+        <w:t xml:space="preserve">web-14</w:t>
+      </w:r>
+      <w:r>
+        <w:t xml:space="preserve"> </w:t>
+      </w:r>
+      <w:r>
+        <w:t xml:space="preserve">read them.</w:t>
+      </w:r>
+    </w:p>
+    <w:bookmarkEnd w:id="47"/>
+    <w:bookmarkStart w:id="52" w:name="run-web-13-at-depth-2-28-september-2026"/>
+    <w:p>
+      <w:pPr>
+        <w:pStyle w:val="Heading3"/>
+      </w:pPr>
+      <w:r>
         <w:t xml:space="preserve">Run web-13 at depth 2, 28 September 2026</w:t>
       </w:r>
     </w:p>
@@ -21182,7 +21491,7 @@
       <w:r>
         <w:t xml:space="preserve">, collected on 28 September 2026 between 22:53 and 22:57 UTC by the GitHub workflow (</w:t>
       </w:r>
-      <w:hyperlink r:id="rId46">
+      <w:hyperlink r:id="rId48">
         <w:r>
           <w:rPr>
             <w:rStyle w:val="Hyperlink"/>
@@ -21321,7 +21630,7 @@
       <w:r>
         <w:t xml:space="preserve">was collected on 28 September 2026 between 22:34 and 22:38 UTC by the GitHub workflow (</w:t>
       </w:r>
-      <w:hyperlink r:id="rId47">
+      <w:hyperlink r:id="rId49">
         <w:r>
           <w:rPr>
             <w:rStyle w:val="Hyperlink"/>
@@ -21519,7 +21828,7 @@
       <w:r>
         <w:t xml:space="preserve">was collected on 28 September 2026 at 13:48 UTC by the GitHub workflow (</w:t>
       </w:r>
-      <w:hyperlink r:id="rId48">
+      <w:hyperlink r:id="rId50">
         <w:r>
           <w:rPr>
             <w:rStyle w:val="Hyperlink"/>
@@ -21673,7 +21982,7 @@
       <w:r>
         <w:t xml:space="preserve">(</w:t>
       </w:r>
-      <w:hyperlink r:id="rId49">
+      <w:hyperlink r:id="rId51">
         <w:r>
           <w:rPr>
             <w:rStyle w:val="Hyperlink"/>
@@ -22955,8 +23264,8 @@
         <w:t xml:space="preserve">, now remove Italy from their copy of the run instead of relying on the published run to lack it.</w:t>
       </w:r>
     </w:p>
-    <w:bookmarkEnd w:id="50"/>
-    <w:bookmarkStart w:id="51" w:name="previous-run-24-september-2026-reviewed"/>
+    <w:bookmarkEnd w:id="52"/>
+    <w:bookmarkStart w:id="53" w:name="previous-run-24-september-2026-reviewed"/>
     <w:p>
       <w:pPr>
         <w:pStyle w:val="Heading3"/>
@@ -23550,8 +23859,8 @@
         <w:t xml:space="preserve">finds none of the twelve, because every one of the five writes the name with a different separator from the official list.</w:t>
       </w:r>
     </w:p>
-    <w:bookmarkEnd w:id="51"/>
-    <w:bookmarkStart w:id="52" w:name="since-the-published-run"/>
+    <w:bookmarkEnd w:id="53"/>
+    <w:bookmarkStart w:id="54" w:name="since-the-published-run"/>
     <w:p>
       <w:pPr>
         <w:pStyle w:val="Heading3"/>
@@ -23677,8 +23986,8 @@
         <w:t xml:space="preserve">GÉANT answered HTTP 403 with the Cloudflare challenge again, and its decided cells moved to review, as on 21 September.</w:t>
       </w:r>
     </w:p>
-    <w:bookmarkEnd w:id="52"/>
-    <w:bookmarkStart w:id="53" w:name="point-6-and-5b5c-after-the-review"/>
+    <w:bookmarkEnd w:id="54"/>
+    <w:bookmarkStart w:id="55" w:name="point-6-and-5b5c-after-the-review"/>
     <w:p>
       <w:pPr>
         <w:pStyle w:val="Heading3"/>
@@ -24153,8 +24462,8 @@
         <w:t xml:space="preserve">. It was revised to "met" on this evidence.</w:t>
       </w:r>
     </w:p>
-    <w:bookmarkEnd w:id="53"/>
-    <w:bookmarkStart w:id="54" w:name="previous-run-21-september-2026"/>
+    <w:bookmarkEnd w:id="55"/>
+    <w:bookmarkStart w:id="56" w:name="previous-run-21-september-2026"/>
     <w:p>
       <w:pPr>
         <w:pStyle w:val="Heading3"/>
@@ -25414,8 +25723,8 @@
         </w:tc>
       </w:tr>
     </w:tbl>
-    <w:bookmarkEnd w:id="54"/>
-    <w:bookmarkStart w:id="55" w:name="Xe6edc575ba7b23d729b3729d56dd235c2fb2a27"/>
+    <w:bookmarkEnd w:id="56"/>
+    <w:bookmarkStart w:id="57" w:name="Xe6edc575ba7b23d729b3729d56dd235c2fb2a27"/>
     <w:p>
       <w:pPr>
         <w:pStyle w:val="Heading3"/>
@@ -25791,9 +26100,9 @@
         <w:t xml:space="preserve">for all twelve of its nodes, for the same reason.</w:t>
       </w:r>
     </w:p>
-    <w:bookmarkEnd w:id="55"/>
-    <w:bookmarkEnd w:id="56"/>
-    <w:bookmarkStart w:id="61" w:name="worked-examples"/>
+    <w:bookmarkEnd w:id="57"/>
+    <w:bookmarkEnd w:id="58"/>
+    <w:bookmarkStart w:id="63" w:name="worked-examples"/>
     <w:p>
       <w:pPr>
         <w:pStyle w:val="Heading2"/>
@@ -26110,7 +26419,7 @@
         <w:t xml:space="preserve">own run.</w:t>
       </w:r>
     </w:p>
-    <w:bookmarkStart w:id="58" w:name="X6b9c9d2e59e13da41f347184ca67a475fa8b7ce"/>
+    <w:bookmarkStart w:id="60" w:name="X6b9c9d2e59e13da41f347184ca67a475fa8b7ce"/>
     <w:p>
       <w:pPr>
         <w:pStyle w:val="Heading3"/>
@@ -26233,7 +26542,7 @@
       <w:r>
         <w:t xml:space="preserve"> </w:t>
       </w:r>
-      <w:hyperlink r:id="rId57">
+      <w:hyperlink r:id="rId59">
         <w:r>
           <w:rPr>
             <w:rStyle w:val="Hyperlink"/>
@@ -27760,7 +28069,7 @@
         <w:t xml:space="preserve"> </w:t>
       </w:r>
       <w:r>
-        <w:t xml:space="preserve">("130 cells: 50 PASS · 8 FAIL · 72 review");</w:t>
+        <w:t xml:space="preserve">("130 cells: 52 PASS · 10 FAIL · 68 review");</w:t>
       </w:r>
     </w:p>
     <w:p>
@@ -27876,8 +28185,8 @@
         <w:t xml:space="preserve"> push</w:t>
       </w:r>
     </w:p>
-    <w:bookmarkEnd w:id="58"/>
-    <w:bookmarkStart w:id="59" w:name="X5431a82e20a06edfb102374e037ce7ea9ce6896"/>
+    <w:bookmarkEnd w:id="60"/>
+    <w:bookmarkStart w:id="61" w:name="X5431a82e20a06edfb102374e037ce7ea9ce6896"/>
     <w:p>
       <w:pPr>
         <w:pStyle w:val="Heading3"/>
@@ -29134,8 +29443,8 @@
         <w:t xml:space="preserve">the documents together.</w:t>
       </w:r>
     </w:p>
-    <w:bookmarkEnd w:id="59"/>
-    <w:bookmarkStart w:id="60" w:name="Xbb3e2d317a0d811066009804bfa0a222a6197de"/>
+    <w:bookmarkEnd w:id="61"/>
+    <w:bookmarkStart w:id="62" w:name="Xbb3e2d317a0d811066009804bfa0a222a6197de"/>
     <w:p>
       <w:pPr>
         <w:pStyle w:val="Heading3"/>
@@ -31276,9 +31585,9 @@
         </w:pict>
       </w:r>
     </w:p>
-    <w:bookmarkEnd w:id="60"/>
-    <w:bookmarkEnd w:id="61"/>
-    <w:bookmarkStart w:id="63" w:name="sources"/>
+    <w:bookmarkEnd w:id="62"/>
+    <w:bookmarkEnd w:id="63"/>
+    <w:bookmarkStart w:id="65" w:name="sources"/>
     <w:p>
       <w:pPr>
         <w:pStyle w:val="Heading2"/>
@@ -31356,7 +31665,7 @@
       <w:r>
         <w:t xml:space="preserve"> </w:t>
       </w:r>
-      <w:hyperlink r:id="rId57">
+      <w:hyperlink r:id="rId59">
         <w:r>
           <w:rPr>
             <w:rStyle w:val="Hyperlink"/>
@@ -31379,7 +31688,7 @@
       <w:r>
         <w:t xml:space="preserve"> </w:t>
       </w:r>
-      <w:hyperlink r:id="rId62">
+      <w:hyperlink r:id="rId64">
         <w:r>
           <w:rPr>
             <w:rStyle w:val="Hyperlink"/>
@@ -31426,7 +31735,7 @@
       <w:r>
         <w:t xml:space="preserve"> </w:t>
       </w:r>
-      <w:hyperlink r:id="rId46">
+      <w:hyperlink r:id="rId48">
         <w:r>
           <w:rPr>
             <w:rStyle w:val="Hyperlink"/>
@@ -31455,7 +31764,7 @@
       <w:r>
         <w:t xml:space="preserve">(</w:t>
       </w:r>
-      <w:hyperlink r:id="rId47">
+      <w:hyperlink r:id="rId49">
         <w:r>
           <w:rPr>
             <w:rStyle w:val="Hyperlink"/>
@@ -31481,7 +31790,7 @@
       <w:r>
         <w:t xml:space="preserve">(</w:t>
       </w:r>
-      <w:hyperlink r:id="rId48">
+      <w:hyperlink r:id="rId50">
         <w:r>
           <w:rPr>
             <w:rStyle w:val="Hyperlink"/>
@@ -31694,7 +32003,7 @@
         <w:t xml:space="preserve">), not carried over from the previous edition</w:t>
       </w:r>
     </w:p>
-    <w:bookmarkEnd w:id="63"/>
+    <w:bookmarkEnd w:id="65"/>
     <w:sectPr>
       <w:footerReference w:type="default" r:id="rId11"/>
       <w:footnotePr>

--- a/docs/eosc-basic-compliance-testsuite.docx
+++ b/docs/eosc-basic-compliance-testsuite.docx
@@ -20543,7 +20543,7 @@
     </w:p>
     <w:bookmarkEnd w:id="43"/>
     <w:bookmarkEnd w:id="44"/>
-    <w:bookmarkStart w:id="58" w:name="the-published-figures"/>
+    <w:bookmarkStart w:id="60" w:name="the-published-figures"/>
     <w:p>
       <w:pPr>
         <w:pStyle w:val="Heading2"/>
@@ -20552,13 +20552,13 @@
         <w:t xml:space="preserve">10. The published figures</w:t>
       </w:r>
     </w:p>
-    <w:bookmarkStart w:id="46" w:name="X2c344cb78110c5b5d3294243e0f5bf7e3f6d71f"/>
+    <w:bookmarkStart w:id="46" w:name="X8772b8d512b50363f865b0b5dd7c12a08a0e5e6"/>
     <w:p>
       <w:pPr>
         <w:pStyle w:val="Heading3"/>
       </w:pPr>
       <w:r>
-        <w:t xml:space="preserve">Current run: web-14 at depth 2, 28 September 2026 (unreviewed)</w:t>
+        <w:t xml:space="preserve">Current run: web-15 at depth 2, 29 September 2026 (unreviewed)</w:t>
       </w:r>
     </w:p>
     <w:p>
@@ -20587,17 +20587,17 @@
         <w:rPr>
           <w:rStyle w:val="VerbatimChar"/>
         </w:rPr>
-        <w:t xml:space="preserve">web-14</w:t>
-      </w:r>
-      <w:r>
-        <w:t xml:space="preserve">, collected on 28 September 2026 between 23:43 and 23:50 UTC by the GitHub workflow (</w:t>
+        <w:t xml:space="preserve">web-15</w:t>
+      </w:r>
+      <w:r>
+        <w:t xml:space="preserve">, collected on 29 September 2026 between 16:44 and 16:50 UTC by the GitHub workflow (</w:t>
       </w:r>
       <w:hyperlink r:id="rId45">
         <w:r>
           <w:rPr>
             <w:rStyle w:val="Hyperlink"/>
           </w:rPr>
-          <w:t xml:space="preserve">run 36499442323</w:t>
+          <w:t xml:space="preserve">run 36599759210</w:t>
         </w:r>
       </w:hyperlink>
       <w:r>
@@ -20610,7 +20610,7 @@
         <w:rPr>
           <w:rStyle w:val="VerbatimChar"/>
         </w:rPr>
-        <w:t xml:space="preserve">9c291f9</w:t>
+        <w:t xml:space="preserve">2bab16b</w:t>
       </w:r>
       <w:r>
         <w:t xml:space="preserve">, unit tests passing) at</w:t>
@@ -20625,16 +20625,16 @@
         <w:t xml:space="preserve">--depth 2</w:t>
       </w:r>
       <w:r>
-        <w:t xml:space="preserve">, under the re-issued checklist v3.2 and the official unscoped names list. It made 136 page requests: 13 landing pages, 63 direct links and 60 second-hop pages, the whole run budget, so Italy and Slovakia got no second hop. Twelve landing pages returned HTTP 200 and GÉANT HTTP 403. Depth 1 and depth 2 agree in every cell. Offline,</w:t>
-      </w:r>
-      <w:r>
-        <w:t xml:space="preserve"> </w:t>
-      </w:r>
-      <w:r>
-        <w:rPr>
-          <w:rStyle w:val="VerbatimChar"/>
-        </w:rPr>
-        <w:t xml:space="preserve">uv run basic-check assess --run web-14</w:t>
+        <w:t xml:space="preserve">, under the re-issued checklist v3.2 and the official unscoped names list, with the two crawl fixes described below. It made 95 page requests: 13 landing pages, 56 direct links and 26 second-hop pages, 26 of the 60 the run allows for the second hop. Twelve landing pages returned HTTP 200 and GÉANT HTTP 403. Depth 1 and depth 2 agree in every cell. Offline,</w:t>
+      </w:r>
+      <w:r>
+        <w:t xml:space="preserve"> </w:t>
+      </w:r>
+      <w:r>
+        <w:rPr>
+          <w:rStyle w:val="VerbatimChar"/>
+        </w:rPr>
+        <w:t xml:space="preserve">uv run basic-check assess --run web-15</w:t>
       </w:r>
       <w:r>
         <w:t xml:space="preserve"> </w:t>
@@ -20703,7 +20703,7 @@
               <w:pStyle w:val="Compact"/>
             </w:pPr>
             <w:r>
-              <w:t xml:space="preserve">52</w:t>
+              <w:t xml:space="preserve">53</w:t>
             </w:r>
           </w:p>
         </w:tc>
@@ -20730,7 +20730,7 @@
               <w:pStyle w:val="Compact"/>
             </w:pPr>
             <w:r>
-              <w:t xml:space="preserve">10</w:t>
+              <w:t xml:space="preserve">9</w:t>
             </w:r>
           </w:p>
         </w:tc>
@@ -20836,7 +20836,163 @@
         <w:pStyle w:val="BodyText"/>
       </w:pPr>
       <w:r>
-        <w:t xml:space="preserve">Seven FAILs are point 4, as before, and one is Italy's point 6. The other two are Data Terra's 5b and 5c. Per node, 5b and 5c:</w:t>
+        <w:t xml:space="preserve">Only one cell differs from</w:t>
+      </w:r>
+      <w:r>
+        <w:t xml:space="preserve"> </w:t>
+      </w:r>
+      <w:r>
+        <w:rPr>
+          <w:rStyle w:val="VerbatimChar"/>
+        </w:rPr>
+        <w:t xml:space="preserve">web-14</w:t>
+      </w:r>
+      <w:r>
+        <w:t xml:space="preserve">:</w:t>
+      </w:r>
+      <w:r>
+        <w:t xml:space="preserve"> </w:t>
+      </w:r>
+      <w:r>
+        <w:rPr>
+          <w:b/>
+          <w:bCs/>
+        </w:rPr>
+        <w:t xml:space="preserve">EGI's point 4 passes</w:t>
+      </w:r>
+      <w:r>
+        <w:t xml:space="preserve">, because its landing page now links "EGI EOSC Node on EOSC Association's website",</w:t>
+      </w:r>
+      <w:r>
+        <w:t xml:space="preserve"> </w:t>
+      </w:r>
+      <w:r>
+        <w:rPr>
+          <w:rStyle w:val="VerbatimChar"/>
+        </w:rPr>
+        <w:t xml:space="preserve">https://eosc.eu/building-the-eosc-federation/eosc-node-egi</w:t>
+      </w:r>
+      <w:r>
+        <w:t xml:space="preserve">. Six FAILs are point 4, one is Italy's point 6 and two are Data Terra's 5b and 5c. Data Terra's services page</w:t>
+      </w:r>
+      <w:r>
+        <w:t xml:space="preserve"> </w:t>
+      </w:r>
+      <w:r>
+        <w:rPr>
+          <w:rStyle w:val="VerbatimChar"/>
+        </w:rPr>
+        <w:t xml:space="preserve">/services/</w:t>
+      </w:r>
+      <w:r>
+        <w:t xml:space="preserve"> </w:t>
+      </w:r>
+      <w:r>
+        <w:t xml:space="preserve">was read and links no AUP or UAP;</w:t>
+      </w:r>
+      <w:r>
+        <w:t xml:space="preserve"> </w:t>
+      </w:r>
+      <w:r>
+        <w:rPr>
+          <w:rStyle w:val="VerbatimChar"/>
+        </w:rPr>
+        <w:t xml:space="preserve">/offre-de-services/</w:t>
+      </w:r>
+      <w:r>
+        <w:t xml:space="preserve">, which</w:t>
+      </w:r>
+      <w:r>
+        <w:t xml:space="preserve"> </w:t>
+      </w:r>
+      <w:r>
+        <w:rPr>
+          <w:rStyle w:val="VerbatimChar"/>
+        </w:rPr>
+        <w:t xml:space="preserve">web-14</w:t>
+      </w:r>
+      <w:r>
+        <w:t xml:space="preserve"> </w:t>
+      </w:r>
+      <w:r>
+        <w:t xml:space="preserve">reached one hop further, is no longer followed, and gave the same result then. 5b and 5c per node are as in</w:t>
+      </w:r>
+      <w:r>
+        <w:t xml:space="preserve"> </w:t>
+      </w:r>
+      <w:r>
+        <w:rPr>
+          <w:rStyle w:val="VerbatimChar"/>
+        </w:rPr>
+        <w:t xml:space="preserve">web-14</w:t>
+      </w:r>
+      <w:r>
+        <w:t xml:space="preserve">, below. The masking is the same as for</w:t>
+      </w:r>
+      <w:r>
+        <w:t xml:space="preserve"> </w:t>
+      </w:r>
+      <w:r>
+        <w:rPr>
+          <w:rStyle w:val="VerbatimChar"/>
+        </w:rPr>
+        <w:t xml:space="preserve">web-14</w:t>
+      </w:r>
+      <w:r>
+        <w:t xml:space="preserve">: every name masked there was found again and masked, no new name appeared, and CERN's screenshot was masked again.</w:t>
+      </w:r>
+    </w:p>
+    <w:bookmarkEnd w:id="46"/>
+    <w:bookmarkStart w:id="48" w:name="Xde8e70993a24fd4fa4bd1dd92c82fc8f0ca6320"/>
+    <w:p>
+      <w:pPr>
+        <w:pStyle w:val="Heading3"/>
+      </w:pPr>
+      <w:r>
+        <w:t xml:space="preserve">Previous run: web-14 at depth 2, 28 September 2026</w:t>
+      </w:r>
+    </w:p>
+    <w:p>
+      <w:pPr>
+        <w:pStyle w:val="FirstParagraph"/>
+      </w:pPr>
+      <w:r>
+        <w:t xml:space="preserve">From run</w:t>
+      </w:r>
+      <w:r>
+        <w:t xml:space="preserve"> </w:t>
+      </w:r>
+      <w:r>
+        <w:rPr>
+          <w:rStyle w:val="VerbatimChar"/>
+        </w:rPr>
+        <w:t xml:space="preserve">web-14</w:t>
+      </w:r>
+      <w:r>
+        <w:t xml:space="preserve">, collected on 28 September 2026 between 23:43 and 23:50 UTC (</w:t>
+      </w:r>
+      <w:hyperlink r:id="rId47">
+        <w:r>
+          <w:rPr>
+            <w:rStyle w:val="Hyperlink"/>
+          </w:rPr>
+          <w:t xml:space="preserve">run 36499442323</w:t>
+        </w:r>
+      </w:hyperlink>
+      <w:r>
+        <w:t xml:space="preserve">, commit</w:t>
+      </w:r>
+      <w:r>
+        <w:t xml:space="preserve"> </w:t>
+      </w:r>
+      <w:r>
+        <w:rPr>
+          <w:rStyle w:val="VerbatimChar"/>
+        </w:rPr>
+        <w:t xml:space="preserve">9c291f9</w:t>
+      </w:r>
+      <w:r>
+        <w:t xml:space="preserve">). It made 136 page requests: 13 landing pages, 63 direct links and 60 second-hop pages, the whole run budget, so Italy and Slovakia got no second hop. It gave 52 PASS, 10 FAIL and 68 MANUAL_REVIEW, with EGI's point 4 still FAIL. Per node, 5b and 5c:</w:t>
       </w:r>
     </w:p>
     <w:tbl>
@@ -21351,8 +21507,8 @@
         <w:t xml:space="preserve">and were missed then; they remain in the git history.</w:t>
       </w:r>
     </w:p>
-    <w:bookmarkEnd w:id="46"/>
-    <w:bookmarkStart w:id="47" w:name="X3135ce6f5157adb7efb76232d4c1399599f7d3d"/>
+    <w:bookmarkEnd w:id="48"/>
+    <w:bookmarkStart w:id="49" w:name="X3135ce6f5157adb7efb76232d4c1399599f7d3d"/>
     <w:p>
       <w:pPr>
         <w:pStyle w:val="Heading3"/>
@@ -21435,8 +21591,8 @@
         <w:t xml:space="preserve">read them.</w:t>
       </w:r>
     </w:p>
-    <w:bookmarkEnd w:id="47"/>
-    <w:bookmarkStart w:id="52" w:name="run-web-13-at-depth-2-28-september-2026"/>
+    <w:bookmarkEnd w:id="49"/>
+    <w:bookmarkStart w:id="54" w:name="run-web-13-at-depth-2-28-september-2026"/>
     <w:p>
       <w:pPr>
         <w:pStyle w:val="Heading3"/>
@@ -21491,7 +21647,7 @@
       <w:r>
         <w:t xml:space="preserve">, collected on 28 September 2026 between 22:53 and 22:57 UTC by the GitHub workflow (</w:t>
       </w:r>
-      <w:hyperlink r:id="rId48">
+      <w:hyperlink r:id="rId50">
         <w:r>
           <w:rPr>
             <w:rStyle w:val="Hyperlink"/>
@@ -21630,7 +21786,7 @@
       <w:r>
         <w:t xml:space="preserve">was collected on 28 September 2026 between 22:34 and 22:38 UTC by the GitHub workflow (</w:t>
       </w:r>
-      <w:hyperlink r:id="rId49">
+      <w:hyperlink r:id="rId51">
         <w:r>
           <w:rPr>
             <w:rStyle w:val="Hyperlink"/>
@@ -21828,7 +21984,7 @@
       <w:r>
         <w:t xml:space="preserve">was collected on 28 September 2026 at 13:48 UTC by the GitHub workflow (</w:t>
       </w:r>
-      <w:hyperlink r:id="rId50">
+      <w:hyperlink r:id="rId52">
         <w:r>
           <w:rPr>
             <w:rStyle w:val="Hyperlink"/>
@@ -21982,7 +22138,7 @@
       <w:r>
         <w:t xml:space="preserve">(</w:t>
       </w:r>
-      <w:hyperlink r:id="rId51">
+      <w:hyperlink r:id="rId53">
         <w:r>
           <w:rPr>
             <w:rStyle w:val="Hyperlink"/>
@@ -23264,8 +23420,8 @@
         <w:t xml:space="preserve">, now remove Italy from their copy of the run instead of relying on the published run to lack it.</w:t>
       </w:r>
     </w:p>
-    <w:bookmarkEnd w:id="52"/>
-    <w:bookmarkStart w:id="53" w:name="previous-run-24-september-2026-reviewed"/>
+    <w:bookmarkEnd w:id="54"/>
+    <w:bookmarkStart w:id="55" w:name="previous-run-24-september-2026-reviewed"/>
     <w:p>
       <w:pPr>
         <w:pStyle w:val="Heading3"/>
@@ -23859,8 +24015,8 @@
         <w:t xml:space="preserve">finds none of the twelve, because every one of the five writes the name with a different separator from the official list.</w:t>
       </w:r>
     </w:p>
-    <w:bookmarkEnd w:id="53"/>
-    <w:bookmarkStart w:id="54" w:name="since-the-published-run"/>
+    <w:bookmarkEnd w:id="55"/>
+    <w:bookmarkStart w:id="56" w:name="since-the-published-run"/>
     <w:p>
       <w:pPr>
         <w:pStyle w:val="Heading3"/>
@@ -23986,8 +24142,8 @@
         <w:t xml:space="preserve">GÉANT answered HTTP 403 with the Cloudflare challenge again, and its decided cells moved to review, as on 21 September.</w:t>
       </w:r>
     </w:p>
-    <w:bookmarkEnd w:id="54"/>
-    <w:bookmarkStart w:id="55" w:name="point-6-and-5b5c-after-the-review"/>
+    <w:bookmarkEnd w:id="56"/>
+    <w:bookmarkStart w:id="57" w:name="point-6-and-5b5c-after-the-review"/>
     <w:p>
       <w:pPr>
         <w:pStyle w:val="Heading3"/>
@@ -24462,8 +24618,8 @@
         <w:t xml:space="preserve">. It was revised to "met" on this evidence.</w:t>
       </w:r>
     </w:p>
-    <w:bookmarkEnd w:id="55"/>
-    <w:bookmarkStart w:id="56" w:name="previous-run-21-september-2026"/>
+    <w:bookmarkEnd w:id="57"/>
+    <w:bookmarkStart w:id="58" w:name="previous-run-21-september-2026"/>
     <w:p>
       <w:pPr>
         <w:pStyle w:val="Heading3"/>
@@ -25723,8 +25879,8 @@
         </w:tc>
       </w:tr>
     </w:tbl>
-    <w:bookmarkEnd w:id="56"/>
-    <w:bookmarkStart w:id="57" w:name="Xe6edc575ba7b23d729b3729d56dd235c2fb2a27"/>
+    <w:bookmarkEnd w:id="58"/>
+    <w:bookmarkStart w:id="59" w:name="Xe6edc575ba7b23d729b3729d56dd235c2fb2a27"/>
     <w:p>
       <w:pPr>
         <w:pStyle w:val="Heading3"/>
@@ -26100,9 +26256,9 @@
         <w:t xml:space="preserve">for all twelve of its nodes, for the same reason.</w:t>
       </w:r>
     </w:p>
-    <w:bookmarkEnd w:id="57"/>
-    <w:bookmarkEnd w:id="58"/>
-    <w:bookmarkStart w:id="63" w:name="worked-examples"/>
+    <w:bookmarkEnd w:id="59"/>
+    <w:bookmarkEnd w:id="60"/>
+    <w:bookmarkStart w:id="65" w:name="worked-examples"/>
     <w:p>
       <w:pPr>
         <w:pStyle w:val="Heading2"/>
@@ -26419,7 +26575,7 @@
         <w:t xml:space="preserve">own run.</w:t>
       </w:r>
     </w:p>
-    <w:bookmarkStart w:id="60" w:name="X6b9c9d2e59e13da41f347184ca67a475fa8b7ce"/>
+    <w:bookmarkStart w:id="62" w:name="X6b9c9d2e59e13da41f347184ca67a475fa8b7ce"/>
     <w:p>
       <w:pPr>
         <w:pStyle w:val="Heading3"/>
@@ -26542,7 +26698,7 @@
       <w:r>
         <w:t xml:space="preserve"> </w:t>
       </w:r>
-      <w:hyperlink r:id="rId59">
+      <w:hyperlink r:id="rId61">
         <w:r>
           <w:rPr>
             <w:rStyle w:val="Hyperlink"/>
@@ -28069,7 +28225,7 @@
         <w:t xml:space="preserve"> </w:t>
       </w:r>
       <w:r>
-        <w:t xml:space="preserve">("130 cells: 52 PASS · 10 FAIL · 68 review");</w:t>
+        <w:t xml:space="preserve">("130 cells: 53 PASS · 9 FAIL · 68 review");</w:t>
       </w:r>
     </w:p>
     <w:p>
@@ -28185,8 +28341,8 @@
         <w:t xml:space="preserve"> push</w:t>
       </w:r>
     </w:p>
-    <w:bookmarkEnd w:id="60"/>
-    <w:bookmarkStart w:id="61" w:name="X5431a82e20a06edfb102374e037ce7ea9ce6896"/>
+    <w:bookmarkEnd w:id="62"/>
+    <w:bookmarkStart w:id="63" w:name="X5431a82e20a06edfb102374e037ce7ea9ce6896"/>
     <w:p>
       <w:pPr>
         <w:pStyle w:val="Heading3"/>
@@ -29443,8 +29599,8 @@
         <w:t xml:space="preserve">the documents together.</w:t>
       </w:r>
     </w:p>
-    <w:bookmarkEnd w:id="61"/>
-    <w:bookmarkStart w:id="62" w:name="Xbb3e2d317a0d811066009804bfa0a222a6197de"/>
+    <w:bookmarkEnd w:id="63"/>
+    <w:bookmarkStart w:id="64" w:name="Xbb3e2d317a0d811066009804bfa0a222a6197de"/>
     <w:p>
       <w:pPr>
         <w:pStyle w:val="Heading3"/>
@@ -31585,9 +31741,9 @@
         </w:pict>
       </w:r>
     </w:p>
-    <w:bookmarkEnd w:id="62"/>
-    <w:bookmarkEnd w:id="63"/>
-    <w:bookmarkStart w:id="65" w:name="sources"/>
+    <w:bookmarkEnd w:id="64"/>
+    <w:bookmarkEnd w:id="65"/>
+    <w:bookmarkStart w:id="67" w:name="sources"/>
     <w:p>
       <w:pPr>
         <w:pStyle w:val="Heading2"/>
@@ -31665,7 +31821,7 @@
       <w:r>
         <w:t xml:space="preserve"> </w:t>
       </w:r>
-      <w:hyperlink r:id="rId59">
+      <w:hyperlink r:id="rId61">
         <w:r>
           <w:rPr>
             <w:rStyle w:val="Hyperlink"/>
@@ -31688,7 +31844,7 @@
       <w:r>
         <w:t xml:space="preserve"> </w:t>
       </w:r>
-      <w:hyperlink r:id="rId64">
+      <w:hyperlink r:id="rId66">
         <w:r>
           <w:rPr>
             <w:rStyle w:val="Hyperlink"/>
@@ -31735,7 +31891,7 @@
       <w:r>
         <w:t xml:space="preserve"> </w:t>
       </w:r>
-      <w:hyperlink r:id="rId48">
+      <w:hyperlink r:id="rId50">
         <w:r>
           <w:rPr>
             <w:rStyle w:val="Hyperlink"/>
@@ -31764,7 +31920,7 @@
       <w:r>
         <w:t xml:space="preserve">(</w:t>
       </w:r>
-      <w:hyperlink r:id="rId49">
+      <w:hyperlink r:id="rId51">
         <w:r>
           <w:rPr>
             <w:rStyle w:val="Hyperlink"/>
@@ -31790,7 +31946,7 @@
       <w:r>
         <w:t xml:space="preserve">(</w:t>
       </w:r>
-      <w:hyperlink r:id="rId50">
+      <w:hyperlink r:id="rId52">
         <w:r>
           <w:rPr>
             <w:rStyle w:val="Hyperlink"/>
@@ -32003,7 +32159,7 @@
         <w:t xml:space="preserve">), not carried over from the previous edition</w:t>
       </w:r>
     </w:p>
-    <w:bookmarkEnd w:id="65"/>
+    <w:bookmarkEnd w:id="67"/>
     <w:sectPr>
       <w:footerReference w:type="default" r:id="rId11"/>
       <w:footnotePr>

--- a/docs/eosc-basic-compliance-testsuite.docx
+++ b/docs/eosc-basic-compliance-testsuite.docx
@@ -20543,7 +20543,7 @@
     </w:p>
     <w:bookmarkEnd w:id="43"/>
     <w:bookmarkEnd w:id="44"/>
-    <w:bookmarkStart w:id="60" w:name="the-published-figures"/>
+    <w:bookmarkStart w:id="63" w:name="the-published-figures"/>
     <w:p>
       <w:pPr>
         <w:pStyle w:val="Heading2"/>
@@ -20552,13 +20552,13 @@
         <w:t xml:space="preserve">10. The published figures</w:t>
       </w:r>
     </w:p>
-    <w:bookmarkStart w:id="46" w:name="X8772b8d512b50363f865b0b5dd7c12a08a0e5e6"/>
+    <w:bookmarkStart w:id="47" w:name="X941b21e096a46572d00cafcd9b2299476762cd6"/>
     <w:p>
       <w:pPr>
         <w:pStyle w:val="Heading3"/>
       </w:pPr>
       <w:r>
-        <w:t xml:space="preserve">Current run: web-15 at depth 2, 29 September 2026 (unreviewed)</w:t>
+        <w:t xml:space="preserve">Current run: web-16 at depth 2, 30 September 2026 (unreviewed)</w:t>
       </w:r>
     </w:p>
     <w:p>
@@ -20587,17 +20587,17 @@
         <w:rPr>
           <w:rStyle w:val="VerbatimChar"/>
         </w:rPr>
-        <w:t xml:space="preserve">web-15</w:t>
-      </w:r>
-      <w:r>
-        <w:t xml:space="preserve">, collected on 29 September 2026 between 16:44 and 16:50 UTC by the GitHub workflow (</w:t>
+        <w:t xml:space="preserve">web-16</w:t>
+      </w:r>
+      <w:r>
+        <w:t xml:space="preserve">, collected on 30 September 2026 between 14:58 and 15:04 UTC by the GitHub workflow (</w:t>
       </w:r>
       <w:hyperlink r:id="rId45">
         <w:r>
           <w:rPr>
             <w:rStyle w:val="Hyperlink"/>
           </w:rPr>
-          <w:t xml:space="preserve">run 36599759210</w:t>
+          <w:t xml:space="preserve">run 36732900487</w:t>
         </w:r>
       </w:hyperlink>
       <w:r>
@@ -20610,7 +20610,7 @@
         <w:rPr>
           <w:rStyle w:val="VerbatimChar"/>
         </w:rPr>
-        <w:t xml:space="preserve">2bab16b</w:t>
+        <w:t xml:space="preserve">a83c0f1</w:t>
       </w:r>
       <w:r>
         <w:t xml:space="preserve">, unit tests passing) at</w:t>
@@ -20625,16 +20625,16 @@
         <w:t xml:space="preserve">--depth 2</w:t>
       </w:r>
       <w:r>
-        <w:t xml:space="preserve">, under the re-issued checklist v3.2 and the official unscoped names list, with the two crawl fixes described below. It made 95 page requests: 13 landing pages, 56 direct links and 26 second-hop pages, 26 of the 60 the run allows for the second hop. Twelve landing pages returned HTTP 200 and GÉANT HTTP 403. Depth 1 and depth 2 agree in every cell. Offline,</w:t>
-      </w:r>
-      <w:r>
-        <w:t xml:space="preserve"> </w:t>
-      </w:r>
-      <w:r>
-        <w:rPr>
-          <w:rStyle w:val="VerbatimChar"/>
-        </w:rPr>
-        <w:t xml:space="preserve">uv run basic-check assess --run web-15</w:t>
+        <w:t xml:space="preserve">, under the re-issued checklist v3.2 and the official unscoped names list. It made 109 page requests: 13 landing pages, 62 direct links and 34 second-hop pages. Twelve landing pages returned HTTP 200 and Italy's HTTP 503. Depth 1 and depth 2 agree in every cell. Offline,</w:t>
+      </w:r>
+      <w:r>
+        <w:t xml:space="preserve"> </w:t>
+      </w:r>
+      <w:r>
+        <w:rPr>
+          <w:rStyle w:val="VerbatimChar"/>
+        </w:rPr>
+        <w:t xml:space="preserve">uv run basic-check assess --run web-16</w:t>
       </w:r>
       <w:r>
         <w:t xml:space="preserve"> </w:t>
@@ -20703,7 +20703,7 @@
               <w:pStyle w:val="Compact"/>
             </w:pPr>
             <w:r>
-              <w:t xml:space="preserve">53</w:t>
+              <w:t xml:space="preserve">57</w:t>
             </w:r>
           </w:p>
         </w:tc>
@@ -20730,7 +20730,7 @@
               <w:pStyle w:val="Compact"/>
             </w:pPr>
             <w:r>
-              <w:t xml:space="preserve">9</w:t>
+              <w:t xml:space="preserve">6</w:t>
             </w:r>
           </w:p>
         </w:tc>
@@ -20757,7 +20757,7 @@
               <w:pStyle w:val="Compact"/>
             </w:pPr>
             <w:r>
-              <w:t xml:space="preserve">68</w:t>
+              <w:t xml:space="preserve">67</w:t>
             </w:r>
           </w:p>
         </w:tc>
@@ -20836,163 +20836,19 @@
         <w:pStyle w:val="BodyText"/>
       </w:pPr>
       <w:r>
-        <w:t xml:space="preserve">Only one cell differs from</w:t>
-      </w:r>
-      <w:r>
-        <w:t xml:space="preserve"> </w:t>
-      </w:r>
-      <w:r>
-        <w:rPr>
-          <w:rStyle w:val="VerbatimChar"/>
-        </w:rPr>
-        <w:t xml:space="preserve">web-14</w:t>
+        <w:t xml:space="preserve">Four FAILs are point 4 (Data Terra, EOSC Finland, PaNOSC, Poland) and two are Data Terra's 5b and 5c. Twelve cells changed against</w:t>
+      </w:r>
+      <w:r>
+        <w:t xml:space="preserve"> </w:t>
+      </w:r>
+      <w:r>
+        <w:rPr>
+          <w:rStyle w:val="VerbatimChar"/>
+        </w:rPr>
+        <w:t xml:space="preserve">web-15</w:t>
       </w:r>
       <w:r>
         <w:t xml:space="preserve">:</w:t>
-      </w:r>
-      <w:r>
-        <w:t xml:space="preserve"> </w:t>
-      </w:r>
-      <w:r>
-        <w:rPr>
-          <w:b/>
-          <w:bCs/>
-        </w:rPr>
-        <w:t xml:space="preserve">EGI's point 4 passes</w:t>
-      </w:r>
-      <w:r>
-        <w:t xml:space="preserve">, because its landing page now links "EGI EOSC Node on EOSC Association's website",</w:t>
-      </w:r>
-      <w:r>
-        <w:t xml:space="preserve"> </w:t>
-      </w:r>
-      <w:r>
-        <w:rPr>
-          <w:rStyle w:val="VerbatimChar"/>
-        </w:rPr>
-        <w:t xml:space="preserve">https://eosc.eu/building-the-eosc-federation/eosc-node-egi</w:t>
-      </w:r>
-      <w:r>
-        <w:t xml:space="preserve">. Six FAILs are point 4, one is Italy's point 6 and two are Data Terra's 5b and 5c. Data Terra's services page</w:t>
-      </w:r>
-      <w:r>
-        <w:t xml:space="preserve"> </w:t>
-      </w:r>
-      <w:r>
-        <w:rPr>
-          <w:rStyle w:val="VerbatimChar"/>
-        </w:rPr>
-        <w:t xml:space="preserve">/services/</w:t>
-      </w:r>
-      <w:r>
-        <w:t xml:space="preserve"> </w:t>
-      </w:r>
-      <w:r>
-        <w:t xml:space="preserve">was read and links no AUP or UAP;</w:t>
-      </w:r>
-      <w:r>
-        <w:t xml:space="preserve"> </w:t>
-      </w:r>
-      <w:r>
-        <w:rPr>
-          <w:rStyle w:val="VerbatimChar"/>
-        </w:rPr>
-        <w:t xml:space="preserve">/offre-de-services/</w:t>
-      </w:r>
-      <w:r>
-        <w:t xml:space="preserve">, which</w:t>
-      </w:r>
-      <w:r>
-        <w:t xml:space="preserve"> </w:t>
-      </w:r>
-      <w:r>
-        <w:rPr>
-          <w:rStyle w:val="VerbatimChar"/>
-        </w:rPr>
-        <w:t xml:space="preserve">web-14</w:t>
-      </w:r>
-      <w:r>
-        <w:t xml:space="preserve"> </w:t>
-      </w:r>
-      <w:r>
-        <w:t xml:space="preserve">reached one hop further, is no longer followed, and gave the same result then. 5b and 5c per node are as in</w:t>
-      </w:r>
-      <w:r>
-        <w:t xml:space="preserve"> </w:t>
-      </w:r>
-      <w:r>
-        <w:rPr>
-          <w:rStyle w:val="VerbatimChar"/>
-        </w:rPr>
-        <w:t xml:space="preserve">web-14</w:t>
-      </w:r>
-      <w:r>
-        <w:t xml:space="preserve">, below. The masking is the same as for</w:t>
-      </w:r>
-      <w:r>
-        <w:t xml:space="preserve"> </w:t>
-      </w:r>
-      <w:r>
-        <w:rPr>
-          <w:rStyle w:val="VerbatimChar"/>
-        </w:rPr>
-        <w:t xml:space="preserve">web-14</w:t>
-      </w:r>
-      <w:r>
-        <w:t xml:space="preserve">: every name masked there was found again and masked, no new name appeared, and CERN's screenshot was masked again.</w:t>
-      </w:r>
-    </w:p>
-    <w:bookmarkEnd w:id="46"/>
-    <w:bookmarkStart w:id="48" w:name="Xde8e70993a24fd4fa4bd1dd92c82fc8f0ca6320"/>
-    <w:p>
-      <w:pPr>
-        <w:pStyle w:val="Heading3"/>
-      </w:pPr>
-      <w:r>
-        <w:t xml:space="preserve">Previous run: web-14 at depth 2, 28 September 2026</w:t>
-      </w:r>
-    </w:p>
-    <w:p>
-      <w:pPr>
-        <w:pStyle w:val="FirstParagraph"/>
-      </w:pPr>
-      <w:r>
-        <w:t xml:space="preserve">From run</w:t>
-      </w:r>
-      <w:r>
-        <w:t xml:space="preserve"> </w:t>
-      </w:r>
-      <w:r>
-        <w:rPr>
-          <w:rStyle w:val="VerbatimChar"/>
-        </w:rPr>
-        <w:t xml:space="preserve">web-14</w:t>
-      </w:r>
-      <w:r>
-        <w:t xml:space="preserve">, collected on 28 September 2026 between 23:43 and 23:50 UTC (</w:t>
-      </w:r>
-      <w:hyperlink r:id="rId47">
-        <w:r>
-          <w:rPr>
-            <w:rStyle w:val="Hyperlink"/>
-          </w:rPr>
-          <w:t xml:space="preserve">run 36499442323</w:t>
-        </w:r>
-      </w:hyperlink>
-      <w:r>
-        <w:t xml:space="preserve">, commit</w:t>
-      </w:r>
-      <w:r>
-        <w:t xml:space="preserve"> </w:t>
-      </w:r>
-      <w:r>
-        <w:rPr>
-          <w:rStyle w:val="VerbatimChar"/>
-        </w:rPr>
-        <w:t xml:space="preserve">9c291f9</w:t>
-      </w:r>
-      <w:r>
-        <w:t xml:space="preserve">). It made 136 page requests: 13 landing pages, 63 direct links and 60 second-hop pages, the whole run budget, so Italy and Slovakia got no second hop. It gave 52 PASS, 10 FAIL and 68 MANUAL_REVIEW, with EGI's point 4 still FAIL. Per node, 5b and 5c:</w:t>
       </w:r>
     </w:p>
     <w:tbl>
@@ -21019,18 +20875,18 @@
               <w:pStyle w:val="Compact"/>
             </w:pPr>
             <w:r>
-              <w:t xml:space="preserve">5b / 5c</w:t>
-            </w:r>
-          </w:p>
-        </w:tc>
-        <w:tc>
-          <w:tcPr/>
-          <w:p>
-            <w:pPr>
-              <w:pStyle w:val="Compact"/>
-            </w:pPr>
-            <w:r>
-              <w:t xml:space="preserve">Nodes</w:t>
+              <w:t xml:space="preserve">Node</w:t>
+            </w:r>
+          </w:p>
+        </w:tc>
+        <w:tc>
+          <w:tcPr/>
+          <w:p>
+            <w:pPr>
+              <w:pStyle w:val="Compact"/>
+            </w:pPr>
+            <w:r>
+              <w:t xml:space="preserve">Cells</w:t>
             </w:r>
           </w:p>
         </w:tc>
@@ -21057,29 +20913,18 @@
               <w:pStyle w:val="Compact"/>
             </w:pPr>
             <w:r>
-              <w:t xml:space="preserve">PASS / PASS</w:t>
-            </w:r>
-          </w:p>
-        </w:tc>
-        <w:tc>
-          <w:tcPr/>
-          <w:p>
-            <w:pPr>
-              <w:pStyle w:val="Compact"/>
-            </w:pPr>
-            <w:r>
-              <w:t xml:space="preserve">CERN</w:t>
-            </w:r>
-          </w:p>
-        </w:tc>
-        <w:tc>
-          <w:tcPr/>
-          <w:p>
-            <w:pPr>
-              <w:pStyle w:val="Compact"/>
-            </w:pPr>
-            <w:r>
-              <w:t xml:space="preserve">its "Policies" page links</w:t>
+              <w:t xml:space="preserve">GÉANT</w:t>
+            </w:r>
+          </w:p>
+        </w:tc>
+        <w:tc>
+          <w:tcPr/>
+          <w:p>
+            <w:pPr>
+              <w:pStyle w:val="Compact"/>
+            </w:pPr>
+            <w:r>
+              <w:t xml:space="preserve">1, 4, 5b, 6: review to</w:t>
             </w:r>
             <w:r>
               <w:t xml:space="preserve"> </w:t>
@@ -21088,13 +20933,18 @@
               <w:rPr>
                 <w:rStyle w:val="VerbatimChar"/>
               </w:rPr>
-              <w:t xml:space="preserve">/policies/aup</w:t>
-            </w:r>
-            <w:r>
-              <w:t xml:space="preserve"> </w:t>
-            </w:r>
-            <w:r>
-              <w:t xml:space="preserve">and</w:t>
+              <w:t xml:space="preserve">PASS</w:t>
+            </w:r>
+          </w:p>
+        </w:tc>
+        <w:tc>
+          <w:tcPr/>
+          <w:p>
+            <w:pPr>
+              <w:pStyle w:val="Compact"/>
+            </w:pPr>
+            <w:r>
+              <w:t xml:space="preserve">the page was served (HTTP 200) for the first time since 24 September; it links its own</w:t>
             </w:r>
             <w:r>
               <w:t xml:space="preserve"> </w:t>
@@ -21103,10 +20953,13 @@
               <w:rPr>
                 <w:rStyle w:val="VerbatimChar"/>
               </w:rPr>
-              <w:t xml:space="preserve">/policies/uap</w:t>
-            </w:r>
-            <w:r>
-              <w:t xml:space="preserve">, both fetched and read as policies; its "Services" page links both too</w:t>
+              <w:t xml:space="preserve">eosc.eu</w:t>
+            </w:r>
+            <w:r>
+              <w:t xml:space="preserve"> </w:t>
+            </w:r>
+            <w:r>
+              <w:t xml:space="preserve">entry, a "GÉANT Node Acceptable Use Policy" page (fetched) and a contact page</w:t>
             </w:r>
           </w:p>
         </w:tc>
@@ -21122,29 +20975,38 @@
               <w:pStyle w:val="Compact"/>
             </w:pPr>
             <w:r>
-              <w:t xml:space="preserve">PASS / PASS</w:t>
-            </w:r>
-          </w:p>
-        </w:tc>
-        <w:tc>
-          <w:tcPr/>
-          <w:p>
-            <w:pPr>
-              <w:pStyle w:val="Compact"/>
-            </w:pPr>
-            <w:r>
-              <w:t xml:space="preserve">BBMRI-ERIC</w:t>
-            </w:r>
-          </w:p>
-        </w:tc>
-        <w:tc>
-          <w:tcPr/>
-          <w:p>
-            <w:pPr>
-              <w:pStyle w:val="Compact"/>
-            </w:pPr>
-            <w:r>
-              <w:t xml:space="preserve">its Access Policies page is the UAP and links the "Acceptable Use Policy of BBMRI-ERIC Services" (a PDF, not fetched)</w:t>
+              <w:t xml:space="preserve">Czechia</w:t>
+            </w:r>
+          </w:p>
+        </w:tc>
+        <w:tc>
+          <w:tcPr/>
+          <w:p>
+            <w:pPr>
+              <w:pStyle w:val="Compact"/>
+            </w:pPr>
+            <w:r>
+              <w:t xml:space="preserve">4, 5c: to</w:t>
+            </w:r>
+            <w:r>
+              <w:t xml:space="preserve"> </w:t>
+            </w:r>
+            <w:r>
+              <w:rPr>
+                <w:rStyle w:val="VerbatimChar"/>
+              </w:rPr>
+              <w:t xml:space="preserve">PASS</w:t>
+            </w:r>
+          </w:p>
+        </w:tc>
+        <w:tc>
+          <w:tcPr/>
+          <w:p>
+            <w:pPr>
+              <w:pStyle w:val="Compact"/>
+            </w:pPr>
+            <w:r>
+              <w:t xml:space="preserve">it now links "DETAILED DESCRIPTION OF EOSC NODE CZECHIA" to its own entry, and a "User Access Policy" (a CESNET PDF, not read)</w:t>
             </w:r>
           </w:p>
         </w:tc>
@@ -21160,29 +21022,38 @@
               <w:pStyle w:val="Compact"/>
             </w:pPr>
             <w:r>
-              <w:t xml:space="preserve">PASS / PASS</w:t>
-            </w:r>
-          </w:p>
-        </w:tc>
-        <w:tc>
-          <w:tcPr/>
-          <w:p>
-            <w:pPr>
-              <w:pStyle w:val="Compact"/>
-            </w:pPr>
-            <w:r>
-              <w:t xml:space="preserve">Slovakia</w:t>
-            </w:r>
-          </w:p>
-        </w:tc>
-        <w:tc>
-          <w:tcPr/>
-          <w:p>
-            <w:pPr>
-              <w:pStyle w:val="Compact"/>
-            </w:pPr>
-            <w:r>
-              <w:t xml:space="preserve">one "Terms of Use (incl. AUP and UAP)" document</w:t>
+              <w:t xml:space="preserve">EGI</w:t>
+            </w:r>
+          </w:p>
+        </w:tc>
+        <w:tc>
+          <w:tcPr/>
+          <w:p>
+            <w:pPr>
+              <w:pStyle w:val="Compact"/>
+            </w:pPr>
+            <w:r>
+              <w:t xml:space="preserve">5c: review to</w:t>
+            </w:r>
+            <w:r>
+              <w:t xml:space="preserve"> </w:t>
+            </w:r>
+            <w:r>
+              <w:rPr>
+                <w:rStyle w:val="VerbatimChar"/>
+              </w:rPr>
+              <w:t xml:space="preserve">PASS</w:t>
+            </w:r>
+          </w:p>
+        </w:tc>
+        <w:tc>
+          <w:tcPr/>
+          <w:p>
+            <w:pPr>
+              <w:pStyle w:val="Compact"/>
+            </w:pPr>
+            <w:r>
+              <w:t xml:space="preserve">it links "EGI User Access Policy (UAP)", a PDF, not read</w:t>
             </w:r>
           </w:p>
         </w:tc>
@@ -21198,29 +21069,213 @@
               <w:pStyle w:val="Compact"/>
             </w:pPr>
             <w:r>
-              <w:t xml:space="preserve">PASS / review</w:t>
-            </w:r>
-          </w:p>
-        </w:tc>
-        <w:tc>
-          <w:tcPr/>
-          <w:p>
-            <w:pPr>
-              <w:pStyle w:val="Compact"/>
-            </w:pPr>
-            <w:r>
-              <w:t xml:space="preserve">Czechia, EOSC DTO, EOSC Finland, EUDAT, EGI, Poland, Italy</w:t>
-            </w:r>
-          </w:p>
-        </w:tc>
-        <w:tc>
-          <w:tcPr/>
-          <w:p>
-            <w:pPr>
-              <w:pStyle w:val="Compact"/>
-            </w:pPr>
-            <w:r>
-              <w:t xml:space="preserve">an AUP or terms of use is linked; one document may be both, so the UAP is left to a reviewer</w:t>
+              <w:t xml:space="preserve">Italy</w:t>
+            </w:r>
+          </w:p>
+        </w:tc>
+        <w:tc>
+          <w:tcPr/>
+          <w:p>
+            <w:pPr>
+              <w:pStyle w:val="Compact"/>
+            </w:pPr>
+            <w:r>
+              <w:t xml:space="preserve">1, 4, 5b, 6, 7: to review</w:t>
+            </w:r>
+          </w:p>
+        </w:tc>
+        <w:tc>
+          <w:tcPr/>
+          <w:p>
+            <w:pPr>
+              <w:pStyle w:val="Compact"/>
+            </w:pPr>
+            <w:r>
+              <w:t xml:space="preserve">HTTP 503 "No server is available", again when Italy alone was re-collected at 15:05:54 UTC (</w:t>
+            </w:r>
+            <w:hyperlink r:id="rId46">
+              <w:r>
+                <w:rPr>
+                  <w:rStyle w:val="Hyperlink"/>
+                </w:rPr>
+                <w:t xml:space="preserve">run 36733978874</w:t>
+              </w:r>
+            </w:hyperlink>
+            <w:r>
+              <w:t xml:space="preserve">); an unserved page is never a FAIL</w:t>
+            </w:r>
+          </w:p>
+        </w:tc>
+      </w:tr>
+    </w:tbl>
+    <w:p>
+      <w:pPr>
+        <w:pStyle w:val="BodyText"/>
+      </w:pPr>
+      <w:r>
+        <w:rPr>
+          <w:b/>
+          <w:bCs/>
+        </w:rPr>
+        <w:t xml:space="preserve">Masking.</w:t>
+      </w:r>
+      <w:r>
+        <w:t xml:space="preserve"> </w:t>
+      </w:r>
+      <w:r>
+        <w:t xml:space="preserve">The same names as in</w:t>
+      </w:r>
+      <w:r>
+        <w:t xml:space="preserve"> </w:t>
+      </w:r>
+      <w:r>
+        <w:rPr>
+          <w:rStyle w:val="VerbatimChar"/>
+        </w:rPr>
+        <w:t xml:space="preserve">web-15</w:t>
+      </w:r>
+      <w:r>
+        <w:t xml:space="preserve"> </w:t>
+      </w:r>
+      <w:r>
+        <w:t xml:space="preserve">were masked again, and CERN's screenshot. GÉANT's second hop reached its executive team, governance and membership pages, with about 120 names of officers, board members and General Assembly representatives; they were masked everywhere, including forms cut short at the end of a link label. The privacy check found only role mailboxes.</w:t>
+      </w:r>
+    </w:p>
+    <w:p>
+      <w:pPr>
+        <w:pStyle w:val="BodyText"/>
+      </w:pPr>
+      <w:r>
+        <w:rPr>
+          <w:b/>
+          <w:bCs/>
+        </w:rPr>
+        <w:t xml:space="preserve">Two wasted requests.</w:t>
+      </w:r>
+      <w:r>
+        <w:t xml:space="preserve"> </w:t>
+      </w:r>
+      <w:r>
+        <w:t xml:space="preserve">On GÉANT's page the tool followed the cookie banner's "Manage services" button as a services page (5s), and at the second hop a "Security contact for this AUP" link as an AUP (5b). Neither changed a verdict; the AUP verdict rests on the policy page itself.</w:t>
+      </w:r>
+    </w:p>
+    <w:bookmarkEnd w:id="47"/>
+    <w:bookmarkStart w:id="49" w:name="X8065abfb438dad10d58e9359f4a03fc67263849"/>
+    <w:p>
+      <w:pPr>
+        <w:pStyle w:val="Heading3"/>
+      </w:pPr>
+      <w:r>
+        <w:t xml:space="preserve">Previous run: web-15 at depth 2, 29 September 2026</w:t>
+      </w:r>
+    </w:p>
+    <w:p>
+      <w:pPr>
+        <w:pStyle w:val="FirstParagraph"/>
+      </w:pPr>
+      <w:r>
+        <w:t xml:space="preserve">Run</w:t>
+      </w:r>
+      <w:r>
+        <w:t xml:space="preserve"> </w:t>
+      </w:r>
+      <w:r>
+        <w:rPr>
+          <w:rStyle w:val="VerbatimChar"/>
+        </w:rPr>
+        <w:t xml:space="preserve">web-15</w:t>
+      </w:r>
+      <w:r>
+        <w:t xml:space="preserve"> </w:t>
+      </w:r>
+      <w:r>
+        <w:t xml:space="preserve">was collected on 29 September 2026 between 16:44 and 16:50 UTC by the GitHub workflow (</w:t>
+      </w:r>
+      <w:hyperlink r:id="rId48">
+        <w:r>
+          <w:rPr>
+            <w:rStyle w:val="Hyperlink"/>
+          </w:rPr>
+          <w:t xml:space="preserve">run 36599759210</w:t>
+        </w:r>
+      </w:hyperlink>
+      <w:r>
+        <w:t xml:space="preserve">, commit</w:t>
+      </w:r>
+      <w:r>
+        <w:t xml:space="preserve"> </w:t>
+      </w:r>
+      <w:r>
+        <w:rPr>
+          <w:rStyle w:val="VerbatimChar"/>
+        </w:rPr>
+        <w:t xml:space="preserve">2bab16b</w:t>
+      </w:r>
+      <w:r>
+        <w:t xml:space="preserve">, unit tests passing) at</w:t>
+      </w:r>
+      <w:r>
+        <w:t xml:space="preserve"> </w:t>
+      </w:r>
+      <w:r>
+        <w:rPr>
+          <w:rStyle w:val="VerbatimChar"/>
+        </w:rPr>
+        <w:t xml:space="preserve">--depth 2</w:t>
+      </w:r>
+      <w:r>
+        <w:t xml:space="preserve">, under the re-issued checklist v3.2 and the official unscoped names list, with the two crawl fixes described below. It made 95 page requests: 13 landing pages, 56 direct links and 26 second-hop pages, 26 of the 60 the run allows for the second hop. Twelve landing pages returned HTTP 200 and GÉANT HTTP 403. Depth 1 and depth 2 agree in every cell. Offline,</w:t>
+      </w:r>
+      <w:r>
+        <w:t xml:space="preserve"> </w:t>
+      </w:r>
+      <w:r>
+        <w:rPr>
+          <w:rStyle w:val="VerbatimChar"/>
+        </w:rPr>
+        <w:t xml:space="preserve">uv run basic-check assess --run web-15</w:t>
+      </w:r>
+      <w:r>
+        <w:t xml:space="preserve"> </w:t>
+      </w:r>
+      <w:r>
+        <w:t xml:space="preserve">reproduces it exactly, apart from the generation time.</w:t>
+      </w:r>
+    </w:p>
+    <w:tbl>
+      <w:tblPr>
+        <w:tblStyle w:val="Table"/>
+        <w:tblW w:type="auto" w:w="0"/>
+        <w:tblLook w:firstRow="1" w:lastRow="0" w:firstColumn="0" w:lastColumn="0" w:noHBand="0" w:noVBand="0" w:val="0020"/>
+      </w:tblPr>
+      <w:tblGrid>
+        <w:gridCol w:w="3960"/>
+        <w:gridCol w:w="3960"/>
+      </w:tblGrid>
+      <w:tr>
+        <w:trPr>
+          <w:cantSplit/>
+          <w:tblHeader w:val="on"/>
+        </w:trPr>
+        <w:tc>
+          <w:tcPr/>
+          <w:p>
+            <w:pPr>
+              <w:pStyle w:val="Compact"/>
+            </w:pPr>
+            <w:r>
+              <w:t xml:space="preserve">Verdict</w:t>
+            </w:r>
+          </w:p>
+        </w:tc>
+        <w:tc>
+          <w:tcPr/>
+          <w:p>
+            <w:pPr>
+              <w:pStyle w:val="Compact"/>
+            </w:pPr>
+            <w:r>
+              <w:t xml:space="preserve">Cells</w:t>
             </w:r>
           </w:p>
         </w:tc>
@@ -21236,53 +21291,18 @@
               <w:pStyle w:val="Compact"/>
             </w:pPr>
             <w:r>
-              <w:t xml:space="preserve">FAIL / FAIL</w:t>
-            </w:r>
-          </w:p>
-        </w:tc>
-        <w:tc>
-          <w:tcPr/>
-          <w:p>
-            <w:pPr>
-              <w:pStyle w:val="Compact"/>
-            </w:pPr>
-            <w:r>
-              <w:t xml:space="preserve">Data Terra</w:t>
-            </w:r>
-          </w:p>
-        </w:tc>
-        <w:tc>
-          <w:tcPr/>
-          <w:p>
-            <w:pPr>
-              <w:pStyle w:val="Compact"/>
-            </w:pPr>
-            <w:r>
-              <w:rPr>
-                <w:rStyle w:val="VerbatimChar"/>
-              </w:rPr>
-              <w:t xml:space="preserve">/services/</w:t>
-            </w:r>
-            <w:r>
-              <w:t xml:space="preserve"> </w:t>
-            </w:r>
-            <w:r>
-              <w:t xml:space="preserve">and</w:t>
-            </w:r>
-            <w:r>
-              <w:t xml:space="preserve"> </w:t>
-            </w:r>
-            <w:r>
-              <w:rPr>
-                <w:rStyle w:val="VerbatimChar"/>
-              </w:rPr>
-              <w:t xml:space="preserve">/offre-de-services/</w:t>
-            </w:r>
-            <w:r>
-              <w:t xml:space="preserve"> </w:t>
-            </w:r>
-            <w:r>
-              <w:t xml:space="preserve">were read and link no AUP or UAP. The pages are in French and the vocabulary is English, so check by hand</w:t>
+              <w:t xml:space="preserve">🟢 PASS</w:t>
+            </w:r>
+          </w:p>
+        </w:tc>
+        <w:tc>
+          <w:tcPr/>
+          <w:p>
+            <w:pPr>
+              <w:pStyle w:val="Compact"/>
+            </w:pPr>
+            <w:r>
+              <w:t xml:space="preserve">53</w:t>
             </w:r>
           </w:p>
         </w:tc>
@@ -21298,41 +21318,18 @@
               <w:pStyle w:val="Compact"/>
             </w:pPr>
             <w:r>
-              <w:t xml:space="preserve">review / review</w:t>
-            </w:r>
-          </w:p>
-        </w:tc>
-        <w:tc>
-          <w:tcPr/>
-          <w:p>
-            <w:pPr>
-              <w:pStyle w:val="Compact"/>
-            </w:pPr>
-            <w:r>
-              <w:t xml:space="preserve">PaNOSC</w:t>
-            </w:r>
-          </w:p>
-        </w:tc>
-        <w:tc>
-          <w:tcPr/>
-          <w:p>
-            <w:pPr>
-              <w:pStyle w:val="Compact"/>
-            </w:pPr>
-            <w:r>
-              <w:t xml:space="preserve">its services site,</w:t>
-            </w:r>
-            <w:r>
-              <w:t xml:space="preserve"> </w:t>
-            </w:r>
-            <w:r>
-              <w:rPr>
-                <w:rStyle w:val="VerbatimChar"/>
-              </w:rPr>
-              <w:t xml:space="preserve">services.panosc.eu</w:t>
-            </w:r>
-            <w:r>
-              <w:t xml:space="preserve">, was not read</w:t>
+              <w:t xml:space="preserve">🔴 FAIL</w:t>
+            </w:r>
+          </w:p>
+        </w:tc>
+        <w:tc>
+          <w:tcPr/>
+          <w:p>
+            <w:pPr>
+              <w:pStyle w:val="Compact"/>
+            </w:pPr>
+            <w:r>
+              <w:t xml:space="preserve">9</w:t>
             </w:r>
           </w:p>
         </w:tc>
@@ -21348,29 +21345,86 @@
               <w:pStyle w:val="Compact"/>
             </w:pPr>
             <w:r>
-              <w:t xml:space="preserve">review / review</w:t>
-            </w:r>
-          </w:p>
-        </w:tc>
-        <w:tc>
-          <w:tcPr/>
-          <w:p>
-            <w:pPr>
-              <w:pStyle w:val="Compact"/>
-            </w:pPr>
-            <w:r>
-              <w:t xml:space="preserve">GÉANT</w:t>
-            </w:r>
-          </w:p>
-        </w:tc>
-        <w:tc>
-          <w:tcPr/>
-          <w:p>
-            <w:pPr>
-              <w:pStyle w:val="Compact"/>
-            </w:pPr>
-            <w:r>
-              <w:t xml:space="preserve">HTTP 403, the page was not served</w:t>
+              <w:t xml:space="preserve">🟠 MANUAL_REVIEW</w:t>
+            </w:r>
+          </w:p>
+        </w:tc>
+        <w:tc>
+          <w:tcPr/>
+          <w:p>
+            <w:pPr>
+              <w:pStyle w:val="Compact"/>
+            </w:pPr>
+            <w:r>
+              <w:t xml:space="preserve">68</w:t>
+            </w:r>
+          </w:p>
+        </w:tc>
+      </w:tr>
+      <w:tr>
+        <w:trPr>
+          <w:cantSplit/>
+        </w:trPr>
+        <w:tc>
+          <w:tcPr/>
+          <w:p>
+            <w:pPr>
+              <w:pStyle w:val="Compact"/>
+            </w:pPr>
+            <w:r>
+              <w:t xml:space="preserve">🟣 ERROR</w:t>
+            </w:r>
+          </w:p>
+        </w:tc>
+        <w:tc>
+          <w:tcPr/>
+          <w:p>
+            <w:pPr>
+              <w:pStyle w:val="Compact"/>
+            </w:pPr>
+            <w:r>
+              <w:t xml:space="preserve">0</w:t>
+            </w:r>
+          </w:p>
+        </w:tc>
+      </w:tr>
+      <w:tr>
+        <w:trPr>
+          <w:cantSplit/>
+        </w:trPr>
+        <w:tc>
+          <w:tcPr/>
+          <w:p>
+            <w:pPr>
+              <w:pStyle w:val="Compact"/>
+            </w:pPr>
+            <w:r>
+              <w:rPr>
+                <w:b/>
+                <w:bCs/>
+              </w:rPr>
+              <w:t xml:space="preserve">Total</w:t>
+            </w:r>
+          </w:p>
+        </w:tc>
+        <w:tc>
+          <w:tcPr/>
+          <w:p>
+            <w:pPr>
+              <w:pStyle w:val="Compact"/>
+            </w:pPr>
+            <w:r>
+              <w:rPr>
+                <w:b/>
+                <w:bCs/>
+              </w:rPr>
+              <w:t xml:space="preserve">130</w:t>
+            </w:r>
+            <w:r>
+              <w:t xml:space="preserve"> </w:t>
+            </w:r>
+            <w:r>
+              <w:t xml:space="preserve">(13 nodes × 10 points)</w:t>
             </w:r>
           </w:p>
         </w:tc>
@@ -21381,82 +21435,71 @@
         <w:pStyle w:val="BodyText"/>
       </w:pPr>
       <w:r>
-        <w:t xml:space="preserve">Against</w:t>
-      </w:r>
-      <w:r>
-        <w:t xml:space="preserve"> </w:t>
-      </w:r>
-      <w:r>
-        <w:rPr>
-          <w:rStyle w:val="VerbatimChar"/>
-        </w:rPr>
-        <w:t xml:space="preserve">web-13-rescored</w:t>
-      </w:r>
-      <w:r>
-        <w:t xml:space="preserve">, only four cells changed: CERN's 5b and 5c (review to</w:t>
-      </w:r>
-      <w:r>
-        <w:t xml:space="preserve"> </w:t>
-      </w:r>
-      <w:r>
-        <w:rPr>
-          <w:rStyle w:val="VerbatimChar"/>
-        </w:rPr>
-        <w:t xml:space="preserve">PASS</w:t>
-      </w:r>
-      <w:r>
-        <w:t xml:space="preserve">) and Data Terra's (review to</w:t>
-      </w:r>
-      <w:r>
-        <w:t xml:space="preserve"> </w:t>
-      </w:r>
-      <w:r>
-        <w:rPr>
-          <w:rStyle w:val="VerbatimChar"/>
-        </w:rPr>
-        <w:t xml:space="preserve">FAIL</w:t>
-      </w:r>
-      <w:r>
-        <w:t xml:space="preserve">).</w:t>
-      </w:r>
-    </w:p>
-    <w:p>
-      <w:pPr>
-        <w:pStyle w:val="BodyText"/>
-      </w:pPr>
+        <w:t xml:space="preserve">Only one cell differs from</w:t>
+      </w:r>
+      <w:r>
+        <w:t xml:space="preserve"> </w:t>
+      </w:r>
+      <w:r>
+        <w:rPr>
+          <w:rStyle w:val="VerbatimChar"/>
+        </w:rPr>
+        <w:t xml:space="preserve">web-14</w:t>
+      </w:r>
+      <w:r>
+        <w:t xml:space="preserve">:</w:t>
+      </w:r>
+      <w:r>
+        <w:t xml:space="preserve"> </w:t>
+      </w:r>
       <w:r>
         <w:rPr>
           <w:b/>
           <w:bCs/>
         </w:rPr>
-        <w:t xml:space="preserve">Two crawl defects, fixed after the run.</w:t>
-      </w:r>
-      <w:r>
-        <w:t xml:space="preserve"> </w:t>
-      </w:r>
-      <w:r>
-        <w:t xml:space="preserve">Privacy and cookie policies whose address spells the words with a hyphen (</w:t>
-      </w:r>
-      <w:r>
-        <w:rPr>
-          <w:rStyle w:val="VerbatimChar"/>
-        </w:rPr>
-        <w:t xml:space="preserve">/privacy-policy</w:t>
-      </w:r>
-      <w:r>
-        <w:t xml:space="preserve">,</w:t>
-      </w:r>
-      <w:r>
-        <w:t xml:space="preserve"> </w:t>
-      </w:r>
-      <w:r>
-        <w:rPr>
-          <w:rStyle w:val="VerbatimChar"/>
-        </w:rPr>
-        <w:t xml:space="preserve">/cookie-policy</w:t>
-      </w:r>
-      <w:r>
-        <w:t xml:space="preserve">) were followed as policies pages, because the exclusion was written for the label. And the second hop also looked for services and policies pages, fetching up to 12 more pages per node (EOSC Finland). Now the exclusion reads the whole label and address, and the intermediate pages are looked for on the landing page only. Re-assessing</w:t>
+        <w:t xml:space="preserve">EGI's point 4 passes</w:t>
+      </w:r>
+      <w:r>
+        <w:t xml:space="preserve">, because its landing page now links "EGI EOSC Node on EOSC Association's website",</w:t>
+      </w:r>
+      <w:r>
+        <w:t xml:space="preserve"> </w:t>
+      </w:r>
+      <w:r>
+        <w:rPr>
+          <w:rStyle w:val="VerbatimChar"/>
+        </w:rPr>
+        <w:t xml:space="preserve">https://eosc.eu/building-the-eosc-federation/eosc-node-egi</w:t>
+      </w:r>
+      <w:r>
+        <w:t xml:space="preserve">. Six FAILs are point 4, one is Italy's point 6 and two are Data Terra's 5b and 5c. Data Terra's services page</w:t>
+      </w:r>
+      <w:r>
+        <w:t xml:space="preserve"> </w:t>
+      </w:r>
+      <w:r>
+        <w:rPr>
+          <w:rStyle w:val="VerbatimChar"/>
+        </w:rPr>
+        <w:t xml:space="preserve">/services/</w:t>
+      </w:r>
+      <w:r>
+        <w:t xml:space="preserve"> </w:t>
+      </w:r>
+      <w:r>
+        <w:t xml:space="preserve">was read and links no AUP or UAP;</w:t>
+      </w:r>
+      <w:r>
+        <w:t xml:space="preserve"> </w:t>
+      </w:r>
+      <w:r>
+        <w:rPr>
+          <w:rStyle w:val="VerbatimChar"/>
+        </w:rPr>
+        <w:t xml:space="preserve">/offre-de-services/</w:t>
+      </w:r>
+      <w:r>
+        <w:t xml:space="preserve">, which</w:t>
       </w:r>
       <w:r>
         <w:t xml:space="preserve"> </w:t>
@@ -21471,7 +21514,509 @@
         <w:t xml:space="preserve"> </w:t>
       </w:r>
       <w:r>
-        <w:t xml:space="preserve">with the fix changes no verdict or evidence line; the next collection will make fewer requests.</w:t>
+        <w:t xml:space="preserve">reached one hop further, is no longer followed, and gave the same result then. 5b and 5c per node are as in</w:t>
+      </w:r>
+      <w:r>
+        <w:t xml:space="preserve"> </w:t>
+      </w:r>
+      <w:r>
+        <w:rPr>
+          <w:rStyle w:val="VerbatimChar"/>
+        </w:rPr>
+        <w:t xml:space="preserve">web-14</w:t>
+      </w:r>
+      <w:r>
+        <w:t xml:space="preserve">, below. The masking is the same as for</w:t>
+      </w:r>
+      <w:r>
+        <w:t xml:space="preserve"> </w:t>
+      </w:r>
+      <w:r>
+        <w:rPr>
+          <w:rStyle w:val="VerbatimChar"/>
+        </w:rPr>
+        <w:t xml:space="preserve">web-14</w:t>
+      </w:r>
+      <w:r>
+        <w:t xml:space="preserve">: every name masked there was found again and masked, no new name appeared, and CERN's screenshot was masked again.</w:t>
+      </w:r>
+    </w:p>
+    <w:bookmarkEnd w:id="49"/>
+    <w:bookmarkStart w:id="51" w:name="Xde8e70993a24fd4fa4bd1dd92c82fc8f0ca6320"/>
+    <w:p>
+      <w:pPr>
+        <w:pStyle w:val="Heading3"/>
+      </w:pPr>
+      <w:r>
+        <w:t xml:space="preserve">Previous run: web-14 at depth 2, 28 September 2026</w:t>
+      </w:r>
+    </w:p>
+    <w:p>
+      <w:pPr>
+        <w:pStyle w:val="FirstParagraph"/>
+      </w:pPr>
+      <w:r>
+        <w:t xml:space="preserve">From run</w:t>
+      </w:r>
+      <w:r>
+        <w:t xml:space="preserve"> </w:t>
+      </w:r>
+      <w:r>
+        <w:rPr>
+          <w:rStyle w:val="VerbatimChar"/>
+        </w:rPr>
+        <w:t xml:space="preserve">web-14</w:t>
+      </w:r>
+      <w:r>
+        <w:t xml:space="preserve">, collected on 28 September 2026 between 23:43 and 23:50 UTC (</w:t>
+      </w:r>
+      <w:hyperlink r:id="rId50">
+        <w:r>
+          <w:rPr>
+            <w:rStyle w:val="Hyperlink"/>
+          </w:rPr>
+          <w:t xml:space="preserve">run 36499442323</w:t>
+        </w:r>
+      </w:hyperlink>
+      <w:r>
+        <w:t xml:space="preserve">, commit</w:t>
+      </w:r>
+      <w:r>
+        <w:t xml:space="preserve"> </w:t>
+      </w:r>
+      <w:r>
+        <w:rPr>
+          <w:rStyle w:val="VerbatimChar"/>
+        </w:rPr>
+        <w:t xml:space="preserve">9c291f9</w:t>
+      </w:r>
+      <w:r>
+        <w:t xml:space="preserve">). It made 136 page requests: 13 landing pages, 63 direct links and 60 second-hop pages, the whole run budget, so Italy and Slovakia got no second hop. It gave 52 PASS, 10 FAIL and 68 MANUAL_REVIEW, with EGI's point 4 still FAIL. Per node, 5b and 5c:</w:t>
+      </w:r>
+    </w:p>
+    <w:tbl>
+      <w:tblPr>
+        <w:tblStyle w:val="Table"/>
+        <w:tblW w:type="pct" w:w="5000"/>
+        <w:tblLayout w:type="fixed"/>
+        <w:tblLook w:firstRow="1" w:lastRow="0" w:firstColumn="0" w:lastColumn="0" w:noHBand="0" w:noVBand="0" w:val="0020"/>
+      </w:tblPr>
+      <w:tblGrid>
+        <w:gridCol w:w="2640"/>
+        <w:gridCol w:w="2640"/>
+        <w:gridCol w:w="2640"/>
+      </w:tblGrid>
+      <w:tr>
+        <w:trPr>
+          <w:cantSplit/>
+          <w:tblHeader w:val="on"/>
+        </w:trPr>
+        <w:tc>
+          <w:tcPr/>
+          <w:p>
+            <w:pPr>
+              <w:pStyle w:val="Compact"/>
+            </w:pPr>
+            <w:r>
+              <w:t xml:space="preserve">5b / 5c</w:t>
+            </w:r>
+          </w:p>
+        </w:tc>
+        <w:tc>
+          <w:tcPr/>
+          <w:p>
+            <w:pPr>
+              <w:pStyle w:val="Compact"/>
+            </w:pPr>
+            <w:r>
+              <w:t xml:space="preserve">Nodes</w:t>
+            </w:r>
+          </w:p>
+        </w:tc>
+        <w:tc>
+          <w:tcPr/>
+          <w:p>
+            <w:pPr>
+              <w:pStyle w:val="Compact"/>
+            </w:pPr>
+            <w:r>
+              <w:t xml:space="preserve">Why</w:t>
+            </w:r>
+          </w:p>
+        </w:tc>
+      </w:tr>
+      <w:tr>
+        <w:trPr>
+          <w:cantSplit/>
+        </w:trPr>
+        <w:tc>
+          <w:tcPr/>
+          <w:p>
+            <w:pPr>
+              <w:pStyle w:val="Compact"/>
+            </w:pPr>
+            <w:r>
+              <w:t xml:space="preserve">PASS / PASS</w:t>
+            </w:r>
+          </w:p>
+        </w:tc>
+        <w:tc>
+          <w:tcPr/>
+          <w:p>
+            <w:pPr>
+              <w:pStyle w:val="Compact"/>
+            </w:pPr>
+            <w:r>
+              <w:t xml:space="preserve">CERN</w:t>
+            </w:r>
+          </w:p>
+        </w:tc>
+        <w:tc>
+          <w:tcPr/>
+          <w:p>
+            <w:pPr>
+              <w:pStyle w:val="Compact"/>
+            </w:pPr>
+            <w:r>
+              <w:t xml:space="preserve">its "Policies" page links</w:t>
+            </w:r>
+            <w:r>
+              <w:t xml:space="preserve"> </w:t>
+            </w:r>
+            <w:r>
+              <w:rPr>
+                <w:rStyle w:val="VerbatimChar"/>
+              </w:rPr>
+              <w:t xml:space="preserve">/policies/aup</w:t>
+            </w:r>
+            <w:r>
+              <w:t xml:space="preserve"> </w:t>
+            </w:r>
+            <w:r>
+              <w:t xml:space="preserve">and</w:t>
+            </w:r>
+            <w:r>
+              <w:t xml:space="preserve"> </w:t>
+            </w:r>
+            <w:r>
+              <w:rPr>
+                <w:rStyle w:val="VerbatimChar"/>
+              </w:rPr>
+              <w:t xml:space="preserve">/policies/uap</w:t>
+            </w:r>
+            <w:r>
+              <w:t xml:space="preserve">, both fetched and read as policies; its "Services" page links both too</w:t>
+            </w:r>
+          </w:p>
+        </w:tc>
+      </w:tr>
+      <w:tr>
+        <w:trPr>
+          <w:cantSplit/>
+        </w:trPr>
+        <w:tc>
+          <w:tcPr/>
+          <w:p>
+            <w:pPr>
+              <w:pStyle w:val="Compact"/>
+            </w:pPr>
+            <w:r>
+              <w:t xml:space="preserve">PASS / PASS</w:t>
+            </w:r>
+          </w:p>
+        </w:tc>
+        <w:tc>
+          <w:tcPr/>
+          <w:p>
+            <w:pPr>
+              <w:pStyle w:val="Compact"/>
+            </w:pPr>
+            <w:r>
+              <w:t xml:space="preserve">BBMRI-ERIC</w:t>
+            </w:r>
+          </w:p>
+        </w:tc>
+        <w:tc>
+          <w:tcPr/>
+          <w:p>
+            <w:pPr>
+              <w:pStyle w:val="Compact"/>
+            </w:pPr>
+            <w:r>
+              <w:t xml:space="preserve">its Access Policies page is the UAP and links the "Acceptable Use Policy of BBMRI-ERIC Services" (a PDF, not fetched)</w:t>
+            </w:r>
+          </w:p>
+        </w:tc>
+      </w:tr>
+      <w:tr>
+        <w:trPr>
+          <w:cantSplit/>
+        </w:trPr>
+        <w:tc>
+          <w:tcPr/>
+          <w:p>
+            <w:pPr>
+              <w:pStyle w:val="Compact"/>
+            </w:pPr>
+            <w:r>
+              <w:t xml:space="preserve">PASS / PASS</w:t>
+            </w:r>
+          </w:p>
+        </w:tc>
+        <w:tc>
+          <w:tcPr/>
+          <w:p>
+            <w:pPr>
+              <w:pStyle w:val="Compact"/>
+            </w:pPr>
+            <w:r>
+              <w:t xml:space="preserve">Slovakia</w:t>
+            </w:r>
+          </w:p>
+        </w:tc>
+        <w:tc>
+          <w:tcPr/>
+          <w:p>
+            <w:pPr>
+              <w:pStyle w:val="Compact"/>
+            </w:pPr>
+            <w:r>
+              <w:t xml:space="preserve">one "Terms of Use (incl. AUP and UAP)" document</w:t>
+            </w:r>
+          </w:p>
+        </w:tc>
+      </w:tr>
+      <w:tr>
+        <w:trPr>
+          <w:cantSplit/>
+        </w:trPr>
+        <w:tc>
+          <w:tcPr/>
+          <w:p>
+            <w:pPr>
+              <w:pStyle w:val="Compact"/>
+            </w:pPr>
+            <w:r>
+              <w:t xml:space="preserve">PASS / review</w:t>
+            </w:r>
+          </w:p>
+        </w:tc>
+        <w:tc>
+          <w:tcPr/>
+          <w:p>
+            <w:pPr>
+              <w:pStyle w:val="Compact"/>
+            </w:pPr>
+            <w:r>
+              <w:t xml:space="preserve">Czechia, EOSC DTO, EOSC Finland, EUDAT, EGI, Poland, Italy</w:t>
+            </w:r>
+          </w:p>
+        </w:tc>
+        <w:tc>
+          <w:tcPr/>
+          <w:p>
+            <w:pPr>
+              <w:pStyle w:val="Compact"/>
+            </w:pPr>
+            <w:r>
+              <w:t xml:space="preserve">an AUP or terms of use is linked; one document may be both, so the UAP is left to a reviewer</w:t>
+            </w:r>
+          </w:p>
+        </w:tc>
+      </w:tr>
+      <w:tr>
+        <w:trPr>
+          <w:cantSplit/>
+        </w:trPr>
+        <w:tc>
+          <w:tcPr/>
+          <w:p>
+            <w:pPr>
+              <w:pStyle w:val="Compact"/>
+            </w:pPr>
+            <w:r>
+              <w:t xml:space="preserve">FAIL / FAIL</w:t>
+            </w:r>
+          </w:p>
+        </w:tc>
+        <w:tc>
+          <w:tcPr/>
+          <w:p>
+            <w:pPr>
+              <w:pStyle w:val="Compact"/>
+            </w:pPr>
+            <w:r>
+              <w:t xml:space="preserve">Data Terra</w:t>
+            </w:r>
+          </w:p>
+        </w:tc>
+        <w:tc>
+          <w:tcPr/>
+          <w:p>
+            <w:pPr>
+              <w:pStyle w:val="Compact"/>
+            </w:pPr>
+            <w:r>
+              <w:rPr>
+                <w:rStyle w:val="VerbatimChar"/>
+              </w:rPr>
+              <w:t xml:space="preserve">/services/</w:t>
+            </w:r>
+            <w:r>
+              <w:t xml:space="preserve"> </w:t>
+            </w:r>
+            <w:r>
+              <w:t xml:space="preserve">and</w:t>
+            </w:r>
+            <w:r>
+              <w:t xml:space="preserve"> </w:t>
+            </w:r>
+            <w:r>
+              <w:rPr>
+                <w:rStyle w:val="VerbatimChar"/>
+              </w:rPr>
+              <w:t xml:space="preserve">/offre-de-services/</w:t>
+            </w:r>
+            <w:r>
+              <w:t xml:space="preserve"> </w:t>
+            </w:r>
+            <w:r>
+              <w:t xml:space="preserve">were read and link no AUP or UAP. The pages are in French and the vocabulary is English, so check by hand</w:t>
+            </w:r>
+          </w:p>
+        </w:tc>
+      </w:tr>
+      <w:tr>
+        <w:trPr>
+          <w:cantSplit/>
+        </w:trPr>
+        <w:tc>
+          <w:tcPr/>
+          <w:p>
+            <w:pPr>
+              <w:pStyle w:val="Compact"/>
+            </w:pPr>
+            <w:r>
+              <w:t xml:space="preserve">review / review</w:t>
+            </w:r>
+          </w:p>
+        </w:tc>
+        <w:tc>
+          <w:tcPr/>
+          <w:p>
+            <w:pPr>
+              <w:pStyle w:val="Compact"/>
+            </w:pPr>
+            <w:r>
+              <w:t xml:space="preserve">PaNOSC</w:t>
+            </w:r>
+          </w:p>
+        </w:tc>
+        <w:tc>
+          <w:tcPr/>
+          <w:p>
+            <w:pPr>
+              <w:pStyle w:val="Compact"/>
+            </w:pPr>
+            <w:r>
+              <w:t xml:space="preserve">its services site,</w:t>
+            </w:r>
+            <w:r>
+              <w:t xml:space="preserve"> </w:t>
+            </w:r>
+            <w:r>
+              <w:rPr>
+                <w:rStyle w:val="VerbatimChar"/>
+              </w:rPr>
+              <w:t xml:space="preserve">services.panosc.eu</w:t>
+            </w:r>
+            <w:r>
+              <w:t xml:space="preserve">, was not read</w:t>
+            </w:r>
+          </w:p>
+        </w:tc>
+      </w:tr>
+      <w:tr>
+        <w:trPr>
+          <w:cantSplit/>
+        </w:trPr>
+        <w:tc>
+          <w:tcPr/>
+          <w:p>
+            <w:pPr>
+              <w:pStyle w:val="Compact"/>
+            </w:pPr>
+            <w:r>
+              <w:t xml:space="preserve">review / review</w:t>
+            </w:r>
+          </w:p>
+        </w:tc>
+        <w:tc>
+          <w:tcPr/>
+          <w:p>
+            <w:pPr>
+              <w:pStyle w:val="Compact"/>
+            </w:pPr>
+            <w:r>
+              <w:t xml:space="preserve">GÉANT</w:t>
+            </w:r>
+          </w:p>
+        </w:tc>
+        <w:tc>
+          <w:tcPr/>
+          <w:p>
+            <w:pPr>
+              <w:pStyle w:val="Compact"/>
+            </w:pPr>
+            <w:r>
+              <w:t xml:space="preserve">HTTP 403, the page was not served</w:t>
+            </w:r>
+          </w:p>
+        </w:tc>
+      </w:tr>
+    </w:tbl>
+    <w:p>
+      <w:pPr>
+        <w:pStyle w:val="BodyText"/>
+      </w:pPr>
+      <w:r>
+        <w:t xml:space="preserve">Against</w:t>
+      </w:r>
+      <w:r>
+        <w:t xml:space="preserve"> </w:t>
+      </w:r>
+      <w:r>
+        <w:rPr>
+          <w:rStyle w:val="VerbatimChar"/>
+        </w:rPr>
+        <w:t xml:space="preserve">web-13-rescored</w:t>
+      </w:r>
+      <w:r>
+        <w:t xml:space="preserve">, only four cells changed: CERN's 5b and 5c (review to</w:t>
+      </w:r>
+      <w:r>
+        <w:t xml:space="preserve"> </w:t>
+      </w:r>
+      <w:r>
+        <w:rPr>
+          <w:rStyle w:val="VerbatimChar"/>
+        </w:rPr>
+        <w:t xml:space="preserve">PASS</w:t>
+      </w:r>
+      <w:r>
+        <w:t xml:space="preserve">) and Data Terra's (review to</w:t>
+      </w:r>
+      <w:r>
+        <w:t xml:space="preserve"> </w:t>
+      </w:r>
+      <w:r>
+        <w:rPr>
+          <w:rStyle w:val="VerbatimChar"/>
+        </w:rPr>
+        <w:t xml:space="preserve">FAIL</w:t>
+      </w:r>
+      <w:r>
+        <w:t xml:space="preserve">).</w:t>
       </w:r>
     </w:p>
     <w:p>
@@ -21483,6 +22028,60 @@
           <w:b/>
           <w:bCs/>
         </w:rPr>
+        <w:t xml:space="preserve">Two crawl defects, fixed after the run.</w:t>
+      </w:r>
+      <w:r>
+        <w:t xml:space="preserve"> </w:t>
+      </w:r>
+      <w:r>
+        <w:t xml:space="preserve">Privacy and cookie policies whose address spells the words with a hyphen (</w:t>
+      </w:r>
+      <w:r>
+        <w:rPr>
+          <w:rStyle w:val="VerbatimChar"/>
+        </w:rPr>
+        <w:t xml:space="preserve">/privacy-policy</w:t>
+      </w:r>
+      <w:r>
+        <w:t xml:space="preserve">,</w:t>
+      </w:r>
+      <w:r>
+        <w:t xml:space="preserve"> </w:t>
+      </w:r>
+      <w:r>
+        <w:rPr>
+          <w:rStyle w:val="VerbatimChar"/>
+        </w:rPr>
+        <w:t xml:space="preserve">/cookie-policy</w:t>
+      </w:r>
+      <w:r>
+        <w:t xml:space="preserve">) were followed as policies pages, because the exclusion was written for the label. And the second hop also looked for services and policies pages, fetching up to 12 more pages per node (EOSC Finland). Now the exclusion reads the whole label and address, and the intermediate pages are looked for on the landing page only. Re-assessing</w:t>
+      </w:r>
+      <w:r>
+        <w:t xml:space="preserve"> </w:t>
+      </w:r>
+      <w:r>
+        <w:rPr>
+          <w:rStyle w:val="VerbatimChar"/>
+        </w:rPr>
+        <w:t xml:space="preserve">web-14</w:t>
+      </w:r>
+      <w:r>
+        <w:t xml:space="preserve"> </w:t>
+      </w:r>
+      <w:r>
+        <w:t xml:space="preserve">with the fix changes no verdict or evidence line; the next collection will make fewer requests.</w:t>
+      </w:r>
+    </w:p>
+    <w:p>
+      <w:pPr>
+        <w:pStyle w:val="BodyText"/>
+      </w:pPr>
+      <w:r>
+        <w:rPr>
+          <w:b/>
+          <w:bCs/>
+        </w:rPr>
         <w:t xml:space="preserve">Masking.</w:t>
       </w:r>
       <w:r>
@@ -21507,8 +22106,8 @@
         <w:t xml:space="preserve">and were missed then; they remain in the git history.</w:t>
       </w:r>
     </w:p>
-    <w:bookmarkEnd w:id="48"/>
-    <w:bookmarkStart w:id="49" w:name="X3135ce6f5157adb7efb76232d4c1399599f7d3d"/>
+    <w:bookmarkEnd w:id="51"/>
+    <w:bookmarkStart w:id="52" w:name="X3135ce6f5157adb7efb76232d4c1399599f7d3d"/>
     <w:p>
       <w:pPr>
         <w:pStyle w:val="Heading3"/>
@@ -21591,8 +22190,8 @@
         <w:t xml:space="preserve">read them.</w:t>
       </w:r>
     </w:p>
-    <w:bookmarkEnd w:id="49"/>
-    <w:bookmarkStart w:id="54" w:name="run-web-13-at-depth-2-28-september-2026"/>
+    <w:bookmarkEnd w:id="52"/>
+    <w:bookmarkStart w:id="57" w:name="run-web-13-at-depth-2-28-september-2026"/>
     <w:p>
       <w:pPr>
         <w:pStyle w:val="Heading3"/>
@@ -21647,7 +22246,7 @@
       <w:r>
         <w:t xml:space="preserve">, collected on 28 September 2026 between 22:53 and 22:57 UTC by the GitHub workflow (</w:t>
       </w:r>
-      <w:hyperlink r:id="rId50">
+      <w:hyperlink r:id="rId53">
         <w:r>
           <w:rPr>
             <w:rStyle w:val="Hyperlink"/>
@@ -21786,7 +22385,7 @@
       <w:r>
         <w:t xml:space="preserve">was collected on 28 September 2026 between 22:34 and 22:38 UTC by the GitHub workflow (</w:t>
       </w:r>
-      <w:hyperlink r:id="rId51">
+      <w:hyperlink r:id="rId54">
         <w:r>
           <w:rPr>
             <w:rStyle w:val="Hyperlink"/>
@@ -21984,7 +22583,7 @@
       <w:r>
         <w:t xml:space="preserve">was collected on 28 September 2026 at 13:48 UTC by the GitHub workflow (</w:t>
       </w:r>
-      <w:hyperlink r:id="rId52">
+      <w:hyperlink r:id="rId55">
         <w:r>
           <w:rPr>
             <w:rStyle w:val="Hyperlink"/>
@@ -22138,7 +22737,7 @@
       <w:r>
         <w:t xml:space="preserve">(</w:t>
       </w:r>
-      <w:hyperlink r:id="rId53">
+      <w:hyperlink r:id="rId56">
         <w:r>
           <w:rPr>
             <w:rStyle w:val="Hyperlink"/>
@@ -23420,8 +24019,8 @@
         <w:t xml:space="preserve">, now remove Italy from their copy of the run instead of relying on the published run to lack it.</w:t>
       </w:r>
     </w:p>
-    <w:bookmarkEnd w:id="54"/>
-    <w:bookmarkStart w:id="55" w:name="previous-run-24-september-2026-reviewed"/>
+    <w:bookmarkEnd w:id="57"/>
+    <w:bookmarkStart w:id="58" w:name="previous-run-24-september-2026-reviewed"/>
     <w:p>
       <w:pPr>
         <w:pStyle w:val="Heading3"/>
@@ -24015,8 +24614,8 @@
         <w:t xml:space="preserve">finds none of the twelve, because every one of the five writes the name with a different separator from the official list.</w:t>
       </w:r>
     </w:p>
-    <w:bookmarkEnd w:id="55"/>
-    <w:bookmarkStart w:id="56" w:name="since-the-published-run"/>
+    <w:bookmarkEnd w:id="58"/>
+    <w:bookmarkStart w:id="59" w:name="since-the-published-run"/>
     <w:p>
       <w:pPr>
         <w:pStyle w:val="Heading3"/>
@@ -24142,8 +24741,8 @@
         <w:t xml:space="preserve">GÉANT answered HTTP 403 with the Cloudflare challenge again, and its decided cells moved to review, as on 21 September.</w:t>
       </w:r>
     </w:p>
-    <w:bookmarkEnd w:id="56"/>
-    <w:bookmarkStart w:id="57" w:name="point-6-and-5b5c-after-the-review"/>
+    <w:bookmarkEnd w:id="59"/>
+    <w:bookmarkStart w:id="60" w:name="point-6-and-5b5c-after-the-review"/>
     <w:p>
       <w:pPr>
         <w:pStyle w:val="Heading3"/>
@@ -24618,8 +25217,8 @@
         <w:t xml:space="preserve">. It was revised to "met" on this evidence.</w:t>
       </w:r>
     </w:p>
-    <w:bookmarkEnd w:id="57"/>
-    <w:bookmarkStart w:id="58" w:name="previous-run-21-september-2026"/>
+    <w:bookmarkEnd w:id="60"/>
+    <w:bookmarkStart w:id="61" w:name="previous-run-21-september-2026"/>
     <w:p>
       <w:pPr>
         <w:pStyle w:val="Heading3"/>
@@ -25879,8 +26478,8 @@
         </w:tc>
       </w:tr>
     </w:tbl>
-    <w:bookmarkEnd w:id="58"/>
-    <w:bookmarkStart w:id="59" w:name="Xe6edc575ba7b23d729b3729d56dd235c2fb2a27"/>
+    <w:bookmarkEnd w:id="61"/>
+    <w:bookmarkStart w:id="62" w:name="Xe6edc575ba7b23d729b3729d56dd235c2fb2a27"/>
     <w:p>
       <w:pPr>
         <w:pStyle w:val="Heading3"/>
@@ -26256,9 +26855,9 @@
         <w:t xml:space="preserve">for all twelve of its nodes, for the same reason.</w:t>
       </w:r>
     </w:p>
-    <w:bookmarkEnd w:id="59"/>
-    <w:bookmarkEnd w:id="60"/>
-    <w:bookmarkStart w:id="65" w:name="worked-examples"/>
+    <w:bookmarkEnd w:id="62"/>
+    <w:bookmarkEnd w:id="63"/>
+    <w:bookmarkStart w:id="68" w:name="worked-examples"/>
     <w:p>
       <w:pPr>
         <w:pStyle w:val="Heading2"/>
@@ -26575,7 +27174,7 @@
         <w:t xml:space="preserve">own run.</w:t>
       </w:r>
     </w:p>
-    <w:bookmarkStart w:id="62" w:name="X6b9c9d2e59e13da41f347184ca67a475fa8b7ce"/>
+    <w:bookmarkStart w:id="65" w:name="X6b9c9d2e59e13da41f347184ca67a475fa8b7ce"/>
     <w:p>
       <w:pPr>
         <w:pStyle w:val="Heading3"/>
@@ -26698,7 +27297,7 @@
       <w:r>
         <w:t xml:space="preserve"> </w:t>
       </w:r>
-      <w:hyperlink r:id="rId61">
+      <w:hyperlink r:id="rId64">
         <w:r>
           <w:rPr>
             <w:rStyle w:val="Hyperlink"/>
@@ -28225,7 +28824,7 @@
         <w:t xml:space="preserve"> </w:t>
       </w:r>
       <w:r>
-        <w:t xml:space="preserve">("130 cells: 53 PASS · 9 FAIL · 68 review");</w:t>
+        <w:t xml:space="preserve">("130 cells: 57 PASS · 6 FAIL · 67 review");</w:t>
       </w:r>
     </w:p>
     <w:p>
@@ -28341,8 +28940,8 @@
         <w:t xml:space="preserve"> push</w:t>
       </w:r>
     </w:p>
-    <w:bookmarkEnd w:id="62"/>
-    <w:bookmarkStart w:id="63" w:name="X5431a82e20a06edfb102374e037ce7ea9ce6896"/>
+    <w:bookmarkEnd w:id="65"/>
+    <w:bookmarkStart w:id="66" w:name="X5431a82e20a06edfb102374e037ce7ea9ce6896"/>
     <w:p>
       <w:pPr>
         <w:pStyle w:val="Heading3"/>
@@ -29599,8 +30198,8 @@
         <w:t xml:space="preserve">the documents together.</w:t>
       </w:r>
     </w:p>
-    <w:bookmarkEnd w:id="63"/>
-    <w:bookmarkStart w:id="64" w:name="Xbb3e2d317a0d811066009804bfa0a222a6197de"/>
+    <w:bookmarkEnd w:id="66"/>
+    <w:bookmarkStart w:id="67" w:name="Xbb3e2d317a0d811066009804bfa0a222a6197de"/>
     <w:p>
       <w:pPr>
         <w:pStyle w:val="Heading3"/>
@@ -31741,9 +32340,9 @@
         </w:pict>
       </w:r>
     </w:p>
-    <w:bookmarkEnd w:id="64"/>
-    <w:bookmarkEnd w:id="65"/>
-    <w:bookmarkStart w:id="67" w:name="sources"/>
+    <w:bookmarkEnd w:id="67"/>
+    <w:bookmarkEnd w:id="68"/>
+    <w:bookmarkStart w:id="70" w:name="sources"/>
     <w:p>
       <w:pPr>
         <w:pStyle w:val="Heading2"/>
@@ -31821,7 +32420,7 @@
       <w:r>
         <w:t xml:space="preserve"> </w:t>
       </w:r>
-      <w:hyperlink r:id="rId61">
+      <w:hyperlink r:id="rId64">
         <w:r>
           <w:rPr>
             <w:rStyle w:val="Hyperlink"/>
@@ -31844,7 +32443,7 @@
       <w:r>
         <w:t xml:space="preserve"> </w:t>
       </w:r>
-      <w:hyperlink r:id="rId66">
+      <w:hyperlink r:id="rId69">
         <w:r>
           <w:rPr>
             <w:rStyle w:val="Hyperlink"/>
@@ -31891,7 +32490,7 @@
       <w:r>
         <w:t xml:space="preserve"> </w:t>
       </w:r>
-      <w:hyperlink r:id="rId50">
+      <w:hyperlink r:id="rId53">
         <w:r>
           <w:rPr>
             <w:rStyle w:val="Hyperlink"/>
@@ -31920,7 +32519,7 @@
       <w:r>
         <w:t xml:space="preserve">(</w:t>
       </w:r>
-      <w:hyperlink r:id="rId51">
+      <w:hyperlink r:id="rId54">
         <w:r>
           <w:rPr>
             <w:rStyle w:val="Hyperlink"/>
@@ -31946,7 +32545,7 @@
       <w:r>
         <w:t xml:space="preserve">(</w:t>
       </w:r>
-      <w:hyperlink r:id="rId52">
+      <w:hyperlink r:id="rId55">
         <w:r>
           <w:rPr>
             <w:rStyle w:val="Hyperlink"/>
@@ -32159,7 +32758,7 @@
         <w:t xml:space="preserve">), not carried over from the previous edition</w:t>
       </w:r>
     </w:p>
-    <w:bookmarkEnd w:id="67"/>
+    <w:bookmarkEnd w:id="70"/>
     <w:sectPr>
       <w:footerReference w:type="default" r:id="rId11"/>
       <w:footnotePr>

--- a/docs/eosc-basic-compliance-testsuite.docx
+++ b/docs/eosc-basic-compliance-testsuite.docx
@@ -23,7 +23,7 @@
         <w:pStyle w:val="Author"/>
       </w:pPr>
       <w:r>
-        <w:t xml:space="preserve">Clean clone, 26 September 2026 — rebuilt 29 September 2026 for the re-issued checklist v3.2, 450 test cases</w:t>
+        <w:t xml:space="preserve">Clean clone, 26 September 2026 — rebuilt 1 October 2026 for the re-issued checklist v3.2, 453 test cases</w:t>
       </w:r>
     </w:p>
     <w:p>
@@ -185,7 +185,7 @@
           <w:b/>
           <w:bCs/>
         </w:rPr>
-        <w:t xml:space="preserve">450 test cases</w:t>
+        <w:t xml:space="preserve">453 test cases</w:t>
       </w:r>
       <w:r>
         <w:t xml:space="preserve">, all passing. No node website was</w:t>
@@ -297,7 +297,7 @@
         <w:t xml:space="preserve">Node Landing Page Verification Checklist v3.2</w:t>
       </w:r>
       <w:r>
-        <w:t xml:space="preserve">, with a pytest suite of 450 hermetic test cases that never touch a node's website, and at most two bounded hops of link following.</w:t>
+        <w:t xml:space="preserve">, with a pytest suite of 453 hermetic test cases that never touch a node's website, and at most two bounded hops of link following.</w:t>
       </w:r>
     </w:p>
     <w:p>
@@ -379,7 +379,7 @@
         <w:t xml:space="preserve"> </w:t>
       </w:r>
       <w:r>
-        <w:t xml:space="preserve">(450 since checklist v3.2, below) and gained four files:</w:t>
+        <w:t xml:space="preserve">(450 since checklist v3.2, below, and 453 since the broken-link fix of 1 October 2026) and gained four files:</w:t>
       </w:r>
       <w:r>
         <w:t xml:space="preserve"> </w:t>
@@ -2111,7 +2111,7 @@
           <w:b/>
           <w:bCs/>
         </w:rPr>
-        <w:t xml:space="preserve">361 test functions, expanding to 450 executed cases</w:t>
+        <w:t xml:space="preserve">364 test functions, expanding to 453 executed cases</w:t>
       </w:r>
       <w:r>
         <w:t xml:space="preserve"> </w:t>
@@ -2306,7 +2306,7 @@
               <w:pStyle w:val="Compact"/>
             </w:pPr>
             <w:r>
-              <w:t xml:space="preserve">91</w:t>
+              <w:t xml:space="preserve">94</w:t>
             </w:r>
           </w:p>
         </w:tc>
@@ -2813,7 +2813,7 @@
                 <w:b/>
                 <w:bCs/>
               </w:rPr>
-              <w:t xml:space="preserve">450</w:t>
+              <w:t xml:space="preserve">453</w:t>
             </w:r>
           </w:p>
         </w:tc>
@@ -3346,7 +3346,7 @@
         <w:t xml:space="preserve"> </w:t>
       </w:r>
       <w:r>
-        <w:t xml:space="preserve">A whole block of tests asserts that following a link can only make a verdict better-evidenced, never more generous: a broken policy link fails, a navigation stub is not accepted as a policy document, and an About page cannot flip point 2, which asks the landing page itself to state those things.</w:t>
+        <w:t xml:space="preserve">A whole block of tests asserts that following a link can only make a verdict better-evidenced, never more generous: a broken policy link fails (unless another link to the policy remains), a navigation stub is not accepted as a policy document, and an About page cannot flip point 2, which asks the landing page itself to state those things.</w:t>
       </w:r>
     </w:p>
     <w:p>
@@ -6388,7 +6388,49 @@
         <w:t xml:space="preserve">https://eoscnode-it.d4science.org/</w:t>
       </w:r>
       <w:r>
-        <w:t xml:space="preserve">, and the entry carries a comment saying so. The published run skipped Italy, because</w:t>
+        <w:t xml:space="preserve">, and on 1 October 2026 back to</w:t>
+      </w:r>
+      <w:r>
+        <w:t xml:space="preserve"> </w:t>
+      </w:r>
+      <w:r>
+        <w:rPr>
+          <w:rStyle w:val="VerbatimChar"/>
+        </w:rPr>
+        <w:t xml:space="preserve">https://eosc.it/</w:t>
+      </w:r>
+      <w:r>
+        <w:t xml:space="preserve">, which now resolves; the entry carries a comment saying so. BBMRI-ERIC's was changed to the</w:t>
+      </w:r>
+      <w:r>
+        <w:t xml:space="preserve"> </w:t>
+      </w:r>
+      <w:r>
+        <w:rPr>
+          <w:rStyle w:val="VerbatimChar"/>
+        </w:rPr>
+        <w:t xml:space="preserve">dev3.</w:t>
+      </w:r>
+      <w:r>
+        <w:t xml:space="preserve"> </w:t>
+      </w:r>
+      <w:r>
+        <w:t xml:space="preserve">address again on 1 October and set back the same day, for the same</w:t>
+      </w:r>
+      <w:r>
+        <w:t xml:space="preserve"> </w:t>
+      </w:r>
+      <w:r>
+        <w:rPr>
+          <w:rStyle w:val="VerbatimChar"/>
+        </w:rPr>
+        <w:t xml:space="preserve">robots.txt</w:t>
+      </w:r>
+      <w:r>
+        <w:t xml:space="preserve"> </w:t>
+      </w:r>
+      <w:r>
+        <w:t xml:space="preserve">reason. The published run skipped Italy, because</w:t>
       </w:r>
       <w:r>
         <w:t xml:space="preserve"> </w:t>
@@ -18604,7 +18646,7 @@
         <w:rPr>
           <w:rStyle w:val="CommentTok"/>
         </w:rPr>
-        <w:t xml:space="preserve"># 450 cases, ~5-6 s, no network, no browser</w:t>
+        <w:t xml:space="preserve"># 453 cases, ~5-6 s, no network, no browser</w:t>
       </w:r>
       <w:r>
         <w:br/>
@@ -20071,7 +20113,7 @@
         <w:rPr>
           <w:rStyle w:val="CommentTok"/>
         </w:rPr>
-        <w:t xml:space="preserve"># 6 - run the suite: 450 cases, ~5-6 s, no network, no browser</w:t>
+        <w:t xml:space="preserve"># 6 - run the suite: 453 cases, ~5-6 s, no network, no browser</w:t>
       </w:r>
       <w:r>
         <w:br/>
@@ -20543,7 +20585,7 @@
     </w:p>
     <w:bookmarkEnd w:id="43"/>
     <w:bookmarkEnd w:id="44"/>
-    <w:bookmarkStart w:id="63" w:name="the-published-figures"/>
+    <w:bookmarkStart w:id="66" w:name="the-published-figures"/>
     <w:p>
       <w:pPr>
         <w:pStyle w:val="Heading2"/>
@@ -20552,13 +20594,13 @@
         <w:t xml:space="preserve">10. The published figures</w:t>
       </w:r>
     </w:p>
-    <w:bookmarkStart w:id="47" w:name="X941b21e096a46572d00cafcd9b2299476762cd6"/>
+    <w:bookmarkStart w:id="47" w:name="X3982c1026e459cb535a4f027ad5fc02674c7480"/>
     <w:p>
       <w:pPr>
         <w:pStyle w:val="Heading3"/>
       </w:pPr>
       <w:r>
-        <w:t xml:space="preserve">Current run: web-16 at depth 2, 30 September 2026 (unreviewed)</w:t>
+        <w:t xml:space="preserve">Current run: web-18 at depth 2, 1 October 2026 (unreviewed)</w:t>
       </w:r>
     </w:p>
     <w:p>
@@ -20587,17 +20629,17 @@
         <w:rPr>
           <w:rStyle w:val="VerbatimChar"/>
         </w:rPr>
-        <w:t xml:space="preserve">web-16</w:t>
-      </w:r>
-      <w:r>
-        <w:t xml:space="preserve">, collected on 30 September 2026 between 14:58 and 15:04 UTC by the GitHub workflow (</w:t>
+        <w:t xml:space="preserve">web-18</w:t>
+      </w:r>
+      <w:r>
+        <w:t xml:space="preserve">, collected on 1 October 2026 between 16:05 and 16:10 UTC by the GitHub workflow (</w:t>
       </w:r>
       <w:hyperlink r:id="rId45">
         <w:r>
           <w:rPr>
             <w:rStyle w:val="Hyperlink"/>
           </w:rPr>
-          <w:t xml:space="preserve">run 36732900487</w:t>
+          <w:t xml:space="preserve">run 36888865559</w:t>
         </w:r>
       </w:hyperlink>
       <w:r>
@@ -20610,10 +20652,10 @@
         <w:rPr>
           <w:rStyle w:val="VerbatimChar"/>
         </w:rPr>
-        <w:t xml:space="preserve">a83c0f1</w:t>
-      </w:r>
-      <w:r>
-        <w:t xml:space="preserve">, unit tests passing) at</w:t>
+        <w:t xml:space="preserve">46b5cad</w:t>
+      </w:r>
+      <w:r>
+        <w:t xml:space="preserve">) at</w:t>
       </w:r>
       <w:r>
         <w:t xml:space="preserve"> </w:t>
@@ -20625,16 +20667,221 @@
         <w:t xml:space="preserve">--depth 2</w:t>
       </w:r>
       <w:r>
-        <w:t xml:space="preserve">, under the re-issued checklist v3.2 and the official unscoped names list. It made 109 page requests: 13 landing pages, 62 direct links and 34 second-hop pages. Twelve landing pages returned HTTP 200 and Italy's HTTP 503. Depth 1 and depth 2 agree in every cell. Offline,</w:t>
-      </w:r>
-      <w:r>
-        <w:t xml:space="preserve"> </w:t>
-      </w:r>
-      <w:r>
-        <w:rPr>
-          <w:rStyle w:val="VerbatimChar"/>
-        </w:rPr>
-        <w:t xml:space="preserve">uv run basic-check assess --run web-16</w:t>
+        <w:t xml:space="preserve">, under the re-issued checklist v3.2 and the official unscoped names list. Two things were done to it before publishing:</w:t>
+      </w:r>
+    </w:p>
+    <w:p>
+      <w:pPr>
+        <w:pStyle w:val="Compact"/>
+        <w:numPr>
+          <w:ilvl w:val="0"/>
+          <w:numId w:val="1008"/>
+        </w:numPr>
+      </w:pPr>
+      <w:r>
+        <w:rPr>
+          <w:b/>
+          <w:bCs/>
+        </w:rPr>
+        <w:t xml:space="preserve">BBMRI-ERIC's row was collected again.</w:t>
+      </w:r>
+      <w:r>
+        <w:t xml:space="preserve"> </w:t>
+      </w:r>
+      <w:r>
+        <w:rPr>
+          <w:rStyle w:val="VerbatimChar"/>
+        </w:rPr>
+        <w:t xml:space="preserve">46b5cad</w:t>
+      </w:r>
+      <w:r>
+        <w:t xml:space="preserve"> </w:t>
+      </w:r>
+      <w:r>
+        <w:t xml:space="preserve">had set its URL to</w:t>
+      </w:r>
+      <w:r>
+        <w:t xml:space="preserve"> </w:t>
+      </w:r>
+      <w:r>
+        <w:rPr>
+          <w:rStyle w:val="VerbatimChar"/>
+        </w:rPr>
+        <w:t xml:space="preserve">https://dev3.bbmri-eric.eu/eosc-node-bbmri-eric/</w:t>
+      </w:r>
+      <w:r>
+        <w:t xml:space="preserve">, whose</w:t>
+      </w:r>
+      <w:r>
+        <w:t xml:space="preserve"> </w:t>
+      </w:r>
+      <w:r>
+        <w:rPr>
+          <w:rStyle w:val="VerbatimChar"/>
+        </w:rPr>
+        <w:t xml:space="preserve">robots.txt</w:t>
+      </w:r>
+      <w:r>
+        <w:t xml:space="preserve"> </w:t>
+      </w:r>
+      <w:r>
+        <w:t xml:space="preserve">disallows the page, so all ten cells were</w:t>
+      </w:r>
+      <w:r>
+        <w:t xml:space="preserve"> </w:t>
+      </w:r>
+      <w:r>
+        <w:rPr>
+          <w:rStyle w:val="VerbatimChar"/>
+        </w:rPr>
+        <w:t xml:space="preserve">ERROR</w:t>
+      </w:r>
+      <w:r>
+        <w:t xml:space="preserve">. The URL was set back to the</w:t>
+      </w:r>
+      <w:r>
+        <w:t xml:space="preserve"> </w:t>
+      </w:r>
+      <w:r>
+        <w:rPr>
+          <w:rStyle w:val="VerbatimChar"/>
+        </w:rPr>
+        <w:t xml:space="preserve">www.</w:t>
+      </w:r>
+      <w:r>
+        <w:t xml:space="preserve"> </w:t>
+      </w:r>
+      <w:r>
+        <w:t xml:space="preserve">address and BBMRI-ERIC collected alone (</w:t>
+      </w:r>
+      <w:hyperlink r:id="rId46">
+        <w:r>
+          <w:rPr>
+            <w:rStyle w:val="Hyperlink"/>
+          </w:rPr>
+          <w:t xml:space="preserve">run 36899901060</w:t>
+        </w:r>
+      </w:hyperlink>
+      <w:r>
+        <w:t xml:space="preserve">, commit</w:t>
+      </w:r>
+      <w:r>
+        <w:t xml:space="preserve"> </w:t>
+      </w:r>
+      <w:r>
+        <w:rPr>
+          <w:rStyle w:val="VerbatimChar"/>
+        </w:rPr>
+        <w:t xml:space="preserve">1418f05</w:t>
+      </w:r>
+      <w:r>
+        <w:t xml:space="preserve">, 17:31 UTC); its evidence replaced the</w:t>
+      </w:r>
+      <w:r>
+        <w:t xml:space="preserve"> </w:t>
+      </w:r>
+      <w:r>
+        <w:rPr>
+          <w:rStyle w:val="VerbatimChar"/>
+        </w:rPr>
+        <w:t xml:space="preserve">ERROR</w:t>
+      </w:r>
+      <w:r>
+        <w:t xml:space="preserve"> </w:t>
+      </w:r>
+      <w:r>
+        <w:t xml:space="preserve">row.</w:t>
+      </w:r>
+    </w:p>
+    <w:p>
+      <w:pPr>
+        <w:pStyle w:val="Compact"/>
+        <w:numPr>
+          <w:ilvl w:val="0"/>
+          <w:numId w:val="1008"/>
+        </w:numPr>
+      </w:pPr>
+      <w:r>
+        <w:rPr>
+          <w:b/>
+          <w:bCs/>
+        </w:rPr>
+        <w:t xml:space="preserve">It was scored with the fix in</w:t>
+      </w:r>
+      <w:r>
+        <w:rPr>
+          <w:b/>
+          <w:bCs/>
+        </w:rPr>
+        <w:t xml:space="preserve"> </w:t>
+      </w:r>
+      <w:r>
+        <w:rPr>
+          <w:rStyle w:val="VerbatimChar"/>
+          <w:b/>
+          <w:bCs/>
+        </w:rPr>
+        <w:t xml:space="preserve">1418f05</w:t>
+      </w:r>
+      <w:r>
+        <w:rPr>
+          <w:b/>
+          <w:bCs/>
+        </w:rPr>
+        <w:t xml:space="preserve">.</w:t>
+      </w:r>
+      <w:r>
+        <w:t xml:space="preserve"> </w:t>
+      </w:r>
+      <w:r>
+        <w:t xml:space="preserve">Italy's landing page links "Infrastructure AUP/UAP" to D4Science's policy page, and "Review resource access conditions" to a page that returns 404. The tool had followed the second for 5c and failed the point on it. Now a broken policy link fails 5b or 5c only when no other link to the policy remains, on the landing page or on a linked page; otherwise the point is judged on the others and the broken link is reported in the evidence. Three tests cover it. Re-scoring</w:t>
+      </w:r>
+      <w:r>
+        <w:t xml:space="preserve"> </w:t>
+      </w:r>
+      <w:r>
+        <w:rPr>
+          <w:rStyle w:val="VerbatimChar"/>
+        </w:rPr>
+        <w:t xml:space="preserve">web-16</w:t>
+      </w:r>
+      <w:r>
+        <w:t xml:space="preserve"> </w:t>
+      </w:r>
+      <w:r>
+        <w:t xml:space="preserve">with the fix changes nothing; re-scoring</w:t>
+      </w:r>
+      <w:r>
+        <w:t xml:space="preserve"> </w:t>
+      </w:r>
+      <w:r>
+        <w:rPr>
+          <w:rStyle w:val="VerbatimChar"/>
+        </w:rPr>
+        <w:t xml:space="preserve">web-18</w:t>
+      </w:r>
+      <w:r>
+        <w:t xml:space="preserve"> </w:t>
+      </w:r>
+      <w:r>
+        <w:t xml:space="preserve">changes only Italy's 5c, at both depths.</w:t>
+      </w:r>
+    </w:p>
+    <w:p>
+      <w:pPr>
+        <w:pStyle w:val="FirstParagraph"/>
+      </w:pPr>
+      <w:r>
+        <w:t xml:space="preserve">The published evidence holds 96 page requests: 13 landing pages, 57 direct links and 26 second-hop pages. Twelve landing pages returned HTTP 200 and GÉANT's HTTP 403 (the Cloudflare challenge). Depth 1 and depth 2 agree in every cell. Offline,</w:t>
+      </w:r>
+      <w:r>
+        <w:t xml:space="preserve"> </w:t>
+      </w:r>
+      <w:r>
+        <w:rPr>
+          <w:rStyle w:val="VerbatimChar"/>
+        </w:rPr>
+        <w:t xml:space="preserve">uv run basic-check assess --run web-18</w:t>
       </w:r>
       <w:r>
         <w:t xml:space="preserve"> </w:t>
@@ -20703,7 +20950,7 @@
               <w:pStyle w:val="Compact"/>
             </w:pPr>
             <w:r>
-              <w:t xml:space="preserve">57</w:t>
+              <w:t xml:space="preserve">60</w:t>
             </w:r>
           </w:p>
         </w:tc>
@@ -20757,7 +21004,7 @@
               <w:pStyle w:val="Compact"/>
             </w:pPr>
             <w:r>
-              <w:t xml:space="preserve">67</w:t>
+              <w:t xml:space="preserve">64</w:t>
             </w:r>
           </w:p>
         </w:tc>
@@ -20836,16 +21083,28 @@
         <w:pStyle w:val="BodyText"/>
       </w:pPr>
       <w:r>
-        <w:t xml:space="preserve">Four FAILs are point 4 (Data Terra, EOSC Finland, PaNOSC, Poland) and two are Data Terra's 5b and 5c. Twelve cells changed against</w:t>
-      </w:r>
-      <w:r>
-        <w:t xml:space="preserve"> </w:t>
-      </w:r>
-      <w:r>
-        <w:rPr>
-          <w:rStyle w:val="VerbatimChar"/>
-        </w:rPr>
-        <w:t xml:space="preserve">web-15</w:t>
+        <w:t xml:space="preserve">The six FAILs are the same as in</w:t>
+      </w:r>
+      <w:r>
+        <w:t xml:space="preserve"> </w:t>
+      </w:r>
+      <w:r>
+        <w:rPr>
+          <w:rStyle w:val="VerbatimChar"/>
+        </w:rPr>
+        <w:t xml:space="preserve">web-16</w:t>
+      </w:r>
+      <w:r>
+        <w:t xml:space="preserve">: point 4 for Data Terra, EOSC Finland, PaNOSC and Poland, and Data Terra's 5b and 5c. Eleven cells changed against</w:t>
+      </w:r>
+      <w:r>
+        <w:t xml:space="preserve"> </w:t>
+      </w:r>
+      <w:r>
+        <w:rPr>
+          <w:rStyle w:val="VerbatimChar"/>
+        </w:rPr>
+        <w:t xml:space="preserve">web-16</w:t>
       </w:r>
       <w:r>
         <w:t xml:space="preserve">:</w:t>
@@ -20913,18 +21172,18 @@
               <w:pStyle w:val="Compact"/>
             </w:pPr>
             <w:r>
-              <w:t xml:space="preserve">GÉANT</w:t>
-            </w:r>
-          </w:p>
-        </w:tc>
-        <w:tc>
-          <w:tcPr/>
-          <w:p>
-            <w:pPr>
-              <w:pStyle w:val="Compact"/>
-            </w:pPr>
-            <w:r>
-              <w:t xml:space="preserve">1, 4, 5b, 6: review to</w:t>
+              <w:t xml:space="preserve">Italy</w:t>
+            </w:r>
+          </w:p>
+        </w:tc>
+        <w:tc>
+          <w:tcPr/>
+          <w:p>
+            <w:pPr>
+              <w:pStyle w:val="Compact"/>
+            </w:pPr>
+            <w:r>
+              <w:t xml:space="preserve">1, 4, 5b, 5c, 6, 7: review to</w:t>
             </w:r>
             <w:r>
               <w:t xml:space="preserve"> </w:t>
@@ -20944,7 +21203,22 @@
               <w:pStyle w:val="Compact"/>
             </w:pPr>
             <w:r>
-              <w:t xml:space="preserve">the page was served (HTTP 200) for the first time since 24 September; it links its own</w:t>
+              <w:t xml:space="preserve">read for the first time at</w:t>
+            </w:r>
+            <w:r>
+              <w:t xml:space="preserve"> </w:t>
+            </w:r>
+            <w:r>
+              <w:rPr>
+                <w:rStyle w:val="VerbatimChar"/>
+              </w:rPr>
+              <w:t xml:space="preserve">https://eosc.it/</w:t>
+            </w:r>
+            <w:r>
+              <w:t xml:space="preserve"> </w:t>
+            </w:r>
+            <w:r>
+              <w:t xml:space="preserve">(HTTP 200, English); it links its own</w:t>
             </w:r>
             <w:r>
               <w:t xml:space="preserve"> </w:t>
@@ -20959,7 +21233,22 @@
               <w:t xml:space="preserve"> </w:t>
             </w:r>
             <w:r>
-              <w:t xml:space="preserve">entry, a "GÉANT Node Acceptable Use Policy" page (fetched) and a contact page</w:t>
+              <w:t xml:space="preserve">entry, "Infrastructure AUP/UAP", a Terms of Use page (fetched) and a D4Science helpdesk;</w:t>
+            </w:r>
+            <w:r>
+              <w:t xml:space="preserve"> </w:t>
+            </w:r>
+            <w:r>
+              <w:rPr>
+                <w:rStyle w:val="VerbatimChar"/>
+              </w:rPr>
+              <w:t xml:space="preserve">web-16</w:t>
+            </w:r>
+            <w:r>
+              <w:t xml:space="preserve"> </w:t>
+            </w:r>
+            <w:r>
+              <w:t xml:space="preserve">got HTTP 503 from the old address</w:t>
             </w:r>
           </w:p>
         </w:tc>
@@ -20975,18 +21264,18 @@
               <w:pStyle w:val="Compact"/>
             </w:pPr>
             <w:r>
-              <w:t xml:space="preserve">Czechia</w:t>
-            </w:r>
-          </w:p>
-        </w:tc>
-        <w:tc>
-          <w:tcPr/>
-          <w:p>
-            <w:pPr>
-              <w:pStyle w:val="Compact"/>
-            </w:pPr>
-            <w:r>
-              <w:t xml:space="preserve">4, 5c: to</w:t>
+              <w:t xml:space="preserve">GÉANT</w:t>
+            </w:r>
+          </w:p>
+        </w:tc>
+        <w:tc>
+          <w:tcPr/>
+          <w:p>
+            <w:pPr>
+              <w:pStyle w:val="Compact"/>
+            </w:pPr>
+            <w:r>
+              <w:t xml:space="preserve">1, 4, 5b, 6:</w:t>
             </w:r>
             <w:r>
               <w:t xml:space="preserve"> </w:t>
@@ -20997,16 +21286,31 @@
               </w:rPr>
               <w:t xml:space="preserve">PASS</w:t>
             </w:r>
-          </w:p>
-        </w:tc>
-        <w:tc>
-          <w:tcPr/>
-          <w:p>
-            <w:pPr>
-              <w:pStyle w:val="Compact"/>
-            </w:pPr>
-            <w:r>
-              <w:t xml:space="preserve">it now links "DETAILED DESCRIPTION OF EOSC NODE CZECHIA" to its own entry, and a "User Access Policy" (a CESNET PDF, not read)</w:t>
+            <w:r>
+              <w:t xml:space="preserve"> </w:t>
+            </w:r>
+            <w:r>
+              <w:t xml:space="preserve">to review</w:t>
+            </w:r>
+          </w:p>
+        </w:tc>
+        <w:tc>
+          <w:tcPr/>
+          <w:p>
+            <w:pPr>
+              <w:pStyle w:val="Compact"/>
+            </w:pPr>
+            <w:r>
+              <w:t xml:space="preserve">HTTP 403, the Cloudflare challenge, as before</w:t>
+            </w:r>
+            <w:r>
+              <w:t xml:space="preserve"> </w:t>
+            </w:r>
+            <w:r>
+              <w:rPr>
+                <w:rStyle w:val="VerbatimChar"/>
+              </w:rPr>
+              <w:t xml:space="preserve">web-16</w:t>
             </w:r>
           </w:p>
         </w:tc>
@@ -21022,7 +21326,7 @@
               <w:pStyle w:val="Compact"/>
             </w:pPr>
             <w:r>
-              <w:t xml:space="preserve">EGI</w:t>
+              <w:t xml:space="preserve">EOSC DTO</w:t>
             </w:r>
           </w:p>
         </w:tc>
@@ -21053,56 +21357,7 @@
               <w:pStyle w:val="Compact"/>
             </w:pPr>
             <w:r>
-              <w:t xml:space="preserve">it links "EGI User Access Policy (UAP)", a PDF, not read</w:t>
-            </w:r>
-          </w:p>
-        </w:tc>
-      </w:tr>
-      <w:tr>
-        <w:trPr>
-          <w:cantSplit/>
-        </w:trPr>
-        <w:tc>
-          <w:tcPr/>
-          <w:p>
-            <w:pPr>
-              <w:pStyle w:val="Compact"/>
-            </w:pPr>
-            <w:r>
-              <w:t xml:space="preserve">Italy</w:t>
-            </w:r>
-          </w:p>
-        </w:tc>
-        <w:tc>
-          <w:tcPr/>
-          <w:p>
-            <w:pPr>
-              <w:pStyle w:val="Compact"/>
-            </w:pPr>
-            <w:r>
-              <w:t xml:space="preserve">1, 4, 5b, 6, 7: to review</w:t>
-            </w:r>
-          </w:p>
-        </w:tc>
-        <w:tc>
-          <w:tcPr/>
-          <w:p>
-            <w:pPr>
-              <w:pStyle w:val="Compact"/>
-            </w:pPr>
-            <w:r>
-              <w:t xml:space="preserve">HTTP 503 "No server is available", again when Italy alone was re-collected at 15:05:54 UTC (</w:t>
-            </w:r>
-            <w:hyperlink r:id="rId46">
-              <w:r>
-                <w:rPr>
-                  <w:rStyle w:val="Hyperlink"/>
-                </w:rPr>
-                <w:t xml:space="preserve">run 36733978874</w:t>
-              </w:r>
-            </w:hyperlink>
-            <w:r>
-              <w:t xml:space="preserve">); an unserved page is never a FAIL</w:t>
+              <w:t xml:space="preserve">its Catalogue page now links "AUP and access policy"</w:t>
             </w:r>
           </w:p>
         </w:tc>
@@ -21123,50 +21378,17 @@
         <w:t xml:space="preserve"> </w:t>
       </w:r>
       <w:r>
-        <w:t xml:space="preserve">The same names as in</w:t>
-      </w:r>
-      <w:r>
-        <w:t xml:space="preserve"> </w:t>
-      </w:r>
-      <w:r>
-        <w:rPr>
-          <w:rStyle w:val="VerbatimChar"/>
-        </w:rPr>
-        <w:t xml:space="preserve">web-15</w:t>
-      </w:r>
-      <w:r>
-        <w:t xml:space="preserve"> </w:t>
-      </w:r>
-      <w:r>
-        <w:t xml:space="preserve">were masked again, and CERN's screenshot. GÉANT's second hop reached its executive team, governance and membership pages, with about 120 names of officers, board members and General Assembly representatives; they were masked everywhere, including forms cut short at the end of a link label. The privacy check found only role mailboxes.</w:t>
-      </w:r>
-    </w:p>
-    <w:p>
-      <w:pPr>
-        <w:pStyle w:val="BodyText"/>
-      </w:pPr>
-      <w:r>
-        <w:rPr>
-          <w:b/>
-          <w:bCs/>
-        </w:rPr>
-        <w:t xml:space="preserve">Two wasted requests.</w:t>
-      </w:r>
-      <w:r>
-        <w:t xml:space="preserve"> </w:t>
-      </w:r>
-      <w:r>
-        <w:t xml:space="preserve">On GÉANT's page the tool followed the cookie banner's "Manage services" button as a services page (5s), and at the second hop a "Security contact for this AUP" link as an AUP (5b). Neither changed a verdict; the AUP verdict rests on the policy page itself.</w:t>
+        <w:t xml:space="preserve">The same names as before were masked, and CERN's screenshot again. Italy's new pages carry no personal names; BBMRI-ERIC's pages changed only in layout. The privacy check found only role mailboxes.</w:t>
       </w:r>
     </w:p>
     <w:bookmarkEnd w:id="47"/>
-    <w:bookmarkStart w:id="49" w:name="X8065abfb438dad10d58e9359f4a03fc67263849"/>
+    <w:bookmarkStart w:id="50" w:name="Xa7273e3b576d1e9eb7e528e7c8b56aa97d7a50e"/>
     <w:p>
       <w:pPr>
         <w:pStyle w:val="Heading3"/>
       </w:pPr>
       <w:r>
-        <w:t xml:space="preserve">Previous run: web-15 at depth 2, 29 September 2026</w:t>
+        <w:t xml:space="preserve">Previous run: web-16 at depth 2, 30 September 2026</w:t>
       </w:r>
     </w:p>
     <w:p>
@@ -21183,20 +21405,20 @@
         <w:rPr>
           <w:rStyle w:val="VerbatimChar"/>
         </w:rPr>
-        <w:t xml:space="preserve">web-15</w:t>
-      </w:r>
-      <w:r>
-        <w:t xml:space="preserve"> </w:t>
-      </w:r>
-      <w:r>
-        <w:t xml:space="preserve">was collected on 29 September 2026 between 16:44 and 16:50 UTC by the GitHub workflow (</w:t>
+        <w:t xml:space="preserve">web-16</w:t>
+      </w:r>
+      <w:r>
+        <w:t xml:space="preserve"> </w:t>
+      </w:r>
+      <w:r>
+        <w:t xml:space="preserve">was collected on 30 September 2026 between 14:58 and 15:04 UTC by the GitHub workflow (</w:t>
       </w:r>
       <w:hyperlink r:id="rId48">
         <w:r>
           <w:rPr>
             <w:rStyle w:val="Hyperlink"/>
           </w:rPr>
-          <w:t xml:space="preserve">run 36599759210</w:t>
+          <w:t xml:space="preserve">run 36732900487</w:t>
         </w:r>
       </w:hyperlink>
       <w:r>
@@ -21209,7 +21431,7 @@
         <w:rPr>
           <w:rStyle w:val="VerbatimChar"/>
         </w:rPr>
-        <w:t xml:space="preserve">2bab16b</w:t>
+        <w:t xml:space="preserve">a83c0f1</w:t>
       </w:r>
       <w:r>
         <w:t xml:space="preserve">, unit tests passing) at</w:t>
@@ -21224,16 +21446,16 @@
         <w:t xml:space="preserve">--depth 2</w:t>
       </w:r>
       <w:r>
-        <w:t xml:space="preserve">, under the re-issued checklist v3.2 and the official unscoped names list, with the two crawl fixes described below. It made 95 page requests: 13 landing pages, 56 direct links and 26 second-hop pages, 26 of the 60 the run allows for the second hop. Twelve landing pages returned HTTP 200 and GÉANT HTTP 403. Depth 1 and depth 2 agree in every cell. Offline,</w:t>
-      </w:r>
-      <w:r>
-        <w:t xml:space="preserve"> </w:t>
-      </w:r>
-      <w:r>
-        <w:rPr>
-          <w:rStyle w:val="VerbatimChar"/>
-        </w:rPr>
-        <w:t xml:space="preserve">uv run basic-check assess --run web-15</w:t>
+        <w:t xml:space="preserve">, under the re-issued checklist v3.2 and the official unscoped names list. It made 109 page requests: 13 landing pages, 62 direct links and 34 second-hop pages. Twelve landing pages returned HTTP 200 and Italy's HTTP 503. Depth 1 and depth 2 agree in every cell. Offline,</w:t>
+      </w:r>
+      <w:r>
+        <w:t xml:space="preserve"> </w:t>
+      </w:r>
+      <w:r>
+        <w:rPr>
+          <w:rStyle w:val="VerbatimChar"/>
+        </w:rPr>
+        <w:t xml:space="preserve">uv run basic-check assess --run web-16</w:t>
       </w:r>
       <w:r>
         <w:t xml:space="preserve"> </w:t>
@@ -21302,7 +21524,7 @@
               <w:pStyle w:val="Compact"/>
             </w:pPr>
             <w:r>
-              <w:t xml:space="preserve">53</w:t>
+              <w:t xml:space="preserve">57</w:t>
             </w:r>
           </w:p>
         </w:tc>
@@ -21329,7 +21551,7 @@
               <w:pStyle w:val="Compact"/>
             </w:pPr>
             <w:r>
-              <w:t xml:space="preserve">9</w:t>
+              <w:t xml:space="preserve">6</w:t>
             </w:r>
           </w:p>
         </w:tc>
@@ -21356,7 +21578,7 @@
               <w:pStyle w:val="Compact"/>
             </w:pPr>
             <w:r>
-              <w:t xml:space="preserve">68</w:t>
+              <w:t xml:space="preserve">67</w:t>
             </w:r>
           </w:p>
         </w:tc>
@@ -21435,163 +21657,19 @@
         <w:pStyle w:val="BodyText"/>
       </w:pPr>
       <w:r>
-        <w:t xml:space="preserve">Only one cell differs from</w:t>
-      </w:r>
-      <w:r>
-        <w:t xml:space="preserve"> </w:t>
-      </w:r>
-      <w:r>
-        <w:rPr>
-          <w:rStyle w:val="VerbatimChar"/>
-        </w:rPr>
-        <w:t xml:space="preserve">web-14</w:t>
+        <w:t xml:space="preserve">Four FAILs are point 4 (Data Terra, EOSC Finland, PaNOSC, Poland) and two are Data Terra's 5b and 5c. Twelve cells changed against</w:t>
+      </w:r>
+      <w:r>
+        <w:t xml:space="preserve"> </w:t>
+      </w:r>
+      <w:r>
+        <w:rPr>
+          <w:rStyle w:val="VerbatimChar"/>
+        </w:rPr>
+        <w:t xml:space="preserve">web-15</w:t>
       </w:r>
       <w:r>
         <w:t xml:space="preserve">:</w:t>
-      </w:r>
-      <w:r>
-        <w:t xml:space="preserve"> </w:t>
-      </w:r>
-      <w:r>
-        <w:rPr>
-          <w:b/>
-          <w:bCs/>
-        </w:rPr>
-        <w:t xml:space="preserve">EGI's point 4 passes</w:t>
-      </w:r>
-      <w:r>
-        <w:t xml:space="preserve">, because its landing page now links "EGI EOSC Node on EOSC Association's website",</w:t>
-      </w:r>
-      <w:r>
-        <w:t xml:space="preserve"> </w:t>
-      </w:r>
-      <w:r>
-        <w:rPr>
-          <w:rStyle w:val="VerbatimChar"/>
-        </w:rPr>
-        <w:t xml:space="preserve">https://eosc.eu/building-the-eosc-federation/eosc-node-egi</w:t>
-      </w:r>
-      <w:r>
-        <w:t xml:space="preserve">. Six FAILs are point 4, one is Italy's point 6 and two are Data Terra's 5b and 5c. Data Terra's services page</w:t>
-      </w:r>
-      <w:r>
-        <w:t xml:space="preserve"> </w:t>
-      </w:r>
-      <w:r>
-        <w:rPr>
-          <w:rStyle w:val="VerbatimChar"/>
-        </w:rPr>
-        <w:t xml:space="preserve">/services/</w:t>
-      </w:r>
-      <w:r>
-        <w:t xml:space="preserve"> </w:t>
-      </w:r>
-      <w:r>
-        <w:t xml:space="preserve">was read and links no AUP or UAP;</w:t>
-      </w:r>
-      <w:r>
-        <w:t xml:space="preserve"> </w:t>
-      </w:r>
-      <w:r>
-        <w:rPr>
-          <w:rStyle w:val="VerbatimChar"/>
-        </w:rPr>
-        <w:t xml:space="preserve">/offre-de-services/</w:t>
-      </w:r>
-      <w:r>
-        <w:t xml:space="preserve">, which</w:t>
-      </w:r>
-      <w:r>
-        <w:t xml:space="preserve"> </w:t>
-      </w:r>
-      <w:r>
-        <w:rPr>
-          <w:rStyle w:val="VerbatimChar"/>
-        </w:rPr>
-        <w:t xml:space="preserve">web-14</w:t>
-      </w:r>
-      <w:r>
-        <w:t xml:space="preserve"> </w:t>
-      </w:r>
-      <w:r>
-        <w:t xml:space="preserve">reached one hop further, is no longer followed, and gave the same result then. 5b and 5c per node are as in</w:t>
-      </w:r>
-      <w:r>
-        <w:t xml:space="preserve"> </w:t>
-      </w:r>
-      <w:r>
-        <w:rPr>
-          <w:rStyle w:val="VerbatimChar"/>
-        </w:rPr>
-        <w:t xml:space="preserve">web-14</w:t>
-      </w:r>
-      <w:r>
-        <w:t xml:space="preserve">, below. The masking is the same as for</w:t>
-      </w:r>
-      <w:r>
-        <w:t xml:space="preserve"> </w:t>
-      </w:r>
-      <w:r>
-        <w:rPr>
-          <w:rStyle w:val="VerbatimChar"/>
-        </w:rPr>
-        <w:t xml:space="preserve">web-14</w:t>
-      </w:r>
-      <w:r>
-        <w:t xml:space="preserve">: every name masked there was found again and masked, no new name appeared, and CERN's screenshot was masked again.</w:t>
-      </w:r>
-    </w:p>
-    <w:bookmarkEnd w:id="49"/>
-    <w:bookmarkStart w:id="51" w:name="Xde8e70993a24fd4fa4bd1dd92c82fc8f0ca6320"/>
-    <w:p>
-      <w:pPr>
-        <w:pStyle w:val="Heading3"/>
-      </w:pPr>
-      <w:r>
-        <w:t xml:space="preserve">Previous run: web-14 at depth 2, 28 September 2026</w:t>
-      </w:r>
-    </w:p>
-    <w:p>
-      <w:pPr>
-        <w:pStyle w:val="FirstParagraph"/>
-      </w:pPr>
-      <w:r>
-        <w:t xml:space="preserve">From run</w:t>
-      </w:r>
-      <w:r>
-        <w:t xml:space="preserve"> </w:t>
-      </w:r>
-      <w:r>
-        <w:rPr>
-          <w:rStyle w:val="VerbatimChar"/>
-        </w:rPr>
-        <w:t xml:space="preserve">web-14</w:t>
-      </w:r>
-      <w:r>
-        <w:t xml:space="preserve">, collected on 28 September 2026 between 23:43 and 23:50 UTC (</w:t>
-      </w:r>
-      <w:hyperlink r:id="rId50">
-        <w:r>
-          <w:rPr>
-            <w:rStyle w:val="Hyperlink"/>
-          </w:rPr>
-          <w:t xml:space="preserve">run 36499442323</w:t>
-        </w:r>
-      </w:hyperlink>
-      <w:r>
-        <w:t xml:space="preserve">, commit</w:t>
-      </w:r>
-      <w:r>
-        <w:t xml:space="preserve"> </w:t>
-      </w:r>
-      <w:r>
-        <w:rPr>
-          <w:rStyle w:val="VerbatimChar"/>
-        </w:rPr>
-        <w:t xml:space="preserve">9c291f9</w:t>
-      </w:r>
-      <w:r>
-        <w:t xml:space="preserve">). It made 136 page requests: 13 landing pages, 63 direct links and 60 second-hop pages, the whole run budget, so Italy and Slovakia got no second hop. It gave 52 PASS, 10 FAIL and 68 MANUAL_REVIEW, with EGI's point 4 still FAIL. Per node, 5b and 5c:</w:t>
       </w:r>
     </w:p>
     <w:tbl>
@@ -21618,18 +21696,18 @@
               <w:pStyle w:val="Compact"/>
             </w:pPr>
             <w:r>
-              <w:t xml:space="preserve">5b / 5c</w:t>
-            </w:r>
-          </w:p>
-        </w:tc>
-        <w:tc>
-          <w:tcPr/>
-          <w:p>
-            <w:pPr>
-              <w:pStyle w:val="Compact"/>
-            </w:pPr>
-            <w:r>
-              <w:t xml:space="preserve">Nodes</w:t>
+              <w:t xml:space="preserve">Node</w:t>
+            </w:r>
+          </w:p>
+        </w:tc>
+        <w:tc>
+          <w:tcPr/>
+          <w:p>
+            <w:pPr>
+              <w:pStyle w:val="Compact"/>
+            </w:pPr>
+            <w:r>
+              <w:t xml:space="preserve">Cells</w:t>
             </w:r>
           </w:p>
         </w:tc>
@@ -21656,29 +21734,18 @@
               <w:pStyle w:val="Compact"/>
             </w:pPr>
             <w:r>
-              <w:t xml:space="preserve">PASS / PASS</w:t>
-            </w:r>
-          </w:p>
-        </w:tc>
-        <w:tc>
-          <w:tcPr/>
-          <w:p>
-            <w:pPr>
-              <w:pStyle w:val="Compact"/>
-            </w:pPr>
-            <w:r>
-              <w:t xml:space="preserve">CERN</w:t>
-            </w:r>
-          </w:p>
-        </w:tc>
-        <w:tc>
-          <w:tcPr/>
-          <w:p>
-            <w:pPr>
-              <w:pStyle w:val="Compact"/>
-            </w:pPr>
-            <w:r>
-              <w:t xml:space="preserve">its "Policies" page links</w:t>
+              <w:t xml:space="preserve">GÉANT</w:t>
+            </w:r>
+          </w:p>
+        </w:tc>
+        <w:tc>
+          <w:tcPr/>
+          <w:p>
+            <w:pPr>
+              <w:pStyle w:val="Compact"/>
+            </w:pPr>
+            <w:r>
+              <w:t xml:space="preserve">1, 4, 5b, 6: review to</w:t>
             </w:r>
             <w:r>
               <w:t xml:space="preserve"> </w:t>
@@ -21687,13 +21754,18 @@
               <w:rPr>
                 <w:rStyle w:val="VerbatimChar"/>
               </w:rPr>
-              <w:t xml:space="preserve">/policies/aup</w:t>
-            </w:r>
-            <w:r>
-              <w:t xml:space="preserve"> </w:t>
-            </w:r>
-            <w:r>
-              <w:t xml:space="preserve">and</w:t>
+              <w:t xml:space="preserve">PASS</w:t>
+            </w:r>
+          </w:p>
+        </w:tc>
+        <w:tc>
+          <w:tcPr/>
+          <w:p>
+            <w:pPr>
+              <w:pStyle w:val="Compact"/>
+            </w:pPr>
+            <w:r>
+              <w:t xml:space="preserve">the page was served (HTTP 200) for the first time since 24 September; it links its own</w:t>
             </w:r>
             <w:r>
               <w:t xml:space="preserve"> </w:t>
@@ -21702,10 +21774,13 @@
               <w:rPr>
                 <w:rStyle w:val="VerbatimChar"/>
               </w:rPr>
-              <w:t xml:space="preserve">/policies/uap</w:t>
-            </w:r>
-            <w:r>
-              <w:t xml:space="preserve">, both fetched and read as policies; its "Services" page links both too</w:t>
+              <w:t xml:space="preserve">eosc.eu</w:t>
+            </w:r>
+            <w:r>
+              <w:t xml:space="preserve"> </w:t>
+            </w:r>
+            <w:r>
+              <w:t xml:space="preserve">entry, a "GÉANT Node Acceptable Use Policy" page (fetched) and a contact page</w:t>
             </w:r>
           </w:p>
         </w:tc>
@@ -21721,29 +21796,38 @@
               <w:pStyle w:val="Compact"/>
             </w:pPr>
             <w:r>
-              <w:t xml:space="preserve">PASS / PASS</w:t>
-            </w:r>
-          </w:p>
-        </w:tc>
-        <w:tc>
-          <w:tcPr/>
-          <w:p>
-            <w:pPr>
-              <w:pStyle w:val="Compact"/>
-            </w:pPr>
-            <w:r>
-              <w:t xml:space="preserve">BBMRI-ERIC</w:t>
-            </w:r>
-          </w:p>
-        </w:tc>
-        <w:tc>
-          <w:tcPr/>
-          <w:p>
-            <w:pPr>
-              <w:pStyle w:val="Compact"/>
-            </w:pPr>
-            <w:r>
-              <w:t xml:space="preserve">its Access Policies page is the UAP and links the "Acceptable Use Policy of BBMRI-ERIC Services" (a PDF, not fetched)</w:t>
+              <w:t xml:space="preserve">Czechia</w:t>
+            </w:r>
+          </w:p>
+        </w:tc>
+        <w:tc>
+          <w:tcPr/>
+          <w:p>
+            <w:pPr>
+              <w:pStyle w:val="Compact"/>
+            </w:pPr>
+            <w:r>
+              <w:t xml:space="preserve">4, 5c: to</w:t>
+            </w:r>
+            <w:r>
+              <w:t xml:space="preserve"> </w:t>
+            </w:r>
+            <w:r>
+              <w:rPr>
+                <w:rStyle w:val="VerbatimChar"/>
+              </w:rPr>
+              <w:t xml:space="preserve">PASS</w:t>
+            </w:r>
+          </w:p>
+        </w:tc>
+        <w:tc>
+          <w:tcPr/>
+          <w:p>
+            <w:pPr>
+              <w:pStyle w:val="Compact"/>
+            </w:pPr>
+            <w:r>
+              <w:t xml:space="preserve">it now links "DETAILED DESCRIPTION OF EOSC NODE CZECHIA" to its own entry, and a "User Access Policy" (a CESNET PDF, not read)</w:t>
             </w:r>
           </w:p>
         </w:tc>
@@ -21759,29 +21843,38 @@
               <w:pStyle w:val="Compact"/>
             </w:pPr>
             <w:r>
-              <w:t xml:space="preserve">PASS / PASS</w:t>
-            </w:r>
-          </w:p>
-        </w:tc>
-        <w:tc>
-          <w:tcPr/>
-          <w:p>
-            <w:pPr>
-              <w:pStyle w:val="Compact"/>
-            </w:pPr>
-            <w:r>
-              <w:t xml:space="preserve">Slovakia</w:t>
-            </w:r>
-          </w:p>
-        </w:tc>
-        <w:tc>
-          <w:tcPr/>
-          <w:p>
-            <w:pPr>
-              <w:pStyle w:val="Compact"/>
-            </w:pPr>
-            <w:r>
-              <w:t xml:space="preserve">one "Terms of Use (incl. AUP and UAP)" document</w:t>
+              <w:t xml:space="preserve">EGI</w:t>
+            </w:r>
+          </w:p>
+        </w:tc>
+        <w:tc>
+          <w:tcPr/>
+          <w:p>
+            <w:pPr>
+              <w:pStyle w:val="Compact"/>
+            </w:pPr>
+            <w:r>
+              <w:t xml:space="preserve">5c: review to</w:t>
+            </w:r>
+            <w:r>
+              <w:t xml:space="preserve"> </w:t>
+            </w:r>
+            <w:r>
+              <w:rPr>
+                <w:rStyle w:val="VerbatimChar"/>
+              </w:rPr>
+              <w:t xml:space="preserve">PASS</w:t>
+            </w:r>
+          </w:p>
+        </w:tc>
+        <w:tc>
+          <w:tcPr/>
+          <w:p>
+            <w:pPr>
+              <w:pStyle w:val="Compact"/>
+            </w:pPr>
+            <w:r>
+              <w:t xml:space="preserve">it links "EGI User Access Policy (UAP)", a PDF, not read</w:t>
             </w:r>
           </w:p>
         </w:tc>
@@ -21797,29 +21890,213 @@
               <w:pStyle w:val="Compact"/>
             </w:pPr>
             <w:r>
-              <w:t xml:space="preserve">PASS / review</w:t>
-            </w:r>
-          </w:p>
-        </w:tc>
-        <w:tc>
-          <w:tcPr/>
-          <w:p>
-            <w:pPr>
-              <w:pStyle w:val="Compact"/>
-            </w:pPr>
-            <w:r>
-              <w:t xml:space="preserve">Czechia, EOSC DTO, EOSC Finland, EUDAT, EGI, Poland, Italy</w:t>
-            </w:r>
-          </w:p>
-        </w:tc>
-        <w:tc>
-          <w:tcPr/>
-          <w:p>
-            <w:pPr>
-              <w:pStyle w:val="Compact"/>
-            </w:pPr>
-            <w:r>
-              <w:t xml:space="preserve">an AUP or terms of use is linked; one document may be both, so the UAP is left to a reviewer</w:t>
+              <w:t xml:space="preserve">Italy</w:t>
+            </w:r>
+          </w:p>
+        </w:tc>
+        <w:tc>
+          <w:tcPr/>
+          <w:p>
+            <w:pPr>
+              <w:pStyle w:val="Compact"/>
+            </w:pPr>
+            <w:r>
+              <w:t xml:space="preserve">1, 4, 5b, 6, 7: to review</w:t>
+            </w:r>
+          </w:p>
+        </w:tc>
+        <w:tc>
+          <w:tcPr/>
+          <w:p>
+            <w:pPr>
+              <w:pStyle w:val="Compact"/>
+            </w:pPr>
+            <w:r>
+              <w:t xml:space="preserve">HTTP 503 "No server is available", again when Italy alone was re-collected at 15:05:54 UTC (</w:t>
+            </w:r>
+            <w:hyperlink r:id="rId49">
+              <w:r>
+                <w:rPr>
+                  <w:rStyle w:val="Hyperlink"/>
+                </w:rPr>
+                <w:t xml:space="preserve">run 36733978874</w:t>
+              </w:r>
+            </w:hyperlink>
+            <w:r>
+              <w:t xml:space="preserve">); an unserved page is never a FAIL</w:t>
+            </w:r>
+          </w:p>
+        </w:tc>
+      </w:tr>
+    </w:tbl>
+    <w:p>
+      <w:pPr>
+        <w:pStyle w:val="BodyText"/>
+      </w:pPr>
+      <w:r>
+        <w:rPr>
+          <w:b/>
+          <w:bCs/>
+        </w:rPr>
+        <w:t xml:space="preserve">Masking.</w:t>
+      </w:r>
+      <w:r>
+        <w:t xml:space="preserve"> </w:t>
+      </w:r>
+      <w:r>
+        <w:t xml:space="preserve">The same names as in</w:t>
+      </w:r>
+      <w:r>
+        <w:t xml:space="preserve"> </w:t>
+      </w:r>
+      <w:r>
+        <w:rPr>
+          <w:rStyle w:val="VerbatimChar"/>
+        </w:rPr>
+        <w:t xml:space="preserve">web-15</w:t>
+      </w:r>
+      <w:r>
+        <w:t xml:space="preserve"> </w:t>
+      </w:r>
+      <w:r>
+        <w:t xml:space="preserve">were masked again, and CERN's screenshot. GÉANT's second hop reached its executive team, governance and membership pages, with about 120 names of officers, board members and General Assembly representatives; they were masked everywhere, including forms cut short at the end of a link label. The privacy check found only role mailboxes.</w:t>
+      </w:r>
+    </w:p>
+    <w:p>
+      <w:pPr>
+        <w:pStyle w:val="BodyText"/>
+      </w:pPr>
+      <w:r>
+        <w:rPr>
+          <w:b/>
+          <w:bCs/>
+        </w:rPr>
+        <w:t xml:space="preserve">Two wasted requests.</w:t>
+      </w:r>
+      <w:r>
+        <w:t xml:space="preserve"> </w:t>
+      </w:r>
+      <w:r>
+        <w:t xml:space="preserve">On GÉANT's page the tool followed the cookie banner's "Manage services" button as a services page (5s), and at the second hop a "Security contact for this AUP" link as an AUP (5b). Neither changed a verdict; the AUP verdict rests on the policy page itself.</w:t>
+      </w:r>
+    </w:p>
+    <w:bookmarkEnd w:id="50"/>
+    <w:bookmarkStart w:id="52" w:name="X8065abfb438dad10d58e9359f4a03fc67263849"/>
+    <w:p>
+      <w:pPr>
+        <w:pStyle w:val="Heading3"/>
+      </w:pPr>
+      <w:r>
+        <w:t xml:space="preserve">Previous run: web-15 at depth 2, 29 September 2026</w:t>
+      </w:r>
+    </w:p>
+    <w:p>
+      <w:pPr>
+        <w:pStyle w:val="FirstParagraph"/>
+      </w:pPr>
+      <w:r>
+        <w:t xml:space="preserve">Run</w:t>
+      </w:r>
+      <w:r>
+        <w:t xml:space="preserve"> </w:t>
+      </w:r>
+      <w:r>
+        <w:rPr>
+          <w:rStyle w:val="VerbatimChar"/>
+        </w:rPr>
+        <w:t xml:space="preserve">web-15</w:t>
+      </w:r>
+      <w:r>
+        <w:t xml:space="preserve"> </w:t>
+      </w:r>
+      <w:r>
+        <w:t xml:space="preserve">was collected on 29 September 2026 between 16:44 and 16:50 UTC by the GitHub workflow (</w:t>
+      </w:r>
+      <w:hyperlink r:id="rId51">
+        <w:r>
+          <w:rPr>
+            <w:rStyle w:val="Hyperlink"/>
+          </w:rPr>
+          <w:t xml:space="preserve">run 36599759210</w:t>
+        </w:r>
+      </w:hyperlink>
+      <w:r>
+        <w:t xml:space="preserve">, commit</w:t>
+      </w:r>
+      <w:r>
+        <w:t xml:space="preserve"> </w:t>
+      </w:r>
+      <w:r>
+        <w:rPr>
+          <w:rStyle w:val="VerbatimChar"/>
+        </w:rPr>
+        <w:t xml:space="preserve">2bab16b</w:t>
+      </w:r>
+      <w:r>
+        <w:t xml:space="preserve">, unit tests passing) at</w:t>
+      </w:r>
+      <w:r>
+        <w:t xml:space="preserve"> </w:t>
+      </w:r>
+      <w:r>
+        <w:rPr>
+          <w:rStyle w:val="VerbatimChar"/>
+        </w:rPr>
+        <w:t xml:space="preserve">--depth 2</w:t>
+      </w:r>
+      <w:r>
+        <w:t xml:space="preserve">, under the re-issued checklist v3.2 and the official unscoped names list, with the two crawl fixes described below. It made 95 page requests: 13 landing pages, 56 direct links and 26 second-hop pages, 26 of the 60 the run allows for the second hop. Twelve landing pages returned HTTP 200 and GÉANT HTTP 403. Depth 1 and depth 2 agree in every cell. Offline,</w:t>
+      </w:r>
+      <w:r>
+        <w:t xml:space="preserve"> </w:t>
+      </w:r>
+      <w:r>
+        <w:rPr>
+          <w:rStyle w:val="VerbatimChar"/>
+        </w:rPr>
+        <w:t xml:space="preserve">uv run basic-check assess --run web-15</w:t>
+      </w:r>
+      <w:r>
+        <w:t xml:space="preserve"> </w:t>
+      </w:r>
+      <w:r>
+        <w:t xml:space="preserve">reproduces it exactly, apart from the generation time.</w:t>
+      </w:r>
+    </w:p>
+    <w:tbl>
+      <w:tblPr>
+        <w:tblStyle w:val="Table"/>
+        <w:tblW w:type="auto" w:w="0"/>
+        <w:tblLook w:firstRow="1" w:lastRow="0" w:firstColumn="0" w:lastColumn="0" w:noHBand="0" w:noVBand="0" w:val="0020"/>
+      </w:tblPr>
+      <w:tblGrid>
+        <w:gridCol w:w="3960"/>
+        <w:gridCol w:w="3960"/>
+      </w:tblGrid>
+      <w:tr>
+        <w:trPr>
+          <w:cantSplit/>
+          <w:tblHeader w:val="on"/>
+        </w:trPr>
+        <w:tc>
+          <w:tcPr/>
+          <w:p>
+            <w:pPr>
+              <w:pStyle w:val="Compact"/>
+            </w:pPr>
+            <w:r>
+              <w:t xml:space="preserve">Verdict</w:t>
+            </w:r>
+          </w:p>
+        </w:tc>
+        <w:tc>
+          <w:tcPr/>
+          <w:p>
+            <w:pPr>
+              <w:pStyle w:val="Compact"/>
+            </w:pPr>
+            <w:r>
+              <w:t xml:space="preserve">Cells</w:t>
             </w:r>
           </w:p>
         </w:tc>
@@ -21835,53 +22112,18 @@
               <w:pStyle w:val="Compact"/>
             </w:pPr>
             <w:r>
-              <w:t xml:space="preserve">FAIL / FAIL</w:t>
-            </w:r>
-          </w:p>
-        </w:tc>
-        <w:tc>
-          <w:tcPr/>
-          <w:p>
-            <w:pPr>
-              <w:pStyle w:val="Compact"/>
-            </w:pPr>
-            <w:r>
-              <w:t xml:space="preserve">Data Terra</w:t>
-            </w:r>
-          </w:p>
-        </w:tc>
-        <w:tc>
-          <w:tcPr/>
-          <w:p>
-            <w:pPr>
-              <w:pStyle w:val="Compact"/>
-            </w:pPr>
-            <w:r>
-              <w:rPr>
-                <w:rStyle w:val="VerbatimChar"/>
-              </w:rPr>
-              <w:t xml:space="preserve">/services/</w:t>
-            </w:r>
-            <w:r>
-              <w:t xml:space="preserve"> </w:t>
-            </w:r>
-            <w:r>
-              <w:t xml:space="preserve">and</w:t>
-            </w:r>
-            <w:r>
-              <w:t xml:space="preserve"> </w:t>
-            </w:r>
-            <w:r>
-              <w:rPr>
-                <w:rStyle w:val="VerbatimChar"/>
-              </w:rPr>
-              <w:t xml:space="preserve">/offre-de-services/</w:t>
-            </w:r>
-            <w:r>
-              <w:t xml:space="preserve"> </w:t>
-            </w:r>
-            <w:r>
-              <w:t xml:space="preserve">were read and link no AUP or UAP. The pages are in French and the vocabulary is English, so check by hand</w:t>
+              <w:t xml:space="preserve">🟢 PASS</w:t>
+            </w:r>
+          </w:p>
+        </w:tc>
+        <w:tc>
+          <w:tcPr/>
+          <w:p>
+            <w:pPr>
+              <w:pStyle w:val="Compact"/>
+            </w:pPr>
+            <w:r>
+              <w:t xml:space="preserve">53</w:t>
             </w:r>
           </w:p>
         </w:tc>
@@ -21897,41 +22139,18 @@
               <w:pStyle w:val="Compact"/>
             </w:pPr>
             <w:r>
-              <w:t xml:space="preserve">review / review</w:t>
-            </w:r>
-          </w:p>
-        </w:tc>
-        <w:tc>
-          <w:tcPr/>
-          <w:p>
-            <w:pPr>
-              <w:pStyle w:val="Compact"/>
-            </w:pPr>
-            <w:r>
-              <w:t xml:space="preserve">PaNOSC</w:t>
-            </w:r>
-          </w:p>
-        </w:tc>
-        <w:tc>
-          <w:tcPr/>
-          <w:p>
-            <w:pPr>
-              <w:pStyle w:val="Compact"/>
-            </w:pPr>
-            <w:r>
-              <w:t xml:space="preserve">its services site,</w:t>
-            </w:r>
-            <w:r>
-              <w:t xml:space="preserve"> </w:t>
-            </w:r>
-            <w:r>
-              <w:rPr>
-                <w:rStyle w:val="VerbatimChar"/>
-              </w:rPr>
-              <w:t xml:space="preserve">services.panosc.eu</w:t>
-            </w:r>
-            <w:r>
-              <w:t xml:space="preserve">, was not read</w:t>
+              <w:t xml:space="preserve">🔴 FAIL</w:t>
+            </w:r>
+          </w:p>
+        </w:tc>
+        <w:tc>
+          <w:tcPr/>
+          <w:p>
+            <w:pPr>
+              <w:pStyle w:val="Compact"/>
+            </w:pPr>
+            <w:r>
+              <w:t xml:space="preserve">9</w:t>
             </w:r>
           </w:p>
         </w:tc>
@@ -21947,29 +22166,86 @@
               <w:pStyle w:val="Compact"/>
             </w:pPr>
             <w:r>
-              <w:t xml:space="preserve">review / review</w:t>
-            </w:r>
-          </w:p>
-        </w:tc>
-        <w:tc>
-          <w:tcPr/>
-          <w:p>
-            <w:pPr>
-              <w:pStyle w:val="Compact"/>
-            </w:pPr>
-            <w:r>
-              <w:t xml:space="preserve">GÉANT</w:t>
-            </w:r>
-          </w:p>
-        </w:tc>
-        <w:tc>
-          <w:tcPr/>
-          <w:p>
-            <w:pPr>
-              <w:pStyle w:val="Compact"/>
-            </w:pPr>
-            <w:r>
-              <w:t xml:space="preserve">HTTP 403, the page was not served</w:t>
+              <w:t xml:space="preserve">🟠 MANUAL_REVIEW</w:t>
+            </w:r>
+          </w:p>
+        </w:tc>
+        <w:tc>
+          <w:tcPr/>
+          <w:p>
+            <w:pPr>
+              <w:pStyle w:val="Compact"/>
+            </w:pPr>
+            <w:r>
+              <w:t xml:space="preserve">68</w:t>
+            </w:r>
+          </w:p>
+        </w:tc>
+      </w:tr>
+      <w:tr>
+        <w:trPr>
+          <w:cantSplit/>
+        </w:trPr>
+        <w:tc>
+          <w:tcPr/>
+          <w:p>
+            <w:pPr>
+              <w:pStyle w:val="Compact"/>
+            </w:pPr>
+            <w:r>
+              <w:t xml:space="preserve">🟣 ERROR</w:t>
+            </w:r>
+          </w:p>
+        </w:tc>
+        <w:tc>
+          <w:tcPr/>
+          <w:p>
+            <w:pPr>
+              <w:pStyle w:val="Compact"/>
+            </w:pPr>
+            <w:r>
+              <w:t xml:space="preserve">0</w:t>
+            </w:r>
+          </w:p>
+        </w:tc>
+      </w:tr>
+      <w:tr>
+        <w:trPr>
+          <w:cantSplit/>
+        </w:trPr>
+        <w:tc>
+          <w:tcPr/>
+          <w:p>
+            <w:pPr>
+              <w:pStyle w:val="Compact"/>
+            </w:pPr>
+            <w:r>
+              <w:rPr>
+                <w:b/>
+                <w:bCs/>
+              </w:rPr>
+              <w:t xml:space="preserve">Total</w:t>
+            </w:r>
+          </w:p>
+        </w:tc>
+        <w:tc>
+          <w:tcPr/>
+          <w:p>
+            <w:pPr>
+              <w:pStyle w:val="Compact"/>
+            </w:pPr>
+            <w:r>
+              <w:rPr>
+                <w:b/>
+                <w:bCs/>
+              </w:rPr>
+              <w:t xml:space="preserve">130</w:t>
+            </w:r>
+            <w:r>
+              <w:t xml:space="preserve"> </w:t>
+            </w:r>
+            <w:r>
+              <w:t xml:space="preserve">(13 nodes × 10 points)</w:t>
             </w:r>
           </w:p>
         </w:tc>
@@ -21980,82 +22256,71 @@
         <w:pStyle w:val="BodyText"/>
       </w:pPr>
       <w:r>
-        <w:t xml:space="preserve">Against</w:t>
-      </w:r>
-      <w:r>
-        <w:t xml:space="preserve"> </w:t>
-      </w:r>
-      <w:r>
-        <w:rPr>
-          <w:rStyle w:val="VerbatimChar"/>
-        </w:rPr>
-        <w:t xml:space="preserve">web-13-rescored</w:t>
-      </w:r>
-      <w:r>
-        <w:t xml:space="preserve">, only four cells changed: CERN's 5b and 5c (review to</w:t>
-      </w:r>
-      <w:r>
-        <w:t xml:space="preserve"> </w:t>
-      </w:r>
-      <w:r>
-        <w:rPr>
-          <w:rStyle w:val="VerbatimChar"/>
-        </w:rPr>
-        <w:t xml:space="preserve">PASS</w:t>
-      </w:r>
-      <w:r>
-        <w:t xml:space="preserve">) and Data Terra's (review to</w:t>
-      </w:r>
-      <w:r>
-        <w:t xml:space="preserve"> </w:t>
-      </w:r>
-      <w:r>
-        <w:rPr>
-          <w:rStyle w:val="VerbatimChar"/>
-        </w:rPr>
-        <w:t xml:space="preserve">FAIL</w:t>
-      </w:r>
-      <w:r>
-        <w:t xml:space="preserve">).</w:t>
-      </w:r>
-    </w:p>
-    <w:p>
-      <w:pPr>
-        <w:pStyle w:val="BodyText"/>
-      </w:pPr>
+        <w:t xml:space="preserve">Only one cell differs from</w:t>
+      </w:r>
+      <w:r>
+        <w:t xml:space="preserve"> </w:t>
+      </w:r>
+      <w:r>
+        <w:rPr>
+          <w:rStyle w:val="VerbatimChar"/>
+        </w:rPr>
+        <w:t xml:space="preserve">web-14</w:t>
+      </w:r>
+      <w:r>
+        <w:t xml:space="preserve">:</w:t>
+      </w:r>
+      <w:r>
+        <w:t xml:space="preserve"> </w:t>
+      </w:r>
       <w:r>
         <w:rPr>
           <w:b/>
           <w:bCs/>
         </w:rPr>
-        <w:t xml:space="preserve">Two crawl defects, fixed after the run.</w:t>
-      </w:r>
-      <w:r>
-        <w:t xml:space="preserve"> </w:t>
-      </w:r>
-      <w:r>
-        <w:t xml:space="preserve">Privacy and cookie policies whose address spells the words with a hyphen (</w:t>
-      </w:r>
-      <w:r>
-        <w:rPr>
-          <w:rStyle w:val="VerbatimChar"/>
-        </w:rPr>
-        <w:t xml:space="preserve">/privacy-policy</w:t>
-      </w:r>
-      <w:r>
-        <w:t xml:space="preserve">,</w:t>
-      </w:r>
-      <w:r>
-        <w:t xml:space="preserve"> </w:t>
-      </w:r>
-      <w:r>
-        <w:rPr>
-          <w:rStyle w:val="VerbatimChar"/>
-        </w:rPr>
-        <w:t xml:space="preserve">/cookie-policy</w:t>
-      </w:r>
-      <w:r>
-        <w:t xml:space="preserve">) were followed as policies pages, because the exclusion was written for the label. And the second hop also looked for services and policies pages, fetching up to 12 more pages per node (EOSC Finland). Now the exclusion reads the whole label and address, and the intermediate pages are looked for on the landing page only. Re-assessing</w:t>
+        <w:t xml:space="preserve">EGI's point 4 passes</w:t>
+      </w:r>
+      <w:r>
+        <w:t xml:space="preserve">, because its landing page now links "EGI EOSC Node on EOSC Association's website",</w:t>
+      </w:r>
+      <w:r>
+        <w:t xml:space="preserve"> </w:t>
+      </w:r>
+      <w:r>
+        <w:rPr>
+          <w:rStyle w:val="VerbatimChar"/>
+        </w:rPr>
+        <w:t xml:space="preserve">https://eosc.eu/building-the-eosc-federation/eosc-node-egi</w:t>
+      </w:r>
+      <w:r>
+        <w:t xml:space="preserve">. Six FAILs are point 4, one is Italy's point 6 and two are Data Terra's 5b and 5c. Data Terra's services page</w:t>
+      </w:r>
+      <w:r>
+        <w:t xml:space="preserve"> </w:t>
+      </w:r>
+      <w:r>
+        <w:rPr>
+          <w:rStyle w:val="VerbatimChar"/>
+        </w:rPr>
+        <w:t xml:space="preserve">/services/</w:t>
+      </w:r>
+      <w:r>
+        <w:t xml:space="preserve"> </w:t>
+      </w:r>
+      <w:r>
+        <w:t xml:space="preserve">was read and links no AUP or UAP;</w:t>
+      </w:r>
+      <w:r>
+        <w:t xml:space="preserve"> </w:t>
+      </w:r>
+      <w:r>
+        <w:rPr>
+          <w:rStyle w:val="VerbatimChar"/>
+        </w:rPr>
+        <w:t xml:space="preserve">/offre-de-services/</w:t>
+      </w:r>
+      <w:r>
+        <w:t xml:space="preserve">, which</w:t>
       </w:r>
       <w:r>
         <w:t xml:space="preserve"> </w:t>
@@ -22070,7 +22335,509 @@
         <w:t xml:space="preserve"> </w:t>
       </w:r>
       <w:r>
-        <w:t xml:space="preserve">with the fix changes no verdict or evidence line; the next collection will make fewer requests.</w:t>
+        <w:t xml:space="preserve">reached one hop further, is no longer followed, and gave the same result then. 5b and 5c per node are as in</w:t>
+      </w:r>
+      <w:r>
+        <w:t xml:space="preserve"> </w:t>
+      </w:r>
+      <w:r>
+        <w:rPr>
+          <w:rStyle w:val="VerbatimChar"/>
+        </w:rPr>
+        <w:t xml:space="preserve">web-14</w:t>
+      </w:r>
+      <w:r>
+        <w:t xml:space="preserve">, below. The masking is the same as for</w:t>
+      </w:r>
+      <w:r>
+        <w:t xml:space="preserve"> </w:t>
+      </w:r>
+      <w:r>
+        <w:rPr>
+          <w:rStyle w:val="VerbatimChar"/>
+        </w:rPr>
+        <w:t xml:space="preserve">web-14</w:t>
+      </w:r>
+      <w:r>
+        <w:t xml:space="preserve">: every name masked there was found again and masked, no new name appeared, and CERN's screenshot was masked again.</w:t>
+      </w:r>
+    </w:p>
+    <w:bookmarkEnd w:id="52"/>
+    <w:bookmarkStart w:id="54" w:name="Xde8e70993a24fd4fa4bd1dd92c82fc8f0ca6320"/>
+    <w:p>
+      <w:pPr>
+        <w:pStyle w:val="Heading3"/>
+      </w:pPr>
+      <w:r>
+        <w:t xml:space="preserve">Previous run: web-14 at depth 2, 28 September 2026</w:t>
+      </w:r>
+    </w:p>
+    <w:p>
+      <w:pPr>
+        <w:pStyle w:val="FirstParagraph"/>
+      </w:pPr>
+      <w:r>
+        <w:t xml:space="preserve">From run</w:t>
+      </w:r>
+      <w:r>
+        <w:t xml:space="preserve"> </w:t>
+      </w:r>
+      <w:r>
+        <w:rPr>
+          <w:rStyle w:val="VerbatimChar"/>
+        </w:rPr>
+        <w:t xml:space="preserve">web-14</w:t>
+      </w:r>
+      <w:r>
+        <w:t xml:space="preserve">, collected on 28 September 2026 between 23:43 and 23:50 UTC (</w:t>
+      </w:r>
+      <w:hyperlink r:id="rId53">
+        <w:r>
+          <w:rPr>
+            <w:rStyle w:val="Hyperlink"/>
+          </w:rPr>
+          <w:t xml:space="preserve">run 36499442323</w:t>
+        </w:r>
+      </w:hyperlink>
+      <w:r>
+        <w:t xml:space="preserve">, commit</w:t>
+      </w:r>
+      <w:r>
+        <w:t xml:space="preserve"> </w:t>
+      </w:r>
+      <w:r>
+        <w:rPr>
+          <w:rStyle w:val="VerbatimChar"/>
+        </w:rPr>
+        <w:t xml:space="preserve">9c291f9</w:t>
+      </w:r>
+      <w:r>
+        <w:t xml:space="preserve">). It made 136 page requests: 13 landing pages, 63 direct links and 60 second-hop pages, the whole run budget, so Italy and Slovakia got no second hop. It gave 52 PASS, 10 FAIL and 68 MANUAL_REVIEW, with EGI's point 4 still FAIL. Per node, 5b and 5c:</w:t>
+      </w:r>
+    </w:p>
+    <w:tbl>
+      <w:tblPr>
+        <w:tblStyle w:val="Table"/>
+        <w:tblW w:type="pct" w:w="5000"/>
+        <w:tblLayout w:type="fixed"/>
+        <w:tblLook w:firstRow="1" w:lastRow="0" w:firstColumn="0" w:lastColumn="0" w:noHBand="0" w:noVBand="0" w:val="0020"/>
+      </w:tblPr>
+      <w:tblGrid>
+        <w:gridCol w:w="2640"/>
+        <w:gridCol w:w="2640"/>
+        <w:gridCol w:w="2640"/>
+      </w:tblGrid>
+      <w:tr>
+        <w:trPr>
+          <w:cantSplit/>
+          <w:tblHeader w:val="on"/>
+        </w:trPr>
+        <w:tc>
+          <w:tcPr/>
+          <w:p>
+            <w:pPr>
+              <w:pStyle w:val="Compact"/>
+            </w:pPr>
+            <w:r>
+              <w:t xml:space="preserve">5b / 5c</w:t>
+            </w:r>
+          </w:p>
+        </w:tc>
+        <w:tc>
+          <w:tcPr/>
+          <w:p>
+            <w:pPr>
+              <w:pStyle w:val="Compact"/>
+            </w:pPr>
+            <w:r>
+              <w:t xml:space="preserve">Nodes</w:t>
+            </w:r>
+          </w:p>
+        </w:tc>
+        <w:tc>
+          <w:tcPr/>
+          <w:p>
+            <w:pPr>
+              <w:pStyle w:val="Compact"/>
+            </w:pPr>
+            <w:r>
+              <w:t xml:space="preserve">Why</w:t>
+            </w:r>
+          </w:p>
+        </w:tc>
+      </w:tr>
+      <w:tr>
+        <w:trPr>
+          <w:cantSplit/>
+        </w:trPr>
+        <w:tc>
+          <w:tcPr/>
+          <w:p>
+            <w:pPr>
+              <w:pStyle w:val="Compact"/>
+            </w:pPr>
+            <w:r>
+              <w:t xml:space="preserve">PASS / PASS</w:t>
+            </w:r>
+          </w:p>
+        </w:tc>
+        <w:tc>
+          <w:tcPr/>
+          <w:p>
+            <w:pPr>
+              <w:pStyle w:val="Compact"/>
+            </w:pPr>
+            <w:r>
+              <w:t xml:space="preserve">CERN</w:t>
+            </w:r>
+          </w:p>
+        </w:tc>
+        <w:tc>
+          <w:tcPr/>
+          <w:p>
+            <w:pPr>
+              <w:pStyle w:val="Compact"/>
+            </w:pPr>
+            <w:r>
+              <w:t xml:space="preserve">its "Policies" page links</w:t>
+            </w:r>
+            <w:r>
+              <w:t xml:space="preserve"> </w:t>
+            </w:r>
+            <w:r>
+              <w:rPr>
+                <w:rStyle w:val="VerbatimChar"/>
+              </w:rPr>
+              <w:t xml:space="preserve">/policies/aup</w:t>
+            </w:r>
+            <w:r>
+              <w:t xml:space="preserve"> </w:t>
+            </w:r>
+            <w:r>
+              <w:t xml:space="preserve">and</w:t>
+            </w:r>
+            <w:r>
+              <w:t xml:space="preserve"> </w:t>
+            </w:r>
+            <w:r>
+              <w:rPr>
+                <w:rStyle w:val="VerbatimChar"/>
+              </w:rPr>
+              <w:t xml:space="preserve">/policies/uap</w:t>
+            </w:r>
+            <w:r>
+              <w:t xml:space="preserve">, both fetched and read as policies; its "Services" page links both too</w:t>
+            </w:r>
+          </w:p>
+        </w:tc>
+      </w:tr>
+      <w:tr>
+        <w:trPr>
+          <w:cantSplit/>
+        </w:trPr>
+        <w:tc>
+          <w:tcPr/>
+          <w:p>
+            <w:pPr>
+              <w:pStyle w:val="Compact"/>
+            </w:pPr>
+            <w:r>
+              <w:t xml:space="preserve">PASS / PASS</w:t>
+            </w:r>
+          </w:p>
+        </w:tc>
+        <w:tc>
+          <w:tcPr/>
+          <w:p>
+            <w:pPr>
+              <w:pStyle w:val="Compact"/>
+            </w:pPr>
+            <w:r>
+              <w:t xml:space="preserve">BBMRI-ERIC</w:t>
+            </w:r>
+          </w:p>
+        </w:tc>
+        <w:tc>
+          <w:tcPr/>
+          <w:p>
+            <w:pPr>
+              <w:pStyle w:val="Compact"/>
+            </w:pPr>
+            <w:r>
+              <w:t xml:space="preserve">its Access Policies page is the UAP and links the "Acceptable Use Policy of BBMRI-ERIC Services" (a PDF, not fetched)</w:t>
+            </w:r>
+          </w:p>
+        </w:tc>
+      </w:tr>
+      <w:tr>
+        <w:trPr>
+          <w:cantSplit/>
+        </w:trPr>
+        <w:tc>
+          <w:tcPr/>
+          <w:p>
+            <w:pPr>
+              <w:pStyle w:val="Compact"/>
+            </w:pPr>
+            <w:r>
+              <w:t xml:space="preserve">PASS / PASS</w:t>
+            </w:r>
+          </w:p>
+        </w:tc>
+        <w:tc>
+          <w:tcPr/>
+          <w:p>
+            <w:pPr>
+              <w:pStyle w:val="Compact"/>
+            </w:pPr>
+            <w:r>
+              <w:t xml:space="preserve">Slovakia</w:t>
+            </w:r>
+          </w:p>
+        </w:tc>
+        <w:tc>
+          <w:tcPr/>
+          <w:p>
+            <w:pPr>
+              <w:pStyle w:val="Compact"/>
+            </w:pPr>
+            <w:r>
+              <w:t xml:space="preserve">one "Terms of Use (incl. AUP and UAP)" document</w:t>
+            </w:r>
+          </w:p>
+        </w:tc>
+      </w:tr>
+      <w:tr>
+        <w:trPr>
+          <w:cantSplit/>
+        </w:trPr>
+        <w:tc>
+          <w:tcPr/>
+          <w:p>
+            <w:pPr>
+              <w:pStyle w:val="Compact"/>
+            </w:pPr>
+            <w:r>
+              <w:t xml:space="preserve">PASS / review</w:t>
+            </w:r>
+          </w:p>
+        </w:tc>
+        <w:tc>
+          <w:tcPr/>
+          <w:p>
+            <w:pPr>
+              <w:pStyle w:val="Compact"/>
+            </w:pPr>
+            <w:r>
+              <w:t xml:space="preserve">Czechia, EOSC DTO, EOSC Finland, EUDAT, EGI, Poland, Italy</w:t>
+            </w:r>
+          </w:p>
+        </w:tc>
+        <w:tc>
+          <w:tcPr/>
+          <w:p>
+            <w:pPr>
+              <w:pStyle w:val="Compact"/>
+            </w:pPr>
+            <w:r>
+              <w:t xml:space="preserve">an AUP or terms of use is linked; one document may be both, so the UAP is left to a reviewer</w:t>
+            </w:r>
+          </w:p>
+        </w:tc>
+      </w:tr>
+      <w:tr>
+        <w:trPr>
+          <w:cantSplit/>
+        </w:trPr>
+        <w:tc>
+          <w:tcPr/>
+          <w:p>
+            <w:pPr>
+              <w:pStyle w:val="Compact"/>
+            </w:pPr>
+            <w:r>
+              <w:t xml:space="preserve">FAIL / FAIL</w:t>
+            </w:r>
+          </w:p>
+        </w:tc>
+        <w:tc>
+          <w:tcPr/>
+          <w:p>
+            <w:pPr>
+              <w:pStyle w:val="Compact"/>
+            </w:pPr>
+            <w:r>
+              <w:t xml:space="preserve">Data Terra</w:t>
+            </w:r>
+          </w:p>
+        </w:tc>
+        <w:tc>
+          <w:tcPr/>
+          <w:p>
+            <w:pPr>
+              <w:pStyle w:val="Compact"/>
+            </w:pPr>
+            <w:r>
+              <w:rPr>
+                <w:rStyle w:val="VerbatimChar"/>
+              </w:rPr>
+              <w:t xml:space="preserve">/services/</w:t>
+            </w:r>
+            <w:r>
+              <w:t xml:space="preserve"> </w:t>
+            </w:r>
+            <w:r>
+              <w:t xml:space="preserve">and</w:t>
+            </w:r>
+            <w:r>
+              <w:t xml:space="preserve"> </w:t>
+            </w:r>
+            <w:r>
+              <w:rPr>
+                <w:rStyle w:val="VerbatimChar"/>
+              </w:rPr>
+              <w:t xml:space="preserve">/offre-de-services/</w:t>
+            </w:r>
+            <w:r>
+              <w:t xml:space="preserve"> </w:t>
+            </w:r>
+            <w:r>
+              <w:t xml:space="preserve">were read and link no AUP or UAP. The pages are in French and the vocabulary is English, so check by hand</w:t>
+            </w:r>
+          </w:p>
+        </w:tc>
+      </w:tr>
+      <w:tr>
+        <w:trPr>
+          <w:cantSplit/>
+        </w:trPr>
+        <w:tc>
+          <w:tcPr/>
+          <w:p>
+            <w:pPr>
+              <w:pStyle w:val="Compact"/>
+            </w:pPr>
+            <w:r>
+              <w:t xml:space="preserve">review / review</w:t>
+            </w:r>
+          </w:p>
+        </w:tc>
+        <w:tc>
+          <w:tcPr/>
+          <w:p>
+            <w:pPr>
+              <w:pStyle w:val="Compact"/>
+            </w:pPr>
+            <w:r>
+              <w:t xml:space="preserve">PaNOSC</w:t>
+            </w:r>
+          </w:p>
+        </w:tc>
+        <w:tc>
+          <w:tcPr/>
+          <w:p>
+            <w:pPr>
+              <w:pStyle w:val="Compact"/>
+            </w:pPr>
+            <w:r>
+              <w:t xml:space="preserve">its services site,</w:t>
+            </w:r>
+            <w:r>
+              <w:t xml:space="preserve"> </w:t>
+            </w:r>
+            <w:r>
+              <w:rPr>
+                <w:rStyle w:val="VerbatimChar"/>
+              </w:rPr>
+              <w:t xml:space="preserve">services.panosc.eu</w:t>
+            </w:r>
+            <w:r>
+              <w:t xml:space="preserve">, was not read</w:t>
+            </w:r>
+          </w:p>
+        </w:tc>
+      </w:tr>
+      <w:tr>
+        <w:trPr>
+          <w:cantSplit/>
+        </w:trPr>
+        <w:tc>
+          <w:tcPr/>
+          <w:p>
+            <w:pPr>
+              <w:pStyle w:val="Compact"/>
+            </w:pPr>
+            <w:r>
+              <w:t xml:space="preserve">review / review</w:t>
+            </w:r>
+          </w:p>
+        </w:tc>
+        <w:tc>
+          <w:tcPr/>
+          <w:p>
+            <w:pPr>
+              <w:pStyle w:val="Compact"/>
+            </w:pPr>
+            <w:r>
+              <w:t xml:space="preserve">GÉANT</w:t>
+            </w:r>
+          </w:p>
+        </w:tc>
+        <w:tc>
+          <w:tcPr/>
+          <w:p>
+            <w:pPr>
+              <w:pStyle w:val="Compact"/>
+            </w:pPr>
+            <w:r>
+              <w:t xml:space="preserve">HTTP 403, the page was not served</w:t>
+            </w:r>
+          </w:p>
+        </w:tc>
+      </w:tr>
+    </w:tbl>
+    <w:p>
+      <w:pPr>
+        <w:pStyle w:val="BodyText"/>
+      </w:pPr>
+      <w:r>
+        <w:t xml:space="preserve">Against</w:t>
+      </w:r>
+      <w:r>
+        <w:t xml:space="preserve"> </w:t>
+      </w:r>
+      <w:r>
+        <w:rPr>
+          <w:rStyle w:val="VerbatimChar"/>
+        </w:rPr>
+        <w:t xml:space="preserve">web-13-rescored</w:t>
+      </w:r>
+      <w:r>
+        <w:t xml:space="preserve">, only four cells changed: CERN's 5b and 5c (review to</w:t>
+      </w:r>
+      <w:r>
+        <w:t xml:space="preserve"> </w:t>
+      </w:r>
+      <w:r>
+        <w:rPr>
+          <w:rStyle w:val="VerbatimChar"/>
+        </w:rPr>
+        <w:t xml:space="preserve">PASS</w:t>
+      </w:r>
+      <w:r>
+        <w:t xml:space="preserve">) and Data Terra's (review to</w:t>
+      </w:r>
+      <w:r>
+        <w:t xml:space="preserve"> </w:t>
+      </w:r>
+      <w:r>
+        <w:rPr>
+          <w:rStyle w:val="VerbatimChar"/>
+        </w:rPr>
+        <w:t xml:space="preserve">FAIL</w:t>
+      </w:r>
+      <w:r>
+        <w:t xml:space="preserve">).</w:t>
       </w:r>
     </w:p>
     <w:p>
@@ -22082,6 +22849,60 @@
           <w:b/>
           <w:bCs/>
         </w:rPr>
+        <w:t xml:space="preserve">Two crawl defects, fixed after the run.</w:t>
+      </w:r>
+      <w:r>
+        <w:t xml:space="preserve"> </w:t>
+      </w:r>
+      <w:r>
+        <w:t xml:space="preserve">Privacy and cookie policies whose address spells the words with a hyphen (</w:t>
+      </w:r>
+      <w:r>
+        <w:rPr>
+          <w:rStyle w:val="VerbatimChar"/>
+        </w:rPr>
+        <w:t xml:space="preserve">/privacy-policy</w:t>
+      </w:r>
+      <w:r>
+        <w:t xml:space="preserve">,</w:t>
+      </w:r>
+      <w:r>
+        <w:t xml:space="preserve"> </w:t>
+      </w:r>
+      <w:r>
+        <w:rPr>
+          <w:rStyle w:val="VerbatimChar"/>
+        </w:rPr>
+        <w:t xml:space="preserve">/cookie-policy</w:t>
+      </w:r>
+      <w:r>
+        <w:t xml:space="preserve">) were followed as policies pages, because the exclusion was written for the label. And the second hop also looked for services and policies pages, fetching up to 12 more pages per node (EOSC Finland). Now the exclusion reads the whole label and address, and the intermediate pages are looked for on the landing page only. Re-assessing</w:t>
+      </w:r>
+      <w:r>
+        <w:t xml:space="preserve"> </w:t>
+      </w:r>
+      <w:r>
+        <w:rPr>
+          <w:rStyle w:val="VerbatimChar"/>
+        </w:rPr>
+        <w:t xml:space="preserve">web-14</w:t>
+      </w:r>
+      <w:r>
+        <w:t xml:space="preserve"> </w:t>
+      </w:r>
+      <w:r>
+        <w:t xml:space="preserve">with the fix changes no verdict or evidence line; the next collection will make fewer requests.</w:t>
+      </w:r>
+    </w:p>
+    <w:p>
+      <w:pPr>
+        <w:pStyle w:val="BodyText"/>
+      </w:pPr>
+      <w:r>
+        <w:rPr>
+          <w:b/>
+          <w:bCs/>
+        </w:rPr>
         <w:t xml:space="preserve">Masking.</w:t>
       </w:r>
       <w:r>
@@ -22106,8 +22927,8 @@
         <w:t xml:space="preserve">and were missed then; they remain in the git history.</w:t>
       </w:r>
     </w:p>
-    <w:bookmarkEnd w:id="51"/>
-    <w:bookmarkStart w:id="52" w:name="X3135ce6f5157adb7efb76232d4c1399599f7d3d"/>
+    <w:bookmarkEnd w:id="54"/>
+    <w:bookmarkStart w:id="55" w:name="X3135ce6f5157adb7efb76232d4c1399599f7d3d"/>
     <w:p>
       <w:pPr>
         <w:pStyle w:val="Heading3"/>
@@ -22190,8 +23011,8 @@
         <w:t xml:space="preserve">read them.</w:t>
       </w:r>
     </w:p>
-    <w:bookmarkEnd w:id="52"/>
-    <w:bookmarkStart w:id="57" w:name="run-web-13-at-depth-2-28-september-2026"/>
+    <w:bookmarkEnd w:id="55"/>
+    <w:bookmarkStart w:id="60" w:name="run-web-13-at-depth-2-28-september-2026"/>
     <w:p>
       <w:pPr>
         <w:pStyle w:val="Heading3"/>
@@ -22246,7 +23067,7 @@
       <w:r>
         <w:t xml:space="preserve">, collected on 28 September 2026 between 22:53 and 22:57 UTC by the GitHub workflow (</w:t>
       </w:r>
-      <w:hyperlink r:id="rId53">
+      <w:hyperlink r:id="rId56">
         <w:r>
           <w:rPr>
             <w:rStyle w:val="Hyperlink"/>
@@ -22385,7 +23206,7 @@
       <w:r>
         <w:t xml:space="preserve">was collected on 28 September 2026 between 22:34 and 22:38 UTC by the GitHub workflow (</w:t>
       </w:r>
-      <w:hyperlink r:id="rId54">
+      <w:hyperlink r:id="rId57">
         <w:r>
           <w:rPr>
             <w:rStyle w:val="Hyperlink"/>
@@ -22583,7 +23404,7 @@
       <w:r>
         <w:t xml:space="preserve">was collected on 28 September 2026 at 13:48 UTC by the GitHub workflow (</w:t>
       </w:r>
-      <w:hyperlink r:id="rId55">
+      <w:hyperlink r:id="rId58">
         <w:r>
           <w:rPr>
             <w:rStyle w:val="Hyperlink"/>
@@ -22737,7 +23558,7 @@
       <w:r>
         <w:t xml:space="preserve">(</w:t>
       </w:r>
-      <w:hyperlink r:id="rId56">
+      <w:hyperlink r:id="rId59">
         <w:r>
           <w:rPr>
             <w:rStyle w:val="Hyperlink"/>
@@ -24019,8 +24840,8 @@
         <w:t xml:space="preserve">, now remove Italy from their copy of the run instead of relying on the published run to lack it.</w:t>
       </w:r>
     </w:p>
-    <w:bookmarkEnd w:id="57"/>
-    <w:bookmarkStart w:id="58" w:name="previous-run-24-september-2026-reviewed"/>
+    <w:bookmarkEnd w:id="60"/>
+    <w:bookmarkStart w:id="61" w:name="previous-run-24-september-2026-reviewed"/>
     <w:p>
       <w:pPr>
         <w:pStyle w:val="Heading3"/>
@@ -24614,8 +25435,8 @@
         <w:t xml:space="preserve">finds none of the twelve, because every one of the five writes the name with a different separator from the official list.</w:t>
       </w:r>
     </w:p>
-    <w:bookmarkEnd w:id="58"/>
-    <w:bookmarkStart w:id="59" w:name="since-the-published-run"/>
+    <w:bookmarkEnd w:id="61"/>
+    <w:bookmarkStart w:id="62" w:name="since-the-published-run"/>
     <w:p>
       <w:pPr>
         <w:pStyle w:val="Heading3"/>
@@ -24646,117 +25467,6 @@
       </w:r>
       <w:r>
         <w:t xml:space="preserve">and has not been reviewed. Two things it showed concern the tool rather than the nodes, and are recorded here for whoever runs the next collection:</w:t>
-      </w:r>
-    </w:p>
-    <w:p>
-      <w:pPr>
-        <w:pStyle w:val="Compact"/>
-        <w:numPr>
-          <w:ilvl w:val="0"/>
-          <w:numId w:val="1008"/>
-        </w:numPr>
-      </w:pPr>
-      <w:r>
-        <w:t xml:space="preserve">BBMRI-ERIC's</w:t>
-      </w:r>
-      <w:r>
-        <w:t xml:space="preserve"> </w:t>
-      </w:r>
-      <w:r>
-        <w:rPr>
-          <w:rStyle w:val="VerbatimChar"/>
-        </w:rPr>
-        <w:t xml:space="preserve">dev3.</w:t>
-      </w:r>
-      <w:r>
-        <w:t xml:space="preserve"> </w:t>
-      </w:r>
-      <w:r>
-        <w:t xml:space="preserve">address disallows every path in</w:t>
-      </w:r>
-      <w:r>
-        <w:t xml:space="preserve"> </w:t>
-      </w:r>
-      <w:r>
-        <w:rPr>
-          <w:rStyle w:val="VerbatimChar"/>
-        </w:rPr>
-        <w:t xml:space="preserve">robots.txt</w:t>
-      </w:r>
-      <w:r>
-        <w:t xml:space="preserve">, so all ten of its points were</w:t>
-      </w:r>
-      <w:r>
-        <w:t xml:space="preserve"> </w:t>
-      </w:r>
-      <w:r>
-        <w:rPr>
-          <w:rStyle w:val="VerbatimChar"/>
-        </w:rPr>
-        <w:t xml:space="preserve">ERROR</w:t>
-      </w:r>
-      <w:r>
-        <w:t xml:space="preserve">. The next published run needs either the public address or an exception for the checker. On 26 September</w:t>
-      </w:r>
-      <w:r>
-        <w:t xml:space="preserve"> </w:t>
-      </w:r>
-      <w:r>
-        <w:rPr>
-          <w:rStyle w:val="VerbatimChar"/>
-        </w:rPr>
-        <w:t xml:space="preserve">nodes.yaml</w:t>
-      </w:r>
-      <w:r>
-        <w:t xml:space="preserve"> </w:t>
-      </w:r>
-      <w:r>
-        <w:t xml:space="preserve">was set back to the public</w:t>
-      </w:r>
-      <w:r>
-        <w:t xml:space="preserve"> </w:t>
-      </w:r>
-      <w:r>
-        <w:rPr>
-          <w:rStyle w:val="VerbatimChar"/>
-        </w:rPr>
-        <w:t xml:space="preserve">www.</w:t>
-      </w:r>
-      <w:r>
-        <w:t xml:space="preserve"> </w:t>
-      </w:r>
-      <w:r>
-        <w:t xml:space="preserve">address.</w:t>
-      </w:r>
-    </w:p>
-    <w:p>
-      <w:pPr>
-        <w:pStyle w:val="Compact"/>
-        <w:numPr>
-          <w:ilvl w:val="0"/>
-          <w:numId w:val="1008"/>
-        </w:numPr>
-      </w:pPr>
-      <w:r>
-        <w:t xml:space="preserve">GÉANT answered HTTP 403 with the Cloudflare challenge again, and its decided cells moved to review, as on 21 September.</w:t>
-      </w:r>
-    </w:p>
-    <w:bookmarkEnd w:id="59"/>
-    <w:bookmarkStart w:id="60" w:name="point-6-and-5b5c-after-the-review"/>
-    <w:p>
-      <w:pPr>
-        <w:pStyle w:val="Heading3"/>
-      </w:pPr>
-      <w:r>
-        <w:t xml:space="preserve">Point 6 and 5b/5c after the review</w:t>
-      </w:r>
-    </w:p>
-    <w:p>
-      <w:pPr>
-        <w:pStyle w:val="FirstParagraph"/>
-      </w:pPr>
-      <w:r>
-        <w:t xml:space="preserve">The review of the 24 September run found four tool issues. The three below are fixed in the checks. The fourth, noting the accepted name separators next to each point 3 match, is still open. The fixes change the assessment only, so the committed evidence was re-assessed offline and no node was contacted again.</w:t>
       </w:r>
     </w:p>
     <w:p>
@@ -24768,71 +25478,76 @@
         </w:numPr>
       </w:pPr>
       <w:r>
-        <w:rPr>
-          <w:b/>
-          <w:bCs/>
-        </w:rPr>
-        <w:t xml:space="preserve">Point 6 passed on link text alone.</w:t>
-      </w:r>
-      <w:r>
-        <w:t xml:space="preserve"> </w:t>
-      </w:r>
-      <w:r>
-        <w:t xml:space="preserve">Any link whose label contained "support" was a PASS. Now a bare "support" link is still followed but settles nothing. A PASS needs one of three things: a label or address that names a helpdesk, service desk, ticket system, support team or request; a helpdesk host (</w:t>
-      </w:r>
-      <w:r>
-        <w:rPr>
-          <w:rStyle w:val="VerbatimChar"/>
-        </w:rPr>
-        <w:t xml:space="preserve">hd.</w:t>
-      </w:r>
-      <w:r>
-        <w:t xml:space="preserve">,</w:t>
-      </w:r>
-      <w:r>
-        <w:t xml:space="preserve"> </w:t>
-      </w:r>
-      <w:r>
-        <w:rPr>
-          <w:rStyle w:val="VerbatimChar"/>
-        </w:rPr>
-        <w:t xml:space="preserve">support.</w:t>
-      </w:r>
-      <w:r>
-        <w:t xml:space="preserve">,</w:t>
-      </w:r>
-      <w:r>
-        <w:t xml:space="preserve"> </w:t>
-      </w:r>
-      <w:r>
-        <w:rPr>
-          <w:rStyle w:val="VerbatimChar"/>
-        </w:rPr>
-        <w:t xml:space="preserve">helpdesk.</w:t>
-      </w:r>
-      <w:r>
-        <w:t xml:space="preserve">) or mailbox (</w:t>
-      </w:r>
-      <w:r>
-        <w:rPr>
-          <w:rStyle w:val="VerbatimChar"/>
-        </w:rPr>
-        <w:t xml:space="preserve">support@</w:t>
-      </w:r>
-      <w:r>
-        <w:t xml:space="preserve">,</w:t>
-      </w:r>
-      <w:r>
-        <w:t xml:space="preserve"> </w:t>
-      </w:r>
-      <w:r>
-        <w:rPr>
-          <w:rStyle w:val="VerbatimChar"/>
-        </w:rPr>
-        <w:t xml:space="preserve">it@helpdesk.…</w:t>
-      </w:r>
-      <w:r>
-        <w:t xml:space="preserve">); or a followed page that names a helpdesk, service desk or ticket system, or gives such an address. Page prose about "support" no longer counts, because the EuroHPC proposal page of the node listed by mistake says "Technical Support" and "Application Support team". Every followed page is now read, where before only the first was. BBMRI-ERIC's helpdesk mailboxes are on the second.</w:t>
+        <w:t xml:space="preserve">BBMRI-ERIC's</w:t>
+      </w:r>
+      <w:r>
+        <w:t xml:space="preserve"> </w:t>
+      </w:r>
+      <w:r>
+        <w:rPr>
+          <w:rStyle w:val="VerbatimChar"/>
+        </w:rPr>
+        <w:t xml:space="preserve">dev3.</w:t>
+      </w:r>
+      <w:r>
+        <w:t xml:space="preserve"> </w:t>
+      </w:r>
+      <w:r>
+        <w:t xml:space="preserve">address disallows every path in</w:t>
+      </w:r>
+      <w:r>
+        <w:t xml:space="preserve"> </w:t>
+      </w:r>
+      <w:r>
+        <w:rPr>
+          <w:rStyle w:val="VerbatimChar"/>
+        </w:rPr>
+        <w:t xml:space="preserve">robots.txt</w:t>
+      </w:r>
+      <w:r>
+        <w:t xml:space="preserve">, so all ten of its points were</w:t>
+      </w:r>
+      <w:r>
+        <w:t xml:space="preserve"> </w:t>
+      </w:r>
+      <w:r>
+        <w:rPr>
+          <w:rStyle w:val="VerbatimChar"/>
+        </w:rPr>
+        <w:t xml:space="preserve">ERROR</w:t>
+      </w:r>
+      <w:r>
+        <w:t xml:space="preserve">. The next published run needs either the public address or an exception for the checker. On 26 September</w:t>
+      </w:r>
+      <w:r>
+        <w:t xml:space="preserve"> </w:t>
+      </w:r>
+      <w:r>
+        <w:rPr>
+          <w:rStyle w:val="VerbatimChar"/>
+        </w:rPr>
+        <w:t xml:space="preserve">nodes.yaml</w:t>
+      </w:r>
+      <w:r>
+        <w:t xml:space="preserve"> </w:t>
+      </w:r>
+      <w:r>
+        <w:t xml:space="preserve">was set back to the public</w:t>
+      </w:r>
+      <w:r>
+        <w:t xml:space="preserve"> </w:t>
+      </w:r>
+      <w:r>
+        <w:rPr>
+          <w:rStyle w:val="VerbatimChar"/>
+        </w:rPr>
+        <w:t xml:space="preserve">www.</w:t>
+      </w:r>
+      <w:r>
+        <w:t xml:space="preserve"> </w:t>
+      </w:r>
+      <w:r>
+        <w:t xml:space="preserve">address.</w:t>
       </w:r>
     </w:p>
     <w:p>
@@ -24844,38 +25559,25 @@
         </w:numPr>
       </w:pPr>
       <w:r>
-        <w:rPr>
-          <w:b/>
-          <w:bCs/>
-        </w:rPr>
-        <w:t xml:space="preserve">5b/5c ignored words spelled with hyphens in the address.</w:t>
-      </w:r>
-      <w:r>
-        <w:t xml:space="preserve"> </w:t>
-      </w:r>
-      <w:r>
-        <w:t xml:space="preserve">GÉANT links its AUP with a sentence as the label, and the words appear only in</w:t>
-      </w:r>
-      <w:r>
-        <w:t xml:space="preserve"> </w:t>
-      </w:r>
-      <w:r>
-        <w:rPr>
-          <w:rStyle w:val="VerbatimChar"/>
-        </w:rPr>
-        <w:t xml:space="preserve">/geant-node-acceptable-use-policy/</w:t>
-      </w:r>
-      <w:r>
-        <w:t xml:space="preserve">. Link matching now also reads the address with its separators turned into spaces. The crawler and the checks share that matcher (</w:t>
-      </w:r>
-      <w:r>
-        <w:rPr>
-          <w:rStyle w:val="VerbatimChar"/>
-        </w:rPr>
-        <w:t xml:space="preserve">patterns.link_haystack</w:t>
-      </w:r>
-      <w:r>
-        <w:t xml:space="preserve">), so a future collection will fetch the page as well.</w:t>
+        <w:t xml:space="preserve">GÉANT answered HTTP 403 with the Cloudflare challenge again, and its decided cells moved to review, as on 21 September.</w:t>
+      </w:r>
+    </w:p>
+    <w:bookmarkEnd w:id="62"/>
+    <w:bookmarkStart w:id="63" w:name="point-6-and-5b5c-after-the-review"/>
+    <w:p>
+      <w:pPr>
+        <w:pStyle w:val="Heading3"/>
+      </w:pPr>
+      <w:r>
+        <w:t xml:space="preserve">Point 6 and 5b/5c after the review</w:t>
+      </w:r>
+    </w:p>
+    <w:p>
+      <w:pPr>
+        <w:pStyle w:val="FirstParagraph"/>
+      </w:pPr>
+      <w:r>
+        <w:t xml:space="preserve">The review of the 24 September run found four tool issues. The three below are fixed in the checks. The fourth, noting the accepted name separators next to each point 3 match, is still open. The fixes change the assessment only, so the committed evidence was re-assessed offline and no node was contacted again.</w:t>
       </w:r>
     </w:p>
     <w:p>
@@ -24883,7 +25585,126 @@
         <w:pStyle w:val="Compact"/>
         <w:numPr>
           <w:ilvl w:val="0"/>
-          <w:numId w:val="1009"/>
+          <w:numId w:val="1010"/>
+        </w:numPr>
+      </w:pPr>
+      <w:r>
+        <w:rPr>
+          <w:b/>
+          <w:bCs/>
+        </w:rPr>
+        <w:t xml:space="preserve">Point 6 passed on link text alone.</w:t>
+      </w:r>
+      <w:r>
+        <w:t xml:space="preserve"> </w:t>
+      </w:r>
+      <w:r>
+        <w:t xml:space="preserve">Any link whose label contained "support" was a PASS. Now a bare "support" link is still followed but settles nothing. A PASS needs one of three things: a label or address that names a helpdesk, service desk, ticket system, support team or request; a helpdesk host (</w:t>
+      </w:r>
+      <w:r>
+        <w:rPr>
+          <w:rStyle w:val="VerbatimChar"/>
+        </w:rPr>
+        <w:t xml:space="preserve">hd.</w:t>
+      </w:r>
+      <w:r>
+        <w:t xml:space="preserve">,</w:t>
+      </w:r>
+      <w:r>
+        <w:t xml:space="preserve"> </w:t>
+      </w:r>
+      <w:r>
+        <w:rPr>
+          <w:rStyle w:val="VerbatimChar"/>
+        </w:rPr>
+        <w:t xml:space="preserve">support.</w:t>
+      </w:r>
+      <w:r>
+        <w:t xml:space="preserve">,</w:t>
+      </w:r>
+      <w:r>
+        <w:t xml:space="preserve"> </w:t>
+      </w:r>
+      <w:r>
+        <w:rPr>
+          <w:rStyle w:val="VerbatimChar"/>
+        </w:rPr>
+        <w:t xml:space="preserve">helpdesk.</w:t>
+      </w:r>
+      <w:r>
+        <w:t xml:space="preserve">) or mailbox (</w:t>
+      </w:r>
+      <w:r>
+        <w:rPr>
+          <w:rStyle w:val="VerbatimChar"/>
+        </w:rPr>
+        <w:t xml:space="preserve">support@</w:t>
+      </w:r>
+      <w:r>
+        <w:t xml:space="preserve">,</w:t>
+      </w:r>
+      <w:r>
+        <w:t xml:space="preserve"> </w:t>
+      </w:r>
+      <w:r>
+        <w:rPr>
+          <w:rStyle w:val="VerbatimChar"/>
+        </w:rPr>
+        <w:t xml:space="preserve">it@helpdesk.…</w:t>
+      </w:r>
+      <w:r>
+        <w:t xml:space="preserve">); or a followed page that names a helpdesk, service desk or ticket system, or gives such an address. Page prose about "support" no longer counts, because the EuroHPC proposal page of the node listed by mistake says "Technical Support" and "Application Support team". Every followed page is now read, where before only the first was. BBMRI-ERIC's helpdesk mailboxes are on the second.</w:t>
+      </w:r>
+    </w:p>
+    <w:p>
+      <w:pPr>
+        <w:pStyle w:val="Compact"/>
+        <w:numPr>
+          <w:ilvl w:val="0"/>
+          <w:numId w:val="1010"/>
+        </w:numPr>
+      </w:pPr>
+      <w:r>
+        <w:rPr>
+          <w:b/>
+          <w:bCs/>
+        </w:rPr>
+        <w:t xml:space="preserve">5b/5c ignored words spelled with hyphens in the address.</w:t>
+      </w:r>
+      <w:r>
+        <w:t xml:space="preserve"> </w:t>
+      </w:r>
+      <w:r>
+        <w:t xml:space="preserve">GÉANT links its AUP with a sentence as the label, and the words appear only in</w:t>
+      </w:r>
+      <w:r>
+        <w:t xml:space="preserve"> </w:t>
+      </w:r>
+      <w:r>
+        <w:rPr>
+          <w:rStyle w:val="VerbatimChar"/>
+        </w:rPr>
+        <w:t xml:space="preserve">/geant-node-acceptable-use-policy/</w:t>
+      </w:r>
+      <w:r>
+        <w:t xml:space="preserve">. Link matching now also reads the address with its separators turned into spaces. The crawler and the checks share that matcher (</w:t>
+      </w:r>
+      <w:r>
+        <w:rPr>
+          <w:rStyle w:val="VerbatimChar"/>
+        </w:rPr>
+        <w:t xml:space="preserve">patterns.link_haystack</w:t>
+      </w:r>
+      <w:r>
+        <w:t xml:space="preserve">), so a future collection will fetch the page as well.</w:t>
+      </w:r>
+    </w:p>
+    <w:p>
+      <w:pPr>
+        <w:pStyle w:val="Compact"/>
+        <w:numPr>
+          <w:ilvl w:val="0"/>
+          <w:numId w:val="1010"/>
         </w:numPr>
       </w:pPr>
       <w:r>
@@ -25217,8 +26038,8 @@
         <w:t xml:space="preserve">. It was revised to "met" on this evidence.</w:t>
       </w:r>
     </w:p>
-    <w:bookmarkEnd w:id="60"/>
-    <w:bookmarkStart w:id="61" w:name="previous-run-21-september-2026"/>
+    <w:bookmarkEnd w:id="63"/>
+    <w:bookmarkStart w:id="64" w:name="previous-run-21-september-2026"/>
     <w:p>
       <w:pPr>
         <w:pStyle w:val="Heading3"/>
@@ -26478,8 +27299,8 @@
         </w:tc>
       </w:tr>
     </w:tbl>
-    <w:bookmarkEnd w:id="61"/>
-    <w:bookmarkStart w:id="62" w:name="Xe6edc575ba7b23d729b3729d56dd235c2fb2a27"/>
+    <w:bookmarkEnd w:id="64"/>
+    <w:bookmarkStart w:id="65" w:name="Xe6edc575ba7b23d729b3729d56dd235c2fb2a27"/>
     <w:p>
       <w:pPr>
         <w:pStyle w:val="Heading3"/>
@@ -26738,7 +27559,7 @@
         <w:pStyle w:val="Compact"/>
         <w:numPr>
           <w:ilvl w:val="0"/>
-          <w:numId w:val="1010"/>
+          <w:numId w:val="1011"/>
         </w:numPr>
       </w:pPr>
       <w:r>
@@ -26759,160 +27580,6 @@
       </w:r>
       <w:r>
         <w:t xml:space="preserve">approved name appears — not that it is this node's own name.</w:t>
-      </w:r>
-    </w:p>
-    <w:p>
-      <w:pPr>
-        <w:pStyle w:val="Compact"/>
-        <w:numPr>
-          <w:ilvl w:val="0"/>
-          <w:numId w:val="1010"/>
-        </w:numPr>
-      </w:pPr>
-      <w:r>
-        <w:t xml:space="preserve">The</w:t>
-      </w:r>
-      <w:r>
-        <w:t xml:space="preserve"> </w:t>
-      </w:r>
-      <w:r>
-        <w:rPr>
-          <w:rStyle w:val="VerbatimChar"/>
-        </w:rPr>
-        <w:t xml:space="preserve">&lt;title&gt;</w:t>
-      </w:r>
-      <w:r>
-        <w:t xml:space="preserve"> </w:t>
-      </w:r>
-      <w:r>
-        <w:t xml:space="preserve">element is not searched, only the page body. Several of the six "not found" results say so explicitly.</w:t>
-      </w:r>
-    </w:p>
-    <w:p>
-      <w:pPr>
-        <w:pStyle w:val="Compact"/>
-        <w:numPr>
-          <w:ilvl w:val="0"/>
-          <w:numId w:val="1010"/>
-        </w:numPr>
-      </w:pPr>
-      <w:r>
-        <w:t xml:space="preserve">Most of those six pages</w:t>
-      </w:r>
-      <w:r>
-        <w:t xml:space="preserve"> </w:t>
-      </w:r>
-      <w:r>
-        <w:rPr>
-          <w:i/>
-          <w:iCs/>
-        </w:rPr>
-        <w:t xml:space="preserve">do</w:t>
-      </w:r>
-      <w:r>
-        <w:t xml:space="preserve"> </w:t>
-      </w:r>
-      <w:r>
-        <w:t xml:space="preserve">contain the phrase "EOSC Node"; what is absent is the full approved form.</w:t>
-      </w:r>
-    </w:p>
-    <w:p>
-      <w:pPr>
-        <w:pStyle w:val="FirstParagraph"/>
-      </w:pPr>
-      <w:r>
-        <w:t xml:space="preserve">The current default list carries</w:t>
-      </w:r>
-      <w:r>
-        <w:t xml:space="preserve"> </w:t>
-      </w:r>
-      <w:r>
-        <w:rPr>
-          <w:b/>
-          <w:bCs/>
-        </w:rPr>
-        <w:t xml:space="preserve">thirteen</w:t>
-      </w:r>
-      <w:r>
-        <w:t xml:space="preserve"> </w:t>
-      </w:r>
-      <w:r>
-        <w:t xml:space="preserve">names, one per configured node, with a scoped variant that binds each name to its node id. The 21 September run predates that and used the nine-name version. The published run of 24 September used the thirteen-name list, and point 3 is</w:t>
-      </w:r>
-      <w:r>
-        <w:t xml:space="preserve"> </w:t>
-      </w:r>
-      <w:r>
-        <w:rPr>
-          <w:rStyle w:val="VerbatimChar"/>
-        </w:rPr>
-        <w:t xml:space="preserve">MANUAL_REVIEW</w:t>
-      </w:r>
-      <w:r>
-        <w:t xml:space="preserve"> </w:t>
-      </w:r>
-      <w:r>
-        <w:t xml:space="preserve">for all twelve of its nodes, for the same reason.</w:t>
-      </w:r>
-    </w:p>
-    <w:bookmarkEnd w:id="62"/>
-    <w:bookmarkEnd w:id="63"/>
-    <w:bookmarkStart w:id="68" w:name="worked-examples"/>
-    <w:p>
-      <w:pPr>
-        <w:pStyle w:val="Heading2"/>
-      </w:pPr>
-      <w:r>
-        <w:t xml:space="preserve">11. Worked examples</w:t>
-      </w:r>
-    </w:p>
-    <w:p>
-      <w:pPr>
-        <w:pStyle w:val="FirstParagraph"/>
-      </w:pPr>
-      <w:r>
-        <w:t xml:space="preserve">Three step-by-step procedures, one for each change that comes up most often:</w:t>
-      </w:r>
-      <w:r>
-        <w:t xml:space="preserve"> </w:t>
-      </w:r>
-      <w:r>
-        <w:t xml:space="preserve">adding a node, changing a node's URL, and adopting a new revision of the</w:t>
-      </w:r>
-      <w:r>
-        <w:t xml:space="preserve"> </w:t>
-      </w:r>
-      <w:r>
-        <w:t xml:space="preserve">checklist. Each lists which files to edit, the exact commands, and how to put</w:t>
-      </w:r>
-      <w:r>
-        <w:t xml:space="preserve"> </w:t>
-      </w:r>
-      <w:r>
-        <w:t xml:space="preserve">the result into the published</w:t>
-      </w:r>
-      <w:r>
-        <w:t xml:space="preserve"> </w:t>
-      </w:r>
-      <w:r>
-        <w:rPr>
-          <w:rStyle w:val="VerbatimChar"/>
-        </w:rPr>
-        <w:t xml:space="preserve">results/</w:t>
-      </w:r>
-      <w:r>
-        <w:t xml:space="preserve"> </w:t>
-      </w:r>
-      <w:r>
-        <w:t xml:space="preserve">directory.</w:t>
-      </w:r>
-    </w:p>
-    <w:p>
-      <w:pPr>
-        <w:pStyle w:val="BodyText"/>
-      </w:pPr>
-      <w:r>
-        <w:t xml:space="preserve">Four rules apply to all three:</w:t>
       </w:r>
     </w:p>
     <w:p>
@@ -26924,44 +27591,22 @@
         </w:numPr>
       </w:pPr>
       <w:r>
-        <w:rPr>
-          <w:b/>
-          <w:bCs/>
-        </w:rPr>
-        <w:t xml:space="preserve">Try it in a scratch folder first.</w:t>
-      </w:r>
-      <w:r>
-        <w:t xml:space="preserve"> </w:t>
-      </w:r>
-      <w:r>
-        <w:rPr>
-          <w:rStyle w:val="VerbatimChar"/>
-        </w:rPr>
-        <w:t xml:space="preserve">--results /tmp/trial</w:t>
-      </w:r>
-      <w:r>
-        <w:t xml:space="preserve"> </w:t>
-      </w:r>
-      <w:r>
-        <w:t xml:space="preserve">writes nowhere</w:t>
-      </w:r>
-      <w:r>
-        <w:t xml:space="preserve"> </w:t>
-      </w:r>
-      <w:r>
-        <w:t xml:space="preserve">near</w:t>
-      </w:r>
-      <w:r>
-        <w:t xml:space="preserve"> </w:t>
-      </w:r>
-      <w:r>
-        <w:rPr>
-          <w:rStyle w:val="VerbatimChar"/>
-        </w:rPr>
-        <w:t xml:space="preserve">results/</w:t>
-      </w:r>
-      <w:r>
-        <w:t xml:space="preserve">, so nothing published changes until you decide it should.</w:t>
+        <w:t xml:space="preserve">The</w:t>
+      </w:r>
+      <w:r>
+        <w:t xml:space="preserve"> </w:t>
+      </w:r>
+      <w:r>
+        <w:rPr>
+          <w:rStyle w:val="VerbatimChar"/>
+        </w:rPr>
+        <w:t xml:space="preserve">&lt;title&gt;</w:t>
+      </w:r>
+      <w:r>
+        <w:t xml:space="preserve"> </w:t>
+      </w:r>
+      <w:r>
+        <w:t xml:space="preserve">element is not searched, only the page body. Several of the six "not found" results say so explicitly.</w:t>
       </w:r>
     </w:p>
     <w:p>
@@ -26973,52 +27618,122 @@
         </w:numPr>
       </w:pPr>
       <w:r>
+        <w:t xml:space="preserve">Most of those six pages</w:t>
+      </w:r>
+      <w:r>
+        <w:t xml:space="preserve"> </w:t>
+      </w:r>
+      <w:r>
+        <w:rPr>
+          <w:i/>
+          <w:iCs/>
+        </w:rPr>
+        <w:t xml:space="preserve">do</w:t>
+      </w:r>
+      <w:r>
+        <w:t xml:space="preserve"> </w:t>
+      </w:r>
+      <w:r>
+        <w:t xml:space="preserve">contain the phrase "EOSC Node"; what is absent is the full approved form.</w:t>
+      </w:r>
+    </w:p>
+    <w:p>
+      <w:pPr>
+        <w:pStyle w:val="FirstParagraph"/>
+      </w:pPr>
+      <w:r>
+        <w:t xml:space="preserve">The current default list carries</w:t>
+      </w:r>
+      <w:r>
+        <w:t xml:space="preserve"> </w:t>
+      </w:r>
+      <w:r>
         <w:rPr>
           <w:b/>
           <w:bCs/>
         </w:rPr>
-        <w:t xml:space="preserve">Run</w:t>
-      </w:r>
-      <w:r>
-        <w:rPr>
-          <w:b/>
-          <w:bCs/>
-        </w:rPr>
-        <w:t xml:space="preserve"> </w:t>
-      </w:r>
-      <w:r>
-        <w:rPr>
-          <w:rStyle w:val="VerbatimChar"/>
-          <w:b/>
-          <w:bCs/>
-        </w:rPr>
-        <w:t xml:space="preserve">uv run pytest -q</w:t>
-      </w:r>
-      <w:r>
-        <w:rPr>
-          <w:b/>
-          <w:bCs/>
-        </w:rPr>
-        <w:t xml:space="preserve"> </w:t>
-      </w:r>
-      <w:r>
-        <w:rPr>
-          <w:b/>
-          <w:bCs/>
-        </w:rPr>
-        <w:t xml:space="preserve">after every edit.</w:t>
-      </w:r>
-      <w:r>
-        <w:t xml:space="preserve"> </w:t>
-      </w:r>
-      <w:r>
-        <w:t xml:space="preserve">It needs no network, takes a few</w:t>
-      </w:r>
-      <w:r>
-        <w:t xml:space="preserve"> </w:t>
-      </w:r>
-      <w:r>
-        <w:t xml:space="preserve">seconds, and names the file you got wrong.</w:t>
+        <w:t xml:space="preserve">thirteen</w:t>
+      </w:r>
+      <w:r>
+        <w:t xml:space="preserve"> </w:t>
+      </w:r>
+      <w:r>
+        <w:t xml:space="preserve">names, one per configured node, with a scoped variant that binds each name to its node id. The 21 September run predates that and used the nine-name version. The published run of 24 September used the thirteen-name list, and point 3 is</w:t>
+      </w:r>
+      <w:r>
+        <w:t xml:space="preserve"> </w:t>
+      </w:r>
+      <w:r>
+        <w:rPr>
+          <w:rStyle w:val="VerbatimChar"/>
+        </w:rPr>
+        <w:t xml:space="preserve">MANUAL_REVIEW</w:t>
+      </w:r>
+      <w:r>
+        <w:t xml:space="preserve"> </w:t>
+      </w:r>
+      <w:r>
+        <w:t xml:space="preserve">for all twelve of its nodes, for the same reason.</w:t>
+      </w:r>
+    </w:p>
+    <w:bookmarkEnd w:id="65"/>
+    <w:bookmarkEnd w:id="66"/>
+    <w:bookmarkStart w:id="71" w:name="worked-examples"/>
+    <w:p>
+      <w:pPr>
+        <w:pStyle w:val="Heading2"/>
+      </w:pPr>
+      <w:r>
+        <w:t xml:space="preserve">11. Worked examples</w:t>
+      </w:r>
+    </w:p>
+    <w:p>
+      <w:pPr>
+        <w:pStyle w:val="FirstParagraph"/>
+      </w:pPr>
+      <w:r>
+        <w:t xml:space="preserve">Three step-by-step procedures, one for each change that comes up most often:</w:t>
+      </w:r>
+      <w:r>
+        <w:t xml:space="preserve"> </w:t>
+      </w:r>
+      <w:r>
+        <w:t xml:space="preserve">adding a node, changing a node's URL, and adopting a new revision of the</w:t>
+      </w:r>
+      <w:r>
+        <w:t xml:space="preserve"> </w:t>
+      </w:r>
+      <w:r>
+        <w:t xml:space="preserve">checklist. Each lists which files to edit, the exact commands, and how to put</w:t>
+      </w:r>
+      <w:r>
+        <w:t xml:space="preserve"> </w:t>
+      </w:r>
+      <w:r>
+        <w:t xml:space="preserve">the result into the published</w:t>
+      </w:r>
+      <w:r>
+        <w:t xml:space="preserve"> </w:t>
+      </w:r>
+      <w:r>
+        <w:rPr>
+          <w:rStyle w:val="VerbatimChar"/>
+        </w:rPr>
+        <w:t xml:space="preserve">results/</w:t>
+      </w:r>
+      <w:r>
+        <w:t xml:space="preserve"> </w:t>
+      </w:r>
+      <w:r>
+        <w:t xml:space="preserve">directory.</w:t>
+      </w:r>
+    </w:p>
+    <w:p>
+      <w:pPr>
+        <w:pStyle w:val="BodyText"/>
+      </w:pPr>
+      <w:r>
+        <w:t xml:space="preserve">Four rules apply to all three:</w:t>
       </w:r>
     </w:p>
     <w:p>
@@ -27026,7 +27741,7 @@
         <w:pStyle w:val="Compact"/>
         <w:numPr>
           <w:ilvl w:val="0"/>
-          <w:numId w:val="1011"/>
+          <w:numId w:val="1012"/>
         </w:numPr>
       </w:pPr>
       <w:r>
@@ -27034,58 +27749,40 @@
           <w:b/>
           <w:bCs/>
         </w:rPr>
-        <w:t xml:space="preserve">Contact as few sites as possible.</w:t>
-      </w:r>
-      <w:r>
-        <w:t xml:space="preserve"> </w:t>
-      </w:r>
-      <w:r>
-        <w:t xml:space="preserve">Only</w:t>
-      </w:r>
-      <w:r>
-        <w:t xml:space="preserve"> </w:t>
-      </w:r>
-      <w:r>
-        <w:rPr>
-          <w:rStyle w:val="VerbatimChar"/>
-        </w:rPr>
-        <w:t xml:space="preserve">collect</w:t>
-      </w:r>
-      <w:r>
-        <w:t xml:space="preserve"> </w:t>
-      </w:r>
-      <w:r>
-        <w:t xml:space="preserve">and</w:t>
-      </w:r>
-      <w:r>
-        <w:t xml:space="preserve"> </w:t>
-      </w:r>
-      <w:r>
-        <w:rPr>
-          <w:rStyle w:val="VerbatimChar"/>
-        </w:rPr>
-        <w:t xml:space="preserve">run</w:t>
-      </w:r>
-      <w:r>
-        <w:t xml:space="preserve"> </w:t>
-      </w:r>
-      <w:r>
-        <w:t xml:space="preserve">send requests.</w:t>
-      </w:r>
-      <w:r>
-        <w:t xml:space="preserve"> </w:t>
-      </w:r>
-      <w:r>
-        <w:rPr>
-          <w:rStyle w:val="VerbatimChar"/>
-        </w:rPr>
-        <w:t xml:space="preserve">assess</w:t>
-      </w:r>
-      <w:r>
-        <w:t xml:space="preserve"> </w:t>
-      </w:r>
-      <w:r>
-        <w:t xml:space="preserve">works on saved evidence, so it can be repeated as often as you like.</w:t>
+        <w:t xml:space="preserve">Try it in a scratch folder first.</w:t>
+      </w:r>
+      <w:r>
+        <w:t xml:space="preserve"> </w:t>
+      </w:r>
+      <w:r>
+        <w:rPr>
+          <w:rStyle w:val="VerbatimChar"/>
+        </w:rPr>
+        <w:t xml:space="preserve">--results /tmp/trial</w:t>
+      </w:r>
+      <w:r>
+        <w:t xml:space="preserve"> </w:t>
+      </w:r>
+      <w:r>
+        <w:t xml:space="preserve">writes nowhere</w:t>
+      </w:r>
+      <w:r>
+        <w:t xml:space="preserve"> </w:t>
+      </w:r>
+      <w:r>
+        <w:t xml:space="preserve">near</w:t>
+      </w:r>
+      <w:r>
+        <w:t xml:space="preserve"> </w:t>
+      </w:r>
+      <w:r>
+        <w:rPr>
+          <w:rStyle w:val="VerbatimChar"/>
+        </w:rPr>
+        <w:t xml:space="preserve">results/</w:t>
+      </w:r>
+      <w:r>
+        <w:t xml:space="preserve">, so nothing published changes until you decide it should.</w:t>
       </w:r>
     </w:p>
     <w:p>
@@ -27093,7 +27790,131 @@
         <w:pStyle w:val="Compact"/>
         <w:numPr>
           <w:ilvl w:val="0"/>
-          <w:numId w:val="1011"/>
+          <w:numId w:val="1012"/>
+        </w:numPr>
+      </w:pPr>
+      <w:r>
+        <w:rPr>
+          <w:b/>
+          <w:bCs/>
+        </w:rPr>
+        <w:t xml:space="preserve">Run</w:t>
+      </w:r>
+      <w:r>
+        <w:rPr>
+          <w:b/>
+          <w:bCs/>
+        </w:rPr>
+        <w:t xml:space="preserve"> </w:t>
+      </w:r>
+      <w:r>
+        <w:rPr>
+          <w:rStyle w:val="VerbatimChar"/>
+          <w:b/>
+          <w:bCs/>
+        </w:rPr>
+        <w:t xml:space="preserve">uv run pytest -q</w:t>
+      </w:r>
+      <w:r>
+        <w:rPr>
+          <w:b/>
+          <w:bCs/>
+        </w:rPr>
+        <w:t xml:space="preserve"> </w:t>
+      </w:r>
+      <w:r>
+        <w:rPr>
+          <w:b/>
+          <w:bCs/>
+        </w:rPr>
+        <w:t xml:space="preserve">after every edit.</w:t>
+      </w:r>
+      <w:r>
+        <w:t xml:space="preserve"> </w:t>
+      </w:r>
+      <w:r>
+        <w:t xml:space="preserve">It needs no network, takes a few</w:t>
+      </w:r>
+      <w:r>
+        <w:t xml:space="preserve"> </w:t>
+      </w:r>
+      <w:r>
+        <w:t xml:space="preserve">seconds, and names the file you got wrong.</w:t>
+      </w:r>
+    </w:p>
+    <w:p>
+      <w:pPr>
+        <w:pStyle w:val="Compact"/>
+        <w:numPr>
+          <w:ilvl w:val="0"/>
+          <w:numId w:val="1012"/>
+        </w:numPr>
+      </w:pPr>
+      <w:r>
+        <w:rPr>
+          <w:b/>
+          <w:bCs/>
+        </w:rPr>
+        <w:t xml:space="preserve">Contact as few sites as possible.</w:t>
+      </w:r>
+      <w:r>
+        <w:t xml:space="preserve"> </w:t>
+      </w:r>
+      <w:r>
+        <w:t xml:space="preserve">Only</w:t>
+      </w:r>
+      <w:r>
+        <w:t xml:space="preserve"> </w:t>
+      </w:r>
+      <w:r>
+        <w:rPr>
+          <w:rStyle w:val="VerbatimChar"/>
+        </w:rPr>
+        <w:t xml:space="preserve">collect</w:t>
+      </w:r>
+      <w:r>
+        <w:t xml:space="preserve"> </w:t>
+      </w:r>
+      <w:r>
+        <w:t xml:space="preserve">and</w:t>
+      </w:r>
+      <w:r>
+        <w:t xml:space="preserve"> </w:t>
+      </w:r>
+      <w:r>
+        <w:rPr>
+          <w:rStyle w:val="VerbatimChar"/>
+        </w:rPr>
+        <w:t xml:space="preserve">run</w:t>
+      </w:r>
+      <w:r>
+        <w:t xml:space="preserve"> </w:t>
+      </w:r>
+      <w:r>
+        <w:t xml:space="preserve">send requests.</w:t>
+      </w:r>
+      <w:r>
+        <w:t xml:space="preserve"> </w:t>
+      </w:r>
+      <w:r>
+        <w:rPr>
+          <w:rStyle w:val="VerbatimChar"/>
+        </w:rPr>
+        <w:t xml:space="preserve">assess</w:t>
+      </w:r>
+      <w:r>
+        <w:t xml:space="preserve"> </w:t>
+      </w:r>
+      <w:r>
+        <w:t xml:space="preserve">works on saved evidence, so it can be repeated as often as you like.</w:t>
+      </w:r>
+    </w:p>
+    <w:p>
+      <w:pPr>
+        <w:pStyle w:val="Compact"/>
+        <w:numPr>
+          <w:ilvl w:val="0"/>
+          <w:numId w:val="1012"/>
         </w:numPr>
       </w:pPr>
       <w:r>
@@ -27174,7 +27995,7 @@
         <w:t xml:space="preserve">own run.</w:t>
       </w:r>
     </w:p>
-    <w:bookmarkStart w:id="65" w:name="X6b9c9d2e59e13da41f347184ca67a475fa8b7ce"/>
+    <w:bookmarkStart w:id="68" w:name="X6b9c9d2e59e13da41f347184ca67a475fa8b7ce"/>
     <w:p>
       <w:pPr>
         <w:pStyle w:val="Heading3"/>
@@ -27297,7 +28118,7 @@
       <w:r>
         <w:t xml:space="preserve"> </w:t>
       </w:r>
-      <w:hyperlink r:id="rId64">
+      <w:hyperlink r:id="rId67">
         <w:r>
           <w:rPr>
             <w:rStyle w:val="Hyperlink"/>
@@ -28020,70 +28841,58 @@
         <w:t xml:space="preserve"> </w:t>
       </w:r>
       <w:r>
-        <w:t xml:space="preserve">capture, with its date.</w:t>
-      </w:r>
-      <w:r>
-        <w:t xml:space="preserve"> </w:t>
-      </w:r>
-      <w:r>
-        <w:rPr>
-          <w:rStyle w:val="VerbatimChar"/>
-        </w:rPr>
-        <w:t xml:space="preserve">--skip Italy</w:t>
-      </w:r>
-      <w:r>
-        <w:t xml:space="preserve"> </w:t>
-      </w:r>
-      <w:r>
-        <w:t xml:space="preserve">keeps the same scope as the published</w:t>
-      </w:r>
-      <w:r>
-        <w:t xml:space="preserve"> </w:t>
-      </w:r>
-      <w:r>
-        <w:t xml:space="preserve">run. Italy's URL changed on 26 September to</w:t>
-      </w:r>
-      <w:r>
-        <w:t xml:space="preserve"> </w:t>
-      </w:r>
-      <w:r>
-        <w:rPr>
-          <w:rStyle w:val="VerbatimChar"/>
-        </w:rPr>
-        <w:t xml:space="preserve">https://eoscnode-it.d4science.org/</w:t>
-      </w:r>
-      <w:r>
-        <w:t xml:space="preserve">; drop</w:t>
-      </w:r>
-      <w:r>
-        <w:t xml:space="preserve"> </w:t>
-      </w:r>
-      <w:r>
-        <w:rPr>
-          <w:rStyle w:val="VerbatimChar"/>
-        </w:rPr>
-        <w:t xml:space="preserve">--skip Italy</w:t>
-      </w:r>
-      <w:r>
-        <w:t xml:space="preserve"> </w:t>
-      </w:r>
-      <w:r>
-        <w:t xml:space="preserve">once a trial</w:t>
-      </w:r>
-      <w:r>
-        <w:t xml:space="preserve"> </w:t>
-      </w:r>
-      <w:r>
-        <w:t xml:space="preserve">collection (</w:t>
-      </w:r>
-      <w:r>
-        <w:rPr>
-          <w:rStyle w:val="VerbatimChar"/>
-        </w:rPr>
-        <w:t xml:space="preserve">collect --only eosc-it --results /tmp/trial</w:t>
-      </w:r>
-      <w:r>
-        <w:t xml:space="preserve">) shows the page loads.</w:t>
+        <w:t xml:space="preserve">capture, with its date. The published run includes Italy, read at</w:t>
+      </w:r>
+      <w:r>
+        <w:t xml:space="preserve"> </w:t>
+      </w:r>
+      <w:r>
+        <w:rPr>
+          <w:rStyle w:val="VerbatimChar"/>
+        </w:rPr>
+        <w:t xml:space="preserve">https://eosc.it/</w:t>
+      </w:r>
+      <w:r>
+        <w:t xml:space="preserve"> </w:t>
+      </w:r>
+      <w:r>
+        <w:t xml:space="preserve">since 1 October 2026, so no</w:t>
+      </w:r>
+      <w:r>
+        <w:t xml:space="preserve"> </w:t>
+      </w:r>
+      <w:r>
+        <w:rPr>
+          <w:rStyle w:val="VerbatimChar"/>
+        </w:rPr>
+        <w:t xml:space="preserve">--skip</w:t>
+      </w:r>
+      <w:r>
+        <w:t xml:space="preserve"> </w:t>
+      </w:r>
+      <w:r>
+        <w:t xml:space="preserve">is needed; skip a node</w:t>
+      </w:r>
+      <w:r>
+        <w:t xml:space="preserve"> </w:t>
+      </w:r>
+      <w:r>
+        <w:t xml:space="preserve">only while a trial collection (</w:t>
+      </w:r>
+      <w:r>
+        <w:rPr>
+          <w:rStyle w:val="VerbatimChar"/>
+        </w:rPr>
+        <w:t xml:space="preserve">collect --only &lt;id&gt; --results /tmp/trial</w:t>
+      </w:r>
+      <w:r>
+        <w:t xml:space="preserve">)</w:t>
+      </w:r>
+      <w:r>
+        <w:t xml:space="preserve"> </w:t>
+      </w:r>
+      <w:r>
+        <w:t xml:space="preserve">shows its page does not load.</w:t>
       </w:r>
     </w:p>
     <w:p>
@@ -28642,138 +29451,6 @@
       </w:r>
       <w:r>
         <w:t xml:space="preserve">not to be satisfied mechanically:</w:t>
-      </w:r>
-    </w:p>
-    <w:p>
-      <w:pPr>
-        <w:pStyle w:val="Compact"/>
-        <w:numPr>
-          <w:ilvl w:val="0"/>
-          <w:numId w:val="1012"/>
-        </w:numPr>
-      </w:pPr>
-      <w:r>
-        <w:rPr>
-          <w:rStyle w:val="VerbatimChar"/>
-        </w:rPr>
-        <w:t xml:space="preserve">test_privacy.py::test_the_committed_evidence_publishes_no_personal_address_or_phone</w:t>
-      </w:r>
-      <w:r>
-        <w:t xml:space="preserve"> </w:t>
-      </w:r>
-      <w:r>
-        <w:t xml:space="preserve">must pass as it stands. If it fails, personal data is about to be published.</w:t>
-      </w:r>
-      <w:r>
-        <w:t xml:space="preserve"> </w:t>
-      </w:r>
-      <w:r>
-        <w:t xml:space="preserve">Stop and find out why; never change the test to let it through.</w:t>
-      </w:r>
-    </w:p>
-    <w:p>
-      <w:pPr>
-        <w:pStyle w:val="Compact"/>
-        <w:numPr>
-          <w:ilvl w:val="0"/>
-          <w:numId w:val="1012"/>
-        </w:numPr>
-      </w:pPr>
-      <w:r>
-        <w:rPr>
-          <w:rStyle w:val="VerbatimChar"/>
-        </w:rPr>
-        <w:t xml:space="preserve">test_names.py::test_the_official_names_match_the_nodes_that_show_them</w:t>
-      </w:r>
-      <w:r>
-        <w:t xml:space="preserve"> </w:t>
-      </w:r>
-      <w:r>
-        <w:t xml:space="preserve">pins</w:t>
-      </w:r>
-      <w:r>
-        <w:t xml:space="preserve"> </w:t>
-      </w:r>
-      <w:r>
-        <w:t xml:space="preserve">which nodes display their approved name (four for the 26 September run; five</w:t>
-      </w:r>
-      <w:r>
-        <w:t xml:space="preserve"> </w:t>
-      </w:r>
-      <w:r>
-        <w:t xml:space="preserve">on 24 September, when GÉANT's page was served). If the new page shows its</w:t>
-      </w:r>
-      <w:r>
-        <w:t xml:space="preserve"> </w:t>
-      </w:r>
-      <w:r>
-        <w:t xml:space="preserve">name, add its id to the expected set and update the docstring to say why.</w:t>
-      </w:r>
-    </w:p>
-    <w:p>
-      <w:pPr>
-        <w:pStyle w:val="Compact"/>
-        <w:numPr>
-          <w:ilvl w:val="0"/>
-          <w:numId w:val="1012"/>
-        </w:numPr>
-      </w:pPr>
-      <w:r>
-        <w:rPr>
-          <w:rStyle w:val="VerbatimChar"/>
-        </w:rPr>
-        <w:t xml:space="preserve">test_update_row.py::test_published_results_are_the_run_these_tests_copy</w:t>
-      </w:r>
-      <w:r>
-        <w:t xml:space="preserve"> </w:t>
-      </w:r>
-      <w:r>
-        <w:t xml:space="preserve">pins how many nodes the run has and which were skipped (13 and none, for</w:t>
-      </w:r>
-      <w:r>
-        <w:t xml:space="preserve"> </w:t>
-      </w:r>
-      <w:r>
-        <w:t xml:space="preserve">run</w:t>
-      </w:r>
-      <w:r>
-        <w:t xml:space="preserve"> </w:t>
-      </w:r>
-      <w:r>
-        <w:rPr>
-          <w:rStyle w:val="VerbatimChar"/>
-        </w:rPr>
-        <w:t xml:space="preserve">web-13</w:t>
-      </w:r>
-      <w:r>
-        <w:t xml:space="preserve">). Update it to the new run's shape.</w:t>
-      </w:r>
-    </w:p>
-    <w:p>
-      <w:pPr>
-        <w:pStyle w:val="FirstParagraph"/>
-      </w:pPr>
-      <w:r>
-        <w:rPr>
-          <w:b/>
-          <w:bCs/>
-        </w:rPr>
-        <w:t xml:space="preserve">Step 6: update what quotes the published figures, then commit.</w:t>
-      </w:r>
-      <w:r>
-        <w:t xml:space="preserve"> </w:t>
-      </w:r>
-      <w:r>
-        <w:rPr>
-          <w:rStyle w:val="VerbatimChar"/>
-        </w:rPr>
-        <w:t xml:space="preserve">results/</w:t>
-      </w:r>
-      <w:r>
-        <w:t xml:space="preserve"> </w:t>
-      </w:r>
-      <w:r>
-        <w:t xml:space="preserve">is regenerated, but these are written by hand:</w:t>
       </w:r>
     </w:p>
     <w:p>
@@ -28785,19 +29462,22 @@
         </w:numPr>
       </w:pPr>
       <w:r>
-        <w:t xml:space="preserve">a review document for the new run, like</w:t>
-      </w:r>
-      <w:r>
-        <w:t xml:space="preserve"> </w:t>
-      </w:r>
-      <w:r>
-        <w:rPr>
-          <w:rStyle w:val="VerbatimChar"/>
-        </w:rPr>
-        <w:t xml:space="preserve">results/REVIEW-2026-09-24.md</w:t>
-      </w:r>
-      <w:r>
-        <w:t xml:space="preserve">;</w:t>
+        <w:rPr>
+          <w:rStyle w:val="VerbatimChar"/>
+        </w:rPr>
+        <w:t xml:space="preserve">test_privacy.py::test_the_committed_evidence_publishes_no_personal_address_or_phone</w:t>
+      </w:r>
+      <w:r>
+        <w:t xml:space="preserve"> </w:t>
+      </w:r>
+      <w:r>
+        <w:t xml:space="preserve">must pass as it stands. If it fails, personal data is about to be published.</w:t>
+      </w:r>
+      <w:r>
+        <w:t xml:space="preserve"> </w:t>
+      </w:r>
+      <w:r>
+        <w:t xml:space="preserve">Stop and find out why; never change the test to let it through.</w:t>
       </w:r>
     </w:p>
     <w:p>
@@ -28809,22 +29489,34 @@
         </w:numPr>
       </w:pPr>
       <w:r>
-        <w:t xml:space="preserve">the headline tally in</w:t>
-      </w:r>
-      <w:r>
-        <w:t xml:space="preserve"> </w:t>
-      </w:r>
-      <w:r>
-        <w:rPr>
-          <w:rStyle w:val="VerbatimChar"/>
-        </w:rPr>
-        <w:t xml:space="preserve">README.md</w:t>
-      </w:r>
-      <w:r>
-        <w:t xml:space="preserve"> </w:t>
-      </w:r>
-      <w:r>
-        <w:t xml:space="preserve">("130 cells: 57 PASS · 6 FAIL · 67 review");</w:t>
+        <w:rPr>
+          <w:rStyle w:val="VerbatimChar"/>
+        </w:rPr>
+        <w:t xml:space="preserve">test_names.py::test_the_official_names_match_the_nodes_that_show_them</w:t>
+      </w:r>
+      <w:r>
+        <w:t xml:space="preserve"> </w:t>
+      </w:r>
+      <w:r>
+        <w:t xml:space="preserve">pins</w:t>
+      </w:r>
+      <w:r>
+        <w:t xml:space="preserve"> </w:t>
+      </w:r>
+      <w:r>
+        <w:t xml:space="preserve">which nodes display their approved name (four for the 26 September run; five</w:t>
+      </w:r>
+      <w:r>
+        <w:t xml:space="preserve"> </w:t>
+      </w:r>
+      <w:r>
+        <w:t xml:space="preserve">on 24 September, when GÉANT's page was served). If the new page shows its</w:t>
+      </w:r>
+      <w:r>
+        <w:t xml:space="preserve"> </w:t>
+      </w:r>
+      <w:r>
+        <w:t xml:space="preserve">name, add its id to the expected set and update the docstring to say why.</w:t>
       </w:r>
     </w:p>
     <w:p>
@@ -28836,258 +29528,312 @@
         </w:numPr>
       </w:pPr>
       <w:r>
-        <w:t xml:space="preserve">section 10 of this document ("The published figures"), and the node list</w:t>
-      </w:r>
-      <w:r>
-        <w:t xml:space="preserve"> </w:t>
-      </w:r>
-      <w:r>
-        <w:t xml:space="preserve">in section 5 ("The node list — a YAML file").</w:t>
-      </w:r>
-    </w:p>
-    <w:p>
-      <w:pPr>
-        <w:pStyle w:val="SourceCode"/>
-      </w:pPr>
-      <w:r>
-        <w:rPr>
-          <w:rStyle w:val="FunctionTok"/>
-        </w:rPr>
-        <w:t xml:space="preserve">git</w:t>
-      </w:r>
-      <w:r>
-        <w:rPr>
-          <w:rStyle w:val="NormalTok"/>
-        </w:rPr>
-        <w:t xml:space="preserve"> status</w:t>
-      </w:r>
-      <w:r>
-        <w:br/>
-      </w:r>
-      <w:r>
-        <w:rPr>
-          <w:rStyle w:val="FunctionTok"/>
-        </w:rPr>
-        <w:t xml:space="preserve">git</w:t>
-      </w:r>
-      <w:r>
-        <w:rPr>
-          <w:rStyle w:val="NormalTok"/>
-        </w:rPr>
-        <w:t xml:space="preserve"> add nodes.yaml checklist/approved-names.txt checklist/approved-names-scoped.txt </w:t>
-      </w:r>
-      <w:r>
-        <w:rPr>
-          <w:rStyle w:val="DataTypeTok"/>
-        </w:rPr>
-        <w:t xml:space="preserve">\</w:t>
-      </w:r>
-      <w:r>
-        <w:br/>
-      </w:r>
-      <w:r>
-        <w:rPr>
-          <w:rStyle w:val="NormalTok"/>
-        </w:rPr>
-        <w:t xml:space="preserve">        results README.md docs tests</w:t>
-      </w:r>
-      <w:r>
-        <w:br/>
-      </w:r>
-      <w:r>
-        <w:rPr>
-          <w:rStyle w:val="FunctionTok"/>
-        </w:rPr>
-        <w:t xml:space="preserve">git</w:t>
-      </w:r>
-      <w:r>
-        <w:rPr>
-          <w:rStyle w:val="NormalTok"/>
-        </w:rPr>
-        <w:t xml:space="preserve"> commit </w:t>
-      </w:r>
-      <w:r>
-        <w:rPr>
-          <w:rStyle w:val="AttributeTok"/>
-        </w:rPr>
-        <w:t xml:space="preserve">-m</w:t>
-      </w:r>
-      <w:r>
-        <w:rPr>
-          <w:rStyle w:val="NormalTok"/>
-        </w:rPr>
-        <w:t xml:space="preserve"> </w:t>
-      </w:r>
-      <w:r>
-        <w:rPr>
-          <w:rStyle w:val="StringTok"/>
-        </w:rPr>
-        <w:t xml:space="preserve">"Add eosc-example; publish run live-2026-10-01-plus-eosc-example"</w:t>
-      </w:r>
-      <w:r>
-        <w:br/>
-      </w:r>
-      <w:r>
-        <w:rPr>
-          <w:rStyle w:val="FunctionTok"/>
-        </w:rPr>
-        <w:t xml:space="preserve">git</w:t>
-      </w:r>
-      <w:r>
-        <w:rPr>
-          <w:rStyle w:val="NormalTok"/>
-        </w:rPr>
-        <w:t xml:space="preserve"> push</w:t>
-      </w:r>
-    </w:p>
-    <w:bookmarkEnd w:id="65"/>
-    <w:bookmarkStart w:id="66" w:name="X5431a82e20a06edfb102374e037ce7ea9ce6896"/>
-    <w:p>
-      <w:pPr>
-        <w:pStyle w:val="Heading3"/>
-      </w:pPr>
-      <w:r>
-        <w:t xml:space="preserve">Example 2 — changing a node's landing page URL</w:t>
+        <w:rPr>
+          <w:rStyle w:val="VerbatimChar"/>
+        </w:rPr>
+        <w:t xml:space="preserve">test_update_row.py::test_published_results_are_the_run_these_tests_copy</w:t>
+      </w:r>
+      <w:r>
+        <w:t xml:space="preserve"> </w:t>
+      </w:r>
+      <w:r>
+        <w:t xml:space="preserve">pins how many nodes the run has and which were skipped (13 and none, for</w:t>
+      </w:r>
+      <w:r>
+        <w:t xml:space="preserve"> </w:t>
+      </w:r>
+      <w:r>
+        <w:t xml:space="preserve">run</w:t>
+      </w:r>
+      <w:r>
+        <w:t xml:space="preserve"> </w:t>
+      </w:r>
+      <w:r>
+        <w:rPr>
+          <w:rStyle w:val="VerbatimChar"/>
+        </w:rPr>
+        <w:t xml:space="preserve">web-13</w:t>
+      </w:r>
+      <w:r>
+        <w:t xml:space="preserve">). Update it to the new run's shape.</w:t>
       </w:r>
     </w:p>
     <w:p>
       <w:pPr>
         <w:pStyle w:val="FirstParagraph"/>
-      </w:pPr>
-      <w:r>
-        <w:t xml:space="preserve">The example is the change actually made on 25 September 2026: BBMRI-ERIC moved</w:t>
-      </w:r>
-      <w:r>
-        <w:t xml:space="preserve"> </w:t>
-      </w:r>
-      <w:r>
-        <w:t xml:space="preserve">from</w:t>
-      </w:r>
-      <w:r>
-        <w:t xml:space="preserve"> </w:t>
-      </w:r>
-      <w:r>
-        <w:rPr>
-          <w:rStyle w:val="VerbatimChar"/>
-        </w:rPr>
-        <w:t xml:space="preserve">https://www.bbmri-eric.eu/eosc-node-bbmri-eric/</w:t>
-      </w:r>
-      <w:r>
-        <w:t xml:space="preserve"> </w:t>
-      </w:r>
-      <w:r>
-        <w:t xml:space="preserve">to</w:t>
-      </w:r>
-      <w:r>
-        <w:t xml:space="preserve"> </w:t>
-      </w:r>
-      <w:r>
-        <w:rPr>
-          <w:rStyle w:val="VerbatimChar"/>
-        </w:rPr>
-        <w:t xml:space="preserve">https://dev3.bbmri-eric.eu/eosc-node-bbmri-eric/</w:t>
-      </w:r>
-      <w:r>
-        <w:t xml:space="preserve">. It was set back on 26</w:t>
-      </w:r>
-      <w:r>
-        <w:t xml:space="preserve"> </w:t>
-      </w:r>
-      <w:r>
-        <w:t xml:space="preserve">September, because the</w:t>
-      </w:r>
-      <w:r>
-        <w:t xml:space="preserve"> </w:t>
-      </w:r>
-      <w:r>
-        <w:rPr>
-          <w:rStyle w:val="VerbatimChar"/>
-        </w:rPr>
-        <w:t xml:space="preserve">dev3.</w:t>
-      </w:r>
-      <w:r>
-        <w:t xml:space="preserve"> </w:t>
-      </w:r>
-      <w:r>
-        <w:t xml:space="preserve">host's</w:t>
-      </w:r>
-      <w:r>
-        <w:t xml:space="preserve"> </w:t>
-      </w:r>
-      <w:r>
-        <w:rPr>
-          <w:rStyle w:val="VerbatimChar"/>
-        </w:rPr>
-        <w:t xml:space="preserve">robots.txt</w:t>
-      </w:r>
-      <w:r>
-        <w:t xml:space="preserve"> </w:t>
-      </w:r>
-      <w:r>
-        <w:t xml:space="preserve">excludes the checker, so</w:t>
-      </w:r>
-      <w:r>
-        <w:t xml:space="preserve"> </w:t>
-      </w:r>
-      <w:r>
-        <w:rPr>
-          <w:rStyle w:val="VerbatimChar"/>
-        </w:rPr>
-        <w:t xml:space="preserve">nodes.yaml</w:t>
-      </w:r>
-      <w:r>
-        <w:t xml:space="preserve"> </w:t>
-      </w:r>
-      <w:r>
-        <w:t xml:space="preserve">has the</w:t>
-      </w:r>
-      <w:r>
-        <w:t xml:space="preserve"> </w:t>
-      </w:r>
-      <w:r>
-        <w:rPr>
-          <w:rStyle w:val="VerbatimChar"/>
-        </w:rPr>
-        <w:t xml:space="preserve">www.</w:t>
-      </w:r>
-      <w:r>
-        <w:t xml:space="preserve"> </w:t>
-      </w:r>
-      <w:r>
-        <w:t xml:space="preserve">address again.</w:t>
-      </w:r>
-    </w:p>
-    <w:p>
-      <w:pPr>
-        <w:pStyle w:val="BodyText"/>
       </w:pPr>
       <w:r>
         <w:rPr>
           <w:b/>
           <w:bCs/>
         </w:rPr>
-        <w:t xml:space="preserve">Which files change.</w:t>
-      </w:r>
-      <w:r>
-        <w:t xml:space="preserve"> </w:t>
-      </w:r>
-      <w:r>
-        <w:t xml:space="preserve">One line in one file:</w:t>
-      </w:r>
-      <w:r>
-        <w:t xml:space="preserve"> </w:t>
-      </w:r>
-      <w:r>
-        <w:rPr>
-          <w:rStyle w:val="VerbatimChar"/>
-        </w:rPr>
-        <w:t xml:space="preserve">url</w:t>
-      </w:r>
-      <w:r>
-        <w:t xml:space="preserve"> </w:t>
-      </w:r>
-      <w:r>
-        <w:t xml:space="preserve">for that node in</w:t>
+        <w:t xml:space="preserve">Step 6: update what quotes the published figures, then commit.</w:t>
+      </w:r>
+      <w:r>
+        <w:t xml:space="preserve"> </w:t>
+      </w:r>
+      <w:r>
+        <w:rPr>
+          <w:rStyle w:val="VerbatimChar"/>
+        </w:rPr>
+        <w:t xml:space="preserve">results/</w:t>
+      </w:r>
+      <w:r>
+        <w:t xml:space="preserve"> </w:t>
+      </w:r>
+      <w:r>
+        <w:t xml:space="preserve">is regenerated, but these are written by hand:</w:t>
+      </w:r>
+    </w:p>
+    <w:p>
+      <w:pPr>
+        <w:pStyle w:val="Compact"/>
+        <w:numPr>
+          <w:ilvl w:val="0"/>
+          <w:numId w:val="1014"/>
+        </w:numPr>
+      </w:pPr>
+      <w:r>
+        <w:t xml:space="preserve">a review document for the new run, like</w:t>
+      </w:r>
+      <w:r>
+        <w:t xml:space="preserve"> </w:t>
+      </w:r>
+      <w:r>
+        <w:rPr>
+          <w:rStyle w:val="VerbatimChar"/>
+        </w:rPr>
+        <w:t xml:space="preserve">results/REVIEW-2026-09-24.md</w:t>
+      </w:r>
+      <w:r>
+        <w:t xml:space="preserve">;</w:t>
+      </w:r>
+    </w:p>
+    <w:p>
+      <w:pPr>
+        <w:pStyle w:val="Compact"/>
+        <w:numPr>
+          <w:ilvl w:val="0"/>
+          <w:numId w:val="1014"/>
+        </w:numPr>
+      </w:pPr>
+      <w:r>
+        <w:t xml:space="preserve">the headline tally in</w:t>
+      </w:r>
+      <w:r>
+        <w:t xml:space="preserve"> </w:t>
+      </w:r>
+      <w:r>
+        <w:rPr>
+          <w:rStyle w:val="VerbatimChar"/>
+        </w:rPr>
+        <w:t xml:space="preserve">README.md</w:t>
+      </w:r>
+      <w:r>
+        <w:t xml:space="preserve"> </w:t>
+      </w:r>
+      <w:r>
+        <w:t xml:space="preserve">("130 cells: 60 PASS · 6 FAIL · 64 review");</w:t>
+      </w:r>
+    </w:p>
+    <w:p>
+      <w:pPr>
+        <w:pStyle w:val="Compact"/>
+        <w:numPr>
+          <w:ilvl w:val="0"/>
+          <w:numId w:val="1014"/>
+        </w:numPr>
+      </w:pPr>
+      <w:r>
+        <w:t xml:space="preserve">section 10 of this document ("The published figures"), and the node list</w:t>
+      </w:r>
+      <w:r>
+        <w:t xml:space="preserve"> </w:t>
+      </w:r>
+      <w:r>
+        <w:t xml:space="preserve">in section 5 ("The node list — a YAML file").</w:t>
+      </w:r>
+    </w:p>
+    <w:p>
+      <w:pPr>
+        <w:pStyle w:val="SourceCode"/>
+      </w:pPr>
+      <w:r>
+        <w:rPr>
+          <w:rStyle w:val="FunctionTok"/>
+        </w:rPr>
+        <w:t xml:space="preserve">git</w:t>
+      </w:r>
+      <w:r>
+        <w:rPr>
+          <w:rStyle w:val="NormalTok"/>
+        </w:rPr>
+        <w:t xml:space="preserve"> status</w:t>
+      </w:r>
+      <w:r>
+        <w:br/>
+      </w:r>
+      <w:r>
+        <w:rPr>
+          <w:rStyle w:val="FunctionTok"/>
+        </w:rPr>
+        <w:t xml:space="preserve">git</w:t>
+      </w:r>
+      <w:r>
+        <w:rPr>
+          <w:rStyle w:val="NormalTok"/>
+        </w:rPr>
+        <w:t xml:space="preserve"> add nodes.yaml checklist/approved-names.txt checklist/approved-names-scoped.txt </w:t>
+      </w:r>
+      <w:r>
+        <w:rPr>
+          <w:rStyle w:val="DataTypeTok"/>
+        </w:rPr>
+        <w:t xml:space="preserve">\</w:t>
+      </w:r>
+      <w:r>
+        <w:br/>
+      </w:r>
+      <w:r>
+        <w:rPr>
+          <w:rStyle w:val="NormalTok"/>
+        </w:rPr>
+        <w:t xml:space="preserve">        results README.md docs tests</w:t>
+      </w:r>
+      <w:r>
+        <w:br/>
+      </w:r>
+      <w:r>
+        <w:rPr>
+          <w:rStyle w:val="FunctionTok"/>
+        </w:rPr>
+        <w:t xml:space="preserve">git</w:t>
+      </w:r>
+      <w:r>
+        <w:rPr>
+          <w:rStyle w:val="NormalTok"/>
+        </w:rPr>
+        <w:t xml:space="preserve"> commit </w:t>
+      </w:r>
+      <w:r>
+        <w:rPr>
+          <w:rStyle w:val="AttributeTok"/>
+        </w:rPr>
+        <w:t xml:space="preserve">-m</w:t>
+      </w:r>
+      <w:r>
+        <w:rPr>
+          <w:rStyle w:val="NormalTok"/>
+        </w:rPr>
+        <w:t xml:space="preserve"> </w:t>
+      </w:r>
+      <w:r>
+        <w:rPr>
+          <w:rStyle w:val="StringTok"/>
+        </w:rPr>
+        <w:t xml:space="preserve">"Add eosc-example; publish run live-2026-10-01-plus-eosc-example"</w:t>
+      </w:r>
+      <w:r>
+        <w:br/>
+      </w:r>
+      <w:r>
+        <w:rPr>
+          <w:rStyle w:val="FunctionTok"/>
+        </w:rPr>
+        <w:t xml:space="preserve">git</w:t>
+      </w:r>
+      <w:r>
+        <w:rPr>
+          <w:rStyle w:val="NormalTok"/>
+        </w:rPr>
+        <w:t xml:space="preserve"> push</w:t>
+      </w:r>
+    </w:p>
+    <w:bookmarkEnd w:id="68"/>
+    <w:bookmarkStart w:id="69" w:name="X5431a82e20a06edfb102374e037ce7ea9ce6896"/>
+    <w:p>
+      <w:pPr>
+        <w:pStyle w:val="Heading3"/>
+      </w:pPr>
+      <w:r>
+        <w:t xml:space="preserve">Example 2 — changing a node's landing page URL</w:t>
+      </w:r>
+    </w:p>
+    <w:p>
+      <w:pPr>
+        <w:pStyle w:val="FirstParagraph"/>
+      </w:pPr>
+      <w:r>
+        <w:t xml:space="preserve">The example is the change actually made on 25 September 2026: BBMRI-ERIC moved</w:t>
+      </w:r>
+      <w:r>
+        <w:t xml:space="preserve"> </w:t>
+      </w:r>
+      <w:r>
+        <w:t xml:space="preserve">from</w:t>
+      </w:r>
+      <w:r>
+        <w:t xml:space="preserve"> </w:t>
+      </w:r>
+      <w:r>
+        <w:rPr>
+          <w:rStyle w:val="VerbatimChar"/>
+        </w:rPr>
+        <w:t xml:space="preserve">https://www.bbmri-eric.eu/eosc-node-bbmri-eric/</w:t>
+      </w:r>
+      <w:r>
+        <w:t xml:space="preserve"> </w:t>
+      </w:r>
+      <w:r>
+        <w:t xml:space="preserve">to</w:t>
+      </w:r>
+      <w:r>
+        <w:t xml:space="preserve"> </w:t>
+      </w:r>
+      <w:r>
+        <w:rPr>
+          <w:rStyle w:val="VerbatimChar"/>
+        </w:rPr>
+        <w:t xml:space="preserve">https://dev3.bbmri-eric.eu/eosc-node-bbmri-eric/</w:t>
+      </w:r>
+      <w:r>
+        <w:t xml:space="preserve">. It was set back on 26</w:t>
+      </w:r>
+      <w:r>
+        <w:t xml:space="preserve"> </w:t>
+      </w:r>
+      <w:r>
+        <w:t xml:space="preserve">September, because the</w:t>
+      </w:r>
+      <w:r>
+        <w:t xml:space="preserve"> </w:t>
+      </w:r>
+      <w:r>
+        <w:rPr>
+          <w:rStyle w:val="VerbatimChar"/>
+        </w:rPr>
+        <w:t xml:space="preserve">dev3.</w:t>
+      </w:r>
+      <w:r>
+        <w:t xml:space="preserve"> </w:t>
+      </w:r>
+      <w:r>
+        <w:t xml:space="preserve">host's</w:t>
+      </w:r>
+      <w:r>
+        <w:t xml:space="preserve"> </w:t>
+      </w:r>
+      <w:r>
+        <w:rPr>
+          <w:rStyle w:val="VerbatimChar"/>
+        </w:rPr>
+        <w:t xml:space="preserve">robots.txt</w:t>
+      </w:r>
+      <w:r>
+        <w:t xml:space="preserve"> </w:t>
+      </w:r>
+      <w:r>
+        <w:t xml:space="preserve">excludes the checker, so</w:t>
       </w:r>
       <w:r>
         <w:t xml:space="preserve"> </w:t>
@@ -29099,242 +29845,25 @@
         <w:t xml:space="preserve">nodes.yaml</w:t>
       </w:r>
       <w:r>
-        <w:t xml:space="preserve">. Nothing else in the repository stores a node's URL. Add a comment</w:t>
-      </w:r>
-      <w:r>
-        <w:t xml:space="preserve"> </w:t>
-      </w:r>
-      <w:r>
-        <w:t xml:space="preserve">recording the old address and the date, so the published evidence can still be</w:t>
-      </w:r>
-      <w:r>
-        <w:t xml:space="preserve"> </w:t>
-      </w:r>
-      <w:r>
-        <w:t xml:space="preserve">traced:</w:t>
-      </w:r>
-    </w:p>
-    <w:p>
-      <w:pPr>
-        <w:pStyle w:val="SourceCode"/>
-      </w:pPr>
-      <w:r>
-        <w:rPr>
-          <w:rStyle w:val="AttributeTok"/>
-        </w:rPr>
-        <w:t xml:space="preserve">  </w:t>
-      </w:r>
-      <w:r>
-        <w:rPr>
-          <w:rStyle w:val="KeywordTok"/>
-        </w:rPr>
-        <w:t xml:space="preserve">-</w:t>
-      </w:r>
-      <w:r>
-        <w:rPr>
-          <w:rStyle w:val="AttributeTok"/>
-        </w:rPr>
-        <w:t xml:space="preserve"> </w:t>
-      </w:r>
-      <w:r>
-        <w:rPr>
-          <w:rStyle w:val="FunctionTok"/>
-        </w:rPr>
-        <w:t xml:space="preserve">id</w:t>
-      </w:r>
-      <w:r>
-        <w:rPr>
-          <w:rStyle w:val="KeywordTok"/>
-        </w:rPr>
-        <w:t xml:space="preserve">:</w:t>
-      </w:r>
-      <w:r>
-        <w:rPr>
-          <w:rStyle w:val="AttributeTok"/>
-        </w:rPr>
-        <w:t xml:space="preserve"> bbmri-eric</w:t>
-      </w:r>
-      <w:r>
-        <w:br/>
-      </w:r>
-      <w:r>
-        <w:rPr>
-          <w:rStyle w:val="AttributeTok"/>
-        </w:rPr>
-        <w:t xml:space="preserve">    </w:t>
-      </w:r>
-      <w:r>
-        <w:rPr>
-          <w:rStyle w:val="FunctionTok"/>
-        </w:rPr>
-        <w:t xml:space="preserve">name</w:t>
-      </w:r>
-      <w:r>
-        <w:rPr>
-          <w:rStyle w:val="KeywordTok"/>
-        </w:rPr>
-        <w:t xml:space="preserve">:</w:t>
-      </w:r>
-      <w:r>
-        <w:rPr>
-          <w:rStyle w:val="AttributeTok"/>
-        </w:rPr>
-        <w:t xml:space="preserve"> BBMRI-ERIC</w:t>
-      </w:r>
-      <w:r>
-        <w:br/>
-      </w:r>
-      <w:r>
-        <w:rPr>
-          <w:rStyle w:val="CommentTok"/>
-        </w:rPr>
-        <w:t xml:space="preserve">    # URL changed on 25 September 2026, from</w:t>
-      </w:r>
-      <w:r>
-        <w:br/>
-      </w:r>
-      <w:r>
-        <w:rPr>
-          <w:rStyle w:val="CommentTok"/>
-        </w:rPr>
-        <w:t xml:space="preserve">    # https://www.bbmri-eric.eu/eosc-node-bbmri-eric/</w:t>
-      </w:r>
-      <w:r>
-        <w:br/>
-      </w:r>
-      <w:r>
-        <w:rPr>
-          <w:rStyle w:val="AttributeTok"/>
-        </w:rPr>
-        <w:t xml:space="preserve">    </w:t>
-      </w:r>
-      <w:r>
-        <w:rPr>
-          <w:rStyle w:val="FunctionTok"/>
-        </w:rPr>
-        <w:t xml:space="preserve">url</w:t>
-      </w:r>
-      <w:r>
-        <w:rPr>
-          <w:rStyle w:val="KeywordTok"/>
-        </w:rPr>
-        <w:t xml:space="preserve">:</w:t>
-      </w:r>
-      <w:r>
-        <w:rPr>
-          <w:rStyle w:val="AttributeTok"/>
-        </w:rPr>
-        <w:t xml:space="preserve"> https://dev3.bbmri-eric.eu/eosc-node-bbmri-eric/</w:t>
-      </w:r>
-      <w:r>
-        <w:br/>
-      </w:r>
-      <w:r>
-        <w:rPr>
-          <w:rStyle w:val="AttributeTok"/>
-        </w:rPr>
-        <w:t xml:space="preserve">    </w:t>
-      </w:r>
-      <w:r>
-        <w:rPr>
-          <w:rStyle w:val="FunctionTok"/>
-        </w:rPr>
-        <w:t xml:space="preserve">eosc_page</w:t>
-      </w:r>
-      <w:r>
-        <w:rPr>
-          <w:rStyle w:val="KeywordTok"/>
-        </w:rPr>
-        <w:t xml:space="preserve">:</w:t>
-      </w:r>
-      <w:r>
-        <w:rPr>
-          <w:rStyle w:val="AttributeTok"/>
-        </w:rPr>
-        <w:t xml:space="preserve"> https://eosc.eu/building-the-eosc-federation/eosc-node-bbmri-eric/</w:t>
-      </w:r>
-    </w:p>
-    <w:p>
-      <w:pPr>
-        <w:pStyle w:val="FirstParagraph"/>
-      </w:pPr>
-      <w:r>
-        <w:t xml:space="preserve">Change</w:t>
-      </w:r>
-      <w:r>
-        <w:t xml:space="preserve"> </w:t>
-      </w:r>
-      <w:r>
-        <w:rPr>
-          <w:rStyle w:val="VerbatimChar"/>
-        </w:rPr>
-        <w:t xml:space="preserve">eosc_page</w:t>
-      </w:r>
-      <w:r>
-        <w:t xml:space="preserve"> </w:t>
-      </w:r>
-      <w:r>
-        <w:t xml:space="preserve">as well only if the node's own entry on</w:t>
-      </w:r>
-      <w:r>
-        <w:t xml:space="preserve"> </w:t>
-      </w:r>
-      <w:r>
-        <w:rPr>
-          <w:rStyle w:val="VerbatimChar"/>
-        </w:rPr>
-        <w:t xml:space="preserve">eosc.eu</w:t>
-      </w:r>
-      <w:r>
-        <w:t xml:space="preserve"> </w:t>
-      </w:r>
-      <w:r>
-        <w:t xml:space="preserve">moved; a</w:t>
-      </w:r>
-      <w:r>
-        <w:t xml:space="preserve"> </w:t>
-      </w:r>
-      <w:r>
-        <w:t xml:space="preserve">new landing page does not usually mean a new</w:t>
-      </w:r>
-      <w:r>
-        <w:t xml:space="preserve"> </w:t>
-      </w:r>
-      <w:r>
-        <w:rPr>
-          <w:rStyle w:val="VerbatimChar"/>
-        </w:rPr>
-        <w:t xml:space="preserve">eosc.eu</w:t>
-      </w:r>
-      <w:r>
-        <w:t xml:space="preserve"> </w:t>
-      </w:r>
-      <w:r>
-        <w:t xml:space="preserve">entry. The name files</w:t>
-      </w:r>
-      <w:r>
-        <w:t xml:space="preserve"> </w:t>
-      </w:r>
-      <w:r>
-        <w:t xml:space="preserve">change only if the node's approved name changed. Keep the</w:t>
-      </w:r>
-      <w:r>
-        <w:t xml:space="preserve"> </w:t>
-      </w:r>
-      <w:r>
-        <w:rPr>
-          <w:rStyle w:val="VerbatimChar"/>
-        </w:rPr>
-        <w:t xml:space="preserve">id</w:t>
-      </w:r>
-      <w:r>
-        <w:t xml:space="preserve">: it names the</w:t>
-      </w:r>
-      <w:r>
-        <w:t xml:space="preserve"> </w:t>
-      </w:r>
-      <w:r>
-        <w:t xml:space="preserve">evidence file, and changing it would make the node look new.</w:t>
+        <w:t xml:space="preserve"> </w:t>
+      </w:r>
+      <w:r>
+        <w:t xml:space="preserve">has the</w:t>
+      </w:r>
+      <w:r>
+        <w:t xml:space="preserve"> </w:t>
+      </w:r>
+      <w:r>
+        <w:rPr>
+          <w:rStyle w:val="VerbatimChar"/>
+        </w:rPr>
+        <w:t xml:space="preserve">www.</w:t>
+      </w:r>
+      <w:r>
+        <w:t xml:space="preserve"> </w:t>
+      </w:r>
+      <w:r>
+        <w:t xml:space="preserve">address again.</w:t>
       </w:r>
     </w:p>
     <w:p>
@@ -29346,7 +29875,52 @@
           <w:b/>
           <w:bCs/>
         </w:rPr>
-        <w:t xml:space="preserve">Step 1: check the configuration.</w:t>
+        <w:t xml:space="preserve">Which files change.</w:t>
+      </w:r>
+      <w:r>
+        <w:t xml:space="preserve"> </w:t>
+      </w:r>
+      <w:r>
+        <w:t xml:space="preserve">One line in one file:</w:t>
+      </w:r>
+      <w:r>
+        <w:t xml:space="preserve"> </w:t>
+      </w:r>
+      <w:r>
+        <w:rPr>
+          <w:rStyle w:val="VerbatimChar"/>
+        </w:rPr>
+        <w:t xml:space="preserve">url</w:t>
+      </w:r>
+      <w:r>
+        <w:t xml:space="preserve"> </w:t>
+      </w:r>
+      <w:r>
+        <w:t xml:space="preserve">for that node in</w:t>
+      </w:r>
+      <w:r>
+        <w:t xml:space="preserve"> </w:t>
+      </w:r>
+      <w:r>
+        <w:rPr>
+          <w:rStyle w:val="VerbatimChar"/>
+        </w:rPr>
+        <w:t xml:space="preserve">nodes.yaml</w:t>
+      </w:r>
+      <w:r>
+        <w:t xml:space="preserve">. Nothing else in the repository stores a node's URL. Add a comment</w:t>
+      </w:r>
+      <w:r>
+        <w:t xml:space="preserve"> </w:t>
+      </w:r>
+      <w:r>
+        <w:t xml:space="preserve">recording the old address and the date, so the published evidence can still be</w:t>
+      </w:r>
+      <w:r>
+        <w:t xml:space="preserve"> </w:t>
+      </w:r>
+      <w:r>
+        <w:t xml:space="preserve">traced:</w:t>
       </w:r>
     </w:p>
     <w:p>
@@ -29355,39 +29929,233 @@
       </w:pPr>
       <w:r>
         <w:rPr>
-          <w:rStyle w:val="ExtensionTok"/>
-        </w:rPr>
-        <w:t xml:space="preserve">uv</w:t>
-      </w:r>
-      <w:r>
-        <w:rPr>
-          <w:rStyle w:val="NormalTok"/>
-        </w:rPr>
-        <w:t xml:space="preserve"> run pytest </w:t>
-      </w:r>
-      <w:r>
-        <w:rPr>
           <w:rStyle w:val="AttributeTok"/>
         </w:rPr>
-        <w:t xml:space="preserve">-q</w:t>
+        <w:t xml:space="preserve">  </w:t>
+      </w:r>
+      <w:r>
+        <w:rPr>
+          <w:rStyle w:val="KeywordTok"/>
+        </w:rPr>
+        <w:t xml:space="preserve">-</w:t>
+      </w:r>
+      <w:r>
+        <w:rPr>
+          <w:rStyle w:val="AttributeTok"/>
+        </w:rPr>
+        <w:t xml:space="preserve"> </w:t>
+      </w:r>
+      <w:r>
+        <w:rPr>
+          <w:rStyle w:val="FunctionTok"/>
+        </w:rPr>
+        <w:t xml:space="preserve">id</w:t>
+      </w:r>
+      <w:r>
+        <w:rPr>
+          <w:rStyle w:val="KeywordTok"/>
+        </w:rPr>
+        <w:t xml:space="preserve">:</w:t>
+      </w:r>
+      <w:r>
+        <w:rPr>
+          <w:rStyle w:val="AttributeTok"/>
+        </w:rPr>
+        <w:t xml:space="preserve"> bbmri-eric</w:t>
+      </w:r>
+      <w:r>
+        <w:br/>
+      </w:r>
+      <w:r>
+        <w:rPr>
+          <w:rStyle w:val="AttributeTok"/>
+        </w:rPr>
+        <w:t xml:space="preserve">    </w:t>
+      </w:r>
+      <w:r>
+        <w:rPr>
+          <w:rStyle w:val="FunctionTok"/>
+        </w:rPr>
+        <w:t xml:space="preserve">name</w:t>
+      </w:r>
+      <w:r>
+        <w:rPr>
+          <w:rStyle w:val="KeywordTok"/>
+        </w:rPr>
+        <w:t xml:space="preserve">:</w:t>
+      </w:r>
+      <w:r>
+        <w:rPr>
+          <w:rStyle w:val="AttributeTok"/>
+        </w:rPr>
+        <w:t xml:space="preserve"> BBMRI-ERIC</w:t>
+      </w:r>
+      <w:r>
+        <w:br/>
+      </w:r>
+      <w:r>
+        <w:rPr>
+          <w:rStyle w:val="CommentTok"/>
+        </w:rPr>
+        <w:t xml:space="preserve">    # URL changed on 25 September 2026, from</w:t>
+      </w:r>
+      <w:r>
+        <w:br/>
+      </w:r>
+      <w:r>
+        <w:rPr>
+          <w:rStyle w:val="CommentTok"/>
+        </w:rPr>
+        <w:t xml:space="preserve">    # https://www.bbmri-eric.eu/eosc-node-bbmri-eric/</w:t>
+      </w:r>
+      <w:r>
+        <w:br/>
+      </w:r>
+      <w:r>
+        <w:rPr>
+          <w:rStyle w:val="AttributeTok"/>
+        </w:rPr>
+        <w:t xml:space="preserve">    </w:t>
+      </w:r>
+      <w:r>
+        <w:rPr>
+          <w:rStyle w:val="FunctionTok"/>
+        </w:rPr>
+        <w:t xml:space="preserve">url</w:t>
+      </w:r>
+      <w:r>
+        <w:rPr>
+          <w:rStyle w:val="KeywordTok"/>
+        </w:rPr>
+        <w:t xml:space="preserve">:</w:t>
+      </w:r>
+      <w:r>
+        <w:rPr>
+          <w:rStyle w:val="AttributeTok"/>
+        </w:rPr>
+        <w:t xml:space="preserve"> https://dev3.bbmri-eric.eu/eosc-node-bbmri-eric/</w:t>
+      </w:r>
+      <w:r>
+        <w:br/>
+      </w:r>
+      <w:r>
+        <w:rPr>
+          <w:rStyle w:val="AttributeTok"/>
+        </w:rPr>
+        <w:t xml:space="preserve">    </w:t>
+      </w:r>
+      <w:r>
+        <w:rPr>
+          <w:rStyle w:val="FunctionTok"/>
+        </w:rPr>
+        <w:t xml:space="preserve">eosc_page</w:t>
+      </w:r>
+      <w:r>
+        <w:rPr>
+          <w:rStyle w:val="KeywordTok"/>
+        </w:rPr>
+        <w:t xml:space="preserve">:</w:t>
+      </w:r>
+      <w:r>
+        <w:rPr>
+          <w:rStyle w:val="AttributeTok"/>
+        </w:rPr>
+        <w:t xml:space="preserve"> https://eosc.eu/building-the-eosc-federation/eosc-node-bbmri-eric/</w:t>
       </w:r>
     </w:p>
     <w:p>
       <w:pPr>
         <w:pStyle w:val="FirstParagraph"/>
+      </w:pPr>
+      <w:r>
+        <w:t xml:space="preserve">Change</w:t>
+      </w:r>
+      <w:r>
+        <w:t xml:space="preserve"> </w:t>
+      </w:r>
+      <w:r>
+        <w:rPr>
+          <w:rStyle w:val="VerbatimChar"/>
+        </w:rPr>
+        <w:t xml:space="preserve">eosc_page</w:t>
+      </w:r>
+      <w:r>
+        <w:t xml:space="preserve"> </w:t>
+      </w:r>
+      <w:r>
+        <w:t xml:space="preserve">as well only if the node's own entry on</w:t>
+      </w:r>
+      <w:r>
+        <w:t xml:space="preserve"> </w:t>
+      </w:r>
+      <w:r>
+        <w:rPr>
+          <w:rStyle w:val="VerbatimChar"/>
+        </w:rPr>
+        <w:t xml:space="preserve">eosc.eu</w:t>
+      </w:r>
+      <w:r>
+        <w:t xml:space="preserve"> </w:t>
+      </w:r>
+      <w:r>
+        <w:t xml:space="preserve">moved; a</w:t>
+      </w:r>
+      <w:r>
+        <w:t xml:space="preserve"> </w:t>
+      </w:r>
+      <w:r>
+        <w:t xml:space="preserve">new landing page does not usually mean a new</w:t>
+      </w:r>
+      <w:r>
+        <w:t xml:space="preserve"> </w:t>
+      </w:r>
+      <w:r>
+        <w:rPr>
+          <w:rStyle w:val="VerbatimChar"/>
+        </w:rPr>
+        <w:t xml:space="preserve">eosc.eu</w:t>
+      </w:r>
+      <w:r>
+        <w:t xml:space="preserve"> </w:t>
+      </w:r>
+      <w:r>
+        <w:t xml:space="preserve">entry. The name files</w:t>
+      </w:r>
+      <w:r>
+        <w:t xml:space="preserve"> </w:t>
+      </w:r>
+      <w:r>
+        <w:t xml:space="preserve">change only if the node's approved name changed. Keep the</w:t>
+      </w:r>
+      <w:r>
+        <w:t xml:space="preserve"> </w:t>
+      </w:r>
+      <w:r>
+        <w:rPr>
+          <w:rStyle w:val="VerbatimChar"/>
+        </w:rPr>
+        <w:t xml:space="preserve">id</w:t>
+      </w:r>
+      <w:r>
+        <w:t xml:space="preserve">: it names the</w:t>
+      </w:r>
+      <w:r>
+        <w:t xml:space="preserve"> </w:t>
+      </w:r>
+      <w:r>
+        <w:t xml:space="preserve">evidence file, and changing it would make the node look new.</w:t>
+      </w:r>
+    </w:p>
+    <w:p>
+      <w:pPr>
+        <w:pStyle w:val="BodyText"/>
       </w:pPr>
       <w:r>
         <w:rPr>
           <w:b/>
           <w:bCs/>
         </w:rPr>
-        <w:t xml:space="preserve">Step 2: trial run for that node only.</w:t>
-      </w:r>
-      <w:r>
-        <w:t xml:space="preserve"> </w:t>
-      </w:r>
-      <w:r>
-        <w:t xml:space="preserve">This contacts one site.</w:t>
+        <w:t xml:space="preserve">Step 1: check the configuration.</w:t>
       </w:r>
     </w:p>
     <w:p>
@@ -29404,204 +30172,31 @@
         <w:rPr>
           <w:rStyle w:val="NormalTok"/>
         </w:rPr>
-        <w:t xml:space="preserve"> run basic-check collect </w:t>
+        <w:t xml:space="preserve"> run pytest </w:t>
       </w:r>
       <w:r>
         <w:rPr>
           <w:rStyle w:val="AttributeTok"/>
         </w:rPr>
-        <w:t xml:space="preserve">--only</w:t>
-      </w:r>
-      <w:r>
-        <w:rPr>
-          <w:rStyle w:val="NormalTok"/>
-        </w:rPr>
-        <w:t xml:space="preserve"> bbmri-eric </w:t>
-      </w:r>
-      <w:r>
-        <w:rPr>
-          <w:rStyle w:val="AttributeTok"/>
-        </w:rPr>
-        <w:t xml:space="preserve">--results</w:t>
-      </w:r>
-      <w:r>
-        <w:rPr>
-          <w:rStyle w:val="NormalTok"/>
-        </w:rPr>
-        <w:t xml:space="preserve"> /tmp/trial</w:t>
-      </w:r>
-      <w:r>
-        <w:br/>
-      </w:r>
-      <w:r>
-        <w:rPr>
-          <w:rStyle w:val="ExtensionTok"/>
-        </w:rPr>
-        <w:t xml:space="preserve">uv</w:t>
-      </w:r>
-      <w:r>
-        <w:rPr>
-          <w:rStyle w:val="NormalTok"/>
-        </w:rPr>
-        <w:t xml:space="preserve"> run basic-check assess  </w:t>
-      </w:r>
-      <w:r>
-        <w:rPr>
-          <w:rStyle w:val="AttributeTok"/>
-        </w:rPr>
-        <w:t xml:space="preserve">--only</w:t>
-      </w:r>
-      <w:r>
-        <w:rPr>
-          <w:rStyle w:val="NormalTok"/>
-        </w:rPr>
-        <w:t xml:space="preserve"> bbmri-eric </w:t>
-      </w:r>
-      <w:r>
-        <w:rPr>
-          <w:rStyle w:val="AttributeTok"/>
-        </w:rPr>
-        <w:t xml:space="preserve">--results</w:t>
-      </w:r>
-      <w:r>
-        <w:rPr>
-          <w:rStyle w:val="NormalTok"/>
-        </w:rPr>
-        <w:t xml:space="preserve"> /tmp/trial</w:t>
-      </w:r>
-      <w:r>
-        <w:br/>
-      </w:r>
-      <w:r>
-        <w:rPr>
-          <w:rStyle w:val="ExtensionTok"/>
-        </w:rPr>
-        <w:t xml:space="preserve">uv</w:t>
-      </w:r>
-      <w:r>
-        <w:rPr>
-          <w:rStyle w:val="NormalTok"/>
-        </w:rPr>
-        <w:t xml:space="preserve"> run basic-check show bbmri-eric </w:t>
-      </w:r>
-      <w:r>
-        <w:rPr>
-          <w:rStyle w:val="AttributeTok"/>
-        </w:rPr>
-        <w:t xml:space="preserve">--results</w:t>
-      </w:r>
-      <w:r>
-        <w:rPr>
-          <w:rStyle w:val="NormalTok"/>
-        </w:rPr>
-        <w:t xml:space="preserve"> /tmp/trial</w:t>
+        <w:t xml:space="preserve">-q</w:t>
       </w:r>
     </w:p>
     <w:p>
       <w:pPr>
         <w:pStyle w:val="FirstParagraph"/>
-      </w:pPr>
-      <w:r>
-        <w:t xml:space="preserve">Check that the page actually loaded before going further. On 25 September the</w:t>
-      </w:r>
-      <w:r>
-        <w:t xml:space="preserve"> </w:t>
-      </w:r>
-      <w:r>
-        <w:rPr>
-          <w:rStyle w:val="VerbatimChar"/>
-        </w:rPr>
-        <w:t xml:space="preserve">dev3.</w:t>
-      </w:r>
-      <w:r>
-        <w:t xml:space="preserve"> </w:t>
-      </w:r>
-      <w:r>
-        <w:t xml:space="preserve">host's</w:t>
-      </w:r>
-      <w:r>
-        <w:t xml:space="preserve"> </w:t>
-      </w:r>
-      <w:r>
-        <w:rPr>
-          <w:rStyle w:val="VerbatimChar"/>
-        </w:rPr>
-        <w:t xml:space="preserve">robots.txt</w:t>
-      </w:r>
-      <w:r>
-        <w:t xml:space="preserve"> </w:t>
-      </w:r>
-      <w:r>
-        <w:t xml:space="preserve">disallowed every path, the tool honoured it, and all</w:t>
-      </w:r>
-      <w:r>
-        <w:t xml:space="preserve"> </w:t>
-      </w:r>
-      <w:r>
-        <w:t xml:space="preserve">ten points were</w:t>
-      </w:r>
-      <w:r>
-        <w:t xml:space="preserve"> </w:t>
-      </w:r>
-      <w:r>
-        <w:rPr>
-          <w:rStyle w:val="VerbatimChar"/>
-        </w:rPr>
-        <w:t xml:space="preserve">ERROR</w:t>
-      </w:r>
-      <w:r>
-        <w:t xml:space="preserve">. A result like that is not worth publishing: ask the</w:t>
-      </w:r>
-      <w:r>
-        <w:t xml:space="preserve"> </w:t>
-      </w:r>
-      <w:r>
-        <w:t xml:space="preserve">node for its public address, or for the checker to be allowed, and stop there.</w:t>
-      </w:r>
-    </w:p>
-    <w:p>
-      <w:pPr>
-        <w:pStyle w:val="BodyText"/>
       </w:pPr>
       <w:r>
         <w:rPr>
           <w:b/>
           <w:bCs/>
         </w:rPr>
-        <w:t xml:space="preserve">Step 3: update that node's row in the published run.</w:t>
-      </w:r>
-      <w:r>
-        <w:t xml:space="preserve"> </w:t>
-      </w:r>
-      <w:r>
-        <w:t xml:space="preserve">Only BBMRI-ERIC is</w:t>
-      </w:r>
-      <w:r>
-        <w:t xml:space="preserve"> </w:t>
-      </w:r>
-      <w:r>
-        <w:t xml:space="preserve">fetched again; the other rows are copied from</w:t>
-      </w:r>
-      <w:r>
-        <w:t xml:space="preserve"> </w:t>
-      </w:r>
-      <w:r>
-        <w:rPr>
-          <w:rStyle w:val="VerbatimChar"/>
-        </w:rPr>
-        <w:t xml:space="preserve">results/results.json</w:t>
-      </w:r>
-      <w:r>
-        <w:t xml:space="preserve"> </w:t>
-      </w:r>
-      <w:r>
-        <w:t xml:space="preserve">as they</w:t>
-      </w:r>
-      <w:r>
-        <w:t xml:space="preserve"> </w:t>
-      </w:r>
-      <w:r>
-        <w:t xml:space="preserve">are, neither re-fetched nor re-judged:</w:t>
+        <w:t xml:space="preserve">Step 2: trial run for that node only.</w:t>
+      </w:r>
+      <w:r>
+        <w:t xml:space="preserve"> </w:t>
+      </w:r>
+      <w:r>
+        <w:t xml:space="preserve">This contacts one site.</w:t>
       </w:r>
     </w:p>
     <w:p>
@@ -29618,19 +30213,97 @@
         <w:rPr>
           <w:rStyle w:val="NormalTok"/>
         </w:rPr>
-        <w:t xml:space="preserve"> run basic-check run </w:t>
+        <w:t xml:space="preserve"> run basic-check collect </w:t>
       </w:r>
       <w:r>
         <w:rPr>
           <w:rStyle w:val="AttributeTok"/>
         </w:rPr>
-        <w:t xml:space="preserve">--update-results-for-node</w:t>
+        <w:t xml:space="preserve">--only</w:t>
       </w:r>
       <w:r>
         <w:rPr>
           <w:rStyle w:val="NormalTok"/>
         </w:rPr>
-        <w:t xml:space="preserve"> bbmri-eric</w:t>
+        <w:t xml:space="preserve"> bbmri-eric </w:t>
+      </w:r>
+      <w:r>
+        <w:rPr>
+          <w:rStyle w:val="AttributeTok"/>
+        </w:rPr>
+        <w:t xml:space="preserve">--results</w:t>
+      </w:r>
+      <w:r>
+        <w:rPr>
+          <w:rStyle w:val="NormalTok"/>
+        </w:rPr>
+        <w:t xml:space="preserve"> /tmp/trial</w:t>
+      </w:r>
+      <w:r>
+        <w:br/>
+      </w:r>
+      <w:r>
+        <w:rPr>
+          <w:rStyle w:val="ExtensionTok"/>
+        </w:rPr>
+        <w:t xml:space="preserve">uv</w:t>
+      </w:r>
+      <w:r>
+        <w:rPr>
+          <w:rStyle w:val="NormalTok"/>
+        </w:rPr>
+        <w:t xml:space="preserve"> run basic-check assess  </w:t>
+      </w:r>
+      <w:r>
+        <w:rPr>
+          <w:rStyle w:val="AttributeTok"/>
+        </w:rPr>
+        <w:t xml:space="preserve">--only</w:t>
+      </w:r>
+      <w:r>
+        <w:rPr>
+          <w:rStyle w:val="NormalTok"/>
+        </w:rPr>
+        <w:t xml:space="preserve"> bbmri-eric </w:t>
+      </w:r>
+      <w:r>
+        <w:rPr>
+          <w:rStyle w:val="AttributeTok"/>
+        </w:rPr>
+        <w:t xml:space="preserve">--results</w:t>
+      </w:r>
+      <w:r>
+        <w:rPr>
+          <w:rStyle w:val="NormalTok"/>
+        </w:rPr>
+        <w:t xml:space="preserve"> /tmp/trial</w:t>
+      </w:r>
+      <w:r>
+        <w:br/>
+      </w:r>
+      <w:r>
+        <w:rPr>
+          <w:rStyle w:val="ExtensionTok"/>
+        </w:rPr>
+        <w:t xml:space="preserve">uv</w:t>
+      </w:r>
+      <w:r>
+        <w:rPr>
+          <w:rStyle w:val="NormalTok"/>
+        </w:rPr>
+        <w:t xml:space="preserve"> run basic-check show bbmri-eric </w:t>
+      </w:r>
+      <w:r>
+        <w:rPr>
+          <w:rStyle w:val="AttributeTok"/>
+        </w:rPr>
+        <w:t xml:space="preserve">--results</w:t>
+      </w:r>
+      <w:r>
+        <w:rPr>
+          <w:rStyle w:val="NormalTok"/>
+        </w:rPr>
+        <w:t xml:space="preserve"> /tmp/trial</w:t>
       </w:r>
     </w:p>
     <w:p>
@@ -29638,506 +30311,642 @@
         <w:pStyle w:val="FirstParagraph"/>
       </w:pPr>
       <w:r>
-        <w:t xml:space="preserve">That fetches the one page into a scratch directory, and only if the page loaded</w:t>
-      </w:r>
-      <w:r>
-        <w:t xml:space="preserve"> </w:t>
-      </w:r>
-      <w:r>
-        <w:t xml:space="preserve">does it replace</w:t>
-      </w:r>
-      <w:r>
-        <w:t xml:space="preserve"> </w:t>
-      </w:r>
-      <w:r>
-        <w:rPr>
-          <w:rStyle w:val="VerbatimChar"/>
-        </w:rPr>
-        <w:t xml:space="preserve">bbmri-eric</w:t>
-      </w:r>
-      <w:r>
-        <w:t xml:space="preserve">'s evidence, screenshot and row, then rebuild</w:t>
-      </w:r>
-      <w:r>
-        <w:t xml:space="preserve"> </w:t>
-      </w:r>
-      <w:r>
-        <w:rPr>
-          <w:rStyle w:val="VerbatimChar"/>
-        </w:rPr>
-        <w:t xml:space="preserve">results.md</w:t>
-      </w:r>
-      <w:r>
-        <w:t xml:space="preserve">,</w:t>
-      </w:r>
-      <w:r>
-        <w:t xml:space="preserve"> </w:t>
-      </w:r>
-      <w:r>
-        <w:rPr>
-          <w:rStyle w:val="VerbatimChar"/>
-        </w:rPr>
-        <w:t xml:space="preserve">index.html</w:t>
-      </w:r>
-      <w:r>
-        <w:t xml:space="preserve"> </w:t>
-      </w:r>
-      <w:r>
-        <w:t xml:space="preserve">and</w:t>
-      </w:r>
-      <w:r>
-        <w:t xml:space="preserve"> </w:t>
-      </w:r>
-      <w:r>
-        <w:rPr>
-          <w:rStyle w:val="VerbatimChar"/>
-        </w:rPr>
-        <w:t xml:space="preserve">results.csv</w:t>
-      </w:r>
-      <w:r>
-        <w:t xml:space="preserve"> </w:t>
-      </w:r>
-      <w:r>
-        <w:t xml:space="preserve">from the stored rows. A failed</w:t>
-      </w:r>
-      <w:r>
-        <w:t xml:space="preserve"> </w:t>
-      </w:r>
-      <w:r>
-        <w:t xml:space="preserve">fetch changes nothing (add</w:t>
-      </w:r>
-      <w:r>
-        <w:t xml:space="preserve"> </w:t>
-      </w:r>
-      <w:r>
-        <w:rPr>
-          <w:rStyle w:val="VerbatimChar"/>
-        </w:rPr>
-        <w:t xml:space="preserve">--accept-error</w:t>
-      </w:r>
-      <w:r>
-        <w:t xml:space="preserve"> </w:t>
-      </w:r>
-      <w:r>
-        <w:t xml:space="preserve">to record it anyway). It prints each</w:t>
-      </w:r>
-      <w:r>
-        <w:t xml:space="preserve"> </w:t>
-      </w:r>
-      <w:r>
-        <w:t xml:space="preserve">point's old and new verdict, and both reports gain an</w:t>
-      </w:r>
-      <w:r>
-        <w:t xml:space="preserve"> </w:t>
-      </w:r>
+        <w:t xml:space="preserve">Check that the page actually loaded before going further. On 25 September the</w:t>
+      </w:r>
+      <w:r>
+        <w:t xml:space="preserve"> </w:t>
+      </w:r>
+      <w:r>
+        <w:rPr>
+          <w:rStyle w:val="VerbatimChar"/>
+        </w:rPr>
+        <w:t xml:space="preserve">dev3.</w:t>
+      </w:r>
+      <w:r>
+        <w:t xml:space="preserve"> </w:t>
+      </w:r>
+      <w:r>
+        <w:t xml:space="preserve">host's</w:t>
+      </w:r>
+      <w:r>
+        <w:t xml:space="preserve"> </w:t>
+      </w:r>
+      <w:r>
+        <w:rPr>
+          <w:rStyle w:val="VerbatimChar"/>
+        </w:rPr>
+        <w:t xml:space="preserve">robots.txt</w:t>
+      </w:r>
+      <w:r>
+        <w:t xml:space="preserve"> </w:t>
+      </w:r>
+      <w:r>
+        <w:t xml:space="preserve">disallowed every path, the tool honoured it, and all</w:t>
+      </w:r>
+      <w:r>
+        <w:t xml:space="preserve"> </w:t>
+      </w:r>
+      <w:r>
+        <w:t xml:space="preserve">ten points were</w:t>
+      </w:r>
+      <w:r>
+        <w:t xml:space="preserve"> </w:t>
+      </w:r>
+      <w:r>
+        <w:rPr>
+          <w:rStyle w:val="VerbatimChar"/>
+        </w:rPr>
+        <w:t xml:space="preserve">ERROR</w:t>
+      </w:r>
+      <w:r>
+        <w:t xml:space="preserve">. A result like that is not worth publishing: ask the</w:t>
+      </w:r>
+      <w:r>
+        <w:t xml:space="preserve"> </w:t>
+      </w:r>
+      <w:r>
+        <w:t xml:space="preserve">node for its public address, or for the checker to be allowed, and stop there.</w:t>
+      </w:r>
+    </w:p>
+    <w:p>
+      <w:pPr>
+        <w:pStyle w:val="BodyText"/>
+      </w:pPr>
       <w:r>
         <w:rPr>
           <w:b/>
           <w:bCs/>
         </w:rPr>
-        <w:t xml:space="preserve">Updated rows</w:t>
-      </w:r>
-      <w:r>
-        <w:t xml:space="preserve"> </w:t>
-      </w:r>
-      <w:r>
-        <w:t xml:space="preserve">banner</w:t>
-      </w:r>
-      <w:r>
-        <w:t xml:space="preserve"> </w:t>
-      </w:r>
-      <w:r>
-        <w:t xml:space="preserve">naming the node, the date and the previous URL. The run id and time in the</w:t>
-      </w:r>
-      <w:r>
-        <w:t xml:space="preserve"> </w:t>
-      </w:r>
-      <w:r>
-        <w:t xml:space="preserve">header stay those of the original run. To reuse the evidence from step 2</w:t>
-      </w:r>
-      <w:r>
-        <w:t xml:space="preserve"> </w:t>
-      </w:r>
-      <w:r>
-        <w:t xml:space="preserve">instead of fetching again, copy it into</w:t>
-      </w:r>
-      <w:r>
-        <w:t xml:space="preserve"> </w:t>
-      </w:r>
-      <w:r>
-        <w:rPr>
-          <w:rStyle w:val="VerbatimChar"/>
-        </w:rPr>
-        <w:t xml:space="preserve">results/evidence/</w:t>
-      </w:r>
-      <w:r>
-        <w:t xml:space="preserve"> </w:t>
-      </w:r>
-      <w:r>
-        <w:t xml:space="preserve">and run</w:t>
-      </w:r>
-      <w:r>
-        <w:t xml:space="preserve"> </w:t>
-      </w:r>
-      <w:r>
-        <w:rPr>
-          <w:rStyle w:val="VerbatimChar"/>
-        </w:rPr>
-        <w:t xml:space="preserve">uv run basic-check assess --update-results-for-node bbmri-eric</w:t>
-      </w:r>
-      <w:r>
-        <w:t xml:space="preserve">, which is</w:t>
-      </w:r>
-      <w:r>
-        <w:t xml:space="preserve"> </w:t>
-      </w:r>
-      <w:r>
-        <w:t xml:space="preserve">offline. To see the outcome before touching the published run, try it on a copy</w:t>
-      </w:r>
-      <w:r>
-        <w:t xml:space="preserve"> </w:t>
-      </w:r>
-      <w:r>
-        <w:t xml:space="preserve">first:</w:t>
-      </w:r>
-      <w:r>
-        <w:t xml:space="preserve"> </w:t>
-      </w:r>
-      <w:r>
-        <w:rPr>
-          <w:rStyle w:val="VerbatimChar"/>
-        </w:rPr>
-        <w:t xml:space="preserve">cp -r results /tmp/copy</w:t>
-      </w:r>
-      <w:r>
-        <w:t xml:space="preserve"> </w:t>
-      </w:r>
-      <w:r>
-        <w:t xml:space="preserve">and add</w:t>
-      </w:r>
-      <w:r>
-        <w:t xml:space="preserve"> </w:t>
-      </w:r>
-      <w:r>
-        <w:rPr>
-          <w:rStyle w:val="VerbatimChar"/>
-        </w:rPr>
-        <w:t xml:space="preserve">--results /tmp/copy</w:t>
-      </w:r>
-      <w:r>
-        <w:t xml:space="preserve">. For a completely</w:t>
-      </w:r>
-      <w:r>
-        <w:t xml:space="preserve"> </w:t>
-      </w:r>
-      <w:r>
-        <w:t xml:space="preserve">fresh table instead, follow path B of example 1 step 4.</w:t>
-      </w:r>
-    </w:p>
-    <w:p>
-      <w:pPr>
-        <w:pStyle w:val="BodyText"/>
-      </w:pPr>
+        <w:t xml:space="preserve">Step 3: update that node's row in the published run.</w:t>
+      </w:r>
+      <w:r>
+        <w:t xml:space="preserve"> </w:t>
+      </w:r>
+      <w:r>
+        <w:t xml:space="preserve">Only BBMRI-ERIC is</w:t>
+      </w:r>
+      <w:r>
+        <w:t xml:space="preserve"> </w:t>
+      </w:r>
+      <w:r>
+        <w:t xml:space="preserve">fetched again; the other rows are copied from</w:t>
+      </w:r>
+      <w:r>
+        <w:t xml:space="preserve"> </w:t>
+      </w:r>
+      <w:r>
+        <w:rPr>
+          <w:rStyle w:val="VerbatimChar"/>
+        </w:rPr>
+        <w:t xml:space="preserve">results/results.json</w:t>
+      </w:r>
+      <w:r>
+        <w:t xml:space="preserve"> </w:t>
+      </w:r>
+      <w:r>
+        <w:t xml:space="preserve">as they</w:t>
+      </w:r>
+      <w:r>
+        <w:t xml:space="preserve"> </w:t>
+      </w:r>
+      <w:r>
+        <w:t xml:space="preserve">are, neither re-fetched nor re-judged:</w:t>
+      </w:r>
+    </w:p>
+    <w:p>
+      <w:pPr>
+        <w:pStyle w:val="SourceCode"/>
+      </w:pPr>
+      <w:r>
+        <w:rPr>
+          <w:rStyle w:val="ExtensionTok"/>
+        </w:rPr>
+        <w:t xml:space="preserve">uv</w:t>
+      </w:r>
+      <w:r>
+        <w:rPr>
+          <w:rStyle w:val="NormalTok"/>
+        </w:rPr>
+        <w:t xml:space="preserve"> run basic-check run </w:t>
+      </w:r>
+      <w:r>
+        <w:rPr>
+          <w:rStyle w:val="AttributeTok"/>
+        </w:rPr>
+        <w:t xml:space="preserve">--update-results-for-node</w:t>
+      </w:r>
+      <w:r>
+        <w:rPr>
+          <w:rStyle w:val="NormalTok"/>
+        </w:rPr>
+        <w:t xml:space="preserve"> bbmri-eric</w:t>
+      </w:r>
+    </w:p>
+    <w:p>
+      <w:pPr>
+        <w:pStyle w:val="FirstParagraph"/>
+      </w:pPr>
+      <w:r>
+        <w:t xml:space="preserve">That fetches the one page into a scratch directory, and only if the page loaded</w:t>
+      </w:r>
+      <w:r>
+        <w:t xml:space="preserve"> </w:t>
+      </w:r>
+      <w:r>
+        <w:t xml:space="preserve">does it replace</w:t>
+      </w:r>
+      <w:r>
+        <w:t xml:space="preserve"> </w:t>
+      </w:r>
+      <w:r>
+        <w:rPr>
+          <w:rStyle w:val="VerbatimChar"/>
+        </w:rPr>
+        <w:t xml:space="preserve">bbmri-eric</w:t>
+      </w:r>
+      <w:r>
+        <w:t xml:space="preserve">'s evidence, screenshot and row, then rebuild</w:t>
+      </w:r>
+      <w:r>
+        <w:t xml:space="preserve"> </w:t>
+      </w:r>
+      <w:r>
+        <w:rPr>
+          <w:rStyle w:val="VerbatimChar"/>
+        </w:rPr>
+        <w:t xml:space="preserve">results.md</w:t>
+      </w:r>
+      <w:r>
+        <w:t xml:space="preserve">,</w:t>
+      </w:r>
+      <w:r>
+        <w:t xml:space="preserve"> </w:t>
+      </w:r>
+      <w:r>
+        <w:rPr>
+          <w:rStyle w:val="VerbatimChar"/>
+        </w:rPr>
+        <w:t xml:space="preserve">index.html</w:t>
+      </w:r>
+      <w:r>
+        <w:t xml:space="preserve"> </w:t>
+      </w:r>
+      <w:r>
+        <w:t xml:space="preserve">and</w:t>
+      </w:r>
+      <w:r>
+        <w:t xml:space="preserve"> </w:t>
+      </w:r>
+      <w:r>
+        <w:rPr>
+          <w:rStyle w:val="VerbatimChar"/>
+        </w:rPr>
+        <w:t xml:space="preserve">results.csv</w:t>
+      </w:r>
+      <w:r>
+        <w:t xml:space="preserve"> </w:t>
+      </w:r>
+      <w:r>
+        <w:t xml:space="preserve">from the stored rows. A failed</w:t>
+      </w:r>
+      <w:r>
+        <w:t xml:space="preserve"> </w:t>
+      </w:r>
+      <w:r>
+        <w:t xml:space="preserve">fetch changes nothing (add</w:t>
+      </w:r>
+      <w:r>
+        <w:t xml:space="preserve"> </w:t>
+      </w:r>
+      <w:r>
+        <w:rPr>
+          <w:rStyle w:val="VerbatimChar"/>
+        </w:rPr>
+        <w:t xml:space="preserve">--accept-error</w:t>
+      </w:r>
+      <w:r>
+        <w:t xml:space="preserve"> </w:t>
+      </w:r>
+      <w:r>
+        <w:t xml:space="preserve">to record it anyway). It prints each</w:t>
+      </w:r>
+      <w:r>
+        <w:t xml:space="preserve"> </w:t>
+      </w:r>
+      <w:r>
+        <w:t xml:space="preserve">point's old and new verdict, and both reports gain an</w:t>
+      </w:r>
+      <w:r>
+        <w:t xml:space="preserve"> </w:t>
+      </w:r>
       <w:r>
         <w:rPr>
           <w:b/>
           <w:bCs/>
         </w:rPr>
-        <w:t xml:space="preserve">Why the order matters.</w:t>
-      </w:r>
-      <w:r>
-        <w:t xml:space="preserve"> </w:t>
-      </w:r>
-      <w:r>
-        <w:rPr>
-          <w:rStyle w:val="VerbatimChar"/>
-        </w:rPr>
-        <w:t xml:space="preserve">assess</w:t>
-      </w:r>
-      <w:r>
-        <w:t xml:space="preserve"> </w:t>
-      </w:r>
-      <w:r>
-        <w:t xml:space="preserve">labels each row with the URL in</w:t>
-      </w:r>
-      <w:r>
-        <w:t xml:space="preserve"> </w:t>
-      </w:r>
-      <w:r>
-        <w:rPr>
-          <w:rStyle w:val="VerbatimChar"/>
-        </w:rPr>
-        <w:t xml:space="preserve">nodes.yaml</w:t>
-      </w:r>
-      <w:r>
-        <w:t xml:space="preserve">, but takes the verdicts from the evidence on disk. Between step 1</w:t>
-      </w:r>
-      <w:r>
-        <w:t xml:space="preserve"> </w:t>
-      </w:r>
-      <w:r>
-        <w:t xml:space="preserve">and step 3, the two describe different pages.</w:t>
-      </w:r>
-      <w:r>
-        <w:t xml:space="preserve"> </w:t>
-      </w:r>
-      <w:r>
-        <w:rPr>
-          <w:rStyle w:val="VerbatimChar"/>
-        </w:rPr>
-        <w:t xml:space="preserve">assess</w:t>
-      </w:r>
-      <w:r>
-        <w:t xml:space="preserve"> </w:t>
-      </w:r>
-      <w:r>
-        <w:t xml:space="preserve">now detects this. It</w:t>
-      </w:r>
-      <w:r>
-        <w:t xml:space="preserve"> </w:t>
-      </w:r>
-      <w:r>
-        <w:t xml:space="preserve">prints a warning naming the node and both URLs, puts an</w:t>
-      </w:r>
-      <w:r>
-        <w:t xml:space="preserve"> </w:t>
-      </w:r>
+        <w:t xml:space="preserve">Updated rows</w:t>
+      </w:r>
+      <w:r>
+        <w:t xml:space="preserve"> </w:t>
+      </w:r>
+      <w:r>
+        <w:t xml:space="preserve">banner</w:t>
+      </w:r>
+      <w:r>
+        <w:t xml:space="preserve"> </w:t>
+      </w:r>
+      <w:r>
+        <w:t xml:space="preserve">naming the node, the date and the previous URL. The run id and time in the</w:t>
+      </w:r>
+      <w:r>
+        <w:t xml:space="preserve"> </w:t>
+      </w:r>
+      <w:r>
+        <w:t xml:space="preserve">header stay those of the original run. To reuse the evidence from step 2</w:t>
+      </w:r>
+      <w:r>
+        <w:t xml:space="preserve"> </w:t>
+      </w:r>
+      <w:r>
+        <w:t xml:space="preserve">instead of fetching again, copy it into</w:t>
+      </w:r>
+      <w:r>
+        <w:t xml:space="preserve"> </w:t>
+      </w:r>
+      <w:r>
+        <w:rPr>
+          <w:rStyle w:val="VerbatimChar"/>
+        </w:rPr>
+        <w:t xml:space="preserve">results/evidence/</w:t>
+      </w:r>
+      <w:r>
+        <w:t xml:space="preserve"> </w:t>
+      </w:r>
+      <w:r>
+        <w:t xml:space="preserve">and run</w:t>
+      </w:r>
+      <w:r>
+        <w:t xml:space="preserve"> </w:t>
+      </w:r>
+      <w:r>
+        <w:rPr>
+          <w:rStyle w:val="VerbatimChar"/>
+        </w:rPr>
+        <w:t xml:space="preserve">uv run basic-check assess --update-results-for-node bbmri-eric</w:t>
+      </w:r>
+      <w:r>
+        <w:t xml:space="preserve">, which is</w:t>
+      </w:r>
+      <w:r>
+        <w:t xml:space="preserve"> </w:t>
+      </w:r>
+      <w:r>
+        <w:t xml:space="preserve">offline. To see the outcome before touching the published run, try it on a copy</w:t>
+      </w:r>
+      <w:r>
+        <w:t xml:space="preserve"> </w:t>
+      </w:r>
+      <w:r>
+        <w:t xml:space="preserve">first:</w:t>
+      </w:r>
+      <w:r>
+        <w:t xml:space="preserve"> </w:t>
+      </w:r>
+      <w:r>
+        <w:rPr>
+          <w:rStyle w:val="VerbatimChar"/>
+        </w:rPr>
+        <w:t xml:space="preserve">cp -r results /tmp/copy</w:t>
+      </w:r>
+      <w:r>
+        <w:t xml:space="preserve"> </w:t>
+      </w:r>
+      <w:r>
+        <w:t xml:space="preserve">and add</w:t>
+      </w:r>
+      <w:r>
+        <w:t xml:space="preserve"> </w:t>
+      </w:r>
+      <w:r>
+        <w:rPr>
+          <w:rStyle w:val="VerbatimChar"/>
+        </w:rPr>
+        <w:t xml:space="preserve">--results /tmp/copy</w:t>
+      </w:r>
+      <w:r>
+        <w:t xml:space="preserve">. For a completely</w:t>
+      </w:r>
+      <w:r>
+        <w:t xml:space="preserve"> </w:t>
+      </w:r>
+      <w:r>
+        <w:t xml:space="preserve">fresh table instead, follow path B of example 1 step 4.</w:t>
+      </w:r>
+    </w:p>
+    <w:p>
+      <w:pPr>
+        <w:pStyle w:val="BodyText"/>
+      </w:pPr>
       <w:r>
         <w:rPr>
           <w:b/>
           <w:bCs/>
         </w:rPr>
-        <w:t xml:space="preserve">Evidence from a</w:t>
+        <w:t xml:space="preserve">Why the order matters.</w:t>
+      </w:r>
+      <w:r>
+        <w:t xml:space="preserve"> </w:t>
+      </w:r>
+      <w:r>
+        <w:rPr>
+          <w:rStyle w:val="VerbatimChar"/>
+        </w:rPr>
+        <w:t xml:space="preserve">assess</w:t>
+      </w:r>
+      <w:r>
+        <w:t xml:space="preserve"> </w:t>
+      </w:r>
+      <w:r>
+        <w:t xml:space="preserve">labels each row with the URL in</w:t>
+      </w:r>
+      <w:r>
+        <w:t xml:space="preserve"> </w:t>
+      </w:r>
+      <w:r>
+        <w:rPr>
+          <w:rStyle w:val="VerbatimChar"/>
+        </w:rPr>
+        <w:t xml:space="preserve">nodes.yaml</w:t>
+      </w:r>
+      <w:r>
+        <w:t xml:space="preserve">, but takes the verdicts from the evidence on disk. Between step 1</w:t>
+      </w:r>
+      <w:r>
+        <w:t xml:space="preserve"> </w:t>
+      </w:r>
+      <w:r>
+        <w:t xml:space="preserve">and step 3, the two describe different pages.</w:t>
+      </w:r>
+      <w:r>
+        <w:t xml:space="preserve"> </w:t>
+      </w:r>
+      <w:r>
+        <w:rPr>
+          <w:rStyle w:val="VerbatimChar"/>
+        </w:rPr>
+        <w:t xml:space="preserve">assess</w:t>
+      </w:r>
+      <w:r>
+        <w:t xml:space="preserve"> </w:t>
+      </w:r>
+      <w:r>
+        <w:t xml:space="preserve">now detects this. It</w:t>
+      </w:r>
+      <w:r>
+        <w:t xml:space="preserve"> </w:t>
+      </w:r>
+      <w:r>
+        <w:t xml:space="preserve">prints a warning naming the node and both URLs, puts an</w:t>
+      </w:r>
+      <w:r>
+        <w:t xml:space="preserve"> </w:t>
       </w:r>
       <w:r>
         <w:rPr>
           <w:b/>
           <w:bCs/>
         </w:rPr>
-        <w:t xml:space="preserve"> </w:t>
+        <w:t xml:space="preserve">Evidence from a</w:t>
       </w:r>
       <w:r>
         <w:rPr>
           <w:b/>
           <w:bCs/>
         </w:rPr>
-        <w:t xml:space="preserve">different URL</w:t>
-      </w:r>
-      <w:r>
-        <w:t xml:space="preserve"> </w:t>
-      </w:r>
-      <w:r>
-        <w:t xml:space="preserve">banner in</w:t>
-      </w:r>
-      <w:r>
-        <w:t xml:space="preserve"> </w:t>
-      </w:r>
-      <w:r>
-        <w:rPr>
-          <w:rStyle w:val="VerbatimChar"/>
-        </w:rPr>
-        <w:t xml:space="preserve">results.md</w:t>
-      </w:r>
-      <w:r>
-        <w:t xml:space="preserve"> </w:t>
-      </w:r>
-      <w:r>
-        <w:t xml:space="preserve">and</w:t>
-      </w:r>
-      <w:r>
-        <w:t xml:space="preserve"> </w:t>
-      </w:r>
-      <w:r>
-        <w:rPr>
-          <w:rStyle w:val="VerbatimChar"/>
-        </w:rPr>
-        <w:t xml:space="preserve">index.html</w:t>
-      </w:r>
-      <w:r>
-        <w:t xml:space="preserve">, and records the pair</w:t>
-      </w:r>
-      <w:r>
-        <w:t xml:space="preserve"> </w:t>
-      </w:r>
-      <w:r>
-        <w:t xml:space="preserve">under</w:t>
-      </w:r>
-      <w:r>
-        <w:t xml:space="preserve"> </w:t>
-      </w:r>
-      <w:r>
-        <w:rPr>
-          <w:rStyle w:val="VerbatimChar"/>
-        </w:rPr>
-        <w:t xml:space="preserve">url_mismatch</w:t>
-      </w:r>
-      <w:r>
-        <w:t xml:space="preserve"> </w:t>
-      </w:r>
-      <w:r>
-        <w:t xml:space="preserve">in</w:t>
-      </w:r>
-      <w:r>
-        <w:t xml:space="preserve"> </w:t>
-      </w:r>
-      <w:r>
-        <w:rPr>
-          <w:rStyle w:val="VerbatimChar"/>
-        </w:rPr>
-        <w:t xml:space="preserve">results.json</w:t>
-      </w:r>
-      <w:r>
-        <w:t xml:space="preserve">. Step 3 clears it, because the evidence</w:t>
-      </w:r>
-      <w:r>
-        <w:t xml:space="preserve"> </w:t>
-      </w:r>
-      <w:r>
-        <w:t xml:space="preserve">now comes from the configured URL.</w:t>
-      </w:r>
-    </w:p>
-    <w:p>
-      <w:pPr>
-        <w:pStyle w:val="BodyText"/>
-      </w:pPr>
-      <w:r>
-        <w:t xml:space="preserve">To rebuild a run collected with an older node list, without the warning, use</w:t>
-      </w:r>
-      <w:r>
-        <w:t xml:space="preserve"> </w:t>
-      </w:r>
-      <w:r>
-        <w:t xml:space="preserve">that list. For the reviewed run of 24 September (in the git history at</w:t>
-      </w:r>
-      <w:r>
-        <w:t xml:space="preserve"> </w:t>
-      </w:r>
-      <w:r>
-        <w:rPr>
-          <w:rStyle w:val="VerbatimChar"/>
-        </w:rPr>
-        <w:t xml:space="preserve">800d632</w:t>
-      </w:r>
-      <w:r>
-        <w:t xml:space="preserve">), assessed in a scratch copy of its</w:t>
-      </w:r>
-      <w:r>
-        <w:t xml:space="preserve"> </w:t>
-      </w:r>
-      <w:r>
-        <w:rPr>
-          <w:rStyle w:val="VerbatimChar"/>
-        </w:rPr>
-        <w:t xml:space="preserve">results/</w:t>
-      </w:r>
-      <w:r>
-        <w:t xml:space="preserve">:</w:t>
-      </w:r>
-    </w:p>
-    <w:p>
-      <w:pPr>
-        <w:pStyle w:val="SourceCode"/>
-      </w:pPr>
-      <w:r>
-        <w:rPr>
-          <w:rStyle w:val="FunctionTok"/>
-        </w:rPr>
-        <w:t xml:space="preserve">git</w:t>
-      </w:r>
-      <w:r>
-        <w:rPr>
-          <w:rStyle w:val="NormalTok"/>
-        </w:rPr>
-        <w:t xml:space="preserve"> show 53081f6:nodes.yaml </w:t>
-      </w:r>
-      <w:r>
-        <w:rPr>
-          <w:rStyle w:val="OperatorTok"/>
-        </w:rPr>
-        <w:t xml:space="preserve">&gt;</w:t>
-      </w:r>
-      <w:r>
-        <w:rPr>
-          <w:rStyle w:val="NormalTok"/>
-        </w:rPr>
-        <w:t xml:space="preserve"> /tmp/nodes-2026-09-24.yaml</w:t>
-      </w:r>
-      <w:r>
-        <w:br/>
-      </w:r>
-      <w:r>
-        <w:rPr>
-          <w:rStyle w:val="ExtensionTok"/>
-        </w:rPr>
-        <w:t xml:space="preserve">uv</w:t>
-      </w:r>
-      <w:r>
-        <w:rPr>
-          <w:rStyle w:val="NormalTok"/>
-        </w:rPr>
-        <w:t xml:space="preserve"> run basic-check assess </w:t>
-      </w:r>
-      <w:r>
-        <w:rPr>
-          <w:rStyle w:val="AttributeTok"/>
-        </w:rPr>
-        <w:t xml:space="preserve">--run</w:t>
-      </w:r>
-      <w:r>
-        <w:rPr>
-          <w:rStyle w:val="NormalTok"/>
-        </w:rPr>
-        <w:t xml:space="preserve"> live-2026-09-24-no-italy </w:t>
-      </w:r>
-      <w:r>
-        <w:rPr>
-          <w:rStyle w:val="AttributeTok"/>
-        </w:rPr>
-        <w:t xml:space="preserve">--skip</w:t>
-      </w:r>
-      <w:r>
-        <w:rPr>
-          <w:rStyle w:val="NormalTok"/>
-        </w:rPr>
-        <w:t xml:space="preserve"> Italy </w:t>
-      </w:r>
-      <w:r>
-        <w:rPr>
-          <w:rStyle w:val="DataTypeTok"/>
-        </w:rPr>
-        <w:t xml:space="preserve">\</w:t>
-      </w:r>
-      <w:r>
-        <w:br/>
-      </w:r>
-      <w:r>
-        <w:rPr>
-          <w:rStyle w:val="NormalTok"/>
-        </w:rPr>
-        <w:t xml:space="preserve">    </w:t>
-      </w:r>
-      <w:r>
-        <w:rPr>
-          <w:rStyle w:val="AttributeTok"/>
-        </w:rPr>
-        <w:t xml:space="preserve">--nodes</w:t>
-      </w:r>
-      <w:r>
-        <w:rPr>
-          <w:rStyle w:val="NormalTok"/>
-        </w:rPr>
-        <w:t xml:space="preserve"> /tmp/nodes-2026-09-24.yaml</w:t>
-      </w:r>
-    </w:p>
-    <w:p>
-      <w:pPr>
-        <w:pStyle w:val="FirstParagraph"/>
-      </w:pPr>
+        <w:t xml:space="preserve"> </w:t>
+      </w:r>
       <w:r>
         <w:rPr>
           <w:b/>
           <w:bCs/>
         </w:rPr>
+        <w:t xml:space="preserve">different URL</w:t>
+      </w:r>
+      <w:r>
+        <w:t xml:space="preserve"> </w:t>
+      </w:r>
+      <w:r>
+        <w:t xml:space="preserve">banner in</w:t>
+      </w:r>
+      <w:r>
+        <w:t xml:space="preserve"> </w:t>
+      </w:r>
+      <w:r>
+        <w:rPr>
+          <w:rStyle w:val="VerbatimChar"/>
+        </w:rPr>
+        <w:t xml:space="preserve">results.md</w:t>
+      </w:r>
+      <w:r>
+        <w:t xml:space="preserve"> </w:t>
+      </w:r>
+      <w:r>
+        <w:t xml:space="preserve">and</w:t>
+      </w:r>
+      <w:r>
+        <w:t xml:space="preserve"> </w:t>
+      </w:r>
+      <w:r>
+        <w:rPr>
+          <w:rStyle w:val="VerbatimChar"/>
+        </w:rPr>
+        <w:t xml:space="preserve">index.html</w:t>
+      </w:r>
+      <w:r>
+        <w:t xml:space="preserve">, and records the pair</w:t>
+      </w:r>
+      <w:r>
+        <w:t xml:space="preserve"> </w:t>
+      </w:r>
+      <w:r>
+        <w:t xml:space="preserve">under</w:t>
+      </w:r>
+      <w:r>
+        <w:t xml:space="preserve"> </w:t>
+      </w:r>
+      <w:r>
+        <w:rPr>
+          <w:rStyle w:val="VerbatimChar"/>
+        </w:rPr>
+        <w:t xml:space="preserve">url_mismatch</w:t>
+      </w:r>
+      <w:r>
+        <w:t xml:space="preserve"> </w:t>
+      </w:r>
+      <w:r>
+        <w:t xml:space="preserve">in</w:t>
+      </w:r>
+      <w:r>
+        <w:t xml:space="preserve"> </w:t>
+      </w:r>
+      <w:r>
+        <w:rPr>
+          <w:rStyle w:val="VerbatimChar"/>
+        </w:rPr>
+        <w:t xml:space="preserve">results.json</w:t>
+      </w:r>
+      <w:r>
+        <w:t xml:space="preserve">. Step 3 clears it, because the evidence</w:t>
+      </w:r>
+      <w:r>
+        <w:t xml:space="preserve"> </w:t>
+      </w:r>
+      <w:r>
+        <w:t xml:space="preserve">now comes from the configured URL.</w:t>
+      </w:r>
+    </w:p>
+    <w:p>
+      <w:pPr>
+        <w:pStyle w:val="BodyText"/>
+      </w:pPr>
+      <w:r>
+        <w:t xml:space="preserve">To rebuild a run collected with an older node list, without the warning, use</w:t>
+      </w:r>
+      <w:r>
+        <w:t xml:space="preserve"> </w:t>
+      </w:r>
+      <w:r>
+        <w:t xml:space="preserve">that list. For the reviewed run of 24 September (in the git history at</w:t>
+      </w:r>
+      <w:r>
+        <w:t xml:space="preserve"> </w:t>
+      </w:r>
+      <w:r>
+        <w:rPr>
+          <w:rStyle w:val="VerbatimChar"/>
+        </w:rPr>
+        <w:t xml:space="preserve">800d632</w:t>
+      </w:r>
+      <w:r>
+        <w:t xml:space="preserve">), assessed in a scratch copy of its</w:t>
+      </w:r>
+      <w:r>
+        <w:t xml:space="preserve"> </w:t>
+      </w:r>
+      <w:r>
+        <w:rPr>
+          <w:rStyle w:val="VerbatimChar"/>
+        </w:rPr>
+        <w:t xml:space="preserve">results/</w:t>
+      </w:r>
+      <w:r>
+        <w:t xml:space="preserve">:</w:t>
+      </w:r>
+    </w:p>
+    <w:p>
+      <w:pPr>
+        <w:pStyle w:val="SourceCode"/>
+      </w:pPr>
+      <w:r>
+        <w:rPr>
+          <w:rStyle w:val="FunctionTok"/>
+        </w:rPr>
+        <w:t xml:space="preserve">git</w:t>
+      </w:r>
+      <w:r>
+        <w:rPr>
+          <w:rStyle w:val="NormalTok"/>
+        </w:rPr>
+        <w:t xml:space="preserve"> show 53081f6:nodes.yaml </w:t>
+      </w:r>
+      <w:r>
+        <w:rPr>
+          <w:rStyle w:val="OperatorTok"/>
+        </w:rPr>
+        <w:t xml:space="preserve">&gt;</w:t>
+      </w:r>
+      <w:r>
+        <w:rPr>
+          <w:rStyle w:val="NormalTok"/>
+        </w:rPr>
+        <w:t xml:space="preserve"> /tmp/nodes-2026-09-24.yaml</w:t>
+      </w:r>
+      <w:r>
+        <w:br/>
+      </w:r>
+      <w:r>
+        <w:rPr>
+          <w:rStyle w:val="ExtensionTok"/>
+        </w:rPr>
+        <w:t xml:space="preserve">uv</w:t>
+      </w:r>
+      <w:r>
+        <w:rPr>
+          <w:rStyle w:val="NormalTok"/>
+        </w:rPr>
+        <w:t xml:space="preserve"> run basic-check assess </w:t>
+      </w:r>
+      <w:r>
+        <w:rPr>
+          <w:rStyle w:val="AttributeTok"/>
+        </w:rPr>
+        <w:t xml:space="preserve">--run</w:t>
+      </w:r>
+      <w:r>
+        <w:rPr>
+          <w:rStyle w:val="NormalTok"/>
+        </w:rPr>
+        <w:t xml:space="preserve"> live-2026-09-24-no-italy </w:t>
+      </w:r>
+      <w:r>
+        <w:rPr>
+          <w:rStyle w:val="AttributeTok"/>
+        </w:rPr>
+        <w:t xml:space="preserve">--skip</w:t>
+      </w:r>
+      <w:r>
+        <w:rPr>
+          <w:rStyle w:val="NormalTok"/>
+        </w:rPr>
+        <w:t xml:space="preserve"> Italy </w:t>
+      </w:r>
+      <w:r>
+        <w:rPr>
+          <w:rStyle w:val="DataTypeTok"/>
+        </w:rPr>
+        <w:t xml:space="preserve">\</w:t>
+      </w:r>
+      <w:r>
+        <w:br/>
+      </w:r>
+      <w:r>
+        <w:rPr>
+          <w:rStyle w:val="NormalTok"/>
+        </w:rPr>
+        <w:t xml:space="preserve">    </w:t>
+      </w:r>
+      <w:r>
+        <w:rPr>
+          <w:rStyle w:val="AttributeTok"/>
+        </w:rPr>
+        <w:t xml:space="preserve">--nodes</w:t>
+      </w:r>
+      <w:r>
+        <w:rPr>
+          <w:rStyle w:val="NormalTok"/>
+        </w:rPr>
+        <w:t xml:space="preserve"> /tmp/nodes-2026-09-24.yaml</w:t>
+      </w:r>
+    </w:p>
+    <w:p>
+      <w:pPr>
+        <w:pStyle w:val="FirstParagraph"/>
+      </w:pPr>
+      <w:r>
+        <w:rPr>
+          <w:b/>
+          <w:bCs/>
+        </w:rPr>
         <w:t xml:space="preserve">Step 4: tests, review, commit.</w:t>
       </w:r>
       <w:r>
@@ -30198,8 +31007,8 @@
         <w:t xml:space="preserve">the documents together.</w:t>
       </w:r>
     </w:p>
-    <w:bookmarkEnd w:id="66"/>
-    <w:bookmarkStart w:id="67" w:name="Xbb3e2d317a0d811066009804bfa0a222a6197de"/>
+    <w:bookmarkEnd w:id="69"/>
+    <w:bookmarkStart w:id="70" w:name="Xbb3e2d317a0d811066009804bfa0a222a6197de"/>
     <w:p>
       <w:pPr>
         <w:pStyle w:val="Heading3"/>
@@ -30978,7 +31787,7 @@
         <w:pStyle w:val="Compact"/>
         <w:numPr>
           <w:ilvl w:val="0"/>
-          <w:numId w:val="1014"/>
+          <w:numId w:val="1015"/>
         </w:numPr>
       </w:pPr>
       <w:r>
@@ -31068,7 +31877,7 @@
         <w:pStyle w:val="Compact"/>
         <w:numPr>
           <w:ilvl w:val="0"/>
-          <w:numId w:val="1014"/>
+          <w:numId w:val="1015"/>
         </w:numPr>
       </w:pPr>
       <w:r>
@@ -31107,7 +31916,7 @@
         <w:pStyle w:val="Compact"/>
         <w:numPr>
           <w:ilvl w:val="0"/>
-          <w:numId w:val="1014"/>
+          <w:numId w:val="1015"/>
         </w:numPr>
       </w:pPr>
       <w:r>
@@ -31204,7 +32013,7 @@
         <w:pStyle w:val="Compact"/>
         <w:numPr>
           <w:ilvl w:val="0"/>
-          <w:numId w:val="1014"/>
+          <w:numId w:val="1015"/>
         </w:numPr>
       </w:pPr>
       <w:r>
@@ -31229,7 +32038,7 @@
         <w:pStyle w:val="Compact"/>
         <w:numPr>
           <w:ilvl w:val="0"/>
-          <w:numId w:val="1014"/>
+          <w:numId w:val="1015"/>
         </w:numPr>
       </w:pPr>
       <w:r>
@@ -32340,9 +33149,9 @@
         </w:pict>
       </w:r>
     </w:p>
-    <w:bookmarkEnd w:id="67"/>
-    <w:bookmarkEnd w:id="68"/>
-    <w:bookmarkStart w:id="70" w:name="sources"/>
+    <w:bookmarkEnd w:id="70"/>
+    <w:bookmarkEnd w:id="71"/>
+    <w:bookmarkStart w:id="73" w:name="sources"/>
     <w:p>
       <w:pPr>
         <w:pStyle w:val="Heading2"/>
@@ -32356,7 +33165,7 @@
         <w:pStyle w:val="Compact"/>
         <w:numPr>
           <w:ilvl w:val="0"/>
-          <w:numId w:val="1015"/>
+          <w:numId w:val="1016"/>
         </w:numPr>
       </w:pPr>
       <w:r>
@@ -32411,7 +33220,7 @@
         <w:pStyle w:val="Compact"/>
         <w:numPr>
           <w:ilvl w:val="0"/>
-          <w:numId w:val="1015"/>
+          <w:numId w:val="1016"/>
         </w:numPr>
       </w:pPr>
       <w:r>
@@ -32420,7 +33229,7 @@
       <w:r>
         <w:t xml:space="preserve"> </w:t>
       </w:r>
-      <w:hyperlink r:id="rId64">
+      <w:hyperlink r:id="rId67">
         <w:r>
           <w:rPr>
             <w:rStyle w:val="Hyperlink"/>
@@ -32434,7 +33243,7 @@
         <w:pStyle w:val="Compact"/>
         <w:numPr>
           <w:ilvl w:val="0"/>
-          <w:numId w:val="1015"/>
+          <w:numId w:val="1016"/>
         </w:numPr>
       </w:pPr>
       <w:r>
@@ -32443,7 +33252,7 @@
       <w:r>
         <w:t xml:space="preserve"> </w:t>
       </w:r>
-      <w:hyperlink r:id="rId69">
+      <w:hyperlink r:id="rId72">
         <w:r>
           <w:rPr>
             <w:rStyle w:val="Hyperlink"/>
@@ -32457,7 +33266,7 @@
         <w:pStyle w:val="Compact"/>
         <w:numPr>
           <w:ilvl w:val="0"/>
-          <w:numId w:val="1015"/>
+          <w:numId w:val="1016"/>
         </w:numPr>
       </w:pPr>
       <w:r>
@@ -32490,7 +33299,7 @@
       <w:r>
         <w:t xml:space="preserve"> </w:t>
       </w:r>
-      <w:hyperlink r:id="rId53">
+      <w:hyperlink r:id="rId56">
         <w:r>
           <w:rPr>
             <w:rStyle w:val="Hyperlink"/>
@@ -32519,7 +33328,7 @@
       <w:r>
         <w:t xml:space="preserve">(</w:t>
       </w:r>
-      <w:hyperlink r:id="rId54">
+      <w:hyperlink r:id="rId57">
         <w:r>
           <w:rPr>
             <w:rStyle w:val="Hyperlink"/>
@@ -32545,7 +33354,7 @@
       <w:r>
         <w:t xml:space="preserve">(</w:t>
       </w:r>
-      <w:hyperlink r:id="rId55">
+      <w:hyperlink r:id="rId58">
         <w:r>
           <w:rPr>
             <w:rStyle w:val="Hyperlink"/>
@@ -32562,7 +33371,7 @@
         <w:pStyle w:val="Compact"/>
         <w:numPr>
           <w:ilvl w:val="0"/>
-          <w:numId w:val="1015"/>
+          <w:numId w:val="1016"/>
         </w:numPr>
       </w:pPr>
       <w:r>
@@ -32622,7 +33431,7 @@
         <w:pStyle w:val="Compact"/>
         <w:numPr>
           <w:ilvl w:val="0"/>
-          <w:numId w:val="1015"/>
+          <w:numId w:val="1016"/>
         </w:numPr>
       </w:pPr>
       <w:r>
@@ -32676,7 +33485,7 @@
         <w:pStyle w:val="Compact"/>
         <w:numPr>
           <w:ilvl w:val="0"/>
-          <w:numId w:val="1015"/>
+          <w:numId w:val="1016"/>
         </w:numPr>
       </w:pPr>
       <w:r>
@@ -32739,7 +33548,7 @@
         <w:pStyle w:val="Compact"/>
         <w:numPr>
           <w:ilvl w:val="0"/>
-          <w:numId w:val="1015"/>
+          <w:numId w:val="1016"/>
         </w:numPr>
       </w:pPr>
       <w:r>
@@ -32758,7 +33567,7 @@
         <w:t xml:space="preserve">), not carried over from the previous edition</w:t>
       </w:r>
     </w:p>
-    <w:bookmarkEnd w:id="70"/>
+    <w:bookmarkEnd w:id="73"/>
     <w:sectPr>
       <w:footerReference w:type="default" r:id="rId11"/>
       <w:footnotePr>
@@ -33117,6 +33926,9 @@
     <w:abstractNumId w:val="991"/>
   </w:num>
   <w:num w:numId="1015">
+    <w:abstractNumId w:val="991"/>
+  </w:num>
+  <w:num w:numId="1016">
     <w:abstractNumId w:val="991"/>
   </w:num>
 </w:numbering>

--- a/docs/eosc-basic-compliance-testsuite.docx
+++ b/docs/eosc-basic-compliance-testsuite.docx
@@ -23,7 +23,7 @@
         <w:pStyle w:val="Author"/>
       </w:pPr>
       <w:r>
-        <w:t xml:space="preserve">Clean clone, 26 September 2026 — rebuilt 1 October 2026 for the re-issued checklist v3.2, 453 test cases</w:t>
+        <w:t xml:space="preserve">Clean clone, 26 September 2026 — rebuilt 1 October 2026 (evening) for the re-issued checklist v3.2, 453 test cases</w:t>
       </w:r>
     </w:p>
     <w:p>
@@ -6430,7 +6430,34 @@
         <w:t xml:space="preserve"> </w:t>
       </w:r>
       <w:r>
-        <w:t xml:space="preserve">reason. The published run skipped Italy, because</w:t>
+        <w:t xml:space="preserve">reason. Data Terra's changed on 1 October 2026, from</w:t>
+      </w:r>
+      <w:r>
+        <w:t xml:space="preserve"> </w:t>
+      </w:r>
+      <w:r>
+        <w:rPr>
+          <w:rStyle w:val="VerbatimChar"/>
+        </w:rPr>
+        <w:t xml:space="preserve">https://www.data-terra.org/eosc/</w:t>
+      </w:r>
+      <w:r>
+        <w:t xml:space="preserve"> </w:t>
+      </w:r>
+      <w:r>
+        <w:t xml:space="preserve">to</w:t>
+      </w:r>
+      <w:r>
+        <w:t xml:space="preserve"> </w:t>
+      </w:r>
+      <w:r>
+        <w:rPr>
+          <w:rStyle w:val="VerbatimChar"/>
+        </w:rPr>
+        <w:t xml:space="preserve">https://www.earth-data.eu/</w:t>
+      </w:r>
+      <w:r>
+        <w:t xml:space="preserve">. The published run skipped Italy, because</w:t>
       </w:r>
       <w:r>
         <w:t xml:space="preserve"> </w:t>
@@ -20585,7 +20612,7 @@
     </w:p>
     <w:bookmarkEnd w:id="43"/>
     <w:bookmarkEnd w:id="44"/>
-    <w:bookmarkStart w:id="66" w:name="the-published-figures"/>
+    <w:bookmarkStart w:id="68" w:name="the-published-figures"/>
     <w:p>
       <w:pPr>
         <w:pStyle w:val="Heading2"/>
@@ -20594,13 +20621,13 @@
         <w:t xml:space="preserve">10. The published figures</w:t>
       </w:r>
     </w:p>
-    <w:bookmarkStart w:id="47" w:name="X3982c1026e459cb535a4f027ad5fc02674c7480"/>
+    <w:bookmarkStart w:id="46" w:name="X774ec25f357d3307a87e5e8963893c11e044d6b"/>
     <w:p>
       <w:pPr>
         <w:pStyle w:val="Heading3"/>
       </w:pPr>
       <w:r>
-        <w:t xml:space="preserve">Current run: web-18 at depth 2, 1 October 2026 (unreviewed)</w:t>
+        <w:t xml:space="preserve">Current run: web-21 at depth 2, 1 October 2026 (unreviewed)</w:t>
       </w:r>
     </w:p>
     <w:p>
@@ -20629,17 +20656,17 @@
         <w:rPr>
           <w:rStyle w:val="VerbatimChar"/>
         </w:rPr>
-        <w:t xml:space="preserve">web-18</w:t>
-      </w:r>
-      <w:r>
-        <w:t xml:space="preserve">, collected on 1 October 2026 between 16:05 and 16:10 UTC by the GitHub workflow (</w:t>
+        <w:t xml:space="preserve">web-21</w:t>
+      </w:r>
+      <w:r>
+        <w:t xml:space="preserve">, collected on 1 October 2026 between 20:18 and 20:24 UTC by the GitHub workflow (</w:t>
       </w:r>
       <w:hyperlink r:id="rId45">
         <w:r>
           <w:rPr>
             <w:rStyle w:val="Hyperlink"/>
           </w:rPr>
-          <w:t xml:space="preserve">run 36888865559</w:t>
+          <w:t xml:space="preserve">run 36920498532</w:t>
         </w:r>
       </w:hyperlink>
       <w:r>
@@ -20652,7 +20679,7 @@
         <w:rPr>
           <w:rStyle w:val="VerbatimChar"/>
         </w:rPr>
-        <w:t xml:space="preserve">46b5cad</w:t>
+        <w:t xml:space="preserve">fc023b7</w:t>
       </w:r>
       <w:r>
         <w:t xml:space="preserve">) at</w:t>
@@ -20667,221 +20694,28 @@
         <w:t xml:space="preserve">--depth 2</w:t>
       </w:r>
       <w:r>
-        <w:t xml:space="preserve">, under the re-issued checklist v3.2 and the official unscoped names list. Two things were done to it before publishing:</w:t>
-      </w:r>
-    </w:p>
-    <w:p>
-      <w:pPr>
-        <w:pStyle w:val="Compact"/>
-        <w:numPr>
-          <w:ilvl w:val="0"/>
-          <w:numId w:val="1008"/>
-        </w:numPr>
-      </w:pPr>
-      <w:r>
-        <w:rPr>
-          <w:b/>
-          <w:bCs/>
-        </w:rPr>
-        <w:t xml:space="preserve">BBMRI-ERIC's row was collected again.</w:t>
-      </w:r>
-      <w:r>
-        <w:t xml:space="preserve"> </w:t>
-      </w:r>
-      <w:r>
-        <w:rPr>
-          <w:rStyle w:val="VerbatimChar"/>
-        </w:rPr>
-        <w:t xml:space="preserve">46b5cad</w:t>
-      </w:r>
-      <w:r>
-        <w:t xml:space="preserve"> </w:t>
-      </w:r>
-      <w:r>
-        <w:t xml:space="preserve">had set its URL to</w:t>
-      </w:r>
-      <w:r>
-        <w:t xml:space="preserve"> </w:t>
-      </w:r>
-      <w:r>
-        <w:rPr>
-          <w:rStyle w:val="VerbatimChar"/>
-        </w:rPr>
-        <w:t xml:space="preserve">https://dev3.bbmri-eric.eu/eosc-node-bbmri-eric/</w:t>
-      </w:r>
-      <w:r>
-        <w:t xml:space="preserve">, whose</w:t>
-      </w:r>
-      <w:r>
-        <w:t xml:space="preserve"> </w:t>
-      </w:r>
-      <w:r>
-        <w:rPr>
-          <w:rStyle w:val="VerbatimChar"/>
-        </w:rPr>
-        <w:t xml:space="preserve">robots.txt</w:t>
-      </w:r>
-      <w:r>
-        <w:t xml:space="preserve"> </w:t>
-      </w:r>
-      <w:r>
-        <w:t xml:space="preserve">disallows the page, so all ten cells were</w:t>
-      </w:r>
-      <w:r>
-        <w:t xml:space="preserve"> </w:t>
-      </w:r>
-      <w:r>
-        <w:rPr>
-          <w:rStyle w:val="VerbatimChar"/>
-        </w:rPr>
-        <w:t xml:space="preserve">ERROR</w:t>
-      </w:r>
-      <w:r>
-        <w:t xml:space="preserve">. The URL was set back to the</w:t>
-      </w:r>
-      <w:r>
-        <w:t xml:space="preserve"> </w:t>
-      </w:r>
-      <w:r>
-        <w:rPr>
-          <w:rStyle w:val="VerbatimChar"/>
-        </w:rPr>
-        <w:t xml:space="preserve">www.</w:t>
-      </w:r>
-      <w:r>
-        <w:t xml:space="preserve"> </w:t>
-      </w:r>
-      <w:r>
-        <w:t xml:space="preserve">address and BBMRI-ERIC collected alone (</w:t>
-      </w:r>
-      <w:hyperlink r:id="rId46">
-        <w:r>
-          <w:rPr>
-            <w:rStyle w:val="Hyperlink"/>
-          </w:rPr>
-          <w:t xml:space="preserve">run 36899901060</w:t>
-        </w:r>
-      </w:hyperlink>
-      <w:r>
-        <w:t xml:space="preserve">, commit</w:t>
-      </w:r>
-      <w:r>
-        <w:t xml:space="preserve"> </w:t>
-      </w:r>
-      <w:r>
-        <w:rPr>
-          <w:rStyle w:val="VerbatimChar"/>
-        </w:rPr>
-        <w:t xml:space="preserve">1418f05</w:t>
-      </w:r>
-      <w:r>
-        <w:t xml:space="preserve">, 17:31 UTC); its evidence replaced the</w:t>
-      </w:r>
-      <w:r>
-        <w:t xml:space="preserve"> </w:t>
-      </w:r>
-      <w:r>
-        <w:rPr>
-          <w:rStyle w:val="VerbatimChar"/>
-        </w:rPr>
-        <w:t xml:space="preserve">ERROR</w:t>
-      </w:r>
-      <w:r>
-        <w:t xml:space="preserve"> </w:t>
-      </w:r>
-      <w:r>
-        <w:t xml:space="preserve">row.</w:t>
-      </w:r>
-    </w:p>
-    <w:p>
-      <w:pPr>
-        <w:pStyle w:val="Compact"/>
-        <w:numPr>
-          <w:ilvl w:val="0"/>
-          <w:numId w:val="1008"/>
-        </w:numPr>
-      </w:pPr>
-      <w:r>
-        <w:rPr>
-          <w:b/>
-          <w:bCs/>
-        </w:rPr>
-        <w:t xml:space="preserve">It was scored with the fix in</w:t>
-      </w:r>
-      <w:r>
-        <w:rPr>
-          <w:b/>
-          <w:bCs/>
-        </w:rPr>
-        <w:t xml:space="preserve"> </w:t>
-      </w:r>
-      <w:r>
-        <w:rPr>
-          <w:rStyle w:val="VerbatimChar"/>
-          <w:b/>
-          <w:bCs/>
-        </w:rPr>
-        <w:t xml:space="preserve">1418f05</w:t>
-      </w:r>
-      <w:r>
-        <w:rPr>
-          <w:b/>
-          <w:bCs/>
-        </w:rPr>
-        <w:t xml:space="preserve">.</w:t>
-      </w:r>
-      <w:r>
-        <w:t xml:space="preserve"> </w:t>
-      </w:r>
-      <w:r>
-        <w:t xml:space="preserve">Italy's landing page links "Infrastructure AUP/UAP" to D4Science's policy page, and "Review resource access conditions" to a page that returns 404. The tool had followed the second for 5c and failed the point on it. Now a broken policy link fails 5b or 5c only when no other link to the policy remains, on the landing page or on a linked page; otherwise the point is judged on the others and the broken link is reported in the evidence. Three tests cover it. Re-scoring</w:t>
-      </w:r>
-      <w:r>
-        <w:t xml:space="preserve"> </w:t>
-      </w:r>
-      <w:r>
-        <w:rPr>
-          <w:rStyle w:val="VerbatimChar"/>
-        </w:rPr>
-        <w:t xml:space="preserve">web-16</w:t>
-      </w:r>
-      <w:r>
-        <w:t xml:space="preserve"> </w:t>
-      </w:r>
-      <w:r>
-        <w:t xml:space="preserve">with the fix changes nothing; re-scoring</w:t>
-      </w:r>
-      <w:r>
-        <w:t xml:space="preserve"> </w:t>
-      </w:r>
-      <w:r>
-        <w:rPr>
-          <w:rStyle w:val="VerbatimChar"/>
-        </w:rPr>
-        <w:t xml:space="preserve">web-18</w:t>
-      </w:r>
-      <w:r>
-        <w:t xml:space="preserve"> </w:t>
-      </w:r>
-      <w:r>
-        <w:t xml:space="preserve">changes only Italy's 5c, at both depths.</w:t>
-      </w:r>
-    </w:p>
-    <w:p>
-      <w:pPr>
-        <w:pStyle w:val="FirstParagraph"/>
-      </w:pPr>
-      <w:r>
-        <w:t xml:space="preserve">The published evidence holds 96 page requests: 13 landing pages, 57 direct links and 26 second-hop pages. Twelve landing pages returned HTTP 200 and GÉANT's HTTP 403 (the Cloudflare challenge). Depth 1 and depth 2 agree in every cell. Offline,</w:t>
-      </w:r>
-      <w:r>
-        <w:t xml:space="preserve"> </w:t>
-      </w:r>
-      <w:r>
-        <w:rPr>
-          <w:rStyle w:val="VerbatimChar"/>
-        </w:rPr>
-        <w:t xml:space="preserve">uv run basic-check assess --run web-18</w:t>
+        <w:t xml:space="preserve">, under the re-issued checklist v3.2 and the official unscoped names list, with Data Terra's new Node Landing Page,</w:t>
+      </w:r>
+      <w:r>
+        <w:t xml:space="preserve"> </w:t>
+      </w:r>
+      <w:r>
+        <w:rPr>
+          <w:rStyle w:val="VerbatimChar"/>
+        </w:rPr>
+        <w:t xml:space="preserve">https://www.earth-data.eu/</w:t>
+      </w:r>
+      <w:r>
+        <w:t xml:space="preserve">. It made 98 page requests: 13 landing pages, 58 direct links and 27 second-hop pages. Twelve landing pages returned HTTP 200 and GÉANT's HTTP 403 (the Cloudflare challenge). Depth 1 and depth 2 agree in every cell. Offline,</w:t>
+      </w:r>
+      <w:r>
+        <w:t xml:space="preserve"> </w:t>
+      </w:r>
+      <w:r>
+        <w:rPr>
+          <w:rStyle w:val="VerbatimChar"/>
+        </w:rPr>
+        <w:t xml:space="preserve">uv run basic-check assess --run web-21</w:t>
       </w:r>
       <w:r>
         <w:t xml:space="preserve"> </w:t>
@@ -20950,7 +20784,7 @@
               <w:pStyle w:val="Compact"/>
             </w:pPr>
             <w:r>
-              <w:t xml:space="preserve">60</w:t>
+              <w:t xml:space="preserve">63</w:t>
             </w:r>
           </w:p>
         </w:tc>
@@ -20977,7 +20811,7 @@
               <w:pStyle w:val="Compact"/>
             </w:pPr>
             <w:r>
-              <w:t xml:space="preserve">6</w:t>
+              <w:t xml:space="preserve">3</w:t>
             </w:r>
           </w:p>
         </w:tc>
@@ -21083,28 +20917,16 @@
         <w:pStyle w:val="BodyText"/>
       </w:pPr>
       <w:r>
-        <w:t xml:space="preserve">The six FAILs are the same as in</w:t>
-      </w:r>
-      <w:r>
-        <w:t xml:space="preserve"> </w:t>
-      </w:r>
-      <w:r>
-        <w:rPr>
-          <w:rStyle w:val="VerbatimChar"/>
-        </w:rPr>
-        <w:t xml:space="preserve">web-16</w:t>
-      </w:r>
-      <w:r>
-        <w:t xml:space="preserve">: point 4 for Data Terra, EOSC Finland, PaNOSC and Poland, and Data Terra's 5b and 5c. Eleven cells changed against</w:t>
-      </w:r>
-      <w:r>
-        <w:t xml:space="preserve"> </w:t>
-      </w:r>
-      <w:r>
-        <w:rPr>
-          <w:rStyle w:val="VerbatimChar"/>
-        </w:rPr>
-        <w:t xml:space="preserve">web-16</w:t>
+        <w:t xml:space="preserve">The three FAILs are point 4 for EOSC Finland, PaNOSC and Poland. Only Data Terra's row changed against</w:t>
+      </w:r>
+      <w:r>
+        <w:t xml:space="preserve"> </w:t>
+      </w:r>
+      <w:r>
+        <w:rPr>
+          <w:rStyle w:val="VerbatimChar"/>
+        </w:rPr>
+        <w:t xml:space="preserve">web-18</w:t>
       </w:r>
       <w:r>
         <w:t xml:space="preserve">:</w:t>
@@ -21172,18 +20994,33 @@
               <w:pStyle w:val="Compact"/>
             </w:pPr>
             <w:r>
-              <w:t xml:space="preserve">Italy</w:t>
-            </w:r>
-          </w:p>
-        </w:tc>
-        <w:tc>
-          <w:tcPr/>
-          <w:p>
-            <w:pPr>
-              <w:pStyle w:val="Compact"/>
-            </w:pPr>
-            <w:r>
-              <w:t xml:space="preserve">1, 4, 5b, 5c, 6, 7: review to</w:t>
+              <w:t xml:space="preserve">Data Terra</w:t>
+            </w:r>
+          </w:p>
+        </w:tc>
+        <w:tc>
+          <w:tcPr/>
+          <w:p>
+            <w:pPr>
+              <w:pStyle w:val="Compact"/>
+            </w:pPr>
+            <w:r>
+              <w:t xml:space="preserve">4:</w:t>
+            </w:r>
+            <w:r>
+              <w:t xml:space="preserve"> </w:t>
+            </w:r>
+            <w:r>
+              <w:rPr>
+                <w:rStyle w:val="VerbatimChar"/>
+              </w:rPr>
+              <w:t xml:space="preserve">FAIL</w:t>
+            </w:r>
+            <w:r>
+              <w:t xml:space="preserve"> </w:t>
+            </w:r>
+            <w:r>
+              <w:t xml:space="preserve">to</w:t>
             </w:r>
             <w:r>
               <w:t xml:space="preserve"> </w:t>
@@ -21203,7 +21040,7 @@
               <w:pStyle w:val="Compact"/>
             </w:pPr>
             <w:r>
-              <w:t xml:space="preserve">read for the first time at</w:t>
+              <w:t xml:space="preserve">the new page links its own entry,</w:t>
             </w:r>
             <w:r>
               <w:t xml:space="preserve"> </w:t>
@@ -21212,43 +21049,7 @@
               <w:rPr>
                 <w:rStyle w:val="VerbatimChar"/>
               </w:rPr>
-              <w:t xml:space="preserve">https://eosc.it/</w:t>
-            </w:r>
-            <w:r>
-              <w:t xml:space="preserve"> </w:t>
-            </w:r>
-            <w:r>
-              <w:t xml:space="preserve">(HTTP 200, English); it links its own</w:t>
-            </w:r>
-            <w:r>
-              <w:t xml:space="preserve"> </w:t>
-            </w:r>
-            <w:r>
-              <w:rPr>
-                <w:rStyle w:val="VerbatimChar"/>
-              </w:rPr>
-              <w:t xml:space="preserve">eosc.eu</w:t>
-            </w:r>
-            <w:r>
-              <w:t xml:space="preserve"> </w:t>
-            </w:r>
-            <w:r>
-              <w:t xml:space="preserve">entry, "Infrastructure AUP/UAP", a Terms of Use page (fetched) and a D4Science helpdesk;</w:t>
-            </w:r>
-            <w:r>
-              <w:t xml:space="preserve"> </w:t>
-            </w:r>
-            <w:r>
-              <w:rPr>
-                <w:rStyle w:val="VerbatimChar"/>
-              </w:rPr>
-              <w:t xml:space="preserve">web-16</w:t>
-            </w:r>
-            <w:r>
-              <w:t xml:space="preserve"> </w:t>
-            </w:r>
-            <w:r>
-              <w:t xml:space="preserve">got HTTP 503 from the old address</w:t>
+              <w:t xml:space="preserve">eosc.eu/building-the-eosc-federation/eosc-node-data-terra</w:t>
             </w:r>
           </w:p>
         </w:tc>
@@ -21264,18 +21065,33 @@
               <w:pStyle w:val="Compact"/>
             </w:pPr>
             <w:r>
-              <w:t xml:space="preserve">GÉANT</w:t>
-            </w:r>
-          </w:p>
-        </w:tc>
-        <w:tc>
-          <w:tcPr/>
-          <w:p>
-            <w:pPr>
-              <w:pStyle w:val="Compact"/>
-            </w:pPr>
-            <w:r>
-              <w:t xml:space="preserve">1, 4, 5b, 6:</w:t>
+              <w:t xml:space="preserve">Data Terra</w:t>
+            </w:r>
+          </w:p>
+        </w:tc>
+        <w:tc>
+          <w:tcPr/>
+          <w:p>
+            <w:pPr>
+              <w:pStyle w:val="Compact"/>
+            </w:pPr>
+            <w:r>
+              <w:t xml:space="preserve">5b:</w:t>
+            </w:r>
+            <w:r>
+              <w:t xml:space="preserve"> </w:t>
+            </w:r>
+            <w:r>
+              <w:rPr>
+                <w:rStyle w:val="VerbatimChar"/>
+              </w:rPr>
+              <w:t xml:space="preserve">FAIL</w:t>
+            </w:r>
+            <w:r>
+              <w:t xml:space="preserve"> </w:t>
+            </w:r>
+            <w:r>
+              <w:t xml:space="preserve">to</w:t>
             </w:r>
             <w:r>
               <w:t xml:space="preserve"> </w:t>
@@ -21286,31 +21102,16 @@
               </w:rPr>
               <w:t xml:space="preserve">PASS</w:t>
             </w:r>
-            <w:r>
-              <w:t xml:space="preserve"> </w:t>
-            </w:r>
-            <w:r>
-              <w:t xml:space="preserve">to review</w:t>
-            </w:r>
-          </w:p>
-        </w:tc>
-        <w:tc>
-          <w:tcPr/>
-          <w:p>
-            <w:pPr>
-              <w:pStyle w:val="Compact"/>
-            </w:pPr>
-            <w:r>
-              <w:t xml:space="preserve">HTTP 403, the Cloudflare challenge, as before</w:t>
-            </w:r>
-            <w:r>
-              <w:t xml:space="preserve"> </w:t>
-            </w:r>
-            <w:r>
-              <w:rPr>
-                <w:rStyle w:val="VerbatimChar"/>
-              </w:rPr>
-              <w:t xml:space="preserve">web-16</w:t>
+          </w:p>
+        </w:tc>
+        <w:tc>
+          <w:tcPr/>
+          <w:p>
+            <w:pPr>
+              <w:pStyle w:val="Compact"/>
+            </w:pPr>
+            <w:r>
+              <w:t xml:space="preserve">it links "EOSC Node Data Terra Acceptable Use Policy" on its documentation site (another site, so a pointer, not fetched)</w:t>
             </w:r>
           </w:p>
         </w:tc>
@@ -21326,18 +21127,80 @@
               <w:pStyle w:val="Compact"/>
             </w:pPr>
             <w:r>
-              <w:t xml:space="preserve">EOSC DTO</w:t>
-            </w:r>
-          </w:p>
-        </w:tc>
-        <w:tc>
-          <w:tcPr/>
-          <w:p>
-            <w:pPr>
-              <w:pStyle w:val="Compact"/>
-            </w:pPr>
-            <w:r>
-              <w:t xml:space="preserve">5c: review to</w:t>
+              <w:t xml:space="preserve">Data Terra</w:t>
+            </w:r>
+          </w:p>
+        </w:tc>
+        <w:tc>
+          <w:tcPr/>
+          <w:p>
+            <w:pPr>
+              <w:pStyle w:val="Compact"/>
+            </w:pPr>
+            <w:r>
+              <w:t xml:space="preserve">5c:</w:t>
+            </w:r>
+            <w:r>
+              <w:t xml:space="preserve"> </w:t>
+            </w:r>
+            <w:r>
+              <w:rPr>
+                <w:rStyle w:val="VerbatimChar"/>
+              </w:rPr>
+              <w:t xml:space="preserve">FAIL</w:t>
+            </w:r>
+            <w:r>
+              <w:t xml:space="preserve"> </w:t>
+            </w:r>
+            <w:r>
+              <w:t xml:space="preserve">to review</w:t>
+            </w:r>
+          </w:p>
+        </w:tc>
+        <w:tc>
+          <w:tcPr/>
+          <w:p>
+            <w:pPr>
+              <w:pStyle w:val="Compact"/>
+            </w:pPr>
+            <w:r>
+              <w:t xml:space="preserve">no User Access Policy is linked, but an AUP is, and v3.2 allows one document for both; the AUP link's address ends in</w:t>
+            </w:r>
+            <w:r>
+              <w:t xml:space="preserve"> </w:t>
+            </w:r>
+            <w:r>
+              <w:rPr>
+                <w:rStyle w:val="VerbatimChar"/>
+              </w:rPr>
+              <w:t xml:space="preserve">/policies/user-access/</w:t>
+            </w:r>
+          </w:p>
+        </w:tc>
+      </w:tr>
+      <w:tr>
+        <w:trPr>
+          <w:cantSplit/>
+        </w:trPr>
+        <w:tc>
+          <w:tcPr/>
+          <w:p>
+            <w:pPr>
+              <w:pStyle w:val="Compact"/>
+            </w:pPr>
+            <w:r>
+              <w:t xml:space="preserve">Data Terra</w:t>
+            </w:r>
+          </w:p>
+        </w:tc>
+        <w:tc>
+          <w:tcPr/>
+          <w:p>
+            <w:pPr>
+              <w:pStyle w:val="Compact"/>
+            </w:pPr>
+            <w:r>
+              <w:t xml:space="preserve">6: review to</w:t>
             </w:r>
             <w:r>
               <w:t xml:space="preserve"> </w:t>
@@ -21357,7 +21220,16 @@
               <w:pStyle w:val="Compact"/>
             </w:pPr>
             <w:r>
-              <w:t xml:space="preserve">its Catalogue page now links "AUP and access policy"</w:t>
+              <w:t xml:space="preserve">it links</w:t>
+            </w:r>
+            <w:r>
+              <w:t xml:space="preserve"> </w:t>
+            </w:r>
+            <w:r>
+              <w:rPr>
+                <w:rStyle w:val="VerbatimChar"/>
+              </w:rPr>
+              <w:t xml:space="preserve">helpdesk@earth-data.eu</w:t>
             </w:r>
           </w:p>
         </w:tc>
@@ -21368,6 +21240,23 @@
         <w:pStyle w:val="BodyText"/>
       </w:pPr>
       <w:r>
+        <w:t xml:space="preserve">The new page is in English (</w:t>
+      </w:r>
+      <w:r>
+        <w:rPr>
+          <w:rStyle w:val="VerbatimChar"/>
+        </w:rPr>
+        <w:t xml:space="preserve">en-GB</w:t>
+      </w:r>
+      <w:r>
+        <w:t xml:space="preserve">), so the French-vocabulary caveat of the old address no longer applies. At depth 2 the tool followed the page's "Français" link as an About page; it changed no verdict.</w:t>
+      </w:r>
+    </w:p>
+    <w:p>
+      <w:pPr>
+        <w:pStyle w:val="BodyText"/>
+      </w:pPr>
+      <w:r>
         <w:rPr>
           <w:b/>
           <w:bCs/>
@@ -21378,17 +21267,17 @@
         <w:t xml:space="preserve"> </w:t>
       </w:r>
       <w:r>
-        <w:t xml:space="preserve">The same names as before were masked, and CERN's screenshot again. Italy's new pages carry no personal names; BBMRI-ERIC's pages changed only in layout. The privacy check found only role mailboxes.</w:t>
-      </w:r>
-    </w:p>
-    <w:bookmarkEnd w:id="47"/>
-    <w:bookmarkStart w:id="50" w:name="Xa7273e3b576d1e9eb7e528e7c8b56aa97d7a50e"/>
+        <w:t xml:space="preserve">The same names as before were masked, and CERN's screenshot again. Data Terra's new page carries one personal name, a photo credit in an image description; it was masked like the others. The privacy check found only role mailboxes.</w:t>
+      </w:r>
+    </w:p>
+    <w:bookmarkEnd w:id="46"/>
+    <w:bookmarkStart w:id="49" w:name="X58f78e56f88cb9b9464819474d8d26871bb52a6"/>
     <w:p>
       <w:pPr>
         <w:pStyle w:val="Heading3"/>
       </w:pPr>
       <w:r>
-        <w:t xml:space="preserve">Previous run: web-16 at depth 2, 30 September 2026</w:t>
+        <w:t xml:space="preserve">Previous run: web-18 at depth 2, 1 October 2026</w:t>
       </w:r>
     </w:p>
     <w:p>
@@ -21405,20 +21294,140 @@
         <w:rPr>
           <w:rStyle w:val="VerbatimChar"/>
         </w:rPr>
-        <w:t xml:space="preserve">web-16</w:t>
-      </w:r>
-      <w:r>
-        <w:t xml:space="preserve"> </w:t>
-      </w:r>
-      <w:r>
-        <w:t xml:space="preserve">was collected on 30 September 2026 between 14:58 and 15:04 UTC by the GitHub workflow (</w:t>
+        <w:t xml:space="preserve">web-18</w:t>
+      </w:r>
+      <w:r>
+        <w:t xml:space="preserve"> </w:t>
+      </w:r>
+      <w:r>
+        <w:t xml:space="preserve">was collected on 1 October 2026 between 16:05 and 16:10 UTC by the GitHub workflow (</w:t>
+      </w:r>
+      <w:hyperlink r:id="rId47">
+        <w:r>
+          <w:rPr>
+            <w:rStyle w:val="Hyperlink"/>
+          </w:rPr>
+          <w:t xml:space="preserve">run 36888865559</w:t>
+        </w:r>
+      </w:hyperlink>
+      <w:r>
+        <w:t xml:space="preserve">, commit</w:t>
+      </w:r>
+      <w:r>
+        <w:t xml:space="preserve"> </w:t>
+      </w:r>
+      <w:r>
+        <w:rPr>
+          <w:rStyle w:val="VerbatimChar"/>
+        </w:rPr>
+        <w:t xml:space="preserve">46b5cad</w:t>
+      </w:r>
+      <w:r>
+        <w:t xml:space="preserve">) at</w:t>
+      </w:r>
+      <w:r>
+        <w:t xml:space="preserve"> </w:t>
+      </w:r>
+      <w:r>
+        <w:rPr>
+          <w:rStyle w:val="VerbatimChar"/>
+        </w:rPr>
+        <w:t xml:space="preserve">--depth 2</w:t>
+      </w:r>
+      <w:r>
+        <w:t xml:space="preserve">, under the re-issued checklist v3.2 and the official unscoped names list. Two things were done to it before publishing:</w:t>
+      </w:r>
+    </w:p>
+    <w:p>
+      <w:pPr>
+        <w:pStyle w:val="Compact"/>
+        <w:numPr>
+          <w:ilvl w:val="0"/>
+          <w:numId w:val="1008"/>
+        </w:numPr>
+      </w:pPr>
+      <w:r>
+        <w:rPr>
+          <w:b/>
+          <w:bCs/>
+        </w:rPr>
+        <w:t xml:space="preserve">BBMRI-ERIC's row was collected again.</w:t>
+      </w:r>
+      <w:r>
+        <w:t xml:space="preserve"> </w:t>
+      </w:r>
+      <w:r>
+        <w:rPr>
+          <w:rStyle w:val="VerbatimChar"/>
+        </w:rPr>
+        <w:t xml:space="preserve">46b5cad</w:t>
+      </w:r>
+      <w:r>
+        <w:t xml:space="preserve"> </w:t>
+      </w:r>
+      <w:r>
+        <w:t xml:space="preserve">had set its URL to</w:t>
+      </w:r>
+      <w:r>
+        <w:t xml:space="preserve"> </w:t>
+      </w:r>
+      <w:r>
+        <w:rPr>
+          <w:rStyle w:val="VerbatimChar"/>
+        </w:rPr>
+        <w:t xml:space="preserve">https://dev3.bbmri-eric.eu/eosc-node-bbmri-eric/</w:t>
+      </w:r>
+      <w:r>
+        <w:t xml:space="preserve">, whose</w:t>
+      </w:r>
+      <w:r>
+        <w:t xml:space="preserve"> </w:t>
+      </w:r>
+      <w:r>
+        <w:rPr>
+          <w:rStyle w:val="VerbatimChar"/>
+        </w:rPr>
+        <w:t xml:space="preserve">robots.txt</w:t>
+      </w:r>
+      <w:r>
+        <w:t xml:space="preserve"> </w:t>
+      </w:r>
+      <w:r>
+        <w:t xml:space="preserve">disallows the page, so all ten cells were</w:t>
+      </w:r>
+      <w:r>
+        <w:t xml:space="preserve"> </w:t>
+      </w:r>
+      <w:r>
+        <w:rPr>
+          <w:rStyle w:val="VerbatimChar"/>
+        </w:rPr>
+        <w:t xml:space="preserve">ERROR</w:t>
+      </w:r>
+      <w:r>
+        <w:t xml:space="preserve">. The URL was set back to the</w:t>
+      </w:r>
+      <w:r>
+        <w:t xml:space="preserve"> </w:t>
+      </w:r>
+      <w:r>
+        <w:rPr>
+          <w:rStyle w:val="VerbatimChar"/>
+        </w:rPr>
+        <w:t xml:space="preserve">www.</w:t>
+      </w:r>
+      <w:r>
+        <w:t xml:space="preserve"> </w:t>
+      </w:r>
+      <w:r>
+        <w:t xml:space="preserve">address and BBMRI-ERIC collected alone (</w:t>
       </w:r>
       <w:hyperlink r:id="rId48">
         <w:r>
           <w:rPr>
             <w:rStyle w:val="Hyperlink"/>
           </w:rPr>
-          <w:t xml:space="preserve">run 36732900487</w:t>
+          <w:t xml:space="preserve">run 36899901060</w:t>
         </w:r>
       </w:hyperlink>
       <w:r>
@@ -21431,31 +21440,116 @@
         <w:rPr>
           <w:rStyle w:val="VerbatimChar"/>
         </w:rPr>
-        <w:t xml:space="preserve">a83c0f1</w:t>
-      </w:r>
-      <w:r>
-        <w:t xml:space="preserve">, unit tests passing) at</w:t>
-      </w:r>
-      <w:r>
-        <w:t xml:space="preserve"> </w:t>
-      </w:r>
-      <w:r>
-        <w:rPr>
-          <w:rStyle w:val="VerbatimChar"/>
-        </w:rPr>
-        <w:t xml:space="preserve">--depth 2</w:t>
-      </w:r>
-      <w:r>
-        <w:t xml:space="preserve">, under the re-issued checklist v3.2 and the official unscoped names list. It made 109 page requests: 13 landing pages, 62 direct links and 34 second-hop pages. Twelve landing pages returned HTTP 200 and Italy's HTTP 503. Depth 1 and depth 2 agree in every cell. Offline,</w:t>
-      </w:r>
-      <w:r>
-        <w:t xml:space="preserve"> </w:t>
-      </w:r>
-      <w:r>
-        <w:rPr>
-          <w:rStyle w:val="VerbatimChar"/>
-        </w:rPr>
-        <w:t xml:space="preserve">uv run basic-check assess --run web-16</w:t>
+        <w:t xml:space="preserve">1418f05</w:t>
+      </w:r>
+      <w:r>
+        <w:t xml:space="preserve">, 17:31 UTC); its evidence replaced the</w:t>
+      </w:r>
+      <w:r>
+        <w:t xml:space="preserve"> </w:t>
+      </w:r>
+      <w:r>
+        <w:rPr>
+          <w:rStyle w:val="VerbatimChar"/>
+        </w:rPr>
+        <w:t xml:space="preserve">ERROR</w:t>
+      </w:r>
+      <w:r>
+        <w:t xml:space="preserve"> </w:t>
+      </w:r>
+      <w:r>
+        <w:t xml:space="preserve">row.</w:t>
+      </w:r>
+    </w:p>
+    <w:p>
+      <w:pPr>
+        <w:pStyle w:val="Compact"/>
+        <w:numPr>
+          <w:ilvl w:val="0"/>
+          <w:numId w:val="1008"/>
+        </w:numPr>
+      </w:pPr>
+      <w:r>
+        <w:rPr>
+          <w:b/>
+          <w:bCs/>
+        </w:rPr>
+        <w:t xml:space="preserve">It was scored with the fix in</w:t>
+      </w:r>
+      <w:r>
+        <w:rPr>
+          <w:b/>
+          <w:bCs/>
+        </w:rPr>
+        <w:t xml:space="preserve"> </w:t>
+      </w:r>
+      <w:r>
+        <w:rPr>
+          <w:rStyle w:val="VerbatimChar"/>
+          <w:b/>
+          <w:bCs/>
+        </w:rPr>
+        <w:t xml:space="preserve">1418f05</w:t>
+      </w:r>
+      <w:r>
+        <w:rPr>
+          <w:b/>
+          <w:bCs/>
+        </w:rPr>
+        <w:t xml:space="preserve">.</w:t>
+      </w:r>
+      <w:r>
+        <w:t xml:space="preserve"> </w:t>
+      </w:r>
+      <w:r>
+        <w:t xml:space="preserve">Italy's landing page links "Infrastructure AUP/UAP" to D4Science's policy page, and "Review resource access conditions" to a page that returns 404. The tool had followed the second for 5c and failed the point on it. Now a broken policy link fails 5b or 5c only when no other link to the policy remains, on the landing page or on a linked page; otherwise the point is judged on the others and the broken link is reported in the evidence. Three tests cover it. Re-scoring</w:t>
+      </w:r>
+      <w:r>
+        <w:t xml:space="preserve"> </w:t>
+      </w:r>
+      <w:r>
+        <w:rPr>
+          <w:rStyle w:val="VerbatimChar"/>
+        </w:rPr>
+        <w:t xml:space="preserve">web-16</w:t>
+      </w:r>
+      <w:r>
+        <w:t xml:space="preserve"> </w:t>
+      </w:r>
+      <w:r>
+        <w:t xml:space="preserve">with the fix changes nothing; re-scoring</w:t>
+      </w:r>
+      <w:r>
+        <w:t xml:space="preserve"> </w:t>
+      </w:r>
+      <w:r>
+        <w:rPr>
+          <w:rStyle w:val="VerbatimChar"/>
+        </w:rPr>
+        <w:t xml:space="preserve">web-18</w:t>
+      </w:r>
+      <w:r>
+        <w:t xml:space="preserve"> </w:t>
+      </w:r>
+      <w:r>
+        <w:t xml:space="preserve">changes only Italy's 5c, at both depths.</w:t>
+      </w:r>
+    </w:p>
+    <w:p>
+      <w:pPr>
+        <w:pStyle w:val="FirstParagraph"/>
+      </w:pPr>
+      <w:r>
+        <w:t xml:space="preserve">The published evidence holds 96 page requests: 13 landing pages, 57 direct links and 26 second-hop pages. Twelve landing pages returned HTTP 200 and GÉANT's HTTP 403 (the Cloudflare challenge). Depth 1 and depth 2 agree in every cell. Offline,</w:t>
+      </w:r>
+      <w:r>
+        <w:t xml:space="preserve"> </w:t>
+      </w:r>
+      <w:r>
+        <w:rPr>
+          <w:rStyle w:val="VerbatimChar"/>
+        </w:rPr>
+        <w:t xml:space="preserve">uv run basic-check assess --run web-18</w:t>
       </w:r>
       <w:r>
         <w:t xml:space="preserve"> </w:t>
@@ -21524,7 +21618,7 @@
               <w:pStyle w:val="Compact"/>
             </w:pPr>
             <w:r>
-              <w:t xml:space="preserve">57</w:t>
+              <w:t xml:space="preserve">60</w:t>
             </w:r>
           </w:p>
         </w:tc>
@@ -21578,7 +21672,7 @@
               <w:pStyle w:val="Compact"/>
             </w:pPr>
             <w:r>
-              <w:t xml:space="preserve">67</w:t>
+              <w:t xml:space="preserve">64</w:t>
             </w:r>
           </w:p>
         </w:tc>
@@ -21657,16 +21751,28 @@
         <w:pStyle w:val="BodyText"/>
       </w:pPr>
       <w:r>
-        <w:t xml:space="preserve">Four FAILs are point 4 (Data Terra, EOSC Finland, PaNOSC, Poland) and two are Data Terra's 5b and 5c. Twelve cells changed against</w:t>
-      </w:r>
-      <w:r>
-        <w:t xml:space="preserve"> </w:t>
-      </w:r>
-      <w:r>
-        <w:rPr>
-          <w:rStyle w:val="VerbatimChar"/>
-        </w:rPr>
-        <w:t xml:space="preserve">web-15</w:t>
+        <w:t xml:space="preserve">The six FAILs are the same as in</w:t>
+      </w:r>
+      <w:r>
+        <w:t xml:space="preserve"> </w:t>
+      </w:r>
+      <w:r>
+        <w:rPr>
+          <w:rStyle w:val="VerbatimChar"/>
+        </w:rPr>
+        <w:t xml:space="preserve">web-16</w:t>
+      </w:r>
+      <w:r>
+        <w:t xml:space="preserve">: point 4 for Data Terra, EOSC Finland, PaNOSC and Poland, and Data Terra's 5b and 5c. Eleven cells changed against</w:t>
+      </w:r>
+      <w:r>
+        <w:t xml:space="preserve"> </w:t>
+      </w:r>
+      <w:r>
+        <w:rPr>
+          <w:rStyle w:val="VerbatimChar"/>
+        </w:rPr>
+        <w:t xml:space="preserve">web-16</w:t>
       </w:r>
       <w:r>
         <w:t xml:space="preserve">:</w:t>
@@ -21734,18 +21840,18 @@
               <w:pStyle w:val="Compact"/>
             </w:pPr>
             <w:r>
-              <w:t xml:space="preserve">GÉANT</w:t>
-            </w:r>
-          </w:p>
-        </w:tc>
-        <w:tc>
-          <w:tcPr/>
-          <w:p>
-            <w:pPr>
-              <w:pStyle w:val="Compact"/>
-            </w:pPr>
-            <w:r>
-              <w:t xml:space="preserve">1, 4, 5b, 6: review to</w:t>
+              <w:t xml:space="preserve">Italy</w:t>
+            </w:r>
+          </w:p>
+        </w:tc>
+        <w:tc>
+          <w:tcPr/>
+          <w:p>
+            <w:pPr>
+              <w:pStyle w:val="Compact"/>
+            </w:pPr>
+            <w:r>
+              <w:t xml:space="preserve">1, 4, 5b, 5c, 6, 7: review to</w:t>
             </w:r>
             <w:r>
               <w:t xml:space="preserve"> </w:t>
@@ -21765,7 +21871,22 @@
               <w:pStyle w:val="Compact"/>
             </w:pPr>
             <w:r>
-              <w:t xml:space="preserve">the page was served (HTTP 200) for the first time since 24 September; it links its own</w:t>
+              <w:t xml:space="preserve">read for the first time at</w:t>
+            </w:r>
+            <w:r>
+              <w:t xml:space="preserve"> </w:t>
+            </w:r>
+            <w:r>
+              <w:rPr>
+                <w:rStyle w:val="VerbatimChar"/>
+              </w:rPr>
+              <w:t xml:space="preserve">https://eosc.it/</w:t>
+            </w:r>
+            <w:r>
+              <w:t xml:space="preserve"> </w:t>
+            </w:r>
+            <w:r>
+              <w:t xml:space="preserve">(HTTP 200, English); it links its own</w:t>
             </w:r>
             <w:r>
               <w:t xml:space="preserve"> </w:t>
@@ -21780,7 +21901,22 @@
               <w:t xml:space="preserve"> </w:t>
             </w:r>
             <w:r>
-              <w:t xml:space="preserve">entry, a "GÉANT Node Acceptable Use Policy" page (fetched) and a contact page</w:t>
+              <w:t xml:space="preserve">entry, "Infrastructure AUP/UAP", a Terms of Use page (fetched) and a D4Science helpdesk;</w:t>
+            </w:r>
+            <w:r>
+              <w:t xml:space="preserve"> </w:t>
+            </w:r>
+            <w:r>
+              <w:rPr>
+                <w:rStyle w:val="VerbatimChar"/>
+              </w:rPr>
+              <w:t xml:space="preserve">web-16</w:t>
+            </w:r>
+            <w:r>
+              <w:t xml:space="preserve"> </w:t>
+            </w:r>
+            <w:r>
+              <w:t xml:space="preserve">got HTTP 503 from the old address</w:t>
             </w:r>
           </w:p>
         </w:tc>
@@ -21796,18 +21932,18 @@
               <w:pStyle w:val="Compact"/>
             </w:pPr>
             <w:r>
-              <w:t xml:space="preserve">Czechia</w:t>
-            </w:r>
-          </w:p>
-        </w:tc>
-        <w:tc>
-          <w:tcPr/>
-          <w:p>
-            <w:pPr>
-              <w:pStyle w:val="Compact"/>
-            </w:pPr>
-            <w:r>
-              <w:t xml:space="preserve">4, 5c: to</w:t>
+              <w:t xml:space="preserve">GÉANT</w:t>
+            </w:r>
+          </w:p>
+        </w:tc>
+        <w:tc>
+          <w:tcPr/>
+          <w:p>
+            <w:pPr>
+              <w:pStyle w:val="Compact"/>
+            </w:pPr>
+            <w:r>
+              <w:t xml:space="preserve">1, 4, 5b, 6:</w:t>
             </w:r>
             <w:r>
               <w:t xml:space="preserve"> </w:t>
@@ -21818,16 +21954,31 @@
               </w:rPr>
               <w:t xml:space="preserve">PASS</w:t>
             </w:r>
-          </w:p>
-        </w:tc>
-        <w:tc>
-          <w:tcPr/>
-          <w:p>
-            <w:pPr>
-              <w:pStyle w:val="Compact"/>
-            </w:pPr>
-            <w:r>
-              <w:t xml:space="preserve">it now links "DETAILED DESCRIPTION OF EOSC NODE CZECHIA" to its own entry, and a "User Access Policy" (a CESNET PDF, not read)</w:t>
+            <w:r>
+              <w:t xml:space="preserve"> </w:t>
+            </w:r>
+            <w:r>
+              <w:t xml:space="preserve">to review</w:t>
+            </w:r>
+          </w:p>
+        </w:tc>
+        <w:tc>
+          <w:tcPr/>
+          <w:p>
+            <w:pPr>
+              <w:pStyle w:val="Compact"/>
+            </w:pPr>
+            <w:r>
+              <w:t xml:space="preserve">HTTP 403, the Cloudflare challenge, as before</w:t>
+            </w:r>
+            <w:r>
+              <w:t xml:space="preserve"> </w:t>
+            </w:r>
+            <w:r>
+              <w:rPr>
+                <w:rStyle w:val="VerbatimChar"/>
+              </w:rPr>
+              <w:t xml:space="preserve">web-16</w:t>
             </w:r>
           </w:p>
         </w:tc>
@@ -21843,7 +21994,7 @@
               <w:pStyle w:val="Compact"/>
             </w:pPr>
             <w:r>
-              <w:t xml:space="preserve">EGI</w:t>
+              <w:t xml:space="preserve">EOSC DTO</w:t>
             </w:r>
           </w:p>
         </w:tc>
@@ -21874,56 +22025,7 @@
               <w:pStyle w:val="Compact"/>
             </w:pPr>
             <w:r>
-              <w:t xml:space="preserve">it links "EGI User Access Policy (UAP)", a PDF, not read</w:t>
-            </w:r>
-          </w:p>
-        </w:tc>
-      </w:tr>
-      <w:tr>
-        <w:trPr>
-          <w:cantSplit/>
-        </w:trPr>
-        <w:tc>
-          <w:tcPr/>
-          <w:p>
-            <w:pPr>
-              <w:pStyle w:val="Compact"/>
-            </w:pPr>
-            <w:r>
-              <w:t xml:space="preserve">Italy</w:t>
-            </w:r>
-          </w:p>
-        </w:tc>
-        <w:tc>
-          <w:tcPr/>
-          <w:p>
-            <w:pPr>
-              <w:pStyle w:val="Compact"/>
-            </w:pPr>
-            <w:r>
-              <w:t xml:space="preserve">1, 4, 5b, 6, 7: to review</w:t>
-            </w:r>
-          </w:p>
-        </w:tc>
-        <w:tc>
-          <w:tcPr/>
-          <w:p>
-            <w:pPr>
-              <w:pStyle w:val="Compact"/>
-            </w:pPr>
-            <w:r>
-              <w:t xml:space="preserve">HTTP 503 "No server is available", again when Italy alone was re-collected at 15:05:54 UTC (</w:t>
-            </w:r>
-            <w:hyperlink r:id="rId49">
-              <w:r>
-                <w:rPr>
-                  <w:rStyle w:val="Hyperlink"/>
-                </w:rPr>
-                <w:t xml:space="preserve">run 36733978874</w:t>
-              </w:r>
-            </w:hyperlink>
-            <w:r>
-              <w:t xml:space="preserve">); an unserved page is never a FAIL</w:t>
+              <w:t xml:space="preserve">its Catalogue page now links "AUP and access policy"</w:t>
             </w:r>
           </w:p>
         </w:tc>
@@ -21944,50 +22046,17 @@
         <w:t xml:space="preserve"> </w:t>
       </w:r>
       <w:r>
-        <w:t xml:space="preserve">The same names as in</w:t>
-      </w:r>
-      <w:r>
-        <w:t xml:space="preserve"> </w:t>
-      </w:r>
-      <w:r>
-        <w:rPr>
-          <w:rStyle w:val="VerbatimChar"/>
-        </w:rPr>
-        <w:t xml:space="preserve">web-15</w:t>
-      </w:r>
-      <w:r>
-        <w:t xml:space="preserve"> </w:t>
-      </w:r>
-      <w:r>
-        <w:t xml:space="preserve">were masked again, and CERN's screenshot. GÉANT's second hop reached its executive team, governance and membership pages, with about 120 names of officers, board members and General Assembly representatives; they were masked everywhere, including forms cut short at the end of a link label. The privacy check found only role mailboxes.</w:t>
-      </w:r>
-    </w:p>
-    <w:p>
-      <w:pPr>
-        <w:pStyle w:val="BodyText"/>
-      </w:pPr>
-      <w:r>
-        <w:rPr>
-          <w:b/>
-          <w:bCs/>
-        </w:rPr>
-        <w:t xml:space="preserve">Two wasted requests.</w:t>
-      </w:r>
-      <w:r>
-        <w:t xml:space="preserve"> </w:t>
-      </w:r>
-      <w:r>
-        <w:t xml:space="preserve">On GÉANT's page the tool followed the cookie banner's "Manage services" button as a services page (5s), and at the second hop a "Security contact for this AUP" link as an AUP (5b). Neither changed a verdict; the AUP verdict rests on the policy page itself.</w:t>
-      </w:r>
-    </w:p>
-    <w:bookmarkEnd w:id="50"/>
-    <w:bookmarkStart w:id="52" w:name="X8065abfb438dad10d58e9359f4a03fc67263849"/>
+        <w:t xml:space="preserve">The same names as before were masked, and CERN's screenshot again. Italy's new pages carry no personal names; BBMRI-ERIC's pages changed only in layout. The privacy check found only role mailboxes.</w:t>
+      </w:r>
+    </w:p>
+    <w:bookmarkEnd w:id="49"/>
+    <w:bookmarkStart w:id="52" w:name="Xa7273e3b576d1e9eb7e528e7c8b56aa97d7a50e"/>
     <w:p>
       <w:pPr>
         <w:pStyle w:val="Heading3"/>
       </w:pPr>
       <w:r>
-        <w:t xml:space="preserve">Previous run: web-15 at depth 2, 29 September 2026</w:t>
+        <w:t xml:space="preserve">Previous run: web-16 at depth 2, 30 September 2026</w:t>
       </w:r>
     </w:p>
     <w:p>
@@ -22004,20 +22073,20 @@
         <w:rPr>
           <w:rStyle w:val="VerbatimChar"/>
         </w:rPr>
-        <w:t xml:space="preserve">web-15</w:t>
-      </w:r>
-      <w:r>
-        <w:t xml:space="preserve"> </w:t>
-      </w:r>
-      <w:r>
-        <w:t xml:space="preserve">was collected on 29 September 2026 between 16:44 and 16:50 UTC by the GitHub workflow (</w:t>
-      </w:r>
-      <w:hyperlink r:id="rId51">
+        <w:t xml:space="preserve">web-16</w:t>
+      </w:r>
+      <w:r>
+        <w:t xml:space="preserve"> </w:t>
+      </w:r>
+      <w:r>
+        <w:t xml:space="preserve">was collected on 30 September 2026 between 14:58 and 15:04 UTC by the GitHub workflow (</w:t>
+      </w:r>
+      <w:hyperlink r:id="rId50">
         <w:r>
           <w:rPr>
             <w:rStyle w:val="Hyperlink"/>
           </w:rPr>
-          <w:t xml:space="preserve">run 36599759210</w:t>
+          <w:t xml:space="preserve">run 36732900487</w:t>
         </w:r>
       </w:hyperlink>
       <w:r>
@@ -22030,7 +22099,7 @@
         <w:rPr>
           <w:rStyle w:val="VerbatimChar"/>
         </w:rPr>
-        <w:t xml:space="preserve">2bab16b</w:t>
+        <w:t xml:space="preserve">a83c0f1</w:t>
       </w:r>
       <w:r>
         <w:t xml:space="preserve">, unit tests passing) at</w:t>
@@ -22045,16 +22114,16 @@
         <w:t xml:space="preserve">--depth 2</w:t>
       </w:r>
       <w:r>
-        <w:t xml:space="preserve">, under the re-issued checklist v3.2 and the official unscoped names list, with the two crawl fixes described below. It made 95 page requests: 13 landing pages, 56 direct links and 26 second-hop pages, 26 of the 60 the run allows for the second hop. Twelve landing pages returned HTTP 200 and GÉANT HTTP 403. Depth 1 and depth 2 agree in every cell. Offline,</w:t>
-      </w:r>
-      <w:r>
-        <w:t xml:space="preserve"> </w:t>
-      </w:r>
-      <w:r>
-        <w:rPr>
-          <w:rStyle w:val="VerbatimChar"/>
-        </w:rPr>
-        <w:t xml:space="preserve">uv run basic-check assess --run web-15</w:t>
+        <w:t xml:space="preserve">, under the re-issued checklist v3.2 and the official unscoped names list. It made 109 page requests: 13 landing pages, 62 direct links and 34 second-hop pages. Twelve landing pages returned HTTP 200 and Italy's HTTP 503. Depth 1 and depth 2 agree in every cell. Offline,</w:t>
+      </w:r>
+      <w:r>
+        <w:t xml:space="preserve"> </w:t>
+      </w:r>
+      <w:r>
+        <w:rPr>
+          <w:rStyle w:val="VerbatimChar"/>
+        </w:rPr>
+        <w:t xml:space="preserve">uv run basic-check assess --run web-16</w:t>
       </w:r>
       <w:r>
         <w:t xml:space="preserve"> </w:t>
@@ -22123,7 +22192,7 @@
               <w:pStyle w:val="Compact"/>
             </w:pPr>
             <w:r>
-              <w:t xml:space="preserve">53</w:t>
+              <w:t xml:space="preserve">57</w:t>
             </w:r>
           </w:p>
         </w:tc>
@@ -22150,7 +22219,7 @@
               <w:pStyle w:val="Compact"/>
             </w:pPr>
             <w:r>
-              <w:t xml:space="preserve">9</w:t>
+              <w:t xml:space="preserve">6</w:t>
             </w:r>
           </w:p>
         </w:tc>
@@ -22177,7 +22246,7 @@
               <w:pStyle w:val="Compact"/>
             </w:pPr>
             <w:r>
-              <w:t xml:space="preserve">68</w:t>
+              <w:t xml:space="preserve">67</w:t>
             </w:r>
           </w:p>
         </w:tc>
@@ -22256,163 +22325,19 @@
         <w:pStyle w:val="BodyText"/>
       </w:pPr>
       <w:r>
-        <w:t xml:space="preserve">Only one cell differs from</w:t>
-      </w:r>
-      <w:r>
-        <w:t xml:space="preserve"> </w:t>
-      </w:r>
-      <w:r>
-        <w:rPr>
-          <w:rStyle w:val="VerbatimChar"/>
-        </w:rPr>
-        <w:t xml:space="preserve">web-14</w:t>
+        <w:t xml:space="preserve">Four FAILs are point 4 (Data Terra, EOSC Finland, PaNOSC, Poland) and two are Data Terra's 5b and 5c. Twelve cells changed against</w:t>
+      </w:r>
+      <w:r>
+        <w:t xml:space="preserve"> </w:t>
+      </w:r>
+      <w:r>
+        <w:rPr>
+          <w:rStyle w:val="VerbatimChar"/>
+        </w:rPr>
+        <w:t xml:space="preserve">web-15</w:t>
       </w:r>
       <w:r>
         <w:t xml:space="preserve">:</w:t>
-      </w:r>
-      <w:r>
-        <w:t xml:space="preserve"> </w:t>
-      </w:r>
-      <w:r>
-        <w:rPr>
-          <w:b/>
-          <w:bCs/>
-        </w:rPr>
-        <w:t xml:space="preserve">EGI's point 4 passes</w:t>
-      </w:r>
-      <w:r>
-        <w:t xml:space="preserve">, because its landing page now links "EGI EOSC Node on EOSC Association's website",</w:t>
-      </w:r>
-      <w:r>
-        <w:t xml:space="preserve"> </w:t>
-      </w:r>
-      <w:r>
-        <w:rPr>
-          <w:rStyle w:val="VerbatimChar"/>
-        </w:rPr>
-        <w:t xml:space="preserve">https://eosc.eu/building-the-eosc-federation/eosc-node-egi</w:t>
-      </w:r>
-      <w:r>
-        <w:t xml:space="preserve">. Six FAILs are point 4, one is Italy's point 6 and two are Data Terra's 5b and 5c. Data Terra's services page</w:t>
-      </w:r>
-      <w:r>
-        <w:t xml:space="preserve"> </w:t>
-      </w:r>
-      <w:r>
-        <w:rPr>
-          <w:rStyle w:val="VerbatimChar"/>
-        </w:rPr>
-        <w:t xml:space="preserve">/services/</w:t>
-      </w:r>
-      <w:r>
-        <w:t xml:space="preserve"> </w:t>
-      </w:r>
-      <w:r>
-        <w:t xml:space="preserve">was read and links no AUP or UAP;</w:t>
-      </w:r>
-      <w:r>
-        <w:t xml:space="preserve"> </w:t>
-      </w:r>
-      <w:r>
-        <w:rPr>
-          <w:rStyle w:val="VerbatimChar"/>
-        </w:rPr>
-        <w:t xml:space="preserve">/offre-de-services/</w:t>
-      </w:r>
-      <w:r>
-        <w:t xml:space="preserve">, which</w:t>
-      </w:r>
-      <w:r>
-        <w:t xml:space="preserve"> </w:t>
-      </w:r>
-      <w:r>
-        <w:rPr>
-          <w:rStyle w:val="VerbatimChar"/>
-        </w:rPr>
-        <w:t xml:space="preserve">web-14</w:t>
-      </w:r>
-      <w:r>
-        <w:t xml:space="preserve"> </w:t>
-      </w:r>
-      <w:r>
-        <w:t xml:space="preserve">reached one hop further, is no longer followed, and gave the same result then. 5b and 5c per node are as in</w:t>
-      </w:r>
-      <w:r>
-        <w:t xml:space="preserve"> </w:t>
-      </w:r>
-      <w:r>
-        <w:rPr>
-          <w:rStyle w:val="VerbatimChar"/>
-        </w:rPr>
-        <w:t xml:space="preserve">web-14</w:t>
-      </w:r>
-      <w:r>
-        <w:t xml:space="preserve">, below. The masking is the same as for</w:t>
-      </w:r>
-      <w:r>
-        <w:t xml:space="preserve"> </w:t>
-      </w:r>
-      <w:r>
-        <w:rPr>
-          <w:rStyle w:val="VerbatimChar"/>
-        </w:rPr>
-        <w:t xml:space="preserve">web-14</w:t>
-      </w:r>
-      <w:r>
-        <w:t xml:space="preserve">: every name masked there was found again and masked, no new name appeared, and CERN's screenshot was masked again.</w:t>
-      </w:r>
-    </w:p>
-    <w:bookmarkEnd w:id="52"/>
-    <w:bookmarkStart w:id="54" w:name="Xde8e70993a24fd4fa4bd1dd92c82fc8f0ca6320"/>
-    <w:p>
-      <w:pPr>
-        <w:pStyle w:val="Heading3"/>
-      </w:pPr>
-      <w:r>
-        <w:t xml:space="preserve">Previous run: web-14 at depth 2, 28 September 2026</w:t>
-      </w:r>
-    </w:p>
-    <w:p>
-      <w:pPr>
-        <w:pStyle w:val="FirstParagraph"/>
-      </w:pPr>
-      <w:r>
-        <w:t xml:space="preserve">From run</w:t>
-      </w:r>
-      <w:r>
-        <w:t xml:space="preserve"> </w:t>
-      </w:r>
-      <w:r>
-        <w:rPr>
-          <w:rStyle w:val="VerbatimChar"/>
-        </w:rPr>
-        <w:t xml:space="preserve">web-14</w:t>
-      </w:r>
-      <w:r>
-        <w:t xml:space="preserve">, collected on 28 September 2026 between 23:43 and 23:50 UTC (</w:t>
-      </w:r>
-      <w:hyperlink r:id="rId53">
-        <w:r>
-          <w:rPr>
-            <w:rStyle w:val="Hyperlink"/>
-          </w:rPr>
-          <w:t xml:space="preserve">run 36499442323</w:t>
-        </w:r>
-      </w:hyperlink>
-      <w:r>
-        <w:t xml:space="preserve">, commit</w:t>
-      </w:r>
-      <w:r>
-        <w:t xml:space="preserve"> </w:t>
-      </w:r>
-      <w:r>
-        <w:rPr>
-          <w:rStyle w:val="VerbatimChar"/>
-        </w:rPr>
-        <w:t xml:space="preserve">9c291f9</w:t>
-      </w:r>
-      <w:r>
-        <w:t xml:space="preserve">). It made 136 page requests: 13 landing pages, 63 direct links and 60 second-hop pages, the whole run budget, so Italy and Slovakia got no second hop. It gave 52 PASS, 10 FAIL and 68 MANUAL_REVIEW, with EGI's point 4 still FAIL. Per node, 5b and 5c:</w:t>
       </w:r>
     </w:p>
     <w:tbl>
@@ -22439,18 +22364,18 @@
               <w:pStyle w:val="Compact"/>
             </w:pPr>
             <w:r>
-              <w:t xml:space="preserve">5b / 5c</w:t>
-            </w:r>
-          </w:p>
-        </w:tc>
-        <w:tc>
-          <w:tcPr/>
-          <w:p>
-            <w:pPr>
-              <w:pStyle w:val="Compact"/>
-            </w:pPr>
-            <w:r>
-              <w:t xml:space="preserve">Nodes</w:t>
+              <w:t xml:space="preserve">Node</w:t>
+            </w:r>
+          </w:p>
+        </w:tc>
+        <w:tc>
+          <w:tcPr/>
+          <w:p>
+            <w:pPr>
+              <w:pStyle w:val="Compact"/>
+            </w:pPr>
+            <w:r>
+              <w:t xml:space="preserve">Cells</w:t>
             </w:r>
           </w:p>
         </w:tc>
@@ -22477,29 +22402,18 @@
               <w:pStyle w:val="Compact"/>
             </w:pPr>
             <w:r>
-              <w:t xml:space="preserve">PASS / PASS</w:t>
-            </w:r>
-          </w:p>
-        </w:tc>
-        <w:tc>
-          <w:tcPr/>
-          <w:p>
-            <w:pPr>
-              <w:pStyle w:val="Compact"/>
-            </w:pPr>
-            <w:r>
-              <w:t xml:space="preserve">CERN</w:t>
-            </w:r>
-          </w:p>
-        </w:tc>
-        <w:tc>
-          <w:tcPr/>
-          <w:p>
-            <w:pPr>
-              <w:pStyle w:val="Compact"/>
-            </w:pPr>
-            <w:r>
-              <w:t xml:space="preserve">its "Policies" page links</w:t>
+              <w:t xml:space="preserve">GÉANT</w:t>
+            </w:r>
+          </w:p>
+        </w:tc>
+        <w:tc>
+          <w:tcPr/>
+          <w:p>
+            <w:pPr>
+              <w:pStyle w:val="Compact"/>
+            </w:pPr>
+            <w:r>
+              <w:t xml:space="preserve">1, 4, 5b, 6: review to</w:t>
             </w:r>
             <w:r>
               <w:t xml:space="preserve"> </w:t>
@@ -22508,13 +22422,18 @@
               <w:rPr>
                 <w:rStyle w:val="VerbatimChar"/>
               </w:rPr>
-              <w:t xml:space="preserve">/policies/aup</w:t>
-            </w:r>
-            <w:r>
-              <w:t xml:space="preserve"> </w:t>
-            </w:r>
-            <w:r>
-              <w:t xml:space="preserve">and</w:t>
+              <w:t xml:space="preserve">PASS</w:t>
+            </w:r>
+          </w:p>
+        </w:tc>
+        <w:tc>
+          <w:tcPr/>
+          <w:p>
+            <w:pPr>
+              <w:pStyle w:val="Compact"/>
+            </w:pPr>
+            <w:r>
+              <w:t xml:space="preserve">the page was served (HTTP 200) for the first time since 24 September; it links its own</w:t>
             </w:r>
             <w:r>
               <w:t xml:space="preserve"> </w:t>
@@ -22523,10 +22442,13 @@
               <w:rPr>
                 <w:rStyle w:val="VerbatimChar"/>
               </w:rPr>
-              <w:t xml:space="preserve">/policies/uap</w:t>
-            </w:r>
-            <w:r>
-              <w:t xml:space="preserve">, both fetched and read as policies; its "Services" page links both too</w:t>
+              <w:t xml:space="preserve">eosc.eu</w:t>
+            </w:r>
+            <w:r>
+              <w:t xml:space="preserve"> </w:t>
+            </w:r>
+            <w:r>
+              <w:t xml:space="preserve">entry, a "GÉANT Node Acceptable Use Policy" page (fetched) and a contact page</w:t>
             </w:r>
           </w:p>
         </w:tc>
@@ -22542,29 +22464,38 @@
               <w:pStyle w:val="Compact"/>
             </w:pPr>
             <w:r>
-              <w:t xml:space="preserve">PASS / PASS</w:t>
-            </w:r>
-          </w:p>
-        </w:tc>
-        <w:tc>
-          <w:tcPr/>
-          <w:p>
-            <w:pPr>
-              <w:pStyle w:val="Compact"/>
-            </w:pPr>
-            <w:r>
-              <w:t xml:space="preserve">BBMRI-ERIC</w:t>
-            </w:r>
-          </w:p>
-        </w:tc>
-        <w:tc>
-          <w:tcPr/>
-          <w:p>
-            <w:pPr>
-              <w:pStyle w:val="Compact"/>
-            </w:pPr>
-            <w:r>
-              <w:t xml:space="preserve">its Access Policies page is the UAP and links the "Acceptable Use Policy of BBMRI-ERIC Services" (a PDF, not fetched)</w:t>
+              <w:t xml:space="preserve">Czechia</w:t>
+            </w:r>
+          </w:p>
+        </w:tc>
+        <w:tc>
+          <w:tcPr/>
+          <w:p>
+            <w:pPr>
+              <w:pStyle w:val="Compact"/>
+            </w:pPr>
+            <w:r>
+              <w:t xml:space="preserve">4, 5c: to</w:t>
+            </w:r>
+            <w:r>
+              <w:t xml:space="preserve"> </w:t>
+            </w:r>
+            <w:r>
+              <w:rPr>
+                <w:rStyle w:val="VerbatimChar"/>
+              </w:rPr>
+              <w:t xml:space="preserve">PASS</w:t>
+            </w:r>
+          </w:p>
+        </w:tc>
+        <w:tc>
+          <w:tcPr/>
+          <w:p>
+            <w:pPr>
+              <w:pStyle w:val="Compact"/>
+            </w:pPr>
+            <w:r>
+              <w:t xml:space="preserve">it now links "DETAILED DESCRIPTION OF EOSC NODE CZECHIA" to its own entry, and a "User Access Policy" (a CESNET PDF, not read)</w:t>
             </w:r>
           </w:p>
         </w:tc>
@@ -22580,29 +22511,38 @@
               <w:pStyle w:val="Compact"/>
             </w:pPr>
             <w:r>
-              <w:t xml:space="preserve">PASS / PASS</w:t>
-            </w:r>
-          </w:p>
-        </w:tc>
-        <w:tc>
-          <w:tcPr/>
-          <w:p>
-            <w:pPr>
-              <w:pStyle w:val="Compact"/>
-            </w:pPr>
-            <w:r>
-              <w:t xml:space="preserve">Slovakia</w:t>
-            </w:r>
-          </w:p>
-        </w:tc>
-        <w:tc>
-          <w:tcPr/>
-          <w:p>
-            <w:pPr>
-              <w:pStyle w:val="Compact"/>
-            </w:pPr>
-            <w:r>
-              <w:t xml:space="preserve">one "Terms of Use (incl. AUP and UAP)" document</w:t>
+              <w:t xml:space="preserve">EGI</w:t>
+            </w:r>
+          </w:p>
+        </w:tc>
+        <w:tc>
+          <w:tcPr/>
+          <w:p>
+            <w:pPr>
+              <w:pStyle w:val="Compact"/>
+            </w:pPr>
+            <w:r>
+              <w:t xml:space="preserve">5c: review to</w:t>
+            </w:r>
+            <w:r>
+              <w:t xml:space="preserve"> </w:t>
+            </w:r>
+            <w:r>
+              <w:rPr>
+                <w:rStyle w:val="VerbatimChar"/>
+              </w:rPr>
+              <w:t xml:space="preserve">PASS</w:t>
+            </w:r>
+          </w:p>
+        </w:tc>
+        <w:tc>
+          <w:tcPr/>
+          <w:p>
+            <w:pPr>
+              <w:pStyle w:val="Compact"/>
+            </w:pPr>
+            <w:r>
+              <w:t xml:space="preserve">it links "EGI User Access Policy (UAP)", a PDF, not read</w:t>
             </w:r>
           </w:p>
         </w:tc>
@@ -22618,29 +22558,213 @@
               <w:pStyle w:val="Compact"/>
             </w:pPr>
             <w:r>
-              <w:t xml:space="preserve">PASS / review</w:t>
-            </w:r>
-          </w:p>
-        </w:tc>
-        <w:tc>
-          <w:tcPr/>
-          <w:p>
-            <w:pPr>
-              <w:pStyle w:val="Compact"/>
-            </w:pPr>
-            <w:r>
-              <w:t xml:space="preserve">Czechia, EOSC DTO, EOSC Finland, EUDAT, EGI, Poland, Italy</w:t>
-            </w:r>
-          </w:p>
-        </w:tc>
-        <w:tc>
-          <w:tcPr/>
-          <w:p>
-            <w:pPr>
-              <w:pStyle w:val="Compact"/>
-            </w:pPr>
-            <w:r>
-              <w:t xml:space="preserve">an AUP or terms of use is linked; one document may be both, so the UAP is left to a reviewer</w:t>
+              <w:t xml:space="preserve">Italy</w:t>
+            </w:r>
+          </w:p>
+        </w:tc>
+        <w:tc>
+          <w:tcPr/>
+          <w:p>
+            <w:pPr>
+              <w:pStyle w:val="Compact"/>
+            </w:pPr>
+            <w:r>
+              <w:t xml:space="preserve">1, 4, 5b, 6, 7: to review</w:t>
+            </w:r>
+          </w:p>
+        </w:tc>
+        <w:tc>
+          <w:tcPr/>
+          <w:p>
+            <w:pPr>
+              <w:pStyle w:val="Compact"/>
+            </w:pPr>
+            <w:r>
+              <w:t xml:space="preserve">HTTP 503 "No server is available", again when Italy alone was re-collected at 15:05:54 UTC (</w:t>
+            </w:r>
+            <w:hyperlink r:id="rId51">
+              <w:r>
+                <w:rPr>
+                  <w:rStyle w:val="Hyperlink"/>
+                </w:rPr>
+                <w:t xml:space="preserve">run 36733978874</w:t>
+              </w:r>
+            </w:hyperlink>
+            <w:r>
+              <w:t xml:space="preserve">); an unserved page is never a FAIL</w:t>
+            </w:r>
+          </w:p>
+        </w:tc>
+      </w:tr>
+    </w:tbl>
+    <w:p>
+      <w:pPr>
+        <w:pStyle w:val="BodyText"/>
+      </w:pPr>
+      <w:r>
+        <w:rPr>
+          <w:b/>
+          <w:bCs/>
+        </w:rPr>
+        <w:t xml:space="preserve">Masking.</w:t>
+      </w:r>
+      <w:r>
+        <w:t xml:space="preserve"> </w:t>
+      </w:r>
+      <w:r>
+        <w:t xml:space="preserve">The same names as in</w:t>
+      </w:r>
+      <w:r>
+        <w:t xml:space="preserve"> </w:t>
+      </w:r>
+      <w:r>
+        <w:rPr>
+          <w:rStyle w:val="VerbatimChar"/>
+        </w:rPr>
+        <w:t xml:space="preserve">web-15</w:t>
+      </w:r>
+      <w:r>
+        <w:t xml:space="preserve"> </w:t>
+      </w:r>
+      <w:r>
+        <w:t xml:space="preserve">were masked again, and CERN's screenshot. GÉANT's second hop reached its executive team, governance and membership pages, with about 120 names of officers, board members and General Assembly representatives; they were masked everywhere, including forms cut short at the end of a link label. The privacy check found only role mailboxes.</w:t>
+      </w:r>
+    </w:p>
+    <w:p>
+      <w:pPr>
+        <w:pStyle w:val="BodyText"/>
+      </w:pPr>
+      <w:r>
+        <w:rPr>
+          <w:b/>
+          <w:bCs/>
+        </w:rPr>
+        <w:t xml:space="preserve">Two wasted requests.</w:t>
+      </w:r>
+      <w:r>
+        <w:t xml:space="preserve"> </w:t>
+      </w:r>
+      <w:r>
+        <w:t xml:space="preserve">On GÉANT's page the tool followed the cookie banner's "Manage services" button as a services page (5s), and at the second hop a "Security contact for this AUP" link as an AUP (5b). Neither changed a verdict; the AUP verdict rests on the policy page itself.</w:t>
+      </w:r>
+    </w:p>
+    <w:bookmarkEnd w:id="52"/>
+    <w:bookmarkStart w:id="54" w:name="X8065abfb438dad10d58e9359f4a03fc67263849"/>
+    <w:p>
+      <w:pPr>
+        <w:pStyle w:val="Heading3"/>
+      </w:pPr>
+      <w:r>
+        <w:t xml:space="preserve">Previous run: web-15 at depth 2, 29 September 2026</w:t>
+      </w:r>
+    </w:p>
+    <w:p>
+      <w:pPr>
+        <w:pStyle w:val="FirstParagraph"/>
+      </w:pPr>
+      <w:r>
+        <w:t xml:space="preserve">Run</w:t>
+      </w:r>
+      <w:r>
+        <w:t xml:space="preserve"> </w:t>
+      </w:r>
+      <w:r>
+        <w:rPr>
+          <w:rStyle w:val="VerbatimChar"/>
+        </w:rPr>
+        <w:t xml:space="preserve">web-15</w:t>
+      </w:r>
+      <w:r>
+        <w:t xml:space="preserve"> </w:t>
+      </w:r>
+      <w:r>
+        <w:t xml:space="preserve">was collected on 29 September 2026 between 16:44 and 16:50 UTC by the GitHub workflow (</w:t>
+      </w:r>
+      <w:hyperlink r:id="rId53">
+        <w:r>
+          <w:rPr>
+            <w:rStyle w:val="Hyperlink"/>
+          </w:rPr>
+          <w:t xml:space="preserve">run 36599759210</w:t>
+        </w:r>
+      </w:hyperlink>
+      <w:r>
+        <w:t xml:space="preserve">, commit</w:t>
+      </w:r>
+      <w:r>
+        <w:t xml:space="preserve"> </w:t>
+      </w:r>
+      <w:r>
+        <w:rPr>
+          <w:rStyle w:val="VerbatimChar"/>
+        </w:rPr>
+        <w:t xml:space="preserve">2bab16b</w:t>
+      </w:r>
+      <w:r>
+        <w:t xml:space="preserve">, unit tests passing) at</w:t>
+      </w:r>
+      <w:r>
+        <w:t xml:space="preserve"> </w:t>
+      </w:r>
+      <w:r>
+        <w:rPr>
+          <w:rStyle w:val="VerbatimChar"/>
+        </w:rPr>
+        <w:t xml:space="preserve">--depth 2</w:t>
+      </w:r>
+      <w:r>
+        <w:t xml:space="preserve">, under the re-issued checklist v3.2 and the official unscoped names list, with the two crawl fixes described below. It made 95 page requests: 13 landing pages, 56 direct links and 26 second-hop pages, 26 of the 60 the run allows for the second hop. Twelve landing pages returned HTTP 200 and GÉANT HTTP 403. Depth 1 and depth 2 agree in every cell. Offline,</w:t>
+      </w:r>
+      <w:r>
+        <w:t xml:space="preserve"> </w:t>
+      </w:r>
+      <w:r>
+        <w:rPr>
+          <w:rStyle w:val="VerbatimChar"/>
+        </w:rPr>
+        <w:t xml:space="preserve">uv run basic-check assess --run web-15</w:t>
+      </w:r>
+      <w:r>
+        <w:t xml:space="preserve"> </w:t>
+      </w:r>
+      <w:r>
+        <w:t xml:space="preserve">reproduces it exactly, apart from the generation time.</w:t>
+      </w:r>
+    </w:p>
+    <w:tbl>
+      <w:tblPr>
+        <w:tblStyle w:val="Table"/>
+        <w:tblW w:type="auto" w:w="0"/>
+        <w:tblLook w:firstRow="1" w:lastRow="0" w:firstColumn="0" w:lastColumn="0" w:noHBand="0" w:noVBand="0" w:val="0020"/>
+      </w:tblPr>
+      <w:tblGrid>
+        <w:gridCol w:w="3960"/>
+        <w:gridCol w:w="3960"/>
+      </w:tblGrid>
+      <w:tr>
+        <w:trPr>
+          <w:cantSplit/>
+          <w:tblHeader w:val="on"/>
+        </w:trPr>
+        <w:tc>
+          <w:tcPr/>
+          <w:p>
+            <w:pPr>
+              <w:pStyle w:val="Compact"/>
+            </w:pPr>
+            <w:r>
+              <w:t xml:space="preserve">Verdict</w:t>
+            </w:r>
+          </w:p>
+        </w:tc>
+        <w:tc>
+          <w:tcPr/>
+          <w:p>
+            <w:pPr>
+              <w:pStyle w:val="Compact"/>
+            </w:pPr>
+            <w:r>
+              <w:t xml:space="preserve">Cells</w:t>
             </w:r>
           </w:p>
         </w:tc>
@@ -22656,53 +22780,18 @@
               <w:pStyle w:val="Compact"/>
             </w:pPr>
             <w:r>
-              <w:t xml:space="preserve">FAIL / FAIL</w:t>
-            </w:r>
-          </w:p>
-        </w:tc>
-        <w:tc>
-          <w:tcPr/>
-          <w:p>
-            <w:pPr>
-              <w:pStyle w:val="Compact"/>
-            </w:pPr>
-            <w:r>
-              <w:t xml:space="preserve">Data Terra</w:t>
-            </w:r>
-          </w:p>
-        </w:tc>
-        <w:tc>
-          <w:tcPr/>
-          <w:p>
-            <w:pPr>
-              <w:pStyle w:val="Compact"/>
-            </w:pPr>
-            <w:r>
-              <w:rPr>
-                <w:rStyle w:val="VerbatimChar"/>
-              </w:rPr>
-              <w:t xml:space="preserve">/services/</w:t>
-            </w:r>
-            <w:r>
-              <w:t xml:space="preserve"> </w:t>
-            </w:r>
-            <w:r>
-              <w:t xml:space="preserve">and</w:t>
-            </w:r>
-            <w:r>
-              <w:t xml:space="preserve"> </w:t>
-            </w:r>
-            <w:r>
-              <w:rPr>
-                <w:rStyle w:val="VerbatimChar"/>
-              </w:rPr>
-              <w:t xml:space="preserve">/offre-de-services/</w:t>
-            </w:r>
-            <w:r>
-              <w:t xml:space="preserve"> </w:t>
-            </w:r>
-            <w:r>
-              <w:t xml:space="preserve">were read and link no AUP or UAP. The pages are in French and the vocabulary is English, so check by hand</w:t>
+              <w:t xml:space="preserve">🟢 PASS</w:t>
+            </w:r>
+          </w:p>
+        </w:tc>
+        <w:tc>
+          <w:tcPr/>
+          <w:p>
+            <w:pPr>
+              <w:pStyle w:val="Compact"/>
+            </w:pPr>
+            <w:r>
+              <w:t xml:space="preserve">53</w:t>
             </w:r>
           </w:p>
         </w:tc>
@@ -22718,41 +22807,18 @@
               <w:pStyle w:val="Compact"/>
             </w:pPr>
             <w:r>
-              <w:t xml:space="preserve">review / review</w:t>
-            </w:r>
-          </w:p>
-        </w:tc>
-        <w:tc>
-          <w:tcPr/>
-          <w:p>
-            <w:pPr>
-              <w:pStyle w:val="Compact"/>
-            </w:pPr>
-            <w:r>
-              <w:t xml:space="preserve">PaNOSC</w:t>
-            </w:r>
-          </w:p>
-        </w:tc>
-        <w:tc>
-          <w:tcPr/>
-          <w:p>
-            <w:pPr>
-              <w:pStyle w:val="Compact"/>
-            </w:pPr>
-            <w:r>
-              <w:t xml:space="preserve">its services site,</w:t>
-            </w:r>
-            <w:r>
-              <w:t xml:space="preserve"> </w:t>
-            </w:r>
-            <w:r>
-              <w:rPr>
-                <w:rStyle w:val="VerbatimChar"/>
-              </w:rPr>
-              <w:t xml:space="preserve">services.panosc.eu</w:t>
-            </w:r>
-            <w:r>
-              <w:t xml:space="preserve">, was not read</w:t>
+              <w:t xml:space="preserve">🔴 FAIL</w:t>
+            </w:r>
+          </w:p>
+        </w:tc>
+        <w:tc>
+          <w:tcPr/>
+          <w:p>
+            <w:pPr>
+              <w:pStyle w:val="Compact"/>
+            </w:pPr>
+            <w:r>
+              <w:t xml:space="preserve">9</w:t>
             </w:r>
           </w:p>
         </w:tc>
@@ -22768,29 +22834,86 @@
               <w:pStyle w:val="Compact"/>
             </w:pPr>
             <w:r>
-              <w:t xml:space="preserve">review / review</w:t>
-            </w:r>
-          </w:p>
-        </w:tc>
-        <w:tc>
-          <w:tcPr/>
-          <w:p>
-            <w:pPr>
-              <w:pStyle w:val="Compact"/>
-            </w:pPr>
-            <w:r>
-              <w:t xml:space="preserve">GÉANT</w:t>
-            </w:r>
-          </w:p>
-        </w:tc>
-        <w:tc>
-          <w:tcPr/>
-          <w:p>
-            <w:pPr>
-              <w:pStyle w:val="Compact"/>
-            </w:pPr>
-            <w:r>
-              <w:t xml:space="preserve">HTTP 403, the page was not served</w:t>
+              <w:t xml:space="preserve">🟠 MANUAL_REVIEW</w:t>
+            </w:r>
+          </w:p>
+        </w:tc>
+        <w:tc>
+          <w:tcPr/>
+          <w:p>
+            <w:pPr>
+              <w:pStyle w:val="Compact"/>
+            </w:pPr>
+            <w:r>
+              <w:t xml:space="preserve">68</w:t>
+            </w:r>
+          </w:p>
+        </w:tc>
+      </w:tr>
+      <w:tr>
+        <w:trPr>
+          <w:cantSplit/>
+        </w:trPr>
+        <w:tc>
+          <w:tcPr/>
+          <w:p>
+            <w:pPr>
+              <w:pStyle w:val="Compact"/>
+            </w:pPr>
+            <w:r>
+              <w:t xml:space="preserve">🟣 ERROR</w:t>
+            </w:r>
+          </w:p>
+        </w:tc>
+        <w:tc>
+          <w:tcPr/>
+          <w:p>
+            <w:pPr>
+              <w:pStyle w:val="Compact"/>
+            </w:pPr>
+            <w:r>
+              <w:t xml:space="preserve">0</w:t>
+            </w:r>
+          </w:p>
+        </w:tc>
+      </w:tr>
+      <w:tr>
+        <w:trPr>
+          <w:cantSplit/>
+        </w:trPr>
+        <w:tc>
+          <w:tcPr/>
+          <w:p>
+            <w:pPr>
+              <w:pStyle w:val="Compact"/>
+            </w:pPr>
+            <w:r>
+              <w:rPr>
+                <w:b/>
+                <w:bCs/>
+              </w:rPr>
+              <w:t xml:space="preserve">Total</w:t>
+            </w:r>
+          </w:p>
+        </w:tc>
+        <w:tc>
+          <w:tcPr/>
+          <w:p>
+            <w:pPr>
+              <w:pStyle w:val="Compact"/>
+            </w:pPr>
+            <w:r>
+              <w:rPr>
+                <w:b/>
+                <w:bCs/>
+              </w:rPr>
+              <w:t xml:space="preserve">130</w:t>
+            </w:r>
+            <w:r>
+              <w:t xml:space="preserve"> </w:t>
+            </w:r>
+            <w:r>
+              <w:t xml:space="preserve">(13 nodes × 10 points)</w:t>
             </w:r>
           </w:p>
         </w:tc>
@@ -22801,82 +22924,71 @@
         <w:pStyle w:val="BodyText"/>
       </w:pPr>
       <w:r>
-        <w:t xml:space="preserve">Against</w:t>
-      </w:r>
-      <w:r>
-        <w:t xml:space="preserve"> </w:t>
-      </w:r>
-      <w:r>
-        <w:rPr>
-          <w:rStyle w:val="VerbatimChar"/>
-        </w:rPr>
-        <w:t xml:space="preserve">web-13-rescored</w:t>
-      </w:r>
-      <w:r>
-        <w:t xml:space="preserve">, only four cells changed: CERN's 5b and 5c (review to</w:t>
-      </w:r>
-      <w:r>
-        <w:t xml:space="preserve"> </w:t>
-      </w:r>
-      <w:r>
-        <w:rPr>
-          <w:rStyle w:val="VerbatimChar"/>
-        </w:rPr>
-        <w:t xml:space="preserve">PASS</w:t>
-      </w:r>
-      <w:r>
-        <w:t xml:space="preserve">) and Data Terra's (review to</w:t>
-      </w:r>
-      <w:r>
-        <w:t xml:space="preserve"> </w:t>
-      </w:r>
-      <w:r>
-        <w:rPr>
-          <w:rStyle w:val="VerbatimChar"/>
-        </w:rPr>
-        <w:t xml:space="preserve">FAIL</w:t>
-      </w:r>
-      <w:r>
-        <w:t xml:space="preserve">).</w:t>
-      </w:r>
-    </w:p>
-    <w:p>
-      <w:pPr>
-        <w:pStyle w:val="BodyText"/>
-      </w:pPr>
+        <w:t xml:space="preserve">Only one cell differs from</w:t>
+      </w:r>
+      <w:r>
+        <w:t xml:space="preserve"> </w:t>
+      </w:r>
+      <w:r>
+        <w:rPr>
+          <w:rStyle w:val="VerbatimChar"/>
+        </w:rPr>
+        <w:t xml:space="preserve">web-14</w:t>
+      </w:r>
+      <w:r>
+        <w:t xml:space="preserve">:</w:t>
+      </w:r>
+      <w:r>
+        <w:t xml:space="preserve"> </w:t>
+      </w:r>
       <w:r>
         <w:rPr>
           <w:b/>
           <w:bCs/>
         </w:rPr>
-        <w:t xml:space="preserve">Two crawl defects, fixed after the run.</w:t>
-      </w:r>
-      <w:r>
-        <w:t xml:space="preserve"> </w:t>
-      </w:r>
-      <w:r>
-        <w:t xml:space="preserve">Privacy and cookie policies whose address spells the words with a hyphen (</w:t>
-      </w:r>
-      <w:r>
-        <w:rPr>
-          <w:rStyle w:val="VerbatimChar"/>
-        </w:rPr>
-        <w:t xml:space="preserve">/privacy-policy</w:t>
-      </w:r>
-      <w:r>
-        <w:t xml:space="preserve">,</w:t>
-      </w:r>
-      <w:r>
-        <w:t xml:space="preserve"> </w:t>
-      </w:r>
-      <w:r>
-        <w:rPr>
-          <w:rStyle w:val="VerbatimChar"/>
-        </w:rPr>
-        <w:t xml:space="preserve">/cookie-policy</w:t>
-      </w:r>
-      <w:r>
-        <w:t xml:space="preserve">) were followed as policies pages, because the exclusion was written for the label. And the second hop also looked for services and policies pages, fetching up to 12 more pages per node (EOSC Finland). Now the exclusion reads the whole label and address, and the intermediate pages are looked for on the landing page only. Re-assessing</w:t>
+        <w:t xml:space="preserve">EGI's point 4 passes</w:t>
+      </w:r>
+      <w:r>
+        <w:t xml:space="preserve">, because its landing page now links "EGI EOSC Node on EOSC Association's website",</w:t>
+      </w:r>
+      <w:r>
+        <w:t xml:space="preserve"> </w:t>
+      </w:r>
+      <w:r>
+        <w:rPr>
+          <w:rStyle w:val="VerbatimChar"/>
+        </w:rPr>
+        <w:t xml:space="preserve">https://eosc.eu/building-the-eosc-federation/eosc-node-egi</w:t>
+      </w:r>
+      <w:r>
+        <w:t xml:space="preserve">. Six FAILs are point 4, one is Italy's point 6 and two are Data Terra's 5b and 5c. Data Terra's services page</w:t>
+      </w:r>
+      <w:r>
+        <w:t xml:space="preserve"> </w:t>
+      </w:r>
+      <w:r>
+        <w:rPr>
+          <w:rStyle w:val="VerbatimChar"/>
+        </w:rPr>
+        <w:t xml:space="preserve">/services/</w:t>
+      </w:r>
+      <w:r>
+        <w:t xml:space="preserve"> </w:t>
+      </w:r>
+      <w:r>
+        <w:t xml:space="preserve">was read and links no AUP or UAP;</w:t>
+      </w:r>
+      <w:r>
+        <w:t xml:space="preserve"> </w:t>
+      </w:r>
+      <w:r>
+        <w:rPr>
+          <w:rStyle w:val="VerbatimChar"/>
+        </w:rPr>
+        <w:t xml:space="preserve">/offre-de-services/</w:t>
+      </w:r>
+      <w:r>
+        <w:t xml:space="preserve">, which</w:t>
       </w:r>
       <w:r>
         <w:t xml:space="preserve"> </w:t>
@@ -22891,7 +23003,509 @@
         <w:t xml:space="preserve"> </w:t>
       </w:r>
       <w:r>
-        <w:t xml:space="preserve">with the fix changes no verdict or evidence line; the next collection will make fewer requests.</w:t>
+        <w:t xml:space="preserve">reached one hop further, is no longer followed, and gave the same result then. 5b and 5c per node are as in</w:t>
+      </w:r>
+      <w:r>
+        <w:t xml:space="preserve"> </w:t>
+      </w:r>
+      <w:r>
+        <w:rPr>
+          <w:rStyle w:val="VerbatimChar"/>
+        </w:rPr>
+        <w:t xml:space="preserve">web-14</w:t>
+      </w:r>
+      <w:r>
+        <w:t xml:space="preserve">, below. The masking is the same as for</w:t>
+      </w:r>
+      <w:r>
+        <w:t xml:space="preserve"> </w:t>
+      </w:r>
+      <w:r>
+        <w:rPr>
+          <w:rStyle w:val="VerbatimChar"/>
+        </w:rPr>
+        <w:t xml:space="preserve">web-14</w:t>
+      </w:r>
+      <w:r>
+        <w:t xml:space="preserve">: every name masked there was found again and masked, no new name appeared, and CERN's screenshot was masked again.</w:t>
+      </w:r>
+    </w:p>
+    <w:bookmarkEnd w:id="54"/>
+    <w:bookmarkStart w:id="56" w:name="Xde8e70993a24fd4fa4bd1dd92c82fc8f0ca6320"/>
+    <w:p>
+      <w:pPr>
+        <w:pStyle w:val="Heading3"/>
+      </w:pPr>
+      <w:r>
+        <w:t xml:space="preserve">Previous run: web-14 at depth 2, 28 September 2026</w:t>
+      </w:r>
+    </w:p>
+    <w:p>
+      <w:pPr>
+        <w:pStyle w:val="FirstParagraph"/>
+      </w:pPr>
+      <w:r>
+        <w:t xml:space="preserve">From run</w:t>
+      </w:r>
+      <w:r>
+        <w:t xml:space="preserve"> </w:t>
+      </w:r>
+      <w:r>
+        <w:rPr>
+          <w:rStyle w:val="VerbatimChar"/>
+        </w:rPr>
+        <w:t xml:space="preserve">web-14</w:t>
+      </w:r>
+      <w:r>
+        <w:t xml:space="preserve">, collected on 28 September 2026 between 23:43 and 23:50 UTC (</w:t>
+      </w:r>
+      <w:hyperlink r:id="rId55">
+        <w:r>
+          <w:rPr>
+            <w:rStyle w:val="Hyperlink"/>
+          </w:rPr>
+          <w:t xml:space="preserve">run 36499442323</w:t>
+        </w:r>
+      </w:hyperlink>
+      <w:r>
+        <w:t xml:space="preserve">, commit</w:t>
+      </w:r>
+      <w:r>
+        <w:t xml:space="preserve"> </w:t>
+      </w:r>
+      <w:r>
+        <w:rPr>
+          <w:rStyle w:val="VerbatimChar"/>
+        </w:rPr>
+        <w:t xml:space="preserve">9c291f9</w:t>
+      </w:r>
+      <w:r>
+        <w:t xml:space="preserve">). It made 136 page requests: 13 landing pages, 63 direct links and 60 second-hop pages, the whole run budget, so Italy and Slovakia got no second hop. It gave 52 PASS, 10 FAIL and 68 MANUAL_REVIEW, with EGI's point 4 still FAIL. Per node, 5b and 5c:</w:t>
+      </w:r>
+    </w:p>
+    <w:tbl>
+      <w:tblPr>
+        <w:tblStyle w:val="Table"/>
+        <w:tblW w:type="pct" w:w="5000"/>
+        <w:tblLayout w:type="fixed"/>
+        <w:tblLook w:firstRow="1" w:lastRow="0" w:firstColumn="0" w:lastColumn="0" w:noHBand="0" w:noVBand="0" w:val="0020"/>
+      </w:tblPr>
+      <w:tblGrid>
+        <w:gridCol w:w="2640"/>
+        <w:gridCol w:w="2640"/>
+        <w:gridCol w:w="2640"/>
+      </w:tblGrid>
+      <w:tr>
+        <w:trPr>
+          <w:cantSplit/>
+          <w:tblHeader w:val="on"/>
+        </w:trPr>
+        <w:tc>
+          <w:tcPr/>
+          <w:p>
+            <w:pPr>
+              <w:pStyle w:val="Compact"/>
+            </w:pPr>
+            <w:r>
+              <w:t xml:space="preserve">5b / 5c</w:t>
+            </w:r>
+          </w:p>
+        </w:tc>
+        <w:tc>
+          <w:tcPr/>
+          <w:p>
+            <w:pPr>
+              <w:pStyle w:val="Compact"/>
+            </w:pPr>
+            <w:r>
+              <w:t xml:space="preserve">Nodes</w:t>
+            </w:r>
+          </w:p>
+        </w:tc>
+        <w:tc>
+          <w:tcPr/>
+          <w:p>
+            <w:pPr>
+              <w:pStyle w:val="Compact"/>
+            </w:pPr>
+            <w:r>
+              <w:t xml:space="preserve">Why</w:t>
+            </w:r>
+          </w:p>
+        </w:tc>
+      </w:tr>
+      <w:tr>
+        <w:trPr>
+          <w:cantSplit/>
+        </w:trPr>
+        <w:tc>
+          <w:tcPr/>
+          <w:p>
+            <w:pPr>
+              <w:pStyle w:val="Compact"/>
+            </w:pPr>
+            <w:r>
+              <w:t xml:space="preserve">PASS / PASS</w:t>
+            </w:r>
+          </w:p>
+        </w:tc>
+        <w:tc>
+          <w:tcPr/>
+          <w:p>
+            <w:pPr>
+              <w:pStyle w:val="Compact"/>
+            </w:pPr>
+            <w:r>
+              <w:t xml:space="preserve">CERN</w:t>
+            </w:r>
+          </w:p>
+        </w:tc>
+        <w:tc>
+          <w:tcPr/>
+          <w:p>
+            <w:pPr>
+              <w:pStyle w:val="Compact"/>
+            </w:pPr>
+            <w:r>
+              <w:t xml:space="preserve">its "Policies" page links</w:t>
+            </w:r>
+            <w:r>
+              <w:t xml:space="preserve"> </w:t>
+            </w:r>
+            <w:r>
+              <w:rPr>
+                <w:rStyle w:val="VerbatimChar"/>
+              </w:rPr>
+              <w:t xml:space="preserve">/policies/aup</w:t>
+            </w:r>
+            <w:r>
+              <w:t xml:space="preserve"> </w:t>
+            </w:r>
+            <w:r>
+              <w:t xml:space="preserve">and</w:t>
+            </w:r>
+            <w:r>
+              <w:t xml:space="preserve"> </w:t>
+            </w:r>
+            <w:r>
+              <w:rPr>
+                <w:rStyle w:val="VerbatimChar"/>
+              </w:rPr>
+              <w:t xml:space="preserve">/policies/uap</w:t>
+            </w:r>
+            <w:r>
+              <w:t xml:space="preserve">, both fetched and read as policies; its "Services" page links both too</w:t>
+            </w:r>
+          </w:p>
+        </w:tc>
+      </w:tr>
+      <w:tr>
+        <w:trPr>
+          <w:cantSplit/>
+        </w:trPr>
+        <w:tc>
+          <w:tcPr/>
+          <w:p>
+            <w:pPr>
+              <w:pStyle w:val="Compact"/>
+            </w:pPr>
+            <w:r>
+              <w:t xml:space="preserve">PASS / PASS</w:t>
+            </w:r>
+          </w:p>
+        </w:tc>
+        <w:tc>
+          <w:tcPr/>
+          <w:p>
+            <w:pPr>
+              <w:pStyle w:val="Compact"/>
+            </w:pPr>
+            <w:r>
+              <w:t xml:space="preserve">BBMRI-ERIC</w:t>
+            </w:r>
+          </w:p>
+        </w:tc>
+        <w:tc>
+          <w:tcPr/>
+          <w:p>
+            <w:pPr>
+              <w:pStyle w:val="Compact"/>
+            </w:pPr>
+            <w:r>
+              <w:t xml:space="preserve">its Access Policies page is the UAP and links the "Acceptable Use Policy of BBMRI-ERIC Services" (a PDF, not fetched)</w:t>
+            </w:r>
+          </w:p>
+        </w:tc>
+      </w:tr>
+      <w:tr>
+        <w:trPr>
+          <w:cantSplit/>
+        </w:trPr>
+        <w:tc>
+          <w:tcPr/>
+          <w:p>
+            <w:pPr>
+              <w:pStyle w:val="Compact"/>
+            </w:pPr>
+            <w:r>
+              <w:t xml:space="preserve">PASS / PASS</w:t>
+            </w:r>
+          </w:p>
+        </w:tc>
+        <w:tc>
+          <w:tcPr/>
+          <w:p>
+            <w:pPr>
+              <w:pStyle w:val="Compact"/>
+            </w:pPr>
+            <w:r>
+              <w:t xml:space="preserve">Slovakia</w:t>
+            </w:r>
+          </w:p>
+        </w:tc>
+        <w:tc>
+          <w:tcPr/>
+          <w:p>
+            <w:pPr>
+              <w:pStyle w:val="Compact"/>
+            </w:pPr>
+            <w:r>
+              <w:t xml:space="preserve">one "Terms of Use (incl. AUP and UAP)" document</w:t>
+            </w:r>
+          </w:p>
+        </w:tc>
+      </w:tr>
+      <w:tr>
+        <w:trPr>
+          <w:cantSplit/>
+        </w:trPr>
+        <w:tc>
+          <w:tcPr/>
+          <w:p>
+            <w:pPr>
+              <w:pStyle w:val="Compact"/>
+            </w:pPr>
+            <w:r>
+              <w:t xml:space="preserve">PASS / review</w:t>
+            </w:r>
+          </w:p>
+        </w:tc>
+        <w:tc>
+          <w:tcPr/>
+          <w:p>
+            <w:pPr>
+              <w:pStyle w:val="Compact"/>
+            </w:pPr>
+            <w:r>
+              <w:t xml:space="preserve">Czechia, EOSC DTO, EOSC Finland, EUDAT, EGI, Poland, Italy</w:t>
+            </w:r>
+          </w:p>
+        </w:tc>
+        <w:tc>
+          <w:tcPr/>
+          <w:p>
+            <w:pPr>
+              <w:pStyle w:val="Compact"/>
+            </w:pPr>
+            <w:r>
+              <w:t xml:space="preserve">an AUP or terms of use is linked; one document may be both, so the UAP is left to a reviewer</w:t>
+            </w:r>
+          </w:p>
+        </w:tc>
+      </w:tr>
+      <w:tr>
+        <w:trPr>
+          <w:cantSplit/>
+        </w:trPr>
+        <w:tc>
+          <w:tcPr/>
+          <w:p>
+            <w:pPr>
+              <w:pStyle w:val="Compact"/>
+            </w:pPr>
+            <w:r>
+              <w:t xml:space="preserve">FAIL / FAIL</w:t>
+            </w:r>
+          </w:p>
+        </w:tc>
+        <w:tc>
+          <w:tcPr/>
+          <w:p>
+            <w:pPr>
+              <w:pStyle w:val="Compact"/>
+            </w:pPr>
+            <w:r>
+              <w:t xml:space="preserve">Data Terra</w:t>
+            </w:r>
+          </w:p>
+        </w:tc>
+        <w:tc>
+          <w:tcPr/>
+          <w:p>
+            <w:pPr>
+              <w:pStyle w:val="Compact"/>
+            </w:pPr>
+            <w:r>
+              <w:rPr>
+                <w:rStyle w:val="VerbatimChar"/>
+              </w:rPr>
+              <w:t xml:space="preserve">/services/</w:t>
+            </w:r>
+            <w:r>
+              <w:t xml:space="preserve"> </w:t>
+            </w:r>
+            <w:r>
+              <w:t xml:space="preserve">and</w:t>
+            </w:r>
+            <w:r>
+              <w:t xml:space="preserve"> </w:t>
+            </w:r>
+            <w:r>
+              <w:rPr>
+                <w:rStyle w:val="VerbatimChar"/>
+              </w:rPr>
+              <w:t xml:space="preserve">/offre-de-services/</w:t>
+            </w:r>
+            <w:r>
+              <w:t xml:space="preserve"> </w:t>
+            </w:r>
+            <w:r>
+              <w:t xml:space="preserve">were read and link no AUP or UAP. The pages are in French and the vocabulary is English, so check by hand</w:t>
+            </w:r>
+          </w:p>
+        </w:tc>
+      </w:tr>
+      <w:tr>
+        <w:trPr>
+          <w:cantSplit/>
+        </w:trPr>
+        <w:tc>
+          <w:tcPr/>
+          <w:p>
+            <w:pPr>
+              <w:pStyle w:val="Compact"/>
+            </w:pPr>
+            <w:r>
+              <w:t xml:space="preserve">review / review</w:t>
+            </w:r>
+          </w:p>
+        </w:tc>
+        <w:tc>
+          <w:tcPr/>
+          <w:p>
+            <w:pPr>
+              <w:pStyle w:val="Compact"/>
+            </w:pPr>
+            <w:r>
+              <w:t xml:space="preserve">PaNOSC</w:t>
+            </w:r>
+          </w:p>
+        </w:tc>
+        <w:tc>
+          <w:tcPr/>
+          <w:p>
+            <w:pPr>
+              <w:pStyle w:val="Compact"/>
+            </w:pPr>
+            <w:r>
+              <w:t xml:space="preserve">its services site,</w:t>
+            </w:r>
+            <w:r>
+              <w:t xml:space="preserve"> </w:t>
+            </w:r>
+            <w:r>
+              <w:rPr>
+                <w:rStyle w:val="VerbatimChar"/>
+              </w:rPr>
+              <w:t xml:space="preserve">services.panosc.eu</w:t>
+            </w:r>
+            <w:r>
+              <w:t xml:space="preserve">, was not read</w:t>
+            </w:r>
+          </w:p>
+        </w:tc>
+      </w:tr>
+      <w:tr>
+        <w:trPr>
+          <w:cantSplit/>
+        </w:trPr>
+        <w:tc>
+          <w:tcPr/>
+          <w:p>
+            <w:pPr>
+              <w:pStyle w:val="Compact"/>
+            </w:pPr>
+            <w:r>
+              <w:t xml:space="preserve">review / review</w:t>
+            </w:r>
+          </w:p>
+        </w:tc>
+        <w:tc>
+          <w:tcPr/>
+          <w:p>
+            <w:pPr>
+              <w:pStyle w:val="Compact"/>
+            </w:pPr>
+            <w:r>
+              <w:t xml:space="preserve">GÉANT</w:t>
+            </w:r>
+          </w:p>
+        </w:tc>
+        <w:tc>
+          <w:tcPr/>
+          <w:p>
+            <w:pPr>
+              <w:pStyle w:val="Compact"/>
+            </w:pPr>
+            <w:r>
+              <w:t xml:space="preserve">HTTP 403, the page was not served</w:t>
+            </w:r>
+          </w:p>
+        </w:tc>
+      </w:tr>
+    </w:tbl>
+    <w:p>
+      <w:pPr>
+        <w:pStyle w:val="BodyText"/>
+      </w:pPr>
+      <w:r>
+        <w:t xml:space="preserve">Against</w:t>
+      </w:r>
+      <w:r>
+        <w:t xml:space="preserve"> </w:t>
+      </w:r>
+      <w:r>
+        <w:rPr>
+          <w:rStyle w:val="VerbatimChar"/>
+        </w:rPr>
+        <w:t xml:space="preserve">web-13-rescored</w:t>
+      </w:r>
+      <w:r>
+        <w:t xml:space="preserve">, only four cells changed: CERN's 5b and 5c (review to</w:t>
+      </w:r>
+      <w:r>
+        <w:t xml:space="preserve"> </w:t>
+      </w:r>
+      <w:r>
+        <w:rPr>
+          <w:rStyle w:val="VerbatimChar"/>
+        </w:rPr>
+        <w:t xml:space="preserve">PASS</w:t>
+      </w:r>
+      <w:r>
+        <w:t xml:space="preserve">) and Data Terra's (review to</w:t>
+      </w:r>
+      <w:r>
+        <w:t xml:space="preserve"> </w:t>
+      </w:r>
+      <w:r>
+        <w:rPr>
+          <w:rStyle w:val="VerbatimChar"/>
+        </w:rPr>
+        <w:t xml:space="preserve">FAIL</w:t>
+      </w:r>
+      <w:r>
+        <w:t xml:space="preserve">).</w:t>
       </w:r>
     </w:p>
     <w:p>
@@ -22903,6 +23517,60 @@
           <w:b/>
           <w:bCs/>
         </w:rPr>
+        <w:t xml:space="preserve">Two crawl defects, fixed after the run.</w:t>
+      </w:r>
+      <w:r>
+        <w:t xml:space="preserve"> </w:t>
+      </w:r>
+      <w:r>
+        <w:t xml:space="preserve">Privacy and cookie policies whose address spells the words with a hyphen (</w:t>
+      </w:r>
+      <w:r>
+        <w:rPr>
+          <w:rStyle w:val="VerbatimChar"/>
+        </w:rPr>
+        <w:t xml:space="preserve">/privacy-policy</w:t>
+      </w:r>
+      <w:r>
+        <w:t xml:space="preserve">,</w:t>
+      </w:r>
+      <w:r>
+        <w:t xml:space="preserve"> </w:t>
+      </w:r>
+      <w:r>
+        <w:rPr>
+          <w:rStyle w:val="VerbatimChar"/>
+        </w:rPr>
+        <w:t xml:space="preserve">/cookie-policy</w:t>
+      </w:r>
+      <w:r>
+        <w:t xml:space="preserve">) were followed as policies pages, because the exclusion was written for the label. And the second hop also looked for services and policies pages, fetching up to 12 more pages per node (EOSC Finland). Now the exclusion reads the whole label and address, and the intermediate pages are looked for on the landing page only. Re-assessing</w:t>
+      </w:r>
+      <w:r>
+        <w:t xml:space="preserve"> </w:t>
+      </w:r>
+      <w:r>
+        <w:rPr>
+          <w:rStyle w:val="VerbatimChar"/>
+        </w:rPr>
+        <w:t xml:space="preserve">web-14</w:t>
+      </w:r>
+      <w:r>
+        <w:t xml:space="preserve"> </w:t>
+      </w:r>
+      <w:r>
+        <w:t xml:space="preserve">with the fix changes no verdict or evidence line; the next collection will make fewer requests.</w:t>
+      </w:r>
+    </w:p>
+    <w:p>
+      <w:pPr>
+        <w:pStyle w:val="BodyText"/>
+      </w:pPr>
+      <w:r>
+        <w:rPr>
+          <w:b/>
+          <w:bCs/>
+        </w:rPr>
         <w:t xml:space="preserve">Masking.</w:t>
       </w:r>
       <w:r>
@@ -22927,8 +23595,8 @@
         <w:t xml:space="preserve">and were missed then; they remain in the git history.</w:t>
       </w:r>
     </w:p>
-    <w:bookmarkEnd w:id="54"/>
-    <w:bookmarkStart w:id="55" w:name="X3135ce6f5157adb7efb76232d4c1399599f7d3d"/>
+    <w:bookmarkEnd w:id="56"/>
+    <w:bookmarkStart w:id="57" w:name="X3135ce6f5157adb7efb76232d4c1399599f7d3d"/>
     <w:p>
       <w:pPr>
         <w:pStyle w:val="Heading3"/>
@@ -23011,8 +23679,8 @@
         <w:t xml:space="preserve">read them.</w:t>
       </w:r>
     </w:p>
-    <w:bookmarkEnd w:id="55"/>
-    <w:bookmarkStart w:id="60" w:name="run-web-13-at-depth-2-28-september-2026"/>
+    <w:bookmarkEnd w:id="57"/>
+    <w:bookmarkStart w:id="62" w:name="run-web-13-at-depth-2-28-september-2026"/>
     <w:p>
       <w:pPr>
         <w:pStyle w:val="Heading3"/>
@@ -23067,7 +23735,7 @@
       <w:r>
         <w:t xml:space="preserve">, collected on 28 September 2026 between 22:53 and 22:57 UTC by the GitHub workflow (</w:t>
       </w:r>
-      <w:hyperlink r:id="rId56">
+      <w:hyperlink r:id="rId58">
         <w:r>
           <w:rPr>
             <w:rStyle w:val="Hyperlink"/>
@@ -23206,7 +23874,7 @@
       <w:r>
         <w:t xml:space="preserve">was collected on 28 September 2026 between 22:34 and 22:38 UTC by the GitHub workflow (</w:t>
       </w:r>
-      <w:hyperlink r:id="rId57">
+      <w:hyperlink r:id="rId59">
         <w:r>
           <w:rPr>
             <w:rStyle w:val="Hyperlink"/>
@@ -23404,7 +24072,7 @@
       <w:r>
         <w:t xml:space="preserve">was collected on 28 September 2026 at 13:48 UTC by the GitHub workflow (</w:t>
       </w:r>
-      <w:hyperlink r:id="rId58">
+      <w:hyperlink r:id="rId60">
         <w:r>
           <w:rPr>
             <w:rStyle w:val="Hyperlink"/>
@@ -23558,7 +24226,7 @@
       <w:r>
         <w:t xml:space="preserve">(</w:t>
       </w:r>
-      <w:hyperlink r:id="rId59">
+      <w:hyperlink r:id="rId61">
         <w:r>
           <w:rPr>
             <w:rStyle w:val="Hyperlink"/>
@@ -24840,8 +25508,8 @@
         <w:t xml:space="preserve">, now remove Italy from their copy of the run instead of relying on the published run to lack it.</w:t>
       </w:r>
     </w:p>
-    <w:bookmarkEnd w:id="60"/>
-    <w:bookmarkStart w:id="61" w:name="previous-run-24-september-2026-reviewed"/>
+    <w:bookmarkEnd w:id="62"/>
+    <w:bookmarkStart w:id="63" w:name="previous-run-24-september-2026-reviewed"/>
     <w:p>
       <w:pPr>
         <w:pStyle w:val="Heading3"/>
@@ -25435,8 +26103,8 @@
         <w:t xml:space="preserve">finds none of the twelve, because every one of the five writes the name with a different separator from the official list.</w:t>
       </w:r>
     </w:p>
-    <w:bookmarkEnd w:id="61"/>
-    <w:bookmarkStart w:id="62" w:name="since-the-published-run"/>
+    <w:bookmarkEnd w:id="63"/>
+    <w:bookmarkStart w:id="64" w:name="since-the-published-run"/>
     <w:p>
       <w:pPr>
         <w:pStyle w:val="Heading3"/>
@@ -25562,8 +26230,8 @@
         <w:t xml:space="preserve">GÉANT answered HTTP 403 with the Cloudflare challenge again, and its decided cells moved to review, as on 21 September.</w:t>
       </w:r>
     </w:p>
-    <w:bookmarkEnd w:id="62"/>
-    <w:bookmarkStart w:id="63" w:name="point-6-and-5b5c-after-the-review"/>
+    <w:bookmarkEnd w:id="64"/>
+    <w:bookmarkStart w:id="65" w:name="point-6-and-5b5c-after-the-review"/>
     <w:p>
       <w:pPr>
         <w:pStyle w:val="Heading3"/>
@@ -26038,8 +26706,8 @@
         <w:t xml:space="preserve">. It was revised to "met" on this evidence.</w:t>
       </w:r>
     </w:p>
-    <w:bookmarkEnd w:id="63"/>
-    <w:bookmarkStart w:id="64" w:name="previous-run-21-september-2026"/>
+    <w:bookmarkEnd w:id="65"/>
+    <w:bookmarkStart w:id="66" w:name="previous-run-21-september-2026"/>
     <w:p>
       <w:pPr>
         <w:pStyle w:val="Heading3"/>
@@ -27299,8 +27967,8 @@
         </w:tc>
       </w:tr>
     </w:tbl>
-    <w:bookmarkEnd w:id="64"/>
-    <w:bookmarkStart w:id="65" w:name="Xe6edc575ba7b23d729b3729d56dd235c2fb2a27"/>
+    <w:bookmarkEnd w:id="66"/>
+    <w:bookmarkStart w:id="67" w:name="Xe6edc575ba7b23d729b3729d56dd235c2fb2a27"/>
     <w:p>
       <w:pPr>
         <w:pStyle w:val="Heading3"/>
@@ -27676,9 +28344,9 @@
         <w:t xml:space="preserve">for all twelve of its nodes, for the same reason.</w:t>
       </w:r>
     </w:p>
-    <w:bookmarkEnd w:id="65"/>
-    <w:bookmarkEnd w:id="66"/>
-    <w:bookmarkStart w:id="71" w:name="worked-examples"/>
+    <w:bookmarkEnd w:id="67"/>
+    <w:bookmarkEnd w:id="68"/>
+    <w:bookmarkStart w:id="73" w:name="worked-examples"/>
     <w:p>
       <w:pPr>
         <w:pStyle w:val="Heading2"/>
@@ -27995,7 +28663,7 @@
         <w:t xml:space="preserve">own run.</w:t>
       </w:r>
     </w:p>
-    <w:bookmarkStart w:id="68" w:name="X6b9c9d2e59e13da41f347184ca67a475fa8b7ce"/>
+    <w:bookmarkStart w:id="70" w:name="X6b9c9d2e59e13da41f347184ca67a475fa8b7ce"/>
     <w:p>
       <w:pPr>
         <w:pStyle w:val="Heading3"/>
@@ -28118,7 +28786,7 @@
       <w:r>
         <w:t xml:space="preserve"> </w:t>
       </w:r>
-      <w:hyperlink r:id="rId67">
+      <w:hyperlink r:id="rId69">
         <w:r>
           <w:rPr>
             <w:rStyle w:val="Hyperlink"/>
@@ -29633,7 +30301,7 @@
         <w:t xml:space="preserve"> </w:t>
       </w:r>
       <w:r>
-        <w:t xml:space="preserve">("130 cells: 60 PASS · 6 FAIL · 64 review");</w:t>
+        <w:t xml:space="preserve">("130 cells: 63 PASS · 3 FAIL · 64 review");</w:t>
       </w:r>
     </w:p>
     <w:p>
@@ -29749,8 +30417,8 @@
         <w:t xml:space="preserve"> push</w:t>
       </w:r>
     </w:p>
-    <w:bookmarkEnd w:id="68"/>
-    <w:bookmarkStart w:id="69" w:name="X5431a82e20a06edfb102374e037ce7ea9ce6896"/>
+    <w:bookmarkEnd w:id="70"/>
+    <w:bookmarkStart w:id="71" w:name="X5431a82e20a06edfb102374e037ce7ea9ce6896"/>
     <w:p>
       <w:pPr>
         <w:pStyle w:val="Heading3"/>
@@ -31007,8 +31675,8 @@
         <w:t xml:space="preserve">the documents together.</w:t>
       </w:r>
     </w:p>
-    <w:bookmarkEnd w:id="69"/>
-    <w:bookmarkStart w:id="70" w:name="Xbb3e2d317a0d811066009804bfa0a222a6197de"/>
+    <w:bookmarkEnd w:id="71"/>
+    <w:bookmarkStart w:id="72" w:name="Xbb3e2d317a0d811066009804bfa0a222a6197de"/>
     <w:p>
       <w:pPr>
         <w:pStyle w:val="Heading3"/>
@@ -33149,9 +33817,9 @@
         </w:pict>
       </w:r>
     </w:p>
-    <w:bookmarkEnd w:id="70"/>
-    <w:bookmarkEnd w:id="71"/>
-    <w:bookmarkStart w:id="73" w:name="sources"/>
+    <w:bookmarkEnd w:id="72"/>
+    <w:bookmarkEnd w:id="73"/>
+    <w:bookmarkStart w:id="75" w:name="sources"/>
     <w:p>
       <w:pPr>
         <w:pStyle w:val="Heading2"/>
@@ -33229,7 +33897,7 @@
       <w:r>
         <w:t xml:space="preserve"> </w:t>
       </w:r>
-      <w:hyperlink r:id="rId67">
+      <w:hyperlink r:id="rId69">
         <w:r>
           <w:rPr>
             <w:rStyle w:val="Hyperlink"/>
@@ -33252,7 +33920,7 @@
       <w:r>
         <w:t xml:space="preserve"> </w:t>
       </w:r>
-      <w:hyperlink r:id="rId72">
+      <w:hyperlink r:id="rId74">
         <w:r>
           <w:rPr>
             <w:rStyle w:val="Hyperlink"/>
@@ -33299,7 +33967,7 @@
       <w:r>
         <w:t xml:space="preserve"> </w:t>
       </w:r>
-      <w:hyperlink r:id="rId56">
+      <w:hyperlink r:id="rId58">
         <w:r>
           <w:rPr>
             <w:rStyle w:val="Hyperlink"/>
@@ -33328,7 +33996,7 @@
       <w:r>
         <w:t xml:space="preserve">(</w:t>
       </w:r>
-      <w:hyperlink r:id="rId57">
+      <w:hyperlink r:id="rId59">
         <w:r>
           <w:rPr>
             <w:rStyle w:val="Hyperlink"/>
@@ -33354,7 +34022,7 @@
       <w:r>
         <w:t xml:space="preserve">(</w:t>
       </w:r>
-      <w:hyperlink r:id="rId58">
+      <w:hyperlink r:id="rId60">
         <w:r>
           <w:rPr>
             <w:rStyle w:val="Hyperlink"/>
@@ -33567,7 +34235,7 @@
         <w:t xml:space="preserve">), not carried over from the previous edition</w:t>
       </w:r>
     </w:p>
-    <w:bookmarkEnd w:id="73"/>
+    <w:bookmarkEnd w:id="75"/>
     <w:sectPr>
       <w:footerReference w:type="default" r:id="rId11"/>
       <w:footnotePr>

--- a/docs/eosc-basic-compliance-testsuite.docx
+++ b/docs/eosc-basic-compliance-testsuite.docx
@@ -23,7 +23,7 @@
         <w:pStyle w:val="Author"/>
       </w:pPr>
       <w:r>
-        <w:t xml:space="preserve">Clean clone, 26 September 2026 — rebuilt 1 October 2026 (evening) for the re-issued checklist v3.2, 453 test cases</w:t>
+        <w:t xml:space="preserve">Clean clone, 26 September 2026 — rebuilt 2 October 2026 for the re-issued checklist v3.2, 453 test cases</w:t>
       </w:r>
     </w:p>
     <w:p>
@@ -20612,7 +20612,7 @@
     </w:p>
     <w:bookmarkEnd w:id="43"/>
     <w:bookmarkEnd w:id="44"/>
-    <w:bookmarkStart w:id="68" w:name="the-published-figures"/>
+    <w:bookmarkStart w:id="70" w:name="the-published-figures"/>
     <w:p>
       <w:pPr>
         <w:pStyle w:val="Heading2"/>
@@ -20621,13 +20621,13 @@
         <w:t xml:space="preserve">10. The published figures</w:t>
       </w:r>
     </w:p>
-    <w:bookmarkStart w:id="46" w:name="X774ec25f357d3307a87e5e8963893c11e044d6b"/>
+    <w:bookmarkStart w:id="46" w:name="X236322d2a8b542b7a67ddd8bb99261a5852e2ac"/>
     <w:p>
       <w:pPr>
         <w:pStyle w:val="Heading3"/>
       </w:pPr>
       <w:r>
-        <w:t xml:space="preserve">Current run: web-21 at depth 2, 1 October 2026 (unreviewed)</w:t>
+        <w:t xml:space="preserve">Current run: web-22 at depth 2, 2 October 2026 (unreviewed)</w:t>
       </w:r>
     </w:p>
     <w:p>
@@ -20656,17 +20656,17 @@
         <w:rPr>
           <w:rStyle w:val="VerbatimChar"/>
         </w:rPr>
-        <w:t xml:space="preserve">web-21</w:t>
-      </w:r>
-      <w:r>
-        <w:t xml:space="preserve">, collected on 1 October 2026 between 20:18 and 20:24 UTC by the GitHub workflow (</w:t>
+        <w:t xml:space="preserve">web-22</w:t>
+      </w:r>
+      <w:r>
+        <w:t xml:space="preserve">, collected on 2 October 2026 between 15:42 and 15:49 UTC by the GitHub workflow (</w:t>
       </w:r>
       <w:hyperlink r:id="rId45">
         <w:r>
           <w:rPr>
             <w:rStyle w:val="Hyperlink"/>
           </w:rPr>
-          <w:t xml:space="preserve">run 36920498532</w:t>
+          <w:t xml:space="preserve">run 37028804263</w:t>
         </w:r>
       </w:hyperlink>
       <w:r>
@@ -20679,7 +20679,7 @@
         <w:rPr>
           <w:rStyle w:val="VerbatimChar"/>
         </w:rPr>
-        <w:t xml:space="preserve">fc023b7</w:t>
+        <w:t xml:space="preserve">aa2f7a8</w:t>
       </w:r>
       <w:r>
         <w:t xml:space="preserve">) at</w:t>
@@ -20694,28 +20694,16 @@
         <w:t xml:space="preserve">--depth 2</w:t>
       </w:r>
       <w:r>
-        <w:t xml:space="preserve">, under the re-issued checklist v3.2 and the official unscoped names list, with Data Terra's new Node Landing Page,</w:t>
-      </w:r>
-      <w:r>
-        <w:t xml:space="preserve"> </w:t>
-      </w:r>
-      <w:r>
-        <w:rPr>
-          <w:rStyle w:val="VerbatimChar"/>
-        </w:rPr>
-        <w:t xml:space="preserve">https://www.earth-data.eu/</w:t>
-      </w:r>
-      <w:r>
-        <w:t xml:space="preserve">. It made 98 page requests: 13 landing pages, 58 direct links and 27 second-hop pages. Twelve landing pages returned HTTP 200 and GÉANT's HTTP 403 (the Cloudflare challenge). Depth 1 and depth 2 agree in every cell. Offline,</w:t>
-      </w:r>
-      <w:r>
-        <w:t xml:space="preserve"> </w:t>
-      </w:r>
-      <w:r>
-        <w:rPr>
-          <w:rStyle w:val="VerbatimChar"/>
-        </w:rPr>
-        <w:t xml:space="preserve">uv run basic-check assess --run web-21</w:t>
+        <w:t xml:space="preserve">, under the re-issued checklist v3.2 and the official unscoped names list. It made 118 page requests: 13 landing pages, 68 direct links and 37 second-hop pages. All thirteen landing pages returned HTTP 200. Depth 1 and depth 2 agree in every cell. Offline,</w:t>
+      </w:r>
+      <w:r>
+        <w:t xml:space="preserve"> </w:t>
+      </w:r>
+      <w:r>
+        <w:rPr>
+          <w:rStyle w:val="VerbatimChar"/>
+        </w:rPr>
+        <w:t xml:space="preserve">uv run basic-check assess --run web-22</w:t>
       </w:r>
       <w:r>
         <w:t xml:space="preserve"> </w:t>
@@ -20784,7 +20772,7 @@
               <w:pStyle w:val="Compact"/>
             </w:pPr>
             <w:r>
-              <w:t xml:space="preserve">63</w:t>
+              <w:t xml:space="preserve">68</w:t>
             </w:r>
           </w:p>
         </w:tc>
@@ -20838,7 +20826,7 @@
               <w:pStyle w:val="Compact"/>
             </w:pPr>
             <w:r>
-              <w:t xml:space="preserve">64</w:t>
+              <w:t xml:space="preserve">59</w:t>
             </w:r>
           </w:p>
         </w:tc>
@@ -20917,16 +20905,16 @@
         <w:pStyle w:val="BodyText"/>
       </w:pPr>
       <w:r>
-        <w:t xml:space="preserve">The three FAILs are point 4 for EOSC Finland, PaNOSC and Poland. Only Data Terra's row changed against</w:t>
-      </w:r>
-      <w:r>
-        <w:t xml:space="preserve"> </w:t>
-      </w:r>
-      <w:r>
-        <w:rPr>
-          <w:rStyle w:val="VerbatimChar"/>
-        </w:rPr>
-        <w:t xml:space="preserve">web-18</w:t>
+        <w:t xml:space="preserve">The three FAILs are point 4 for EOSC Finland, PaNOSC and Poland. Seven cells changed against</w:t>
+      </w:r>
+      <w:r>
+        <w:t xml:space="preserve"> </w:t>
+      </w:r>
+      <w:r>
+        <w:rPr>
+          <w:rStyle w:val="VerbatimChar"/>
+        </w:rPr>
+        <w:t xml:space="preserve">web-21</w:t>
       </w:r>
       <w:r>
         <w:t xml:space="preserve">:</w:t>
@@ -20994,33 +20982,18 @@
               <w:pStyle w:val="Compact"/>
             </w:pPr>
             <w:r>
-              <w:t xml:space="preserve">Data Terra</w:t>
-            </w:r>
-          </w:p>
-        </w:tc>
-        <w:tc>
-          <w:tcPr/>
-          <w:p>
-            <w:pPr>
-              <w:pStyle w:val="Compact"/>
-            </w:pPr>
-            <w:r>
-              <w:t xml:space="preserve">4:</w:t>
-            </w:r>
-            <w:r>
-              <w:t xml:space="preserve"> </w:t>
-            </w:r>
-            <w:r>
-              <w:rPr>
-                <w:rStyle w:val="VerbatimChar"/>
-              </w:rPr>
-              <w:t xml:space="preserve">FAIL</w:t>
-            </w:r>
-            <w:r>
-              <w:t xml:space="preserve"> </w:t>
-            </w:r>
-            <w:r>
-              <w:t xml:space="preserve">to</w:t>
+              <w:t xml:space="preserve">GÉANT</w:t>
+            </w:r>
+          </w:p>
+        </w:tc>
+        <w:tc>
+          <w:tcPr/>
+          <w:p>
+            <w:pPr>
+              <w:pStyle w:val="Compact"/>
+            </w:pPr>
+            <w:r>
+              <w:t xml:space="preserve">1, 4, 5b, 6: review to</w:t>
             </w:r>
             <w:r>
               <w:t xml:space="preserve"> </w:t>
@@ -21040,7 +21013,7 @@
               <w:pStyle w:val="Compact"/>
             </w:pPr>
             <w:r>
-              <w:t xml:space="preserve">the new page links its own entry,</w:t>
+              <w:t xml:space="preserve">the page was served (HTTP 200), as in</w:t>
             </w:r>
             <w:r>
               <w:t xml:space="preserve"> </w:t>
@@ -21049,7 +21022,25 @@
               <w:rPr>
                 <w:rStyle w:val="VerbatimChar"/>
               </w:rPr>
-              <w:t xml:space="preserve">eosc.eu/building-the-eosc-federation/eosc-node-data-terra</w:t>
+              <w:t xml:space="preserve">web-16</w:t>
+            </w:r>
+            <w:r>
+              <w:t xml:space="preserve">; it links its own</w:t>
+            </w:r>
+            <w:r>
+              <w:t xml:space="preserve"> </w:t>
+            </w:r>
+            <w:r>
+              <w:rPr>
+                <w:rStyle w:val="VerbatimChar"/>
+              </w:rPr>
+              <w:t xml:space="preserve">eosc.eu</w:t>
+            </w:r>
+            <w:r>
+              <w:t xml:space="preserve"> </w:t>
+            </w:r>
+            <w:r>
+              <w:t xml:space="preserve">entry, the "GÉANT Node Acceptable Use Policy" page (fetched) and a Contact page that names a helpdesk</w:t>
             </w:r>
           </w:p>
         </w:tc>
@@ -21065,33 +21056,18 @@
               <w:pStyle w:val="Compact"/>
             </w:pPr>
             <w:r>
-              <w:t xml:space="preserve">Data Terra</w:t>
-            </w:r>
-          </w:p>
-        </w:tc>
-        <w:tc>
-          <w:tcPr/>
-          <w:p>
-            <w:pPr>
-              <w:pStyle w:val="Compact"/>
-            </w:pPr>
-            <w:r>
-              <w:t xml:space="preserve">5b:</w:t>
-            </w:r>
-            <w:r>
-              <w:t xml:space="preserve"> </w:t>
-            </w:r>
-            <w:r>
-              <w:rPr>
-                <w:rStyle w:val="VerbatimChar"/>
-              </w:rPr>
-              <w:t xml:space="preserve">FAIL</w:t>
-            </w:r>
-            <w:r>
-              <w:t xml:space="preserve"> </w:t>
-            </w:r>
-            <w:r>
-              <w:t xml:space="preserve">to</w:t>
+              <w:t xml:space="preserve">PaNOSC</w:t>
+            </w:r>
+          </w:p>
+        </w:tc>
+        <w:tc>
+          <w:tcPr/>
+          <w:p>
+            <w:pPr>
+              <w:pStyle w:val="Compact"/>
+            </w:pPr>
+            <w:r>
+              <w:t xml:space="preserve">5c: review to</w:t>
             </w:r>
             <w:r>
               <w:t xml:space="preserve"> </w:t>
@@ -21111,7 +21087,7 @@
               <w:pStyle w:val="Compact"/>
             </w:pPr>
             <w:r>
-              <w:t xml:space="preserve">it links "EOSC Node Data Terra Acceptable Use Policy" on its documentation site (another site, so a pointer, not fetched)</w:t>
+              <w:t xml:space="preserve">it links "Acceptable User Policy and User Access Policy" to a PaNOSC Node User Policies page, fetched and reading like a policy; 5b stays review because "Acceptable User Policy" is not the vocabulary's "Acceptable Use Policy"</w:t>
             </w:r>
           </w:p>
         </w:tc>
@@ -21127,18 +21103,18 @@
               <w:pStyle w:val="Compact"/>
             </w:pPr>
             <w:r>
-              <w:t xml:space="preserve">Data Terra</w:t>
-            </w:r>
-          </w:p>
-        </w:tc>
-        <w:tc>
-          <w:tcPr/>
-          <w:p>
-            <w:pPr>
-              <w:pStyle w:val="Compact"/>
-            </w:pPr>
-            <w:r>
-              <w:t xml:space="preserve">5c:</w:t>
+              <w:t xml:space="preserve">PaNOSC</w:t>
+            </w:r>
+          </w:p>
+        </w:tc>
+        <w:tc>
+          <w:tcPr/>
+          <w:p>
+            <w:pPr>
+              <w:pStyle w:val="Compact"/>
+            </w:pPr>
+            <w:r>
+              <w:t xml:space="preserve">6: review to</w:t>
             </w:r>
             <w:r>
               <w:t xml:space="preserve"> </w:t>
@@ -21147,24 +21123,18 @@
               <w:rPr>
                 <w:rStyle w:val="VerbatimChar"/>
               </w:rPr>
-              <w:t xml:space="preserve">FAIL</w:t>
-            </w:r>
-            <w:r>
-              <w:t xml:space="preserve"> </w:t>
-            </w:r>
-            <w:r>
-              <w:t xml:space="preserve">to review</w:t>
-            </w:r>
-          </w:p>
-        </w:tc>
-        <w:tc>
-          <w:tcPr/>
-          <w:p>
-            <w:pPr>
-              <w:pStyle w:val="Compact"/>
-            </w:pPr>
-            <w:r>
-              <w:t xml:space="preserve">no User Access Policy is linked, but an AUP is, and v3.2 allows one document for both; the AUP link's address ends in</w:t>
+              <w:t xml:space="preserve">PASS</w:t>
+            </w:r>
+          </w:p>
+        </w:tc>
+        <w:tc>
+          <w:tcPr/>
+          <w:p>
+            <w:pPr>
+              <w:pStyle w:val="Compact"/>
+            </w:pPr>
+            <w:r>
+              <w:t xml:space="preserve">it links "PaNOSC Helpdesk",</w:t>
             </w:r>
             <w:r>
               <w:t xml:space="preserve"> </w:t>
@@ -21173,7 +21143,7 @@
               <w:rPr>
                 <w:rStyle w:val="VerbatimChar"/>
               </w:rPr>
-              <w:t xml:space="preserve">/policies/user-access/</w:t>
+              <w:t xml:space="preserve">helpdesk.panosc.eu</w:t>
             </w:r>
           </w:p>
         </w:tc>
@@ -21189,18 +21159,18 @@
               <w:pStyle w:val="Compact"/>
             </w:pPr>
             <w:r>
-              <w:t xml:space="preserve">Data Terra</w:t>
-            </w:r>
-          </w:p>
-        </w:tc>
-        <w:tc>
-          <w:tcPr/>
-          <w:p>
-            <w:pPr>
-              <w:pStyle w:val="Compact"/>
-            </w:pPr>
-            <w:r>
-              <w:t xml:space="preserve">6: review to</w:t>
+              <w:t xml:space="preserve">EUDAT</w:t>
+            </w:r>
+          </w:p>
+        </w:tc>
+        <w:tc>
+          <w:tcPr/>
+          <w:p>
+            <w:pPr>
+              <w:pStyle w:val="Compact"/>
+            </w:pPr>
+            <w:r>
+              <w:t xml:space="preserve">6:</w:t>
             </w:r>
             <w:r>
               <w:t xml:space="preserve"> </w:t>
@@ -21211,16 +21181,22 @@
               </w:rPr>
               <w:t xml:space="preserve">PASS</w:t>
             </w:r>
-          </w:p>
-        </w:tc>
-        <w:tc>
-          <w:tcPr/>
-          <w:p>
-            <w:pPr>
-              <w:pStyle w:val="Compact"/>
-            </w:pPr>
-            <w:r>
-              <w:t xml:space="preserve">it links</w:t>
+            <w:r>
+              <w:t xml:space="preserve"> </w:t>
+            </w:r>
+            <w:r>
+              <w:t xml:space="preserve">to review</w:t>
+            </w:r>
+          </w:p>
+        </w:tc>
+        <w:tc>
+          <w:tcPr/>
+          <w:p>
+            <w:pPr>
+              <w:pStyle w:val="Compact"/>
+            </w:pPr>
+            <w:r>
+              <w:t xml:space="preserve">the redesigned landing page no longer links "Helpdesk"; it links</w:t>
             </w:r>
             <w:r>
               <w:t xml:space="preserve"> </w:t>
@@ -21229,7 +21205,10 @@
               <w:rPr>
                 <w:rStyle w:val="VerbatimChar"/>
               </w:rPr>
-              <w:t xml:space="preserve">helpdesk@earth-data.eu</w:t>
+              <w:t xml:space="preserve">info@eudat.eu</w:t>
+            </w:r>
+            <w:r>
+              <w:t xml:space="preserve">, and a "Help Desk" support-request form is two hops away</w:t>
             </w:r>
           </w:p>
         </w:tc>
@@ -21240,23 +21219,6 @@
         <w:pStyle w:val="BodyText"/>
       </w:pPr>
       <w:r>
-        <w:t xml:space="preserve">The new page is in English (</w:t>
-      </w:r>
-      <w:r>
-        <w:rPr>
-          <w:rStyle w:val="VerbatimChar"/>
-        </w:rPr>
-        <w:t xml:space="preserve">en-GB</w:t>
-      </w:r>
-      <w:r>
-        <w:t xml:space="preserve">), so the French-vocabulary caveat of the old address no longer applies. At depth 2 the tool followed the page's "Français" link as an About page; it changed no verdict.</w:t>
-      </w:r>
-    </w:p>
-    <w:p>
-      <w:pPr>
-        <w:pStyle w:val="BodyText"/>
-      </w:pPr>
-      <w:r>
         <w:rPr>
           <w:b/>
           <w:bCs/>
@@ -21267,17 +21229,17 @@
         <w:t xml:space="preserve"> </w:t>
       </w:r>
       <w:r>
-        <w:t xml:space="preserve">The same names as before were masked, and CERN's screenshot again. Data Terra's new page carries one personal name, a photo credit in an image description; it was masked like the others. The privacy check found only role mailboxes.</w:t>
+        <w:t xml:space="preserve">The same names as before were masked, and CERN's screenshot again. GÉANT's governance and membership pages were reached again: the same names, plus one more additional observer. EUDAT's new page carries a news item naming two new staff members; both were masked. The privacy check found only role mailboxes.</w:t>
       </w:r>
     </w:p>
     <w:bookmarkEnd w:id="46"/>
-    <w:bookmarkStart w:id="49" w:name="X58f78e56f88cb9b9464819474d8d26871bb52a6"/>
+    <w:bookmarkStart w:id="48" w:name="X765f0038ed247f64b0875c734026e93f20d01d2"/>
     <w:p>
       <w:pPr>
         <w:pStyle w:val="Heading3"/>
       </w:pPr>
       <w:r>
-        <w:t xml:space="preserve">Previous run: web-18 at depth 2, 1 October 2026</w:t>
+        <w:t xml:space="preserve">Previous run: web-21 at depth 2, 1 October 2026</w:t>
       </w:r>
     </w:p>
     <w:p>
@@ -21294,20 +21256,20 @@
         <w:rPr>
           <w:rStyle w:val="VerbatimChar"/>
         </w:rPr>
-        <w:t xml:space="preserve">web-18</w:t>
-      </w:r>
-      <w:r>
-        <w:t xml:space="preserve"> </w:t>
-      </w:r>
-      <w:r>
-        <w:t xml:space="preserve">was collected on 1 October 2026 between 16:05 and 16:10 UTC by the GitHub workflow (</w:t>
+        <w:t xml:space="preserve">web-21</w:t>
+      </w:r>
+      <w:r>
+        <w:t xml:space="preserve"> </w:t>
+      </w:r>
+      <w:r>
+        <w:t xml:space="preserve">was collected on 1 October 2026 between 20:18 and 20:24 UTC by the GitHub workflow (</w:t>
       </w:r>
       <w:hyperlink r:id="rId47">
         <w:r>
           <w:rPr>
             <w:rStyle w:val="Hyperlink"/>
           </w:rPr>
-          <w:t xml:space="preserve">run 36888865559</w:t>
+          <w:t xml:space="preserve">run 36920498532</w:t>
         </w:r>
       </w:hyperlink>
       <w:r>
@@ -21320,7 +21282,7 @@
         <w:rPr>
           <w:rStyle w:val="VerbatimChar"/>
         </w:rPr>
-        <w:t xml:space="preserve">46b5cad</w:t>
+        <w:t xml:space="preserve">fc023b7</w:t>
       </w:r>
       <w:r>
         <w:t xml:space="preserve">) at</w:t>
@@ -21335,221 +21297,28 @@
         <w:t xml:space="preserve">--depth 2</w:t>
       </w:r>
       <w:r>
-        <w:t xml:space="preserve">, under the re-issued checklist v3.2 and the official unscoped names list. Two things were done to it before publishing:</w:t>
-      </w:r>
-    </w:p>
-    <w:p>
-      <w:pPr>
-        <w:pStyle w:val="Compact"/>
-        <w:numPr>
-          <w:ilvl w:val="0"/>
-          <w:numId w:val="1008"/>
-        </w:numPr>
-      </w:pPr>
-      <w:r>
-        <w:rPr>
-          <w:b/>
-          <w:bCs/>
-        </w:rPr>
-        <w:t xml:space="preserve">BBMRI-ERIC's row was collected again.</w:t>
-      </w:r>
-      <w:r>
-        <w:t xml:space="preserve"> </w:t>
-      </w:r>
-      <w:r>
-        <w:rPr>
-          <w:rStyle w:val="VerbatimChar"/>
-        </w:rPr>
-        <w:t xml:space="preserve">46b5cad</w:t>
-      </w:r>
-      <w:r>
-        <w:t xml:space="preserve"> </w:t>
-      </w:r>
-      <w:r>
-        <w:t xml:space="preserve">had set its URL to</w:t>
-      </w:r>
-      <w:r>
-        <w:t xml:space="preserve"> </w:t>
-      </w:r>
-      <w:r>
-        <w:rPr>
-          <w:rStyle w:val="VerbatimChar"/>
-        </w:rPr>
-        <w:t xml:space="preserve">https://dev3.bbmri-eric.eu/eosc-node-bbmri-eric/</w:t>
-      </w:r>
-      <w:r>
-        <w:t xml:space="preserve">, whose</w:t>
-      </w:r>
-      <w:r>
-        <w:t xml:space="preserve"> </w:t>
-      </w:r>
-      <w:r>
-        <w:rPr>
-          <w:rStyle w:val="VerbatimChar"/>
-        </w:rPr>
-        <w:t xml:space="preserve">robots.txt</w:t>
-      </w:r>
-      <w:r>
-        <w:t xml:space="preserve"> </w:t>
-      </w:r>
-      <w:r>
-        <w:t xml:space="preserve">disallows the page, so all ten cells were</w:t>
-      </w:r>
-      <w:r>
-        <w:t xml:space="preserve"> </w:t>
-      </w:r>
-      <w:r>
-        <w:rPr>
-          <w:rStyle w:val="VerbatimChar"/>
-        </w:rPr>
-        <w:t xml:space="preserve">ERROR</w:t>
-      </w:r>
-      <w:r>
-        <w:t xml:space="preserve">. The URL was set back to the</w:t>
-      </w:r>
-      <w:r>
-        <w:t xml:space="preserve"> </w:t>
-      </w:r>
-      <w:r>
-        <w:rPr>
-          <w:rStyle w:val="VerbatimChar"/>
-        </w:rPr>
-        <w:t xml:space="preserve">www.</w:t>
-      </w:r>
-      <w:r>
-        <w:t xml:space="preserve"> </w:t>
-      </w:r>
-      <w:r>
-        <w:t xml:space="preserve">address and BBMRI-ERIC collected alone (</w:t>
-      </w:r>
-      <w:hyperlink r:id="rId48">
-        <w:r>
-          <w:rPr>
-            <w:rStyle w:val="Hyperlink"/>
-          </w:rPr>
-          <w:t xml:space="preserve">run 36899901060</w:t>
-        </w:r>
-      </w:hyperlink>
-      <w:r>
-        <w:t xml:space="preserve">, commit</w:t>
-      </w:r>
-      <w:r>
-        <w:t xml:space="preserve"> </w:t>
-      </w:r>
-      <w:r>
-        <w:rPr>
-          <w:rStyle w:val="VerbatimChar"/>
-        </w:rPr>
-        <w:t xml:space="preserve">1418f05</w:t>
-      </w:r>
-      <w:r>
-        <w:t xml:space="preserve">, 17:31 UTC); its evidence replaced the</w:t>
-      </w:r>
-      <w:r>
-        <w:t xml:space="preserve"> </w:t>
-      </w:r>
-      <w:r>
-        <w:rPr>
-          <w:rStyle w:val="VerbatimChar"/>
-        </w:rPr>
-        <w:t xml:space="preserve">ERROR</w:t>
-      </w:r>
-      <w:r>
-        <w:t xml:space="preserve"> </w:t>
-      </w:r>
-      <w:r>
-        <w:t xml:space="preserve">row.</w:t>
-      </w:r>
-    </w:p>
-    <w:p>
-      <w:pPr>
-        <w:pStyle w:val="Compact"/>
-        <w:numPr>
-          <w:ilvl w:val="0"/>
-          <w:numId w:val="1008"/>
-        </w:numPr>
-      </w:pPr>
-      <w:r>
-        <w:rPr>
-          <w:b/>
-          <w:bCs/>
-        </w:rPr>
-        <w:t xml:space="preserve">It was scored with the fix in</w:t>
-      </w:r>
-      <w:r>
-        <w:rPr>
-          <w:b/>
-          <w:bCs/>
-        </w:rPr>
-        <w:t xml:space="preserve"> </w:t>
-      </w:r>
-      <w:r>
-        <w:rPr>
-          <w:rStyle w:val="VerbatimChar"/>
-          <w:b/>
-          <w:bCs/>
-        </w:rPr>
-        <w:t xml:space="preserve">1418f05</w:t>
-      </w:r>
-      <w:r>
-        <w:rPr>
-          <w:b/>
-          <w:bCs/>
-        </w:rPr>
-        <w:t xml:space="preserve">.</w:t>
-      </w:r>
-      <w:r>
-        <w:t xml:space="preserve"> </w:t>
-      </w:r>
-      <w:r>
-        <w:t xml:space="preserve">Italy's landing page links "Infrastructure AUP/UAP" to D4Science's policy page, and "Review resource access conditions" to a page that returns 404. The tool had followed the second for 5c and failed the point on it. Now a broken policy link fails 5b or 5c only when no other link to the policy remains, on the landing page or on a linked page; otherwise the point is judged on the others and the broken link is reported in the evidence. Three tests cover it. Re-scoring</w:t>
-      </w:r>
-      <w:r>
-        <w:t xml:space="preserve"> </w:t>
-      </w:r>
-      <w:r>
-        <w:rPr>
-          <w:rStyle w:val="VerbatimChar"/>
-        </w:rPr>
-        <w:t xml:space="preserve">web-16</w:t>
-      </w:r>
-      <w:r>
-        <w:t xml:space="preserve"> </w:t>
-      </w:r>
-      <w:r>
-        <w:t xml:space="preserve">with the fix changes nothing; re-scoring</w:t>
-      </w:r>
-      <w:r>
-        <w:t xml:space="preserve"> </w:t>
-      </w:r>
-      <w:r>
-        <w:rPr>
-          <w:rStyle w:val="VerbatimChar"/>
-        </w:rPr>
-        <w:t xml:space="preserve">web-18</w:t>
-      </w:r>
-      <w:r>
-        <w:t xml:space="preserve"> </w:t>
-      </w:r>
-      <w:r>
-        <w:t xml:space="preserve">changes only Italy's 5c, at both depths.</w:t>
-      </w:r>
-    </w:p>
-    <w:p>
-      <w:pPr>
-        <w:pStyle w:val="FirstParagraph"/>
-      </w:pPr>
-      <w:r>
-        <w:t xml:space="preserve">The published evidence holds 96 page requests: 13 landing pages, 57 direct links and 26 second-hop pages. Twelve landing pages returned HTTP 200 and GÉANT's HTTP 403 (the Cloudflare challenge). Depth 1 and depth 2 agree in every cell. Offline,</w:t>
-      </w:r>
-      <w:r>
-        <w:t xml:space="preserve"> </w:t>
-      </w:r>
-      <w:r>
-        <w:rPr>
-          <w:rStyle w:val="VerbatimChar"/>
-        </w:rPr>
-        <w:t xml:space="preserve">uv run basic-check assess --run web-18</w:t>
+        <w:t xml:space="preserve">, under the re-issued checklist v3.2 and the official unscoped names list, with Data Terra's new Node Landing Page,</w:t>
+      </w:r>
+      <w:r>
+        <w:t xml:space="preserve"> </w:t>
+      </w:r>
+      <w:r>
+        <w:rPr>
+          <w:rStyle w:val="VerbatimChar"/>
+        </w:rPr>
+        <w:t xml:space="preserve">https://www.earth-data.eu/</w:t>
+      </w:r>
+      <w:r>
+        <w:t xml:space="preserve">. It made 98 page requests: 13 landing pages, 58 direct links and 27 second-hop pages. Twelve landing pages returned HTTP 200 and GÉANT's HTTP 403 (the Cloudflare challenge). Depth 1 and depth 2 agree in every cell. Offline,</w:t>
+      </w:r>
+      <w:r>
+        <w:t xml:space="preserve"> </w:t>
+      </w:r>
+      <w:r>
+        <w:rPr>
+          <w:rStyle w:val="VerbatimChar"/>
+        </w:rPr>
+        <w:t xml:space="preserve">uv run basic-check assess --run web-21</w:t>
       </w:r>
       <w:r>
         <w:t xml:space="preserve"> </w:t>
@@ -21618,7 +21387,7 @@
               <w:pStyle w:val="Compact"/>
             </w:pPr>
             <w:r>
-              <w:t xml:space="preserve">60</w:t>
+              <w:t xml:space="preserve">63</w:t>
             </w:r>
           </w:p>
         </w:tc>
@@ -21645,7 +21414,7 @@
               <w:pStyle w:val="Compact"/>
             </w:pPr>
             <w:r>
-              <w:t xml:space="preserve">6</w:t>
+              <w:t xml:space="preserve">3</w:t>
             </w:r>
           </w:p>
         </w:tc>
@@ -21751,28 +21520,16 @@
         <w:pStyle w:val="BodyText"/>
       </w:pPr>
       <w:r>
-        <w:t xml:space="preserve">The six FAILs are the same as in</w:t>
-      </w:r>
-      <w:r>
-        <w:t xml:space="preserve"> </w:t>
-      </w:r>
-      <w:r>
-        <w:rPr>
-          <w:rStyle w:val="VerbatimChar"/>
-        </w:rPr>
-        <w:t xml:space="preserve">web-16</w:t>
-      </w:r>
-      <w:r>
-        <w:t xml:space="preserve">: point 4 for Data Terra, EOSC Finland, PaNOSC and Poland, and Data Terra's 5b and 5c. Eleven cells changed against</w:t>
-      </w:r>
-      <w:r>
-        <w:t xml:space="preserve"> </w:t>
-      </w:r>
-      <w:r>
-        <w:rPr>
-          <w:rStyle w:val="VerbatimChar"/>
-        </w:rPr>
-        <w:t xml:space="preserve">web-16</w:t>
+        <w:t xml:space="preserve">The three FAILs are point 4 for EOSC Finland, PaNOSC and Poland. Only Data Terra's row changed against</w:t>
+      </w:r>
+      <w:r>
+        <w:t xml:space="preserve"> </w:t>
+      </w:r>
+      <w:r>
+        <w:rPr>
+          <w:rStyle w:val="VerbatimChar"/>
+        </w:rPr>
+        <w:t xml:space="preserve">web-18</w:t>
       </w:r>
       <w:r>
         <w:t xml:space="preserve">:</w:t>
@@ -21840,18 +21597,33 @@
               <w:pStyle w:val="Compact"/>
             </w:pPr>
             <w:r>
-              <w:t xml:space="preserve">Italy</w:t>
-            </w:r>
-          </w:p>
-        </w:tc>
-        <w:tc>
-          <w:tcPr/>
-          <w:p>
-            <w:pPr>
-              <w:pStyle w:val="Compact"/>
-            </w:pPr>
-            <w:r>
-              <w:t xml:space="preserve">1, 4, 5b, 5c, 6, 7: review to</w:t>
+              <w:t xml:space="preserve">Data Terra</w:t>
+            </w:r>
+          </w:p>
+        </w:tc>
+        <w:tc>
+          <w:tcPr/>
+          <w:p>
+            <w:pPr>
+              <w:pStyle w:val="Compact"/>
+            </w:pPr>
+            <w:r>
+              <w:t xml:space="preserve">4:</w:t>
+            </w:r>
+            <w:r>
+              <w:t xml:space="preserve"> </w:t>
+            </w:r>
+            <w:r>
+              <w:rPr>
+                <w:rStyle w:val="VerbatimChar"/>
+              </w:rPr>
+              <w:t xml:space="preserve">FAIL</w:t>
+            </w:r>
+            <w:r>
+              <w:t xml:space="preserve"> </w:t>
+            </w:r>
+            <w:r>
+              <w:t xml:space="preserve">to</w:t>
             </w:r>
             <w:r>
               <w:t xml:space="preserve"> </w:t>
@@ -21871,7 +21643,7 @@
               <w:pStyle w:val="Compact"/>
             </w:pPr>
             <w:r>
-              <w:t xml:space="preserve">read for the first time at</w:t>
+              <w:t xml:space="preserve">the new page links its own entry,</w:t>
             </w:r>
             <w:r>
               <w:t xml:space="preserve"> </w:t>
@@ -21880,43 +21652,7 @@
               <w:rPr>
                 <w:rStyle w:val="VerbatimChar"/>
               </w:rPr>
-              <w:t xml:space="preserve">https://eosc.it/</w:t>
-            </w:r>
-            <w:r>
-              <w:t xml:space="preserve"> </w:t>
-            </w:r>
-            <w:r>
-              <w:t xml:space="preserve">(HTTP 200, English); it links its own</w:t>
-            </w:r>
-            <w:r>
-              <w:t xml:space="preserve"> </w:t>
-            </w:r>
-            <w:r>
-              <w:rPr>
-                <w:rStyle w:val="VerbatimChar"/>
-              </w:rPr>
-              <w:t xml:space="preserve">eosc.eu</w:t>
-            </w:r>
-            <w:r>
-              <w:t xml:space="preserve"> </w:t>
-            </w:r>
-            <w:r>
-              <w:t xml:space="preserve">entry, "Infrastructure AUP/UAP", a Terms of Use page (fetched) and a D4Science helpdesk;</w:t>
-            </w:r>
-            <w:r>
-              <w:t xml:space="preserve"> </w:t>
-            </w:r>
-            <w:r>
-              <w:rPr>
-                <w:rStyle w:val="VerbatimChar"/>
-              </w:rPr>
-              <w:t xml:space="preserve">web-16</w:t>
-            </w:r>
-            <w:r>
-              <w:t xml:space="preserve"> </w:t>
-            </w:r>
-            <w:r>
-              <w:t xml:space="preserve">got HTTP 503 from the old address</w:t>
+              <w:t xml:space="preserve">eosc.eu/building-the-eosc-federation/eosc-node-data-terra</w:t>
             </w:r>
           </w:p>
         </w:tc>
@@ -21932,18 +21668,33 @@
               <w:pStyle w:val="Compact"/>
             </w:pPr>
             <w:r>
-              <w:t xml:space="preserve">GÉANT</w:t>
-            </w:r>
-          </w:p>
-        </w:tc>
-        <w:tc>
-          <w:tcPr/>
-          <w:p>
-            <w:pPr>
-              <w:pStyle w:val="Compact"/>
-            </w:pPr>
-            <w:r>
-              <w:t xml:space="preserve">1, 4, 5b, 6:</w:t>
+              <w:t xml:space="preserve">Data Terra</w:t>
+            </w:r>
+          </w:p>
+        </w:tc>
+        <w:tc>
+          <w:tcPr/>
+          <w:p>
+            <w:pPr>
+              <w:pStyle w:val="Compact"/>
+            </w:pPr>
+            <w:r>
+              <w:t xml:space="preserve">5b:</w:t>
+            </w:r>
+            <w:r>
+              <w:t xml:space="preserve"> </w:t>
+            </w:r>
+            <w:r>
+              <w:rPr>
+                <w:rStyle w:val="VerbatimChar"/>
+              </w:rPr>
+              <w:t xml:space="preserve">FAIL</w:t>
+            </w:r>
+            <w:r>
+              <w:t xml:space="preserve"> </w:t>
+            </w:r>
+            <w:r>
+              <w:t xml:space="preserve">to</w:t>
             </w:r>
             <w:r>
               <w:t xml:space="preserve"> </w:t>
@@ -21954,31 +21705,16 @@
               </w:rPr>
               <w:t xml:space="preserve">PASS</w:t>
             </w:r>
-            <w:r>
-              <w:t xml:space="preserve"> </w:t>
-            </w:r>
-            <w:r>
-              <w:t xml:space="preserve">to review</w:t>
-            </w:r>
-          </w:p>
-        </w:tc>
-        <w:tc>
-          <w:tcPr/>
-          <w:p>
-            <w:pPr>
-              <w:pStyle w:val="Compact"/>
-            </w:pPr>
-            <w:r>
-              <w:t xml:space="preserve">HTTP 403, the Cloudflare challenge, as before</w:t>
-            </w:r>
-            <w:r>
-              <w:t xml:space="preserve"> </w:t>
-            </w:r>
-            <w:r>
-              <w:rPr>
-                <w:rStyle w:val="VerbatimChar"/>
-              </w:rPr>
-              <w:t xml:space="preserve">web-16</w:t>
+          </w:p>
+        </w:tc>
+        <w:tc>
+          <w:tcPr/>
+          <w:p>
+            <w:pPr>
+              <w:pStyle w:val="Compact"/>
+            </w:pPr>
+            <w:r>
+              <w:t xml:space="preserve">it links "EOSC Node Data Terra Acceptable Use Policy" on its documentation site (another site, so a pointer, not fetched)</w:t>
             </w:r>
           </w:p>
         </w:tc>
@@ -21994,18 +21730,80 @@
               <w:pStyle w:val="Compact"/>
             </w:pPr>
             <w:r>
-              <w:t xml:space="preserve">EOSC DTO</w:t>
-            </w:r>
-          </w:p>
-        </w:tc>
-        <w:tc>
-          <w:tcPr/>
-          <w:p>
-            <w:pPr>
-              <w:pStyle w:val="Compact"/>
-            </w:pPr>
-            <w:r>
-              <w:t xml:space="preserve">5c: review to</w:t>
+              <w:t xml:space="preserve">Data Terra</w:t>
+            </w:r>
+          </w:p>
+        </w:tc>
+        <w:tc>
+          <w:tcPr/>
+          <w:p>
+            <w:pPr>
+              <w:pStyle w:val="Compact"/>
+            </w:pPr>
+            <w:r>
+              <w:t xml:space="preserve">5c:</w:t>
+            </w:r>
+            <w:r>
+              <w:t xml:space="preserve"> </w:t>
+            </w:r>
+            <w:r>
+              <w:rPr>
+                <w:rStyle w:val="VerbatimChar"/>
+              </w:rPr>
+              <w:t xml:space="preserve">FAIL</w:t>
+            </w:r>
+            <w:r>
+              <w:t xml:space="preserve"> </w:t>
+            </w:r>
+            <w:r>
+              <w:t xml:space="preserve">to review</w:t>
+            </w:r>
+          </w:p>
+        </w:tc>
+        <w:tc>
+          <w:tcPr/>
+          <w:p>
+            <w:pPr>
+              <w:pStyle w:val="Compact"/>
+            </w:pPr>
+            <w:r>
+              <w:t xml:space="preserve">no User Access Policy is linked, but an AUP is, and v3.2 allows one document for both; the AUP link's address ends in</w:t>
+            </w:r>
+            <w:r>
+              <w:t xml:space="preserve"> </w:t>
+            </w:r>
+            <w:r>
+              <w:rPr>
+                <w:rStyle w:val="VerbatimChar"/>
+              </w:rPr>
+              <w:t xml:space="preserve">/policies/user-access/</w:t>
+            </w:r>
+          </w:p>
+        </w:tc>
+      </w:tr>
+      <w:tr>
+        <w:trPr>
+          <w:cantSplit/>
+        </w:trPr>
+        <w:tc>
+          <w:tcPr/>
+          <w:p>
+            <w:pPr>
+              <w:pStyle w:val="Compact"/>
+            </w:pPr>
+            <w:r>
+              <w:t xml:space="preserve">Data Terra</w:t>
+            </w:r>
+          </w:p>
+        </w:tc>
+        <w:tc>
+          <w:tcPr/>
+          <w:p>
+            <w:pPr>
+              <w:pStyle w:val="Compact"/>
+            </w:pPr>
+            <w:r>
+              <w:t xml:space="preserve">6: review to</w:t>
             </w:r>
             <w:r>
               <w:t xml:space="preserve"> </w:t>
@@ -22025,7 +21823,16 @@
               <w:pStyle w:val="Compact"/>
             </w:pPr>
             <w:r>
-              <w:t xml:space="preserve">its Catalogue page now links "AUP and access policy"</w:t>
+              <w:t xml:space="preserve">it links</w:t>
+            </w:r>
+            <w:r>
+              <w:t xml:space="preserve"> </w:t>
+            </w:r>
+            <w:r>
+              <w:rPr>
+                <w:rStyle w:val="VerbatimChar"/>
+              </w:rPr>
+              <w:t xml:space="preserve">helpdesk@earth-data.eu</w:t>
             </w:r>
           </w:p>
         </w:tc>
@@ -22036,6 +21843,23 @@
         <w:pStyle w:val="BodyText"/>
       </w:pPr>
       <w:r>
+        <w:t xml:space="preserve">The new page is in English (</w:t>
+      </w:r>
+      <w:r>
+        <w:rPr>
+          <w:rStyle w:val="VerbatimChar"/>
+        </w:rPr>
+        <w:t xml:space="preserve">en-GB</w:t>
+      </w:r>
+      <w:r>
+        <w:t xml:space="preserve">), so the French-vocabulary caveat of the old address no longer applies. At depth 2 the tool followed the page's "Français" link as an About page; it changed no verdict.</w:t>
+      </w:r>
+    </w:p>
+    <w:p>
+      <w:pPr>
+        <w:pStyle w:val="BodyText"/>
+      </w:pPr>
+      <w:r>
         <w:rPr>
           <w:b/>
           <w:bCs/>
@@ -22046,17 +21870,17 @@
         <w:t xml:space="preserve"> </w:t>
       </w:r>
       <w:r>
-        <w:t xml:space="preserve">The same names as before were masked, and CERN's screenshot again. Italy's new pages carry no personal names; BBMRI-ERIC's pages changed only in layout. The privacy check found only role mailboxes.</w:t>
-      </w:r>
-    </w:p>
-    <w:bookmarkEnd w:id="49"/>
-    <w:bookmarkStart w:id="52" w:name="Xa7273e3b576d1e9eb7e528e7c8b56aa97d7a50e"/>
+        <w:t xml:space="preserve">The same names as before were masked, and CERN's screenshot again. Data Terra's new page carries one personal name, a photo credit in an image description; it was masked like the others. The privacy check found only role mailboxes.</w:t>
+      </w:r>
+    </w:p>
+    <w:bookmarkEnd w:id="48"/>
+    <w:bookmarkStart w:id="51" w:name="X58f78e56f88cb9b9464819474d8d26871bb52a6"/>
     <w:p>
       <w:pPr>
         <w:pStyle w:val="Heading3"/>
       </w:pPr>
       <w:r>
-        <w:t xml:space="preserve">Previous run: web-16 at depth 2, 30 September 2026</w:t>
+        <w:t xml:space="preserve">Previous run: web-18 at depth 2, 1 October 2026</w:t>
       </w:r>
     </w:p>
     <w:p>
@@ -22073,20 +21897,140 @@
         <w:rPr>
           <w:rStyle w:val="VerbatimChar"/>
         </w:rPr>
-        <w:t xml:space="preserve">web-16</w:t>
-      </w:r>
-      <w:r>
-        <w:t xml:space="preserve"> </w:t>
-      </w:r>
-      <w:r>
-        <w:t xml:space="preserve">was collected on 30 September 2026 between 14:58 and 15:04 UTC by the GitHub workflow (</w:t>
+        <w:t xml:space="preserve">web-18</w:t>
+      </w:r>
+      <w:r>
+        <w:t xml:space="preserve"> </w:t>
+      </w:r>
+      <w:r>
+        <w:t xml:space="preserve">was collected on 1 October 2026 between 16:05 and 16:10 UTC by the GitHub workflow (</w:t>
+      </w:r>
+      <w:hyperlink r:id="rId49">
+        <w:r>
+          <w:rPr>
+            <w:rStyle w:val="Hyperlink"/>
+          </w:rPr>
+          <w:t xml:space="preserve">run 36888865559</w:t>
+        </w:r>
+      </w:hyperlink>
+      <w:r>
+        <w:t xml:space="preserve">, commit</w:t>
+      </w:r>
+      <w:r>
+        <w:t xml:space="preserve"> </w:t>
+      </w:r>
+      <w:r>
+        <w:rPr>
+          <w:rStyle w:val="VerbatimChar"/>
+        </w:rPr>
+        <w:t xml:space="preserve">46b5cad</w:t>
+      </w:r>
+      <w:r>
+        <w:t xml:space="preserve">) at</w:t>
+      </w:r>
+      <w:r>
+        <w:t xml:space="preserve"> </w:t>
+      </w:r>
+      <w:r>
+        <w:rPr>
+          <w:rStyle w:val="VerbatimChar"/>
+        </w:rPr>
+        <w:t xml:space="preserve">--depth 2</w:t>
+      </w:r>
+      <w:r>
+        <w:t xml:space="preserve">, under the re-issued checklist v3.2 and the official unscoped names list. Two things were done to it before publishing:</w:t>
+      </w:r>
+    </w:p>
+    <w:p>
+      <w:pPr>
+        <w:pStyle w:val="Compact"/>
+        <w:numPr>
+          <w:ilvl w:val="0"/>
+          <w:numId w:val="1008"/>
+        </w:numPr>
+      </w:pPr>
+      <w:r>
+        <w:rPr>
+          <w:b/>
+          <w:bCs/>
+        </w:rPr>
+        <w:t xml:space="preserve">BBMRI-ERIC's row was collected again.</w:t>
+      </w:r>
+      <w:r>
+        <w:t xml:space="preserve"> </w:t>
+      </w:r>
+      <w:r>
+        <w:rPr>
+          <w:rStyle w:val="VerbatimChar"/>
+        </w:rPr>
+        <w:t xml:space="preserve">46b5cad</w:t>
+      </w:r>
+      <w:r>
+        <w:t xml:space="preserve"> </w:t>
+      </w:r>
+      <w:r>
+        <w:t xml:space="preserve">had set its URL to</w:t>
+      </w:r>
+      <w:r>
+        <w:t xml:space="preserve"> </w:t>
+      </w:r>
+      <w:r>
+        <w:rPr>
+          <w:rStyle w:val="VerbatimChar"/>
+        </w:rPr>
+        <w:t xml:space="preserve">https://dev3.bbmri-eric.eu/eosc-node-bbmri-eric/</w:t>
+      </w:r>
+      <w:r>
+        <w:t xml:space="preserve">, whose</w:t>
+      </w:r>
+      <w:r>
+        <w:t xml:space="preserve"> </w:t>
+      </w:r>
+      <w:r>
+        <w:rPr>
+          <w:rStyle w:val="VerbatimChar"/>
+        </w:rPr>
+        <w:t xml:space="preserve">robots.txt</w:t>
+      </w:r>
+      <w:r>
+        <w:t xml:space="preserve"> </w:t>
+      </w:r>
+      <w:r>
+        <w:t xml:space="preserve">disallows the page, so all ten cells were</w:t>
+      </w:r>
+      <w:r>
+        <w:t xml:space="preserve"> </w:t>
+      </w:r>
+      <w:r>
+        <w:rPr>
+          <w:rStyle w:val="VerbatimChar"/>
+        </w:rPr>
+        <w:t xml:space="preserve">ERROR</w:t>
+      </w:r>
+      <w:r>
+        <w:t xml:space="preserve">. The URL was set back to the</w:t>
+      </w:r>
+      <w:r>
+        <w:t xml:space="preserve"> </w:t>
+      </w:r>
+      <w:r>
+        <w:rPr>
+          <w:rStyle w:val="VerbatimChar"/>
+        </w:rPr>
+        <w:t xml:space="preserve">www.</w:t>
+      </w:r>
+      <w:r>
+        <w:t xml:space="preserve"> </w:t>
+      </w:r>
+      <w:r>
+        <w:t xml:space="preserve">address and BBMRI-ERIC collected alone (</w:t>
       </w:r>
       <w:hyperlink r:id="rId50">
         <w:r>
           <w:rPr>
             <w:rStyle w:val="Hyperlink"/>
           </w:rPr>
-          <w:t xml:space="preserve">run 36732900487</w:t>
+          <w:t xml:space="preserve">run 36899901060</w:t>
         </w:r>
       </w:hyperlink>
       <w:r>
@@ -22099,31 +22043,116 @@
         <w:rPr>
           <w:rStyle w:val="VerbatimChar"/>
         </w:rPr>
-        <w:t xml:space="preserve">a83c0f1</w:t>
-      </w:r>
-      <w:r>
-        <w:t xml:space="preserve">, unit tests passing) at</w:t>
-      </w:r>
-      <w:r>
-        <w:t xml:space="preserve"> </w:t>
-      </w:r>
-      <w:r>
-        <w:rPr>
-          <w:rStyle w:val="VerbatimChar"/>
-        </w:rPr>
-        <w:t xml:space="preserve">--depth 2</w:t>
-      </w:r>
-      <w:r>
-        <w:t xml:space="preserve">, under the re-issued checklist v3.2 and the official unscoped names list. It made 109 page requests: 13 landing pages, 62 direct links and 34 second-hop pages. Twelve landing pages returned HTTP 200 and Italy's HTTP 503. Depth 1 and depth 2 agree in every cell. Offline,</w:t>
-      </w:r>
-      <w:r>
-        <w:t xml:space="preserve"> </w:t>
-      </w:r>
-      <w:r>
-        <w:rPr>
-          <w:rStyle w:val="VerbatimChar"/>
-        </w:rPr>
-        <w:t xml:space="preserve">uv run basic-check assess --run web-16</w:t>
+        <w:t xml:space="preserve">1418f05</w:t>
+      </w:r>
+      <w:r>
+        <w:t xml:space="preserve">, 17:31 UTC); its evidence replaced the</w:t>
+      </w:r>
+      <w:r>
+        <w:t xml:space="preserve"> </w:t>
+      </w:r>
+      <w:r>
+        <w:rPr>
+          <w:rStyle w:val="VerbatimChar"/>
+        </w:rPr>
+        <w:t xml:space="preserve">ERROR</w:t>
+      </w:r>
+      <w:r>
+        <w:t xml:space="preserve"> </w:t>
+      </w:r>
+      <w:r>
+        <w:t xml:space="preserve">row.</w:t>
+      </w:r>
+    </w:p>
+    <w:p>
+      <w:pPr>
+        <w:pStyle w:val="Compact"/>
+        <w:numPr>
+          <w:ilvl w:val="0"/>
+          <w:numId w:val="1008"/>
+        </w:numPr>
+      </w:pPr>
+      <w:r>
+        <w:rPr>
+          <w:b/>
+          <w:bCs/>
+        </w:rPr>
+        <w:t xml:space="preserve">It was scored with the fix in</w:t>
+      </w:r>
+      <w:r>
+        <w:rPr>
+          <w:b/>
+          <w:bCs/>
+        </w:rPr>
+        <w:t xml:space="preserve"> </w:t>
+      </w:r>
+      <w:r>
+        <w:rPr>
+          <w:rStyle w:val="VerbatimChar"/>
+          <w:b/>
+          <w:bCs/>
+        </w:rPr>
+        <w:t xml:space="preserve">1418f05</w:t>
+      </w:r>
+      <w:r>
+        <w:rPr>
+          <w:b/>
+          <w:bCs/>
+        </w:rPr>
+        <w:t xml:space="preserve">.</w:t>
+      </w:r>
+      <w:r>
+        <w:t xml:space="preserve"> </w:t>
+      </w:r>
+      <w:r>
+        <w:t xml:space="preserve">Italy's landing page links "Infrastructure AUP/UAP" to D4Science's policy page, and "Review resource access conditions" to a page that returns 404. The tool had followed the second for 5c and failed the point on it. Now a broken policy link fails 5b or 5c only when no other link to the policy remains, on the landing page or on a linked page; otherwise the point is judged on the others and the broken link is reported in the evidence. Three tests cover it. Re-scoring</w:t>
+      </w:r>
+      <w:r>
+        <w:t xml:space="preserve"> </w:t>
+      </w:r>
+      <w:r>
+        <w:rPr>
+          <w:rStyle w:val="VerbatimChar"/>
+        </w:rPr>
+        <w:t xml:space="preserve">web-16</w:t>
+      </w:r>
+      <w:r>
+        <w:t xml:space="preserve"> </w:t>
+      </w:r>
+      <w:r>
+        <w:t xml:space="preserve">with the fix changes nothing; re-scoring</w:t>
+      </w:r>
+      <w:r>
+        <w:t xml:space="preserve"> </w:t>
+      </w:r>
+      <w:r>
+        <w:rPr>
+          <w:rStyle w:val="VerbatimChar"/>
+        </w:rPr>
+        <w:t xml:space="preserve">web-18</w:t>
+      </w:r>
+      <w:r>
+        <w:t xml:space="preserve"> </w:t>
+      </w:r>
+      <w:r>
+        <w:t xml:space="preserve">changes only Italy's 5c, at both depths.</w:t>
+      </w:r>
+    </w:p>
+    <w:p>
+      <w:pPr>
+        <w:pStyle w:val="FirstParagraph"/>
+      </w:pPr>
+      <w:r>
+        <w:t xml:space="preserve">The published evidence holds 96 page requests: 13 landing pages, 57 direct links and 26 second-hop pages. Twelve landing pages returned HTTP 200 and GÉANT's HTTP 403 (the Cloudflare challenge). Depth 1 and depth 2 agree in every cell. Offline,</w:t>
+      </w:r>
+      <w:r>
+        <w:t xml:space="preserve"> </w:t>
+      </w:r>
+      <w:r>
+        <w:rPr>
+          <w:rStyle w:val="VerbatimChar"/>
+        </w:rPr>
+        <w:t xml:space="preserve">uv run basic-check assess --run web-18</w:t>
       </w:r>
       <w:r>
         <w:t xml:space="preserve"> </w:t>
@@ -22192,7 +22221,7 @@
               <w:pStyle w:val="Compact"/>
             </w:pPr>
             <w:r>
-              <w:t xml:space="preserve">57</w:t>
+              <w:t xml:space="preserve">60</w:t>
             </w:r>
           </w:p>
         </w:tc>
@@ -22246,7 +22275,7 @@
               <w:pStyle w:val="Compact"/>
             </w:pPr>
             <w:r>
-              <w:t xml:space="preserve">67</w:t>
+              <w:t xml:space="preserve">64</w:t>
             </w:r>
           </w:p>
         </w:tc>
@@ -22325,16 +22354,28 @@
         <w:pStyle w:val="BodyText"/>
       </w:pPr>
       <w:r>
-        <w:t xml:space="preserve">Four FAILs are point 4 (Data Terra, EOSC Finland, PaNOSC, Poland) and two are Data Terra's 5b and 5c. Twelve cells changed against</w:t>
-      </w:r>
-      <w:r>
-        <w:t xml:space="preserve"> </w:t>
-      </w:r>
-      <w:r>
-        <w:rPr>
-          <w:rStyle w:val="VerbatimChar"/>
-        </w:rPr>
-        <w:t xml:space="preserve">web-15</w:t>
+        <w:t xml:space="preserve">The six FAILs are the same as in</w:t>
+      </w:r>
+      <w:r>
+        <w:t xml:space="preserve"> </w:t>
+      </w:r>
+      <w:r>
+        <w:rPr>
+          <w:rStyle w:val="VerbatimChar"/>
+        </w:rPr>
+        <w:t xml:space="preserve">web-16</w:t>
+      </w:r>
+      <w:r>
+        <w:t xml:space="preserve">: point 4 for Data Terra, EOSC Finland, PaNOSC and Poland, and Data Terra's 5b and 5c. Eleven cells changed against</w:t>
+      </w:r>
+      <w:r>
+        <w:t xml:space="preserve"> </w:t>
+      </w:r>
+      <w:r>
+        <w:rPr>
+          <w:rStyle w:val="VerbatimChar"/>
+        </w:rPr>
+        <w:t xml:space="preserve">web-16</w:t>
       </w:r>
       <w:r>
         <w:t xml:space="preserve">:</w:t>
@@ -22402,18 +22443,18 @@
               <w:pStyle w:val="Compact"/>
             </w:pPr>
             <w:r>
-              <w:t xml:space="preserve">GÉANT</w:t>
-            </w:r>
-          </w:p>
-        </w:tc>
-        <w:tc>
-          <w:tcPr/>
-          <w:p>
-            <w:pPr>
-              <w:pStyle w:val="Compact"/>
-            </w:pPr>
-            <w:r>
-              <w:t xml:space="preserve">1, 4, 5b, 6: review to</w:t>
+              <w:t xml:space="preserve">Italy</w:t>
+            </w:r>
+          </w:p>
+        </w:tc>
+        <w:tc>
+          <w:tcPr/>
+          <w:p>
+            <w:pPr>
+              <w:pStyle w:val="Compact"/>
+            </w:pPr>
+            <w:r>
+              <w:t xml:space="preserve">1, 4, 5b, 5c, 6, 7: review to</w:t>
             </w:r>
             <w:r>
               <w:t xml:space="preserve"> </w:t>
@@ -22433,7 +22474,22 @@
               <w:pStyle w:val="Compact"/>
             </w:pPr>
             <w:r>
-              <w:t xml:space="preserve">the page was served (HTTP 200) for the first time since 24 September; it links its own</w:t>
+              <w:t xml:space="preserve">read for the first time at</w:t>
+            </w:r>
+            <w:r>
+              <w:t xml:space="preserve"> </w:t>
+            </w:r>
+            <w:r>
+              <w:rPr>
+                <w:rStyle w:val="VerbatimChar"/>
+              </w:rPr>
+              <w:t xml:space="preserve">https://eosc.it/</w:t>
+            </w:r>
+            <w:r>
+              <w:t xml:space="preserve"> </w:t>
+            </w:r>
+            <w:r>
+              <w:t xml:space="preserve">(HTTP 200, English); it links its own</w:t>
             </w:r>
             <w:r>
               <w:t xml:space="preserve"> </w:t>
@@ -22448,7 +22504,22 @@
               <w:t xml:space="preserve"> </w:t>
             </w:r>
             <w:r>
-              <w:t xml:space="preserve">entry, a "GÉANT Node Acceptable Use Policy" page (fetched) and a contact page</w:t>
+              <w:t xml:space="preserve">entry, "Infrastructure AUP/UAP", a Terms of Use page (fetched) and a D4Science helpdesk;</w:t>
+            </w:r>
+            <w:r>
+              <w:t xml:space="preserve"> </w:t>
+            </w:r>
+            <w:r>
+              <w:rPr>
+                <w:rStyle w:val="VerbatimChar"/>
+              </w:rPr>
+              <w:t xml:space="preserve">web-16</w:t>
+            </w:r>
+            <w:r>
+              <w:t xml:space="preserve"> </w:t>
+            </w:r>
+            <w:r>
+              <w:t xml:space="preserve">got HTTP 503 from the old address</w:t>
             </w:r>
           </w:p>
         </w:tc>
@@ -22464,18 +22535,18 @@
               <w:pStyle w:val="Compact"/>
             </w:pPr>
             <w:r>
-              <w:t xml:space="preserve">Czechia</w:t>
-            </w:r>
-          </w:p>
-        </w:tc>
-        <w:tc>
-          <w:tcPr/>
-          <w:p>
-            <w:pPr>
-              <w:pStyle w:val="Compact"/>
-            </w:pPr>
-            <w:r>
-              <w:t xml:space="preserve">4, 5c: to</w:t>
+              <w:t xml:space="preserve">GÉANT</w:t>
+            </w:r>
+          </w:p>
+        </w:tc>
+        <w:tc>
+          <w:tcPr/>
+          <w:p>
+            <w:pPr>
+              <w:pStyle w:val="Compact"/>
+            </w:pPr>
+            <w:r>
+              <w:t xml:space="preserve">1, 4, 5b, 6:</w:t>
             </w:r>
             <w:r>
               <w:t xml:space="preserve"> </w:t>
@@ -22486,16 +22557,31 @@
               </w:rPr>
               <w:t xml:space="preserve">PASS</w:t>
             </w:r>
-          </w:p>
-        </w:tc>
-        <w:tc>
-          <w:tcPr/>
-          <w:p>
-            <w:pPr>
-              <w:pStyle w:val="Compact"/>
-            </w:pPr>
-            <w:r>
-              <w:t xml:space="preserve">it now links "DETAILED DESCRIPTION OF EOSC NODE CZECHIA" to its own entry, and a "User Access Policy" (a CESNET PDF, not read)</w:t>
+            <w:r>
+              <w:t xml:space="preserve"> </w:t>
+            </w:r>
+            <w:r>
+              <w:t xml:space="preserve">to review</w:t>
+            </w:r>
+          </w:p>
+        </w:tc>
+        <w:tc>
+          <w:tcPr/>
+          <w:p>
+            <w:pPr>
+              <w:pStyle w:val="Compact"/>
+            </w:pPr>
+            <w:r>
+              <w:t xml:space="preserve">HTTP 403, the Cloudflare challenge, as before</w:t>
+            </w:r>
+            <w:r>
+              <w:t xml:space="preserve"> </w:t>
+            </w:r>
+            <w:r>
+              <w:rPr>
+                <w:rStyle w:val="VerbatimChar"/>
+              </w:rPr>
+              <w:t xml:space="preserve">web-16</w:t>
             </w:r>
           </w:p>
         </w:tc>
@@ -22511,7 +22597,7 @@
               <w:pStyle w:val="Compact"/>
             </w:pPr>
             <w:r>
-              <w:t xml:space="preserve">EGI</w:t>
+              <w:t xml:space="preserve">EOSC DTO</w:t>
             </w:r>
           </w:p>
         </w:tc>
@@ -22542,56 +22628,7 @@
               <w:pStyle w:val="Compact"/>
             </w:pPr>
             <w:r>
-              <w:t xml:space="preserve">it links "EGI User Access Policy (UAP)", a PDF, not read</w:t>
-            </w:r>
-          </w:p>
-        </w:tc>
-      </w:tr>
-      <w:tr>
-        <w:trPr>
-          <w:cantSplit/>
-        </w:trPr>
-        <w:tc>
-          <w:tcPr/>
-          <w:p>
-            <w:pPr>
-              <w:pStyle w:val="Compact"/>
-            </w:pPr>
-            <w:r>
-              <w:t xml:space="preserve">Italy</w:t>
-            </w:r>
-          </w:p>
-        </w:tc>
-        <w:tc>
-          <w:tcPr/>
-          <w:p>
-            <w:pPr>
-              <w:pStyle w:val="Compact"/>
-            </w:pPr>
-            <w:r>
-              <w:t xml:space="preserve">1, 4, 5b, 6, 7: to review</w:t>
-            </w:r>
-          </w:p>
-        </w:tc>
-        <w:tc>
-          <w:tcPr/>
-          <w:p>
-            <w:pPr>
-              <w:pStyle w:val="Compact"/>
-            </w:pPr>
-            <w:r>
-              <w:t xml:space="preserve">HTTP 503 "No server is available", again when Italy alone was re-collected at 15:05:54 UTC (</w:t>
-            </w:r>
-            <w:hyperlink r:id="rId51">
-              <w:r>
-                <w:rPr>
-                  <w:rStyle w:val="Hyperlink"/>
-                </w:rPr>
-                <w:t xml:space="preserve">run 36733978874</w:t>
-              </w:r>
-            </w:hyperlink>
-            <w:r>
-              <w:t xml:space="preserve">); an unserved page is never a FAIL</w:t>
+              <w:t xml:space="preserve">its Catalogue page now links "AUP and access policy"</w:t>
             </w:r>
           </w:p>
         </w:tc>
@@ -22612,50 +22649,17 @@
         <w:t xml:space="preserve"> </w:t>
       </w:r>
       <w:r>
-        <w:t xml:space="preserve">The same names as in</w:t>
-      </w:r>
-      <w:r>
-        <w:t xml:space="preserve"> </w:t>
-      </w:r>
-      <w:r>
-        <w:rPr>
-          <w:rStyle w:val="VerbatimChar"/>
-        </w:rPr>
-        <w:t xml:space="preserve">web-15</w:t>
-      </w:r>
-      <w:r>
-        <w:t xml:space="preserve"> </w:t>
-      </w:r>
-      <w:r>
-        <w:t xml:space="preserve">were masked again, and CERN's screenshot. GÉANT's second hop reached its executive team, governance and membership pages, with about 120 names of officers, board members and General Assembly representatives; they were masked everywhere, including forms cut short at the end of a link label. The privacy check found only role mailboxes.</w:t>
-      </w:r>
-    </w:p>
-    <w:p>
-      <w:pPr>
-        <w:pStyle w:val="BodyText"/>
-      </w:pPr>
-      <w:r>
-        <w:rPr>
-          <w:b/>
-          <w:bCs/>
-        </w:rPr>
-        <w:t xml:space="preserve">Two wasted requests.</w:t>
-      </w:r>
-      <w:r>
-        <w:t xml:space="preserve"> </w:t>
-      </w:r>
-      <w:r>
-        <w:t xml:space="preserve">On GÉANT's page the tool followed the cookie banner's "Manage services" button as a services page (5s), and at the second hop a "Security contact for this AUP" link as an AUP (5b). Neither changed a verdict; the AUP verdict rests on the policy page itself.</w:t>
-      </w:r>
-    </w:p>
-    <w:bookmarkEnd w:id="52"/>
-    <w:bookmarkStart w:id="54" w:name="X8065abfb438dad10d58e9359f4a03fc67263849"/>
+        <w:t xml:space="preserve">The same names as before were masked, and CERN's screenshot again. Italy's new pages carry no personal names; BBMRI-ERIC's pages changed only in layout. The privacy check found only role mailboxes.</w:t>
+      </w:r>
+    </w:p>
+    <w:bookmarkEnd w:id="51"/>
+    <w:bookmarkStart w:id="54" w:name="Xa7273e3b576d1e9eb7e528e7c8b56aa97d7a50e"/>
     <w:p>
       <w:pPr>
         <w:pStyle w:val="Heading3"/>
       </w:pPr>
       <w:r>
-        <w:t xml:space="preserve">Previous run: web-15 at depth 2, 29 September 2026</w:t>
+        <w:t xml:space="preserve">Previous run: web-16 at depth 2, 30 September 2026</w:t>
       </w:r>
     </w:p>
     <w:p>
@@ -22672,20 +22676,20 @@
         <w:rPr>
           <w:rStyle w:val="VerbatimChar"/>
         </w:rPr>
-        <w:t xml:space="preserve">web-15</w:t>
-      </w:r>
-      <w:r>
-        <w:t xml:space="preserve"> </w:t>
-      </w:r>
-      <w:r>
-        <w:t xml:space="preserve">was collected on 29 September 2026 between 16:44 and 16:50 UTC by the GitHub workflow (</w:t>
-      </w:r>
-      <w:hyperlink r:id="rId53">
+        <w:t xml:space="preserve">web-16</w:t>
+      </w:r>
+      <w:r>
+        <w:t xml:space="preserve"> </w:t>
+      </w:r>
+      <w:r>
+        <w:t xml:space="preserve">was collected on 30 September 2026 between 14:58 and 15:04 UTC by the GitHub workflow (</w:t>
+      </w:r>
+      <w:hyperlink r:id="rId52">
         <w:r>
           <w:rPr>
             <w:rStyle w:val="Hyperlink"/>
           </w:rPr>
-          <w:t xml:space="preserve">run 36599759210</w:t>
+          <w:t xml:space="preserve">run 36732900487</w:t>
         </w:r>
       </w:hyperlink>
       <w:r>
@@ -22698,7 +22702,7 @@
         <w:rPr>
           <w:rStyle w:val="VerbatimChar"/>
         </w:rPr>
-        <w:t xml:space="preserve">2bab16b</w:t>
+        <w:t xml:space="preserve">a83c0f1</w:t>
       </w:r>
       <w:r>
         <w:t xml:space="preserve">, unit tests passing) at</w:t>
@@ -22713,16 +22717,16 @@
         <w:t xml:space="preserve">--depth 2</w:t>
       </w:r>
       <w:r>
-        <w:t xml:space="preserve">, under the re-issued checklist v3.2 and the official unscoped names list, with the two crawl fixes described below. It made 95 page requests: 13 landing pages, 56 direct links and 26 second-hop pages, 26 of the 60 the run allows for the second hop. Twelve landing pages returned HTTP 200 and GÉANT HTTP 403. Depth 1 and depth 2 agree in every cell. Offline,</w:t>
-      </w:r>
-      <w:r>
-        <w:t xml:space="preserve"> </w:t>
-      </w:r>
-      <w:r>
-        <w:rPr>
-          <w:rStyle w:val="VerbatimChar"/>
-        </w:rPr>
-        <w:t xml:space="preserve">uv run basic-check assess --run web-15</w:t>
+        <w:t xml:space="preserve">, under the re-issued checklist v3.2 and the official unscoped names list. It made 109 page requests: 13 landing pages, 62 direct links and 34 second-hop pages. Twelve landing pages returned HTTP 200 and Italy's HTTP 503. Depth 1 and depth 2 agree in every cell. Offline,</w:t>
+      </w:r>
+      <w:r>
+        <w:t xml:space="preserve"> </w:t>
+      </w:r>
+      <w:r>
+        <w:rPr>
+          <w:rStyle w:val="VerbatimChar"/>
+        </w:rPr>
+        <w:t xml:space="preserve">uv run basic-check assess --run web-16</w:t>
       </w:r>
       <w:r>
         <w:t xml:space="preserve"> </w:t>
@@ -22791,7 +22795,7 @@
               <w:pStyle w:val="Compact"/>
             </w:pPr>
             <w:r>
-              <w:t xml:space="preserve">53</w:t>
+              <w:t xml:space="preserve">57</w:t>
             </w:r>
           </w:p>
         </w:tc>
@@ -22818,7 +22822,7 @@
               <w:pStyle w:val="Compact"/>
             </w:pPr>
             <w:r>
-              <w:t xml:space="preserve">9</w:t>
+              <w:t xml:space="preserve">6</w:t>
             </w:r>
           </w:p>
         </w:tc>
@@ -22845,7 +22849,7 @@
               <w:pStyle w:val="Compact"/>
             </w:pPr>
             <w:r>
-              <w:t xml:space="preserve">68</w:t>
+              <w:t xml:space="preserve">67</w:t>
             </w:r>
           </w:p>
         </w:tc>
@@ -22924,163 +22928,19 @@
         <w:pStyle w:val="BodyText"/>
       </w:pPr>
       <w:r>
-        <w:t xml:space="preserve">Only one cell differs from</w:t>
-      </w:r>
-      <w:r>
-        <w:t xml:space="preserve"> </w:t>
-      </w:r>
-      <w:r>
-        <w:rPr>
-          <w:rStyle w:val="VerbatimChar"/>
-        </w:rPr>
-        <w:t xml:space="preserve">web-14</w:t>
+        <w:t xml:space="preserve">Four FAILs are point 4 (Data Terra, EOSC Finland, PaNOSC, Poland) and two are Data Terra's 5b and 5c. Twelve cells changed against</w:t>
+      </w:r>
+      <w:r>
+        <w:t xml:space="preserve"> </w:t>
+      </w:r>
+      <w:r>
+        <w:rPr>
+          <w:rStyle w:val="VerbatimChar"/>
+        </w:rPr>
+        <w:t xml:space="preserve">web-15</w:t>
       </w:r>
       <w:r>
         <w:t xml:space="preserve">:</w:t>
-      </w:r>
-      <w:r>
-        <w:t xml:space="preserve"> </w:t>
-      </w:r>
-      <w:r>
-        <w:rPr>
-          <w:b/>
-          <w:bCs/>
-        </w:rPr>
-        <w:t xml:space="preserve">EGI's point 4 passes</w:t>
-      </w:r>
-      <w:r>
-        <w:t xml:space="preserve">, because its landing page now links "EGI EOSC Node on EOSC Association's website",</w:t>
-      </w:r>
-      <w:r>
-        <w:t xml:space="preserve"> </w:t>
-      </w:r>
-      <w:r>
-        <w:rPr>
-          <w:rStyle w:val="VerbatimChar"/>
-        </w:rPr>
-        <w:t xml:space="preserve">https://eosc.eu/building-the-eosc-federation/eosc-node-egi</w:t>
-      </w:r>
-      <w:r>
-        <w:t xml:space="preserve">. Six FAILs are point 4, one is Italy's point 6 and two are Data Terra's 5b and 5c. Data Terra's services page</w:t>
-      </w:r>
-      <w:r>
-        <w:t xml:space="preserve"> </w:t>
-      </w:r>
-      <w:r>
-        <w:rPr>
-          <w:rStyle w:val="VerbatimChar"/>
-        </w:rPr>
-        <w:t xml:space="preserve">/services/</w:t>
-      </w:r>
-      <w:r>
-        <w:t xml:space="preserve"> </w:t>
-      </w:r>
-      <w:r>
-        <w:t xml:space="preserve">was read and links no AUP or UAP;</w:t>
-      </w:r>
-      <w:r>
-        <w:t xml:space="preserve"> </w:t>
-      </w:r>
-      <w:r>
-        <w:rPr>
-          <w:rStyle w:val="VerbatimChar"/>
-        </w:rPr>
-        <w:t xml:space="preserve">/offre-de-services/</w:t>
-      </w:r>
-      <w:r>
-        <w:t xml:space="preserve">, which</w:t>
-      </w:r>
-      <w:r>
-        <w:t xml:space="preserve"> </w:t>
-      </w:r>
-      <w:r>
-        <w:rPr>
-          <w:rStyle w:val="VerbatimChar"/>
-        </w:rPr>
-        <w:t xml:space="preserve">web-14</w:t>
-      </w:r>
-      <w:r>
-        <w:t xml:space="preserve"> </w:t>
-      </w:r>
-      <w:r>
-        <w:t xml:space="preserve">reached one hop further, is no longer followed, and gave the same result then. 5b and 5c per node are as in</w:t>
-      </w:r>
-      <w:r>
-        <w:t xml:space="preserve"> </w:t>
-      </w:r>
-      <w:r>
-        <w:rPr>
-          <w:rStyle w:val="VerbatimChar"/>
-        </w:rPr>
-        <w:t xml:space="preserve">web-14</w:t>
-      </w:r>
-      <w:r>
-        <w:t xml:space="preserve">, below. The masking is the same as for</w:t>
-      </w:r>
-      <w:r>
-        <w:t xml:space="preserve"> </w:t>
-      </w:r>
-      <w:r>
-        <w:rPr>
-          <w:rStyle w:val="VerbatimChar"/>
-        </w:rPr>
-        <w:t xml:space="preserve">web-14</w:t>
-      </w:r>
-      <w:r>
-        <w:t xml:space="preserve">: every name masked there was found again and masked, no new name appeared, and CERN's screenshot was masked again.</w:t>
-      </w:r>
-    </w:p>
-    <w:bookmarkEnd w:id="54"/>
-    <w:bookmarkStart w:id="56" w:name="Xde8e70993a24fd4fa4bd1dd92c82fc8f0ca6320"/>
-    <w:p>
-      <w:pPr>
-        <w:pStyle w:val="Heading3"/>
-      </w:pPr>
-      <w:r>
-        <w:t xml:space="preserve">Previous run: web-14 at depth 2, 28 September 2026</w:t>
-      </w:r>
-    </w:p>
-    <w:p>
-      <w:pPr>
-        <w:pStyle w:val="FirstParagraph"/>
-      </w:pPr>
-      <w:r>
-        <w:t xml:space="preserve">From run</w:t>
-      </w:r>
-      <w:r>
-        <w:t xml:space="preserve"> </w:t>
-      </w:r>
-      <w:r>
-        <w:rPr>
-          <w:rStyle w:val="VerbatimChar"/>
-        </w:rPr>
-        <w:t xml:space="preserve">web-14</w:t>
-      </w:r>
-      <w:r>
-        <w:t xml:space="preserve">, collected on 28 September 2026 between 23:43 and 23:50 UTC (</w:t>
-      </w:r>
-      <w:hyperlink r:id="rId55">
-        <w:r>
-          <w:rPr>
-            <w:rStyle w:val="Hyperlink"/>
-          </w:rPr>
-          <w:t xml:space="preserve">run 36499442323</w:t>
-        </w:r>
-      </w:hyperlink>
-      <w:r>
-        <w:t xml:space="preserve">, commit</w:t>
-      </w:r>
-      <w:r>
-        <w:t xml:space="preserve"> </w:t>
-      </w:r>
-      <w:r>
-        <w:rPr>
-          <w:rStyle w:val="VerbatimChar"/>
-        </w:rPr>
-        <w:t xml:space="preserve">9c291f9</w:t>
-      </w:r>
-      <w:r>
-        <w:t xml:space="preserve">). It made 136 page requests: 13 landing pages, 63 direct links and 60 second-hop pages, the whole run budget, so Italy and Slovakia got no second hop. It gave 52 PASS, 10 FAIL and 68 MANUAL_REVIEW, with EGI's point 4 still FAIL. Per node, 5b and 5c:</w:t>
       </w:r>
     </w:p>
     <w:tbl>
@@ -23107,18 +22967,18 @@
               <w:pStyle w:val="Compact"/>
             </w:pPr>
             <w:r>
-              <w:t xml:space="preserve">5b / 5c</w:t>
-            </w:r>
-          </w:p>
-        </w:tc>
-        <w:tc>
-          <w:tcPr/>
-          <w:p>
-            <w:pPr>
-              <w:pStyle w:val="Compact"/>
-            </w:pPr>
-            <w:r>
-              <w:t xml:space="preserve">Nodes</w:t>
+              <w:t xml:space="preserve">Node</w:t>
+            </w:r>
+          </w:p>
+        </w:tc>
+        <w:tc>
+          <w:tcPr/>
+          <w:p>
+            <w:pPr>
+              <w:pStyle w:val="Compact"/>
+            </w:pPr>
+            <w:r>
+              <w:t xml:space="preserve">Cells</w:t>
             </w:r>
           </w:p>
         </w:tc>
@@ -23145,29 +23005,18 @@
               <w:pStyle w:val="Compact"/>
             </w:pPr>
             <w:r>
-              <w:t xml:space="preserve">PASS / PASS</w:t>
-            </w:r>
-          </w:p>
-        </w:tc>
-        <w:tc>
-          <w:tcPr/>
-          <w:p>
-            <w:pPr>
-              <w:pStyle w:val="Compact"/>
-            </w:pPr>
-            <w:r>
-              <w:t xml:space="preserve">CERN</w:t>
-            </w:r>
-          </w:p>
-        </w:tc>
-        <w:tc>
-          <w:tcPr/>
-          <w:p>
-            <w:pPr>
-              <w:pStyle w:val="Compact"/>
-            </w:pPr>
-            <w:r>
-              <w:t xml:space="preserve">its "Policies" page links</w:t>
+              <w:t xml:space="preserve">GÉANT</w:t>
+            </w:r>
+          </w:p>
+        </w:tc>
+        <w:tc>
+          <w:tcPr/>
+          <w:p>
+            <w:pPr>
+              <w:pStyle w:val="Compact"/>
+            </w:pPr>
+            <w:r>
+              <w:t xml:space="preserve">1, 4, 5b, 6: review to</w:t>
             </w:r>
             <w:r>
               <w:t xml:space="preserve"> </w:t>
@@ -23176,13 +23025,18 @@
               <w:rPr>
                 <w:rStyle w:val="VerbatimChar"/>
               </w:rPr>
-              <w:t xml:space="preserve">/policies/aup</w:t>
-            </w:r>
-            <w:r>
-              <w:t xml:space="preserve"> </w:t>
-            </w:r>
-            <w:r>
-              <w:t xml:space="preserve">and</w:t>
+              <w:t xml:space="preserve">PASS</w:t>
+            </w:r>
+          </w:p>
+        </w:tc>
+        <w:tc>
+          <w:tcPr/>
+          <w:p>
+            <w:pPr>
+              <w:pStyle w:val="Compact"/>
+            </w:pPr>
+            <w:r>
+              <w:t xml:space="preserve">the page was served (HTTP 200) for the first time since 24 September; it links its own</w:t>
             </w:r>
             <w:r>
               <w:t xml:space="preserve"> </w:t>
@@ -23191,10 +23045,13 @@
               <w:rPr>
                 <w:rStyle w:val="VerbatimChar"/>
               </w:rPr>
-              <w:t xml:space="preserve">/policies/uap</w:t>
-            </w:r>
-            <w:r>
-              <w:t xml:space="preserve">, both fetched and read as policies; its "Services" page links both too</w:t>
+              <w:t xml:space="preserve">eosc.eu</w:t>
+            </w:r>
+            <w:r>
+              <w:t xml:space="preserve"> </w:t>
+            </w:r>
+            <w:r>
+              <w:t xml:space="preserve">entry, a "GÉANT Node Acceptable Use Policy" page (fetched) and a contact page</w:t>
             </w:r>
           </w:p>
         </w:tc>
@@ -23210,29 +23067,38 @@
               <w:pStyle w:val="Compact"/>
             </w:pPr>
             <w:r>
-              <w:t xml:space="preserve">PASS / PASS</w:t>
-            </w:r>
-          </w:p>
-        </w:tc>
-        <w:tc>
-          <w:tcPr/>
-          <w:p>
-            <w:pPr>
-              <w:pStyle w:val="Compact"/>
-            </w:pPr>
-            <w:r>
-              <w:t xml:space="preserve">BBMRI-ERIC</w:t>
-            </w:r>
-          </w:p>
-        </w:tc>
-        <w:tc>
-          <w:tcPr/>
-          <w:p>
-            <w:pPr>
-              <w:pStyle w:val="Compact"/>
-            </w:pPr>
-            <w:r>
-              <w:t xml:space="preserve">its Access Policies page is the UAP and links the "Acceptable Use Policy of BBMRI-ERIC Services" (a PDF, not fetched)</w:t>
+              <w:t xml:space="preserve">Czechia</w:t>
+            </w:r>
+          </w:p>
+        </w:tc>
+        <w:tc>
+          <w:tcPr/>
+          <w:p>
+            <w:pPr>
+              <w:pStyle w:val="Compact"/>
+            </w:pPr>
+            <w:r>
+              <w:t xml:space="preserve">4, 5c: to</w:t>
+            </w:r>
+            <w:r>
+              <w:t xml:space="preserve"> </w:t>
+            </w:r>
+            <w:r>
+              <w:rPr>
+                <w:rStyle w:val="VerbatimChar"/>
+              </w:rPr>
+              <w:t xml:space="preserve">PASS</w:t>
+            </w:r>
+          </w:p>
+        </w:tc>
+        <w:tc>
+          <w:tcPr/>
+          <w:p>
+            <w:pPr>
+              <w:pStyle w:val="Compact"/>
+            </w:pPr>
+            <w:r>
+              <w:t xml:space="preserve">it now links "DETAILED DESCRIPTION OF EOSC NODE CZECHIA" to its own entry, and a "User Access Policy" (a CESNET PDF, not read)</w:t>
             </w:r>
           </w:p>
         </w:tc>
@@ -23248,29 +23114,38 @@
               <w:pStyle w:val="Compact"/>
             </w:pPr>
             <w:r>
-              <w:t xml:space="preserve">PASS / PASS</w:t>
-            </w:r>
-          </w:p>
-        </w:tc>
-        <w:tc>
-          <w:tcPr/>
-          <w:p>
-            <w:pPr>
-              <w:pStyle w:val="Compact"/>
-            </w:pPr>
-            <w:r>
-              <w:t xml:space="preserve">Slovakia</w:t>
-            </w:r>
-          </w:p>
-        </w:tc>
-        <w:tc>
-          <w:tcPr/>
-          <w:p>
-            <w:pPr>
-              <w:pStyle w:val="Compact"/>
-            </w:pPr>
-            <w:r>
-              <w:t xml:space="preserve">one "Terms of Use (incl. AUP and UAP)" document</w:t>
+              <w:t xml:space="preserve">EGI</w:t>
+            </w:r>
+          </w:p>
+        </w:tc>
+        <w:tc>
+          <w:tcPr/>
+          <w:p>
+            <w:pPr>
+              <w:pStyle w:val="Compact"/>
+            </w:pPr>
+            <w:r>
+              <w:t xml:space="preserve">5c: review to</w:t>
+            </w:r>
+            <w:r>
+              <w:t xml:space="preserve"> </w:t>
+            </w:r>
+            <w:r>
+              <w:rPr>
+                <w:rStyle w:val="VerbatimChar"/>
+              </w:rPr>
+              <w:t xml:space="preserve">PASS</w:t>
+            </w:r>
+          </w:p>
+        </w:tc>
+        <w:tc>
+          <w:tcPr/>
+          <w:p>
+            <w:pPr>
+              <w:pStyle w:val="Compact"/>
+            </w:pPr>
+            <w:r>
+              <w:t xml:space="preserve">it links "EGI User Access Policy (UAP)", a PDF, not read</w:t>
             </w:r>
           </w:p>
         </w:tc>
@@ -23286,29 +23161,213 @@
               <w:pStyle w:val="Compact"/>
             </w:pPr>
             <w:r>
-              <w:t xml:space="preserve">PASS / review</w:t>
-            </w:r>
-          </w:p>
-        </w:tc>
-        <w:tc>
-          <w:tcPr/>
-          <w:p>
-            <w:pPr>
-              <w:pStyle w:val="Compact"/>
-            </w:pPr>
-            <w:r>
-              <w:t xml:space="preserve">Czechia, EOSC DTO, EOSC Finland, EUDAT, EGI, Poland, Italy</w:t>
-            </w:r>
-          </w:p>
-        </w:tc>
-        <w:tc>
-          <w:tcPr/>
-          <w:p>
-            <w:pPr>
-              <w:pStyle w:val="Compact"/>
-            </w:pPr>
-            <w:r>
-              <w:t xml:space="preserve">an AUP or terms of use is linked; one document may be both, so the UAP is left to a reviewer</w:t>
+              <w:t xml:space="preserve">Italy</w:t>
+            </w:r>
+          </w:p>
+        </w:tc>
+        <w:tc>
+          <w:tcPr/>
+          <w:p>
+            <w:pPr>
+              <w:pStyle w:val="Compact"/>
+            </w:pPr>
+            <w:r>
+              <w:t xml:space="preserve">1, 4, 5b, 6, 7: to review</w:t>
+            </w:r>
+          </w:p>
+        </w:tc>
+        <w:tc>
+          <w:tcPr/>
+          <w:p>
+            <w:pPr>
+              <w:pStyle w:val="Compact"/>
+            </w:pPr>
+            <w:r>
+              <w:t xml:space="preserve">HTTP 503 "No server is available", again when Italy alone was re-collected at 15:05:54 UTC (</w:t>
+            </w:r>
+            <w:hyperlink r:id="rId53">
+              <w:r>
+                <w:rPr>
+                  <w:rStyle w:val="Hyperlink"/>
+                </w:rPr>
+                <w:t xml:space="preserve">run 36733978874</w:t>
+              </w:r>
+            </w:hyperlink>
+            <w:r>
+              <w:t xml:space="preserve">); an unserved page is never a FAIL</w:t>
+            </w:r>
+          </w:p>
+        </w:tc>
+      </w:tr>
+    </w:tbl>
+    <w:p>
+      <w:pPr>
+        <w:pStyle w:val="BodyText"/>
+      </w:pPr>
+      <w:r>
+        <w:rPr>
+          <w:b/>
+          <w:bCs/>
+        </w:rPr>
+        <w:t xml:space="preserve">Masking.</w:t>
+      </w:r>
+      <w:r>
+        <w:t xml:space="preserve"> </w:t>
+      </w:r>
+      <w:r>
+        <w:t xml:space="preserve">The same names as in</w:t>
+      </w:r>
+      <w:r>
+        <w:t xml:space="preserve"> </w:t>
+      </w:r>
+      <w:r>
+        <w:rPr>
+          <w:rStyle w:val="VerbatimChar"/>
+        </w:rPr>
+        <w:t xml:space="preserve">web-15</w:t>
+      </w:r>
+      <w:r>
+        <w:t xml:space="preserve"> </w:t>
+      </w:r>
+      <w:r>
+        <w:t xml:space="preserve">were masked again, and CERN's screenshot. GÉANT's second hop reached its executive team, governance and membership pages, with about 120 names of officers, board members and General Assembly representatives; they were masked everywhere, including forms cut short at the end of a link label. The privacy check found only role mailboxes.</w:t>
+      </w:r>
+    </w:p>
+    <w:p>
+      <w:pPr>
+        <w:pStyle w:val="BodyText"/>
+      </w:pPr>
+      <w:r>
+        <w:rPr>
+          <w:b/>
+          <w:bCs/>
+        </w:rPr>
+        <w:t xml:space="preserve">Two wasted requests.</w:t>
+      </w:r>
+      <w:r>
+        <w:t xml:space="preserve"> </w:t>
+      </w:r>
+      <w:r>
+        <w:t xml:space="preserve">On GÉANT's page the tool followed the cookie banner's "Manage services" button as a services page (5s), and at the second hop a "Security contact for this AUP" link as an AUP (5b). Neither changed a verdict; the AUP verdict rests on the policy page itself.</w:t>
+      </w:r>
+    </w:p>
+    <w:bookmarkEnd w:id="54"/>
+    <w:bookmarkStart w:id="56" w:name="X8065abfb438dad10d58e9359f4a03fc67263849"/>
+    <w:p>
+      <w:pPr>
+        <w:pStyle w:val="Heading3"/>
+      </w:pPr>
+      <w:r>
+        <w:t xml:space="preserve">Previous run: web-15 at depth 2, 29 September 2026</w:t>
+      </w:r>
+    </w:p>
+    <w:p>
+      <w:pPr>
+        <w:pStyle w:val="FirstParagraph"/>
+      </w:pPr>
+      <w:r>
+        <w:t xml:space="preserve">Run</w:t>
+      </w:r>
+      <w:r>
+        <w:t xml:space="preserve"> </w:t>
+      </w:r>
+      <w:r>
+        <w:rPr>
+          <w:rStyle w:val="VerbatimChar"/>
+        </w:rPr>
+        <w:t xml:space="preserve">web-15</w:t>
+      </w:r>
+      <w:r>
+        <w:t xml:space="preserve"> </w:t>
+      </w:r>
+      <w:r>
+        <w:t xml:space="preserve">was collected on 29 September 2026 between 16:44 and 16:50 UTC by the GitHub workflow (</w:t>
+      </w:r>
+      <w:hyperlink r:id="rId55">
+        <w:r>
+          <w:rPr>
+            <w:rStyle w:val="Hyperlink"/>
+          </w:rPr>
+          <w:t xml:space="preserve">run 36599759210</w:t>
+        </w:r>
+      </w:hyperlink>
+      <w:r>
+        <w:t xml:space="preserve">, commit</w:t>
+      </w:r>
+      <w:r>
+        <w:t xml:space="preserve"> </w:t>
+      </w:r>
+      <w:r>
+        <w:rPr>
+          <w:rStyle w:val="VerbatimChar"/>
+        </w:rPr>
+        <w:t xml:space="preserve">2bab16b</w:t>
+      </w:r>
+      <w:r>
+        <w:t xml:space="preserve">, unit tests passing) at</w:t>
+      </w:r>
+      <w:r>
+        <w:t xml:space="preserve"> </w:t>
+      </w:r>
+      <w:r>
+        <w:rPr>
+          <w:rStyle w:val="VerbatimChar"/>
+        </w:rPr>
+        <w:t xml:space="preserve">--depth 2</w:t>
+      </w:r>
+      <w:r>
+        <w:t xml:space="preserve">, under the re-issued checklist v3.2 and the official unscoped names list, with the two crawl fixes described below. It made 95 page requests: 13 landing pages, 56 direct links and 26 second-hop pages, 26 of the 60 the run allows for the second hop. Twelve landing pages returned HTTP 200 and GÉANT HTTP 403. Depth 1 and depth 2 agree in every cell. Offline,</w:t>
+      </w:r>
+      <w:r>
+        <w:t xml:space="preserve"> </w:t>
+      </w:r>
+      <w:r>
+        <w:rPr>
+          <w:rStyle w:val="VerbatimChar"/>
+        </w:rPr>
+        <w:t xml:space="preserve">uv run basic-check assess --run web-15</w:t>
+      </w:r>
+      <w:r>
+        <w:t xml:space="preserve"> </w:t>
+      </w:r>
+      <w:r>
+        <w:t xml:space="preserve">reproduces it exactly, apart from the generation time.</w:t>
+      </w:r>
+    </w:p>
+    <w:tbl>
+      <w:tblPr>
+        <w:tblStyle w:val="Table"/>
+        <w:tblW w:type="auto" w:w="0"/>
+        <w:tblLook w:firstRow="1" w:lastRow="0" w:firstColumn="0" w:lastColumn="0" w:noHBand="0" w:noVBand="0" w:val="0020"/>
+      </w:tblPr>
+      <w:tblGrid>
+        <w:gridCol w:w="3960"/>
+        <w:gridCol w:w="3960"/>
+      </w:tblGrid>
+      <w:tr>
+        <w:trPr>
+          <w:cantSplit/>
+          <w:tblHeader w:val="on"/>
+        </w:trPr>
+        <w:tc>
+          <w:tcPr/>
+          <w:p>
+            <w:pPr>
+              <w:pStyle w:val="Compact"/>
+            </w:pPr>
+            <w:r>
+              <w:t xml:space="preserve">Verdict</w:t>
+            </w:r>
+          </w:p>
+        </w:tc>
+        <w:tc>
+          <w:tcPr/>
+          <w:p>
+            <w:pPr>
+              <w:pStyle w:val="Compact"/>
+            </w:pPr>
+            <w:r>
+              <w:t xml:space="preserve">Cells</w:t>
             </w:r>
           </w:p>
         </w:tc>
@@ -23324,53 +23383,18 @@
               <w:pStyle w:val="Compact"/>
             </w:pPr>
             <w:r>
-              <w:t xml:space="preserve">FAIL / FAIL</w:t>
-            </w:r>
-          </w:p>
-        </w:tc>
-        <w:tc>
-          <w:tcPr/>
-          <w:p>
-            <w:pPr>
-              <w:pStyle w:val="Compact"/>
-            </w:pPr>
-            <w:r>
-              <w:t xml:space="preserve">Data Terra</w:t>
-            </w:r>
-          </w:p>
-        </w:tc>
-        <w:tc>
-          <w:tcPr/>
-          <w:p>
-            <w:pPr>
-              <w:pStyle w:val="Compact"/>
-            </w:pPr>
-            <w:r>
-              <w:rPr>
-                <w:rStyle w:val="VerbatimChar"/>
-              </w:rPr>
-              <w:t xml:space="preserve">/services/</w:t>
-            </w:r>
-            <w:r>
-              <w:t xml:space="preserve"> </w:t>
-            </w:r>
-            <w:r>
-              <w:t xml:space="preserve">and</w:t>
-            </w:r>
-            <w:r>
-              <w:t xml:space="preserve"> </w:t>
-            </w:r>
-            <w:r>
-              <w:rPr>
-                <w:rStyle w:val="VerbatimChar"/>
-              </w:rPr>
-              <w:t xml:space="preserve">/offre-de-services/</w:t>
-            </w:r>
-            <w:r>
-              <w:t xml:space="preserve"> </w:t>
-            </w:r>
-            <w:r>
-              <w:t xml:space="preserve">were read and link no AUP or UAP. The pages are in French and the vocabulary is English, so check by hand</w:t>
+              <w:t xml:space="preserve">🟢 PASS</w:t>
+            </w:r>
+          </w:p>
+        </w:tc>
+        <w:tc>
+          <w:tcPr/>
+          <w:p>
+            <w:pPr>
+              <w:pStyle w:val="Compact"/>
+            </w:pPr>
+            <w:r>
+              <w:t xml:space="preserve">53</w:t>
             </w:r>
           </w:p>
         </w:tc>
@@ -23386,41 +23410,18 @@
               <w:pStyle w:val="Compact"/>
             </w:pPr>
             <w:r>
-              <w:t xml:space="preserve">review / review</w:t>
-            </w:r>
-          </w:p>
-        </w:tc>
-        <w:tc>
-          <w:tcPr/>
-          <w:p>
-            <w:pPr>
-              <w:pStyle w:val="Compact"/>
-            </w:pPr>
-            <w:r>
-              <w:t xml:space="preserve">PaNOSC</w:t>
-            </w:r>
-          </w:p>
-        </w:tc>
-        <w:tc>
-          <w:tcPr/>
-          <w:p>
-            <w:pPr>
-              <w:pStyle w:val="Compact"/>
-            </w:pPr>
-            <w:r>
-              <w:t xml:space="preserve">its services site,</w:t>
-            </w:r>
-            <w:r>
-              <w:t xml:space="preserve"> </w:t>
-            </w:r>
-            <w:r>
-              <w:rPr>
-                <w:rStyle w:val="VerbatimChar"/>
-              </w:rPr>
-              <w:t xml:space="preserve">services.panosc.eu</w:t>
-            </w:r>
-            <w:r>
-              <w:t xml:space="preserve">, was not read</w:t>
+              <w:t xml:space="preserve">🔴 FAIL</w:t>
+            </w:r>
+          </w:p>
+        </w:tc>
+        <w:tc>
+          <w:tcPr/>
+          <w:p>
+            <w:pPr>
+              <w:pStyle w:val="Compact"/>
+            </w:pPr>
+            <w:r>
+              <w:t xml:space="preserve">9</w:t>
             </w:r>
           </w:p>
         </w:tc>
@@ -23436,29 +23437,86 @@
               <w:pStyle w:val="Compact"/>
             </w:pPr>
             <w:r>
-              <w:t xml:space="preserve">review / review</w:t>
-            </w:r>
-          </w:p>
-        </w:tc>
-        <w:tc>
-          <w:tcPr/>
-          <w:p>
-            <w:pPr>
-              <w:pStyle w:val="Compact"/>
-            </w:pPr>
-            <w:r>
-              <w:t xml:space="preserve">GÉANT</w:t>
-            </w:r>
-          </w:p>
-        </w:tc>
-        <w:tc>
-          <w:tcPr/>
-          <w:p>
-            <w:pPr>
-              <w:pStyle w:val="Compact"/>
-            </w:pPr>
-            <w:r>
-              <w:t xml:space="preserve">HTTP 403, the page was not served</w:t>
+              <w:t xml:space="preserve">🟠 MANUAL_REVIEW</w:t>
+            </w:r>
+          </w:p>
+        </w:tc>
+        <w:tc>
+          <w:tcPr/>
+          <w:p>
+            <w:pPr>
+              <w:pStyle w:val="Compact"/>
+            </w:pPr>
+            <w:r>
+              <w:t xml:space="preserve">68</w:t>
+            </w:r>
+          </w:p>
+        </w:tc>
+      </w:tr>
+      <w:tr>
+        <w:trPr>
+          <w:cantSplit/>
+        </w:trPr>
+        <w:tc>
+          <w:tcPr/>
+          <w:p>
+            <w:pPr>
+              <w:pStyle w:val="Compact"/>
+            </w:pPr>
+            <w:r>
+              <w:t xml:space="preserve">🟣 ERROR</w:t>
+            </w:r>
+          </w:p>
+        </w:tc>
+        <w:tc>
+          <w:tcPr/>
+          <w:p>
+            <w:pPr>
+              <w:pStyle w:val="Compact"/>
+            </w:pPr>
+            <w:r>
+              <w:t xml:space="preserve">0</w:t>
+            </w:r>
+          </w:p>
+        </w:tc>
+      </w:tr>
+      <w:tr>
+        <w:trPr>
+          <w:cantSplit/>
+        </w:trPr>
+        <w:tc>
+          <w:tcPr/>
+          <w:p>
+            <w:pPr>
+              <w:pStyle w:val="Compact"/>
+            </w:pPr>
+            <w:r>
+              <w:rPr>
+                <w:b/>
+                <w:bCs/>
+              </w:rPr>
+              <w:t xml:space="preserve">Total</w:t>
+            </w:r>
+          </w:p>
+        </w:tc>
+        <w:tc>
+          <w:tcPr/>
+          <w:p>
+            <w:pPr>
+              <w:pStyle w:val="Compact"/>
+            </w:pPr>
+            <w:r>
+              <w:rPr>
+                <w:b/>
+                <w:bCs/>
+              </w:rPr>
+              <w:t xml:space="preserve">130</w:t>
+            </w:r>
+            <w:r>
+              <w:t xml:space="preserve"> </w:t>
+            </w:r>
+            <w:r>
+              <w:t xml:space="preserve">(13 nodes × 10 points)</w:t>
             </w:r>
           </w:p>
         </w:tc>
@@ -23469,82 +23527,71 @@
         <w:pStyle w:val="BodyText"/>
       </w:pPr>
       <w:r>
-        <w:t xml:space="preserve">Against</w:t>
-      </w:r>
-      <w:r>
-        <w:t xml:space="preserve"> </w:t>
-      </w:r>
-      <w:r>
-        <w:rPr>
-          <w:rStyle w:val="VerbatimChar"/>
-        </w:rPr>
-        <w:t xml:space="preserve">web-13-rescored</w:t>
-      </w:r>
-      <w:r>
-        <w:t xml:space="preserve">, only four cells changed: CERN's 5b and 5c (review to</w:t>
-      </w:r>
-      <w:r>
-        <w:t xml:space="preserve"> </w:t>
-      </w:r>
-      <w:r>
-        <w:rPr>
-          <w:rStyle w:val="VerbatimChar"/>
-        </w:rPr>
-        <w:t xml:space="preserve">PASS</w:t>
-      </w:r>
-      <w:r>
-        <w:t xml:space="preserve">) and Data Terra's (review to</w:t>
-      </w:r>
-      <w:r>
-        <w:t xml:space="preserve"> </w:t>
-      </w:r>
-      <w:r>
-        <w:rPr>
-          <w:rStyle w:val="VerbatimChar"/>
-        </w:rPr>
-        <w:t xml:space="preserve">FAIL</w:t>
-      </w:r>
-      <w:r>
-        <w:t xml:space="preserve">).</w:t>
-      </w:r>
-    </w:p>
-    <w:p>
-      <w:pPr>
-        <w:pStyle w:val="BodyText"/>
-      </w:pPr>
+        <w:t xml:space="preserve">Only one cell differs from</w:t>
+      </w:r>
+      <w:r>
+        <w:t xml:space="preserve"> </w:t>
+      </w:r>
+      <w:r>
+        <w:rPr>
+          <w:rStyle w:val="VerbatimChar"/>
+        </w:rPr>
+        <w:t xml:space="preserve">web-14</w:t>
+      </w:r>
+      <w:r>
+        <w:t xml:space="preserve">:</w:t>
+      </w:r>
+      <w:r>
+        <w:t xml:space="preserve"> </w:t>
+      </w:r>
       <w:r>
         <w:rPr>
           <w:b/>
           <w:bCs/>
         </w:rPr>
-        <w:t xml:space="preserve">Two crawl defects, fixed after the run.</w:t>
-      </w:r>
-      <w:r>
-        <w:t xml:space="preserve"> </w:t>
-      </w:r>
-      <w:r>
-        <w:t xml:space="preserve">Privacy and cookie policies whose address spells the words with a hyphen (</w:t>
-      </w:r>
-      <w:r>
-        <w:rPr>
-          <w:rStyle w:val="VerbatimChar"/>
-        </w:rPr>
-        <w:t xml:space="preserve">/privacy-policy</w:t>
-      </w:r>
-      <w:r>
-        <w:t xml:space="preserve">,</w:t>
-      </w:r>
-      <w:r>
-        <w:t xml:space="preserve"> </w:t>
-      </w:r>
-      <w:r>
-        <w:rPr>
-          <w:rStyle w:val="VerbatimChar"/>
-        </w:rPr>
-        <w:t xml:space="preserve">/cookie-policy</w:t>
-      </w:r>
-      <w:r>
-        <w:t xml:space="preserve">) were followed as policies pages, because the exclusion was written for the label. And the second hop also looked for services and policies pages, fetching up to 12 more pages per node (EOSC Finland). Now the exclusion reads the whole label and address, and the intermediate pages are looked for on the landing page only. Re-assessing</w:t>
+        <w:t xml:space="preserve">EGI's point 4 passes</w:t>
+      </w:r>
+      <w:r>
+        <w:t xml:space="preserve">, because its landing page now links "EGI EOSC Node on EOSC Association's website",</w:t>
+      </w:r>
+      <w:r>
+        <w:t xml:space="preserve"> </w:t>
+      </w:r>
+      <w:r>
+        <w:rPr>
+          <w:rStyle w:val="VerbatimChar"/>
+        </w:rPr>
+        <w:t xml:space="preserve">https://eosc.eu/building-the-eosc-federation/eosc-node-egi</w:t>
+      </w:r>
+      <w:r>
+        <w:t xml:space="preserve">. Six FAILs are point 4, one is Italy's point 6 and two are Data Terra's 5b and 5c. Data Terra's services page</w:t>
+      </w:r>
+      <w:r>
+        <w:t xml:space="preserve"> </w:t>
+      </w:r>
+      <w:r>
+        <w:rPr>
+          <w:rStyle w:val="VerbatimChar"/>
+        </w:rPr>
+        <w:t xml:space="preserve">/services/</w:t>
+      </w:r>
+      <w:r>
+        <w:t xml:space="preserve"> </w:t>
+      </w:r>
+      <w:r>
+        <w:t xml:space="preserve">was read and links no AUP or UAP;</w:t>
+      </w:r>
+      <w:r>
+        <w:t xml:space="preserve"> </w:t>
+      </w:r>
+      <w:r>
+        <w:rPr>
+          <w:rStyle w:val="VerbatimChar"/>
+        </w:rPr>
+        <w:t xml:space="preserve">/offre-de-services/</w:t>
+      </w:r>
+      <w:r>
+        <w:t xml:space="preserve">, which</w:t>
       </w:r>
       <w:r>
         <w:t xml:space="preserve"> </w:t>
@@ -23559,7 +23606,509 @@
         <w:t xml:space="preserve"> </w:t>
       </w:r>
       <w:r>
-        <w:t xml:space="preserve">with the fix changes no verdict or evidence line; the next collection will make fewer requests.</w:t>
+        <w:t xml:space="preserve">reached one hop further, is no longer followed, and gave the same result then. 5b and 5c per node are as in</w:t>
+      </w:r>
+      <w:r>
+        <w:t xml:space="preserve"> </w:t>
+      </w:r>
+      <w:r>
+        <w:rPr>
+          <w:rStyle w:val="VerbatimChar"/>
+        </w:rPr>
+        <w:t xml:space="preserve">web-14</w:t>
+      </w:r>
+      <w:r>
+        <w:t xml:space="preserve">, below. The masking is the same as for</w:t>
+      </w:r>
+      <w:r>
+        <w:t xml:space="preserve"> </w:t>
+      </w:r>
+      <w:r>
+        <w:rPr>
+          <w:rStyle w:val="VerbatimChar"/>
+        </w:rPr>
+        <w:t xml:space="preserve">web-14</w:t>
+      </w:r>
+      <w:r>
+        <w:t xml:space="preserve">: every name masked there was found again and masked, no new name appeared, and CERN's screenshot was masked again.</w:t>
+      </w:r>
+    </w:p>
+    <w:bookmarkEnd w:id="56"/>
+    <w:bookmarkStart w:id="58" w:name="Xde8e70993a24fd4fa4bd1dd92c82fc8f0ca6320"/>
+    <w:p>
+      <w:pPr>
+        <w:pStyle w:val="Heading3"/>
+      </w:pPr>
+      <w:r>
+        <w:t xml:space="preserve">Previous run: web-14 at depth 2, 28 September 2026</w:t>
+      </w:r>
+    </w:p>
+    <w:p>
+      <w:pPr>
+        <w:pStyle w:val="FirstParagraph"/>
+      </w:pPr>
+      <w:r>
+        <w:t xml:space="preserve">From run</w:t>
+      </w:r>
+      <w:r>
+        <w:t xml:space="preserve"> </w:t>
+      </w:r>
+      <w:r>
+        <w:rPr>
+          <w:rStyle w:val="VerbatimChar"/>
+        </w:rPr>
+        <w:t xml:space="preserve">web-14</w:t>
+      </w:r>
+      <w:r>
+        <w:t xml:space="preserve">, collected on 28 September 2026 between 23:43 and 23:50 UTC (</w:t>
+      </w:r>
+      <w:hyperlink r:id="rId57">
+        <w:r>
+          <w:rPr>
+            <w:rStyle w:val="Hyperlink"/>
+          </w:rPr>
+          <w:t xml:space="preserve">run 36499442323</w:t>
+        </w:r>
+      </w:hyperlink>
+      <w:r>
+        <w:t xml:space="preserve">, commit</w:t>
+      </w:r>
+      <w:r>
+        <w:t xml:space="preserve"> </w:t>
+      </w:r>
+      <w:r>
+        <w:rPr>
+          <w:rStyle w:val="VerbatimChar"/>
+        </w:rPr>
+        <w:t xml:space="preserve">9c291f9</w:t>
+      </w:r>
+      <w:r>
+        <w:t xml:space="preserve">). It made 136 page requests: 13 landing pages, 63 direct links and 60 second-hop pages, the whole run budget, so Italy and Slovakia got no second hop. It gave 52 PASS, 10 FAIL and 68 MANUAL_REVIEW, with EGI's point 4 still FAIL. Per node, 5b and 5c:</w:t>
+      </w:r>
+    </w:p>
+    <w:tbl>
+      <w:tblPr>
+        <w:tblStyle w:val="Table"/>
+        <w:tblW w:type="pct" w:w="5000"/>
+        <w:tblLayout w:type="fixed"/>
+        <w:tblLook w:firstRow="1" w:lastRow="0" w:firstColumn="0" w:lastColumn="0" w:noHBand="0" w:noVBand="0" w:val="0020"/>
+      </w:tblPr>
+      <w:tblGrid>
+        <w:gridCol w:w="2640"/>
+        <w:gridCol w:w="2640"/>
+        <w:gridCol w:w="2640"/>
+      </w:tblGrid>
+      <w:tr>
+        <w:trPr>
+          <w:cantSplit/>
+          <w:tblHeader w:val="on"/>
+        </w:trPr>
+        <w:tc>
+          <w:tcPr/>
+          <w:p>
+            <w:pPr>
+              <w:pStyle w:val="Compact"/>
+            </w:pPr>
+            <w:r>
+              <w:t xml:space="preserve">5b / 5c</w:t>
+            </w:r>
+          </w:p>
+        </w:tc>
+        <w:tc>
+          <w:tcPr/>
+          <w:p>
+            <w:pPr>
+              <w:pStyle w:val="Compact"/>
+            </w:pPr>
+            <w:r>
+              <w:t xml:space="preserve">Nodes</w:t>
+            </w:r>
+          </w:p>
+        </w:tc>
+        <w:tc>
+          <w:tcPr/>
+          <w:p>
+            <w:pPr>
+              <w:pStyle w:val="Compact"/>
+            </w:pPr>
+            <w:r>
+              <w:t xml:space="preserve">Why</w:t>
+            </w:r>
+          </w:p>
+        </w:tc>
+      </w:tr>
+      <w:tr>
+        <w:trPr>
+          <w:cantSplit/>
+        </w:trPr>
+        <w:tc>
+          <w:tcPr/>
+          <w:p>
+            <w:pPr>
+              <w:pStyle w:val="Compact"/>
+            </w:pPr>
+            <w:r>
+              <w:t xml:space="preserve">PASS / PASS</w:t>
+            </w:r>
+          </w:p>
+        </w:tc>
+        <w:tc>
+          <w:tcPr/>
+          <w:p>
+            <w:pPr>
+              <w:pStyle w:val="Compact"/>
+            </w:pPr>
+            <w:r>
+              <w:t xml:space="preserve">CERN</w:t>
+            </w:r>
+          </w:p>
+        </w:tc>
+        <w:tc>
+          <w:tcPr/>
+          <w:p>
+            <w:pPr>
+              <w:pStyle w:val="Compact"/>
+            </w:pPr>
+            <w:r>
+              <w:t xml:space="preserve">its "Policies" page links</w:t>
+            </w:r>
+            <w:r>
+              <w:t xml:space="preserve"> </w:t>
+            </w:r>
+            <w:r>
+              <w:rPr>
+                <w:rStyle w:val="VerbatimChar"/>
+              </w:rPr>
+              <w:t xml:space="preserve">/policies/aup</w:t>
+            </w:r>
+            <w:r>
+              <w:t xml:space="preserve"> </w:t>
+            </w:r>
+            <w:r>
+              <w:t xml:space="preserve">and</w:t>
+            </w:r>
+            <w:r>
+              <w:t xml:space="preserve"> </w:t>
+            </w:r>
+            <w:r>
+              <w:rPr>
+                <w:rStyle w:val="VerbatimChar"/>
+              </w:rPr>
+              <w:t xml:space="preserve">/policies/uap</w:t>
+            </w:r>
+            <w:r>
+              <w:t xml:space="preserve">, both fetched and read as policies; its "Services" page links both too</w:t>
+            </w:r>
+          </w:p>
+        </w:tc>
+      </w:tr>
+      <w:tr>
+        <w:trPr>
+          <w:cantSplit/>
+        </w:trPr>
+        <w:tc>
+          <w:tcPr/>
+          <w:p>
+            <w:pPr>
+              <w:pStyle w:val="Compact"/>
+            </w:pPr>
+            <w:r>
+              <w:t xml:space="preserve">PASS / PASS</w:t>
+            </w:r>
+          </w:p>
+        </w:tc>
+        <w:tc>
+          <w:tcPr/>
+          <w:p>
+            <w:pPr>
+              <w:pStyle w:val="Compact"/>
+            </w:pPr>
+            <w:r>
+              <w:t xml:space="preserve">BBMRI-ERIC</w:t>
+            </w:r>
+          </w:p>
+        </w:tc>
+        <w:tc>
+          <w:tcPr/>
+          <w:p>
+            <w:pPr>
+              <w:pStyle w:val="Compact"/>
+            </w:pPr>
+            <w:r>
+              <w:t xml:space="preserve">its Access Policies page is the UAP and links the "Acceptable Use Policy of BBMRI-ERIC Services" (a PDF, not fetched)</w:t>
+            </w:r>
+          </w:p>
+        </w:tc>
+      </w:tr>
+      <w:tr>
+        <w:trPr>
+          <w:cantSplit/>
+        </w:trPr>
+        <w:tc>
+          <w:tcPr/>
+          <w:p>
+            <w:pPr>
+              <w:pStyle w:val="Compact"/>
+            </w:pPr>
+            <w:r>
+              <w:t xml:space="preserve">PASS / PASS</w:t>
+            </w:r>
+          </w:p>
+        </w:tc>
+        <w:tc>
+          <w:tcPr/>
+          <w:p>
+            <w:pPr>
+              <w:pStyle w:val="Compact"/>
+            </w:pPr>
+            <w:r>
+              <w:t xml:space="preserve">Slovakia</w:t>
+            </w:r>
+          </w:p>
+        </w:tc>
+        <w:tc>
+          <w:tcPr/>
+          <w:p>
+            <w:pPr>
+              <w:pStyle w:val="Compact"/>
+            </w:pPr>
+            <w:r>
+              <w:t xml:space="preserve">one "Terms of Use (incl. AUP and UAP)" document</w:t>
+            </w:r>
+          </w:p>
+        </w:tc>
+      </w:tr>
+      <w:tr>
+        <w:trPr>
+          <w:cantSplit/>
+        </w:trPr>
+        <w:tc>
+          <w:tcPr/>
+          <w:p>
+            <w:pPr>
+              <w:pStyle w:val="Compact"/>
+            </w:pPr>
+            <w:r>
+              <w:t xml:space="preserve">PASS / review</w:t>
+            </w:r>
+          </w:p>
+        </w:tc>
+        <w:tc>
+          <w:tcPr/>
+          <w:p>
+            <w:pPr>
+              <w:pStyle w:val="Compact"/>
+            </w:pPr>
+            <w:r>
+              <w:t xml:space="preserve">Czechia, EOSC DTO, EOSC Finland, EUDAT, EGI, Poland, Italy</w:t>
+            </w:r>
+          </w:p>
+        </w:tc>
+        <w:tc>
+          <w:tcPr/>
+          <w:p>
+            <w:pPr>
+              <w:pStyle w:val="Compact"/>
+            </w:pPr>
+            <w:r>
+              <w:t xml:space="preserve">an AUP or terms of use is linked; one document may be both, so the UAP is left to a reviewer</w:t>
+            </w:r>
+          </w:p>
+        </w:tc>
+      </w:tr>
+      <w:tr>
+        <w:trPr>
+          <w:cantSplit/>
+        </w:trPr>
+        <w:tc>
+          <w:tcPr/>
+          <w:p>
+            <w:pPr>
+              <w:pStyle w:val="Compact"/>
+            </w:pPr>
+            <w:r>
+              <w:t xml:space="preserve">FAIL / FAIL</w:t>
+            </w:r>
+          </w:p>
+        </w:tc>
+        <w:tc>
+          <w:tcPr/>
+          <w:p>
+            <w:pPr>
+              <w:pStyle w:val="Compact"/>
+            </w:pPr>
+            <w:r>
+              <w:t xml:space="preserve">Data Terra</w:t>
+            </w:r>
+          </w:p>
+        </w:tc>
+        <w:tc>
+          <w:tcPr/>
+          <w:p>
+            <w:pPr>
+              <w:pStyle w:val="Compact"/>
+            </w:pPr>
+            <w:r>
+              <w:rPr>
+                <w:rStyle w:val="VerbatimChar"/>
+              </w:rPr>
+              <w:t xml:space="preserve">/services/</w:t>
+            </w:r>
+            <w:r>
+              <w:t xml:space="preserve"> </w:t>
+            </w:r>
+            <w:r>
+              <w:t xml:space="preserve">and</w:t>
+            </w:r>
+            <w:r>
+              <w:t xml:space="preserve"> </w:t>
+            </w:r>
+            <w:r>
+              <w:rPr>
+                <w:rStyle w:val="VerbatimChar"/>
+              </w:rPr>
+              <w:t xml:space="preserve">/offre-de-services/</w:t>
+            </w:r>
+            <w:r>
+              <w:t xml:space="preserve"> </w:t>
+            </w:r>
+            <w:r>
+              <w:t xml:space="preserve">were read and link no AUP or UAP. The pages are in French and the vocabulary is English, so check by hand</w:t>
+            </w:r>
+          </w:p>
+        </w:tc>
+      </w:tr>
+      <w:tr>
+        <w:trPr>
+          <w:cantSplit/>
+        </w:trPr>
+        <w:tc>
+          <w:tcPr/>
+          <w:p>
+            <w:pPr>
+              <w:pStyle w:val="Compact"/>
+            </w:pPr>
+            <w:r>
+              <w:t xml:space="preserve">review / review</w:t>
+            </w:r>
+          </w:p>
+        </w:tc>
+        <w:tc>
+          <w:tcPr/>
+          <w:p>
+            <w:pPr>
+              <w:pStyle w:val="Compact"/>
+            </w:pPr>
+            <w:r>
+              <w:t xml:space="preserve">PaNOSC</w:t>
+            </w:r>
+          </w:p>
+        </w:tc>
+        <w:tc>
+          <w:tcPr/>
+          <w:p>
+            <w:pPr>
+              <w:pStyle w:val="Compact"/>
+            </w:pPr>
+            <w:r>
+              <w:t xml:space="preserve">its services site,</w:t>
+            </w:r>
+            <w:r>
+              <w:t xml:space="preserve"> </w:t>
+            </w:r>
+            <w:r>
+              <w:rPr>
+                <w:rStyle w:val="VerbatimChar"/>
+              </w:rPr>
+              <w:t xml:space="preserve">services.panosc.eu</w:t>
+            </w:r>
+            <w:r>
+              <w:t xml:space="preserve">, was not read</w:t>
+            </w:r>
+          </w:p>
+        </w:tc>
+      </w:tr>
+      <w:tr>
+        <w:trPr>
+          <w:cantSplit/>
+        </w:trPr>
+        <w:tc>
+          <w:tcPr/>
+          <w:p>
+            <w:pPr>
+              <w:pStyle w:val="Compact"/>
+            </w:pPr>
+            <w:r>
+              <w:t xml:space="preserve">review / review</w:t>
+            </w:r>
+          </w:p>
+        </w:tc>
+        <w:tc>
+          <w:tcPr/>
+          <w:p>
+            <w:pPr>
+              <w:pStyle w:val="Compact"/>
+            </w:pPr>
+            <w:r>
+              <w:t xml:space="preserve">GÉANT</w:t>
+            </w:r>
+          </w:p>
+        </w:tc>
+        <w:tc>
+          <w:tcPr/>
+          <w:p>
+            <w:pPr>
+              <w:pStyle w:val="Compact"/>
+            </w:pPr>
+            <w:r>
+              <w:t xml:space="preserve">HTTP 403, the page was not served</w:t>
+            </w:r>
+          </w:p>
+        </w:tc>
+      </w:tr>
+    </w:tbl>
+    <w:p>
+      <w:pPr>
+        <w:pStyle w:val="BodyText"/>
+      </w:pPr>
+      <w:r>
+        <w:t xml:space="preserve">Against</w:t>
+      </w:r>
+      <w:r>
+        <w:t xml:space="preserve"> </w:t>
+      </w:r>
+      <w:r>
+        <w:rPr>
+          <w:rStyle w:val="VerbatimChar"/>
+        </w:rPr>
+        <w:t xml:space="preserve">web-13-rescored</w:t>
+      </w:r>
+      <w:r>
+        <w:t xml:space="preserve">, only four cells changed: CERN's 5b and 5c (review to</w:t>
+      </w:r>
+      <w:r>
+        <w:t xml:space="preserve"> </w:t>
+      </w:r>
+      <w:r>
+        <w:rPr>
+          <w:rStyle w:val="VerbatimChar"/>
+        </w:rPr>
+        <w:t xml:space="preserve">PASS</w:t>
+      </w:r>
+      <w:r>
+        <w:t xml:space="preserve">) and Data Terra's (review to</w:t>
+      </w:r>
+      <w:r>
+        <w:t xml:space="preserve"> </w:t>
+      </w:r>
+      <w:r>
+        <w:rPr>
+          <w:rStyle w:val="VerbatimChar"/>
+        </w:rPr>
+        <w:t xml:space="preserve">FAIL</w:t>
+      </w:r>
+      <w:r>
+        <w:t xml:space="preserve">).</w:t>
       </w:r>
     </w:p>
     <w:p>
@@ -23571,6 +24120,60 @@
           <w:b/>
           <w:bCs/>
         </w:rPr>
+        <w:t xml:space="preserve">Two crawl defects, fixed after the run.</w:t>
+      </w:r>
+      <w:r>
+        <w:t xml:space="preserve"> </w:t>
+      </w:r>
+      <w:r>
+        <w:t xml:space="preserve">Privacy and cookie policies whose address spells the words with a hyphen (</w:t>
+      </w:r>
+      <w:r>
+        <w:rPr>
+          <w:rStyle w:val="VerbatimChar"/>
+        </w:rPr>
+        <w:t xml:space="preserve">/privacy-policy</w:t>
+      </w:r>
+      <w:r>
+        <w:t xml:space="preserve">,</w:t>
+      </w:r>
+      <w:r>
+        <w:t xml:space="preserve"> </w:t>
+      </w:r>
+      <w:r>
+        <w:rPr>
+          <w:rStyle w:val="VerbatimChar"/>
+        </w:rPr>
+        <w:t xml:space="preserve">/cookie-policy</w:t>
+      </w:r>
+      <w:r>
+        <w:t xml:space="preserve">) were followed as policies pages, because the exclusion was written for the label. And the second hop also looked for services and policies pages, fetching up to 12 more pages per node (EOSC Finland). Now the exclusion reads the whole label and address, and the intermediate pages are looked for on the landing page only. Re-assessing</w:t>
+      </w:r>
+      <w:r>
+        <w:t xml:space="preserve"> </w:t>
+      </w:r>
+      <w:r>
+        <w:rPr>
+          <w:rStyle w:val="VerbatimChar"/>
+        </w:rPr>
+        <w:t xml:space="preserve">web-14</w:t>
+      </w:r>
+      <w:r>
+        <w:t xml:space="preserve"> </w:t>
+      </w:r>
+      <w:r>
+        <w:t xml:space="preserve">with the fix changes no verdict or evidence line; the next collection will make fewer requests.</w:t>
+      </w:r>
+    </w:p>
+    <w:p>
+      <w:pPr>
+        <w:pStyle w:val="BodyText"/>
+      </w:pPr>
+      <w:r>
+        <w:rPr>
+          <w:b/>
+          <w:bCs/>
+        </w:rPr>
         <w:t xml:space="preserve">Masking.</w:t>
       </w:r>
       <w:r>
@@ -23595,8 +24198,8 @@
         <w:t xml:space="preserve">and were missed then; they remain in the git history.</w:t>
       </w:r>
     </w:p>
-    <w:bookmarkEnd w:id="56"/>
-    <w:bookmarkStart w:id="57" w:name="X3135ce6f5157adb7efb76232d4c1399599f7d3d"/>
+    <w:bookmarkEnd w:id="58"/>
+    <w:bookmarkStart w:id="59" w:name="X3135ce6f5157adb7efb76232d4c1399599f7d3d"/>
     <w:p>
       <w:pPr>
         <w:pStyle w:val="Heading3"/>
@@ -23679,8 +24282,8 @@
         <w:t xml:space="preserve">read them.</w:t>
       </w:r>
     </w:p>
-    <w:bookmarkEnd w:id="57"/>
-    <w:bookmarkStart w:id="62" w:name="run-web-13-at-depth-2-28-september-2026"/>
+    <w:bookmarkEnd w:id="59"/>
+    <w:bookmarkStart w:id="64" w:name="run-web-13-at-depth-2-28-september-2026"/>
     <w:p>
       <w:pPr>
         <w:pStyle w:val="Heading3"/>
@@ -23735,7 +24338,7 @@
       <w:r>
         <w:t xml:space="preserve">, collected on 28 September 2026 between 22:53 and 22:57 UTC by the GitHub workflow (</w:t>
       </w:r>
-      <w:hyperlink r:id="rId58">
+      <w:hyperlink r:id="rId60">
         <w:r>
           <w:rPr>
             <w:rStyle w:val="Hyperlink"/>
@@ -23874,7 +24477,7 @@
       <w:r>
         <w:t xml:space="preserve">was collected on 28 September 2026 between 22:34 and 22:38 UTC by the GitHub workflow (</w:t>
       </w:r>
-      <w:hyperlink r:id="rId59">
+      <w:hyperlink r:id="rId61">
         <w:r>
           <w:rPr>
             <w:rStyle w:val="Hyperlink"/>
@@ -24072,7 +24675,7 @@
       <w:r>
         <w:t xml:space="preserve">was collected on 28 September 2026 at 13:48 UTC by the GitHub workflow (</w:t>
       </w:r>
-      <w:hyperlink r:id="rId60">
+      <w:hyperlink r:id="rId62">
         <w:r>
           <w:rPr>
             <w:rStyle w:val="Hyperlink"/>
@@ -24226,7 +24829,7 @@
       <w:r>
         <w:t xml:space="preserve">(</w:t>
       </w:r>
-      <w:hyperlink r:id="rId61">
+      <w:hyperlink r:id="rId63">
         <w:r>
           <w:rPr>
             <w:rStyle w:val="Hyperlink"/>
@@ -25508,8 +26111,8 @@
         <w:t xml:space="preserve">, now remove Italy from their copy of the run instead of relying on the published run to lack it.</w:t>
       </w:r>
     </w:p>
-    <w:bookmarkEnd w:id="62"/>
-    <w:bookmarkStart w:id="63" w:name="previous-run-24-september-2026-reviewed"/>
+    <w:bookmarkEnd w:id="64"/>
+    <w:bookmarkStart w:id="65" w:name="previous-run-24-september-2026-reviewed"/>
     <w:p>
       <w:pPr>
         <w:pStyle w:val="Heading3"/>
@@ -26103,8 +26706,8 @@
         <w:t xml:space="preserve">finds none of the twelve, because every one of the five writes the name with a different separator from the official list.</w:t>
       </w:r>
     </w:p>
-    <w:bookmarkEnd w:id="63"/>
-    <w:bookmarkStart w:id="64" w:name="since-the-published-run"/>
+    <w:bookmarkEnd w:id="65"/>
+    <w:bookmarkStart w:id="66" w:name="since-the-published-run"/>
     <w:p>
       <w:pPr>
         <w:pStyle w:val="Heading3"/>
@@ -26230,8 +26833,8 @@
         <w:t xml:space="preserve">GÉANT answered HTTP 403 with the Cloudflare challenge again, and its decided cells moved to review, as on 21 September.</w:t>
       </w:r>
     </w:p>
-    <w:bookmarkEnd w:id="64"/>
-    <w:bookmarkStart w:id="65" w:name="point-6-and-5b5c-after-the-review"/>
+    <w:bookmarkEnd w:id="66"/>
+    <w:bookmarkStart w:id="67" w:name="point-6-and-5b5c-after-the-review"/>
     <w:p>
       <w:pPr>
         <w:pStyle w:val="Heading3"/>
@@ -26706,8 +27309,8 @@
         <w:t xml:space="preserve">. It was revised to "met" on this evidence.</w:t>
       </w:r>
     </w:p>
-    <w:bookmarkEnd w:id="65"/>
-    <w:bookmarkStart w:id="66" w:name="previous-run-21-september-2026"/>
+    <w:bookmarkEnd w:id="67"/>
+    <w:bookmarkStart w:id="68" w:name="previous-run-21-september-2026"/>
     <w:p>
       <w:pPr>
         <w:pStyle w:val="Heading3"/>
@@ -27967,8 +28570,8 @@
         </w:tc>
       </w:tr>
     </w:tbl>
-    <w:bookmarkEnd w:id="66"/>
-    <w:bookmarkStart w:id="67" w:name="Xe6edc575ba7b23d729b3729d56dd235c2fb2a27"/>
+    <w:bookmarkEnd w:id="68"/>
+    <w:bookmarkStart w:id="69" w:name="Xe6edc575ba7b23d729b3729d56dd235c2fb2a27"/>
     <w:p>
       <w:pPr>
         <w:pStyle w:val="Heading3"/>
@@ -28344,9 +28947,9 @@
         <w:t xml:space="preserve">for all twelve of its nodes, for the same reason.</w:t>
       </w:r>
     </w:p>
-    <w:bookmarkEnd w:id="67"/>
-    <w:bookmarkEnd w:id="68"/>
-    <w:bookmarkStart w:id="73" w:name="worked-examples"/>
+    <w:bookmarkEnd w:id="69"/>
+    <w:bookmarkEnd w:id="70"/>
+    <w:bookmarkStart w:id="75" w:name="worked-examples"/>
     <w:p>
       <w:pPr>
         <w:pStyle w:val="Heading2"/>
@@ -28663,7 +29266,7 @@
         <w:t xml:space="preserve">own run.</w:t>
       </w:r>
     </w:p>
-    <w:bookmarkStart w:id="70" w:name="X6b9c9d2e59e13da41f347184ca67a475fa8b7ce"/>
+    <w:bookmarkStart w:id="72" w:name="X6b9c9d2e59e13da41f347184ca67a475fa8b7ce"/>
     <w:p>
       <w:pPr>
         <w:pStyle w:val="Heading3"/>
@@ -28786,7 +29389,7 @@
       <w:r>
         <w:t xml:space="preserve"> </w:t>
       </w:r>
-      <w:hyperlink r:id="rId69">
+      <w:hyperlink r:id="rId71">
         <w:r>
           <w:rPr>
             <w:rStyle w:val="Hyperlink"/>
@@ -30301,7 +30904,7 @@
         <w:t xml:space="preserve"> </w:t>
       </w:r>
       <w:r>
-        <w:t xml:space="preserve">("130 cells: 63 PASS · 3 FAIL · 64 review");</w:t>
+        <w:t xml:space="preserve">("130 cells: 68 PASS · 3 FAIL · 59 review");</w:t>
       </w:r>
     </w:p>
     <w:p>
@@ -30417,8 +31020,8 @@
         <w:t xml:space="preserve"> push</w:t>
       </w:r>
     </w:p>
-    <w:bookmarkEnd w:id="70"/>
-    <w:bookmarkStart w:id="71" w:name="X5431a82e20a06edfb102374e037ce7ea9ce6896"/>
+    <w:bookmarkEnd w:id="72"/>
+    <w:bookmarkStart w:id="73" w:name="X5431a82e20a06edfb102374e037ce7ea9ce6896"/>
     <w:p>
       <w:pPr>
         <w:pStyle w:val="Heading3"/>
@@ -31675,8 +32278,8 @@
         <w:t xml:space="preserve">the documents together.</w:t>
       </w:r>
     </w:p>
-    <w:bookmarkEnd w:id="71"/>
-    <w:bookmarkStart w:id="72" w:name="Xbb3e2d317a0d811066009804bfa0a222a6197de"/>
+    <w:bookmarkEnd w:id="73"/>
+    <w:bookmarkStart w:id="74" w:name="Xbb3e2d317a0d811066009804bfa0a222a6197de"/>
     <w:p>
       <w:pPr>
         <w:pStyle w:val="Heading3"/>
@@ -33817,9 +34420,9 @@
         </w:pict>
       </w:r>
     </w:p>
-    <w:bookmarkEnd w:id="72"/>
-    <w:bookmarkEnd w:id="73"/>
-    <w:bookmarkStart w:id="75" w:name="sources"/>
+    <w:bookmarkEnd w:id="74"/>
+    <w:bookmarkEnd w:id="75"/>
+    <w:bookmarkStart w:id="77" w:name="sources"/>
     <w:p>
       <w:pPr>
         <w:pStyle w:val="Heading2"/>
@@ -33897,7 +34500,7 @@
       <w:r>
         <w:t xml:space="preserve"> </w:t>
       </w:r>
-      <w:hyperlink r:id="rId69">
+      <w:hyperlink r:id="rId71">
         <w:r>
           <w:rPr>
             <w:rStyle w:val="Hyperlink"/>
@@ -33920,7 +34523,7 @@
       <w:r>
         <w:t xml:space="preserve"> </w:t>
       </w:r>
-      <w:hyperlink r:id="rId74">
+      <w:hyperlink r:id="rId76">
         <w:r>
           <w:rPr>
             <w:rStyle w:val="Hyperlink"/>
@@ -33967,7 +34570,7 @@
       <w:r>
         <w:t xml:space="preserve"> </w:t>
       </w:r>
-      <w:hyperlink r:id="rId58">
+      <w:hyperlink r:id="rId60">
         <w:r>
           <w:rPr>
             <w:rStyle w:val="Hyperlink"/>
@@ -33996,7 +34599,7 @@
       <w:r>
         <w:t xml:space="preserve">(</w:t>
       </w:r>
-      <w:hyperlink r:id="rId59">
+      <w:hyperlink r:id="rId61">
         <w:r>
           <w:rPr>
             <w:rStyle w:val="Hyperlink"/>
@@ -34022,7 +34625,7 @@
       <w:r>
         <w:t xml:space="preserve">(</w:t>
       </w:r>
-      <w:hyperlink r:id="rId60">
+      <w:hyperlink r:id="rId62">
         <w:r>
           <w:rPr>
             <w:rStyle w:val="Hyperlink"/>
@@ -34235,7 +34838,7 @@
         <w:t xml:space="preserve">), not carried over from the previous edition</w:t>
       </w:r>
     </w:p>
-    <w:bookmarkEnd w:id="75"/>
+    <w:bookmarkEnd w:id="77"/>
     <w:sectPr>
       <w:footerReference w:type="default" r:id="rId11"/>
       <w:footnotePr>

--- a/docs/eosc-basic-compliance-testsuite.docx
+++ b/docs/eosc-basic-compliance-testsuite.docx
@@ -23,7 +23,7 @@
         <w:pStyle w:val="Author"/>
       </w:pPr>
       <w:r>
-        <w:t xml:space="preserve">Clean clone, 26 September 2026 — rebuilt 2 October 2026 for the re-issued checklist v3.2, 453 test cases</w:t>
+        <w:t xml:space="preserve">Clean clone, 26 September 2026 — rebuilt 2 October 2026 (evening) for the re-issued checklist v3.2, 453 test cases</w:t>
       </w:r>
     </w:p>
     <w:p>
@@ -20612,7 +20612,7 @@
     </w:p>
     <w:bookmarkEnd w:id="43"/>
     <w:bookmarkEnd w:id="44"/>
-    <w:bookmarkStart w:id="70" w:name="the-published-figures"/>
+    <w:bookmarkStart w:id="72" w:name="the-published-figures"/>
     <w:p>
       <w:pPr>
         <w:pStyle w:val="Heading2"/>
@@ -20621,13 +20621,13 @@
         <w:t xml:space="preserve">10. The published figures</w:t>
       </w:r>
     </w:p>
-    <w:bookmarkStart w:id="46" w:name="X236322d2a8b542b7a67ddd8bb99261a5852e2ac"/>
+    <w:bookmarkStart w:id="46" w:name="Xbd8881eb7dd3095ac209b3e10ff14a637b8eeb8"/>
     <w:p>
       <w:pPr>
         <w:pStyle w:val="Heading3"/>
       </w:pPr>
       <w:r>
-        <w:t xml:space="preserve">Current run: web-22 at depth 2, 2 October 2026 (unreviewed)</w:t>
+        <w:t xml:space="preserve">Current run: web-23 at depth 2, 2 October 2026 (unreviewed)</w:t>
       </w:r>
     </w:p>
     <w:p>
@@ -20656,17 +20656,17 @@
         <w:rPr>
           <w:rStyle w:val="VerbatimChar"/>
         </w:rPr>
-        <w:t xml:space="preserve">web-22</w:t>
-      </w:r>
-      <w:r>
-        <w:t xml:space="preserve">, collected on 2 October 2026 between 15:42 and 15:49 UTC by the GitHub workflow (</w:t>
+        <w:t xml:space="preserve">web-23</w:t>
+      </w:r>
+      <w:r>
+        <w:t xml:space="preserve">, collected on 2 October 2026 between 16:19 and 16:25 UTC by the GitHub workflow (</w:t>
       </w:r>
       <w:hyperlink r:id="rId45">
         <w:r>
           <w:rPr>
             <w:rStyle w:val="Hyperlink"/>
           </w:rPr>
-          <w:t xml:space="preserve">run 37028804263</w:t>
+          <w:t xml:space="preserve">run 37033017657</w:t>
         </w:r>
       </w:hyperlink>
       <w:r>
@@ -20679,7 +20679,7 @@
         <w:rPr>
           <w:rStyle w:val="VerbatimChar"/>
         </w:rPr>
-        <w:t xml:space="preserve">aa2f7a8</w:t>
+        <w:t xml:space="preserve">142e002</w:t>
       </w:r>
       <w:r>
         <w:t xml:space="preserve">) at</w:t>
@@ -20694,16 +20694,16 @@
         <w:t xml:space="preserve">--depth 2</w:t>
       </w:r>
       <w:r>
-        <w:t xml:space="preserve">, under the re-issued checklist v3.2 and the official unscoped names list. It made 118 page requests: 13 landing pages, 68 direct links and 37 second-hop pages. All thirteen landing pages returned HTTP 200. Depth 1 and depth 2 agree in every cell. Offline,</w:t>
-      </w:r>
-      <w:r>
-        <w:t xml:space="preserve"> </w:t>
-      </w:r>
-      <w:r>
-        <w:rPr>
-          <w:rStyle w:val="VerbatimChar"/>
-        </w:rPr>
-        <w:t xml:space="preserve">uv run basic-check assess --run web-22</w:t>
+        <w:t xml:space="preserve">, under the re-issued checklist v3.2 and the official unscoped names list. It made 102 page requests: 13 landing pages, 60 direct links and 29 second-hop pages. Twelve landing pages returned HTTP 200; GÉANT's returned HTTP 403 with the Cloudflare challenge. Depth 1 and depth 2 agree in every cell. Offline,</w:t>
+      </w:r>
+      <w:r>
+        <w:t xml:space="preserve"> </w:t>
+      </w:r>
+      <w:r>
+        <w:rPr>
+          <w:rStyle w:val="VerbatimChar"/>
+        </w:rPr>
+        <w:t xml:space="preserve">uv run basic-check assess --run web-23</w:t>
       </w:r>
       <w:r>
         <w:t xml:space="preserve"> </w:t>
@@ -20772,7 +20772,7 @@
               <w:pStyle w:val="Compact"/>
             </w:pPr>
             <w:r>
-              <w:t xml:space="preserve">68</w:t>
+              <w:t xml:space="preserve">66</w:t>
             </w:r>
           </w:p>
         </w:tc>
@@ -20799,7 +20799,7 @@
               <w:pStyle w:val="Compact"/>
             </w:pPr>
             <w:r>
-              <w:t xml:space="preserve">3</w:t>
+              <w:t xml:space="preserve">1</w:t>
             </w:r>
           </w:p>
         </w:tc>
@@ -20826,7 +20826,7 @@
               <w:pStyle w:val="Compact"/>
             </w:pPr>
             <w:r>
-              <w:t xml:space="preserve">59</w:t>
+              <w:t xml:space="preserve">63</w:t>
             </w:r>
           </w:p>
         </w:tc>
@@ -20905,16 +20905,16 @@
         <w:pStyle w:val="BodyText"/>
       </w:pPr>
       <w:r>
-        <w:t xml:space="preserve">The three FAILs are point 4 for EOSC Finland, PaNOSC and Poland. Seven cells changed against</w:t>
-      </w:r>
-      <w:r>
-        <w:t xml:space="preserve"> </w:t>
-      </w:r>
-      <w:r>
-        <w:rPr>
-          <w:rStyle w:val="VerbatimChar"/>
-        </w:rPr>
-        <w:t xml:space="preserve">web-21</w:t>
+        <w:t xml:space="preserve">The one FAIL is point 4 for EOSC Finland. Six cells changed against</w:t>
+      </w:r>
+      <w:r>
+        <w:t xml:space="preserve"> </w:t>
+      </w:r>
+      <w:r>
+        <w:rPr>
+          <w:rStyle w:val="VerbatimChar"/>
+        </w:rPr>
+        <w:t xml:space="preserve">web-22</w:t>
       </w:r>
       <w:r>
         <w:t xml:space="preserve">:</w:t>
@@ -20982,18 +20982,33 @@
               <w:pStyle w:val="Compact"/>
             </w:pPr>
             <w:r>
-              <w:t xml:space="preserve">GÉANT</w:t>
-            </w:r>
-          </w:p>
-        </w:tc>
-        <w:tc>
-          <w:tcPr/>
-          <w:p>
-            <w:pPr>
-              <w:pStyle w:val="Compact"/>
-            </w:pPr>
-            <w:r>
-              <w:t xml:space="preserve">1, 4, 5b, 6: review to</w:t>
+              <w:t xml:space="preserve">PaNOSC</w:t>
+            </w:r>
+          </w:p>
+        </w:tc>
+        <w:tc>
+          <w:tcPr/>
+          <w:p>
+            <w:pPr>
+              <w:pStyle w:val="Compact"/>
+            </w:pPr>
+            <w:r>
+              <w:t xml:space="preserve">4:</w:t>
+            </w:r>
+            <w:r>
+              <w:t xml:space="preserve"> </w:t>
+            </w:r>
+            <w:r>
+              <w:rPr>
+                <w:rStyle w:val="VerbatimChar"/>
+              </w:rPr>
+              <w:t xml:space="preserve">FAIL</w:t>
+            </w:r>
+            <w:r>
+              <w:t xml:space="preserve"> </w:t>
+            </w:r>
+            <w:r>
+              <w:t xml:space="preserve">to</w:t>
             </w:r>
             <w:r>
               <w:t xml:space="preserve"> </w:t>
@@ -21013,7 +21028,7 @@
               <w:pStyle w:val="Compact"/>
             </w:pPr>
             <w:r>
-              <w:t xml:space="preserve">the page was served (HTTP 200), as in</w:t>
+              <w:t xml:space="preserve">it links "PaNOSC Node" to</w:t>
             </w:r>
             <w:r>
               <w:t xml:space="preserve"> </w:t>
@@ -21022,25 +21037,7 @@
               <w:rPr>
                 <w:rStyle w:val="VerbatimChar"/>
               </w:rPr>
-              <w:t xml:space="preserve">web-16</w:t>
-            </w:r>
-            <w:r>
-              <w:t xml:space="preserve">; it links its own</w:t>
-            </w:r>
-            <w:r>
-              <w:t xml:space="preserve"> </w:t>
-            </w:r>
-            <w:r>
-              <w:rPr>
-                <w:rStyle w:val="VerbatimChar"/>
-              </w:rPr>
-              <w:t xml:space="preserve">eosc.eu</w:t>
-            </w:r>
-            <w:r>
-              <w:t xml:space="preserve"> </w:t>
-            </w:r>
-            <w:r>
-              <w:t xml:space="preserve">entry, the "GÉANT Node Acceptable Use Policy" page (fetched) and a Contact page that names a helpdesk</w:t>
+              <w:t xml:space="preserve">https://eosc.eu/building-the-eosc-federation/eosc-node-panosc</w:t>
             </w:r>
           </w:p>
         </w:tc>
@@ -21056,18 +21053,33 @@
               <w:pStyle w:val="Compact"/>
             </w:pPr>
             <w:r>
-              <w:t xml:space="preserve">PaNOSC</w:t>
-            </w:r>
-          </w:p>
-        </w:tc>
-        <w:tc>
-          <w:tcPr/>
-          <w:p>
-            <w:pPr>
-              <w:pStyle w:val="Compact"/>
-            </w:pPr>
-            <w:r>
-              <w:t xml:space="preserve">5c: review to</w:t>
+              <w:t xml:space="preserve">Poland</w:t>
+            </w:r>
+          </w:p>
+        </w:tc>
+        <w:tc>
+          <w:tcPr/>
+          <w:p>
+            <w:pPr>
+              <w:pStyle w:val="Compact"/>
+            </w:pPr>
+            <w:r>
+              <w:t xml:space="preserve">4:</w:t>
+            </w:r>
+            <w:r>
+              <w:t xml:space="preserve"> </w:t>
+            </w:r>
+            <w:r>
+              <w:rPr>
+                <w:rStyle w:val="VerbatimChar"/>
+              </w:rPr>
+              <w:t xml:space="preserve">FAIL</w:t>
+            </w:r>
+            <w:r>
+              <w:t xml:space="preserve"> </w:t>
+            </w:r>
+            <w:r>
+              <w:t xml:space="preserve">to</w:t>
             </w:r>
             <w:r>
               <w:t xml:space="preserve"> </w:t>
@@ -21087,7 +21099,19 @@
               <w:pStyle w:val="Compact"/>
             </w:pPr>
             <w:r>
-              <w:t xml:space="preserve">it links "Acceptable User Policy and User Access Policy" to a PaNOSC Node User Policies page, fetched and reading like a policy; 5b stays review because "Acceptable User Policy" is not the vocabulary's "Acceptable Use Policy"</w:t>
+              <w:t xml:space="preserve">it links "EOSC Node Poland" to</w:t>
+            </w:r>
+            <w:r>
+              <w:t xml:space="preserve"> </w:t>
+            </w:r>
+            <w:r>
+              <w:rPr>
+                <w:rStyle w:val="VerbatimChar"/>
+              </w:rPr>
+              <w:t xml:space="preserve">https://eosc.eu/building-the-eosc-federation/eosc-node-poland/</w:t>
+            </w:r>
+            <w:r>
+              <w:t xml:space="preserve">; its text now also writes "EOSC Node Poland", which matches the approved list (point 3 stays review)</w:t>
             </w:r>
           </w:p>
         </w:tc>
@@ -21103,18 +21127,18 @@
               <w:pStyle w:val="Compact"/>
             </w:pPr>
             <w:r>
-              <w:t xml:space="preserve">PaNOSC</w:t>
-            </w:r>
-          </w:p>
-        </w:tc>
-        <w:tc>
-          <w:tcPr/>
-          <w:p>
-            <w:pPr>
-              <w:pStyle w:val="Compact"/>
-            </w:pPr>
-            <w:r>
-              <w:t xml:space="preserve">6: review to</w:t>
+              <w:t xml:space="preserve">GÉANT</w:t>
+            </w:r>
+          </w:p>
+        </w:tc>
+        <w:tc>
+          <w:tcPr/>
+          <w:p>
+            <w:pPr>
+              <w:pStyle w:val="Compact"/>
+            </w:pPr>
+            <w:r>
+              <w:t xml:space="preserve">1, 4, 5b, 6:</w:t>
             </w:r>
             <w:r>
               <w:t xml:space="preserve"> </w:t>
@@ -21125,52 +21149,31 @@
               </w:rPr>
               <w:t xml:space="preserve">PASS</w:t>
             </w:r>
-          </w:p>
-        </w:tc>
-        <w:tc>
-          <w:tcPr/>
-          <w:p>
-            <w:pPr>
-              <w:pStyle w:val="Compact"/>
-            </w:pPr>
-            <w:r>
-              <w:t xml:space="preserve">it links "PaNOSC Helpdesk",</w:t>
-            </w:r>
             <w:r>
               <w:t xml:space="preserve"> </w:t>
+            </w:r>
+            <w:r>
+              <w:t xml:space="preserve">to review</w:t>
+            </w:r>
+          </w:p>
+        </w:tc>
+        <w:tc>
+          <w:tcPr/>
+          <w:p>
+            <w:pPr>
+              <w:pStyle w:val="Compact"/>
+            </w:pPr>
+            <w:r>
+              <w:t xml:space="preserve">HTTP 403 with the Cloudflare challenge (</w:t>
             </w:r>
             <w:r>
               <w:rPr>
                 <w:rStyle w:val="VerbatimChar"/>
               </w:rPr>
-              <w:t xml:space="preserve">helpdesk.panosc.eu</w:t>
-            </w:r>
-          </w:p>
-        </w:tc>
-      </w:tr>
-      <w:tr>
-        <w:trPr>
-          <w:cantSplit/>
-        </w:trPr>
-        <w:tc>
-          <w:tcPr/>
-          <w:p>
-            <w:pPr>
-              <w:pStyle w:val="Compact"/>
-            </w:pPr>
-            <w:r>
-              <w:t xml:space="preserve">EUDAT</w:t>
-            </w:r>
-          </w:p>
-        </w:tc>
-        <w:tc>
-          <w:tcPr/>
-          <w:p>
-            <w:pPr>
-              <w:pStyle w:val="Compact"/>
-            </w:pPr>
-            <w:r>
-              <w:t xml:space="preserve">6:</w:t>
+              <w:t xml:space="preserve">?ki-cf-botcl=1</w:t>
+            </w:r>
+            <w:r>
+              <w:t xml:space="preserve">), as before</w:t>
             </w:r>
             <w:r>
               <w:t xml:space="preserve"> </w:t>
@@ -21179,36 +21182,10 @@
               <w:rPr>
                 <w:rStyle w:val="VerbatimChar"/>
               </w:rPr>
-              <w:t xml:space="preserve">PASS</w:t>
-            </w:r>
-            <w:r>
-              <w:t xml:space="preserve"> </w:t>
-            </w:r>
-            <w:r>
-              <w:t xml:space="preserve">to review</w:t>
-            </w:r>
-          </w:p>
-        </w:tc>
-        <w:tc>
-          <w:tcPr/>
-          <w:p>
-            <w:pPr>
-              <w:pStyle w:val="Compact"/>
-            </w:pPr>
-            <w:r>
-              <w:t xml:space="preserve">the redesigned landing page no longer links "Helpdesk"; it links</w:t>
-            </w:r>
-            <w:r>
-              <w:t xml:space="preserve"> </w:t>
-            </w:r>
-            <w:r>
-              <w:rPr>
-                <w:rStyle w:val="VerbatimChar"/>
-              </w:rPr>
-              <w:t xml:space="preserve">info@eudat.eu</w:t>
-            </w:r>
-            <w:r>
-              <w:t xml:space="preserve">, and a "Help Desk" support-request form is two hops away</w:t>
+              <w:t xml:space="preserve">web-22</w:t>
+            </w:r>
+            <w:r>
+              <w:t xml:space="preserve">; bot protection is not turned into a verdict</w:t>
             </w:r>
           </w:p>
         </w:tc>
@@ -21229,17 +21206,17 @@
         <w:t xml:space="preserve"> </w:t>
       </w:r>
       <w:r>
-        <w:t xml:space="preserve">The same names as before were masked, and CERN's screenshot again. GÉANT's governance and membership pages were reached again: the same names, plus one more additional observer. EUDAT's new page carries a news item naming two new staff members; both were masked. The privacy check found only role mailboxes.</w:t>
+        <w:t xml:space="preserve">The same names as before were masked, and CERN's screenshot again. No new personal names were found; GÉANT's pages were not reached. The privacy check found only role mailboxes.</w:t>
       </w:r>
     </w:p>
     <w:bookmarkEnd w:id="46"/>
-    <w:bookmarkStart w:id="48" w:name="X765f0038ed247f64b0875c734026e93f20d01d2"/>
+    <w:bookmarkStart w:id="48" w:name="X6ed245236093d7cc097affde195baa19390f126"/>
     <w:p>
       <w:pPr>
         <w:pStyle w:val="Heading3"/>
       </w:pPr>
       <w:r>
-        <w:t xml:space="preserve">Previous run: web-21 at depth 2, 1 October 2026</w:t>
+        <w:t xml:space="preserve">Previous run: web-22 at depth 2, 2 October 2026</w:t>
       </w:r>
     </w:p>
     <w:p>
@@ -21256,20 +21233,20 @@
         <w:rPr>
           <w:rStyle w:val="VerbatimChar"/>
         </w:rPr>
-        <w:t xml:space="preserve">web-21</w:t>
-      </w:r>
-      <w:r>
-        <w:t xml:space="preserve"> </w:t>
-      </w:r>
-      <w:r>
-        <w:t xml:space="preserve">was collected on 1 October 2026 between 20:18 and 20:24 UTC by the GitHub workflow (</w:t>
+        <w:t xml:space="preserve">web-22</w:t>
+      </w:r>
+      <w:r>
+        <w:t xml:space="preserve"> </w:t>
+      </w:r>
+      <w:r>
+        <w:t xml:space="preserve">was collected on 2 October 2026 between 15:42 and 15:49 UTC by the GitHub workflow (</w:t>
       </w:r>
       <w:hyperlink r:id="rId47">
         <w:r>
           <w:rPr>
             <w:rStyle w:val="Hyperlink"/>
           </w:rPr>
-          <w:t xml:space="preserve">run 36920498532</w:t>
+          <w:t xml:space="preserve">run 37028804263</w:t>
         </w:r>
       </w:hyperlink>
       <w:r>
@@ -21282,7 +21259,7 @@
         <w:rPr>
           <w:rStyle w:val="VerbatimChar"/>
         </w:rPr>
-        <w:t xml:space="preserve">fc023b7</w:t>
+        <w:t xml:space="preserve">aa2f7a8</w:t>
       </w:r>
       <w:r>
         <w:t xml:space="preserve">) at</w:t>
@@ -21297,28 +21274,16 @@
         <w:t xml:space="preserve">--depth 2</w:t>
       </w:r>
       <w:r>
-        <w:t xml:space="preserve">, under the re-issued checklist v3.2 and the official unscoped names list, with Data Terra's new Node Landing Page,</w:t>
-      </w:r>
-      <w:r>
-        <w:t xml:space="preserve"> </w:t>
-      </w:r>
-      <w:r>
-        <w:rPr>
-          <w:rStyle w:val="VerbatimChar"/>
-        </w:rPr>
-        <w:t xml:space="preserve">https://www.earth-data.eu/</w:t>
-      </w:r>
-      <w:r>
-        <w:t xml:space="preserve">. It made 98 page requests: 13 landing pages, 58 direct links and 27 second-hop pages. Twelve landing pages returned HTTP 200 and GÉANT's HTTP 403 (the Cloudflare challenge). Depth 1 and depth 2 agree in every cell. Offline,</w:t>
-      </w:r>
-      <w:r>
-        <w:t xml:space="preserve"> </w:t>
-      </w:r>
-      <w:r>
-        <w:rPr>
-          <w:rStyle w:val="VerbatimChar"/>
-        </w:rPr>
-        <w:t xml:space="preserve">uv run basic-check assess --run web-21</w:t>
+        <w:t xml:space="preserve">, under the re-issued checklist v3.2 and the official unscoped names list. It made 118 page requests: 13 landing pages, 68 direct links and 37 second-hop pages. All thirteen landing pages returned HTTP 200. Depth 1 and depth 2 agree in every cell. Offline,</w:t>
+      </w:r>
+      <w:r>
+        <w:t xml:space="preserve"> </w:t>
+      </w:r>
+      <w:r>
+        <w:rPr>
+          <w:rStyle w:val="VerbatimChar"/>
+        </w:rPr>
+        <w:t xml:space="preserve">uv run basic-check assess --run web-22</w:t>
       </w:r>
       <w:r>
         <w:t xml:space="preserve"> </w:t>
@@ -21387,7 +21352,7 @@
               <w:pStyle w:val="Compact"/>
             </w:pPr>
             <w:r>
-              <w:t xml:space="preserve">63</w:t>
+              <w:t xml:space="preserve">68</w:t>
             </w:r>
           </w:p>
         </w:tc>
@@ -21441,7 +21406,7 @@
               <w:pStyle w:val="Compact"/>
             </w:pPr>
             <w:r>
-              <w:t xml:space="preserve">64</w:t>
+              <w:t xml:space="preserve">59</w:t>
             </w:r>
           </w:p>
         </w:tc>
@@ -21520,16 +21485,16 @@
         <w:pStyle w:val="BodyText"/>
       </w:pPr>
       <w:r>
-        <w:t xml:space="preserve">The three FAILs are point 4 for EOSC Finland, PaNOSC and Poland. Only Data Terra's row changed against</w:t>
-      </w:r>
-      <w:r>
-        <w:t xml:space="preserve"> </w:t>
-      </w:r>
-      <w:r>
-        <w:rPr>
-          <w:rStyle w:val="VerbatimChar"/>
-        </w:rPr>
-        <w:t xml:space="preserve">web-18</w:t>
+        <w:t xml:space="preserve">The three FAILs are point 4 for EOSC Finland, PaNOSC and Poland. Seven cells changed against</w:t>
+      </w:r>
+      <w:r>
+        <w:t xml:space="preserve"> </w:t>
+      </w:r>
+      <w:r>
+        <w:rPr>
+          <w:rStyle w:val="VerbatimChar"/>
+        </w:rPr>
+        <w:t xml:space="preserve">web-21</w:t>
       </w:r>
       <w:r>
         <w:t xml:space="preserve">:</w:t>
@@ -21597,33 +21562,18 @@
               <w:pStyle w:val="Compact"/>
             </w:pPr>
             <w:r>
-              <w:t xml:space="preserve">Data Terra</w:t>
-            </w:r>
-          </w:p>
-        </w:tc>
-        <w:tc>
-          <w:tcPr/>
-          <w:p>
-            <w:pPr>
-              <w:pStyle w:val="Compact"/>
-            </w:pPr>
-            <w:r>
-              <w:t xml:space="preserve">4:</w:t>
-            </w:r>
-            <w:r>
-              <w:t xml:space="preserve"> </w:t>
-            </w:r>
-            <w:r>
-              <w:rPr>
-                <w:rStyle w:val="VerbatimChar"/>
-              </w:rPr>
-              <w:t xml:space="preserve">FAIL</w:t>
-            </w:r>
-            <w:r>
-              <w:t xml:space="preserve"> </w:t>
-            </w:r>
-            <w:r>
-              <w:t xml:space="preserve">to</w:t>
+              <w:t xml:space="preserve">GÉANT</w:t>
+            </w:r>
+          </w:p>
+        </w:tc>
+        <w:tc>
+          <w:tcPr/>
+          <w:p>
+            <w:pPr>
+              <w:pStyle w:val="Compact"/>
+            </w:pPr>
+            <w:r>
+              <w:t xml:space="preserve">1, 4, 5b, 6: review to</w:t>
             </w:r>
             <w:r>
               <w:t xml:space="preserve"> </w:t>
@@ -21643,7 +21593,7 @@
               <w:pStyle w:val="Compact"/>
             </w:pPr>
             <w:r>
-              <w:t xml:space="preserve">the new page links its own entry,</w:t>
+              <w:t xml:space="preserve">the page was served (HTTP 200), as in</w:t>
             </w:r>
             <w:r>
               <w:t xml:space="preserve"> </w:t>
@@ -21652,7 +21602,25 @@
               <w:rPr>
                 <w:rStyle w:val="VerbatimChar"/>
               </w:rPr>
-              <w:t xml:space="preserve">eosc.eu/building-the-eosc-federation/eosc-node-data-terra</w:t>
+              <w:t xml:space="preserve">web-16</w:t>
+            </w:r>
+            <w:r>
+              <w:t xml:space="preserve">; it links its own</w:t>
+            </w:r>
+            <w:r>
+              <w:t xml:space="preserve"> </w:t>
+            </w:r>
+            <w:r>
+              <w:rPr>
+                <w:rStyle w:val="VerbatimChar"/>
+              </w:rPr>
+              <w:t xml:space="preserve">eosc.eu</w:t>
+            </w:r>
+            <w:r>
+              <w:t xml:space="preserve"> </w:t>
+            </w:r>
+            <w:r>
+              <w:t xml:space="preserve">entry, the "GÉANT Node Acceptable Use Policy" page (fetched) and a Contact page that names a helpdesk</w:t>
             </w:r>
           </w:p>
         </w:tc>
@@ -21668,33 +21636,18 @@
               <w:pStyle w:val="Compact"/>
             </w:pPr>
             <w:r>
-              <w:t xml:space="preserve">Data Terra</w:t>
-            </w:r>
-          </w:p>
-        </w:tc>
-        <w:tc>
-          <w:tcPr/>
-          <w:p>
-            <w:pPr>
-              <w:pStyle w:val="Compact"/>
-            </w:pPr>
-            <w:r>
-              <w:t xml:space="preserve">5b:</w:t>
-            </w:r>
-            <w:r>
-              <w:t xml:space="preserve"> </w:t>
-            </w:r>
-            <w:r>
-              <w:rPr>
-                <w:rStyle w:val="VerbatimChar"/>
-              </w:rPr>
-              <w:t xml:space="preserve">FAIL</w:t>
-            </w:r>
-            <w:r>
-              <w:t xml:space="preserve"> </w:t>
-            </w:r>
-            <w:r>
-              <w:t xml:space="preserve">to</w:t>
+              <w:t xml:space="preserve">PaNOSC</w:t>
+            </w:r>
+          </w:p>
+        </w:tc>
+        <w:tc>
+          <w:tcPr/>
+          <w:p>
+            <w:pPr>
+              <w:pStyle w:val="Compact"/>
+            </w:pPr>
+            <w:r>
+              <w:t xml:space="preserve">5c: review to</w:t>
             </w:r>
             <w:r>
               <w:t xml:space="preserve"> </w:t>
@@ -21714,7 +21667,7 @@
               <w:pStyle w:val="Compact"/>
             </w:pPr>
             <w:r>
-              <w:t xml:space="preserve">it links "EOSC Node Data Terra Acceptable Use Policy" on its documentation site (another site, so a pointer, not fetched)</w:t>
+              <w:t xml:space="preserve">it links "Acceptable User Policy and User Access Policy" to a PaNOSC Node User Policies page, fetched and reading like a policy; 5b stays review because "Acceptable User Policy" is not the vocabulary's "Acceptable Use Policy"</w:t>
             </w:r>
           </w:p>
         </w:tc>
@@ -21730,18 +21683,18 @@
               <w:pStyle w:val="Compact"/>
             </w:pPr>
             <w:r>
-              <w:t xml:space="preserve">Data Terra</w:t>
-            </w:r>
-          </w:p>
-        </w:tc>
-        <w:tc>
-          <w:tcPr/>
-          <w:p>
-            <w:pPr>
-              <w:pStyle w:val="Compact"/>
-            </w:pPr>
-            <w:r>
-              <w:t xml:space="preserve">5c:</w:t>
+              <w:t xml:space="preserve">PaNOSC</w:t>
+            </w:r>
+          </w:p>
+        </w:tc>
+        <w:tc>
+          <w:tcPr/>
+          <w:p>
+            <w:pPr>
+              <w:pStyle w:val="Compact"/>
+            </w:pPr>
+            <w:r>
+              <w:t xml:space="preserve">6: review to</w:t>
             </w:r>
             <w:r>
               <w:t xml:space="preserve"> </w:t>
@@ -21750,24 +21703,18 @@
               <w:rPr>
                 <w:rStyle w:val="VerbatimChar"/>
               </w:rPr>
-              <w:t xml:space="preserve">FAIL</w:t>
-            </w:r>
-            <w:r>
-              <w:t xml:space="preserve"> </w:t>
-            </w:r>
-            <w:r>
-              <w:t xml:space="preserve">to review</w:t>
-            </w:r>
-          </w:p>
-        </w:tc>
-        <w:tc>
-          <w:tcPr/>
-          <w:p>
-            <w:pPr>
-              <w:pStyle w:val="Compact"/>
-            </w:pPr>
-            <w:r>
-              <w:t xml:space="preserve">no User Access Policy is linked, but an AUP is, and v3.2 allows one document for both; the AUP link's address ends in</w:t>
+              <w:t xml:space="preserve">PASS</w:t>
+            </w:r>
+          </w:p>
+        </w:tc>
+        <w:tc>
+          <w:tcPr/>
+          <w:p>
+            <w:pPr>
+              <w:pStyle w:val="Compact"/>
+            </w:pPr>
+            <w:r>
+              <w:t xml:space="preserve">it links "PaNOSC Helpdesk",</w:t>
             </w:r>
             <w:r>
               <w:t xml:space="preserve"> </w:t>
@@ -21776,7 +21723,7 @@
               <w:rPr>
                 <w:rStyle w:val="VerbatimChar"/>
               </w:rPr>
-              <w:t xml:space="preserve">/policies/user-access/</w:t>
+              <w:t xml:space="preserve">helpdesk.panosc.eu</w:t>
             </w:r>
           </w:p>
         </w:tc>
@@ -21792,18 +21739,18 @@
               <w:pStyle w:val="Compact"/>
             </w:pPr>
             <w:r>
-              <w:t xml:space="preserve">Data Terra</w:t>
-            </w:r>
-          </w:p>
-        </w:tc>
-        <w:tc>
-          <w:tcPr/>
-          <w:p>
-            <w:pPr>
-              <w:pStyle w:val="Compact"/>
-            </w:pPr>
-            <w:r>
-              <w:t xml:space="preserve">6: review to</w:t>
+              <w:t xml:space="preserve">EUDAT</w:t>
+            </w:r>
+          </w:p>
+        </w:tc>
+        <w:tc>
+          <w:tcPr/>
+          <w:p>
+            <w:pPr>
+              <w:pStyle w:val="Compact"/>
+            </w:pPr>
+            <w:r>
+              <w:t xml:space="preserve">6:</w:t>
             </w:r>
             <w:r>
               <w:t xml:space="preserve"> </w:t>
@@ -21814,16 +21761,22 @@
               </w:rPr>
               <w:t xml:space="preserve">PASS</w:t>
             </w:r>
-          </w:p>
-        </w:tc>
-        <w:tc>
-          <w:tcPr/>
-          <w:p>
-            <w:pPr>
-              <w:pStyle w:val="Compact"/>
-            </w:pPr>
-            <w:r>
-              <w:t xml:space="preserve">it links</w:t>
+            <w:r>
+              <w:t xml:space="preserve"> </w:t>
+            </w:r>
+            <w:r>
+              <w:t xml:space="preserve">to review</w:t>
+            </w:r>
+          </w:p>
+        </w:tc>
+        <w:tc>
+          <w:tcPr/>
+          <w:p>
+            <w:pPr>
+              <w:pStyle w:val="Compact"/>
+            </w:pPr>
+            <w:r>
+              <w:t xml:space="preserve">the redesigned landing page no longer links "Helpdesk"; it links</w:t>
             </w:r>
             <w:r>
               <w:t xml:space="preserve"> </w:t>
@@ -21832,7 +21785,10 @@
               <w:rPr>
                 <w:rStyle w:val="VerbatimChar"/>
               </w:rPr>
-              <w:t xml:space="preserve">helpdesk@earth-data.eu</w:t>
+              <w:t xml:space="preserve">info@eudat.eu</w:t>
+            </w:r>
+            <w:r>
+              <w:t xml:space="preserve">, and a "Help Desk" support-request form is two hops away</w:t>
             </w:r>
           </w:p>
         </w:tc>
@@ -21843,23 +21799,6 @@
         <w:pStyle w:val="BodyText"/>
       </w:pPr>
       <w:r>
-        <w:t xml:space="preserve">The new page is in English (</w:t>
-      </w:r>
-      <w:r>
-        <w:rPr>
-          <w:rStyle w:val="VerbatimChar"/>
-        </w:rPr>
-        <w:t xml:space="preserve">en-GB</w:t>
-      </w:r>
-      <w:r>
-        <w:t xml:space="preserve">), so the French-vocabulary caveat of the old address no longer applies. At depth 2 the tool followed the page's "Français" link as an About page; it changed no verdict.</w:t>
-      </w:r>
-    </w:p>
-    <w:p>
-      <w:pPr>
-        <w:pStyle w:val="BodyText"/>
-      </w:pPr>
-      <w:r>
         <w:rPr>
           <w:b/>
           <w:bCs/>
@@ -21870,17 +21809,17 @@
         <w:t xml:space="preserve"> </w:t>
       </w:r>
       <w:r>
-        <w:t xml:space="preserve">The same names as before were masked, and CERN's screenshot again. Data Terra's new page carries one personal name, a photo credit in an image description; it was masked like the others. The privacy check found only role mailboxes.</w:t>
+        <w:t xml:space="preserve">The same names as before were masked, and CERN's screenshot again. GÉANT's governance and membership pages were reached again: the same names, plus one more additional observer. EUDAT's new page carries a news item naming two new staff members; both were masked. The privacy check found only role mailboxes.</w:t>
       </w:r>
     </w:p>
     <w:bookmarkEnd w:id="48"/>
-    <w:bookmarkStart w:id="51" w:name="X58f78e56f88cb9b9464819474d8d26871bb52a6"/>
+    <w:bookmarkStart w:id="50" w:name="X765f0038ed247f64b0875c734026e93f20d01d2"/>
     <w:p>
       <w:pPr>
         <w:pStyle w:val="Heading3"/>
       </w:pPr>
       <w:r>
-        <w:t xml:space="preserve">Previous run: web-18 at depth 2, 1 October 2026</w:t>
+        <w:t xml:space="preserve">Previous run: web-21 at depth 2, 1 October 2026</w:t>
       </w:r>
     </w:p>
     <w:p>
@@ -21897,20 +21836,20 @@
         <w:rPr>
           <w:rStyle w:val="VerbatimChar"/>
         </w:rPr>
-        <w:t xml:space="preserve">web-18</w:t>
-      </w:r>
-      <w:r>
-        <w:t xml:space="preserve"> </w:t>
-      </w:r>
-      <w:r>
-        <w:t xml:space="preserve">was collected on 1 October 2026 between 16:05 and 16:10 UTC by the GitHub workflow (</w:t>
+        <w:t xml:space="preserve">web-21</w:t>
+      </w:r>
+      <w:r>
+        <w:t xml:space="preserve"> </w:t>
+      </w:r>
+      <w:r>
+        <w:t xml:space="preserve">was collected on 1 October 2026 between 20:18 and 20:24 UTC by the GitHub workflow (</w:t>
       </w:r>
       <w:hyperlink r:id="rId49">
         <w:r>
           <w:rPr>
             <w:rStyle w:val="Hyperlink"/>
           </w:rPr>
-          <w:t xml:space="preserve">run 36888865559</w:t>
+          <w:t xml:space="preserve">run 36920498532</w:t>
         </w:r>
       </w:hyperlink>
       <w:r>
@@ -21923,7 +21862,7 @@
         <w:rPr>
           <w:rStyle w:val="VerbatimChar"/>
         </w:rPr>
-        <w:t xml:space="preserve">46b5cad</w:t>
+        <w:t xml:space="preserve">fc023b7</w:t>
       </w:r>
       <w:r>
         <w:t xml:space="preserve">) at</w:t>
@@ -21938,221 +21877,28 @@
         <w:t xml:space="preserve">--depth 2</w:t>
       </w:r>
       <w:r>
-        <w:t xml:space="preserve">, under the re-issued checklist v3.2 and the official unscoped names list. Two things were done to it before publishing:</w:t>
-      </w:r>
-    </w:p>
-    <w:p>
-      <w:pPr>
-        <w:pStyle w:val="Compact"/>
-        <w:numPr>
-          <w:ilvl w:val="0"/>
-          <w:numId w:val="1008"/>
-        </w:numPr>
-      </w:pPr>
-      <w:r>
-        <w:rPr>
-          <w:b/>
-          <w:bCs/>
-        </w:rPr>
-        <w:t xml:space="preserve">BBMRI-ERIC's row was collected again.</w:t>
-      </w:r>
-      <w:r>
-        <w:t xml:space="preserve"> </w:t>
-      </w:r>
-      <w:r>
-        <w:rPr>
-          <w:rStyle w:val="VerbatimChar"/>
-        </w:rPr>
-        <w:t xml:space="preserve">46b5cad</w:t>
-      </w:r>
-      <w:r>
-        <w:t xml:space="preserve"> </w:t>
-      </w:r>
-      <w:r>
-        <w:t xml:space="preserve">had set its URL to</w:t>
-      </w:r>
-      <w:r>
-        <w:t xml:space="preserve"> </w:t>
-      </w:r>
-      <w:r>
-        <w:rPr>
-          <w:rStyle w:val="VerbatimChar"/>
-        </w:rPr>
-        <w:t xml:space="preserve">https://dev3.bbmri-eric.eu/eosc-node-bbmri-eric/</w:t>
-      </w:r>
-      <w:r>
-        <w:t xml:space="preserve">, whose</w:t>
-      </w:r>
-      <w:r>
-        <w:t xml:space="preserve"> </w:t>
-      </w:r>
-      <w:r>
-        <w:rPr>
-          <w:rStyle w:val="VerbatimChar"/>
-        </w:rPr>
-        <w:t xml:space="preserve">robots.txt</w:t>
-      </w:r>
-      <w:r>
-        <w:t xml:space="preserve"> </w:t>
-      </w:r>
-      <w:r>
-        <w:t xml:space="preserve">disallows the page, so all ten cells were</w:t>
-      </w:r>
-      <w:r>
-        <w:t xml:space="preserve"> </w:t>
-      </w:r>
-      <w:r>
-        <w:rPr>
-          <w:rStyle w:val="VerbatimChar"/>
-        </w:rPr>
-        <w:t xml:space="preserve">ERROR</w:t>
-      </w:r>
-      <w:r>
-        <w:t xml:space="preserve">. The URL was set back to the</w:t>
-      </w:r>
-      <w:r>
-        <w:t xml:space="preserve"> </w:t>
-      </w:r>
-      <w:r>
-        <w:rPr>
-          <w:rStyle w:val="VerbatimChar"/>
-        </w:rPr>
-        <w:t xml:space="preserve">www.</w:t>
-      </w:r>
-      <w:r>
-        <w:t xml:space="preserve"> </w:t>
-      </w:r>
-      <w:r>
-        <w:t xml:space="preserve">address and BBMRI-ERIC collected alone (</w:t>
-      </w:r>
-      <w:hyperlink r:id="rId50">
-        <w:r>
-          <w:rPr>
-            <w:rStyle w:val="Hyperlink"/>
-          </w:rPr>
-          <w:t xml:space="preserve">run 36899901060</w:t>
-        </w:r>
-      </w:hyperlink>
-      <w:r>
-        <w:t xml:space="preserve">, commit</w:t>
-      </w:r>
-      <w:r>
-        <w:t xml:space="preserve"> </w:t>
-      </w:r>
-      <w:r>
-        <w:rPr>
-          <w:rStyle w:val="VerbatimChar"/>
-        </w:rPr>
-        <w:t xml:space="preserve">1418f05</w:t>
-      </w:r>
-      <w:r>
-        <w:t xml:space="preserve">, 17:31 UTC); its evidence replaced the</w:t>
-      </w:r>
-      <w:r>
-        <w:t xml:space="preserve"> </w:t>
-      </w:r>
-      <w:r>
-        <w:rPr>
-          <w:rStyle w:val="VerbatimChar"/>
-        </w:rPr>
-        <w:t xml:space="preserve">ERROR</w:t>
-      </w:r>
-      <w:r>
-        <w:t xml:space="preserve"> </w:t>
-      </w:r>
-      <w:r>
-        <w:t xml:space="preserve">row.</w:t>
-      </w:r>
-    </w:p>
-    <w:p>
-      <w:pPr>
-        <w:pStyle w:val="Compact"/>
-        <w:numPr>
-          <w:ilvl w:val="0"/>
-          <w:numId w:val="1008"/>
-        </w:numPr>
-      </w:pPr>
-      <w:r>
-        <w:rPr>
-          <w:b/>
-          <w:bCs/>
-        </w:rPr>
-        <w:t xml:space="preserve">It was scored with the fix in</w:t>
-      </w:r>
-      <w:r>
-        <w:rPr>
-          <w:b/>
-          <w:bCs/>
-        </w:rPr>
-        <w:t xml:space="preserve"> </w:t>
-      </w:r>
-      <w:r>
-        <w:rPr>
-          <w:rStyle w:val="VerbatimChar"/>
-          <w:b/>
-          <w:bCs/>
-        </w:rPr>
-        <w:t xml:space="preserve">1418f05</w:t>
-      </w:r>
-      <w:r>
-        <w:rPr>
-          <w:b/>
-          <w:bCs/>
-        </w:rPr>
-        <w:t xml:space="preserve">.</w:t>
-      </w:r>
-      <w:r>
-        <w:t xml:space="preserve"> </w:t>
-      </w:r>
-      <w:r>
-        <w:t xml:space="preserve">Italy's landing page links "Infrastructure AUP/UAP" to D4Science's policy page, and "Review resource access conditions" to a page that returns 404. The tool had followed the second for 5c and failed the point on it. Now a broken policy link fails 5b or 5c only when no other link to the policy remains, on the landing page or on a linked page; otherwise the point is judged on the others and the broken link is reported in the evidence. Three tests cover it. Re-scoring</w:t>
-      </w:r>
-      <w:r>
-        <w:t xml:space="preserve"> </w:t>
-      </w:r>
-      <w:r>
-        <w:rPr>
-          <w:rStyle w:val="VerbatimChar"/>
-        </w:rPr>
-        <w:t xml:space="preserve">web-16</w:t>
-      </w:r>
-      <w:r>
-        <w:t xml:space="preserve"> </w:t>
-      </w:r>
-      <w:r>
-        <w:t xml:space="preserve">with the fix changes nothing; re-scoring</w:t>
-      </w:r>
-      <w:r>
-        <w:t xml:space="preserve"> </w:t>
-      </w:r>
-      <w:r>
-        <w:rPr>
-          <w:rStyle w:val="VerbatimChar"/>
-        </w:rPr>
-        <w:t xml:space="preserve">web-18</w:t>
-      </w:r>
-      <w:r>
-        <w:t xml:space="preserve"> </w:t>
-      </w:r>
-      <w:r>
-        <w:t xml:space="preserve">changes only Italy's 5c, at both depths.</w:t>
-      </w:r>
-    </w:p>
-    <w:p>
-      <w:pPr>
-        <w:pStyle w:val="FirstParagraph"/>
-      </w:pPr>
-      <w:r>
-        <w:t xml:space="preserve">The published evidence holds 96 page requests: 13 landing pages, 57 direct links and 26 second-hop pages. Twelve landing pages returned HTTP 200 and GÉANT's HTTP 403 (the Cloudflare challenge). Depth 1 and depth 2 agree in every cell. Offline,</w:t>
-      </w:r>
-      <w:r>
-        <w:t xml:space="preserve"> </w:t>
-      </w:r>
-      <w:r>
-        <w:rPr>
-          <w:rStyle w:val="VerbatimChar"/>
-        </w:rPr>
-        <w:t xml:space="preserve">uv run basic-check assess --run web-18</w:t>
+        <w:t xml:space="preserve">, under the re-issued checklist v3.2 and the official unscoped names list, with Data Terra's new Node Landing Page,</w:t>
+      </w:r>
+      <w:r>
+        <w:t xml:space="preserve"> </w:t>
+      </w:r>
+      <w:r>
+        <w:rPr>
+          <w:rStyle w:val="VerbatimChar"/>
+        </w:rPr>
+        <w:t xml:space="preserve">https://www.earth-data.eu/</w:t>
+      </w:r>
+      <w:r>
+        <w:t xml:space="preserve">. It made 98 page requests: 13 landing pages, 58 direct links and 27 second-hop pages. Twelve landing pages returned HTTP 200 and GÉANT's HTTP 403 (the Cloudflare challenge). Depth 1 and depth 2 agree in every cell. Offline,</w:t>
+      </w:r>
+      <w:r>
+        <w:t xml:space="preserve"> </w:t>
+      </w:r>
+      <w:r>
+        <w:rPr>
+          <w:rStyle w:val="VerbatimChar"/>
+        </w:rPr>
+        <w:t xml:space="preserve">uv run basic-check assess --run web-21</w:t>
       </w:r>
       <w:r>
         <w:t xml:space="preserve"> </w:t>
@@ -22221,7 +21967,7 @@
               <w:pStyle w:val="Compact"/>
             </w:pPr>
             <w:r>
-              <w:t xml:space="preserve">60</w:t>
+              <w:t xml:space="preserve">63</w:t>
             </w:r>
           </w:p>
         </w:tc>
@@ -22248,7 +21994,7 @@
               <w:pStyle w:val="Compact"/>
             </w:pPr>
             <w:r>
-              <w:t xml:space="preserve">6</w:t>
+              <w:t xml:space="preserve">3</w:t>
             </w:r>
           </w:p>
         </w:tc>
@@ -22354,28 +22100,16 @@
         <w:pStyle w:val="BodyText"/>
       </w:pPr>
       <w:r>
-        <w:t xml:space="preserve">The six FAILs are the same as in</w:t>
-      </w:r>
-      <w:r>
-        <w:t xml:space="preserve"> </w:t>
-      </w:r>
-      <w:r>
-        <w:rPr>
-          <w:rStyle w:val="VerbatimChar"/>
-        </w:rPr>
-        <w:t xml:space="preserve">web-16</w:t>
-      </w:r>
-      <w:r>
-        <w:t xml:space="preserve">: point 4 for Data Terra, EOSC Finland, PaNOSC and Poland, and Data Terra's 5b and 5c. Eleven cells changed against</w:t>
-      </w:r>
-      <w:r>
-        <w:t xml:space="preserve"> </w:t>
-      </w:r>
-      <w:r>
-        <w:rPr>
-          <w:rStyle w:val="VerbatimChar"/>
-        </w:rPr>
-        <w:t xml:space="preserve">web-16</w:t>
+        <w:t xml:space="preserve">The three FAILs are point 4 for EOSC Finland, PaNOSC and Poland. Only Data Terra's row changed against</w:t>
+      </w:r>
+      <w:r>
+        <w:t xml:space="preserve"> </w:t>
+      </w:r>
+      <w:r>
+        <w:rPr>
+          <w:rStyle w:val="VerbatimChar"/>
+        </w:rPr>
+        <w:t xml:space="preserve">web-18</w:t>
       </w:r>
       <w:r>
         <w:t xml:space="preserve">:</w:t>
@@ -22443,18 +22177,33 @@
               <w:pStyle w:val="Compact"/>
             </w:pPr>
             <w:r>
-              <w:t xml:space="preserve">Italy</w:t>
-            </w:r>
-          </w:p>
-        </w:tc>
-        <w:tc>
-          <w:tcPr/>
-          <w:p>
-            <w:pPr>
-              <w:pStyle w:val="Compact"/>
-            </w:pPr>
-            <w:r>
-              <w:t xml:space="preserve">1, 4, 5b, 5c, 6, 7: review to</w:t>
+              <w:t xml:space="preserve">Data Terra</w:t>
+            </w:r>
+          </w:p>
+        </w:tc>
+        <w:tc>
+          <w:tcPr/>
+          <w:p>
+            <w:pPr>
+              <w:pStyle w:val="Compact"/>
+            </w:pPr>
+            <w:r>
+              <w:t xml:space="preserve">4:</w:t>
+            </w:r>
+            <w:r>
+              <w:t xml:space="preserve"> </w:t>
+            </w:r>
+            <w:r>
+              <w:rPr>
+                <w:rStyle w:val="VerbatimChar"/>
+              </w:rPr>
+              <w:t xml:space="preserve">FAIL</w:t>
+            </w:r>
+            <w:r>
+              <w:t xml:space="preserve"> </w:t>
+            </w:r>
+            <w:r>
+              <w:t xml:space="preserve">to</w:t>
             </w:r>
             <w:r>
               <w:t xml:space="preserve"> </w:t>
@@ -22474,7 +22223,7 @@
               <w:pStyle w:val="Compact"/>
             </w:pPr>
             <w:r>
-              <w:t xml:space="preserve">read for the first time at</w:t>
+              <w:t xml:space="preserve">the new page links its own entry,</w:t>
             </w:r>
             <w:r>
               <w:t xml:space="preserve"> </w:t>
@@ -22483,43 +22232,7 @@
               <w:rPr>
                 <w:rStyle w:val="VerbatimChar"/>
               </w:rPr>
-              <w:t xml:space="preserve">https://eosc.it/</w:t>
-            </w:r>
-            <w:r>
-              <w:t xml:space="preserve"> </w:t>
-            </w:r>
-            <w:r>
-              <w:t xml:space="preserve">(HTTP 200, English); it links its own</w:t>
-            </w:r>
-            <w:r>
-              <w:t xml:space="preserve"> </w:t>
-            </w:r>
-            <w:r>
-              <w:rPr>
-                <w:rStyle w:val="VerbatimChar"/>
-              </w:rPr>
-              <w:t xml:space="preserve">eosc.eu</w:t>
-            </w:r>
-            <w:r>
-              <w:t xml:space="preserve"> </w:t>
-            </w:r>
-            <w:r>
-              <w:t xml:space="preserve">entry, "Infrastructure AUP/UAP", a Terms of Use page (fetched) and a D4Science helpdesk;</w:t>
-            </w:r>
-            <w:r>
-              <w:t xml:space="preserve"> </w:t>
-            </w:r>
-            <w:r>
-              <w:rPr>
-                <w:rStyle w:val="VerbatimChar"/>
-              </w:rPr>
-              <w:t xml:space="preserve">web-16</w:t>
-            </w:r>
-            <w:r>
-              <w:t xml:space="preserve"> </w:t>
-            </w:r>
-            <w:r>
-              <w:t xml:space="preserve">got HTTP 503 from the old address</w:t>
+              <w:t xml:space="preserve">eosc.eu/building-the-eosc-federation/eosc-node-data-terra</w:t>
             </w:r>
           </w:p>
         </w:tc>
@@ -22535,18 +22248,33 @@
               <w:pStyle w:val="Compact"/>
             </w:pPr>
             <w:r>
-              <w:t xml:space="preserve">GÉANT</w:t>
-            </w:r>
-          </w:p>
-        </w:tc>
-        <w:tc>
-          <w:tcPr/>
-          <w:p>
-            <w:pPr>
-              <w:pStyle w:val="Compact"/>
-            </w:pPr>
-            <w:r>
-              <w:t xml:space="preserve">1, 4, 5b, 6:</w:t>
+              <w:t xml:space="preserve">Data Terra</w:t>
+            </w:r>
+          </w:p>
+        </w:tc>
+        <w:tc>
+          <w:tcPr/>
+          <w:p>
+            <w:pPr>
+              <w:pStyle w:val="Compact"/>
+            </w:pPr>
+            <w:r>
+              <w:t xml:space="preserve">5b:</w:t>
+            </w:r>
+            <w:r>
+              <w:t xml:space="preserve"> </w:t>
+            </w:r>
+            <w:r>
+              <w:rPr>
+                <w:rStyle w:val="VerbatimChar"/>
+              </w:rPr>
+              <w:t xml:space="preserve">FAIL</w:t>
+            </w:r>
+            <w:r>
+              <w:t xml:space="preserve"> </w:t>
+            </w:r>
+            <w:r>
+              <w:t xml:space="preserve">to</w:t>
             </w:r>
             <w:r>
               <w:t xml:space="preserve"> </w:t>
@@ -22557,31 +22285,16 @@
               </w:rPr>
               <w:t xml:space="preserve">PASS</w:t>
             </w:r>
-            <w:r>
-              <w:t xml:space="preserve"> </w:t>
-            </w:r>
-            <w:r>
-              <w:t xml:space="preserve">to review</w:t>
-            </w:r>
-          </w:p>
-        </w:tc>
-        <w:tc>
-          <w:tcPr/>
-          <w:p>
-            <w:pPr>
-              <w:pStyle w:val="Compact"/>
-            </w:pPr>
-            <w:r>
-              <w:t xml:space="preserve">HTTP 403, the Cloudflare challenge, as before</w:t>
-            </w:r>
-            <w:r>
-              <w:t xml:space="preserve"> </w:t>
-            </w:r>
-            <w:r>
-              <w:rPr>
-                <w:rStyle w:val="VerbatimChar"/>
-              </w:rPr>
-              <w:t xml:space="preserve">web-16</w:t>
+          </w:p>
+        </w:tc>
+        <w:tc>
+          <w:tcPr/>
+          <w:p>
+            <w:pPr>
+              <w:pStyle w:val="Compact"/>
+            </w:pPr>
+            <w:r>
+              <w:t xml:space="preserve">it links "EOSC Node Data Terra Acceptable Use Policy" on its documentation site (another site, so a pointer, not fetched)</w:t>
             </w:r>
           </w:p>
         </w:tc>
@@ -22597,18 +22310,80 @@
               <w:pStyle w:val="Compact"/>
             </w:pPr>
             <w:r>
-              <w:t xml:space="preserve">EOSC DTO</w:t>
-            </w:r>
-          </w:p>
-        </w:tc>
-        <w:tc>
-          <w:tcPr/>
-          <w:p>
-            <w:pPr>
-              <w:pStyle w:val="Compact"/>
-            </w:pPr>
-            <w:r>
-              <w:t xml:space="preserve">5c: review to</w:t>
+              <w:t xml:space="preserve">Data Terra</w:t>
+            </w:r>
+          </w:p>
+        </w:tc>
+        <w:tc>
+          <w:tcPr/>
+          <w:p>
+            <w:pPr>
+              <w:pStyle w:val="Compact"/>
+            </w:pPr>
+            <w:r>
+              <w:t xml:space="preserve">5c:</w:t>
+            </w:r>
+            <w:r>
+              <w:t xml:space="preserve"> </w:t>
+            </w:r>
+            <w:r>
+              <w:rPr>
+                <w:rStyle w:val="VerbatimChar"/>
+              </w:rPr>
+              <w:t xml:space="preserve">FAIL</w:t>
+            </w:r>
+            <w:r>
+              <w:t xml:space="preserve"> </w:t>
+            </w:r>
+            <w:r>
+              <w:t xml:space="preserve">to review</w:t>
+            </w:r>
+          </w:p>
+        </w:tc>
+        <w:tc>
+          <w:tcPr/>
+          <w:p>
+            <w:pPr>
+              <w:pStyle w:val="Compact"/>
+            </w:pPr>
+            <w:r>
+              <w:t xml:space="preserve">no User Access Policy is linked, but an AUP is, and v3.2 allows one document for both; the AUP link's address ends in</w:t>
+            </w:r>
+            <w:r>
+              <w:t xml:space="preserve"> </w:t>
+            </w:r>
+            <w:r>
+              <w:rPr>
+                <w:rStyle w:val="VerbatimChar"/>
+              </w:rPr>
+              <w:t xml:space="preserve">/policies/user-access/</w:t>
+            </w:r>
+          </w:p>
+        </w:tc>
+      </w:tr>
+      <w:tr>
+        <w:trPr>
+          <w:cantSplit/>
+        </w:trPr>
+        <w:tc>
+          <w:tcPr/>
+          <w:p>
+            <w:pPr>
+              <w:pStyle w:val="Compact"/>
+            </w:pPr>
+            <w:r>
+              <w:t xml:space="preserve">Data Terra</w:t>
+            </w:r>
+          </w:p>
+        </w:tc>
+        <w:tc>
+          <w:tcPr/>
+          <w:p>
+            <w:pPr>
+              <w:pStyle w:val="Compact"/>
+            </w:pPr>
+            <w:r>
+              <w:t xml:space="preserve">6: review to</w:t>
             </w:r>
             <w:r>
               <w:t xml:space="preserve"> </w:t>
@@ -22628,7 +22403,16 @@
               <w:pStyle w:val="Compact"/>
             </w:pPr>
             <w:r>
-              <w:t xml:space="preserve">its Catalogue page now links "AUP and access policy"</w:t>
+              <w:t xml:space="preserve">it links</w:t>
+            </w:r>
+            <w:r>
+              <w:t xml:space="preserve"> </w:t>
+            </w:r>
+            <w:r>
+              <w:rPr>
+                <w:rStyle w:val="VerbatimChar"/>
+              </w:rPr>
+              <w:t xml:space="preserve">helpdesk@earth-data.eu</w:t>
             </w:r>
           </w:p>
         </w:tc>
@@ -22639,6 +22423,23 @@
         <w:pStyle w:val="BodyText"/>
       </w:pPr>
       <w:r>
+        <w:t xml:space="preserve">The new page is in English (</w:t>
+      </w:r>
+      <w:r>
+        <w:rPr>
+          <w:rStyle w:val="VerbatimChar"/>
+        </w:rPr>
+        <w:t xml:space="preserve">en-GB</w:t>
+      </w:r>
+      <w:r>
+        <w:t xml:space="preserve">), so the French-vocabulary caveat of the old address no longer applies. At depth 2 the tool followed the page's "Français" link as an About page; it changed no verdict.</w:t>
+      </w:r>
+    </w:p>
+    <w:p>
+      <w:pPr>
+        <w:pStyle w:val="BodyText"/>
+      </w:pPr>
+      <w:r>
         <w:rPr>
           <w:b/>
           <w:bCs/>
@@ -22649,17 +22450,17 @@
         <w:t xml:space="preserve"> </w:t>
       </w:r>
       <w:r>
-        <w:t xml:space="preserve">The same names as before were masked, and CERN's screenshot again. Italy's new pages carry no personal names; BBMRI-ERIC's pages changed only in layout. The privacy check found only role mailboxes.</w:t>
-      </w:r>
-    </w:p>
-    <w:bookmarkEnd w:id="51"/>
-    <w:bookmarkStart w:id="54" w:name="Xa7273e3b576d1e9eb7e528e7c8b56aa97d7a50e"/>
+        <w:t xml:space="preserve">The same names as before were masked, and CERN's screenshot again. Data Terra's new page carries one personal name, a photo credit in an image description; it was masked like the others. The privacy check found only role mailboxes.</w:t>
+      </w:r>
+    </w:p>
+    <w:bookmarkEnd w:id="50"/>
+    <w:bookmarkStart w:id="53" w:name="X58f78e56f88cb9b9464819474d8d26871bb52a6"/>
     <w:p>
       <w:pPr>
         <w:pStyle w:val="Heading3"/>
       </w:pPr>
       <w:r>
-        <w:t xml:space="preserve">Previous run: web-16 at depth 2, 30 September 2026</w:t>
+        <w:t xml:space="preserve">Previous run: web-18 at depth 2, 1 October 2026</w:t>
       </w:r>
     </w:p>
     <w:p>
@@ -22676,20 +22477,140 @@
         <w:rPr>
           <w:rStyle w:val="VerbatimChar"/>
         </w:rPr>
-        <w:t xml:space="preserve">web-16</w:t>
-      </w:r>
-      <w:r>
-        <w:t xml:space="preserve"> </w:t>
-      </w:r>
-      <w:r>
-        <w:t xml:space="preserve">was collected on 30 September 2026 between 14:58 and 15:04 UTC by the GitHub workflow (</w:t>
+        <w:t xml:space="preserve">web-18</w:t>
+      </w:r>
+      <w:r>
+        <w:t xml:space="preserve"> </w:t>
+      </w:r>
+      <w:r>
+        <w:t xml:space="preserve">was collected on 1 October 2026 between 16:05 and 16:10 UTC by the GitHub workflow (</w:t>
+      </w:r>
+      <w:hyperlink r:id="rId51">
+        <w:r>
+          <w:rPr>
+            <w:rStyle w:val="Hyperlink"/>
+          </w:rPr>
+          <w:t xml:space="preserve">run 36888865559</w:t>
+        </w:r>
+      </w:hyperlink>
+      <w:r>
+        <w:t xml:space="preserve">, commit</w:t>
+      </w:r>
+      <w:r>
+        <w:t xml:space="preserve"> </w:t>
+      </w:r>
+      <w:r>
+        <w:rPr>
+          <w:rStyle w:val="VerbatimChar"/>
+        </w:rPr>
+        <w:t xml:space="preserve">46b5cad</w:t>
+      </w:r>
+      <w:r>
+        <w:t xml:space="preserve">) at</w:t>
+      </w:r>
+      <w:r>
+        <w:t xml:space="preserve"> </w:t>
+      </w:r>
+      <w:r>
+        <w:rPr>
+          <w:rStyle w:val="VerbatimChar"/>
+        </w:rPr>
+        <w:t xml:space="preserve">--depth 2</w:t>
+      </w:r>
+      <w:r>
+        <w:t xml:space="preserve">, under the re-issued checklist v3.2 and the official unscoped names list. Two things were done to it before publishing:</w:t>
+      </w:r>
+    </w:p>
+    <w:p>
+      <w:pPr>
+        <w:pStyle w:val="Compact"/>
+        <w:numPr>
+          <w:ilvl w:val="0"/>
+          <w:numId w:val="1008"/>
+        </w:numPr>
+      </w:pPr>
+      <w:r>
+        <w:rPr>
+          <w:b/>
+          <w:bCs/>
+        </w:rPr>
+        <w:t xml:space="preserve">BBMRI-ERIC's row was collected again.</w:t>
+      </w:r>
+      <w:r>
+        <w:t xml:space="preserve"> </w:t>
+      </w:r>
+      <w:r>
+        <w:rPr>
+          <w:rStyle w:val="VerbatimChar"/>
+        </w:rPr>
+        <w:t xml:space="preserve">46b5cad</w:t>
+      </w:r>
+      <w:r>
+        <w:t xml:space="preserve"> </w:t>
+      </w:r>
+      <w:r>
+        <w:t xml:space="preserve">had set its URL to</w:t>
+      </w:r>
+      <w:r>
+        <w:t xml:space="preserve"> </w:t>
+      </w:r>
+      <w:r>
+        <w:rPr>
+          <w:rStyle w:val="VerbatimChar"/>
+        </w:rPr>
+        <w:t xml:space="preserve">https://dev3.bbmri-eric.eu/eosc-node-bbmri-eric/</w:t>
+      </w:r>
+      <w:r>
+        <w:t xml:space="preserve">, whose</w:t>
+      </w:r>
+      <w:r>
+        <w:t xml:space="preserve"> </w:t>
+      </w:r>
+      <w:r>
+        <w:rPr>
+          <w:rStyle w:val="VerbatimChar"/>
+        </w:rPr>
+        <w:t xml:space="preserve">robots.txt</w:t>
+      </w:r>
+      <w:r>
+        <w:t xml:space="preserve"> </w:t>
+      </w:r>
+      <w:r>
+        <w:t xml:space="preserve">disallows the page, so all ten cells were</w:t>
+      </w:r>
+      <w:r>
+        <w:t xml:space="preserve"> </w:t>
+      </w:r>
+      <w:r>
+        <w:rPr>
+          <w:rStyle w:val="VerbatimChar"/>
+        </w:rPr>
+        <w:t xml:space="preserve">ERROR</w:t>
+      </w:r>
+      <w:r>
+        <w:t xml:space="preserve">. The URL was set back to the</w:t>
+      </w:r>
+      <w:r>
+        <w:t xml:space="preserve"> </w:t>
+      </w:r>
+      <w:r>
+        <w:rPr>
+          <w:rStyle w:val="VerbatimChar"/>
+        </w:rPr>
+        <w:t xml:space="preserve">www.</w:t>
+      </w:r>
+      <w:r>
+        <w:t xml:space="preserve"> </w:t>
+      </w:r>
+      <w:r>
+        <w:t xml:space="preserve">address and BBMRI-ERIC collected alone (</w:t>
       </w:r>
       <w:hyperlink r:id="rId52">
         <w:r>
           <w:rPr>
             <w:rStyle w:val="Hyperlink"/>
           </w:rPr>
-          <w:t xml:space="preserve">run 36732900487</w:t>
+          <w:t xml:space="preserve">run 36899901060</w:t>
         </w:r>
       </w:hyperlink>
       <w:r>
@@ -22702,31 +22623,116 @@
         <w:rPr>
           <w:rStyle w:val="VerbatimChar"/>
         </w:rPr>
-        <w:t xml:space="preserve">a83c0f1</w:t>
-      </w:r>
-      <w:r>
-        <w:t xml:space="preserve">, unit tests passing) at</w:t>
-      </w:r>
-      <w:r>
-        <w:t xml:space="preserve"> </w:t>
-      </w:r>
-      <w:r>
-        <w:rPr>
-          <w:rStyle w:val="VerbatimChar"/>
-        </w:rPr>
-        <w:t xml:space="preserve">--depth 2</w:t>
-      </w:r>
-      <w:r>
-        <w:t xml:space="preserve">, under the re-issued checklist v3.2 and the official unscoped names list. It made 109 page requests: 13 landing pages, 62 direct links and 34 second-hop pages. Twelve landing pages returned HTTP 200 and Italy's HTTP 503. Depth 1 and depth 2 agree in every cell. Offline,</w:t>
-      </w:r>
-      <w:r>
-        <w:t xml:space="preserve"> </w:t>
-      </w:r>
-      <w:r>
-        <w:rPr>
-          <w:rStyle w:val="VerbatimChar"/>
-        </w:rPr>
-        <w:t xml:space="preserve">uv run basic-check assess --run web-16</w:t>
+        <w:t xml:space="preserve">1418f05</w:t>
+      </w:r>
+      <w:r>
+        <w:t xml:space="preserve">, 17:31 UTC); its evidence replaced the</w:t>
+      </w:r>
+      <w:r>
+        <w:t xml:space="preserve"> </w:t>
+      </w:r>
+      <w:r>
+        <w:rPr>
+          <w:rStyle w:val="VerbatimChar"/>
+        </w:rPr>
+        <w:t xml:space="preserve">ERROR</w:t>
+      </w:r>
+      <w:r>
+        <w:t xml:space="preserve"> </w:t>
+      </w:r>
+      <w:r>
+        <w:t xml:space="preserve">row.</w:t>
+      </w:r>
+    </w:p>
+    <w:p>
+      <w:pPr>
+        <w:pStyle w:val="Compact"/>
+        <w:numPr>
+          <w:ilvl w:val="0"/>
+          <w:numId w:val="1008"/>
+        </w:numPr>
+      </w:pPr>
+      <w:r>
+        <w:rPr>
+          <w:b/>
+          <w:bCs/>
+        </w:rPr>
+        <w:t xml:space="preserve">It was scored with the fix in</w:t>
+      </w:r>
+      <w:r>
+        <w:rPr>
+          <w:b/>
+          <w:bCs/>
+        </w:rPr>
+        <w:t xml:space="preserve"> </w:t>
+      </w:r>
+      <w:r>
+        <w:rPr>
+          <w:rStyle w:val="VerbatimChar"/>
+          <w:b/>
+          <w:bCs/>
+        </w:rPr>
+        <w:t xml:space="preserve">1418f05</w:t>
+      </w:r>
+      <w:r>
+        <w:rPr>
+          <w:b/>
+          <w:bCs/>
+        </w:rPr>
+        <w:t xml:space="preserve">.</w:t>
+      </w:r>
+      <w:r>
+        <w:t xml:space="preserve"> </w:t>
+      </w:r>
+      <w:r>
+        <w:t xml:space="preserve">Italy's landing page links "Infrastructure AUP/UAP" to D4Science's policy page, and "Review resource access conditions" to a page that returns 404. The tool had followed the second for 5c and failed the point on it. Now a broken policy link fails 5b or 5c only when no other link to the policy remains, on the landing page or on a linked page; otherwise the point is judged on the others and the broken link is reported in the evidence. Three tests cover it. Re-scoring</w:t>
+      </w:r>
+      <w:r>
+        <w:t xml:space="preserve"> </w:t>
+      </w:r>
+      <w:r>
+        <w:rPr>
+          <w:rStyle w:val="VerbatimChar"/>
+        </w:rPr>
+        <w:t xml:space="preserve">web-16</w:t>
+      </w:r>
+      <w:r>
+        <w:t xml:space="preserve"> </w:t>
+      </w:r>
+      <w:r>
+        <w:t xml:space="preserve">with the fix changes nothing; re-scoring</w:t>
+      </w:r>
+      <w:r>
+        <w:t xml:space="preserve"> </w:t>
+      </w:r>
+      <w:r>
+        <w:rPr>
+          <w:rStyle w:val="VerbatimChar"/>
+        </w:rPr>
+        <w:t xml:space="preserve">web-18</w:t>
+      </w:r>
+      <w:r>
+        <w:t xml:space="preserve"> </w:t>
+      </w:r>
+      <w:r>
+        <w:t xml:space="preserve">changes only Italy's 5c, at both depths.</w:t>
+      </w:r>
+    </w:p>
+    <w:p>
+      <w:pPr>
+        <w:pStyle w:val="FirstParagraph"/>
+      </w:pPr>
+      <w:r>
+        <w:t xml:space="preserve">The published evidence holds 96 page requests: 13 landing pages, 57 direct links and 26 second-hop pages. Twelve landing pages returned HTTP 200 and GÉANT's HTTP 403 (the Cloudflare challenge). Depth 1 and depth 2 agree in every cell. Offline,</w:t>
+      </w:r>
+      <w:r>
+        <w:t xml:space="preserve"> </w:t>
+      </w:r>
+      <w:r>
+        <w:rPr>
+          <w:rStyle w:val="VerbatimChar"/>
+        </w:rPr>
+        <w:t xml:space="preserve">uv run basic-check assess --run web-18</w:t>
       </w:r>
       <w:r>
         <w:t xml:space="preserve"> </w:t>
@@ -22795,7 +22801,7 @@
               <w:pStyle w:val="Compact"/>
             </w:pPr>
             <w:r>
-              <w:t xml:space="preserve">57</w:t>
+              <w:t xml:space="preserve">60</w:t>
             </w:r>
           </w:p>
         </w:tc>
@@ -22849,7 +22855,7 @@
               <w:pStyle w:val="Compact"/>
             </w:pPr>
             <w:r>
-              <w:t xml:space="preserve">67</w:t>
+              <w:t xml:space="preserve">64</w:t>
             </w:r>
           </w:p>
         </w:tc>
@@ -22928,16 +22934,28 @@
         <w:pStyle w:val="BodyText"/>
       </w:pPr>
       <w:r>
-        <w:t xml:space="preserve">Four FAILs are point 4 (Data Terra, EOSC Finland, PaNOSC, Poland) and two are Data Terra's 5b and 5c. Twelve cells changed against</w:t>
-      </w:r>
-      <w:r>
-        <w:t xml:space="preserve"> </w:t>
-      </w:r>
-      <w:r>
-        <w:rPr>
-          <w:rStyle w:val="VerbatimChar"/>
-        </w:rPr>
-        <w:t xml:space="preserve">web-15</w:t>
+        <w:t xml:space="preserve">The six FAILs are the same as in</w:t>
+      </w:r>
+      <w:r>
+        <w:t xml:space="preserve"> </w:t>
+      </w:r>
+      <w:r>
+        <w:rPr>
+          <w:rStyle w:val="VerbatimChar"/>
+        </w:rPr>
+        <w:t xml:space="preserve">web-16</w:t>
+      </w:r>
+      <w:r>
+        <w:t xml:space="preserve">: point 4 for Data Terra, EOSC Finland, PaNOSC and Poland, and Data Terra's 5b and 5c. Eleven cells changed against</w:t>
+      </w:r>
+      <w:r>
+        <w:t xml:space="preserve"> </w:t>
+      </w:r>
+      <w:r>
+        <w:rPr>
+          <w:rStyle w:val="VerbatimChar"/>
+        </w:rPr>
+        <w:t xml:space="preserve">web-16</w:t>
       </w:r>
       <w:r>
         <w:t xml:space="preserve">:</w:t>
@@ -23005,18 +23023,18 @@
               <w:pStyle w:val="Compact"/>
             </w:pPr>
             <w:r>
-              <w:t xml:space="preserve">GÉANT</w:t>
-            </w:r>
-          </w:p>
-        </w:tc>
-        <w:tc>
-          <w:tcPr/>
-          <w:p>
-            <w:pPr>
-              <w:pStyle w:val="Compact"/>
-            </w:pPr>
-            <w:r>
-              <w:t xml:space="preserve">1, 4, 5b, 6: review to</w:t>
+              <w:t xml:space="preserve">Italy</w:t>
+            </w:r>
+          </w:p>
+        </w:tc>
+        <w:tc>
+          <w:tcPr/>
+          <w:p>
+            <w:pPr>
+              <w:pStyle w:val="Compact"/>
+            </w:pPr>
+            <w:r>
+              <w:t xml:space="preserve">1, 4, 5b, 5c, 6, 7: review to</w:t>
             </w:r>
             <w:r>
               <w:t xml:space="preserve"> </w:t>
@@ -23036,7 +23054,22 @@
               <w:pStyle w:val="Compact"/>
             </w:pPr>
             <w:r>
-              <w:t xml:space="preserve">the page was served (HTTP 200) for the first time since 24 September; it links its own</w:t>
+              <w:t xml:space="preserve">read for the first time at</w:t>
+            </w:r>
+            <w:r>
+              <w:t xml:space="preserve"> </w:t>
+            </w:r>
+            <w:r>
+              <w:rPr>
+                <w:rStyle w:val="VerbatimChar"/>
+              </w:rPr>
+              <w:t xml:space="preserve">https://eosc.it/</w:t>
+            </w:r>
+            <w:r>
+              <w:t xml:space="preserve"> </w:t>
+            </w:r>
+            <w:r>
+              <w:t xml:space="preserve">(HTTP 200, English); it links its own</w:t>
             </w:r>
             <w:r>
               <w:t xml:space="preserve"> </w:t>
@@ -23051,7 +23084,22 @@
               <w:t xml:space="preserve"> </w:t>
             </w:r>
             <w:r>
-              <w:t xml:space="preserve">entry, a "GÉANT Node Acceptable Use Policy" page (fetched) and a contact page</w:t>
+              <w:t xml:space="preserve">entry, "Infrastructure AUP/UAP", a Terms of Use page (fetched) and a D4Science helpdesk;</w:t>
+            </w:r>
+            <w:r>
+              <w:t xml:space="preserve"> </w:t>
+            </w:r>
+            <w:r>
+              <w:rPr>
+                <w:rStyle w:val="VerbatimChar"/>
+              </w:rPr>
+              <w:t xml:space="preserve">web-16</w:t>
+            </w:r>
+            <w:r>
+              <w:t xml:space="preserve"> </w:t>
+            </w:r>
+            <w:r>
+              <w:t xml:space="preserve">got HTTP 503 from the old address</w:t>
             </w:r>
           </w:p>
         </w:tc>
@@ -23067,18 +23115,18 @@
               <w:pStyle w:val="Compact"/>
             </w:pPr>
             <w:r>
-              <w:t xml:space="preserve">Czechia</w:t>
-            </w:r>
-          </w:p>
-        </w:tc>
-        <w:tc>
-          <w:tcPr/>
-          <w:p>
-            <w:pPr>
-              <w:pStyle w:val="Compact"/>
-            </w:pPr>
-            <w:r>
-              <w:t xml:space="preserve">4, 5c: to</w:t>
+              <w:t xml:space="preserve">GÉANT</w:t>
+            </w:r>
+          </w:p>
+        </w:tc>
+        <w:tc>
+          <w:tcPr/>
+          <w:p>
+            <w:pPr>
+              <w:pStyle w:val="Compact"/>
+            </w:pPr>
+            <w:r>
+              <w:t xml:space="preserve">1, 4, 5b, 6:</w:t>
             </w:r>
             <w:r>
               <w:t xml:space="preserve"> </w:t>
@@ -23089,16 +23137,31 @@
               </w:rPr>
               <w:t xml:space="preserve">PASS</w:t>
             </w:r>
-          </w:p>
-        </w:tc>
-        <w:tc>
-          <w:tcPr/>
-          <w:p>
-            <w:pPr>
-              <w:pStyle w:val="Compact"/>
-            </w:pPr>
-            <w:r>
-              <w:t xml:space="preserve">it now links "DETAILED DESCRIPTION OF EOSC NODE CZECHIA" to its own entry, and a "User Access Policy" (a CESNET PDF, not read)</w:t>
+            <w:r>
+              <w:t xml:space="preserve"> </w:t>
+            </w:r>
+            <w:r>
+              <w:t xml:space="preserve">to review</w:t>
+            </w:r>
+          </w:p>
+        </w:tc>
+        <w:tc>
+          <w:tcPr/>
+          <w:p>
+            <w:pPr>
+              <w:pStyle w:val="Compact"/>
+            </w:pPr>
+            <w:r>
+              <w:t xml:space="preserve">HTTP 403, the Cloudflare challenge, as before</w:t>
+            </w:r>
+            <w:r>
+              <w:t xml:space="preserve"> </w:t>
+            </w:r>
+            <w:r>
+              <w:rPr>
+                <w:rStyle w:val="VerbatimChar"/>
+              </w:rPr>
+              <w:t xml:space="preserve">web-16</w:t>
             </w:r>
           </w:p>
         </w:tc>
@@ -23114,7 +23177,7 @@
               <w:pStyle w:val="Compact"/>
             </w:pPr>
             <w:r>
-              <w:t xml:space="preserve">EGI</w:t>
+              <w:t xml:space="preserve">EOSC DTO</w:t>
             </w:r>
           </w:p>
         </w:tc>
@@ -23145,56 +23208,7 @@
               <w:pStyle w:val="Compact"/>
             </w:pPr>
             <w:r>
-              <w:t xml:space="preserve">it links "EGI User Access Policy (UAP)", a PDF, not read</w:t>
-            </w:r>
-          </w:p>
-        </w:tc>
-      </w:tr>
-      <w:tr>
-        <w:trPr>
-          <w:cantSplit/>
-        </w:trPr>
-        <w:tc>
-          <w:tcPr/>
-          <w:p>
-            <w:pPr>
-              <w:pStyle w:val="Compact"/>
-            </w:pPr>
-            <w:r>
-              <w:t xml:space="preserve">Italy</w:t>
-            </w:r>
-          </w:p>
-        </w:tc>
-        <w:tc>
-          <w:tcPr/>
-          <w:p>
-            <w:pPr>
-              <w:pStyle w:val="Compact"/>
-            </w:pPr>
-            <w:r>
-              <w:t xml:space="preserve">1, 4, 5b, 6, 7: to review</w:t>
-            </w:r>
-          </w:p>
-        </w:tc>
-        <w:tc>
-          <w:tcPr/>
-          <w:p>
-            <w:pPr>
-              <w:pStyle w:val="Compact"/>
-            </w:pPr>
-            <w:r>
-              <w:t xml:space="preserve">HTTP 503 "No server is available", again when Italy alone was re-collected at 15:05:54 UTC (</w:t>
-            </w:r>
-            <w:hyperlink r:id="rId53">
-              <w:r>
-                <w:rPr>
-                  <w:rStyle w:val="Hyperlink"/>
-                </w:rPr>
-                <w:t xml:space="preserve">run 36733978874</w:t>
-              </w:r>
-            </w:hyperlink>
-            <w:r>
-              <w:t xml:space="preserve">); an unserved page is never a FAIL</w:t>
+              <w:t xml:space="preserve">its Catalogue page now links "AUP and access policy"</w:t>
             </w:r>
           </w:p>
         </w:tc>
@@ -23215,50 +23229,17 @@
         <w:t xml:space="preserve"> </w:t>
       </w:r>
       <w:r>
-        <w:t xml:space="preserve">The same names as in</w:t>
-      </w:r>
-      <w:r>
-        <w:t xml:space="preserve"> </w:t>
-      </w:r>
-      <w:r>
-        <w:rPr>
-          <w:rStyle w:val="VerbatimChar"/>
-        </w:rPr>
-        <w:t xml:space="preserve">web-15</w:t>
-      </w:r>
-      <w:r>
-        <w:t xml:space="preserve"> </w:t>
-      </w:r>
-      <w:r>
-        <w:t xml:space="preserve">were masked again, and CERN's screenshot. GÉANT's second hop reached its executive team, governance and membership pages, with about 120 names of officers, board members and General Assembly representatives; they were masked everywhere, including forms cut short at the end of a link label. The privacy check found only role mailboxes.</w:t>
-      </w:r>
-    </w:p>
-    <w:p>
-      <w:pPr>
-        <w:pStyle w:val="BodyText"/>
-      </w:pPr>
-      <w:r>
-        <w:rPr>
-          <w:b/>
-          <w:bCs/>
-        </w:rPr>
-        <w:t xml:space="preserve">Two wasted requests.</w:t>
-      </w:r>
-      <w:r>
-        <w:t xml:space="preserve"> </w:t>
-      </w:r>
-      <w:r>
-        <w:t xml:space="preserve">On GÉANT's page the tool followed the cookie banner's "Manage services" button as a services page (5s), and at the second hop a "Security contact for this AUP" link as an AUP (5b). Neither changed a verdict; the AUP verdict rests on the policy page itself.</w:t>
-      </w:r>
-    </w:p>
-    <w:bookmarkEnd w:id="54"/>
-    <w:bookmarkStart w:id="56" w:name="X8065abfb438dad10d58e9359f4a03fc67263849"/>
+        <w:t xml:space="preserve">The same names as before were masked, and CERN's screenshot again. Italy's new pages carry no personal names; BBMRI-ERIC's pages changed only in layout. The privacy check found only role mailboxes.</w:t>
+      </w:r>
+    </w:p>
+    <w:bookmarkEnd w:id="53"/>
+    <w:bookmarkStart w:id="56" w:name="Xa7273e3b576d1e9eb7e528e7c8b56aa97d7a50e"/>
     <w:p>
       <w:pPr>
         <w:pStyle w:val="Heading3"/>
       </w:pPr>
       <w:r>
-        <w:t xml:space="preserve">Previous run: web-15 at depth 2, 29 September 2026</w:t>
+        <w:t xml:space="preserve">Previous run: web-16 at depth 2, 30 September 2026</w:t>
       </w:r>
     </w:p>
     <w:p>
@@ -23275,20 +23256,20 @@
         <w:rPr>
           <w:rStyle w:val="VerbatimChar"/>
         </w:rPr>
-        <w:t xml:space="preserve">web-15</w:t>
-      </w:r>
-      <w:r>
-        <w:t xml:space="preserve"> </w:t>
-      </w:r>
-      <w:r>
-        <w:t xml:space="preserve">was collected on 29 September 2026 between 16:44 and 16:50 UTC by the GitHub workflow (</w:t>
-      </w:r>
-      <w:hyperlink r:id="rId55">
+        <w:t xml:space="preserve">web-16</w:t>
+      </w:r>
+      <w:r>
+        <w:t xml:space="preserve"> </w:t>
+      </w:r>
+      <w:r>
+        <w:t xml:space="preserve">was collected on 30 September 2026 between 14:58 and 15:04 UTC by the GitHub workflow (</w:t>
+      </w:r>
+      <w:hyperlink r:id="rId54">
         <w:r>
           <w:rPr>
             <w:rStyle w:val="Hyperlink"/>
           </w:rPr>
-          <w:t xml:space="preserve">run 36599759210</w:t>
+          <w:t xml:space="preserve">run 36732900487</w:t>
         </w:r>
       </w:hyperlink>
       <w:r>
@@ -23301,7 +23282,7 @@
         <w:rPr>
           <w:rStyle w:val="VerbatimChar"/>
         </w:rPr>
-        <w:t xml:space="preserve">2bab16b</w:t>
+        <w:t xml:space="preserve">a83c0f1</w:t>
       </w:r>
       <w:r>
         <w:t xml:space="preserve">, unit tests passing) at</w:t>
@@ -23316,16 +23297,16 @@
         <w:t xml:space="preserve">--depth 2</w:t>
       </w:r>
       <w:r>
-        <w:t xml:space="preserve">, under the re-issued checklist v3.2 and the official unscoped names list, with the two crawl fixes described below. It made 95 page requests: 13 landing pages, 56 direct links and 26 second-hop pages, 26 of the 60 the run allows for the second hop. Twelve landing pages returned HTTP 200 and GÉANT HTTP 403. Depth 1 and depth 2 agree in every cell. Offline,</w:t>
-      </w:r>
-      <w:r>
-        <w:t xml:space="preserve"> </w:t>
-      </w:r>
-      <w:r>
-        <w:rPr>
-          <w:rStyle w:val="VerbatimChar"/>
-        </w:rPr>
-        <w:t xml:space="preserve">uv run basic-check assess --run web-15</w:t>
+        <w:t xml:space="preserve">, under the re-issued checklist v3.2 and the official unscoped names list. It made 109 page requests: 13 landing pages, 62 direct links and 34 second-hop pages. Twelve landing pages returned HTTP 200 and Italy's HTTP 503. Depth 1 and depth 2 agree in every cell. Offline,</w:t>
+      </w:r>
+      <w:r>
+        <w:t xml:space="preserve"> </w:t>
+      </w:r>
+      <w:r>
+        <w:rPr>
+          <w:rStyle w:val="VerbatimChar"/>
+        </w:rPr>
+        <w:t xml:space="preserve">uv run basic-check assess --run web-16</w:t>
       </w:r>
       <w:r>
         <w:t xml:space="preserve"> </w:t>
@@ -23394,7 +23375,7 @@
               <w:pStyle w:val="Compact"/>
             </w:pPr>
             <w:r>
-              <w:t xml:space="preserve">53</w:t>
+              <w:t xml:space="preserve">57</w:t>
             </w:r>
           </w:p>
         </w:tc>
@@ -23421,7 +23402,7 @@
               <w:pStyle w:val="Compact"/>
             </w:pPr>
             <w:r>
-              <w:t xml:space="preserve">9</w:t>
+              <w:t xml:space="preserve">6</w:t>
             </w:r>
           </w:p>
         </w:tc>
@@ -23448,7 +23429,7 @@
               <w:pStyle w:val="Compact"/>
             </w:pPr>
             <w:r>
-              <w:t xml:space="preserve">68</w:t>
+              <w:t xml:space="preserve">67</w:t>
             </w:r>
           </w:p>
         </w:tc>
@@ -23527,163 +23508,19 @@
         <w:pStyle w:val="BodyText"/>
       </w:pPr>
       <w:r>
-        <w:t xml:space="preserve">Only one cell differs from</w:t>
-      </w:r>
-      <w:r>
-        <w:t xml:space="preserve"> </w:t>
-      </w:r>
-      <w:r>
-        <w:rPr>
-          <w:rStyle w:val="VerbatimChar"/>
-        </w:rPr>
-        <w:t xml:space="preserve">web-14</w:t>
+        <w:t xml:space="preserve">Four FAILs are point 4 (Data Terra, EOSC Finland, PaNOSC, Poland) and two are Data Terra's 5b and 5c. Twelve cells changed against</w:t>
+      </w:r>
+      <w:r>
+        <w:t xml:space="preserve"> </w:t>
+      </w:r>
+      <w:r>
+        <w:rPr>
+          <w:rStyle w:val="VerbatimChar"/>
+        </w:rPr>
+        <w:t xml:space="preserve">web-15</w:t>
       </w:r>
       <w:r>
         <w:t xml:space="preserve">:</w:t>
-      </w:r>
-      <w:r>
-        <w:t xml:space="preserve"> </w:t>
-      </w:r>
-      <w:r>
-        <w:rPr>
-          <w:b/>
-          <w:bCs/>
-        </w:rPr>
-        <w:t xml:space="preserve">EGI's point 4 passes</w:t>
-      </w:r>
-      <w:r>
-        <w:t xml:space="preserve">, because its landing page now links "EGI EOSC Node on EOSC Association's website",</w:t>
-      </w:r>
-      <w:r>
-        <w:t xml:space="preserve"> </w:t>
-      </w:r>
-      <w:r>
-        <w:rPr>
-          <w:rStyle w:val="VerbatimChar"/>
-        </w:rPr>
-        <w:t xml:space="preserve">https://eosc.eu/building-the-eosc-federation/eosc-node-egi</w:t>
-      </w:r>
-      <w:r>
-        <w:t xml:space="preserve">. Six FAILs are point 4, one is Italy's point 6 and two are Data Terra's 5b and 5c. Data Terra's services page</w:t>
-      </w:r>
-      <w:r>
-        <w:t xml:space="preserve"> </w:t>
-      </w:r>
-      <w:r>
-        <w:rPr>
-          <w:rStyle w:val="VerbatimChar"/>
-        </w:rPr>
-        <w:t xml:space="preserve">/services/</w:t>
-      </w:r>
-      <w:r>
-        <w:t xml:space="preserve"> </w:t>
-      </w:r>
-      <w:r>
-        <w:t xml:space="preserve">was read and links no AUP or UAP;</w:t>
-      </w:r>
-      <w:r>
-        <w:t xml:space="preserve"> </w:t>
-      </w:r>
-      <w:r>
-        <w:rPr>
-          <w:rStyle w:val="VerbatimChar"/>
-        </w:rPr>
-        <w:t xml:space="preserve">/offre-de-services/</w:t>
-      </w:r>
-      <w:r>
-        <w:t xml:space="preserve">, which</w:t>
-      </w:r>
-      <w:r>
-        <w:t xml:space="preserve"> </w:t>
-      </w:r>
-      <w:r>
-        <w:rPr>
-          <w:rStyle w:val="VerbatimChar"/>
-        </w:rPr>
-        <w:t xml:space="preserve">web-14</w:t>
-      </w:r>
-      <w:r>
-        <w:t xml:space="preserve"> </w:t>
-      </w:r>
-      <w:r>
-        <w:t xml:space="preserve">reached one hop further, is no longer followed, and gave the same result then. 5b and 5c per node are as in</w:t>
-      </w:r>
-      <w:r>
-        <w:t xml:space="preserve"> </w:t>
-      </w:r>
-      <w:r>
-        <w:rPr>
-          <w:rStyle w:val="VerbatimChar"/>
-        </w:rPr>
-        <w:t xml:space="preserve">web-14</w:t>
-      </w:r>
-      <w:r>
-        <w:t xml:space="preserve">, below. The masking is the same as for</w:t>
-      </w:r>
-      <w:r>
-        <w:t xml:space="preserve"> </w:t>
-      </w:r>
-      <w:r>
-        <w:rPr>
-          <w:rStyle w:val="VerbatimChar"/>
-        </w:rPr>
-        <w:t xml:space="preserve">web-14</w:t>
-      </w:r>
-      <w:r>
-        <w:t xml:space="preserve">: every name masked there was found again and masked, no new name appeared, and CERN's screenshot was masked again.</w:t>
-      </w:r>
-    </w:p>
-    <w:bookmarkEnd w:id="56"/>
-    <w:bookmarkStart w:id="58" w:name="Xde8e70993a24fd4fa4bd1dd92c82fc8f0ca6320"/>
-    <w:p>
-      <w:pPr>
-        <w:pStyle w:val="Heading3"/>
-      </w:pPr>
-      <w:r>
-        <w:t xml:space="preserve">Previous run: web-14 at depth 2, 28 September 2026</w:t>
-      </w:r>
-    </w:p>
-    <w:p>
-      <w:pPr>
-        <w:pStyle w:val="FirstParagraph"/>
-      </w:pPr>
-      <w:r>
-        <w:t xml:space="preserve">From run</w:t>
-      </w:r>
-      <w:r>
-        <w:t xml:space="preserve"> </w:t>
-      </w:r>
-      <w:r>
-        <w:rPr>
-          <w:rStyle w:val="VerbatimChar"/>
-        </w:rPr>
-        <w:t xml:space="preserve">web-14</w:t>
-      </w:r>
-      <w:r>
-        <w:t xml:space="preserve">, collected on 28 September 2026 between 23:43 and 23:50 UTC (</w:t>
-      </w:r>
-      <w:hyperlink r:id="rId57">
-        <w:r>
-          <w:rPr>
-            <w:rStyle w:val="Hyperlink"/>
-          </w:rPr>
-          <w:t xml:space="preserve">run 36499442323</w:t>
-        </w:r>
-      </w:hyperlink>
-      <w:r>
-        <w:t xml:space="preserve">, commit</w:t>
-      </w:r>
-      <w:r>
-        <w:t xml:space="preserve"> </w:t>
-      </w:r>
-      <w:r>
-        <w:rPr>
-          <w:rStyle w:val="VerbatimChar"/>
-        </w:rPr>
-        <w:t xml:space="preserve">9c291f9</w:t>
-      </w:r>
-      <w:r>
-        <w:t xml:space="preserve">). It made 136 page requests: 13 landing pages, 63 direct links and 60 second-hop pages, the whole run budget, so Italy and Slovakia got no second hop. It gave 52 PASS, 10 FAIL and 68 MANUAL_REVIEW, with EGI's point 4 still FAIL. Per node, 5b and 5c:</w:t>
       </w:r>
     </w:p>
     <w:tbl>
@@ -23710,18 +23547,18 @@
               <w:pStyle w:val="Compact"/>
             </w:pPr>
             <w:r>
-              <w:t xml:space="preserve">5b / 5c</w:t>
-            </w:r>
-          </w:p>
-        </w:tc>
-        <w:tc>
-          <w:tcPr/>
-          <w:p>
-            <w:pPr>
-              <w:pStyle w:val="Compact"/>
-            </w:pPr>
-            <w:r>
-              <w:t xml:space="preserve">Nodes</w:t>
+              <w:t xml:space="preserve">Node</w:t>
+            </w:r>
+          </w:p>
+        </w:tc>
+        <w:tc>
+          <w:tcPr/>
+          <w:p>
+            <w:pPr>
+              <w:pStyle w:val="Compact"/>
+            </w:pPr>
+            <w:r>
+              <w:t xml:space="preserve">Cells</w:t>
             </w:r>
           </w:p>
         </w:tc>
@@ -23748,29 +23585,18 @@
               <w:pStyle w:val="Compact"/>
             </w:pPr>
             <w:r>
-              <w:t xml:space="preserve">PASS / PASS</w:t>
-            </w:r>
-          </w:p>
-        </w:tc>
-        <w:tc>
-          <w:tcPr/>
-          <w:p>
-            <w:pPr>
-              <w:pStyle w:val="Compact"/>
-            </w:pPr>
-            <w:r>
-              <w:t xml:space="preserve">CERN</w:t>
-            </w:r>
-          </w:p>
-        </w:tc>
-        <w:tc>
-          <w:tcPr/>
-          <w:p>
-            <w:pPr>
-              <w:pStyle w:val="Compact"/>
-            </w:pPr>
-            <w:r>
-              <w:t xml:space="preserve">its "Policies" page links</w:t>
+              <w:t xml:space="preserve">GÉANT</w:t>
+            </w:r>
+          </w:p>
+        </w:tc>
+        <w:tc>
+          <w:tcPr/>
+          <w:p>
+            <w:pPr>
+              <w:pStyle w:val="Compact"/>
+            </w:pPr>
+            <w:r>
+              <w:t xml:space="preserve">1, 4, 5b, 6: review to</w:t>
             </w:r>
             <w:r>
               <w:t xml:space="preserve"> </w:t>
@@ -23779,13 +23605,18 @@
               <w:rPr>
                 <w:rStyle w:val="VerbatimChar"/>
               </w:rPr>
-              <w:t xml:space="preserve">/policies/aup</w:t>
-            </w:r>
-            <w:r>
-              <w:t xml:space="preserve"> </w:t>
-            </w:r>
-            <w:r>
-              <w:t xml:space="preserve">and</w:t>
+              <w:t xml:space="preserve">PASS</w:t>
+            </w:r>
+          </w:p>
+        </w:tc>
+        <w:tc>
+          <w:tcPr/>
+          <w:p>
+            <w:pPr>
+              <w:pStyle w:val="Compact"/>
+            </w:pPr>
+            <w:r>
+              <w:t xml:space="preserve">the page was served (HTTP 200) for the first time since 24 September; it links its own</w:t>
             </w:r>
             <w:r>
               <w:t xml:space="preserve"> </w:t>
@@ -23794,10 +23625,13 @@
               <w:rPr>
                 <w:rStyle w:val="VerbatimChar"/>
               </w:rPr>
-              <w:t xml:space="preserve">/policies/uap</w:t>
-            </w:r>
-            <w:r>
-              <w:t xml:space="preserve">, both fetched and read as policies; its "Services" page links both too</w:t>
+              <w:t xml:space="preserve">eosc.eu</w:t>
+            </w:r>
+            <w:r>
+              <w:t xml:space="preserve"> </w:t>
+            </w:r>
+            <w:r>
+              <w:t xml:space="preserve">entry, a "GÉANT Node Acceptable Use Policy" page (fetched) and a contact page</w:t>
             </w:r>
           </w:p>
         </w:tc>
@@ -23813,29 +23647,38 @@
               <w:pStyle w:val="Compact"/>
             </w:pPr>
             <w:r>
-              <w:t xml:space="preserve">PASS / PASS</w:t>
-            </w:r>
-          </w:p>
-        </w:tc>
-        <w:tc>
-          <w:tcPr/>
-          <w:p>
-            <w:pPr>
-              <w:pStyle w:val="Compact"/>
-            </w:pPr>
-            <w:r>
-              <w:t xml:space="preserve">BBMRI-ERIC</w:t>
-            </w:r>
-          </w:p>
-        </w:tc>
-        <w:tc>
-          <w:tcPr/>
-          <w:p>
-            <w:pPr>
-              <w:pStyle w:val="Compact"/>
-            </w:pPr>
-            <w:r>
-              <w:t xml:space="preserve">its Access Policies page is the UAP and links the "Acceptable Use Policy of BBMRI-ERIC Services" (a PDF, not fetched)</w:t>
+              <w:t xml:space="preserve">Czechia</w:t>
+            </w:r>
+          </w:p>
+        </w:tc>
+        <w:tc>
+          <w:tcPr/>
+          <w:p>
+            <w:pPr>
+              <w:pStyle w:val="Compact"/>
+            </w:pPr>
+            <w:r>
+              <w:t xml:space="preserve">4, 5c: to</w:t>
+            </w:r>
+            <w:r>
+              <w:t xml:space="preserve"> </w:t>
+            </w:r>
+            <w:r>
+              <w:rPr>
+                <w:rStyle w:val="VerbatimChar"/>
+              </w:rPr>
+              <w:t xml:space="preserve">PASS</w:t>
+            </w:r>
+          </w:p>
+        </w:tc>
+        <w:tc>
+          <w:tcPr/>
+          <w:p>
+            <w:pPr>
+              <w:pStyle w:val="Compact"/>
+            </w:pPr>
+            <w:r>
+              <w:t xml:space="preserve">it now links "DETAILED DESCRIPTION OF EOSC NODE CZECHIA" to its own entry, and a "User Access Policy" (a CESNET PDF, not read)</w:t>
             </w:r>
           </w:p>
         </w:tc>
@@ -23851,29 +23694,38 @@
               <w:pStyle w:val="Compact"/>
             </w:pPr>
             <w:r>
-              <w:t xml:space="preserve">PASS / PASS</w:t>
-            </w:r>
-          </w:p>
-        </w:tc>
-        <w:tc>
-          <w:tcPr/>
-          <w:p>
-            <w:pPr>
-              <w:pStyle w:val="Compact"/>
-            </w:pPr>
-            <w:r>
-              <w:t xml:space="preserve">Slovakia</w:t>
-            </w:r>
-          </w:p>
-        </w:tc>
-        <w:tc>
-          <w:tcPr/>
-          <w:p>
-            <w:pPr>
-              <w:pStyle w:val="Compact"/>
-            </w:pPr>
-            <w:r>
-              <w:t xml:space="preserve">one "Terms of Use (incl. AUP and UAP)" document</w:t>
+              <w:t xml:space="preserve">EGI</w:t>
+            </w:r>
+          </w:p>
+        </w:tc>
+        <w:tc>
+          <w:tcPr/>
+          <w:p>
+            <w:pPr>
+              <w:pStyle w:val="Compact"/>
+            </w:pPr>
+            <w:r>
+              <w:t xml:space="preserve">5c: review to</w:t>
+            </w:r>
+            <w:r>
+              <w:t xml:space="preserve"> </w:t>
+            </w:r>
+            <w:r>
+              <w:rPr>
+                <w:rStyle w:val="VerbatimChar"/>
+              </w:rPr>
+              <w:t xml:space="preserve">PASS</w:t>
+            </w:r>
+          </w:p>
+        </w:tc>
+        <w:tc>
+          <w:tcPr/>
+          <w:p>
+            <w:pPr>
+              <w:pStyle w:val="Compact"/>
+            </w:pPr>
+            <w:r>
+              <w:t xml:space="preserve">it links "EGI User Access Policy (UAP)", a PDF, not read</w:t>
             </w:r>
           </w:p>
         </w:tc>
@@ -23889,29 +23741,213 @@
               <w:pStyle w:val="Compact"/>
             </w:pPr>
             <w:r>
-              <w:t xml:space="preserve">PASS / review</w:t>
-            </w:r>
-          </w:p>
-        </w:tc>
-        <w:tc>
-          <w:tcPr/>
-          <w:p>
-            <w:pPr>
-              <w:pStyle w:val="Compact"/>
-            </w:pPr>
-            <w:r>
-              <w:t xml:space="preserve">Czechia, EOSC DTO, EOSC Finland, EUDAT, EGI, Poland, Italy</w:t>
-            </w:r>
-          </w:p>
-        </w:tc>
-        <w:tc>
-          <w:tcPr/>
-          <w:p>
-            <w:pPr>
-              <w:pStyle w:val="Compact"/>
-            </w:pPr>
-            <w:r>
-              <w:t xml:space="preserve">an AUP or terms of use is linked; one document may be both, so the UAP is left to a reviewer</w:t>
+              <w:t xml:space="preserve">Italy</w:t>
+            </w:r>
+          </w:p>
+        </w:tc>
+        <w:tc>
+          <w:tcPr/>
+          <w:p>
+            <w:pPr>
+              <w:pStyle w:val="Compact"/>
+            </w:pPr>
+            <w:r>
+              <w:t xml:space="preserve">1, 4, 5b, 6, 7: to review</w:t>
+            </w:r>
+          </w:p>
+        </w:tc>
+        <w:tc>
+          <w:tcPr/>
+          <w:p>
+            <w:pPr>
+              <w:pStyle w:val="Compact"/>
+            </w:pPr>
+            <w:r>
+              <w:t xml:space="preserve">HTTP 503 "No server is available", again when Italy alone was re-collected at 15:05:54 UTC (</w:t>
+            </w:r>
+            <w:hyperlink r:id="rId55">
+              <w:r>
+                <w:rPr>
+                  <w:rStyle w:val="Hyperlink"/>
+                </w:rPr>
+                <w:t xml:space="preserve">run 36733978874</w:t>
+              </w:r>
+            </w:hyperlink>
+            <w:r>
+              <w:t xml:space="preserve">); an unserved page is never a FAIL</w:t>
+            </w:r>
+          </w:p>
+        </w:tc>
+      </w:tr>
+    </w:tbl>
+    <w:p>
+      <w:pPr>
+        <w:pStyle w:val="BodyText"/>
+      </w:pPr>
+      <w:r>
+        <w:rPr>
+          <w:b/>
+          <w:bCs/>
+        </w:rPr>
+        <w:t xml:space="preserve">Masking.</w:t>
+      </w:r>
+      <w:r>
+        <w:t xml:space="preserve"> </w:t>
+      </w:r>
+      <w:r>
+        <w:t xml:space="preserve">The same names as in</w:t>
+      </w:r>
+      <w:r>
+        <w:t xml:space="preserve"> </w:t>
+      </w:r>
+      <w:r>
+        <w:rPr>
+          <w:rStyle w:val="VerbatimChar"/>
+        </w:rPr>
+        <w:t xml:space="preserve">web-15</w:t>
+      </w:r>
+      <w:r>
+        <w:t xml:space="preserve"> </w:t>
+      </w:r>
+      <w:r>
+        <w:t xml:space="preserve">were masked again, and CERN's screenshot. GÉANT's second hop reached its executive team, governance and membership pages, with about 120 names of officers, board members and General Assembly representatives; they were masked everywhere, including forms cut short at the end of a link label. The privacy check found only role mailboxes.</w:t>
+      </w:r>
+    </w:p>
+    <w:p>
+      <w:pPr>
+        <w:pStyle w:val="BodyText"/>
+      </w:pPr>
+      <w:r>
+        <w:rPr>
+          <w:b/>
+          <w:bCs/>
+        </w:rPr>
+        <w:t xml:space="preserve">Two wasted requests.</w:t>
+      </w:r>
+      <w:r>
+        <w:t xml:space="preserve"> </w:t>
+      </w:r>
+      <w:r>
+        <w:t xml:space="preserve">On GÉANT's page the tool followed the cookie banner's "Manage services" button as a services page (5s), and at the second hop a "Security contact for this AUP" link as an AUP (5b). Neither changed a verdict; the AUP verdict rests on the policy page itself.</w:t>
+      </w:r>
+    </w:p>
+    <w:bookmarkEnd w:id="56"/>
+    <w:bookmarkStart w:id="58" w:name="X8065abfb438dad10d58e9359f4a03fc67263849"/>
+    <w:p>
+      <w:pPr>
+        <w:pStyle w:val="Heading3"/>
+      </w:pPr>
+      <w:r>
+        <w:t xml:space="preserve">Previous run: web-15 at depth 2, 29 September 2026</w:t>
+      </w:r>
+    </w:p>
+    <w:p>
+      <w:pPr>
+        <w:pStyle w:val="FirstParagraph"/>
+      </w:pPr>
+      <w:r>
+        <w:t xml:space="preserve">Run</w:t>
+      </w:r>
+      <w:r>
+        <w:t xml:space="preserve"> </w:t>
+      </w:r>
+      <w:r>
+        <w:rPr>
+          <w:rStyle w:val="VerbatimChar"/>
+        </w:rPr>
+        <w:t xml:space="preserve">web-15</w:t>
+      </w:r>
+      <w:r>
+        <w:t xml:space="preserve"> </w:t>
+      </w:r>
+      <w:r>
+        <w:t xml:space="preserve">was collected on 29 September 2026 between 16:44 and 16:50 UTC by the GitHub workflow (</w:t>
+      </w:r>
+      <w:hyperlink r:id="rId57">
+        <w:r>
+          <w:rPr>
+            <w:rStyle w:val="Hyperlink"/>
+          </w:rPr>
+          <w:t xml:space="preserve">run 36599759210</w:t>
+        </w:r>
+      </w:hyperlink>
+      <w:r>
+        <w:t xml:space="preserve">, commit</w:t>
+      </w:r>
+      <w:r>
+        <w:t xml:space="preserve"> </w:t>
+      </w:r>
+      <w:r>
+        <w:rPr>
+          <w:rStyle w:val="VerbatimChar"/>
+        </w:rPr>
+        <w:t xml:space="preserve">2bab16b</w:t>
+      </w:r>
+      <w:r>
+        <w:t xml:space="preserve">, unit tests passing) at</w:t>
+      </w:r>
+      <w:r>
+        <w:t xml:space="preserve"> </w:t>
+      </w:r>
+      <w:r>
+        <w:rPr>
+          <w:rStyle w:val="VerbatimChar"/>
+        </w:rPr>
+        <w:t xml:space="preserve">--depth 2</w:t>
+      </w:r>
+      <w:r>
+        <w:t xml:space="preserve">, under the re-issued checklist v3.2 and the official unscoped names list, with the two crawl fixes described below. It made 95 page requests: 13 landing pages, 56 direct links and 26 second-hop pages, 26 of the 60 the run allows for the second hop. Twelve landing pages returned HTTP 200 and GÉANT HTTP 403. Depth 1 and depth 2 agree in every cell. Offline,</w:t>
+      </w:r>
+      <w:r>
+        <w:t xml:space="preserve"> </w:t>
+      </w:r>
+      <w:r>
+        <w:rPr>
+          <w:rStyle w:val="VerbatimChar"/>
+        </w:rPr>
+        <w:t xml:space="preserve">uv run basic-check assess --run web-15</w:t>
+      </w:r>
+      <w:r>
+        <w:t xml:space="preserve"> </w:t>
+      </w:r>
+      <w:r>
+        <w:t xml:space="preserve">reproduces it exactly, apart from the generation time.</w:t>
+      </w:r>
+    </w:p>
+    <w:tbl>
+      <w:tblPr>
+        <w:tblStyle w:val="Table"/>
+        <w:tblW w:type="auto" w:w="0"/>
+        <w:tblLook w:firstRow="1" w:lastRow="0" w:firstColumn="0" w:lastColumn="0" w:noHBand="0" w:noVBand="0" w:val="0020"/>
+      </w:tblPr>
+      <w:tblGrid>
+        <w:gridCol w:w="3960"/>
+        <w:gridCol w:w="3960"/>
+      </w:tblGrid>
+      <w:tr>
+        <w:trPr>
+          <w:cantSplit/>
+          <w:tblHeader w:val="on"/>
+        </w:trPr>
+        <w:tc>
+          <w:tcPr/>
+          <w:p>
+            <w:pPr>
+              <w:pStyle w:val="Compact"/>
+            </w:pPr>
+            <w:r>
+              <w:t xml:space="preserve">Verdict</w:t>
+            </w:r>
+          </w:p>
+        </w:tc>
+        <w:tc>
+          <w:tcPr/>
+          <w:p>
+            <w:pPr>
+              <w:pStyle w:val="Compact"/>
+            </w:pPr>
+            <w:r>
+              <w:t xml:space="preserve">Cells</w:t>
             </w:r>
           </w:p>
         </w:tc>
@@ -23927,53 +23963,18 @@
               <w:pStyle w:val="Compact"/>
             </w:pPr>
             <w:r>
-              <w:t xml:space="preserve">FAIL / FAIL</w:t>
-            </w:r>
-          </w:p>
-        </w:tc>
-        <w:tc>
-          <w:tcPr/>
-          <w:p>
-            <w:pPr>
-              <w:pStyle w:val="Compact"/>
-            </w:pPr>
-            <w:r>
-              <w:t xml:space="preserve">Data Terra</w:t>
-            </w:r>
-          </w:p>
-        </w:tc>
-        <w:tc>
-          <w:tcPr/>
-          <w:p>
-            <w:pPr>
-              <w:pStyle w:val="Compact"/>
-            </w:pPr>
-            <w:r>
-              <w:rPr>
-                <w:rStyle w:val="VerbatimChar"/>
-              </w:rPr>
-              <w:t xml:space="preserve">/services/</w:t>
-            </w:r>
-            <w:r>
-              <w:t xml:space="preserve"> </w:t>
-            </w:r>
-            <w:r>
-              <w:t xml:space="preserve">and</w:t>
-            </w:r>
-            <w:r>
-              <w:t xml:space="preserve"> </w:t>
-            </w:r>
-            <w:r>
-              <w:rPr>
-                <w:rStyle w:val="VerbatimChar"/>
-              </w:rPr>
-              <w:t xml:space="preserve">/offre-de-services/</w:t>
-            </w:r>
-            <w:r>
-              <w:t xml:space="preserve"> </w:t>
-            </w:r>
-            <w:r>
-              <w:t xml:space="preserve">were read and link no AUP or UAP. The pages are in French and the vocabulary is English, so check by hand</w:t>
+              <w:t xml:space="preserve">🟢 PASS</w:t>
+            </w:r>
+          </w:p>
+        </w:tc>
+        <w:tc>
+          <w:tcPr/>
+          <w:p>
+            <w:pPr>
+              <w:pStyle w:val="Compact"/>
+            </w:pPr>
+            <w:r>
+              <w:t xml:space="preserve">53</w:t>
             </w:r>
           </w:p>
         </w:tc>
@@ -23989,41 +23990,18 @@
               <w:pStyle w:val="Compact"/>
             </w:pPr>
             <w:r>
-              <w:t xml:space="preserve">review / review</w:t>
-            </w:r>
-          </w:p>
-        </w:tc>
-        <w:tc>
-          <w:tcPr/>
-          <w:p>
-            <w:pPr>
-              <w:pStyle w:val="Compact"/>
-            </w:pPr>
-            <w:r>
-              <w:t xml:space="preserve">PaNOSC</w:t>
-            </w:r>
-          </w:p>
-        </w:tc>
-        <w:tc>
-          <w:tcPr/>
-          <w:p>
-            <w:pPr>
-              <w:pStyle w:val="Compact"/>
-            </w:pPr>
-            <w:r>
-              <w:t xml:space="preserve">its services site,</w:t>
-            </w:r>
-            <w:r>
-              <w:t xml:space="preserve"> </w:t>
-            </w:r>
-            <w:r>
-              <w:rPr>
-                <w:rStyle w:val="VerbatimChar"/>
-              </w:rPr>
-              <w:t xml:space="preserve">services.panosc.eu</w:t>
-            </w:r>
-            <w:r>
-              <w:t xml:space="preserve">, was not read</w:t>
+              <w:t xml:space="preserve">🔴 FAIL</w:t>
+            </w:r>
+          </w:p>
+        </w:tc>
+        <w:tc>
+          <w:tcPr/>
+          <w:p>
+            <w:pPr>
+              <w:pStyle w:val="Compact"/>
+            </w:pPr>
+            <w:r>
+              <w:t xml:space="preserve">9</w:t>
             </w:r>
           </w:p>
         </w:tc>
@@ -24039,29 +24017,86 @@
               <w:pStyle w:val="Compact"/>
             </w:pPr>
             <w:r>
-              <w:t xml:space="preserve">review / review</w:t>
-            </w:r>
-          </w:p>
-        </w:tc>
-        <w:tc>
-          <w:tcPr/>
-          <w:p>
-            <w:pPr>
-              <w:pStyle w:val="Compact"/>
-            </w:pPr>
-            <w:r>
-              <w:t xml:space="preserve">GÉANT</w:t>
-            </w:r>
-          </w:p>
-        </w:tc>
-        <w:tc>
-          <w:tcPr/>
-          <w:p>
-            <w:pPr>
-              <w:pStyle w:val="Compact"/>
-            </w:pPr>
-            <w:r>
-              <w:t xml:space="preserve">HTTP 403, the page was not served</w:t>
+              <w:t xml:space="preserve">🟠 MANUAL_REVIEW</w:t>
+            </w:r>
+          </w:p>
+        </w:tc>
+        <w:tc>
+          <w:tcPr/>
+          <w:p>
+            <w:pPr>
+              <w:pStyle w:val="Compact"/>
+            </w:pPr>
+            <w:r>
+              <w:t xml:space="preserve">68</w:t>
+            </w:r>
+          </w:p>
+        </w:tc>
+      </w:tr>
+      <w:tr>
+        <w:trPr>
+          <w:cantSplit/>
+        </w:trPr>
+        <w:tc>
+          <w:tcPr/>
+          <w:p>
+            <w:pPr>
+              <w:pStyle w:val="Compact"/>
+            </w:pPr>
+            <w:r>
+              <w:t xml:space="preserve">🟣 ERROR</w:t>
+            </w:r>
+          </w:p>
+        </w:tc>
+        <w:tc>
+          <w:tcPr/>
+          <w:p>
+            <w:pPr>
+              <w:pStyle w:val="Compact"/>
+            </w:pPr>
+            <w:r>
+              <w:t xml:space="preserve">0</w:t>
+            </w:r>
+          </w:p>
+        </w:tc>
+      </w:tr>
+      <w:tr>
+        <w:trPr>
+          <w:cantSplit/>
+        </w:trPr>
+        <w:tc>
+          <w:tcPr/>
+          <w:p>
+            <w:pPr>
+              <w:pStyle w:val="Compact"/>
+            </w:pPr>
+            <w:r>
+              <w:rPr>
+                <w:b/>
+                <w:bCs/>
+              </w:rPr>
+              <w:t xml:space="preserve">Total</w:t>
+            </w:r>
+          </w:p>
+        </w:tc>
+        <w:tc>
+          <w:tcPr/>
+          <w:p>
+            <w:pPr>
+              <w:pStyle w:val="Compact"/>
+            </w:pPr>
+            <w:r>
+              <w:rPr>
+                <w:b/>
+                <w:bCs/>
+              </w:rPr>
+              <w:t xml:space="preserve">130</w:t>
+            </w:r>
+            <w:r>
+              <w:t xml:space="preserve"> </w:t>
+            </w:r>
+            <w:r>
+              <w:t xml:space="preserve">(13 nodes × 10 points)</w:t>
             </w:r>
           </w:p>
         </w:tc>
@@ -24072,82 +24107,71 @@
         <w:pStyle w:val="BodyText"/>
       </w:pPr>
       <w:r>
-        <w:t xml:space="preserve">Against</w:t>
-      </w:r>
-      <w:r>
-        <w:t xml:space="preserve"> </w:t>
-      </w:r>
-      <w:r>
-        <w:rPr>
-          <w:rStyle w:val="VerbatimChar"/>
-        </w:rPr>
-        <w:t xml:space="preserve">web-13-rescored</w:t>
-      </w:r>
-      <w:r>
-        <w:t xml:space="preserve">, only four cells changed: CERN's 5b and 5c (review to</w:t>
-      </w:r>
-      <w:r>
-        <w:t xml:space="preserve"> </w:t>
-      </w:r>
-      <w:r>
-        <w:rPr>
-          <w:rStyle w:val="VerbatimChar"/>
-        </w:rPr>
-        <w:t xml:space="preserve">PASS</w:t>
-      </w:r>
-      <w:r>
-        <w:t xml:space="preserve">) and Data Terra's (review to</w:t>
-      </w:r>
-      <w:r>
-        <w:t xml:space="preserve"> </w:t>
-      </w:r>
-      <w:r>
-        <w:rPr>
-          <w:rStyle w:val="VerbatimChar"/>
-        </w:rPr>
-        <w:t xml:space="preserve">FAIL</w:t>
-      </w:r>
-      <w:r>
-        <w:t xml:space="preserve">).</w:t>
-      </w:r>
-    </w:p>
-    <w:p>
-      <w:pPr>
-        <w:pStyle w:val="BodyText"/>
-      </w:pPr>
+        <w:t xml:space="preserve">Only one cell differs from</w:t>
+      </w:r>
+      <w:r>
+        <w:t xml:space="preserve"> </w:t>
+      </w:r>
+      <w:r>
+        <w:rPr>
+          <w:rStyle w:val="VerbatimChar"/>
+        </w:rPr>
+        <w:t xml:space="preserve">web-14</w:t>
+      </w:r>
+      <w:r>
+        <w:t xml:space="preserve">:</w:t>
+      </w:r>
+      <w:r>
+        <w:t xml:space="preserve"> </w:t>
+      </w:r>
       <w:r>
         <w:rPr>
           <w:b/>
           <w:bCs/>
         </w:rPr>
-        <w:t xml:space="preserve">Two crawl defects, fixed after the run.</w:t>
-      </w:r>
-      <w:r>
-        <w:t xml:space="preserve"> </w:t>
-      </w:r>
-      <w:r>
-        <w:t xml:space="preserve">Privacy and cookie policies whose address spells the words with a hyphen (</w:t>
-      </w:r>
-      <w:r>
-        <w:rPr>
-          <w:rStyle w:val="VerbatimChar"/>
-        </w:rPr>
-        <w:t xml:space="preserve">/privacy-policy</w:t>
-      </w:r>
-      <w:r>
-        <w:t xml:space="preserve">,</w:t>
-      </w:r>
-      <w:r>
-        <w:t xml:space="preserve"> </w:t>
-      </w:r>
-      <w:r>
-        <w:rPr>
-          <w:rStyle w:val="VerbatimChar"/>
-        </w:rPr>
-        <w:t xml:space="preserve">/cookie-policy</w:t>
-      </w:r>
-      <w:r>
-        <w:t xml:space="preserve">) were followed as policies pages, because the exclusion was written for the label. And the second hop also looked for services and policies pages, fetching up to 12 more pages per node (EOSC Finland). Now the exclusion reads the whole label and address, and the intermediate pages are looked for on the landing page only. Re-assessing</w:t>
+        <w:t xml:space="preserve">EGI's point 4 passes</w:t>
+      </w:r>
+      <w:r>
+        <w:t xml:space="preserve">, because its landing page now links "EGI EOSC Node on EOSC Association's website",</w:t>
+      </w:r>
+      <w:r>
+        <w:t xml:space="preserve"> </w:t>
+      </w:r>
+      <w:r>
+        <w:rPr>
+          <w:rStyle w:val="VerbatimChar"/>
+        </w:rPr>
+        <w:t xml:space="preserve">https://eosc.eu/building-the-eosc-federation/eosc-node-egi</w:t>
+      </w:r>
+      <w:r>
+        <w:t xml:space="preserve">. Six FAILs are point 4, one is Italy's point 6 and two are Data Terra's 5b and 5c. Data Terra's services page</w:t>
+      </w:r>
+      <w:r>
+        <w:t xml:space="preserve"> </w:t>
+      </w:r>
+      <w:r>
+        <w:rPr>
+          <w:rStyle w:val="VerbatimChar"/>
+        </w:rPr>
+        <w:t xml:space="preserve">/services/</w:t>
+      </w:r>
+      <w:r>
+        <w:t xml:space="preserve"> </w:t>
+      </w:r>
+      <w:r>
+        <w:t xml:space="preserve">was read and links no AUP or UAP;</w:t>
+      </w:r>
+      <w:r>
+        <w:t xml:space="preserve"> </w:t>
+      </w:r>
+      <w:r>
+        <w:rPr>
+          <w:rStyle w:val="VerbatimChar"/>
+        </w:rPr>
+        <w:t xml:space="preserve">/offre-de-services/</w:t>
+      </w:r>
+      <w:r>
+        <w:t xml:space="preserve">, which</w:t>
       </w:r>
       <w:r>
         <w:t xml:space="preserve"> </w:t>
@@ -24162,7 +24186,509 @@
         <w:t xml:space="preserve"> </w:t>
       </w:r>
       <w:r>
-        <w:t xml:space="preserve">with the fix changes no verdict or evidence line; the next collection will make fewer requests.</w:t>
+        <w:t xml:space="preserve">reached one hop further, is no longer followed, and gave the same result then. 5b and 5c per node are as in</w:t>
+      </w:r>
+      <w:r>
+        <w:t xml:space="preserve"> </w:t>
+      </w:r>
+      <w:r>
+        <w:rPr>
+          <w:rStyle w:val="VerbatimChar"/>
+        </w:rPr>
+        <w:t xml:space="preserve">web-14</w:t>
+      </w:r>
+      <w:r>
+        <w:t xml:space="preserve">, below. The masking is the same as for</w:t>
+      </w:r>
+      <w:r>
+        <w:t xml:space="preserve"> </w:t>
+      </w:r>
+      <w:r>
+        <w:rPr>
+          <w:rStyle w:val="VerbatimChar"/>
+        </w:rPr>
+        <w:t xml:space="preserve">web-14</w:t>
+      </w:r>
+      <w:r>
+        <w:t xml:space="preserve">: every name masked there was found again and masked, no new name appeared, and CERN's screenshot was masked again.</w:t>
+      </w:r>
+    </w:p>
+    <w:bookmarkEnd w:id="58"/>
+    <w:bookmarkStart w:id="60" w:name="Xde8e70993a24fd4fa4bd1dd92c82fc8f0ca6320"/>
+    <w:p>
+      <w:pPr>
+        <w:pStyle w:val="Heading3"/>
+      </w:pPr>
+      <w:r>
+        <w:t xml:space="preserve">Previous run: web-14 at depth 2, 28 September 2026</w:t>
+      </w:r>
+    </w:p>
+    <w:p>
+      <w:pPr>
+        <w:pStyle w:val="FirstParagraph"/>
+      </w:pPr>
+      <w:r>
+        <w:t xml:space="preserve">From run</w:t>
+      </w:r>
+      <w:r>
+        <w:t xml:space="preserve"> </w:t>
+      </w:r>
+      <w:r>
+        <w:rPr>
+          <w:rStyle w:val="VerbatimChar"/>
+        </w:rPr>
+        <w:t xml:space="preserve">web-14</w:t>
+      </w:r>
+      <w:r>
+        <w:t xml:space="preserve">, collected on 28 September 2026 between 23:43 and 23:50 UTC (</w:t>
+      </w:r>
+      <w:hyperlink r:id="rId59">
+        <w:r>
+          <w:rPr>
+            <w:rStyle w:val="Hyperlink"/>
+          </w:rPr>
+          <w:t xml:space="preserve">run 36499442323</w:t>
+        </w:r>
+      </w:hyperlink>
+      <w:r>
+        <w:t xml:space="preserve">, commit</w:t>
+      </w:r>
+      <w:r>
+        <w:t xml:space="preserve"> </w:t>
+      </w:r>
+      <w:r>
+        <w:rPr>
+          <w:rStyle w:val="VerbatimChar"/>
+        </w:rPr>
+        <w:t xml:space="preserve">9c291f9</w:t>
+      </w:r>
+      <w:r>
+        <w:t xml:space="preserve">). It made 136 page requests: 13 landing pages, 63 direct links and 60 second-hop pages, the whole run budget, so Italy and Slovakia got no second hop. It gave 52 PASS, 10 FAIL and 68 MANUAL_REVIEW, with EGI's point 4 still FAIL. Per node, 5b and 5c:</w:t>
+      </w:r>
+    </w:p>
+    <w:tbl>
+      <w:tblPr>
+        <w:tblStyle w:val="Table"/>
+        <w:tblW w:type="pct" w:w="5000"/>
+        <w:tblLayout w:type="fixed"/>
+        <w:tblLook w:firstRow="1" w:lastRow="0" w:firstColumn="0" w:lastColumn="0" w:noHBand="0" w:noVBand="0" w:val="0020"/>
+      </w:tblPr>
+      <w:tblGrid>
+        <w:gridCol w:w="2640"/>
+        <w:gridCol w:w="2640"/>
+        <w:gridCol w:w="2640"/>
+      </w:tblGrid>
+      <w:tr>
+        <w:trPr>
+          <w:cantSplit/>
+          <w:tblHeader w:val="on"/>
+        </w:trPr>
+        <w:tc>
+          <w:tcPr/>
+          <w:p>
+            <w:pPr>
+              <w:pStyle w:val="Compact"/>
+            </w:pPr>
+            <w:r>
+              <w:t xml:space="preserve">5b / 5c</w:t>
+            </w:r>
+          </w:p>
+        </w:tc>
+        <w:tc>
+          <w:tcPr/>
+          <w:p>
+            <w:pPr>
+              <w:pStyle w:val="Compact"/>
+            </w:pPr>
+            <w:r>
+              <w:t xml:space="preserve">Nodes</w:t>
+            </w:r>
+          </w:p>
+        </w:tc>
+        <w:tc>
+          <w:tcPr/>
+          <w:p>
+            <w:pPr>
+              <w:pStyle w:val="Compact"/>
+            </w:pPr>
+            <w:r>
+              <w:t xml:space="preserve">Why</w:t>
+            </w:r>
+          </w:p>
+        </w:tc>
+      </w:tr>
+      <w:tr>
+        <w:trPr>
+          <w:cantSplit/>
+        </w:trPr>
+        <w:tc>
+          <w:tcPr/>
+          <w:p>
+            <w:pPr>
+              <w:pStyle w:val="Compact"/>
+            </w:pPr>
+            <w:r>
+              <w:t xml:space="preserve">PASS / PASS</w:t>
+            </w:r>
+          </w:p>
+        </w:tc>
+        <w:tc>
+          <w:tcPr/>
+          <w:p>
+            <w:pPr>
+              <w:pStyle w:val="Compact"/>
+            </w:pPr>
+            <w:r>
+              <w:t xml:space="preserve">CERN</w:t>
+            </w:r>
+          </w:p>
+        </w:tc>
+        <w:tc>
+          <w:tcPr/>
+          <w:p>
+            <w:pPr>
+              <w:pStyle w:val="Compact"/>
+            </w:pPr>
+            <w:r>
+              <w:t xml:space="preserve">its "Policies" page links</w:t>
+            </w:r>
+            <w:r>
+              <w:t xml:space="preserve"> </w:t>
+            </w:r>
+            <w:r>
+              <w:rPr>
+                <w:rStyle w:val="VerbatimChar"/>
+              </w:rPr>
+              <w:t xml:space="preserve">/policies/aup</w:t>
+            </w:r>
+            <w:r>
+              <w:t xml:space="preserve"> </w:t>
+            </w:r>
+            <w:r>
+              <w:t xml:space="preserve">and</w:t>
+            </w:r>
+            <w:r>
+              <w:t xml:space="preserve"> </w:t>
+            </w:r>
+            <w:r>
+              <w:rPr>
+                <w:rStyle w:val="VerbatimChar"/>
+              </w:rPr>
+              <w:t xml:space="preserve">/policies/uap</w:t>
+            </w:r>
+            <w:r>
+              <w:t xml:space="preserve">, both fetched and read as policies; its "Services" page links both too</w:t>
+            </w:r>
+          </w:p>
+        </w:tc>
+      </w:tr>
+      <w:tr>
+        <w:trPr>
+          <w:cantSplit/>
+        </w:trPr>
+        <w:tc>
+          <w:tcPr/>
+          <w:p>
+            <w:pPr>
+              <w:pStyle w:val="Compact"/>
+            </w:pPr>
+            <w:r>
+              <w:t xml:space="preserve">PASS / PASS</w:t>
+            </w:r>
+          </w:p>
+        </w:tc>
+        <w:tc>
+          <w:tcPr/>
+          <w:p>
+            <w:pPr>
+              <w:pStyle w:val="Compact"/>
+            </w:pPr>
+            <w:r>
+              <w:t xml:space="preserve">BBMRI-ERIC</w:t>
+            </w:r>
+          </w:p>
+        </w:tc>
+        <w:tc>
+          <w:tcPr/>
+          <w:p>
+            <w:pPr>
+              <w:pStyle w:val="Compact"/>
+            </w:pPr>
+            <w:r>
+              <w:t xml:space="preserve">its Access Policies page is the UAP and links the "Acceptable Use Policy of BBMRI-ERIC Services" (a PDF, not fetched)</w:t>
+            </w:r>
+          </w:p>
+        </w:tc>
+      </w:tr>
+      <w:tr>
+        <w:trPr>
+          <w:cantSplit/>
+        </w:trPr>
+        <w:tc>
+          <w:tcPr/>
+          <w:p>
+            <w:pPr>
+              <w:pStyle w:val="Compact"/>
+            </w:pPr>
+            <w:r>
+              <w:t xml:space="preserve">PASS / PASS</w:t>
+            </w:r>
+          </w:p>
+        </w:tc>
+        <w:tc>
+          <w:tcPr/>
+          <w:p>
+            <w:pPr>
+              <w:pStyle w:val="Compact"/>
+            </w:pPr>
+            <w:r>
+              <w:t xml:space="preserve">Slovakia</w:t>
+            </w:r>
+          </w:p>
+        </w:tc>
+        <w:tc>
+          <w:tcPr/>
+          <w:p>
+            <w:pPr>
+              <w:pStyle w:val="Compact"/>
+            </w:pPr>
+            <w:r>
+              <w:t xml:space="preserve">one "Terms of Use (incl. AUP and UAP)" document</w:t>
+            </w:r>
+          </w:p>
+        </w:tc>
+      </w:tr>
+      <w:tr>
+        <w:trPr>
+          <w:cantSplit/>
+        </w:trPr>
+        <w:tc>
+          <w:tcPr/>
+          <w:p>
+            <w:pPr>
+              <w:pStyle w:val="Compact"/>
+            </w:pPr>
+            <w:r>
+              <w:t xml:space="preserve">PASS / review</w:t>
+            </w:r>
+          </w:p>
+        </w:tc>
+        <w:tc>
+          <w:tcPr/>
+          <w:p>
+            <w:pPr>
+              <w:pStyle w:val="Compact"/>
+            </w:pPr>
+            <w:r>
+              <w:t xml:space="preserve">Czechia, EOSC DTO, EOSC Finland, EUDAT, EGI, Poland, Italy</w:t>
+            </w:r>
+          </w:p>
+        </w:tc>
+        <w:tc>
+          <w:tcPr/>
+          <w:p>
+            <w:pPr>
+              <w:pStyle w:val="Compact"/>
+            </w:pPr>
+            <w:r>
+              <w:t xml:space="preserve">an AUP or terms of use is linked; one document may be both, so the UAP is left to a reviewer</w:t>
+            </w:r>
+          </w:p>
+        </w:tc>
+      </w:tr>
+      <w:tr>
+        <w:trPr>
+          <w:cantSplit/>
+        </w:trPr>
+        <w:tc>
+          <w:tcPr/>
+          <w:p>
+            <w:pPr>
+              <w:pStyle w:val="Compact"/>
+            </w:pPr>
+            <w:r>
+              <w:t xml:space="preserve">FAIL / FAIL</w:t>
+            </w:r>
+          </w:p>
+        </w:tc>
+        <w:tc>
+          <w:tcPr/>
+          <w:p>
+            <w:pPr>
+              <w:pStyle w:val="Compact"/>
+            </w:pPr>
+            <w:r>
+              <w:t xml:space="preserve">Data Terra</w:t>
+            </w:r>
+          </w:p>
+        </w:tc>
+        <w:tc>
+          <w:tcPr/>
+          <w:p>
+            <w:pPr>
+              <w:pStyle w:val="Compact"/>
+            </w:pPr>
+            <w:r>
+              <w:rPr>
+                <w:rStyle w:val="VerbatimChar"/>
+              </w:rPr>
+              <w:t xml:space="preserve">/services/</w:t>
+            </w:r>
+            <w:r>
+              <w:t xml:space="preserve"> </w:t>
+            </w:r>
+            <w:r>
+              <w:t xml:space="preserve">and</w:t>
+            </w:r>
+            <w:r>
+              <w:t xml:space="preserve"> </w:t>
+            </w:r>
+            <w:r>
+              <w:rPr>
+                <w:rStyle w:val="VerbatimChar"/>
+              </w:rPr>
+              <w:t xml:space="preserve">/offre-de-services/</w:t>
+            </w:r>
+            <w:r>
+              <w:t xml:space="preserve"> </w:t>
+            </w:r>
+            <w:r>
+              <w:t xml:space="preserve">were read and link no AUP or UAP. The pages are in French and the vocabulary is English, so check by hand</w:t>
+            </w:r>
+          </w:p>
+        </w:tc>
+      </w:tr>
+      <w:tr>
+        <w:trPr>
+          <w:cantSplit/>
+        </w:trPr>
+        <w:tc>
+          <w:tcPr/>
+          <w:p>
+            <w:pPr>
+              <w:pStyle w:val="Compact"/>
+            </w:pPr>
+            <w:r>
+              <w:t xml:space="preserve">review / review</w:t>
+            </w:r>
+          </w:p>
+        </w:tc>
+        <w:tc>
+          <w:tcPr/>
+          <w:p>
+            <w:pPr>
+              <w:pStyle w:val="Compact"/>
+            </w:pPr>
+            <w:r>
+              <w:t xml:space="preserve">PaNOSC</w:t>
+            </w:r>
+          </w:p>
+        </w:tc>
+        <w:tc>
+          <w:tcPr/>
+          <w:p>
+            <w:pPr>
+              <w:pStyle w:val="Compact"/>
+            </w:pPr>
+            <w:r>
+              <w:t xml:space="preserve">its services site,</w:t>
+            </w:r>
+            <w:r>
+              <w:t xml:space="preserve"> </w:t>
+            </w:r>
+            <w:r>
+              <w:rPr>
+                <w:rStyle w:val="VerbatimChar"/>
+              </w:rPr>
+              <w:t xml:space="preserve">services.panosc.eu</w:t>
+            </w:r>
+            <w:r>
+              <w:t xml:space="preserve">, was not read</w:t>
+            </w:r>
+          </w:p>
+        </w:tc>
+      </w:tr>
+      <w:tr>
+        <w:trPr>
+          <w:cantSplit/>
+        </w:trPr>
+        <w:tc>
+          <w:tcPr/>
+          <w:p>
+            <w:pPr>
+              <w:pStyle w:val="Compact"/>
+            </w:pPr>
+            <w:r>
+              <w:t xml:space="preserve">review / review</w:t>
+            </w:r>
+          </w:p>
+        </w:tc>
+        <w:tc>
+          <w:tcPr/>
+          <w:p>
+            <w:pPr>
+              <w:pStyle w:val="Compact"/>
+            </w:pPr>
+            <w:r>
+              <w:t xml:space="preserve">GÉANT</w:t>
+            </w:r>
+          </w:p>
+        </w:tc>
+        <w:tc>
+          <w:tcPr/>
+          <w:p>
+            <w:pPr>
+              <w:pStyle w:val="Compact"/>
+            </w:pPr>
+            <w:r>
+              <w:t xml:space="preserve">HTTP 403, the page was not served</w:t>
+            </w:r>
+          </w:p>
+        </w:tc>
+      </w:tr>
+    </w:tbl>
+    <w:p>
+      <w:pPr>
+        <w:pStyle w:val="BodyText"/>
+      </w:pPr>
+      <w:r>
+        <w:t xml:space="preserve">Against</w:t>
+      </w:r>
+      <w:r>
+        <w:t xml:space="preserve"> </w:t>
+      </w:r>
+      <w:r>
+        <w:rPr>
+          <w:rStyle w:val="VerbatimChar"/>
+        </w:rPr>
+        <w:t xml:space="preserve">web-13-rescored</w:t>
+      </w:r>
+      <w:r>
+        <w:t xml:space="preserve">, only four cells changed: CERN's 5b and 5c (review to</w:t>
+      </w:r>
+      <w:r>
+        <w:t xml:space="preserve"> </w:t>
+      </w:r>
+      <w:r>
+        <w:rPr>
+          <w:rStyle w:val="VerbatimChar"/>
+        </w:rPr>
+        <w:t xml:space="preserve">PASS</w:t>
+      </w:r>
+      <w:r>
+        <w:t xml:space="preserve">) and Data Terra's (review to</w:t>
+      </w:r>
+      <w:r>
+        <w:t xml:space="preserve"> </w:t>
+      </w:r>
+      <w:r>
+        <w:rPr>
+          <w:rStyle w:val="VerbatimChar"/>
+        </w:rPr>
+        <w:t xml:space="preserve">FAIL</w:t>
+      </w:r>
+      <w:r>
+        <w:t xml:space="preserve">).</w:t>
       </w:r>
     </w:p>
     <w:p>
@@ -24174,6 +24700,60 @@
           <w:b/>
           <w:bCs/>
         </w:rPr>
+        <w:t xml:space="preserve">Two crawl defects, fixed after the run.</w:t>
+      </w:r>
+      <w:r>
+        <w:t xml:space="preserve"> </w:t>
+      </w:r>
+      <w:r>
+        <w:t xml:space="preserve">Privacy and cookie policies whose address spells the words with a hyphen (</w:t>
+      </w:r>
+      <w:r>
+        <w:rPr>
+          <w:rStyle w:val="VerbatimChar"/>
+        </w:rPr>
+        <w:t xml:space="preserve">/privacy-policy</w:t>
+      </w:r>
+      <w:r>
+        <w:t xml:space="preserve">,</w:t>
+      </w:r>
+      <w:r>
+        <w:t xml:space="preserve"> </w:t>
+      </w:r>
+      <w:r>
+        <w:rPr>
+          <w:rStyle w:val="VerbatimChar"/>
+        </w:rPr>
+        <w:t xml:space="preserve">/cookie-policy</w:t>
+      </w:r>
+      <w:r>
+        <w:t xml:space="preserve">) were followed as policies pages, because the exclusion was written for the label. And the second hop also looked for services and policies pages, fetching up to 12 more pages per node (EOSC Finland). Now the exclusion reads the whole label and address, and the intermediate pages are looked for on the landing page only. Re-assessing</w:t>
+      </w:r>
+      <w:r>
+        <w:t xml:space="preserve"> </w:t>
+      </w:r>
+      <w:r>
+        <w:rPr>
+          <w:rStyle w:val="VerbatimChar"/>
+        </w:rPr>
+        <w:t xml:space="preserve">web-14</w:t>
+      </w:r>
+      <w:r>
+        <w:t xml:space="preserve"> </w:t>
+      </w:r>
+      <w:r>
+        <w:t xml:space="preserve">with the fix changes no verdict or evidence line; the next collection will make fewer requests.</w:t>
+      </w:r>
+    </w:p>
+    <w:p>
+      <w:pPr>
+        <w:pStyle w:val="BodyText"/>
+      </w:pPr>
+      <w:r>
+        <w:rPr>
+          <w:b/>
+          <w:bCs/>
+        </w:rPr>
         <w:t xml:space="preserve">Masking.</w:t>
       </w:r>
       <w:r>
@@ -24198,8 +24778,8 @@
         <w:t xml:space="preserve">and were missed then; they remain in the git history.</w:t>
       </w:r>
     </w:p>
-    <w:bookmarkEnd w:id="58"/>
-    <w:bookmarkStart w:id="59" w:name="X3135ce6f5157adb7efb76232d4c1399599f7d3d"/>
+    <w:bookmarkEnd w:id="60"/>
+    <w:bookmarkStart w:id="61" w:name="X3135ce6f5157adb7efb76232d4c1399599f7d3d"/>
     <w:p>
       <w:pPr>
         <w:pStyle w:val="Heading3"/>
@@ -24282,8 +24862,8 @@
         <w:t xml:space="preserve">read them.</w:t>
       </w:r>
     </w:p>
-    <w:bookmarkEnd w:id="59"/>
-    <w:bookmarkStart w:id="64" w:name="run-web-13-at-depth-2-28-september-2026"/>
+    <w:bookmarkEnd w:id="61"/>
+    <w:bookmarkStart w:id="66" w:name="run-web-13-at-depth-2-28-september-2026"/>
     <w:p>
       <w:pPr>
         <w:pStyle w:val="Heading3"/>
@@ -24338,7 +24918,7 @@
       <w:r>
         <w:t xml:space="preserve">, collected on 28 September 2026 between 22:53 and 22:57 UTC by the GitHub workflow (</w:t>
       </w:r>
-      <w:hyperlink r:id="rId60">
+      <w:hyperlink r:id="rId62">
         <w:r>
           <w:rPr>
             <w:rStyle w:val="Hyperlink"/>
@@ -24477,7 +25057,7 @@
       <w:r>
         <w:t xml:space="preserve">was collected on 28 September 2026 between 22:34 and 22:38 UTC by the GitHub workflow (</w:t>
       </w:r>
-      <w:hyperlink r:id="rId61">
+      <w:hyperlink r:id="rId63">
         <w:r>
           <w:rPr>
             <w:rStyle w:val="Hyperlink"/>
@@ -24675,7 +25255,7 @@
       <w:r>
         <w:t xml:space="preserve">was collected on 28 September 2026 at 13:48 UTC by the GitHub workflow (</w:t>
       </w:r>
-      <w:hyperlink r:id="rId62">
+      <w:hyperlink r:id="rId64">
         <w:r>
           <w:rPr>
             <w:rStyle w:val="Hyperlink"/>
@@ -24829,7 +25409,7 @@
       <w:r>
         <w:t xml:space="preserve">(</w:t>
       </w:r>
-      <w:hyperlink r:id="rId63">
+      <w:hyperlink r:id="rId65">
         <w:r>
           <w:rPr>
             <w:rStyle w:val="Hyperlink"/>
@@ -26111,8 +26691,8 @@
         <w:t xml:space="preserve">, now remove Italy from their copy of the run instead of relying on the published run to lack it.</w:t>
       </w:r>
     </w:p>
-    <w:bookmarkEnd w:id="64"/>
-    <w:bookmarkStart w:id="65" w:name="previous-run-24-september-2026-reviewed"/>
+    <w:bookmarkEnd w:id="66"/>
+    <w:bookmarkStart w:id="67" w:name="previous-run-24-september-2026-reviewed"/>
     <w:p>
       <w:pPr>
         <w:pStyle w:val="Heading3"/>
@@ -26706,8 +27286,8 @@
         <w:t xml:space="preserve">finds none of the twelve, because every one of the five writes the name with a different separator from the official list.</w:t>
       </w:r>
     </w:p>
-    <w:bookmarkEnd w:id="65"/>
-    <w:bookmarkStart w:id="66" w:name="since-the-published-run"/>
+    <w:bookmarkEnd w:id="67"/>
+    <w:bookmarkStart w:id="68" w:name="since-the-published-run"/>
     <w:p>
       <w:pPr>
         <w:pStyle w:val="Heading3"/>
@@ -26833,8 +27413,8 @@
         <w:t xml:space="preserve">GÉANT answered HTTP 403 with the Cloudflare challenge again, and its decided cells moved to review, as on 21 September.</w:t>
       </w:r>
     </w:p>
-    <w:bookmarkEnd w:id="66"/>
-    <w:bookmarkStart w:id="67" w:name="point-6-and-5b5c-after-the-review"/>
+    <w:bookmarkEnd w:id="68"/>
+    <w:bookmarkStart w:id="69" w:name="point-6-and-5b5c-after-the-review"/>
     <w:p>
       <w:pPr>
         <w:pStyle w:val="Heading3"/>
@@ -27309,8 +27889,8 @@
         <w:t xml:space="preserve">. It was revised to "met" on this evidence.</w:t>
       </w:r>
     </w:p>
-    <w:bookmarkEnd w:id="67"/>
-    <w:bookmarkStart w:id="68" w:name="previous-run-21-september-2026"/>
+    <w:bookmarkEnd w:id="69"/>
+    <w:bookmarkStart w:id="70" w:name="previous-run-21-september-2026"/>
     <w:p>
       <w:pPr>
         <w:pStyle w:val="Heading3"/>
@@ -28570,8 +29150,8 @@
         </w:tc>
       </w:tr>
     </w:tbl>
-    <w:bookmarkEnd w:id="68"/>
-    <w:bookmarkStart w:id="69" w:name="Xe6edc575ba7b23d729b3729d56dd235c2fb2a27"/>
+    <w:bookmarkEnd w:id="70"/>
+    <w:bookmarkStart w:id="71" w:name="Xe6edc575ba7b23d729b3729d56dd235c2fb2a27"/>
     <w:p>
       <w:pPr>
         <w:pStyle w:val="Heading3"/>
@@ -28947,9 +29527,9 @@
         <w:t xml:space="preserve">for all twelve of its nodes, for the same reason.</w:t>
       </w:r>
     </w:p>
-    <w:bookmarkEnd w:id="69"/>
-    <w:bookmarkEnd w:id="70"/>
-    <w:bookmarkStart w:id="75" w:name="worked-examples"/>
+    <w:bookmarkEnd w:id="71"/>
+    <w:bookmarkEnd w:id="72"/>
+    <w:bookmarkStart w:id="77" w:name="worked-examples"/>
     <w:p>
       <w:pPr>
         <w:pStyle w:val="Heading2"/>
@@ -29266,7 +29846,7 @@
         <w:t xml:space="preserve">own run.</w:t>
       </w:r>
     </w:p>
-    <w:bookmarkStart w:id="72" w:name="X6b9c9d2e59e13da41f347184ca67a475fa8b7ce"/>
+    <w:bookmarkStart w:id="74" w:name="X6b9c9d2e59e13da41f347184ca67a475fa8b7ce"/>
     <w:p>
       <w:pPr>
         <w:pStyle w:val="Heading3"/>
@@ -29389,7 +29969,7 @@
       <w:r>
         <w:t xml:space="preserve"> </w:t>
       </w:r>
-      <w:hyperlink r:id="rId71">
+      <w:hyperlink r:id="rId73">
         <w:r>
           <w:rPr>
             <w:rStyle w:val="Hyperlink"/>
@@ -30904,7 +31484,7 @@
         <w:t xml:space="preserve"> </w:t>
       </w:r>
       <w:r>
-        <w:t xml:space="preserve">("130 cells: 68 PASS · 3 FAIL · 59 review");</w:t>
+        <w:t xml:space="preserve">("130 cells: 66 PASS · 1 FAIL · 63 review");</w:t>
       </w:r>
     </w:p>
     <w:p>
@@ -31020,8 +31600,8 @@
         <w:t xml:space="preserve"> push</w:t>
       </w:r>
     </w:p>
-    <w:bookmarkEnd w:id="72"/>
-    <w:bookmarkStart w:id="73" w:name="X5431a82e20a06edfb102374e037ce7ea9ce6896"/>
+    <w:bookmarkEnd w:id="74"/>
+    <w:bookmarkStart w:id="75" w:name="X5431a82e20a06edfb102374e037ce7ea9ce6896"/>
     <w:p>
       <w:pPr>
         <w:pStyle w:val="Heading3"/>
@@ -32278,8 +32858,8 @@
         <w:t xml:space="preserve">the documents together.</w:t>
       </w:r>
     </w:p>
-    <w:bookmarkEnd w:id="73"/>
-    <w:bookmarkStart w:id="74" w:name="Xbb3e2d317a0d811066009804bfa0a222a6197de"/>
+    <w:bookmarkEnd w:id="75"/>
+    <w:bookmarkStart w:id="76" w:name="Xbb3e2d317a0d811066009804bfa0a222a6197de"/>
     <w:p>
       <w:pPr>
         <w:pStyle w:val="Heading3"/>
@@ -34420,9 +35000,9 @@
         </w:pict>
       </w:r>
     </w:p>
-    <w:bookmarkEnd w:id="74"/>
-    <w:bookmarkEnd w:id="75"/>
-    <w:bookmarkStart w:id="77" w:name="sources"/>
+    <w:bookmarkEnd w:id="76"/>
+    <w:bookmarkEnd w:id="77"/>
+    <w:bookmarkStart w:id="79" w:name="sources"/>
     <w:p>
       <w:pPr>
         <w:pStyle w:val="Heading2"/>
@@ -34500,7 +35080,7 @@
       <w:r>
         <w:t xml:space="preserve"> </w:t>
       </w:r>
-      <w:hyperlink r:id="rId71">
+      <w:hyperlink r:id="rId73">
         <w:r>
           <w:rPr>
             <w:rStyle w:val="Hyperlink"/>
@@ -34523,7 +35103,7 @@
       <w:r>
         <w:t xml:space="preserve"> </w:t>
       </w:r>
-      <w:hyperlink r:id="rId76">
+      <w:hyperlink r:id="rId78">
         <w:r>
           <w:rPr>
             <w:rStyle w:val="Hyperlink"/>
@@ -34570,7 +35150,7 @@
       <w:r>
         <w:t xml:space="preserve"> </w:t>
       </w:r>
-      <w:hyperlink r:id="rId60">
+      <w:hyperlink r:id="rId62">
         <w:r>
           <w:rPr>
             <w:rStyle w:val="Hyperlink"/>
@@ -34599,7 +35179,7 @@
       <w:r>
         <w:t xml:space="preserve">(</w:t>
       </w:r>
-      <w:hyperlink r:id="rId61">
+      <w:hyperlink r:id="rId63">
         <w:r>
           <w:rPr>
             <w:rStyle w:val="Hyperlink"/>
@@ -34625,7 +35205,7 @@
       <w:r>
         <w:t xml:space="preserve">(</w:t>
       </w:r>
-      <w:hyperlink r:id="rId62">
+      <w:hyperlink r:id="rId64">
         <w:r>
           <w:rPr>
             <w:rStyle w:val="Hyperlink"/>
@@ -34838,7 +35418,7 @@
         <w:t xml:space="preserve">), not carried over from the previous edition</w:t>
       </w:r>
     </w:p>
-    <w:bookmarkEnd w:id="77"/>
+    <w:bookmarkEnd w:id="79"/>
     <w:sectPr>
       <w:footerReference w:type="default" r:id="rId11"/>
       <w:footnotePr>

--- a/docs/eosc-basic-compliance-testsuite.docx
+++ b/docs/eosc-basic-compliance-testsuite.docx
@@ -23,7 +23,7 @@
         <w:pStyle w:val="Author"/>
       </w:pPr>
       <w:r>
-        <w:t xml:space="preserve">Clean clone, 26 September 2026 — rebuilt 5 October 2026 for the re-issued checklist v3.2, 453 test cases</w:t>
+        <w:t xml:space="preserve">Clean clone, 26 September 2026 — rebuilt 6 October 2026 for the re-issued checklist v3.2, 453 test cases</w:t>
       </w:r>
     </w:p>
     <w:p>
@@ -20457,7 +20457,7 @@
     </w:p>
     <w:bookmarkEnd w:id="43"/>
     <w:bookmarkEnd w:id="44"/>
-    <w:bookmarkStart w:id="74" w:name="the-published-figures"/>
+    <w:bookmarkStart w:id="76" w:name="the-published-figures"/>
     <w:p>
       <w:pPr>
         <w:pStyle w:val="Heading2"/>
@@ -20466,13 +20466,13 @@
         <w:t xml:space="preserve">10. The published figures</w:t>
       </w:r>
     </w:p>
-    <w:bookmarkStart w:id="46" w:name="Xe18fb72a69f126db3b2357f567c65497333e8c1"/>
+    <w:bookmarkStart w:id="46" w:name="Xa289bda591274ba5ccc164b6a75b9941b1fa46c"/>
     <w:p>
       <w:pPr>
         <w:pStyle w:val="Heading3"/>
       </w:pPr>
       <w:r>
-        <w:t xml:space="preserve">Current run: web-24 at depth 2, 5 October 2026 (unreviewed)</w:t>
+        <w:t xml:space="preserve">Current run: web-25 at depth 2, 6 October 2026 (unreviewed)</w:t>
       </w:r>
     </w:p>
     <w:p>
@@ -20501,17 +20501,17 @@
         <w:rPr>
           <w:rStyle w:val="VerbatimChar"/>
         </w:rPr>
-        <w:t xml:space="preserve">web-24</w:t>
-      </w:r>
-      <w:r>
-        <w:t xml:space="preserve">, collected on 5 October 2026 between 21:17 and 21:23 UTC by the GitHub workflow (</w:t>
+        <w:t xml:space="preserve">web-25</w:t>
+      </w:r>
+      <w:r>
+        <w:t xml:space="preserve">, collected on 6 October 2026 between 10:35 and 10:41 UTC by the GitHub workflow (</w:t>
       </w:r>
       <w:hyperlink r:id="rId45">
         <w:r>
           <w:rPr>
             <w:rStyle w:val="Hyperlink"/>
           </w:rPr>
-          <w:t xml:space="preserve">run 37374849652</w:t>
+          <w:t xml:space="preserve">run 37450646487</w:t>
         </w:r>
       </w:hyperlink>
       <w:r>
@@ -20524,7 +20524,7 @@
         <w:rPr>
           <w:rStyle w:val="VerbatimChar"/>
         </w:rPr>
-        <w:t xml:space="preserve">42aacbe</w:t>
+        <w:t xml:space="preserve">ddb7711</w:t>
       </w:r>
       <w:r>
         <w:t xml:space="preserve">) at</w:t>
@@ -20539,34 +20539,7 @@
         <w:t xml:space="preserve">--depth 2</w:t>
       </w:r>
       <w:r>
-        <w:t xml:space="preserve">, under the re-issued checklist v3.2 and the official unscoped names list. Commit</w:t>
-      </w:r>
-      <w:r>
-        <w:t xml:space="preserve"> </w:t>
-      </w:r>
-      <w:r>
-        <w:rPr>
-          <w:rStyle w:val="VerbatimChar"/>
-        </w:rPr>
-        <w:t xml:space="preserve">42aacbe</w:t>
-      </w:r>
-      <w:r>
-        <w:t xml:space="preserve"> </w:t>
-      </w:r>
-      <w:r>
-        <w:t xml:space="preserve">made BBMRI-ERIC’s default landing page</w:t>
-      </w:r>
-      <w:r>
-        <w:t xml:space="preserve"> </w:t>
-      </w:r>
-      <w:r>
-        <w:rPr>
-          <w:rStyle w:val="VerbatimChar"/>
-        </w:rPr>
-        <w:t xml:space="preserve">https://dev3.bbmri-eric.eu/eosc-node-bbmri-eric/</w:t>
-      </w:r>
-      <w:r>
-        <w:t xml:space="preserve">. The run made 94 page requests: 12 landing pages, 54 direct links and 28 second-hop pages. Eleven landing pages returned HTTP 200; GÉANT’s returned HTTP 403 with the Cloudflare challenge; BBMRI-ERIC’s was not requested, because the</w:t>
+        <w:t xml:space="preserve">, under the re-issued checklist v3.2 and the official unscoped names list. It made 109 page requests: 13 landing pages, 62 direct links and 34 second-hop pages. Twelve landing pages returned HTTP 200, BBMRI-ERIC’s</w:t>
       </w:r>
       <w:r>
         <w:t xml:space="preserve"> </w:t>
@@ -20581,7 +20554,7 @@
         <w:t xml:space="preserve"> </w:t>
       </w:r>
       <w:r>
-        <w:t xml:space="preserve">host’s</w:t>
+        <w:t xml:space="preserve">page among them (its</w:t>
       </w:r>
       <w:r>
         <w:t xml:space="preserve"> </w:t>
@@ -20596,22 +20569,22 @@
         <w:t xml:space="preserve"> </w:t>
       </w:r>
       <w:r>
-        <w:t xml:space="preserve">disallows it. Depth 1 and depth 2 agree in every cell. Offline,</w:t>
-      </w:r>
-      <w:r>
-        <w:t xml:space="preserve"> </w:t>
-      </w:r>
-      <w:r>
-        <w:rPr>
-          <w:rStyle w:val="VerbatimChar"/>
-        </w:rPr>
-        <w:t xml:space="preserve">uv run basic-check assess --run web-24</w:t>
-      </w:r>
-      <w:r>
-        <w:t xml:space="preserve"> </w:t>
-      </w:r>
-      <w:r>
-        <w:t xml:space="preserve">reproduces it exactly, apart from the generation time (verified 5 October 2026).</w:t>
+        <w:t xml:space="preserve">no longer excludes the tool); GÉANT’s returned HTTP 403 with the Cloudflare challenge. Depth 1 and depth 2 agree in every cell. Offline,</w:t>
+      </w:r>
+      <w:r>
+        <w:t xml:space="preserve"> </w:t>
+      </w:r>
+      <w:r>
+        <w:rPr>
+          <w:rStyle w:val="VerbatimChar"/>
+        </w:rPr>
+        <w:t xml:space="preserve">uv run basic-check assess --run web-25</w:t>
+      </w:r>
+      <w:r>
+        <w:t xml:space="preserve"> </w:t>
+      </w:r>
+      <w:r>
+        <w:t xml:space="preserve">reproduces it exactly, apart from the generation time (verified 6 October 2026).</w:t>
       </w:r>
     </w:p>
     <w:tbl>
@@ -20670,7 +20643,7 @@
               <w:pStyle w:val="Compact"/>
             </w:pPr>
             <w:r>
-              <w:t xml:space="preserve">60</w:t>
+              <w:t xml:space="preserve">68</w:t>
             </w:r>
           </w:p>
         </w:tc>
@@ -20694,7 +20667,7 @@
               <w:pStyle w:val="Compact"/>
             </w:pPr>
             <w:r>
-              <w:t xml:space="preserve">1</w:t>
+              <w:t xml:space="preserve">0</w:t>
             </w:r>
           </w:p>
         </w:tc>
@@ -20718,7 +20691,7 @@
               <w:pStyle w:val="Compact"/>
             </w:pPr>
             <w:r>
-              <w:t xml:space="preserve">59</w:t>
+              <w:t xml:space="preserve">62</w:t>
             </w:r>
           </w:p>
         </w:tc>
@@ -20742,7 +20715,7 @@
               <w:pStyle w:val="Compact"/>
             </w:pPr>
             <w:r>
-              <w:t xml:space="preserve">10</w:t>
+              <w:t xml:space="preserve">0</w:t>
             </w:r>
           </w:p>
         </w:tc>
@@ -20791,16 +20764,23 @@
         <w:pStyle w:val="BodyText"/>
       </w:pPr>
       <w:r>
-        <w:t xml:space="preserve">The one FAIL is point 4 for EOSC Finland. Twelve cells changed against</w:t>
-      </w:r>
-      <w:r>
-        <w:t xml:space="preserve"> </w:t>
-      </w:r>
-      <w:r>
-        <w:rPr>
-          <w:rStyle w:val="VerbatimChar"/>
-        </w:rPr>
-        <w:t xml:space="preserve">web-23</w:t>
+        <w:rPr>
+          <w:b/>
+          <w:bCs/>
+        </w:rPr>
+        <w:t xml:space="preserve">No FAIL is left</w:t>
+      </w:r>
+      <w:r>
+        <w:t xml:space="preserve">, for the first time. Thirteen cells changed against</w:t>
+      </w:r>
+      <w:r>
+        <w:t xml:space="preserve"> </w:t>
+      </w:r>
+      <w:r>
+        <w:rPr>
+          <w:rStyle w:val="VerbatimChar"/>
+        </w:rPr>
+        <w:t xml:space="preserve">web-24</w:t>
       </w:r>
       <w:r>
         <w:t xml:space="preserve">:</w:t>
@@ -20875,7 +20855,7 @@
               <w:pStyle w:val="Compact"/>
             </w:pPr>
             <w:r>
-              <w:t xml:space="preserve">all ten to</w:t>
+              <w:t xml:space="preserve">1, 4, 5b, 6, 7:</w:t>
             </w:r>
             <w:r>
               <w:t xml:space="preserve"> </w:t>
@@ -20890,24 +20870,45 @@
               <w:t xml:space="preserve"> </w:t>
             </w:r>
             <w:r>
-              <w:t xml:space="preserve">(were 6 PASS, 4 review)</w:t>
-            </w:r>
-          </w:p>
-        </w:tc>
-        <w:tc>
-          <w:tcPr/>
-          <w:p>
-            <w:pPr>
-              <w:pStyle w:val="Compact"/>
-            </w:pPr>
+              <w:t xml:space="preserve">to</w:t>
+            </w:r>
+            <w:r>
+              <w:t xml:space="preserve"> </w:t>
+            </w:r>
             <w:r>
               <w:rPr>
                 <w:rStyle w:val="VerbatimChar"/>
               </w:rPr>
-              <w:t xml:space="preserve">not fetched: robots.txt disallows it</w:t>
-            </w:r>
-            <w:r>
-              <w:t xml:space="preserve">, at the new</w:t>
+              <w:t xml:space="preserve">PASS</w:t>
+            </w:r>
+            <w:r>
+              <w:t xml:space="preserve">; 1R, 2, 3, 5a, 5c:</w:t>
+            </w:r>
+            <w:r>
+              <w:t xml:space="preserve"> </w:t>
+            </w:r>
+            <w:r>
+              <w:rPr>
+                <w:rStyle w:val="VerbatimChar"/>
+              </w:rPr>
+              <w:t xml:space="preserve">ERROR</w:t>
+            </w:r>
+            <w:r>
+              <w:t xml:space="preserve"> </w:t>
+            </w:r>
+            <w:r>
+              <w:t xml:space="preserve">to review</w:t>
+            </w:r>
+          </w:p>
+        </w:tc>
+        <w:tc>
+          <w:tcPr/>
+          <w:p>
+            <w:pPr>
+              <w:pStyle w:val="Compact"/>
+            </w:pPr>
+            <w:r>
+              <w:t xml:space="preserve">the</w:t>
             </w:r>
             <w:r>
               <w:t xml:space="preserve"> </w:t>
@@ -20922,16 +20923,49 @@
               <w:t xml:space="preserve"> </w:t>
             </w:r>
             <w:r>
-              <w:t xml:space="preserve">default, as on 25 September (trial) and 1 October (</w:t>
+              <w:t xml:space="preserve">page was served; it links its own</w:t>
+            </w:r>
+            <w:r>
+              <w:t xml:space="preserve"> </w:t>
             </w:r>
             <w:r>
               <w:rPr>
                 <w:rStyle w:val="VerbatimChar"/>
               </w:rPr>
-              <w:t xml:space="preserve">web-18</w:t>
-            </w:r>
-            <w:r>
-              <w:t xml:space="preserve">); this says nothing about compliance</w:t>
+              <w:t xml:space="preserve">eosc.eu</w:t>
+            </w:r>
+            <w:r>
+              <w:t xml:space="preserve"> </w:t>
+            </w:r>
+            <w:r>
+              <w:t xml:space="preserve">entry (</w:t>
+            </w:r>
+            <w:r>
+              <w:t xml:space="preserve">“See the dedicated page on the EOSC website”</w:t>
+            </w:r>
+            <w:r>
+              <w:t xml:space="preserve">), an</w:t>
+            </w:r>
+            <w:r>
+              <w:t xml:space="preserve"> </w:t>
+            </w:r>
+            <w:r>
+              <w:t xml:space="preserve">“Acceptable Use Policy”</w:t>
+            </w:r>
+            <w:r>
+              <w:t xml:space="preserve"> </w:t>
+            </w:r>
+            <w:r>
+              <w:t xml:space="preserve">PDF (a pointer) and its Helpdesk; no User Access Policy is linked, so 5c is review; its text writes</w:t>
+            </w:r>
+            <w:r>
+              <w:t xml:space="preserve"> </w:t>
+            </w:r>
+            <w:r>
+              <w:t xml:space="preserve">“EOSC Node – BBMRI-ERIC”</w:t>
+            </w:r>
+            <w:r>
+              <w:t xml:space="preserve">, which matches the approved list</w:t>
             </w:r>
           </w:p>
         </w:tc>
@@ -20944,18 +20978,33 @@
               <w:pStyle w:val="Compact"/>
             </w:pPr>
             <w:r>
-              <w:t xml:space="preserve">Czechia</w:t>
-            </w:r>
-          </w:p>
-        </w:tc>
-        <w:tc>
-          <w:tcPr/>
-          <w:p>
-            <w:pPr>
-              <w:pStyle w:val="Compact"/>
-            </w:pPr>
-            <w:r>
-              <w:t xml:space="preserve">5c:</w:t>
+              <w:t xml:space="preserve">EOSC Finland</w:t>
+            </w:r>
+          </w:p>
+        </w:tc>
+        <w:tc>
+          <w:tcPr/>
+          <w:p>
+            <w:pPr>
+              <w:pStyle w:val="Compact"/>
+            </w:pPr>
+            <w:r>
+              <w:t xml:space="preserve">4:</w:t>
+            </w:r>
+            <w:r>
+              <w:t xml:space="preserve"> </w:t>
+            </w:r>
+            <w:r>
+              <w:rPr>
+                <w:rStyle w:val="VerbatimChar"/>
+              </w:rPr>
+              <w:t xml:space="preserve">FAIL</w:t>
+            </w:r>
+            <w:r>
+              <w:t xml:space="preserve"> </w:t>
+            </w:r>
+            <w:r>
+              <w:t xml:space="preserve">to</w:t>
             </w:r>
             <w:r>
               <w:t xml:space="preserve"> </w:t>
@@ -20967,51 +21016,7 @@
               <w:t xml:space="preserve">PASS</w:t>
             </w:r>
             <w:r>
-              <w:t xml:space="preserve"> </w:t>
-            </w:r>
-            <w:r>
-              <w:t xml:space="preserve">to review</w:t>
-            </w:r>
-          </w:p>
-        </w:tc>
-        <w:tc>
-          <w:tcPr/>
-          <w:p>
-            <w:pPr>
-              <w:pStyle w:val="Compact"/>
-            </w:pPr>
-            <w:r>
-              <w:t xml:space="preserve">no User Access Policy link was found on the landing page or the 12 pages read; it links its AUP (</w:t>
-            </w:r>
-            <w:r>
-              <w:t xml:space="preserve">“AP/AUP EOSC Node Czechia”</w:t>
-            </w:r>
-            <w:r>
-              <w:t xml:space="preserve">, a PDF), and v3.2 allows one document for both</w:t>
-            </w:r>
-          </w:p>
-        </w:tc>
-      </w:tr>
-      <w:tr>
-        <w:tc>
-          <w:tcPr/>
-          <w:p>
-            <w:pPr>
-              <w:pStyle w:val="Compact"/>
-            </w:pPr>
-            <w:r>
-              <w:t xml:space="preserve">EUDAT</w:t>
-            </w:r>
-          </w:p>
-        </w:tc>
-        <w:tc>
-          <w:tcPr/>
-          <w:p>
-            <w:pPr>
-              <w:pStyle w:val="Compact"/>
-            </w:pPr>
-            <w:r>
-              <w:t xml:space="preserve">5c: review to</w:t>
+              <w:t xml:space="preserve">; 5c: review to</w:t>
             </w:r>
             <w:r>
               <w:t xml:space="preserve"> </w:t>
@@ -21037,7 +21042,7 @@
               <w:t xml:space="preserve"> </w:t>
             </w:r>
             <w:r>
-              <w:t xml:space="preserve">“User Access Policy”</w:t>
+              <w:t xml:space="preserve">“EOSC Node Finland (External link)”</w:t>
             </w:r>
             <w:r>
               <w:t xml:space="preserve"> </w:t>
@@ -21052,10 +21057,87 @@
               <w:rPr>
                 <w:rStyle w:val="VerbatimChar"/>
               </w:rPr>
-              <w:t xml:space="preserve">https://www.eudat.eu/eudat-cdi-uap</w:t>
-            </w:r>
-            <w:r>
-              <w:t xml:space="preserve">, which was read (HTTP 200, policy wording)</w:t>
+              <w:t xml:space="preserve">https://eosc.eu/building-the-eosc-federation/eosc-node-finland</w:t>
+            </w:r>
+            <w:r>
+              <w:t xml:space="preserve">, and</w:t>
+            </w:r>
+            <w:r>
+              <w:t xml:space="preserve"> </w:t>
+            </w:r>
+            <w:r>
+              <w:t xml:space="preserve">“User Access Policy and the Acceptable Use Policy”</w:t>
+            </w:r>
+            <w:r>
+              <w:t xml:space="preserve"> </w:t>
+            </w:r>
+            <w:r>
+              <w:t xml:space="preserve">to its Node Policies page, which was read; its text now writes</w:t>
+            </w:r>
+            <w:r>
+              <w:t xml:space="preserve"> </w:t>
+            </w:r>
+            <w:r>
+              <w:t xml:space="preserve">“EOSC Node Finland”</w:t>
+            </w:r>
+            <w:r>
+              <w:t xml:space="preserve">, which matches</w:t>
+            </w:r>
+          </w:p>
+        </w:tc>
+      </w:tr>
+      <w:tr>
+        <w:tc>
+          <w:tcPr/>
+          <w:p>
+            <w:pPr>
+              <w:pStyle w:val="Compact"/>
+            </w:pPr>
+            <w:r>
+              <w:t xml:space="preserve">Data Terra</w:t>
+            </w:r>
+          </w:p>
+        </w:tc>
+        <w:tc>
+          <w:tcPr/>
+          <w:p>
+            <w:pPr>
+              <w:pStyle w:val="Compact"/>
+            </w:pPr>
+            <w:r>
+              <w:t xml:space="preserve">5c: review to</w:t>
+            </w:r>
+            <w:r>
+              <w:t xml:space="preserve"> </w:t>
+            </w:r>
+            <w:r>
+              <w:rPr>
+                <w:rStyle w:val="VerbatimChar"/>
+              </w:rPr>
+              <w:t xml:space="preserve">PASS</w:t>
+            </w:r>
+          </w:p>
+        </w:tc>
+        <w:tc>
+          <w:tcPr/>
+          <w:p>
+            <w:pPr>
+              <w:pStyle w:val="Compact"/>
+            </w:pPr>
+            <w:r>
+              <w:t xml:space="preserve">the policy link now reads</w:t>
+            </w:r>
+            <w:r>
+              <w:t xml:space="preserve"> </w:t>
+            </w:r>
+            <w:r>
+              <w:t xml:space="preserve">“EOSC Node Data Terra Acceptable Use Policy and User Access Policy”</w:t>
+            </w:r>
+            <w:r>
+              <w:t xml:space="preserve"> </w:t>
+            </w:r>
+            <w:r>
+              <w:t xml:space="preserve">(documentation site, not fetched: a pointer)</w:t>
             </w:r>
           </w:p>
         </w:tc>
@@ -21076,37 +21158,22 @@
         <w:t xml:space="preserve"> </w:t>
       </w:r>
       <w:r>
-        <w:t xml:space="preserve">The same names as before were masked, and CERN’s screenshot again; BBMRI-ERIC has no evidence to mask in this run. No new personal names were found. The privacy check found only role mailboxes. The workflow carried over BBMRI-ERIC’s screenshot from</w:t>
-      </w:r>
-      <w:r>
-        <w:t xml:space="preserve"> </w:t>
-      </w:r>
-      <w:r>
-        <w:rPr>
-          <w:rStyle w:val="VerbatimChar"/>
-        </w:rPr>
-        <w:t xml:space="preserve">web-23</w:t>
-      </w:r>
-      <w:r>
-        <w:t xml:space="preserve"> </w:t>
-      </w:r>
-      <w:r>
-        <w:t xml:space="preserve">(its</w:t>
-      </w:r>
-      <w:r>
-        <w:t xml:space="preserve"> </w:t>
-      </w:r>
-      <w:r>
-        <w:rPr>
-          <w:rStyle w:val="VerbatimChar"/>
-        </w:rPr>
-        <w:t xml:space="preserve">www.</w:t>
-      </w:r>
-      <w:r>
-        <w:t xml:space="preserve"> </w:t>
-      </w:r>
-      <w:r>
-        <w:t xml:space="preserve">page); it does not belong to this run and was not published.</w:t>
+        <w:t xml:space="preserve">The same names as before were masked, and CERN’s screenshot again. BBMRI-ERIC’s</w:t>
+      </w:r>
+      <w:r>
+        <w:t xml:space="preserve"> </w:t>
+      </w:r>
+      <w:r>
+        <w:rPr>
+          <w:rStyle w:val="VerbatimChar"/>
+        </w:rPr>
+        <w:t xml:space="preserve">dev3.</w:t>
+      </w:r>
+      <w:r>
+        <w:t xml:space="preserve"> </w:t>
+      </w:r>
+      <w:r>
+        <w:t xml:space="preserve">pages added fifteen personal names, masked with same-length placeholders: the Director General (legal notice), the seven members of the scientific and ethical advisory board (governance page), the Stakeholder Forum chair and the head of public affairs (contact and stakeholder forum pages), and five finance, project and HR staff listed in capitals (finance and project management page). Its screenshot shows no names. Masking changed no verdict, message or evidence line. The privacy check found only role mailboxes.</w:t>
       </w:r>
     </w:p>
     <w:p>
@@ -21133,37 +21200,7 @@
         <w:t xml:space="preserve"> </w:t>
       </w:r>
       <w:r>
-        <w:t xml:space="preserve">now expects six matches (BBMRI-ERIC left out: no page was read), and</w:t>
-      </w:r>
-      <w:r>
-        <w:t xml:space="preserve"> </w:t>
-      </w:r>
-      <w:r>
-        <w:rPr>
-          <w:rStyle w:val="VerbatimChar"/>
-        </w:rPr>
-        <w:t xml:space="preserve">test_update_row.py::test_evidence_from_another_url_is_flagged_on_that_row</w:t>
-      </w:r>
-      <w:r>
-        <w:t xml:space="preserve"> </w:t>
-      </w:r>
-      <w:r>
-        <w:t xml:space="preserve">now configures the</w:t>
-      </w:r>
-      <w:r>
-        <w:t xml:space="preserve"> </w:t>
-      </w:r>
-      <w:r>
-        <w:rPr>
-          <w:rStyle w:val="VerbatimChar"/>
-        </w:rPr>
-        <w:t xml:space="preserve">www.</w:t>
-      </w:r>
-      <w:r>
-        <w:t xml:space="preserve"> </w:t>
-      </w:r>
-      <w:r>
-        <w:t xml:space="preserve">address against the</w:t>
+        <w:t xml:space="preserve">now expects eight matches (BBMRI-ERIC back, at its</w:t>
       </w:r>
       <w:r>
         <w:t xml:space="preserve"> </w:t>
@@ -21178,17 +21215,17 @@
         <w:t xml:space="preserve"> </w:t>
       </w:r>
       <w:r>
-        <w:t xml:space="preserve">evidence.</w:t>
+        <w:t xml:space="preserve">page, and EOSC Finland new).</w:t>
       </w:r>
     </w:p>
     <w:bookmarkEnd w:id="46"/>
-    <w:bookmarkStart w:id="48" w:name="X3c64202b97e5dcae87bb2f0ce623f11fcb4f574"/>
+    <w:bookmarkStart w:id="48" w:name="X9828b8edd40f460e787c930d56879eec4c1270a"/>
     <w:p>
       <w:pPr>
         <w:pStyle w:val="Heading3"/>
       </w:pPr>
       <w:r>
-        <w:t xml:space="preserve">Previous run: web-23 at depth 2, 2 October 2026</w:t>
+        <w:t xml:space="preserve">Previous run: web-24 at depth 2, 5 October 2026</w:t>
       </w:r>
     </w:p>
     <w:p>
@@ -21205,20 +21242,20 @@
         <w:rPr>
           <w:rStyle w:val="VerbatimChar"/>
         </w:rPr>
-        <w:t xml:space="preserve">web-23</w:t>
-      </w:r>
-      <w:r>
-        <w:t xml:space="preserve"> </w:t>
-      </w:r>
-      <w:r>
-        <w:t xml:space="preserve">was collected on 2 October 2026 between 16:19 and 16:25 UTC by the GitHub workflow (</w:t>
+        <w:t xml:space="preserve">web-24</w:t>
+      </w:r>
+      <w:r>
+        <w:t xml:space="preserve"> </w:t>
+      </w:r>
+      <w:r>
+        <w:t xml:space="preserve">was collected on 5 October 2026 between 21:17 and 21:23 UTC by the GitHub workflow (</w:t>
       </w:r>
       <w:hyperlink r:id="rId47">
         <w:r>
           <w:rPr>
             <w:rStyle w:val="Hyperlink"/>
           </w:rPr>
-          <w:t xml:space="preserve">run 37033017657</w:t>
+          <w:t xml:space="preserve">run 37374849652</w:t>
         </w:r>
       </w:hyperlink>
       <w:r>
@@ -21231,7 +21268,7 @@
         <w:rPr>
           <w:rStyle w:val="VerbatimChar"/>
         </w:rPr>
-        <w:t xml:space="preserve">142e002</w:t>
+        <w:t xml:space="preserve">42aacbe</w:t>
       </w:r>
       <w:r>
         <w:t xml:space="preserve">) at</w:t>
@@ -21246,22 +21283,79 @@
         <w:t xml:space="preserve">--depth 2</w:t>
       </w:r>
       <w:r>
-        <w:t xml:space="preserve">, under the re-issued checklist v3.2 and the official unscoped names list. It made 102 page requests: 13 landing pages, 60 direct links and 29 second-hop pages. Twelve landing pages returned HTTP 200; GÉANT’s returned HTTP 403 with the Cloudflare challenge. Depth 1 and depth 2 agree in every cell. Offline,</w:t>
-      </w:r>
-      <w:r>
-        <w:t xml:space="preserve"> </w:t>
-      </w:r>
-      <w:r>
-        <w:rPr>
-          <w:rStyle w:val="VerbatimChar"/>
-        </w:rPr>
-        <w:t xml:space="preserve">uv run basic-check assess --run web-23</w:t>
-      </w:r>
-      <w:r>
-        <w:t xml:space="preserve"> </w:t>
-      </w:r>
-      <w:r>
-        <w:t xml:space="preserve">reproduces it exactly, apart from the generation time.</w:t>
+        <w:t xml:space="preserve">, under the re-issued checklist v3.2 and the official unscoped names list. Commit</w:t>
+      </w:r>
+      <w:r>
+        <w:t xml:space="preserve"> </w:t>
+      </w:r>
+      <w:r>
+        <w:rPr>
+          <w:rStyle w:val="VerbatimChar"/>
+        </w:rPr>
+        <w:t xml:space="preserve">42aacbe</w:t>
+      </w:r>
+      <w:r>
+        <w:t xml:space="preserve"> </w:t>
+      </w:r>
+      <w:r>
+        <w:t xml:space="preserve">made BBMRI-ERIC’s default landing page</w:t>
+      </w:r>
+      <w:r>
+        <w:t xml:space="preserve"> </w:t>
+      </w:r>
+      <w:r>
+        <w:rPr>
+          <w:rStyle w:val="VerbatimChar"/>
+        </w:rPr>
+        <w:t xml:space="preserve">https://dev3.bbmri-eric.eu/eosc-node-bbmri-eric/</w:t>
+      </w:r>
+      <w:r>
+        <w:t xml:space="preserve">. The run made 94 page requests: 12 landing pages, 54 direct links and 28 second-hop pages. Eleven landing pages returned HTTP 200; GÉANT’s returned HTTP 403 with the Cloudflare challenge; BBMRI-ERIC’s was not requested, because the</w:t>
+      </w:r>
+      <w:r>
+        <w:t xml:space="preserve"> </w:t>
+      </w:r>
+      <w:r>
+        <w:rPr>
+          <w:rStyle w:val="VerbatimChar"/>
+        </w:rPr>
+        <w:t xml:space="preserve">dev3.</w:t>
+      </w:r>
+      <w:r>
+        <w:t xml:space="preserve"> </w:t>
+      </w:r>
+      <w:r>
+        <w:t xml:space="preserve">host’s</w:t>
+      </w:r>
+      <w:r>
+        <w:t xml:space="preserve"> </w:t>
+      </w:r>
+      <w:r>
+        <w:rPr>
+          <w:rStyle w:val="VerbatimChar"/>
+        </w:rPr>
+        <w:t xml:space="preserve">robots.txt</w:t>
+      </w:r>
+      <w:r>
+        <w:t xml:space="preserve"> </w:t>
+      </w:r>
+      <w:r>
+        <w:t xml:space="preserve">disallows it. Depth 1 and depth 2 agree in every cell. Offline,</w:t>
+      </w:r>
+      <w:r>
+        <w:t xml:space="preserve"> </w:t>
+      </w:r>
+      <w:r>
+        <w:rPr>
+          <w:rStyle w:val="VerbatimChar"/>
+        </w:rPr>
+        <w:t xml:space="preserve">uv run basic-check assess --run web-24</w:t>
+      </w:r>
+      <w:r>
+        <w:t xml:space="preserve"> </w:t>
+      </w:r>
+      <w:r>
+        <w:t xml:space="preserve">reproduces it exactly, apart from the generation time (verified 5 October 2026).</w:t>
       </w:r>
     </w:p>
     <w:tbl>
@@ -21320,7 +21414,7 @@
               <w:pStyle w:val="Compact"/>
             </w:pPr>
             <w:r>
-              <w:t xml:space="preserve">66</w:t>
+              <w:t xml:space="preserve">60</w:t>
             </w:r>
           </w:p>
         </w:tc>
@@ -21368,7 +21462,7 @@
               <w:pStyle w:val="Compact"/>
             </w:pPr>
             <w:r>
-              <w:t xml:space="preserve">63</w:t>
+              <w:t xml:space="preserve">59</w:t>
             </w:r>
           </w:p>
         </w:tc>
@@ -21392,7 +21486,7 @@
               <w:pStyle w:val="Compact"/>
             </w:pPr>
             <w:r>
-              <w:t xml:space="preserve">0</w:t>
+              <w:t xml:space="preserve">10</w:t>
             </w:r>
           </w:p>
         </w:tc>
@@ -21441,16 +21535,16 @@
         <w:pStyle w:val="BodyText"/>
       </w:pPr>
       <w:r>
-        <w:t xml:space="preserve">The one FAIL is point 4 for EOSC Finland. Six cells changed against</w:t>
-      </w:r>
-      <w:r>
-        <w:t xml:space="preserve"> </w:t>
-      </w:r>
-      <w:r>
-        <w:rPr>
-          <w:rStyle w:val="VerbatimChar"/>
-        </w:rPr>
-        <w:t xml:space="preserve">web-22</w:t>
+        <w:t xml:space="preserve">The one FAIL is point 4 for EOSC Finland. Twelve cells changed against</w:t>
+      </w:r>
+      <w:r>
+        <w:t xml:space="preserve"> </w:t>
+      </w:r>
+      <w:r>
+        <w:rPr>
+          <w:rStyle w:val="VerbatimChar"/>
+        </w:rPr>
+        <w:t xml:space="preserve">web-23</w:t>
       </w:r>
       <w:r>
         <w:t xml:space="preserve">:</w:t>
@@ -21514,18 +21608,18 @@
               <w:pStyle w:val="Compact"/>
             </w:pPr>
             <w:r>
-              <w:t xml:space="preserve">PaNOSC</w:t>
-            </w:r>
-          </w:p>
-        </w:tc>
-        <w:tc>
-          <w:tcPr/>
-          <w:p>
-            <w:pPr>
-              <w:pStyle w:val="Compact"/>
-            </w:pPr>
-            <w:r>
-              <w:t xml:space="preserve">4:</w:t>
+              <w:t xml:space="preserve">BBMRI-ERIC</w:t>
+            </w:r>
+          </w:p>
+        </w:tc>
+        <w:tc>
+          <w:tcPr/>
+          <w:p>
+            <w:pPr>
+              <w:pStyle w:val="Compact"/>
+            </w:pPr>
+            <w:r>
+              <w:t xml:space="preserve">all ten to</w:t>
             </w:r>
             <w:r>
               <w:t xml:space="preserve"> </w:t>
@@ -21534,13 +21628,78 @@
               <w:rPr>
                 <w:rStyle w:val="VerbatimChar"/>
               </w:rPr>
-              <w:t xml:space="preserve">FAIL</w:t>
+              <w:t xml:space="preserve">ERROR</w:t>
             </w:r>
             <w:r>
               <w:t xml:space="preserve"> </w:t>
             </w:r>
             <w:r>
-              <w:t xml:space="preserve">to</w:t>
+              <w:t xml:space="preserve">(were 6 PASS, 4 review)</w:t>
+            </w:r>
+          </w:p>
+        </w:tc>
+        <w:tc>
+          <w:tcPr/>
+          <w:p>
+            <w:pPr>
+              <w:pStyle w:val="Compact"/>
+            </w:pPr>
+            <w:r>
+              <w:rPr>
+                <w:rStyle w:val="VerbatimChar"/>
+              </w:rPr>
+              <w:t xml:space="preserve">not fetched: robots.txt disallows it</w:t>
+            </w:r>
+            <w:r>
+              <w:t xml:space="preserve">, at the new</w:t>
+            </w:r>
+            <w:r>
+              <w:t xml:space="preserve"> </w:t>
+            </w:r>
+            <w:r>
+              <w:rPr>
+                <w:rStyle w:val="VerbatimChar"/>
+              </w:rPr>
+              <w:t xml:space="preserve">dev3.</w:t>
+            </w:r>
+            <w:r>
+              <w:t xml:space="preserve"> </w:t>
+            </w:r>
+            <w:r>
+              <w:t xml:space="preserve">default, as on 25 September (trial) and 1 October (</w:t>
+            </w:r>
+            <w:r>
+              <w:rPr>
+                <w:rStyle w:val="VerbatimChar"/>
+              </w:rPr>
+              <w:t xml:space="preserve">web-18</w:t>
+            </w:r>
+            <w:r>
+              <w:t xml:space="preserve">); this says nothing about compliance</w:t>
+            </w:r>
+          </w:p>
+        </w:tc>
+      </w:tr>
+      <w:tr>
+        <w:tc>
+          <w:tcPr/>
+          <w:p>
+            <w:pPr>
+              <w:pStyle w:val="Compact"/>
+            </w:pPr>
+            <w:r>
+              <w:t xml:space="preserve">Czechia</w:t>
+            </w:r>
+          </w:p>
+        </w:tc>
+        <w:tc>
+          <w:tcPr/>
+          <w:p>
+            <w:pPr>
+              <w:pStyle w:val="Compact"/>
+            </w:pPr>
+            <w:r>
+              <w:t xml:space="preserve">5c:</w:t>
             </w:r>
             <w:r>
               <w:t xml:space="preserve"> </w:t>
@@ -21551,37 +21710,28 @@
               </w:rPr>
               <w:t xml:space="preserve">PASS</w:t>
             </w:r>
-          </w:p>
-        </w:tc>
-        <w:tc>
-          <w:tcPr/>
-          <w:p>
-            <w:pPr>
-              <w:pStyle w:val="Compact"/>
-            </w:pPr>
-            <w:r>
-              <w:t xml:space="preserve">it links</w:t>
-            </w:r>
             <w:r>
               <w:t xml:space="preserve"> </w:t>
             </w:r>
             <w:r>
-              <w:t xml:space="preserve">“PaNOSC Node”</w:t>
-            </w:r>
-            <w:r>
-              <w:t xml:space="preserve"> </w:t>
-            </w:r>
-            <w:r>
-              <w:t xml:space="preserve">to</w:t>
-            </w:r>
-            <w:r>
-              <w:t xml:space="preserve"> </w:t>
-            </w:r>
-            <w:r>
-              <w:rPr>
-                <w:rStyle w:val="VerbatimChar"/>
-              </w:rPr>
-              <w:t xml:space="preserve">https://eosc.eu/building-the-eosc-federation/eosc-node-panosc</w:t>
+              <w:t xml:space="preserve">to review</w:t>
+            </w:r>
+          </w:p>
+        </w:tc>
+        <w:tc>
+          <w:tcPr/>
+          <w:p>
+            <w:pPr>
+              <w:pStyle w:val="Compact"/>
+            </w:pPr>
+            <w:r>
+              <w:t xml:space="preserve">no User Access Policy link was found on the landing page or the 12 pages read; it links its AUP (</w:t>
+            </w:r>
+            <w:r>
+              <w:t xml:space="preserve">“AP/AUP EOSC Node Czechia”</w:t>
+            </w:r>
+            <w:r>
+              <w:t xml:space="preserve">, a PDF), and v3.2 allows one document for both</w:t>
             </w:r>
           </w:p>
         </w:tc>
@@ -21594,33 +21744,18 @@
               <w:pStyle w:val="Compact"/>
             </w:pPr>
             <w:r>
-              <w:t xml:space="preserve">Poland</w:t>
-            </w:r>
-          </w:p>
-        </w:tc>
-        <w:tc>
-          <w:tcPr/>
-          <w:p>
-            <w:pPr>
-              <w:pStyle w:val="Compact"/>
-            </w:pPr>
-            <w:r>
-              <w:t xml:space="preserve">4:</w:t>
-            </w:r>
-            <w:r>
-              <w:t xml:space="preserve"> </w:t>
-            </w:r>
-            <w:r>
-              <w:rPr>
-                <w:rStyle w:val="VerbatimChar"/>
-              </w:rPr>
-              <w:t xml:space="preserve">FAIL</w:t>
-            </w:r>
-            <w:r>
-              <w:t xml:space="preserve"> </w:t>
-            </w:r>
-            <w:r>
-              <w:t xml:space="preserve">to</w:t>
+              <w:t xml:space="preserve">EUDAT</w:t>
+            </w:r>
+          </w:p>
+        </w:tc>
+        <w:tc>
+          <w:tcPr/>
+          <w:p>
+            <w:pPr>
+              <w:pStyle w:val="Compact"/>
+            </w:pPr>
+            <w:r>
+              <w:t xml:space="preserve">5c: review to</w:t>
             </w:r>
             <w:r>
               <w:t xml:space="preserve"> </w:t>
@@ -21646,7 +21781,7 @@
               <w:t xml:space="preserve"> </w:t>
             </w:r>
             <w:r>
-              <w:t xml:space="preserve">“EOSC Node Poland”</w:t>
+              <w:t xml:space="preserve">“User Access Policy”</w:t>
             </w:r>
             <w:r>
               <w:t xml:space="preserve"> </w:t>
@@ -21661,90 +21796,10 @@
               <w:rPr>
                 <w:rStyle w:val="VerbatimChar"/>
               </w:rPr>
-              <w:t xml:space="preserve">https://eosc.eu/building-the-eosc-federation/eosc-node-poland/</w:t>
-            </w:r>
-            <w:r>
-              <w:t xml:space="preserve">; its text now also writes</w:t>
-            </w:r>
-            <w:r>
-              <w:t xml:space="preserve"> </w:t>
-            </w:r>
-            <w:r>
-              <w:t xml:space="preserve">“EOSC Node Poland”</w:t>
-            </w:r>
-            <w:r>
-              <w:t xml:space="preserve">, which matches the approved list (point 3 stays review)</w:t>
-            </w:r>
-          </w:p>
-        </w:tc>
-      </w:tr>
-      <w:tr>
-        <w:tc>
-          <w:tcPr/>
-          <w:p>
-            <w:pPr>
-              <w:pStyle w:val="Compact"/>
-            </w:pPr>
-            <w:r>
-              <w:t xml:space="preserve">GÉANT</w:t>
-            </w:r>
-          </w:p>
-        </w:tc>
-        <w:tc>
-          <w:tcPr/>
-          <w:p>
-            <w:pPr>
-              <w:pStyle w:val="Compact"/>
-            </w:pPr>
-            <w:r>
-              <w:t xml:space="preserve">1, 4, 5b, 6:</w:t>
-            </w:r>
-            <w:r>
-              <w:t xml:space="preserve"> </w:t>
-            </w:r>
-            <w:r>
-              <w:rPr>
-                <w:rStyle w:val="VerbatimChar"/>
-              </w:rPr>
-              <w:t xml:space="preserve">PASS</w:t>
-            </w:r>
-            <w:r>
-              <w:t xml:space="preserve"> </w:t>
-            </w:r>
-            <w:r>
-              <w:t xml:space="preserve">to review</w:t>
-            </w:r>
-          </w:p>
-        </w:tc>
-        <w:tc>
-          <w:tcPr/>
-          <w:p>
-            <w:pPr>
-              <w:pStyle w:val="Compact"/>
-            </w:pPr>
-            <w:r>
-              <w:t xml:space="preserve">HTTP 403 with the Cloudflare challenge (</w:t>
-            </w:r>
-            <w:r>
-              <w:rPr>
-                <w:rStyle w:val="VerbatimChar"/>
-              </w:rPr>
-              <w:t xml:space="preserve">?ki-cf-botcl=1</w:t>
-            </w:r>
-            <w:r>
-              <w:t xml:space="preserve">), as before</w:t>
-            </w:r>
-            <w:r>
-              <w:t xml:space="preserve"> </w:t>
-            </w:r>
-            <w:r>
-              <w:rPr>
-                <w:rStyle w:val="VerbatimChar"/>
-              </w:rPr>
-              <w:t xml:space="preserve">web-22</w:t>
-            </w:r>
-            <w:r>
-              <w:t xml:space="preserve">; bot protection is not turned into a verdict</w:t>
+              <w:t xml:space="preserve">https://www.eudat.eu/eudat-cdi-uap</w:t>
+            </w:r>
+            <w:r>
+              <w:t xml:space="preserve">, which was read (HTTP 200, policy wording)</w:t>
             </w:r>
           </w:p>
         </w:tc>
@@ -21765,17 +21820,119 @@
         <w:t xml:space="preserve"> </w:t>
       </w:r>
       <w:r>
-        <w:t xml:space="preserve">The same names as before were masked, and CERN’s screenshot again. No new personal names were found; GÉANT’s pages were not reached. The privacy check found only role mailboxes.</w:t>
+        <w:t xml:space="preserve">The same names as before were masked, and CERN’s screenshot again; BBMRI-ERIC has no evidence to mask in this run. No new personal names were found. The privacy check found only role mailboxes. The workflow carried over BBMRI-ERIC’s screenshot from</w:t>
+      </w:r>
+      <w:r>
+        <w:t xml:space="preserve"> </w:t>
+      </w:r>
+      <w:r>
+        <w:rPr>
+          <w:rStyle w:val="VerbatimChar"/>
+        </w:rPr>
+        <w:t xml:space="preserve">web-23</w:t>
+      </w:r>
+      <w:r>
+        <w:t xml:space="preserve"> </w:t>
+      </w:r>
+      <w:r>
+        <w:t xml:space="preserve">(its</w:t>
+      </w:r>
+      <w:r>
+        <w:t xml:space="preserve"> </w:t>
+      </w:r>
+      <w:r>
+        <w:rPr>
+          <w:rStyle w:val="VerbatimChar"/>
+        </w:rPr>
+        <w:t xml:space="preserve">www.</w:t>
+      </w:r>
+      <w:r>
+        <w:t xml:space="preserve"> </w:t>
+      </w:r>
+      <w:r>
+        <w:t xml:space="preserve">page); it does not belong to this run and was not published.</w:t>
+      </w:r>
+    </w:p>
+    <w:p>
+      <w:pPr>
+        <w:pStyle w:val="BodyText"/>
+      </w:pPr>
+      <w:r>
+        <w:rPr>
+          <w:b/>
+          <w:bCs/>
+        </w:rPr>
+        <w:t xml:space="preserve">Tests pinned to the published run.</w:t>
+      </w:r>
+      <w:r>
+        <w:t xml:space="preserve"> </w:t>
+      </w:r>
+      <w:r>
+        <w:rPr>
+          <w:rStyle w:val="VerbatimChar"/>
+        </w:rPr>
+        <w:t xml:space="preserve">test_names.py::test_the_official_names_match_the_nodes_that_show_them</w:t>
+      </w:r>
+      <w:r>
+        <w:t xml:space="preserve"> </w:t>
+      </w:r>
+      <w:r>
+        <w:t xml:space="preserve">now expects six matches (BBMRI-ERIC left out: no page was read), and</w:t>
+      </w:r>
+      <w:r>
+        <w:t xml:space="preserve"> </w:t>
+      </w:r>
+      <w:r>
+        <w:rPr>
+          <w:rStyle w:val="VerbatimChar"/>
+        </w:rPr>
+        <w:t xml:space="preserve">test_update_row.py::test_evidence_from_another_url_is_flagged_on_that_row</w:t>
+      </w:r>
+      <w:r>
+        <w:t xml:space="preserve"> </w:t>
+      </w:r>
+      <w:r>
+        <w:t xml:space="preserve">now configures the</w:t>
+      </w:r>
+      <w:r>
+        <w:t xml:space="preserve"> </w:t>
+      </w:r>
+      <w:r>
+        <w:rPr>
+          <w:rStyle w:val="VerbatimChar"/>
+        </w:rPr>
+        <w:t xml:space="preserve">www.</w:t>
+      </w:r>
+      <w:r>
+        <w:t xml:space="preserve"> </w:t>
+      </w:r>
+      <w:r>
+        <w:t xml:space="preserve">address against the</w:t>
+      </w:r>
+      <w:r>
+        <w:t xml:space="preserve"> </w:t>
+      </w:r>
+      <w:r>
+        <w:rPr>
+          <w:rStyle w:val="VerbatimChar"/>
+        </w:rPr>
+        <w:t xml:space="preserve">dev3.</w:t>
+      </w:r>
+      <w:r>
+        <w:t xml:space="preserve"> </w:t>
+      </w:r>
+      <w:r>
+        <w:t xml:space="preserve">evidence.</w:t>
       </w:r>
     </w:p>
     <w:bookmarkEnd w:id="48"/>
-    <w:bookmarkStart w:id="50" w:name="X6ed245236093d7cc097affde195baa19390f126"/>
+    <w:bookmarkStart w:id="50" w:name="X3c64202b97e5dcae87bb2f0ce623f11fcb4f574"/>
     <w:p>
       <w:pPr>
         <w:pStyle w:val="Heading3"/>
       </w:pPr>
       <w:r>
-        <w:t xml:space="preserve">Previous run: web-22 at depth 2, 2 October 2026</w:t>
+        <w:t xml:space="preserve">Previous run: web-23 at depth 2, 2 October 2026</w:t>
       </w:r>
     </w:p>
     <w:p>
@@ -21792,20 +21949,20 @@
         <w:rPr>
           <w:rStyle w:val="VerbatimChar"/>
         </w:rPr>
-        <w:t xml:space="preserve">web-22</w:t>
-      </w:r>
-      <w:r>
-        <w:t xml:space="preserve"> </w:t>
-      </w:r>
-      <w:r>
-        <w:t xml:space="preserve">was collected on 2 October 2026 between 15:42 and 15:49 UTC by the GitHub workflow (</w:t>
+        <w:t xml:space="preserve">web-23</w:t>
+      </w:r>
+      <w:r>
+        <w:t xml:space="preserve"> </w:t>
+      </w:r>
+      <w:r>
+        <w:t xml:space="preserve">was collected on 2 October 2026 between 16:19 and 16:25 UTC by the GitHub workflow (</w:t>
       </w:r>
       <w:hyperlink r:id="rId49">
         <w:r>
           <w:rPr>
             <w:rStyle w:val="Hyperlink"/>
           </w:rPr>
-          <w:t xml:space="preserve">run 37028804263</w:t>
+          <w:t xml:space="preserve">run 37033017657</w:t>
         </w:r>
       </w:hyperlink>
       <w:r>
@@ -21818,7 +21975,7 @@
         <w:rPr>
           <w:rStyle w:val="VerbatimChar"/>
         </w:rPr>
-        <w:t xml:space="preserve">aa2f7a8</w:t>
+        <w:t xml:space="preserve">142e002</w:t>
       </w:r>
       <w:r>
         <w:t xml:space="preserve">) at</w:t>
@@ -21833,16 +21990,16 @@
         <w:t xml:space="preserve">--depth 2</w:t>
       </w:r>
       <w:r>
-        <w:t xml:space="preserve">, under the re-issued checklist v3.2 and the official unscoped names list. It made 118 page requests: 13 landing pages, 68 direct links and 37 second-hop pages. All thirteen landing pages returned HTTP 200. Depth 1 and depth 2 agree in every cell. Offline,</w:t>
-      </w:r>
-      <w:r>
-        <w:t xml:space="preserve"> </w:t>
-      </w:r>
-      <w:r>
-        <w:rPr>
-          <w:rStyle w:val="VerbatimChar"/>
-        </w:rPr>
-        <w:t xml:space="preserve">uv run basic-check assess --run web-22</w:t>
+        <w:t xml:space="preserve">, under the re-issued checklist v3.2 and the official unscoped names list. It made 102 page requests: 13 landing pages, 60 direct links and 29 second-hop pages. Twelve landing pages returned HTTP 200; GÉANT’s returned HTTP 403 with the Cloudflare challenge. Depth 1 and depth 2 agree in every cell. Offline,</w:t>
+      </w:r>
+      <w:r>
+        <w:t xml:space="preserve"> </w:t>
+      </w:r>
+      <w:r>
+        <w:rPr>
+          <w:rStyle w:val="VerbatimChar"/>
+        </w:rPr>
+        <w:t xml:space="preserve">uv run basic-check assess --run web-23</w:t>
       </w:r>
       <w:r>
         <w:t xml:space="preserve"> </w:t>
@@ -21907,7 +22064,7 @@
               <w:pStyle w:val="Compact"/>
             </w:pPr>
             <w:r>
-              <w:t xml:space="preserve">68</w:t>
+              <w:t xml:space="preserve">66</w:t>
             </w:r>
           </w:p>
         </w:tc>
@@ -21931,7 +22088,7 @@
               <w:pStyle w:val="Compact"/>
             </w:pPr>
             <w:r>
-              <w:t xml:space="preserve">3</w:t>
+              <w:t xml:space="preserve">1</w:t>
             </w:r>
           </w:p>
         </w:tc>
@@ -21955,7 +22112,7 @@
               <w:pStyle w:val="Compact"/>
             </w:pPr>
             <w:r>
-              <w:t xml:space="preserve">59</w:t>
+              <w:t xml:space="preserve">63</w:t>
             </w:r>
           </w:p>
         </w:tc>
@@ -22028,16 +22185,16 @@
         <w:pStyle w:val="BodyText"/>
       </w:pPr>
       <w:r>
-        <w:t xml:space="preserve">The three FAILs are point 4 for EOSC Finland, PaNOSC and Poland. Seven cells changed against</w:t>
-      </w:r>
-      <w:r>
-        <w:t xml:space="preserve"> </w:t>
-      </w:r>
-      <w:r>
-        <w:rPr>
-          <w:rStyle w:val="VerbatimChar"/>
-        </w:rPr>
-        <w:t xml:space="preserve">web-21</w:t>
+        <w:t xml:space="preserve">The one FAIL is point 4 for EOSC Finland. Six cells changed against</w:t>
+      </w:r>
+      <w:r>
+        <w:t xml:space="preserve"> </w:t>
+      </w:r>
+      <w:r>
+        <w:rPr>
+          <w:rStyle w:val="VerbatimChar"/>
+        </w:rPr>
+        <w:t xml:space="preserve">web-22</w:t>
       </w:r>
       <w:r>
         <w:t xml:space="preserve">:</w:t>
@@ -22101,18 +22258,33 @@
               <w:pStyle w:val="Compact"/>
             </w:pPr>
             <w:r>
-              <w:t xml:space="preserve">GÉANT</w:t>
-            </w:r>
-          </w:p>
-        </w:tc>
-        <w:tc>
-          <w:tcPr/>
-          <w:p>
-            <w:pPr>
-              <w:pStyle w:val="Compact"/>
-            </w:pPr>
-            <w:r>
-              <w:t xml:space="preserve">1, 4, 5b, 6: review to</w:t>
+              <w:t xml:space="preserve">PaNOSC</w:t>
+            </w:r>
+          </w:p>
+        </w:tc>
+        <w:tc>
+          <w:tcPr/>
+          <w:p>
+            <w:pPr>
+              <w:pStyle w:val="Compact"/>
+            </w:pPr>
+            <w:r>
+              <w:t xml:space="preserve">4:</w:t>
+            </w:r>
+            <w:r>
+              <w:t xml:space="preserve"> </w:t>
+            </w:r>
+            <w:r>
+              <w:rPr>
+                <w:rStyle w:val="VerbatimChar"/>
+              </w:rPr>
+              <w:t xml:space="preserve">FAIL</w:t>
+            </w:r>
+            <w:r>
+              <w:t xml:space="preserve"> </w:t>
+            </w:r>
+            <w:r>
+              <w:t xml:space="preserve">to</w:t>
             </w:r>
             <w:r>
               <w:t xml:space="preserve"> </w:t>
@@ -22132,7 +22304,19 @@
               <w:pStyle w:val="Compact"/>
             </w:pPr>
             <w:r>
-              <w:t xml:space="preserve">the page was served (HTTP 200), as in</w:t>
+              <w:t xml:space="preserve">it links</w:t>
+            </w:r>
+            <w:r>
+              <w:t xml:space="preserve"> </w:t>
+            </w:r>
+            <w:r>
+              <w:t xml:space="preserve">“PaNOSC Node”</w:t>
+            </w:r>
+            <w:r>
+              <w:t xml:space="preserve"> </w:t>
+            </w:r>
+            <w:r>
+              <w:t xml:space="preserve">to</w:t>
             </w:r>
             <w:r>
               <w:t xml:space="preserve"> </w:t>
@@ -22141,10 +22325,31 @@
               <w:rPr>
                 <w:rStyle w:val="VerbatimChar"/>
               </w:rPr>
-              <w:t xml:space="preserve">web-16</w:t>
-            </w:r>
-            <w:r>
-              <w:t xml:space="preserve">; it links its own</w:t>
+              <w:t xml:space="preserve">https://eosc.eu/building-the-eosc-federation/eosc-node-panosc</w:t>
+            </w:r>
+          </w:p>
+        </w:tc>
+      </w:tr>
+      <w:tr>
+        <w:tc>
+          <w:tcPr/>
+          <w:p>
+            <w:pPr>
+              <w:pStyle w:val="Compact"/>
+            </w:pPr>
+            <w:r>
+              <w:t xml:space="preserve">Poland</w:t>
+            </w:r>
+          </w:p>
+        </w:tc>
+        <w:tc>
+          <w:tcPr/>
+          <w:p>
+            <w:pPr>
+              <w:pStyle w:val="Compact"/>
+            </w:pPr>
+            <w:r>
+              <w:t xml:space="preserve">4:</w:t>
             </w:r>
             <w:r>
               <w:t xml:space="preserve"> </w:t>
@@ -22153,49 +22358,13 @@
               <w:rPr>
                 <w:rStyle w:val="VerbatimChar"/>
               </w:rPr>
-              <w:t xml:space="preserve">eosc.eu</w:t>
+              <w:t xml:space="preserve">FAIL</w:t>
             </w:r>
             <w:r>
               <w:t xml:space="preserve"> </w:t>
             </w:r>
             <w:r>
-              <w:t xml:space="preserve">entry, the</w:t>
-            </w:r>
-            <w:r>
-              <w:t xml:space="preserve"> </w:t>
-            </w:r>
-            <w:r>
-              <w:t xml:space="preserve">“GÉANT Node Acceptable Use Policy”</w:t>
-            </w:r>
-            <w:r>
-              <w:t xml:space="preserve"> </w:t>
-            </w:r>
-            <w:r>
-              <w:t xml:space="preserve">page (fetched) and a Contact page that names a helpdesk</w:t>
-            </w:r>
-          </w:p>
-        </w:tc>
-      </w:tr>
-      <w:tr>
-        <w:tc>
-          <w:tcPr/>
-          <w:p>
-            <w:pPr>
-              <w:pStyle w:val="Compact"/>
-            </w:pPr>
-            <w:r>
-              <w:t xml:space="preserve">PaNOSC</w:t>
-            </w:r>
-          </w:p>
-        </w:tc>
-        <w:tc>
-          <w:tcPr/>
-          <w:p>
-            <w:pPr>
-              <w:pStyle w:val="Compact"/>
-            </w:pPr>
-            <w:r>
-              <w:t xml:space="preserve">5c: review to</w:t>
+              <w:t xml:space="preserve">to</w:t>
             </w:r>
             <w:r>
               <w:t xml:space="preserve"> </w:t>
@@ -22221,31 +22390,34 @@
               <w:t xml:space="preserve"> </w:t>
             </w:r>
             <w:r>
-              <w:t xml:space="preserve">“Acceptable User Policy and User Access Policy”</w:t>
+              <w:t xml:space="preserve">“EOSC Node Poland”</w:t>
             </w:r>
             <w:r>
               <w:t xml:space="preserve"> </w:t>
             </w:r>
             <w:r>
-              <w:t xml:space="preserve">to a PaNOSC Node User Policies page, fetched and reading like a policy; 5b stays review because</w:t>
+              <w:t xml:space="preserve">to</w:t>
             </w:r>
             <w:r>
               <w:t xml:space="preserve"> </w:t>
             </w:r>
             <w:r>
-              <w:t xml:space="preserve">“Acceptable User Policy”</w:t>
+              <w:rPr>
+                <w:rStyle w:val="VerbatimChar"/>
+              </w:rPr>
+              <w:t xml:space="preserve">https://eosc.eu/building-the-eosc-federation/eosc-node-poland/</w:t>
+            </w:r>
+            <w:r>
+              <w:t xml:space="preserve">; its text now also writes</w:t>
             </w:r>
             <w:r>
               <w:t xml:space="preserve"> </w:t>
             </w:r>
             <w:r>
-              <w:t xml:space="preserve">is not the vocabulary’s</w:t>
-            </w:r>
-            <w:r>
-              <w:t xml:space="preserve"> </w:t>
-            </w:r>
-            <w:r>
-              <w:t xml:space="preserve">“Acceptable Use Policy”</w:t>
+              <w:t xml:space="preserve">“EOSC Node Poland”</w:t>
+            </w:r>
+            <w:r>
+              <w:t xml:space="preserve">, which matches the approved list (point 3 stays review)</w:t>
             </w:r>
           </w:p>
         </w:tc>
@@ -22258,18 +22430,18 @@
               <w:pStyle w:val="Compact"/>
             </w:pPr>
             <w:r>
-              <w:t xml:space="preserve">PaNOSC</w:t>
-            </w:r>
-          </w:p>
-        </w:tc>
-        <w:tc>
-          <w:tcPr/>
-          <w:p>
-            <w:pPr>
-              <w:pStyle w:val="Compact"/>
-            </w:pPr>
-            <w:r>
-              <w:t xml:space="preserve">6: review to</w:t>
+              <w:t xml:space="preserve">GÉANT</w:t>
+            </w:r>
+          </w:p>
+        </w:tc>
+        <w:tc>
+          <w:tcPr/>
+          <w:p>
+            <w:pPr>
+              <w:pStyle w:val="Compact"/>
+            </w:pPr>
+            <w:r>
+              <w:t xml:space="preserve">1, 4, 5b, 6:</w:t>
             </w:r>
             <w:r>
               <w:t xml:space="preserve"> </w:t>
@@ -22280,58 +22452,31 @@
               </w:rPr>
               <w:t xml:space="preserve">PASS</w:t>
             </w:r>
-          </w:p>
-        </w:tc>
-        <w:tc>
-          <w:tcPr/>
-          <w:p>
-            <w:pPr>
-              <w:pStyle w:val="Compact"/>
-            </w:pPr>
-            <w:r>
-              <w:t xml:space="preserve">it links</w:t>
-            </w:r>
             <w:r>
               <w:t xml:space="preserve"> </w:t>
             </w:r>
             <w:r>
-              <w:t xml:space="preserve">“PaNOSC Helpdesk”</w:t>
-            </w:r>
-            <w:r>
-              <w:t xml:space="preserve">,</w:t>
-            </w:r>
-            <w:r>
-              <w:t xml:space="preserve"> </w:t>
+              <w:t xml:space="preserve">to review</w:t>
+            </w:r>
+          </w:p>
+        </w:tc>
+        <w:tc>
+          <w:tcPr/>
+          <w:p>
+            <w:pPr>
+              <w:pStyle w:val="Compact"/>
+            </w:pPr>
+            <w:r>
+              <w:t xml:space="preserve">HTTP 403 with the Cloudflare challenge (</w:t>
             </w:r>
             <w:r>
               <w:rPr>
                 <w:rStyle w:val="VerbatimChar"/>
               </w:rPr>
-              <w:t xml:space="preserve">helpdesk.panosc.eu</w:t>
-            </w:r>
-          </w:p>
-        </w:tc>
-      </w:tr>
-      <w:tr>
-        <w:tc>
-          <w:tcPr/>
-          <w:p>
-            <w:pPr>
-              <w:pStyle w:val="Compact"/>
-            </w:pPr>
-            <w:r>
-              <w:t xml:space="preserve">EUDAT</w:t>
-            </w:r>
-          </w:p>
-        </w:tc>
-        <w:tc>
-          <w:tcPr/>
-          <w:p>
-            <w:pPr>
-              <w:pStyle w:val="Compact"/>
-            </w:pPr>
-            <w:r>
-              <w:t xml:space="preserve">6:</w:t>
+              <w:t xml:space="preserve">?ki-cf-botcl=1</w:t>
+            </w:r>
+            <w:r>
+              <w:t xml:space="preserve">), as before</w:t>
             </w:r>
             <w:r>
               <w:t xml:space="preserve"> </w:t>
@@ -22340,57 +22485,10 @@
               <w:rPr>
                 <w:rStyle w:val="VerbatimChar"/>
               </w:rPr>
-              <w:t xml:space="preserve">PASS</w:t>
-            </w:r>
-            <w:r>
-              <w:t xml:space="preserve"> </w:t>
-            </w:r>
-            <w:r>
-              <w:t xml:space="preserve">to review</w:t>
-            </w:r>
-          </w:p>
-        </w:tc>
-        <w:tc>
-          <w:tcPr/>
-          <w:p>
-            <w:pPr>
-              <w:pStyle w:val="Compact"/>
-            </w:pPr>
-            <w:r>
-              <w:t xml:space="preserve">the redesigned landing page no longer links</w:t>
-            </w:r>
-            <w:r>
-              <w:t xml:space="preserve"> </w:t>
-            </w:r>
-            <w:r>
-              <w:t xml:space="preserve">“Helpdesk”</w:t>
-            </w:r>
-            <w:r>
-              <w:t xml:space="preserve">; it links</w:t>
-            </w:r>
-            <w:r>
-              <w:t xml:space="preserve"> </w:t>
-            </w:r>
-            <w:r>
-              <w:rPr>
-                <w:rStyle w:val="VerbatimChar"/>
-              </w:rPr>
-              <w:t xml:space="preserve">info@eudat.eu</w:t>
-            </w:r>
-            <w:r>
-              <w:t xml:space="preserve">, and a</w:t>
-            </w:r>
-            <w:r>
-              <w:t xml:space="preserve"> </w:t>
-            </w:r>
-            <w:r>
-              <w:t xml:space="preserve">“Help Desk”</w:t>
-            </w:r>
-            <w:r>
-              <w:t xml:space="preserve"> </w:t>
-            </w:r>
-            <w:r>
-              <w:t xml:space="preserve">support-request form is two hops away</w:t>
+              <w:t xml:space="preserve">web-22</w:t>
+            </w:r>
+            <w:r>
+              <w:t xml:space="preserve">; bot protection is not turned into a verdict</w:t>
             </w:r>
           </w:p>
         </w:tc>
@@ -22411,17 +22509,17 @@
         <w:t xml:space="preserve"> </w:t>
       </w:r>
       <w:r>
-        <w:t xml:space="preserve">The same names as before were masked, and CERN’s screenshot again. GÉANT’s governance and membership pages were reached again: the same names, plus one more additional observer. EUDAT’s new page carries a news item naming two new staff members; both were masked. The privacy check found only role mailboxes.</w:t>
+        <w:t xml:space="preserve">The same names as before were masked, and CERN’s screenshot again. No new personal names were found; GÉANT’s pages were not reached. The privacy check found only role mailboxes.</w:t>
       </w:r>
     </w:p>
     <w:bookmarkEnd w:id="50"/>
-    <w:bookmarkStart w:id="52" w:name="X765f0038ed247f64b0875c734026e93f20d01d2"/>
+    <w:bookmarkStart w:id="52" w:name="X6ed245236093d7cc097affde195baa19390f126"/>
     <w:p>
       <w:pPr>
         <w:pStyle w:val="Heading3"/>
       </w:pPr>
       <w:r>
-        <w:t xml:space="preserve">Previous run: web-21 at depth 2, 1 October 2026</w:t>
+        <w:t xml:space="preserve">Previous run: web-22 at depth 2, 2 October 2026</w:t>
       </w:r>
     </w:p>
     <w:p>
@@ -22438,20 +22536,20 @@
         <w:rPr>
           <w:rStyle w:val="VerbatimChar"/>
         </w:rPr>
-        <w:t xml:space="preserve">web-21</w:t>
-      </w:r>
-      <w:r>
-        <w:t xml:space="preserve"> </w:t>
-      </w:r>
-      <w:r>
-        <w:t xml:space="preserve">was collected on 1 October 2026 between 20:18 and 20:24 UTC by the GitHub workflow (</w:t>
+        <w:t xml:space="preserve">web-22</w:t>
+      </w:r>
+      <w:r>
+        <w:t xml:space="preserve"> </w:t>
+      </w:r>
+      <w:r>
+        <w:t xml:space="preserve">was collected on 2 October 2026 between 15:42 and 15:49 UTC by the GitHub workflow (</w:t>
       </w:r>
       <w:hyperlink r:id="rId51">
         <w:r>
           <w:rPr>
             <w:rStyle w:val="Hyperlink"/>
           </w:rPr>
-          <w:t xml:space="preserve">run 36920498532</w:t>
+          <w:t xml:space="preserve">run 37028804263</w:t>
         </w:r>
       </w:hyperlink>
       <w:r>
@@ -22464,7 +22562,7 @@
         <w:rPr>
           <w:rStyle w:val="VerbatimChar"/>
         </w:rPr>
-        <w:t xml:space="preserve">fc023b7</w:t>
+        <w:t xml:space="preserve">aa2f7a8</w:t>
       </w:r>
       <w:r>
         <w:t xml:space="preserve">) at</w:t>
@@ -22479,28 +22577,16 @@
         <w:t xml:space="preserve">--depth 2</w:t>
       </w:r>
       <w:r>
-        <w:t xml:space="preserve">, under the re-issued checklist v3.2 and the official unscoped names list, with Data Terra’s new Node Landing Page,</w:t>
-      </w:r>
-      <w:r>
-        <w:t xml:space="preserve"> </w:t>
-      </w:r>
-      <w:r>
-        <w:rPr>
-          <w:rStyle w:val="VerbatimChar"/>
-        </w:rPr>
-        <w:t xml:space="preserve">https://www.earth-data.eu/</w:t>
-      </w:r>
-      <w:r>
-        <w:t xml:space="preserve">. It made 98 page requests: 13 landing pages, 58 direct links and 27 second-hop pages. Twelve landing pages returned HTTP 200 and GÉANT’s HTTP 403 (the Cloudflare challenge). Depth 1 and depth 2 agree in every cell. Offline,</w:t>
-      </w:r>
-      <w:r>
-        <w:t xml:space="preserve"> </w:t>
-      </w:r>
-      <w:r>
-        <w:rPr>
-          <w:rStyle w:val="VerbatimChar"/>
-        </w:rPr>
-        <w:t xml:space="preserve">uv run basic-check assess --run web-21</w:t>
+        <w:t xml:space="preserve">, under the re-issued checklist v3.2 and the official unscoped names list. It made 118 page requests: 13 landing pages, 68 direct links and 37 second-hop pages. All thirteen landing pages returned HTTP 200. Depth 1 and depth 2 agree in every cell. Offline,</w:t>
+      </w:r>
+      <w:r>
+        <w:t xml:space="preserve"> </w:t>
+      </w:r>
+      <w:r>
+        <w:rPr>
+          <w:rStyle w:val="VerbatimChar"/>
+        </w:rPr>
+        <w:t xml:space="preserve">uv run basic-check assess --run web-22</w:t>
       </w:r>
       <w:r>
         <w:t xml:space="preserve"> </w:t>
@@ -22565,7 +22651,7 @@
               <w:pStyle w:val="Compact"/>
             </w:pPr>
             <w:r>
-              <w:t xml:space="preserve">63</w:t>
+              <w:t xml:space="preserve">68</w:t>
             </w:r>
           </w:p>
         </w:tc>
@@ -22613,7 +22699,7 @@
               <w:pStyle w:val="Compact"/>
             </w:pPr>
             <w:r>
-              <w:t xml:space="preserve">64</w:t>
+              <w:t xml:space="preserve">59</w:t>
             </w:r>
           </w:p>
         </w:tc>
@@ -22686,16 +22772,16 @@
         <w:pStyle w:val="BodyText"/>
       </w:pPr>
       <w:r>
-        <w:t xml:space="preserve">The three FAILs are point 4 for EOSC Finland, PaNOSC and Poland. Only Data Terra’s row changed against</w:t>
-      </w:r>
-      <w:r>
-        <w:t xml:space="preserve"> </w:t>
-      </w:r>
-      <w:r>
-        <w:rPr>
-          <w:rStyle w:val="VerbatimChar"/>
-        </w:rPr>
-        <w:t xml:space="preserve">web-18</w:t>
+        <w:t xml:space="preserve">The three FAILs are point 4 for EOSC Finland, PaNOSC and Poland. Seven cells changed against</w:t>
+      </w:r>
+      <w:r>
+        <w:t xml:space="preserve"> </w:t>
+      </w:r>
+      <w:r>
+        <w:rPr>
+          <w:rStyle w:val="VerbatimChar"/>
+        </w:rPr>
+        <w:t xml:space="preserve">web-21</w:t>
       </w:r>
       <w:r>
         <w:t xml:space="preserve">:</w:t>
@@ -22759,33 +22845,18 @@
               <w:pStyle w:val="Compact"/>
             </w:pPr>
             <w:r>
-              <w:t xml:space="preserve">Data Terra</w:t>
-            </w:r>
-          </w:p>
-        </w:tc>
-        <w:tc>
-          <w:tcPr/>
-          <w:p>
-            <w:pPr>
-              <w:pStyle w:val="Compact"/>
-            </w:pPr>
-            <w:r>
-              <w:t xml:space="preserve">4:</w:t>
-            </w:r>
-            <w:r>
-              <w:t xml:space="preserve"> </w:t>
-            </w:r>
-            <w:r>
-              <w:rPr>
-                <w:rStyle w:val="VerbatimChar"/>
-              </w:rPr>
-              <w:t xml:space="preserve">FAIL</w:t>
-            </w:r>
-            <w:r>
-              <w:t xml:space="preserve"> </w:t>
-            </w:r>
-            <w:r>
-              <w:t xml:space="preserve">to</w:t>
+              <w:t xml:space="preserve">GÉANT</w:t>
+            </w:r>
+          </w:p>
+        </w:tc>
+        <w:tc>
+          <w:tcPr/>
+          <w:p>
+            <w:pPr>
+              <w:pStyle w:val="Compact"/>
+            </w:pPr>
+            <w:r>
+              <w:t xml:space="preserve">1, 4, 5b, 6: review to</w:t>
             </w:r>
             <w:r>
               <w:t xml:space="preserve"> </w:t>
@@ -22805,7 +22876,7 @@
               <w:pStyle w:val="Compact"/>
             </w:pPr>
             <w:r>
-              <w:t xml:space="preserve">the new page links its own entry,</w:t>
+              <w:t xml:space="preserve">the page was served (HTTP 200), as in</w:t>
             </w:r>
             <w:r>
               <w:t xml:space="preserve"> </w:t>
@@ -22814,31 +22885,10 @@
               <w:rPr>
                 <w:rStyle w:val="VerbatimChar"/>
               </w:rPr>
-              <w:t xml:space="preserve">eosc.eu/building-the-eosc-federation/eosc-node-data-terra</w:t>
-            </w:r>
-          </w:p>
-        </w:tc>
-      </w:tr>
-      <w:tr>
-        <w:tc>
-          <w:tcPr/>
-          <w:p>
-            <w:pPr>
-              <w:pStyle w:val="Compact"/>
-            </w:pPr>
-            <w:r>
-              <w:t xml:space="preserve">Data Terra</w:t>
-            </w:r>
-          </w:p>
-        </w:tc>
-        <w:tc>
-          <w:tcPr/>
-          <w:p>
-            <w:pPr>
-              <w:pStyle w:val="Compact"/>
-            </w:pPr>
-            <w:r>
-              <w:t xml:space="preserve">5b:</w:t>
+              <w:t xml:space="preserve">web-16</w:t>
+            </w:r>
+            <w:r>
+              <w:t xml:space="preserve">; it links its own</w:t>
             </w:r>
             <w:r>
               <w:t xml:space="preserve"> </w:t>
@@ -22847,13 +22897,49 @@
               <w:rPr>
                 <w:rStyle w:val="VerbatimChar"/>
               </w:rPr>
-              <w:t xml:space="preserve">FAIL</w:t>
+              <w:t xml:space="preserve">eosc.eu</w:t>
             </w:r>
             <w:r>
               <w:t xml:space="preserve"> </w:t>
             </w:r>
             <w:r>
-              <w:t xml:space="preserve">to</w:t>
+              <w:t xml:space="preserve">entry, the</w:t>
+            </w:r>
+            <w:r>
+              <w:t xml:space="preserve"> </w:t>
+            </w:r>
+            <w:r>
+              <w:t xml:space="preserve">“GÉANT Node Acceptable Use Policy”</w:t>
+            </w:r>
+            <w:r>
+              <w:t xml:space="preserve"> </w:t>
+            </w:r>
+            <w:r>
+              <w:t xml:space="preserve">page (fetched) and a Contact page that names a helpdesk</w:t>
+            </w:r>
+          </w:p>
+        </w:tc>
+      </w:tr>
+      <w:tr>
+        <w:tc>
+          <w:tcPr/>
+          <w:p>
+            <w:pPr>
+              <w:pStyle w:val="Compact"/>
+            </w:pPr>
+            <w:r>
+              <w:t xml:space="preserve">PaNOSC</w:t>
+            </w:r>
+          </w:p>
+        </w:tc>
+        <w:tc>
+          <w:tcPr/>
+          <w:p>
+            <w:pPr>
+              <w:pStyle w:val="Compact"/>
+            </w:pPr>
+            <w:r>
+              <w:t xml:space="preserve">5c: review to</w:t>
             </w:r>
             <w:r>
               <w:t xml:space="preserve"> </w:t>
@@ -22879,13 +22965,31 @@
               <w:t xml:space="preserve"> </w:t>
             </w:r>
             <w:r>
-              <w:t xml:space="preserve">“EOSC Node Data Terra Acceptable Use Policy”</w:t>
+              <w:t xml:space="preserve">“Acceptable User Policy and User Access Policy”</w:t>
             </w:r>
             <w:r>
               <w:t xml:space="preserve"> </w:t>
             </w:r>
             <w:r>
-              <w:t xml:space="preserve">on its documentation site (another site, so a pointer, not fetched)</w:t>
+              <w:t xml:space="preserve">to a PaNOSC Node User Policies page, fetched and reading like a policy; 5b stays review because</w:t>
+            </w:r>
+            <w:r>
+              <w:t xml:space="preserve"> </w:t>
+            </w:r>
+            <w:r>
+              <w:t xml:space="preserve">“Acceptable User Policy”</w:t>
+            </w:r>
+            <w:r>
+              <w:t xml:space="preserve"> </w:t>
+            </w:r>
+            <w:r>
+              <w:t xml:space="preserve">is not the vocabulary’s</w:t>
+            </w:r>
+            <w:r>
+              <w:t xml:space="preserve"> </w:t>
+            </w:r>
+            <w:r>
+              <w:t xml:space="preserve">“Acceptable Use Policy”</w:t>
             </w:r>
           </w:p>
         </w:tc>
@@ -22898,66 +23002,7 @@
               <w:pStyle w:val="Compact"/>
             </w:pPr>
             <w:r>
-              <w:t xml:space="preserve">Data Terra</w:t>
-            </w:r>
-          </w:p>
-        </w:tc>
-        <w:tc>
-          <w:tcPr/>
-          <w:p>
-            <w:pPr>
-              <w:pStyle w:val="Compact"/>
-            </w:pPr>
-            <w:r>
-              <w:t xml:space="preserve">5c:</w:t>
-            </w:r>
-            <w:r>
-              <w:t xml:space="preserve"> </w:t>
-            </w:r>
-            <w:r>
-              <w:rPr>
-                <w:rStyle w:val="VerbatimChar"/>
-              </w:rPr>
-              <w:t xml:space="preserve">FAIL</w:t>
-            </w:r>
-            <w:r>
-              <w:t xml:space="preserve"> </w:t>
-            </w:r>
-            <w:r>
-              <w:t xml:space="preserve">to review</w:t>
-            </w:r>
-          </w:p>
-        </w:tc>
-        <w:tc>
-          <w:tcPr/>
-          <w:p>
-            <w:pPr>
-              <w:pStyle w:val="Compact"/>
-            </w:pPr>
-            <w:r>
-              <w:t xml:space="preserve">no User Access Policy is linked, but an AUP is, and v3.2 allows one document for both; the AUP link’s address ends in</w:t>
-            </w:r>
-            <w:r>
-              <w:t xml:space="preserve"> </w:t>
-            </w:r>
-            <w:r>
-              <w:rPr>
-                <w:rStyle w:val="VerbatimChar"/>
-              </w:rPr>
-              <w:t xml:space="preserve">/policies/user-access/</w:t>
-            </w:r>
-          </w:p>
-        </w:tc>
-      </w:tr>
-      <w:tr>
-        <w:tc>
-          <w:tcPr/>
-          <w:p>
-            <w:pPr>
-              <w:pStyle w:val="Compact"/>
-            </w:pPr>
-            <w:r>
-              <w:t xml:space="preserve">Data Terra</w:t>
+              <w:t xml:space="preserve">PaNOSC</w:t>
             </w:r>
           </w:p>
         </w:tc>
@@ -22994,10 +23039,102 @@
               <w:t xml:space="preserve"> </w:t>
             </w:r>
             <w:r>
+              <w:t xml:space="preserve">“PaNOSC Helpdesk”</w:t>
+            </w:r>
+            <w:r>
+              <w:t xml:space="preserve">,</w:t>
+            </w:r>
+            <w:r>
+              <w:t xml:space="preserve"> </w:t>
+            </w:r>
+            <w:r>
               <w:rPr>
                 <w:rStyle w:val="VerbatimChar"/>
               </w:rPr>
-              <w:t xml:space="preserve">helpdesk@earth-data.eu</w:t>
+              <w:t xml:space="preserve">helpdesk.panosc.eu</w:t>
+            </w:r>
+          </w:p>
+        </w:tc>
+      </w:tr>
+      <w:tr>
+        <w:tc>
+          <w:tcPr/>
+          <w:p>
+            <w:pPr>
+              <w:pStyle w:val="Compact"/>
+            </w:pPr>
+            <w:r>
+              <w:t xml:space="preserve">EUDAT</w:t>
+            </w:r>
+          </w:p>
+        </w:tc>
+        <w:tc>
+          <w:tcPr/>
+          <w:p>
+            <w:pPr>
+              <w:pStyle w:val="Compact"/>
+            </w:pPr>
+            <w:r>
+              <w:t xml:space="preserve">6:</w:t>
+            </w:r>
+            <w:r>
+              <w:t xml:space="preserve"> </w:t>
+            </w:r>
+            <w:r>
+              <w:rPr>
+                <w:rStyle w:val="VerbatimChar"/>
+              </w:rPr>
+              <w:t xml:space="preserve">PASS</w:t>
+            </w:r>
+            <w:r>
+              <w:t xml:space="preserve"> </w:t>
+            </w:r>
+            <w:r>
+              <w:t xml:space="preserve">to review</w:t>
+            </w:r>
+          </w:p>
+        </w:tc>
+        <w:tc>
+          <w:tcPr/>
+          <w:p>
+            <w:pPr>
+              <w:pStyle w:val="Compact"/>
+            </w:pPr>
+            <w:r>
+              <w:t xml:space="preserve">the redesigned landing page no longer links</w:t>
+            </w:r>
+            <w:r>
+              <w:t xml:space="preserve"> </w:t>
+            </w:r>
+            <w:r>
+              <w:t xml:space="preserve">“Helpdesk”</w:t>
+            </w:r>
+            <w:r>
+              <w:t xml:space="preserve">; it links</w:t>
+            </w:r>
+            <w:r>
+              <w:t xml:space="preserve"> </w:t>
+            </w:r>
+            <w:r>
+              <w:rPr>
+                <w:rStyle w:val="VerbatimChar"/>
+              </w:rPr>
+              <w:t xml:space="preserve">info@eudat.eu</w:t>
+            </w:r>
+            <w:r>
+              <w:t xml:space="preserve">, and a</w:t>
+            </w:r>
+            <w:r>
+              <w:t xml:space="preserve"> </w:t>
+            </w:r>
+            <w:r>
+              <w:t xml:space="preserve">“Help Desk”</w:t>
+            </w:r>
+            <w:r>
+              <w:t xml:space="preserve"> </w:t>
+            </w:r>
+            <w:r>
+              <w:t xml:space="preserve">support-request form is two hops away</w:t>
             </w:r>
           </w:p>
         </w:tc>
@@ -23008,35 +23145,6 @@
         <w:pStyle w:val="BodyText"/>
       </w:pPr>
       <w:r>
-        <w:t xml:space="preserve">The new page is in English (</w:t>
-      </w:r>
-      <w:r>
-        <w:rPr>
-          <w:rStyle w:val="VerbatimChar"/>
-        </w:rPr>
-        <w:t xml:space="preserve">en-GB</w:t>
-      </w:r>
-      <w:r>
-        <w:t xml:space="preserve">), so the French-vocabulary caveat of the old address no longer applies. At depth 2 the tool followed the page’s</w:t>
-      </w:r>
-      <w:r>
-        <w:t xml:space="preserve"> </w:t>
-      </w:r>
-      <w:r>
-        <w:t xml:space="preserve">“Français”</w:t>
-      </w:r>
-      <w:r>
-        <w:t xml:space="preserve"> </w:t>
-      </w:r>
-      <w:r>
-        <w:t xml:space="preserve">link as an About page; it changed no verdict.</w:t>
-      </w:r>
-    </w:p>
-    <w:p>
-      <w:pPr>
-        <w:pStyle w:val="BodyText"/>
-      </w:pPr>
-      <w:r>
         <w:rPr>
           <w:b/>
           <w:bCs/>
@@ -23047,17 +23155,17 @@
         <w:t xml:space="preserve"> </w:t>
       </w:r>
       <w:r>
-        <w:t xml:space="preserve">The same names as before were masked, and CERN’s screenshot again. Data Terra’s new page carries one personal name, a photo credit in an image description; it was masked like the others. The privacy check found only role mailboxes.</w:t>
+        <w:t xml:space="preserve">The same names as before were masked, and CERN’s screenshot again. GÉANT’s governance and membership pages were reached again: the same names, plus one more additional observer. EUDAT’s new page carries a news item naming two new staff members; both were masked. The privacy check found only role mailboxes.</w:t>
       </w:r>
     </w:p>
     <w:bookmarkEnd w:id="52"/>
-    <w:bookmarkStart w:id="55" w:name="X58f78e56f88cb9b9464819474d8d26871bb52a6"/>
+    <w:bookmarkStart w:id="54" w:name="X765f0038ed247f64b0875c734026e93f20d01d2"/>
     <w:p>
       <w:pPr>
         <w:pStyle w:val="Heading3"/>
       </w:pPr>
       <w:r>
-        <w:t xml:space="preserve">Previous run: web-18 at depth 2, 1 October 2026</w:t>
+        <w:t xml:space="preserve">Previous run: web-21 at depth 2, 1 October 2026</w:t>
       </w:r>
     </w:p>
     <w:p>
@@ -23074,20 +23182,20 @@
         <w:rPr>
           <w:rStyle w:val="VerbatimChar"/>
         </w:rPr>
-        <w:t xml:space="preserve">web-18</w:t>
-      </w:r>
-      <w:r>
-        <w:t xml:space="preserve"> </w:t>
-      </w:r>
-      <w:r>
-        <w:t xml:space="preserve">was collected on 1 October 2026 between 16:05 and 16:10 UTC by the GitHub workflow (</w:t>
+        <w:t xml:space="preserve">web-21</w:t>
+      </w:r>
+      <w:r>
+        <w:t xml:space="preserve"> </w:t>
+      </w:r>
+      <w:r>
+        <w:t xml:space="preserve">was collected on 1 October 2026 between 20:18 and 20:24 UTC by the GitHub workflow (</w:t>
       </w:r>
       <w:hyperlink r:id="rId53">
         <w:r>
           <w:rPr>
             <w:rStyle w:val="Hyperlink"/>
           </w:rPr>
-          <w:t xml:space="preserve">run 36888865559</w:t>
+          <w:t xml:space="preserve">run 36920498532</w:t>
         </w:r>
       </w:hyperlink>
       <w:r>
@@ -23100,7 +23208,7 @@
         <w:rPr>
           <w:rStyle w:val="VerbatimChar"/>
         </w:rPr>
-        <w:t xml:space="preserve">46b5cad</w:t>
+        <w:t xml:space="preserve">fc023b7</w:t>
       </w:r>
       <w:r>
         <w:t xml:space="preserve">) at</w:t>
@@ -23115,245 +23223,28 @@
         <w:t xml:space="preserve">--depth 2</w:t>
       </w:r>
       <w:r>
-        <w:t xml:space="preserve">, under the re-issued checklist v3.2 and the official unscoped names list. Two things were done to it before publishing:</w:t>
-      </w:r>
-    </w:p>
-    <w:p>
-      <w:pPr>
-        <w:pStyle w:val="Compact"/>
-        <w:numPr>
-          <w:ilvl w:val="0"/>
-          <w:numId w:val="1008"/>
-        </w:numPr>
-      </w:pPr>
-      <w:r>
-        <w:rPr>
-          <w:b/>
-          <w:bCs/>
-        </w:rPr>
-        <w:t xml:space="preserve">BBMRI-ERIC’s row was collected again.</w:t>
-      </w:r>
-      <w:r>
-        <w:t xml:space="preserve"> </w:t>
-      </w:r>
-      <w:r>
-        <w:rPr>
-          <w:rStyle w:val="VerbatimChar"/>
-        </w:rPr>
-        <w:t xml:space="preserve">46b5cad</w:t>
-      </w:r>
-      <w:r>
-        <w:t xml:space="preserve"> </w:t>
-      </w:r>
-      <w:r>
-        <w:t xml:space="preserve">had set its URL to</w:t>
-      </w:r>
-      <w:r>
-        <w:t xml:space="preserve"> </w:t>
-      </w:r>
-      <w:r>
-        <w:rPr>
-          <w:rStyle w:val="VerbatimChar"/>
-        </w:rPr>
-        <w:t xml:space="preserve">https://dev3.bbmri-eric.eu/eosc-node-bbmri-eric/</w:t>
-      </w:r>
-      <w:r>
-        <w:t xml:space="preserve">, whose</w:t>
-      </w:r>
-      <w:r>
-        <w:t xml:space="preserve"> </w:t>
-      </w:r>
-      <w:r>
-        <w:rPr>
-          <w:rStyle w:val="VerbatimChar"/>
-        </w:rPr>
-        <w:t xml:space="preserve">robots.txt</w:t>
-      </w:r>
-      <w:r>
-        <w:t xml:space="preserve"> </w:t>
-      </w:r>
-      <w:r>
-        <w:t xml:space="preserve">disallows the page, so all ten cells were</w:t>
-      </w:r>
-      <w:r>
-        <w:t xml:space="preserve"> </w:t>
-      </w:r>
-      <w:r>
-        <w:rPr>
-          <w:rStyle w:val="VerbatimChar"/>
-        </w:rPr>
-        <w:t xml:space="preserve">ERROR</w:t>
-      </w:r>
-      <w:r>
-        <w:t xml:space="preserve">. The URL was set back to the</w:t>
-      </w:r>
-      <w:r>
-        <w:t xml:space="preserve"> </w:t>
-      </w:r>
-      <w:r>
-        <w:rPr>
-          <w:rStyle w:val="VerbatimChar"/>
-        </w:rPr>
-        <w:t xml:space="preserve">www.</w:t>
-      </w:r>
-      <w:r>
-        <w:t xml:space="preserve"> </w:t>
-      </w:r>
-      <w:r>
-        <w:t xml:space="preserve">address and BBMRI-ERIC collected alone (</w:t>
-      </w:r>
-      <w:hyperlink r:id="rId54">
-        <w:r>
-          <w:rPr>
-            <w:rStyle w:val="Hyperlink"/>
-          </w:rPr>
-          <w:t xml:space="preserve">run 36899901060</w:t>
-        </w:r>
-      </w:hyperlink>
-      <w:r>
-        <w:t xml:space="preserve">, commit</w:t>
-      </w:r>
-      <w:r>
-        <w:t xml:space="preserve"> </w:t>
-      </w:r>
-      <w:r>
-        <w:rPr>
-          <w:rStyle w:val="VerbatimChar"/>
-        </w:rPr>
-        <w:t xml:space="preserve">1418f05</w:t>
-      </w:r>
-      <w:r>
-        <w:t xml:space="preserve">, 17:31 UTC); its evidence replaced the</w:t>
-      </w:r>
-      <w:r>
-        <w:t xml:space="preserve"> </w:t>
-      </w:r>
-      <w:r>
-        <w:rPr>
-          <w:rStyle w:val="VerbatimChar"/>
-        </w:rPr>
-        <w:t xml:space="preserve">ERROR</w:t>
-      </w:r>
-      <w:r>
-        <w:t xml:space="preserve"> </w:t>
-      </w:r>
-      <w:r>
-        <w:t xml:space="preserve">row.</w:t>
-      </w:r>
-    </w:p>
-    <w:p>
-      <w:pPr>
-        <w:pStyle w:val="Compact"/>
-        <w:numPr>
-          <w:ilvl w:val="0"/>
-          <w:numId w:val="1008"/>
-        </w:numPr>
-      </w:pPr>
-      <w:r>
-        <w:rPr>
-          <w:b/>
-          <w:bCs/>
-        </w:rPr>
-        <w:t xml:space="preserve">It was scored with the fix in</w:t>
-      </w:r>
-      <w:r>
-        <w:rPr>
-          <w:b/>
-          <w:bCs/>
-        </w:rPr>
-        <w:t xml:space="preserve"> </w:t>
-      </w:r>
-      <w:r>
-        <w:rPr>
-          <w:rStyle w:val="VerbatimChar"/>
-          <w:b/>
-          <w:bCs/>
-        </w:rPr>
-        <w:t xml:space="preserve">1418f05</w:t>
-      </w:r>
-      <w:r>
-        <w:rPr>
-          <w:b/>
-          <w:bCs/>
-        </w:rPr>
-        <w:t xml:space="preserve">.</w:t>
-      </w:r>
-      <w:r>
-        <w:t xml:space="preserve"> </w:t>
-      </w:r>
-      <w:r>
-        <w:t xml:space="preserve">Italy’s landing page links</w:t>
-      </w:r>
-      <w:r>
-        <w:t xml:space="preserve"> </w:t>
-      </w:r>
-      <w:r>
-        <w:t xml:space="preserve">“Infrastructure AUP/UAP”</w:t>
-      </w:r>
-      <w:r>
-        <w:t xml:space="preserve"> </w:t>
-      </w:r>
-      <w:r>
-        <w:t xml:space="preserve">to D4Science’s policy page, and</w:t>
-      </w:r>
-      <w:r>
-        <w:t xml:space="preserve"> </w:t>
-      </w:r>
-      <w:r>
-        <w:t xml:space="preserve">“Review resource access conditions”</w:t>
-      </w:r>
-      <w:r>
-        <w:t xml:space="preserve"> </w:t>
-      </w:r>
-      <w:r>
-        <w:t xml:space="preserve">to a page that returns 404. The tool had followed the second for 5c and failed the point on it. Now a broken policy link fails 5b or 5c only when no other link to the policy remains, on the landing page or on a linked page; otherwise the point is judged on the others and the broken link is reported in the evidence. Three tests cover it. Re-scoring</w:t>
-      </w:r>
-      <w:r>
-        <w:t xml:space="preserve"> </w:t>
-      </w:r>
-      <w:r>
-        <w:rPr>
-          <w:rStyle w:val="VerbatimChar"/>
-        </w:rPr>
-        <w:t xml:space="preserve">web-16</w:t>
-      </w:r>
-      <w:r>
-        <w:t xml:space="preserve"> </w:t>
-      </w:r>
-      <w:r>
-        <w:t xml:space="preserve">with the fix changes nothing; re-scoring</w:t>
-      </w:r>
-      <w:r>
-        <w:t xml:space="preserve"> </w:t>
-      </w:r>
-      <w:r>
-        <w:rPr>
-          <w:rStyle w:val="VerbatimChar"/>
-        </w:rPr>
-        <w:t xml:space="preserve">web-18</w:t>
-      </w:r>
-      <w:r>
-        <w:t xml:space="preserve"> </w:t>
-      </w:r>
-      <w:r>
-        <w:t xml:space="preserve">changes only Italy’s 5c, at both depths.</w:t>
-      </w:r>
-    </w:p>
-    <w:p>
-      <w:pPr>
-        <w:pStyle w:val="FirstParagraph"/>
-      </w:pPr>
-      <w:r>
-        <w:t xml:space="preserve">The published evidence holds 96 page requests: 13 landing pages, 57 direct links and 26 second-hop pages. Twelve landing pages returned HTTP 200 and GÉANT’s HTTP 403 (the Cloudflare challenge). Depth 1 and depth 2 agree in every cell. Offline,</w:t>
-      </w:r>
-      <w:r>
-        <w:t xml:space="preserve"> </w:t>
-      </w:r>
-      <w:r>
-        <w:rPr>
-          <w:rStyle w:val="VerbatimChar"/>
-        </w:rPr>
-        <w:t xml:space="preserve">uv run basic-check assess --run web-18</w:t>
+        <w:t xml:space="preserve">, under the re-issued checklist v3.2 and the official unscoped names list, with Data Terra’s new Node Landing Page,</w:t>
+      </w:r>
+      <w:r>
+        <w:t xml:space="preserve"> </w:t>
+      </w:r>
+      <w:r>
+        <w:rPr>
+          <w:rStyle w:val="VerbatimChar"/>
+        </w:rPr>
+        <w:t xml:space="preserve">https://www.earth-data.eu/</w:t>
+      </w:r>
+      <w:r>
+        <w:t xml:space="preserve">. It made 98 page requests: 13 landing pages, 58 direct links and 27 second-hop pages. Twelve landing pages returned HTTP 200 and GÉANT’s HTTP 403 (the Cloudflare challenge). Depth 1 and depth 2 agree in every cell. Offline,</w:t>
+      </w:r>
+      <w:r>
+        <w:t xml:space="preserve"> </w:t>
+      </w:r>
+      <w:r>
+        <w:rPr>
+          <w:rStyle w:val="VerbatimChar"/>
+        </w:rPr>
+        <w:t xml:space="preserve">uv run basic-check assess --run web-21</w:t>
       </w:r>
       <w:r>
         <w:t xml:space="preserve"> </w:t>
@@ -23418,7 +23309,7 @@
               <w:pStyle w:val="Compact"/>
             </w:pPr>
             <w:r>
-              <w:t xml:space="preserve">60</w:t>
+              <w:t xml:space="preserve">63</w:t>
             </w:r>
           </w:p>
         </w:tc>
@@ -23442,7 +23333,7 @@
               <w:pStyle w:val="Compact"/>
             </w:pPr>
             <w:r>
-              <w:t xml:space="preserve">6</w:t>
+              <w:t xml:space="preserve">3</w:t>
             </w:r>
           </w:p>
         </w:tc>
@@ -23539,28 +23430,16 @@
         <w:pStyle w:val="BodyText"/>
       </w:pPr>
       <w:r>
-        <w:t xml:space="preserve">The six FAILs are the same as in</w:t>
-      </w:r>
-      <w:r>
-        <w:t xml:space="preserve"> </w:t>
-      </w:r>
-      <w:r>
-        <w:rPr>
-          <w:rStyle w:val="VerbatimChar"/>
-        </w:rPr>
-        <w:t xml:space="preserve">web-16</w:t>
-      </w:r>
-      <w:r>
-        <w:t xml:space="preserve">: point 4 for Data Terra, EOSC Finland, PaNOSC and Poland, and Data Terra’s 5b and 5c. Eleven cells changed against</w:t>
-      </w:r>
-      <w:r>
-        <w:t xml:space="preserve"> </w:t>
-      </w:r>
-      <w:r>
-        <w:rPr>
-          <w:rStyle w:val="VerbatimChar"/>
-        </w:rPr>
-        <w:t xml:space="preserve">web-16</w:t>
+        <w:t xml:space="preserve">The three FAILs are point 4 for EOSC Finland, PaNOSC and Poland. Only Data Terra’s row changed against</w:t>
+      </w:r>
+      <w:r>
+        <w:t xml:space="preserve"> </w:t>
+      </w:r>
+      <w:r>
+        <w:rPr>
+          <w:rStyle w:val="VerbatimChar"/>
+        </w:rPr>
+        <w:t xml:space="preserve">web-18</w:t>
       </w:r>
       <w:r>
         <w:t xml:space="preserve">:</w:t>
@@ -23624,18 +23503,33 @@
               <w:pStyle w:val="Compact"/>
             </w:pPr>
             <w:r>
-              <w:t xml:space="preserve">Italy</w:t>
-            </w:r>
-          </w:p>
-        </w:tc>
-        <w:tc>
-          <w:tcPr/>
-          <w:p>
-            <w:pPr>
-              <w:pStyle w:val="Compact"/>
-            </w:pPr>
-            <w:r>
-              <w:t xml:space="preserve">1, 4, 5b, 5c, 6, 7: review to</w:t>
+              <w:t xml:space="preserve">Data Terra</w:t>
+            </w:r>
+          </w:p>
+        </w:tc>
+        <w:tc>
+          <w:tcPr/>
+          <w:p>
+            <w:pPr>
+              <w:pStyle w:val="Compact"/>
+            </w:pPr>
+            <w:r>
+              <w:t xml:space="preserve">4:</w:t>
+            </w:r>
+            <w:r>
+              <w:t xml:space="preserve"> </w:t>
+            </w:r>
+            <w:r>
+              <w:rPr>
+                <w:rStyle w:val="VerbatimChar"/>
+              </w:rPr>
+              <w:t xml:space="preserve">FAIL</w:t>
+            </w:r>
+            <w:r>
+              <w:t xml:space="preserve"> </w:t>
+            </w:r>
+            <w:r>
+              <w:t xml:space="preserve">to</w:t>
             </w:r>
             <w:r>
               <w:t xml:space="preserve"> </w:t>
@@ -23655,7 +23549,7 @@
               <w:pStyle w:val="Compact"/>
             </w:pPr>
             <w:r>
-              <w:t xml:space="preserve">read for the first time at</w:t>
+              <w:t xml:space="preserve">the new page links its own entry,</w:t>
             </w:r>
             <w:r>
               <w:t xml:space="preserve"> </w:t>
@@ -23664,13 +23558,31 @@
               <w:rPr>
                 <w:rStyle w:val="VerbatimChar"/>
               </w:rPr>
-              <w:t xml:space="preserve">https://eosc.it/</w:t>
-            </w:r>
-            <w:r>
-              <w:t xml:space="preserve"> </w:t>
-            </w:r>
-            <w:r>
-              <w:t xml:space="preserve">(HTTP 200, English); it links its own</w:t>
+              <w:t xml:space="preserve">eosc.eu/building-the-eosc-federation/eosc-node-data-terra</w:t>
+            </w:r>
+          </w:p>
+        </w:tc>
+      </w:tr>
+      <w:tr>
+        <w:tc>
+          <w:tcPr/>
+          <w:p>
+            <w:pPr>
+              <w:pStyle w:val="Compact"/>
+            </w:pPr>
+            <w:r>
+              <w:t xml:space="preserve">Data Terra</w:t>
+            </w:r>
+          </w:p>
+        </w:tc>
+        <w:tc>
+          <w:tcPr/>
+          <w:p>
+            <w:pPr>
+              <w:pStyle w:val="Compact"/>
+            </w:pPr>
+            <w:r>
+              <w:t xml:space="preserve">5b:</w:t>
             </w:r>
             <w:r>
               <w:t xml:space="preserve"> </w:t>
@@ -23679,61 +23591,13 @@
               <w:rPr>
                 <w:rStyle w:val="VerbatimChar"/>
               </w:rPr>
-              <w:t xml:space="preserve">eosc.eu</w:t>
+              <w:t xml:space="preserve">FAIL</w:t>
             </w:r>
             <w:r>
               <w:t xml:space="preserve"> </w:t>
             </w:r>
             <w:r>
-              <w:t xml:space="preserve">entry,</w:t>
-            </w:r>
-            <w:r>
-              <w:t xml:space="preserve"> </w:t>
-            </w:r>
-            <w:r>
-              <w:t xml:space="preserve">“Infrastructure AUP/UAP”</w:t>
-            </w:r>
-            <w:r>
-              <w:t xml:space="preserve">, a Terms of Use page (fetched) and a D4Science helpdesk;</w:t>
-            </w:r>
-            <w:r>
-              <w:t xml:space="preserve"> </w:t>
-            </w:r>
-            <w:r>
-              <w:rPr>
-                <w:rStyle w:val="VerbatimChar"/>
-              </w:rPr>
-              <w:t xml:space="preserve">web-16</w:t>
-            </w:r>
-            <w:r>
-              <w:t xml:space="preserve"> </w:t>
-            </w:r>
-            <w:r>
-              <w:t xml:space="preserve">got HTTP 503 from the old address</w:t>
-            </w:r>
-          </w:p>
-        </w:tc>
-      </w:tr>
-      <w:tr>
-        <w:tc>
-          <w:tcPr/>
-          <w:p>
-            <w:pPr>
-              <w:pStyle w:val="Compact"/>
-            </w:pPr>
-            <w:r>
-              <w:t xml:space="preserve">GÉANT</w:t>
-            </w:r>
-          </w:p>
-        </w:tc>
-        <w:tc>
-          <w:tcPr/>
-          <w:p>
-            <w:pPr>
-              <w:pStyle w:val="Compact"/>
-            </w:pPr>
-            <w:r>
-              <w:t xml:space="preserve">1, 4, 5b, 6:</w:t>
+              <w:t xml:space="preserve">to</w:t>
             </w:r>
             <w:r>
               <w:t xml:space="preserve"> </w:t>
@@ -23744,22 +23608,52 @@
               </w:rPr>
               <w:t xml:space="preserve">PASS</w:t>
             </w:r>
+          </w:p>
+        </w:tc>
+        <w:tc>
+          <w:tcPr/>
+          <w:p>
+            <w:pPr>
+              <w:pStyle w:val="Compact"/>
+            </w:pPr>
+            <w:r>
+              <w:t xml:space="preserve">it links</w:t>
+            </w:r>
             <w:r>
               <w:t xml:space="preserve"> </w:t>
             </w:r>
             <w:r>
-              <w:t xml:space="preserve">to review</w:t>
-            </w:r>
-          </w:p>
-        </w:tc>
-        <w:tc>
-          <w:tcPr/>
-          <w:p>
-            <w:pPr>
-              <w:pStyle w:val="Compact"/>
-            </w:pPr>
-            <w:r>
-              <w:t xml:space="preserve">HTTP 403, the Cloudflare challenge, as before</w:t>
+              <w:t xml:space="preserve">“EOSC Node Data Terra Acceptable Use Policy”</w:t>
+            </w:r>
+            <w:r>
+              <w:t xml:space="preserve"> </w:t>
+            </w:r>
+            <w:r>
+              <w:t xml:space="preserve">on its documentation site (another site, so a pointer, not fetched)</w:t>
+            </w:r>
+          </w:p>
+        </w:tc>
+      </w:tr>
+      <w:tr>
+        <w:tc>
+          <w:tcPr/>
+          <w:p>
+            <w:pPr>
+              <w:pStyle w:val="Compact"/>
+            </w:pPr>
+            <w:r>
+              <w:t xml:space="preserve">Data Terra</w:t>
+            </w:r>
+          </w:p>
+        </w:tc>
+        <w:tc>
+          <w:tcPr/>
+          <w:p>
+            <w:pPr>
+              <w:pStyle w:val="Compact"/>
+            </w:pPr>
+            <w:r>
+              <w:t xml:space="preserve">5c:</w:t>
             </w:r>
             <w:r>
               <w:t xml:space="preserve"> </w:t>
@@ -23768,7 +23662,33 @@
               <w:rPr>
                 <w:rStyle w:val="VerbatimChar"/>
               </w:rPr>
-              <w:t xml:space="preserve">web-16</w:t>
+              <w:t xml:space="preserve">FAIL</w:t>
+            </w:r>
+            <w:r>
+              <w:t xml:space="preserve"> </w:t>
+            </w:r>
+            <w:r>
+              <w:t xml:space="preserve">to review</w:t>
+            </w:r>
+          </w:p>
+        </w:tc>
+        <w:tc>
+          <w:tcPr/>
+          <w:p>
+            <w:pPr>
+              <w:pStyle w:val="Compact"/>
+            </w:pPr>
+            <w:r>
+              <w:t xml:space="preserve">no User Access Policy is linked, but an AUP is, and v3.2 allows one document for both; the AUP link’s address ends in</w:t>
+            </w:r>
+            <w:r>
+              <w:t xml:space="preserve"> </w:t>
+            </w:r>
+            <w:r>
+              <w:rPr>
+                <w:rStyle w:val="VerbatimChar"/>
+              </w:rPr>
+              <w:t xml:space="preserve">/policies/user-access/</w:t>
             </w:r>
           </w:p>
         </w:tc>
@@ -23781,18 +23701,18 @@
               <w:pStyle w:val="Compact"/>
             </w:pPr>
             <w:r>
-              <w:t xml:space="preserve">EOSC DTO</w:t>
-            </w:r>
-          </w:p>
-        </w:tc>
-        <w:tc>
-          <w:tcPr/>
-          <w:p>
-            <w:pPr>
-              <w:pStyle w:val="Compact"/>
-            </w:pPr>
-            <w:r>
-              <w:t xml:space="preserve">5c: review to</w:t>
+              <w:t xml:space="preserve">Data Terra</w:t>
+            </w:r>
+          </w:p>
+        </w:tc>
+        <w:tc>
+          <w:tcPr/>
+          <w:p>
+            <w:pPr>
+              <w:pStyle w:val="Compact"/>
+            </w:pPr>
+            <w:r>
+              <w:t xml:space="preserve">6: review to</w:t>
             </w:r>
             <w:r>
               <w:t xml:space="preserve"> </w:t>
@@ -23812,13 +23732,16 @@
               <w:pStyle w:val="Compact"/>
             </w:pPr>
             <w:r>
-              <w:t xml:space="preserve">its Catalogue page now links</w:t>
+              <w:t xml:space="preserve">it links</w:t>
             </w:r>
             <w:r>
               <w:t xml:space="preserve"> </w:t>
             </w:r>
             <w:r>
-              <w:t xml:space="preserve">“AUP and access policy”</w:t>
+              <w:rPr>
+                <w:rStyle w:val="VerbatimChar"/>
+              </w:rPr>
+              <w:t xml:space="preserve">helpdesk@earth-data.eu</w:t>
             </w:r>
           </w:p>
         </w:tc>
@@ -23829,6 +23752,35 @@
         <w:pStyle w:val="BodyText"/>
       </w:pPr>
       <w:r>
+        <w:t xml:space="preserve">The new page is in English (</w:t>
+      </w:r>
+      <w:r>
+        <w:rPr>
+          <w:rStyle w:val="VerbatimChar"/>
+        </w:rPr>
+        <w:t xml:space="preserve">en-GB</w:t>
+      </w:r>
+      <w:r>
+        <w:t xml:space="preserve">), so the French-vocabulary caveat of the old address no longer applies. At depth 2 the tool followed the page’s</w:t>
+      </w:r>
+      <w:r>
+        <w:t xml:space="preserve"> </w:t>
+      </w:r>
+      <w:r>
+        <w:t xml:space="preserve">“Français”</w:t>
+      </w:r>
+      <w:r>
+        <w:t xml:space="preserve"> </w:t>
+      </w:r>
+      <w:r>
+        <w:t xml:space="preserve">link as an About page; it changed no verdict.</w:t>
+      </w:r>
+    </w:p>
+    <w:p>
+      <w:pPr>
+        <w:pStyle w:val="BodyText"/>
+      </w:pPr>
+      <w:r>
         <w:rPr>
           <w:b/>
           <w:bCs/>
@@ -23839,17 +23791,17 @@
         <w:t xml:space="preserve"> </w:t>
       </w:r>
       <w:r>
-        <w:t xml:space="preserve">The same names as before were masked, and CERN’s screenshot again. Italy’s new pages carry no personal names; BBMRI-ERIC’s pages changed only in layout. The privacy check found only role mailboxes.</w:t>
-      </w:r>
-    </w:p>
-    <w:bookmarkEnd w:id="55"/>
-    <w:bookmarkStart w:id="58" w:name="Xa7273e3b576d1e9eb7e528e7c8b56aa97d7a50e"/>
+        <w:t xml:space="preserve">The same names as before were masked, and CERN’s screenshot again. Data Terra’s new page carries one personal name, a photo credit in an image description; it was masked like the others. The privacy check found only role mailboxes.</w:t>
+      </w:r>
+    </w:p>
+    <w:bookmarkEnd w:id="54"/>
+    <w:bookmarkStart w:id="57" w:name="X58f78e56f88cb9b9464819474d8d26871bb52a6"/>
     <w:p>
       <w:pPr>
         <w:pStyle w:val="Heading3"/>
       </w:pPr>
       <w:r>
-        <w:t xml:space="preserve">Previous run: web-16 at depth 2, 30 September 2026</w:t>
+        <w:t xml:space="preserve">Previous run: web-18 at depth 2, 1 October 2026</w:t>
       </w:r>
     </w:p>
     <w:p>
@@ -23866,20 +23818,140 @@
         <w:rPr>
           <w:rStyle w:val="VerbatimChar"/>
         </w:rPr>
-        <w:t xml:space="preserve">web-16</w:t>
-      </w:r>
-      <w:r>
-        <w:t xml:space="preserve"> </w:t>
-      </w:r>
-      <w:r>
-        <w:t xml:space="preserve">was collected on 30 September 2026 between 14:58 and 15:04 UTC by the GitHub workflow (</w:t>
+        <w:t xml:space="preserve">web-18</w:t>
+      </w:r>
+      <w:r>
+        <w:t xml:space="preserve"> </w:t>
+      </w:r>
+      <w:r>
+        <w:t xml:space="preserve">was collected on 1 October 2026 between 16:05 and 16:10 UTC by the GitHub workflow (</w:t>
+      </w:r>
+      <w:hyperlink r:id="rId55">
+        <w:r>
+          <w:rPr>
+            <w:rStyle w:val="Hyperlink"/>
+          </w:rPr>
+          <w:t xml:space="preserve">run 36888865559</w:t>
+        </w:r>
+      </w:hyperlink>
+      <w:r>
+        <w:t xml:space="preserve">, commit</w:t>
+      </w:r>
+      <w:r>
+        <w:t xml:space="preserve"> </w:t>
+      </w:r>
+      <w:r>
+        <w:rPr>
+          <w:rStyle w:val="VerbatimChar"/>
+        </w:rPr>
+        <w:t xml:space="preserve">46b5cad</w:t>
+      </w:r>
+      <w:r>
+        <w:t xml:space="preserve">) at</w:t>
+      </w:r>
+      <w:r>
+        <w:t xml:space="preserve"> </w:t>
+      </w:r>
+      <w:r>
+        <w:rPr>
+          <w:rStyle w:val="VerbatimChar"/>
+        </w:rPr>
+        <w:t xml:space="preserve">--depth 2</w:t>
+      </w:r>
+      <w:r>
+        <w:t xml:space="preserve">, under the re-issued checklist v3.2 and the official unscoped names list. Two things were done to it before publishing:</w:t>
+      </w:r>
+    </w:p>
+    <w:p>
+      <w:pPr>
+        <w:pStyle w:val="Compact"/>
+        <w:numPr>
+          <w:ilvl w:val="0"/>
+          <w:numId w:val="1008"/>
+        </w:numPr>
+      </w:pPr>
+      <w:r>
+        <w:rPr>
+          <w:b/>
+          <w:bCs/>
+        </w:rPr>
+        <w:t xml:space="preserve">BBMRI-ERIC’s row was collected again.</w:t>
+      </w:r>
+      <w:r>
+        <w:t xml:space="preserve"> </w:t>
+      </w:r>
+      <w:r>
+        <w:rPr>
+          <w:rStyle w:val="VerbatimChar"/>
+        </w:rPr>
+        <w:t xml:space="preserve">46b5cad</w:t>
+      </w:r>
+      <w:r>
+        <w:t xml:space="preserve"> </w:t>
+      </w:r>
+      <w:r>
+        <w:t xml:space="preserve">had set its URL to</w:t>
+      </w:r>
+      <w:r>
+        <w:t xml:space="preserve"> </w:t>
+      </w:r>
+      <w:r>
+        <w:rPr>
+          <w:rStyle w:val="VerbatimChar"/>
+        </w:rPr>
+        <w:t xml:space="preserve">https://dev3.bbmri-eric.eu/eosc-node-bbmri-eric/</w:t>
+      </w:r>
+      <w:r>
+        <w:t xml:space="preserve">, whose</w:t>
+      </w:r>
+      <w:r>
+        <w:t xml:space="preserve"> </w:t>
+      </w:r>
+      <w:r>
+        <w:rPr>
+          <w:rStyle w:val="VerbatimChar"/>
+        </w:rPr>
+        <w:t xml:space="preserve">robots.txt</w:t>
+      </w:r>
+      <w:r>
+        <w:t xml:space="preserve"> </w:t>
+      </w:r>
+      <w:r>
+        <w:t xml:space="preserve">disallows the page, so all ten cells were</w:t>
+      </w:r>
+      <w:r>
+        <w:t xml:space="preserve"> </w:t>
+      </w:r>
+      <w:r>
+        <w:rPr>
+          <w:rStyle w:val="VerbatimChar"/>
+        </w:rPr>
+        <w:t xml:space="preserve">ERROR</w:t>
+      </w:r>
+      <w:r>
+        <w:t xml:space="preserve">. The URL was set back to the</w:t>
+      </w:r>
+      <w:r>
+        <w:t xml:space="preserve"> </w:t>
+      </w:r>
+      <w:r>
+        <w:rPr>
+          <w:rStyle w:val="VerbatimChar"/>
+        </w:rPr>
+        <w:t xml:space="preserve">www.</w:t>
+      </w:r>
+      <w:r>
+        <w:t xml:space="preserve"> </w:t>
+      </w:r>
+      <w:r>
+        <w:t xml:space="preserve">address and BBMRI-ERIC collected alone (</w:t>
       </w:r>
       <w:hyperlink r:id="rId56">
         <w:r>
           <w:rPr>
             <w:rStyle w:val="Hyperlink"/>
           </w:rPr>
-          <w:t xml:space="preserve">run 36732900487</w:t>
+          <w:t xml:space="preserve">run 36899901060</w:t>
         </w:r>
       </w:hyperlink>
       <w:r>
@@ -23892,31 +23964,140 @@
         <w:rPr>
           <w:rStyle w:val="VerbatimChar"/>
         </w:rPr>
-        <w:t xml:space="preserve">a83c0f1</w:t>
-      </w:r>
-      <w:r>
-        <w:t xml:space="preserve">, unit tests passing) at</w:t>
-      </w:r>
-      <w:r>
-        <w:t xml:space="preserve"> </w:t>
-      </w:r>
-      <w:r>
-        <w:rPr>
-          <w:rStyle w:val="VerbatimChar"/>
-        </w:rPr>
-        <w:t xml:space="preserve">--depth 2</w:t>
-      </w:r>
-      <w:r>
-        <w:t xml:space="preserve">, under the re-issued checklist v3.2 and the official unscoped names list. It made 109 page requests: 13 landing pages, 62 direct links and 34 second-hop pages. Twelve landing pages returned HTTP 200 and Italy’s HTTP 503. Depth 1 and depth 2 agree in every cell. Offline,</w:t>
-      </w:r>
-      <w:r>
-        <w:t xml:space="preserve"> </w:t>
-      </w:r>
-      <w:r>
-        <w:rPr>
-          <w:rStyle w:val="VerbatimChar"/>
-        </w:rPr>
-        <w:t xml:space="preserve">uv run basic-check assess --run web-16</w:t>
+        <w:t xml:space="preserve">1418f05</w:t>
+      </w:r>
+      <w:r>
+        <w:t xml:space="preserve">, 17:31 UTC); its evidence replaced the</w:t>
+      </w:r>
+      <w:r>
+        <w:t xml:space="preserve"> </w:t>
+      </w:r>
+      <w:r>
+        <w:rPr>
+          <w:rStyle w:val="VerbatimChar"/>
+        </w:rPr>
+        <w:t xml:space="preserve">ERROR</w:t>
+      </w:r>
+      <w:r>
+        <w:t xml:space="preserve"> </w:t>
+      </w:r>
+      <w:r>
+        <w:t xml:space="preserve">row.</w:t>
+      </w:r>
+    </w:p>
+    <w:p>
+      <w:pPr>
+        <w:pStyle w:val="Compact"/>
+        <w:numPr>
+          <w:ilvl w:val="0"/>
+          <w:numId w:val="1008"/>
+        </w:numPr>
+      </w:pPr>
+      <w:r>
+        <w:rPr>
+          <w:b/>
+          <w:bCs/>
+        </w:rPr>
+        <w:t xml:space="preserve">It was scored with the fix in</w:t>
+      </w:r>
+      <w:r>
+        <w:rPr>
+          <w:b/>
+          <w:bCs/>
+        </w:rPr>
+        <w:t xml:space="preserve"> </w:t>
+      </w:r>
+      <w:r>
+        <w:rPr>
+          <w:rStyle w:val="VerbatimChar"/>
+          <w:b/>
+          <w:bCs/>
+        </w:rPr>
+        <w:t xml:space="preserve">1418f05</w:t>
+      </w:r>
+      <w:r>
+        <w:rPr>
+          <w:b/>
+          <w:bCs/>
+        </w:rPr>
+        <w:t xml:space="preserve">.</w:t>
+      </w:r>
+      <w:r>
+        <w:t xml:space="preserve"> </w:t>
+      </w:r>
+      <w:r>
+        <w:t xml:space="preserve">Italy’s landing page links</w:t>
+      </w:r>
+      <w:r>
+        <w:t xml:space="preserve"> </w:t>
+      </w:r>
+      <w:r>
+        <w:t xml:space="preserve">“Infrastructure AUP/UAP”</w:t>
+      </w:r>
+      <w:r>
+        <w:t xml:space="preserve"> </w:t>
+      </w:r>
+      <w:r>
+        <w:t xml:space="preserve">to D4Science’s policy page, and</w:t>
+      </w:r>
+      <w:r>
+        <w:t xml:space="preserve"> </w:t>
+      </w:r>
+      <w:r>
+        <w:t xml:space="preserve">“Review resource access conditions”</w:t>
+      </w:r>
+      <w:r>
+        <w:t xml:space="preserve"> </w:t>
+      </w:r>
+      <w:r>
+        <w:t xml:space="preserve">to a page that returns 404. The tool had followed the second for 5c and failed the point on it. Now a broken policy link fails 5b or 5c only when no other link to the policy remains, on the landing page or on a linked page; otherwise the point is judged on the others and the broken link is reported in the evidence. Three tests cover it. Re-scoring</w:t>
+      </w:r>
+      <w:r>
+        <w:t xml:space="preserve"> </w:t>
+      </w:r>
+      <w:r>
+        <w:rPr>
+          <w:rStyle w:val="VerbatimChar"/>
+        </w:rPr>
+        <w:t xml:space="preserve">web-16</w:t>
+      </w:r>
+      <w:r>
+        <w:t xml:space="preserve"> </w:t>
+      </w:r>
+      <w:r>
+        <w:t xml:space="preserve">with the fix changes nothing; re-scoring</w:t>
+      </w:r>
+      <w:r>
+        <w:t xml:space="preserve"> </w:t>
+      </w:r>
+      <w:r>
+        <w:rPr>
+          <w:rStyle w:val="VerbatimChar"/>
+        </w:rPr>
+        <w:t xml:space="preserve">web-18</w:t>
+      </w:r>
+      <w:r>
+        <w:t xml:space="preserve"> </w:t>
+      </w:r>
+      <w:r>
+        <w:t xml:space="preserve">changes only Italy’s 5c, at both depths.</w:t>
+      </w:r>
+    </w:p>
+    <w:p>
+      <w:pPr>
+        <w:pStyle w:val="FirstParagraph"/>
+      </w:pPr>
+      <w:r>
+        <w:t xml:space="preserve">The published evidence holds 96 page requests: 13 landing pages, 57 direct links and 26 second-hop pages. Twelve landing pages returned HTTP 200 and GÉANT’s HTTP 403 (the Cloudflare challenge). Depth 1 and depth 2 agree in every cell. Offline,</w:t>
+      </w:r>
+      <w:r>
+        <w:t xml:space="preserve"> </w:t>
+      </w:r>
+      <w:r>
+        <w:rPr>
+          <w:rStyle w:val="VerbatimChar"/>
+        </w:rPr>
+        <w:t xml:space="preserve">uv run basic-check assess --run web-18</w:t>
       </w:r>
       <w:r>
         <w:t xml:space="preserve"> </w:t>
@@ -23981,7 +24162,7 @@
               <w:pStyle w:val="Compact"/>
             </w:pPr>
             <w:r>
-              <w:t xml:space="preserve">57</w:t>
+              <w:t xml:space="preserve">60</w:t>
             </w:r>
           </w:p>
         </w:tc>
@@ -24029,7 +24210,7 @@
               <w:pStyle w:val="Compact"/>
             </w:pPr>
             <w:r>
-              <w:t xml:space="preserve">67</w:t>
+              <w:t xml:space="preserve">64</w:t>
             </w:r>
           </w:p>
         </w:tc>
@@ -24102,16 +24283,28 @@
         <w:pStyle w:val="BodyText"/>
       </w:pPr>
       <w:r>
-        <w:t xml:space="preserve">Four FAILs are point 4 (Data Terra, EOSC Finland, PaNOSC, Poland) and two are Data Terra’s 5b and 5c. Twelve cells changed against</w:t>
-      </w:r>
-      <w:r>
-        <w:t xml:space="preserve"> </w:t>
-      </w:r>
-      <w:r>
-        <w:rPr>
-          <w:rStyle w:val="VerbatimChar"/>
-        </w:rPr>
-        <w:t xml:space="preserve">web-15</w:t>
+        <w:t xml:space="preserve">The six FAILs are the same as in</w:t>
+      </w:r>
+      <w:r>
+        <w:t xml:space="preserve"> </w:t>
+      </w:r>
+      <w:r>
+        <w:rPr>
+          <w:rStyle w:val="VerbatimChar"/>
+        </w:rPr>
+        <w:t xml:space="preserve">web-16</w:t>
+      </w:r>
+      <w:r>
+        <w:t xml:space="preserve">: point 4 for Data Terra, EOSC Finland, PaNOSC and Poland, and Data Terra’s 5b and 5c. Eleven cells changed against</w:t>
+      </w:r>
+      <w:r>
+        <w:t xml:space="preserve"> </w:t>
+      </w:r>
+      <w:r>
+        <w:rPr>
+          <w:rStyle w:val="VerbatimChar"/>
+        </w:rPr>
+        <w:t xml:space="preserve">web-16</w:t>
       </w:r>
       <w:r>
         <w:t xml:space="preserve">:</w:t>
@@ -24175,18 +24368,18 @@
               <w:pStyle w:val="Compact"/>
             </w:pPr>
             <w:r>
-              <w:t xml:space="preserve">GÉANT</w:t>
-            </w:r>
-          </w:p>
-        </w:tc>
-        <w:tc>
-          <w:tcPr/>
-          <w:p>
-            <w:pPr>
-              <w:pStyle w:val="Compact"/>
-            </w:pPr>
-            <w:r>
-              <w:t xml:space="preserve">1, 4, 5b, 6: review to</w:t>
+              <w:t xml:space="preserve">Italy</w:t>
+            </w:r>
+          </w:p>
+        </w:tc>
+        <w:tc>
+          <w:tcPr/>
+          <w:p>
+            <w:pPr>
+              <w:pStyle w:val="Compact"/>
+            </w:pPr>
+            <w:r>
+              <w:t xml:space="preserve">1, 4, 5b, 5c, 6, 7: review to</w:t>
             </w:r>
             <w:r>
               <w:t xml:space="preserve"> </w:t>
@@ -24206,7 +24399,22 @@
               <w:pStyle w:val="Compact"/>
             </w:pPr>
             <w:r>
-              <w:t xml:space="preserve">the page was served (HTTP 200) for the first time since 24 September; it links its own</w:t>
+              <w:t xml:space="preserve">read for the first time at</w:t>
+            </w:r>
+            <w:r>
+              <w:t xml:space="preserve"> </w:t>
+            </w:r>
+            <w:r>
+              <w:rPr>
+                <w:rStyle w:val="VerbatimChar"/>
+              </w:rPr>
+              <w:t xml:space="preserve">https://eosc.it/</w:t>
+            </w:r>
+            <w:r>
+              <w:t xml:space="preserve"> </w:t>
+            </w:r>
+            <w:r>
+              <w:t xml:space="preserve">(HTTP 200, English); it links its own</w:t>
             </w:r>
             <w:r>
               <w:t xml:space="preserve"> </w:t>
@@ -24221,19 +24429,31 @@
               <w:t xml:space="preserve"> </w:t>
             </w:r>
             <w:r>
-              <w:t xml:space="preserve">entry, a</w:t>
+              <w:t xml:space="preserve">entry,</w:t>
             </w:r>
             <w:r>
               <w:t xml:space="preserve"> </w:t>
             </w:r>
             <w:r>
-              <w:t xml:space="preserve">“GÉANT Node Acceptable Use Policy”</w:t>
+              <w:t xml:space="preserve">“Infrastructure AUP/UAP”</w:t>
+            </w:r>
+            <w:r>
+              <w:t xml:space="preserve">, a Terms of Use page (fetched) and a D4Science helpdesk;</w:t>
             </w:r>
             <w:r>
               <w:t xml:space="preserve"> </w:t>
             </w:r>
             <w:r>
-              <w:t xml:space="preserve">page (fetched) and a contact page</w:t>
+              <w:rPr>
+                <w:rStyle w:val="VerbatimChar"/>
+              </w:rPr>
+              <w:t xml:space="preserve">web-16</w:t>
+            </w:r>
+            <w:r>
+              <w:t xml:space="preserve"> </w:t>
+            </w:r>
+            <w:r>
+              <w:t xml:space="preserve">got HTTP 503 from the old address</w:t>
             </w:r>
           </w:p>
         </w:tc>
@@ -24246,18 +24466,18 @@
               <w:pStyle w:val="Compact"/>
             </w:pPr>
             <w:r>
-              <w:t xml:space="preserve">Czechia</w:t>
-            </w:r>
-          </w:p>
-        </w:tc>
-        <w:tc>
-          <w:tcPr/>
-          <w:p>
-            <w:pPr>
-              <w:pStyle w:val="Compact"/>
-            </w:pPr>
-            <w:r>
-              <w:t xml:space="preserve">4, 5c: to</w:t>
+              <w:t xml:space="preserve">GÉANT</w:t>
+            </w:r>
+          </w:p>
+        </w:tc>
+        <w:tc>
+          <w:tcPr/>
+          <w:p>
+            <w:pPr>
+              <w:pStyle w:val="Compact"/>
+            </w:pPr>
+            <w:r>
+              <w:t xml:space="preserve">1, 4, 5b, 6:</w:t>
             </w:r>
             <w:r>
               <w:t xml:space="preserve"> </w:t>
@@ -24268,40 +24488,31 @@
               </w:rPr>
               <w:t xml:space="preserve">PASS</w:t>
             </w:r>
-          </w:p>
-        </w:tc>
-        <w:tc>
-          <w:tcPr/>
-          <w:p>
-            <w:pPr>
-              <w:pStyle w:val="Compact"/>
-            </w:pPr>
-            <w:r>
-              <w:t xml:space="preserve">it now links</w:t>
-            </w:r>
             <w:r>
               <w:t xml:space="preserve"> </w:t>
             </w:r>
             <w:r>
-              <w:t xml:space="preserve">“DETAILED DESCRIPTION OF EOSC NODE CZECHIA”</w:t>
+              <w:t xml:space="preserve">to review</w:t>
+            </w:r>
+          </w:p>
+        </w:tc>
+        <w:tc>
+          <w:tcPr/>
+          <w:p>
+            <w:pPr>
+              <w:pStyle w:val="Compact"/>
+            </w:pPr>
+            <w:r>
+              <w:t xml:space="preserve">HTTP 403, the Cloudflare challenge, as before</w:t>
             </w:r>
             <w:r>
               <w:t xml:space="preserve"> </w:t>
             </w:r>
             <w:r>
-              <w:t xml:space="preserve">to its own entry, and a</w:t>
-            </w:r>
-            <w:r>
-              <w:t xml:space="preserve"> </w:t>
-            </w:r>
-            <w:r>
-              <w:t xml:space="preserve">“User Access Policy”</w:t>
-            </w:r>
-            <w:r>
-              <w:t xml:space="preserve"> </w:t>
-            </w:r>
-            <w:r>
-              <w:t xml:space="preserve">(a CESNET PDF, not read)</w:t>
+              <w:rPr>
+                <w:rStyle w:val="VerbatimChar"/>
+              </w:rPr>
+              <w:t xml:space="preserve">web-16</w:t>
             </w:r>
           </w:p>
         </w:tc>
@@ -24314,7 +24525,7 @@
               <w:pStyle w:val="Compact"/>
             </w:pPr>
             <w:r>
-              <w:t xml:space="preserve">EGI</w:t>
+              <w:t xml:space="preserve">EOSC DTO</w:t>
             </w:r>
           </w:p>
         </w:tc>
@@ -24345,71 +24556,13 @@
               <w:pStyle w:val="Compact"/>
             </w:pPr>
             <w:r>
-              <w:t xml:space="preserve">it links</w:t>
+              <w:t xml:space="preserve">its Catalogue page now links</w:t>
             </w:r>
             <w:r>
               <w:t xml:space="preserve"> </w:t>
             </w:r>
             <w:r>
-              <w:t xml:space="preserve">“EGI User Access Policy (UAP)”</w:t>
-            </w:r>
-            <w:r>
-              <w:t xml:space="preserve">, a PDF, not read</w:t>
-            </w:r>
-          </w:p>
-        </w:tc>
-      </w:tr>
-      <w:tr>
-        <w:tc>
-          <w:tcPr/>
-          <w:p>
-            <w:pPr>
-              <w:pStyle w:val="Compact"/>
-            </w:pPr>
-            <w:r>
-              <w:t xml:space="preserve">Italy</w:t>
-            </w:r>
-          </w:p>
-        </w:tc>
-        <w:tc>
-          <w:tcPr/>
-          <w:p>
-            <w:pPr>
-              <w:pStyle w:val="Compact"/>
-            </w:pPr>
-            <w:r>
-              <w:t xml:space="preserve">1, 4, 5b, 6, 7: to review</w:t>
-            </w:r>
-          </w:p>
-        </w:tc>
-        <w:tc>
-          <w:tcPr/>
-          <w:p>
-            <w:pPr>
-              <w:pStyle w:val="Compact"/>
-            </w:pPr>
-            <w:r>
-              <w:t xml:space="preserve">HTTP 503</w:t>
-            </w:r>
-            <w:r>
-              <w:t xml:space="preserve"> </w:t>
-            </w:r>
-            <w:r>
-              <w:t xml:space="preserve">“No server is available”</w:t>
-            </w:r>
-            <w:r>
-              <w:t xml:space="preserve">, again when Italy alone was re-collected at 15:05:54 UTC (</w:t>
-            </w:r>
-            <w:hyperlink r:id="rId57">
-              <w:r>
-                <w:rPr>
-                  <w:rStyle w:val="Hyperlink"/>
-                </w:rPr>
-                <w:t xml:space="preserve">run 36733978874</w:t>
-              </w:r>
-            </w:hyperlink>
-            <w:r>
-              <w:t xml:space="preserve">); an unserved page is never a FAIL</w:t>
+              <w:t xml:space="preserve">“AUP and access policy”</w:t>
             </w:r>
           </w:p>
         </w:tc>
@@ -24430,74 +24583,17 @@
         <w:t xml:space="preserve"> </w:t>
       </w:r>
       <w:r>
-        <w:t xml:space="preserve">The same names as in</w:t>
-      </w:r>
-      <w:r>
-        <w:t xml:space="preserve"> </w:t>
-      </w:r>
-      <w:r>
-        <w:rPr>
-          <w:rStyle w:val="VerbatimChar"/>
-        </w:rPr>
-        <w:t xml:space="preserve">web-15</w:t>
-      </w:r>
-      <w:r>
-        <w:t xml:space="preserve"> </w:t>
-      </w:r>
-      <w:r>
-        <w:t xml:space="preserve">were masked again, and CERN’s screenshot. GÉANT’s second hop reached its executive team, governance and membership pages, with about 120 names of officers, board members and General Assembly representatives; they were masked everywhere, including forms cut short at the end of a link label. The privacy check found only role mailboxes.</w:t>
-      </w:r>
-    </w:p>
-    <w:p>
-      <w:pPr>
-        <w:pStyle w:val="BodyText"/>
-      </w:pPr>
-      <w:r>
-        <w:rPr>
-          <w:b/>
-          <w:bCs/>
-        </w:rPr>
-        <w:t xml:space="preserve">Two wasted requests.</w:t>
-      </w:r>
-      <w:r>
-        <w:t xml:space="preserve"> </w:t>
-      </w:r>
-      <w:r>
-        <w:t xml:space="preserve">On GÉANT’s page the tool followed the cookie banner’s</w:t>
-      </w:r>
-      <w:r>
-        <w:t xml:space="preserve"> </w:t>
-      </w:r>
-      <w:r>
-        <w:t xml:space="preserve">“Manage services”</w:t>
-      </w:r>
-      <w:r>
-        <w:t xml:space="preserve"> </w:t>
-      </w:r>
-      <w:r>
-        <w:t xml:space="preserve">button as a services page (5s), and at the second hop a</w:t>
-      </w:r>
-      <w:r>
-        <w:t xml:space="preserve"> </w:t>
-      </w:r>
-      <w:r>
-        <w:t xml:space="preserve">“Security contact for this AUP”</w:t>
-      </w:r>
-      <w:r>
-        <w:t xml:space="preserve"> </w:t>
-      </w:r>
-      <w:r>
-        <w:t xml:space="preserve">link as an AUP (5b). Neither changed a verdict; the AUP verdict rests on the policy page itself.</w:t>
-      </w:r>
-    </w:p>
-    <w:bookmarkEnd w:id="58"/>
-    <w:bookmarkStart w:id="60" w:name="X8065abfb438dad10d58e9359f4a03fc67263849"/>
+        <w:t xml:space="preserve">The same names as before were masked, and CERN’s screenshot again. Italy’s new pages carry no personal names; BBMRI-ERIC’s pages changed only in layout. The privacy check found only role mailboxes.</w:t>
+      </w:r>
+    </w:p>
+    <w:bookmarkEnd w:id="57"/>
+    <w:bookmarkStart w:id="60" w:name="Xa7273e3b576d1e9eb7e528e7c8b56aa97d7a50e"/>
     <w:p>
       <w:pPr>
         <w:pStyle w:val="Heading3"/>
       </w:pPr>
       <w:r>
-        <w:t xml:space="preserve">Previous run: web-15 at depth 2, 29 September 2026</w:t>
+        <w:t xml:space="preserve">Previous run: web-16 at depth 2, 30 September 2026</w:t>
       </w:r>
     </w:p>
     <w:p>
@@ -24514,20 +24610,20 @@
         <w:rPr>
           <w:rStyle w:val="VerbatimChar"/>
         </w:rPr>
-        <w:t xml:space="preserve">web-15</w:t>
-      </w:r>
-      <w:r>
-        <w:t xml:space="preserve"> </w:t>
-      </w:r>
-      <w:r>
-        <w:t xml:space="preserve">was collected on 29 September 2026 between 16:44 and 16:50 UTC by the GitHub workflow (</w:t>
-      </w:r>
-      <w:hyperlink r:id="rId59">
+        <w:t xml:space="preserve">web-16</w:t>
+      </w:r>
+      <w:r>
+        <w:t xml:space="preserve"> </w:t>
+      </w:r>
+      <w:r>
+        <w:t xml:space="preserve">was collected on 30 September 2026 between 14:58 and 15:04 UTC by the GitHub workflow (</w:t>
+      </w:r>
+      <w:hyperlink r:id="rId58">
         <w:r>
           <w:rPr>
             <w:rStyle w:val="Hyperlink"/>
           </w:rPr>
-          <w:t xml:space="preserve">run 36599759210</w:t>
+          <w:t xml:space="preserve">run 36732900487</w:t>
         </w:r>
       </w:hyperlink>
       <w:r>
@@ -24540,7 +24636,7 @@
         <w:rPr>
           <w:rStyle w:val="VerbatimChar"/>
         </w:rPr>
-        <w:t xml:space="preserve">2bab16b</w:t>
+        <w:t xml:space="preserve">a83c0f1</w:t>
       </w:r>
       <w:r>
         <w:t xml:space="preserve">, unit tests passing) at</w:t>
@@ -24555,16 +24651,16 @@
         <w:t xml:space="preserve">--depth 2</w:t>
       </w:r>
       <w:r>
-        <w:t xml:space="preserve">, under the re-issued checklist v3.2 and the official unscoped names list, with the two crawl fixes described below. It made 95 page requests: 13 landing pages, 56 direct links and 26 second-hop pages, 26 of the 60 the run allows for the second hop. Twelve landing pages returned HTTP 200 and GÉANT HTTP 403. Depth 1 and depth 2 agree in every cell. Offline,</w:t>
-      </w:r>
-      <w:r>
-        <w:t xml:space="preserve"> </w:t>
-      </w:r>
-      <w:r>
-        <w:rPr>
-          <w:rStyle w:val="VerbatimChar"/>
-        </w:rPr>
-        <w:t xml:space="preserve">uv run basic-check assess --run web-15</w:t>
+        <w:t xml:space="preserve">, under the re-issued checklist v3.2 and the official unscoped names list. It made 109 page requests: 13 landing pages, 62 direct links and 34 second-hop pages. Twelve landing pages returned HTTP 200 and Italy’s HTTP 503. Depth 1 and depth 2 agree in every cell. Offline,</w:t>
+      </w:r>
+      <w:r>
+        <w:t xml:space="preserve"> </w:t>
+      </w:r>
+      <w:r>
+        <w:rPr>
+          <w:rStyle w:val="VerbatimChar"/>
+        </w:rPr>
+        <w:t xml:space="preserve">uv run basic-check assess --run web-16</w:t>
       </w:r>
       <w:r>
         <w:t xml:space="preserve"> </w:t>
@@ -24629,7 +24725,7 @@
               <w:pStyle w:val="Compact"/>
             </w:pPr>
             <w:r>
-              <w:t xml:space="preserve">53</w:t>
+              <w:t xml:space="preserve">57</w:t>
             </w:r>
           </w:p>
         </w:tc>
@@ -24653,7 +24749,7 @@
               <w:pStyle w:val="Compact"/>
             </w:pPr>
             <w:r>
-              <w:t xml:space="preserve">9</w:t>
+              <w:t xml:space="preserve">6</w:t>
             </w:r>
           </w:p>
         </w:tc>
@@ -24677,7 +24773,7 @@
               <w:pStyle w:val="Compact"/>
             </w:pPr>
             <w:r>
-              <w:t xml:space="preserve">68</w:t>
+              <w:t xml:space="preserve">67</w:t>
             </w:r>
           </w:p>
         </w:tc>
@@ -24750,172 +24846,19 @@
         <w:pStyle w:val="BodyText"/>
       </w:pPr>
       <w:r>
-        <w:t xml:space="preserve">Only one cell differs from</w:t>
-      </w:r>
-      <w:r>
-        <w:t xml:space="preserve"> </w:t>
-      </w:r>
-      <w:r>
-        <w:rPr>
-          <w:rStyle w:val="VerbatimChar"/>
-        </w:rPr>
-        <w:t xml:space="preserve">web-14</w:t>
+        <w:t xml:space="preserve">Four FAILs are point 4 (Data Terra, EOSC Finland, PaNOSC, Poland) and two are Data Terra’s 5b and 5c. Twelve cells changed against</w:t>
+      </w:r>
+      <w:r>
+        <w:t xml:space="preserve"> </w:t>
+      </w:r>
+      <w:r>
+        <w:rPr>
+          <w:rStyle w:val="VerbatimChar"/>
+        </w:rPr>
+        <w:t xml:space="preserve">web-15</w:t>
       </w:r>
       <w:r>
         <w:t xml:space="preserve">:</w:t>
-      </w:r>
-      <w:r>
-        <w:t xml:space="preserve"> </w:t>
-      </w:r>
-      <w:r>
-        <w:rPr>
-          <w:b/>
-          <w:bCs/>
-        </w:rPr>
-        <w:t xml:space="preserve">EGI’s point 4 passes</w:t>
-      </w:r>
-      <w:r>
-        <w:t xml:space="preserve">, because its landing page now links</w:t>
-      </w:r>
-      <w:r>
-        <w:t xml:space="preserve"> </w:t>
-      </w:r>
-      <w:r>
-        <w:t xml:space="preserve">“EGI EOSC Node on EOSC Association’s website”</w:t>
-      </w:r>
-      <w:r>
-        <w:t xml:space="preserve">,</w:t>
-      </w:r>
-      <w:r>
-        <w:t xml:space="preserve"> </w:t>
-      </w:r>
-      <w:r>
-        <w:rPr>
-          <w:rStyle w:val="VerbatimChar"/>
-        </w:rPr>
-        <w:t xml:space="preserve">https://eosc.eu/building-the-eosc-federation/eosc-node-egi</w:t>
-      </w:r>
-      <w:r>
-        <w:t xml:space="preserve">. Six FAILs are point 4, one is Italy’s point 6 and two are Data Terra’s 5b and 5c. Data Terra’s services page</w:t>
-      </w:r>
-      <w:r>
-        <w:t xml:space="preserve"> </w:t>
-      </w:r>
-      <w:r>
-        <w:rPr>
-          <w:rStyle w:val="VerbatimChar"/>
-        </w:rPr>
-        <w:t xml:space="preserve">/services/</w:t>
-      </w:r>
-      <w:r>
-        <w:t xml:space="preserve"> </w:t>
-      </w:r>
-      <w:r>
-        <w:t xml:space="preserve">was read and links no AUP or UAP;</w:t>
-      </w:r>
-      <w:r>
-        <w:t xml:space="preserve"> </w:t>
-      </w:r>
-      <w:r>
-        <w:rPr>
-          <w:rStyle w:val="VerbatimChar"/>
-        </w:rPr>
-        <w:t xml:space="preserve">/offre-de-services/</w:t>
-      </w:r>
-      <w:r>
-        <w:t xml:space="preserve">, which</w:t>
-      </w:r>
-      <w:r>
-        <w:t xml:space="preserve"> </w:t>
-      </w:r>
-      <w:r>
-        <w:rPr>
-          <w:rStyle w:val="VerbatimChar"/>
-        </w:rPr>
-        <w:t xml:space="preserve">web-14</w:t>
-      </w:r>
-      <w:r>
-        <w:t xml:space="preserve"> </w:t>
-      </w:r>
-      <w:r>
-        <w:t xml:space="preserve">reached one hop further, is no longer followed, and gave the same result then. 5b and 5c per node are as in</w:t>
-      </w:r>
-      <w:r>
-        <w:t xml:space="preserve"> </w:t>
-      </w:r>
-      <w:r>
-        <w:rPr>
-          <w:rStyle w:val="VerbatimChar"/>
-        </w:rPr>
-        <w:t xml:space="preserve">web-14</w:t>
-      </w:r>
-      <w:r>
-        <w:t xml:space="preserve">, below. The masking is the same as for</w:t>
-      </w:r>
-      <w:r>
-        <w:t xml:space="preserve"> </w:t>
-      </w:r>
-      <w:r>
-        <w:rPr>
-          <w:rStyle w:val="VerbatimChar"/>
-        </w:rPr>
-        <w:t xml:space="preserve">web-14</w:t>
-      </w:r>
-      <w:r>
-        <w:t xml:space="preserve">: every name masked there was found again and masked, no new name appeared, and CERN’s screenshot was masked again.</w:t>
-      </w:r>
-    </w:p>
-    <w:bookmarkEnd w:id="60"/>
-    <w:bookmarkStart w:id="62" w:name="Xde8e70993a24fd4fa4bd1dd92c82fc8f0ca6320"/>
-    <w:p>
-      <w:pPr>
-        <w:pStyle w:val="Heading3"/>
-      </w:pPr>
-      <w:r>
-        <w:t xml:space="preserve">Previous run: web-14 at depth 2, 28 September 2026</w:t>
-      </w:r>
-    </w:p>
-    <w:p>
-      <w:pPr>
-        <w:pStyle w:val="FirstParagraph"/>
-      </w:pPr>
-      <w:r>
-        <w:t xml:space="preserve">From run</w:t>
-      </w:r>
-      <w:r>
-        <w:t xml:space="preserve"> </w:t>
-      </w:r>
-      <w:r>
-        <w:rPr>
-          <w:rStyle w:val="VerbatimChar"/>
-        </w:rPr>
-        <w:t xml:space="preserve">web-14</w:t>
-      </w:r>
-      <w:r>
-        <w:t xml:space="preserve">, collected on 28 September 2026 between 23:43 and 23:50 UTC (</w:t>
-      </w:r>
-      <w:hyperlink r:id="rId61">
-        <w:r>
-          <w:rPr>
-            <w:rStyle w:val="Hyperlink"/>
-          </w:rPr>
-          <w:t xml:space="preserve">run 36499442323</w:t>
-        </w:r>
-      </w:hyperlink>
-      <w:r>
-        <w:t xml:space="preserve">, commit</w:t>
-      </w:r>
-      <w:r>
-        <w:t xml:space="preserve"> </w:t>
-      </w:r>
-      <w:r>
-        <w:rPr>
-          <w:rStyle w:val="VerbatimChar"/>
-        </w:rPr>
-        <w:t xml:space="preserve">9c291f9</w:t>
-      </w:r>
-      <w:r>
-        <w:t xml:space="preserve">). It made 136 page requests: 13 landing pages, 63 direct links and 60 second-hop pages, the whole run budget, so Italy and Slovakia got no second hop. It gave 52 PASS, 10 FAIL and 68 MANUAL_REVIEW, with EGI’s point 4 still FAIL. Per node, 5b and 5c:</w:t>
       </w:r>
     </w:p>
     <w:tbl>
@@ -24941,6 +24884,807 @@
               <w:pStyle w:val="Compact"/>
             </w:pPr>
             <w:r>
+              <w:t xml:space="preserve">Node</w:t>
+            </w:r>
+          </w:p>
+        </w:tc>
+        <w:tc>
+          <w:tcPr/>
+          <w:p>
+            <w:pPr>
+              <w:pStyle w:val="Compact"/>
+            </w:pPr>
+            <w:r>
+              <w:t xml:space="preserve">Cells</w:t>
+            </w:r>
+          </w:p>
+        </w:tc>
+        <w:tc>
+          <w:tcPr/>
+          <w:p>
+            <w:pPr>
+              <w:pStyle w:val="Compact"/>
+            </w:pPr>
+            <w:r>
+              <w:t xml:space="preserve">Why</w:t>
+            </w:r>
+          </w:p>
+        </w:tc>
+      </w:tr>
+      <w:tr>
+        <w:tc>
+          <w:tcPr/>
+          <w:p>
+            <w:pPr>
+              <w:pStyle w:val="Compact"/>
+            </w:pPr>
+            <w:r>
+              <w:t xml:space="preserve">GÉANT</w:t>
+            </w:r>
+          </w:p>
+        </w:tc>
+        <w:tc>
+          <w:tcPr/>
+          <w:p>
+            <w:pPr>
+              <w:pStyle w:val="Compact"/>
+            </w:pPr>
+            <w:r>
+              <w:t xml:space="preserve">1, 4, 5b, 6: review to</w:t>
+            </w:r>
+            <w:r>
+              <w:t xml:space="preserve"> </w:t>
+            </w:r>
+            <w:r>
+              <w:rPr>
+                <w:rStyle w:val="VerbatimChar"/>
+              </w:rPr>
+              <w:t xml:space="preserve">PASS</w:t>
+            </w:r>
+          </w:p>
+        </w:tc>
+        <w:tc>
+          <w:tcPr/>
+          <w:p>
+            <w:pPr>
+              <w:pStyle w:val="Compact"/>
+            </w:pPr>
+            <w:r>
+              <w:t xml:space="preserve">the page was served (HTTP 200) for the first time since 24 September; it links its own</w:t>
+            </w:r>
+            <w:r>
+              <w:t xml:space="preserve"> </w:t>
+            </w:r>
+            <w:r>
+              <w:rPr>
+                <w:rStyle w:val="VerbatimChar"/>
+              </w:rPr>
+              <w:t xml:space="preserve">eosc.eu</w:t>
+            </w:r>
+            <w:r>
+              <w:t xml:space="preserve"> </w:t>
+            </w:r>
+            <w:r>
+              <w:t xml:space="preserve">entry, a</w:t>
+            </w:r>
+            <w:r>
+              <w:t xml:space="preserve"> </w:t>
+            </w:r>
+            <w:r>
+              <w:t xml:space="preserve">“GÉANT Node Acceptable Use Policy”</w:t>
+            </w:r>
+            <w:r>
+              <w:t xml:space="preserve"> </w:t>
+            </w:r>
+            <w:r>
+              <w:t xml:space="preserve">page (fetched) and a contact page</w:t>
+            </w:r>
+          </w:p>
+        </w:tc>
+      </w:tr>
+      <w:tr>
+        <w:tc>
+          <w:tcPr/>
+          <w:p>
+            <w:pPr>
+              <w:pStyle w:val="Compact"/>
+            </w:pPr>
+            <w:r>
+              <w:t xml:space="preserve">Czechia</w:t>
+            </w:r>
+          </w:p>
+        </w:tc>
+        <w:tc>
+          <w:tcPr/>
+          <w:p>
+            <w:pPr>
+              <w:pStyle w:val="Compact"/>
+            </w:pPr>
+            <w:r>
+              <w:t xml:space="preserve">4, 5c: to</w:t>
+            </w:r>
+            <w:r>
+              <w:t xml:space="preserve"> </w:t>
+            </w:r>
+            <w:r>
+              <w:rPr>
+                <w:rStyle w:val="VerbatimChar"/>
+              </w:rPr>
+              <w:t xml:space="preserve">PASS</w:t>
+            </w:r>
+          </w:p>
+        </w:tc>
+        <w:tc>
+          <w:tcPr/>
+          <w:p>
+            <w:pPr>
+              <w:pStyle w:val="Compact"/>
+            </w:pPr>
+            <w:r>
+              <w:t xml:space="preserve">it now links</w:t>
+            </w:r>
+            <w:r>
+              <w:t xml:space="preserve"> </w:t>
+            </w:r>
+            <w:r>
+              <w:t xml:space="preserve">“DETAILED DESCRIPTION OF EOSC NODE CZECHIA”</w:t>
+            </w:r>
+            <w:r>
+              <w:t xml:space="preserve"> </w:t>
+            </w:r>
+            <w:r>
+              <w:t xml:space="preserve">to its own entry, and a</w:t>
+            </w:r>
+            <w:r>
+              <w:t xml:space="preserve"> </w:t>
+            </w:r>
+            <w:r>
+              <w:t xml:space="preserve">“User Access Policy”</w:t>
+            </w:r>
+            <w:r>
+              <w:t xml:space="preserve"> </w:t>
+            </w:r>
+            <w:r>
+              <w:t xml:space="preserve">(a CESNET PDF, not read)</w:t>
+            </w:r>
+          </w:p>
+        </w:tc>
+      </w:tr>
+      <w:tr>
+        <w:tc>
+          <w:tcPr/>
+          <w:p>
+            <w:pPr>
+              <w:pStyle w:val="Compact"/>
+            </w:pPr>
+            <w:r>
+              <w:t xml:space="preserve">EGI</w:t>
+            </w:r>
+          </w:p>
+        </w:tc>
+        <w:tc>
+          <w:tcPr/>
+          <w:p>
+            <w:pPr>
+              <w:pStyle w:val="Compact"/>
+            </w:pPr>
+            <w:r>
+              <w:t xml:space="preserve">5c: review to</w:t>
+            </w:r>
+            <w:r>
+              <w:t xml:space="preserve"> </w:t>
+            </w:r>
+            <w:r>
+              <w:rPr>
+                <w:rStyle w:val="VerbatimChar"/>
+              </w:rPr>
+              <w:t xml:space="preserve">PASS</w:t>
+            </w:r>
+          </w:p>
+        </w:tc>
+        <w:tc>
+          <w:tcPr/>
+          <w:p>
+            <w:pPr>
+              <w:pStyle w:val="Compact"/>
+            </w:pPr>
+            <w:r>
+              <w:t xml:space="preserve">it links</w:t>
+            </w:r>
+            <w:r>
+              <w:t xml:space="preserve"> </w:t>
+            </w:r>
+            <w:r>
+              <w:t xml:space="preserve">“EGI User Access Policy (UAP)”</w:t>
+            </w:r>
+            <w:r>
+              <w:t xml:space="preserve">, a PDF, not read</w:t>
+            </w:r>
+          </w:p>
+        </w:tc>
+      </w:tr>
+      <w:tr>
+        <w:tc>
+          <w:tcPr/>
+          <w:p>
+            <w:pPr>
+              <w:pStyle w:val="Compact"/>
+            </w:pPr>
+            <w:r>
+              <w:t xml:space="preserve">Italy</w:t>
+            </w:r>
+          </w:p>
+        </w:tc>
+        <w:tc>
+          <w:tcPr/>
+          <w:p>
+            <w:pPr>
+              <w:pStyle w:val="Compact"/>
+            </w:pPr>
+            <w:r>
+              <w:t xml:space="preserve">1, 4, 5b, 6, 7: to review</w:t>
+            </w:r>
+          </w:p>
+        </w:tc>
+        <w:tc>
+          <w:tcPr/>
+          <w:p>
+            <w:pPr>
+              <w:pStyle w:val="Compact"/>
+            </w:pPr>
+            <w:r>
+              <w:t xml:space="preserve">HTTP 503</w:t>
+            </w:r>
+            <w:r>
+              <w:t xml:space="preserve"> </w:t>
+            </w:r>
+            <w:r>
+              <w:t xml:space="preserve">“No server is available”</w:t>
+            </w:r>
+            <w:r>
+              <w:t xml:space="preserve">, again when Italy alone was re-collected at 15:05:54 UTC (</w:t>
+            </w:r>
+            <w:hyperlink r:id="rId59">
+              <w:r>
+                <w:rPr>
+                  <w:rStyle w:val="Hyperlink"/>
+                </w:rPr>
+                <w:t xml:space="preserve">run 36733978874</w:t>
+              </w:r>
+            </w:hyperlink>
+            <w:r>
+              <w:t xml:space="preserve">); an unserved page is never a FAIL</w:t>
+            </w:r>
+          </w:p>
+        </w:tc>
+      </w:tr>
+    </w:tbl>
+    <w:p>
+      <w:pPr>
+        <w:pStyle w:val="BodyText"/>
+      </w:pPr>
+      <w:r>
+        <w:rPr>
+          <w:b/>
+          <w:bCs/>
+        </w:rPr>
+        <w:t xml:space="preserve">Masking.</w:t>
+      </w:r>
+      <w:r>
+        <w:t xml:space="preserve"> </w:t>
+      </w:r>
+      <w:r>
+        <w:t xml:space="preserve">The same names as in</w:t>
+      </w:r>
+      <w:r>
+        <w:t xml:space="preserve"> </w:t>
+      </w:r>
+      <w:r>
+        <w:rPr>
+          <w:rStyle w:val="VerbatimChar"/>
+        </w:rPr>
+        <w:t xml:space="preserve">web-15</w:t>
+      </w:r>
+      <w:r>
+        <w:t xml:space="preserve"> </w:t>
+      </w:r>
+      <w:r>
+        <w:t xml:space="preserve">were masked again, and CERN’s screenshot. GÉANT’s second hop reached its executive team, governance and membership pages, with about 120 names of officers, board members and General Assembly representatives; they were masked everywhere, including forms cut short at the end of a link label. The privacy check found only role mailboxes.</w:t>
+      </w:r>
+    </w:p>
+    <w:p>
+      <w:pPr>
+        <w:pStyle w:val="BodyText"/>
+      </w:pPr>
+      <w:r>
+        <w:rPr>
+          <w:b/>
+          <w:bCs/>
+        </w:rPr>
+        <w:t xml:space="preserve">Two wasted requests.</w:t>
+      </w:r>
+      <w:r>
+        <w:t xml:space="preserve"> </w:t>
+      </w:r>
+      <w:r>
+        <w:t xml:space="preserve">On GÉANT’s page the tool followed the cookie banner’s</w:t>
+      </w:r>
+      <w:r>
+        <w:t xml:space="preserve"> </w:t>
+      </w:r>
+      <w:r>
+        <w:t xml:space="preserve">“Manage services”</w:t>
+      </w:r>
+      <w:r>
+        <w:t xml:space="preserve"> </w:t>
+      </w:r>
+      <w:r>
+        <w:t xml:space="preserve">button as a services page (5s), and at the second hop a</w:t>
+      </w:r>
+      <w:r>
+        <w:t xml:space="preserve"> </w:t>
+      </w:r>
+      <w:r>
+        <w:t xml:space="preserve">“Security contact for this AUP”</w:t>
+      </w:r>
+      <w:r>
+        <w:t xml:space="preserve"> </w:t>
+      </w:r>
+      <w:r>
+        <w:t xml:space="preserve">link as an AUP (5b). Neither changed a verdict; the AUP verdict rests on the policy page itself.</w:t>
+      </w:r>
+    </w:p>
+    <w:bookmarkEnd w:id="60"/>
+    <w:bookmarkStart w:id="62" w:name="X8065abfb438dad10d58e9359f4a03fc67263849"/>
+    <w:p>
+      <w:pPr>
+        <w:pStyle w:val="Heading3"/>
+      </w:pPr>
+      <w:r>
+        <w:t xml:space="preserve">Previous run: web-15 at depth 2, 29 September 2026</w:t>
+      </w:r>
+    </w:p>
+    <w:p>
+      <w:pPr>
+        <w:pStyle w:val="FirstParagraph"/>
+      </w:pPr>
+      <w:r>
+        <w:t xml:space="preserve">Run</w:t>
+      </w:r>
+      <w:r>
+        <w:t xml:space="preserve"> </w:t>
+      </w:r>
+      <w:r>
+        <w:rPr>
+          <w:rStyle w:val="VerbatimChar"/>
+        </w:rPr>
+        <w:t xml:space="preserve">web-15</w:t>
+      </w:r>
+      <w:r>
+        <w:t xml:space="preserve"> </w:t>
+      </w:r>
+      <w:r>
+        <w:t xml:space="preserve">was collected on 29 September 2026 between 16:44 and 16:50 UTC by the GitHub workflow (</w:t>
+      </w:r>
+      <w:hyperlink r:id="rId61">
+        <w:r>
+          <w:rPr>
+            <w:rStyle w:val="Hyperlink"/>
+          </w:rPr>
+          <w:t xml:space="preserve">run 36599759210</w:t>
+        </w:r>
+      </w:hyperlink>
+      <w:r>
+        <w:t xml:space="preserve">, commit</w:t>
+      </w:r>
+      <w:r>
+        <w:t xml:space="preserve"> </w:t>
+      </w:r>
+      <w:r>
+        <w:rPr>
+          <w:rStyle w:val="VerbatimChar"/>
+        </w:rPr>
+        <w:t xml:space="preserve">2bab16b</w:t>
+      </w:r>
+      <w:r>
+        <w:t xml:space="preserve">, unit tests passing) at</w:t>
+      </w:r>
+      <w:r>
+        <w:t xml:space="preserve"> </w:t>
+      </w:r>
+      <w:r>
+        <w:rPr>
+          <w:rStyle w:val="VerbatimChar"/>
+        </w:rPr>
+        <w:t xml:space="preserve">--depth 2</w:t>
+      </w:r>
+      <w:r>
+        <w:t xml:space="preserve">, under the re-issued checklist v3.2 and the official unscoped names list, with the two crawl fixes described below. It made 95 page requests: 13 landing pages, 56 direct links and 26 second-hop pages, 26 of the 60 the run allows for the second hop. Twelve landing pages returned HTTP 200 and GÉANT HTTP 403. Depth 1 and depth 2 agree in every cell. Offline,</w:t>
+      </w:r>
+      <w:r>
+        <w:t xml:space="preserve"> </w:t>
+      </w:r>
+      <w:r>
+        <w:rPr>
+          <w:rStyle w:val="VerbatimChar"/>
+        </w:rPr>
+        <w:t xml:space="preserve">uv run basic-check assess --run web-15</w:t>
+      </w:r>
+      <w:r>
+        <w:t xml:space="preserve"> </w:t>
+      </w:r>
+      <w:r>
+        <w:t xml:space="preserve">reproduces it exactly, apart from the generation time.</w:t>
+      </w:r>
+    </w:p>
+    <w:tbl>
+      <w:tblPr>
+        <w:tblStyle w:val="Table"/>
+        <w:tblW w:type="auto" w:w="0"/>
+        <w:tblLook w:firstRow="1" w:lastRow="0" w:firstColumn="0" w:lastColumn="0" w:noHBand="0" w:noVBand="0" w:val="0020"/>
+      </w:tblPr>
+      <w:tblGrid>
+        <w:gridCol w:w="3960"/>
+        <w:gridCol w:w="3960"/>
+      </w:tblGrid>
+      <w:tr>
+        <w:trPr>
+          <w:tblHeader w:val="on"/>
+        </w:trPr>
+        <w:tc>
+          <w:tcPr/>
+          <w:p>
+            <w:pPr>
+              <w:pStyle w:val="Compact"/>
+            </w:pPr>
+            <w:r>
+              <w:t xml:space="preserve">Verdict</w:t>
+            </w:r>
+          </w:p>
+        </w:tc>
+        <w:tc>
+          <w:tcPr/>
+          <w:p>
+            <w:pPr>
+              <w:pStyle w:val="Compact"/>
+            </w:pPr>
+            <w:r>
+              <w:t xml:space="preserve">Cells</w:t>
+            </w:r>
+          </w:p>
+        </w:tc>
+      </w:tr>
+      <w:tr>
+        <w:tc>
+          <w:tcPr/>
+          <w:p>
+            <w:pPr>
+              <w:pStyle w:val="Compact"/>
+            </w:pPr>
+            <w:r>
+              <w:t xml:space="preserve">🟢 PASS</w:t>
+            </w:r>
+          </w:p>
+        </w:tc>
+        <w:tc>
+          <w:tcPr/>
+          <w:p>
+            <w:pPr>
+              <w:pStyle w:val="Compact"/>
+            </w:pPr>
+            <w:r>
+              <w:t xml:space="preserve">53</w:t>
+            </w:r>
+          </w:p>
+        </w:tc>
+      </w:tr>
+      <w:tr>
+        <w:tc>
+          <w:tcPr/>
+          <w:p>
+            <w:pPr>
+              <w:pStyle w:val="Compact"/>
+            </w:pPr>
+            <w:r>
+              <w:t xml:space="preserve">🔴 FAIL</w:t>
+            </w:r>
+          </w:p>
+        </w:tc>
+        <w:tc>
+          <w:tcPr/>
+          <w:p>
+            <w:pPr>
+              <w:pStyle w:val="Compact"/>
+            </w:pPr>
+            <w:r>
+              <w:t xml:space="preserve">9</w:t>
+            </w:r>
+          </w:p>
+        </w:tc>
+      </w:tr>
+      <w:tr>
+        <w:tc>
+          <w:tcPr/>
+          <w:p>
+            <w:pPr>
+              <w:pStyle w:val="Compact"/>
+            </w:pPr>
+            <w:r>
+              <w:t xml:space="preserve">🟠 MANUAL_REVIEW</w:t>
+            </w:r>
+          </w:p>
+        </w:tc>
+        <w:tc>
+          <w:tcPr/>
+          <w:p>
+            <w:pPr>
+              <w:pStyle w:val="Compact"/>
+            </w:pPr>
+            <w:r>
+              <w:t xml:space="preserve">68</w:t>
+            </w:r>
+          </w:p>
+        </w:tc>
+      </w:tr>
+      <w:tr>
+        <w:tc>
+          <w:tcPr/>
+          <w:p>
+            <w:pPr>
+              <w:pStyle w:val="Compact"/>
+            </w:pPr>
+            <w:r>
+              <w:t xml:space="preserve">🟣 ERROR</w:t>
+            </w:r>
+          </w:p>
+        </w:tc>
+        <w:tc>
+          <w:tcPr/>
+          <w:p>
+            <w:pPr>
+              <w:pStyle w:val="Compact"/>
+            </w:pPr>
+            <w:r>
+              <w:t xml:space="preserve">0</w:t>
+            </w:r>
+          </w:p>
+        </w:tc>
+      </w:tr>
+      <w:tr>
+        <w:tc>
+          <w:tcPr/>
+          <w:p>
+            <w:pPr>
+              <w:pStyle w:val="Compact"/>
+            </w:pPr>
+            <w:r>
+              <w:rPr>
+                <w:b/>
+                <w:bCs/>
+              </w:rPr>
+              <w:t xml:space="preserve">Total</w:t>
+            </w:r>
+          </w:p>
+        </w:tc>
+        <w:tc>
+          <w:tcPr/>
+          <w:p>
+            <w:pPr>
+              <w:pStyle w:val="Compact"/>
+            </w:pPr>
+            <w:r>
+              <w:rPr>
+                <w:b/>
+                <w:bCs/>
+              </w:rPr>
+              <w:t xml:space="preserve">130</w:t>
+            </w:r>
+            <w:r>
+              <w:t xml:space="preserve"> </w:t>
+            </w:r>
+            <w:r>
+              <w:t xml:space="preserve">(13 nodes × 10 points)</w:t>
+            </w:r>
+          </w:p>
+        </w:tc>
+      </w:tr>
+    </w:tbl>
+    <w:p>
+      <w:pPr>
+        <w:pStyle w:val="BodyText"/>
+      </w:pPr>
+      <w:r>
+        <w:t xml:space="preserve">Only one cell differs from</w:t>
+      </w:r>
+      <w:r>
+        <w:t xml:space="preserve"> </w:t>
+      </w:r>
+      <w:r>
+        <w:rPr>
+          <w:rStyle w:val="VerbatimChar"/>
+        </w:rPr>
+        <w:t xml:space="preserve">web-14</w:t>
+      </w:r>
+      <w:r>
+        <w:t xml:space="preserve">:</w:t>
+      </w:r>
+      <w:r>
+        <w:t xml:space="preserve"> </w:t>
+      </w:r>
+      <w:r>
+        <w:rPr>
+          <w:b/>
+          <w:bCs/>
+        </w:rPr>
+        <w:t xml:space="preserve">EGI’s point 4 passes</w:t>
+      </w:r>
+      <w:r>
+        <w:t xml:space="preserve">, because its landing page now links</w:t>
+      </w:r>
+      <w:r>
+        <w:t xml:space="preserve"> </w:t>
+      </w:r>
+      <w:r>
+        <w:t xml:space="preserve">“EGI EOSC Node on EOSC Association’s website”</w:t>
+      </w:r>
+      <w:r>
+        <w:t xml:space="preserve">,</w:t>
+      </w:r>
+      <w:r>
+        <w:t xml:space="preserve"> </w:t>
+      </w:r>
+      <w:r>
+        <w:rPr>
+          <w:rStyle w:val="VerbatimChar"/>
+        </w:rPr>
+        <w:t xml:space="preserve">https://eosc.eu/building-the-eosc-federation/eosc-node-egi</w:t>
+      </w:r>
+      <w:r>
+        <w:t xml:space="preserve">. Six FAILs are point 4, one is Italy’s point 6 and two are Data Terra’s 5b and 5c. Data Terra’s services page</w:t>
+      </w:r>
+      <w:r>
+        <w:t xml:space="preserve"> </w:t>
+      </w:r>
+      <w:r>
+        <w:rPr>
+          <w:rStyle w:val="VerbatimChar"/>
+        </w:rPr>
+        <w:t xml:space="preserve">/services/</w:t>
+      </w:r>
+      <w:r>
+        <w:t xml:space="preserve"> </w:t>
+      </w:r>
+      <w:r>
+        <w:t xml:space="preserve">was read and links no AUP or UAP;</w:t>
+      </w:r>
+      <w:r>
+        <w:t xml:space="preserve"> </w:t>
+      </w:r>
+      <w:r>
+        <w:rPr>
+          <w:rStyle w:val="VerbatimChar"/>
+        </w:rPr>
+        <w:t xml:space="preserve">/offre-de-services/</w:t>
+      </w:r>
+      <w:r>
+        <w:t xml:space="preserve">, which</w:t>
+      </w:r>
+      <w:r>
+        <w:t xml:space="preserve"> </w:t>
+      </w:r>
+      <w:r>
+        <w:rPr>
+          <w:rStyle w:val="VerbatimChar"/>
+        </w:rPr>
+        <w:t xml:space="preserve">web-14</w:t>
+      </w:r>
+      <w:r>
+        <w:t xml:space="preserve"> </w:t>
+      </w:r>
+      <w:r>
+        <w:t xml:space="preserve">reached one hop further, is no longer followed, and gave the same result then. 5b and 5c per node are as in</w:t>
+      </w:r>
+      <w:r>
+        <w:t xml:space="preserve"> </w:t>
+      </w:r>
+      <w:r>
+        <w:rPr>
+          <w:rStyle w:val="VerbatimChar"/>
+        </w:rPr>
+        <w:t xml:space="preserve">web-14</w:t>
+      </w:r>
+      <w:r>
+        <w:t xml:space="preserve">, below. The masking is the same as for</w:t>
+      </w:r>
+      <w:r>
+        <w:t xml:space="preserve"> </w:t>
+      </w:r>
+      <w:r>
+        <w:rPr>
+          <w:rStyle w:val="VerbatimChar"/>
+        </w:rPr>
+        <w:t xml:space="preserve">web-14</w:t>
+      </w:r>
+      <w:r>
+        <w:t xml:space="preserve">: every name masked there was found again and masked, no new name appeared, and CERN’s screenshot was masked again.</w:t>
+      </w:r>
+    </w:p>
+    <w:bookmarkEnd w:id="62"/>
+    <w:bookmarkStart w:id="64" w:name="Xde8e70993a24fd4fa4bd1dd92c82fc8f0ca6320"/>
+    <w:p>
+      <w:pPr>
+        <w:pStyle w:val="Heading3"/>
+      </w:pPr>
+      <w:r>
+        <w:t xml:space="preserve">Previous run: web-14 at depth 2, 28 September 2026</w:t>
+      </w:r>
+    </w:p>
+    <w:p>
+      <w:pPr>
+        <w:pStyle w:val="FirstParagraph"/>
+      </w:pPr>
+      <w:r>
+        <w:t xml:space="preserve">From run</w:t>
+      </w:r>
+      <w:r>
+        <w:t xml:space="preserve"> </w:t>
+      </w:r>
+      <w:r>
+        <w:rPr>
+          <w:rStyle w:val="VerbatimChar"/>
+        </w:rPr>
+        <w:t xml:space="preserve">web-14</w:t>
+      </w:r>
+      <w:r>
+        <w:t xml:space="preserve">, collected on 28 September 2026 between 23:43 and 23:50 UTC (</w:t>
+      </w:r>
+      <w:hyperlink r:id="rId63">
+        <w:r>
+          <w:rPr>
+            <w:rStyle w:val="Hyperlink"/>
+          </w:rPr>
+          <w:t xml:space="preserve">run 36499442323</w:t>
+        </w:r>
+      </w:hyperlink>
+      <w:r>
+        <w:t xml:space="preserve">, commit</w:t>
+      </w:r>
+      <w:r>
+        <w:t xml:space="preserve"> </w:t>
+      </w:r>
+      <w:r>
+        <w:rPr>
+          <w:rStyle w:val="VerbatimChar"/>
+        </w:rPr>
+        <w:t xml:space="preserve">9c291f9</w:t>
+      </w:r>
+      <w:r>
+        <w:t xml:space="preserve">). It made 136 page requests: 13 landing pages, 63 direct links and 60 second-hop pages, the whole run budget, so Italy and Slovakia got no second hop. It gave 52 PASS, 10 FAIL and 68 MANUAL_REVIEW, with EGI’s point 4 still FAIL. Per node, 5b and 5c:</w:t>
+      </w:r>
+    </w:p>
+    <w:tbl>
+      <w:tblPr>
+        <w:tblStyle w:val="Table"/>
+        <w:tblW w:type="pct" w:w="5000"/>
+        <w:tblLayout w:type="fixed"/>
+        <w:tblLook w:firstRow="1" w:lastRow="0" w:firstColumn="0" w:lastColumn="0" w:noHBand="0" w:noVBand="0" w:val="0020"/>
+      </w:tblPr>
+      <w:tblGrid>
+        <w:gridCol w:w="2640"/>
+        <w:gridCol w:w="2640"/>
+        <w:gridCol w:w="2640"/>
+      </w:tblGrid>
+      <w:tr>
+        <w:trPr>
+          <w:tblHeader w:val="on"/>
+        </w:trPr>
+        <w:tc>
+          <w:tcPr/>
+          <w:p>
+            <w:pPr>
+              <w:pStyle w:val="Compact"/>
+            </w:pPr>
+            <w:r>
               <w:t xml:space="preserve">5b / 5c</w:t>
             </w:r>
           </w:p>
@@ -25456,8 +26200,8 @@
         <w:t xml:space="preserve">and were missed then; they remain in the git history.</w:t>
       </w:r>
     </w:p>
-    <w:bookmarkEnd w:id="62"/>
-    <w:bookmarkStart w:id="63" w:name="X3135ce6f5157adb7efb76232d4c1399599f7d3d"/>
+    <w:bookmarkEnd w:id="64"/>
+    <w:bookmarkStart w:id="65" w:name="X3135ce6f5157adb7efb76232d4c1399599f7d3d"/>
     <w:p>
       <w:pPr>
         <w:pStyle w:val="Heading3"/>
@@ -25540,8 +26284,8 @@
         <w:t xml:space="preserve">read them.</w:t>
       </w:r>
     </w:p>
-    <w:bookmarkEnd w:id="63"/>
-    <w:bookmarkStart w:id="68" w:name="run-web-13-at-depth-2-28-september-2026"/>
+    <w:bookmarkEnd w:id="65"/>
+    <w:bookmarkStart w:id="70" w:name="run-web-13-at-depth-2-28-september-2026"/>
     <w:p>
       <w:pPr>
         <w:pStyle w:val="Heading3"/>
@@ -25596,7 +26340,7 @@
       <w:r>
         <w:t xml:space="preserve">, collected on 28 September 2026 between 22:53 and 22:57 UTC by the GitHub workflow (</w:t>
       </w:r>
-      <w:hyperlink r:id="rId64">
+      <w:hyperlink r:id="rId66">
         <w:r>
           <w:rPr>
             <w:rStyle w:val="Hyperlink"/>
@@ -25735,7 +26479,7 @@
       <w:r>
         <w:t xml:space="preserve">was collected on 28 September 2026 between 22:34 and 22:38 UTC by the GitHub workflow (</w:t>
       </w:r>
-      <w:hyperlink r:id="rId65">
+      <w:hyperlink r:id="rId67">
         <w:r>
           <w:rPr>
             <w:rStyle w:val="Hyperlink"/>
@@ -25933,7 +26677,7 @@
       <w:r>
         <w:t xml:space="preserve">was collected on 28 September 2026 at 13:48 UTC by the GitHub workflow (</w:t>
       </w:r>
-      <w:hyperlink r:id="rId66">
+      <w:hyperlink r:id="rId68">
         <w:r>
           <w:rPr>
             <w:rStyle w:val="Hyperlink"/>
@@ -26087,7 +26831,7 @@
       <w:r>
         <w:t xml:space="preserve">(</w:t>
       </w:r>
-      <w:hyperlink r:id="rId67">
+      <w:hyperlink r:id="rId69">
         <w:r>
           <w:rPr>
             <w:rStyle w:val="Hyperlink"/>
@@ -27357,8 +28101,8 @@
         <w:t xml:space="preserve">, now remove Italy from their copy of the run instead of relying on the published run to lack it.</w:t>
       </w:r>
     </w:p>
-    <w:bookmarkEnd w:id="68"/>
-    <w:bookmarkStart w:id="69" w:name="previous-run-24-september-2026-reviewed"/>
+    <w:bookmarkEnd w:id="70"/>
+    <w:bookmarkStart w:id="71" w:name="previous-run-24-september-2026-reviewed"/>
     <w:p>
       <w:pPr>
         <w:pStyle w:val="Heading3"/>
@@ -27963,8 +28707,8 @@
         <w:t xml:space="preserve">finds none of the twelve, because every one of the five writes the name with a different separator from the official list.</w:t>
       </w:r>
     </w:p>
-    <w:bookmarkEnd w:id="69"/>
-    <w:bookmarkStart w:id="70" w:name="since-the-published-run"/>
+    <w:bookmarkEnd w:id="71"/>
+    <w:bookmarkStart w:id="72" w:name="since-the-published-run"/>
     <w:p>
       <w:pPr>
         <w:pStyle w:val="Heading3"/>
@@ -28090,8 +28834,8 @@
         <w:t xml:space="preserve">GÉANT answered HTTP 403 with the Cloudflare challenge again, and its decided cells moved to review, as on 21 September.</w:t>
       </w:r>
     </w:p>
-    <w:bookmarkEnd w:id="70"/>
-    <w:bookmarkStart w:id="71" w:name="point-6-and-5b5c-after-the-review"/>
+    <w:bookmarkEnd w:id="72"/>
+    <w:bookmarkStart w:id="73" w:name="point-6-and-5b5c-after-the-review"/>
     <w:p>
       <w:pPr>
         <w:pStyle w:val="Heading3"/>
@@ -28674,8 +29418,8 @@
         <w:t xml:space="preserve">on this evidence.</w:t>
       </w:r>
     </w:p>
-    <w:bookmarkEnd w:id="71"/>
-    <w:bookmarkStart w:id="72" w:name="previous-run-21-september-2026"/>
+    <w:bookmarkEnd w:id="73"/>
+    <w:bookmarkStart w:id="74" w:name="previous-run-21-september-2026"/>
     <w:p>
       <w:pPr>
         <w:pStyle w:val="Heading3"/>
@@ -29884,8 +30628,8 @@
         </w:tc>
       </w:tr>
     </w:tbl>
-    <w:bookmarkEnd w:id="72"/>
-    <w:bookmarkStart w:id="73" w:name="Xe6edc575ba7b23d729b3729d56dd235c2fb2a27"/>
+    <w:bookmarkEnd w:id="74"/>
+    <w:bookmarkStart w:id="75" w:name="Xe6edc575ba7b23d729b3729d56dd235c2fb2a27"/>
     <w:p>
       <w:pPr>
         <w:pStyle w:val="Heading3"/>
@@ -30293,9 +31037,9 @@
         <w:t xml:space="preserve">for all twelve of its nodes, for the same reason.</w:t>
       </w:r>
     </w:p>
-    <w:bookmarkEnd w:id="73"/>
-    <w:bookmarkEnd w:id="74"/>
-    <w:bookmarkStart w:id="79" w:name="worked-examples"/>
+    <w:bookmarkEnd w:id="75"/>
+    <w:bookmarkEnd w:id="76"/>
+    <w:bookmarkStart w:id="81" w:name="worked-examples"/>
     <w:p>
       <w:pPr>
         <w:pStyle w:val="Heading2"/>
@@ -30624,7 +31368,7 @@
         <w:t xml:space="preserve">own run.</w:t>
       </w:r>
     </w:p>
-    <w:bookmarkStart w:id="76" w:name="X6b9c9d2e59e13da41f347184ca67a475fa8b7ce"/>
+    <w:bookmarkStart w:id="78" w:name="X6b9c9d2e59e13da41f347184ca67a475fa8b7ce"/>
     <w:p>
       <w:pPr>
         <w:pStyle w:val="Heading3"/>
@@ -30753,7 +31497,7 @@
       <w:r>
         <w:t xml:space="preserve"> </w:t>
       </w:r>
-      <w:hyperlink r:id="rId75">
+      <w:hyperlink r:id="rId77">
         <w:r>
           <w:rPr>
             <w:rStyle w:val="Hyperlink"/>
@@ -32304,7 +33048,7 @@
         <w:t xml:space="preserve">(</w:t>
       </w:r>
       <w:r>
-        <w:t xml:space="preserve">“130 cells: 60 PASS · 1 FAIL · 59 review · 10 ERROR”</w:t>
+        <w:t xml:space="preserve">“130 cells: 68 PASS · 0 FAIL · 62 review”</w:t>
       </w:r>
       <w:r>
         <w:t xml:space="preserve">);</w:t>
@@ -32435,8 +33179,8 @@
         <w:t xml:space="preserve"> push</w:t>
       </w:r>
     </w:p>
-    <w:bookmarkEnd w:id="76"/>
-    <w:bookmarkStart w:id="77" w:name="X5431a82e20a06edfb102374e037ce7ea9ce6896"/>
+    <w:bookmarkEnd w:id="78"/>
+    <w:bookmarkStart w:id="79" w:name="X5431a82e20a06edfb102374e037ce7ea9ce6896"/>
     <w:p>
       <w:pPr>
         <w:pStyle w:val="Heading3"/>
@@ -33693,8 +34437,8 @@
         <w:t xml:space="preserve">the documents together.</w:t>
       </w:r>
     </w:p>
-    <w:bookmarkEnd w:id="77"/>
-    <w:bookmarkStart w:id="78" w:name="Xbb3e2d317a0d811066009804bfa0a222a6197de"/>
+    <w:bookmarkEnd w:id="79"/>
+    <w:bookmarkStart w:id="80" w:name="Xbb3e2d317a0d811066009804bfa0a222a6197de"/>
     <w:p>
       <w:pPr>
         <w:pStyle w:val="Heading3"/>
@@ -35834,9 +36578,9 @@
         </w:pict>
       </w:r>
     </w:p>
-    <w:bookmarkEnd w:id="78"/>
-    <w:bookmarkEnd w:id="79"/>
-    <w:bookmarkStart w:id="81" w:name="sources"/>
+    <w:bookmarkEnd w:id="80"/>
+    <w:bookmarkEnd w:id="81"/>
+    <w:bookmarkStart w:id="83" w:name="sources"/>
     <w:p>
       <w:pPr>
         <w:pStyle w:val="Heading2"/>
@@ -35914,7 +36658,7 @@
       <w:r>
         <w:t xml:space="preserve"> </w:t>
       </w:r>
-      <w:hyperlink r:id="rId75">
+      <w:hyperlink r:id="rId77">
         <w:r>
           <w:rPr>
             <w:rStyle w:val="Hyperlink"/>
@@ -35937,7 +36681,7 @@
       <w:r>
         <w:t xml:space="preserve"> </w:t>
       </w:r>
-      <w:hyperlink r:id="rId80">
+      <w:hyperlink r:id="rId82">
         <w:r>
           <w:rPr>
             <w:rStyle w:val="Hyperlink"/>
@@ -35984,7 +36728,7 @@
       <w:r>
         <w:t xml:space="preserve"> </w:t>
       </w:r>
-      <w:hyperlink r:id="rId64">
+      <w:hyperlink r:id="rId66">
         <w:r>
           <w:rPr>
             <w:rStyle w:val="Hyperlink"/>
@@ -36013,7 +36757,7 @@
       <w:r>
         <w:t xml:space="preserve">(</w:t>
       </w:r>
-      <w:hyperlink r:id="rId65">
+      <w:hyperlink r:id="rId67">
         <w:r>
           <w:rPr>
             <w:rStyle w:val="Hyperlink"/>
@@ -36039,7 +36783,7 @@
       <w:r>
         <w:t xml:space="preserve">(</w:t>
       </w:r>
-      <w:hyperlink r:id="rId66">
+      <w:hyperlink r:id="rId68">
         <w:r>
           <w:rPr>
             <w:rStyle w:val="Hyperlink"/>
@@ -36252,7 +36996,7 @@
         <w:t xml:space="preserve">), not carried over from the previous edition</w:t>
       </w:r>
     </w:p>
-    <w:bookmarkEnd w:id="81"/>
+    <w:bookmarkEnd w:id="83"/>
     <w:sectPr>
       <w:footerReference w:type="default" r:id="rId11"/>
       <w:footnotePr>

--- a/docs/eosc-basic-compliance-testsuite.docx
+++ b/docs/eosc-basic-compliance-testsuite.docx
@@ -20457,7 +20457,7 @@
     </w:p>
     <w:bookmarkEnd w:id="43"/>
     <w:bookmarkEnd w:id="44"/>
-    <w:bookmarkStart w:id="76" w:name="the-published-figures"/>
+    <w:bookmarkStart w:id="78" w:name="the-published-figures"/>
     <w:p>
       <w:pPr>
         <w:pStyle w:val="Heading2"/>
@@ -20466,13 +20466,13 @@
         <w:t xml:space="preserve">10. The published figures</w:t>
       </w:r>
     </w:p>
-    <w:bookmarkStart w:id="46" w:name="Xa289bda591274ba5ccc164b6a75b9941b1fa46c"/>
+    <w:bookmarkStart w:id="46" w:name="X165f182f46282958e9e71a3a757ead73488c51d"/>
     <w:p>
       <w:pPr>
         <w:pStyle w:val="Heading3"/>
       </w:pPr>
       <w:r>
-        <w:t xml:space="preserve">Current run: web-25 at depth 2, 6 October 2026 (unreviewed)</w:t>
+        <w:t xml:space="preserve">Current run: web-26 at depth 2, 6 October 2026, afternoon (unreviewed)</w:t>
       </w:r>
     </w:p>
     <w:p>
@@ -20501,17 +20501,17 @@
         <w:rPr>
           <w:rStyle w:val="VerbatimChar"/>
         </w:rPr>
-        <w:t xml:space="preserve">web-25</w:t>
-      </w:r>
-      <w:r>
-        <w:t xml:space="preserve">, collected on 6 October 2026 between 10:35 and 10:41 UTC by the GitHub workflow (</w:t>
+        <w:t xml:space="preserve">web-26</w:t>
+      </w:r>
+      <w:r>
+        <w:t xml:space="preserve">, collected on 6 October 2026 between 16:07 and 16:14 UTC by the GitHub workflow (</w:t>
       </w:r>
       <w:hyperlink r:id="rId45">
         <w:r>
           <w:rPr>
             <w:rStyle w:val="Hyperlink"/>
           </w:rPr>
-          <w:t xml:space="preserve">run 37450646487</w:t>
+          <w:t xml:space="preserve">run 37492974153</w:t>
         </w:r>
       </w:hyperlink>
       <w:r>
@@ -20524,7 +20524,7 @@
         <w:rPr>
           <w:rStyle w:val="VerbatimChar"/>
         </w:rPr>
-        <w:t xml:space="preserve">ddb7711</w:t>
+        <w:t xml:space="preserve">21d8c7d</w:t>
       </w:r>
       <w:r>
         <w:t xml:space="preserve">) at</w:t>
@@ -20539,46 +20539,16 @@
         <w:t xml:space="preserve">--depth 2</w:t>
       </w:r>
       <w:r>
-        <w:t xml:space="preserve">, under the re-issued checklist v3.2 and the official unscoped names list. It made 109 page requests: 13 landing pages, 62 direct links and 34 second-hop pages. Twelve landing pages returned HTTP 200, BBMRI-ERIC’s</w:t>
-      </w:r>
-      <w:r>
-        <w:t xml:space="preserve"> </w:t>
-      </w:r>
-      <w:r>
-        <w:rPr>
-          <w:rStyle w:val="VerbatimChar"/>
-        </w:rPr>
-        <w:t xml:space="preserve">dev3.</w:t>
-      </w:r>
-      <w:r>
-        <w:t xml:space="preserve"> </w:t>
-      </w:r>
-      <w:r>
-        <w:t xml:space="preserve">page among them (its</w:t>
-      </w:r>
-      <w:r>
-        <w:t xml:space="preserve"> </w:t>
-      </w:r>
-      <w:r>
-        <w:rPr>
-          <w:rStyle w:val="VerbatimChar"/>
-        </w:rPr>
-        <w:t xml:space="preserve">robots.txt</w:t>
-      </w:r>
-      <w:r>
-        <w:t xml:space="preserve"> </w:t>
-      </w:r>
-      <w:r>
-        <w:t xml:space="preserve">no longer excludes the tool); GÉANT’s returned HTTP 403 with the Cloudflare challenge. Depth 1 and depth 2 agree in every cell. Offline,</w:t>
-      </w:r>
-      <w:r>
-        <w:t xml:space="preserve"> </w:t>
-      </w:r>
-      <w:r>
-        <w:rPr>
-          <w:rStyle w:val="VerbatimChar"/>
-        </w:rPr>
-        <w:t xml:space="preserve">uv run basic-check assess --run web-25</w:t>
+        <w:t xml:space="preserve">, under the re-issued checklist v3.2 and the official unscoped names list. It made 109 page requests: 13 landing pages, 62 direct links and 34 second-hop pages. Twelve landing pages returned HTTP 200; GÉANT’s returned HTTP 403 with the Cloudflare challenge. Depth 1 and depth 2 agree in every cell. Offline,</w:t>
+      </w:r>
+      <w:r>
+        <w:t xml:space="preserve"> </w:t>
+      </w:r>
+      <w:r>
+        <w:rPr>
+          <w:rStyle w:val="VerbatimChar"/>
+        </w:rPr>
+        <w:t xml:space="preserve">uv run basic-check assess --run web-26</w:t>
       </w:r>
       <w:r>
         <w:t xml:space="preserve"> </w:t>
@@ -20643,7 +20613,7 @@
               <w:pStyle w:val="Compact"/>
             </w:pPr>
             <w:r>
-              <w:t xml:space="preserve">68</w:t>
+              <w:t xml:space="preserve">67</w:t>
             </w:r>
           </w:p>
         </w:tc>
@@ -20691,7 +20661,7 @@
               <w:pStyle w:val="Compact"/>
             </w:pPr>
             <w:r>
-              <w:t xml:space="preserve">62</w:t>
+              <w:t xml:space="preserve">63</w:t>
             </w:r>
           </w:p>
         </w:tc>
@@ -20764,23 +20734,28 @@
         <w:pStyle w:val="BodyText"/>
       </w:pPr>
       <w:r>
-        <w:rPr>
-          <w:b/>
-          <w:bCs/>
-        </w:rPr>
-        <w:t xml:space="preserve">No FAIL is left</w:t>
-      </w:r>
-      <w:r>
-        <w:t xml:space="preserve">, for the first time. Thirteen cells changed against</w:t>
-      </w:r>
-      <w:r>
-        <w:t xml:space="preserve"> </w:t>
-      </w:r>
-      <w:r>
-        <w:rPr>
-          <w:rStyle w:val="VerbatimChar"/>
-        </w:rPr>
-        <w:t xml:space="preserve">web-24</w:t>
+        <w:t xml:space="preserve">No FAIL, as in</w:t>
+      </w:r>
+      <w:r>
+        <w:t xml:space="preserve"> </w:t>
+      </w:r>
+      <w:r>
+        <w:rPr>
+          <w:rStyle w:val="VerbatimChar"/>
+        </w:rPr>
+        <w:t xml:space="preserve">web-25</w:t>
+      </w:r>
+      <w:r>
+        <w:t xml:space="preserve">. One cell changed against</w:t>
+      </w:r>
+      <w:r>
+        <w:t xml:space="preserve"> </w:t>
+      </w:r>
+      <w:r>
+        <w:rPr>
+          <w:rStyle w:val="VerbatimChar"/>
+        </w:rPr>
+        <w:t xml:space="preserve">web-25</w:t>
       </w:r>
       <w:r>
         <w:t xml:space="preserve">:</w:t>
@@ -20844,33 +20819,18 @@
               <w:pStyle w:val="Compact"/>
             </w:pPr>
             <w:r>
-              <w:t xml:space="preserve">BBMRI-ERIC</w:t>
-            </w:r>
-          </w:p>
-        </w:tc>
-        <w:tc>
-          <w:tcPr/>
-          <w:p>
-            <w:pPr>
-              <w:pStyle w:val="Compact"/>
-            </w:pPr>
-            <w:r>
-              <w:t xml:space="preserve">1, 4, 5b, 6, 7:</w:t>
-            </w:r>
-            <w:r>
-              <w:t xml:space="preserve"> </w:t>
-            </w:r>
-            <w:r>
-              <w:rPr>
-                <w:rStyle w:val="VerbatimChar"/>
-              </w:rPr>
-              <w:t xml:space="preserve">ERROR</w:t>
-            </w:r>
-            <w:r>
-              <w:t xml:space="preserve"> </w:t>
-            </w:r>
-            <w:r>
-              <w:t xml:space="preserve">to</w:t>
+              <w:t xml:space="preserve">Poland</w:t>
+            </w:r>
+          </w:p>
+        </w:tc>
+        <w:tc>
+          <w:tcPr/>
+          <w:p>
+            <w:pPr>
+              <w:pStyle w:val="Compact"/>
+            </w:pPr>
+            <w:r>
+              <w:t xml:space="preserve">4:</w:t>
             </w:r>
             <w:r>
               <w:t xml:space="preserve"> </w:t>
@@ -20882,21 +20842,9 @@
               <w:t xml:space="preserve">PASS</w:t>
             </w:r>
             <w:r>
-              <w:t xml:space="preserve">; 1R, 2, 3, 5a, 5c:</w:t>
-            </w:r>
-            <w:r>
               <w:t xml:space="preserve"> </w:t>
             </w:r>
             <w:r>
-              <w:rPr>
-                <w:rStyle w:val="VerbatimChar"/>
-              </w:rPr>
-              <w:t xml:space="preserve">ERROR</w:t>
-            </w:r>
-            <w:r>
-              <w:t xml:space="preserve"> </w:t>
-            </w:r>
-            <w:r>
               <w:t xml:space="preserve">to review</w:t>
             </w:r>
           </w:p>
@@ -20908,22 +20856,7 @@
               <w:pStyle w:val="Compact"/>
             </w:pPr>
             <w:r>
-              <w:t xml:space="preserve">the</w:t>
-            </w:r>
-            <w:r>
-              <w:t xml:space="preserve"> </w:t>
-            </w:r>
-            <w:r>
-              <w:rPr>
-                <w:rStyle w:val="VerbatimChar"/>
-              </w:rPr>
-              <w:t xml:space="preserve">dev3.</w:t>
-            </w:r>
-            <w:r>
-              <w:t xml:space="preserve"> </w:t>
-            </w:r>
-            <w:r>
-              <w:t xml:space="preserve">page was served; it links its own</w:t>
+              <w:t xml:space="preserve">the page answered HTTP 200 but rendered only its header and footer (420 characters of text, 21 links, none to</w:t>
             </w:r>
             <w:r>
               <w:t xml:space="preserve"> </w:t>
@@ -20935,209 +20868,19 @@
               <w:t xml:space="preserve">eosc.eu</w:t>
             </w:r>
             <w:r>
+              <w:t xml:space="preserve">); the tool does not read an essentially empty page as an absence, so it asks for review instead of failing. Its</w:t>
+            </w:r>
+            <w:r>
               <w:t xml:space="preserve"> </w:t>
             </w:r>
             <w:r>
-              <w:t xml:space="preserve">entry (</w:t>
-            </w:r>
-            <w:r>
-              <w:t xml:space="preserve">“See the dedicated page on the EOSC website”</w:t>
-            </w:r>
-            <w:r>
-              <w:t xml:space="preserve">), an</w:t>
+              <w:t xml:space="preserve">“EOSC Node Poland”</w:t>
             </w:r>
             <w:r>
               <w:t xml:space="preserve"> </w:t>
             </w:r>
             <w:r>
-              <w:t xml:space="preserve">“Acceptable Use Policy”</w:t>
-            </w:r>
-            <w:r>
-              <w:t xml:space="preserve"> </w:t>
-            </w:r>
-            <w:r>
-              <w:t xml:space="preserve">PDF (a pointer) and its Helpdesk; no User Access Policy is linked, so 5c is review; its text writes</w:t>
-            </w:r>
-            <w:r>
-              <w:t xml:space="preserve"> </w:t>
-            </w:r>
-            <w:r>
-              <w:t xml:space="preserve">“EOSC Node – BBMRI-ERIC”</w:t>
-            </w:r>
-            <w:r>
-              <w:t xml:space="preserve">, which matches the approved list</w:t>
-            </w:r>
-          </w:p>
-        </w:tc>
-      </w:tr>
-      <w:tr>
-        <w:tc>
-          <w:tcPr/>
-          <w:p>
-            <w:pPr>
-              <w:pStyle w:val="Compact"/>
-            </w:pPr>
-            <w:r>
-              <w:t xml:space="preserve">EOSC Finland</w:t>
-            </w:r>
-          </w:p>
-        </w:tc>
-        <w:tc>
-          <w:tcPr/>
-          <w:p>
-            <w:pPr>
-              <w:pStyle w:val="Compact"/>
-            </w:pPr>
-            <w:r>
-              <w:t xml:space="preserve">4:</w:t>
-            </w:r>
-            <w:r>
-              <w:t xml:space="preserve"> </w:t>
-            </w:r>
-            <w:r>
-              <w:rPr>
-                <w:rStyle w:val="VerbatimChar"/>
-              </w:rPr>
-              <w:t xml:space="preserve">FAIL</w:t>
-            </w:r>
-            <w:r>
-              <w:t xml:space="preserve"> </w:t>
-            </w:r>
-            <w:r>
-              <w:t xml:space="preserve">to</w:t>
-            </w:r>
-            <w:r>
-              <w:t xml:space="preserve"> </w:t>
-            </w:r>
-            <w:r>
-              <w:rPr>
-                <w:rStyle w:val="VerbatimChar"/>
-              </w:rPr>
-              <w:t xml:space="preserve">PASS</w:t>
-            </w:r>
-            <w:r>
-              <w:t xml:space="preserve">; 5c: review to</w:t>
-            </w:r>
-            <w:r>
-              <w:t xml:space="preserve"> </w:t>
-            </w:r>
-            <w:r>
-              <w:rPr>
-                <w:rStyle w:val="VerbatimChar"/>
-              </w:rPr>
-              <w:t xml:space="preserve">PASS</w:t>
-            </w:r>
-          </w:p>
-        </w:tc>
-        <w:tc>
-          <w:tcPr/>
-          <w:p>
-            <w:pPr>
-              <w:pStyle w:val="Compact"/>
-            </w:pPr>
-            <w:r>
-              <w:t xml:space="preserve">it links</w:t>
-            </w:r>
-            <w:r>
-              <w:t xml:space="preserve"> </w:t>
-            </w:r>
-            <w:r>
-              <w:t xml:space="preserve">“EOSC Node Finland (External link)”</w:t>
-            </w:r>
-            <w:r>
-              <w:t xml:space="preserve"> </w:t>
-            </w:r>
-            <w:r>
-              <w:t xml:space="preserve">to</w:t>
-            </w:r>
-            <w:r>
-              <w:t xml:space="preserve"> </w:t>
-            </w:r>
-            <w:r>
-              <w:rPr>
-                <w:rStyle w:val="VerbatimChar"/>
-              </w:rPr>
-              <w:t xml:space="preserve">https://eosc.eu/building-the-eosc-federation/eosc-node-finland</w:t>
-            </w:r>
-            <w:r>
-              <w:t xml:space="preserve">, and</w:t>
-            </w:r>
-            <w:r>
-              <w:t xml:space="preserve"> </w:t>
-            </w:r>
-            <w:r>
-              <w:t xml:space="preserve">“User Access Policy and the Acceptable Use Policy”</w:t>
-            </w:r>
-            <w:r>
-              <w:t xml:space="preserve"> </w:t>
-            </w:r>
-            <w:r>
-              <w:t xml:space="preserve">to its Node Policies page, which was read; its text now writes</w:t>
-            </w:r>
-            <w:r>
-              <w:t xml:space="preserve"> </w:t>
-            </w:r>
-            <w:r>
-              <w:t xml:space="preserve">“EOSC Node Finland”</w:t>
-            </w:r>
-            <w:r>
-              <w:t xml:space="preserve">, which matches</w:t>
-            </w:r>
-          </w:p>
-        </w:tc>
-      </w:tr>
-      <w:tr>
-        <w:tc>
-          <w:tcPr/>
-          <w:p>
-            <w:pPr>
-              <w:pStyle w:val="Compact"/>
-            </w:pPr>
-            <w:r>
-              <w:t xml:space="preserve">Data Terra</w:t>
-            </w:r>
-          </w:p>
-        </w:tc>
-        <w:tc>
-          <w:tcPr/>
-          <w:p>
-            <w:pPr>
-              <w:pStyle w:val="Compact"/>
-            </w:pPr>
-            <w:r>
-              <w:t xml:space="preserve">5c: review to</w:t>
-            </w:r>
-            <w:r>
-              <w:t xml:space="preserve"> </w:t>
-            </w:r>
-            <w:r>
-              <w:rPr>
-                <w:rStyle w:val="VerbatimChar"/>
-              </w:rPr>
-              <w:t xml:space="preserve">PASS</w:t>
-            </w:r>
-          </w:p>
-        </w:tc>
-        <w:tc>
-          <w:tcPr/>
-          <w:p>
-            <w:pPr>
-              <w:pStyle w:val="Compact"/>
-            </w:pPr>
-            <w:r>
-              <w:t xml:space="preserve">the policy link now reads</w:t>
-            </w:r>
-            <w:r>
-              <w:t xml:space="preserve"> </w:t>
-            </w:r>
-            <w:r>
-              <w:t xml:space="preserve">“EOSC Node Data Terra Acceptable Use Policy and User Access Policy”</w:t>
-            </w:r>
-            <w:r>
-              <w:t xml:space="preserve"> </w:t>
-            </w:r>
-            <w:r>
-              <w:t xml:space="preserve">(documentation site, not fetched: a pointer)</w:t>
+              <w:t xml:space="preserve">text was missing too, so point 3 lost its name match (it stays review)</w:t>
             </w:r>
           </w:p>
         </w:tc>
@@ -21158,7 +20901,7 @@
         <w:t xml:space="preserve"> </w:t>
       </w:r>
       <w:r>
-        <w:t xml:space="preserve">The same names as before were masked, and CERN’s screenshot again. BBMRI-ERIC’s</w:t>
+        <w:t xml:space="preserve">The same names as before were masked, including the fifteen on BBMRI-ERIC’s</w:t>
       </w:r>
       <w:r>
         <w:t xml:space="preserve"> </w:t>
@@ -21173,7 +20916,7 @@
         <w:t xml:space="preserve"> </w:t>
       </w:r>
       <w:r>
-        <w:t xml:space="preserve">pages added fifteen personal names, masked with same-length placeholders: the Director General (legal notice), the seven members of the scientific and ethical advisory board (governance page), the Stakeholder Forum chair and the head of public affairs (contact and stakeholder forum pages), and five finance, project and HR staff listed in capitals (finance and project management page). Its screenshot shows no names. Masking changed no verdict, message or evidence line. The privacy check found only role mailboxes.</w:t>
+        <w:t xml:space="preserve">pages and CERN’s screenshot. No new personal names were found. Masking changed no verdict, message or evidence line. The privacy check found only role mailboxes.</w:t>
       </w:r>
     </w:p>
     <w:p>
@@ -21200,32 +20943,17 @@
         <w:t xml:space="preserve"> </w:t>
       </w:r>
       <w:r>
-        <w:t xml:space="preserve">now expects eight matches (BBMRI-ERIC back, at its</w:t>
-      </w:r>
-      <w:r>
-        <w:t xml:space="preserve"> </w:t>
-      </w:r>
-      <w:r>
-        <w:rPr>
-          <w:rStyle w:val="VerbatimChar"/>
-        </w:rPr>
-        <w:t xml:space="preserve">dev3.</w:t>
-      </w:r>
-      <w:r>
-        <w:t xml:space="preserve"> </w:t>
-      </w:r>
-      <w:r>
-        <w:t xml:space="preserve">page, and EOSC Finland new).</w:t>
+        <w:t xml:space="preserve">now expects seven matches (Poland out, because its page rendered no main content).</w:t>
       </w:r>
     </w:p>
     <w:bookmarkEnd w:id="46"/>
-    <w:bookmarkStart w:id="48" w:name="X9828b8edd40f460e787c930d56879eec4c1270a"/>
+    <w:bookmarkStart w:id="48" w:name="Xc12d049a75ee95a773249558c20e083aa79ffb5"/>
     <w:p>
       <w:pPr>
         <w:pStyle w:val="Heading3"/>
       </w:pPr>
       <w:r>
-        <w:t xml:space="preserve">Previous run: web-24 at depth 2, 5 October 2026</w:t>
+        <w:t xml:space="preserve">Previous run: web-25 at depth 2, 6 October 2026, morning</w:t>
       </w:r>
     </w:p>
     <w:p>
@@ -21242,20 +20970,20 @@
         <w:rPr>
           <w:rStyle w:val="VerbatimChar"/>
         </w:rPr>
-        <w:t xml:space="preserve">web-24</w:t>
-      </w:r>
-      <w:r>
-        <w:t xml:space="preserve"> </w:t>
-      </w:r>
-      <w:r>
-        <w:t xml:space="preserve">was collected on 5 October 2026 between 21:17 and 21:23 UTC by the GitHub workflow (</w:t>
+        <w:t xml:space="preserve">web-25</w:t>
+      </w:r>
+      <w:r>
+        <w:t xml:space="preserve"> </w:t>
+      </w:r>
+      <w:r>
+        <w:t xml:space="preserve">was collected on 6 October 2026 between 10:35 and 10:41 UTC by the GitHub workflow (</w:t>
       </w:r>
       <w:hyperlink r:id="rId47">
         <w:r>
           <w:rPr>
             <w:rStyle w:val="Hyperlink"/>
           </w:rPr>
-          <w:t xml:space="preserve">run 37374849652</w:t>
+          <w:t xml:space="preserve">run 37450646487</w:t>
         </w:r>
       </w:hyperlink>
       <w:r>
@@ -21268,7 +20996,7 @@
         <w:rPr>
           <w:rStyle w:val="VerbatimChar"/>
         </w:rPr>
-        <w:t xml:space="preserve">42aacbe</w:t>
+        <w:t xml:space="preserve">ddb7711</w:t>
       </w:r>
       <w:r>
         <w:t xml:space="preserve">) at</w:t>
@@ -21283,34 +21011,7 @@
         <w:t xml:space="preserve">--depth 2</w:t>
       </w:r>
       <w:r>
-        <w:t xml:space="preserve">, under the re-issued checklist v3.2 and the official unscoped names list. Commit</w:t>
-      </w:r>
-      <w:r>
-        <w:t xml:space="preserve"> </w:t>
-      </w:r>
-      <w:r>
-        <w:rPr>
-          <w:rStyle w:val="VerbatimChar"/>
-        </w:rPr>
-        <w:t xml:space="preserve">42aacbe</w:t>
-      </w:r>
-      <w:r>
-        <w:t xml:space="preserve"> </w:t>
-      </w:r>
-      <w:r>
-        <w:t xml:space="preserve">made BBMRI-ERIC’s default landing page</w:t>
-      </w:r>
-      <w:r>
-        <w:t xml:space="preserve"> </w:t>
-      </w:r>
-      <w:r>
-        <w:rPr>
-          <w:rStyle w:val="VerbatimChar"/>
-        </w:rPr>
-        <w:t xml:space="preserve">https://dev3.bbmri-eric.eu/eosc-node-bbmri-eric/</w:t>
-      </w:r>
-      <w:r>
-        <w:t xml:space="preserve">. The run made 94 page requests: 12 landing pages, 54 direct links and 28 second-hop pages. Eleven landing pages returned HTTP 200; GÉANT’s returned HTTP 403 with the Cloudflare challenge; BBMRI-ERIC’s was not requested, because the</w:t>
+        <w:t xml:space="preserve">, under the re-issued checklist v3.2 and the official unscoped names list. It made 109 page requests: 13 landing pages, 62 direct links and 34 second-hop pages. Twelve landing pages returned HTTP 200, BBMRI-ERIC’s</w:t>
       </w:r>
       <w:r>
         <w:t xml:space="preserve"> </w:t>
@@ -21325,7 +21026,7 @@
         <w:t xml:space="preserve"> </w:t>
       </w:r>
       <w:r>
-        <w:t xml:space="preserve">host’s</w:t>
+        <w:t xml:space="preserve">page among them (its</w:t>
       </w:r>
       <w:r>
         <w:t xml:space="preserve"> </w:t>
@@ -21340,22 +21041,22 @@
         <w:t xml:space="preserve"> </w:t>
       </w:r>
       <w:r>
-        <w:t xml:space="preserve">disallows it. Depth 1 and depth 2 agree in every cell. Offline,</w:t>
-      </w:r>
-      <w:r>
-        <w:t xml:space="preserve"> </w:t>
-      </w:r>
-      <w:r>
-        <w:rPr>
-          <w:rStyle w:val="VerbatimChar"/>
-        </w:rPr>
-        <w:t xml:space="preserve">uv run basic-check assess --run web-24</w:t>
-      </w:r>
-      <w:r>
-        <w:t xml:space="preserve"> </w:t>
-      </w:r>
-      <w:r>
-        <w:t xml:space="preserve">reproduces it exactly, apart from the generation time (verified 5 October 2026).</w:t>
+        <w:t xml:space="preserve">no longer excludes the tool); GÉANT’s returned HTTP 403 with the Cloudflare challenge. Depth 1 and depth 2 agree in every cell. Offline,</w:t>
+      </w:r>
+      <w:r>
+        <w:t xml:space="preserve"> </w:t>
+      </w:r>
+      <w:r>
+        <w:rPr>
+          <w:rStyle w:val="VerbatimChar"/>
+        </w:rPr>
+        <w:t xml:space="preserve">uv run basic-check assess --run web-25</w:t>
+      </w:r>
+      <w:r>
+        <w:t xml:space="preserve"> </w:t>
+      </w:r>
+      <w:r>
+        <w:t xml:space="preserve">reproduces it exactly, apart from the generation time (verified 6 October 2026).</w:t>
       </w:r>
     </w:p>
     <w:tbl>
@@ -21414,7 +21115,7 @@
               <w:pStyle w:val="Compact"/>
             </w:pPr>
             <w:r>
-              <w:t xml:space="preserve">60</w:t>
+              <w:t xml:space="preserve">68</w:t>
             </w:r>
           </w:p>
         </w:tc>
@@ -21438,7 +21139,7 @@
               <w:pStyle w:val="Compact"/>
             </w:pPr>
             <w:r>
-              <w:t xml:space="preserve">1</w:t>
+              <w:t xml:space="preserve">0</w:t>
             </w:r>
           </w:p>
         </w:tc>
@@ -21462,7 +21163,7 @@
               <w:pStyle w:val="Compact"/>
             </w:pPr>
             <w:r>
-              <w:t xml:space="preserve">59</w:t>
+              <w:t xml:space="preserve">62</w:t>
             </w:r>
           </w:p>
         </w:tc>
@@ -21486,7 +21187,7 @@
               <w:pStyle w:val="Compact"/>
             </w:pPr>
             <w:r>
-              <w:t xml:space="preserve">10</w:t>
+              <w:t xml:space="preserve">0</w:t>
             </w:r>
           </w:p>
         </w:tc>
@@ -21535,16 +21236,23 @@
         <w:pStyle w:val="BodyText"/>
       </w:pPr>
       <w:r>
-        <w:t xml:space="preserve">The one FAIL is point 4 for EOSC Finland. Twelve cells changed against</w:t>
-      </w:r>
-      <w:r>
-        <w:t xml:space="preserve"> </w:t>
-      </w:r>
-      <w:r>
-        <w:rPr>
-          <w:rStyle w:val="VerbatimChar"/>
-        </w:rPr>
-        <w:t xml:space="preserve">web-23</w:t>
+        <w:rPr>
+          <w:b/>
+          <w:bCs/>
+        </w:rPr>
+        <w:t xml:space="preserve">No FAIL is left</w:t>
+      </w:r>
+      <w:r>
+        <w:t xml:space="preserve">, for the first time. Thirteen cells changed against</w:t>
+      </w:r>
+      <w:r>
+        <w:t xml:space="preserve"> </w:t>
+      </w:r>
+      <w:r>
+        <w:rPr>
+          <w:rStyle w:val="VerbatimChar"/>
+        </w:rPr>
+        <w:t xml:space="preserve">web-24</w:t>
       </w:r>
       <w:r>
         <w:t xml:space="preserve">:</w:t>
@@ -21619,7 +21327,7 @@
               <w:pStyle w:val="Compact"/>
             </w:pPr>
             <w:r>
-              <w:t xml:space="preserve">all ten to</w:t>
+              <w:t xml:space="preserve">1, 4, 5b, 6, 7:</w:t>
             </w:r>
             <w:r>
               <w:t xml:space="preserve"> </w:t>
@@ -21634,24 +21342,45 @@
               <w:t xml:space="preserve"> </w:t>
             </w:r>
             <w:r>
-              <w:t xml:space="preserve">(were 6 PASS, 4 review)</w:t>
-            </w:r>
-          </w:p>
-        </w:tc>
-        <w:tc>
-          <w:tcPr/>
-          <w:p>
-            <w:pPr>
-              <w:pStyle w:val="Compact"/>
-            </w:pPr>
+              <w:t xml:space="preserve">to</w:t>
+            </w:r>
+            <w:r>
+              <w:t xml:space="preserve"> </w:t>
+            </w:r>
             <w:r>
               <w:rPr>
                 <w:rStyle w:val="VerbatimChar"/>
               </w:rPr>
-              <w:t xml:space="preserve">not fetched: robots.txt disallows it</w:t>
-            </w:r>
-            <w:r>
-              <w:t xml:space="preserve">, at the new</w:t>
+              <w:t xml:space="preserve">PASS</w:t>
+            </w:r>
+            <w:r>
+              <w:t xml:space="preserve">; 1R, 2, 3, 5a, 5c:</w:t>
+            </w:r>
+            <w:r>
+              <w:t xml:space="preserve"> </w:t>
+            </w:r>
+            <w:r>
+              <w:rPr>
+                <w:rStyle w:val="VerbatimChar"/>
+              </w:rPr>
+              <w:t xml:space="preserve">ERROR</w:t>
+            </w:r>
+            <w:r>
+              <w:t xml:space="preserve"> </w:t>
+            </w:r>
+            <w:r>
+              <w:t xml:space="preserve">to review</w:t>
+            </w:r>
+          </w:p>
+        </w:tc>
+        <w:tc>
+          <w:tcPr/>
+          <w:p>
+            <w:pPr>
+              <w:pStyle w:val="Compact"/>
+            </w:pPr>
+            <w:r>
+              <w:t xml:space="preserve">the</w:t>
             </w:r>
             <w:r>
               <w:t xml:space="preserve"> </w:t>
@@ -21666,16 +21395,49 @@
               <w:t xml:space="preserve"> </w:t>
             </w:r>
             <w:r>
-              <w:t xml:space="preserve">default, as on 25 September (trial) and 1 October (</w:t>
+              <w:t xml:space="preserve">page was served; it links its own</w:t>
+            </w:r>
+            <w:r>
+              <w:t xml:space="preserve"> </w:t>
             </w:r>
             <w:r>
               <w:rPr>
                 <w:rStyle w:val="VerbatimChar"/>
               </w:rPr>
-              <w:t xml:space="preserve">web-18</w:t>
-            </w:r>
-            <w:r>
-              <w:t xml:space="preserve">); this says nothing about compliance</w:t>
+              <w:t xml:space="preserve">eosc.eu</w:t>
+            </w:r>
+            <w:r>
+              <w:t xml:space="preserve"> </w:t>
+            </w:r>
+            <w:r>
+              <w:t xml:space="preserve">entry (</w:t>
+            </w:r>
+            <w:r>
+              <w:t xml:space="preserve">“See the dedicated page on the EOSC website”</w:t>
+            </w:r>
+            <w:r>
+              <w:t xml:space="preserve">), an</w:t>
+            </w:r>
+            <w:r>
+              <w:t xml:space="preserve"> </w:t>
+            </w:r>
+            <w:r>
+              <w:t xml:space="preserve">“Acceptable Use Policy”</w:t>
+            </w:r>
+            <w:r>
+              <w:t xml:space="preserve"> </w:t>
+            </w:r>
+            <w:r>
+              <w:t xml:space="preserve">PDF (a pointer) and its Helpdesk; no User Access Policy is linked, so 5c is review; its text writes</w:t>
+            </w:r>
+            <w:r>
+              <w:t xml:space="preserve"> </w:t>
+            </w:r>
+            <w:r>
+              <w:t xml:space="preserve">“EOSC Node – BBMRI-ERIC”</w:t>
+            </w:r>
+            <w:r>
+              <w:t xml:space="preserve">, which matches the approved list</w:t>
             </w:r>
           </w:p>
         </w:tc>
@@ -21688,18 +21450,33 @@
               <w:pStyle w:val="Compact"/>
             </w:pPr>
             <w:r>
-              <w:t xml:space="preserve">Czechia</w:t>
-            </w:r>
-          </w:p>
-        </w:tc>
-        <w:tc>
-          <w:tcPr/>
-          <w:p>
-            <w:pPr>
-              <w:pStyle w:val="Compact"/>
-            </w:pPr>
-            <w:r>
-              <w:t xml:space="preserve">5c:</w:t>
+              <w:t xml:space="preserve">EOSC Finland</w:t>
+            </w:r>
+          </w:p>
+        </w:tc>
+        <w:tc>
+          <w:tcPr/>
+          <w:p>
+            <w:pPr>
+              <w:pStyle w:val="Compact"/>
+            </w:pPr>
+            <w:r>
+              <w:t xml:space="preserve">4:</w:t>
+            </w:r>
+            <w:r>
+              <w:t xml:space="preserve"> </w:t>
+            </w:r>
+            <w:r>
+              <w:rPr>
+                <w:rStyle w:val="VerbatimChar"/>
+              </w:rPr>
+              <w:t xml:space="preserve">FAIL</w:t>
+            </w:r>
+            <w:r>
+              <w:t xml:space="preserve"> </w:t>
+            </w:r>
+            <w:r>
+              <w:t xml:space="preserve">to</w:t>
             </w:r>
             <w:r>
               <w:t xml:space="preserve"> </w:t>
@@ -21711,51 +21488,7 @@
               <w:t xml:space="preserve">PASS</w:t>
             </w:r>
             <w:r>
-              <w:t xml:space="preserve"> </w:t>
-            </w:r>
-            <w:r>
-              <w:t xml:space="preserve">to review</w:t>
-            </w:r>
-          </w:p>
-        </w:tc>
-        <w:tc>
-          <w:tcPr/>
-          <w:p>
-            <w:pPr>
-              <w:pStyle w:val="Compact"/>
-            </w:pPr>
-            <w:r>
-              <w:t xml:space="preserve">no User Access Policy link was found on the landing page or the 12 pages read; it links its AUP (</w:t>
-            </w:r>
-            <w:r>
-              <w:t xml:space="preserve">“AP/AUP EOSC Node Czechia”</w:t>
-            </w:r>
-            <w:r>
-              <w:t xml:space="preserve">, a PDF), and v3.2 allows one document for both</w:t>
-            </w:r>
-          </w:p>
-        </w:tc>
-      </w:tr>
-      <w:tr>
-        <w:tc>
-          <w:tcPr/>
-          <w:p>
-            <w:pPr>
-              <w:pStyle w:val="Compact"/>
-            </w:pPr>
-            <w:r>
-              <w:t xml:space="preserve">EUDAT</w:t>
-            </w:r>
-          </w:p>
-        </w:tc>
-        <w:tc>
-          <w:tcPr/>
-          <w:p>
-            <w:pPr>
-              <w:pStyle w:val="Compact"/>
-            </w:pPr>
-            <w:r>
-              <w:t xml:space="preserve">5c: review to</w:t>
+              <w:t xml:space="preserve">; 5c: review to</w:t>
             </w:r>
             <w:r>
               <w:t xml:space="preserve"> </w:t>
@@ -21781,7 +21514,7 @@
               <w:t xml:space="preserve"> </w:t>
             </w:r>
             <w:r>
-              <w:t xml:space="preserve">“User Access Policy”</w:t>
+              <w:t xml:space="preserve">“EOSC Node Finland (External link)”</w:t>
             </w:r>
             <w:r>
               <w:t xml:space="preserve"> </w:t>
@@ -21796,10 +21529,87 @@
               <w:rPr>
                 <w:rStyle w:val="VerbatimChar"/>
               </w:rPr>
-              <w:t xml:space="preserve">https://www.eudat.eu/eudat-cdi-uap</w:t>
-            </w:r>
-            <w:r>
-              <w:t xml:space="preserve">, which was read (HTTP 200, policy wording)</w:t>
+              <w:t xml:space="preserve">https://eosc.eu/building-the-eosc-federation/eosc-node-finland</w:t>
+            </w:r>
+            <w:r>
+              <w:t xml:space="preserve">, and</w:t>
+            </w:r>
+            <w:r>
+              <w:t xml:space="preserve"> </w:t>
+            </w:r>
+            <w:r>
+              <w:t xml:space="preserve">“User Access Policy and the Acceptable Use Policy”</w:t>
+            </w:r>
+            <w:r>
+              <w:t xml:space="preserve"> </w:t>
+            </w:r>
+            <w:r>
+              <w:t xml:space="preserve">to its Node Policies page, which was read; its text now writes</w:t>
+            </w:r>
+            <w:r>
+              <w:t xml:space="preserve"> </w:t>
+            </w:r>
+            <w:r>
+              <w:t xml:space="preserve">“EOSC Node Finland”</w:t>
+            </w:r>
+            <w:r>
+              <w:t xml:space="preserve">, which matches</w:t>
+            </w:r>
+          </w:p>
+        </w:tc>
+      </w:tr>
+      <w:tr>
+        <w:tc>
+          <w:tcPr/>
+          <w:p>
+            <w:pPr>
+              <w:pStyle w:val="Compact"/>
+            </w:pPr>
+            <w:r>
+              <w:t xml:space="preserve">Data Terra</w:t>
+            </w:r>
+          </w:p>
+        </w:tc>
+        <w:tc>
+          <w:tcPr/>
+          <w:p>
+            <w:pPr>
+              <w:pStyle w:val="Compact"/>
+            </w:pPr>
+            <w:r>
+              <w:t xml:space="preserve">5c: review to</w:t>
+            </w:r>
+            <w:r>
+              <w:t xml:space="preserve"> </w:t>
+            </w:r>
+            <w:r>
+              <w:rPr>
+                <w:rStyle w:val="VerbatimChar"/>
+              </w:rPr>
+              <w:t xml:space="preserve">PASS</w:t>
+            </w:r>
+          </w:p>
+        </w:tc>
+        <w:tc>
+          <w:tcPr/>
+          <w:p>
+            <w:pPr>
+              <w:pStyle w:val="Compact"/>
+            </w:pPr>
+            <w:r>
+              <w:t xml:space="preserve">the policy link now reads</w:t>
+            </w:r>
+            <w:r>
+              <w:t xml:space="preserve"> </w:t>
+            </w:r>
+            <w:r>
+              <w:t xml:space="preserve">“EOSC Node Data Terra Acceptable Use Policy and User Access Policy”</w:t>
+            </w:r>
+            <w:r>
+              <w:t xml:space="preserve"> </w:t>
+            </w:r>
+            <w:r>
+              <w:t xml:space="preserve">(documentation site, not fetched: a pointer)</w:t>
             </w:r>
           </w:p>
         </w:tc>
@@ -21820,37 +21630,22 @@
         <w:t xml:space="preserve"> </w:t>
       </w:r>
       <w:r>
-        <w:t xml:space="preserve">The same names as before were masked, and CERN’s screenshot again; BBMRI-ERIC has no evidence to mask in this run. No new personal names were found. The privacy check found only role mailboxes. The workflow carried over BBMRI-ERIC’s screenshot from</w:t>
-      </w:r>
-      <w:r>
-        <w:t xml:space="preserve"> </w:t>
-      </w:r>
-      <w:r>
-        <w:rPr>
-          <w:rStyle w:val="VerbatimChar"/>
-        </w:rPr>
-        <w:t xml:space="preserve">web-23</w:t>
-      </w:r>
-      <w:r>
-        <w:t xml:space="preserve"> </w:t>
-      </w:r>
-      <w:r>
-        <w:t xml:space="preserve">(its</w:t>
-      </w:r>
-      <w:r>
-        <w:t xml:space="preserve"> </w:t>
-      </w:r>
-      <w:r>
-        <w:rPr>
-          <w:rStyle w:val="VerbatimChar"/>
-        </w:rPr>
-        <w:t xml:space="preserve">www.</w:t>
-      </w:r>
-      <w:r>
-        <w:t xml:space="preserve"> </w:t>
-      </w:r>
-      <w:r>
-        <w:t xml:space="preserve">page); it does not belong to this run and was not published.</w:t>
+        <w:t xml:space="preserve">The same names as before were masked, and CERN’s screenshot again. BBMRI-ERIC’s</w:t>
+      </w:r>
+      <w:r>
+        <w:t xml:space="preserve"> </w:t>
+      </w:r>
+      <w:r>
+        <w:rPr>
+          <w:rStyle w:val="VerbatimChar"/>
+        </w:rPr>
+        <w:t xml:space="preserve">dev3.</w:t>
+      </w:r>
+      <w:r>
+        <w:t xml:space="preserve"> </w:t>
+      </w:r>
+      <w:r>
+        <w:t xml:space="preserve">pages added fifteen personal names, masked with same-length placeholders: the Director General (legal notice), the seven members of the scientific and ethical advisory board (governance page), the Stakeholder Forum chair and the head of public affairs (contact and stakeholder forum pages), and five finance, project and HR staff listed in capitals (finance and project management page). Its screenshot shows no names. Masking changed no verdict, message or evidence line. The privacy check found only role mailboxes.</w:t>
       </w:r>
     </w:p>
     <w:p>
@@ -21877,37 +21672,7 @@
         <w:t xml:space="preserve"> </w:t>
       </w:r>
       <w:r>
-        <w:t xml:space="preserve">now expects six matches (BBMRI-ERIC left out: no page was read), and</w:t>
-      </w:r>
-      <w:r>
-        <w:t xml:space="preserve"> </w:t>
-      </w:r>
-      <w:r>
-        <w:rPr>
-          <w:rStyle w:val="VerbatimChar"/>
-        </w:rPr>
-        <w:t xml:space="preserve">test_update_row.py::test_evidence_from_another_url_is_flagged_on_that_row</w:t>
-      </w:r>
-      <w:r>
-        <w:t xml:space="preserve"> </w:t>
-      </w:r>
-      <w:r>
-        <w:t xml:space="preserve">now configures the</w:t>
-      </w:r>
-      <w:r>
-        <w:t xml:space="preserve"> </w:t>
-      </w:r>
-      <w:r>
-        <w:rPr>
-          <w:rStyle w:val="VerbatimChar"/>
-        </w:rPr>
-        <w:t xml:space="preserve">www.</w:t>
-      </w:r>
-      <w:r>
-        <w:t xml:space="preserve"> </w:t>
-      </w:r>
-      <w:r>
-        <w:t xml:space="preserve">address against the</w:t>
+        <w:t xml:space="preserve">now expects eight matches (BBMRI-ERIC back, at its</w:t>
       </w:r>
       <w:r>
         <w:t xml:space="preserve"> </w:t>
@@ -21922,17 +21687,17 @@
         <w:t xml:space="preserve"> </w:t>
       </w:r>
       <w:r>
-        <w:t xml:space="preserve">evidence.</w:t>
+        <w:t xml:space="preserve">page, and EOSC Finland new).</w:t>
       </w:r>
     </w:p>
     <w:bookmarkEnd w:id="48"/>
-    <w:bookmarkStart w:id="50" w:name="X3c64202b97e5dcae87bb2f0ce623f11fcb4f574"/>
+    <w:bookmarkStart w:id="50" w:name="X9828b8edd40f460e787c930d56879eec4c1270a"/>
     <w:p>
       <w:pPr>
         <w:pStyle w:val="Heading3"/>
       </w:pPr>
       <w:r>
-        <w:t xml:space="preserve">Previous run: web-23 at depth 2, 2 October 2026</w:t>
+        <w:t xml:space="preserve">Previous run: web-24 at depth 2, 5 October 2026</w:t>
       </w:r>
     </w:p>
     <w:p>
@@ -21949,20 +21714,20 @@
         <w:rPr>
           <w:rStyle w:val="VerbatimChar"/>
         </w:rPr>
-        <w:t xml:space="preserve">web-23</w:t>
-      </w:r>
-      <w:r>
-        <w:t xml:space="preserve"> </w:t>
-      </w:r>
-      <w:r>
-        <w:t xml:space="preserve">was collected on 2 October 2026 between 16:19 and 16:25 UTC by the GitHub workflow (</w:t>
+        <w:t xml:space="preserve">web-24</w:t>
+      </w:r>
+      <w:r>
+        <w:t xml:space="preserve"> </w:t>
+      </w:r>
+      <w:r>
+        <w:t xml:space="preserve">was collected on 5 October 2026 between 21:17 and 21:23 UTC by the GitHub workflow (</w:t>
       </w:r>
       <w:hyperlink r:id="rId49">
         <w:r>
           <w:rPr>
             <w:rStyle w:val="Hyperlink"/>
           </w:rPr>
-          <w:t xml:space="preserve">run 37033017657</w:t>
+          <w:t xml:space="preserve">run 37374849652</w:t>
         </w:r>
       </w:hyperlink>
       <w:r>
@@ -21975,7 +21740,7 @@
         <w:rPr>
           <w:rStyle w:val="VerbatimChar"/>
         </w:rPr>
-        <w:t xml:space="preserve">142e002</w:t>
+        <w:t xml:space="preserve">42aacbe</w:t>
       </w:r>
       <w:r>
         <w:t xml:space="preserve">) at</w:t>
@@ -21990,22 +21755,79 @@
         <w:t xml:space="preserve">--depth 2</w:t>
       </w:r>
       <w:r>
-        <w:t xml:space="preserve">, under the re-issued checklist v3.2 and the official unscoped names list. It made 102 page requests: 13 landing pages, 60 direct links and 29 second-hop pages. Twelve landing pages returned HTTP 200; GÉANT’s returned HTTP 403 with the Cloudflare challenge. Depth 1 and depth 2 agree in every cell. Offline,</w:t>
-      </w:r>
-      <w:r>
-        <w:t xml:space="preserve"> </w:t>
-      </w:r>
-      <w:r>
-        <w:rPr>
-          <w:rStyle w:val="VerbatimChar"/>
-        </w:rPr>
-        <w:t xml:space="preserve">uv run basic-check assess --run web-23</w:t>
-      </w:r>
-      <w:r>
-        <w:t xml:space="preserve"> </w:t>
-      </w:r>
-      <w:r>
-        <w:t xml:space="preserve">reproduces it exactly, apart from the generation time.</w:t>
+        <w:t xml:space="preserve">, under the re-issued checklist v3.2 and the official unscoped names list. Commit</w:t>
+      </w:r>
+      <w:r>
+        <w:t xml:space="preserve"> </w:t>
+      </w:r>
+      <w:r>
+        <w:rPr>
+          <w:rStyle w:val="VerbatimChar"/>
+        </w:rPr>
+        <w:t xml:space="preserve">42aacbe</w:t>
+      </w:r>
+      <w:r>
+        <w:t xml:space="preserve"> </w:t>
+      </w:r>
+      <w:r>
+        <w:t xml:space="preserve">made BBMRI-ERIC’s default landing page</w:t>
+      </w:r>
+      <w:r>
+        <w:t xml:space="preserve"> </w:t>
+      </w:r>
+      <w:r>
+        <w:rPr>
+          <w:rStyle w:val="VerbatimChar"/>
+        </w:rPr>
+        <w:t xml:space="preserve">https://dev3.bbmri-eric.eu/eosc-node-bbmri-eric/</w:t>
+      </w:r>
+      <w:r>
+        <w:t xml:space="preserve">. The run made 94 page requests: 12 landing pages, 54 direct links and 28 second-hop pages. Eleven landing pages returned HTTP 200; GÉANT’s returned HTTP 403 with the Cloudflare challenge; BBMRI-ERIC’s was not requested, because the</w:t>
+      </w:r>
+      <w:r>
+        <w:t xml:space="preserve"> </w:t>
+      </w:r>
+      <w:r>
+        <w:rPr>
+          <w:rStyle w:val="VerbatimChar"/>
+        </w:rPr>
+        <w:t xml:space="preserve">dev3.</w:t>
+      </w:r>
+      <w:r>
+        <w:t xml:space="preserve"> </w:t>
+      </w:r>
+      <w:r>
+        <w:t xml:space="preserve">host’s</w:t>
+      </w:r>
+      <w:r>
+        <w:t xml:space="preserve"> </w:t>
+      </w:r>
+      <w:r>
+        <w:rPr>
+          <w:rStyle w:val="VerbatimChar"/>
+        </w:rPr>
+        <w:t xml:space="preserve">robots.txt</w:t>
+      </w:r>
+      <w:r>
+        <w:t xml:space="preserve"> </w:t>
+      </w:r>
+      <w:r>
+        <w:t xml:space="preserve">disallows it. Depth 1 and depth 2 agree in every cell. Offline,</w:t>
+      </w:r>
+      <w:r>
+        <w:t xml:space="preserve"> </w:t>
+      </w:r>
+      <w:r>
+        <w:rPr>
+          <w:rStyle w:val="VerbatimChar"/>
+        </w:rPr>
+        <w:t xml:space="preserve">uv run basic-check assess --run web-24</w:t>
+      </w:r>
+      <w:r>
+        <w:t xml:space="preserve"> </w:t>
+      </w:r>
+      <w:r>
+        <w:t xml:space="preserve">reproduces it exactly, apart from the generation time (verified 5 October 2026).</w:t>
       </w:r>
     </w:p>
     <w:tbl>
@@ -22064,7 +21886,7 @@
               <w:pStyle w:val="Compact"/>
             </w:pPr>
             <w:r>
-              <w:t xml:space="preserve">66</w:t>
+              <w:t xml:space="preserve">60</w:t>
             </w:r>
           </w:p>
         </w:tc>
@@ -22112,7 +21934,7 @@
               <w:pStyle w:val="Compact"/>
             </w:pPr>
             <w:r>
-              <w:t xml:space="preserve">63</w:t>
+              <w:t xml:space="preserve">59</w:t>
             </w:r>
           </w:p>
         </w:tc>
@@ -22136,7 +21958,7 @@
               <w:pStyle w:val="Compact"/>
             </w:pPr>
             <w:r>
-              <w:t xml:space="preserve">0</w:t>
+              <w:t xml:space="preserve">10</w:t>
             </w:r>
           </w:p>
         </w:tc>
@@ -22185,16 +22007,16 @@
         <w:pStyle w:val="BodyText"/>
       </w:pPr>
       <w:r>
-        <w:t xml:space="preserve">The one FAIL is point 4 for EOSC Finland. Six cells changed against</w:t>
-      </w:r>
-      <w:r>
-        <w:t xml:space="preserve"> </w:t>
-      </w:r>
-      <w:r>
-        <w:rPr>
-          <w:rStyle w:val="VerbatimChar"/>
-        </w:rPr>
-        <w:t xml:space="preserve">web-22</w:t>
+        <w:t xml:space="preserve">The one FAIL is point 4 for EOSC Finland. Twelve cells changed against</w:t>
+      </w:r>
+      <w:r>
+        <w:t xml:space="preserve"> </w:t>
+      </w:r>
+      <w:r>
+        <w:rPr>
+          <w:rStyle w:val="VerbatimChar"/>
+        </w:rPr>
+        <w:t xml:space="preserve">web-23</w:t>
       </w:r>
       <w:r>
         <w:t xml:space="preserve">:</w:t>
@@ -22258,18 +22080,18 @@
               <w:pStyle w:val="Compact"/>
             </w:pPr>
             <w:r>
-              <w:t xml:space="preserve">PaNOSC</w:t>
-            </w:r>
-          </w:p>
-        </w:tc>
-        <w:tc>
-          <w:tcPr/>
-          <w:p>
-            <w:pPr>
-              <w:pStyle w:val="Compact"/>
-            </w:pPr>
-            <w:r>
-              <w:t xml:space="preserve">4:</w:t>
+              <w:t xml:space="preserve">BBMRI-ERIC</w:t>
+            </w:r>
+          </w:p>
+        </w:tc>
+        <w:tc>
+          <w:tcPr/>
+          <w:p>
+            <w:pPr>
+              <w:pStyle w:val="Compact"/>
+            </w:pPr>
+            <w:r>
+              <w:t xml:space="preserve">all ten to</w:t>
             </w:r>
             <w:r>
               <w:t xml:space="preserve"> </w:t>
@@ -22278,13 +22100,78 @@
               <w:rPr>
                 <w:rStyle w:val="VerbatimChar"/>
               </w:rPr>
-              <w:t xml:space="preserve">FAIL</w:t>
+              <w:t xml:space="preserve">ERROR</w:t>
             </w:r>
             <w:r>
               <w:t xml:space="preserve"> </w:t>
             </w:r>
             <w:r>
-              <w:t xml:space="preserve">to</w:t>
+              <w:t xml:space="preserve">(were 6 PASS, 4 review)</w:t>
+            </w:r>
+          </w:p>
+        </w:tc>
+        <w:tc>
+          <w:tcPr/>
+          <w:p>
+            <w:pPr>
+              <w:pStyle w:val="Compact"/>
+            </w:pPr>
+            <w:r>
+              <w:rPr>
+                <w:rStyle w:val="VerbatimChar"/>
+              </w:rPr>
+              <w:t xml:space="preserve">not fetched: robots.txt disallows it</w:t>
+            </w:r>
+            <w:r>
+              <w:t xml:space="preserve">, at the new</w:t>
+            </w:r>
+            <w:r>
+              <w:t xml:space="preserve"> </w:t>
+            </w:r>
+            <w:r>
+              <w:rPr>
+                <w:rStyle w:val="VerbatimChar"/>
+              </w:rPr>
+              <w:t xml:space="preserve">dev3.</w:t>
+            </w:r>
+            <w:r>
+              <w:t xml:space="preserve"> </w:t>
+            </w:r>
+            <w:r>
+              <w:t xml:space="preserve">default, as on 25 September (trial) and 1 October (</w:t>
+            </w:r>
+            <w:r>
+              <w:rPr>
+                <w:rStyle w:val="VerbatimChar"/>
+              </w:rPr>
+              <w:t xml:space="preserve">web-18</w:t>
+            </w:r>
+            <w:r>
+              <w:t xml:space="preserve">); this says nothing about compliance</w:t>
+            </w:r>
+          </w:p>
+        </w:tc>
+      </w:tr>
+      <w:tr>
+        <w:tc>
+          <w:tcPr/>
+          <w:p>
+            <w:pPr>
+              <w:pStyle w:val="Compact"/>
+            </w:pPr>
+            <w:r>
+              <w:t xml:space="preserve">Czechia</w:t>
+            </w:r>
+          </w:p>
+        </w:tc>
+        <w:tc>
+          <w:tcPr/>
+          <w:p>
+            <w:pPr>
+              <w:pStyle w:val="Compact"/>
+            </w:pPr>
+            <w:r>
+              <w:t xml:space="preserve">5c:</w:t>
             </w:r>
             <w:r>
               <w:t xml:space="preserve"> </w:t>
@@ -22295,37 +22182,28 @@
               </w:rPr>
               <w:t xml:space="preserve">PASS</w:t>
             </w:r>
-          </w:p>
-        </w:tc>
-        <w:tc>
-          <w:tcPr/>
-          <w:p>
-            <w:pPr>
-              <w:pStyle w:val="Compact"/>
-            </w:pPr>
-            <w:r>
-              <w:t xml:space="preserve">it links</w:t>
-            </w:r>
             <w:r>
               <w:t xml:space="preserve"> </w:t>
             </w:r>
             <w:r>
-              <w:t xml:space="preserve">“PaNOSC Node”</w:t>
-            </w:r>
-            <w:r>
-              <w:t xml:space="preserve"> </w:t>
-            </w:r>
-            <w:r>
-              <w:t xml:space="preserve">to</w:t>
-            </w:r>
-            <w:r>
-              <w:t xml:space="preserve"> </w:t>
-            </w:r>
-            <w:r>
-              <w:rPr>
-                <w:rStyle w:val="VerbatimChar"/>
-              </w:rPr>
-              <w:t xml:space="preserve">https://eosc.eu/building-the-eosc-federation/eosc-node-panosc</w:t>
+              <w:t xml:space="preserve">to review</w:t>
+            </w:r>
+          </w:p>
+        </w:tc>
+        <w:tc>
+          <w:tcPr/>
+          <w:p>
+            <w:pPr>
+              <w:pStyle w:val="Compact"/>
+            </w:pPr>
+            <w:r>
+              <w:t xml:space="preserve">no User Access Policy link was found on the landing page or the 12 pages read; it links its AUP (</w:t>
+            </w:r>
+            <w:r>
+              <w:t xml:space="preserve">“AP/AUP EOSC Node Czechia”</w:t>
+            </w:r>
+            <w:r>
+              <w:t xml:space="preserve">, a PDF), and v3.2 allows one document for both</w:t>
             </w:r>
           </w:p>
         </w:tc>
@@ -22338,33 +22216,18 @@
               <w:pStyle w:val="Compact"/>
             </w:pPr>
             <w:r>
-              <w:t xml:space="preserve">Poland</w:t>
-            </w:r>
-          </w:p>
-        </w:tc>
-        <w:tc>
-          <w:tcPr/>
-          <w:p>
-            <w:pPr>
-              <w:pStyle w:val="Compact"/>
-            </w:pPr>
-            <w:r>
-              <w:t xml:space="preserve">4:</w:t>
-            </w:r>
-            <w:r>
-              <w:t xml:space="preserve"> </w:t>
-            </w:r>
-            <w:r>
-              <w:rPr>
-                <w:rStyle w:val="VerbatimChar"/>
-              </w:rPr>
-              <w:t xml:space="preserve">FAIL</w:t>
-            </w:r>
-            <w:r>
-              <w:t xml:space="preserve"> </w:t>
-            </w:r>
-            <w:r>
-              <w:t xml:space="preserve">to</w:t>
+              <w:t xml:space="preserve">EUDAT</w:t>
+            </w:r>
+          </w:p>
+        </w:tc>
+        <w:tc>
+          <w:tcPr/>
+          <w:p>
+            <w:pPr>
+              <w:pStyle w:val="Compact"/>
+            </w:pPr>
+            <w:r>
+              <w:t xml:space="preserve">5c: review to</w:t>
             </w:r>
             <w:r>
               <w:t xml:space="preserve"> </w:t>
@@ -22390,7 +22253,7 @@
               <w:t xml:space="preserve"> </w:t>
             </w:r>
             <w:r>
-              <w:t xml:space="preserve">“EOSC Node Poland”</w:t>
+              <w:t xml:space="preserve">“User Access Policy”</w:t>
             </w:r>
             <w:r>
               <w:t xml:space="preserve"> </w:t>
@@ -22405,90 +22268,10 @@
               <w:rPr>
                 <w:rStyle w:val="VerbatimChar"/>
               </w:rPr>
-              <w:t xml:space="preserve">https://eosc.eu/building-the-eosc-federation/eosc-node-poland/</w:t>
-            </w:r>
-            <w:r>
-              <w:t xml:space="preserve">; its text now also writes</w:t>
-            </w:r>
-            <w:r>
-              <w:t xml:space="preserve"> </w:t>
-            </w:r>
-            <w:r>
-              <w:t xml:space="preserve">“EOSC Node Poland”</w:t>
-            </w:r>
-            <w:r>
-              <w:t xml:space="preserve">, which matches the approved list (point 3 stays review)</w:t>
-            </w:r>
-          </w:p>
-        </w:tc>
-      </w:tr>
-      <w:tr>
-        <w:tc>
-          <w:tcPr/>
-          <w:p>
-            <w:pPr>
-              <w:pStyle w:val="Compact"/>
-            </w:pPr>
-            <w:r>
-              <w:t xml:space="preserve">GÉANT</w:t>
-            </w:r>
-          </w:p>
-        </w:tc>
-        <w:tc>
-          <w:tcPr/>
-          <w:p>
-            <w:pPr>
-              <w:pStyle w:val="Compact"/>
-            </w:pPr>
-            <w:r>
-              <w:t xml:space="preserve">1, 4, 5b, 6:</w:t>
-            </w:r>
-            <w:r>
-              <w:t xml:space="preserve"> </w:t>
-            </w:r>
-            <w:r>
-              <w:rPr>
-                <w:rStyle w:val="VerbatimChar"/>
-              </w:rPr>
-              <w:t xml:space="preserve">PASS</w:t>
-            </w:r>
-            <w:r>
-              <w:t xml:space="preserve"> </w:t>
-            </w:r>
-            <w:r>
-              <w:t xml:space="preserve">to review</w:t>
-            </w:r>
-          </w:p>
-        </w:tc>
-        <w:tc>
-          <w:tcPr/>
-          <w:p>
-            <w:pPr>
-              <w:pStyle w:val="Compact"/>
-            </w:pPr>
-            <w:r>
-              <w:t xml:space="preserve">HTTP 403 with the Cloudflare challenge (</w:t>
-            </w:r>
-            <w:r>
-              <w:rPr>
-                <w:rStyle w:val="VerbatimChar"/>
-              </w:rPr>
-              <w:t xml:space="preserve">?ki-cf-botcl=1</w:t>
-            </w:r>
-            <w:r>
-              <w:t xml:space="preserve">), as before</w:t>
-            </w:r>
-            <w:r>
-              <w:t xml:space="preserve"> </w:t>
-            </w:r>
-            <w:r>
-              <w:rPr>
-                <w:rStyle w:val="VerbatimChar"/>
-              </w:rPr>
-              <w:t xml:space="preserve">web-22</w:t>
-            </w:r>
-            <w:r>
-              <w:t xml:space="preserve">; bot protection is not turned into a verdict</w:t>
+              <w:t xml:space="preserve">https://www.eudat.eu/eudat-cdi-uap</w:t>
+            </w:r>
+            <w:r>
+              <w:t xml:space="preserve">, which was read (HTTP 200, policy wording)</w:t>
             </w:r>
           </w:p>
         </w:tc>
@@ -22509,17 +22292,119 @@
         <w:t xml:space="preserve"> </w:t>
       </w:r>
       <w:r>
-        <w:t xml:space="preserve">The same names as before were masked, and CERN’s screenshot again. No new personal names were found; GÉANT’s pages were not reached. The privacy check found only role mailboxes.</w:t>
+        <w:t xml:space="preserve">The same names as before were masked, and CERN’s screenshot again; BBMRI-ERIC has no evidence to mask in this run. No new personal names were found. The privacy check found only role mailboxes. The workflow carried over BBMRI-ERIC’s screenshot from</w:t>
+      </w:r>
+      <w:r>
+        <w:t xml:space="preserve"> </w:t>
+      </w:r>
+      <w:r>
+        <w:rPr>
+          <w:rStyle w:val="VerbatimChar"/>
+        </w:rPr>
+        <w:t xml:space="preserve">web-23</w:t>
+      </w:r>
+      <w:r>
+        <w:t xml:space="preserve"> </w:t>
+      </w:r>
+      <w:r>
+        <w:t xml:space="preserve">(its</w:t>
+      </w:r>
+      <w:r>
+        <w:t xml:space="preserve"> </w:t>
+      </w:r>
+      <w:r>
+        <w:rPr>
+          <w:rStyle w:val="VerbatimChar"/>
+        </w:rPr>
+        <w:t xml:space="preserve">www.</w:t>
+      </w:r>
+      <w:r>
+        <w:t xml:space="preserve"> </w:t>
+      </w:r>
+      <w:r>
+        <w:t xml:space="preserve">page); it does not belong to this run and was not published.</w:t>
+      </w:r>
+    </w:p>
+    <w:p>
+      <w:pPr>
+        <w:pStyle w:val="BodyText"/>
+      </w:pPr>
+      <w:r>
+        <w:rPr>
+          <w:b/>
+          <w:bCs/>
+        </w:rPr>
+        <w:t xml:space="preserve">Tests pinned to the published run.</w:t>
+      </w:r>
+      <w:r>
+        <w:t xml:space="preserve"> </w:t>
+      </w:r>
+      <w:r>
+        <w:rPr>
+          <w:rStyle w:val="VerbatimChar"/>
+        </w:rPr>
+        <w:t xml:space="preserve">test_names.py::test_the_official_names_match_the_nodes_that_show_them</w:t>
+      </w:r>
+      <w:r>
+        <w:t xml:space="preserve"> </w:t>
+      </w:r>
+      <w:r>
+        <w:t xml:space="preserve">now expects six matches (BBMRI-ERIC left out: no page was read), and</w:t>
+      </w:r>
+      <w:r>
+        <w:t xml:space="preserve"> </w:t>
+      </w:r>
+      <w:r>
+        <w:rPr>
+          <w:rStyle w:val="VerbatimChar"/>
+        </w:rPr>
+        <w:t xml:space="preserve">test_update_row.py::test_evidence_from_another_url_is_flagged_on_that_row</w:t>
+      </w:r>
+      <w:r>
+        <w:t xml:space="preserve"> </w:t>
+      </w:r>
+      <w:r>
+        <w:t xml:space="preserve">now configures the</w:t>
+      </w:r>
+      <w:r>
+        <w:t xml:space="preserve"> </w:t>
+      </w:r>
+      <w:r>
+        <w:rPr>
+          <w:rStyle w:val="VerbatimChar"/>
+        </w:rPr>
+        <w:t xml:space="preserve">www.</w:t>
+      </w:r>
+      <w:r>
+        <w:t xml:space="preserve"> </w:t>
+      </w:r>
+      <w:r>
+        <w:t xml:space="preserve">address against the</w:t>
+      </w:r>
+      <w:r>
+        <w:t xml:space="preserve"> </w:t>
+      </w:r>
+      <w:r>
+        <w:rPr>
+          <w:rStyle w:val="VerbatimChar"/>
+        </w:rPr>
+        <w:t xml:space="preserve">dev3.</w:t>
+      </w:r>
+      <w:r>
+        <w:t xml:space="preserve"> </w:t>
+      </w:r>
+      <w:r>
+        <w:t xml:space="preserve">evidence.</w:t>
       </w:r>
     </w:p>
     <w:bookmarkEnd w:id="50"/>
-    <w:bookmarkStart w:id="52" w:name="X6ed245236093d7cc097affde195baa19390f126"/>
+    <w:bookmarkStart w:id="52" w:name="X3c64202b97e5dcae87bb2f0ce623f11fcb4f574"/>
     <w:p>
       <w:pPr>
         <w:pStyle w:val="Heading3"/>
       </w:pPr>
       <w:r>
-        <w:t xml:space="preserve">Previous run: web-22 at depth 2, 2 October 2026</w:t>
+        <w:t xml:space="preserve">Previous run: web-23 at depth 2, 2 October 2026</w:t>
       </w:r>
     </w:p>
     <w:p>
@@ -22536,20 +22421,20 @@
         <w:rPr>
           <w:rStyle w:val="VerbatimChar"/>
         </w:rPr>
-        <w:t xml:space="preserve">web-22</w:t>
-      </w:r>
-      <w:r>
-        <w:t xml:space="preserve"> </w:t>
-      </w:r>
-      <w:r>
-        <w:t xml:space="preserve">was collected on 2 October 2026 between 15:42 and 15:49 UTC by the GitHub workflow (</w:t>
+        <w:t xml:space="preserve">web-23</w:t>
+      </w:r>
+      <w:r>
+        <w:t xml:space="preserve"> </w:t>
+      </w:r>
+      <w:r>
+        <w:t xml:space="preserve">was collected on 2 October 2026 between 16:19 and 16:25 UTC by the GitHub workflow (</w:t>
       </w:r>
       <w:hyperlink r:id="rId51">
         <w:r>
           <w:rPr>
             <w:rStyle w:val="Hyperlink"/>
           </w:rPr>
-          <w:t xml:space="preserve">run 37028804263</w:t>
+          <w:t xml:space="preserve">run 37033017657</w:t>
         </w:r>
       </w:hyperlink>
       <w:r>
@@ -22562,7 +22447,7 @@
         <w:rPr>
           <w:rStyle w:val="VerbatimChar"/>
         </w:rPr>
-        <w:t xml:space="preserve">aa2f7a8</w:t>
+        <w:t xml:space="preserve">142e002</w:t>
       </w:r>
       <w:r>
         <w:t xml:space="preserve">) at</w:t>
@@ -22577,16 +22462,16 @@
         <w:t xml:space="preserve">--depth 2</w:t>
       </w:r>
       <w:r>
-        <w:t xml:space="preserve">, under the re-issued checklist v3.2 and the official unscoped names list. It made 118 page requests: 13 landing pages, 68 direct links and 37 second-hop pages. All thirteen landing pages returned HTTP 200. Depth 1 and depth 2 agree in every cell. Offline,</w:t>
-      </w:r>
-      <w:r>
-        <w:t xml:space="preserve"> </w:t>
-      </w:r>
-      <w:r>
-        <w:rPr>
-          <w:rStyle w:val="VerbatimChar"/>
-        </w:rPr>
-        <w:t xml:space="preserve">uv run basic-check assess --run web-22</w:t>
+        <w:t xml:space="preserve">, under the re-issued checklist v3.2 and the official unscoped names list. It made 102 page requests: 13 landing pages, 60 direct links and 29 second-hop pages. Twelve landing pages returned HTTP 200; GÉANT’s returned HTTP 403 with the Cloudflare challenge. Depth 1 and depth 2 agree in every cell. Offline,</w:t>
+      </w:r>
+      <w:r>
+        <w:t xml:space="preserve"> </w:t>
+      </w:r>
+      <w:r>
+        <w:rPr>
+          <w:rStyle w:val="VerbatimChar"/>
+        </w:rPr>
+        <w:t xml:space="preserve">uv run basic-check assess --run web-23</w:t>
       </w:r>
       <w:r>
         <w:t xml:space="preserve"> </w:t>
@@ -22651,7 +22536,7 @@
               <w:pStyle w:val="Compact"/>
             </w:pPr>
             <w:r>
-              <w:t xml:space="preserve">68</w:t>
+              <w:t xml:space="preserve">66</w:t>
             </w:r>
           </w:p>
         </w:tc>
@@ -22675,7 +22560,7 @@
               <w:pStyle w:val="Compact"/>
             </w:pPr>
             <w:r>
-              <w:t xml:space="preserve">3</w:t>
+              <w:t xml:space="preserve">1</w:t>
             </w:r>
           </w:p>
         </w:tc>
@@ -22699,7 +22584,7 @@
               <w:pStyle w:val="Compact"/>
             </w:pPr>
             <w:r>
-              <w:t xml:space="preserve">59</w:t>
+              <w:t xml:space="preserve">63</w:t>
             </w:r>
           </w:p>
         </w:tc>
@@ -22772,16 +22657,16 @@
         <w:pStyle w:val="BodyText"/>
       </w:pPr>
       <w:r>
-        <w:t xml:space="preserve">The three FAILs are point 4 for EOSC Finland, PaNOSC and Poland. Seven cells changed against</w:t>
-      </w:r>
-      <w:r>
-        <w:t xml:space="preserve"> </w:t>
-      </w:r>
-      <w:r>
-        <w:rPr>
-          <w:rStyle w:val="VerbatimChar"/>
-        </w:rPr>
-        <w:t xml:space="preserve">web-21</w:t>
+        <w:t xml:space="preserve">The one FAIL is point 4 for EOSC Finland. Six cells changed against</w:t>
+      </w:r>
+      <w:r>
+        <w:t xml:space="preserve"> </w:t>
+      </w:r>
+      <w:r>
+        <w:rPr>
+          <w:rStyle w:val="VerbatimChar"/>
+        </w:rPr>
+        <w:t xml:space="preserve">web-22</w:t>
       </w:r>
       <w:r>
         <w:t xml:space="preserve">:</w:t>
@@ -22845,18 +22730,33 @@
               <w:pStyle w:val="Compact"/>
             </w:pPr>
             <w:r>
-              <w:t xml:space="preserve">GÉANT</w:t>
-            </w:r>
-          </w:p>
-        </w:tc>
-        <w:tc>
-          <w:tcPr/>
-          <w:p>
-            <w:pPr>
-              <w:pStyle w:val="Compact"/>
-            </w:pPr>
-            <w:r>
-              <w:t xml:space="preserve">1, 4, 5b, 6: review to</w:t>
+              <w:t xml:space="preserve">PaNOSC</w:t>
+            </w:r>
+          </w:p>
+        </w:tc>
+        <w:tc>
+          <w:tcPr/>
+          <w:p>
+            <w:pPr>
+              <w:pStyle w:val="Compact"/>
+            </w:pPr>
+            <w:r>
+              <w:t xml:space="preserve">4:</w:t>
+            </w:r>
+            <w:r>
+              <w:t xml:space="preserve"> </w:t>
+            </w:r>
+            <w:r>
+              <w:rPr>
+                <w:rStyle w:val="VerbatimChar"/>
+              </w:rPr>
+              <w:t xml:space="preserve">FAIL</w:t>
+            </w:r>
+            <w:r>
+              <w:t xml:space="preserve"> </w:t>
+            </w:r>
+            <w:r>
+              <w:t xml:space="preserve">to</w:t>
             </w:r>
             <w:r>
               <w:t xml:space="preserve"> </w:t>
@@ -22876,7 +22776,19 @@
               <w:pStyle w:val="Compact"/>
             </w:pPr>
             <w:r>
-              <w:t xml:space="preserve">the page was served (HTTP 200), as in</w:t>
+              <w:t xml:space="preserve">it links</w:t>
+            </w:r>
+            <w:r>
+              <w:t xml:space="preserve"> </w:t>
+            </w:r>
+            <w:r>
+              <w:t xml:space="preserve">“PaNOSC Node”</w:t>
+            </w:r>
+            <w:r>
+              <w:t xml:space="preserve"> </w:t>
+            </w:r>
+            <w:r>
+              <w:t xml:space="preserve">to</w:t>
             </w:r>
             <w:r>
               <w:t xml:space="preserve"> </w:t>
@@ -22885,10 +22797,31 @@
               <w:rPr>
                 <w:rStyle w:val="VerbatimChar"/>
               </w:rPr>
-              <w:t xml:space="preserve">web-16</w:t>
-            </w:r>
-            <w:r>
-              <w:t xml:space="preserve">; it links its own</w:t>
+              <w:t xml:space="preserve">https://eosc.eu/building-the-eosc-federation/eosc-node-panosc</w:t>
+            </w:r>
+          </w:p>
+        </w:tc>
+      </w:tr>
+      <w:tr>
+        <w:tc>
+          <w:tcPr/>
+          <w:p>
+            <w:pPr>
+              <w:pStyle w:val="Compact"/>
+            </w:pPr>
+            <w:r>
+              <w:t xml:space="preserve">Poland</w:t>
+            </w:r>
+          </w:p>
+        </w:tc>
+        <w:tc>
+          <w:tcPr/>
+          <w:p>
+            <w:pPr>
+              <w:pStyle w:val="Compact"/>
+            </w:pPr>
+            <w:r>
+              <w:t xml:space="preserve">4:</w:t>
             </w:r>
             <w:r>
               <w:t xml:space="preserve"> </w:t>
@@ -22897,49 +22830,13 @@
               <w:rPr>
                 <w:rStyle w:val="VerbatimChar"/>
               </w:rPr>
-              <w:t xml:space="preserve">eosc.eu</w:t>
+              <w:t xml:space="preserve">FAIL</w:t>
             </w:r>
             <w:r>
               <w:t xml:space="preserve"> </w:t>
             </w:r>
             <w:r>
-              <w:t xml:space="preserve">entry, the</w:t>
-            </w:r>
-            <w:r>
-              <w:t xml:space="preserve"> </w:t>
-            </w:r>
-            <w:r>
-              <w:t xml:space="preserve">“GÉANT Node Acceptable Use Policy”</w:t>
-            </w:r>
-            <w:r>
-              <w:t xml:space="preserve"> </w:t>
-            </w:r>
-            <w:r>
-              <w:t xml:space="preserve">page (fetched) and a Contact page that names a helpdesk</w:t>
-            </w:r>
-          </w:p>
-        </w:tc>
-      </w:tr>
-      <w:tr>
-        <w:tc>
-          <w:tcPr/>
-          <w:p>
-            <w:pPr>
-              <w:pStyle w:val="Compact"/>
-            </w:pPr>
-            <w:r>
-              <w:t xml:space="preserve">PaNOSC</w:t>
-            </w:r>
-          </w:p>
-        </w:tc>
-        <w:tc>
-          <w:tcPr/>
-          <w:p>
-            <w:pPr>
-              <w:pStyle w:val="Compact"/>
-            </w:pPr>
-            <w:r>
-              <w:t xml:space="preserve">5c: review to</w:t>
+              <w:t xml:space="preserve">to</w:t>
             </w:r>
             <w:r>
               <w:t xml:space="preserve"> </w:t>
@@ -22965,31 +22862,34 @@
               <w:t xml:space="preserve"> </w:t>
             </w:r>
             <w:r>
-              <w:t xml:space="preserve">“Acceptable User Policy and User Access Policy”</w:t>
+              <w:t xml:space="preserve">“EOSC Node Poland”</w:t>
             </w:r>
             <w:r>
               <w:t xml:space="preserve"> </w:t>
             </w:r>
             <w:r>
-              <w:t xml:space="preserve">to a PaNOSC Node User Policies page, fetched and reading like a policy; 5b stays review because</w:t>
+              <w:t xml:space="preserve">to</w:t>
             </w:r>
             <w:r>
               <w:t xml:space="preserve"> </w:t>
             </w:r>
             <w:r>
-              <w:t xml:space="preserve">“Acceptable User Policy”</w:t>
+              <w:rPr>
+                <w:rStyle w:val="VerbatimChar"/>
+              </w:rPr>
+              <w:t xml:space="preserve">https://eosc.eu/building-the-eosc-federation/eosc-node-poland/</w:t>
+            </w:r>
+            <w:r>
+              <w:t xml:space="preserve">; its text now also writes</w:t>
             </w:r>
             <w:r>
               <w:t xml:space="preserve"> </w:t>
             </w:r>
             <w:r>
-              <w:t xml:space="preserve">is not the vocabulary’s</w:t>
-            </w:r>
-            <w:r>
-              <w:t xml:space="preserve"> </w:t>
-            </w:r>
-            <w:r>
-              <w:t xml:space="preserve">“Acceptable Use Policy”</w:t>
+              <w:t xml:space="preserve">“EOSC Node Poland”</w:t>
+            </w:r>
+            <w:r>
+              <w:t xml:space="preserve">, which matches the approved list (point 3 stays review)</w:t>
             </w:r>
           </w:p>
         </w:tc>
@@ -23002,18 +22902,18 @@
               <w:pStyle w:val="Compact"/>
             </w:pPr>
             <w:r>
-              <w:t xml:space="preserve">PaNOSC</w:t>
-            </w:r>
-          </w:p>
-        </w:tc>
-        <w:tc>
-          <w:tcPr/>
-          <w:p>
-            <w:pPr>
-              <w:pStyle w:val="Compact"/>
-            </w:pPr>
-            <w:r>
-              <w:t xml:space="preserve">6: review to</w:t>
+              <w:t xml:space="preserve">GÉANT</w:t>
+            </w:r>
+          </w:p>
+        </w:tc>
+        <w:tc>
+          <w:tcPr/>
+          <w:p>
+            <w:pPr>
+              <w:pStyle w:val="Compact"/>
+            </w:pPr>
+            <w:r>
+              <w:t xml:space="preserve">1, 4, 5b, 6:</w:t>
             </w:r>
             <w:r>
               <w:t xml:space="preserve"> </w:t>
@@ -23024,58 +22924,31 @@
               </w:rPr>
               <w:t xml:space="preserve">PASS</w:t>
             </w:r>
-          </w:p>
-        </w:tc>
-        <w:tc>
-          <w:tcPr/>
-          <w:p>
-            <w:pPr>
-              <w:pStyle w:val="Compact"/>
-            </w:pPr>
-            <w:r>
-              <w:t xml:space="preserve">it links</w:t>
-            </w:r>
             <w:r>
               <w:t xml:space="preserve"> </w:t>
             </w:r>
             <w:r>
-              <w:t xml:space="preserve">“PaNOSC Helpdesk”</w:t>
-            </w:r>
-            <w:r>
-              <w:t xml:space="preserve">,</w:t>
-            </w:r>
-            <w:r>
-              <w:t xml:space="preserve"> </w:t>
+              <w:t xml:space="preserve">to review</w:t>
+            </w:r>
+          </w:p>
+        </w:tc>
+        <w:tc>
+          <w:tcPr/>
+          <w:p>
+            <w:pPr>
+              <w:pStyle w:val="Compact"/>
+            </w:pPr>
+            <w:r>
+              <w:t xml:space="preserve">HTTP 403 with the Cloudflare challenge (</w:t>
             </w:r>
             <w:r>
               <w:rPr>
                 <w:rStyle w:val="VerbatimChar"/>
               </w:rPr>
-              <w:t xml:space="preserve">helpdesk.panosc.eu</w:t>
-            </w:r>
-          </w:p>
-        </w:tc>
-      </w:tr>
-      <w:tr>
-        <w:tc>
-          <w:tcPr/>
-          <w:p>
-            <w:pPr>
-              <w:pStyle w:val="Compact"/>
-            </w:pPr>
-            <w:r>
-              <w:t xml:space="preserve">EUDAT</w:t>
-            </w:r>
-          </w:p>
-        </w:tc>
-        <w:tc>
-          <w:tcPr/>
-          <w:p>
-            <w:pPr>
-              <w:pStyle w:val="Compact"/>
-            </w:pPr>
-            <w:r>
-              <w:t xml:space="preserve">6:</w:t>
+              <w:t xml:space="preserve">?ki-cf-botcl=1</w:t>
+            </w:r>
+            <w:r>
+              <w:t xml:space="preserve">), as before</w:t>
             </w:r>
             <w:r>
               <w:t xml:space="preserve"> </w:t>
@@ -23084,57 +22957,10 @@
               <w:rPr>
                 <w:rStyle w:val="VerbatimChar"/>
               </w:rPr>
-              <w:t xml:space="preserve">PASS</w:t>
-            </w:r>
-            <w:r>
-              <w:t xml:space="preserve"> </w:t>
-            </w:r>
-            <w:r>
-              <w:t xml:space="preserve">to review</w:t>
-            </w:r>
-          </w:p>
-        </w:tc>
-        <w:tc>
-          <w:tcPr/>
-          <w:p>
-            <w:pPr>
-              <w:pStyle w:val="Compact"/>
-            </w:pPr>
-            <w:r>
-              <w:t xml:space="preserve">the redesigned landing page no longer links</w:t>
-            </w:r>
-            <w:r>
-              <w:t xml:space="preserve"> </w:t>
-            </w:r>
-            <w:r>
-              <w:t xml:space="preserve">“Helpdesk”</w:t>
-            </w:r>
-            <w:r>
-              <w:t xml:space="preserve">; it links</w:t>
-            </w:r>
-            <w:r>
-              <w:t xml:space="preserve"> </w:t>
-            </w:r>
-            <w:r>
-              <w:rPr>
-                <w:rStyle w:val="VerbatimChar"/>
-              </w:rPr>
-              <w:t xml:space="preserve">info@eudat.eu</w:t>
-            </w:r>
-            <w:r>
-              <w:t xml:space="preserve">, and a</w:t>
-            </w:r>
-            <w:r>
-              <w:t xml:space="preserve"> </w:t>
-            </w:r>
-            <w:r>
-              <w:t xml:space="preserve">“Help Desk”</w:t>
-            </w:r>
-            <w:r>
-              <w:t xml:space="preserve"> </w:t>
-            </w:r>
-            <w:r>
-              <w:t xml:space="preserve">support-request form is two hops away</w:t>
+              <w:t xml:space="preserve">web-22</w:t>
+            </w:r>
+            <w:r>
+              <w:t xml:space="preserve">; bot protection is not turned into a verdict</w:t>
             </w:r>
           </w:p>
         </w:tc>
@@ -23155,17 +22981,17 @@
         <w:t xml:space="preserve"> </w:t>
       </w:r>
       <w:r>
-        <w:t xml:space="preserve">The same names as before were masked, and CERN’s screenshot again. GÉANT’s governance and membership pages were reached again: the same names, plus one more additional observer. EUDAT’s new page carries a news item naming two new staff members; both were masked. The privacy check found only role mailboxes.</w:t>
+        <w:t xml:space="preserve">The same names as before were masked, and CERN’s screenshot again. No new personal names were found; GÉANT’s pages were not reached. The privacy check found only role mailboxes.</w:t>
       </w:r>
     </w:p>
     <w:bookmarkEnd w:id="52"/>
-    <w:bookmarkStart w:id="54" w:name="X765f0038ed247f64b0875c734026e93f20d01d2"/>
+    <w:bookmarkStart w:id="54" w:name="X6ed245236093d7cc097affde195baa19390f126"/>
     <w:p>
       <w:pPr>
         <w:pStyle w:val="Heading3"/>
       </w:pPr>
       <w:r>
-        <w:t xml:space="preserve">Previous run: web-21 at depth 2, 1 October 2026</w:t>
+        <w:t xml:space="preserve">Previous run: web-22 at depth 2, 2 October 2026</w:t>
       </w:r>
     </w:p>
     <w:p>
@@ -23182,20 +23008,20 @@
         <w:rPr>
           <w:rStyle w:val="VerbatimChar"/>
         </w:rPr>
-        <w:t xml:space="preserve">web-21</w:t>
-      </w:r>
-      <w:r>
-        <w:t xml:space="preserve"> </w:t>
-      </w:r>
-      <w:r>
-        <w:t xml:space="preserve">was collected on 1 October 2026 between 20:18 and 20:24 UTC by the GitHub workflow (</w:t>
+        <w:t xml:space="preserve">web-22</w:t>
+      </w:r>
+      <w:r>
+        <w:t xml:space="preserve"> </w:t>
+      </w:r>
+      <w:r>
+        <w:t xml:space="preserve">was collected on 2 October 2026 between 15:42 and 15:49 UTC by the GitHub workflow (</w:t>
       </w:r>
       <w:hyperlink r:id="rId53">
         <w:r>
           <w:rPr>
             <w:rStyle w:val="Hyperlink"/>
           </w:rPr>
-          <w:t xml:space="preserve">run 36920498532</w:t>
+          <w:t xml:space="preserve">run 37028804263</w:t>
         </w:r>
       </w:hyperlink>
       <w:r>
@@ -23208,7 +23034,7 @@
         <w:rPr>
           <w:rStyle w:val="VerbatimChar"/>
         </w:rPr>
-        <w:t xml:space="preserve">fc023b7</w:t>
+        <w:t xml:space="preserve">aa2f7a8</w:t>
       </w:r>
       <w:r>
         <w:t xml:space="preserve">) at</w:t>
@@ -23223,28 +23049,16 @@
         <w:t xml:space="preserve">--depth 2</w:t>
       </w:r>
       <w:r>
-        <w:t xml:space="preserve">, under the re-issued checklist v3.2 and the official unscoped names list, with Data Terra’s new Node Landing Page,</w:t>
-      </w:r>
-      <w:r>
-        <w:t xml:space="preserve"> </w:t>
-      </w:r>
-      <w:r>
-        <w:rPr>
-          <w:rStyle w:val="VerbatimChar"/>
-        </w:rPr>
-        <w:t xml:space="preserve">https://www.earth-data.eu/</w:t>
-      </w:r>
-      <w:r>
-        <w:t xml:space="preserve">. It made 98 page requests: 13 landing pages, 58 direct links and 27 second-hop pages. Twelve landing pages returned HTTP 200 and GÉANT’s HTTP 403 (the Cloudflare challenge). Depth 1 and depth 2 agree in every cell. Offline,</w:t>
-      </w:r>
-      <w:r>
-        <w:t xml:space="preserve"> </w:t>
-      </w:r>
-      <w:r>
-        <w:rPr>
-          <w:rStyle w:val="VerbatimChar"/>
-        </w:rPr>
-        <w:t xml:space="preserve">uv run basic-check assess --run web-21</w:t>
+        <w:t xml:space="preserve">, under the re-issued checklist v3.2 and the official unscoped names list. It made 118 page requests: 13 landing pages, 68 direct links and 37 second-hop pages. All thirteen landing pages returned HTTP 200. Depth 1 and depth 2 agree in every cell. Offline,</w:t>
+      </w:r>
+      <w:r>
+        <w:t xml:space="preserve"> </w:t>
+      </w:r>
+      <w:r>
+        <w:rPr>
+          <w:rStyle w:val="VerbatimChar"/>
+        </w:rPr>
+        <w:t xml:space="preserve">uv run basic-check assess --run web-22</w:t>
       </w:r>
       <w:r>
         <w:t xml:space="preserve"> </w:t>
@@ -23309,7 +23123,7 @@
               <w:pStyle w:val="Compact"/>
             </w:pPr>
             <w:r>
-              <w:t xml:space="preserve">63</w:t>
+              <w:t xml:space="preserve">68</w:t>
             </w:r>
           </w:p>
         </w:tc>
@@ -23357,7 +23171,7 @@
               <w:pStyle w:val="Compact"/>
             </w:pPr>
             <w:r>
-              <w:t xml:space="preserve">64</w:t>
+              <w:t xml:space="preserve">59</w:t>
             </w:r>
           </w:p>
         </w:tc>
@@ -23430,16 +23244,16 @@
         <w:pStyle w:val="BodyText"/>
       </w:pPr>
       <w:r>
-        <w:t xml:space="preserve">The three FAILs are point 4 for EOSC Finland, PaNOSC and Poland. Only Data Terra’s row changed against</w:t>
-      </w:r>
-      <w:r>
-        <w:t xml:space="preserve"> </w:t>
-      </w:r>
-      <w:r>
-        <w:rPr>
-          <w:rStyle w:val="VerbatimChar"/>
-        </w:rPr>
-        <w:t xml:space="preserve">web-18</w:t>
+        <w:t xml:space="preserve">The three FAILs are point 4 for EOSC Finland, PaNOSC and Poland. Seven cells changed against</w:t>
+      </w:r>
+      <w:r>
+        <w:t xml:space="preserve"> </w:t>
+      </w:r>
+      <w:r>
+        <w:rPr>
+          <w:rStyle w:val="VerbatimChar"/>
+        </w:rPr>
+        <w:t xml:space="preserve">web-21</w:t>
       </w:r>
       <w:r>
         <w:t xml:space="preserve">:</w:t>
@@ -23503,33 +23317,18 @@
               <w:pStyle w:val="Compact"/>
             </w:pPr>
             <w:r>
-              <w:t xml:space="preserve">Data Terra</w:t>
-            </w:r>
-          </w:p>
-        </w:tc>
-        <w:tc>
-          <w:tcPr/>
-          <w:p>
-            <w:pPr>
-              <w:pStyle w:val="Compact"/>
-            </w:pPr>
-            <w:r>
-              <w:t xml:space="preserve">4:</w:t>
-            </w:r>
-            <w:r>
-              <w:t xml:space="preserve"> </w:t>
-            </w:r>
-            <w:r>
-              <w:rPr>
-                <w:rStyle w:val="VerbatimChar"/>
-              </w:rPr>
-              <w:t xml:space="preserve">FAIL</w:t>
-            </w:r>
-            <w:r>
-              <w:t xml:space="preserve"> </w:t>
-            </w:r>
-            <w:r>
-              <w:t xml:space="preserve">to</w:t>
+              <w:t xml:space="preserve">GÉANT</w:t>
+            </w:r>
+          </w:p>
+        </w:tc>
+        <w:tc>
+          <w:tcPr/>
+          <w:p>
+            <w:pPr>
+              <w:pStyle w:val="Compact"/>
+            </w:pPr>
+            <w:r>
+              <w:t xml:space="preserve">1, 4, 5b, 6: review to</w:t>
             </w:r>
             <w:r>
               <w:t xml:space="preserve"> </w:t>
@@ -23549,7 +23348,7 @@
               <w:pStyle w:val="Compact"/>
             </w:pPr>
             <w:r>
-              <w:t xml:space="preserve">the new page links its own entry,</w:t>
+              <w:t xml:space="preserve">the page was served (HTTP 200), as in</w:t>
             </w:r>
             <w:r>
               <w:t xml:space="preserve"> </w:t>
@@ -23558,31 +23357,10 @@
               <w:rPr>
                 <w:rStyle w:val="VerbatimChar"/>
               </w:rPr>
-              <w:t xml:space="preserve">eosc.eu/building-the-eosc-federation/eosc-node-data-terra</w:t>
-            </w:r>
-          </w:p>
-        </w:tc>
-      </w:tr>
-      <w:tr>
-        <w:tc>
-          <w:tcPr/>
-          <w:p>
-            <w:pPr>
-              <w:pStyle w:val="Compact"/>
-            </w:pPr>
-            <w:r>
-              <w:t xml:space="preserve">Data Terra</w:t>
-            </w:r>
-          </w:p>
-        </w:tc>
-        <w:tc>
-          <w:tcPr/>
-          <w:p>
-            <w:pPr>
-              <w:pStyle w:val="Compact"/>
-            </w:pPr>
-            <w:r>
-              <w:t xml:space="preserve">5b:</w:t>
+              <w:t xml:space="preserve">web-16</w:t>
+            </w:r>
+            <w:r>
+              <w:t xml:space="preserve">; it links its own</w:t>
             </w:r>
             <w:r>
               <w:t xml:space="preserve"> </w:t>
@@ -23591,13 +23369,49 @@
               <w:rPr>
                 <w:rStyle w:val="VerbatimChar"/>
               </w:rPr>
-              <w:t xml:space="preserve">FAIL</w:t>
+              <w:t xml:space="preserve">eosc.eu</w:t>
             </w:r>
             <w:r>
               <w:t xml:space="preserve"> </w:t>
             </w:r>
             <w:r>
-              <w:t xml:space="preserve">to</w:t>
+              <w:t xml:space="preserve">entry, the</w:t>
+            </w:r>
+            <w:r>
+              <w:t xml:space="preserve"> </w:t>
+            </w:r>
+            <w:r>
+              <w:t xml:space="preserve">“GÉANT Node Acceptable Use Policy”</w:t>
+            </w:r>
+            <w:r>
+              <w:t xml:space="preserve"> </w:t>
+            </w:r>
+            <w:r>
+              <w:t xml:space="preserve">page (fetched) and a Contact page that names a helpdesk</w:t>
+            </w:r>
+          </w:p>
+        </w:tc>
+      </w:tr>
+      <w:tr>
+        <w:tc>
+          <w:tcPr/>
+          <w:p>
+            <w:pPr>
+              <w:pStyle w:val="Compact"/>
+            </w:pPr>
+            <w:r>
+              <w:t xml:space="preserve">PaNOSC</w:t>
+            </w:r>
+          </w:p>
+        </w:tc>
+        <w:tc>
+          <w:tcPr/>
+          <w:p>
+            <w:pPr>
+              <w:pStyle w:val="Compact"/>
+            </w:pPr>
+            <w:r>
+              <w:t xml:space="preserve">5c: review to</w:t>
             </w:r>
             <w:r>
               <w:t xml:space="preserve"> </w:t>
@@ -23623,13 +23437,31 @@
               <w:t xml:space="preserve"> </w:t>
             </w:r>
             <w:r>
-              <w:t xml:space="preserve">“EOSC Node Data Terra Acceptable Use Policy”</w:t>
+              <w:t xml:space="preserve">“Acceptable User Policy and User Access Policy”</w:t>
             </w:r>
             <w:r>
               <w:t xml:space="preserve"> </w:t>
             </w:r>
             <w:r>
-              <w:t xml:space="preserve">on its documentation site (another site, so a pointer, not fetched)</w:t>
+              <w:t xml:space="preserve">to a PaNOSC Node User Policies page, fetched and reading like a policy; 5b stays review because</w:t>
+            </w:r>
+            <w:r>
+              <w:t xml:space="preserve"> </w:t>
+            </w:r>
+            <w:r>
+              <w:t xml:space="preserve">“Acceptable User Policy”</w:t>
+            </w:r>
+            <w:r>
+              <w:t xml:space="preserve"> </w:t>
+            </w:r>
+            <w:r>
+              <w:t xml:space="preserve">is not the vocabulary’s</w:t>
+            </w:r>
+            <w:r>
+              <w:t xml:space="preserve"> </w:t>
+            </w:r>
+            <w:r>
+              <w:t xml:space="preserve">“Acceptable Use Policy”</w:t>
             </w:r>
           </w:p>
         </w:tc>
@@ -23642,66 +23474,7 @@
               <w:pStyle w:val="Compact"/>
             </w:pPr>
             <w:r>
-              <w:t xml:space="preserve">Data Terra</w:t>
-            </w:r>
-          </w:p>
-        </w:tc>
-        <w:tc>
-          <w:tcPr/>
-          <w:p>
-            <w:pPr>
-              <w:pStyle w:val="Compact"/>
-            </w:pPr>
-            <w:r>
-              <w:t xml:space="preserve">5c:</w:t>
-            </w:r>
-            <w:r>
-              <w:t xml:space="preserve"> </w:t>
-            </w:r>
-            <w:r>
-              <w:rPr>
-                <w:rStyle w:val="VerbatimChar"/>
-              </w:rPr>
-              <w:t xml:space="preserve">FAIL</w:t>
-            </w:r>
-            <w:r>
-              <w:t xml:space="preserve"> </w:t>
-            </w:r>
-            <w:r>
-              <w:t xml:space="preserve">to review</w:t>
-            </w:r>
-          </w:p>
-        </w:tc>
-        <w:tc>
-          <w:tcPr/>
-          <w:p>
-            <w:pPr>
-              <w:pStyle w:val="Compact"/>
-            </w:pPr>
-            <w:r>
-              <w:t xml:space="preserve">no User Access Policy is linked, but an AUP is, and v3.2 allows one document for both; the AUP link’s address ends in</w:t>
-            </w:r>
-            <w:r>
-              <w:t xml:space="preserve"> </w:t>
-            </w:r>
-            <w:r>
-              <w:rPr>
-                <w:rStyle w:val="VerbatimChar"/>
-              </w:rPr>
-              <w:t xml:space="preserve">/policies/user-access/</w:t>
-            </w:r>
-          </w:p>
-        </w:tc>
-      </w:tr>
-      <w:tr>
-        <w:tc>
-          <w:tcPr/>
-          <w:p>
-            <w:pPr>
-              <w:pStyle w:val="Compact"/>
-            </w:pPr>
-            <w:r>
-              <w:t xml:space="preserve">Data Terra</w:t>
+              <w:t xml:space="preserve">PaNOSC</w:t>
             </w:r>
           </w:p>
         </w:tc>
@@ -23738,10 +23511,102 @@
               <w:t xml:space="preserve"> </w:t>
             </w:r>
             <w:r>
+              <w:t xml:space="preserve">“PaNOSC Helpdesk”</w:t>
+            </w:r>
+            <w:r>
+              <w:t xml:space="preserve">,</w:t>
+            </w:r>
+            <w:r>
+              <w:t xml:space="preserve"> </w:t>
+            </w:r>
+            <w:r>
               <w:rPr>
                 <w:rStyle w:val="VerbatimChar"/>
               </w:rPr>
-              <w:t xml:space="preserve">helpdesk@earth-data.eu</w:t>
+              <w:t xml:space="preserve">helpdesk.panosc.eu</w:t>
+            </w:r>
+          </w:p>
+        </w:tc>
+      </w:tr>
+      <w:tr>
+        <w:tc>
+          <w:tcPr/>
+          <w:p>
+            <w:pPr>
+              <w:pStyle w:val="Compact"/>
+            </w:pPr>
+            <w:r>
+              <w:t xml:space="preserve">EUDAT</w:t>
+            </w:r>
+          </w:p>
+        </w:tc>
+        <w:tc>
+          <w:tcPr/>
+          <w:p>
+            <w:pPr>
+              <w:pStyle w:val="Compact"/>
+            </w:pPr>
+            <w:r>
+              <w:t xml:space="preserve">6:</w:t>
+            </w:r>
+            <w:r>
+              <w:t xml:space="preserve"> </w:t>
+            </w:r>
+            <w:r>
+              <w:rPr>
+                <w:rStyle w:val="VerbatimChar"/>
+              </w:rPr>
+              <w:t xml:space="preserve">PASS</w:t>
+            </w:r>
+            <w:r>
+              <w:t xml:space="preserve"> </w:t>
+            </w:r>
+            <w:r>
+              <w:t xml:space="preserve">to review</w:t>
+            </w:r>
+          </w:p>
+        </w:tc>
+        <w:tc>
+          <w:tcPr/>
+          <w:p>
+            <w:pPr>
+              <w:pStyle w:val="Compact"/>
+            </w:pPr>
+            <w:r>
+              <w:t xml:space="preserve">the redesigned landing page no longer links</w:t>
+            </w:r>
+            <w:r>
+              <w:t xml:space="preserve"> </w:t>
+            </w:r>
+            <w:r>
+              <w:t xml:space="preserve">“Helpdesk”</w:t>
+            </w:r>
+            <w:r>
+              <w:t xml:space="preserve">; it links</w:t>
+            </w:r>
+            <w:r>
+              <w:t xml:space="preserve"> </w:t>
+            </w:r>
+            <w:r>
+              <w:rPr>
+                <w:rStyle w:val="VerbatimChar"/>
+              </w:rPr>
+              <w:t xml:space="preserve">info@eudat.eu</w:t>
+            </w:r>
+            <w:r>
+              <w:t xml:space="preserve">, and a</w:t>
+            </w:r>
+            <w:r>
+              <w:t xml:space="preserve"> </w:t>
+            </w:r>
+            <w:r>
+              <w:t xml:space="preserve">“Help Desk”</w:t>
+            </w:r>
+            <w:r>
+              <w:t xml:space="preserve"> </w:t>
+            </w:r>
+            <w:r>
+              <w:t xml:space="preserve">support-request form is two hops away</w:t>
             </w:r>
           </w:p>
         </w:tc>
@@ -23752,35 +23617,6 @@
         <w:pStyle w:val="BodyText"/>
       </w:pPr>
       <w:r>
-        <w:t xml:space="preserve">The new page is in English (</w:t>
-      </w:r>
-      <w:r>
-        <w:rPr>
-          <w:rStyle w:val="VerbatimChar"/>
-        </w:rPr>
-        <w:t xml:space="preserve">en-GB</w:t>
-      </w:r>
-      <w:r>
-        <w:t xml:space="preserve">), so the French-vocabulary caveat of the old address no longer applies. At depth 2 the tool followed the page’s</w:t>
-      </w:r>
-      <w:r>
-        <w:t xml:space="preserve"> </w:t>
-      </w:r>
-      <w:r>
-        <w:t xml:space="preserve">“Français”</w:t>
-      </w:r>
-      <w:r>
-        <w:t xml:space="preserve"> </w:t>
-      </w:r>
-      <w:r>
-        <w:t xml:space="preserve">link as an About page; it changed no verdict.</w:t>
-      </w:r>
-    </w:p>
-    <w:p>
-      <w:pPr>
-        <w:pStyle w:val="BodyText"/>
-      </w:pPr>
-      <w:r>
         <w:rPr>
           <w:b/>
           <w:bCs/>
@@ -23791,17 +23627,17 @@
         <w:t xml:space="preserve"> </w:t>
       </w:r>
       <w:r>
-        <w:t xml:space="preserve">The same names as before were masked, and CERN’s screenshot again. Data Terra’s new page carries one personal name, a photo credit in an image description; it was masked like the others. The privacy check found only role mailboxes.</w:t>
+        <w:t xml:space="preserve">The same names as before were masked, and CERN’s screenshot again. GÉANT’s governance and membership pages were reached again: the same names, plus one more additional observer. EUDAT’s new page carries a news item naming two new staff members; both were masked. The privacy check found only role mailboxes.</w:t>
       </w:r>
     </w:p>
     <w:bookmarkEnd w:id="54"/>
-    <w:bookmarkStart w:id="57" w:name="X58f78e56f88cb9b9464819474d8d26871bb52a6"/>
+    <w:bookmarkStart w:id="56" w:name="X765f0038ed247f64b0875c734026e93f20d01d2"/>
     <w:p>
       <w:pPr>
         <w:pStyle w:val="Heading3"/>
       </w:pPr>
       <w:r>
-        <w:t xml:space="preserve">Previous run: web-18 at depth 2, 1 October 2026</w:t>
+        <w:t xml:space="preserve">Previous run: web-21 at depth 2, 1 October 2026</w:t>
       </w:r>
     </w:p>
     <w:p>
@@ -23818,20 +23654,20 @@
         <w:rPr>
           <w:rStyle w:val="VerbatimChar"/>
         </w:rPr>
-        <w:t xml:space="preserve">web-18</w:t>
-      </w:r>
-      <w:r>
-        <w:t xml:space="preserve"> </w:t>
-      </w:r>
-      <w:r>
-        <w:t xml:space="preserve">was collected on 1 October 2026 between 16:05 and 16:10 UTC by the GitHub workflow (</w:t>
+        <w:t xml:space="preserve">web-21</w:t>
+      </w:r>
+      <w:r>
+        <w:t xml:space="preserve"> </w:t>
+      </w:r>
+      <w:r>
+        <w:t xml:space="preserve">was collected on 1 October 2026 between 20:18 and 20:24 UTC by the GitHub workflow (</w:t>
       </w:r>
       <w:hyperlink r:id="rId55">
         <w:r>
           <w:rPr>
             <w:rStyle w:val="Hyperlink"/>
           </w:rPr>
-          <w:t xml:space="preserve">run 36888865559</w:t>
+          <w:t xml:space="preserve">run 36920498532</w:t>
         </w:r>
       </w:hyperlink>
       <w:r>
@@ -23844,7 +23680,7 @@
         <w:rPr>
           <w:rStyle w:val="VerbatimChar"/>
         </w:rPr>
-        <w:t xml:space="preserve">46b5cad</w:t>
+        <w:t xml:space="preserve">fc023b7</w:t>
       </w:r>
       <w:r>
         <w:t xml:space="preserve">) at</w:t>
@@ -23859,245 +23695,28 @@
         <w:t xml:space="preserve">--depth 2</w:t>
       </w:r>
       <w:r>
-        <w:t xml:space="preserve">, under the re-issued checklist v3.2 and the official unscoped names list. Two things were done to it before publishing:</w:t>
-      </w:r>
-    </w:p>
-    <w:p>
-      <w:pPr>
-        <w:pStyle w:val="Compact"/>
-        <w:numPr>
-          <w:ilvl w:val="0"/>
-          <w:numId w:val="1008"/>
-        </w:numPr>
-      </w:pPr>
-      <w:r>
-        <w:rPr>
-          <w:b/>
-          <w:bCs/>
-        </w:rPr>
-        <w:t xml:space="preserve">BBMRI-ERIC’s row was collected again.</w:t>
-      </w:r>
-      <w:r>
-        <w:t xml:space="preserve"> </w:t>
-      </w:r>
-      <w:r>
-        <w:rPr>
-          <w:rStyle w:val="VerbatimChar"/>
-        </w:rPr>
-        <w:t xml:space="preserve">46b5cad</w:t>
-      </w:r>
-      <w:r>
-        <w:t xml:space="preserve"> </w:t>
-      </w:r>
-      <w:r>
-        <w:t xml:space="preserve">had set its URL to</w:t>
-      </w:r>
-      <w:r>
-        <w:t xml:space="preserve"> </w:t>
-      </w:r>
-      <w:r>
-        <w:rPr>
-          <w:rStyle w:val="VerbatimChar"/>
-        </w:rPr>
-        <w:t xml:space="preserve">https://dev3.bbmri-eric.eu/eosc-node-bbmri-eric/</w:t>
-      </w:r>
-      <w:r>
-        <w:t xml:space="preserve">, whose</w:t>
-      </w:r>
-      <w:r>
-        <w:t xml:space="preserve"> </w:t>
-      </w:r>
-      <w:r>
-        <w:rPr>
-          <w:rStyle w:val="VerbatimChar"/>
-        </w:rPr>
-        <w:t xml:space="preserve">robots.txt</w:t>
-      </w:r>
-      <w:r>
-        <w:t xml:space="preserve"> </w:t>
-      </w:r>
-      <w:r>
-        <w:t xml:space="preserve">disallows the page, so all ten cells were</w:t>
-      </w:r>
-      <w:r>
-        <w:t xml:space="preserve"> </w:t>
-      </w:r>
-      <w:r>
-        <w:rPr>
-          <w:rStyle w:val="VerbatimChar"/>
-        </w:rPr>
-        <w:t xml:space="preserve">ERROR</w:t>
-      </w:r>
-      <w:r>
-        <w:t xml:space="preserve">. The URL was set back to the</w:t>
-      </w:r>
-      <w:r>
-        <w:t xml:space="preserve"> </w:t>
-      </w:r>
-      <w:r>
-        <w:rPr>
-          <w:rStyle w:val="VerbatimChar"/>
-        </w:rPr>
-        <w:t xml:space="preserve">www.</w:t>
-      </w:r>
-      <w:r>
-        <w:t xml:space="preserve"> </w:t>
-      </w:r>
-      <w:r>
-        <w:t xml:space="preserve">address and BBMRI-ERIC collected alone (</w:t>
-      </w:r>
-      <w:hyperlink r:id="rId56">
-        <w:r>
-          <w:rPr>
-            <w:rStyle w:val="Hyperlink"/>
-          </w:rPr>
-          <w:t xml:space="preserve">run 36899901060</w:t>
-        </w:r>
-      </w:hyperlink>
-      <w:r>
-        <w:t xml:space="preserve">, commit</w:t>
-      </w:r>
-      <w:r>
-        <w:t xml:space="preserve"> </w:t>
-      </w:r>
-      <w:r>
-        <w:rPr>
-          <w:rStyle w:val="VerbatimChar"/>
-        </w:rPr>
-        <w:t xml:space="preserve">1418f05</w:t>
-      </w:r>
-      <w:r>
-        <w:t xml:space="preserve">, 17:31 UTC); its evidence replaced the</w:t>
-      </w:r>
-      <w:r>
-        <w:t xml:space="preserve"> </w:t>
-      </w:r>
-      <w:r>
-        <w:rPr>
-          <w:rStyle w:val="VerbatimChar"/>
-        </w:rPr>
-        <w:t xml:space="preserve">ERROR</w:t>
-      </w:r>
-      <w:r>
-        <w:t xml:space="preserve"> </w:t>
-      </w:r>
-      <w:r>
-        <w:t xml:space="preserve">row.</w:t>
-      </w:r>
-    </w:p>
-    <w:p>
-      <w:pPr>
-        <w:pStyle w:val="Compact"/>
-        <w:numPr>
-          <w:ilvl w:val="0"/>
-          <w:numId w:val="1008"/>
-        </w:numPr>
-      </w:pPr>
-      <w:r>
-        <w:rPr>
-          <w:b/>
-          <w:bCs/>
-        </w:rPr>
-        <w:t xml:space="preserve">It was scored with the fix in</w:t>
-      </w:r>
-      <w:r>
-        <w:rPr>
-          <w:b/>
-          <w:bCs/>
-        </w:rPr>
-        <w:t xml:space="preserve"> </w:t>
-      </w:r>
-      <w:r>
-        <w:rPr>
-          <w:rStyle w:val="VerbatimChar"/>
-          <w:b/>
-          <w:bCs/>
-        </w:rPr>
-        <w:t xml:space="preserve">1418f05</w:t>
-      </w:r>
-      <w:r>
-        <w:rPr>
-          <w:b/>
-          <w:bCs/>
-        </w:rPr>
-        <w:t xml:space="preserve">.</w:t>
-      </w:r>
-      <w:r>
-        <w:t xml:space="preserve"> </w:t>
-      </w:r>
-      <w:r>
-        <w:t xml:space="preserve">Italy’s landing page links</w:t>
-      </w:r>
-      <w:r>
-        <w:t xml:space="preserve"> </w:t>
-      </w:r>
-      <w:r>
-        <w:t xml:space="preserve">“Infrastructure AUP/UAP”</w:t>
-      </w:r>
-      <w:r>
-        <w:t xml:space="preserve"> </w:t>
-      </w:r>
-      <w:r>
-        <w:t xml:space="preserve">to D4Science’s policy page, and</w:t>
-      </w:r>
-      <w:r>
-        <w:t xml:space="preserve"> </w:t>
-      </w:r>
-      <w:r>
-        <w:t xml:space="preserve">“Review resource access conditions”</w:t>
-      </w:r>
-      <w:r>
-        <w:t xml:space="preserve"> </w:t>
-      </w:r>
-      <w:r>
-        <w:t xml:space="preserve">to a page that returns 404. The tool had followed the second for 5c and failed the point on it. Now a broken policy link fails 5b or 5c only when no other link to the policy remains, on the landing page or on a linked page; otherwise the point is judged on the others and the broken link is reported in the evidence. Three tests cover it. Re-scoring</w:t>
-      </w:r>
-      <w:r>
-        <w:t xml:space="preserve"> </w:t>
-      </w:r>
-      <w:r>
-        <w:rPr>
-          <w:rStyle w:val="VerbatimChar"/>
-        </w:rPr>
-        <w:t xml:space="preserve">web-16</w:t>
-      </w:r>
-      <w:r>
-        <w:t xml:space="preserve"> </w:t>
-      </w:r>
-      <w:r>
-        <w:t xml:space="preserve">with the fix changes nothing; re-scoring</w:t>
-      </w:r>
-      <w:r>
-        <w:t xml:space="preserve"> </w:t>
-      </w:r>
-      <w:r>
-        <w:rPr>
-          <w:rStyle w:val="VerbatimChar"/>
-        </w:rPr>
-        <w:t xml:space="preserve">web-18</w:t>
-      </w:r>
-      <w:r>
-        <w:t xml:space="preserve"> </w:t>
-      </w:r>
-      <w:r>
-        <w:t xml:space="preserve">changes only Italy’s 5c, at both depths.</w:t>
-      </w:r>
-    </w:p>
-    <w:p>
-      <w:pPr>
-        <w:pStyle w:val="FirstParagraph"/>
-      </w:pPr>
-      <w:r>
-        <w:t xml:space="preserve">The published evidence holds 96 page requests: 13 landing pages, 57 direct links and 26 second-hop pages. Twelve landing pages returned HTTP 200 and GÉANT’s HTTP 403 (the Cloudflare challenge). Depth 1 and depth 2 agree in every cell. Offline,</w:t>
-      </w:r>
-      <w:r>
-        <w:t xml:space="preserve"> </w:t>
-      </w:r>
-      <w:r>
-        <w:rPr>
-          <w:rStyle w:val="VerbatimChar"/>
-        </w:rPr>
-        <w:t xml:space="preserve">uv run basic-check assess --run web-18</w:t>
+        <w:t xml:space="preserve">, under the re-issued checklist v3.2 and the official unscoped names list, with Data Terra’s new Node Landing Page,</w:t>
+      </w:r>
+      <w:r>
+        <w:t xml:space="preserve"> </w:t>
+      </w:r>
+      <w:r>
+        <w:rPr>
+          <w:rStyle w:val="VerbatimChar"/>
+        </w:rPr>
+        <w:t xml:space="preserve">https://www.earth-data.eu/</w:t>
+      </w:r>
+      <w:r>
+        <w:t xml:space="preserve">. It made 98 page requests: 13 landing pages, 58 direct links and 27 second-hop pages. Twelve landing pages returned HTTP 200 and GÉANT’s HTTP 403 (the Cloudflare challenge). Depth 1 and depth 2 agree in every cell. Offline,</w:t>
+      </w:r>
+      <w:r>
+        <w:t xml:space="preserve"> </w:t>
+      </w:r>
+      <w:r>
+        <w:rPr>
+          <w:rStyle w:val="VerbatimChar"/>
+        </w:rPr>
+        <w:t xml:space="preserve">uv run basic-check assess --run web-21</w:t>
       </w:r>
       <w:r>
         <w:t xml:space="preserve"> </w:t>
@@ -24162,7 +23781,7 @@
               <w:pStyle w:val="Compact"/>
             </w:pPr>
             <w:r>
-              <w:t xml:space="preserve">60</w:t>
+              <w:t xml:space="preserve">63</w:t>
             </w:r>
           </w:p>
         </w:tc>
@@ -24186,7 +23805,7 @@
               <w:pStyle w:val="Compact"/>
             </w:pPr>
             <w:r>
-              <w:t xml:space="preserve">6</w:t>
+              <w:t xml:space="preserve">3</w:t>
             </w:r>
           </w:p>
         </w:tc>
@@ -24283,28 +23902,16 @@
         <w:pStyle w:val="BodyText"/>
       </w:pPr>
       <w:r>
-        <w:t xml:space="preserve">The six FAILs are the same as in</w:t>
-      </w:r>
-      <w:r>
-        <w:t xml:space="preserve"> </w:t>
-      </w:r>
-      <w:r>
-        <w:rPr>
-          <w:rStyle w:val="VerbatimChar"/>
-        </w:rPr>
-        <w:t xml:space="preserve">web-16</w:t>
-      </w:r>
-      <w:r>
-        <w:t xml:space="preserve">: point 4 for Data Terra, EOSC Finland, PaNOSC and Poland, and Data Terra’s 5b and 5c. Eleven cells changed against</w:t>
-      </w:r>
-      <w:r>
-        <w:t xml:space="preserve"> </w:t>
-      </w:r>
-      <w:r>
-        <w:rPr>
-          <w:rStyle w:val="VerbatimChar"/>
-        </w:rPr>
-        <w:t xml:space="preserve">web-16</w:t>
+        <w:t xml:space="preserve">The three FAILs are point 4 for EOSC Finland, PaNOSC and Poland. Only Data Terra’s row changed against</w:t>
+      </w:r>
+      <w:r>
+        <w:t xml:space="preserve"> </w:t>
+      </w:r>
+      <w:r>
+        <w:rPr>
+          <w:rStyle w:val="VerbatimChar"/>
+        </w:rPr>
+        <w:t xml:space="preserve">web-18</w:t>
       </w:r>
       <w:r>
         <w:t xml:space="preserve">:</w:t>
@@ -24368,18 +23975,33 @@
               <w:pStyle w:val="Compact"/>
             </w:pPr>
             <w:r>
-              <w:t xml:space="preserve">Italy</w:t>
-            </w:r>
-          </w:p>
-        </w:tc>
-        <w:tc>
-          <w:tcPr/>
-          <w:p>
-            <w:pPr>
-              <w:pStyle w:val="Compact"/>
-            </w:pPr>
-            <w:r>
-              <w:t xml:space="preserve">1, 4, 5b, 5c, 6, 7: review to</w:t>
+              <w:t xml:space="preserve">Data Terra</w:t>
+            </w:r>
+          </w:p>
+        </w:tc>
+        <w:tc>
+          <w:tcPr/>
+          <w:p>
+            <w:pPr>
+              <w:pStyle w:val="Compact"/>
+            </w:pPr>
+            <w:r>
+              <w:t xml:space="preserve">4:</w:t>
+            </w:r>
+            <w:r>
+              <w:t xml:space="preserve"> </w:t>
+            </w:r>
+            <w:r>
+              <w:rPr>
+                <w:rStyle w:val="VerbatimChar"/>
+              </w:rPr>
+              <w:t xml:space="preserve">FAIL</w:t>
+            </w:r>
+            <w:r>
+              <w:t xml:space="preserve"> </w:t>
+            </w:r>
+            <w:r>
+              <w:t xml:space="preserve">to</w:t>
             </w:r>
             <w:r>
               <w:t xml:space="preserve"> </w:t>
@@ -24399,7 +24021,7 @@
               <w:pStyle w:val="Compact"/>
             </w:pPr>
             <w:r>
-              <w:t xml:space="preserve">read for the first time at</w:t>
+              <w:t xml:space="preserve">the new page links its own entry,</w:t>
             </w:r>
             <w:r>
               <w:t xml:space="preserve"> </w:t>
@@ -24408,13 +24030,31 @@
               <w:rPr>
                 <w:rStyle w:val="VerbatimChar"/>
               </w:rPr>
-              <w:t xml:space="preserve">https://eosc.it/</w:t>
-            </w:r>
-            <w:r>
-              <w:t xml:space="preserve"> </w:t>
-            </w:r>
-            <w:r>
-              <w:t xml:space="preserve">(HTTP 200, English); it links its own</w:t>
+              <w:t xml:space="preserve">eosc.eu/building-the-eosc-federation/eosc-node-data-terra</w:t>
+            </w:r>
+          </w:p>
+        </w:tc>
+      </w:tr>
+      <w:tr>
+        <w:tc>
+          <w:tcPr/>
+          <w:p>
+            <w:pPr>
+              <w:pStyle w:val="Compact"/>
+            </w:pPr>
+            <w:r>
+              <w:t xml:space="preserve">Data Terra</w:t>
+            </w:r>
+          </w:p>
+        </w:tc>
+        <w:tc>
+          <w:tcPr/>
+          <w:p>
+            <w:pPr>
+              <w:pStyle w:val="Compact"/>
+            </w:pPr>
+            <w:r>
+              <w:t xml:space="preserve">5b:</w:t>
             </w:r>
             <w:r>
               <w:t xml:space="preserve"> </w:t>
@@ -24423,61 +24063,13 @@
               <w:rPr>
                 <w:rStyle w:val="VerbatimChar"/>
               </w:rPr>
-              <w:t xml:space="preserve">eosc.eu</w:t>
+              <w:t xml:space="preserve">FAIL</w:t>
             </w:r>
             <w:r>
               <w:t xml:space="preserve"> </w:t>
             </w:r>
             <w:r>
-              <w:t xml:space="preserve">entry,</w:t>
-            </w:r>
-            <w:r>
-              <w:t xml:space="preserve"> </w:t>
-            </w:r>
-            <w:r>
-              <w:t xml:space="preserve">“Infrastructure AUP/UAP”</w:t>
-            </w:r>
-            <w:r>
-              <w:t xml:space="preserve">, a Terms of Use page (fetched) and a D4Science helpdesk;</w:t>
-            </w:r>
-            <w:r>
-              <w:t xml:space="preserve"> </w:t>
-            </w:r>
-            <w:r>
-              <w:rPr>
-                <w:rStyle w:val="VerbatimChar"/>
-              </w:rPr>
-              <w:t xml:space="preserve">web-16</w:t>
-            </w:r>
-            <w:r>
-              <w:t xml:space="preserve"> </w:t>
-            </w:r>
-            <w:r>
-              <w:t xml:space="preserve">got HTTP 503 from the old address</w:t>
-            </w:r>
-          </w:p>
-        </w:tc>
-      </w:tr>
-      <w:tr>
-        <w:tc>
-          <w:tcPr/>
-          <w:p>
-            <w:pPr>
-              <w:pStyle w:val="Compact"/>
-            </w:pPr>
-            <w:r>
-              <w:t xml:space="preserve">GÉANT</w:t>
-            </w:r>
-          </w:p>
-        </w:tc>
-        <w:tc>
-          <w:tcPr/>
-          <w:p>
-            <w:pPr>
-              <w:pStyle w:val="Compact"/>
-            </w:pPr>
-            <w:r>
-              <w:t xml:space="preserve">1, 4, 5b, 6:</w:t>
+              <w:t xml:space="preserve">to</w:t>
             </w:r>
             <w:r>
               <w:t xml:space="preserve"> </w:t>
@@ -24488,22 +24080,52 @@
               </w:rPr>
               <w:t xml:space="preserve">PASS</w:t>
             </w:r>
+          </w:p>
+        </w:tc>
+        <w:tc>
+          <w:tcPr/>
+          <w:p>
+            <w:pPr>
+              <w:pStyle w:val="Compact"/>
+            </w:pPr>
+            <w:r>
+              <w:t xml:space="preserve">it links</w:t>
+            </w:r>
             <w:r>
               <w:t xml:space="preserve"> </w:t>
             </w:r>
             <w:r>
-              <w:t xml:space="preserve">to review</w:t>
-            </w:r>
-          </w:p>
-        </w:tc>
-        <w:tc>
-          <w:tcPr/>
-          <w:p>
-            <w:pPr>
-              <w:pStyle w:val="Compact"/>
-            </w:pPr>
-            <w:r>
-              <w:t xml:space="preserve">HTTP 403, the Cloudflare challenge, as before</w:t>
+              <w:t xml:space="preserve">“EOSC Node Data Terra Acceptable Use Policy”</w:t>
+            </w:r>
+            <w:r>
+              <w:t xml:space="preserve"> </w:t>
+            </w:r>
+            <w:r>
+              <w:t xml:space="preserve">on its documentation site (another site, so a pointer, not fetched)</w:t>
+            </w:r>
+          </w:p>
+        </w:tc>
+      </w:tr>
+      <w:tr>
+        <w:tc>
+          <w:tcPr/>
+          <w:p>
+            <w:pPr>
+              <w:pStyle w:val="Compact"/>
+            </w:pPr>
+            <w:r>
+              <w:t xml:space="preserve">Data Terra</w:t>
+            </w:r>
+          </w:p>
+        </w:tc>
+        <w:tc>
+          <w:tcPr/>
+          <w:p>
+            <w:pPr>
+              <w:pStyle w:val="Compact"/>
+            </w:pPr>
+            <w:r>
+              <w:t xml:space="preserve">5c:</w:t>
             </w:r>
             <w:r>
               <w:t xml:space="preserve"> </w:t>
@@ -24512,7 +24134,33 @@
               <w:rPr>
                 <w:rStyle w:val="VerbatimChar"/>
               </w:rPr>
-              <w:t xml:space="preserve">web-16</w:t>
+              <w:t xml:space="preserve">FAIL</w:t>
+            </w:r>
+            <w:r>
+              <w:t xml:space="preserve"> </w:t>
+            </w:r>
+            <w:r>
+              <w:t xml:space="preserve">to review</w:t>
+            </w:r>
+          </w:p>
+        </w:tc>
+        <w:tc>
+          <w:tcPr/>
+          <w:p>
+            <w:pPr>
+              <w:pStyle w:val="Compact"/>
+            </w:pPr>
+            <w:r>
+              <w:t xml:space="preserve">no User Access Policy is linked, but an AUP is, and v3.2 allows one document for both; the AUP link’s address ends in</w:t>
+            </w:r>
+            <w:r>
+              <w:t xml:space="preserve"> </w:t>
+            </w:r>
+            <w:r>
+              <w:rPr>
+                <w:rStyle w:val="VerbatimChar"/>
+              </w:rPr>
+              <w:t xml:space="preserve">/policies/user-access/</w:t>
             </w:r>
           </w:p>
         </w:tc>
@@ -24525,18 +24173,18 @@
               <w:pStyle w:val="Compact"/>
             </w:pPr>
             <w:r>
-              <w:t xml:space="preserve">EOSC DTO</w:t>
-            </w:r>
-          </w:p>
-        </w:tc>
-        <w:tc>
-          <w:tcPr/>
-          <w:p>
-            <w:pPr>
-              <w:pStyle w:val="Compact"/>
-            </w:pPr>
-            <w:r>
-              <w:t xml:space="preserve">5c: review to</w:t>
+              <w:t xml:space="preserve">Data Terra</w:t>
+            </w:r>
+          </w:p>
+        </w:tc>
+        <w:tc>
+          <w:tcPr/>
+          <w:p>
+            <w:pPr>
+              <w:pStyle w:val="Compact"/>
+            </w:pPr>
+            <w:r>
+              <w:t xml:space="preserve">6: review to</w:t>
             </w:r>
             <w:r>
               <w:t xml:space="preserve"> </w:t>
@@ -24556,13 +24204,16 @@
               <w:pStyle w:val="Compact"/>
             </w:pPr>
             <w:r>
-              <w:t xml:space="preserve">its Catalogue page now links</w:t>
+              <w:t xml:space="preserve">it links</w:t>
             </w:r>
             <w:r>
               <w:t xml:space="preserve"> </w:t>
             </w:r>
             <w:r>
-              <w:t xml:space="preserve">“AUP and access policy”</w:t>
+              <w:rPr>
+                <w:rStyle w:val="VerbatimChar"/>
+              </w:rPr>
+              <w:t xml:space="preserve">helpdesk@earth-data.eu</w:t>
             </w:r>
           </w:p>
         </w:tc>
@@ -24573,6 +24224,35 @@
         <w:pStyle w:val="BodyText"/>
       </w:pPr>
       <w:r>
+        <w:t xml:space="preserve">The new page is in English (</w:t>
+      </w:r>
+      <w:r>
+        <w:rPr>
+          <w:rStyle w:val="VerbatimChar"/>
+        </w:rPr>
+        <w:t xml:space="preserve">en-GB</w:t>
+      </w:r>
+      <w:r>
+        <w:t xml:space="preserve">), so the French-vocabulary caveat of the old address no longer applies. At depth 2 the tool followed the page’s</w:t>
+      </w:r>
+      <w:r>
+        <w:t xml:space="preserve"> </w:t>
+      </w:r>
+      <w:r>
+        <w:t xml:space="preserve">“Français”</w:t>
+      </w:r>
+      <w:r>
+        <w:t xml:space="preserve"> </w:t>
+      </w:r>
+      <w:r>
+        <w:t xml:space="preserve">link as an About page; it changed no verdict.</w:t>
+      </w:r>
+    </w:p>
+    <w:p>
+      <w:pPr>
+        <w:pStyle w:val="BodyText"/>
+      </w:pPr>
+      <w:r>
         <w:rPr>
           <w:b/>
           <w:bCs/>
@@ -24583,17 +24263,17 @@
         <w:t xml:space="preserve"> </w:t>
       </w:r>
       <w:r>
-        <w:t xml:space="preserve">The same names as before were masked, and CERN’s screenshot again. Italy’s new pages carry no personal names; BBMRI-ERIC’s pages changed only in layout. The privacy check found only role mailboxes.</w:t>
-      </w:r>
-    </w:p>
-    <w:bookmarkEnd w:id="57"/>
-    <w:bookmarkStart w:id="60" w:name="Xa7273e3b576d1e9eb7e528e7c8b56aa97d7a50e"/>
+        <w:t xml:space="preserve">The same names as before were masked, and CERN’s screenshot again. Data Terra’s new page carries one personal name, a photo credit in an image description; it was masked like the others. The privacy check found only role mailboxes.</w:t>
+      </w:r>
+    </w:p>
+    <w:bookmarkEnd w:id="56"/>
+    <w:bookmarkStart w:id="59" w:name="X58f78e56f88cb9b9464819474d8d26871bb52a6"/>
     <w:p>
       <w:pPr>
         <w:pStyle w:val="Heading3"/>
       </w:pPr>
       <w:r>
-        <w:t xml:space="preserve">Previous run: web-16 at depth 2, 30 September 2026</w:t>
+        <w:t xml:space="preserve">Previous run: web-18 at depth 2, 1 October 2026</w:t>
       </w:r>
     </w:p>
     <w:p>
@@ -24610,20 +24290,140 @@
         <w:rPr>
           <w:rStyle w:val="VerbatimChar"/>
         </w:rPr>
-        <w:t xml:space="preserve">web-16</w:t>
-      </w:r>
-      <w:r>
-        <w:t xml:space="preserve"> </w:t>
-      </w:r>
-      <w:r>
-        <w:t xml:space="preserve">was collected on 30 September 2026 between 14:58 and 15:04 UTC by the GitHub workflow (</w:t>
+        <w:t xml:space="preserve">web-18</w:t>
+      </w:r>
+      <w:r>
+        <w:t xml:space="preserve"> </w:t>
+      </w:r>
+      <w:r>
+        <w:t xml:space="preserve">was collected on 1 October 2026 between 16:05 and 16:10 UTC by the GitHub workflow (</w:t>
+      </w:r>
+      <w:hyperlink r:id="rId57">
+        <w:r>
+          <w:rPr>
+            <w:rStyle w:val="Hyperlink"/>
+          </w:rPr>
+          <w:t xml:space="preserve">run 36888865559</w:t>
+        </w:r>
+      </w:hyperlink>
+      <w:r>
+        <w:t xml:space="preserve">, commit</w:t>
+      </w:r>
+      <w:r>
+        <w:t xml:space="preserve"> </w:t>
+      </w:r>
+      <w:r>
+        <w:rPr>
+          <w:rStyle w:val="VerbatimChar"/>
+        </w:rPr>
+        <w:t xml:space="preserve">46b5cad</w:t>
+      </w:r>
+      <w:r>
+        <w:t xml:space="preserve">) at</w:t>
+      </w:r>
+      <w:r>
+        <w:t xml:space="preserve"> </w:t>
+      </w:r>
+      <w:r>
+        <w:rPr>
+          <w:rStyle w:val="VerbatimChar"/>
+        </w:rPr>
+        <w:t xml:space="preserve">--depth 2</w:t>
+      </w:r>
+      <w:r>
+        <w:t xml:space="preserve">, under the re-issued checklist v3.2 and the official unscoped names list. Two things were done to it before publishing:</w:t>
+      </w:r>
+    </w:p>
+    <w:p>
+      <w:pPr>
+        <w:pStyle w:val="Compact"/>
+        <w:numPr>
+          <w:ilvl w:val="0"/>
+          <w:numId w:val="1008"/>
+        </w:numPr>
+      </w:pPr>
+      <w:r>
+        <w:rPr>
+          <w:b/>
+          <w:bCs/>
+        </w:rPr>
+        <w:t xml:space="preserve">BBMRI-ERIC’s row was collected again.</w:t>
+      </w:r>
+      <w:r>
+        <w:t xml:space="preserve"> </w:t>
+      </w:r>
+      <w:r>
+        <w:rPr>
+          <w:rStyle w:val="VerbatimChar"/>
+        </w:rPr>
+        <w:t xml:space="preserve">46b5cad</w:t>
+      </w:r>
+      <w:r>
+        <w:t xml:space="preserve"> </w:t>
+      </w:r>
+      <w:r>
+        <w:t xml:space="preserve">had set its URL to</w:t>
+      </w:r>
+      <w:r>
+        <w:t xml:space="preserve"> </w:t>
+      </w:r>
+      <w:r>
+        <w:rPr>
+          <w:rStyle w:val="VerbatimChar"/>
+        </w:rPr>
+        <w:t xml:space="preserve">https://dev3.bbmri-eric.eu/eosc-node-bbmri-eric/</w:t>
+      </w:r>
+      <w:r>
+        <w:t xml:space="preserve">, whose</w:t>
+      </w:r>
+      <w:r>
+        <w:t xml:space="preserve"> </w:t>
+      </w:r>
+      <w:r>
+        <w:rPr>
+          <w:rStyle w:val="VerbatimChar"/>
+        </w:rPr>
+        <w:t xml:space="preserve">robots.txt</w:t>
+      </w:r>
+      <w:r>
+        <w:t xml:space="preserve"> </w:t>
+      </w:r>
+      <w:r>
+        <w:t xml:space="preserve">disallows the page, so all ten cells were</w:t>
+      </w:r>
+      <w:r>
+        <w:t xml:space="preserve"> </w:t>
+      </w:r>
+      <w:r>
+        <w:rPr>
+          <w:rStyle w:val="VerbatimChar"/>
+        </w:rPr>
+        <w:t xml:space="preserve">ERROR</w:t>
+      </w:r>
+      <w:r>
+        <w:t xml:space="preserve">. The URL was set back to the</w:t>
+      </w:r>
+      <w:r>
+        <w:t xml:space="preserve"> </w:t>
+      </w:r>
+      <w:r>
+        <w:rPr>
+          <w:rStyle w:val="VerbatimChar"/>
+        </w:rPr>
+        <w:t xml:space="preserve">www.</w:t>
+      </w:r>
+      <w:r>
+        <w:t xml:space="preserve"> </w:t>
+      </w:r>
+      <w:r>
+        <w:t xml:space="preserve">address and BBMRI-ERIC collected alone (</w:t>
       </w:r>
       <w:hyperlink r:id="rId58">
         <w:r>
           <w:rPr>
             <w:rStyle w:val="Hyperlink"/>
           </w:rPr>
-          <w:t xml:space="preserve">run 36732900487</w:t>
+          <w:t xml:space="preserve">run 36899901060</w:t>
         </w:r>
       </w:hyperlink>
       <w:r>
@@ -24636,31 +24436,140 @@
         <w:rPr>
           <w:rStyle w:val="VerbatimChar"/>
         </w:rPr>
-        <w:t xml:space="preserve">a83c0f1</w:t>
-      </w:r>
-      <w:r>
-        <w:t xml:space="preserve">, unit tests passing) at</w:t>
-      </w:r>
-      <w:r>
-        <w:t xml:space="preserve"> </w:t>
-      </w:r>
-      <w:r>
-        <w:rPr>
-          <w:rStyle w:val="VerbatimChar"/>
-        </w:rPr>
-        <w:t xml:space="preserve">--depth 2</w:t>
-      </w:r>
-      <w:r>
-        <w:t xml:space="preserve">, under the re-issued checklist v3.2 and the official unscoped names list. It made 109 page requests: 13 landing pages, 62 direct links and 34 second-hop pages. Twelve landing pages returned HTTP 200 and Italy’s HTTP 503. Depth 1 and depth 2 agree in every cell. Offline,</w:t>
-      </w:r>
-      <w:r>
-        <w:t xml:space="preserve"> </w:t>
-      </w:r>
-      <w:r>
-        <w:rPr>
-          <w:rStyle w:val="VerbatimChar"/>
-        </w:rPr>
-        <w:t xml:space="preserve">uv run basic-check assess --run web-16</w:t>
+        <w:t xml:space="preserve">1418f05</w:t>
+      </w:r>
+      <w:r>
+        <w:t xml:space="preserve">, 17:31 UTC); its evidence replaced the</w:t>
+      </w:r>
+      <w:r>
+        <w:t xml:space="preserve"> </w:t>
+      </w:r>
+      <w:r>
+        <w:rPr>
+          <w:rStyle w:val="VerbatimChar"/>
+        </w:rPr>
+        <w:t xml:space="preserve">ERROR</w:t>
+      </w:r>
+      <w:r>
+        <w:t xml:space="preserve"> </w:t>
+      </w:r>
+      <w:r>
+        <w:t xml:space="preserve">row.</w:t>
+      </w:r>
+    </w:p>
+    <w:p>
+      <w:pPr>
+        <w:pStyle w:val="Compact"/>
+        <w:numPr>
+          <w:ilvl w:val="0"/>
+          <w:numId w:val="1008"/>
+        </w:numPr>
+      </w:pPr>
+      <w:r>
+        <w:rPr>
+          <w:b/>
+          <w:bCs/>
+        </w:rPr>
+        <w:t xml:space="preserve">It was scored with the fix in</w:t>
+      </w:r>
+      <w:r>
+        <w:rPr>
+          <w:b/>
+          <w:bCs/>
+        </w:rPr>
+        <w:t xml:space="preserve"> </w:t>
+      </w:r>
+      <w:r>
+        <w:rPr>
+          <w:rStyle w:val="VerbatimChar"/>
+          <w:b/>
+          <w:bCs/>
+        </w:rPr>
+        <w:t xml:space="preserve">1418f05</w:t>
+      </w:r>
+      <w:r>
+        <w:rPr>
+          <w:b/>
+          <w:bCs/>
+        </w:rPr>
+        <w:t xml:space="preserve">.</w:t>
+      </w:r>
+      <w:r>
+        <w:t xml:space="preserve"> </w:t>
+      </w:r>
+      <w:r>
+        <w:t xml:space="preserve">Italy’s landing page links</w:t>
+      </w:r>
+      <w:r>
+        <w:t xml:space="preserve"> </w:t>
+      </w:r>
+      <w:r>
+        <w:t xml:space="preserve">“Infrastructure AUP/UAP”</w:t>
+      </w:r>
+      <w:r>
+        <w:t xml:space="preserve"> </w:t>
+      </w:r>
+      <w:r>
+        <w:t xml:space="preserve">to D4Science’s policy page, and</w:t>
+      </w:r>
+      <w:r>
+        <w:t xml:space="preserve"> </w:t>
+      </w:r>
+      <w:r>
+        <w:t xml:space="preserve">“Review resource access conditions”</w:t>
+      </w:r>
+      <w:r>
+        <w:t xml:space="preserve"> </w:t>
+      </w:r>
+      <w:r>
+        <w:t xml:space="preserve">to a page that returns 404. The tool had followed the second for 5c and failed the point on it. Now a broken policy link fails 5b or 5c only when no other link to the policy remains, on the landing page or on a linked page; otherwise the point is judged on the others and the broken link is reported in the evidence. Three tests cover it. Re-scoring</w:t>
+      </w:r>
+      <w:r>
+        <w:t xml:space="preserve"> </w:t>
+      </w:r>
+      <w:r>
+        <w:rPr>
+          <w:rStyle w:val="VerbatimChar"/>
+        </w:rPr>
+        <w:t xml:space="preserve">web-16</w:t>
+      </w:r>
+      <w:r>
+        <w:t xml:space="preserve"> </w:t>
+      </w:r>
+      <w:r>
+        <w:t xml:space="preserve">with the fix changes nothing; re-scoring</w:t>
+      </w:r>
+      <w:r>
+        <w:t xml:space="preserve"> </w:t>
+      </w:r>
+      <w:r>
+        <w:rPr>
+          <w:rStyle w:val="VerbatimChar"/>
+        </w:rPr>
+        <w:t xml:space="preserve">web-18</w:t>
+      </w:r>
+      <w:r>
+        <w:t xml:space="preserve"> </w:t>
+      </w:r>
+      <w:r>
+        <w:t xml:space="preserve">changes only Italy’s 5c, at both depths.</w:t>
+      </w:r>
+    </w:p>
+    <w:p>
+      <w:pPr>
+        <w:pStyle w:val="FirstParagraph"/>
+      </w:pPr>
+      <w:r>
+        <w:t xml:space="preserve">The published evidence holds 96 page requests: 13 landing pages, 57 direct links and 26 second-hop pages. Twelve landing pages returned HTTP 200 and GÉANT’s HTTP 403 (the Cloudflare challenge). Depth 1 and depth 2 agree in every cell. Offline,</w:t>
+      </w:r>
+      <w:r>
+        <w:t xml:space="preserve"> </w:t>
+      </w:r>
+      <w:r>
+        <w:rPr>
+          <w:rStyle w:val="VerbatimChar"/>
+        </w:rPr>
+        <w:t xml:space="preserve">uv run basic-check assess --run web-18</w:t>
       </w:r>
       <w:r>
         <w:t xml:space="preserve"> </w:t>
@@ -24725,7 +24634,7 @@
               <w:pStyle w:val="Compact"/>
             </w:pPr>
             <w:r>
-              <w:t xml:space="preserve">57</w:t>
+              <w:t xml:space="preserve">60</w:t>
             </w:r>
           </w:p>
         </w:tc>
@@ -24773,7 +24682,7 @@
               <w:pStyle w:val="Compact"/>
             </w:pPr>
             <w:r>
-              <w:t xml:space="preserve">67</w:t>
+              <w:t xml:space="preserve">64</w:t>
             </w:r>
           </w:p>
         </w:tc>
@@ -24846,16 +24755,28 @@
         <w:pStyle w:val="BodyText"/>
       </w:pPr>
       <w:r>
-        <w:t xml:space="preserve">Four FAILs are point 4 (Data Terra, EOSC Finland, PaNOSC, Poland) and two are Data Terra’s 5b and 5c. Twelve cells changed against</w:t>
-      </w:r>
-      <w:r>
-        <w:t xml:space="preserve"> </w:t>
-      </w:r>
-      <w:r>
-        <w:rPr>
-          <w:rStyle w:val="VerbatimChar"/>
-        </w:rPr>
-        <w:t xml:space="preserve">web-15</w:t>
+        <w:t xml:space="preserve">The six FAILs are the same as in</w:t>
+      </w:r>
+      <w:r>
+        <w:t xml:space="preserve"> </w:t>
+      </w:r>
+      <w:r>
+        <w:rPr>
+          <w:rStyle w:val="VerbatimChar"/>
+        </w:rPr>
+        <w:t xml:space="preserve">web-16</w:t>
+      </w:r>
+      <w:r>
+        <w:t xml:space="preserve">: point 4 for Data Terra, EOSC Finland, PaNOSC and Poland, and Data Terra’s 5b and 5c. Eleven cells changed against</w:t>
+      </w:r>
+      <w:r>
+        <w:t xml:space="preserve"> </w:t>
+      </w:r>
+      <w:r>
+        <w:rPr>
+          <w:rStyle w:val="VerbatimChar"/>
+        </w:rPr>
+        <w:t xml:space="preserve">web-16</w:t>
       </w:r>
       <w:r>
         <w:t xml:space="preserve">:</w:t>
@@ -24919,18 +24840,18 @@
               <w:pStyle w:val="Compact"/>
             </w:pPr>
             <w:r>
-              <w:t xml:space="preserve">GÉANT</w:t>
-            </w:r>
-          </w:p>
-        </w:tc>
-        <w:tc>
-          <w:tcPr/>
-          <w:p>
-            <w:pPr>
-              <w:pStyle w:val="Compact"/>
-            </w:pPr>
-            <w:r>
-              <w:t xml:space="preserve">1, 4, 5b, 6: review to</w:t>
+              <w:t xml:space="preserve">Italy</w:t>
+            </w:r>
+          </w:p>
+        </w:tc>
+        <w:tc>
+          <w:tcPr/>
+          <w:p>
+            <w:pPr>
+              <w:pStyle w:val="Compact"/>
+            </w:pPr>
+            <w:r>
+              <w:t xml:space="preserve">1, 4, 5b, 5c, 6, 7: review to</w:t>
             </w:r>
             <w:r>
               <w:t xml:space="preserve"> </w:t>
@@ -24950,7 +24871,22 @@
               <w:pStyle w:val="Compact"/>
             </w:pPr>
             <w:r>
-              <w:t xml:space="preserve">the page was served (HTTP 200) for the first time since 24 September; it links its own</w:t>
+              <w:t xml:space="preserve">read for the first time at</w:t>
+            </w:r>
+            <w:r>
+              <w:t xml:space="preserve"> </w:t>
+            </w:r>
+            <w:r>
+              <w:rPr>
+                <w:rStyle w:val="VerbatimChar"/>
+              </w:rPr>
+              <w:t xml:space="preserve">https://eosc.it/</w:t>
+            </w:r>
+            <w:r>
+              <w:t xml:space="preserve"> </w:t>
+            </w:r>
+            <w:r>
+              <w:t xml:space="preserve">(HTTP 200, English); it links its own</w:t>
             </w:r>
             <w:r>
               <w:t xml:space="preserve"> </w:t>
@@ -24965,19 +24901,31 @@
               <w:t xml:space="preserve"> </w:t>
             </w:r>
             <w:r>
-              <w:t xml:space="preserve">entry, a</w:t>
+              <w:t xml:space="preserve">entry,</w:t>
             </w:r>
             <w:r>
               <w:t xml:space="preserve"> </w:t>
             </w:r>
             <w:r>
-              <w:t xml:space="preserve">“GÉANT Node Acceptable Use Policy”</w:t>
+              <w:t xml:space="preserve">“Infrastructure AUP/UAP”</w:t>
+            </w:r>
+            <w:r>
+              <w:t xml:space="preserve">, a Terms of Use page (fetched) and a D4Science helpdesk;</w:t>
             </w:r>
             <w:r>
               <w:t xml:space="preserve"> </w:t>
             </w:r>
             <w:r>
-              <w:t xml:space="preserve">page (fetched) and a contact page</w:t>
+              <w:rPr>
+                <w:rStyle w:val="VerbatimChar"/>
+              </w:rPr>
+              <w:t xml:space="preserve">web-16</w:t>
+            </w:r>
+            <w:r>
+              <w:t xml:space="preserve"> </w:t>
+            </w:r>
+            <w:r>
+              <w:t xml:space="preserve">got HTTP 503 from the old address</w:t>
             </w:r>
           </w:p>
         </w:tc>
@@ -24990,18 +24938,18 @@
               <w:pStyle w:val="Compact"/>
             </w:pPr>
             <w:r>
-              <w:t xml:space="preserve">Czechia</w:t>
-            </w:r>
-          </w:p>
-        </w:tc>
-        <w:tc>
-          <w:tcPr/>
-          <w:p>
-            <w:pPr>
-              <w:pStyle w:val="Compact"/>
-            </w:pPr>
-            <w:r>
-              <w:t xml:space="preserve">4, 5c: to</w:t>
+              <w:t xml:space="preserve">GÉANT</w:t>
+            </w:r>
+          </w:p>
+        </w:tc>
+        <w:tc>
+          <w:tcPr/>
+          <w:p>
+            <w:pPr>
+              <w:pStyle w:val="Compact"/>
+            </w:pPr>
+            <w:r>
+              <w:t xml:space="preserve">1, 4, 5b, 6:</w:t>
             </w:r>
             <w:r>
               <w:t xml:space="preserve"> </w:t>
@@ -25012,40 +24960,31 @@
               </w:rPr>
               <w:t xml:space="preserve">PASS</w:t>
             </w:r>
-          </w:p>
-        </w:tc>
-        <w:tc>
-          <w:tcPr/>
-          <w:p>
-            <w:pPr>
-              <w:pStyle w:val="Compact"/>
-            </w:pPr>
-            <w:r>
-              <w:t xml:space="preserve">it now links</w:t>
-            </w:r>
             <w:r>
               <w:t xml:space="preserve"> </w:t>
             </w:r>
             <w:r>
-              <w:t xml:space="preserve">“DETAILED DESCRIPTION OF EOSC NODE CZECHIA”</w:t>
+              <w:t xml:space="preserve">to review</w:t>
+            </w:r>
+          </w:p>
+        </w:tc>
+        <w:tc>
+          <w:tcPr/>
+          <w:p>
+            <w:pPr>
+              <w:pStyle w:val="Compact"/>
+            </w:pPr>
+            <w:r>
+              <w:t xml:space="preserve">HTTP 403, the Cloudflare challenge, as before</w:t>
             </w:r>
             <w:r>
               <w:t xml:space="preserve"> </w:t>
             </w:r>
             <w:r>
-              <w:t xml:space="preserve">to its own entry, and a</w:t>
-            </w:r>
-            <w:r>
-              <w:t xml:space="preserve"> </w:t>
-            </w:r>
-            <w:r>
-              <w:t xml:space="preserve">“User Access Policy”</w:t>
-            </w:r>
-            <w:r>
-              <w:t xml:space="preserve"> </w:t>
-            </w:r>
-            <w:r>
-              <w:t xml:space="preserve">(a CESNET PDF, not read)</w:t>
+              <w:rPr>
+                <w:rStyle w:val="VerbatimChar"/>
+              </w:rPr>
+              <w:t xml:space="preserve">web-16</w:t>
             </w:r>
           </w:p>
         </w:tc>
@@ -25058,7 +24997,7 @@
               <w:pStyle w:val="Compact"/>
             </w:pPr>
             <w:r>
-              <w:t xml:space="preserve">EGI</w:t>
+              <w:t xml:space="preserve">EOSC DTO</w:t>
             </w:r>
           </w:p>
         </w:tc>
@@ -25089,71 +25028,13 @@
               <w:pStyle w:val="Compact"/>
             </w:pPr>
             <w:r>
-              <w:t xml:space="preserve">it links</w:t>
+              <w:t xml:space="preserve">its Catalogue page now links</w:t>
             </w:r>
             <w:r>
               <w:t xml:space="preserve"> </w:t>
             </w:r>
             <w:r>
-              <w:t xml:space="preserve">“EGI User Access Policy (UAP)”</w:t>
-            </w:r>
-            <w:r>
-              <w:t xml:space="preserve">, a PDF, not read</w:t>
-            </w:r>
-          </w:p>
-        </w:tc>
-      </w:tr>
-      <w:tr>
-        <w:tc>
-          <w:tcPr/>
-          <w:p>
-            <w:pPr>
-              <w:pStyle w:val="Compact"/>
-            </w:pPr>
-            <w:r>
-              <w:t xml:space="preserve">Italy</w:t>
-            </w:r>
-          </w:p>
-        </w:tc>
-        <w:tc>
-          <w:tcPr/>
-          <w:p>
-            <w:pPr>
-              <w:pStyle w:val="Compact"/>
-            </w:pPr>
-            <w:r>
-              <w:t xml:space="preserve">1, 4, 5b, 6, 7: to review</w:t>
-            </w:r>
-          </w:p>
-        </w:tc>
-        <w:tc>
-          <w:tcPr/>
-          <w:p>
-            <w:pPr>
-              <w:pStyle w:val="Compact"/>
-            </w:pPr>
-            <w:r>
-              <w:t xml:space="preserve">HTTP 503</w:t>
-            </w:r>
-            <w:r>
-              <w:t xml:space="preserve"> </w:t>
-            </w:r>
-            <w:r>
-              <w:t xml:space="preserve">“No server is available”</w:t>
-            </w:r>
-            <w:r>
-              <w:t xml:space="preserve">, again when Italy alone was re-collected at 15:05:54 UTC (</w:t>
-            </w:r>
-            <w:hyperlink r:id="rId59">
-              <w:r>
-                <w:rPr>
-                  <w:rStyle w:val="Hyperlink"/>
-                </w:rPr>
-                <w:t xml:space="preserve">run 36733978874</w:t>
-              </w:r>
-            </w:hyperlink>
-            <w:r>
-              <w:t xml:space="preserve">); an unserved page is never a FAIL</w:t>
+              <w:t xml:space="preserve">“AUP and access policy”</w:t>
             </w:r>
           </w:p>
         </w:tc>
@@ -25174,74 +25055,17 @@
         <w:t xml:space="preserve"> </w:t>
       </w:r>
       <w:r>
-        <w:t xml:space="preserve">The same names as in</w:t>
-      </w:r>
-      <w:r>
-        <w:t xml:space="preserve"> </w:t>
-      </w:r>
-      <w:r>
-        <w:rPr>
-          <w:rStyle w:val="VerbatimChar"/>
-        </w:rPr>
-        <w:t xml:space="preserve">web-15</w:t>
-      </w:r>
-      <w:r>
-        <w:t xml:space="preserve"> </w:t>
-      </w:r>
-      <w:r>
-        <w:t xml:space="preserve">were masked again, and CERN’s screenshot. GÉANT’s second hop reached its executive team, governance and membership pages, with about 120 names of officers, board members and General Assembly representatives; they were masked everywhere, including forms cut short at the end of a link label. The privacy check found only role mailboxes.</w:t>
-      </w:r>
-    </w:p>
-    <w:p>
-      <w:pPr>
-        <w:pStyle w:val="BodyText"/>
-      </w:pPr>
-      <w:r>
-        <w:rPr>
-          <w:b/>
-          <w:bCs/>
-        </w:rPr>
-        <w:t xml:space="preserve">Two wasted requests.</w:t>
-      </w:r>
-      <w:r>
-        <w:t xml:space="preserve"> </w:t>
-      </w:r>
-      <w:r>
-        <w:t xml:space="preserve">On GÉANT’s page the tool followed the cookie banner’s</w:t>
-      </w:r>
-      <w:r>
-        <w:t xml:space="preserve"> </w:t>
-      </w:r>
-      <w:r>
-        <w:t xml:space="preserve">“Manage services”</w:t>
-      </w:r>
-      <w:r>
-        <w:t xml:space="preserve"> </w:t>
-      </w:r>
-      <w:r>
-        <w:t xml:space="preserve">button as a services page (5s), and at the second hop a</w:t>
-      </w:r>
-      <w:r>
-        <w:t xml:space="preserve"> </w:t>
-      </w:r>
-      <w:r>
-        <w:t xml:space="preserve">“Security contact for this AUP”</w:t>
-      </w:r>
-      <w:r>
-        <w:t xml:space="preserve"> </w:t>
-      </w:r>
-      <w:r>
-        <w:t xml:space="preserve">link as an AUP (5b). Neither changed a verdict; the AUP verdict rests on the policy page itself.</w:t>
-      </w:r>
-    </w:p>
-    <w:bookmarkEnd w:id="60"/>
-    <w:bookmarkStart w:id="62" w:name="X8065abfb438dad10d58e9359f4a03fc67263849"/>
+        <w:t xml:space="preserve">The same names as before were masked, and CERN’s screenshot again. Italy’s new pages carry no personal names; BBMRI-ERIC’s pages changed only in layout. The privacy check found only role mailboxes.</w:t>
+      </w:r>
+    </w:p>
+    <w:bookmarkEnd w:id="59"/>
+    <w:bookmarkStart w:id="62" w:name="Xa7273e3b576d1e9eb7e528e7c8b56aa97d7a50e"/>
     <w:p>
       <w:pPr>
         <w:pStyle w:val="Heading3"/>
       </w:pPr>
       <w:r>
-        <w:t xml:space="preserve">Previous run: web-15 at depth 2, 29 September 2026</w:t>
+        <w:t xml:space="preserve">Previous run: web-16 at depth 2, 30 September 2026</w:t>
       </w:r>
     </w:p>
     <w:p>
@@ -25258,20 +25082,20 @@
         <w:rPr>
           <w:rStyle w:val="VerbatimChar"/>
         </w:rPr>
-        <w:t xml:space="preserve">web-15</w:t>
-      </w:r>
-      <w:r>
-        <w:t xml:space="preserve"> </w:t>
-      </w:r>
-      <w:r>
-        <w:t xml:space="preserve">was collected on 29 September 2026 between 16:44 and 16:50 UTC by the GitHub workflow (</w:t>
-      </w:r>
-      <w:hyperlink r:id="rId61">
+        <w:t xml:space="preserve">web-16</w:t>
+      </w:r>
+      <w:r>
+        <w:t xml:space="preserve"> </w:t>
+      </w:r>
+      <w:r>
+        <w:t xml:space="preserve">was collected on 30 September 2026 between 14:58 and 15:04 UTC by the GitHub workflow (</w:t>
+      </w:r>
+      <w:hyperlink r:id="rId60">
         <w:r>
           <w:rPr>
             <w:rStyle w:val="Hyperlink"/>
           </w:rPr>
-          <w:t xml:space="preserve">run 36599759210</w:t>
+          <w:t xml:space="preserve">run 36732900487</w:t>
         </w:r>
       </w:hyperlink>
       <w:r>
@@ -25284,7 +25108,7 @@
         <w:rPr>
           <w:rStyle w:val="VerbatimChar"/>
         </w:rPr>
-        <w:t xml:space="preserve">2bab16b</w:t>
+        <w:t xml:space="preserve">a83c0f1</w:t>
       </w:r>
       <w:r>
         <w:t xml:space="preserve">, unit tests passing) at</w:t>
@@ -25299,16 +25123,16 @@
         <w:t xml:space="preserve">--depth 2</w:t>
       </w:r>
       <w:r>
-        <w:t xml:space="preserve">, under the re-issued checklist v3.2 and the official unscoped names list, with the two crawl fixes described below. It made 95 page requests: 13 landing pages, 56 direct links and 26 second-hop pages, 26 of the 60 the run allows for the second hop. Twelve landing pages returned HTTP 200 and GÉANT HTTP 403. Depth 1 and depth 2 agree in every cell. Offline,</w:t>
-      </w:r>
-      <w:r>
-        <w:t xml:space="preserve"> </w:t>
-      </w:r>
-      <w:r>
-        <w:rPr>
-          <w:rStyle w:val="VerbatimChar"/>
-        </w:rPr>
-        <w:t xml:space="preserve">uv run basic-check assess --run web-15</w:t>
+        <w:t xml:space="preserve">, under the re-issued checklist v3.2 and the official unscoped names list. It made 109 page requests: 13 landing pages, 62 direct links and 34 second-hop pages. Twelve landing pages returned HTTP 200 and Italy’s HTTP 503. Depth 1 and depth 2 agree in every cell. Offline,</w:t>
+      </w:r>
+      <w:r>
+        <w:t xml:space="preserve"> </w:t>
+      </w:r>
+      <w:r>
+        <w:rPr>
+          <w:rStyle w:val="VerbatimChar"/>
+        </w:rPr>
+        <w:t xml:space="preserve">uv run basic-check assess --run web-16</w:t>
       </w:r>
       <w:r>
         <w:t xml:space="preserve"> </w:t>
@@ -25373,7 +25197,7 @@
               <w:pStyle w:val="Compact"/>
             </w:pPr>
             <w:r>
-              <w:t xml:space="preserve">53</w:t>
+              <w:t xml:space="preserve">57</w:t>
             </w:r>
           </w:p>
         </w:tc>
@@ -25397,7 +25221,7 @@
               <w:pStyle w:val="Compact"/>
             </w:pPr>
             <w:r>
-              <w:t xml:space="preserve">9</w:t>
+              <w:t xml:space="preserve">6</w:t>
             </w:r>
           </w:p>
         </w:tc>
@@ -25421,7 +25245,7 @@
               <w:pStyle w:val="Compact"/>
             </w:pPr>
             <w:r>
-              <w:t xml:space="preserve">68</w:t>
+              <w:t xml:space="preserve">67</w:t>
             </w:r>
           </w:p>
         </w:tc>
@@ -25494,172 +25318,19 @@
         <w:pStyle w:val="BodyText"/>
       </w:pPr>
       <w:r>
-        <w:t xml:space="preserve">Only one cell differs from</w:t>
-      </w:r>
-      <w:r>
-        <w:t xml:space="preserve"> </w:t>
-      </w:r>
-      <w:r>
-        <w:rPr>
-          <w:rStyle w:val="VerbatimChar"/>
-        </w:rPr>
-        <w:t xml:space="preserve">web-14</w:t>
+        <w:t xml:space="preserve">Four FAILs are point 4 (Data Terra, EOSC Finland, PaNOSC, Poland) and two are Data Terra’s 5b and 5c. Twelve cells changed against</w:t>
+      </w:r>
+      <w:r>
+        <w:t xml:space="preserve"> </w:t>
+      </w:r>
+      <w:r>
+        <w:rPr>
+          <w:rStyle w:val="VerbatimChar"/>
+        </w:rPr>
+        <w:t xml:space="preserve">web-15</w:t>
       </w:r>
       <w:r>
         <w:t xml:space="preserve">:</w:t>
-      </w:r>
-      <w:r>
-        <w:t xml:space="preserve"> </w:t>
-      </w:r>
-      <w:r>
-        <w:rPr>
-          <w:b/>
-          <w:bCs/>
-        </w:rPr>
-        <w:t xml:space="preserve">EGI’s point 4 passes</w:t>
-      </w:r>
-      <w:r>
-        <w:t xml:space="preserve">, because its landing page now links</w:t>
-      </w:r>
-      <w:r>
-        <w:t xml:space="preserve"> </w:t>
-      </w:r>
-      <w:r>
-        <w:t xml:space="preserve">“EGI EOSC Node on EOSC Association’s website”</w:t>
-      </w:r>
-      <w:r>
-        <w:t xml:space="preserve">,</w:t>
-      </w:r>
-      <w:r>
-        <w:t xml:space="preserve"> </w:t>
-      </w:r>
-      <w:r>
-        <w:rPr>
-          <w:rStyle w:val="VerbatimChar"/>
-        </w:rPr>
-        <w:t xml:space="preserve">https://eosc.eu/building-the-eosc-federation/eosc-node-egi</w:t>
-      </w:r>
-      <w:r>
-        <w:t xml:space="preserve">. Six FAILs are point 4, one is Italy’s point 6 and two are Data Terra’s 5b and 5c. Data Terra’s services page</w:t>
-      </w:r>
-      <w:r>
-        <w:t xml:space="preserve"> </w:t>
-      </w:r>
-      <w:r>
-        <w:rPr>
-          <w:rStyle w:val="VerbatimChar"/>
-        </w:rPr>
-        <w:t xml:space="preserve">/services/</w:t>
-      </w:r>
-      <w:r>
-        <w:t xml:space="preserve"> </w:t>
-      </w:r>
-      <w:r>
-        <w:t xml:space="preserve">was read and links no AUP or UAP;</w:t>
-      </w:r>
-      <w:r>
-        <w:t xml:space="preserve"> </w:t>
-      </w:r>
-      <w:r>
-        <w:rPr>
-          <w:rStyle w:val="VerbatimChar"/>
-        </w:rPr>
-        <w:t xml:space="preserve">/offre-de-services/</w:t>
-      </w:r>
-      <w:r>
-        <w:t xml:space="preserve">, which</w:t>
-      </w:r>
-      <w:r>
-        <w:t xml:space="preserve"> </w:t>
-      </w:r>
-      <w:r>
-        <w:rPr>
-          <w:rStyle w:val="VerbatimChar"/>
-        </w:rPr>
-        <w:t xml:space="preserve">web-14</w:t>
-      </w:r>
-      <w:r>
-        <w:t xml:space="preserve"> </w:t>
-      </w:r>
-      <w:r>
-        <w:t xml:space="preserve">reached one hop further, is no longer followed, and gave the same result then. 5b and 5c per node are as in</w:t>
-      </w:r>
-      <w:r>
-        <w:t xml:space="preserve"> </w:t>
-      </w:r>
-      <w:r>
-        <w:rPr>
-          <w:rStyle w:val="VerbatimChar"/>
-        </w:rPr>
-        <w:t xml:space="preserve">web-14</w:t>
-      </w:r>
-      <w:r>
-        <w:t xml:space="preserve">, below. The masking is the same as for</w:t>
-      </w:r>
-      <w:r>
-        <w:t xml:space="preserve"> </w:t>
-      </w:r>
-      <w:r>
-        <w:rPr>
-          <w:rStyle w:val="VerbatimChar"/>
-        </w:rPr>
-        <w:t xml:space="preserve">web-14</w:t>
-      </w:r>
-      <w:r>
-        <w:t xml:space="preserve">: every name masked there was found again and masked, no new name appeared, and CERN’s screenshot was masked again.</w:t>
-      </w:r>
-    </w:p>
-    <w:bookmarkEnd w:id="62"/>
-    <w:bookmarkStart w:id="64" w:name="Xde8e70993a24fd4fa4bd1dd92c82fc8f0ca6320"/>
-    <w:p>
-      <w:pPr>
-        <w:pStyle w:val="Heading3"/>
-      </w:pPr>
-      <w:r>
-        <w:t xml:space="preserve">Previous run: web-14 at depth 2, 28 September 2026</w:t>
-      </w:r>
-    </w:p>
-    <w:p>
-      <w:pPr>
-        <w:pStyle w:val="FirstParagraph"/>
-      </w:pPr>
-      <w:r>
-        <w:t xml:space="preserve">From run</w:t>
-      </w:r>
-      <w:r>
-        <w:t xml:space="preserve"> </w:t>
-      </w:r>
-      <w:r>
-        <w:rPr>
-          <w:rStyle w:val="VerbatimChar"/>
-        </w:rPr>
-        <w:t xml:space="preserve">web-14</w:t>
-      </w:r>
-      <w:r>
-        <w:t xml:space="preserve">, collected on 28 September 2026 between 23:43 and 23:50 UTC (</w:t>
-      </w:r>
-      <w:hyperlink r:id="rId63">
-        <w:r>
-          <w:rPr>
-            <w:rStyle w:val="Hyperlink"/>
-          </w:rPr>
-          <w:t xml:space="preserve">run 36499442323</w:t>
-        </w:r>
-      </w:hyperlink>
-      <w:r>
-        <w:t xml:space="preserve">, commit</w:t>
-      </w:r>
-      <w:r>
-        <w:t xml:space="preserve"> </w:t>
-      </w:r>
-      <w:r>
-        <w:rPr>
-          <w:rStyle w:val="VerbatimChar"/>
-        </w:rPr>
-        <w:t xml:space="preserve">9c291f9</w:t>
-      </w:r>
-      <w:r>
-        <w:t xml:space="preserve">). It made 136 page requests: 13 landing pages, 63 direct links and 60 second-hop pages, the whole run budget, so Italy and Slovakia got no second hop. It gave 52 PASS, 10 FAIL and 68 MANUAL_REVIEW, with EGI’s point 4 still FAIL. Per node, 5b and 5c:</w:t>
       </w:r>
     </w:p>
     <w:tbl>
@@ -25685,6 +25356,807 @@
               <w:pStyle w:val="Compact"/>
             </w:pPr>
             <w:r>
+              <w:t xml:space="preserve">Node</w:t>
+            </w:r>
+          </w:p>
+        </w:tc>
+        <w:tc>
+          <w:tcPr/>
+          <w:p>
+            <w:pPr>
+              <w:pStyle w:val="Compact"/>
+            </w:pPr>
+            <w:r>
+              <w:t xml:space="preserve">Cells</w:t>
+            </w:r>
+          </w:p>
+        </w:tc>
+        <w:tc>
+          <w:tcPr/>
+          <w:p>
+            <w:pPr>
+              <w:pStyle w:val="Compact"/>
+            </w:pPr>
+            <w:r>
+              <w:t xml:space="preserve">Why</w:t>
+            </w:r>
+          </w:p>
+        </w:tc>
+      </w:tr>
+      <w:tr>
+        <w:tc>
+          <w:tcPr/>
+          <w:p>
+            <w:pPr>
+              <w:pStyle w:val="Compact"/>
+            </w:pPr>
+            <w:r>
+              <w:t xml:space="preserve">GÉANT</w:t>
+            </w:r>
+          </w:p>
+        </w:tc>
+        <w:tc>
+          <w:tcPr/>
+          <w:p>
+            <w:pPr>
+              <w:pStyle w:val="Compact"/>
+            </w:pPr>
+            <w:r>
+              <w:t xml:space="preserve">1, 4, 5b, 6: review to</w:t>
+            </w:r>
+            <w:r>
+              <w:t xml:space="preserve"> </w:t>
+            </w:r>
+            <w:r>
+              <w:rPr>
+                <w:rStyle w:val="VerbatimChar"/>
+              </w:rPr>
+              <w:t xml:space="preserve">PASS</w:t>
+            </w:r>
+          </w:p>
+        </w:tc>
+        <w:tc>
+          <w:tcPr/>
+          <w:p>
+            <w:pPr>
+              <w:pStyle w:val="Compact"/>
+            </w:pPr>
+            <w:r>
+              <w:t xml:space="preserve">the page was served (HTTP 200) for the first time since 24 September; it links its own</w:t>
+            </w:r>
+            <w:r>
+              <w:t xml:space="preserve"> </w:t>
+            </w:r>
+            <w:r>
+              <w:rPr>
+                <w:rStyle w:val="VerbatimChar"/>
+              </w:rPr>
+              <w:t xml:space="preserve">eosc.eu</w:t>
+            </w:r>
+            <w:r>
+              <w:t xml:space="preserve"> </w:t>
+            </w:r>
+            <w:r>
+              <w:t xml:space="preserve">entry, a</w:t>
+            </w:r>
+            <w:r>
+              <w:t xml:space="preserve"> </w:t>
+            </w:r>
+            <w:r>
+              <w:t xml:space="preserve">“GÉANT Node Acceptable Use Policy”</w:t>
+            </w:r>
+            <w:r>
+              <w:t xml:space="preserve"> </w:t>
+            </w:r>
+            <w:r>
+              <w:t xml:space="preserve">page (fetched) and a contact page</w:t>
+            </w:r>
+          </w:p>
+        </w:tc>
+      </w:tr>
+      <w:tr>
+        <w:tc>
+          <w:tcPr/>
+          <w:p>
+            <w:pPr>
+              <w:pStyle w:val="Compact"/>
+            </w:pPr>
+            <w:r>
+              <w:t xml:space="preserve">Czechia</w:t>
+            </w:r>
+          </w:p>
+        </w:tc>
+        <w:tc>
+          <w:tcPr/>
+          <w:p>
+            <w:pPr>
+              <w:pStyle w:val="Compact"/>
+            </w:pPr>
+            <w:r>
+              <w:t xml:space="preserve">4, 5c: to</w:t>
+            </w:r>
+            <w:r>
+              <w:t xml:space="preserve"> </w:t>
+            </w:r>
+            <w:r>
+              <w:rPr>
+                <w:rStyle w:val="VerbatimChar"/>
+              </w:rPr>
+              <w:t xml:space="preserve">PASS</w:t>
+            </w:r>
+          </w:p>
+        </w:tc>
+        <w:tc>
+          <w:tcPr/>
+          <w:p>
+            <w:pPr>
+              <w:pStyle w:val="Compact"/>
+            </w:pPr>
+            <w:r>
+              <w:t xml:space="preserve">it now links</w:t>
+            </w:r>
+            <w:r>
+              <w:t xml:space="preserve"> </w:t>
+            </w:r>
+            <w:r>
+              <w:t xml:space="preserve">“DETAILED DESCRIPTION OF EOSC NODE CZECHIA”</w:t>
+            </w:r>
+            <w:r>
+              <w:t xml:space="preserve"> </w:t>
+            </w:r>
+            <w:r>
+              <w:t xml:space="preserve">to its own entry, and a</w:t>
+            </w:r>
+            <w:r>
+              <w:t xml:space="preserve"> </w:t>
+            </w:r>
+            <w:r>
+              <w:t xml:space="preserve">“User Access Policy”</w:t>
+            </w:r>
+            <w:r>
+              <w:t xml:space="preserve"> </w:t>
+            </w:r>
+            <w:r>
+              <w:t xml:space="preserve">(a CESNET PDF, not read)</w:t>
+            </w:r>
+          </w:p>
+        </w:tc>
+      </w:tr>
+      <w:tr>
+        <w:tc>
+          <w:tcPr/>
+          <w:p>
+            <w:pPr>
+              <w:pStyle w:val="Compact"/>
+            </w:pPr>
+            <w:r>
+              <w:t xml:space="preserve">EGI</w:t>
+            </w:r>
+          </w:p>
+        </w:tc>
+        <w:tc>
+          <w:tcPr/>
+          <w:p>
+            <w:pPr>
+              <w:pStyle w:val="Compact"/>
+            </w:pPr>
+            <w:r>
+              <w:t xml:space="preserve">5c: review to</w:t>
+            </w:r>
+            <w:r>
+              <w:t xml:space="preserve"> </w:t>
+            </w:r>
+            <w:r>
+              <w:rPr>
+                <w:rStyle w:val="VerbatimChar"/>
+              </w:rPr>
+              <w:t xml:space="preserve">PASS</w:t>
+            </w:r>
+          </w:p>
+        </w:tc>
+        <w:tc>
+          <w:tcPr/>
+          <w:p>
+            <w:pPr>
+              <w:pStyle w:val="Compact"/>
+            </w:pPr>
+            <w:r>
+              <w:t xml:space="preserve">it links</w:t>
+            </w:r>
+            <w:r>
+              <w:t xml:space="preserve"> </w:t>
+            </w:r>
+            <w:r>
+              <w:t xml:space="preserve">“EGI User Access Policy (UAP)”</w:t>
+            </w:r>
+            <w:r>
+              <w:t xml:space="preserve">, a PDF, not read</w:t>
+            </w:r>
+          </w:p>
+        </w:tc>
+      </w:tr>
+      <w:tr>
+        <w:tc>
+          <w:tcPr/>
+          <w:p>
+            <w:pPr>
+              <w:pStyle w:val="Compact"/>
+            </w:pPr>
+            <w:r>
+              <w:t xml:space="preserve">Italy</w:t>
+            </w:r>
+          </w:p>
+        </w:tc>
+        <w:tc>
+          <w:tcPr/>
+          <w:p>
+            <w:pPr>
+              <w:pStyle w:val="Compact"/>
+            </w:pPr>
+            <w:r>
+              <w:t xml:space="preserve">1, 4, 5b, 6, 7: to review</w:t>
+            </w:r>
+          </w:p>
+        </w:tc>
+        <w:tc>
+          <w:tcPr/>
+          <w:p>
+            <w:pPr>
+              <w:pStyle w:val="Compact"/>
+            </w:pPr>
+            <w:r>
+              <w:t xml:space="preserve">HTTP 503</w:t>
+            </w:r>
+            <w:r>
+              <w:t xml:space="preserve"> </w:t>
+            </w:r>
+            <w:r>
+              <w:t xml:space="preserve">“No server is available”</w:t>
+            </w:r>
+            <w:r>
+              <w:t xml:space="preserve">, again when Italy alone was re-collected at 15:05:54 UTC (</w:t>
+            </w:r>
+            <w:hyperlink r:id="rId61">
+              <w:r>
+                <w:rPr>
+                  <w:rStyle w:val="Hyperlink"/>
+                </w:rPr>
+                <w:t xml:space="preserve">run 36733978874</w:t>
+              </w:r>
+            </w:hyperlink>
+            <w:r>
+              <w:t xml:space="preserve">); an unserved page is never a FAIL</w:t>
+            </w:r>
+          </w:p>
+        </w:tc>
+      </w:tr>
+    </w:tbl>
+    <w:p>
+      <w:pPr>
+        <w:pStyle w:val="BodyText"/>
+      </w:pPr>
+      <w:r>
+        <w:rPr>
+          <w:b/>
+          <w:bCs/>
+        </w:rPr>
+        <w:t xml:space="preserve">Masking.</w:t>
+      </w:r>
+      <w:r>
+        <w:t xml:space="preserve"> </w:t>
+      </w:r>
+      <w:r>
+        <w:t xml:space="preserve">The same names as in</w:t>
+      </w:r>
+      <w:r>
+        <w:t xml:space="preserve"> </w:t>
+      </w:r>
+      <w:r>
+        <w:rPr>
+          <w:rStyle w:val="VerbatimChar"/>
+        </w:rPr>
+        <w:t xml:space="preserve">web-15</w:t>
+      </w:r>
+      <w:r>
+        <w:t xml:space="preserve"> </w:t>
+      </w:r>
+      <w:r>
+        <w:t xml:space="preserve">were masked again, and CERN’s screenshot. GÉANT’s second hop reached its executive team, governance and membership pages, with about 120 names of officers, board members and General Assembly representatives; they were masked everywhere, including forms cut short at the end of a link label. The privacy check found only role mailboxes.</w:t>
+      </w:r>
+    </w:p>
+    <w:p>
+      <w:pPr>
+        <w:pStyle w:val="BodyText"/>
+      </w:pPr>
+      <w:r>
+        <w:rPr>
+          <w:b/>
+          <w:bCs/>
+        </w:rPr>
+        <w:t xml:space="preserve">Two wasted requests.</w:t>
+      </w:r>
+      <w:r>
+        <w:t xml:space="preserve"> </w:t>
+      </w:r>
+      <w:r>
+        <w:t xml:space="preserve">On GÉANT’s page the tool followed the cookie banner’s</w:t>
+      </w:r>
+      <w:r>
+        <w:t xml:space="preserve"> </w:t>
+      </w:r>
+      <w:r>
+        <w:t xml:space="preserve">“Manage services”</w:t>
+      </w:r>
+      <w:r>
+        <w:t xml:space="preserve"> </w:t>
+      </w:r>
+      <w:r>
+        <w:t xml:space="preserve">button as a services page (5s), and at the second hop a</w:t>
+      </w:r>
+      <w:r>
+        <w:t xml:space="preserve"> </w:t>
+      </w:r>
+      <w:r>
+        <w:t xml:space="preserve">“Security contact for this AUP”</w:t>
+      </w:r>
+      <w:r>
+        <w:t xml:space="preserve"> </w:t>
+      </w:r>
+      <w:r>
+        <w:t xml:space="preserve">link as an AUP (5b). Neither changed a verdict; the AUP verdict rests on the policy page itself.</w:t>
+      </w:r>
+    </w:p>
+    <w:bookmarkEnd w:id="62"/>
+    <w:bookmarkStart w:id="64" w:name="X8065abfb438dad10d58e9359f4a03fc67263849"/>
+    <w:p>
+      <w:pPr>
+        <w:pStyle w:val="Heading3"/>
+      </w:pPr>
+      <w:r>
+        <w:t xml:space="preserve">Previous run: web-15 at depth 2, 29 September 2026</w:t>
+      </w:r>
+    </w:p>
+    <w:p>
+      <w:pPr>
+        <w:pStyle w:val="FirstParagraph"/>
+      </w:pPr>
+      <w:r>
+        <w:t xml:space="preserve">Run</w:t>
+      </w:r>
+      <w:r>
+        <w:t xml:space="preserve"> </w:t>
+      </w:r>
+      <w:r>
+        <w:rPr>
+          <w:rStyle w:val="VerbatimChar"/>
+        </w:rPr>
+        <w:t xml:space="preserve">web-15</w:t>
+      </w:r>
+      <w:r>
+        <w:t xml:space="preserve"> </w:t>
+      </w:r>
+      <w:r>
+        <w:t xml:space="preserve">was collected on 29 September 2026 between 16:44 and 16:50 UTC by the GitHub workflow (</w:t>
+      </w:r>
+      <w:hyperlink r:id="rId63">
+        <w:r>
+          <w:rPr>
+            <w:rStyle w:val="Hyperlink"/>
+          </w:rPr>
+          <w:t xml:space="preserve">run 36599759210</w:t>
+        </w:r>
+      </w:hyperlink>
+      <w:r>
+        <w:t xml:space="preserve">, commit</w:t>
+      </w:r>
+      <w:r>
+        <w:t xml:space="preserve"> </w:t>
+      </w:r>
+      <w:r>
+        <w:rPr>
+          <w:rStyle w:val="VerbatimChar"/>
+        </w:rPr>
+        <w:t xml:space="preserve">2bab16b</w:t>
+      </w:r>
+      <w:r>
+        <w:t xml:space="preserve">, unit tests passing) at</w:t>
+      </w:r>
+      <w:r>
+        <w:t xml:space="preserve"> </w:t>
+      </w:r>
+      <w:r>
+        <w:rPr>
+          <w:rStyle w:val="VerbatimChar"/>
+        </w:rPr>
+        <w:t xml:space="preserve">--depth 2</w:t>
+      </w:r>
+      <w:r>
+        <w:t xml:space="preserve">, under the re-issued checklist v3.2 and the official unscoped names list, with the two crawl fixes described below. It made 95 page requests: 13 landing pages, 56 direct links and 26 second-hop pages, 26 of the 60 the run allows for the second hop. Twelve landing pages returned HTTP 200 and GÉANT HTTP 403. Depth 1 and depth 2 agree in every cell. Offline,</w:t>
+      </w:r>
+      <w:r>
+        <w:t xml:space="preserve"> </w:t>
+      </w:r>
+      <w:r>
+        <w:rPr>
+          <w:rStyle w:val="VerbatimChar"/>
+        </w:rPr>
+        <w:t xml:space="preserve">uv run basic-check assess --run web-15</w:t>
+      </w:r>
+      <w:r>
+        <w:t xml:space="preserve"> </w:t>
+      </w:r>
+      <w:r>
+        <w:t xml:space="preserve">reproduces it exactly, apart from the generation time.</w:t>
+      </w:r>
+    </w:p>
+    <w:tbl>
+      <w:tblPr>
+        <w:tblStyle w:val="Table"/>
+        <w:tblW w:type="auto" w:w="0"/>
+        <w:tblLook w:firstRow="1" w:lastRow="0" w:firstColumn="0" w:lastColumn="0" w:noHBand="0" w:noVBand="0" w:val="0020"/>
+      </w:tblPr>
+      <w:tblGrid>
+        <w:gridCol w:w="3960"/>
+        <w:gridCol w:w="3960"/>
+      </w:tblGrid>
+      <w:tr>
+        <w:trPr>
+          <w:tblHeader w:val="on"/>
+        </w:trPr>
+        <w:tc>
+          <w:tcPr/>
+          <w:p>
+            <w:pPr>
+              <w:pStyle w:val="Compact"/>
+            </w:pPr>
+            <w:r>
+              <w:t xml:space="preserve">Verdict</w:t>
+            </w:r>
+          </w:p>
+        </w:tc>
+        <w:tc>
+          <w:tcPr/>
+          <w:p>
+            <w:pPr>
+              <w:pStyle w:val="Compact"/>
+            </w:pPr>
+            <w:r>
+              <w:t xml:space="preserve">Cells</w:t>
+            </w:r>
+          </w:p>
+        </w:tc>
+      </w:tr>
+      <w:tr>
+        <w:tc>
+          <w:tcPr/>
+          <w:p>
+            <w:pPr>
+              <w:pStyle w:val="Compact"/>
+            </w:pPr>
+            <w:r>
+              <w:t xml:space="preserve">🟢 PASS</w:t>
+            </w:r>
+          </w:p>
+        </w:tc>
+        <w:tc>
+          <w:tcPr/>
+          <w:p>
+            <w:pPr>
+              <w:pStyle w:val="Compact"/>
+            </w:pPr>
+            <w:r>
+              <w:t xml:space="preserve">53</w:t>
+            </w:r>
+          </w:p>
+        </w:tc>
+      </w:tr>
+      <w:tr>
+        <w:tc>
+          <w:tcPr/>
+          <w:p>
+            <w:pPr>
+              <w:pStyle w:val="Compact"/>
+            </w:pPr>
+            <w:r>
+              <w:t xml:space="preserve">🔴 FAIL</w:t>
+            </w:r>
+          </w:p>
+        </w:tc>
+        <w:tc>
+          <w:tcPr/>
+          <w:p>
+            <w:pPr>
+              <w:pStyle w:val="Compact"/>
+            </w:pPr>
+            <w:r>
+              <w:t xml:space="preserve">9</w:t>
+            </w:r>
+          </w:p>
+        </w:tc>
+      </w:tr>
+      <w:tr>
+        <w:tc>
+          <w:tcPr/>
+          <w:p>
+            <w:pPr>
+              <w:pStyle w:val="Compact"/>
+            </w:pPr>
+            <w:r>
+              <w:t xml:space="preserve">🟠 MANUAL_REVIEW</w:t>
+            </w:r>
+          </w:p>
+        </w:tc>
+        <w:tc>
+          <w:tcPr/>
+          <w:p>
+            <w:pPr>
+              <w:pStyle w:val="Compact"/>
+            </w:pPr>
+            <w:r>
+              <w:t xml:space="preserve">68</w:t>
+            </w:r>
+          </w:p>
+        </w:tc>
+      </w:tr>
+      <w:tr>
+        <w:tc>
+          <w:tcPr/>
+          <w:p>
+            <w:pPr>
+              <w:pStyle w:val="Compact"/>
+            </w:pPr>
+            <w:r>
+              <w:t xml:space="preserve">🟣 ERROR</w:t>
+            </w:r>
+          </w:p>
+        </w:tc>
+        <w:tc>
+          <w:tcPr/>
+          <w:p>
+            <w:pPr>
+              <w:pStyle w:val="Compact"/>
+            </w:pPr>
+            <w:r>
+              <w:t xml:space="preserve">0</w:t>
+            </w:r>
+          </w:p>
+        </w:tc>
+      </w:tr>
+      <w:tr>
+        <w:tc>
+          <w:tcPr/>
+          <w:p>
+            <w:pPr>
+              <w:pStyle w:val="Compact"/>
+            </w:pPr>
+            <w:r>
+              <w:rPr>
+                <w:b/>
+                <w:bCs/>
+              </w:rPr>
+              <w:t xml:space="preserve">Total</w:t>
+            </w:r>
+          </w:p>
+        </w:tc>
+        <w:tc>
+          <w:tcPr/>
+          <w:p>
+            <w:pPr>
+              <w:pStyle w:val="Compact"/>
+            </w:pPr>
+            <w:r>
+              <w:rPr>
+                <w:b/>
+                <w:bCs/>
+              </w:rPr>
+              <w:t xml:space="preserve">130</w:t>
+            </w:r>
+            <w:r>
+              <w:t xml:space="preserve"> </w:t>
+            </w:r>
+            <w:r>
+              <w:t xml:space="preserve">(13 nodes × 10 points)</w:t>
+            </w:r>
+          </w:p>
+        </w:tc>
+      </w:tr>
+    </w:tbl>
+    <w:p>
+      <w:pPr>
+        <w:pStyle w:val="BodyText"/>
+      </w:pPr>
+      <w:r>
+        <w:t xml:space="preserve">Only one cell differs from</w:t>
+      </w:r>
+      <w:r>
+        <w:t xml:space="preserve"> </w:t>
+      </w:r>
+      <w:r>
+        <w:rPr>
+          <w:rStyle w:val="VerbatimChar"/>
+        </w:rPr>
+        <w:t xml:space="preserve">web-14</w:t>
+      </w:r>
+      <w:r>
+        <w:t xml:space="preserve">:</w:t>
+      </w:r>
+      <w:r>
+        <w:t xml:space="preserve"> </w:t>
+      </w:r>
+      <w:r>
+        <w:rPr>
+          <w:b/>
+          <w:bCs/>
+        </w:rPr>
+        <w:t xml:space="preserve">EGI’s point 4 passes</w:t>
+      </w:r>
+      <w:r>
+        <w:t xml:space="preserve">, because its landing page now links</w:t>
+      </w:r>
+      <w:r>
+        <w:t xml:space="preserve"> </w:t>
+      </w:r>
+      <w:r>
+        <w:t xml:space="preserve">“EGI EOSC Node on EOSC Association’s website”</w:t>
+      </w:r>
+      <w:r>
+        <w:t xml:space="preserve">,</w:t>
+      </w:r>
+      <w:r>
+        <w:t xml:space="preserve"> </w:t>
+      </w:r>
+      <w:r>
+        <w:rPr>
+          <w:rStyle w:val="VerbatimChar"/>
+        </w:rPr>
+        <w:t xml:space="preserve">https://eosc.eu/building-the-eosc-federation/eosc-node-egi</w:t>
+      </w:r>
+      <w:r>
+        <w:t xml:space="preserve">. Six FAILs are point 4, one is Italy’s point 6 and two are Data Terra’s 5b and 5c. Data Terra’s services page</w:t>
+      </w:r>
+      <w:r>
+        <w:t xml:space="preserve"> </w:t>
+      </w:r>
+      <w:r>
+        <w:rPr>
+          <w:rStyle w:val="VerbatimChar"/>
+        </w:rPr>
+        <w:t xml:space="preserve">/services/</w:t>
+      </w:r>
+      <w:r>
+        <w:t xml:space="preserve"> </w:t>
+      </w:r>
+      <w:r>
+        <w:t xml:space="preserve">was read and links no AUP or UAP;</w:t>
+      </w:r>
+      <w:r>
+        <w:t xml:space="preserve"> </w:t>
+      </w:r>
+      <w:r>
+        <w:rPr>
+          <w:rStyle w:val="VerbatimChar"/>
+        </w:rPr>
+        <w:t xml:space="preserve">/offre-de-services/</w:t>
+      </w:r>
+      <w:r>
+        <w:t xml:space="preserve">, which</w:t>
+      </w:r>
+      <w:r>
+        <w:t xml:space="preserve"> </w:t>
+      </w:r>
+      <w:r>
+        <w:rPr>
+          <w:rStyle w:val="VerbatimChar"/>
+        </w:rPr>
+        <w:t xml:space="preserve">web-14</w:t>
+      </w:r>
+      <w:r>
+        <w:t xml:space="preserve"> </w:t>
+      </w:r>
+      <w:r>
+        <w:t xml:space="preserve">reached one hop further, is no longer followed, and gave the same result then. 5b and 5c per node are as in</w:t>
+      </w:r>
+      <w:r>
+        <w:t xml:space="preserve"> </w:t>
+      </w:r>
+      <w:r>
+        <w:rPr>
+          <w:rStyle w:val="VerbatimChar"/>
+        </w:rPr>
+        <w:t xml:space="preserve">web-14</w:t>
+      </w:r>
+      <w:r>
+        <w:t xml:space="preserve">, below. The masking is the same as for</w:t>
+      </w:r>
+      <w:r>
+        <w:t xml:space="preserve"> </w:t>
+      </w:r>
+      <w:r>
+        <w:rPr>
+          <w:rStyle w:val="VerbatimChar"/>
+        </w:rPr>
+        <w:t xml:space="preserve">web-14</w:t>
+      </w:r>
+      <w:r>
+        <w:t xml:space="preserve">: every name masked there was found again and masked, no new name appeared, and CERN’s screenshot was masked again.</w:t>
+      </w:r>
+    </w:p>
+    <w:bookmarkEnd w:id="64"/>
+    <w:bookmarkStart w:id="66" w:name="Xde8e70993a24fd4fa4bd1dd92c82fc8f0ca6320"/>
+    <w:p>
+      <w:pPr>
+        <w:pStyle w:val="Heading3"/>
+      </w:pPr>
+      <w:r>
+        <w:t xml:space="preserve">Previous run: web-14 at depth 2, 28 September 2026</w:t>
+      </w:r>
+    </w:p>
+    <w:p>
+      <w:pPr>
+        <w:pStyle w:val="FirstParagraph"/>
+      </w:pPr>
+      <w:r>
+        <w:t xml:space="preserve">From run</w:t>
+      </w:r>
+      <w:r>
+        <w:t xml:space="preserve"> </w:t>
+      </w:r>
+      <w:r>
+        <w:rPr>
+          <w:rStyle w:val="VerbatimChar"/>
+        </w:rPr>
+        <w:t xml:space="preserve">web-14</w:t>
+      </w:r>
+      <w:r>
+        <w:t xml:space="preserve">, collected on 28 September 2026 between 23:43 and 23:50 UTC (</w:t>
+      </w:r>
+      <w:hyperlink r:id="rId65">
+        <w:r>
+          <w:rPr>
+            <w:rStyle w:val="Hyperlink"/>
+          </w:rPr>
+          <w:t xml:space="preserve">run 36499442323</w:t>
+        </w:r>
+      </w:hyperlink>
+      <w:r>
+        <w:t xml:space="preserve">, commit</w:t>
+      </w:r>
+      <w:r>
+        <w:t xml:space="preserve"> </w:t>
+      </w:r>
+      <w:r>
+        <w:rPr>
+          <w:rStyle w:val="VerbatimChar"/>
+        </w:rPr>
+        <w:t xml:space="preserve">9c291f9</w:t>
+      </w:r>
+      <w:r>
+        <w:t xml:space="preserve">). It made 136 page requests: 13 landing pages, 63 direct links and 60 second-hop pages, the whole run budget, so Italy and Slovakia got no second hop. It gave 52 PASS, 10 FAIL and 68 MANUAL_REVIEW, with EGI’s point 4 still FAIL. Per node, 5b and 5c:</w:t>
+      </w:r>
+    </w:p>
+    <w:tbl>
+      <w:tblPr>
+        <w:tblStyle w:val="Table"/>
+        <w:tblW w:type="pct" w:w="5000"/>
+        <w:tblLayout w:type="fixed"/>
+        <w:tblLook w:firstRow="1" w:lastRow="0" w:firstColumn="0" w:lastColumn="0" w:noHBand="0" w:noVBand="0" w:val="0020"/>
+      </w:tblPr>
+      <w:tblGrid>
+        <w:gridCol w:w="2640"/>
+        <w:gridCol w:w="2640"/>
+        <w:gridCol w:w="2640"/>
+      </w:tblGrid>
+      <w:tr>
+        <w:trPr>
+          <w:tblHeader w:val="on"/>
+        </w:trPr>
+        <w:tc>
+          <w:tcPr/>
+          <w:p>
+            <w:pPr>
+              <w:pStyle w:val="Compact"/>
+            </w:pPr>
+            <w:r>
               <w:t xml:space="preserve">5b / 5c</w:t>
             </w:r>
           </w:p>
@@ -26200,8 +26672,8 @@
         <w:t xml:space="preserve">and were missed then; they remain in the git history.</w:t>
       </w:r>
     </w:p>
-    <w:bookmarkEnd w:id="64"/>
-    <w:bookmarkStart w:id="65" w:name="X3135ce6f5157adb7efb76232d4c1399599f7d3d"/>
+    <w:bookmarkEnd w:id="66"/>
+    <w:bookmarkStart w:id="67" w:name="X3135ce6f5157adb7efb76232d4c1399599f7d3d"/>
     <w:p>
       <w:pPr>
         <w:pStyle w:val="Heading3"/>
@@ -26284,8 +26756,8 @@
         <w:t xml:space="preserve">read them.</w:t>
       </w:r>
     </w:p>
-    <w:bookmarkEnd w:id="65"/>
-    <w:bookmarkStart w:id="70" w:name="run-web-13-at-depth-2-28-september-2026"/>
+    <w:bookmarkEnd w:id="67"/>
+    <w:bookmarkStart w:id="72" w:name="run-web-13-at-depth-2-28-september-2026"/>
     <w:p>
       <w:pPr>
         <w:pStyle w:val="Heading3"/>
@@ -26340,7 +26812,7 @@
       <w:r>
         <w:t xml:space="preserve">, collected on 28 September 2026 between 22:53 and 22:57 UTC by the GitHub workflow (</w:t>
       </w:r>
-      <w:hyperlink r:id="rId66">
+      <w:hyperlink r:id="rId68">
         <w:r>
           <w:rPr>
             <w:rStyle w:val="Hyperlink"/>
@@ -26479,7 +26951,7 @@
       <w:r>
         <w:t xml:space="preserve">was collected on 28 September 2026 between 22:34 and 22:38 UTC by the GitHub workflow (</w:t>
       </w:r>
-      <w:hyperlink r:id="rId67">
+      <w:hyperlink r:id="rId69">
         <w:r>
           <w:rPr>
             <w:rStyle w:val="Hyperlink"/>
@@ -26677,7 +27149,7 @@
       <w:r>
         <w:t xml:space="preserve">was collected on 28 September 2026 at 13:48 UTC by the GitHub workflow (</w:t>
       </w:r>
-      <w:hyperlink r:id="rId68">
+      <w:hyperlink r:id="rId70">
         <w:r>
           <w:rPr>
             <w:rStyle w:val="Hyperlink"/>
@@ -26831,7 +27303,7 @@
       <w:r>
         <w:t xml:space="preserve">(</w:t>
       </w:r>
-      <w:hyperlink r:id="rId69">
+      <w:hyperlink r:id="rId71">
         <w:r>
           <w:rPr>
             <w:rStyle w:val="Hyperlink"/>
@@ -28101,8 +28573,8 @@
         <w:t xml:space="preserve">, now remove Italy from their copy of the run instead of relying on the published run to lack it.</w:t>
       </w:r>
     </w:p>
-    <w:bookmarkEnd w:id="70"/>
-    <w:bookmarkStart w:id="71" w:name="previous-run-24-september-2026-reviewed"/>
+    <w:bookmarkEnd w:id="72"/>
+    <w:bookmarkStart w:id="73" w:name="previous-run-24-september-2026-reviewed"/>
     <w:p>
       <w:pPr>
         <w:pStyle w:val="Heading3"/>
@@ -28707,8 +29179,8 @@
         <w:t xml:space="preserve">finds none of the twelve, because every one of the five writes the name with a different separator from the official list.</w:t>
       </w:r>
     </w:p>
-    <w:bookmarkEnd w:id="71"/>
-    <w:bookmarkStart w:id="72" w:name="since-the-published-run"/>
+    <w:bookmarkEnd w:id="73"/>
+    <w:bookmarkStart w:id="74" w:name="since-the-published-run"/>
     <w:p>
       <w:pPr>
         <w:pStyle w:val="Heading3"/>
@@ -28834,8 +29306,8 @@
         <w:t xml:space="preserve">GÉANT answered HTTP 403 with the Cloudflare challenge again, and its decided cells moved to review, as on 21 September.</w:t>
       </w:r>
     </w:p>
-    <w:bookmarkEnd w:id="72"/>
-    <w:bookmarkStart w:id="73" w:name="point-6-and-5b5c-after-the-review"/>
+    <w:bookmarkEnd w:id="74"/>
+    <w:bookmarkStart w:id="75" w:name="point-6-and-5b5c-after-the-review"/>
     <w:p>
       <w:pPr>
         <w:pStyle w:val="Heading3"/>
@@ -29418,8 +29890,8 @@
         <w:t xml:space="preserve">on this evidence.</w:t>
       </w:r>
     </w:p>
-    <w:bookmarkEnd w:id="73"/>
-    <w:bookmarkStart w:id="74" w:name="previous-run-21-september-2026"/>
+    <w:bookmarkEnd w:id="75"/>
+    <w:bookmarkStart w:id="76" w:name="previous-run-21-september-2026"/>
     <w:p>
       <w:pPr>
         <w:pStyle w:val="Heading3"/>
@@ -30628,8 +31100,8 @@
         </w:tc>
       </w:tr>
     </w:tbl>
-    <w:bookmarkEnd w:id="74"/>
-    <w:bookmarkStart w:id="75" w:name="Xe6edc575ba7b23d729b3729d56dd235c2fb2a27"/>
+    <w:bookmarkEnd w:id="76"/>
+    <w:bookmarkStart w:id="77" w:name="Xe6edc575ba7b23d729b3729d56dd235c2fb2a27"/>
     <w:p>
       <w:pPr>
         <w:pStyle w:val="Heading3"/>
@@ -31037,9 +31509,9 @@
         <w:t xml:space="preserve">for all twelve of its nodes, for the same reason.</w:t>
       </w:r>
     </w:p>
-    <w:bookmarkEnd w:id="75"/>
-    <w:bookmarkEnd w:id="76"/>
-    <w:bookmarkStart w:id="81" w:name="worked-examples"/>
+    <w:bookmarkEnd w:id="77"/>
+    <w:bookmarkEnd w:id="78"/>
+    <w:bookmarkStart w:id="83" w:name="worked-examples"/>
     <w:p>
       <w:pPr>
         <w:pStyle w:val="Heading2"/>
@@ -31368,7 +31840,7 @@
         <w:t xml:space="preserve">own run.</w:t>
       </w:r>
     </w:p>
-    <w:bookmarkStart w:id="78" w:name="X6b9c9d2e59e13da41f347184ca67a475fa8b7ce"/>
+    <w:bookmarkStart w:id="80" w:name="X6b9c9d2e59e13da41f347184ca67a475fa8b7ce"/>
     <w:p>
       <w:pPr>
         <w:pStyle w:val="Heading3"/>
@@ -31497,7 +31969,7 @@
       <w:r>
         <w:t xml:space="preserve"> </w:t>
       </w:r>
-      <w:hyperlink r:id="rId77">
+      <w:hyperlink r:id="rId79">
         <w:r>
           <w:rPr>
             <w:rStyle w:val="Hyperlink"/>
@@ -33048,7 +33520,7 @@
         <w:t xml:space="preserve">(</w:t>
       </w:r>
       <w:r>
-        <w:t xml:space="preserve">“130 cells: 68 PASS · 0 FAIL · 62 review”</w:t>
+        <w:t xml:space="preserve">“130 cells: 67 PASS · 0 FAIL · 63 review”</w:t>
       </w:r>
       <w:r>
         <w:t xml:space="preserve">);</w:t>
@@ -33179,8 +33651,8 @@
         <w:t xml:space="preserve"> push</w:t>
       </w:r>
     </w:p>
-    <w:bookmarkEnd w:id="78"/>
-    <w:bookmarkStart w:id="79" w:name="X5431a82e20a06edfb102374e037ce7ea9ce6896"/>
+    <w:bookmarkEnd w:id="80"/>
+    <w:bookmarkStart w:id="81" w:name="X5431a82e20a06edfb102374e037ce7ea9ce6896"/>
     <w:p>
       <w:pPr>
         <w:pStyle w:val="Heading3"/>
@@ -34437,8 +34909,8 @@
         <w:t xml:space="preserve">the documents together.</w:t>
       </w:r>
     </w:p>
-    <w:bookmarkEnd w:id="79"/>
-    <w:bookmarkStart w:id="80" w:name="Xbb3e2d317a0d811066009804bfa0a222a6197de"/>
+    <w:bookmarkEnd w:id="81"/>
+    <w:bookmarkStart w:id="82" w:name="Xbb3e2d317a0d811066009804bfa0a222a6197de"/>
     <w:p>
       <w:pPr>
         <w:pStyle w:val="Heading3"/>
@@ -36578,9 +37050,9 @@
         </w:pict>
       </w:r>
     </w:p>
-    <w:bookmarkEnd w:id="80"/>
-    <w:bookmarkEnd w:id="81"/>
-    <w:bookmarkStart w:id="83" w:name="sources"/>
+    <w:bookmarkEnd w:id="82"/>
+    <w:bookmarkEnd w:id="83"/>
+    <w:bookmarkStart w:id="85" w:name="sources"/>
     <w:p>
       <w:pPr>
         <w:pStyle w:val="Heading2"/>
@@ -36658,7 +37130,7 @@
       <w:r>
         <w:t xml:space="preserve"> </w:t>
       </w:r>
-      <w:hyperlink r:id="rId77">
+      <w:hyperlink r:id="rId79">
         <w:r>
           <w:rPr>
             <w:rStyle w:val="Hyperlink"/>
@@ -36681,7 +37153,7 @@
       <w:r>
         <w:t xml:space="preserve"> </w:t>
       </w:r>
-      <w:hyperlink r:id="rId82">
+      <w:hyperlink r:id="rId84">
         <w:r>
           <w:rPr>
             <w:rStyle w:val="Hyperlink"/>
@@ -36728,7 +37200,7 @@
       <w:r>
         <w:t xml:space="preserve"> </w:t>
       </w:r>
-      <w:hyperlink r:id="rId66">
+      <w:hyperlink r:id="rId68">
         <w:r>
           <w:rPr>
             <w:rStyle w:val="Hyperlink"/>
@@ -36757,7 +37229,7 @@
       <w:r>
         <w:t xml:space="preserve">(</w:t>
       </w:r>
-      <w:hyperlink r:id="rId67">
+      <w:hyperlink r:id="rId69">
         <w:r>
           <w:rPr>
             <w:rStyle w:val="Hyperlink"/>
@@ -36783,7 +37255,7 @@
       <w:r>
         <w:t xml:space="preserve">(</w:t>
       </w:r>
-      <w:hyperlink r:id="rId68">
+      <w:hyperlink r:id="rId70">
         <w:r>
           <w:rPr>
             <w:rStyle w:val="Hyperlink"/>
@@ -36996,7 +37468,7 @@
         <w:t xml:space="preserve">), not carried over from the previous edition</w:t>
       </w:r>
     </w:p>
-    <w:bookmarkEnd w:id="83"/>
+    <w:bookmarkEnd w:id="85"/>
     <w:sectPr>
       <w:footerReference w:type="default" r:id="rId11"/>
       <w:footnotePr>

--- a/docs/eosc-basic-compliance-testsuite.docx
+++ b/docs/eosc-basic-compliance-testsuite.docx
@@ -23,7 +23,7 @@
         <w:pStyle w:val="Author"/>
       </w:pPr>
       <w:r>
-        <w:t xml:space="preserve">Clean clone, 26 September 2026 — rebuilt 6 October 2026 for the re-issued checklist v3.2, 453 test cases</w:t>
+        <w:t xml:space="preserve">Clean clone, 26 September 2026 — rebuilt 7 October 2026 for the re-issued checklist v3.2, 453 test cases</w:t>
       </w:r>
     </w:p>
     <w:p>
@@ -20457,7 +20457,7 @@
     </w:p>
     <w:bookmarkEnd w:id="43"/>
     <w:bookmarkEnd w:id="44"/>
-    <w:bookmarkStart w:id="78" w:name="the-published-figures"/>
+    <w:bookmarkStart w:id="80" w:name="the-published-figures"/>
     <w:p>
       <w:pPr>
         <w:pStyle w:val="Heading2"/>
@@ -20466,13 +20466,13 @@
         <w:t xml:space="preserve">10. The published figures</w:t>
       </w:r>
     </w:p>
-    <w:bookmarkStart w:id="46" w:name="X165f182f46282958e9e71a3a757ead73488c51d"/>
+    <w:bookmarkStart w:id="46" w:name="Xf556cc8bf4aa585e2068cc2205a1c4a78fa558a"/>
     <w:p>
       <w:pPr>
         <w:pStyle w:val="Heading3"/>
       </w:pPr>
       <w:r>
-        <w:t xml:space="preserve">Current run: web-26 at depth 2, 6 October 2026, afternoon (unreviewed)</w:t>
+        <w:t xml:space="preserve">Current run: web-27 at depth 2, 7 October 2026 (unreviewed)</w:t>
       </w:r>
     </w:p>
     <w:p>
@@ -20501,17 +20501,17 @@
         <w:rPr>
           <w:rStyle w:val="VerbatimChar"/>
         </w:rPr>
-        <w:t xml:space="preserve">web-26</w:t>
-      </w:r>
-      <w:r>
-        <w:t xml:space="preserve">, collected on 6 October 2026 between 16:07 and 16:14 UTC by the GitHub workflow (</w:t>
+        <w:t xml:space="preserve">web-27</w:t>
+      </w:r>
+      <w:r>
+        <w:t xml:space="preserve">, collected on 7 October 2026 between 21:59 and 22:05 UTC by the GitHub workflow (</w:t>
       </w:r>
       <w:hyperlink r:id="rId45">
         <w:r>
           <w:rPr>
             <w:rStyle w:val="Hyperlink"/>
           </w:rPr>
-          <w:t xml:space="preserve">run 37492974153</w:t>
+          <w:t xml:space="preserve">run 37692836637</w:t>
         </w:r>
       </w:hyperlink>
       <w:r>
@@ -20524,7 +20524,7 @@
         <w:rPr>
           <w:rStyle w:val="VerbatimChar"/>
         </w:rPr>
-        <w:t xml:space="preserve">21d8c7d</w:t>
+        <w:t xml:space="preserve">5e0e6ce</w:t>
       </w:r>
       <w:r>
         <w:t xml:space="preserve">) at</w:t>
@@ -20539,22 +20539,22 @@
         <w:t xml:space="preserve">--depth 2</w:t>
       </w:r>
       <w:r>
-        <w:t xml:space="preserve">, under the re-issued checklist v3.2 and the official unscoped names list. It made 109 page requests: 13 landing pages, 62 direct links and 34 second-hop pages. Twelve landing pages returned HTTP 200; GÉANT’s returned HTTP 403 with the Cloudflare challenge. Depth 1 and depth 2 agree in every cell. Offline,</w:t>
-      </w:r>
-      <w:r>
-        <w:t xml:space="preserve"> </w:t>
-      </w:r>
-      <w:r>
-        <w:rPr>
-          <w:rStyle w:val="VerbatimChar"/>
-        </w:rPr>
-        <w:t xml:space="preserve">uv run basic-check assess --run web-26</w:t>
-      </w:r>
-      <w:r>
-        <w:t xml:space="preserve"> </w:t>
-      </w:r>
-      <w:r>
-        <w:t xml:space="preserve">reproduces it exactly, apart from the generation time (verified 6 October 2026).</w:t>
+        <w:t xml:space="preserve">, under the re-issued checklist v3.2 and the official unscoped names list. It made 109 page requests: 13 landing pages, 63 direct links and 33 second-hop pages. Twelve landing pages returned HTTP 200; GÉANT’s returned HTTP 403 with the Cloudflare challenge. Depth 1 and depth 2 agree in every cell. Offline,</w:t>
+      </w:r>
+      <w:r>
+        <w:t xml:space="preserve"> </w:t>
+      </w:r>
+      <w:r>
+        <w:rPr>
+          <w:rStyle w:val="VerbatimChar"/>
+        </w:rPr>
+        <w:t xml:space="preserve">uv run basic-check assess --run web-27</w:t>
+      </w:r>
+      <w:r>
+        <w:t xml:space="preserve"> </w:t>
+      </w:r>
+      <w:r>
+        <w:t xml:space="preserve">reproduces it exactly, apart from the generation time (verified 7 October 2026).</w:t>
       </w:r>
     </w:p>
     <w:tbl>
@@ -20613,7 +20613,7 @@
               <w:pStyle w:val="Compact"/>
             </w:pPr>
             <w:r>
-              <w:t xml:space="preserve">67</w:t>
+              <w:t xml:space="preserve">69</w:t>
             </w:r>
           </w:p>
         </w:tc>
@@ -20661,7 +20661,7 @@
               <w:pStyle w:val="Compact"/>
             </w:pPr>
             <w:r>
-              <w:t xml:space="preserve">63</w:t>
+              <w:t xml:space="preserve">61</w:t>
             </w:r>
           </w:p>
         </w:tc>
@@ -20746,19 +20746,34 @@
         <w:t xml:space="preserve">web-25</w:t>
       </w:r>
       <w:r>
-        <w:t xml:space="preserve">. One cell changed against</w:t>
-      </w:r>
-      <w:r>
-        <w:t xml:space="preserve"> </w:t>
-      </w:r>
-      <w:r>
-        <w:rPr>
-          <w:rStyle w:val="VerbatimChar"/>
-        </w:rPr>
-        <w:t xml:space="preserve">web-25</w:t>
-      </w:r>
-      <w:r>
-        <w:t xml:space="preserve">:</w:t>
+        <w:t xml:space="preserve"> </w:t>
+      </w:r>
+      <w:r>
+        <w:t xml:space="preserve">and</w:t>
+      </w:r>
+      <w:r>
+        <w:t xml:space="preserve"> </w:t>
+      </w:r>
+      <w:r>
+        <w:rPr>
+          <w:rStyle w:val="VerbatimChar"/>
+        </w:rPr>
+        <w:t xml:space="preserve">web-26</w:t>
+      </w:r>
+      <w:r>
+        <w:t xml:space="preserve">. Two cells changed against</w:t>
+      </w:r>
+      <w:r>
+        <w:t xml:space="preserve"> </w:t>
+      </w:r>
+      <w:r>
+        <w:rPr>
+          <w:rStyle w:val="VerbatimChar"/>
+        </w:rPr>
+        <w:t xml:space="preserve">web-26</w:t>
+      </w:r>
+      <w:r>
+        <w:t xml:space="preserve">, both Poland’s:</w:t>
       </w:r>
     </w:p>
     <w:tbl>
@@ -20830,7 +20845,7 @@
               <w:pStyle w:val="Compact"/>
             </w:pPr>
             <w:r>
-              <w:t xml:space="preserve">4:</w:t>
+              <w:t xml:space="preserve">4: review to</w:t>
             </w:r>
             <w:r>
               <w:t xml:space="preserve"> </w:t>
@@ -20841,22 +20856,16 @@
               </w:rPr>
               <w:t xml:space="preserve">PASS</w:t>
             </w:r>
-            <w:r>
-              <w:t xml:space="preserve"> </w:t>
-            </w:r>
-            <w:r>
-              <w:t xml:space="preserve">to review</w:t>
-            </w:r>
-          </w:p>
-        </w:tc>
-        <w:tc>
-          <w:tcPr/>
-          <w:p>
-            <w:pPr>
-              <w:pStyle w:val="Compact"/>
-            </w:pPr>
-            <w:r>
-              <w:t xml:space="preserve">the page answered HTTP 200 but rendered only its header and footer (420 characters of text, 21 links, none to</w:t>
+          </w:p>
+        </w:tc>
+        <w:tc>
+          <w:tcPr/>
+          <w:p>
+            <w:pPr>
+              <w:pStyle w:val="Compact"/>
+            </w:pPr>
+            <w:r>
+              <w:t xml:space="preserve">the page rendered in full again (5,403 characters, 37 links; in</w:t>
             </w:r>
             <w:r>
               <w:t xml:space="preserve"> </w:t>
@@ -20865,22 +20874,90 @@
               <w:rPr>
                 <w:rStyle w:val="VerbatimChar"/>
               </w:rPr>
-              <w:t xml:space="preserve">eosc.eu</w:t>
-            </w:r>
-            <w:r>
-              <w:t xml:space="preserve">); the tool does not read an essentially empty page as an absence, so it asks for review instead of failing. Its</w:t>
+              <w:t xml:space="preserve">web-26</w:t>
             </w:r>
             <w:r>
               <w:t xml:space="preserve"> </w:t>
             </w:r>
             <w:r>
-              <w:t xml:space="preserve">“EOSC Node Poland”</w:t>
+              <w:t xml:space="preserve">420 characters, header and footer only) and links</w:t>
             </w:r>
             <w:r>
               <w:t xml:space="preserve"> </w:t>
             </w:r>
             <w:r>
-              <w:t xml:space="preserve">text was missing too, so point 3 lost its name match (it stays review)</w:t>
+              <w:rPr>
+                <w:rStyle w:val="VerbatimChar"/>
+              </w:rPr>
+              <w:t xml:space="preserve">https://eosc.eu/building-the-eosc-federation/eosc-node-poland/</w:t>
+            </w:r>
+          </w:p>
+        </w:tc>
+      </w:tr>
+      <w:tr>
+        <w:tc>
+          <w:tcPr/>
+          <w:p>
+            <w:pPr>
+              <w:pStyle w:val="Compact"/>
+            </w:pPr>
+            <w:r>
+              <w:t xml:space="preserve">Poland</w:t>
+            </w:r>
+          </w:p>
+        </w:tc>
+        <w:tc>
+          <w:tcPr/>
+          <w:p>
+            <w:pPr>
+              <w:pStyle w:val="Compact"/>
+            </w:pPr>
+            <w:r>
+              <w:t xml:space="preserve">5c: review to</w:t>
+            </w:r>
+            <w:r>
+              <w:t xml:space="preserve"> </w:t>
+            </w:r>
+            <w:r>
+              <w:rPr>
+                <w:rStyle w:val="VerbatimChar"/>
+              </w:rPr>
+              <w:t xml:space="preserve">PASS</w:t>
+            </w:r>
+          </w:p>
+        </w:tc>
+        <w:tc>
+          <w:tcPr/>
+          <w:p>
+            <w:pPr>
+              <w:pStyle w:val="Compact"/>
+            </w:pPr>
+            <w:r>
+              <w:t xml:space="preserve">a new</w:t>
+            </w:r>
+            <w:r>
+              <w:t xml:space="preserve"> </w:t>
+            </w:r>
+            <w:r>
+              <w:t xml:space="preserve">“User Access Policy”</w:t>
+            </w:r>
+            <w:r>
+              <w:t xml:space="preserve"> </w:t>
+            </w:r>
+            <w:r>
+              <w:t xml:space="preserve">link goes to</w:t>
+            </w:r>
+            <w:r>
+              <w:t xml:space="preserve"> </w:t>
+            </w:r>
+            <w:r>
+              <w:rPr>
+                <w:rStyle w:val="VerbatimChar"/>
+              </w:rPr>
+              <w:t xml:space="preserve">https://eosc.pl/privacy-policy</w:t>
+            </w:r>
+            <w:r>
+              <w:t xml:space="preserve">, which was read (HTTP 200, 15,025 characters) and reads like a policy document; a reviewer should confirm that the privacy policy page serves as the User Access Policy</w:t>
             </w:r>
           </w:p>
         </w:tc>
@@ -20891,6 +20968,26 @@
         <w:pStyle w:val="BodyText"/>
       </w:pPr>
       <w:r>
+        <w:t xml:space="preserve">Poland’s page also writes</w:t>
+      </w:r>
+      <w:r>
+        <w:t xml:space="preserve"> </w:t>
+      </w:r>
+      <w:r>
+        <w:t xml:space="preserve">“EOSC Node Poland”</w:t>
+      </w:r>
+      <w:r>
+        <w:t xml:space="preserve"> </w:t>
+      </w:r>
+      <w:r>
+        <w:t xml:space="preserve">again, so point 3 has its name match back (it stays review).</w:t>
+      </w:r>
+    </w:p>
+    <w:p>
+      <w:pPr>
+        <w:pStyle w:val="BodyText"/>
+      </w:pPr>
+      <w:r>
         <w:rPr>
           <w:b/>
           <w:bCs/>
@@ -20916,7 +21013,7 @@
         <w:t xml:space="preserve"> </w:t>
       </w:r>
       <w:r>
-        <w:t xml:space="preserve">pages and CERN’s screenshot. No new personal names were found. Masking changed no verdict, message or evidence line. The privacy check found only role mailboxes.</w:t>
+        <w:t xml:space="preserve">pages and CERN’s screenshot (the attribution moved on the page, so the mask was redrawn at its new position). New in this run: the people named in the captions of two historical public-domain photos on Poland’s page, masked with same-length placeholders. Masking changed no verdict, message or evidence line. The privacy check found only role mailboxes.</w:t>
       </w:r>
     </w:p>
     <w:p>
@@ -20943,17 +21040,17 @@
         <w:t xml:space="preserve"> </w:t>
       </w:r>
       <w:r>
-        <w:t xml:space="preserve">now expects seven matches (Poland out, because its page rendered no main content).</w:t>
+        <w:t xml:space="preserve">now expects eight matches (Poland back).</w:t>
       </w:r>
     </w:p>
     <w:bookmarkEnd w:id="46"/>
-    <w:bookmarkStart w:id="48" w:name="Xc12d049a75ee95a773249558c20e083aa79ffb5"/>
+    <w:bookmarkStart w:id="48" w:name="X15d27431c5b3d7b2f71f36e5e4c7c0101bb8199"/>
     <w:p>
       <w:pPr>
         <w:pStyle w:val="Heading3"/>
       </w:pPr>
       <w:r>
-        <w:t xml:space="preserve">Previous run: web-25 at depth 2, 6 October 2026, morning</w:t>
+        <w:t xml:space="preserve">Previous run: web-26 at depth 2, 6 October 2026, afternoon</w:t>
       </w:r>
     </w:p>
     <w:p>
@@ -20970,20 +21067,20 @@
         <w:rPr>
           <w:rStyle w:val="VerbatimChar"/>
         </w:rPr>
-        <w:t xml:space="preserve">web-25</w:t>
-      </w:r>
-      <w:r>
-        <w:t xml:space="preserve"> </w:t>
-      </w:r>
-      <w:r>
-        <w:t xml:space="preserve">was collected on 6 October 2026 between 10:35 and 10:41 UTC by the GitHub workflow (</w:t>
+        <w:t xml:space="preserve">web-26</w:t>
+      </w:r>
+      <w:r>
+        <w:t xml:space="preserve"> </w:t>
+      </w:r>
+      <w:r>
+        <w:t xml:space="preserve">was collected on 6 October 2026 between 16:07 and 16:14 UTC by the GitHub workflow (</w:t>
       </w:r>
       <w:hyperlink r:id="rId47">
         <w:r>
           <w:rPr>
             <w:rStyle w:val="Hyperlink"/>
           </w:rPr>
-          <w:t xml:space="preserve">run 37450646487</w:t>
+          <w:t xml:space="preserve">run 37492974153</w:t>
         </w:r>
       </w:hyperlink>
       <w:r>
@@ -20996,7 +21093,7 @@
         <w:rPr>
           <w:rStyle w:val="VerbatimChar"/>
         </w:rPr>
-        <w:t xml:space="preserve">ddb7711</w:t>
+        <w:t xml:space="preserve">21d8c7d</w:t>
       </w:r>
       <w:r>
         <w:t xml:space="preserve">) at</w:t>
@@ -21011,46 +21108,16 @@
         <w:t xml:space="preserve">--depth 2</w:t>
       </w:r>
       <w:r>
-        <w:t xml:space="preserve">, under the re-issued checklist v3.2 and the official unscoped names list. It made 109 page requests: 13 landing pages, 62 direct links and 34 second-hop pages. Twelve landing pages returned HTTP 200, BBMRI-ERIC’s</w:t>
-      </w:r>
-      <w:r>
-        <w:t xml:space="preserve"> </w:t>
-      </w:r>
-      <w:r>
-        <w:rPr>
-          <w:rStyle w:val="VerbatimChar"/>
-        </w:rPr>
-        <w:t xml:space="preserve">dev3.</w:t>
-      </w:r>
-      <w:r>
-        <w:t xml:space="preserve"> </w:t>
-      </w:r>
-      <w:r>
-        <w:t xml:space="preserve">page among them (its</w:t>
-      </w:r>
-      <w:r>
-        <w:t xml:space="preserve"> </w:t>
-      </w:r>
-      <w:r>
-        <w:rPr>
-          <w:rStyle w:val="VerbatimChar"/>
-        </w:rPr>
-        <w:t xml:space="preserve">robots.txt</w:t>
-      </w:r>
-      <w:r>
-        <w:t xml:space="preserve"> </w:t>
-      </w:r>
-      <w:r>
-        <w:t xml:space="preserve">no longer excludes the tool); GÉANT’s returned HTTP 403 with the Cloudflare challenge. Depth 1 and depth 2 agree in every cell. Offline,</w:t>
-      </w:r>
-      <w:r>
-        <w:t xml:space="preserve"> </w:t>
-      </w:r>
-      <w:r>
-        <w:rPr>
-          <w:rStyle w:val="VerbatimChar"/>
-        </w:rPr>
-        <w:t xml:space="preserve">uv run basic-check assess --run web-25</w:t>
+        <w:t xml:space="preserve">, under the re-issued checklist v3.2 and the official unscoped names list. It made 109 page requests: 13 landing pages, 62 direct links and 34 second-hop pages. Twelve landing pages returned HTTP 200; GÉANT’s returned HTTP 403 with the Cloudflare challenge. Depth 1 and depth 2 agree in every cell. Offline,</w:t>
+      </w:r>
+      <w:r>
+        <w:t xml:space="preserve"> </w:t>
+      </w:r>
+      <w:r>
+        <w:rPr>
+          <w:rStyle w:val="VerbatimChar"/>
+        </w:rPr>
+        <w:t xml:space="preserve">uv run basic-check assess --run web-26</w:t>
       </w:r>
       <w:r>
         <w:t xml:space="preserve"> </w:t>
@@ -21115,7 +21182,7 @@
               <w:pStyle w:val="Compact"/>
             </w:pPr>
             <w:r>
-              <w:t xml:space="preserve">68</w:t>
+              <w:t xml:space="preserve">67</w:t>
             </w:r>
           </w:p>
         </w:tc>
@@ -21163,7 +21230,7 @@
               <w:pStyle w:val="Compact"/>
             </w:pPr>
             <w:r>
-              <w:t xml:space="preserve">62</w:t>
+              <w:t xml:space="preserve">63</w:t>
             </w:r>
           </w:p>
         </w:tc>
@@ -21236,23 +21303,28 @@
         <w:pStyle w:val="BodyText"/>
       </w:pPr>
       <w:r>
-        <w:rPr>
-          <w:b/>
-          <w:bCs/>
-        </w:rPr>
-        <w:t xml:space="preserve">No FAIL is left</w:t>
-      </w:r>
-      <w:r>
-        <w:t xml:space="preserve">, for the first time. Thirteen cells changed against</w:t>
-      </w:r>
-      <w:r>
-        <w:t xml:space="preserve"> </w:t>
-      </w:r>
-      <w:r>
-        <w:rPr>
-          <w:rStyle w:val="VerbatimChar"/>
-        </w:rPr>
-        <w:t xml:space="preserve">web-24</w:t>
+        <w:t xml:space="preserve">No FAIL, as in</w:t>
+      </w:r>
+      <w:r>
+        <w:t xml:space="preserve"> </w:t>
+      </w:r>
+      <w:r>
+        <w:rPr>
+          <w:rStyle w:val="VerbatimChar"/>
+        </w:rPr>
+        <w:t xml:space="preserve">web-25</w:t>
+      </w:r>
+      <w:r>
+        <w:t xml:space="preserve">. One cell changed against</w:t>
+      </w:r>
+      <w:r>
+        <w:t xml:space="preserve"> </w:t>
+      </w:r>
+      <w:r>
+        <w:rPr>
+          <w:rStyle w:val="VerbatimChar"/>
+        </w:rPr>
+        <w:t xml:space="preserve">web-25</w:t>
       </w:r>
       <w:r>
         <w:t xml:space="preserve">:</w:t>
@@ -21316,33 +21388,18 @@
               <w:pStyle w:val="Compact"/>
             </w:pPr>
             <w:r>
-              <w:t xml:space="preserve">BBMRI-ERIC</w:t>
-            </w:r>
-          </w:p>
-        </w:tc>
-        <w:tc>
-          <w:tcPr/>
-          <w:p>
-            <w:pPr>
-              <w:pStyle w:val="Compact"/>
-            </w:pPr>
-            <w:r>
-              <w:t xml:space="preserve">1, 4, 5b, 6, 7:</w:t>
-            </w:r>
-            <w:r>
-              <w:t xml:space="preserve"> </w:t>
-            </w:r>
-            <w:r>
-              <w:rPr>
-                <w:rStyle w:val="VerbatimChar"/>
-              </w:rPr>
-              <w:t xml:space="preserve">ERROR</w:t>
-            </w:r>
-            <w:r>
-              <w:t xml:space="preserve"> </w:t>
-            </w:r>
-            <w:r>
-              <w:t xml:space="preserve">to</w:t>
+              <w:t xml:space="preserve">Poland</w:t>
+            </w:r>
+          </w:p>
+        </w:tc>
+        <w:tc>
+          <w:tcPr/>
+          <w:p>
+            <w:pPr>
+              <w:pStyle w:val="Compact"/>
+            </w:pPr>
+            <w:r>
+              <w:t xml:space="preserve">4:</w:t>
             </w:r>
             <w:r>
               <w:t xml:space="preserve"> </w:t>
@@ -21354,21 +21411,9 @@
               <w:t xml:space="preserve">PASS</w:t>
             </w:r>
             <w:r>
-              <w:t xml:space="preserve">; 1R, 2, 3, 5a, 5c:</w:t>
-            </w:r>
-            <w:r>
               <w:t xml:space="preserve"> </w:t>
             </w:r>
             <w:r>
-              <w:rPr>
-                <w:rStyle w:val="VerbatimChar"/>
-              </w:rPr>
-              <w:t xml:space="preserve">ERROR</w:t>
-            </w:r>
-            <w:r>
-              <w:t xml:space="preserve"> </w:t>
-            </w:r>
-            <w:r>
               <w:t xml:space="preserve">to review</w:t>
             </w:r>
           </w:p>
@@ -21380,22 +21425,7 @@
               <w:pStyle w:val="Compact"/>
             </w:pPr>
             <w:r>
-              <w:t xml:space="preserve">the</w:t>
-            </w:r>
-            <w:r>
-              <w:t xml:space="preserve"> </w:t>
-            </w:r>
-            <w:r>
-              <w:rPr>
-                <w:rStyle w:val="VerbatimChar"/>
-              </w:rPr>
-              <w:t xml:space="preserve">dev3.</w:t>
-            </w:r>
-            <w:r>
-              <w:t xml:space="preserve"> </w:t>
-            </w:r>
-            <w:r>
-              <w:t xml:space="preserve">page was served; it links its own</w:t>
+              <w:t xml:space="preserve">the page answered HTTP 200 but rendered only its header and footer (420 characters of text, 21 links, none to</w:t>
             </w:r>
             <w:r>
               <w:t xml:space="preserve"> </w:t>
@@ -21407,209 +21437,19 @@
               <w:t xml:space="preserve">eosc.eu</w:t>
             </w:r>
             <w:r>
+              <w:t xml:space="preserve">); the tool does not read an essentially empty page as an absence, so it asks for review instead of failing. Its</w:t>
+            </w:r>
+            <w:r>
               <w:t xml:space="preserve"> </w:t>
             </w:r>
             <w:r>
-              <w:t xml:space="preserve">entry (</w:t>
-            </w:r>
-            <w:r>
-              <w:t xml:space="preserve">“See the dedicated page on the EOSC website”</w:t>
-            </w:r>
-            <w:r>
-              <w:t xml:space="preserve">), an</w:t>
+              <w:t xml:space="preserve">“EOSC Node Poland”</w:t>
             </w:r>
             <w:r>
               <w:t xml:space="preserve"> </w:t>
             </w:r>
             <w:r>
-              <w:t xml:space="preserve">“Acceptable Use Policy”</w:t>
-            </w:r>
-            <w:r>
-              <w:t xml:space="preserve"> </w:t>
-            </w:r>
-            <w:r>
-              <w:t xml:space="preserve">PDF (a pointer) and its Helpdesk; no User Access Policy is linked, so 5c is review; its text writes</w:t>
-            </w:r>
-            <w:r>
-              <w:t xml:space="preserve"> </w:t>
-            </w:r>
-            <w:r>
-              <w:t xml:space="preserve">“EOSC Node – BBMRI-ERIC”</w:t>
-            </w:r>
-            <w:r>
-              <w:t xml:space="preserve">, which matches the approved list</w:t>
-            </w:r>
-          </w:p>
-        </w:tc>
-      </w:tr>
-      <w:tr>
-        <w:tc>
-          <w:tcPr/>
-          <w:p>
-            <w:pPr>
-              <w:pStyle w:val="Compact"/>
-            </w:pPr>
-            <w:r>
-              <w:t xml:space="preserve">EOSC Finland</w:t>
-            </w:r>
-          </w:p>
-        </w:tc>
-        <w:tc>
-          <w:tcPr/>
-          <w:p>
-            <w:pPr>
-              <w:pStyle w:val="Compact"/>
-            </w:pPr>
-            <w:r>
-              <w:t xml:space="preserve">4:</w:t>
-            </w:r>
-            <w:r>
-              <w:t xml:space="preserve"> </w:t>
-            </w:r>
-            <w:r>
-              <w:rPr>
-                <w:rStyle w:val="VerbatimChar"/>
-              </w:rPr>
-              <w:t xml:space="preserve">FAIL</w:t>
-            </w:r>
-            <w:r>
-              <w:t xml:space="preserve"> </w:t>
-            </w:r>
-            <w:r>
-              <w:t xml:space="preserve">to</w:t>
-            </w:r>
-            <w:r>
-              <w:t xml:space="preserve"> </w:t>
-            </w:r>
-            <w:r>
-              <w:rPr>
-                <w:rStyle w:val="VerbatimChar"/>
-              </w:rPr>
-              <w:t xml:space="preserve">PASS</w:t>
-            </w:r>
-            <w:r>
-              <w:t xml:space="preserve">; 5c: review to</w:t>
-            </w:r>
-            <w:r>
-              <w:t xml:space="preserve"> </w:t>
-            </w:r>
-            <w:r>
-              <w:rPr>
-                <w:rStyle w:val="VerbatimChar"/>
-              </w:rPr>
-              <w:t xml:space="preserve">PASS</w:t>
-            </w:r>
-          </w:p>
-        </w:tc>
-        <w:tc>
-          <w:tcPr/>
-          <w:p>
-            <w:pPr>
-              <w:pStyle w:val="Compact"/>
-            </w:pPr>
-            <w:r>
-              <w:t xml:space="preserve">it links</w:t>
-            </w:r>
-            <w:r>
-              <w:t xml:space="preserve"> </w:t>
-            </w:r>
-            <w:r>
-              <w:t xml:space="preserve">“EOSC Node Finland (External link)”</w:t>
-            </w:r>
-            <w:r>
-              <w:t xml:space="preserve"> </w:t>
-            </w:r>
-            <w:r>
-              <w:t xml:space="preserve">to</w:t>
-            </w:r>
-            <w:r>
-              <w:t xml:space="preserve"> </w:t>
-            </w:r>
-            <w:r>
-              <w:rPr>
-                <w:rStyle w:val="VerbatimChar"/>
-              </w:rPr>
-              <w:t xml:space="preserve">https://eosc.eu/building-the-eosc-federation/eosc-node-finland</w:t>
-            </w:r>
-            <w:r>
-              <w:t xml:space="preserve">, and</w:t>
-            </w:r>
-            <w:r>
-              <w:t xml:space="preserve"> </w:t>
-            </w:r>
-            <w:r>
-              <w:t xml:space="preserve">“User Access Policy and the Acceptable Use Policy”</w:t>
-            </w:r>
-            <w:r>
-              <w:t xml:space="preserve"> </w:t>
-            </w:r>
-            <w:r>
-              <w:t xml:space="preserve">to its Node Policies page, which was read; its text now writes</w:t>
-            </w:r>
-            <w:r>
-              <w:t xml:space="preserve"> </w:t>
-            </w:r>
-            <w:r>
-              <w:t xml:space="preserve">“EOSC Node Finland”</w:t>
-            </w:r>
-            <w:r>
-              <w:t xml:space="preserve">, which matches</w:t>
-            </w:r>
-          </w:p>
-        </w:tc>
-      </w:tr>
-      <w:tr>
-        <w:tc>
-          <w:tcPr/>
-          <w:p>
-            <w:pPr>
-              <w:pStyle w:val="Compact"/>
-            </w:pPr>
-            <w:r>
-              <w:t xml:space="preserve">Data Terra</w:t>
-            </w:r>
-          </w:p>
-        </w:tc>
-        <w:tc>
-          <w:tcPr/>
-          <w:p>
-            <w:pPr>
-              <w:pStyle w:val="Compact"/>
-            </w:pPr>
-            <w:r>
-              <w:t xml:space="preserve">5c: review to</w:t>
-            </w:r>
-            <w:r>
-              <w:t xml:space="preserve"> </w:t>
-            </w:r>
-            <w:r>
-              <w:rPr>
-                <w:rStyle w:val="VerbatimChar"/>
-              </w:rPr>
-              <w:t xml:space="preserve">PASS</w:t>
-            </w:r>
-          </w:p>
-        </w:tc>
-        <w:tc>
-          <w:tcPr/>
-          <w:p>
-            <w:pPr>
-              <w:pStyle w:val="Compact"/>
-            </w:pPr>
-            <w:r>
-              <w:t xml:space="preserve">the policy link now reads</w:t>
-            </w:r>
-            <w:r>
-              <w:t xml:space="preserve"> </w:t>
-            </w:r>
-            <w:r>
-              <w:t xml:space="preserve">“EOSC Node Data Terra Acceptable Use Policy and User Access Policy”</w:t>
-            </w:r>
-            <w:r>
-              <w:t xml:space="preserve"> </w:t>
-            </w:r>
-            <w:r>
-              <w:t xml:space="preserve">(documentation site, not fetched: a pointer)</w:t>
+              <w:t xml:space="preserve">text was missing too, so point 3 lost its name match (it stays review)</w:t>
             </w:r>
           </w:p>
         </w:tc>
@@ -21630,7 +21470,7 @@
         <w:t xml:space="preserve"> </w:t>
       </w:r>
       <w:r>
-        <w:t xml:space="preserve">The same names as before were masked, and CERN’s screenshot again. BBMRI-ERIC’s</w:t>
+        <w:t xml:space="preserve">The same names as before were masked, including the fifteen on BBMRI-ERIC’s</w:t>
       </w:r>
       <w:r>
         <w:t xml:space="preserve"> </w:t>
@@ -21645,7 +21485,7 @@
         <w:t xml:space="preserve"> </w:t>
       </w:r>
       <w:r>
-        <w:t xml:space="preserve">pages added fifteen personal names, masked with same-length placeholders: the Director General (legal notice), the seven members of the scientific and ethical advisory board (governance page), the Stakeholder Forum chair and the head of public affairs (contact and stakeholder forum pages), and five finance, project and HR staff listed in capitals (finance and project management page). Its screenshot shows no names. Masking changed no verdict, message or evidence line. The privacy check found only role mailboxes.</w:t>
+        <w:t xml:space="preserve">pages and CERN’s screenshot. No new personal names were found. Masking changed no verdict, message or evidence line. The privacy check found only role mailboxes.</w:t>
       </w:r>
     </w:p>
     <w:p>
@@ -21672,32 +21512,17 @@
         <w:t xml:space="preserve"> </w:t>
       </w:r>
       <w:r>
-        <w:t xml:space="preserve">now expects eight matches (BBMRI-ERIC back, at its</w:t>
-      </w:r>
-      <w:r>
-        <w:t xml:space="preserve"> </w:t>
-      </w:r>
-      <w:r>
-        <w:rPr>
-          <w:rStyle w:val="VerbatimChar"/>
-        </w:rPr>
-        <w:t xml:space="preserve">dev3.</w:t>
-      </w:r>
-      <w:r>
-        <w:t xml:space="preserve"> </w:t>
-      </w:r>
-      <w:r>
-        <w:t xml:space="preserve">page, and EOSC Finland new).</w:t>
+        <w:t xml:space="preserve">now expects seven matches (Poland out, because its page rendered no main content).</w:t>
       </w:r>
     </w:p>
     <w:bookmarkEnd w:id="48"/>
-    <w:bookmarkStart w:id="50" w:name="X9828b8edd40f460e787c930d56879eec4c1270a"/>
+    <w:bookmarkStart w:id="50" w:name="Xc12d049a75ee95a773249558c20e083aa79ffb5"/>
     <w:p>
       <w:pPr>
         <w:pStyle w:val="Heading3"/>
       </w:pPr>
       <w:r>
-        <w:t xml:space="preserve">Previous run: web-24 at depth 2, 5 October 2026</w:t>
+        <w:t xml:space="preserve">Previous run: web-25 at depth 2, 6 October 2026, morning</w:t>
       </w:r>
     </w:p>
     <w:p>
@@ -21714,20 +21539,20 @@
         <w:rPr>
           <w:rStyle w:val="VerbatimChar"/>
         </w:rPr>
-        <w:t xml:space="preserve">web-24</w:t>
-      </w:r>
-      <w:r>
-        <w:t xml:space="preserve"> </w:t>
-      </w:r>
-      <w:r>
-        <w:t xml:space="preserve">was collected on 5 October 2026 between 21:17 and 21:23 UTC by the GitHub workflow (</w:t>
+        <w:t xml:space="preserve">web-25</w:t>
+      </w:r>
+      <w:r>
+        <w:t xml:space="preserve"> </w:t>
+      </w:r>
+      <w:r>
+        <w:t xml:space="preserve">was collected on 6 October 2026 between 10:35 and 10:41 UTC by the GitHub workflow (</w:t>
       </w:r>
       <w:hyperlink r:id="rId49">
         <w:r>
           <w:rPr>
             <w:rStyle w:val="Hyperlink"/>
           </w:rPr>
-          <w:t xml:space="preserve">run 37374849652</w:t>
+          <w:t xml:space="preserve">run 37450646487</w:t>
         </w:r>
       </w:hyperlink>
       <w:r>
@@ -21740,7 +21565,7 @@
         <w:rPr>
           <w:rStyle w:val="VerbatimChar"/>
         </w:rPr>
-        <w:t xml:space="preserve">42aacbe</w:t>
+        <w:t xml:space="preserve">ddb7711</w:t>
       </w:r>
       <w:r>
         <w:t xml:space="preserve">) at</w:t>
@@ -21755,34 +21580,7 @@
         <w:t xml:space="preserve">--depth 2</w:t>
       </w:r>
       <w:r>
-        <w:t xml:space="preserve">, under the re-issued checklist v3.2 and the official unscoped names list. Commit</w:t>
-      </w:r>
-      <w:r>
-        <w:t xml:space="preserve"> </w:t>
-      </w:r>
-      <w:r>
-        <w:rPr>
-          <w:rStyle w:val="VerbatimChar"/>
-        </w:rPr>
-        <w:t xml:space="preserve">42aacbe</w:t>
-      </w:r>
-      <w:r>
-        <w:t xml:space="preserve"> </w:t>
-      </w:r>
-      <w:r>
-        <w:t xml:space="preserve">made BBMRI-ERIC’s default landing page</w:t>
-      </w:r>
-      <w:r>
-        <w:t xml:space="preserve"> </w:t>
-      </w:r>
-      <w:r>
-        <w:rPr>
-          <w:rStyle w:val="VerbatimChar"/>
-        </w:rPr>
-        <w:t xml:space="preserve">https://dev3.bbmri-eric.eu/eosc-node-bbmri-eric/</w:t>
-      </w:r>
-      <w:r>
-        <w:t xml:space="preserve">. The run made 94 page requests: 12 landing pages, 54 direct links and 28 second-hop pages. Eleven landing pages returned HTTP 200; GÉANT’s returned HTTP 403 with the Cloudflare challenge; BBMRI-ERIC’s was not requested, because the</w:t>
+        <w:t xml:space="preserve">, under the re-issued checklist v3.2 and the official unscoped names list. It made 109 page requests: 13 landing pages, 62 direct links and 34 second-hop pages. Twelve landing pages returned HTTP 200, BBMRI-ERIC’s</w:t>
       </w:r>
       <w:r>
         <w:t xml:space="preserve"> </w:t>
@@ -21797,7 +21595,7 @@
         <w:t xml:space="preserve"> </w:t>
       </w:r>
       <w:r>
-        <w:t xml:space="preserve">host’s</w:t>
+        <w:t xml:space="preserve">page among them (its</w:t>
       </w:r>
       <w:r>
         <w:t xml:space="preserve"> </w:t>
@@ -21812,22 +21610,22 @@
         <w:t xml:space="preserve"> </w:t>
       </w:r>
       <w:r>
-        <w:t xml:space="preserve">disallows it. Depth 1 and depth 2 agree in every cell. Offline,</w:t>
-      </w:r>
-      <w:r>
-        <w:t xml:space="preserve"> </w:t>
-      </w:r>
-      <w:r>
-        <w:rPr>
-          <w:rStyle w:val="VerbatimChar"/>
-        </w:rPr>
-        <w:t xml:space="preserve">uv run basic-check assess --run web-24</w:t>
-      </w:r>
-      <w:r>
-        <w:t xml:space="preserve"> </w:t>
-      </w:r>
-      <w:r>
-        <w:t xml:space="preserve">reproduces it exactly, apart from the generation time (verified 5 October 2026).</w:t>
+        <w:t xml:space="preserve">no longer excludes the tool); GÉANT’s returned HTTP 403 with the Cloudflare challenge. Depth 1 and depth 2 agree in every cell. Offline,</w:t>
+      </w:r>
+      <w:r>
+        <w:t xml:space="preserve"> </w:t>
+      </w:r>
+      <w:r>
+        <w:rPr>
+          <w:rStyle w:val="VerbatimChar"/>
+        </w:rPr>
+        <w:t xml:space="preserve">uv run basic-check assess --run web-25</w:t>
+      </w:r>
+      <w:r>
+        <w:t xml:space="preserve"> </w:t>
+      </w:r>
+      <w:r>
+        <w:t xml:space="preserve">reproduces it exactly, apart from the generation time (verified 6 October 2026).</w:t>
       </w:r>
     </w:p>
     <w:tbl>
@@ -21886,7 +21684,7 @@
               <w:pStyle w:val="Compact"/>
             </w:pPr>
             <w:r>
-              <w:t xml:space="preserve">60</w:t>
+              <w:t xml:space="preserve">68</w:t>
             </w:r>
           </w:p>
         </w:tc>
@@ -21910,7 +21708,7 @@
               <w:pStyle w:val="Compact"/>
             </w:pPr>
             <w:r>
-              <w:t xml:space="preserve">1</w:t>
+              <w:t xml:space="preserve">0</w:t>
             </w:r>
           </w:p>
         </w:tc>
@@ -21934,7 +21732,7 @@
               <w:pStyle w:val="Compact"/>
             </w:pPr>
             <w:r>
-              <w:t xml:space="preserve">59</w:t>
+              <w:t xml:space="preserve">62</w:t>
             </w:r>
           </w:p>
         </w:tc>
@@ -21958,7 +21756,7 @@
               <w:pStyle w:val="Compact"/>
             </w:pPr>
             <w:r>
-              <w:t xml:space="preserve">10</w:t>
+              <w:t xml:space="preserve">0</w:t>
             </w:r>
           </w:p>
         </w:tc>
@@ -22007,16 +21805,23 @@
         <w:pStyle w:val="BodyText"/>
       </w:pPr>
       <w:r>
-        <w:t xml:space="preserve">The one FAIL is point 4 for EOSC Finland. Twelve cells changed against</w:t>
-      </w:r>
-      <w:r>
-        <w:t xml:space="preserve"> </w:t>
-      </w:r>
-      <w:r>
-        <w:rPr>
-          <w:rStyle w:val="VerbatimChar"/>
-        </w:rPr>
-        <w:t xml:space="preserve">web-23</w:t>
+        <w:rPr>
+          <w:b/>
+          <w:bCs/>
+        </w:rPr>
+        <w:t xml:space="preserve">No FAIL is left</w:t>
+      </w:r>
+      <w:r>
+        <w:t xml:space="preserve">, for the first time. Thirteen cells changed against</w:t>
+      </w:r>
+      <w:r>
+        <w:t xml:space="preserve"> </w:t>
+      </w:r>
+      <w:r>
+        <w:rPr>
+          <w:rStyle w:val="VerbatimChar"/>
+        </w:rPr>
+        <w:t xml:space="preserve">web-24</w:t>
       </w:r>
       <w:r>
         <w:t xml:space="preserve">:</w:t>
@@ -22091,7 +21896,7 @@
               <w:pStyle w:val="Compact"/>
             </w:pPr>
             <w:r>
-              <w:t xml:space="preserve">all ten to</w:t>
+              <w:t xml:space="preserve">1, 4, 5b, 6, 7:</w:t>
             </w:r>
             <w:r>
               <w:t xml:space="preserve"> </w:t>
@@ -22106,24 +21911,45 @@
               <w:t xml:space="preserve"> </w:t>
             </w:r>
             <w:r>
-              <w:t xml:space="preserve">(were 6 PASS, 4 review)</w:t>
-            </w:r>
-          </w:p>
-        </w:tc>
-        <w:tc>
-          <w:tcPr/>
-          <w:p>
-            <w:pPr>
-              <w:pStyle w:val="Compact"/>
-            </w:pPr>
+              <w:t xml:space="preserve">to</w:t>
+            </w:r>
+            <w:r>
+              <w:t xml:space="preserve"> </w:t>
+            </w:r>
             <w:r>
               <w:rPr>
                 <w:rStyle w:val="VerbatimChar"/>
               </w:rPr>
-              <w:t xml:space="preserve">not fetched: robots.txt disallows it</w:t>
-            </w:r>
-            <w:r>
-              <w:t xml:space="preserve">, at the new</w:t>
+              <w:t xml:space="preserve">PASS</w:t>
+            </w:r>
+            <w:r>
+              <w:t xml:space="preserve">; 1R, 2, 3, 5a, 5c:</w:t>
+            </w:r>
+            <w:r>
+              <w:t xml:space="preserve"> </w:t>
+            </w:r>
+            <w:r>
+              <w:rPr>
+                <w:rStyle w:val="VerbatimChar"/>
+              </w:rPr>
+              <w:t xml:space="preserve">ERROR</w:t>
+            </w:r>
+            <w:r>
+              <w:t xml:space="preserve"> </w:t>
+            </w:r>
+            <w:r>
+              <w:t xml:space="preserve">to review</w:t>
+            </w:r>
+          </w:p>
+        </w:tc>
+        <w:tc>
+          <w:tcPr/>
+          <w:p>
+            <w:pPr>
+              <w:pStyle w:val="Compact"/>
+            </w:pPr>
+            <w:r>
+              <w:t xml:space="preserve">the</w:t>
             </w:r>
             <w:r>
               <w:t xml:space="preserve"> </w:t>
@@ -22138,16 +21964,49 @@
               <w:t xml:space="preserve"> </w:t>
             </w:r>
             <w:r>
-              <w:t xml:space="preserve">default, as on 25 September (trial) and 1 October (</w:t>
+              <w:t xml:space="preserve">page was served; it links its own</w:t>
+            </w:r>
+            <w:r>
+              <w:t xml:space="preserve"> </w:t>
             </w:r>
             <w:r>
               <w:rPr>
                 <w:rStyle w:val="VerbatimChar"/>
               </w:rPr>
-              <w:t xml:space="preserve">web-18</w:t>
-            </w:r>
-            <w:r>
-              <w:t xml:space="preserve">); this says nothing about compliance</w:t>
+              <w:t xml:space="preserve">eosc.eu</w:t>
+            </w:r>
+            <w:r>
+              <w:t xml:space="preserve"> </w:t>
+            </w:r>
+            <w:r>
+              <w:t xml:space="preserve">entry (</w:t>
+            </w:r>
+            <w:r>
+              <w:t xml:space="preserve">“See the dedicated page on the EOSC website”</w:t>
+            </w:r>
+            <w:r>
+              <w:t xml:space="preserve">), an</w:t>
+            </w:r>
+            <w:r>
+              <w:t xml:space="preserve"> </w:t>
+            </w:r>
+            <w:r>
+              <w:t xml:space="preserve">“Acceptable Use Policy”</w:t>
+            </w:r>
+            <w:r>
+              <w:t xml:space="preserve"> </w:t>
+            </w:r>
+            <w:r>
+              <w:t xml:space="preserve">PDF (a pointer) and its Helpdesk; no User Access Policy is linked, so 5c is review; its text writes</w:t>
+            </w:r>
+            <w:r>
+              <w:t xml:space="preserve"> </w:t>
+            </w:r>
+            <w:r>
+              <w:t xml:space="preserve">“EOSC Node – BBMRI-ERIC”</w:t>
+            </w:r>
+            <w:r>
+              <w:t xml:space="preserve">, which matches the approved list</w:t>
             </w:r>
           </w:p>
         </w:tc>
@@ -22160,18 +22019,33 @@
               <w:pStyle w:val="Compact"/>
             </w:pPr>
             <w:r>
-              <w:t xml:space="preserve">Czechia</w:t>
-            </w:r>
-          </w:p>
-        </w:tc>
-        <w:tc>
-          <w:tcPr/>
-          <w:p>
-            <w:pPr>
-              <w:pStyle w:val="Compact"/>
-            </w:pPr>
-            <w:r>
-              <w:t xml:space="preserve">5c:</w:t>
+              <w:t xml:space="preserve">EOSC Finland</w:t>
+            </w:r>
+          </w:p>
+        </w:tc>
+        <w:tc>
+          <w:tcPr/>
+          <w:p>
+            <w:pPr>
+              <w:pStyle w:val="Compact"/>
+            </w:pPr>
+            <w:r>
+              <w:t xml:space="preserve">4:</w:t>
+            </w:r>
+            <w:r>
+              <w:t xml:space="preserve"> </w:t>
+            </w:r>
+            <w:r>
+              <w:rPr>
+                <w:rStyle w:val="VerbatimChar"/>
+              </w:rPr>
+              <w:t xml:space="preserve">FAIL</w:t>
+            </w:r>
+            <w:r>
+              <w:t xml:space="preserve"> </w:t>
+            </w:r>
+            <w:r>
+              <w:t xml:space="preserve">to</w:t>
             </w:r>
             <w:r>
               <w:t xml:space="preserve"> </w:t>
@@ -22183,51 +22057,7 @@
               <w:t xml:space="preserve">PASS</w:t>
             </w:r>
             <w:r>
-              <w:t xml:space="preserve"> </w:t>
-            </w:r>
-            <w:r>
-              <w:t xml:space="preserve">to review</w:t>
-            </w:r>
-          </w:p>
-        </w:tc>
-        <w:tc>
-          <w:tcPr/>
-          <w:p>
-            <w:pPr>
-              <w:pStyle w:val="Compact"/>
-            </w:pPr>
-            <w:r>
-              <w:t xml:space="preserve">no User Access Policy link was found on the landing page or the 12 pages read; it links its AUP (</w:t>
-            </w:r>
-            <w:r>
-              <w:t xml:space="preserve">“AP/AUP EOSC Node Czechia”</w:t>
-            </w:r>
-            <w:r>
-              <w:t xml:space="preserve">, a PDF), and v3.2 allows one document for both</w:t>
-            </w:r>
-          </w:p>
-        </w:tc>
-      </w:tr>
-      <w:tr>
-        <w:tc>
-          <w:tcPr/>
-          <w:p>
-            <w:pPr>
-              <w:pStyle w:val="Compact"/>
-            </w:pPr>
-            <w:r>
-              <w:t xml:space="preserve">EUDAT</w:t>
-            </w:r>
-          </w:p>
-        </w:tc>
-        <w:tc>
-          <w:tcPr/>
-          <w:p>
-            <w:pPr>
-              <w:pStyle w:val="Compact"/>
-            </w:pPr>
-            <w:r>
-              <w:t xml:space="preserve">5c: review to</w:t>
+              <w:t xml:space="preserve">; 5c: review to</w:t>
             </w:r>
             <w:r>
               <w:t xml:space="preserve"> </w:t>
@@ -22253,7 +22083,7 @@
               <w:t xml:space="preserve"> </w:t>
             </w:r>
             <w:r>
-              <w:t xml:space="preserve">“User Access Policy”</w:t>
+              <w:t xml:space="preserve">“EOSC Node Finland (External link)”</w:t>
             </w:r>
             <w:r>
               <w:t xml:space="preserve"> </w:t>
@@ -22268,10 +22098,87 @@
               <w:rPr>
                 <w:rStyle w:val="VerbatimChar"/>
               </w:rPr>
-              <w:t xml:space="preserve">https://www.eudat.eu/eudat-cdi-uap</w:t>
-            </w:r>
-            <w:r>
-              <w:t xml:space="preserve">, which was read (HTTP 200, policy wording)</w:t>
+              <w:t xml:space="preserve">https://eosc.eu/building-the-eosc-federation/eosc-node-finland</w:t>
+            </w:r>
+            <w:r>
+              <w:t xml:space="preserve">, and</w:t>
+            </w:r>
+            <w:r>
+              <w:t xml:space="preserve"> </w:t>
+            </w:r>
+            <w:r>
+              <w:t xml:space="preserve">“User Access Policy and the Acceptable Use Policy”</w:t>
+            </w:r>
+            <w:r>
+              <w:t xml:space="preserve"> </w:t>
+            </w:r>
+            <w:r>
+              <w:t xml:space="preserve">to its Node Policies page, which was read; its text now writes</w:t>
+            </w:r>
+            <w:r>
+              <w:t xml:space="preserve"> </w:t>
+            </w:r>
+            <w:r>
+              <w:t xml:space="preserve">“EOSC Node Finland”</w:t>
+            </w:r>
+            <w:r>
+              <w:t xml:space="preserve">, which matches</w:t>
+            </w:r>
+          </w:p>
+        </w:tc>
+      </w:tr>
+      <w:tr>
+        <w:tc>
+          <w:tcPr/>
+          <w:p>
+            <w:pPr>
+              <w:pStyle w:val="Compact"/>
+            </w:pPr>
+            <w:r>
+              <w:t xml:space="preserve">Data Terra</w:t>
+            </w:r>
+          </w:p>
+        </w:tc>
+        <w:tc>
+          <w:tcPr/>
+          <w:p>
+            <w:pPr>
+              <w:pStyle w:val="Compact"/>
+            </w:pPr>
+            <w:r>
+              <w:t xml:space="preserve">5c: review to</w:t>
+            </w:r>
+            <w:r>
+              <w:t xml:space="preserve"> </w:t>
+            </w:r>
+            <w:r>
+              <w:rPr>
+                <w:rStyle w:val="VerbatimChar"/>
+              </w:rPr>
+              <w:t xml:space="preserve">PASS</w:t>
+            </w:r>
+          </w:p>
+        </w:tc>
+        <w:tc>
+          <w:tcPr/>
+          <w:p>
+            <w:pPr>
+              <w:pStyle w:val="Compact"/>
+            </w:pPr>
+            <w:r>
+              <w:t xml:space="preserve">the policy link now reads</w:t>
+            </w:r>
+            <w:r>
+              <w:t xml:space="preserve"> </w:t>
+            </w:r>
+            <w:r>
+              <w:t xml:space="preserve">“EOSC Node Data Terra Acceptable Use Policy and User Access Policy”</w:t>
+            </w:r>
+            <w:r>
+              <w:t xml:space="preserve"> </w:t>
+            </w:r>
+            <w:r>
+              <w:t xml:space="preserve">(documentation site, not fetched: a pointer)</w:t>
             </w:r>
           </w:p>
         </w:tc>
@@ -22292,37 +22199,22 @@
         <w:t xml:space="preserve"> </w:t>
       </w:r>
       <w:r>
-        <w:t xml:space="preserve">The same names as before were masked, and CERN’s screenshot again; BBMRI-ERIC has no evidence to mask in this run. No new personal names were found. The privacy check found only role mailboxes. The workflow carried over BBMRI-ERIC’s screenshot from</w:t>
-      </w:r>
-      <w:r>
-        <w:t xml:space="preserve"> </w:t>
-      </w:r>
-      <w:r>
-        <w:rPr>
-          <w:rStyle w:val="VerbatimChar"/>
-        </w:rPr>
-        <w:t xml:space="preserve">web-23</w:t>
-      </w:r>
-      <w:r>
-        <w:t xml:space="preserve"> </w:t>
-      </w:r>
-      <w:r>
-        <w:t xml:space="preserve">(its</w:t>
-      </w:r>
-      <w:r>
-        <w:t xml:space="preserve"> </w:t>
-      </w:r>
-      <w:r>
-        <w:rPr>
-          <w:rStyle w:val="VerbatimChar"/>
-        </w:rPr>
-        <w:t xml:space="preserve">www.</w:t>
-      </w:r>
-      <w:r>
-        <w:t xml:space="preserve"> </w:t>
-      </w:r>
-      <w:r>
-        <w:t xml:space="preserve">page); it does not belong to this run and was not published.</w:t>
+        <w:t xml:space="preserve">The same names as before were masked, and CERN’s screenshot again. BBMRI-ERIC’s</w:t>
+      </w:r>
+      <w:r>
+        <w:t xml:space="preserve"> </w:t>
+      </w:r>
+      <w:r>
+        <w:rPr>
+          <w:rStyle w:val="VerbatimChar"/>
+        </w:rPr>
+        <w:t xml:space="preserve">dev3.</w:t>
+      </w:r>
+      <w:r>
+        <w:t xml:space="preserve"> </w:t>
+      </w:r>
+      <w:r>
+        <w:t xml:space="preserve">pages added fifteen personal names, masked with same-length placeholders: the Director General (legal notice), the seven members of the scientific and ethical advisory board (governance page), the Stakeholder Forum chair and the head of public affairs (contact and stakeholder forum pages), and five finance, project and HR staff listed in capitals (finance and project management page). Its screenshot shows no names. Masking changed no verdict, message or evidence line. The privacy check found only role mailboxes.</w:t>
       </w:r>
     </w:p>
     <w:p>
@@ -22349,37 +22241,7 @@
         <w:t xml:space="preserve"> </w:t>
       </w:r>
       <w:r>
-        <w:t xml:space="preserve">now expects six matches (BBMRI-ERIC left out: no page was read), and</w:t>
-      </w:r>
-      <w:r>
-        <w:t xml:space="preserve"> </w:t>
-      </w:r>
-      <w:r>
-        <w:rPr>
-          <w:rStyle w:val="VerbatimChar"/>
-        </w:rPr>
-        <w:t xml:space="preserve">test_update_row.py::test_evidence_from_another_url_is_flagged_on_that_row</w:t>
-      </w:r>
-      <w:r>
-        <w:t xml:space="preserve"> </w:t>
-      </w:r>
-      <w:r>
-        <w:t xml:space="preserve">now configures the</w:t>
-      </w:r>
-      <w:r>
-        <w:t xml:space="preserve"> </w:t>
-      </w:r>
-      <w:r>
-        <w:rPr>
-          <w:rStyle w:val="VerbatimChar"/>
-        </w:rPr>
-        <w:t xml:space="preserve">www.</w:t>
-      </w:r>
-      <w:r>
-        <w:t xml:space="preserve"> </w:t>
-      </w:r>
-      <w:r>
-        <w:t xml:space="preserve">address against the</w:t>
+        <w:t xml:space="preserve">now expects eight matches (BBMRI-ERIC back, at its</w:t>
       </w:r>
       <w:r>
         <w:t xml:space="preserve"> </w:t>
@@ -22394,17 +22256,17 @@
         <w:t xml:space="preserve"> </w:t>
       </w:r>
       <w:r>
-        <w:t xml:space="preserve">evidence.</w:t>
+        <w:t xml:space="preserve">page, and EOSC Finland new).</w:t>
       </w:r>
     </w:p>
     <w:bookmarkEnd w:id="50"/>
-    <w:bookmarkStart w:id="52" w:name="X3c64202b97e5dcae87bb2f0ce623f11fcb4f574"/>
+    <w:bookmarkStart w:id="52" w:name="X9828b8edd40f460e787c930d56879eec4c1270a"/>
     <w:p>
       <w:pPr>
         <w:pStyle w:val="Heading3"/>
       </w:pPr>
       <w:r>
-        <w:t xml:space="preserve">Previous run: web-23 at depth 2, 2 October 2026</w:t>
+        <w:t xml:space="preserve">Previous run: web-24 at depth 2, 5 October 2026</w:t>
       </w:r>
     </w:p>
     <w:p>
@@ -22421,20 +22283,20 @@
         <w:rPr>
           <w:rStyle w:val="VerbatimChar"/>
         </w:rPr>
-        <w:t xml:space="preserve">web-23</w:t>
-      </w:r>
-      <w:r>
-        <w:t xml:space="preserve"> </w:t>
-      </w:r>
-      <w:r>
-        <w:t xml:space="preserve">was collected on 2 October 2026 between 16:19 and 16:25 UTC by the GitHub workflow (</w:t>
+        <w:t xml:space="preserve">web-24</w:t>
+      </w:r>
+      <w:r>
+        <w:t xml:space="preserve"> </w:t>
+      </w:r>
+      <w:r>
+        <w:t xml:space="preserve">was collected on 5 October 2026 between 21:17 and 21:23 UTC by the GitHub workflow (</w:t>
       </w:r>
       <w:hyperlink r:id="rId51">
         <w:r>
           <w:rPr>
             <w:rStyle w:val="Hyperlink"/>
           </w:rPr>
-          <w:t xml:space="preserve">run 37033017657</w:t>
+          <w:t xml:space="preserve">run 37374849652</w:t>
         </w:r>
       </w:hyperlink>
       <w:r>
@@ -22447,7 +22309,7 @@
         <w:rPr>
           <w:rStyle w:val="VerbatimChar"/>
         </w:rPr>
-        <w:t xml:space="preserve">142e002</w:t>
+        <w:t xml:space="preserve">42aacbe</w:t>
       </w:r>
       <w:r>
         <w:t xml:space="preserve">) at</w:t>
@@ -22462,22 +22324,79 @@
         <w:t xml:space="preserve">--depth 2</w:t>
       </w:r>
       <w:r>
-        <w:t xml:space="preserve">, under the re-issued checklist v3.2 and the official unscoped names list. It made 102 page requests: 13 landing pages, 60 direct links and 29 second-hop pages. Twelve landing pages returned HTTP 200; GÉANT’s returned HTTP 403 with the Cloudflare challenge. Depth 1 and depth 2 agree in every cell. Offline,</w:t>
-      </w:r>
-      <w:r>
-        <w:t xml:space="preserve"> </w:t>
-      </w:r>
-      <w:r>
-        <w:rPr>
-          <w:rStyle w:val="VerbatimChar"/>
-        </w:rPr>
-        <w:t xml:space="preserve">uv run basic-check assess --run web-23</w:t>
-      </w:r>
-      <w:r>
-        <w:t xml:space="preserve"> </w:t>
-      </w:r>
-      <w:r>
-        <w:t xml:space="preserve">reproduces it exactly, apart from the generation time.</w:t>
+        <w:t xml:space="preserve">, under the re-issued checklist v3.2 and the official unscoped names list. Commit</w:t>
+      </w:r>
+      <w:r>
+        <w:t xml:space="preserve"> </w:t>
+      </w:r>
+      <w:r>
+        <w:rPr>
+          <w:rStyle w:val="VerbatimChar"/>
+        </w:rPr>
+        <w:t xml:space="preserve">42aacbe</w:t>
+      </w:r>
+      <w:r>
+        <w:t xml:space="preserve"> </w:t>
+      </w:r>
+      <w:r>
+        <w:t xml:space="preserve">made BBMRI-ERIC’s default landing page</w:t>
+      </w:r>
+      <w:r>
+        <w:t xml:space="preserve"> </w:t>
+      </w:r>
+      <w:r>
+        <w:rPr>
+          <w:rStyle w:val="VerbatimChar"/>
+        </w:rPr>
+        <w:t xml:space="preserve">https://dev3.bbmri-eric.eu/eosc-node-bbmri-eric/</w:t>
+      </w:r>
+      <w:r>
+        <w:t xml:space="preserve">. The run made 94 page requests: 12 landing pages, 54 direct links and 28 second-hop pages. Eleven landing pages returned HTTP 200; GÉANT’s returned HTTP 403 with the Cloudflare challenge; BBMRI-ERIC’s was not requested, because the</w:t>
+      </w:r>
+      <w:r>
+        <w:t xml:space="preserve"> </w:t>
+      </w:r>
+      <w:r>
+        <w:rPr>
+          <w:rStyle w:val="VerbatimChar"/>
+        </w:rPr>
+        <w:t xml:space="preserve">dev3.</w:t>
+      </w:r>
+      <w:r>
+        <w:t xml:space="preserve"> </w:t>
+      </w:r>
+      <w:r>
+        <w:t xml:space="preserve">host’s</w:t>
+      </w:r>
+      <w:r>
+        <w:t xml:space="preserve"> </w:t>
+      </w:r>
+      <w:r>
+        <w:rPr>
+          <w:rStyle w:val="VerbatimChar"/>
+        </w:rPr>
+        <w:t xml:space="preserve">robots.txt</w:t>
+      </w:r>
+      <w:r>
+        <w:t xml:space="preserve"> </w:t>
+      </w:r>
+      <w:r>
+        <w:t xml:space="preserve">disallows it. Depth 1 and depth 2 agree in every cell. Offline,</w:t>
+      </w:r>
+      <w:r>
+        <w:t xml:space="preserve"> </w:t>
+      </w:r>
+      <w:r>
+        <w:rPr>
+          <w:rStyle w:val="VerbatimChar"/>
+        </w:rPr>
+        <w:t xml:space="preserve">uv run basic-check assess --run web-24</w:t>
+      </w:r>
+      <w:r>
+        <w:t xml:space="preserve"> </w:t>
+      </w:r>
+      <w:r>
+        <w:t xml:space="preserve">reproduces it exactly, apart from the generation time (verified 5 October 2026).</w:t>
       </w:r>
     </w:p>
     <w:tbl>
@@ -22536,7 +22455,7 @@
               <w:pStyle w:val="Compact"/>
             </w:pPr>
             <w:r>
-              <w:t xml:space="preserve">66</w:t>
+              <w:t xml:space="preserve">60</w:t>
             </w:r>
           </w:p>
         </w:tc>
@@ -22584,7 +22503,7 @@
               <w:pStyle w:val="Compact"/>
             </w:pPr>
             <w:r>
-              <w:t xml:space="preserve">63</w:t>
+              <w:t xml:space="preserve">59</w:t>
             </w:r>
           </w:p>
         </w:tc>
@@ -22608,7 +22527,7 @@
               <w:pStyle w:val="Compact"/>
             </w:pPr>
             <w:r>
-              <w:t xml:space="preserve">0</w:t>
+              <w:t xml:space="preserve">10</w:t>
             </w:r>
           </w:p>
         </w:tc>
@@ -22657,16 +22576,16 @@
         <w:pStyle w:val="BodyText"/>
       </w:pPr>
       <w:r>
-        <w:t xml:space="preserve">The one FAIL is point 4 for EOSC Finland. Six cells changed against</w:t>
-      </w:r>
-      <w:r>
-        <w:t xml:space="preserve"> </w:t>
-      </w:r>
-      <w:r>
-        <w:rPr>
-          <w:rStyle w:val="VerbatimChar"/>
-        </w:rPr>
-        <w:t xml:space="preserve">web-22</w:t>
+        <w:t xml:space="preserve">The one FAIL is point 4 for EOSC Finland. Twelve cells changed against</w:t>
+      </w:r>
+      <w:r>
+        <w:t xml:space="preserve"> </w:t>
+      </w:r>
+      <w:r>
+        <w:rPr>
+          <w:rStyle w:val="VerbatimChar"/>
+        </w:rPr>
+        <w:t xml:space="preserve">web-23</w:t>
       </w:r>
       <w:r>
         <w:t xml:space="preserve">:</w:t>
@@ -22730,18 +22649,18 @@
               <w:pStyle w:val="Compact"/>
             </w:pPr>
             <w:r>
-              <w:t xml:space="preserve">PaNOSC</w:t>
-            </w:r>
-          </w:p>
-        </w:tc>
-        <w:tc>
-          <w:tcPr/>
-          <w:p>
-            <w:pPr>
-              <w:pStyle w:val="Compact"/>
-            </w:pPr>
-            <w:r>
-              <w:t xml:space="preserve">4:</w:t>
+              <w:t xml:space="preserve">BBMRI-ERIC</w:t>
+            </w:r>
+          </w:p>
+        </w:tc>
+        <w:tc>
+          <w:tcPr/>
+          <w:p>
+            <w:pPr>
+              <w:pStyle w:val="Compact"/>
+            </w:pPr>
+            <w:r>
+              <w:t xml:space="preserve">all ten to</w:t>
             </w:r>
             <w:r>
               <w:t xml:space="preserve"> </w:t>
@@ -22750,13 +22669,78 @@
               <w:rPr>
                 <w:rStyle w:val="VerbatimChar"/>
               </w:rPr>
-              <w:t xml:space="preserve">FAIL</w:t>
+              <w:t xml:space="preserve">ERROR</w:t>
             </w:r>
             <w:r>
               <w:t xml:space="preserve"> </w:t>
             </w:r>
             <w:r>
-              <w:t xml:space="preserve">to</w:t>
+              <w:t xml:space="preserve">(were 6 PASS, 4 review)</w:t>
+            </w:r>
+          </w:p>
+        </w:tc>
+        <w:tc>
+          <w:tcPr/>
+          <w:p>
+            <w:pPr>
+              <w:pStyle w:val="Compact"/>
+            </w:pPr>
+            <w:r>
+              <w:rPr>
+                <w:rStyle w:val="VerbatimChar"/>
+              </w:rPr>
+              <w:t xml:space="preserve">not fetched: robots.txt disallows it</w:t>
+            </w:r>
+            <w:r>
+              <w:t xml:space="preserve">, at the new</w:t>
+            </w:r>
+            <w:r>
+              <w:t xml:space="preserve"> </w:t>
+            </w:r>
+            <w:r>
+              <w:rPr>
+                <w:rStyle w:val="VerbatimChar"/>
+              </w:rPr>
+              <w:t xml:space="preserve">dev3.</w:t>
+            </w:r>
+            <w:r>
+              <w:t xml:space="preserve"> </w:t>
+            </w:r>
+            <w:r>
+              <w:t xml:space="preserve">default, as on 25 September (trial) and 1 October (</w:t>
+            </w:r>
+            <w:r>
+              <w:rPr>
+                <w:rStyle w:val="VerbatimChar"/>
+              </w:rPr>
+              <w:t xml:space="preserve">web-18</w:t>
+            </w:r>
+            <w:r>
+              <w:t xml:space="preserve">); this says nothing about compliance</w:t>
+            </w:r>
+          </w:p>
+        </w:tc>
+      </w:tr>
+      <w:tr>
+        <w:tc>
+          <w:tcPr/>
+          <w:p>
+            <w:pPr>
+              <w:pStyle w:val="Compact"/>
+            </w:pPr>
+            <w:r>
+              <w:t xml:space="preserve">Czechia</w:t>
+            </w:r>
+          </w:p>
+        </w:tc>
+        <w:tc>
+          <w:tcPr/>
+          <w:p>
+            <w:pPr>
+              <w:pStyle w:val="Compact"/>
+            </w:pPr>
+            <w:r>
+              <w:t xml:space="preserve">5c:</w:t>
             </w:r>
             <w:r>
               <w:t xml:space="preserve"> </w:t>
@@ -22767,37 +22751,28 @@
               </w:rPr>
               <w:t xml:space="preserve">PASS</w:t>
             </w:r>
-          </w:p>
-        </w:tc>
-        <w:tc>
-          <w:tcPr/>
-          <w:p>
-            <w:pPr>
-              <w:pStyle w:val="Compact"/>
-            </w:pPr>
-            <w:r>
-              <w:t xml:space="preserve">it links</w:t>
-            </w:r>
             <w:r>
               <w:t xml:space="preserve"> </w:t>
             </w:r>
             <w:r>
-              <w:t xml:space="preserve">“PaNOSC Node”</w:t>
-            </w:r>
-            <w:r>
-              <w:t xml:space="preserve"> </w:t>
-            </w:r>
-            <w:r>
-              <w:t xml:space="preserve">to</w:t>
-            </w:r>
-            <w:r>
-              <w:t xml:space="preserve"> </w:t>
-            </w:r>
-            <w:r>
-              <w:rPr>
-                <w:rStyle w:val="VerbatimChar"/>
-              </w:rPr>
-              <w:t xml:space="preserve">https://eosc.eu/building-the-eosc-federation/eosc-node-panosc</w:t>
+              <w:t xml:space="preserve">to review</w:t>
+            </w:r>
+          </w:p>
+        </w:tc>
+        <w:tc>
+          <w:tcPr/>
+          <w:p>
+            <w:pPr>
+              <w:pStyle w:val="Compact"/>
+            </w:pPr>
+            <w:r>
+              <w:t xml:space="preserve">no User Access Policy link was found on the landing page or the 12 pages read; it links its AUP (</w:t>
+            </w:r>
+            <w:r>
+              <w:t xml:space="preserve">“AP/AUP EOSC Node Czechia”</w:t>
+            </w:r>
+            <w:r>
+              <w:t xml:space="preserve">, a PDF), and v3.2 allows one document for both</w:t>
             </w:r>
           </w:p>
         </w:tc>
@@ -22810,33 +22785,18 @@
               <w:pStyle w:val="Compact"/>
             </w:pPr>
             <w:r>
-              <w:t xml:space="preserve">Poland</w:t>
-            </w:r>
-          </w:p>
-        </w:tc>
-        <w:tc>
-          <w:tcPr/>
-          <w:p>
-            <w:pPr>
-              <w:pStyle w:val="Compact"/>
-            </w:pPr>
-            <w:r>
-              <w:t xml:space="preserve">4:</w:t>
-            </w:r>
-            <w:r>
-              <w:t xml:space="preserve"> </w:t>
-            </w:r>
-            <w:r>
-              <w:rPr>
-                <w:rStyle w:val="VerbatimChar"/>
-              </w:rPr>
-              <w:t xml:space="preserve">FAIL</w:t>
-            </w:r>
-            <w:r>
-              <w:t xml:space="preserve"> </w:t>
-            </w:r>
-            <w:r>
-              <w:t xml:space="preserve">to</w:t>
+              <w:t xml:space="preserve">EUDAT</w:t>
+            </w:r>
+          </w:p>
+        </w:tc>
+        <w:tc>
+          <w:tcPr/>
+          <w:p>
+            <w:pPr>
+              <w:pStyle w:val="Compact"/>
+            </w:pPr>
+            <w:r>
+              <w:t xml:space="preserve">5c: review to</w:t>
             </w:r>
             <w:r>
               <w:t xml:space="preserve"> </w:t>
@@ -22862,7 +22822,7 @@
               <w:t xml:space="preserve"> </w:t>
             </w:r>
             <w:r>
-              <w:t xml:space="preserve">“EOSC Node Poland”</w:t>
+              <w:t xml:space="preserve">“User Access Policy”</w:t>
             </w:r>
             <w:r>
               <w:t xml:space="preserve"> </w:t>
@@ -22877,90 +22837,10 @@
               <w:rPr>
                 <w:rStyle w:val="VerbatimChar"/>
               </w:rPr>
-              <w:t xml:space="preserve">https://eosc.eu/building-the-eosc-federation/eosc-node-poland/</w:t>
-            </w:r>
-            <w:r>
-              <w:t xml:space="preserve">; its text now also writes</w:t>
-            </w:r>
-            <w:r>
-              <w:t xml:space="preserve"> </w:t>
-            </w:r>
-            <w:r>
-              <w:t xml:space="preserve">“EOSC Node Poland”</w:t>
-            </w:r>
-            <w:r>
-              <w:t xml:space="preserve">, which matches the approved list (point 3 stays review)</w:t>
-            </w:r>
-          </w:p>
-        </w:tc>
-      </w:tr>
-      <w:tr>
-        <w:tc>
-          <w:tcPr/>
-          <w:p>
-            <w:pPr>
-              <w:pStyle w:val="Compact"/>
-            </w:pPr>
-            <w:r>
-              <w:t xml:space="preserve">GÉANT</w:t>
-            </w:r>
-          </w:p>
-        </w:tc>
-        <w:tc>
-          <w:tcPr/>
-          <w:p>
-            <w:pPr>
-              <w:pStyle w:val="Compact"/>
-            </w:pPr>
-            <w:r>
-              <w:t xml:space="preserve">1, 4, 5b, 6:</w:t>
-            </w:r>
-            <w:r>
-              <w:t xml:space="preserve"> </w:t>
-            </w:r>
-            <w:r>
-              <w:rPr>
-                <w:rStyle w:val="VerbatimChar"/>
-              </w:rPr>
-              <w:t xml:space="preserve">PASS</w:t>
-            </w:r>
-            <w:r>
-              <w:t xml:space="preserve"> </w:t>
-            </w:r>
-            <w:r>
-              <w:t xml:space="preserve">to review</w:t>
-            </w:r>
-          </w:p>
-        </w:tc>
-        <w:tc>
-          <w:tcPr/>
-          <w:p>
-            <w:pPr>
-              <w:pStyle w:val="Compact"/>
-            </w:pPr>
-            <w:r>
-              <w:t xml:space="preserve">HTTP 403 with the Cloudflare challenge (</w:t>
-            </w:r>
-            <w:r>
-              <w:rPr>
-                <w:rStyle w:val="VerbatimChar"/>
-              </w:rPr>
-              <w:t xml:space="preserve">?ki-cf-botcl=1</w:t>
-            </w:r>
-            <w:r>
-              <w:t xml:space="preserve">), as before</w:t>
-            </w:r>
-            <w:r>
-              <w:t xml:space="preserve"> </w:t>
-            </w:r>
-            <w:r>
-              <w:rPr>
-                <w:rStyle w:val="VerbatimChar"/>
-              </w:rPr>
-              <w:t xml:space="preserve">web-22</w:t>
-            </w:r>
-            <w:r>
-              <w:t xml:space="preserve">; bot protection is not turned into a verdict</w:t>
+              <w:t xml:space="preserve">https://www.eudat.eu/eudat-cdi-uap</w:t>
+            </w:r>
+            <w:r>
+              <w:t xml:space="preserve">, which was read (HTTP 200, policy wording)</w:t>
             </w:r>
           </w:p>
         </w:tc>
@@ -22981,17 +22861,119 @@
         <w:t xml:space="preserve"> </w:t>
       </w:r>
       <w:r>
-        <w:t xml:space="preserve">The same names as before were masked, and CERN’s screenshot again. No new personal names were found; GÉANT’s pages were not reached. The privacy check found only role mailboxes.</w:t>
+        <w:t xml:space="preserve">The same names as before were masked, and CERN’s screenshot again; BBMRI-ERIC has no evidence to mask in this run. No new personal names were found. The privacy check found only role mailboxes. The workflow carried over BBMRI-ERIC’s screenshot from</w:t>
+      </w:r>
+      <w:r>
+        <w:t xml:space="preserve"> </w:t>
+      </w:r>
+      <w:r>
+        <w:rPr>
+          <w:rStyle w:val="VerbatimChar"/>
+        </w:rPr>
+        <w:t xml:space="preserve">web-23</w:t>
+      </w:r>
+      <w:r>
+        <w:t xml:space="preserve"> </w:t>
+      </w:r>
+      <w:r>
+        <w:t xml:space="preserve">(its</w:t>
+      </w:r>
+      <w:r>
+        <w:t xml:space="preserve"> </w:t>
+      </w:r>
+      <w:r>
+        <w:rPr>
+          <w:rStyle w:val="VerbatimChar"/>
+        </w:rPr>
+        <w:t xml:space="preserve">www.</w:t>
+      </w:r>
+      <w:r>
+        <w:t xml:space="preserve"> </w:t>
+      </w:r>
+      <w:r>
+        <w:t xml:space="preserve">page); it does not belong to this run and was not published.</w:t>
+      </w:r>
+    </w:p>
+    <w:p>
+      <w:pPr>
+        <w:pStyle w:val="BodyText"/>
+      </w:pPr>
+      <w:r>
+        <w:rPr>
+          <w:b/>
+          <w:bCs/>
+        </w:rPr>
+        <w:t xml:space="preserve">Tests pinned to the published run.</w:t>
+      </w:r>
+      <w:r>
+        <w:t xml:space="preserve"> </w:t>
+      </w:r>
+      <w:r>
+        <w:rPr>
+          <w:rStyle w:val="VerbatimChar"/>
+        </w:rPr>
+        <w:t xml:space="preserve">test_names.py::test_the_official_names_match_the_nodes_that_show_them</w:t>
+      </w:r>
+      <w:r>
+        <w:t xml:space="preserve"> </w:t>
+      </w:r>
+      <w:r>
+        <w:t xml:space="preserve">now expects six matches (BBMRI-ERIC left out: no page was read), and</w:t>
+      </w:r>
+      <w:r>
+        <w:t xml:space="preserve"> </w:t>
+      </w:r>
+      <w:r>
+        <w:rPr>
+          <w:rStyle w:val="VerbatimChar"/>
+        </w:rPr>
+        <w:t xml:space="preserve">test_update_row.py::test_evidence_from_another_url_is_flagged_on_that_row</w:t>
+      </w:r>
+      <w:r>
+        <w:t xml:space="preserve"> </w:t>
+      </w:r>
+      <w:r>
+        <w:t xml:space="preserve">now configures the</w:t>
+      </w:r>
+      <w:r>
+        <w:t xml:space="preserve"> </w:t>
+      </w:r>
+      <w:r>
+        <w:rPr>
+          <w:rStyle w:val="VerbatimChar"/>
+        </w:rPr>
+        <w:t xml:space="preserve">www.</w:t>
+      </w:r>
+      <w:r>
+        <w:t xml:space="preserve"> </w:t>
+      </w:r>
+      <w:r>
+        <w:t xml:space="preserve">address against the</w:t>
+      </w:r>
+      <w:r>
+        <w:t xml:space="preserve"> </w:t>
+      </w:r>
+      <w:r>
+        <w:rPr>
+          <w:rStyle w:val="VerbatimChar"/>
+        </w:rPr>
+        <w:t xml:space="preserve">dev3.</w:t>
+      </w:r>
+      <w:r>
+        <w:t xml:space="preserve"> </w:t>
+      </w:r>
+      <w:r>
+        <w:t xml:space="preserve">evidence.</w:t>
       </w:r>
     </w:p>
     <w:bookmarkEnd w:id="52"/>
-    <w:bookmarkStart w:id="54" w:name="X6ed245236093d7cc097affde195baa19390f126"/>
+    <w:bookmarkStart w:id="54" w:name="X3c64202b97e5dcae87bb2f0ce623f11fcb4f574"/>
     <w:p>
       <w:pPr>
         <w:pStyle w:val="Heading3"/>
       </w:pPr>
       <w:r>
-        <w:t xml:space="preserve">Previous run: web-22 at depth 2, 2 October 2026</w:t>
+        <w:t xml:space="preserve">Previous run: web-23 at depth 2, 2 October 2026</w:t>
       </w:r>
     </w:p>
     <w:p>
@@ -23008,20 +22990,20 @@
         <w:rPr>
           <w:rStyle w:val="VerbatimChar"/>
         </w:rPr>
-        <w:t xml:space="preserve">web-22</w:t>
-      </w:r>
-      <w:r>
-        <w:t xml:space="preserve"> </w:t>
-      </w:r>
-      <w:r>
-        <w:t xml:space="preserve">was collected on 2 October 2026 between 15:42 and 15:49 UTC by the GitHub workflow (</w:t>
+        <w:t xml:space="preserve">web-23</w:t>
+      </w:r>
+      <w:r>
+        <w:t xml:space="preserve"> </w:t>
+      </w:r>
+      <w:r>
+        <w:t xml:space="preserve">was collected on 2 October 2026 between 16:19 and 16:25 UTC by the GitHub workflow (</w:t>
       </w:r>
       <w:hyperlink r:id="rId53">
         <w:r>
           <w:rPr>
             <w:rStyle w:val="Hyperlink"/>
           </w:rPr>
-          <w:t xml:space="preserve">run 37028804263</w:t>
+          <w:t xml:space="preserve">run 37033017657</w:t>
         </w:r>
       </w:hyperlink>
       <w:r>
@@ -23034,7 +23016,7 @@
         <w:rPr>
           <w:rStyle w:val="VerbatimChar"/>
         </w:rPr>
-        <w:t xml:space="preserve">aa2f7a8</w:t>
+        <w:t xml:space="preserve">142e002</w:t>
       </w:r>
       <w:r>
         <w:t xml:space="preserve">) at</w:t>
@@ -23049,16 +23031,16 @@
         <w:t xml:space="preserve">--depth 2</w:t>
       </w:r>
       <w:r>
-        <w:t xml:space="preserve">, under the re-issued checklist v3.2 and the official unscoped names list. It made 118 page requests: 13 landing pages, 68 direct links and 37 second-hop pages. All thirteen landing pages returned HTTP 200. Depth 1 and depth 2 agree in every cell. Offline,</w:t>
-      </w:r>
-      <w:r>
-        <w:t xml:space="preserve"> </w:t>
-      </w:r>
-      <w:r>
-        <w:rPr>
-          <w:rStyle w:val="VerbatimChar"/>
-        </w:rPr>
-        <w:t xml:space="preserve">uv run basic-check assess --run web-22</w:t>
+        <w:t xml:space="preserve">, under the re-issued checklist v3.2 and the official unscoped names list. It made 102 page requests: 13 landing pages, 60 direct links and 29 second-hop pages. Twelve landing pages returned HTTP 200; GÉANT’s returned HTTP 403 with the Cloudflare challenge. Depth 1 and depth 2 agree in every cell. Offline,</w:t>
+      </w:r>
+      <w:r>
+        <w:t xml:space="preserve"> </w:t>
+      </w:r>
+      <w:r>
+        <w:rPr>
+          <w:rStyle w:val="VerbatimChar"/>
+        </w:rPr>
+        <w:t xml:space="preserve">uv run basic-check assess --run web-23</w:t>
       </w:r>
       <w:r>
         <w:t xml:space="preserve"> </w:t>
@@ -23123,7 +23105,7 @@
               <w:pStyle w:val="Compact"/>
             </w:pPr>
             <w:r>
-              <w:t xml:space="preserve">68</w:t>
+              <w:t xml:space="preserve">66</w:t>
             </w:r>
           </w:p>
         </w:tc>
@@ -23147,7 +23129,7 @@
               <w:pStyle w:val="Compact"/>
             </w:pPr>
             <w:r>
-              <w:t xml:space="preserve">3</w:t>
+              <w:t xml:space="preserve">1</w:t>
             </w:r>
           </w:p>
         </w:tc>
@@ -23171,7 +23153,7 @@
               <w:pStyle w:val="Compact"/>
             </w:pPr>
             <w:r>
-              <w:t xml:space="preserve">59</w:t>
+              <w:t xml:space="preserve">63</w:t>
             </w:r>
           </w:p>
         </w:tc>
@@ -23244,16 +23226,16 @@
         <w:pStyle w:val="BodyText"/>
       </w:pPr>
       <w:r>
-        <w:t xml:space="preserve">The three FAILs are point 4 for EOSC Finland, PaNOSC and Poland. Seven cells changed against</w:t>
-      </w:r>
-      <w:r>
-        <w:t xml:space="preserve"> </w:t>
-      </w:r>
-      <w:r>
-        <w:rPr>
-          <w:rStyle w:val="VerbatimChar"/>
-        </w:rPr>
-        <w:t xml:space="preserve">web-21</w:t>
+        <w:t xml:space="preserve">The one FAIL is point 4 for EOSC Finland. Six cells changed against</w:t>
+      </w:r>
+      <w:r>
+        <w:t xml:space="preserve"> </w:t>
+      </w:r>
+      <w:r>
+        <w:rPr>
+          <w:rStyle w:val="VerbatimChar"/>
+        </w:rPr>
+        <w:t xml:space="preserve">web-22</w:t>
       </w:r>
       <w:r>
         <w:t xml:space="preserve">:</w:t>
@@ -23317,18 +23299,33 @@
               <w:pStyle w:val="Compact"/>
             </w:pPr>
             <w:r>
-              <w:t xml:space="preserve">GÉANT</w:t>
-            </w:r>
-          </w:p>
-        </w:tc>
-        <w:tc>
-          <w:tcPr/>
-          <w:p>
-            <w:pPr>
-              <w:pStyle w:val="Compact"/>
-            </w:pPr>
-            <w:r>
-              <w:t xml:space="preserve">1, 4, 5b, 6: review to</w:t>
+              <w:t xml:space="preserve">PaNOSC</w:t>
+            </w:r>
+          </w:p>
+        </w:tc>
+        <w:tc>
+          <w:tcPr/>
+          <w:p>
+            <w:pPr>
+              <w:pStyle w:val="Compact"/>
+            </w:pPr>
+            <w:r>
+              <w:t xml:space="preserve">4:</w:t>
+            </w:r>
+            <w:r>
+              <w:t xml:space="preserve"> </w:t>
+            </w:r>
+            <w:r>
+              <w:rPr>
+                <w:rStyle w:val="VerbatimChar"/>
+              </w:rPr>
+              <w:t xml:space="preserve">FAIL</w:t>
+            </w:r>
+            <w:r>
+              <w:t xml:space="preserve"> </w:t>
+            </w:r>
+            <w:r>
+              <w:t xml:space="preserve">to</w:t>
             </w:r>
             <w:r>
               <w:t xml:space="preserve"> </w:t>
@@ -23348,7 +23345,19 @@
               <w:pStyle w:val="Compact"/>
             </w:pPr>
             <w:r>
-              <w:t xml:space="preserve">the page was served (HTTP 200), as in</w:t>
+              <w:t xml:space="preserve">it links</w:t>
+            </w:r>
+            <w:r>
+              <w:t xml:space="preserve"> </w:t>
+            </w:r>
+            <w:r>
+              <w:t xml:space="preserve">“PaNOSC Node”</w:t>
+            </w:r>
+            <w:r>
+              <w:t xml:space="preserve"> </w:t>
+            </w:r>
+            <w:r>
+              <w:t xml:space="preserve">to</w:t>
             </w:r>
             <w:r>
               <w:t xml:space="preserve"> </w:t>
@@ -23357,10 +23366,31 @@
               <w:rPr>
                 <w:rStyle w:val="VerbatimChar"/>
               </w:rPr>
-              <w:t xml:space="preserve">web-16</w:t>
-            </w:r>
-            <w:r>
-              <w:t xml:space="preserve">; it links its own</w:t>
+              <w:t xml:space="preserve">https://eosc.eu/building-the-eosc-federation/eosc-node-panosc</w:t>
+            </w:r>
+          </w:p>
+        </w:tc>
+      </w:tr>
+      <w:tr>
+        <w:tc>
+          <w:tcPr/>
+          <w:p>
+            <w:pPr>
+              <w:pStyle w:val="Compact"/>
+            </w:pPr>
+            <w:r>
+              <w:t xml:space="preserve">Poland</w:t>
+            </w:r>
+          </w:p>
+        </w:tc>
+        <w:tc>
+          <w:tcPr/>
+          <w:p>
+            <w:pPr>
+              <w:pStyle w:val="Compact"/>
+            </w:pPr>
+            <w:r>
+              <w:t xml:space="preserve">4:</w:t>
             </w:r>
             <w:r>
               <w:t xml:space="preserve"> </w:t>
@@ -23369,49 +23399,13 @@
               <w:rPr>
                 <w:rStyle w:val="VerbatimChar"/>
               </w:rPr>
-              <w:t xml:space="preserve">eosc.eu</w:t>
+              <w:t xml:space="preserve">FAIL</w:t>
             </w:r>
             <w:r>
               <w:t xml:space="preserve"> </w:t>
             </w:r>
             <w:r>
-              <w:t xml:space="preserve">entry, the</w:t>
-            </w:r>
-            <w:r>
-              <w:t xml:space="preserve"> </w:t>
-            </w:r>
-            <w:r>
-              <w:t xml:space="preserve">“GÉANT Node Acceptable Use Policy”</w:t>
-            </w:r>
-            <w:r>
-              <w:t xml:space="preserve"> </w:t>
-            </w:r>
-            <w:r>
-              <w:t xml:space="preserve">page (fetched) and a Contact page that names a helpdesk</w:t>
-            </w:r>
-          </w:p>
-        </w:tc>
-      </w:tr>
-      <w:tr>
-        <w:tc>
-          <w:tcPr/>
-          <w:p>
-            <w:pPr>
-              <w:pStyle w:val="Compact"/>
-            </w:pPr>
-            <w:r>
-              <w:t xml:space="preserve">PaNOSC</w:t>
-            </w:r>
-          </w:p>
-        </w:tc>
-        <w:tc>
-          <w:tcPr/>
-          <w:p>
-            <w:pPr>
-              <w:pStyle w:val="Compact"/>
-            </w:pPr>
-            <w:r>
-              <w:t xml:space="preserve">5c: review to</w:t>
+              <w:t xml:space="preserve">to</w:t>
             </w:r>
             <w:r>
               <w:t xml:space="preserve"> </w:t>
@@ -23437,31 +23431,34 @@
               <w:t xml:space="preserve"> </w:t>
             </w:r>
             <w:r>
-              <w:t xml:space="preserve">“Acceptable User Policy and User Access Policy”</w:t>
+              <w:t xml:space="preserve">“EOSC Node Poland”</w:t>
             </w:r>
             <w:r>
               <w:t xml:space="preserve"> </w:t>
             </w:r>
             <w:r>
-              <w:t xml:space="preserve">to a PaNOSC Node User Policies page, fetched and reading like a policy; 5b stays review because</w:t>
+              <w:t xml:space="preserve">to</w:t>
             </w:r>
             <w:r>
               <w:t xml:space="preserve"> </w:t>
             </w:r>
             <w:r>
-              <w:t xml:space="preserve">“Acceptable User Policy”</w:t>
+              <w:rPr>
+                <w:rStyle w:val="VerbatimChar"/>
+              </w:rPr>
+              <w:t xml:space="preserve">https://eosc.eu/building-the-eosc-federation/eosc-node-poland/</w:t>
+            </w:r>
+            <w:r>
+              <w:t xml:space="preserve">; its text now also writes</w:t>
             </w:r>
             <w:r>
               <w:t xml:space="preserve"> </w:t>
             </w:r>
             <w:r>
-              <w:t xml:space="pr